--- a/Articles.docx
+++ b/Articles.docx
@@ -17,8 +17,9 @@
           <w:sz w:val="32"/>
           <w:szCs w:val="32"/>
         </w:rPr>
-        <w:t>Some articles by Jocax</w:t>
-      </w:r>
+        <w:t xml:space="preserve">Some </w:t>
+      </w:r>
+      <w:proofErr w:type="spellStart"/>
       <w:r>
         <w:rPr>
           <w:b/>
@@ -26,7 +27,60 @@
           <w:sz w:val="32"/>
           <w:szCs w:val="32"/>
         </w:rPr>
+        <w:t>articles</w:t>
+      </w:r>
+      <w:proofErr w:type="spellEnd"/>
+      <w:r>
+        <w:rPr>
+          <w:b/>
+          <w:bCs/>
+          <w:sz w:val="32"/>
+          <w:szCs w:val="32"/>
+        </w:rPr>
+        <w:t xml:space="preserve"> </w:t>
+      </w:r>
+      <w:proofErr w:type="spellStart"/>
+      <w:r>
+        <w:rPr>
+          <w:b/>
+          <w:bCs/>
+          <w:sz w:val="32"/>
+          <w:szCs w:val="32"/>
+        </w:rPr>
+        <w:t>about</w:t>
+      </w:r>
+      <w:proofErr w:type="spellEnd"/>
+      <w:r>
+        <w:rPr>
+          <w:b/>
+          <w:bCs/>
+          <w:sz w:val="32"/>
+          <w:szCs w:val="32"/>
+        </w:rPr>
+        <w:t xml:space="preserve"> D.U.T.</w:t>
+      </w:r>
+      <w:r>
+        <w:rPr>
+          <w:b/>
+          <w:bCs/>
+          <w:sz w:val="32"/>
+          <w:szCs w:val="32"/>
+        </w:rPr>
         <w:br/>
+      </w:r>
+      <w:r>
+        <w:rPr>
+          <w:sz w:val="32"/>
+          <w:szCs w:val="32"/>
+        </w:rPr>
+        <w:t xml:space="preserve"> </w:t>
+      </w:r>
+      <w:r>
+        <w:rPr>
+          <w:sz w:val="32"/>
+          <w:szCs w:val="32"/>
+        </w:rPr>
+        <w:t>=====</w:t>
       </w:r>
       <w:r>
         <w:rPr>
@@ -59,7 +113,47 @@
         </w:pBdr>
       </w:pPr>
       <w:r>
-        <w:t>“Here are some links to articles I have written.</w:t>
+        <w:t>“</w:t>
+      </w:r>
+      <w:proofErr w:type="spellStart"/>
+      <w:r>
+        <w:t>Here</w:t>
+      </w:r>
+      <w:proofErr w:type="spellEnd"/>
+      <w:r>
+        <w:t xml:space="preserve"> are some links </w:t>
+      </w:r>
+      <w:proofErr w:type="spellStart"/>
+      <w:r>
+        <w:t>to</w:t>
+      </w:r>
+      <w:proofErr w:type="spellEnd"/>
+      <w:r>
+        <w:t xml:space="preserve"> </w:t>
+      </w:r>
+      <w:proofErr w:type="spellStart"/>
+      <w:r>
+        <w:t>articles</w:t>
+      </w:r>
+      <w:proofErr w:type="spellEnd"/>
+      <w:r>
+        <w:t xml:space="preserve"> I </w:t>
+      </w:r>
+      <w:proofErr w:type="spellStart"/>
+      <w:r>
+        <w:t>have</w:t>
+      </w:r>
+      <w:proofErr w:type="spellEnd"/>
+      <w:r>
+        <w:t xml:space="preserve"> </w:t>
+      </w:r>
+      <w:proofErr w:type="spellStart"/>
+      <w:r>
+        <w:t>written</w:t>
+      </w:r>
+      <w:proofErr w:type="spellEnd"/>
+      <w:r>
+        <w:t>.</w:t>
       </w:r>
     </w:p>
     <w:p>
@@ -86,7 +180,87 @@
           <w:sz w:val="28"/>
           <w:szCs w:val="28"/>
         </w:rPr>
-        <w:t>The Age of Galaxies as a Determining Factor for Redshift:</w:t>
+        <w:t xml:space="preserve">The Age </w:t>
+      </w:r>
+      <w:proofErr w:type="spellStart"/>
+      <w:r>
+        <w:rPr>
+          <w:b/>
+          <w:bCs/>
+          <w:sz w:val="28"/>
+          <w:szCs w:val="28"/>
+        </w:rPr>
+        <w:t>of</w:t>
+      </w:r>
+      <w:proofErr w:type="spellEnd"/>
+      <w:r>
+        <w:rPr>
+          <w:b/>
+          <w:bCs/>
+          <w:sz w:val="28"/>
+          <w:szCs w:val="28"/>
+        </w:rPr>
+        <w:t xml:space="preserve"> </w:t>
+      </w:r>
+      <w:proofErr w:type="spellStart"/>
+      <w:r>
+        <w:rPr>
+          <w:b/>
+          <w:bCs/>
+          <w:sz w:val="28"/>
+          <w:szCs w:val="28"/>
+        </w:rPr>
+        <w:t>Galaxies</w:t>
+      </w:r>
+      <w:proofErr w:type="spellEnd"/>
+      <w:r>
+        <w:rPr>
+          <w:b/>
+          <w:bCs/>
+          <w:sz w:val="28"/>
+          <w:szCs w:val="28"/>
+        </w:rPr>
+        <w:t xml:space="preserve"> as a </w:t>
+      </w:r>
+      <w:proofErr w:type="spellStart"/>
+      <w:r>
+        <w:rPr>
+          <w:b/>
+          <w:bCs/>
+          <w:sz w:val="28"/>
+          <w:szCs w:val="28"/>
+        </w:rPr>
+        <w:t>Determining</w:t>
+      </w:r>
+      <w:proofErr w:type="spellEnd"/>
+      <w:r>
+        <w:rPr>
+          <w:b/>
+          <w:bCs/>
+          <w:sz w:val="28"/>
+          <w:szCs w:val="28"/>
+        </w:rPr>
+        <w:t xml:space="preserve"> Factor for </w:t>
+      </w:r>
+      <w:proofErr w:type="spellStart"/>
+      <w:r>
+        <w:rPr>
+          <w:b/>
+          <w:bCs/>
+          <w:sz w:val="28"/>
+          <w:szCs w:val="28"/>
+        </w:rPr>
+        <w:t>Redshift</w:t>
+      </w:r>
+      <w:proofErr w:type="spellEnd"/>
+      <w:r>
+        <w:rPr>
+          <w:b/>
+          <w:bCs/>
+          <w:sz w:val="28"/>
+          <w:szCs w:val="28"/>
+        </w:rPr>
+        <w:t>:</w:t>
       </w:r>
     </w:p>
     <w:p>
@@ -96,35 +270,744 @@
           <w:szCs w:val="28"/>
         </w:rPr>
       </w:pPr>
-      <w:r>
-        <w:rPr>
-          <w:b/>
-          <w:bCs/>
-          <w:sz w:val="28"/>
-          <w:szCs w:val="28"/>
-        </w:rPr>
-        <w:t>An Analysis from the Perspective of the Decreasing Universe Theory</w:t>
-      </w:r>
+      <w:proofErr w:type="spellStart"/>
+      <w:r>
+        <w:rPr>
+          <w:b/>
+          <w:bCs/>
+          <w:sz w:val="28"/>
+          <w:szCs w:val="28"/>
+        </w:rPr>
+        <w:t>An</w:t>
+      </w:r>
+      <w:proofErr w:type="spellEnd"/>
+      <w:r>
+        <w:rPr>
+          <w:b/>
+          <w:bCs/>
+          <w:sz w:val="28"/>
+          <w:szCs w:val="28"/>
+        </w:rPr>
+        <w:t xml:space="preserve"> </w:t>
+      </w:r>
+      <w:proofErr w:type="spellStart"/>
+      <w:r>
+        <w:rPr>
+          <w:b/>
+          <w:bCs/>
+          <w:sz w:val="28"/>
+          <w:szCs w:val="28"/>
+        </w:rPr>
+        <w:t>Analysis</w:t>
+      </w:r>
+      <w:proofErr w:type="spellEnd"/>
+      <w:r>
+        <w:rPr>
+          <w:b/>
+          <w:bCs/>
+          <w:sz w:val="28"/>
+          <w:szCs w:val="28"/>
+        </w:rPr>
+        <w:t xml:space="preserve"> </w:t>
+      </w:r>
+      <w:proofErr w:type="spellStart"/>
+      <w:r>
+        <w:rPr>
+          <w:b/>
+          <w:bCs/>
+          <w:sz w:val="28"/>
+          <w:szCs w:val="28"/>
+        </w:rPr>
+        <w:t>from</w:t>
+      </w:r>
+      <w:proofErr w:type="spellEnd"/>
+      <w:r>
+        <w:rPr>
+          <w:b/>
+          <w:bCs/>
+          <w:sz w:val="28"/>
+          <w:szCs w:val="28"/>
+        </w:rPr>
+        <w:t xml:space="preserve"> </w:t>
+      </w:r>
+      <w:proofErr w:type="spellStart"/>
+      <w:proofErr w:type="gramStart"/>
+      <w:r>
+        <w:rPr>
+          <w:b/>
+          <w:bCs/>
+          <w:sz w:val="28"/>
+          <w:szCs w:val="28"/>
+        </w:rPr>
+        <w:t>the</w:t>
+      </w:r>
+      <w:proofErr w:type="spellEnd"/>
+      <w:r>
+        <w:rPr>
+          <w:b/>
+          <w:bCs/>
+          <w:sz w:val="28"/>
+          <w:szCs w:val="28"/>
+        </w:rPr>
+        <w:t xml:space="preserve"> Perspective</w:t>
+      </w:r>
+      <w:proofErr w:type="gramEnd"/>
+      <w:r>
+        <w:rPr>
+          <w:b/>
+          <w:bCs/>
+          <w:sz w:val="28"/>
+          <w:szCs w:val="28"/>
+        </w:rPr>
+        <w:t xml:space="preserve"> </w:t>
+      </w:r>
+      <w:proofErr w:type="spellStart"/>
+      <w:r>
+        <w:rPr>
+          <w:b/>
+          <w:bCs/>
+          <w:sz w:val="28"/>
+          <w:szCs w:val="28"/>
+        </w:rPr>
+        <w:t>of</w:t>
+      </w:r>
+      <w:proofErr w:type="spellEnd"/>
+      <w:r>
+        <w:rPr>
+          <w:b/>
+          <w:bCs/>
+          <w:sz w:val="28"/>
+          <w:szCs w:val="28"/>
+        </w:rPr>
+        <w:t xml:space="preserve"> </w:t>
+      </w:r>
+      <w:proofErr w:type="spellStart"/>
+      <w:r>
+        <w:rPr>
+          <w:b/>
+          <w:bCs/>
+          <w:sz w:val="28"/>
+          <w:szCs w:val="28"/>
+        </w:rPr>
+        <w:t>the</w:t>
+      </w:r>
+      <w:proofErr w:type="spellEnd"/>
+      <w:r>
+        <w:rPr>
+          <w:b/>
+          <w:bCs/>
+          <w:sz w:val="28"/>
+          <w:szCs w:val="28"/>
+        </w:rPr>
+        <w:t xml:space="preserve"> </w:t>
+      </w:r>
+      <w:proofErr w:type="spellStart"/>
+      <w:r>
+        <w:rPr>
+          <w:b/>
+          <w:bCs/>
+          <w:sz w:val="28"/>
+          <w:szCs w:val="28"/>
+        </w:rPr>
+        <w:t>Decreasing</w:t>
+      </w:r>
+      <w:proofErr w:type="spellEnd"/>
+      <w:r>
+        <w:rPr>
+          <w:b/>
+          <w:bCs/>
+          <w:sz w:val="28"/>
+          <w:szCs w:val="28"/>
+        </w:rPr>
+        <w:t xml:space="preserve"> Universe </w:t>
+      </w:r>
+      <w:proofErr w:type="spellStart"/>
+      <w:r>
+        <w:rPr>
+          <w:b/>
+          <w:bCs/>
+          <w:sz w:val="28"/>
+          <w:szCs w:val="28"/>
+        </w:rPr>
+        <w:t>Theory</w:t>
+      </w:r>
+      <w:proofErr w:type="spellEnd"/>
     </w:p>
     <w:p/>
     <w:p>
       <w:r>
-        <w:t xml:space="preserve">"The Decreasing Universe (D.U.) theory proposes that the gravitational field induces a continuous contraction of space, offering an alternative explanation for cosmological redshift. </w:t>
+        <w:t xml:space="preserve">"The </w:t>
+      </w:r>
+      <w:proofErr w:type="spellStart"/>
+      <w:r>
+        <w:t>Decreasing</w:t>
+      </w:r>
+      <w:proofErr w:type="spellEnd"/>
+      <w:r>
+        <w:t xml:space="preserve"> Universe (D.U.) </w:t>
+      </w:r>
+      <w:proofErr w:type="spellStart"/>
+      <w:r>
+        <w:t>theory</w:t>
+      </w:r>
+      <w:proofErr w:type="spellEnd"/>
+      <w:r>
+        <w:t xml:space="preserve"> </w:t>
+      </w:r>
+      <w:proofErr w:type="spellStart"/>
+      <w:r>
+        <w:t>proposes</w:t>
+      </w:r>
+      <w:proofErr w:type="spellEnd"/>
+      <w:r>
+        <w:t xml:space="preserve"> </w:t>
+      </w:r>
+      <w:proofErr w:type="spellStart"/>
+      <w:r>
+        <w:t>that</w:t>
+      </w:r>
+      <w:proofErr w:type="spellEnd"/>
+      <w:r>
+        <w:t xml:space="preserve"> </w:t>
+      </w:r>
+      <w:proofErr w:type="spellStart"/>
+      <w:r>
+        <w:t>the</w:t>
+      </w:r>
+      <w:proofErr w:type="spellEnd"/>
+      <w:r>
+        <w:t xml:space="preserve"> </w:t>
+      </w:r>
+      <w:proofErr w:type="spellStart"/>
+      <w:r>
+        <w:t>gravitational</w:t>
+      </w:r>
+      <w:proofErr w:type="spellEnd"/>
+      <w:r>
+        <w:t xml:space="preserve"> </w:t>
+      </w:r>
+      <w:proofErr w:type="spellStart"/>
+      <w:r>
+        <w:t>field</w:t>
+      </w:r>
+      <w:proofErr w:type="spellEnd"/>
+      <w:r>
+        <w:t xml:space="preserve"> </w:t>
+      </w:r>
+      <w:proofErr w:type="spellStart"/>
+      <w:r>
+        <w:t>induces</w:t>
+      </w:r>
+      <w:proofErr w:type="spellEnd"/>
+      <w:r>
+        <w:t xml:space="preserve"> a </w:t>
+      </w:r>
+      <w:proofErr w:type="spellStart"/>
+      <w:r>
+        <w:t>continuous</w:t>
+      </w:r>
+      <w:proofErr w:type="spellEnd"/>
+      <w:r>
+        <w:t xml:space="preserve"> </w:t>
+      </w:r>
+      <w:proofErr w:type="spellStart"/>
+      <w:r>
+        <w:t>contraction</w:t>
+      </w:r>
+      <w:proofErr w:type="spellEnd"/>
+      <w:r>
+        <w:t xml:space="preserve"> </w:t>
+      </w:r>
+      <w:proofErr w:type="spellStart"/>
+      <w:r>
+        <w:t>of</w:t>
+      </w:r>
+      <w:proofErr w:type="spellEnd"/>
+      <w:r>
+        <w:t xml:space="preserve"> </w:t>
+      </w:r>
+      <w:proofErr w:type="spellStart"/>
+      <w:r>
+        <w:t>space</w:t>
+      </w:r>
+      <w:proofErr w:type="spellEnd"/>
+      <w:r>
+        <w:t xml:space="preserve">, </w:t>
+      </w:r>
+      <w:proofErr w:type="spellStart"/>
+      <w:r>
+        <w:t>offering</w:t>
+      </w:r>
+      <w:proofErr w:type="spellEnd"/>
+      <w:r>
+        <w:t xml:space="preserve"> </w:t>
+      </w:r>
+      <w:proofErr w:type="spellStart"/>
+      <w:r>
+        <w:t>an</w:t>
+      </w:r>
+      <w:proofErr w:type="spellEnd"/>
+      <w:r>
+        <w:t xml:space="preserve"> </w:t>
+      </w:r>
+      <w:proofErr w:type="spellStart"/>
+      <w:r>
+        <w:t>alternative</w:t>
+      </w:r>
+      <w:proofErr w:type="spellEnd"/>
+      <w:r>
+        <w:t xml:space="preserve"> </w:t>
+      </w:r>
+      <w:proofErr w:type="spellStart"/>
+      <w:r>
+        <w:t>explanation</w:t>
+      </w:r>
+      <w:proofErr w:type="spellEnd"/>
+      <w:r>
+        <w:t xml:space="preserve"> for </w:t>
+      </w:r>
+      <w:proofErr w:type="spellStart"/>
+      <w:r>
+        <w:t>cosmological</w:t>
+      </w:r>
+      <w:proofErr w:type="spellEnd"/>
+      <w:r>
+        <w:t xml:space="preserve"> </w:t>
+      </w:r>
+      <w:proofErr w:type="spellStart"/>
+      <w:r>
+        <w:t>redshift</w:t>
+      </w:r>
+      <w:proofErr w:type="spellEnd"/>
+      <w:r>
+        <w:t xml:space="preserve">. </w:t>
       </w:r>
     </w:p>
     <w:p>
       <w:r>
-        <w:t xml:space="preserve">A crucial and logical deduction from this theory is that a galaxy's time of exposure to the gravitational field, i.e., its age, should directly influence the observed redshift. </w:t>
+        <w:t xml:space="preserve">A crucial </w:t>
+      </w:r>
+      <w:proofErr w:type="spellStart"/>
+      <w:r>
+        <w:t>and</w:t>
+      </w:r>
+      <w:proofErr w:type="spellEnd"/>
+      <w:r>
+        <w:t xml:space="preserve"> </w:t>
+      </w:r>
+      <w:proofErr w:type="spellStart"/>
+      <w:r>
+        <w:t>logical</w:t>
+      </w:r>
+      <w:proofErr w:type="spellEnd"/>
+      <w:r>
+        <w:t xml:space="preserve"> </w:t>
+      </w:r>
+      <w:proofErr w:type="spellStart"/>
+      <w:r>
+        <w:t>deduction</w:t>
+      </w:r>
+      <w:proofErr w:type="spellEnd"/>
+      <w:r>
+        <w:t xml:space="preserve"> </w:t>
+      </w:r>
+      <w:proofErr w:type="spellStart"/>
+      <w:r>
+        <w:t>from</w:t>
+      </w:r>
+      <w:proofErr w:type="spellEnd"/>
+      <w:r>
+        <w:t xml:space="preserve"> </w:t>
+      </w:r>
+      <w:proofErr w:type="spellStart"/>
+      <w:r>
+        <w:t>this</w:t>
+      </w:r>
+      <w:proofErr w:type="spellEnd"/>
+      <w:r>
+        <w:t xml:space="preserve"> </w:t>
+      </w:r>
+      <w:proofErr w:type="spellStart"/>
+      <w:r>
+        <w:t>theory</w:t>
+      </w:r>
+      <w:proofErr w:type="spellEnd"/>
+      <w:r>
+        <w:t xml:space="preserve"> </w:t>
+      </w:r>
+      <w:proofErr w:type="spellStart"/>
+      <w:r>
+        <w:t>is</w:t>
+      </w:r>
+      <w:proofErr w:type="spellEnd"/>
+      <w:r>
+        <w:t xml:space="preserve"> </w:t>
+      </w:r>
+      <w:proofErr w:type="spellStart"/>
+      <w:r>
+        <w:t>that</w:t>
+      </w:r>
+      <w:proofErr w:type="spellEnd"/>
+      <w:r>
+        <w:t xml:space="preserve"> a </w:t>
+      </w:r>
+      <w:proofErr w:type="spellStart"/>
+      <w:r>
+        <w:t>galaxy's</w:t>
+      </w:r>
+      <w:proofErr w:type="spellEnd"/>
+      <w:r>
+        <w:t xml:space="preserve"> time </w:t>
+      </w:r>
+      <w:proofErr w:type="spellStart"/>
+      <w:r>
+        <w:t>of</w:t>
+      </w:r>
+      <w:proofErr w:type="spellEnd"/>
+      <w:r>
+        <w:t xml:space="preserve"> </w:t>
+      </w:r>
+      <w:proofErr w:type="spellStart"/>
+      <w:r>
+        <w:t>exposure</w:t>
+      </w:r>
+      <w:proofErr w:type="spellEnd"/>
+      <w:r>
+        <w:t xml:space="preserve"> </w:t>
+      </w:r>
+      <w:proofErr w:type="spellStart"/>
+      <w:r>
+        <w:t>to</w:t>
+      </w:r>
+      <w:proofErr w:type="spellEnd"/>
+      <w:r>
+        <w:t xml:space="preserve"> </w:t>
+      </w:r>
+      <w:proofErr w:type="spellStart"/>
+      <w:r>
+        <w:t>the</w:t>
+      </w:r>
+      <w:proofErr w:type="spellEnd"/>
+      <w:r>
+        <w:t xml:space="preserve"> </w:t>
+      </w:r>
+      <w:proofErr w:type="spellStart"/>
+      <w:r>
+        <w:t>gravitational</w:t>
+      </w:r>
+      <w:proofErr w:type="spellEnd"/>
+      <w:r>
+        <w:t xml:space="preserve"> </w:t>
+      </w:r>
+      <w:proofErr w:type="spellStart"/>
+      <w:r>
+        <w:t>field</w:t>
+      </w:r>
+      <w:proofErr w:type="spellEnd"/>
+      <w:r>
+        <w:t xml:space="preserve">, i.e., its age, </w:t>
+      </w:r>
+      <w:proofErr w:type="spellStart"/>
+      <w:r>
+        <w:t>should</w:t>
+      </w:r>
+      <w:proofErr w:type="spellEnd"/>
+      <w:r>
+        <w:t xml:space="preserve"> </w:t>
+      </w:r>
+      <w:proofErr w:type="spellStart"/>
+      <w:r>
+        <w:t>directly</w:t>
+      </w:r>
+      <w:proofErr w:type="spellEnd"/>
+      <w:r>
+        <w:t xml:space="preserve"> </w:t>
+      </w:r>
+      <w:proofErr w:type="spellStart"/>
+      <w:r>
+        <w:t>influence</w:t>
+      </w:r>
+      <w:proofErr w:type="spellEnd"/>
+      <w:r>
+        <w:t xml:space="preserve"> </w:t>
+      </w:r>
+      <w:proofErr w:type="spellStart"/>
+      <w:r>
+        <w:t>the</w:t>
+      </w:r>
+      <w:proofErr w:type="spellEnd"/>
+      <w:r>
+        <w:t xml:space="preserve"> </w:t>
+      </w:r>
+      <w:proofErr w:type="spellStart"/>
+      <w:r>
+        <w:t>observed</w:t>
+      </w:r>
+      <w:proofErr w:type="spellEnd"/>
+      <w:r>
+        <w:t xml:space="preserve"> </w:t>
+      </w:r>
+      <w:proofErr w:type="spellStart"/>
+      <w:r>
+        <w:t>redshift</w:t>
+      </w:r>
+      <w:proofErr w:type="spellEnd"/>
+      <w:r>
+        <w:t xml:space="preserve">. </w:t>
       </w:r>
     </w:p>
     <w:p>
-      <w:r>
-        <w:t>Older galaxies,having accumulated more time under spatial contraction, should exhibit a smaller redshift.</w:t>
+      <w:proofErr w:type="spellStart"/>
+      <w:r>
+        <w:t>Older</w:t>
+      </w:r>
+      <w:proofErr w:type="spellEnd"/>
+      <w:r>
+        <w:t xml:space="preserve"> </w:t>
+      </w:r>
+      <w:proofErr w:type="spellStart"/>
+      <w:proofErr w:type="gramStart"/>
+      <w:r>
+        <w:t>galaxies,having</w:t>
+      </w:r>
+      <w:proofErr w:type="spellEnd"/>
+      <w:proofErr w:type="gramEnd"/>
+      <w:r>
+        <w:t xml:space="preserve"> </w:t>
+      </w:r>
+      <w:proofErr w:type="spellStart"/>
+      <w:r>
+        <w:t>accumulated</w:t>
+      </w:r>
+      <w:proofErr w:type="spellEnd"/>
+      <w:r>
+        <w:t xml:space="preserve"> more time </w:t>
+      </w:r>
+      <w:proofErr w:type="spellStart"/>
+      <w:r>
+        <w:t>under</w:t>
+      </w:r>
+      <w:proofErr w:type="spellEnd"/>
+      <w:r>
+        <w:t xml:space="preserve"> </w:t>
+      </w:r>
+      <w:proofErr w:type="spellStart"/>
+      <w:r>
+        <w:t>spatial</w:t>
+      </w:r>
+      <w:proofErr w:type="spellEnd"/>
+      <w:r>
+        <w:t xml:space="preserve"> </w:t>
+      </w:r>
+      <w:proofErr w:type="spellStart"/>
+      <w:r>
+        <w:t>contraction</w:t>
+      </w:r>
+      <w:proofErr w:type="spellEnd"/>
+      <w:r>
+        <w:t xml:space="preserve">, </w:t>
+      </w:r>
+      <w:proofErr w:type="spellStart"/>
+      <w:r>
+        <w:t>should</w:t>
+      </w:r>
+      <w:proofErr w:type="spellEnd"/>
+      <w:r>
+        <w:t xml:space="preserve"> </w:t>
+      </w:r>
+      <w:proofErr w:type="spellStart"/>
+      <w:r>
+        <w:t>exhibit</w:t>
+      </w:r>
+      <w:proofErr w:type="spellEnd"/>
+      <w:r>
+        <w:t xml:space="preserve"> a </w:t>
+      </w:r>
+      <w:proofErr w:type="spellStart"/>
+      <w:r>
+        <w:t>smaller</w:t>
+      </w:r>
+      <w:proofErr w:type="spellEnd"/>
+      <w:r>
+        <w:t xml:space="preserve"> </w:t>
+      </w:r>
+      <w:proofErr w:type="spellStart"/>
+      <w:r>
+        <w:t>redshift</w:t>
+      </w:r>
+      <w:proofErr w:type="spellEnd"/>
+      <w:r>
+        <w:t>.</w:t>
       </w:r>
     </w:p>
     <w:p>
-      <w:r>
-        <w:t>This article examines this prediction, using the observed redshift difference between old (elliptical) and young (spiral) galaxies in clusters as a primary observational test for the D.U. theory."</w:t>
+      <w:proofErr w:type="spellStart"/>
+      <w:r>
+        <w:t>This</w:t>
+      </w:r>
+      <w:proofErr w:type="spellEnd"/>
+      <w:r>
+        <w:t xml:space="preserve"> </w:t>
+      </w:r>
+      <w:proofErr w:type="spellStart"/>
+      <w:r>
+        <w:t>article</w:t>
+      </w:r>
+      <w:proofErr w:type="spellEnd"/>
+      <w:r>
+        <w:t xml:space="preserve"> examines </w:t>
+      </w:r>
+      <w:proofErr w:type="spellStart"/>
+      <w:r>
+        <w:t>this</w:t>
+      </w:r>
+      <w:proofErr w:type="spellEnd"/>
+      <w:r>
+        <w:t xml:space="preserve"> </w:t>
+      </w:r>
+      <w:proofErr w:type="spellStart"/>
+      <w:r>
+        <w:t>prediction</w:t>
+      </w:r>
+      <w:proofErr w:type="spellEnd"/>
+      <w:r>
+        <w:t xml:space="preserve">, </w:t>
+      </w:r>
+      <w:proofErr w:type="spellStart"/>
+      <w:r>
+        <w:t>using</w:t>
+      </w:r>
+      <w:proofErr w:type="spellEnd"/>
+      <w:r>
+        <w:t xml:space="preserve"> </w:t>
+      </w:r>
+      <w:proofErr w:type="spellStart"/>
+      <w:r>
+        <w:t>the</w:t>
+      </w:r>
+      <w:proofErr w:type="spellEnd"/>
+      <w:r>
+        <w:t xml:space="preserve"> </w:t>
+      </w:r>
+      <w:proofErr w:type="spellStart"/>
+      <w:r>
+        <w:t>observed</w:t>
+      </w:r>
+      <w:proofErr w:type="spellEnd"/>
+      <w:r>
+        <w:t xml:space="preserve"> </w:t>
+      </w:r>
+      <w:proofErr w:type="spellStart"/>
+      <w:r>
+        <w:t>redshift</w:t>
+      </w:r>
+      <w:proofErr w:type="spellEnd"/>
+      <w:r>
+        <w:t xml:space="preserve"> </w:t>
+      </w:r>
+      <w:proofErr w:type="spellStart"/>
+      <w:r>
+        <w:t>difference</w:t>
+      </w:r>
+      <w:proofErr w:type="spellEnd"/>
+      <w:r>
+        <w:t xml:space="preserve"> </w:t>
+      </w:r>
+      <w:proofErr w:type="spellStart"/>
+      <w:r>
+        <w:t>between</w:t>
+      </w:r>
+      <w:proofErr w:type="spellEnd"/>
+      <w:r>
+        <w:t xml:space="preserve"> </w:t>
+      </w:r>
+      <w:proofErr w:type="spellStart"/>
+      <w:r>
+        <w:t>old</w:t>
+      </w:r>
+      <w:proofErr w:type="spellEnd"/>
+      <w:r>
+        <w:t xml:space="preserve"> (</w:t>
+      </w:r>
+      <w:proofErr w:type="spellStart"/>
+      <w:r>
+        <w:t>elliptical</w:t>
+      </w:r>
+      <w:proofErr w:type="spellEnd"/>
+      <w:r>
+        <w:t xml:space="preserve">) </w:t>
+      </w:r>
+      <w:proofErr w:type="spellStart"/>
+      <w:r>
+        <w:t>and</w:t>
+      </w:r>
+      <w:proofErr w:type="spellEnd"/>
+      <w:r>
+        <w:t xml:space="preserve"> </w:t>
+      </w:r>
+      <w:proofErr w:type="spellStart"/>
+      <w:r>
+        <w:t>young</w:t>
+      </w:r>
+      <w:proofErr w:type="spellEnd"/>
+      <w:r>
+        <w:t xml:space="preserve"> (</w:t>
+      </w:r>
+      <w:proofErr w:type="spellStart"/>
+      <w:r>
+        <w:t>spiral</w:t>
+      </w:r>
+      <w:proofErr w:type="spellEnd"/>
+      <w:r>
+        <w:t xml:space="preserve">) </w:t>
+      </w:r>
+      <w:proofErr w:type="spellStart"/>
+      <w:r>
+        <w:t>galaxies</w:t>
+      </w:r>
+      <w:proofErr w:type="spellEnd"/>
+      <w:r>
+        <w:t xml:space="preserve"> in clusters as a </w:t>
+      </w:r>
+      <w:proofErr w:type="spellStart"/>
+      <w:r>
+        <w:t>primary</w:t>
+      </w:r>
+      <w:proofErr w:type="spellEnd"/>
+      <w:r>
+        <w:t xml:space="preserve"> </w:t>
+      </w:r>
+      <w:proofErr w:type="spellStart"/>
+      <w:r>
+        <w:t>observational</w:t>
+      </w:r>
+      <w:proofErr w:type="spellEnd"/>
+      <w:r>
+        <w:t xml:space="preserve"> </w:t>
+      </w:r>
+      <w:proofErr w:type="spellStart"/>
+      <w:r>
+        <w:t>test</w:t>
+      </w:r>
+      <w:proofErr w:type="spellEnd"/>
+      <w:r>
+        <w:t xml:space="preserve"> for </w:t>
+      </w:r>
+      <w:proofErr w:type="spellStart"/>
+      <w:r>
+        <w:t>the</w:t>
+      </w:r>
+      <w:proofErr w:type="spellEnd"/>
+      <w:r>
+        <w:t xml:space="preserve"> D.U. </w:t>
+      </w:r>
+      <w:proofErr w:type="spellStart"/>
+      <w:r>
+        <w:t>theory</w:t>
+      </w:r>
+      <w:proofErr w:type="spellEnd"/>
+      <w:r>
+        <w:t>."</w:t>
       </w:r>
     </w:p>
     <w:p>
@@ -151,30 +1034,928 @@
           <w:szCs w:val="28"/>
         </w:rPr>
       </w:pPr>
-      <w:r>
-        <w:rPr>
-          <w:b/>
-          <w:bCs/>
-          <w:sz w:val="28"/>
-          <w:szCs w:val="28"/>
-        </w:rPr>
-        <w:t>Analysis of Mass-Redshift Correlation in Velocity Matched Subgroups: A Rigorous Test for the Decreasing Universe Theory</w:t>
-      </w:r>
+      <w:proofErr w:type="spellStart"/>
+      <w:r>
+        <w:rPr>
+          <w:b/>
+          <w:bCs/>
+          <w:sz w:val="28"/>
+          <w:szCs w:val="28"/>
+        </w:rPr>
+        <w:t>Analysis</w:t>
+      </w:r>
+      <w:proofErr w:type="spellEnd"/>
+      <w:r>
+        <w:rPr>
+          <w:b/>
+          <w:bCs/>
+          <w:sz w:val="28"/>
+          <w:szCs w:val="28"/>
+        </w:rPr>
+        <w:t xml:space="preserve"> </w:t>
+      </w:r>
+      <w:proofErr w:type="spellStart"/>
+      <w:r>
+        <w:rPr>
+          <w:b/>
+          <w:bCs/>
+          <w:sz w:val="28"/>
+          <w:szCs w:val="28"/>
+        </w:rPr>
+        <w:t>of</w:t>
+      </w:r>
+      <w:proofErr w:type="spellEnd"/>
+      <w:r>
+        <w:rPr>
+          <w:b/>
+          <w:bCs/>
+          <w:sz w:val="28"/>
+          <w:szCs w:val="28"/>
+        </w:rPr>
+        <w:t xml:space="preserve"> Mass-</w:t>
+      </w:r>
+      <w:proofErr w:type="spellStart"/>
+      <w:r>
+        <w:rPr>
+          <w:b/>
+          <w:bCs/>
+          <w:sz w:val="28"/>
+          <w:szCs w:val="28"/>
+        </w:rPr>
+        <w:t>Redshift</w:t>
+      </w:r>
+      <w:proofErr w:type="spellEnd"/>
+      <w:r>
+        <w:rPr>
+          <w:b/>
+          <w:bCs/>
+          <w:sz w:val="28"/>
+          <w:szCs w:val="28"/>
+        </w:rPr>
+        <w:t xml:space="preserve"> </w:t>
+      </w:r>
+      <w:proofErr w:type="spellStart"/>
+      <w:r>
+        <w:rPr>
+          <w:b/>
+          <w:bCs/>
+          <w:sz w:val="28"/>
+          <w:szCs w:val="28"/>
+        </w:rPr>
+        <w:t>Correlation</w:t>
+      </w:r>
+      <w:proofErr w:type="spellEnd"/>
+      <w:r>
+        <w:rPr>
+          <w:b/>
+          <w:bCs/>
+          <w:sz w:val="28"/>
+          <w:szCs w:val="28"/>
+        </w:rPr>
+        <w:t xml:space="preserve"> in </w:t>
+      </w:r>
+      <w:proofErr w:type="spellStart"/>
+      <w:r>
+        <w:rPr>
+          <w:b/>
+          <w:bCs/>
+          <w:sz w:val="28"/>
+          <w:szCs w:val="28"/>
+        </w:rPr>
+        <w:t>Velocity</w:t>
+      </w:r>
+      <w:proofErr w:type="spellEnd"/>
+      <w:r>
+        <w:rPr>
+          <w:b/>
+          <w:bCs/>
+          <w:sz w:val="28"/>
+          <w:szCs w:val="28"/>
+        </w:rPr>
+        <w:t xml:space="preserve"> </w:t>
+      </w:r>
+      <w:proofErr w:type="spellStart"/>
+      <w:r>
+        <w:rPr>
+          <w:b/>
+          <w:bCs/>
+          <w:sz w:val="28"/>
+          <w:szCs w:val="28"/>
+        </w:rPr>
+        <w:t>Matched</w:t>
+      </w:r>
+      <w:proofErr w:type="spellEnd"/>
+      <w:r>
+        <w:rPr>
+          <w:b/>
+          <w:bCs/>
+          <w:sz w:val="28"/>
+          <w:szCs w:val="28"/>
+        </w:rPr>
+        <w:t xml:space="preserve"> </w:t>
+      </w:r>
+      <w:proofErr w:type="spellStart"/>
+      <w:r>
+        <w:rPr>
+          <w:b/>
+          <w:bCs/>
+          <w:sz w:val="28"/>
+          <w:szCs w:val="28"/>
+        </w:rPr>
+        <w:t>Subgroups</w:t>
+      </w:r>
+      <w:proofErr w:type="spellEnd"/>
+      <w:r>
+        <w:rPr>
+          <w:b/>
+          <w:bCs/>
+          <w:sz w:val="28"/>
+          <w:szCs w:val="28"/>
+        </w:rPr>
+        <w:t xml:space="preserve">: A </w:t>
+      </w:r>
+      <w:proofErr w:type="spellStart"/>
+      <w:r>
+        <w:rPr>
+          <w:b/>
+          <w:bCs/>
+          <w:sz w:val="28"/>
+          <w:szCs w:val="28"/>
+        </w:rPr>
+        <w:t>Rigorous</w:t>
+      </w:r>
+      <w:proofErr w:type="spellEnd"/>
+      <w:r>
+        <w:rPr>
+          <w:b/>
+          <w:bCs/>
+          <w:sz w:val="28"/>
+          <w:szCs w:val="28"/>
+        </w:rPr>
+        <w:t xml:space="preserve"> Test for </w:t>
+      </w:r>
+      <w:proofErr w:type="spellStart"/>
+      <w:r>
+        <w:rPr>
+          <w:b/>
+          <w:bCs/>
+          <w:sz w:val="28"/>
+          <w:szCs w:val="28"/>
+        </w:rPr>
+        <w:t>the</w:t>
+      </w:r>
+      <w:proofErr w:type="spellEnd"/>
+      <w:r>
+        <w:rPr>
+          <w:b/>
+          <w:bCs/>
+          <w:sz w:val="28"/>
+          <w:szCs w:val="28"/>
+        </w:rPr>
+        <w:t xml:space="preserve"> </w:t>
+      </w:r>
+      <w:proofErr w:type="spellStart"/>
+      <w:r>
+        <w:rPr>
+          <w:b/>
+          <w:bCs/>
+          <w:sz w:val="28"/>
+          <w:szCs w:val="28"/>
+        </w:rPr>
+        <w:t>Decreasing</w:t>
+      </w:r>
+      <w:proofErr w:type="spellEnd"/>
+      <w:r>
+        <w:rPr>
+          <w:b/>
+          <w:bCs/>
+          <w:sz w:val="28"/>
+          <w:szCs w:val="28"/>
+        </w:rPr>
+        <w:t xml:space="preserve"> Universe </w:t>
+      </w:r>
+      <w:proofErr w:type="spellStart"/>
+      <w:r>
+        <w:rPr>
+          <w:b/>
+          <w:bCs/>
+          <w:sz w:val="28"/>
+          <w:szCs w:val="28"/>
+        </w:rPr>
+        <w:t>Theory</w:t>
+      </w:r>
+      <w:proofErr w:type="spellEnd"/>
     </w:p>
     <w:p>
       <w:r>
-        <w:t xml:space="preserve">The Decreasing Universe (D.U.) theory proposes that the gravitational field induces a continuous spatial contraction, predicting that more massive galaxies should exhibit a smaller redshift at the same distance.  </w:t>
+        <w:t xml:space="preserve">The </w:t>
+      </w:r>
+      <w:proofErr w:type="spellStart"/>
+      <w:r>
+        <w:t>Decreasing</w:t>
+      </w:r>
+      <w:proofErr w:type="spellEnd"/>
+      <w:r>
+        <w:t xml:space="preserve"> Universe (D.U.) </w:t>
+      </w:r>
+      <w:proofErr w:type="spellStart"/>
+      <w:r>
+        <w:t>theory</w:t>
+      </w:r>
+      <w:proofErr w:type="spellEnd"/>
+      <w:r>
+        <w:t xml:space="preserve"> </w:t>
+      </w:r>
+      <w:proofErr w:type="spellStart"/>
+      <w:r>
+        <w:t>proposes</w:t>
+      </w:r>
+      <w:proofErr w:type="spellEnd"/>
+      <w:r>
+        <w:t xml:space="preserve"> </w:t>
+      </w:r>
+      <w:proofErr w:type="spellStart"/>
+      <w:r>
+        <w:t>that</w:t>
+      </w:r>
+      <w:proofErr w:type="spellEnd"/>
+      <w:r>
+        <w:t xml:space="preserve"> </w:t>
+      </w:r>
+      <w:proofErr w:type="spellStart"/>
+      <w:r>
+        <w:t>the</w:t>
+      </w:r>
+      <w:proofErr w:type="spellEnd"/>
+      <w:r>
+        <w:t xml:space="preserve"> </w:t>
+      </w:r>
+      <w:proofErr w:type="spellStart"/>
+      <w:r>
+        <w:t>gravitational</w:t>
+      </w:r>
+      <w:proofErr w:type="spellEnd"/>
+      <w:r>
+        <w:t xml:space="preserve"> </w:t>
+      </w:r>
+      <w:proofErr w:type="spellStart"/>
+      <w:r>
+        <w:t>field</w:t>
+      </w:r>
+      <w:proofErr w:type="spellEnd"/>
+      <w:r>
+        <w:t xml:space="preserve"> </w:t>
+      </w:r>
+      <w:proofErr w:type="spellStart"/>
+      <w:r>
+        <w:t>induces</w:t>
+      </w:r>
+      <w:proofErr w:type="spellEnd"/>
+      <w:r>
+        <w:t xml:space="preserve"> a </w:t>
+      </w:r>
+      <w:proofErr w:type="spellStart"/>
+      <w:r>
+        <w:t>continuous</w:t>
+      </w:r>
+      <w:proofErr w:type="spellEnd"/>
+      <w:r>
+        <w:t xml:space="preserve"> </w:t>
+      </w:r>
+      <w:proofErr w:type="spellStart"/>
+      <w:r>
+        <w:t>spatial</w:t>
+      </w:r>
+      <w:proofErr w:type="spellEnd"/>
+      <w:r>
+        <w:t xml:space="preserve"> </w:t>
+      </w:r>
+      <w:proofErr w:type="spellStart"/>
+      <w:r>
+        <w:t>contraction</w:t>
+      </w:r>
+      <w:proofErr w:type="spellEnd"/>
+      <w:r>
+        <w:t xml:space="preserve">, </w:t>
+      </w:r>
+      <w:proofErr w:type="spellStart"/>
+      <w:r>
+        <w:t>predicting</w:t>
+      </w:r>
+      <w:proofErr w:type="spellEnd"/>
+      <w:r>
+        <w:t xml:space="preserve"> </w:t>
+      </w:r>
+      <w:proofErr w:type="spellStart"/>
+      <w:r>
+        <w:t>that</w:t>
+      </w:r>
+      <w:proofErr w:type="spellEnd"/>
+      <w:r>
+        <w:t xml:space="preserve"> more </w:t>
+      </w:r>
+      <w:proofErr w:type="spellStart"/>
+      <w:r>
+        <w:t>massive</w:t>
+      </w:r>
+      <w:proofErr w:type="spellEnd"/>
+      <w:r>
+        <w:t xml:space="preserve"> </w:t>
+      </w:r>
+      <w:proofErr w:type="spellStart"/>
+      <w:r>
+        <w:t>galaxies</w:t>
+      </w:r>
+      <w:proofErr w:type="spellEnd"/>
+      <w:r>
+        <w:t xml:space="preserve"> </w:t>
+      </w:r>
+      <w:proofErr w:type="spellStart"/>
+      <w:r>
+        <w:t>should</w:t>
+      </w:r>
+      <w:proofErr w:type="spellEnd"/>
+      <w:r>
+        <w:t xml:space="preserve"> </w:t>
+      </w:r>
+      <w:proofErr w:type="spellStart"/>
+      <w:r>
+        <w:t>exhibit</w:t>
+      </w:r>
+      <w:proofErr w:type="spellEnd"/>
+      <w:r>
+        <w:t xml:space="preserve"> a </w:t>
+      </w:r>
+      <w:proofErr w:type="spellStart"/>
+      <w:r>
+        <w:t>smaller</w:t>
+      </w:r>
+      <w:proofErr w:type="spellEnd"/>
+      <w:r>
+        <w:t xml:space="preserve"> </w:t>
+      </w:r>
+      <w:proofErr w:type="spellStart"/>
+      <w:r>
+        <w:t>redshift</w:t>
+      </w:r>
+      <w:proofErr w:type="spellEnd"/>
+      <w:r>
+        <w:t xml:space="preserve"> </w:t>
+      </w:r>
+      <w:proofErr w:type="spellStart"/>
+      <w:r>
+        <w:t>at</w:t>
+      </w:r>
+      <w:proofErr w:type="spellEnd"/>
+      <w:r>
+        <w:t xml:space="preserve"> </w:t>
+      </w:r>
+      <w:proofErr w:type="spellStart"/>
+      <w:r>
+        <w:t>the</w:t>
+      </w:r>
+      <w:proofErr w:type="spellEnd"/>
+      <w:r>
+        <w:t xml:space="preserve"> </w:t>
+      </w:r>
+      <w:proofErr w:type="spellStart"/>
+      <w:r>
+        <w:t>same</w:t>
+      </w:r>
+      <w:proofErr w:type="spellEnd"/>
+      <w:r>
+        <w:t xml:space="preserve"> </w:t>
+      </w:r>
+      <w:proofErr w:type="spellStart"/>
+      <w:r>
+        <w:t>distance</w:t>
+      </w:r>
+      <w:proofErr w:type="spellEnd"/>
+      <w:r>
+        <w:t xml:space="preserve">.  </w:t>
       </w:r>
     </w:p>
     <w:p>
       <w:r>
-        <w:t xml:space="preserve">The main obstacle to testing this prediction is the noise introduced by the galaxies' peculiar velocities. This study applies a rigorous methodology to isolate the effect of mass by analyzing the correlation between stellar mass and redshift in galaxy subgroups with controlled distance, age, and radial velocity. </w:t>
+        <w:t xml:space="preserve">The </w:t>
+      </w:r>
+      <w:proofErr w:type="spellStart"/>
+      <w:r>
+        <w:t>main</w:t>
+      </w:r>
+      <w:proofErr w:type="spellEnd"/>
+      <w:r>
+        <w:t xml:space="preserve"> </w:t>
+      </w:r>
+      <w:proofErr w:type="spellStart"/>
+      <w:r>
+        <w:t>obstacle</w:t>
+      </w:r>
+      <w:proofErr w:type="spellEnd"/>
+      <w:r>
+        <w:t xml:space="preserve"> </w:t>
+      </w:r>
+      <w:proofErr w:type="spellStart"/>
+      <w:r>
+        <w:t>to</w:t>
+      </w:r>
+      <w:proofErr w:type="spellEnd"/>
+      <w:r>
+        <w:t xml:space="preserve"> </w:t>
+      </w:r>
+      <w:proofErr w:type="spellStart"/>
+      <w:r>
+        <w:t>testing</w:t>
+      </w:r>
+      <w:proofErr w:type="spellEnd"/>
+      <w:r>
+        <w:t xml:space="preserve"> </w:t>
+      </w:r>
+      <w:proofErr w:type="spellStart"/>
+      <w:r>
+        <w:t>this</w:t>
+      </w:r>
+      <w:proofErr w:type="spellEnd"/>
+      <w:r>
+        <w:t xml:space="preserve"> </w:t>
+      </w:r>
+      <w:proofErr w:type="spellStart"/>
+      <w:r>
+        <w:t>prediction</w:t>
+      </w:r>
+      <w:proofErr w:type="spellEnd"/>
+      <w:r>
+        <w:t xml:space="preserve"> </w:t>
+      </w:r>
+      <w:proofErr w:type="spellStart"/>
+      <w:r>
+        <w:t>is</w:t>
+      </w:r>
+      <w:proofErr w:type="spellEnd"/>
+      <w:r>
+        <w:t xml:space="preserve"> </w:t>
+      </w:r>
+      <w:proofErr w:type="spellStart"/>
+      <w:r>
+        <w:t>the</w:t>
+      </w:r>
+      <w:proofErr w:type="spellEnd"/>
+      <w:r>
+        <w:t xml:space="preserve"> </w:t>
+      </w:r>
+      <w:proofErr w:type="spellStart"/>
+      <w:r>
+        <w:t>noise</w:t>
+      </w:r>
+      <w:proofErr w:type="spellEnd"/>
+      <w:r>
+        <w:t xml:space="preserve"> </w:t>
+      </w:r>
+      <w:proofErr w:type="spellStart"/>
+      <w:r>
+        <w:t>introduced</w:t>
+      </w:r>
+      <w:proofErr w:type="spellEnd"/>
+      <w:r>
+        <w:t xml:space="preserve"> </w:t>
+      </w:r>
+      <w:proofErr w:type="spellStart"/>
+      <w:r>
+        <w:t>by</w:t>
+      </w:r>
+      <w:proofErr w:type="spellEnd"/>
+      <w:r>
+        <w:t xml:space="preserve"> </w:t>
+      </w:r>
+      <w:proofErr w:type="spellStart"/>
+      <w:r>
+        <w:t>the</w:t>
+      </w:r>
+      <w:proofErr w:type="spellEnd"/>
+      <w:r>
+        <w:t xml:space="preserve"> </w:t>
+      </w:r>
+      <w:proofErr w:type="spellStart"/>
+      <w:r>
+        <w:t>galaxies</w:t>
+      </w:r>
+      <w:proofErr w:type="spellEnd"/>
+      <w:r>
+        <w:t xml:space="preserve">' peculiar </w:t>
+      </w:r>
+      <w:proofErr w:type="spellStart"/>
+      <w:r>
+        <w:t>velocities</w:t>
+      </w:r>
+      <w:proofErr w:type="spellEnd"/>
+      <w:r>
+        <w:t xml:space="preserve">. </w:t>
+      </w:r>
+      <w:proofErr w:type="spellStart"/>
+      <w:r>
+        <w:t>This</w:t>
+      </w:r>
+      <w:proofErr w:type="spellEnd"/>
+      <w:r>
+        <w:t xml:space="preserve"> </w:t>
+      </w:r>
+      <w:proofErr w:type="spellStart"/>
+      <w:r>
+        <w:t>study</w:t>
+      </w:r>
+      <w:proofErr w:type="spellEnd"/>
+      <w:r>
+        <w:t xml:space="preserve"> </w:t>
+      </w:r>
+      <w:proofErr w:type="spellStart"/>
+      <w:r>
+        <w:t>applies</w:t>
+      </w:r>
+      <w:proofErr w:type="spellEnd"/>
+      <w:r>
+        <w:t xml:space="preserve"> a </w:t>
+      </w:r>
+      <w:proofErr w:type="spellStart"/>
+      <w:r>
+        <w:t>rigorous</w:t>
+      </w:r>
+      <w:proofErr w:type="spellEnd"/>
+      <w:r>
+        <w:t xml:space="preserve"> </w:t>
+      </w:r>
+      <w:proofErr w:type="spellStart"/>
+      <w:r>
+        <w:t>methodology</w:t>
+      </w:r>
+      <w:proofErr w:type="spellEnd"/>
+      <w:r>
+        <w:t xml:space="preserve"> </w:t>
+      </w:r>
+      <w:proofErr w:type="spellStart"/>
+      <w:r>
+        <w:t>to</w:t>
+      </w:r>
+      <w:proofErr w:type="spellEnd"/>
+      <w:r>
+        <w:t xml:space="preserve"> </w:t>
+      </w:r>
+      <w:proofErr w:type="spellStart"/>
+      <w:r>
+        <w:t>isolate</w:t>
+      </w:r>
+      <w:proofErr w:type="spellEnd"/>
+      <w:r>
+        <w:t xml:space="preserve"> </w:t>
+      </w:r>
+      <w:proofErr w:type="spellStart"/>
+      <w:r>
+        <w:t>the</w:t>
+      </w:r>
+      <w:proofErr w:type="spellEnd"/>
+      <w:r>
+        <w:t xml:space="preserve"> </w:t>
+      </w:r>
+      <w:proofErr w:type="spellStart"/>
+      <w:r>
+        <w:t>effect</w:t>
+      </w:r>
+      <w:proofErr w:type="spellEnd"/>
+      <w:r>
+        <w:t xml:space="preserve"> </w:t>
+      </w:r>
+      <w:proofErr w:type="spellStart"/>
+      <w:r>
+        <w:t>of</w:t>
+      </w:r>
+      <w:proofErr w:type="spellEnd"/>
+      <w:r>
+        <w:t xml:space="preserve"> </w:t>
+      </w:r>
+      <w:proofErr w:type="spellStart"/>
+      <w:r>
+        <w:t>mass</w:t>
+      </w:r>
+      <w:proofErr w:type="spellEnd"/>
+      <w:r>
+        <w:t xml:space="preserve"> </w:t>
+      </w:r>
+      <w:proofErr w:type="spellStart"/>
+      <w:r>
+        <w:t>by</w:t>
+      </w:r>
+      <w:proofErr w:type="spellEnd"/>
+      <w:r>
+        <w:t xml:space="preserve"> </w:t>
+      </w:r>
+      <w:proofErr w:type="spellStart"/>
+      <w:r>
+        <w:t>analyzing</w:t>
+      </w:r>
+      <w:proofErr w:type="spellEnd"/>
+      <w:r>
+        <w:t xml:space="preserve"> </w:t>
+      </w:r>
+      <w:proofErr w:type="spellStart"/>
+      <w:r>
+        <w:t>the</w:t>
+      </w:r>
+      <w:proofErr w:type="spellEnd"/>
+      <w:r>
+        <w:t xml:space="preserve"> </w:t>
+      </w:r>
+      <w:proofErr w:type="spellStart"/>
+      <w:r>
+        <w:t>correlation</w:t>
+      </w:r>
+      <w:proofErr w:type="spellEnd"/>
+      <w:r>
+        <w:t xml:space="preserve"> </w:t>
+      </w:r>
+      <w:proofErr w:type="spellStart"/>
+      <w:r>
+        <w:t>between</w:t>
+      </w:r>
+      <w:proofErr w:type="spellEnd"/>
+      <w:r>
+        <w:t xml:space="preserve"> </w:t>
+      </w:r>
+      <w:proofErr w:type="spellStart"/>
+      <w:r>
+        <w:t>stellar</w:t>
+      </w:r>
+      <w:proofErr w:type="spellEnd"/>
+      <w:r>
+        <w:t xml:space="preserve"> </w:t>
+      </w:r>
+      <w:proofErr w:type="spellStart"/>
+      <w:r>
+        <w:t>mass</w:t>
+      </w:r>
+      <w:proofErr w:type="spellEnd"/>
+      <w:r>
+        <w:t xml:space="preserve"> </w:t>
+      </w:r>
+      <w:proofErr w:type="spellStart"/>
+      <w:r>
+        <w:t>and</w:t>
+      </w:r>
+      <w:proofErr w:type="spellEnd"/>
+      <w:r>
+        <w:t xml:space="preserve"> </w:t>
+      </w:r>
+      <w:proofErr w:type="spellStart"/>
+      <w:r>
+        <w:t>redshift</w:t>
+      </w:r>
+      <w:proofErr w:type="spellEnd"/>
+      <w:r>
+        <w:t xml:space="preserve"> in </w:t>
+      </w:r>
+      <w:proofErr w:type="spellStart"/>
+      <w:r>
+        <w:t>galaxy</w:t>
+      </w:r>
+      <w:proofErr w:type="spellEnd"/>
+      <w:r>
+        <w:t xml:space="preserve"> </w:t>
+      </w:r>
+      <w:proofErr w:type="spellStart"/>
+      <w:r>
+        <w:t>subgroups</w:t>
+      </w:r>
+      <w:proofErr w:type="spellEnd"/>
+      <w:r>
+        <w:t xml:space="preserve"> </w:t>
+      </w:r>
+      <w:proofErr w:type="spellStart"/>
+      <w:r>
+        <w:t>with</w:t>
+      </w:r>
+      <w:proofErr w:type="spellEnd"/>
+      <w:r>
+        <w:t xml:space="preserve"> </w:t>
+      </w:r>
+      <w:proofErr w:type="spellStart"/>
+      <w:r>
+        <w:t>controlled</w:t>
+      </w:r>
+      <w:proofErr w:type="spellEnd"/>
+      <w:r>
+        <w:t xml:space="preserve"> </w:t>
+      </w:r>
+      <w:proofErr w:type="spellStart"/>
+      <w:r>
+        <w:t>distance</w:t>
+      </w:r>
+      <w:proofErr w:type="spellEnd"/>
+      <w:r>
+        <w:t xml:space="preserve">, age, </w:t>
+      </w:r>
+      <w:proofErr w:type="spellStart"/>
+      <w:r>
+        <w:t>and</w:t>
+      </w:r>
+      <w:proofErr w:type="spellEnd"/>
+      <w:r>
+        <w:t xml:space="preserve"> radial </w:t>
+      </w:r>
+      <w:proofErr w:type="spellStart"/>
+      <w:r>
+        <w:t>velocity</w:t>
+      </w:r>
+      <w:proofErr w:type="spellEnd"/>
+      <w:r>
+        <w:t xml:space="preserve">. </w:t>
       </w:r>
     </w:p>
     <w:p/>
     <w:p>
       <w:r>
-        <w:t>The results show that, by minimizing dynamical noise, the negative correlation predicted by the D.U. theory emerges in specific subsamples, suggesting that the intrinsic gravitational effect may be detectable.</w:t>
+        <w:t xml:space="preserve">The </w:t>
+      </w:r>
+      <w:proofErr w:type="spellStart"/>
+      <w:r>
+        <w:t>results</w:t>
+      </w:r>
+      <w:proofErr w:type="spellEnd"/>
+      <w:r>
+        <w:t xml:space="preserve"> show </w:t>
+      </w:r>
+      <w:proofErr w:type="spellStart"/>
+      <w:r>
+        <w:t>that</w:t>
+      </w:r>
+      <w:proofErr w:type="spellEnd"/>
+      <w:r>
+        <w:t xml:space="preserve">, </w:t>
+      </w:r>
+      <w:proofErr w:type="spellStart"/>
+      <w:r>
+        <w:t>by</w:t>
+      </w:r>
+      <w:proofErr w:type="spellEnd"/>
+      <w:r>
+        <w:t xml:space="preserve"> </w:t>
+      </w:r>
+      <w:proofErr w:type="spellStart"/>
+      <w:r>
+        <w:t>minimizing</w:t>
+      </w:r>
+      <w:proofErr w:type="spellEnd"/>
+      <w:r>
+        <w:t xml:space="preserve"> </w:t>
+      </w:r>
+      <w:proofErr w:type="spellStart"/>
+      <w:r>
+        <w:t>dynamical</w:t>
+      </w:r>
+      <w:proofErr w:type="spellEnd"/>
+      <w:r>
+        <w:t xml:space="preserve"> </w:t>
+      </w:r>
+      <w:proofErr w:type="spellStart"/>
+      <w:r>
+        <w:t>noise</w:t>
+      </w:r>
+      <w:proofErr w:type="spellEnd"/>
+      <w:r>
+        <w:t xml:space="preserve">, </w:t>
+      </w:r>
+      <w:proofErr w:type="spellStart"/>
+      <w:r>
+        <w:t>the</w:t>
+      </w:r>
+      <w:proofErr w:type="spellEnd"/>
+      <w:r>
+        <w:t xml:space="preserve"> negative </w:t>
+      </w:r>
+      <w:proofErr w:type="spellStart"/>
+      <w:r>
+        <w:t>correlation</w:t>
+      </w:r>
+      <w:proofErr w:type="spellEnd"/>
+      <w:r>
+        <w:t xml:space="preserve"> </w:t>
+      </w:r>
+      <w:proofErr w:type="spellStart"/>
+      <w:r>
+        <w:t>predicted</w:t>
+      </w:r>
+      <w:proofErr w:type="spellEnd"/>
+      <w:r>
+        <w:t xml:space="preserve"> </w:t>
+      </w:r>
+      <w:proofErr w:type="spellStart"/>
+      <w:r>
+        <w:t>by</w:t>
+      </w:r>
+      <w:proofErr w:type="spellEnd"/>
+      <w:r>
+        <w:t xml:space="preserve"> </w:t>
+      </w:r>
+      <w:proofErr w:type="spellStart"/>
+      <w:r>
+        <w:t>the</w:t>
+      </w:r>
+      <w:proofErr w:type="spellEnd"/>
+      <w:r>
+        <w:t xml:space="preserve"> D.U. </w:t>
+      </w:r>
+      <w:proofErr w:type="spellStart"/>
+      <w:r>
+        <w:t>theory</w:t>
+      </w:r>
+      <w:proofErr w:type="spellEnd"/>
+      <w:r>
+        <w:t xml:space="preserve"> emerges in </w:t>
+      </w:r>
+      <w:proofErr w:type="spellStart"/>
+      <w:r>
+        <w:t>specific</w:t>
+      </w:r>
+      <w:proofErr w:type="spellEnd"/>
+      <w:r>
+        <w:t xml:space="preserve"> </w:t>
+      </w:r>
+      <w:proofErr w:type="spellStart"/>
+      <w:r>
+        <w:t>subsamples</w:t>
+      </w:r>
+      <w:proofErr w:type="spellEnd"/>
+      <w:r>
+        <w:t xml:space="preserve">, </w:t>
+      </w:r>
+      <w:proofErr w:type="spellStart"/>
+      <w:r>
+        <w:t>suggesting</w:t>
+      </w:r>
+      <w:proofErr w:type="spellEnd"/>
+      <w:r>
+        <w:t xml:space="preserve"> </w:t>
+      </w:r>
+      <w:proofErr w:type="spellStart"/>
+      <w:r>
+        <w:t>that</w:t>
+      </w:r>
+      <w:proofErr w:type="spellEnd"/>
+      <w:r>
+        <w:t xml:space="preserve"> </w:t>
+      </w:r>
+      <w:proofErr w:type="spellStart"/>
+      <w:r>
+        <w:t>the</w:t>
+      </w:r>
+      <w:proofErr w:type="spellEnd"/>
+      <w:r>
+        <w:t xml:space="preserve"> </w:t>
+      </w:r>
+      <w:proofErr w:type="spellStart"/>
+      <w:r>
+        <w:t>intrinsic</w:t>
+      </w:r>
+      <w:proofErr w:type="spellEnd"/>
+      <w:r>
+        <w:t xml:space="preserve"> </w:t>
+      </w:r>
+      <w:proofErr w:type="spellStart"/>
+      <w:r>
+        <w:t>gravitational</w:t>
+      </w:r>
+      <w:proofErr w:type="spellEnd"/>
+      <w:r>
+        <w:t xml:space="preserve"> </w:t>
+      </w:r>
+      <w:proofErr w:type="spellStart"/>
+      <w:r>
+        <w:t>effect</w:t>
+      </w:r>
+      <w:proofErr w:type="spellEnd"/>
+      <w:r>
+        <w:t xml:space="preserve"> </w:t>
+      </w:r>
+      <w:proofErr w:type="spellStart"/>
+      <w:r>
+        <w:t>may</w:t>
+      </w:r>
+      <w:proofErr w:type="spellEnd"/>
+      <w:r>
+        <w:t xml:space="preserve"> </w:t>
+      </w:r>
+      <w:proofErr w:type="spellStart"/>
+      <w:r>
+        <w:t>be</w:t>
+      </w:r>
+      <w:proofErr w:type="spellEnd"/>
+      <w:r>
+        <w:t xml:space="preserve"> </w:t>
+      </w:r>
+      <w:proofErr w:type="spellStart"/>
+      <w:r>
+        <w:t>detectable</w:t>
+      </w:r>
+      <w:proofErr w:type="spellEnd"/>
+      <w:r>
+        <w:t>.</w:t>
       </w:r>
     </w:p>
     <w:p>
@@ -221,8 +2002,119 @@
           <w:sz w:val="28"/>
           <w:szCs w:val="28"/>
         </w:rPr>
-        <w:t>The “Decreasing Universe” model: an alternative perspective to accelerated expansion</w:t>
-      </w:r>
+        <w:t>The “</w:t>
+      </w:r>
+      <w:proofErr w:type="spellStart"/>
+      <w:r>
+        <w:rPr>
+          <w:b/>
+          <w:bCs/>
+          <w:sz w:val="28"/>
+          <w:szCs w:val="28"/>
+        </w:rPr>
+        <w:t>Decreasing</w:t>
+      </w:r>
+      <w:proofErr w:type="spellEnd"/>
+      <w:r>
+        <w:rPr>
+          <w:b/>
+          <w:bCs/>
+          <w:sz w:val="28"/>
+          <w:szCs w:val="28"/>
+        </w:rPr>
+        <w:t xml:space="preserve"> Universe” model: </w:t>
+      </w:r>
+      <w:proofErr w:type="spellStart"/>
+      <w:r>
+        <w:rPr>
+          <w:b/>
+          <w:bCs/>
+          <w:sz w:val="28"/>
+          <w:szCs w:val="28"/>
+        </w:rPr>
+        <w:t>an</w:t>
+      </w:r>
+      <w:proofErr w:type="spellEnd"/>
+      <w:r>
+        <w:rPr>
+          <w:b/>
+          <w:bCs/>
+          <w:sz w:val="28"/>
+          <w:szCs w:val="28"/>
+        </w:rPr>
+        <w:t xml:space="preserve"> </w:t>
+      </w:r>
+      <w:proofErr w:type="spellStart"/>
+      <w:r>
+        <w:rPr>
+          <w:b/>
+          <w:bCs/>
+          <w:sz w:val="28"/>
+          <w:szCs w:val="28"/>
+        </w:rPr>
+        <w:t>alternative</w:t>
+      </w:r>
+      <w:proofErr w:type="spellEnd"/>
+      <w:r>
+        <w:rPr>
+          <w:b/>
+          <w:bCs/>
+          <w:sz w:val="28"/>
+          <w:szCs w:val="28"/>
+        </w:rPr>
+        <w:t xml:space="preserve"> perspective </w:t>
+      </w:r>
+      <w:proofErr w:type="spellStart"/>
+      <w:r>
+        <w:rPr>
+          <w:b/>
+          <w:bCs/>
+          <w:sz w:val="28"/>
+          <w:szCs w:val="28"/>
+        </w:rPr>
+        <w:t>to</w:t>
+      </w:r>
+      <w:proofErr w:type="spellEnd"/>
+      <w:r>
+        <w:rPr>
+          <w:b/>
+          <w:bCs/>
+          <w:sz w:val="28"/>
+          <w:szCs w:val="28"/>
+        </w:rPr>
+        <w:t xml:space="preserve"> </w:t>
+      </w:r>
+      <w:proofErr w:type="spellStart"/>
+      <w:r>
+        <w:rPr>
+          <w:b/>
+          <w:bCs/>
+          <w:sz w:val="28"/>
+          <w:szCs w:val="28"/>
+        </w:rPr>
+        <w:t>accelerated</w:t>
+      </w:r>
+      <w:proofErr w:type="spellEnd"/>
+      <w:r>
+        <w:rPr>
+          <w:b/>
+          <w:bCs/>
+          <w:sz w:val="28"/>
+          <w:szCs w:val="28"/>
+        </w:rPr>
+        <w:t xml:space="preserve"> </w:t>
+      </w:r>
+      <w:proofErr w:type="spellStart"/>
+      <w:r>
+        <w:rPr>
+          <w:b/>
+          <w:bCs/>
+          <w:sz w:val="28"/>
+          <w:szCs w:val="28"/>
+        </w:rPr>
+        <w:t>expansion</w:t>
+      </w:r>
+      <w:proofErr w:type="spellEnd"/>
       <w:r>
         <w:rPr>
           <w:sz w:val="28"/>
@@ -234,32 +2126,392 @@
     <w:p/>
     <w:p>
       <w:r>
-        <w:t>"The understanding of the universe’s evolution has been dominated</w:t>
-      </w:r>
+        <w:t xml:space="preserve">"The </w:t>
+      </w:r>
+      <w:proofErr w:type="spellStart"/>
+      <w:r>
+        <w:t>understanding</w:t>
+      </w:r>
+      <w:proofErr w:type="spellEnd"/>
+      <w:r>
+        <w:t xml:space="preserve"> </w:t>
+      </w:r>
+      <w:proofErr w:type="spellStart"/>
+      <w:r>
+        <w:t>of</w:t>
+      </w:r>
+      <w:proofErr w:type="spellEnd"/>
+      <w:r>
+        <w:t xml:space="preserve"> </w:t>
+      </w:r>
+      <w:proofErr w:type="spellStart"/>
+      <w:r>
+        <w:t>the</w:t>
+      </w:r>
+      <w:proofErr w:type="spellEnd"/>
+      <w:r>
+        <w:t xml:space="preserve"> </w:t>
+      </w:r>
+      <w:proofErr w:type="spellStart"/>
+      <w:r>
+        <w:t>universe’s</w:t>
+      </w:r>
+      <w:proofErr w:type="spellEnd"/>
+      <w:r>
+        <w:t xml:space="preserve"> </w:t>
+      </w:r>
+      <w:proofErr w:type="spellStart"/>
+      <w:r>
+        <w:t>evolution</w:t>
+      </w:r>
+      <w:proofErr w:type="spellEnd"/>
+      <w:r>
+        <w:t xml:space="preserve"> </w:t>
+      </w:r>
+      <w:proofErr w:type="spellStart"/>
+      <w:r>
+        <w:t>has</w:t>
+      </w:r>
+      <w:proofErr w:type="spellEnd"/>
+      <w:r>
+        <w:t xml:space="preserve"> </w:t>
+      </w:r>
+      <w:proofErr w:type="spellStart"/>
+      <w:r>
+        <w:t>been</w:t>
+      </w:r>
+      <w:proofErr w:type="spellEnd"/>
+      <w:r>
+        <w:t xml:space="preserve"> </w:t>
+      </w:r>
+      <w:proofErr w:type="spellStart"/>
+      <w:r>
+        <w:t>dominated</w:t>
+      </w:r>
+      <w:proofErr w:type="spellEnd"/>
     </w:p>
     <w:p>
-      <w:r>
-        <w:t>by the Standard Cosmological Model, known as ?-CDM. This widely</w:t>
-      </w:r>
+      <w:proofErr w:type="spellStart"/>
+      <w:r>
+        <w:t>by</w:t>
+      </w:r>
+      <w:proofErr w:type="spellEnd"/>
+      <w:r>
+        <w:t xml:space="preserve"> </w:t>
+      </w:r>
+      <w:proofErr w:type="spellStart"/>
+      <w:r>
+        <w:t>the</w:t>
+      </w:r>
+      <w:proofErr w:type="spellEnd"/>
+      <w:r>
+        <w:t xml:space="preserve"> Standard </w:t>
+      </w:r>
+      <w:proofErr w:type="spellStart"/>
+      <w:r>
+        <w:t>Cosmological</w:t>
+      </w:r>
+      <w:proofErr w:type="spellEnd"/>
+      <w:r>
+        <w:t xml:space="preserve"> Model, </w:t>
+      </w:r>
+      <w:proofErr w:type="spellStart"/>
+      <w:r>
+        <w:t>known</w:t>
+      </w:r>
+      <w:proofErr w:type="spellEnd"/>
+      <w:r>
+        <w:t xml:space="preserve"> </w:t>
+      </w:r>
+      <w:proofErr w:type="gramStart"/>
+      <w:r>
+        <w:t>as ?</w:t>
+      </w:r>
+      <w:proofErr w:type="gramEnd"/>
+      <w:r>
+        <w:t xml:space="preserve">-CDM. </w:t>
+      </w:r>
+      <w:proofErr w:type="spellStart"/>
+      <w:r>
+        <w:t>This</w:t>
+      </w:r>
+      <w:proofErr w:type="spellEnd"/>
+      <w:r>
+        <w:t xml:space="preserve"> </w:t>
+      </w:r>
+      <w:proofErr w:type="spellStart"/>
+      <w:r>
+        <w:t>widely</w:t>
+      </w:r>
+      <w:proofErr w:type="spellEnd"/>
     </w:p>
     <w:p>
-      <w:r>
-        <w:t>accepted model postulates the existence of dark matter and, crucially,</w:t>
+      <w:proofErr w:type="spellStart"/>
+      <w:r>
+        <w:t>accepted</w:t>
+      </w:r>
+      <w:proofErr w:type="spellEnd"/>
+      <w:r>
+        <w:t xml:space="preserve"> model </w:t>
+      </w:r>
+      <w:proofErr w:type="spellStart"/>
+      <w:r>
+        <w:t>postulates</w:t>
+      </w:r>
+      <w:proofErr w:type="spellEnd"/>
+      <w:r>
+        <w:t xml:space="preserve"> </w:t>
+      </w:r>
+      <w:proofErr w:type="spellStart"/>
+      <w:r>
+        <w:t>the</w:t>
+      </w:r>
+      <w:proofErr w:type="spellEnd"/>
+      <w:r>
+        <w:t xml:space="preserve"> </w:t>
+      </w:r>
+      <w:proofErr w:type="spellStart"/>
+      <w:r>
+        <w:t>existence</w:t>
+      </w:r>
+      <w:proofErr w:type="spellEnd"/>
+      <w:r>
+        <w:t xml:space="preserve"> </w:t>
+      </w:r>
+      <w:proofErr w:type="spellStart"/>
+      <w:r>
+        <w:t>of</w:t>
+      </w:r>
+      <w:proofErr w:type="spellEnd"/>
+      <w:r>
+        <w:t xml:space="preserve"> </w:t>
+      </w:r>
+      <w:proofErr w:type="spellStart"/>
+      <w:r>
+        <w:t>dark</w:t>
+      </w:r>
+      <w:proofErr w:type="spellEnd"/>
+      <w:r>
+        <w:t xml:space="preserve"> </w:t>
+      </w:r>
+      <w:proofErr w:type="spellStart"/>
+      <w:r>
+        <w:t>matter</w:t>
+      </w:r>
+      <w:proofErr w:type="spellEnd"/>
+      <w:r>
+        <w:t xml:space="preserve"> </w:t>
+      </w:r>
+      <w:proofErr w:type="spellStart"/>
+      <w:r>
+        <w:t>and</w:t>
+      </w:r>
+      <w:proofErr w:type="spellEnd"/>
+      <w:r>
+        <w:t xml:space="preserve">, </w:t>
+      </w:r>
+      <w:proofErr w:type="spellStart"/>
+      <w:r>
+        <w:t>crucially</w:t>
+      </w:r>
+      <w:proofErr w:type="spellEnd"/>
+      <w:r>
+        <w:t>,</w:t>
       </w:r>
     </w:p>
     <w:p>
-      <w:r>
-        <w:t>dark energy to explain the observed accelerated expansion of the</w:t>
-      </w:r>
+      <w:proofErr w:type="spellStart"/>
+      <w:r>
+        <w:t>dark</w:t>
+      </w:r>
+      <w:proofErr w:type="spellEnd"/>
+      <w:r>
+        <w:t xml:space="preserve"> </w:t>
+      </w:r>
+      <w:proofErr w:type="spellStart"/>
+      <w:r>
+        <w:t>energy</w:t>
+      </w:r>
+      <w:proofErr w:type="spellEnd"/>
+      <w:r>
+        <w:t xml:space="preserve"> </w:t>
+      </w:r>
+      <w:proofErr w:type="spellStart"/>
+      <w:r>
+        <w:t>to</w:t>
+      </w:r>
+      <w:proofErr w:type="spellEnd"/>
+      <w:r>
+        <w:t xml:space="preserve"> </w:t>
+      </w:r>
+      <w:proofErr w:type="spellStart"/>
+      <w:r>
+        <w:t>explain</w:t>
+      </w:r>
+      <w:proofErr w:type="spellEnd"/>
+      <w:r>
+        <w:t xml:space="preserve"> </w:t>
+      </w:r>
+      <w:proofErr w:type="spellStart"/>
+      <w:r>
+        <w:t>the</w:t>
+      </w:r>
+      <w:proofErr w:type="spellEnd"/>
+      <w:r>
+        <w:t xml:space="preserve"> </w:t>
+      </w:r>
+      <w:proofErr w:type="spellStart"/>
+      <w:r>
+        <w:t>observed</w:t>
+      </w:r>
+      <w:proofErr w:type="spellEnd"/>
+      <w:r>
+        <w:t xml:space="preserve"> </w:t>
+      </w:r>
+      <w:proofErr w:type="spellStart"/>
+      <w:r>
+        <w:t>accelerated</w:t>
+      </w:r>
+      <w:proofErr w:type="spellEnd"/>
+      <w:r>
+        <w:t xml:space="preserve"> </w:t>
+      </w:r>
+      <w:proofErr w:type="spellStart"/>
+      <w:r>
+        <w:t>expansion</w:t>
+      </w:r>
+      <w:proofErr w:type="spellEnd"/>
+      <w:r>
+        <w:t xml:space="preserve"> </w:t>
+      </w:r>
+      <w:proofErr w:type="spellStart"/>
+      <w:r>
+        <w:t>of</w:t>
+      </w:r>
+      <w:proofErr w:type="spellEnd"/>
+      <w:r>
+        <w:t xml:space="preserve"> </w:t>
+      </w:r>
+      <w:proofErr w:type="spellStart"/>
+      <w:r>
+        <w:t>the</w:t>
+      </w:r>
+      <w:proofErr w:type="spellEnd"/>
     </w:p>
     <w:p>
       <w:r>
-        <w:t>universe.1 However, dark energy remains an entity of unknown and</w:t>
-      </w:r>
+        <w:t xml:space="preserve">universe.1 </w:t>
+      </w:r>
+      <w:proofErr w:type="spellStart"/>
+      <w:r>
+        <w:t>However</w:t>
+      </w:r>
+      <w:proofErr w:type="spellEnd"/>
+      <w:r>
+        <w:t xml:space="preserve">, </w:t>
+      </w:r>
+      <w:proofErr w:type="spellStart"/>
+      <w:r>
+        <w:t>dark</w:t>
+      </w:r>
+      <w:proofErr w:type="spellEnd"/>
+      <w:r>
+        <w:t xml:space="preserve"> </w:t>
+      </w:r>
+      <w:proofErr w:type="spellStart"/>
+      <w:r>
+        <w:t>energy</w:t>
+      </w:r>
+      <w:proofErr w:type="spellEnd"/>
+      <w:r>
+        <w:t xml:space="preserve"> </w:t>
+      </w:r>
+      <w:proofErr w:type="spellStart"/>
+      <w:r>
+        <w:t>remains</w:t>
+      </w:r>
+      <w:proofErr w:type="spellEnd"/>
+      <w:r>
+        <w:t xml:space="preserve"> </w:t>
+      </w:r>
+      <w:proofErr w:type="spellStart"/>
+      <w:r>
+        <w:t>an</w:t>
+      </w:r>
+      <w:proofErr w:type="spellEnd"/>
+      <w:r>
+        <w:t xml:space="preserve"> </w:t>
+      </w:r>
+      <w:proofErr w:type="spellStart"/>
+      <w:r>
+        <w:t>entity</w:t>
+      </w:r>
+      <w:proofErr w:type="spellEnd"/>
+      <w:r>
+        <w:t xml:space="preserve"> </w:t>
+      </w:r>
+      <w:proofErr w:type="spellStart"/>
+      <w:r>
+        <w:t>of</w:t>
+      </w:r>
+      <w:proofErr w:type="spellEnd"/>
+      <w:r>
+        <w:t xml:space="preserve"> </w:t>
+      </w:r>
+      <w:proofErr w:type="spellStart"/>
+      <w:r>
+        <w:t>unknown</w:t>
+      </w:r>
+      <w:proofErr w:type="spellEnd"/>
+      <w:r>
+        <w:t xml:space="preserve"> </w:t>
+      </w:r>
+      <w:proofErr w:type="spellStart"/>
+      <w:r>
+        <w:t>and</w:t>
+      </w:r>
+      <w:proofErr w:type="spellEnd"/>
     </w:p>
     <w:p>
-      <w:r>
-        <w:t>undetectable origin, presenting a significant theoretical challenge.2..."</w:t>
+      <w:proofErr w:type="spellStart"/>
+      <w:r>
+        <w:t>undetectable</w:t>
+      </w:r>
+      <w:proofErr w:type="spellEnd"/>
+      <w:r>
+        <w:t xml:space="preserve"> </w:t>
+      </w:r>
+      <w:proofErr w:type="spellStart"/>
+      <w:r>
+        <w:t>origin</w:t>
+      </w:r>
+      <w:proofErr w:type="spellEnd"/>
+      <w:r>
+        <w:t xml:space="preserve">, </w:t>
+      </w:r>
+      <w:proofErr w:type="spellStart"/>
+      <w:r>
+        <w:t>presenting</w:t>
+      </w:r>
+      <w:proofErr w:type="spellEnd"/>
+      <w:r>
+        <w:t xml:space="preserve"> a </w:t>
+      </w:r>
+      <w:proofErr w:type="spellStart"/>
+      <w:r>
+        <w:t>significant</w:t>
+      </w:r>
+      <w:proofErr w:type="spellEnd"/>
+      <w:r>
+        <w:t xml:space="preserve"> </w:t>
+      </w:r>
+      <w:proofErr w:type="spellStart"/>
+      <w:r>
+        <w:t>theoretical</w:t>
+      </w:r>
+      <w:proofErr w:type="spellEnd"/>
+      <w:r>
+        <w:t xml:space="preserve"> challenge.2..."</w:t>
       </w:r>
     </w:p>
     <w:p>
@@ -302,12 +2554,336 @@
           <w:sz w:val="28"/>
           <w:szCs w:val="28"/>
         </w:rPr>
-        <w:t>´Decreasing Universe: The 'Dark Matter' Effect'</w:t>
+        <w:t>´</w:t>
+      </w:r>
+      <w:proofErr w:type="spellStart"/>
+      <w:r>
+        <w:rPr>
+          <w:b/>
+          <w:bCs/>
+          <w:sz w:val="28"/>
+          <w:szCs w:val="28"/>
+        </w:rPr>
+        <w:t>Decreasing</w:t>
+      </w:r>
+      <w:proofErr w:type="spellEnd"/>
+      <w:r>
+        <w:rPr>
+          <w:b/>
+          <w:bCs/>
+          <w:sz w:val="28"/>
+          <w:szCs w:val="28"/>
+        </w:rPr>
+        <w:t xml:space="preserve"> Universe: The '</w:t>
+      </w:r>
+      <w:proofErr w:type="spellStart"/>
+      <w:r>
+        <w:rPr>
+          <w:b/>
+          <w:bCs/>
+          <w:sz w:val="28"/>
+          <w:szCs w:val="28"/>
+        </w:rPr>
+        <w:t>Dark</w:t>
+      </w:r>
+      <w:proofErr w:type="spellEnd"/>
+      <w:r>
+        <w:rPr>
+          <w:b/>
+          <w:bCs/>
+          <w:sz w:val="28"/>
+          <w:szCs w:val="28"/>
+        </w:rPr>
+        <w:t xml:space="preserve"> Matter' </w:t>
+      </w:r>
+      <w:proofErr w:type="spellStart"/>
+      <w:r>
+        <w:rPr>
+          <w:b/>
+          <w:bCs/>
+          <w:sz w:val="28"/>
+          <w:szCs w:val="28"/>
+        </w:rPr>
+        <w:t>Effect</w:t>
+      </w:r>
+      <w:proofErr w:type="spellEnd"/>
+      <w:r>
+        <w:rPr>
+          <w:b/>
+          <w:bCs/>
+          <w:sz w:val="28"/>
+          <w:szCs w:val="28"/>
+        </w:rPr>
+        <w:t>'</w:t>
       </w:r>
     </w:p>
     <w:p>
       <w:r>
-        <w:t>"After a brief review of the Decreasing Universe (D.U.) model, we will derive a formula and the graph for the apparent velocity of stars (of a Messier_33 galaxy) as a function of their radial distance from the galactic center. This formula reproduces the same velocity curve traditionally attributed to dark matter. "</w:t>
+        <w:t>"</w:t>
+      </w:r>
+      <w:proofErr w:type="spellStart"/>
+      <w:r>
+        <w:t>After</w:t>
+      </w:r>
+      <w:proofErr w:type="spellEnd"/>
+      <w:r>
+        <w:t xml:space="preserve"> a </w:t>
+      </w:r>
+      <w:proofErr w:type="spellStart"/>
+      <w:r>
+        <w:t>brief</w:t>
+      </w:r>
+      <w:proofErr w:type="spellEnd"/>
+      <w:r>
+        <w:t xml:space="preserve"> review </w:t>
+      </w:r>
+      <w:proofErr w:type="spellStart"/>
+      <w:r>
+        <w:t>of</w:t>
+      </w:r>
+      <w:proofErr w:type="spellEnd"/>
+      <w:r>
+        <w:t xml:space="preserve"> </w:t>
+      </w:r>
+      <w:proofErr w:type="spellStart"/>
+      <w:r>
+        <w:t>the</w:t>
+      </w:r>
+      <w:proofErr w:type="spellEnd"/>
+      <w:r>
+        <w:t xml:space="preserve"> </w:t>
+      </w:r>
+      <w:proofErr w:type="spellStart"/>
+      <w:r>
+        <w:t>Decreasing</w:t>
+      </w:r>
+      <w:proofErr w:type="spellEnd"/>
+      <w:r>
+        <w:t xml:space="preserve"> Universe (D.U.) model, </w:t>
+      </w:r>
+      <w:proofErr w:type="spellStart"/>
+      <w:r>
+        <w:t>we</w:t>
+      </w:r>
+      <w:proofErr w:type="spellEnd"/>
+      <w:r>
+        <w:t xml:space="preserve"> </w:t>
+      </w:r>
+      <w:proofErr w:type="spellStart"/>
+      <w:r>
+        <w:t>will</w:t>
+      </w:r>
+      <w:proofErr w:type="spellEnd"/>
+      <w:r>
+        <w:t xml:space="preserve"> derive a formula </w:t>
+      </w:r>
+      <w:proofErr w:type="spellStart"/>
+      <w:r>
+        <w:t>and</w:t>
+      </w:r>
+      <w:proofErr w:type="spellEnd"/>
+      <w:r>
+        <w:t xml:space="preserve"> </w:t>
+      </w:r>
+      <w:proofErr w:type="spellStart"/>
+      <w:r>
+        <w:t>the</w:t>
+      </w:r>
+      <w:proofErr w:type="spellEnd"/>
+      <w:r>
+        <w:t xml:space="preserve"> </w:t>
+      </w:r>
+      <w:proofErr w:type="spellStart"/>
+      <w:r>
+        <w:t>graph</w:t>
+      </w:r>
+      <w:proofErr w:type="spellEnd"/>
+      <w:r>
+        <w:t xml:space="preserve"> for </w:t>
+      </w:r>
+      <w:proofErr w:type="spellStart"/>
+      <w:r>
+        <w:t>the</w:t>
+      </w:r>
+      <w:proofErr w:type="spellEnd"/>
+      <w:r>
+        <w:t xml:space="preserve"> </w:t>
+      </w:r>
+      <w:proofErr w:type="spellStart"/>
+      <w:r>
+        <w:t>apparent</w:t>
+      </w:r>
+      <w:proofErr w:type="spellEnd"/>
+      <w:r>
+        <w:t xml:space="preserve"> </w:t>
+      </w:r>
+      <w:proofErr w:type="spellStart"/>
+      <w:r>
+        <w:t>velocity</w:t>
+      </w:r>
+      <w:proofErr w:type="spellEnd"/>
+      <w:r>
+        <w:t xml:space="preserve"> </w:t>
+      </w:r>
+      <w:proofErr w:type="spellStart"/>
+      <w:r>
+        <w:t>of</w:t>
+      </w:r>
+      <w:proofErr w:type="spellEnd"/>
+      <w:r>
+        <w:t xml:space="preserve"> stars (</w:t>
+      </w:r>
+      <w:proofErr w:type="spellStart"/>
+      <w:r>
+        <w:t>of</w:t>
+      </w:r>
+      <w:proofErr w:type="spellEnd"/>
+      <w:r>
+        <w:t xml:space="preserve"> a Messier_33 </w:t>
+      </w:r>
+      <w:proofErr w:type="spellStart"/>
+      <w:r>
+        <w:t>galaxy</w:t>
+      </w:r>
+      <w:proofErr w:type="spellEnd"/>
+      <w:r>
+        <w:t xml:space="preserve">) as a </w:t>
+      </w:r>
+      <w:proofErr w:type="spellStart"/>
+      <w:r>
+        <w:t>function</w:t>
+      </w:r>
+      <w:proofErr w:type="spellEnd"/>
+      <w:r>
+        <w:t xml:space="preserve"> </w:t>
+      </w:r>
+      <w:proofErr w:type="spellStart"/>
+      <w:r>
+        <w:t>of</w:t>
+      </w:r>
+      <w:proofErr w:type="spellEnd"/>
+      <w:r>
+        <w:t xml:space="preserve"> </w:t>
+      </w:r>
+      <w:proofErr w:type="spellStart"/>
+      <w:r>
+        <w:t>their</w:t>
+      </w:r>
+      <w:proofErr w:type="spellEnd"/>
+      <w:r>
+        <w:t xml:space="preserve"> radial </w:t>
+      </w:r>
+      <w:proofErr w:type="spellStart"/>
+      <w:r>
+        <w:t>distance</w:t>
+      </w:r>
+      <w:proofErr w:type="spellEnd"/>
+      <w:r>
+        <w:t xml:space="preserve"> </w:t>
+      </w:r>
+      <w:proofErr w:type="spellStart"/>
+      <w:r>
+        <w:t>from</w:t>
+      </w:r>
+      <w:proofErr w:type="spellEnd"/>
+      <w:r>
+        <w:t xml:space="preserve"> </w:t>
+      </w:r>
+      <w:proofErr w:type="spellStart"/>
+      <w:r>
+        <w:t>the</w:t>
+      </w:r>
+      <w:proofErr w:type="spellEnd"/>
+      <w:r>
+        <w:t xml:space="preserve"> </w:t>
+      </w:r>
+      <w:proofErr w:type="spellStart"/>
+      <w:r>
+        <w:t>galactic</w:t>
+      </w:r>
+      <w:proofErr w:type="spellEnd"/>
+      <w:r>
+        <w:t xml:space="preserve"> center. </w:t>
+      </w:r>
+      <w:proofErr w:type="spellStart"/>
+      <w:r>
+        <w:t>This</w:t>
+      </w:r>
+      <w:proofErr w:type="spellEnd"/>
+      <w:r>
+        <w:t xml:space="preserve"> formula </w:t>
+      </w:r>
+      <w:proofErr w:type="spellStart"/>
+      <w:r>
+        <w:t>reproduces</w:t>
+      </w:r>
+      <w:proofErr w:type="spellEnd"/>
+      <w:r>
+        <w:t xml:space="preserve"> </w:t>
+      </w:r>
+      <w:proofErr w:type="spellStart"/>
+      <w:r>
+        <w:t>the</w:t>
+      </w:r>
+      <w:proofErr w:type="spellEnd"/>
+      <w:r>
+        <w:t xml:space="preserve"> </w:t>
+      </w:r>
+      <w:proofErr w:type="spellStart"/>
+      <w:r>
+        <w:t>same</w:t>
+      </w:r>
+      <w:proofErr w:type="spellEnd"/>
+      <w:r>
+        <w:t xml:space="preserve"> </w:t>
+      </w:r>
+      <w:proofErr w:type="spellStart"/>
+      <w:r>
+        <w:t>velocity</w:t>
+      </w:r>
+      <w:proofErr w:type="spellEnd"/>
+      <w:r>
+        <w:t xml:space="preserve"> curve </w:t>
+      </w:r>
+      <w:proofErr w:type="spellStart"/>
+      <w:r>
+        <w:t>traditionally</w:t>
+      </w:r>
+      <w:proofErr w:type="spellEnd"/>
+      <w:r>
+        <w:t xml:space="preserve"> </w:t>
+      </w:r>
+      <w:proofErr w:type="spellStart"/>
+      <w:r>
+        <w:t>attributed</w:t>
+      </w:r>
+      <w:proofErr w:type="spellEnd"/>
+      <w:r>
+        <w:t xml:space="preserve"> </w:t>
+      </w:r>
+      <w:proofErr w:type="spellStart"/>
+      <w:r>
+        <w:t>to</w:t>
+      </w:r>
+      <w:proofErr w:type="spellEnd"/>
+      <w:r>
+        <w:t xml:space="preserve"> </w:t>
+      </w:r>
+      <w:proofErr w:type="spellStart"/>
+      <w:r>
+        <w:t>dark</w:t>
+      </w:r>
+      <w:proofErr w:type="spellEnd"/>
+      <w:r>
+        <w:t xml:space="preserve"> </w:t>
+      </w:r>
+      <w:proofErr w:type="spellStart"/>
+      <w:r>
+        <w:t>matter</w:t>
+      </w:r>
+      <w:proofErr w:type="spellEnd"/>
+      <w:r>
+        <w:t>. "</w:t>
       </w:r>
     </w:p>
     <w:p>
@@ -362,18 +2938,278 @@
           <w:szCs w:val="28"/>
         </w:rPr>
         <w:lastRenderedPageBreak/>
-        <w:t>´The Universe, According to Jocax'</w:t>
+        <w:t xml:space="preserve">´The Universe, </w:t>
+      </w:r>
+      <w:proofErr w:type="spellStart"/>
+      <w:r>
+        <w:rPr>
+          <w:b/>
+          <w:bCs/>
+          <w:sz w:val="28"/>
+          <w:szCs w:val="28"/>
+        </w:rPr>
+        <w:t>According</w:t>
+      </w:r>
+      <w:proofErr w:type="spellEnd"/>
+      <w:r>
+        <w:rPr>
+          <w:b/>
+          <w:bCs/>
+          <w:sz w:val="28"/>
+          <w:szCs w:val="28"/>
+        </w:rPr>
+        <w:t xml:space="preserve"> </w:t>
+      </w:r>
+      <w:proofErr w:type="spellStart"/>
+      <w:r>
+        <w:rPr>
+          <w:b/>
+          <w:bCs/>
+          <w:sz w:val="28"/>
+          <w:szCs w:val="28"/>
+        </w:rPr>
+        <w:t>to</w:t>
+      </w:r>
+      <w:proofErr w:type="spellEnd"/>
+      <w:r>
+        <w:rPr>
+          <w:b/>
+          <w:bCs/>
+          <w:sz w:val="28"/>
+          <w:szCs w:val="28"/>
+        </w:rPr>
+        <w:t xml:space="preserve"> </w:t>
+      </w:r>
+      <w:proofErr w:type="spellStart"/>
+      <w:r>
+        <w:rPr>
+          <w:b/>
+          <w:bCs/>
+          <w:sz w:val="28"/>
+          <w:szCs w:val="28"/>
+        </w:rPr>
+        <w:t>Jocax</w:t>
+      </w:r>
+      <w:proofErr w:type="spellEnd"/>
+      <w:r>
+        <w:rPr>
+          <w:b/>
+          <w:bCs/>
+          <w:sz w:val="28"/>
+          <w:szCs w:val="28"/>
+        </w:rPr>
+        <w:t>'</w:t>
       </w:r>
     </w:p>
     <w:p>
       <w:r>
-        <w:t>"We will address some of the main questions regarding our Universe, such as theories about its origins, types of Universes (Virtual</w:t>
-      </w:r>
-      <w:r>
-        <w:t xml:space="preserve"> </w:t>
-      </w:r>
-      <w:r>
-        <w:t>Universe, Parallel Universes), and questions about its finiteness, purpose, eternity, and its end."</w:t>
+        <w:t>"</w:t>
+      </w:r>
+      <w:proofErr w:type="spellStart"/>
+      <w:r>
+        <w:t>We</w:t>
+      </w:r>
+      <w:proofErr w:type="spellEnd"/>
+      <w:r>
+        <w:t xml:space="preserve"> </w:t>
+      </w:r>
+      <w:proofErr w:type="spellStart"/>
+      <w:r>
+        <w:t>will</w:t>
+      </w:r>
+      <w:proofErr w:type="spellEnd"/>
+      <w:r>
+        <w:t xml:space="preserve"> </w:t>
+      </w:r>
+      <w:proofErr w:type="spellStart"/>
+      <w:r>
+        <w:t>address</w:t>
+      </w:r>
+      <w:proofErr w:type="spellEnd"/>
+      <w:r>
+        <w:t xml:space="preserve"> some </w:t>
+      </w:r>
+      <w:proofErr w:type="spellStart"/>
+      <w:r>
+        <w:t>of</w:t>
+      </w:r>
+      <w:proofErr w:type="spellEnd"/>
+      <w:r>
+        <w:t xml:space="preserve"> </w:t>
+      </w:r>
+      <w:proofErr w:type="spellStart"/>
+      <w:r>
+        <w:t>the</w:t>
+      </w:r>
+      <w:proofErr w:type="spellEnd"/>
+      <w:r>
+        <w:t xml:space="preserve"> </w:t>
+      </w:r>
+      <w:proofErr w:type="spellStart"/>
+      <w:r>
+        <w:t>main</w:t>
+      </w:r>
+      <w:proofErr w:type="spellEnd"/>
+      <w:r>
+        <w:t xml:space="preserve"> </w:t>
+      </w:r>
+      <w:proofErr w:type="spellStart"/>
+      <w:r>
+        <w:t>questions</w:t>
+      </w:r>
+      <w:proofErr w:type="spellEnd"/>
+      <w:r>
+        <w:t xml:space="preserve"> </w:t>
+      </w:r>
+      <w:proofErr w:type="spellStart"/>
+      <w:r>
+        <w:t>regarding</w:t>
+      </w:r>
+      <w:proofErr w:type="spellEnd"/>
+      <w:r>
+        <w:t xml:space="preserve"> </w:t>
+      </w:r>
+      <w:proofErr w:type="spellStart"/>
+      <w:r>
+        <w:t>our</w:t>
+      </w:r>
+      <w:proofErr w:type="spellEnd"/>
+      <w:r>
+        <w:t xml:space="preserve"> Universe, </w:t>
+      </w:r>
+      <w:proofErr w:type="spellStart"/>
+      <w:r>
+        <w:t>such</w:t>
+      </w:r>
+      <w:proofErr w:type="spellEnd"/>
+      <w:r>
+        <w:t xml:space="preserve"> as </w:t>
+      </w:r>
+      <w:proofErr w:type="spellStart"/>
+      <w:r>
+        <w:t>theories</w:t>
+      </w:r>
+      <w:proofErr w:type="spellEnd"/>
+      <w:r>
+        <w:t xml:space="preserve"> </w:t>
+      </w:r>
+      <w:proofErr w:type="spellStart"/>
+      <w:r>
+        <w:t>about</w:t>
+      </w:r>
+      <w:proofErr w:type="spellEnd"/>
+      <w:r>
+        <w:t xml:space="preserve"> its </w:t>
+      </w:r>
+      <w:proofErr w:type="spellStart"/>
+      <w:r>
+        <w:t>origins</w:t>
+      </w:r>
+      <w:proofErr w:type="spellEnd"/>
+      <w:r>
+        <w:t xml:space="preserve">, </w:t>
+      </w:r>
+      <w:proofErr w:type="spellStart"/>
+      <w:r>
+        <w:t>types</w:t>
+      </w:r>
+      <w:proofErr w:type="spellEnd"/>
+      <w:r>
+        <w:t xml:space="preserve"> </w:t>
+      </w:r>
+      <w:proofErr w:type="spellStart"/>
+      <w:r>
+        <w:t>of</w:t>
+      </w:r>
+      <w:proofErr w:type="spellEnd"/>
+      <w:r>
+        <w:t xml:space="preserve"> </w:t>
+      </w:r>
+      <w:proofErr w:type="spellStart"/>
+      <w:r>
+        <w:t>Universes</w:t>
+      </w:r>
+      <w:proofErr w:type="spellEnd"/>
+      <w:r>
+        <w:t xml:space="preserve"> (Virtual</w:t>
+      </w:r>
+      <w:r>
+        <w:t xml:space="preserve"> </w:t>
+      </w:r>
+      <w:r>
+        <w:t xml:space="preserve">Universe, </w:t>
+      </w:r>
+      <w:proofErr w:type="spellStart"/>
+      <w:r>
+        <w:t>Parallel</w:t>
+      </w:r>
+      <w:proofErr w:type="spellEnd"/>
+      <w:r>
+        <w:t xml:space="preserve"> </w:t>
+      </w:r>
+      <w:proofErr w:type="spellStart"/>
+      <w:r>
+        <w:t>Universes</w:t>
+      </w:r>
+      <w:proofErr w:type="spellEnd"/>
+      <w:r>
+        <w:t xml:space="preserve">), </w:t>
+      </w:r>
+      <w:proofErr w:type="spellStart"/>
+      <w:r>
+        <w:t>and</w:t>
+      </w:r>
+      <w:proofErr w:type="spellEnd"/>
+      <w:r>
+        <w:t xml:space="preserve"> </w:t>
+      </w:r>
+      <w:proofErr w:type="spellStart"/>
+      <w:r>
+        <w:t>questions</w:t>
+      </w:r>
+      <w:proofErr w:type="spellEnd"/>
+      <w:r>
+        <w:t xml:space="preserve"> </w:t>
+      </w:r>
+      <w:proofErr w:type="spellStart"/>
+      <w:r>
+        <w:t>about</w:t>
+      </w:r>
+      <w:proofErr w:type="spellEnd"/>
+      <w:r>
+        <w:t xml:space="preserve"> its </w:t>
+      </w:r>
+      <w:proofErr w:type="spellStart"/>
+      <w:r>
+        <w:t>finiteness</w:t>
+      </w:r>
+      <w:proofErr w:type="spellEnd"/>
+      <w:r>
+        <w:t xml:space="preserve">, </w:t>
+      </w:r>
+      <w:proofErr w:type="spellStart"/>
+      <w:r>
+        <w:t>purpose</w:t>
+      </w:r>
+      <w:proofErr w:type="spellEnd"/>
+      <w:r>
+        <w:t xml:space="preserve">, </w:t>
+      </w:r>
+      <w:proofErr w:type="spellStart"/>
+      <w:r>
+        <w:t>eternity</w:t>
+      </w:r>
+      <w:proofErr w:type="spellEnd"/>
+      <w:r>
+        <w:t xml:space="preserve">, </w:t>
+      </w:r>
+      <w:proofErr w:type="spellStart"/>
+      <w:r>
+        <w:t>and</w:t>
+      </w:r>
+      <w:proofErr w:type="spellEnd"/>
+      <w:r>
+        <w:t xml:space="preserve"> its end."</w:t>
       </w:r>
     </w:p>
     <w:p>
@@ -406,18 +3242,283 @@
           <w:sz w:val="28"/>
           <w:szCs w:val="28"/>
         </w:rPr>
-        <w:t>´Decreasing Universe: The CMB and the Age of the Universe'</w:t>
+        <w:t>´</w:t>
+      </w:r>
+      <w:proofErr w:type="spellStart"/>
+      <w:r>
+        <w:rPr>
+          <w:b/>
+          <w:bCs/>
+          <w:sz w:val="28"/>
+          <w:szCs w:val="28"/>
+        </w:rPr>
+        <w:t>Decreasing</w:t>
+      </w:r>
+      <w:proofErr w:type="spellEnd"/>
+      <w:r>
+        <w:rPr>
+          <w:b/>
+          <w:bCs/>
+          <w:sz w:val="28"/>
+          <w:szCs w:val="28"/>
+        </w:rPr>
+        <w:t xml:space="preserve"> Universe: The CMB </w:t>
+      </w:r>
+      <w:proofErr w:type="spellStart"/>
+      <w:r>
+        <w:rPr>
+          <w:b/>
+          <w:bCs/>
+          <w:sz w:val="28"/>
+          <w:szCs w:val="28"/>
+        </w:rPr>
+        <w:t>and</w:t>
+      </w:r>
+      <w:proofErr w:type="spellEnd"/>
+      <w:r>
+        <w:rPr>
+          <w:b/>
+          <w:bCs/>
+          <w:sz w:val="28"/>
+          <w:szCs w:val="28"/>
+        </w:rPr>
+        <w:t xml:space="preserve"> </w:t>
+      </w:r>
+      <w:proofErr w:type="spellStart"/>
+      <w:proofErr w:type="gramStart"/>
+      <w:r>
+        <w:rPr>
+          <w:b/>
+          <w:bCs/>
+          <w:sz w:val="28"/>
+          <w:szCs w:val="28"/>
+        </w:rPr>
+        <w:t>the</w:t>
+      </w:r>
+      <w:proofErr w:type="spellEnd"/>
+      <w:r>
+        <w:rPr>
+          <w:b/>
+          <w:bCs/>
+          <w:sz w:val="28"/>
+          <w:szCs w:val="28"/>
+        </w:rPr>
+        <w:t xml:space="preserve"> Age</w:t>
+      </w:r>
+      <w:proofErr w:type="gramEnd"/>
+      <w:r>
+        <w:rPr>
+          <w:b/>
+          <w:bCs/>
+          <w:sz w:val="28"/>
+          <w:szCs w:val="28"/>
+        </w:rPr>
+        <w:t xml:space="preserve"> </w:t>
+      </w:r>
+      <w:proofErr w:type="spellStart"/>
+      <w:r>
+        <w:rPr>
+          <w:b/>
+          <w:bCs/>
+          <w:sz w:val="28"/>
+          <w:szCs w:val="28"/>
+        </w:rPr>
+        <w:t>of</w:t>
+      </w:r>
+      <w:proofErr w:type="spellEnd"/>
+      <w:r>
+        <w:rPr>
+          <w:b/>
+          <w:bCs/>
+          <w:sz w:val="28"/>
+          <w:szCs w:val="28"/>
+        </w:rPr>
+        <w:t xml:space="preserve"> </w:t>
+      </w:r>
+      <w:proofErr w:type="spellStart"/>
+      <w:r>
+        <w:rPr>
+          <w:b/>
+          <w:bCs/>
+          <w:sz w:val="28"/>
+          <w:szCs w:val="28"/>
+        </w:rPr>
+        <w:t>the</w:t>
+      </w:r>
+      <w:proofErr w:type="spellEnd"/>
+      <w:r>
+        <w:rPr>
+          <w:b/>
+          <w:bCs/>
+          <w:sz w:val="28"/>
+          <w:szCs w:val="28"/>
+        </w:rPr>
+        <w:t xml:space="preserve"> Universe'</w:t>
       </w:r>
     </w:p>
     <w:p>
       <w:r>
-        <w:t>" We will use the “Decreasing Universe” (D.U.) theory to estimate the age of the Universe based on</w:t>
-      </w:r>
-      <w:r>
-        <w:t xml:space="preserve"> </w:t>
-      </w:r>
-      <w:r>
-        <w:t>the average wavelength of the Cosmic Microwave Background (CMB) radiation.</w:t>
+        <w:t xml:space="preserve">" </w:t>
+      </w:r>
+      <w:proofErr w:type="spellStart"/>
+      <w:r>
+        <w:t>We</w:t>
+      </w:r>
+      <w:proofErr w:type="spellEnd"/>
+      <w:r>
+        <w:t xml:space="preserve"> </w:t>
+      </w:r>
+      <w:proofErr w:type="spellStart"/>
+      <w:r>
+        <w:t>will</w:t>
+      </w:r>
+      <w:proofErr w:type="spellEnd"/>
+      <w:r>
+        <w:t xml:space="preserve"> use </w:t>
+      </w:r>
+      <w:proofErr w:type="spellStart"/>
+      <w:r>
+        <w:t>the</w:t>
+      </w:r>
+      <w:proofErr w:type="spellEnd"/>
+      <w:r>
+        <w:t xml:space="preserve"> “</w:t>
+      </w:r>
+      <w:proofErr w:type="spellStart"/>
+      <w:r>
+        <w:t>Decreasing</w:t>
+      </w:r>
+      <w:proofErr w:type="spellEnd"/>
+      <w:r>
+        <w:t xml:space="preserve"> Universe” (D.U.) </w:t>
+      </w:r>
+      <w:proofErr w:type="spellStart"/>
+      <w:r>
+        <w:t>theory</w:t>
+      </w:r>
+      <w:proofErr w:type="spellEnd"/>
+      <w:r>
+        <w:t xml:space="preserve"> </w:t>
+      </w:r>
+      <w:proofErr w:type="spellStart"/>
+      <w:r>
+        <w:t>to</w:t>
+      </w:r>
+      <w:proofErr w:type="spellEnd"/>
+      <w:r>
+        <w:t xml:space="preserve"> </w:t>
+      </w:r>
+      <w:proofErr w:type="spellStart"/>
+      <w:r>
+        <w:t>estimate</w:t>
+      </w:r>
+      <w:proofErr w:type="spellEnd"/>
+      <w:r>
+        <w:t xml:space="preserve"> </w:t>
+      </w:r>
+      <w:proofErr w:type="spellStart"/>
+      <w:r>
+        <w:t>the</w:t>
+      </w:r>
+      <w:proofErr w:type="spellEnd"/>
+      <w:r>
+        <w:t xml:space="preserve"> age </w:t>
+      </w:r>
+      <w:proofErr w:type="spellStart"/>
+      <w:r>
+        <w:t>of</w:t>
+      </w:r>
+      <w:proofErr w:type="spellEnd"/>
+      <w:r>
+        <w:t xml:space="preserve"> </w:t>
+      </w:r>
+      <w:proofErr w:type="spellStart"/>
+      <w:r>
+        <w:t>the</w:t>
+      </w:r>
+      <w:proofErr w:type="spellEnd"/>
+      <w:r>
+        <w:t xml:space="preserve"> Universe </w:t>
+      </w:r>
+      <w:proofErr w:type="spellStart"/>
+      <w:r>
+        <w:t>based</w:t>
+      </w:r>
+      <w:proofErr w:type="spellEnd"/>
+      <w:r>
+        <w:t xml:space="preserve"> </w:t>
+      </w:r>
+      <w:proofErr w:type="spellStart"/>
+      <w:r>
+        <w:t>on</w:t>
+      </w:r>
+      <w:proofErr w:type="spellEnd"/>
+      <w:r>
+        <w:t xml:space="preserve"> </w:t>
+      </w:r>
+      <w:proofErr w:type="spellStart"/>
+      <w:r>
+        <w:t>the</w:t>
+      </w:r>
+      <w:proofErr w:type="spellEnd"/>
+      <w:r>
+        <w:t xml:space="preserve"> </w:t>
+      </w:r>
+      <w:proofErr w:type="spellStart"/>
+      <w:r>
+        <w:t>average</w:t>
+      </w:r>
+      <w:proofErr w:type="spellEnd"/>
+      <w:r>
+        <w:t xml:space="preserve"> </w:t>
+      </w:r>
+      <w:proofErr w:type="spellStart"/>
+      <w:r>
+        <w:t>wavelength</w:t>
+      </w:r>
+      <w:proofErr w:type="spellEnd"/>
+      <w:r>
+        <w:t xml:space="preserve"> </w:t>
+      </w:r>
+      <w:proofErr w:type="spellStart"/>
+      <w:r>
+        <w:t>of</w:t>
+      </w:r>
+      <w:proofErr w:type="spellEnd"/>
+      <w:r>
+        <w:t xml:space="preserve"> </w:t>
+      </w:r>
+      <w:proofErr w:type="spellStart"/>
+      <w:r>
+        <w:t>the</w:t>
+      </w:r>
+      <w:proofErr w:type="spellEnd"/>
+      <w:r>
+        <w:t xml:space="preserve"> </w:t>
+      </w:r>
+      <w:proofErr w:type="spellStart"/>
+      <w:r>
+        <w:t>Cosmic</w:t>
+      </w:r>
+      <w:proofErr w:type="spellEnd"/>
+      <w:r>
+        <w:t xml:space="preserve"> </w:t>
+      </w:r>
+      <w:proofErr w:type="spellStart"/>
+      <w:r>
+        <w:t>Microwave</w:t>
+      </w:r>
+      <w:proofErr w:type="spellEnd"/>
+      <w:r>
+        <w:t xml:space="preserve"> Background (CMB) </w:t>
+      </w:r>
+      <w:proofErr w:type="spellStart"/>
+      <w:r>
+        <w:t>radiation</w:t>
+      </w:r>
+      <w:proofErr w:type="spellEnd"/>
+      <w:r>
+        <w:t>.</w:t>
       </w:r>
     </w:p>
     <w:p>
@@ -462,18 +3563,256 @@
           <w:sz w:val="28"/>
           <w:szCs w:val="28"/>
         </w:rPr>
-        <w:t>´Decreasing Universe: Redshifts and Distance Data Refute the L-CDM Mode'</w:t>
+        <w:t>´</w:t>
+      </w:r>
+      <w:proofErr w:type="spellStart"/>
+      <w:r>
+        <w:rPr>
+          <w:b/>
+          <w:bCs/>
+          <w:sz w:val="28"/>
+          <w:szCs w:val="28"/>
+        </w:rPr>
+        <w:t>Decreasing</w:t>
+      </w:r>
+      <w:proofErr w:type="spellEnd"/>
+      <w:r>
+        <w:rPr>
+          <w:b/>
+          <w:bCs/>
+          <w:sz w:val="28"/>
+          <w:szCs w:val="28"/>
+        </w:rPr>
+        <w:t xml:space="preserve"> Universe: </w:t>
+      </w:r>
+      <w:proofErr w:type="spellStart"/>
+      <w:r>
+        <w:rPr>
+          <w:b/>
+          <w:bCs/>
+          <w:sz w:val="28"/>
+          <w:szCs w:val="28"/>
+        </w:rPr>
+        <w:t>Redshifts</w:t>
+      </w:r>
+      <w:proofErr w:type="spellEnd"/>
+      <w:r>
+        <w:rPr>
+          <w:b/>
+          <w:bCs/>
+          <w:sz w:val="28"/>
+          <w:szCs w:val="28"/>
+        </w:rPr>
+        <w:t xml:space="preserve"> </w:t>
+      </w:r>
+      <w:proofErr w:type="spellStart"/>
+      <w:r>
+        <w:rPr>
+          <w:b/>
+          <w:bCs/>
+          <w:sz w:val="28"/>
+          <w:szCs w:val="28"/>
+        </w:rPr>
+        <w:t>and</w:t>
+      </w:r>
+      <w:proofErr w:type="spellEnd"/>
+      <w:r>
+        <w:rPr>
+          <w:b/>
+          <w:bCs/>
+          <w:sz w:val="28"/>
+          <w:szCs w:val="28"/>
+        </w:rPr>
+        <w:t xml:space="preserve"> Distance Data Refute </w:t>
+      </w:r>
+      <w:proofErr w:type="spellStart"/>
+      <w:r>
+        <w:rPr>
+          <w:b/>
+          <w:bCs/>
+          <w:sz w:val="28"/>
+          <w:szCs w:val="28"/>
+        </w:rPr>
+        <w:t>the</w:t>
+      </w:r>
+      <w:proofErr w:type="spellEnd"/>
+      <w:r>
+        <w:rPr>
+          <w:b/>
+          <w:bCs/>
+          <w:sz w:val="28"/>
+          <w:szCs w:val="28"/>
+        </w:rPr>
+        <w:t xml:space="preserve"> L-CDM </w:t>
+      </w:r>
+      <w:proofErr w:type="spellStart"/>
+      <w:r>
+        <w:rPr>
+          <w:b/>
+          <w:bCs/>
+          <w:sz w:val="28"/>
+          <w:szCs w:val="28"/>
+        </w:rPr>
+        <w:t>Mode</w:t>
+      </w:r>
+      <w:proofErr w:type="spellEnd"/>
+      <w:r>
+        <w:rPr>
+          <w:b/>
+          <w:bCs/>
+          <w:sz w:val="28"/>
+          <w:szCs w:val="28"/>
+        </w:rPr>
+        <w:t>'</w:t>
       </w:r>
     </w:p>
     <w:p>
       <w:r>
-        <w:t>"To evaluate and compare the “Decreasing Universe theory” with the LCDM model, I created a potentially falsifiable prediction</w:t>
-      </w:r>
-      <w:r>
-        <w:t xml:space="preserve"> </w:t>
-      </w:r>
-      <w:r>
-        <w:t>and the data was extracted and analyzed."</w:t>
+        <w:t>"</w:t>
+      </w:r>
+      <w:proofErr w:type="spellStart"/>
+      <w:r>
+        <w:t>To</w:t>
+      </w:r>
+      <w:proofErr w:type="spellEnd"/>
+      <w:r>
+        <w:t xml:space="preserve"> </w:t>
+      </w:r>
+      <w:proofErr w:type="spellStart"/>
+      <w:r>
+        <w:t>evaluate</w:t>
+      </w:r>
+      <w:proofErr w:type="spellEnd"/>
+      <w:r>
+        <w:t xml:space="preserve"> </w:t>
+      </w:r>
+      <w:proofErr w:type="spellStart"/>
+      <w:r>
+        <w:t>and</w:t>
+      </w:r>
+      <w:proofErr w:type="spellEnd"/>
+      <w:r>
+        <w:t xml:space="preserve"> compare </w:t>
+      </w:r>
+      <w:proofErr w:type="spellStart"/>
+      <w:r>
+        <w:t>the</w:t>
+      </w:r>
+      <w:proofErr w:type="spellEnd"/>
+      <w:r>
+        <w:t xml:space="preserve"> “</w:t>
+      </w:r>
+      <w:proofErr w:type="spellStart"/>
+      <w:r>
+        <w:t>Decreasing</w:t>
+      </w:r>
+      <w:proofErr w:type="spellEnd"/>
+      <w:r>
+        <w:t xml:space="preserve"> Universe </w:t>
+      </w:r>
+      <w:proofErr w:type="spellStart"/>
+      <w:r>
+        <w:t>theory</w:t>
+      </w:r>
+      <w:proofErr w:type="spellEnd"/>
+      <w:r>
+        <w:t xml:space="preserve">” </w:t>
+      </w:r>
+      <w:proofErr w:type="spellStart"/>
+      <w:r>
+        <w:t>with</w:t>
+      </w:r>
+      <w:proofErr w:type="spellEnd"/>
+      <w:r>
+        <w:t xml:space="preserve"> </w:t>
+      </w:r>
+      <w:proofErr w:type="spellStart"/>
+      <w:r>
+        <w:t>the</w:t>
+      </w:r>
+      <w:proofErr w:type="spellEnd"/>
+      <w:r>
+        <w:t xml:space="preserve"> LCDM model, I </w:t>
+      </w:r>
+      <w:proofErr w:type="spellStart"/>
+      <w:r>
+        <w:t>created</w:t>
+      </w:r>
+      <w:proofErr w:type="spellEnd"/>
+      <w:r>
+        <w:t xml:space="preserve"> a </w:t>
+      </w:r>
+      <w:proofErr w:type="spellStart"/>
+      <w:r>
+        <w:t>potentially</w:t>
+      </w:r>
+      <w:proofErr w:type="spellEnd"/>
+      <w:r>
+        <w:t xml:space="preserve"> </w:t>
+      </w:r>
+      <w:proofErr w:type="spellStart"/>
+      <w:r>
+        <w:t>falsifiable</w:t>
+      </w:r>
+      <w:proofErr w:type="spellEnd"/>
+      <w:r>
+        <w:t xml:space="preserve"> </w:t>
+      </w:r>
+      <w:proofErr w:type="spellStart"/>
+      <w:r>
+        <w:t>prediction</w:t>
+      </w:r>
+      <w:proofErr w:type="spellEnd"/>
+      <w:r>
+        <w:t xml:space="preserve"> </w:t>
+      </w:r>
+      <w:proofErr w:type="spellStart"/>
+      <w:r>
+        <w:t>and</w:t>
+      </w:r>
+      <w:proofErr w:type="spellEnd"/>
+      <w:r>
+        <w:t xml:space="preserve"> </w:t>
+      </w:r>
+      <w:proofErr w:type="spellStart"/>
+      <w:r>
+        <w:t>the</w:t>
+      </w:r>
+      <w:proofErr w:type="spellEnd"/>
+      <w:r>
+        <w:t xml:space="preserve"> data </w:t>
+      </w:r>
+      <w:proofErr w:type="spellStart"/>
+      <w:r>
+        <w:t>was</w:t>
+      </w:r>
+      <w:proofErr w:type="spellEnd"/>
+      <w:r>
+        <w:t xml:space="preserve"> </w:t>
+      </w:r>
+      <w:proofErr w:type="spellStart"/>
+      <w:r>
+        <w:t>extracted</w:t>
+      </w:r>
+      <w:proofErr w:type="spellEnd"/>
+      <w:r>
+        <w:t xml:space="preserve"> </w:t>
+      </w:r>
+      <w:proofErr w:type="spellStart"/>
+      <w:r>
+        <w:t>and</w:t>
+      </w:r>
+      <w:proofErr w:type="spellEnd"/>
+      <w:r>
+        <w:t xml:space="preserve"> </w:t>
+      </w:r>
+      <w:proofErr w:type="spellStart"/>
+      <w:r>
+        <w:t>analyzed</w:t>
+      </w:r>
+      <w:proofErr w:type="spellEnd"/>
+      <w:r>
+        <w:t>."</w:t>
       </w:r>
     </w:p>
     <w:p>
@@ -510,18 +3849,315 @@
           <w:sz w:val="28"/>
           <w:szCs w:val="28"/>
         </w:rPr>
-        <w:t>´Decreasing universe: the distance as a function of redshift'</w:t>
+        <w:t>´</w:t>
+      </w:r>
+      <w:proofErr w:type="spellStart"/>
+      <w:r>
+        <w:rPr>
+          <w:b/>
+          <w:bCs/>
+          <w:sz w:val="28"/>
+          <w:szCs w:val="28"/>
+        </w:rPr>
+        <w:t>Decreasing</w:t>
+      </w:r>
+      <w:proofErr w:type="spellEnd"/>
+      <w:r>
+        <w:rPr>
+          <w:b/>
+          <w:bCs/>
+          <w:sz w:val="28"/>
+          <w:szCs w:val="28"/>
+        </w:rPr>
+        <w:t xml:space="preserve"> </w:t>
+      </w:r>
+      <w:proofErr w:type="spellStart"/>
+      <w:r>
+        <w:rPr>
+          <w:b/>
+          <w:bCs/>
+          <w:sz w:val="28"/>
+          <w:szCs w:val="28"/>
+        </w:rPr>
+        <w:t>universe</w:t>
+      </w:r>
+      <w:proofErr w:type="spellEnd"/>
+      <w:r>
+        <w:rPr>
+          <w:b/>
+          <w:bCs/>
+          <w:sz w:val="28"/>
+          <w:szCs w:val="28"/>
+        </w:rPr>
+        <w:t xml:space="preserve">: </w:t>
+      </w:r>
+      <w:proofErr w:type="spellStart"/>
+      <w:r>
+        <w:rPr>
+          <w:b/>
+          <w:bCs/>
+          <w:sz w:val="28"/>
+          <w:szCs w:val="28"/>
+        </w:rPr>
+        <w:t>the</w:t>
+      </w:r>
+      <w:proofErr w:type="spellEnd"/>
+      <w:r>
+        <w:rPr>
+          <w:b/>
+          <w:bCs/>
+          <w:sz w:val="28"/>
+          <w:szCs w:val="28"/>
+        </w:rPr>
+        <w:t xml:space="preserve"> </w:t>
+      </w:r>
+      <w:proofErr w:type="spellStart"/>
+      <w:r>
+        <w:rPr>
+          <w:b/>
+          <w:bCs/>
+          <w:sz w:val="28"/>
+          <w:szCs w:val="28"/>
+        </w:rPr>
+        <w:t>distance</w:t>
+      </w:r>
+      <w:proofErr w:type="spellEnd"/>
+      <w:r>
+        <w:rPr>
+          <w:b/>
+          <w:bCs/>
+          <w:sz w:val="28"/>
+          <w:szCs w:val="28"/>
+        </w:rPr>
+        <w:t xml:space="preserve"> as a </w:t>
+      </w:r>
+      <w:proofErr w:type="spellStart"/>
+      <w:r>
+        <w:rPr>
+          <w:b/>
+          <w:bCs/>
+          <w:sz w:val="28"/>
+          <w:szCs w:val="28"/>
+        </w:rPr>
+        <w:t>function</w:t>
+      </w:r>
+      <w:proofErr w:type="spellEnd"/>
+      <w:r>
+        <w:rPr>
+          <w:b/>
+          <w:bCs/>
+          <w:sz w:val="28"/>
+          <w:szCs w:val="28"/>
+        </w:rPr>
+        <w:t xml:space="preserve"> </w:t>
+      </w:r>
+      <w:proofErr w:type="spellStart"/>
+      <w:r>
+        <w:rPr>
+          <w:b/>
+          <w:bCs/>
+          <w:sz w:val="28"/>
+          <w:szCs w:val="28"/>
+        </w:rPr>
+        <w:t>of</w:t>
+      </w:r>
+      <w:proofErr w:type="spellEnd"/>
+      <w:r>
+        <w:rPr>
+          <w:b/>
+          <w:bCs/>
+          <w:sz w:val="28"/>
+          <w:szCs w:val="28"/>
+        </w:rPr>
+        <w:t xml:space="preserve"> </w:t>
+      </w:r>
+      <w:proofErr w:type="spellStart"/>
+      <w:r>
+        <w:rPr>
+          <w:b/>
+          <w:bCs/>
+          <w:sz w:val="28"/>
+          <w:szCs w:val="28"/>
+        </w:rPr>
+        <w:t>redshift</w:t>
+      </w:r>
+      <w:proofErr w:type="spellEnd"/>
+      <w:r>
+        <w:rPr>
+          <w:b/>
+          <w:bCs/>
+          <w:sz w:val="28"/>
+          <w:szCs w:val="28"/>
+        </w:rPr>
+        <w:t>'</w:t>
       </w:r>
     </w:p>
     <w:p>
       <w:r>
-        <w:t>"Using the “Decreasing Universe” model1 we will show evidence that this new model of the</w:t>
-      </w:r>
-      <w:r>
-        <w:t xml:space="preserve"> </w:t>
-      </w:r>
-      <w:r>
-        <w:t xml:space="preserve">dynamics of the Universe is less disruptive and more adequate than the traditional </w:t>
+        <w:t>"</w:t>
+      </w:r>
+      <w:proofErr w:type="spellStart"/>
+      <w:r>
+        <w:t>Using</w:t>
+      </w:r>
+      <w:proofErr w:type="spellEnd"/>
+      <w:r>
+        <w:t xml:space="preserve"> </w:t>
+      </w:r>
+      <w:proofErr w:type="spellStart"/>
+      <w:r>
+        <w:t>the</w:t>
+      </w:r>
+      <w:proofErr w:type="spellEnd"/>
+      <w:r>
+        <w:t xml:space="preserve"> “</w:t>
+      </w:r>
+      <w:proofErr w:type="spellStart"/>
+      <w:r>
+        <w:t>Decreasing</w:t>
+      </w:r>
+      <w:proofErr w:type="spellEnd"/>
+      <w:r>
+        <w:t xml:space="preserve"> Universe” model1 </w:t>
+      </w:r>
+      <w:proofErr w:type="spellStart"/>
+      <w:r>
+        <w:t>we</w:t>
+      </w:r>
+      <w:proofErr w:type="spellEnd"/>
+      <w:r>
+        <w:t xml:space="preserve"> </w:t>
+      </w:r>
+      <w:proofErr w:type="spellStart"/>
+      <w:r>
+        <w:t>will</w:t>
+      </w:r>
+      <w:proofErr w:type="spellEnd"/>
+      <w:r>
+        <w:t xml:space="preserve"> show </w:t>
+      </w:r>
+      <w:proofErr w:type="spellStart"/>
+      <w:r>
+        <w:t>evidence</w:t>
+      </w:r>
+      <w:proofErr w:type="spellEnd"/>
+      <w:r>
+        <w:t xml:space="preserve"> </w:t>
+      </w:r>
+      <w:proofErr w:type="spellStart"/>
+      <w:r>
+        <w:t>that</w:t>
+      </w:r>
+      <w:proofErr w:type="spellEnd"/>
+      <w:r>
+        <w:t xml:space="preserve"> </w:t>
+      </w:r>
+      <w:proofErr w:type="spellStart"/>
+      <w:r>
+        <w:t>this</w:t>
+      </w:r>
+      <w:proofErr w:type="spellEnd"/>
+      <w:r>
+        <w:t xml:space="preserve"> new model </w:t>
+      </w:r>
+      <w:proofErr w:type="spellStart"/>
+      <w:r>
+        <w:t>of</w:t>
+      </w:r>
+      <w:proofErr w:type="spellEnd"/>
+      <w:r>
+        <w:t xml:space="preserve"> </w:t>
+      </w:r>
+      <w:proofErr w:type="spellStart"/>
+      <w:r>
+        <w:t>the</w:t>
+      </w:r>
+      <w:proofErr w:type="spellEnd"/>
+      <w:r>
+        <w:t xml:space="preserve"> </w:t>
+      </w:r>
+      <w:r>
+        <w:t xml:space="preserve">dynamics </w:t>
+      </w:r>
+      <w:proofErr w:type="spellStart"/>
+      <w:r>
+        <w:t>of</w:t>
+      </w:r>
+      <w:proofErr w:type="spellEnd"/>
+      <w:r>
+        <w:t xml:space="preserve"> </w:t>
+      </w:r>
+      <w:proofErr w:type="spellStart"/>
+      <w:r>
+        <w:t>the</w:t>
+      </w:r>
+      <w:proofErr w:type="spellEnd"/>
+      <w:r>
+        <w:t xml:space="preserve"> Universe </w:t>
+      </w:r>
+      <w:proofErr w:type="spellStart"/>
+      <w:r>
+        <w:t>is</w:t>
+      </w:r>
+      <w:proofErr w:type="spellEnd"/>
+      <w:r>
+        <w:t xml:space="preserve"> </w:t>
+      </w:r>
+      <w:proofErr w:type="spellStart"/>
+      <w:r>
+        <w:t>less</w:t>
+      </w:r>
+      <w:proofErr w:type="spellEnd"/>
+      <w:r>
+        <w:t xml:space="preserve"> </w:t>
+      </w:r>
+      <w:proofErr w:type="spellStart"/>
+      <w:r>
+        <w:t>disruptive</w:t>
+      </w:r>
+      <w:proofErr w:type="spellEnd"/>
+      <w:r>
+        <w:t xml:space="preserve"> </w:t>
+      </w:r>
+      <w:proofErr w:type="spellStart"/>
+      <w:r>
+        <w:t>and</w:t>
+      </w:r>
+      <w:proofErr w:type="spellEnd"/>
+      <w:r>
+        <w:t xml:space="preserve"> more </w:t>
+      </w:r>
+      <w:proofErr w:type="spellStart"/>
+      <w:r>
+        <w:t>adequate</w:t>
+      </w:r>
+      <w:proofErr w:type="spellEnd"/>
+      <w:r>
+        <w:t xml:space="preserve"> </w:t>
+      </w:r>
+      <w:proofErr w:type="spellStart"/>
+      <w:r>
+        <w:t>than</w:t>
+      </w:r>
+      <w:proofErr w:type="spellEnd"/>
+      <w:r>
+        <w:t xml:space="preserve"> </w:t>
+      </w:r>
+      <w:proofErr w:type="spellStart"/>
+      <w:r>
+        <w:t>the</w:t>
+      </w:r>
+      <w:proofErr w:type="spellEnd"/>
+      <w:r>
+        <w:t xml:space="preserve"> </w:t>
+      </w:r>
+      <w:proofErr w:type="spellStart"/>
+      <w:r>
+        <w:t>traditional</w:t>
+      </w:r>
+      <w:proofErr w:type="spellEnd"/>
+      <w:r>
+        <w:t xml:space="preserve"> </w:t>
       </w:r>
       <w:r>
         <w:t>L</w:t>
@@ -533,18 +4169,228 @@
         <w:t xml:space="preserve"> </w:t>
       </w:r>
       <w:r>
-        <w:t>model that postulates the existence of Dark Energy.</w:t>
+        <w:t xml:space="preserve">model </w:t>
+      </w:r>
+      <w:proofErr w:type="spellStart"/>
+      <w:r>
+        <w:t>that</w:t>
+      </w:r>
+      <w:proofErr w:type="spellEnd"/>
+      <w:r>
+        <w:t xml:space="preserve"> </w:t>
+      </w:r>
+      <w:proofErr w:type="spellStart"/>
+      <w:r>
+        <w:t>postulates</w:t>
+      </w:r>
+      <w:proofErr w:type="spellEnd"/>
+      <w:r>
+        <w:t xml:space="preserve"> </w:t>
+      </w:r>
+      <w:proofErr w:type="spellStart"/>
+      <w:r>
+        <w:t>the</w:t>
+      </w:r>
+      <w:proofErr w:type="spellEnd"/>
+      <w:r>
+        <w:t xml:space="preserve"> </w:t>
+      </w:r>
+      <w:proofErr w:type="spellStart"/>
+      <w:r>
+        <w:t>existence</w:t>
+      </w:r>
+      <w:proofErr w:type="spellEnd"/>
+      <w:r>
+        <w:t xml:space="preserve"> </w:t>
+      </w:r>
+      <w:proofErr w:type="spellStart"/>
+      <w:r>
+        <w:t>of</w:t>
+      </w:r>
+      <w:proofErr w:type="spellEnd"/>
+      <w:r>
+        <w:t xml:space="preserve"> </w:t>
+      </w:r>
+      <w:proofErr w:type="spellStart"/>
+      <w:r>
+        <w:t>Dark</w:t>
+      </w:r>
+      <w:proofErr w:type="spellEnd"/>
+      <w:r>
+        <w:t xml:space="preserve"> Energy.</w:t>
       </w:r>
     </w:p>
     <w:p>
-      <w:r>
-        <w:t>We will also develop, from this new theory, a simple and straightforward mathematical</w:t>
-      </w:r>
-      <w:r>
-        <w:t xml:space="preserve"> </w:t>
-      </w:r>
-      <w:r>
-        <w:t>formula that provides the distance of the galaxy as a function of its redshift."</w:t>
+      <w:proofErr w:type="spellStart"/>
+      <w:r>
+        <w:t>We</w:t>
+      </w:r>
+      <w:proofErr w:type="spellEnd"/>
+      <w:r>
+        <w:t xml:space="preserve"> </w:t>
+      </w:r>
+      <w:proofErr w:type="spellStart"/>
+      <w:r>
+        <w:t>will</w:t>
+      </w:r>
+      <w:proofErr w:type="spellEnd"/>
+      <w:r>
+        <w:t xml:space="preserve"> </w:t>
+      </w:r>
+      <w:proofErr w:type="spellStart"/>
+      <w:r>
+        <w:t>also</w:t>
+      </w:r>
+      <w:proofErr w:type="spellEnd"/>
+      <w:r>
+        <w:t xml:space="preserve"> </w:t>
+      </w:r>
+      <w:proofErr w:type="spellStart"/>
+      <w:r>
+        <w:t>develop</w:t>
+      </w:r>
+      <w:proofErr w:type="spellEnd"/>
+      <w:r>
+        <w:t xml:space="preserve">, </w:t>
+      </w:r>
+      <w:proofErr w:type="spellStart"/>
+      <w:r>
+        <w:t>from</w:t>
+      </w:r>
+      <w:proofErr w:type="spellEnd"/>
+      <w:r>
+        <w:t xml:space="preserve"> </w:t>
+      </w:r>
+      <w:proofErr w:type="spellStart"/>
+      <w:r>
+        <w:t>this</w:t>
+      </w:r>
+      <w:proofErr w:type="spellEnd"/>
+      <w:r>
+        <w:t xml:space="preserve"> new </w:t>
+      </w:r>
+      <w:proofErr w:type="spellStart"/>
+      <w:r>
+        <w:t>theory</w:t>
+      </w:r>
+      <w:proofErr w:type="spellEnd"/>
+      <w:r>
+        <w:t xml:space="preserve">, a </w:t>
+      </w:r>
+      <w:proofErr w:type="spellStart"/>
+      <w:r>
+        <w:t>simple</w:t>
+      </w:r>
+      <w:proofErr w:type="spellEnd"/>
+      <w:r>
+        <w:t xml:space="preserve"> </w:t>
+      </w:r>
+      <w:proofErr w:type="spellStart"/>
+      <w:r>
+        <w:t>and</w:t>
+      </w:r>
+      <w:proofErr w:type="spellEnd"/>
+      <w:r>
+        <w:t xml:space="preserve"> </w:t>
+      </w:r>
+      <w:proofErr w:type="spellStart"/>
+      <w:r>
+        <w:t>straightforward</w:t>
+      </w:r>
+      <w:proofErr w:type="spellEnd"/>
+      <w:r>
+        <w:t xml:space="preserve"> </w:t>
+      </w:r>
+      <w:proofErr w:type="spellStart"/>
+      <w:r>
+        <w:t>mathematical</w:t>
+      </w:r>
+      <w:proofErr w:type="spellEnd"/>
+      <w:r>
+        <w:t xml:space="preserve"> </w:t>
+      </w:r>
+      <w:r>
+        <w:t xml:space="preserve">formula </w:t>
+      </w:r>
+      <w:proofErr w:type="spellStart"/>
+      <w:r>
+        <w:t>that</w:t>
+      </w:r>
+      <w:proofErr w:type="spellEnd"/>
+      <w:r>
+        <w:t xml:space="preserve"> </w:t>
+      </w:r>
+      <w:proofErr w:type="spellStart"/>
+      <w:r>
+        <w:t>provides</w:t>
+      </w:r>
+      <w:proofErr w:type="spellEnd"/>
+      <w:r>
+        <w:t xml:space="preserve"> </w:t>
+      </w:r>
+      <w:proofErr w:type="spellStart"/>
+      <w:r>
+        <w:t>the</w:t>
+      </w:r>
+      <w:proofErr w:type="spellEnd"/>
+      <w:r>
+        <w:t xml:space="preserve"> </w:t>
+      </w:r>
+      <w:proofErr w:type="spellStart"/>
+      <w:r>
+        <w:t>distance</w:t>
+      </w:r>
+      <w:proofErr w:type="spellEnd"/>
+      <w:r>
+        <w:t xml:space="preserve"> </w:t>
+      </w:r>
+      <w:proofErr w:type="spellStart"/>
+      <w:r>
+        <w:t>of</w:t>
+      </w:r>
+      <w:proofErr w:type="spellEnd"/>
+      <w:r>
+        <w:t xml:space="preserve"> </w:t>
+      </w:r>
+      <w:proofErr w:type="spellStart"/>
+      <w:r>
+        <w:t>the</w:t>
+      </w:r>
+      <w:proofErr w:type="spellEnd"/>
+      <w:r>
+        <w:t xml:space="preserve"> </w:t>
+      </w:r>
+      <w:proofErr w:type="spellStart"/>
+      <w:r>
+        <w:t>galaxy</w:t>
+      </w:r>
+      <w:proofErr w:type="spellEnd"/>
+      <w:r>
+        <w:t xml:space="preserve"> as a </w:t>
+      </w:r>
+      <w:proofErr w:type="spellStart"/>
+      <w:r>
+        <w:t>function</w:t>
+      </w:r>
+      <w:proofErr w:type="spellEnd"/>
+      <w:r>
+        <w:t xml:space="preserve"> </w:t>
+      </w:r>
+      <w:proofErr w:type="spellStart"/>
+      <w:r>
+        <w:t>of</w:t>
+      </w:r>
+      <w:proofErr w:type="spellEnd"/>
+      <w:r>
+        <w:t xml:space="preserve"> its </w:t>
+      </w:r>
+      <w:proofErr w:type="spellStart"/>
+      <w:r>
+        <w:t>redshift</w:t>
+      </w:r>
+      <w:proofErr w:type="spellEnd"/>
+      <w:r>
+        <w:t>."</w:t>
       </w:r>
     </w:p>
     <w:p>
@@ -604,24 +4450,427 @@
           <w:szCs w:val="28"/>
         </w:rPr>
         <w:lastRenderedPageBreak/>
-        <w:t>´Derivation of Hubble’s Law and its relation to dark energy and dark matter'</w:t>
+        <w:t>´</w:t>
+      </w:r>
+      <w:proofErr w:type="spellStart"/>
+      <w:r>
+        <w:rPr>
+          <w:b/>
+          <w:bCs/>
+          <w:sz w:val="28"/>
+          <w:szCs w:val="28"/>
+        </w:rPr>
+        <w:t>Derivation</w:t>
+      </w:r>
+      <w:proofErr w:type="spellEnd"/>
+      <w:r>
+        <w:rPr>
+          <w:b/>
+          <w:bCs/>
+          <w:sz w:val="28"/>
+          <w:szCs w:val="28"/>
+        </w:rPr>
+        <w:t xml:space="preserve"> </w:t>
+      </w:r>
+      <w:proofErr w:type="spellStart"/>
+      <w:r>
+        <w:rPr>
+          <w:b/>
+          <w:bCs/>
+          <w:sz w:val="28"/>
+          <w:szCs w:val="28"/>
+        </w:rPr>
+        <w:t>of</w:t>
+      </w:r>
+      <w:proofErr w:type="spellEnd"/>
+      <w:r>
+        <w:rPr>
+          <w:b/>
+          <w:bCs/>
+          <w:sz w:val="28"/>
+          <w:szCs w:val="28"/>
+        </w:rPr>
+        <w:t xml:space="preserve"> </w:t>
+      </w:r>
+      <w:proofErr w:type="spellStart"/>
+      <w:r>
+        <w:rPr>
+          <w:b/>
+          <w:bCs/>
+          <w:sz w:val="28"/>
+          <w:szCs w:val="28"/>
+        </w:rPr>
+        <w:t>Hubble’s</w:t>
+      </w:r>
+      <w:proofErr w:type="spellEnd"/>
+      <w:r>
+        <w:rPr>
+          <w:b/>
+          <w:bCs/>
+          <w:sz w:val="28"/>
+          <w:szCs w:val="28"/>
+        </w:rPr>
+        <w:t xml:space="preserve"> Law </w:t>
+      </w:r>
+      <w:proofErr w:type="spellStart"/>
+      <w:r>
+        <w:rPr>
+          <w:b/>
+          <w:bCs/>
+          <w:sz w:val="28"/>
+          <w:szCs w:val="28"/>
+        </w:rPr>
+        <w:t>and</w:t>
+      </w:r>
+      <w:proofErr w:type="spellEnd"/>
+      <w:r>
+        <w:rPr>
+          <w:b/>
+          <w:bCs/>
+          <w:sz w:val="28"/>
+          <w:szCs w:val="28"/>
+        </w:rPr>
+        <w:t xml:space="preserve"> its </w:t>
+      </w:r>
+      <w:proofErr w:type="spellStart"/>
+      <w:r>
+        <w:rPr>
+          <w:b/>
+          <w:bCs/>
+          <w:sz w:val="28"/>
+          <w:szCs w:val="28"/>
+        </w:rPr>
+        <w:t>relation</w:t>
+      </w:r>
+      <w:proofErr w:type="spellEnd"/>
+      <w:r>
+        <w:rPr>
+          <w:b/>
+          <w:bCs/>
+          <w:sz w:val="28"/>
+          <w:szCs w:val="28"/>
+        </w:rPr>
+        <w:t xml:space="preserve"> </w:t>
+      </w:r>
+      <w:proofErr w:type="spellStart"/>
+      <w:r>
+        <w:rPr>
+          <w:b/>
+          <w:bCs/>
+          <w:sz w:val="28"/>
+          <w:szCs w:val="28"/>
+        </w:rPr>
+        <w:t>to</w:t>
+      </w:r>
+      <w:proofErr w:type="spellEnd"/>
+      <w:r>
+        <w:rPr>
+          <w:b/>
+          <w:bCs/>
+          <w:sz w:val="28"/>
+          <w:szCs w:val="28"/>
+        </w:rPr>
+        <w:t xml:space="preserve"> </w:t>
+      </w:r>
+      <w:proofErr w:type="spellStart"/>
+      <w:r>
+        <w:rPr>
+          <w:b/>
+          <w:bCs/>
+          <w:sz w:val="28"/>
+          <w:szCs w:val="28"/>
+        </w:rPr>
+        <w:t>dark</w:t>
+      </w:r>
+      <w:proofErr w:type="spellEnd"/>
+      <w:r>
+        <w:rPr>
+          <w:b/>
+          <w:bCs/>
+          <w:sz w:val="28"/>
+          <w:szCs w:val="28"/>
+        </w:rPr>
+        <w:t xml:space="preserve"> </w:t>
+      </w:r>
+      <w:proofErr w:type="spellStart"/>
+      <w:r>
+        <w:rPr>
+          <w:b/>
+          <w:bCs/>
+          <w:sz w:val="28"/>
+          <w:szCs w:val="28"/>
+        </w:rPr>
+        <w:t>energy</w:t>
+      </w:r>
+      <w:proofErr w:type="spellEnd"/>
+      <w:r>
+        <w:rPr>
+          <w:b/>
+          <w:bCs/>
+          <w:sz w:val="28"/>
+          <w:szCs w:val="28"/>
+        </w:rPr>
+        <w:t xml:space="preserve"> </w:t>
+      </w:r>
+      <w:proofErr w:type="spellStart"/>
+      <w:r>
+        <w:rPr>
+          <w:b/>
+          <w:bCs/>
+          <w:sz w:val="28"/>
+          <w:szCs w:val="28"/>
+        </w:rPr>
+        <w:t>and</w:t>
+      </w:r>
+      <w:proofErr w:type="spellEnd"/>
+      <w:r>
+        <w:rPr>
+          <w:b/>
+          <w:bCs/>
+          <w:sz w:val="28"/>
+          <w:szCs w:val="28"/>
+        </w:rPr>
+        <w:t xml:space="preserve"> </w:t>
+      </w:r>
+      <w:proofErr w:type="spellStart"/>
+      <w:r>
+        <w:rPr>
+          <w:b/>
+          <w:bCs/>
+          <w:sz w:val="28"/>
+          <w:szCs w:val="28"/>
+        </w:rPr>
+        <w:t>dark</w:t>
+      </w:r>
+      <w:proofErr w:type="spellEnd"/>
+      <w:r>
+        <w:rPr>
+          <w:b/>
+          <w:bCs/>
+          <w:sz w:val="28"/>
+          <w:szCs w:val="28"/>
+        </w:rPr>
+        <w:t xml:space="preserve"> </w:t>
+      </w:r>
+      <w:proofErr w:type="spellStart"/>
+      <w:r>
+        <w:rPr>
+          <w:b/>
+          <w:bCs/>
+          <w:sz w:val="28"/>
+          <w:szCs w:val="28"/>
+        </w:rPr>
+        <w:t>matter</w:t>
+      </w:r>
+      <w:proofErr w:type="spellEnd"/>
+      <w:r>
+        <w:rPr>
+          <w:b/>
+          <w:bCs/>
+          <w:sz w:val="28"/>
+          <w:szCs w:val="28"/>
+        </w:rPr>
+        <w:t>'</w:t>
       </w:r>
     </w:p>
     <w:p>
       <w:r>
-        <w:t xml:space="preserve">"From the “Decreasing Universe” model,1,2 establishing the contraction of space tissue </w:t>
+        <w:t>"</w:t>
+      </w:r>
+      <w:proofErr w:type="spellStart"/>
+      <w:r>
+        <w:t>From</w:t>
+      </w:r>
+      <w:proofErr w:type="spellEnd"/>
+      <w:r>
+        <w:t xml:space="preserve"> </w:t>
+      </w:r>
+      <w:proofErr w:type="spellStart"/>
+      <w:r>
+        <w:t>the</w:t>
+      </w:r>
+      <w:proofErr w:type="spellEnd"/>
+      <w:r>
+        <w:t xml:space="preserve"> “</w:t>
+      </w:r>
+      <w:proofErr w:type="spellStart"/>
+      <w:r>
+        <w:t>Decreasing</w:t>
+      </w:r>
+      <w:proofErr w:type="spellEnd"/>
+      <w:r>
+        <w:t xml:space="preserve"> Universe” model,1,2 </w:t>
+      </w:r>
+      <w:proofErr w:type="spellStart"/>
+      <w:r>
+        <w:t>establishing</w:t>
+      </w:r>
+      <w:proofErr w:type="spellEnd"/>
+      <w:r>
+        <w:t xml:space="preserve"> </w:t>
+      </w:r>
+      <w:proofErr w:type="spellStart"/>
+      <w:r>
+        <w:t>the</w:t>
+      </w:r>
+      <w:proofErr w:type="spellEnd"/>
+      <w:r>
+        <w:t xml:space="preserve"> </w:t>
+      </w:r>
+      <w:proofErr w:type="spellStart"/>
+      <w:r>
+        <w:t>contraction</w:t>
+      </w:r>
+      <w:proofErr w:type="spellEnd"/>
+      <w:r>
+        <w:t xml:space="preserve"> </w:t>
+      </w:r>
+      <w:proofErr w:type="spellStart"/>
+      <w:r>
+        <w:t>of</w:t>
+      </w:r>
+      <w:proofErr w:type="spellEnd"/>
+      <w:r>
+        <w:t xml:space="preserve"> </w:t>
+      </w:r>
+      <w:proofErr w:type="spellStart"/>
+      <w:r>
+        <w:t>space</w:t>
+      </w:r>
+      <w:proofErr w:type="spellEnd"/>
+      <w:r>
+        <w:t xml:space="preserve"> </w:t>
+      </w:r>
+      <w:proofErr w:type="spellStart"/>
+      <w:r>
+        <w:t>tissue</w:t>
+      </w:r>
+      <w:proofErr w:type="spellEnd"/>
+      <w:r>
+        <w:t xml:space="preserve"> </w:t>
       </w:r>
       <w:r>
         <w:t xml:space="preserve">When </w:t>
       </w:r>
-      <w:r>
-        <w:t>exposed to a gravitational field, we derive the Hubble Law and, from there, we will explain</w:t>
-      </w:r>
-      <w:r>
-        <w:t xml:space="preserve"> </w:t>
-      </w:r>
-      <w:r>
-        <w:t>the effect “Dark Energy” ".</w:t>
+      <w:proofErr w:type="spellStart"/>
+      <w:r>
+        <w:t>exposed</w:t>
+      </w:r>
+      <w:proofErr w:type="spellEnd"/>
+      <w:r>
+        <w:t xml:space="preserve"> </w:t>
+      </w:r>
+      <w:proofErr w:type="spellStart"/>
+      <w:r>
+        <w:t>to</w:t>
+      </w:r>
+      <w:proofErr w:type="spellEnd"/>
+      <w:r>
+        <w:t xml:space="preserve"> a </w:t>
+      </w:r>
+      <w:proofErr w:type="spellStart"/>
+      <w:r>
+        <w:t>gravitational</w:t>
+      </w:r>
+      <w:proofErr w:type="spellEnd"/>
+      <w:r>
+        <w:t xml:space="preserve"> </w:t>
+      </w:r>
+      <w:proofErr w:type="spellStart"/>
+      <w:r>
+        <w:t>field</w:t>
+      </w:r>
+      <w:proofErr w:type="spellEnd"/>
+      <w:r>
+        <w:t xml:space="preserve">, </w:t>
+      </w:r>
+      <w:proofErr w:type="spellStart"/>
+      <w:r>
+        <w:t>we</w:t>
+      </w:r>
+      <w:proofErr w:type="spellEnd"/>
+      <w:r>
+        <w:t xml:space="preserve"> derive </w:t>
+      </w:r>
+      <w:proofErr w:type="spellStart"/>
+      <w:r>
+        <w:t>the</w:t>
+      </w:r>
+      <w:proofErr w:type="spellEnd"/>
+      <w:r>
+        <w:t xml:space="preserve"> Hubble Law </w:t>
+      </w:r>
+      <w:proofErr w:type="spellStart"/>
+      <w:r>
+        <w:t>and</w:t>
+      </w:r>
+      <w:proofErr w:type="spellEnd"/>
+      <w:r>
+        <w:t xml:space="preserve">, </w:t>
+      </w:r>
+      <w:proofErr w:type="spellStart"/>
+      <w:r>
+        <w:t>from</w:t>
+      </w:r>
+      <w:proofErr w:type="spellEnd"/>
+      <w:r>
+        <w:t xml:space="preserve"> </w:t>
+      </w:r>
+      <w:proofErr w:type="spellStart"/>
+      <w:r>
+        <w:t>there</w:t>
+      </w:r>
+      <w:proofErr w:type="spellEnd"/>
+      <w:r>
+        <w:t xml:space="preserve">, </w:t>
+      </w:r>
+      <w:proofErr w:type="spellStart"/>
+      <w:r>
+        <w:t>we</w:t>
+      </w:r>
+      <w:proofErr w:type="spellEnd"/>
+      <w:r>
+        <w:t xml:space="preserve"> </w:t>
+      </w:r>
+      <w:proofErr w:type="spellStart"/>
+      <w:r>
+        <w:t>will</w:t>
+      </w:r>
+      <w:proofErr w:type="spellEnd"/>
+      <w:r>
+        <w:t xml:space="preserve"> </w:t>
+      </w:r>
+      <w:proofErr w:type="spellStart"/>
+      <w:r>
+        <w:t>explain</w:t>
+      </w:r>
+      <w:proofErr w:type="spellEnd"/>
+      <w:r>
+        <w:t xml:space="preserve"> </w:t>
+      </w:r>
+      <w:proofErr w:type="spellStart"/>
+      <w:r>
+        <w:t>the</w:t>
+      </w:r>
+      <w:proofErr w:type="spellEnd"/>
+      <w:r>
+        <w:t xml:space="preserve"> </w:t>
+      </w:r>
+      <w:proofErr w:type="spellStart"/>
+      <w:r>
+        <w:t>effect</w:t>
+      </w:r>
+      <w:proofErr w:type="spellEnd"/>
+      <w:r>
+        <w:t xml:space="preserve"> “</w:t>
+      </w:r>
+      <w:proofErr w:type="spellStart"/>
+      <w:r>
+        <w:t>Dark</w:t>
+      </w:r>
+      <w:proofErr w:type="spellEnd"/>
+      <w:r>
+        <w:t xml:space="preserve"> Energy” ".</w:t>
       </w:r>
       <w:r>
         <w:br/>
@@ -659,36 +4908,298 @@
           <w:sz w:val="28"/>
           <w:szCs w:val="28"/>
         </w:rPr>
-        <w:t>´Jocaxian’s Train'</w:t>
+        <w:t>´</w:t>
+      </w:r>
+      <w:proofErr w:type="spellStart"/>
+      <w:r>
+        <w:rPr>
+          <w:b/>
+          <w:bCs/>
+          <w:sz w:val="28"/>
+          <w:szCs w:val="28"/>
+        </w:rPr>
+        <w:t>Jocaxian’s</w:t>
+      </w:r>
+      <w:proofErr w:type="spellEnd"/>
+      <w:r>
+        <w:rPr>
+          <w:b/>
+          <w:bCs/>
+          <w:sz w:val="28"/>
+          <w:szCs w:val="28"/>
+        </w:rPr>
+        <w:t xml:space="preserve"> </w:t>
+      </w:r>
+      <w:proofErr w:type="spellStart"/>
+      <w:r>
+        <w:rPr>
+          <w:b/>
+          <w:bCs/>
+          <w:sz w:val="28"/>
+          <w:szCs w:val="28"/>
+        </w:rPr>
+        <w:t>Train</w:t>
+      </w:r>
+      <w:proofErr w:type="spellEnd"/>
+      <w:r>
+        <w:rPr>
+          <w:b/>
+          <w:bCs/>
+          <w:sz w:val="28"/>
+          <w:szCs w:val="28"/>
+        </w:rPr>
+        <w:t>'</w:t>
       </w:r>
     </w:p>
     <w:p>
       <w:r>
-        <w:t>"This article presents two simple and analog situations related to</w:t>
-      </w:r>
-      <w:r>
-        <w:t xml:space="preserve"> </w:t>
-      </w:r>
-      <w:r>
-        <w:t>classic mental experience known as “Einstein’s Train”, which explains</w:t>
-      </w:r>
-      <w:r>
-        <w:t xml:space="preserve"> </w:t>
-      </w:r>
-      <w:r>
-        <w:t xml:space="preserve">the temporal dilatation </w:t>
-      </w:r>
-      <w:r>
-        <w:t xml:space="preserve"> r</w:t>
-      </w:r>
-      <w:r>
-        <w:t>egarding special relativity theory, and then it</w:t>
-      </w:r>
-      <w:r>
-        <w:t xml:space="preserve"> </w:t>
-      </w:r>
-      <w:r>
-        <w:t>points a logical contradiction between them."</w:t>
+        <w:t>"</w:t>
+      </w:r>
+      <w:proofErr w:type="spellStart"/>
+      <w:r>
+        <w:t>This</w:t>
+      </w:r>
+      <w:proofErr w:type="spellEnd"/>
+      <w:r>
+        <w:t xml:space="preserve"> </w:t>
+      </w:r>
+      <w:proofErr w:type="spellStart"/>
+      <w:r>
+        <w:t>article</w:t>
+      </w:r>
+      <w:proofErr w:type="spellEnd"/>
+      <w:r>
+        <w:t xml:space="preserve"> </w:t>
+      </w:r>
+      <w:proofErr w:type="spellStart"/>
+      <w:r>
+        <w:t>presents</w:t>
+      </w:r>
+      <w:proofErr w:type="spellEnd"/>
+      <w:r>
+        <w:t xml:space="preserve"> </w:t>
+      </w:r>
+      <w:proofErr w:type="spellStart"/>
+      <w:r>
+        <w:t>two</w:t>
+      </w:r>
+      <w:proofErr w:type="spellEnd"/>
+      <w:r>
+        <w:t xml:space="preserve"> </w:t>
+      </w:r>
+      <w:proofErr w:type="spellStart"/>
+      <w:r>
+        <w:t>simple</w:t>
+      </w:r>
+      <w:proofErr w:type="spellEnd"/>
+      <w:r>
+        <w:t xml:space="preserve"> </w:t>
+      </w:r>
+      <w:proofErr w:type="spellStart"/>
+      <w:r>
+        <w:t>and</w:t>
+      </w:r>
+      <w:proofErr w:type="spellEnd"/>
+      <w:r>
+        <w:t xml:space="preserve"> </w:t>
+      </w:r>
+      <w:proofErr w:type="spellStart"/>
+      <w:r>
+        <w:t>analog</w:t>
+      </w:r>
+      <w:proofErr w:type="spellEnd"/>
+      <w:r>
+        <w:t xml:space="preserve"> </w:t>
+      </w:r>
+      <w:proofErr w:type="spellStart"/>
+      <w:r>
+        <w:t>situations</w:t>
+      </w:r>
+      <w:proofErr w:type="spellEnd"/>
+      <w:r>
+        <w:t xml:space="preserve"> </w:t>
+      </w:r>
+      <w:proofErr w:type="spellStart"/>
+      <w:r>
+        <w:t>related</w:t>
+      </w:r>
+      <w:proofErr w:type="spellEnd"/>
+      <w:r>
+        <w:t xml:space="preserve"> </w:t>
+      </w:r>
+      <w:proofErr w:type="spellStart"/>
+      <w:r>
+        <w:t>to</w:t>
+      </w:r>
+      <w:proofErr w:type="spellEnd"/>
+      <w:r>
+        <w:t xml:space="preserve"> </w:t>
+      </w:r>
+      <w:proofErr w:type="spellStart"/>
+      <w:r>
+        <w:t>classic</w:t>
+      </w:r>
+      <w:proofErr w:type="spellEnd"/>
+      <w:r>
+        <w:t xml:space="preserve"> mental </w:t>
+      </w:r>
+      <w:proofErr w:type="spellStart"/>
+      <w:r>
+        <w:t>experience</w:t>
+      </w:r>
+      <w:proofErr w:type="spellEnd"/>
+      <w:r>
+        <w:t xml:space="preserve"> </w:t>
+      </w:r>
+      <w:proofErr w:type="spellStart"/>
+      <w:r>
+        <w:t>known</w:t>
+      </w:r>
+      <w:proofErr w:type="spellEnd"/>
+      <w:r>
+        <w:t xml:space="preserve"> as “</w:t>
+      </w:r>
+      <w:proofErr w:type="spellStart"/>
+      <w:r>
+        <w:t>Einstein’s</w:t>
+      </w:r>
+      <w:proofErr w:type="spellEnd"/>
+      <w:r>
+        <w:t xml:space="preserve"> </w:t>
+      </w:r>
+      <w:proofErr w:type="spellStart"/>
+      <w:r>
+        <w:t>Train</w:t>
+      </w:r>
+      <w:proofErr w:type="spellEnd"/>
+      <w:r>
+        <w:t xml:space="preserve">”, </w:t>
+      </w:r>
+      <w:proofErr w:type="spellStart"/>
+      <w:r>
+        <w:t>which</w:t>
+      </w:r>
+      <w:proofErr w:type="spellEnd"/>
+      <w:r>
+        <w:t xml:space="preserve"> </w:t>
+      </w:r>
+      <w:proofErr w:type="spellStart"/>
+      <w:r>
+        <w:t>explains</w:t>
+      </w:r>
+      <w:proofErr w:type="spellEnd"/>
+      <w:r>
+        <w:t xml:space="preserve"> </w:t>
+      </w:r>
+      <w:proofErr w:type="spellStart"/>
+      <w:r>
+        <w:t>the</w:t>
+      </w:r>
+      <w:proofErr w:type="spellEnd"/>
+      <w:r>
+        <w:t xml:space="preserve"> temporal </w:t>
+      </w:r>
+      <w:proofErr w:type="spellStart"/>
+      <w:proofErr w:type="gramStart"/>
+      <w:r>
+        <w:t>dilatation</w:t>
+      </w:r>
+      <w:proofErr w:type="spellEnd"/>
+      <w:r>
+        <w:t xml:space="preserve"> </w:t>
+      </w:r>
+      <w:r>
+        <w:t xml:space="preserve"> </w:t>
+      </w:r>
+      <w:proofErr w:type="spellStart"/>
+      <w:r>
+        <w:t>r</w:t>
+      </w:r>
+      <w:r>
+        <w:t>egarding</w:t>
+      </w:r>
+      <w:proofErr w:type="spellEnd"/>
+      <w:proofErr w:type="gramEnd"/>
+      <w:r>
+        <w:t xml:space="preserve"> </w:t>
+      </w:r>
+      <w:proofErr w:type="spellStart"/>
+      <w:r>
+        <w:t>special</w:t>
+      </w:r>
+      <w:proofErr w:type="spellEnd"/>
+      <w:r>
+        <w:t xml:space="preserve"> </w:t>
+      </w:r>
+      <w:proofErr w:type="spellStart"/>
+      <w:r>
+        <w:t>relativity</w:t>
+      </w:r>
+      <w:proofErr w:type="spellEnd"/>
+      <w:r>
+        <w:t xml:space="preserve"> </w:t>
+      </w:r>
+      <w:proofErr w:type="spellStart"/>
+      <w:r>
+        <w:t>theory</w:t>
+      </w:r>
+      <w:proofErr w:type="spellEnd"/>
+      <w:r>
+        <w:t xml:space="preserve">, </w:t>
+      </w:r>
+      <w:proofErr w:type="spellStart"/>
+      <w:r>
+        <w:t>and</w:t>
+      </w:r>
+      <w:proofErr w:type="spellEnd"/>
+      <w:r>
+        <w:t xml:space="preserve"> </w:t>
+      </w:r>
+      <w:proofErr w:type="spellStart"/>
+      <w:r>
+        <w:t>then</w:t>
+      </w:r>
+      <w:proofErr w:type="spellEnd"/>
+      <w:r>
+        <w:t xml:space="preserve"> it</w:t>
+      </w:r>
+      <w:r>
+        <w:t xml:space="preserve"> </w:t>
+      </w:r>
+      <w:r>
+        <w:t xml:space="preserve">points a </w:t>
+      </w:r>
+      <w:proofErr w:type="spellStart"/>
+      <w:r>
+        <w:t>logical</w:t>
+      </w:r>
+      <w:proofErr w:type="spellEnd"/>
+      <w:r>
+        <w:t xml:space="preserve"> </w:t>
+      </w:r>
+      <w:proofErr w:type="spellStart"/>
+      <w:r>
+        <w:t>contradiction</w:t>
+      </w:r>
+      <w:proofErr w:type="spellEnd"/>
+      <w:r>
+        <w:t xml:space="preserve"> </w:t>
+      </w:r>
+      <w:proofErr w:type="spellStart"/>
+      <w:r>
+        <w:t>between</w:t>
+      </w:r>
+      <w:proofErr w:type="spellEnd"/>
+      <w:r>
+        <w:t xml:space="preserve"> </w:t>
+      </w:r>
+      <w:proofErr w:type="spellStart"/>
+      <w:r>
+        <w:t>them</w:t>
+      </w:r>
+      <w:proofErr w:type="spellEnd"/>
+      <w:r>
+        <w:t>."</w:t>
       </w:r>
     </w:p>
     <w:p>
@@ -723,36 +5234,665 @@
           <w:sz w:val="28"/>
           <w:szCs w:val="28"/>
         </w:rPr>
-        <w:t>´The Equivalence Principle and the End of the Dark Energy'</w:t>
+        <w:t xml:space="preserve">´The </w:t>
+      </w:r>
+      <w:proofErr w:type="spellStart"/>
+      <w:r>
+        <w:rPr>
+          <w:b/>
+          <w:bCs/>
+          <w:sz w:val="28"/>
+          <w:szCs w:val="28"/>
+        </w:rPr>
+        <w:t>Equivalence</w:t>
+      </w:r>
+      <w:proofErr w:type="spellEnd"/>
+      <w:r>
+        <w:rPr>
+          <w:b/>
+          <w:bCs/>
+          <w:sz w:val="28"/>
+          <w:szCs w:val="28"/>
+        </w:rPr>
+        <w:t xml:space="preserve"> </w:t>
+      </w:r>
+      <w:proofErr w:type="spellStart"/>
+      <w:r>
+        <w:rPr>
+          <w:b/>
+          <w:bCs/>
+          <w:sz w:val="28"/>
+          <w:szCs w:val="28"/>
+        </w:rPr>
+        <w:t>Principle</w:t>
+      </w:r>
+      <w:proofErr w:type="spellEnd"/>
+      <w:r>
+        <w:rPr>
+          <w:b/>
+          <w:bCs/>
+          <w:sz w:val="28"/>
+          <w:szCs w:val="28"/>
+        </w:rPr>
+        <w:t xml:space="preserve"> </w:t>
+      </w:r>
+      <w:proofErr w:type="spellStart"/>
+      <w:r>
+        <w:rPr>
+          <w:b/>
+          <w:bCs/>
+          <w:sz w:val="28"/>
+          <w:szCs w:val="28"/>
+        </w:rPr>
+        <w:t>and</w:t>
+      </w:r>
+      <w:proofErr w:type="spellEnd"/>
+      <w:r>
+        <w:rPr>
+          <w:b/>
+          <w:bCs/>
+          <w:sz w:val="28"/>
+          <w:szCs w:val="28"/>
+        </w:rPr>
+        <w:t xml:space="preserve"> </w:t>
+      </w:r>
+      <w:proofErr w:type="spellStart"/>
+      <w:r>
+        <w:rPr>
+          <w:b/>
+          <w:bCs/>
+          <w:sz w:val="28"/>
+          <w:szCs w:val="28"/>
+        </w:rPr>
+        <w:t>the</w:t>
+      </w:r>
+      <w:proofErr w:type="spellEnd"/>
+      <w:r>
+        <w:rPr>
+          <w:b/>
+          <w:bCs/>
+          <w:sz w:val="28"/>
+          <w:szCs w:val="28"/>
+        </w:rPr>
+        <w:t xml:space="preserve"> </w:t>
+      </w:r>
+      <w:proofErr w:type="spellStart"/>
+      <w:r>
+        <w:rPr>
+          <w:b/>
+          <w:bCs/>
+          <w:sz w:val="28"/>
+          <w:szCs w:val="28"/>
+        </w:rPr>
+        <w:t>End</w:t>
+      </w:r>
+      <w:proofErr w:type="spellEnd"/>
+      <w:r>
+        <w:rPr>
+          <w:b/>
+          <w:bCs/>
+          <w:sz w:val="28"/>
+          <w:szCs w:val="28"/>
+        </w:rPr>
+        <w:t xml:space="preserve"> </w:t>
+      </w:r>
+      <w:proofErr w:type="spellStart"/>
+      <w:r>
+        <w:rPr>
+          <w:b/>
+          <w:bCs/>
+          <w:sz w:val="28"/>
+          <w:szCs w:val="28"/>
+        </w:rPr>
+        <w:t>of</w:t>
+      </w:r>
+      <w:proofErr w:type="spellEnd"/>
+      <w:r>
+        <w:rPr>
+          <w:b/>
+          <w:bCs/>
+          <w:sz w:val="28"/>
+          <w:szCs w:val="28"/>
+        </w:rPr>
+        <w:t xml:space="preserve"> </w:t>
+      </w:r>
+      <w:proofErr w:type="spellStart"/>
+      <w:r>
+        <w:rPr>
+          <w:b/>
+          <w:bCs/>
+          <w:sz w:val="28"/>
+          <w:szCs w:val="28"/>
+        </w:rPr>
+        <w:t>the</w:t>
+      </w:r>
+      <w:proofErr w:type="spellEnd"/>
+      <w:r>
+        <w:rPr>
+          <w:b/>
+          <w:bCs/>
+          <w:sz w:val="28"/>
+          <w:szCs w:val="28"/>
+        </w:rPr>
+        <w:t xml:space="preserve"> </w:t>
+      </w:r>
+      <w:proofErr w:type="spellStart"/>
+      <w:r>
+        <w:rPr>
+          <w:b/>
+          <w:bCs/>
+          <w:sz w:val="28"/>
+          <w:szCs w:val="28"/>
+        </w:rPr>
+        <w:t>Dark</w:t>
+      </w:r>
+      <w:proofErr w:type="spellEnd"/>
+      <w:r>
+        <w:rPr>
+          <w:b/>
+          <w:bCs/>
+          <w:sz w:val="28"/>
+          <w:szCs w:val="28"/>
+        </w:rPr>
+        <w:t xml:space="preserve"> Energy'</w:t>
       </w:r>
     </w:p>
     <w:p>
       <w:r>
-        <w:t>"We will make a new approach for an effect known as “Dark Energy” by an effect on gravitatio nal field.[1]</w:t>
-      </w:r>
-      <w:r>
-        <w:t xml:space="preserve"> </w:t>
-      </w:r>
-      <w:r>
-        <w:t>In an accelerated rocket, the dimensions of space towards movement due to „Lorentz Contraction" are</w:t>
-      </w:r>
-      <w:r>
-        <w:t xml:space="preserve"> </w:t>
-      </w:r>
-      <w:r>
-        <w:t>on continuous reduction.Using the equivalence principle, we presume that in the gravitational field, the same</w:t>
-      </w:r>
-      <w:r>
-        <w:t xml:space="preserve"> </w:t>
-      </w:r>
-      <w:r>
-        <w:t>thing would happen.In this implicates in „dark energy effect". The calculi show that in a 7%-contraction for each</w:t>
-      </w:r>
-      <w:r>
-        <w:t xml:space="preserve"> </w:t>
-      </w:r>
-      <w:r>
-        <w:t>billion years would explain our observation of galaxies in accelerated separation."</w:t>
+        <w:t>"</w:t>
+      </w:r>
+      <w:proofErr w:type="spellStart"/>
+      <w:r>
+        <w:t>We</w:t>
+      </w:r>
+      <w:proofErr w:type="spellEnd"/>
+      <w:r>
+        <w:t xml:space="preserve"> </w:t>
+      </w:r>
+      <w:proofErr w:type="spellStart"/>
+      <w:r>
+        <w:t>will</w:t>
+      </w:r>
+      <w:proofErr w:type="spellEnd"/>
+      <w:r>
+        <w:t xml:space="preserve"> make a new approach for </w:t>
+      </w:r>
+      <w:proofErr w:type="spellStart"/>
+      <w:r>
+        <w:t>an</w:t>
+      </w:r>
+      <w:proofErr w:type="spellEnd"/>
+      <w:r>
+        <w:t xml:space="preserve"> </w:t>
+      </w:r>
+      <w:proofErr w:type="spellStart"/>
+      <w:r>
+        <w:t>effect</w:t>
+      </w:r>
+      <w:proofErr w:type="spellEnd"/>
+      <w:r>
+        <w:t xml:space="preserve"> </w:t>
+      </w:r>
+      <w:proofErr w:type="spellStart"/>
+      <w:r>
+        <w:t>known</w:t>
+      </w:r>
+      <w:proofErr w:type="spellEnd"/>
+      <w:r>
+        <w:t xml:space="preserve"> as “</w:t>
+      </w:r>
+      <w:proofErr w:type="spellStart"/>
+      <w:r>
+        <w:t>Dark</w:t>
+      </w:r>
+      <w:proofErr w:type="spellEnd"/>
+      <w:r>
+        <w:t xml:space="preserve"> Energy” </w:t>
+      </w:r>
+      <w:proofErr w:type="spellStart"/>
+      <w:r>
+        <w:t>by</w:t>
+      </w:r>
+      <w:proofErr w:type="spellEnd"/>
+      <w:r>
+        <w:t xml:space="preserve"> </w:t>
+      </w:r>
+      <w:proofErr w:type="spellStart"/>
+      <w:r>
+        <w:t>an</w:t>
+      </w:r>
+      <w:proofErr w:type="spellEnd"/>
+      <w:r>
+        <w:t xml:space="preserve"> </w:t>
+      </w:r>
+      <w:proofErr w:type="spellStart"/>
+      <w:r>
+        <w:t>effect</w:t>
+      </w:r>
+      <w:proofErr w:type="spellEnd"/>
+      <w:r>
+        <w:t xml:space="preserve"> </w:t>
+      </w:r>
+      <w:proofErr w:type="spellStart"/>
+      <w:r>
+        <w:t>on</w:t>
+      </w:r>
+      <w:proofErr w:type="spellEnd"/>
+      <w:r>
+        <w:t xml:space="preserve"> </w:t>
+      </w:r>
+      <w:proofErr w:type="spellStart"/>
+      <w:r>
+        <w:t>gravitatio</w:t>
+      </w:r>
+      <w:proofErr w:type="spellEnd"/>
+      <w:r>
+        <w:t xml:space="preserve"> </w:t>
+      </w:r>
+      <w:proofErr w:type="spellStart"/>
+      <w:r>
+        <w:t>nal</w:t>
+      </w:r>
+      <w:proofErr w:type="spellEnd"/>
+      <w:r>
+        <w:t xml:space="preserve"> </w:t>
+      </w:r>
+      <w:proofErr w:type="spellStart"/>
+      <w:r>
+        <w:t>field</w:t>
+      </w:r>
+      <w:proofErr w:type="spellEnd"/>
+      <w:r>
+        <w:t>.[1]</w:t>
+      </w:r>
+      <w:r>
+        <w:t xml:space="preserve"> </w:t>
+      </w:r>
+      <w:r>
+        <w:t xml:space="preserve">In </w:t>
+      </w:r>
+      <w:proofErr w:type="spellStart"/>
+      <w:r>
+        <w:t>an</w:t>
+      </w:r>
+      <w:proofErr w:type="spellEnd"/>
+      <w:r>
+        <w:t xml:space="preserve"> </w:t>
+      </w:r>
+      <w:proofErr w:type="spellStart"/>
+      <w:r>
+        <w:t>accelerated</w:t>
+      </w:r>
+      <w:proofErr w:type="spellEnd"/>
+      <w:r>
+        <w:t xml:space="preserve"> </w:t>
+      </w:r>
+      <w:proofErr w:type="spellStart"/>
+      <w:r>
+        <w:t>rocket</w:t>
+      </w:r>
+      <w:proofErr w:type="spellEnd"/>
+      <w:r>
+        <w:t xml:space="preserve">, </w:t>
+      </w:r>
+      <w:proofErr w:type="spellStart"/>
+      <w:r>
+        <w:t>the</w:t>
+      </w:r>
+      <w:proofErr w:type="spellEnd"/>
+      <w:r>
+        <w:t xml:space="preserve"> </w:t>
+      </w:r>
+      <w:proofErr w:type="spellStart"/>
+      <w:r>
+        <w:t>dimensions</w:t>
+      </w:r>
+      <w:proofErr w:type="spellEnd"/>
+      <w:r>
+        <w:t xml:space="preserve"> </w:t>
+      </w:r>
+      <w:proofErr w:type="spellStart"/>
+      <w:r>
+        <w:t>of</w:t>
+      </w:r>
+      <w:proofErr w:type="spellEnd"/>
+      <w:r>
+        <w:t xml:space="preserve"> </w:t>
+      </w:r>
+      <w:proofErr w:type="spellStart"/>
+      <w:r>
+        <w:t>space</w:t>
+      </w:r>
+      <w:proofErr w:type="spellEnd"/>
+      <w:r>
+        <w:t xml:space="preserve"> </w:t>
+      </w:r>
+      <w:proofErr w:type="spellStart"/>
+      <w:r>
+        <w:t>towards</w:t>
+      </w:r>
+      <w:proofErr w:type="spellEnd"/>
+      <w:r>
+        <w:t xml:space="preserve"> </w:t>
+      </w:r>
+      <w:proofErr w:type="spellStart"/>
+      <w:r>
+        <w:t>movement</w:t>
+      </w:r>
+      <w:proofErr w:type="spellEnd"/>
+      <w:r>
+        <w:t xml:space="preserve"> </w:t>
+      </w:r>
+      <w:proofErr w:type="spellStart"/>
+      <w:r>
+        <w:t>due</w:t>
+      </w:r>
+      <w:proofErr w:type="spellEnd"/>
+      <w:r>
+        <w:t xml:space="preserve"> </w:t>
+      </w:r>
+      <w:proofErr w:type="spellStart"/>
+      <w:r>
+        <w:t>to</w:t>
+      </w:r>
+      <w:proofErr w:type="spellEnd"/>
+      <w:r>
+        <w:t xml:space="preserve"> „Lorentz </w:t>
+      </w:r>
+      <w:proofErr w:type="spellStart"/>
+      <w:r>
+        <w:t>Contraction</w:t>
+      </w:r>
+      <w:proofErr w:type="spellEnd"/>
+      <w:r>
+        <w:t>" are</w:t>
+      </w:r>
+      <w:r>
+        <w:t xml:space="preserve"> </w:t>
+      </w:r>
+      <w:proofErr w:type="spellStart"/>
+      <w:r>
+        <w:t>on</w:t>
+      </w:r>
+      <w:proofErr w:type="spellEnd"/>
+      <w:r>
+        <w:t xml:space="preserve"> </w:t>
+      </w:r>
+      <w:proofErr w:type="spellStart"/>
+      <w:r>
+        <w:t>continuous</w:t>
+      </w:r>
+      <w:proofErr w:type="spellEnd"/>
+      <w:r>
+        <w:t xml:space="preserve"> </w:t>
+      </w:r>
+      <w:proofErr w:type="spellStart"/>
+      <w:proofErr w:type="gramStart"/>
+      <w:r>
+        <w:t>reduction.Using</w:t>
+      </w:r>
+      <w:proofErr w:type="spellEnd"/>
+      <w:proofErr w:type="gramEnd"/>
+      <w:r>
+        <w:t xml:space="preserve"> </w:t>
+      </w:r>
+      <w:proofErr w:type="spellStart"/>
+      <w:r>
+        <w:t>the</w:t>
+      </w:r>
+      <w:proofErr w:type="spellEnd"/>
+      <w:r>
+        <w:t xml:space="preserve"> </w:t>
+      </w:r>
+      <w:proofErr w:type="spellStart"/>
+      <w:r>
+        <w:t>equivalence</w:t>
+      </w:r>
+      <w:proofErr w:type="spellEnd"/>
+      <w:r>
+        <w:t xml:space="preserve"> </w:t>
+      </w:r>
+      <w:proofErr w:type="spellStart"/>
+      <w:r>
+        <w:t>principle</w:t>
+      </w:r>
+      <w:proofErr w:type="spellEnd"/>
+      <w:r>
+        <w:t xml:space="preserve">, </w:t>
+      </w:r>
+      <w:proofErr w:type="spellStart"/>
+      <w:r>
+        <w:t>we</w:t>
+      </w:r>
+      <w:proofErr w:type="spellEnd"/>
+      <w:r>
+        <w:t xml:space="preserve"> presume </w:t>
+      </w:r>
+      <w:proofErr w:type="spellStart"/>
+      <w:r>
+        <w:t>that</w:t>
+      </w:r>
+      <w:proofErr w:type="spellEnd"/>
+      <w:r>
+        <w:t xml:space="preserve"> in </w:t>
+      </w:r>
+      <w:proofErr w:type="spellStart"/>
+      <w:r>
+        <w:t>the</w:t>
+      </w:r>
+      <w:proofErr w:type="spellEnd"/>
+      <w:r>
+        <w:t xml:space="preserve"> </w:t>
+      </w:r>
+      <w:proofErr w:type="spellStart"/>
+      <w:r>
+        <w:t>gravitational</w:t>
+      </w:r>
+      <w:proofErr w:type="spellEnd"/>
+      <w:r>
+        <w:t xml:space="preserve"> </w:t>
+      </w:r>
+      <w:proofErr w:type="spellStart"/>
+      <w:r>
+        <w:t>field</w:t>
+      </w:r>
+      <w:proofErr w:type="spellEnd"/>
+      <w:r>
+        <w:t xml:space="preserve">, </w:t>
+      </w:r>
+      <w:proofErr w:type="spellStart"/>
+      <w:r>
+        <w:t>the</w:t>
+      </w:r>
+      <w:proofErr w:type="spellEnd"/>
+      <w:r>
+        <w:t xml:space="preserve"> </w:t>
+      </w:r>
+      <w:proofErr w:type="spellStart"/>
+      <w:r>
+        <w:t>same</w:t>
+      </w:r>
+      <w:proofErr w:type="spellEnd"/>
+      <w:r>
+        <w:t xml:space="preserve"> </w:t>
+      </w:r>
+      <w:proofErr w:type="spellStart"/>
+      <w:r>
+        <w:t>thing</w:t>
+      </w:r>
+      <w:proofErr w:type="spellEnd"/>
+      <w:r>
+        <w:t xml:space="preserve"> </w:t>
+      </w:r>
+      <w:proofErr w:type="spellStart"/>
+      <w:r>
+        <w:t>would</w:t>
+      </w:r>
+      <w:proofErr w:type="spellEnd"/>
+      <w:r>
+        <w:t xml:space="preserve"> </w:t>
+      </w:r>
+      <w:proofErr w:type="spellStart"/>
+      <w:proofErr w:type="gramStart"/>
+      <w:r>
+        <w:t>happen.In</w:t>
+      </w:r>
+      <w:proofErr w:type="spellEnd"/>
+      <w:proofErr w:type="gramEnd"/>
+      <w:r>
+        <w:t xml:space="preserve"> </w:t>
+      </w:r>
+      <w:proofErr w:type="spellStart"/>
+      <w:r>
+        <w:t>this</w:t>
+      </w:r>
+      <w:proofErr w:type="spellEnd"/>
+      <w:r>
+        <w:t xml:space="preserve"> </w:t>
+      </w:r>
+      <w:proofErr w:type="spellStart"/>
+      <w:r>
+        <w:t>implicates</w:t>
+      </w:r>
+      <w:proofErr w:type="spellEnd"/>
+      <w:r>
+        <w:t xml:space="preserve"> in „</w:t>
+      </w:r>
+      <w:proofErr w:type="spellStart"/>
+      <w:r>
+        <w:t>dark</w:t>
+      </w:r>
+      <w:proofErr w:type="spellEnd"/>
+      <w:r>
+        <w:t xml:space="preserve"> </w:t>
+      </w:r>
+      <w:proofErr w:type="spellStart"/>
+      <w:r>
+        <w:t>energy</w:t>
+      </w:r>
+      <w:proofErr w:type="spellEnd"/>
+      <w:r>
+        <w:t xml:space="preserve"> </w:t>
+      </w:r>
+      <w:proofErr w:type="spellStart"/>
+      <w:r>
+        <w:t>effect</w:t>
+      </w:r>
+      <w:proofErr w:type="spellEnd"/>
+      <w:r>
+        <w:t xml:space="preserve">". The </w:t>
+      </w:r>
+      <w:proofErr w:type="spellStart"/>
+      <w:r>
+        <w:t>calculi</w:t>
+      </w:r>
+      <w:proofErr w:type="spellEnd"/>
+      <w:r>
+        <w:t xml:space="preserve"> show </w:t>
+      </w:r>
+      <w:proofErr w:type="spellStart"/>
+      <w:r>
+        <w:t>that</w:t>
+      </w:r>
+      <w:proofErr w:type="spellEnd"/>
+      <w:r>
+        <w:t xml:space="preserve"> in a 7%-</w:t>
+      </w:r>
+      <w:proofErr w:type="spellStart"/>
+      <w:r>
+        <w:t>contraction</w:t>
+      </w:r>
+      <w:proofErr w:type="spellEnd"/>
+      <w:r>
+        <w:t xml:space="preserve"> for </w:t>
+      </w:r>
+      <w:proofErr w:type="spellStart"/>
+      <w:r>
+        <w:t>each</w:t>
+      </w:r>
+      <w:proofErr w:type="spellEnd"/>
+      <w:r>
+        <w:t xml:space="preserve"> </w:t>
+      </w:r>
+      <w:proofErr w:type="spellStart"/>
+      <w:r>
+        <w:t>billion</w:t>
+      </w:r>
+      <w:proofErr w:type="spellEnd"/>
+      <w:r>
+        <w:t xml:space="preserve"> </w:t>
+      </w:r>
+      <w:proofErr w:type="spellStart"/>
+      <w:r>
+        <w:t>years</w:t>
+      </w:r>
+      <w:proofErr w:type="spellEnd"/>
+      <w:r>
+        <w:t xml:space="preserve"> </w:t>
+      </w:r>
+      <w:proofErr w:type="spellStart"/>
+      <w:r>
+        <w:t>would</w:t>
+      </w:r>
+      <w:proofErr w:type="spellEnd"/>
+      <w:r>
+        <w:t xml:space="preserve"> </w:t>
+      </w:r>
+      <w:proofErr w:type="spellStart"/>
+      <w:r>
+        <w:t>explain</w:t>
+      </w:r>
+      <w:proofErr w:type="spellEnd"/>
+      <w:r>
+        <w:t xml:space="preserve"> </w:t>
+      </w:r>
+      <w:proofErr w:type="spellStart"/>
+      <w:r>
+        <w:t>our</w:t>
+      </w:r>
+      <w:proofErr w:type="spellEnd"/>
+      <w:r>
+        <w:t xml:space="preserve"> </w:t>
+      </w:r>
+      <w:proofErr w:type="spellStart"/>
+      <w:r>
+        <w:t>observation</w:t>
+      </w:r>
+      <w:proofErr w:type="spellEnd"/>
+      <w:r>
+        <w:t xml:space="preserve"> </w:t>
+      </w:r>
+      <w:proofErr w:type="spellStart"/>
+      <w:r>
+        <w:t>of</w:t>
+      </w:r>
+      <w:proofErr w:type="spellEnd"/>
+      <w:r>
+        <w:t xml:space="preserve"> </w:t>
+      </w:r>
+      <w:proofErr w:type="spellStart"/>
+      <w:r>
+        <w:t>galaxies</w:t>
+      </w:r>
+      <w:proofErr w:type="spellEnd"/>
+      <w:r>
+        <w:t xml:space="preserve"> in </w:t>
+      </w:r>
+      <w:proofErr w:type="spellStart"/>
+      <w:r>
+        <w:t>accelerated</w:t>
+      </w:r>
+      <w:proofErr w:type="spellEnd"/>
+      <w:r>
+        <w:t xml:space="preserve"> </w:t>
+      </w:r>
+      <w:proofErr w:type="spellStart"/>
+      <w:r>
+        <w:t>separation</w:t>
+      </w:r>
+      <w:proofErr w:type="spellEnd"/>
+      <w:r>
+        <w:t>."</w:t>
       </w:r>
     </w:p>
     <w:p>
@@ -787,12 +5927,268 @@
           <w:sz w:val="28"/>
           <w:szCs w:val="28"/>
         </w:rPr>
-        <w:t>´The Gravitational Field and the Dark Energy'</w:t>
+        <w:t xml:space="preserve">´The </w:t>
+      </w:r>
+      <w:proofErr w:type="spellStart"/>
+      <w:r>
+        <w:rPr>
+          <w:b/>
+          <w:bCs/>
+          <w:sz w:val="28"/>
+          <w:szCs w:val="28"/>
+        </w:rPr>
+        <w:t>Gravitational</w:t>
+      </w:r>
+      <w:proofErr w:type="spellEnd"/>
+      <w:r>
+        <w:rPr>
+          <w:b/>
+          <w:bCs/>
+          <w:sz w:val="28"/>
+          <w:szCs w:val="28"/>
+        </w:rPr>
+        <w:t xml:space="preserve"> Field </w:t>
+      </w:r>
+      <w:proofErr w:type="spellStart"/>
+      <w:r>
+        <w:rPr>
+          <w:b/>
+          <w:bCs/>
+          <w:sz w:val="28"/>
+          <w:szCs w:val="28"/>
+        </w:rPr>
+        <w:t>and</w:t>
+      </w:r>
+      <w:proofErr w:type="spellEnd"/>
+      <w:r>
+        <w:rPr>
+          <w:b/>
+          <w:bCs/>
+          <w:sz w:val="28"/>
+          <w:szCs w:val="28"/>
+        </w:rPr>
+        <w:t xml:space="preserve"> </w:t>
+      </w:r>
+      <w:proofErr w:type="spellStart"/>
+      <w:r>
+        <w:rPr>
+          <w:b/>
+          <w:bCs/>
+          <w:sz w:val="28"/>
+          <w:szCs w:val="28"/>
+        </w:rPr>
+        <w:t>the</w:t>
+      </w:r>
+      <w:proofErr w:type="spellEnd"/>
+      <w:r>
+        <w:rPr>
+          <w:b/>
+          <w:bCs/>
+          <w:sz w:val="28"/>
+          <w:szCs w:val="28"/>
+        </w:rPr>
+        <w:t xml:space="preserve"> </w:t>
+      </w:r>
+      <w:proofErr w:type="spellStart"/>
+      <w:r>
+        <w:rPr>
+          <w:b/>
+          <w:bCs/>
+          <w:sz w:val="28"/>
+          <w:szCs w:val="28"/>
+        </w:rPr>
+        <w:t>Dark</w:t>
+      </w:r>
+      <w:proofErr w:type="spellEnd"/>
+      <w:r>
+        <w:rPr>
+          <w:b/>
+          <w:bCs/>
+          <w:sz w:val="28"/>
+          <w:szCs w:val="28"/>
+        </w:rPr>
+        <w:t xml:space="preserve"> Energy'</w:t>
       </w:r>
     </w:p>
     <w:p>
       <w:r>
-        <w:t xml:space="preserve">"I herein write on a new idea about cosmology that seeks to solve the dark energy and darkmatter problem by eliminating the need to postulate its existence. </w:t>
+        <w:t xml:space="preserve">"I </w:t>
+      </w:r>
+      <w:proofErr w:type="spellStart"/>
+      <w:r>
+        <w:t>herein</w:t>
+      </w:r>
+      <w:proofErr w:type="spellEnd"/>
+      <w:r>
+        <w:t xml:space="preserve"> </w:t>
+      </w:r>
+      <w:proofErr w:type="spellStart"/>
+      <w:r>
+        <w:t>write</w:t>
+      </w:r>
+      <w:proofErr w:type="spellEnd"/>
+      <w:r>
+        <w:t xml:space="preserve"> </w:t>
+      </w:r>
+      <w:proofErr w:type="spellStart"/>
+      <w:r>
+        <w:t>on</w:t>
+      </w:r>
+      <w:proofErr w:type="spellEnd"/>
+      <w:r>
+        <w:t xml:space="preserve"> a new </w:t>
+      </w:r>
+      <w:proofErr w:type="spellStart"/>
+      <w:r>
+        <w:t>idea</w:t>
+      </w:r>
+      <w:proofErr w:type="spellEnd"/>
+      <w:r>
+        <w:t xml:space="preserve"> </w:t>
+      </w:r>
+      <w:proofErr w:type="spellStart"/>
+      <w:r>
+        <w:t>about</w:t>
+      </w:r>
+      <w:proofErr w:type="spellEnd"/>
+      <w:r>
+        <w:t xml:space="preserve"> </w:t>
+      </w:r>
+      <w:proofErr w:type="spellStart"/>
+      <w:r>
+        <w:t>cosmology</w:t>
+      </w:r>
+      <w:proofErr w:type="spellEnd"/>
+      <w:r>
+        <w:t xml:space="preserve"> </w:t>
+      </w:r>
+      <w:proofErr w:type="spellStart"/>
+      <w:r>
+        <w:t>that</w:t>
+      </w:r>
+      <w:proofErr w:type="spellEnd"/>
+      <w:r>
+        <w:t xml:space="preserve"> </w:t>
+      </w:r>
+      <w:proofErr w:type="spellStart"/>
+      <w:r>
+        <w:t>seeks</w:t>
+      </w:r>
+      <w:proofErr w:type="spellEnd"/>
+      <w:r>
+        <w:t xml:space="preserve"> </w:t>
+      </w:r>
+      <w:proofErr w:type="spellStart"/>
+      <w:r>
+        <w:t>to</w:t>
+      </w:r>
+      <w:proofErr w:type="spellEnd"/>
+      <w:r>
+        <w:t xml:space="preserve"> solve </w:t>
+      </w:r>
+      <w:proofErr w:type="spellStart"/>
+      <w:r>
+        <w:t>the</w:t>
+      </w:r>
+      <w:proofErr w:type="spellEnd"/>
+      <w:r>
+        <w:t xml:space="preserve"> </w:t>
+      </w:r>
+      <w:proofErr w:type="spellStart"/>
+      <w:r>
+        <w:t>dark</w:t>
+      </w:r>
+      <w:proofErr w:type="spellEnd"/>
+      <w:r>
+        <w:t xml:space="preserve"> </w:t>
+      </w:r>
+      <w:proofErr w:type="spellStart"/>
+      <w:r>
+        <w:t>energy</w:t>
+      </w:r>
+      <w:proofErr w:type="spellEnd"/>
+      <w:r>
+        <w:t xml:space="preserve"> </w:t>
+      </w:r>
+      <w:proofErr w:type="spellStart"/>
+      <w:r>
+        <w:t>and</w:t>
+      </w:r>
+      <w:proofErr w:type="spellEnd"/>
+      <w:r>
+        <w:t xml:space="preserve"> </w:t>
+      </w:r>
+      <w:proofErr w:type="spellStart"/>
+      <w:r>
+        <w:t>darkmatter</w:t>
+      </w:r>
+      <w:proofErr w:type="spellEnd"/>
+      <w:r>
+        <w:t xml:space="preserve"> </w:t>
+      </w:r>
+      <w:proofErr w:type="spellStart"/>
+      <w:r>
+        <w:t>problem</w:t>
+      </w:r>
+      <w:proofErr w:type="spellEnd"/>
+      <w:r>
+        <w:t xml:space="preserve"> </w:t>
+      </w:r>
+      <w:proofErr w:type="spellStart"/>
+      <w:r>
+        <w:t>by</w:t>
+      </w:r>
+      <w:proofErr w:type="spellEnd"/>
+      <w:r>
+        <w:t xml:space="preserve"> </w:t>
+      </w:r>
+      <w:proofErr w:type="spellStart"/>
+      <w:r>
+        <w:t>eliminating</w:t>
+      </w:r>
+      <w:proofErr w:type="spellEnd"/>
+      <w:r>
+        <w:t xml:space="preserve"> </w:t>
+      </w:r>
+      <w:proofErr w:type="spellStart"/>
+      <w:r>
+        <w:t>the</w:t>
+      </w:r>
+      <w:proofErr w:type="spellEnd"/>
+      <w:r>
+        <w:t xml:space="preserve"> </w:t>
+      </w:r>
+      <w:proofErr w:type="spellStart"/>
+      <w:r>
+        <w:t>need</w:t>
+      </w:r>
+      <w:proofErr w:type="spellEnd"/>
+      <w:r>
+        <w:t xml:space="preserve"> </w:t>
+      </w:r>
+      <w:proofErr w:type="spellStart"/>
+      <w:r>
+        <w:t>to</w:t>
+      </w:r>
+      <w:proofErr w:type="spellEnd"/>
+      <w:r>
+        <w:t xml:space="preserve"> </w:t>
+      </w:r>
+      <w:proofErr w:type="spellStart"/>
+      <w:r>
+        <w:t>postulate</w:t>
+      </w:r>
+      <w:proofErr w:type="spellEnd"/>
+      <w:r>
+        <w:t xml:space="preserve"> its </w:t>
+      </w:r>
+      <w:proofErr w:type="spellStart"/>
+      <w:r>
+        <w:t>existence</w:t>
+      </w:r>
+      <w:proofErr w:type="spellEnd"/>
+      <w:r>
+        <w:t xml:space="preserve">. </w:t>
       </w:r>
     </w:p>
     <w:p>
@@ -845,24 +6241,271 @@
           <w:szCs w:val="28"/>
         </w:rPr>
         <w:lastRenderedPageBreak/>
-        <w:t>´Jocaxian’s time definition'</w:t>
+        <w:t>´</w:t>
+      </w:r>
+      <w:proofErr w:type="spellStart"/>
+      <w:r>
+        <w:rPr>
+          <w:b/>
+          <w:bCs/>
+          <w:sz w:val="28"/>
+          <w:szCs w:val="28"/>
+        </w:rPr>
+        <w:t>Jocaxian’s</w:t>
+      </w:r>
+      <w:proofErr w:type="spellEnd"/>
+      <w:r>
+        <w:rPr>
+          <w:b/>
+          <w:bCs/>
+          <w:sz w:val="28"/>
+          <w:szCs w:val="28"/>
+        </w:rPr>
+        <w:t xml:space="preserve"> time </w:t>
+      </w:r>
+      <w:proofErr w:type="spellStart"/>
+      <w:r>
+        <w:rPr>
+          <w:b/>
+          <w:bCs/>
+          <w:sz w:val="28"/>
+          <w:szCs w:val="28"/>
+        </w:rPr>
+        <w:t>definition</w:t>
+      </w:r>
+      <w:proofErr w:type="spellEnd"/>
+      <w:r>
+        <w:rPr>
+          <w:b/>
+          <w:bCs/>
+          <w:sz w:val="28"/>
+          <w:szCs w:val="28"/>
+        </w:rPr>
+        <w:t>'</w:t>
       </w:r>
     </w:p>
     <w:p>
       <w:r>
-        <w:t>"Time has always been a mystery of philosophy and physics since its beginnings. We propose</w:t>
-      </w:r>
-      <w:r>
-        <w:t xml:space="preserve"> </w:t>
-      </w:r>
-      <w:r>
-        <w:t>a new definition of time that, in addition to being objective, promotes a better understanding</w:t>
-      </w:r>
-      <w:r>
-        <w:t xml:space="preserve"> </w:t>
-      </w:r>
-      <w:r>
-        <w:t>of this very important concept."</w:t>
+        <w:t xml:space="preserve">"Time </w:t>
+      </w:r>
+      <w:proofErr w:type="spellStart"/>
+      <w:r>
+        <w:t>has</w:t>
+      </w:r>
+      <w:proofErr w:type="spellEnd"/>
+      <w:r>
+        <w:t xml:space="preserve"> </w:t>
+      </w:r>
+      <w:proofErr w:type="spellStart"/>
+      <w:r>
+        <w:t>always</w:t>
+      </w:r>
+      <w:proofErr w:type="spellEnd"/>
+      <w:r>
+        <w:t xml:space="preserve"> </w:t>
+      </w:r>
+      <w:proofErr w:type="spellStart"/>
+      <w:r>
+        <w:t>been</w:t>
+      </w:r>
+      <w:proofErr w:type="spellEnd"/>
+      <w:r>
+        <w:t xml:space="preserve"> a </w:t>
+      </w:r>
+      <w:proofErr w:type="spellStart"/>
+      <w:r>
+        <w:t>mystery</w:t>
+      </w:r>
+      <w:proofErr w:type="spellEnd"/>
+      <w:r>
+        <w:t xml:space="preserve"> </w:t>
+      </w:r>
+      <w:proofErr w:type="spellStart"/>
+      <w:r>
+        <w:t>of</w:t>
+      </w:r>
+      <w:proofErr w:type="spellEnd"/>
+      <w:r>
+        <w:t xml:space="preserve"> </w:t>
+      </w:r>
+      <w:proofErr w:type="spellStart"/>
+      <w:r>
+        <w:t>philosophy</w:t>
+      </w:r>
+      <w:proofErr w:type="spellEnd"/>
+      <w:r>
+        <w:t xml:space="preserve"> </w:t>
+      </w:r>
+      <w:proofErr w:type="spellStart"/>
+      <w:r>
+        <w:t>and</w:t>
+      </w:r>
+      <w:proofErr w:type="spellEnd"/>
+      <w:r>
+        <w:t xml:space="preserve"> </w:t>
+      </w:r>
+      <w:proofErr w:type="spellStart"/>
+      <w:r>
+        <w:t>physics</w:t>
+      </w:r>
+      <w:proofErr w:type="spellEnd"/>
+      <w:r>
+        <w:t xml:space="preserve"> </w:t>
+      </w:r>
+      <w:proofErr w:type="spellStart"/>
+      <w:r>
+        <w:t>since</w:t>
+      </w:r>
+      <w:proofErr w:type="spellEnd"/>
+      <w:r>
+        <w:t xml:space="preserve"> its </w:t>
+      </w:r>
+      <w:proofErr w:type="spellStart"/>
+      <w:r>
+        <w:t>beginnings</w:t>
+      </w:r>
+      <w:proofErr w:type="spellEnd"/>
+      <w:r>
+        <w:t xml:space="preserve">. </w:t>
+      </w:r>
+      <w:proofErr w:type="spellStart"/>
+      <w:r>
+        <w:t>We</w:t>
+      </w:r>
+      <w:proofErr w:type="spellEnd"/>
+      <w:r>
+        <w:t xml:space="preserve"> </w:t>
+      </w:r>
+      <w:proofErr w:type="spellStart"/>
+      <w:r>
+        <w:t>propose</w:t>
+      </w:r>
+      <w:proofErr w:type="spellEnd"/>
+      <w:r>
+        <w:t xml:space="preserve"> </w:t>
+      </w:r>
+      <w:r>
+        <w:t xml:space="preserve">a new </w:t>
+      </w:r>
+      <w:proofErr w:type="spellStart"/>
+      <w:r>
+        <w:t>definition</w:t>
+      </w:r>
+      <w:proofErr w:type="spellEnd"/>
+      <w:r>
+        <w:t xml:space="preserve"> </w:t>
+      </w:r>
+      <w:proofErr w:type="spellStart"/>
+      <w:r>
+        <w:t>of</w:t>
+      </w:r>
+      <w:proofErr w:type="spellEnd"/>
+      <w:r>
+        <w:t xml:space="preserve"> time </w:t>
+      </w:r>
+      <w:proofErr w:type="spellStart"/>
+      <w:r>
+        <w:t>that</w:t>
+      </w:r>
+      <w:proofErr w:type="spellEnd"/>
+      <w:r>
+        <w:t xml:space="preserve">, in </w:t>
+      </w:r>
+      <w:proofErr w:type="spellStart"/>
+      <w:r>
+        <w:t>addition</w:t>
+      </w:r>
+      <w:proofErr w:type="spellEnd"/>
+      <w:r>
+        <w:t xml:space="preserve"> </w:t>
+      </w:r>
+      <w:proofErr w:type="spellStart"/>
+      <w:r>
+        <w:t>to</w:t>
+      </w:r>
+      <w:proofErr w:type="spellEnd"/>
+      <w:r>
+        <w:t xml:space="preserve"> </w:t>
+      </w:r>
+      <w:proofErr w:type="spellStart"/>
+      <w:r>
+        <w:t>being</w:t>
+      </w:r>
+      <w:proofErr w:type="spellEnd"/>
+      <w:r>
+        <w:t xml:space="preserve"> </w:t>
+      </w:r>
+      <w:proofErr w:type="spellStart"/>
+      <w:r>
+        <w:t>objective</w:t>
+      </w:r>
+      <w:proofErr w:type="spellEnd"/>
+      <w:r>
+        <w:t xml:space="preserve">, </w:t>
+      </w:r>
+      <w:proofErr w:type="spellStart"/>
+      <w:r>
+        <w:t>promotes</w:t>
+      </w:r>
+      <w:proofErr w:type="spellEnd"/>
+      <w:r>
+        <w:t xml:space="preserve"> a </w:t>
+      </w:r>
+      <w:proofErr w:type="spellStart"/>
+      <w:r>
+        <w:t>better</w:t>
+      </w:r>
+      <w:proofErr w:type="spellEnd"/>
+      <w:r>
+        <w:t xml:space="preserve"> </w:t>
+      </w:r>
+      <w:proofErr w:type="spellStart"/>
+      <w:r>
+        <w:t>understanding</w:t>
+      </w:r>
+      <w:proofErr w:type="spellEnd"/>
+      <w:r>
+        <w:t xml:space="preserve"> </w:t>
+      </w:r>
+      <w:proofErr w:type="spellStart"/>
+      <w:r>
+        <w:t>of</w:t>
+      </w:r>
+      <w:proofErr w:type="spellEnd"/>
+      <w:r>
+        <w:t xml:space="preserve"> </w:t>
+      </w:r>
+      <w:proofErr w:type="spellStart"/>
+      <w:r>
+        <w:t>this</w:t>
+      </w:r>
+      <w:proofErr w:type="spellEnd"/>
+      <w:r>
+        <w:t xml:space="preserve"> </w:t>
+      </w:r>
+      <w:proofErr w:type="spellStart"/>
+      <w:r>
+        <w:t>very</w:t>
+      </w:r>
+      <w:proofErr w:type="spellEnd"/>
+      <w:r>
+        <w:t xml:space="preserve"> </w:t>
+      </w:r>
+      <w:proofErr w:type="spellStart"/>
+      <w:r>
+        <w:t>important</w:t>
+      </w:r>
+      <w:proofErr w:type="spellEnd"/>
+      <w:r>
+        <w:t xml:space="preserve"> </w:t>
+      </w:r>
+      <w:proofErr w:type="spellStart"/>
+      <w:r>
+        <w:t>concept</w:t>
+      </w:r>
+      <w:proofErr w:type="spellEnd"/>
+      <w:r>
+        <w:t>."</w:t>
       </w:r>
     </w:p>
     <w:p>
@@ -897,7 +6540,47 @@
           <w:sz w:val="28"/>
           <w:szCs w:val="28"/>
         </w:rPr>
-        <w:t>´Jocaxian’s Theorems’</w:t>
+        <w:t>´</w:t>
+      </w:r>
+      <w:proofErr w:type="spellStart"/>
+      <w:r>
+        <w:rPr>
+          <w:b/>
+          <w:bCs/>
+          <w:sz w:val="28"/>
+          <w:szCs w:val="28"/>
+        </w:rPr>
+        <w:t>Jocaxian’s</w:t>
+      </w:r>
+      <w:proofErr w:type="spellEnd"/>
+      <w:r>
+        <w:rPr>
+          <w:b/>
+          <w:bCs/>
+          <w:sz w:val="28"/>
+          <w:szCs w:val="28"/>
+        </w:rPr>
+        <w:t xml:space="preserve"> </w:t>
+      </w:r>
+      <w:proofErr w:type="spellStart"/>
+      <w:r>
+        <w:rPr>
+          <w:b/>
+          <w:bCs/>
+          <w:sz w:val="28"/>
+          <w:szCs w:val="28"/>
+        </w:rPr>
+        <w:t>Theorems</w:t>
+      </w:r>
+      <w:proofErr w:type="spellEnd"/>
+      <w:r>
+        <w:rPr>
+          <w:b/>
+          <w:bCs/>
+          <w:sz w:val="28"/>
+          <w:szCs w:val="28"/>
+        </w:rPr>
+        <w:t>’</w:t>
       </w:r>
     </w:p>
     <w:p>
@@ -931,12 +6614,164 @@
           <w:sz w:val="28"/>
           <w:szCs w:val="28"/>
         </w:rPr>
-        <w:t>´The Jocaxian’s nothingness'</w:t>
+        <w:t xml:space="preserve">´The </w:t>
+      </w:r>
+      <w:proofErr w:type="spellStart"/>
+      <w:r>
+        <w:rPr>
+          <w:b/>
+          <w:bCs/>
+          <w:sz w:val="28"/>
+          <w:szCs w:val="28"/>
+        </w:rPr>
+        <w:t>Jocaxian’s</w:t>
+      </w:r>
+      <w:proofErr w:type="spellEnd"/>
+      <w:r>
+        <w:rPr>
+          <w:b/>
+          <w:bCs/>
+          <w:sz w:val="28"/>
+          <w:szCs w:val="28"/>
+        </w:rPr>
+        <w:t xml:space="preserve"> </w:t>
+      </w:r>
+      <w:proofErr w:type="spellStart"/>
+      <w:r>
+        <w:rPr>
+          <w:b/>
+          <w:bCs/>
+          <w:sz w:val="28"/>
+          <w:szCs w:val="28"/>
+        </w:rPr>
+        <w:t>nothingness</w:t>
+      </w:r>
+      <w:proofErr w:type="spellEnd"/>
+      <w:r>
+        <w:rPr>
+          <w:b/>
+          <w:bCs/>
+          <w:sz w:val="28"/>
+          <w:szCs w:val="28"/>
+        </w:rPr>
+        <w:t>'</w:t>
       </w:r>
     </w:p>
     <w:p>
       <w:r>
-        <w:t>"This article explains a theory about the origin of the laws of physics and the Universe"</w:t>
+        <w:t>"</w:t>
+      </w:r>
+      <w:proofErr w:type="spellStart"/>
+      <w:r>
+        <w:t>This</w:t>
+      </w:r>
+      <w:proofErr w:type="spellEnd"/>
+      <w:r>
+        <w:t xml:space="preserve"> </w:t>
+      </w:r>
+      <w:proofErr w:type="spellStart"/>
+      <w:r>
+        <w:t>article</w:t>
+      </w:r>
+      <w:proofErr w:type="spellEnd"/>
+      <w:r>
+        <w:t xml:space="preserve"> </w:t>
+      </w:r>
+      <w:proofErr w:type="spellStart"/>
+      <w:r>
+        <w:t>explains</w:t>
+      </w:r>
+      <w:proofErr w:type="spellEnd"/>
+      <w:r>
+        <w:t xml:space="preserve"> a </w:t>
+      </w:r>
+      <w:proofErr w:type="spellStart"/>
+      <w:r>
+        <w:t>theory</w:t>
+      </w:r>
+      <w:proofErr w:type="spellEnd"/>
+      <w:r>
+        <w:t xml:space="preserve"> </w:t>
+      </w:r>
+      <w:proofErr w:type="spellStart"/>
+      <w:r>
+        <w:t>about</w:t>
+      </w:r>
+      <w:proofErr w:type="spellEnd"/>
+      <w:r>
+        <w:t xml:space="preserve"> </w:t>
+      </w:r>
+      <w:proofErr w:type="spellStart"/>
+      <w:r>
+        <w:t>the</w:t>
+      </w:r>
+      <w:proofErr w:type="spellEnd"/>
+      <w:r>
+        <w:t xml:space="preserve"> </w:t>
+      </w:r>
+      <w:proofErr w:type="spellStart"/>
+      <w:r>
+        <w:t>origin</w:t>
+      </w:r>
+      <w:proofErr w:type="spellEnd"/>
+      <w:r>
+        <w:t xml:space="preserve"> </w:t>
+      </w:r>
+      <w:proofErr w:type="spellStart"/>
+      <w:r>
+        <w:t>of</w:t>
+      </w:r>
+      <w:proofErr w:type="spellEnd"/>
+      <w:r>
+        <w:t xml:space="preserve"> </w:t>
+      </w:r>
+      <w:proofErr w:type="spellStart"/>
+      <w:r>
+        <w:t>the</w:t>
+      </w:r>
+      <w:proofErr w:type="spellEnd"/>
+      <w:r>
+        <w:t xml:space="preserve"> </w:t>
+      </w:r>
+      <w:proofErr w:type="spellStart"/>
+      <w:r>
+        <w:t>laws</w:t>
+      </w:r>
+      <w:proofErr w:type="spellEnd"/>
+      <w:r>
+        <w:t xml:space="preserve"> </w:t>
+      </w:r>
+      <w:proofErr w:type="spellStart"/>
+      <w:r>
+        <w:t>of</w:t>
+      </w:r>
+      <w:proofErr w:type="spellEnd"/>
+      <w:r>
+        <w:t xml:space="preserve"> </w:t>
+      </w:r>
+      <w:proofErr w:type="spellStart"/>
+      <w:r>
+        <w:t>physics</w:t>
+      </w:r>
+      <w:proofErr w:type="spellEnd"/>
+      <w:r>
+        <w:t xml:space="preserve"> </w:t>
+      </w:r>
+      <w:proofErr w:type="spellStart"/>
+      <w:r>
+        <w:t>and</w:t>
+      </w:r>
+      <w:proofErr w:type="spellEnd"/>
+      <w:r>
+        <w:t xml:space="preserve"> </w:t>
+      </w:r>
+      <w:proofErr w:type="spellStart"/>
+      <w:r>
+        <w:t>the</w:t>
+      </w:r>
+      <w:proofErr w:type="spellEnd"/>
+      <w:r>
+        <w:t xml:space="preserve"> Universe"</w:t>
       </w:r>
     </w:p>
     <w:p>
@@ -954,13 +6789,34 @@
     </w:p>
     <w:p>
       <w:r>
-        <w:t>---- End ----</w:t>
+        <w:t xml:space="preserve">---- </w:t>
+      </w:r>
+      <w:proofErr w:type="spellStart"/>
+      <w:r>
+        <w:t>End</w:t>
+      </w:r>
+      <w:proofErr w:type="spellEnd"/>
+      <w:r>
+        <w:t xml:space="preserve"> ----</w:t>
       </w:r>
     </w:p>
     <w:p/>
     <w:p>
-      <w:r>
-        <w:t>Another Articles:</w:t>
+      <w:proofErr w:type="spellStart"/>
+      <w:r>
+        <w:t>Another</w:t>
+      </w:r>
+      <w:proofErr w:type="spellEnd"/>
+      <w:r>
+        <w:t xml:space="preserve"> </w:t>
+      </w:r>
+      <w:proofErr w:type="spellStart"/>
+      <w:r>
+        <w:t>Articles</w:t>
+      </w:r>
+      <w:proofErr w:type="spellEnd"/>
+      <w:r>
+        <w:t>:</w:t>
       </w:r>
       <w:r>
         <w:br/>
@@ -976,6 +6832,7 @@
     </w:p>
     <w:p/>
     <w:p>
+      <w:proofErr w:type="spellStart"/>
       <w:r>
         <w:rPr>
           <w:b/>
@@ -983,32 +6840,133 @@
           <w:sz w:val="36"/>
           <w:szCs w:val="36"/>
         </w:rPr>
-        <w:t>Oldest D.U.T.</w:t>
+        <w:t>Oldest</w:t>
+      </w:r>
+      <w:proofErr w:type="spellEnd"/>
+      <w:r>
+        <w:rPr>
+          <w:b/>
+          <w:bCs/>
+          <w:sz w:val="36"/>
+          <w:szCs w:val="36"/>
+        </w:rPr>
+        <w:t xml:space="preserve"> </w:t>
+      </w:r>
+      <w:proofErr w:type="gramStart"/>
+      <w:r>
+        <w:rPr>
+          <w:b/>
+          <w:bCs/>
+          <w:sz w:val="36"/>
+          <w:szCs w:val="36"/>
+        </w:rPr>
+        <w:t>D.U.T.</w:t>
       </w:r>
       <w:r>
         <w:t xml:space="preserve"> :</w:t>
       </w:r>
+      <w:proofErr w:type="gramEnd"/>
     </w:p>
     <w:p>
       <w:r>
-        <w:t>The END Of The DARK ENERGY</w:t>
+        <w:t xml:space="preserve">The END </w:t>
+      </w:r>
+      <w:proofErr w:type="spellStart"/>
+      <w:r>
+        <w:t>Of</w:t>
+      </w:r>
+      <w:proofErr w:type="spellEnd"/>
+      <w:r>
+        <w:t xml:space="preserve"> The DARK ENERGY</w:t>
       </w:r>
     </w:p>
     <w:p>
-      <w:r>
-        <w:t>Forum List | Follow Ups | Post Message | Back to Thread Topics</w:t>
-      </w:r>
+      <w:proofErr w:type="spellStart"/>
+      <w:r>
+        <w:t>Forum</w:t>
+      </w:r>
+      <w:proofErr w:type="spellEnd"/>
+      <w:r>
+        <w:t xml:space="preserve"> </w:t>
+      </w:r>
+      <w:proofErr w:type="spellStart"/>
+      <w:r>
+        <w:t>List</w:t>
+      </w:r>
+      <w:proofErr w:type="spellEnd"/>
+      <w:r>
+        <w:t xml:space="preserve"> | Follow </w:t>
+      </w:r>
+      <w:proofErr w:type="spellStart"/>
+      <w:r>
+        <w:t>Ups</w:t>
+      </w:r>
+      <w:proofErr w:type="spellEnd"/>
+      <w:r>
+        <w:t xml:space="preserve"> | Post </w:t>
+      </w:r>
+      <w:proofErr w:type="spellStart"/>
+      <w:r>
+        <w:t>Message</w:t>
+      </w:r>
+      <w:proofErr w:type="spellEnd"/>
+      <w:r>
+        <w:t xml:space="preserve"> | Back </w:t>
+      </w:r>
+      <w:proofErr w:type="spellStart"/>
+      <w:r>
+        <w:t>to</w:t>
+      </w:r>
+      <w:proofErr w:type="spellEnd"/>
+      <w:r>
+        <w:t xml:space="preserve"> Thread </w:t>
+      </w:r>
+      <w:proofErr w:type="spellStart"/>
+      <w:r>
+        <w:t>Topics</w:t>
+      </w:r>
+      <w:proofErr w:type="spellEnd"/>
     </w:p>
     <w:p>
-      <w:r>
-        <w:t xml:space="preserve">Posted by Joao Carlos Holland De Barcellos on </w:t>
-      </w:r>
-      <w:r>
-        <w:rPr>
-          <w:b/>
-          <w:bCs/>
-        </w:rPr>
-        <w:t>June 19, 2011</w:t>
+      <w:proofErr w:type="spellStart"/>
+      <w:r>
+        <w:t>Posted</w:t>
+      </w:r>
+      <w:proofErr w:type="spellEnd"/>
+      <w:r>
+        <w:t xml:space="preserve"> </w:t>
+      </w:r>
+      <w:proofErr w:type="spellStart"/>
+      <w:r>
+        <w:t>by</w:t>
+      </w:r>
+      <w:proofErr w:type="spellEnd"/>
+      <w:r>
+        <w:t xml:space="preserve"> Joao Carlos Holland De Barcellos </w:t>
+      </w:r>
+      <w:proofErr w:type="spellStart"/>
+      <w:r>
+        <w:t>on</w:t>
+      </w:r>
+      <w:proofErr w:type="spellEnd"/>
+      <w:r>
+        <w:t xml:space="preserve"> </w:t>
+      </w:r>
+      <w:proofErr w:type="spellStart"/>
+      <w:r>
+        <w:rPr>
+          <w:b/>
+          <w:bCs/>
+        </w:rPr>
+        <w:t>June</w:t>
+      </w:r>
+      <w:proofErr w:type="spellEnd"/>
+      <w:r>
+        <w:rPr>
+          <w:b/>
+          <w:bCs/>
+        </w:rPr>
+        <w:t xml:space="preserve"> 19, 2011</w:t>
       </w:r>
       <w:r>
         <w:t xml:space="preserve"> 19:09:36 UTC</w:t>
@@ -1043,7 +7001,23 @@
     <w:p/>
     <w:p>
       <w:r>
-        <w:t xml:space="preserve">(All files : </w:t>
+        <w:t>(</w:t>
+      </w:r>
+      <w:proofErr w:type="spellStart"/>
+      <w:r>
+        <w:t>All</w:t>
+      </w:r>
+      <w:proofErr w:type="spellEnd"/>
+      <w:r>
+        <w:t xml:space="preserve"> </w:t>
+      </w:r>
+      <w:proofErr w:type="gramStart"/>
+      <w:r>
+        <w:t>files :</w:t>
+      </w:r>
+      <w:proofErr w:type="gramEnd"/>
+      <w:r>
+        <w:t xml:space="preserve"> </w:t>
       </w:r>
       <w:hyperlink r:id="rId23" w:history="1">
         <w:r>

--- a/Articles.docx
+++ b/Articles.docx
@@ -169,6 +169,357 @@
         <w:rPr>
           <w:b/>
           <w:bCs/>
+          <w:i/>
+          <w:iCs/>
+          <w:u w:val="single"/>
+        </w:rPr>
+      </w:pPr>
+      <w:r>
+        <w:rPr>
+          <w:b/>
+          <w:bCs/>
+          <w:i/>
+          <w:iCs/>
+          <w:u w:val="single"/>
+        </w:rPr>
+        <w:t xml:space="preserve">It </w:t>
+      </w:r>
+      <w:proofErr w:type="spellStart"/>
+      <w:r>
+        <w:rPr>
+          <w:b/>
+          <w:bCs/>
+          <w:i/>
+          <w:iCs/>
+          <w:u w:val="single"/>
+        </w:rPr>
+        <w:t>is</w:t>
+      </w:r>
+      <w:proofErr w:type="spellEnd"/>
+      <w:r>
+        <w:rPr>
+          <w:b/>
+          <w:bCs/>
+          <w:i/>
+          <w:iCs/>
+          <w:u w:val="single"/>
+        </w:rPr>
+        <w:t xml:space="preserve"> </w:t>
+      </w:r>
+      <w:proofErr w:type="spellStart"/>
+      <w:r>
+        <w:rPr>
+          <w:b/>
+          <w:bCs/>
+          <w:i/>
+          <w:iCs/>
+          <w:u w:val="single"/>
+        </w:rPr>
+        <w:t>interesting</w:t>
+      </w:r>
+      <w:proofErr w:type="spellEnd"/>
+      <w:r>
+        <w:rPr>
+          <w:b/>
+          <w:bCs/>
+          <w:i/>
+          <w:iCs/>
+          <w:u w:val="single"/>
+        </w:rPr>
+        <w:t xml:space="preserve"> </w:t>
+      </w:r>
+      <w:proofErr w:type="spellStart"/>
+      <w:r>
+        <w:rPr>
+          <w:b/>
+          <w:bCs/>
+          <w:i/>
+          <w:iCs/>
+          <w:u w:val="single"/>
+        </w:rPr>
+        <w:t>to</w:t>
+      </w:r>
+      <w:proofErr w:type="spellEnd"/>
+      <w:r>
+        <w:rPr>
+          <w:b/>
+          <w:bCs/>
+          <w:i/>
+          <w:iCs/>
+          <w:u w:val="single"/>
+        </w:rPr>
+        <w:t xml:space="preserve"> </w:t>
+      </w:r>
+      <w:proofErr w:type="spellStart"/>
+      <w:r>
+        <w:rPr>
+          <w:b/>
+          <w:bCs/>
+          <w:i/>
+          <w:iCs/>
+          <w:u w:val="single"/>
+        </w:rPr>
+        <w:t>first</w:t>
+      </w:r>
+      <w:proofErr w:type="spellEnd"/>
+      <w:r>
+        <w:rPr>
+          <w:b/>
+          <w:bCs/>
+          <w:i/>
+          <w:iCs/>
+          <w:u w:val="single"/>
+        </w:rPr>
+        <w:t xml:space="preserve"> </w:t>
+      </w:r>
+      <w:proofErr w:type="spellStart"/>
+      <w:r>
+        <w:rPr>
+          <w:b/>
+          <w:bCs/>
+          <w:i/>
+          <w:iCs/>
+          <w:u w:val="single"/>
+        </w:rPr>
+        <w:t>read</w:t>
+      </w:r>
+      <w:proofErr w:type="spellEnd"/>
+      <w:r>
+        <w:rPr>
+          <w:b/>
+          <w:bCs/>
+          <w:i/>
+          <w:iCs/>
+          <w:u w:val="single"/>
+        </w:rPr>
+        <w:t xml:space="preserve"> </w:t>
+      </w:r>
+      <w:proofErr w:type="spellStart"/>
+      <w:r>
+        <w:rPr>
+          <w:b/>
+          <w:bCs/>
+          <w:i/>
+          <w:iCs/>
+          <w:u w:val="single"/>
+        </w:rPr>
+        <w:t>the</w:t>
+      </w:r>
+      <w:proofErr w:type="spellEnd"/>
+      <w:r>
+        <w:rPr>
+          <w:b/>
+          <w:bCs/>
+          <w:i/>
+          <w:iCs/>
+          <w:u w:val="single"/>
+        </w:rPr>
+        <w:t xml:space="preserve"> </w:t>
+      </w:r>
+      <w:proofErr w:type="spellStart"/>
+      <w:r>
+        <w:rPr>
+          <w:b/>
+          <w:bCs/>
+          <w:i/>
+          <w:iCs/>
+          <w:u w:val="single"/>
+        </w:rPr>
+        <w:t>theory</w:t>
+      </w:r>
+      <w:proofErr w:type="spellEnd"/>
+      <w:r>
+        <w:rPr>
+          <w:b/>
+          <w:bCs/>
+          <w:i/>
+          <w:iCs/>
+          <w:u w:val="single"/>
+        </w:rPr>
+        <w:t xml:space="preserve"> </w:t>
+      </w:r>
+      <w:proofErr w:type="spellStart"/>
+      <w:r>
+        <w:rPr>
+          <w:b/>
+          <w:bCs/>
+          <w:i/>
+          <w:iCs/>
+          <w:u w:val="single"/>
+        </w:rPr>
+        <w:t>summarized</w:t>
+      </w:r>
+      <w:proofErr w:type="spellEnd"/>
+      <w:r>
+        <w:rPr>
+          <w:b/>
+          <w:bCs/>
+          <w:i/>
+          <w:iCs/>
+          <w:u w:val="single"/>
+        </w:rPr>
+        <w:t xml:space="preserve"> </w:t>
+      </w:r>
+      <w:proofErr w:type="spellStart"/>
+      <w:r>
+        <w:rPr>
+          <w:b/>
+          <w:bCs/>
+          <w:i/>
+          <w:iCs/>
+          <w:u w:val="single"/>
+        </w:rPr>
+        <w:t>by</w:t>
+      </w:r>
+      <w:proofErr w:type="spellEnd"/>
+      <w:r>
+        <w:rPr>
+          <w:b/>
+          <w:bCs/>
+          <w:i/>
+          <w:iCs/>
+          <w:u w:val="single"/>
+        </w:rPr>
+        <w:t xml:space="preserve"> </w:t>
+      </w:r>
+      <w:proofErr w:type="spellStart"/>
+      <w:r>
+        <w:rPr>
+          <w:b/>
+          <w:bCs/>
+          <w:i/>
+          <w:iCs/>
+          <w:u w:val="single"/>
+        </w:rPr>
+        <w:t>the</w:t>
+      </w:r>
+      <w:proofErr w:type="spellEnd"/>
+      <w:r>
+        <w:rPr>
+          <w:b/>
+          <w:bCs/>
+          <w:i/>
+          <w:iCs/>
+          <w:u w:val="single"/>
+        </w:rPr>
+        <w:t xml:space="preserve"> </w:t>
+      </w:r>
+      <w:proofErr w:type="spellStart"/>
+      <w:r>
+        <w:rPr>
+          <w:b/>
+          <w:bCs/>
+          <w:i/>
+          <w:iCs/>
+          <w:u w:val="single"/>
+        </w:rPr>
+        <w:t>main</w:t>
+      </w:r>
+      <w:proofErr w:type="spellEnd"/>
+      <w:r>
+        <w:rPr>
+          <w:b/>
+          <w:bCs/>
+          <w:i/>
+          <w:iCs/>
+          <w:u w:val="single"/>
+        </w:rPr>
+        <w:t xml:space="preserve"> </w:t>
+      </w:r>
+      <w:proofErr w:type="spellStart"/>
+      <w:r>
+        <w:rPr>
+          <w:b/>
+          <w:bCs/>
+          <w:i/>
+          <w:iCs/>
+          <w:u w:val="single"/>
+        </w:rPr>
+        <w:t>existing</w:t>
+      </w:r>
+      <w:proofErr w:type="spellEnd"/>
+      <w:r>
+        <w:rPr>
+          <w:b/>
+          <w:bCs/>
+          <w:i/>
+          <w:iCs/>
+          <w:u w:val="single"/>
+        </w:rPr>
+        <w:t xml:space="preserve"> "AI" (Artificial </w:t>
+      </w:r>
+      <w:proofErr w:type="spellStart"/>
+      <w:r>
+        <w:rPr>
+          <w:b/>
+          <w:bCs/>
+          <w:i/>
+          <w:iCs/>
+          <w:u w:val="single"/>
+        </w:rPr>
+        <w:t>Intelligence</w:t>
+      </w:r>
+      <w:proofErr w:type="spellEnd"/>
+      <w:r>
+        <w:rPr>
+          <w:b/>
+          <w:bCs/>
+          <w:i/>
+          <w:iCs/>
+          <w:u w:val="single"/>
+        </w:rPr>
+        <w:t xml:space="preserve">) </w:t>
+      </w:r>
+      <w:proofErr w:type="spellStart"/>
+      <w:r>
+        <w:rPr>
+          <w:b/>
+          <w:bCs/>
+          <w:i/>
+          <w:iCs/>
+          <w:u w:val="single"/>
+        </w:rPr>
+        <w:t>companies</w:t>
+      </w:r>
+      <w:proofErr w:type="spellEnd"/>
+      <w:r>
+        <w:rPr>
+          <w:b/>
+          <w:bCs/>
+          <w:i/>
+          <w:iCs/>
+          <w:u w:val="single"/>
+        </w:rPr>
+        <w:t>:</w:t>
+      </w:r>
+    </w:p>
+    <w:p>
+      <w:r>
+        <w:t xml:space="preserve"> </w:t>
+      </w:r>
+      <w:r>
+        <w:tab/>
+      </w:r>
+      <w:r>
+        <w:tab/>
+      </w:r>
+      <w:hyperlink r:id="rId4" w:history="1">
+        <w:r>
+          <w:rPr>
+            <w:rStyle w:val="Hyperlink"/>
+          </w:rPr>
+          <w:t>https://jocaxx.github.io/DUniverse/Shorts/Shorts_AI.pdf</w:t>
+        </w:r>
+      </w:hyperlink>
+    </w:p>
+    <w:p/>
+    <w:p/>
+    <w:p/>
+    <w:p>
+      <w:pPr>
+        <w:rPr>
+          <w:b/>
+          <w:bCs/>
           <w:sz w:val="28"/>
           <w:szCs w:val="28"/>
         </w:rPr>
@@ -1011,7 +1362,7 @@
       </w:r>
     </w:p>
     <w:p>
-      <w:hyperlink r:id="rId4" w:history="1">
+      <w:hyperlink r:id="rId5" w:history="1">
         <w:r>
           <w:rPr>
             <w:rStyle w:val="Hyperlink"/>
@@ -1034,14 +1385,25 @@
           <w:szCs w:val="28"/>
         </w:rPr>
       </w:pPr>
-      <w:proofErr w:type="spellStart"/>
-      <w:r>
-        <w:rPr>
-          <w:b/>
-          <w:bCs/>
-          <w:sz w:val="28"/>
-          <w:szCs w:val="28"/>
-        </w:rPr>
+    </w:p>
+    <w:p>
+      <w:pPr>
+        <w:rPr>
+          <w:b/>
+          <w:bCs/>
+          <w:sz w:val="28"/>
+          <w:szCs w:val="28"/>
+        </w:rPr>
+      </w:pPr>
+      <w:proofErr w:type="spellStart"/>
+      <w:r>
+        <w:rPr>
+          <w:b/>
+          <w:bCs/>
+          <w:sz w:val="28"/>
+          <w:szCs w:val="28"/>
+        </w:rPr>
+        <w:lastRenderedPageBreak/>
         <w:t>Analysis</w:t>
       </w:r>
       <w:proofErr w:type="spellEnd"/>
@@ -1959,7 +2321,7 @@
       </w:r>
     </w:p>
     <w:p>
-      <w:hyperlink r:id="rId5" w:history="1">
+      <w:hyperlink r:id="rId6" w:history="1">
         <w:r>
           <w:rPr>
             <w:rStyle w:val="Hyperlink"/>
@@ -2515,7 +2877,7 @@
       </w:r>
     </w:p>
     <w:p>
-      <w:hyperlink r:id="rId6" w:history="1">
+      <w:hyperlink r:id="rId7" w:history="1">
         <w:r>
           <w:rPr>
             <w:rStyle w:val="Hyperlink"/>
@@ -2759,6 +3121,7 @@
       </w:r>
       <w:proofErr w:type="spellStart"/>
       <w:r>
+        <w:lastRenderedPageBreak/>
         <w:t>of</w:t>
       </w:r>
       <w:proofErr w:type="spellEnd"/>
@@ -2887,7 +3250,7 @@
       </w:r>
     </w:p>
     <w:p>
-      <w:hyperlink r:id="rId7" w:history="1">
+      <w:hyperlink r:id="rId8" w:history="1">
         <w:r>
           <w:rPr>
             <w:rStyle w:val="Hyperlink"/>
@@ -2937,7 +3300,6 @@
           <w:sz w:val="28"/>
           <w:szCs w:val="28"/>
         </w:rPr>
-        <w:lastRenderedPageBreak/>
         <w:t xml:space="preserve">´The Universe, </w:t>
       </w:r>
       <w:proofErr w:type="spellStart"/>
@@ -3213,7 +3575,7 @@
       </w:r>
     </w:p>
     <w:p>
-      <w:hyperlink r:id="rId8" w:history="1">
+      <w:hyperlink r:id="rId9" w:history="1">
         <w:r>
           <w:rPr>
             <w:rStyle w:val="Hyperlink"/>
@@ -3522,7 +3884,7 @@
       </w:r>
     </w:p>
     <w:p>
-      <w:hyperlink r:id="rId9" w:history="1">
+      <w:hyperlink r:id="rId10" w:history="1">
         <w:r>
           <w:rPr>
             <w:rStyle w:val="Hyperlink"/>
@@ -3816,7 +4178,12 @@
       </w:r>
     </w:p>
     <w:p>
-      <w:hyperlink r:id="rId10" w:history="1">
+      <w:pPr>
+        <w:pBdr>
+          <w:bottom w:val="single" w:sz="6" w:space="1" w:color="auto"/>
+        </w:pBdr>
+      </w:pPr>
+      <w:hyperlink r:id="rId11" w:history="1">
         <w:r>
           <w:rPr>
             <w:rStyle w:val="Hyperlink"/>
@@ -3828,177 +4195,500 @@
         <w:br/>
       </w:r>
     </w:p>
+    <w:p/>
+    <w:p/>
+    <w:p/>
     <w:p>
-      <w:r>
-        <w:t>-------------</w:t>
+      <w:pPr>
+        <w:rPr>
+          <w:b/>
+          <w:bCs/>
+          <w:sz w:val="28"/>
+          <w:szCs w:val="28"/>
+        </w:rPr>
+      </w:pPr>
+      <w:r>
+        <w:rPr>
+          <w:b/>
+          <w:bCs/>
+          <w:sz w:val="28"/>
+          <w:szCs w:val="28"/>
+        </w:rPr>
+        <w:lastRenderedPageBreak/>
+        <w:t>´</w:t>
+      </w:r>
+      <w:proofErr w:type="spellStart"/>
+      <w:r>
+        <w:rPr>
+          <w:b/>
+          <w:bCs/>
+          <w:sz w:val="28"/>
+          <w:szCs w:val="28"/>
+        </w:rPr>
+        <w:t>Decreasing</w:t>
+      </w:r>
+      <w:proofErr w:type="spellEnd"/>
+      <w:r>
+        <w:rPr>
+          <w:b/>
+          <w:bCs/>
+          <w:sz w:val="28"/>
+          <w:szCs w:val="28"/>
+        </w:rPr>
+        <w:t xml:space="preserve"> </w:t>
+      </w:r>
+      <w:proofErr w:type="spellStart"/>
+      <w:r>
+        <w:rPr>
+          <w:b/>
+          <w:bCs/>
+          <w:sz w:val="28"/>
+          <w:szCs w:val="28"/>
+        </w:rPr>
+        <w:t>universe</w:t>
+      </w:r>
+      <w:proofErr w:type="spellEnd"/>
+      <w:r>
+        <w:rPr>
+          <w:b/>
+          <w:bCs/>
+          <w:sz w:val="28"/>
+          <w:szCs w:val="28"/>
+        </w:rPr>
+        <w:t xml:space="preserve">: </w:t>
+      </w:r>
+      <w:proofErr w:type="spellStart"/>
+      <w:r>
+        <w:rPr>
+          <w:b/>
+          <w:bCs/>
+          <w:sz w:val="28"/>
+          <w:szCs w:val="28"/>
+        </w:rPr>
+        <w:t>the</w:t>
+      </w:r>
+      <w:proofErr w:type="spellEnd"/>
+      <w:r>
+        <w:rPr>
+          <w:b/>
+          <w:bCs/>
+          <w:sz w:val="28"/>
+          <w:szCs w:val="28"/>
+        </w:rPr>
+        <w:t xml:space="preserve"> </w:t>
+      </w:r>
+      <w:proofErr w:type="spellStart"/>
+      <w:r>
+        <w:rPr>
+          <w:b/>
+          <w:bCs/>
+          <w:sz w:val="28"/>
+          <w:szCs w:val="28"/>
+        </w:rPr>
+        <w:t>distance</w:t>
+      </w:r>
+      <w:proofErr w:type="spellEnd"/>
+      <w:r>
+        <w:rPr>
+          <w:b/>
+          <w:bCs/>
+          <w:sz w:val="28"/>
+          <w:szCs w:val="28"/>
+        </w:rPr>
+        <w:t xml:space="preserve"> as a </w:t>
+      </w:r>
+      <w:proofErr w:type="spellStart"/>
+      <w:r>
+        <w:rPr>
+          <w:b/>
+          <w:bCs/>
+          <w:sz w:val="28"/>
+          <w:szCs w:val="28"/>
+        </w:rPr>
+        <w:t>function</w:t>
+      </w:r>
+      <w:proofErr w:type="spellEnd"/>
+      <w:r>
+        <w:rPr>
+          <w:b/>
+          <w:bCs/>
+          <w:sz w:val="28"/>
+          <w:szCs w:val="28"/>
+        </w:rPr>
+        <w:t xml:space="preserve"> </w:t>
+      </w:r>
+      <w:proofErr w:type="spellStart"/>
+      <w:r>
+        <w:rPr>
+          <w:b/>
+          <w:bCs/>
+          <w:sz w:val="28"/>
+          <w:szCs w:val="28"/>
+        </w:rPr>
+        <w:t>of</w:t>
+      </w:r>
+      <w:proofErr w:type="spellEnd"/>
+      <w:r>
+        <w:rPr>
+          <w:b/>
+          <w:bCs/>
+          <w:sz w:val="28"/>
+          <w:szCs w:val="28"/>
+        </w:rPr>
+        <w:t xml:space="preserve"> </w:t>
+      </w:r>
+      <w:proofErr w:type="spellStart"/>
+      <w:r>
+        <w:rPr>
+          <w:b/>
+          <w:bCs/>
+          <w:sz w:val="28"/>
+          <w:szCs w:val="28"/>
+        </w:rPr>
+        <w:t>redshift</w:t>
+      </w:r>
+      <w:proofErr w:type="spellEnd"/>
+      <w:r>
+        <w:rPr>
+          <w:b/>
+          <w:bCs/>
+          <w:sz w:val="28"/>
+          <w:szCs w:val="28"/>
+        </w:rPr>
+        <w:t>'</w:t>
       </w:r>
     </w:p>
     <w:p>
-      <w:pPr>
-        <w:rPr>
-          <w:b/>
-          <w:bCs/>
-          <w:sz w:val="28"/>
-          <w:szCs w:val="28"/>
-        </w:rPr>
-      </w:pPr>
-      <w:r>
-        <w:rPr>
-          <w:b/>
-          <w:bCs/>
-          <w:sz w:val="28"/>
-          <w:szCs w:val="28"/>
-        </w:rPr>
-        <w:t>´</w:t>
-      </w:r>
-      <w:proofErr w:type="spellStart"/>
-      <w:r>
-        <w:rPr>
-          <w:b/>
-          <w:bCs/>
-          <w:sz w:val="28"/>
-          <w:szCs w:val="28"/>
-        </w:rPr>
+      <w:r>
+        <w:t>"</w:t>
+      </w:r>
+      <w:proofErr w:type="spellStart"/>
+      <w:r>
+        <w:t>Using</w:t>
+      </w:r>
+      <w:proofErr w:type="spellEnd"/>
+      <w:r>
+        <w:t xml:space="preserve"> </w:t>
+      </w:r>
+      <w:proofErr w:type="spellStart"/>
+      <w:r>
+        <w:t>the</w:t>
+      </w:r>
+      <w:proofErr w:type="spellEnd"/>
+      <w:r>
+        <w:t xml:space="preserve"> “</w:t>
+      </w:r>
+      <w:proofErr w:type="spellStart"/>
+      <w:r>
         <w:t>Decreasing</w:t>
       </w:r>
       <w:proofErr w:type="spellEnd"/>
       <w:r>
-        <w:rPr>
-          <w:b/>
-          <w:bCs/>
-          <w:sz w:val="28"/>
-          <w:szCs w:val="28"/>
-        </w:rPr>
-        <w:t xml:space="preserve"> </w:t>
-      </w:r>
-      <w:proofErr w:type="spellStart"/>
-      <w:r>
-        <w:rPr>
-          <w:b/>
-          <w:bCs/>
-          <w:sz w:val="28"/>
-          <w:szCs w:val="28"/>
-        </w:rPr>
-        <w:t>universe</w:t>
-      </w:r>
-      <w:proofErr w:type="spellEnd"/>
-      <w:r>
-        <w:rPr>
-          <w:b/>
-          <w:bCs/>
-          <w:sz w:val="28"/>
-          <w:szCs w:val="28"/>
-        </w:rPr>
-        <w:t xml:space="preserve">: </w:t>
-      </w:r>
-      <w:proofErr w:type="spellStart"/>
-      <w:r>
-        <w:rPr>
-          <w:b/>
-          <w:bCs/>
-          <w:sz w:val="28"/>
-          <w:szCs w:val="28"/>
-        </w:rPr>
+        <w:t xml:space="preserve"> Universe” model1 </w:t>
+      </w:r>
+      <w:proofErr w:type="spellStart"/>
+      <w:r>
+        <w:t>we</w:t>
+      </w:r>
+      <w:proofErr w:type="spellEnd"/>
+      <w:r>
+        <w:t xml:space="preserve"> </w:t>
+      </w:r>
+      <w:proofErr w:type="spellStart"/>
+      <w:r>
+        <w:t>will</w:t>
+      </w:r>
+      <w:proofErr w:type="spellEnd"/>
+      <w:r>
+        <w:t xml:space="preserve"> show </w:t>
+      </w:r>
+      <w:proofErr w:type="spellStart"/>
+      <w:r>
+        <w:t>evidence</w:t>
+      </w:r>
+      <w:proofErr w:type="spellEnd"/>
+      <w:r>
+        <w:t xml:space="preserve"> </w:t>
+      </w:r>
+      <w:proofErr w:type="spellStart"/>
+      <w:r>
+        <w:t>that</w:t>
+      </w:r>
+      <w:proofErr w:type="spellEnd"/>
+      <w:r>
+        <w:t xml:space="preserve"> </w:t>
+      </w:r>
+      <w:proofErr w:type="spellStart"/>
+      <w:r>
+        <w:t>this</w:t>
+      </w:r>
+      <w:proofErr w:type="spellEnd"/>
+      <w:r>
+        <w:t xml:space="preserve"> new model </w:t>
+      </w:r>
+      <w:proofErr w:type="spellStart"/>
+      <w:r>
+        <w:t>of</w:t>
+      </w:r>
+      <w:proofErr w:type="spellEnd"/>
+      <w:r>
+        <w:t xml:space="preserve"> </w:t>
+      </w:r>
+      <w:proofErr w:type="spellStart"/>
+      <w:r>
         <w:t>the</w:t>
       </w:r>
       <w:proofErr w:type="spellEnd"/>
       <w:r>
-        <w:rPr>
-          <w:b/>
-          <w:bCs/>
-          <w:sz w:val="28"/>
-          <w:szCs w:val="28"/>
-        </w:rPr>
-        <w:t xml:space="preserve"> </w:t>
-      </w:r>
-      <w:proofErr w:type="spellStart"/>
-      <w:r>
-        <w:rPr>
-          <w:b/>
-          <w:bCs/>
-          <w:sz w:val="28"/>
-          <w:szCs w:val="28"/>
-        </w:rPr>
-        <w:t>distance</w:t>
-      </w:r>
-      <w:proofErr w:type="spellEnd"/>
-      <w:r>
-        <w:rPr>
-          <w:b/>
-          <w:bCs/>
-          <w:sz w:val="28"/>
-          <w:szCs w:val="28"/>
-        </w:rPr>
-        <w:t xml:space="preserve"> as a </w:t>
-      </w:r>
-      <w:proofErr w:type="spellStart"/>
-      <w:r>
-        <w:rPr>
-          <w:b/>
-          <w:bCs/>
-          <w:sz w:val="28"/>
-          <w:szCs w:val="28"/>
-        </w:rPr>
-        <w:t>function</w:t>
-      </w:r>
-      <w:proofErr w:type="spellEnd"/>
-      <w:r>
-        <w:rPr>
-          <w:b/>
-          <w:bCs/>
-          <w:sz w:val="28"/>
-          <w:szCs w:val="28"/>
-        </w:rPr>
-        <w:t xml:space="preserve"> </w:t>
-      </w:r>
-      <w:proofErr w:type="spellStart"/>
-      <w:r>
-        <w:rPr>
-          <w:b/>
-          <w:bCs/>
-          <w:sz w:val="28"/>
-          <w:szCs w:val="28"/>
-        </w:rPr>
+        <w:t xml:space="preserve"> </w:t>
+      </w:r>
+      <w:r>
+        <w:t xml:space="preserve">dynamics </w:t>
+      </w:r>
+      <w:proofErr w:type="spellStart"/>
+      <w:r>
         <w:t>of</w:t>
       </w:r>
       <w:proofErr w:type="spellEnd"/>
       <w:r>
-        <w:rPr>
-          <w:b/>
-          <w:bCs/>
-          <w:sz w:val="28"/>
-          <w:szCs w:val="28"/>
-        </w:rPr>
-        <w:t xml:space="preserve"> </w:t>
-      </w:r>
-      <w:proofErr w:type="spellStart"/>
-      <w:r>
-        <w:rPr>
-          <w:b/>
-          <w:bCs/>
-          <w:sz w:val="28"/>
-          <w:szCs w:val="28"/>
-        </w:rPr>
-        <w:t>redshift</w:t>
-      </w:r>
-      <w:proofErr w:type="spellEnd"/>
-      <w:r>
-        <w:rPr>
-          <w:b/>
-          <w:bCs/>
-          <w:sz w:val="28"/>
-          <w:szCs w:val="28"/>
-        </w:rPr>
-        <w:t>'</w:t>
+        <w:t xml:space="preserve"> </w:t>
+      </w:r>
+      <w:proofErr w:type="spellStart"/>
+      <w:r>
+        <w:t>the</w:t>
+      </w:r>
+      <w:proofErr w:type="spellEnd"/>
+      <w:r>
+        <w:t xml:space="preserve"> Universe </w:t>
+      </w:r>
+      <w:proofErr w:type="spellStart"/>
+      <w:r>
+        <w:t>is</w:t>
+      </w:r>
+      <w:proofErr w:type="spellEnd"/>
+      <w:r>
+        <w:t xml:space="preserve"> </w:t>
+      </w:r>
+      <w:proofErr w:type="spellStart"/>
+      <w:r>
+        <w:t>less</w:t>
+      </w:r>
+      <w:proofErr w:type="spellEnd"/>
+      <w:r>
+        <w:t xml:space="preserve"> </w:t>
+      </w:r>
+      <w:proofErr w:type="spellStart"/>
+      <w:r>
+        <w:t>disruptive</w:t>
+      </w:r>
+      <w:proofErr w:type="spellEnd"/>
+      <w:r>
+        <w:t xml:space="preserve"> </w:t>
+      </w:r>
+      <w:proofErr w:type="spellStart"/>
+      <w:r>
+        <w:t>and</w:t>
+      </w:r>
+      <w:proofErr w:type="spellEnd"/>
+      <w:r>
+        <w:t xml:space="preserve"> more </w:t>
+      </w:r>
+      <w:proofErr w:type="spellStart"/>
+      <w:r>
+        <w:t>adequate</w:t>
+      </w:r>
+      <w:proofErr w:type="spellEnd"/>
+      <w:r>
+        <w:t xml:space="preserve"> </w:t>
+      </w:r>
+      <w:proofErr w:type="spellStart"/>
+      <w:r>
+        <w:t>than</w:t>
+      </w:r>
+      <w:proofErr w:type="spellEnd"/>
+      <w:r>
+        <w:t xml:space="preserve"> </w:t>
+      </w:r>
+      <w:proofErr w:type="spellStart"/>
+      <w:r>
+        <w:t>the</w:t>
+      </w:r>
+      <w:proofErr w:type="spellEnd"/>
+      <w:r>
+        <w:t xml:space="preserve"> </w:t>
+      </w:r>
+      <w:proofErr w:type="spellStart"/>
+      <w:r>
+        <w:t>traditional</w:t>
+      </w:r>
+      <w:proofErr w:type="spellEnd"/>
+      <w:r>
+        <w:t xml:space="preserve"> </w:t>
+      </w:r>
+      <w:r>
+        <w:t>L</w:t>
+      </w:r>
+      <w:r>
+        <w:t>-CDM</w:t>
+      </w:r>
+      <w:r>
+        <w:t xml:space="preserve"> </w:t>
+      </w:r>
+      <w:r>
+        <w:t xml:space="preserve">model </w:t>
+      </w:r>
+      <w:proofErr w:type="spellStart"/>
+      <w:r>
+        <w:t>that</w:t>
+      </w:r>
+      <w:proofErr w:type="spellEnd"/>
+      <w:r>
+        <w:t xml:space="preserve"> </w:t>
+      </w:r>
+      <w:proofErr w:type="spellStart"/>
+      <w:r>
+        <w:t>postulates</w:t>
+      </w:r>
+      <w:proofErr w:type="spellEnd"/>
+      <w:r>
+        <w:t xml:space="preserve"> </w:t>
+      </w:r>
+      <w:proofErr w:type="spellStart"/>
+      <w:r>
+        <w:t>the</w:t>
+      </w:r>
+      <w:proofErr w:type="spellEnd"/>
+      <w:r>
+        <w:t xml:space="preserve"> </w:t>
+      </w:r>
+      <w:proofErr w:type="spellStart"/>
+      <w:r>
+        <w:t>existence</w:t>
+      </w:r>
+      <w:proofErr w:type="spellEnd"/>
+      <w:r>
+        <w:t xml:space="preserve"> </w:t>
+      </w:r>
+      <w:proofErr w:type="spellStart"/>
+      <w:r>
+        <w:t>of</w:t>
+      </w:r>
+      <w:proofErr w:type="spellEnd"/>
+      <w:r>
+        <w:t xml:space="preserve"> </w:t>
+      </w:r>
+      <w:proofErr w:type="spellStart"/>
+      <w:r>
+        <w:t>Dark</w:t>
+      </w:r>
+      <w:proofErr w:type="spellEnd"/>
+      <w:r>
+        <w:t xml:space="preserve"> Energy.</w:t>
       </w:r>
     </w:p>
     <w:p>
-      <w:r>
-        <w:t>"</w:t>
-      </w:r>
-      <w:proofErr w:type="spellStart"/>
-      <w:r>
-        <w:t>Using</w:t>
+      <w:proofErr w:type="spellStart"/>
+      <w:r>
+        <w:t>We</w:t>
+      </w:r>
+      <w:proofErr w:type="spellEnd"/>
+      <w:r>
+        <w:t xml:space="preserve"> </w:t>
+      </w:r>
+      <w:proofErr w:type="spellStart"/>
+      <w:r>
+        <w:t>will</w:t>
+      </w:r>
+      <w:proofErr w:type="spellEnd"/>
+      <w:r>
+        <w:t xml:space="preserve"> </w:t>
+      </w:r>
+      <w:proofErr w:type="spellStart"/>
+      <w:r>
+        <w:t>also</w:t>
+      </w:r>
+      <w:proofErr w:type="spellEnd"/>
+      <w:r>
+        <w:t xml:space="preserve"> </w:t>
+      </w:r>
+      <w:proofErr w:type="spellStart"/>
+      <w:r>
+        <w:t>develop</w:t>
+      </w:r>
+      <w:proofErr w:type="spellEnd"/>
+      <w:r>
+        <w:t xml:space="preserve">, </w:t>
+      </w:r>
+      <w:proofErr w:type="spellStart"/>
+      <w:r>
+        <w:t>from</w:t>
+      </w:r>
+      <w:proofErr w:type="spellEnd"/>
+      <w:r>
+        <w:t xml:space="preserve"> </w:t>
+      </w:r>
+      <w:proofErr w:type="spellStart"/>
+      <w:r>
+        <w:t>this</w:t>
+      </w:r>
+      <w:proofErr w:type="spellEnd"/>
+      <w:r>
+        <w:t xml:space="preserve"> new </w:t>
+      </w:r>
+      <w:proofErr w:type="spellStart"/>
+      <w:r>
+        <w:t>theory</w:t>
+      </w:r>
+      <w:proofErr w:type="spellEnd"/>
+      <w:r>
+        <w:t xml:space="preserve">, a </w:t>
+      </w:r>
+      <w:proofErr w:type="spellStart"/>
+      <w:r>
+        <w:t>simple</w:t>
+      </w:r>
+      <w:proofErr w:type="spellEnd"/>
+      <w:r>
+        <w:t xml:space="preserve"> </w:t>
+      </w:r>
+      <w:proofErr w:type="spellStart"/>
+      <w:r>
+        <w:t>and</w:t>
+      </w:r>
+      <w:proofErr w:type="spellEnd"/>
+      <w:r>
+        <w:t xml:space="preserve"> </w:t>
+      </w:r>
+      <w:proofErr w:type="spellStart"/>
+      <w:r>
+        <w:t>straightforward</w:t>
+      </w:r>
+      <w:proofErr w:type="spellEnd"/>
+      <w:r>
+        <w:t xml:space="preserve"> </w:t>
+      </w:r>
+      <w:proofErr w:type="spellStart"/>
+      <w:r>
+        <w:t>mathematical</w:t>
+      </w:r>
+      <w:proofErr w:type="spellEnd"/>
+      <w:r>
+        <w:t xml:space="preserve"> </w:t>
+      </w:r>
+      <w:r>
+        <w:t xml:space="preserve">formula </w:t>
+      </w:r>
+      <w:proofErr w:type="spellStart"/>
+      <w:r>
+        <w:t>that</w:t>
+      </w:r>
+      <w:proofErr w:type="spellEnd"/>
+      <w:r>
+        <w:t xml:space="preserve"> </w:t>
+      </w:r>
+      <w:proofErr w:type="spellStart"/>
+      <w:r>
+        <w:t>provides</w:t>
       </w:r>
       <w:proofErr w:type="spellEnd"/>
       <w:r>
@@ -4010,55 +4700,15 @@
       </w:r>
       <w:proofErr w:type="spellEnd"/>
       <w:r>
-        <w:t xml:space="preserve"> “</w:t>
-      </w:r>
-      <w:proofErr w:type="spellStart"/>
-      <w:r>
-        <w:t>Decreasing</w:t>
-      </w:r>
-      <w:proofErr w:type="spellEnd"/>
-      <w:r>
-        <w:t xml:space="preserve"> Universe” model1 </w:t>
-      </w:r>
-      <w:proofErr w:type="spellStart"/>
-      <w:r>
-        <w:t>we</w:t>
-      </w:r>
-      <w:proofErr w:type="spellEnd"/>
-      <w:r>
-        <w:t xml:space="preserve"> </w:t>
-      </w:r>
-      <w:proofErr w:type="spellStart"/>
-      <w:r>
-        <w:t>will</w:t>
-      </w:r>
-      <w:proofErr w:type="spellEnd"/>
-      <w:r>
-        <w:t xml:space="preserve"> show </w:t>
-      </w:r>
-      <w:proofErr w:type="spellStart"/>
-      <w:r>
-        <w:t>evidence</w:t>
-      </w:r>
-      <w:proofErr w:type="spellEnd"/>
-      <w:r>
-        <w:t xml:space="preserve"> </w:t>
-      </w:r>
-      <w:proofErr w:type="spellStart"/>
-      <w:r>
-        <w:t>that</w:t>
-      </w:r>
-      <w:proofErr w:type="spellEnd"/>
-      <w:r>
-        <w:t xml:space="preserve"> </w:t>
-      </w:r>
-      <w:proofErr w:type="spellStart"/>
-      <w:r>
-        <w:t>this</w:t>
-      </w:r>
-      <w:proofErr w:type="spellEnd"/>
-      <w:r>
-        <w:t xml:space="preserve"> new model </w:t>
+        <w:t xml:space="preserve"> </w:t>
+      </w:r>
+      <w:proofErr w:type="spellStart"/>
+      <w:r>
+        <w:t>distance</w:t>
+      </w:r>
+      <w:proofErr w:type="spellEnd"/>
+      <w:r>
+        <w:t xml:space="preserve"> </w:t>
       </w:r>
       <w:proofErr w:type="spellStart"/>
       <w:r>
@@ -4076,8 +4726,21 @@
       <w:r>
         <w:t xml:space="preserve"> </w:t>
       </w:r>
-      <w:r>
-        <w:t xml:space="preserve">dynamics </w:t>
+      <w:proofErr w:type="spellStart"/>
+      <w:r>
+        <w:t>galaxy</w:t>
+      </w:r>
+      <w:proofErr w:type="spellEnd"/>
+      <w:r>
+        <w:t xml:space="preserve"> as a </w:t>
+      </w:r>
+      <w:proofErr w:type="spellStart"/>
+      <w:r>
+        <w:t>function</w:t>
+      </w:r>
+      <w:proofErr w:type="spellEnd"/>
+      <w:r>
+        <w:t xml:space="preserve"> </w:t>
       </w:r>
       <w:proofErr w:type="spellStart"/>
       <w:r>
@@ -4085,316 +4748,19 @@
       </w:r>
       <w:proofErr w:type="spellEnd"/>
       <w:r>
-        <w:t xml:space="preserve"> </w:t>
-      </w:r>
-      <w:proofErr w:type="spellStart"/>
-      <w:r>
-        <w:t>the</w:t>
-      </w:r>
-      <w:proofErr w:type="spellEnd"/>
-      <w:r>
-        <w:t xml:space="preserve"> Universe </w:t>
-      </w:r>
-      <w:proofErr w:type="spellStart"/>
-      <w:r>
-        <w:t>is</w:t>
-      </w:r>
-      <w:proofErr w:type="spellEnd"/>
-      <w:r>
-        <w:t xml:space="preserve"> </w:t>
-      </w:r>
-      <w:proofErr w:type="spellStart"/>
-      <w:r>
-        <w:t>less</w:t>
-      </w:r>
-      <w:proofErr w:type="spellEnd"/>
-      <w:r>
-        <w:t xml:space="preserve"> </w:t>
-      </w:r>
-      <w:proofErr w:type="spellStart"/>
-      <w:r>
-        <w:t>disruptive</w:t>
-      </w:r>
-      <w:proofErr w:type="spellEnd"/>
-      <w:r>
-        <w:t xml:space="preserve"> </w:t>
-      </w:r>
-      <w:proofErr w:type="spellStart"/>
-      <w:r>
-        <w:t>and</w:t>
-      </w:r>
-      <w:proofErr w:type="spellEnd"/>
-      <w:r>
-        <w:t xml:space="preserve"> more </w:t>
-      </w:r>
-      <w:proofErr w:type="spellStart"/>
-      <w:r>
-        <w:t>adequate</w:t>
-      </w:r>
-      <w:proofErr w:type="spellEnd"/>
-      <w:r>
-        <w:t xml:space="preserve"> </w:t>
-      </w:r>
-      <w:proofErr w:type="spellStart"/>
-      <w:r>
-        <w:t>than</w:t>
-      </w:r>
-      <w:proofErr w:type="spellEnd"/>
-      <w:r>
-        <w:t xml:space="preserve"> </w:t>
-      </w:r>
-      <w:proofErr w:type="spellStart"/>
-      <w:r>
-        <w:t>the</w:t>
-      </w:r>
-      <w:proofErr w:type="spellEnd"/>
-      <w:r>
-        <w:t xml:space="preserve"> </w:t>
-      </w:r>
-      <w:proofErr w:type="spellStart"/>
-      <w:r>
-        <w:t>traditional</w:t>
-      </w:r>
-      <w:proofErr w:type="spellEnd"/>
-      <w:r>
-        <w:t xml:space="preserve"> </w:t>
-      </w:r>
-      <w:r>
-        <w:t>L</w:t>
-      </w:r>
-      <w:r>
-        <w:t>-CDM</w:t>
-      </w:r>
-      <w:r>
-        <w:t xml:space="preserve"> </w:t>
-      </w:r>
-      <w:r>
-        <w:t xml:space="preserve">model </w:t>
-      </w:r>
-      <w:proofErr w:type="spellStart"/>
-      <w:r>
-        <w:t>that</w:t>
-      </w:r>
-      <w:proofErr w:type="spellEnd"/>
-      <w:r>
-        <w:t xml:space="preserve"> </w:t>
-      </w:r>
-      <w:proofErr w:type="spellStart"/>
-      <w:r>
-        <w:t>postulates</w:t>
-      </w:r>
-      <w:proofErr w:type="spellEnd"/>
-      <w:r>
-        <w:t xml:space="preserve"> </w:t>
-      </w:r>
-      <w:proofErr w:type="spellStart"/>
-      <w:r>
-        <w:t>the</w:t>
-      </w:r>
-      <w:proofErr w:type="spellEnd"/>
-      <w:r>
-        <w:t xml:space="preserve"> </w:t>
-      </w:r>
-      <w:proofErr w:type="spellStart"/>
-      <w:r>
-        <w:t>existence</w:t>
-      </w:r>
-      <w:proofErr w:type="spellEnd"/>
-      <w:r>
-        <w:t xml:space="preserve"> </w:t>
-      </w:r>
-      <w:proofErr w:type="spellStart"/>
-      <w:r>
-        <w:t>of</w:t>
-      </w:r>
-      <w:proofErr w:type="spellEnd"/>
-      <w:r>
-        <w:t xml:space="preserve"> </w:t>
-      </w:r>
-      <w:proofErr w:type="spellStart"/>
-      <w:r>
-        <w:t>Dark</w:t>
-      </w:r>
-      <w:proofErr w:type="spellEnd"/>
-      <w:r>
-        <w:t xml:space="preserve"> Energy.</w:t>
+        <w:t xml:space="preserve"> its </w:t>
+      </w:r>
+      <w:proofErr w:type="spellStart"/>
+      <w:r>
+        <w:t>redshift</w:t>
+      </w:r>
+      <w:proofErr w:type="spellEnd"/>
+      <w:r>
+        <w:t>."</w:t>
       </w:r>
     </w:p>
     <w:p>
-      <w:proofErr w:type="spellStart"/>
-      <w:r>
-        <w:t>We</w:t>
-      </w:r>
-      <w:proofErr w:type="spellEnd"/>
-      <w:r>
-        <w:t xml:space="preserve"> </w:t>
-      </w:r>
-      <w:proofErr w:type="spellStart"/>
-      <w:r>
-        <w:t>will</w:t>
-      </w:r>
-      <w:proofErr w:type="spellEnd"/>
-      <w:r>
-        <w:t xml:space="preserve"> </w:t>
-      </w:r>
-      <w:proofErr w:type="spellStart"/>
-      <w:r>
-        <w:t>also</w:t>
-      </w:r>
-      <w:proofErr w:type="spellEnd"/>
-      <w:r>
-        <w:t xml:space="preserve"> </w:t>
-      </w:r>
-      <w:proofErr w:type="spellStart"/>
-      <w:r>
-        <w:t>develop</w:t>
-      </w:r>
-      <w:proofErr w:type="spellEnd"/>
-      <w:r>
-        <w:t xml:space="preserve">, </w:t>
-      </w:r>
-      <w:proofErr w:type="spellStart"/>
-      <w:r>
-        <w:t>from</w:t>
-      </w:r>
-      <w:proofErr w:type="spellEnd"/>
-      <w:r>
-        <w:t xml:space="preserve"> </w:t>
-      </w:r>
-      <w:proofErr w:type="spellStart"/>
-      <w:r>
-        <w:t>this</w:t>
-      </w:r>
-      <w:proofErr w:type="spellEnd"/>
-      <w:r>
-        <w:t xml:space="preserve"> new </w:t>
-      </w:r>
-      <w:proofErr w:type="spellStart"/>
-      <w:r>
-        <w:t>theory</w:t>
-      </w:r>
-      <w:proofErr w:type="spellEnd"/>
-      <w:r>
-        <w:t xml:space="preserve">, a </w:t>
-      </w:r>
-      <w:proofErr w:type="spellStart"/>
-      <w:r>
-        <w:t>simple</w:t>
-      </w:r>
-      <w:proofErr w:type="spellEnd"/>
-      <w:r>
-        <w:t xml:space="preserve"> </w:t>
-      </w:r>
-      <w:proofErr w:type="spellStart"/>
-      <w:r>
-        <w:t>and</w:t>
-      </w:r>
-      <w:proofErr w:type="spellEnd"/>
-      <w:r>
-        <w:t xml:space="preserve"> </w:t>
-      </w:r>
-      <w:proofErr w:type="spellStart"/>
-      <w:r>
-        <w:t>straightforward</w:t>
-      </w:r>
-      <w:proofErr w:type="spellEnd"/>
-      <w:r>
-        <w:t xml:space="preserve"> </w:t>
-      </w:r>
-      <w:proofErr w:type="spellStart"/>
-      <w:r>
-        <w:t>mathematical</w:t>
-      </w:r>
-      <w:proofErr w:type="spellEnd"/>
-      <w:r>
-        <w:t xml:space="preserve"> </w:t>
-      </w:r>
-      <w:r>
-        <w:t xml:space="preserve">formula </w:t>
-      </w:r>
-      <w:proofErr w:type="spellStart"/>
-      <w:r>
-        <w:t>that</w:t>
-      </w:r>
-      <w:proofErr w:type="spellEnd"/>
-      <w:r>
-        <w:t xml:space="preserve"> </w:t>
-      </w:r>
-      <w:proofErr w:type="spellStart"/>
-      <w:r>
-        <w:t>provides</w:t>
-      </w:r>
-      <w:proofErr w:type="spellEnd"/>
-      <w:r>
-        <w:t xml:space="preserve"> </w:t>
-      </w:r>
-      <w:proofErr w:type="spellStart"/>
-      <w:r>
-        <w:t>the</w:t>
-      </w:r>
-      <w:proofErr w:type="spellEnd"/>
-      <w:r>
-        <w:t xml:space="preserve"> </w:t>
-      </w:r>
-      <w:proofErr w:type="spellStart"/>
-      <w:r>
-        <w:t>distance</w:t>
-      </w:r>
-      <w:proofErr w:type="spellEnd"/>
-      <w:r>
-        <w:t xml:space="preserve"> </w:t>
-      </w:r>
-      <w:proofErr w:type="spellStart"/>
-      <w:r>
-        <w:t>of</w:t>
-      </w:r>
-      <w:proofErr w:type="spellEnd"/>
-      <w:r>
-        <w:t xml:space="preserve"> </w:t>
-      </w:r>
-      <w:proofErr w:type="spellStart"/>
-      <w:r>
-        <w:t>the</w:t>
-      </w:r>
-      <w:proofErr w:type="spellEnd"/>
-      <w:r>
-        <w:t xml:space="preserve"> </w:t>
-      </w:r>
-      <w:proofErr w:type="spellStart"/>
-      <w:r>
-        <w:t>galaxy</w:t>
-      </w:r>
-      <w:proofErr w:type="spellEnd"/>
-      <w:r>
-        <w:t xml:space="preserve"> as a </w:t>
-      </w:r>
-      <w:proofErr w:type="spellStart"/>
-      <w:r>
-        <w:t>function</w:t>
-      </w:r>
-      <w:proofErr w:type="spellEnd"/>
-      <w:r>
-        <w:t xml:space="preserve"> </w:t>
-      </w:r>
-      <w:proofErr w:type="spellStart"/>
-      <w:r>
-        <w:t>of</w:t>
-      </w:r>
-      <w:proofErr w:type="spellEnd"/>
-      <w:r>
-        <w:t xml:space="preserve"> its </w:t>
-      </w:r>
-      <w:proofErr w:type="spellStart"/>
-      <w:r>
-        <w:t>redshift</w:t>
-      </w:r>
-      <w:proofErr w:type="spellEnd"/>
-      <w:r>
-        <w:t>."</w:t>
-      </w:r>
-    </w:p>
-    <w:p>
-      <w:hyperlink r:id="rId11" w:history="1">
+      <w:hyperlink r:id="rId12" w:history="1">
         <w:r>
           <w:rPr>
             <w:rStyle w:val="Hyperlink"/>
@@ -4412,7 +4778,6 @@
         <w:t>-----------------------------------------------------------------</w:t>
       </w:r>
     </w:p>
-    <w:p/>
     <w:p>
       <w:pPr>
         <w:rPr>
@@ -4422,462 +4787,441 @@
           <w:szCs w:val="28"/>
         </w:rPr>
       </w:pPr>
+      <w:r>
+        <w:rPr>
+          <w:b/>
+          <w:bCs/>
+          <w:sz w:val="28"/>
+          <w:szCs w:val="28"/>
+        </w:rPr>
+        <w:t>´</w:t>
+      </w:r>
+      <w:proofErr w:type="spellStart"/>
+      <w:r>
+        <w:rPr>
+          <w:b/>
+          <w:bCs/>
+          <w:sz w:val="28"/>
+          <w:szCs w:val="28"/>
+        </w:rPr>
+        <w:t>Derivation</w:t>
+      </w:r>
+      <w:proofErr w:type="spellEnd"/>
+      <w:r>
+        <w:rPr>
+          <w:b/>
+          <w:bCs/>
+          <w:sz w:val="28"/>
+          <w:szCs w:val="28"/>
+        </w:rPr>
+        <w:t xml:space="preserve"> </w:t>
+      </w:r>
+      <w:proofErr w:type="spellStart"/>
+      <w:r>
+        <w:rPr>
+          <w:b/>
+          <w:bCs/>
+          <w:sz w:val="28"/>
+          <w:szCs w:val="28"/>
+        </w:rPr>
+        <w:t>of</w:t>
+      </w:r>
+      <w:proofErr w:type="spellEnd"/>
+      <w:r>
+        <w:rPr>
+          <w:b/>
+          <w:bCs/>
+          <w:sz w:val="28"/>
+          <w:szCs w:val="28"/>
+        </w:rPr>
+        <w:t xml:space="preserve"> </w:t>
+      </w:r>
+      <w:proofErr w:type="spellStart"/>
+      <w:r>
+        <w:rPr>
+          <w:b/>
+          <w:bCs/>
+          <w:sz w:val="28"/>
+          <w:szCs w:val="28"/>
+        </w:rPr>
+        <w:t>Hubble’s</w:t>
+      </w:r>
+      <w:proofErr w:type="spellEnd"/>
+      <w:r>
+        <w:rPr>
+          <w:b/>
+          <w:bCs/>
+          <w:sz w:val="28"/>
+          <w:szCs w:val="28"/>
+        </w:rPr>
+        <w:t xml:space="preserve"> Law </w:t>
+      </w:r>
+      <w:proofErr w:type="spellStart"/>
+      <w:r>
+        <w:rPr>
+          <w:b/>
+          <w:bCs/>
+          <w:sz w:val="28"/>
+          <w:szCs w:val="28"/>
+        </w:rPr>
+        <w:t>and</w:t>
+      </w:r>
+      <w:proofErr w:type="spellEnd"/>
+      <w:r>
+        <w:rPr>
+          <w:b/>
+          <w:bCs/>
+          <w:sz w:val="28"/>
+          <w:szCs w:val="28"/>
+        </w:rPr>
+        <w:t xml:space="preserve"> its </w:t>
+      </w:r>
+      <w:proofErr w:type="spellStart"/>
+      <w:r>
+        <w:rPr>
+          <w:b/>
+          <w:bCs/>
+          <w:sz w:val="28"/>
+          <w:szCs w:val="28"/>
+        </w:rPr>
+        <w:t>relation</w:t>
+      </w:r>
+      <w:proofErr w:type="spellEnd"/>
+      <w:r>
+        <w:rPr>
+          <w:b/>
+          <w:bCs/>
+          <w:sz w:val="28"/>
+          <w:szCs w:val="28"/>
+        </w:rPr>
+        <w:t xml:space="preserve"> </w:t>
+      </w:r>
+      <w:proofErr w:type="spellStart"/>
+      <w:r>
+        <w:rPr>
+          <w:b/>
+          <w:bCs/>
+          <w:sz w:val="28"/>
+          <w:szCs w:val="28"/>
+        </w:rPr>
+        <w:t>to</w:t>
+      </w:r>
+      <w:proofErr w:type="spellEnd"/>
+      <w:r>
+        <w:rPr>
+          <w:b/>
+          <w:bCs/>
+          <w:sz w:val="28"/>
+          <w:szCs w:val="28"/>
+        </w:rPr>
+        <w:t xml:space="preserve"> </w:t>
+      </w:r>
+      <w:proofErr w:type="spellStart"/>
+      <w:r>
+        <w:rPr>
+          <w:b/>
+          <w:bCs/>
+          <w:sz w:val="28"/>
+          <w:szCs w:val="28"/>
+        </w:rPr>
+        <w:t>dark</w:t>
+      </w:r>
+      <w:proofErr w:type="spellEnd"/>
+      <w:r>
+        <w:rPr>
+          <w:b/>
+          <w:bCs/>
+          <w:sz w:val="28"/>
+          <w:szCs w:val="28"/>
+        </w:rPr>
+        <w:t xml:space="preserve"> </w:t>
+      </w:r>
+      <w:proofErr w:type="spellStart"/>
+      <w:r>
+        <w:rPr>
+          <w:b/>
+          <w:bCs/>
+          <w:sz w:val="28"/>
+          <w:szCs w:val="28"/>
+        </w:rPr>
+        <w:t>energy</w:t>
+      </w:r>
+      <w:proofErr w:type="spellEnd"/>
+      <w:r>
+        <w:rPr>
+          <w:b/>
+          <w:bCs/>
+          <w:sz w:val="28"/>
+          <w:szCs w:val="28"/>
+        </w:rPr>
+        <w:t xml:space="preserve"> </w:t>
+      </w:r>
+      <w:proofErr w:type="spellStart"/>
+      <w:r>
+        <w:rPr>
+          <w:b/>
+          <w:bCs/>
+          <w:sz w:val="28"/>
+          <w:szCs w:val="28"/>
+        </w:rPr>
+        <w:t>and</w:t>
+      </w:r>
+      <w:proofErr w:type="spellEnd"/>
+      <w:r>
+        <w:rPr>
+          <w:b/>
+          <w:bCs/>
+          <w:sz w:val="28"/>
+          <w:szCs w:val="28"/>
+        </w:rPr>
+        <w:t xml:space="preserve"> </w:t>
+      </w:r>
+      <w:proofErr w:type="spellStart"/>
+      <w:r>
+        <w:rPr>
+          <w:b/>
+          <w:bCs/>
+          <w:sz w:val="28"/>
+          <w:szCs w:val="28"/>
+        </w:rPr>
+        <w:t>dark</w:t>
+      </w:r>
+      <w:proofErr w:type="spellEnd"/>
+      <w:r>
+        <w:rPr>
+          <w:b/>
+          <w:bCs/>
+          <w:sz w:val="28"/>
+          <w:szCs w:val="28"/>
+        </w:rPr>
+        <w:t xml:space="preserve"> </w:t>
+      </w:r>
+      <w:proofErr w:type="spellStart"/>
+      <w:r>
+        <w:rPr>
+          <w:b/>
+          <w:bCs/>
+          <w:sz w:val="28"/>
+          <w:szCs w:val="28"/>
+        </w:rPr>
+        <w:t>matter</w:t>
+      </w:r>
+      <w:proofErr w:type="spellEnd"/>
+      <w:r>
+        <w:rPr>
+          <w:b/>
+          <w:bCs/>
+          <w:sz w:val="28"/>
+          <w:szCs w:val="28"/>
+        </w:rPr>
+        <w:t>'</w:t>
+      </w:r>
     </w:p>
     <w:p>
-      <w:pPr>
-        <w:rPr>
-          <w:b/>
-          <w:bCs/>
-          <w:sz w:val="28"/>
-          <w:szCs w:val="28"/>
-        </w:rPr>
-      </w:pPr>
+      <w:r>
+        <w:t>"</w:t>
+      </w:r>
+      <w:proofErr w:type="spellStart"/>
+      <w:r>
+        <w:t>From</w:t>
+      </w:r>
+      <w:proofErr w:type="spellEnd"/>
+      <w:r>
+        <w:t xml:space="preserve"> </w:t>
+      </w:r>
+      <w:proofErr w:type="spellStart"/>
+      <w:r>
+        <w:t>the</w:t>
+      </w:r>
+      <w:proofErr w:type="spellEnd"/>
+      <w:r>
+        <w:t xml:space="preserve"> “</w:t>
+      </w:r>
+      <w:proofErr w:type="spellStart"/>
+      <w:r>
+        <w:t>Decreasing</w:t>
+      </w:r>
+      <w:proofErr w:type="spellEnd"/>
+      <w:r>
+        <w:t xml:space="preserve"> Universe” model,1,2 </w:t>
+      </w:r>
+      <w:proofErr w:type="spellStart"/>
+      <w:r>
+        <w:t>establishing</w:t>
+      </w:r>
+      <w:proofErr w:type="spellEnd"/>
+      <w:r>
+        <w:t xml:space="preserve"> </w:t>
+      </w:r>
+      <w:proofErr w:type="spellStart"/>
+      <w:r>
+        <w:t>the</w:t>
+      </w:r>
+      <w:proofErr w:type="spellEnd"/>
+      <w:r>
+        <w:t xml:space="preserve"> </w:t>
+      </w:r>
+      <w:proofErr w:type="spellStart"/>
+      <w:r>
+        <w:t>contraction</w:t>
+      </w:r>
+      <w:proofErr w:type="spellEnd"/>
+      <w:r>
+        <w:t xml:space="preserve"> </w:t>
+      </w:r>
+      <w:proofErr w:type="spellStart"/>
+      <w:r>
+        <w:t>of</w:t>
+      </w:r>
+      <w:proofErr w:type="spellEnd"/>
+      <w:r>
+        <w:t xml:space="preserve"> </w:t>
+      </w:r>
+      <w:proofErr w:type="spellStart"/>
+      <w:r>
+        <w:t>space</w:t>
+      </w:r>
+      <w:proofErr w:type="spellEnd"/>
+      <w:r>
+        <w:t xml:space="preserve"> </w:t>
+      </w:r>
+      <w:proofErr w:type="spellStart"/>
+      <w:r>
+        <w:t>tissue</w:t>
+      </w:r>
+      <w:proofErr w:type="spellEnd"/>
+      <w:r>
+        <w:t xml:space="preserve"> </w:t>
+      </w:r>
+      <w:r>
+        <w:t xml:space="preserve">When </w:t>
+      </w:r>
+      <w:proofErr w:type="spellStart"/>
+      <w:r>
+        <w:t>exposed</w:t>
+      </w:r>
+      <w:proofErr w:type="spellEnd"/>
+      <w:r>
+        <w:t xml:space="preserve"> </w:t>
+      </w:r>
+      <w:proofErr w:type="spellStart"/>
+      <w:r>
+        <w:t>to</w:t>
+      </w:r>
+      <w:proofErr w:type="spellEnd"/>
+      <w:r>
+        <w:t xml:space="preserve"> a </w:t>
+      </w:r>
+      <w:proofErr w:type="spellStart"/>
+      <w:r>
+        <w:t>gravitational</w:t>
+      </w:r>
+      <w:proofErr w:type="spellEnd"/>
+      <w:r>
+        <w:t xml:space="preserve"> </w:t>
+      </w:r>
+      <w:proofErr w:type="spellStart"/>
+      <w:r>
+        <w:t>field</w:t>
+      </w:r>
+      <w:proofErr w:type="spellEnd"/>
+      <w:r>
+        <w:t xml:space="preserve">, </w:t>
+      </w:r>
+      <w:proofErr w:type="spellStart"/>
+      <w:r>
+        <w:t>we</w:t>
+      </w:r>
+      <w:proofErr w:type="spellEnd"/>
+      <w:r>
+        <w:t xml:space="preserve"> derive </w:t>
+      </w:r>
+      <w:proofErr w:type="spellStart"/>
+      <w:r>
+        <w:t>the</w:t>
+      </w:r>
+      <w:proofErr w:type="spellEnd"/>
+      <w:r>
+        <w:t xml:space="preserve"> Hubble Law </w:t>
+      </w:r>
+      <w:proofErr w:type="spellStart"/>
+      <w:r>
+        <w:t>and</w:t>
+      </w:r>
+      <w:proofErr w:type="spellEnd"/>
+      <w:r>
+        <w:t xml:space="preserve">, </w:t>
+      </w:r>
+      <w:proofErr w:type="spellStart"/>
+      <w:r>
+        <w:t>from</w:t>
+      </w:r>
+      <w:proofErr w:type="spellEnd"/>
+      <w:r>
+        <w:t xml:space="preserve"> </w:t>
+      </w:r>
+      <w:proofErr w:type="spellStart"/>
+      <w:r>
+        <w:t>there</w:t>
+      </w:r>
+      <w:proofErr w:type="spellEnd"/>
+      <w:r>
+        <w:t xml:space="preserve">, </w:t>
+      </w:r>
+      <w:proofErr w:type="spellStart"/>
+      <w:r>
+        <w:t>we</w:t>
+      </w:r>
+      <w:proofErr w:type="spellEnd"/>
+      <w:r>
+        <w:t xml:space="preserve"> </w:t>
+      </w:r>
+      <w:proofErr w:type="spellStart"/>
+      <w:r>
+        <w:t>will</w:t>
+      </w:r>
+      <w:proofErr w:type="spellEnd"/>
+      <w:r>
+        <w:t xml:space="preserve"> </w:t>
+      </w:r>
+      <w:proofErr w:type="spellStart"/>
+      <w:r>
+        <w:t>explain</w:t>
+      </w:r>
+      <w:proofErr w:type="spellEnd"/>
+      <w:r>
+        <w:t xml:space="preserve"> </w:t>
+      </w:r>
+      <w:proofErr w:type="spellStart"/>
+      <w:r>
+        <w:t>the</w:t>
+      </w:r>
+      <w:proofErr w:type="spellEnd"/>
+      <w:r>
+        <w:t xml:space="preserve"> </w:t>
+      </w:r>
+      <w:proofErr w:type="spellStart"/>
+      <w:r>
+        <w:t>effect</w:t>
+      </w:r>
+      <w:proofErr w:type="spellEnd"/>
+      <w:r>
+        <w:t xml:space="preserve"> “</w:t>
+      </w:r>
+      <w:proofErr w:type="spellStart"/>
+      <w:r>
+        <w:t>Dark</w:t>
+      </w:r>
+      <w:proofErr w:type="spellEnd"/>
+      <w:r>
+        <w:t xml:space="preserve"> Energy” ".</w:t>
+      </w:r>
+      <w:r>
+        <w:br/>
+      </w:r>
     </w:p>
     <w:p>
-      <w:pPr>
-        <w:rPr>
-          <w:b/>
-          <w:bCs/>
-          <w:sz w:val="28"/>
-          <w:szCs w:val="28"/>
-        </w:rPr>
-      </w:pPr>
-      <w:r>
-        <w:rPr>
-          <w:b/>
-          <w:bCs/>
-          <w:sz w:val="28"/>
-          <w:szCs w:val="28"/>
-        </w:rPr>
-        <w:lastRenderedPageBreak/>
-        <w:t>´</w:t>
-      </w:r>
-      <w:proofErr w:type="spellStart"/>
-      <w:r>
-        <w:rPr>
-          <w:b/>
-          <w:bCs/>
-          <w:sz w:val="28"/>
-          <w:szCs w:val="28"/>
-        </w:rPr>
-        <w:t>Derivation</w:t>
-      </w:r>
-      <w:proofErr w:type="spellEnd"/>
-      <w:r>
-        <w:rPr>
-          <w:b/>
-          <w:bCs/>
-          <w:sz w:val="28"/>
-          <w:szCs w:val="28"/>
-        </w:rPr>
-        <w:t xml:space="preserve"> </w:t>
-      </w:r>
-      <w:proofErr w:type="spellStart"/>
-      <w:r>
-        <w:rPr>
-          <w:b/>
-          <w:bCs/>
-          <w:sz w:val="28"/>
-          <w:szCs w:val="28"/>
-        </w:rPr>
-        <w:t>of</w:t>
-      </w:r>
-      <w:proofErr w:type="spellEnd"/>
-      <w:r>
-        <w:rPr>
-          <w:b/>
-          <w:bCs/>
-          <w:sz w:val="28"/>
-          <w:szCs w:val="28"/>
-        </w:rPr>
-        <w:t xml:space="preserve"> </w:t>
-      </w:r>
-      <w:proofErr w:type="spellStart"/>
-      <w:r>
-        <w:rPr>
-          <w:b/>
-          <w:bCs/>
-          <w:sz w:val="28"/>
-          <w:szCs w:val="28"/>
-        </w:rPr>
-        <w:t>Hubble’s</w:t>
-      </w:r>
-      <w:proofErr w:type="spellEnd"/>
-      <w:r>
-        <w:rPr>
-          <w:b/>
-          <w:bCs/>
-          <w:sz w:val="28"/>
-          <w:szCs w:val="28"/>
-        </w:rPr>
-        <w:t xml:space="preserve"> Law </w:t>
-      </w:r>
-      <w:proofErr w:type="spellStart"/>
-      <w:r>
-        <w:rPr>
-          <w:b/>
-          <w:bCs/>
-          <w:sz w:val="28"/>
-          <w:szCs w:val="28"/>
-        </w:rPr>
-        <w:t>and</w:t>
-      </w:r>
-      <w:proofErr w:type="spellEnd"/>
-      <w:r>
-        <w:rPr>
-          <w:b/>
-          <w:bCs/>
-          <w:sz w:val="28"/>
-          <w:szCs w:val="28"/>
-        </w:rPr>
-        <w:t xml:space="preserve"> its </w:t>
-      </w:r>
-      <w:proofErr w:type="spellStart"/>
-      <w:r>
-        <w:rPr>
-          <w:b/>
-          <w:bCs/>
-          <w:sz w:val="28"/>
-          <w:szCs w:val="28"/>
-        </w:rPr>
-        <w:t>relation</w:t>
-      </w:r>
-      <w:proofErr w:type="spellEnd"/>
-      <w:r>
-        <w:rPr>
-          <w:b/>
-          <w:bCs/>
-          <w:sz w:val="28"/>
-          <w:szCs w:val="28"/>
-        </w:rPr>
-        <w:t xml:space="preserve"> </w:t>
-      </w:r>
-      <w:proofErr w:type="spellStart"/>
-      <w:r>
-        <w:rPr>
-          <w:b/>
-          <w:bCs/>
-          <w:sz w:val="28"/>
-          <w:szCs w:val="28"/>
-        </w:rPr>
-        <w:t>to</w:t>
-      </w:r>
-      <w:proofErr w:type="spellEnd"/>
-      <w:r>
-        <w:rPr>
-          <w:b/>
-          <w:bCs/>
-          <w:sz w:val="28"/>
-          <w:szCs w:val="28"/>
-        </w:rPr>
-        <w:t xml:space="preserve"> </w:t>
-      </w:r>
-      <w:proofErr w:type="spellStart"/>
-      <w:r>
-        <w:rPr>
-          <w:b/>
-          <w:bCs/>
-          <w:sz w:val="28"/>
-          <w:szCs w:val="28"/>
-        </w:rPr>
-        <w:t>dark</w:t>
-      </w:r>
-      <w:proofErr w:type="spellEnd"/>
-      <w:r>
-        <w:rPr>
-          <w:b/>
-          <w:bCs/>
-          <w:sz w:val="28"/>
-          <w:szCs w:val="28"/>
-        </w:rPr>
-        <w:t xml:space="preserve"> </w:t>
-      </w:r>
-      <w:proofErr w:type="spellStart"/>
-      <w:r>
-        <w:rPr>
-          <w:b/>
-          <w:bCs/>
-          <w:sz w:val="28"/>
-          <w:szCs w:val="28"/>
-        </w:rPr>
-        <w:t>energy</w:t>
-      </w:r>
-      <w:proofErr w:type="spellEnd"/>
-      <w:r>
-        <w:rPr>
-          <w:b/>
-          <w:bCs/>
-          <w:sz w:val="28"/>
-          <w:szCs w:val="28"/>
-        </w:rPr>
-        <w:t xml:space="preserve"> </w:t>
-      </w:r>
-      <w:proofErr w:type="spellStart"/>
-      <w:r>
-        <w:rPr>
-          <w:b/>
-          <w:bCs/>
-          <w:sz w:val="28"/>
-          <w:szCs w:val="28"/>
-        </w:rPr>
-        <w:t>and</w:t>
-      </w:r>
-      <w:proofErr w:type="spellEnd"/>
-      <w:r>
-        <w:rPr>
-          <w:b/>
-          <w:bCs/>
-          <w:sz w:val="28"/>
-          <w:szCs w:val="28"/>
-        </w:rPr>
-        <w:t xml:space="preserve"> </w:t>
-      </w:r>
-      <w:proofErr w:type="spellStart"/>
-      <w:r>
-        <w:rPr>
-          <w:b/>
-          <w:bCs/>
-          <w:sz w:val="28"/>
-          <w:szCs w:val="28"/>
-        </w:rPr>
-        <w:t>dark</w:t>
-      </w:r>
-      <w:proofErr w:type="spellEnd"/>
-      <w:r>
-        <w:rPr>
-          <w:b/>
-          <w:bCs/>
-          <w:sz w:val="28"/>
-          <w:szCs w:val="28"/>
-        </w:rPr>
-        <w:t xml:space="preserve"> </w:t>
-      </w:r>
-      <w:proofErr w:type="spellStart"/>
-      <w:r>
-        <w:rPr>
-          <w:b/>
-          <w:bCs/>
-          <w:sz w:val="28"/>
-          <w:szCs w:val="28"/>
-        </w:rPr>
-        <w:t>matter</w:t>
-      </w:r>
-      <w:proofErr w:type="spellEnd"/>
-      <w:r>
-        <w:rPr>
-          <w:b/>
-          <w:bCs/>
-          <w:sz w:val="28"/>
-          <w:szCs w:val="28"/>
-        </w:rPr>
-        <w:t>'</w:t>
-      </w:r>
-    </w:p>
-    <w:p>
-      <w:r>
-        <w:t>"</w:t>
-      </w:r>
-      <w:proofErr w:type="spellStart"/>
-      <w:r>
-        <w:t>From</w:t>
-      </w:r>
-      <w:proofErr w:type="spellEnd"/>
-      <w:r>
-        <w:t xml:space="preserve"> </w:t>
-      </w:r>
-      <w:proofErr w:type="spellStart"/>
-      <w:r>
-        <w:t>the</w:t>
-      </w:r>
-      <w:proofErr w:type="spellEnd"/>
-      <w:r>
-        <w:t xml:space="preserve"> “</w:t>
-      </w:r>
-      <w:proofErr w:type="spellStart"/>
-      <w:r>
-        <w:t>Decreasing</w:t>
-      </w:r>
-      <w:proofErr w:type="spellEnd"/>
-      <w:r>
-        <w:t xml:space="preserve"> Universe” model,1,2 </w:t>
-      </w:r>
-      <w:proofErr w:type="spellStart"/>
-      <w:r>
-        <w:t>establishing</w:t>
-      </w:r>
-      <w:proofErr w:type="spellEnd"/>
-      <w:r>
-        <w:t xml:space="preserve"> </w:t>
-      </w:r>
-      <w:proofErr w:type="spellStart"/>
-      <w:r>
-        <w:t>the</w:t>
-      </w:r>
-      <w:proofErr w:type="spellEnd"/>
-      <w:r>
-        <w:t xml:space="preserve"> </w:t>
-      </w:r>
-      <w:proofErr w:type="spellStart"/>
-      <w:r>
-        <w:t>contraction</w:t>
-      </w:r>
-      <w:proofErr w:type="spellEnd"/>
-      <w:r>
-        <w:t xml:space="preserve"> </w:t>
-      </w:r>
-      <w:proofErr w:type="spellStart"/>
-      <w:r>
-        <w:t>of</w:t>
-      </w:r>
-      <w:proofErr w:type="spellEnd"/>
-      <w:r>
-        <w:t xml:space="preserve"> </w:t>
-      </w:r>
-      <w:proofErr w:type="spellStart"/>
-      <w:r>
-        <w:t>space</w:t>
-      </w:r>
-      <w:proofErr w:type="spellEnd"/>
-      <w:r>
-        <w:t xml:space="preserve"> </w:t>
-      </w:r>
-      <w:proofErr w:type="spellStart"/>
-      <w:r>
-        <w:t>tissue</w:t>
-      </w:r>
-      <w:proofErr w:type="spellEnd"/>
-      <w:r>
-        <w:t xml:space="preserve"> </w:t>
-      </w:r>
-      <w:r>
-        <w:t xml:space="preserve">When </w:t>
-      </w:r>
-      <w:proofErr w:type="spellStart"/>
-      <w:r>
-        <w:t>exposed</w:t>
-      </w:r>
-      <w:proofErr w:type="spellEnd"/>
-      <w:r>
-        <w:t xml:space="preserve"> </w:t>
-      </w:r>
-      <w:proofErr w:type="spellStart"/>
-      <w:r>
-        <w:t>to</w:t>
-      </w:r>
-      <w:proofErr w:type="spellEnd"/>
-      <w:r>
-        <w:t xml:space="preserve"> a </w:t>
-      </w:r>
-      <w:proofErr w:type="spellStart"/>
-      <w:r>
-        <w:t>gravitational</w:t>
-      </w:r>
-      <w:proofErr w:type="spellEnd"/>
-      <w:r>
-        <w:t xml:space="preserve"> </w:t>
-      </w:r>
-      <w:proofErr w:type="spellStart"/>
-      <w:r>
-        <w:t>field</w:t>
-      </w:r>
-      <w:proofErr w:type="spellEnd"/>
-      <w:r>
-        <w:t xml:space="preserve">, </w:t>
-      </w:r>
-      <w:proofErr w:type="spellStart"/>
-      <w:r>
-        <w:t>we</w:t>
-      </w:r>
-      <w:proofErr w:type="spellEnd"/>
-      <w:r>
-        <w:t xml:space="preserve"> derive </w:t>
-      </w:r>
-      <w:proofErr w:type="spellStart"/>
-      <w:r>
-        <w:t>the</w:t>
-      </w:r>
-      <w:proofErr w:type="spellEnd"/>
-      <w:r>
-        <w:t xml:space="preserve"> Hubble Law </w:t>
-      </w:r>
-      <w:proofErr w:type="spellStart"/>
-      <w:r>
-        <w:t>and</w:t>
-      </w:r>
-      <w:proofErr w:type="spellEnd"/>
-      <w:r>
-        <w:t xml:space="preserve">, </w:t>
-      </w:r>
-      <w:proofErr w:type="spellStart"/>
-      <w:r>
-        <w:t>from</w:t>
-      </w:r>
-      <w:proofErr w:type="spellEnd"/>
-      <w:r>
-        <w:t xml:space="preserve"> </w:t>
-      </w:r>
-      <w:proofErr w:type="spellStart"/>
-      <w:r>
-        <w:t>there</w:t>
-      </w:r>
-      <w:proofErr w:type="spellEnd"/>
-      <w:r>
-        <w:t xml:space="preserve">, </w:t>
-      </w:r>
-      <w:proofErr w:type="spellStart"/>
-      <w:r>
-        <w:t>we</w:t>
-      </w:r>
-      <w:proofErr w:type="spellEnd"/>
-      <w:r>
-        <w:t xml:space="preserve"> </w:t>
-      </w:r>
-      <w:proofErr w:type="spellStart"/>
-      <w:r>
-        <w:t>will</w:t>
-      </w:r>
-      <w:proofErr w:type="spellEnd"/>
-      <w:r>
-        <w:t xml:space="preserve"> </w:t>
-      </w:r>
-      <w:proofErr w:type="spellStart"/>
-      <w:r>
-        <w:t>explain</w:t>
-      </w:r>
-      <w:proofErr w:type="spellEnd"/>
-      <w:r>
-        <w:t xml:space="preserve"> </w:t>
-      </w:r>
-      <w:proofErr w:type="spellStart"/>
-      <w:r>
-        <w:t>the</w:t>
-      </w:r>
-      <w:proofErr w:type="spellEnd"/>
-      <w:r>
-        <w:t xml:space="preserve"> </w:t>
-      </w:r>
-      <w:proofErr w:type="spellStart"/>
-      <w:r>
-        <w:t>effect</w:t>
-      </w:r>
-      <w:proofErr w:type="spellEnd"/>
-      <w:r>
-        <w:t xml:space="preserve"> “</w:t>
-      </w:r>
-      <w:proofErr w:type="spellStart"/>
-      <w:r>
-        <w:t>Dark</w:t>
-      </w:r>
-      <w:proofErr w:type="spellEnd"/>
-      <w:r>
-        <w:t xml:space="preserve"> Energy” ".</w:t>
-      </w:r>
-      <w:r>
-        <w:br/>
-      </w:r>
-    </w:p>
-    <w:p>
-      <w:hyperlink r:id="rId12" w:history="1">
+      <w:hyperlink r:id="rId13" w:history="1">
         <w:r>
           <w:rPr>
             <w:rStyle w:val="Hyperlink"/>
@@ -5203,7 +5547,7 @@
       </w:r>
     </w:p>
     <w:p>
-      <w:hyperlink r:id="rId13" w:history="1">
+      <w:hyperlink r:id="rId14" w:history="1">
         <w:r>
           <w:rPr>
             <w:rStyle w:val="Hyperlink"/>
@@ -5896,7 +6240,7 @@
       </w:r>
     </w:p>
     <w:p>
-      <w:hyperlink r:id="rId14" w:history="1">
+      <w:hyperlink r:id="rId15" w:history="1">
         <w:r>
           <w:rPr>
             <w:rStyle w:val="Hyperlink"/>
@@ -5927,6 +6271,7 @@
           <w:sz w:val="28"/>
           <w:szCs w:val="28"/>
         </w:rPr>
+        <w:lastRenderedPageBreak/>
         <w:t xml:space="preserve">´The </w:t>
       </w:r>
       <w:proofErr w:type="spellStart"/>
@@ -6195,7 +6540,7 @@
       <w:r>
         <w:br/>
       </w:r>
-      <w:hyperlink r:id="rId15" w:history="1">
+      <w:hyperlink r:id="rId16" w:history="1">
         <w:r>
           <w:rPr>
             <w:rStyle w:val="Hyperlink"/>
@@ -6209,7 +6554,7 @@
       <w:r>
         <w:br/>
       </w:r>
-      <w:hyperlink r:id="rId16" w:history="1">
+      <w:hyperlink r:id="rId17" w:history="1">
         <w:r>
           <w:rPr>
             <w:rStyle w:val="Hyperlink"/>
@@ -6240,7 +6585,6 @@
           <w:sz w:val="28"/>
           <w:szCs w:val="28"/>
         </w:rPr>
-        <w:lastRenderedPageBreak/>
         <w:t>´</w:t>
       </w:r>
       <w:proofErr w:type="spellStart"/>
@@ -6509,7 +6853,7 @@
       </w:r>
     </w:p>
     <w:p>
-      <w:hyperlink r:id="rId17" w:history="1">
+      <w:hyperlink r:id="rId18" w:history="1">
         <w:r>
           <w:rPr>
             <w:rStyle w:val="Hyperlink"/>
@@ -6584,7 +6928,7 @@
       </w:r>
     </w:p>
     <w:p>
-      <w:hyperlink r:id="rId18" w:history="1">
+      <w:hyperlink r:id="rId19" w:history="1">
         <w:r>
           <w:rPr>
             <w:rStyle w:val="Hyperlink"/>
@@ -6775,7 +7119,7 @@
       </w:r>
     </w:p>
     <w:p>
-      <w:hyperlink r:id="rId19" w:history="1">
+      <w:hyperlink r:id="rId20" w:history="1">
         <w:r>
           <w:rPr>
             <w:rStyle w:val="Hyperlink"/>
@@ -6802,26 +7146,53 @@
     </w:p>
     <w:p/>
     <w:p>
-      <w:proofErr w:type="spellStart"/>
-      <w:r>
+      <w:pPr>
+        <w:jc w:val="center"/>
+      </w:pPr>
+      <w:proofErr w:type="spellStart"/>
+      <w:r>
+        <w:rPr>
+          <w:b/>
+          <w:bCs/>
+          <w:i/>
+          <w:iCs/>
+        </w:rPr>
         <w:t>Another</w:t>
       </w:r>
       <w:proofErr w:type="spellEnd"/>
       <w:r>
-        <w:t xml:space="preserve"> </w:t>
-      </w:r>
-      <w:proofErr w:type="spellStart"/>
-      <w:r>
+        <w:rPr>
+          <w:b/>
+          <w:bCs/>
+          <w:i/>
+          <w:iCs/>
+        </w:rPr>
+        <w:t xml:space="preserve"> </w:t>
+      </w:r>
+      <w:proofErr w:type="spellStart"/>
+      <w:r>
+        <w:rPr>
+          <w:b/>
+          <w:bCs/>
+          <w:i/>
+          <w:iCs/>
+        </w:rPr>
         <w:t>Articles</w:t>
       </w:r>
       <w:proofErr w:type="spellEnd"/>
       <w:r>
+        <w:rPr>
+          <w:b/>
+          <w:bCs/>
+          <w:i/>
+          <w:iCs/>
+        </w:rPr>
         <w:t>:</w:t>
       </w:r>
       <w:r>
         <w:br/>
       </w:r>
-      <w:hyperlink r:id="rId20" w:history="1">
+      <w:hyperlink r:id="rId21" w:history="1">
         <w:r>
           <w:rPr>
             <w:rStyle w:val="Hyperlink"/>
@@ -6973,7 +7344,7 @@
       </w:r>
     </w:p>
     <w:p>
-      <w:hyperlink r:id="rId21" w:history="1">
+      <w:hyperlink r:id="rId22" w:history="1">
         <w:r>
           <w:rPr>
             <w:rStyle w:val="Hyperlink"/>
@@ -6989,7 +7360,7 @@
       <w:r>
         <w:br/>
       </w:r>
-      <w:hyperlink r:id="rId22" w:history="1">
+      <w:hyperlink r:id="rId23" w:history="1">
         <w:r>
           <w:rPr>
             <w:rStyle w:val="Hyperlink"/>
@@ -7019,7 +7390,7 @@
       <w:r>
         <w:t xml:space="preserve"> </w:t>
       </w:r>
-      <w:hyperlink r:id="rId23" w:history="1">
+      <w:hyperlink r:id="rId24" w:history="1">
         <w:r>
           <w:rPr>
             <w:rStyle w:val="Hyperlink"/>

--- a/Articles.docx
+++ b/Articles.docx
@@ -17,8 +17,9 @@
           <w:sz w:val="32"/>
           <w:szCs w:val="32"/>
         </w:rPr>
-        <w:t xml:space="preserve">Some articles </w:t>
-      </w:r>
+        <w:t xml:space="preserve">Some </w:t>
+      </w:r>
+      <w:proofErr w:type="spellStart"/>
       <w:r>
         <w:rPr>
           <w:b/>
@@ -26,8 +27,9 @@
           <w:sz w:val="32"/>
           <w:szCs w:val="32"/>
         </w:rPr>
-        <w:t xml:space="preserve">about </w:t>
-      </w:r>
+        <w:t>articles</w:t>
+      </w:r>
+      <w:proofErr w:type="spellEnd"/>
       <w:r>
         <w:rPr>
           <w:b/>
@@ -35,8 +37,9 @@
           <w:sz w:val="32"/>
           <w:szCs w:val="32"/>
         </w:rPr>
-        <w:t>‘</w:t>
-      </w:r>
+        <w:t xml:space="preserve"> </w:t>
+      </w:r>
+      <w:proofErr w:type="spellStart"/>
       <w:r>
         <w:rPr>
           <w:b/>
@@ -44,8 +47,58 @@
           <w:sz w:val="32"/>
           <w:szCs w:val="32"/>
         </w:rPr>
-        <w:t>Decreasing Universe Theory</w:t>
-      </w:r>
+        <w:t>about</w:t>
+      </w:r>
+      <w:proofErr w:type="spellEnd"/>
+      <w:r>
+        <w:rPr>
+          <w:b/>
+          <w:bCs/>
+          <w:sz w:val="32"/>
+          <w:szCs w:val="32"/>
+        </w:rPr>
+        <w:t xml:space="preserve"> </w:t>
+      </w:r>
+      <w:r>
+        <w:rPr>
+          <w:b/>
+          <w:bCs/>
+          <w:sz w:val="32"/>
+          <w:szCs w:val="32"/>
+        </w:rPr>
+        <w:t>‘</w:t>
+      </w:r>
+      <w:proofErr w:type="spellStart"/>
+      <w:r>
+        <w:rPr>
+          <w:b/>
+          <w:bCs/>
+          <w:sz w:val="32"/>
+          <w:szCs w:val="32"/>
+        </w:rPr>
+        <w:t>Decreasing</w:t>
+      </w:r>
+      <w:proofErr w:type="spellEnd"/>
+      <w:r>
+        <w:rPr>
+          <w:b/>
+          <w:bCs/>
+          <w:sz w:val="32"/>
+          <w:szCs w:val="32"/>
+        </w:rPr>
+        <w:t xml:space="preserve"> Universe </w:t>
+      </w:r>
+      <w:proofErr w:type="spellStart"/>
+      <w:r>
+        <w:rPr>
+          <w:b/>
+          <w:bCs/>
+          <w:sz w:val="32"/>
+          <w:szCs w:val="32"/>
+        </w:rPr>
+        <w:t>Theory</w:t>
+      </w:r>
+      <w:proofErr w:type="spellEnd"/>
       <w:r>
         <w:rPr>
           <w:b/>
@@ -143,7 +196,42 @@
         </w:pBdr>
       </w:pPr>
       <w:r>
-        <w:t>“Here are some links to articles I have written.</w:t>
+        <w:t>“</w:t>
+      </w:r>
+      <w:proofErr w:type="spellStart"/>
+      <w:r>
+        <w:t>Here</w:t>
+      </w:r>
+      <w:proofErr w:type="spellEnd"/>
+      <w:r>
+        <w:t xml:space="preserve"> are some links </w:t>
+      </w:r>
+      <w:proofErr w:type="spellStart"/>
+      <w:r>
+        <w:t>to</w:t>
+      </w:r>
+      <w:proofErr w:type="spellEnd"/>
+      <w:r>
+        <w:t xml:space="preserve"> </w:t>
+      </w:r>
+      <w:proofErr w:type="spellStart"/>
+      <w:r>
+        <w:t>articles</w:t>
+      </w:r>
+      <w:proofErr w:type="spellEnd"/>
+      <w:r>
+        <w:t xml:space="preserve"> </w:t>
+      </w:r>
+      <w:proofErr w:type="spellStart"/>
+      <w:r>
+        <w:t>about</w:t>
+      </w:r>
+      <w:proofErr w:type="spellEnd"/>
+      <w:r>
+        <w:t xml:space="preserve"> DUT</w:t>
+      </w:r>
+      <w:r>
+        <w:t>.</w:t>
       </w:r>
     </w:p>
     <w:p>
@@ -168,7 +256,259 @@
           <w:iCs/>
           <w:u w:val="single"/>
         </w:rPr>
-        <w:t>It is interesting to first read the theory summarized by the main existing "AI" (Artificial Intelligence) companies:</w:t>
+        <w:t xml:space="preserve">It </w:t>
+      </w:r>
+      <w:proofErr w:type="spellStart"/>
+      <w:r>
+        <w:rPr>
+          <w:i/>
+          <w:iCs/>
+          <w:u w:val="single"/>
+        </w:rPr>
+        <w:t>is</w:t>
+      </w:r>
+      <w:proofErr w:type="spellEnd"/>
+      <w:r>
+        <w:rPr>
+          <w:i/>
+          <w:iCs/>
+          <w:u w:val="single"/>
+        </w:rPr>
+        <w:t xml:space="preserve"> </w:t>
+      </w:r>
+      <w:proofErr w:type="spellStart"/>
+      <w:r>
+        <w:rPr>
+          <w:i/>
+          <w:iCs/>
+          <w:u w:val="single"/>
+        </w:rPr>
+        <w:t>interesting</w:t>
+      </w:r>
+      <w:proofErr w:type="spellEnd"/>
+      <w:r>
+        <w:rPr>
+          <w:i/>
+          <w:iCs/>
+          <w:u w:val="single"/>
+        </w:rPr>
+        <w:t xml:space="preserve"> </w:t>
+      </w:r>
+      <w:proofErr w:type="spellStart"/>
+      <w:r>
+        <w:rPr>
+          <w:i/>
+          <w:iCs/>
+          <w:u w:val="single"/>
+        </w:rPr>
+        <w:t>to</w:t>
+      </w:r>
+      <w:proofErr w:type="spellEnd"/>
+      <w:r>
+        <w:rPr>
+          <w:i/>
+          <w:iCs/>
+          <w:u w:val="single"/>
+        </w:rPr>
+        <w:t xml:space="preserve"> </w:t>
+      </w:r>
+      <w:proofErr w:type="spellStart"/>
+      <w:r>
+        <w:rPr>
+          <w:i/>
+          <w:iCs/>
+          <w:u w:val="single"/>
+        </w:rPr>
+        <w:t>first</w:t>
+      </w:r>
+      <w:proofErr w:type="spellEnd"/>
+      <w:r>
+        <w:rPr>
+          <w:i/>
+          <w:iCs/>
+          <w:u w:val="single"/>
+        </w:rPr>
+        <w:t xml:space="preserve"> </w:t>
+      </w:r>
+      <w:proofErr w:type="spellStart"/>
+      <w:r>
+        <w:rPr>
+          <w:i/>
+          <w:iCs/>
+          <w:u w:val="single"/>
+        </w:rPr>
+        <w:t>read</w:t>
+      </w:r>
+      <w:proofErr w:type="spellEnd"/>
+      <w:r>
+        <w:rPr>
+          <w:i/>
+          <w:iCs/>
+          <w:u w:val="single"/>
+        </w:rPr>
+        <w:t xml:space="preserve"> </w:t>
+      </w:r>
+      <w:proofErr w:type="spellStart"/>
+      <w:r>
+        <w:rPr>
+          <w:i/>
+          <w:iCs/>
+          <w:u w:val="single"/>
+        </w:rPr>
+        <w:t>the</w:t>
+      </w:r>
+      <w:proofErr w:type="spellEnd"/>
+      <w:r>
+        <w:rPr>
+          <w:i/>
+          <w:iCs/>
+          <w:u w:val="single"/>
+        </w:rPr>
+        <w:t xml:space="preserve"> </w:t>
+      </w:r>
+      <w:proofErr w:type="spellStart"/>
+      <w:r>
+        <w:rPr>
+          <w:i/>
+          <w:iCs/>
+          <w:u w:val="single"/>
+        </w:rPr>
+        <w:t>theory</w:t>
+      </w:r>
+      <w:proofErr w:type="spellEnd"/>
+      <w:r>
+        <w:rPr>
+          <w:i/>
+          <w:iCs/>
+          <w:u w:val="single"/>
+        </w:rPr>
+        <w:t xml:space="preserve"> </w:t>
+      </w:r>
+      <w:proofErr w:type="spellStart"/>
+      <w:r>
+        <w:rPr>
+          <w:i/>
+          <w:iCs/>
+          <w:u w:val="single"/>
+        </w:rPr>
+        <w:t>summarized</w:t>
+      </w:r>
+      <w:proofErr w:type="spellEnd"/>
+      <w:r>
+        <w:rPr>
+          <w:i/>
+          <w:iCs/>
+          <w:u w:val="single"/>
+        </w:rPr>
+        <w:t xml:space="preserve"> </w:t>
+      </w:r>
+      <w:proofErr w:type="spellStart"/>
+      <w:r>
+        <w:rPr>
+          <w:i/>
+          <w:iCs/>
+          <w:u w:val="single"/>
+        </w:rPr>
+        <w:t>by</w:t>
+      </w:r>
+      <w:proofErr w:type="spellEnd"/>
+      <w:r>
+        <w:rPr>
+          <w:i/>
+          <w:iCs/>
+          <w:u w:val="single"/>
+        </w:rPr>
+        <w:t xml:space="preserve"> </w:t>
+      </w:r>
+      <w:proofErr w:type="spellStart"/>
+      <w:r>
+        <w:rPr>
+          <w:i/>
+          <w:iCs/>
+          <w:u w:val="single"/>
+        </w:rPr>
+        <w:t>the</w:t>
+      </w:r>
+      <w:proofErr w:type="spellEnd"/>
+      <w:r>
+        <w:rPr>
+          <w:i/>
+          <w:iCs/>
+          <w:u w:val="single"/>
+        </w:rPr>
+        <w:t xml:space="preserve"> </w:t>
+      </w:r>
+      <w:proofErr w:type="spellStart"/>
+      <w:r>
+        <w:rPr>
+          <w:i/>
+          <w:iCs/>
+          <w:u w:val="single"/>
+        </w:rPr>
+        <w:t>main</w:t>
+      </w:r>
+      <w:proofErr w:type="spellEnd"/>
+      <w:r>
+        <w:rPr>
+          <w:i/>
+          <w:iCs/>
+          <w:u w:val="single"/>
+        </w:rPr>
+        <w:t xml:space="preserve"> </w:t>
+      </w:r>
+      <w:proofErr w:type="spellStart"/>
+      <w:r>
+        <w:rPr>
+          <w:i/>
+          <w:iCs/>
+          <w:u w:val="single"/>
+        </w:rPr>
+        <w:t>existing</w:t>
+      </w:r>
+      <w:proofErr w:type="spellEnd"/>
+      <w:r>
+        <w:rPr>
+          <w:i/>
+          <w:iCs/>
+          <w:u w:val="single"/>
+        </w:rPr>
+        <w:t xml:space="preserve"> "AI" (Artificial </w:t>
+      </w:r>
+      <w:proofErr w:type="spellStart"/>
+      <w:r>
+        <w:rPr>
+          <w:i/>
+          <w:iCs/>
+          <w:u w:val="single"/>
+        </w:rPr>
+        <w:t>Intelligence</w:t>
+      </w:r>
+      <w:proofErr w:type="spellEnd"/>
+      <w:r>
+        <w:rPr>
+          <w:i/>
+          <w:iCs/>
+          <w:u w:val="single"/>
+        </w:rPr>
+        <w:t xml:space="preserve">) </w:t>
+      </w:r>
+      <w:proofErr w:type="spellStart"/>
+      <w:r>
+        <w:rPr>
+          <w:i/>
+          <w:iCs/>
+          <w:u w:val="single"/>
+        </w:rPr>
+        <w:t>companies</w:t>
+      </w:r>
+      <w:proofErr w:type="spellEnd"/>
+      <w:r>
+        <w:rPr>
+          <w:i/>
+          <w:iCs/>
+          <w:u w:val="single"/>
+        </w:rPr>
+        <w:t>:</w:t>
       </w:r>
     </w:p>
     <w:p>
@@ -197,6 +537,559 @@
         </w:pBdr>
       </w:pPr>
     </w:p>
+    <w:p>
+      <w:pPr>
+        <w:rPr>
+          <w:sz w:val="28"/>
+          <w:szCs w:val="28"/>
+        </w:rPr>
+      </w:pPr>
+    </w:p>
+    <w:p>
+      <w:pPr>
+        <w:rPr>
+          <w:sz w:val="28"/>
+          <w:szCs w:val="28"/>
+        </w:rPr>
+      </w:pPr>
+      <w:r>
+        <w:rPr>
+          <w:sz w:val="28"/>
+          <w:szCs w:val="28"/>
+        </w:rPr>
+        <w:t>´</w:t>
+      </w:r>
+      <w:r>
+        <w:rPr>
+          <w:b/>
+          <w:bCs/>
+          <w:sz w:val="28"/>
+          <w:szCs w:val="28"/>
+        </w:rPr>
+        <w:t>The “</w:t>
+      </w:r>
+      <w:proofErr w:type="spellStart"/>
+      <w:r>
+        <w:rPr>
+          <w:b/>
+          <w:bCs/>
+          <w:sz w:val="28"/>
+          <w:szCs w:val="28"/>
+        </w:rPr>
+        <w:t>Decreasing</w:t>
+      </w:r>
+      <w:proofErr w:type="spellEnd"/>
+      <w:r>
+        <w:rPr>
+          <w:b/>
+          <w:bCs/>
+          <w:sz w:val="28"/>
+          <w:szCs w:val="28"/>
+        </w:rPr>
+        <w:t xml:space="preserve"> Universe” model: </w:t>
+      </w:r>
+      <w:proofErr w:type="spellStart"/>
+      <w:r>
+        <w:rPr>
+          <w:b/>
+          <w:bCs/>
+          <w:sz w:val="28"/>
+          <w:szCs w:val="28"/>
+        </w:rPr>
+        <w:t>an</w:t>
+      </w:r>
+      <w:proofErr w:type="spellEnd"/>
+      <w:r>
+        <w:rPr>
+          <w:b/>
+          <w:bCs/>
+          <w:sz w:val="28"/>
+          <w:szCs w:val="28"/>
+        </w:rPr>
+        <w:t xml:space="preserve"> </w:t>
+      </w:r>
+      <w:proofErr w:type="spellStart"/>
+      <w:r>
+        <w:rPr>
+          <w:b/>
+          <w:bCs/>
+          <w:sz w:val="28"/>
+          <w:szCs w:val="28"/>
+        </w:rPr>
+        <w:t>alternative</w:t>
+      </w:r>
+      <w:proofErr w:type="spellEnd"/>
+      <w:r>
+        <w:rPr>
+          <w:b/>
+          <w:bCs/>
+          <w:sz w:val="28"/>
+          <w:szCs w:val="28"/>
+        </w:rPr>
+        <w:t xml:space="preserve"> perspective </w:t>
+      </w:r>
+      <w:proofErr w:type="spellStart"/>
+      <w:r>
+        <w:rPr>
+          <w:b/>
+          <w:bCs/>
+          <w:sz w:val="28"/>
+          <w:szCs w:val="28"/>
+        </w:rPr>
+        <w:t>to</w:t>
+      </w:r>
+      <w:proofErr w:type="spellEnd"/>
+      <w:r>
+        <w:rPr>
+          <w:b/>
+          <w:bCs/>
+          <w:sz w:val="28"/>
+          <w:szCs w:val="28"/>
+        </w:rPr>
+        <w:t xml:space="preserve"> </w:t>
+      </w:r>
+      <w:proofErr w:type="spellStart"/>
+      <w:r>
+        <w:rPr>
+          <w:b/>
+          <w:bCs/>
+          <w:sz w:val="28"/>
+          <w:szCs w:val="28"/>
+        </w:rPr>
+        <w:t>accelerated</w:t>
+      </w:r>
+      <w:proofErr w:type="spellEnd"/>
+      <w:r>
+        <w:rPr>
+          <w:b/>
+          <w:bCs/>
+          <w:sz w:val="28"/>
+          <w:szCs w:val="28"/>
+        </w:rPr>
+        <w:t xml:space="preserve"> </w:t>
+      </w:r>
+      <w:proofErr w:type="spellStart"/>
+      <w:r>
+        <w:rPr>
+          <w:b/>
+          <w:bCs/>
+          <w:sz w:val="28"/>
+          <w:szCs w:val="28"/>
+        </w:rPr>
+        <w:t>expansion</w:t>
+      </w:r>
+      <w:proofErr w:type="spellEnd"/>
+      <w:r>
+        <w:rPr>
+          <w:sz w:val="28"/>
+          <w:szCs w:val="28"/>
+        </w:rPr>
+        <w:t>'</w:t>
+      </w:r>
+    </w:p>
+    <w:p/>
+    <w:p>
+      <w:r>
+        <w:t xml:space="preserve">"The </w:t>
+      </w:r>
+      <w:proofErr w:type="spellStart"/>
+      <w:r>
+        <w:t>understanding</w:t>
+      </w:r>
+      <w:proofErr w:type="spellEnd"/>
+      <w:r>
+        <w:t xml:space="preserve"> </w:t>
+      </w:r>
+      <w:proofErr w:type="spellStart"/>
+      <w:r>
+        <w:t>of</w:t>
+      </w:r>
+      <w:proofErr w:type="spellEnd"/>
+      <w:r>
+        <w:t xml:space="preserve"> </w:t>
+      </w:r>
+      <w:proofErr w:type="spellStart"/>
+      <w:r>
+        <w:t>the</w:t>
+      </w:r>
+      <w:proofErr w:type="spellEnd"/>
+      <w:r>
+        <w:t xml:space="preserve"> </w:t>
+      </w:r>
+      <w:proofErr w:type="spellStart"/>
+      <w:r>
+        <w:t>universe’s</w:t>
+      </w:r>
+      <w:proofErr w:type="spellEnd"/>
+      <w:r>
+        <w:t xml:space="preserve"> </w:t>
+      </w:r>
+      <w:proofErr w:type="spellStart"/>
+      <w:r>
+        <w:t>evolution</w:t>
+      </w:r>
+      <w:proofErr w:type="spellEnd"/>
+      <w:r>
+        <w:t xml:space="preserve"> </w:t>
+      </w:r>
+      <w:proofErr w:type="spellStart"/>
+      <w:r>
+        <w:t>has</w:t>
+      </w:r>
+      <w:proofErr w:type="spellEnd"/>
+      <w:r>
+        <w:t xml:space="preserve"> </w:t>
+      </w:r>
+      <w:proofErr w:type="spellStart"/>
+      <w:r>
+        <w:t>been</w:t>
+      </w:r>
+      <w:proofErr w:type="spellEnd"/>
+      <w:r>
+        <w:t xml:space="preserve"> </w:t>
+      </w:r>
+      <w:proofErr w:type="spellStart"/>
+      <w:r>
+        <w:t>dominated</w:t>
+      </w:r>
+      <w:proofErr w:type="spellEnd"/>
+    </w:p>
+    <w:p>
+      <w:proofErr w:type="spellStart"/>
+      <w:r>
+        <w:t>by</w:t>
+      </w:r>
+      <w:proofErr w:type="spellEnd"/>
+      <w:r>
+        <w:t xml:space="preserve"> </w:t>
+      </w:r>
+      <w:proofErr w:type="spellStart"/>
+      <w:r>
+        <w:t>the</w:t>
+      </w:r>
+      <w:proofErr w:type="spellEnd"/>
+      <w:r>
+        <w:t xml:space="preserve"> Standard </w:t>
+      </w:r>
+      <w:proofErr w:type="spellStart"/>
+      <w:r>
+        <w:t>Cosmological</w:t>
+      </w:r>
+      <w:proofErr w:type="spellEnd"/>
+      <w:r>
+        <w:t xml:space="preserve"> Model, </w:t>
+      </w:r>
+      <w:proofErr w:type="spellStart"/>
+      <w:r>
+        <w:t>known</w:t>
+      </w:r>
+      <w:proofErr w:type="spellEnd"/>
+      <w:r>
+        <w:t xml:space="preserve"> as ?-CDM. </w:t>
+      </w:r>
+      <w:proofErr w:type="spellStart"/>
+      <w:r>
+        <w:t>This</w:t>
+      </w:r>
+      <w:proofErr w:type="spellEnd"/>
+      <w:r>
+        <w:t xml:space="preserve"> </w:t>
+      </w:r>
+      <w:proofErr w:type="spellStart"/>
+      <w:r>
+        <w:t>widely</w:t>
+      </w:r>
+      <w:proofErr w:type="spellEnd"/>
+    </w:p>
+    <w:p>
+      <w:proofErr w:type="spellStart"/>
+      <w:r>
+        <w:t>accepted</w:t>
+      </w:r>
+      <w:proofErr w:type="spellEnd"/>
+      <w:r>
+        <w:t xml:space="preserve"> model </w:t>
+      </w:r>
+      <w:proofErr w:type="spellStart"/>
+      <w:r>
+        <w:t>postulates</w:t>
+      </w:r>
+      <w:proofErr w:type="spellEnd"/>
+      <w:r>
+        <w:t xml:space="preserve"> </w:t>
+      </w:r>
+      <w:proofErr w:type="spellStart"/>
+      <w:r>
+        <w:t>the</w:t>
+      </w:r>
+      <w:proofErr w:type="spellEnd"/>
+      <w:r>
+        <w:t xml:space="preserve"> </w:t>
+      </w:r>
+      <w:proofErr w:type="spellStart"/>
+      <w:r>
+        <w:t>existence</w:t>
+      </w:r>
+      <w:proofErr w:type="spellEnd"/>
+      <w:r>
+        <w:t xml:space="preserve"> </w:t>
+      </w:r>
+      <w:proofErr w:type="spellStart"/>
+      <w:r>
+        <w:t>of</w:t>
+      </w:r>
+      <w:proofErr w:type="spellEnd"/>
+      <w:r>
+        <w:t xml:space="preserve"> </w:t>
+      </w:r>
+      <w:proofErr w:type="spellStart"/>
+      <w:r>
+        <w:t>dark</w:t>
+      </w:r>
+      <w:proofErr w:type="spellEnd"/>
+      <w:r>
+        <w:t xml:space="preserve"> </w:t>
+      </w:r>
+      <w:proofErr w:type="spellStart"/>
+      <w:r>
+        <w:t>matter</w:t>
+      </w:r>
+      <w:proofErr w:type="spellEnd"/>
+      <w:r>
+        <w:t xml:space="preserve"> </w:t>
+      </w:r>
+      <w:proofErr w:type="spellStart"/>
+      <w:r>
+        <w:t>and</w:t>
+      </w:r>
+      <w:proofErr w:type="spellEnd"/>
+      <w:r>
+        <w:t xml:space="preserve">, </w:t>
+      </w:r>
+      <w:proofErr w:type="spellStart"/>
+      <w:r>
+        <w:t>crucially</w:t>
+      </w:r>
+      <w:proofErr w:type="spellEnd"/>
+      <w:r>
+        <w:t>,</w:t>
+      </w:r>
+    </w:p>
+    <w:p>
+      <w:proofErr w:type="spellStart"/>
+      <w:r>
+        <w:t>dark</w:t>
+      </w:r>
+      <w:proofErr w:type="spellEnd"/>
+      <w:r>
+        <w:t xml:space="preserve"> </w:t>
+      </w:r>
+      <w:proofErr w:type="spellStart"/>
+      <w:r>
+        <w:t>energy</w:t>
+      </w:r>
+      <w:proofErr w:type="spellEnd"/>
+      <w:r>
+        <w:t xml:space="preserve"> </w:t>
+      </w:r>
+      <w:proofErr w:type="spellStart"/>
+      <w:r>
+        <w:t>to</w:t>
+      </w:r>
+      <w:proofErr w:type="spellEnd"/>
+      <w:r>
+        <w:t xml:space="preserve"> </w:t>
+      </w:r>
+      <w:proofErr w:type="spellStart"/>
+      <w:r>
+        <w:t>explain</w:t>
+      </w:r>
+      <w:proofErr w:type="spellEnd"/>
+      <w:r>
+        <w:t xml:space="preserve"> </w:t>
+      </w:r>
+      <w:proofErr w:type="spellStart"/>
+      <w:r>
+        <w:t>the</w:t>
+      </w:r>
+      <w:proofErr w:type="spellEnd"/>
+      <w:r>
+        <w:t xml:space="preserve"> </w:t>
+      </w:r>
+      <w:proofErr w:type="spellStart"/>
+      <w:r>
+        <w:t>observed</w:t>
+      </w:r>
+      <w:proofErr w:type="spellEnd"/>
+      <w:r>
+        <w:t xml:space="preserve"> </w:t>
+      </w:r>
+      <w:proofErr w:type="spellStart"/>
+      <w:r>
+        <w:t>accelerated</w:t>
+      </w:r>
+      <w:proofErr w:type="spellEnd"/>
+      <w:r>
+        <w:t xml:space="preserve"> </w:t>
+      </w:r>
+      <w:proofErr w:type="spellStart"/>
+      <w:r>
+        <w:t>expansion</w:t>
+      </w:r>
+      <w:proofErr w:type="spellEnd"/>
+      <w:r>
+        <w:t xml:space="preserve"> </w:t>
+      </w:r>
+      <w:proofErr w:type="spellStart"/>
+      <w:r>
+        <w:t>of</w:t>
+      </w:r>
+      <w:proofErr w:type="spellEnd"/>
+      <w:r>
+        <w:t xml:space="preserve"> </w:t>
+      </w:r>
+      <w:proofErr w:type="spellStart"/>
+      <w:r>
+        <w:t>the</w:t>
+      </w:r>
+      <w:proofErr w:type="spellEnd"/>
+    </w:p>
+    <w:p>
+      <w:r>
+        <w:t xml:space="preserve">universe.1 </w:t>
+      </w:r>
+      <w:proofErr w:type="spellStart"/>
+      <w:r>
+        <w:t>However</w:t>
+      </w:r>
+      <w:proofErr w:type="spellEnd"/>
+      <w:r>
+        <w:t xml:space="preserve">, </w:t>
+      </w:r>
+      <w:proofErr w:type="spellStart"/>
+      <w:r>
+        <w:t>dark</w:t>
+      </w:r>
+      <w:proofErr w:type="spellEnd"/>
+      <w:r>
+        <w:t xml:space="preserve"> </w:t>
+      </w:r>
+      <w:proofErr w:type="spellStart"/>
+      <w:r>
+        <w:t>energy</w:t>
+      </w:r>
+      <w:proofErr w:type="spellEnd"/>
+      <w:r>
+        <w:t xml:space="preserve"> </w:t>
+      </w:r>
+      <w:proofErr w:type="spellStart"/>
+      <w:r>
+        <w:t>remains</w:t>
+      </w:r>
+      <w:proofErr w:type="spellEnd"/>
+      <w:r>
+        <w:t xml:space="preserve"> </w:t>
+      </w:r>
+      <w:proofErr w:type="spellStart"/>
+      <w:r>
+        <w:t>an</w:t>
+      </w:r>
+      <w:proofErr w:type="spellEnd"/>
+      <w:r>
+        <w:t xml:space="preserve"> </w:t>
+      </w:r>
+      <w:proofErr w:type="spellStart"/>
+      <w:r>
+        <w:t>entity</w:t>
+      </w:r>
+      <w:proofErr w:type="spellEnd"/>
+      <w:r>
+        <w:t xml:space="preserve"> </w:t>
+      </w:r>
+      <w:proofErr w:type="spellStart"/>
+      <w:r>
+        <w:t>of</w:t>
+      </w:r>
+      <w:proofErr w:type="spellEnd"/>
+      <w:r>
+        <w:t xml:space="preserve"> </w:t>
+      </w:r>
+      <w:proofErr w:type="spellStart"/>
+      <w:r>
+        <w:t>unknown</w:t>
+      </w:r>
+      <w:proofErr w:type="spellEnd"/>
+      <w:r>
+        <w:t xml:space="preserve"> </w:t>
+      </w:r>
+      <w:proofErr w:type="spellStart"/>
+      <w:r>
+        <w:t>and</w:t>
+      </w:r>
+      <w:proofErr w:type="spellEnd"/>
+    </w:p>
+    <w:p>
+      <w:proofErr w:type="spellStart"/>
+      <w:r>
+        <w:t>undetectable</w:t>
+      </w:r>
+      <w:proofErr w:type="spellEnd"/>
+      <w:r>
+        <w:t xml:space="preserve"> </w:t>
+      </w:r>
+      <w:proofErr w:type="spellStart"/>
+      <w:r>
+        <w:t>origin</w:t>
+      </w:r>
+      <w:proofErr w:type="spellEnd"/>
+      <w:r>
+        <w:t xml:space="preserve">, </w:t>
+      </w:r>
+      <w:proofErr w:type="spellStart"/>
+      <w:r>
+        <w:t>presenting</w:t>
+      </w:r>
+      <w:proofErr w:type="spellEnd"/>
+      <w:r>
+        <w:t xml:space="preserve"> a </w:t>
+      </w:r>
+      <w:proofErr w:type="spellStart"/>
+      <w:r>
+        <w:t>significant</w:t>
+      </w:r>
+      <w:proofErr w:type="spellEnd"/>
+      <w:r>
+        <w:t xml:space="preserve"> </w:t>
+      </w:r>
+      <w:proofErr w:type="spellStart"/>
+      <w:r>
+        <w:t>theoretical</w:t>
+      </w:r>
+      <w:proofErr w:type="spellEnd"/>
+      <w:r>
+        <w:t xml:space="preserve"> challenge.2..."</w:t>
+      </w:r>
+    </w:p>
+    <w:p>
+      <w:hyperlink r:id="rId5" w:history="1">
+        <w:r>
+          <w:rPr>
+            <w:rStyle w:val="Hyperlink"/>
+          </w:rPr>
+          <w:t>https://medcraveonline.com/PAIJ/PAIJ-09-00378.pdf</w:t>
+        </w:r>
+      </w:hyperlink>
+      <w:r>
+        <w:br/>
+      </w:r>
+    </w:p>
+    <w:p/>
+    <w:p>
+      <w:r>
+        <w:t>-------------</w:t>
+      </w:r>
+    </w:p>
+    <w:p/>
     <w:p/>
     <w:p/>
     <w:p>
@@ -215,7 +1108,88 @@
           <w:sz w:val="28"/>
           <w:szCs w:val="28"/>
         </w:rPr>
-        <w:t>The Age of Galaxies as a Determining Factor for Redshift:</w:t>
+        <w:lastRenderedPageBreak/>
+        <w:t xml:space="preserve">The Age </w:t>
+      </w:r>
+      <w:proofErr w:type="spellStart"/>
+      <w:r>
+        <w:rPr>
+          <w:b/>
+          <w:bCs/>
+          <w:sz w:val="28"/>
+          <w:szCs w:val="28"/>
+        </w:rPr>
+        <w:t>of</w:t>
+      </w:r>
+      <w:proofErr w:type="spellEnd"/>
+      <w:r>
+        <w:rPr>
+          <w:b/>
+          <w:bCs/>
+          <w:sz w:val="28"/>
+          <w:szCs w:val="28"/>
+        </w:rPr>
+        <w:t xml:space="preserve"> </w:t>
+      </w:r>
+      <w:proofErr w:type="spellStart"/>
+      <w:r>
+        <w:rPr>
+          <w:b/>
+          <w:bCs/>
+          <w:sz w:val="28"/>
+          <w:szCs w:val="28"/>
+        </w:rPr>
+        <w:t>Galaxies</w:t>
+      </w:r>
+      <w:proofErr w:type="spellEnd"/>
+      <w:r>
+        <w:rPr>
+          <w:b/>
+          <w:bCs/>
+          <w:sz w:val="28"/>
+          <w:szCs w:val="28"/>
+        </w:rPr>
+        <w:t xml:space="preserve"> as a </w:t>
+      </w:r>
+      <w:proofErr w:type="spellStart"/>
+      <w:r>
+        <w:rPr>
+          <w:b/>
+          <w:bCs/>
+          <w:sz w:val="28"/>
+          <w:szCs w:val="28"/>
+        </w:rPr>
+        <w:t>Determining</w:t>
+      </w:r>
+      <w:proofErr w:type="spellEnd"/>
+      <w:r>
+        <w:rPr>
+          <w:b/>
+          <w:bCs/>
+          <w:sz w:val="28"/>
+          <w:szCs w:val="28"/>
+        </w:rPr>
+        <w:t xml:space="preserve"> Factor for </w:t>
+      </w:r>
+      <w:proofErr w:type="spellStart"/>
+      <w:r>
+        <w:rPr>
+          <w:b/>
+          <w:bCs/>
+          <w:sz w:val="28"/>
+          <w:szCs w:val="28"/>
+        </w:rPr>
+        <w:t>Redshift</w:t>
+      </w:r>
+      <w:proofErr w:type="spellEnd"/>
+      <w:r>
+        <w:rPr>
+          <w:b/>
+          <w:bCs/>
+          <w:sz w:val="28"/>
+          <w:szCs w:val="28"/>
+        </w:rPr>
+        <w:t>:</w:t>
       </w:r>
     </w:p>
     <w:p>
@@ -225,67 +1199,735 @@
           <w:szCs w:val="28"/>
         </w:rPr>
       </w:pPr>
-      <w:r>
-        <w:rPr>
-          <w:b/>
-          <w:bCs/>
-          <w:sz w:val="28"/>
-          <w:szCs w:val="28"/>
-        </w:rPr>
-        <w:t xml:space="preserve">An Analysis from </w:t>
-      </w:r>
-      <w:proofErr w:type="gramStart"/>
-      <w:r>
-        <w:rPr>
-          <w:b/>
-          <w:bCs/>
-          <w:sz w:val="28"/>
-          <w:szCs w:val="28"/>
-        </w:rPr>
-        <w:t>the Perspective</w:t>
-      </w:r>
-      <w:proofErr w:type="gramEnd"/>
-      <w:r>
-        <w:rPr>
-          <w:b/>
-          <w:bCs/>
-          <w:sz w:val="28"/>
-          <w:szCs w:val="28"/>
-        </w:rPr>
-        <w:t xml:space="preserve"> of the Decreasing Universe Theory</w:t>
-      </w:r>
+      <w:proofErr w:type="spellStart"/>
+      <w:r>
+        <w:rPr>
+          <w:b/>
+          <w:bCs/>
+          <w:sz w:val="28"/>
+          <w:szCs w:val="28"/>
+        </w:rPr>
+        <w:t>An</w:t>
+      </w:r>
+      <w:proofErr w:type="spellEnd"/>
+      <w:r>
+        <w:rPr>
+          <w:b/>
+          <w:bCs/>
+          <w:sz w:val="28"/>
+          <w:szCs w:val="28"/>
+        </w:rPr>
+        <w:t xml:space="preserve"> </w:t>
+      </w:r>
+      <w:proofErr w:type="spellStart"/>
+      <w:r>
+        <w:rPr>
+          <w:b/>
+          <w:bCs/>
+          <w:sz w:val="28"/>
+          <w:szCs w:val="28"/>
+        </w:rPr>
+        <w:t>Analysis</w:t>
+      </w:r>
+      <w:proofErr w:type="spellEnd"/>
+      <w:r>
+        <w:rPr>
+          <w:b/>
+          <w:bCs/>
+          <w:sz w:val="28"/>
+          <w:szCs w:val="28"/>
+        </w:rPr>
+        <w:t xml:space="preserve"> </w:t>
+      </w:r>
+      <w:proofErr w:type="spellStart"/>
+      <w:r>
+        <w:rPr>
+          <w:b/>
+          <w:bCs/>
+          <w:sz w:val="28"/>
+          <w:szCs w:val="28"/>
+        </w:rPr>
+        <w:t>from</w:t>
+      </w:r>
+      <w:proofErr w:type="spellEnd"/>
+      <w:r>
+        <w:rPr>
+          <w:b/>
+          <w:bCs/>
+          <w:sz w:val="28"/>
+          <w:szCs w:val="28"/>
+        </w:rPr>
+        <w:t xml:space="preserve"> </w:t>
+      </w:r>
+      <w:proofErr w:type="spellStart"/>
+      <w:r>
+        <w:rPr>
+          <w:b/>
+          <w:bCs/>
+          <w:sz w:val="28"/>
+          <w:szCs w:val="28"/>
+        </w:rPr>
+        <w:t>the</w:t>
+      </w:r>
+      <w:proofErr w:type="spellEnd"/>
+      <w:r>
+        <w:rPr>
+          <w:b/>
+          <w:bCs/>
+          <w:sz w:val="28"/>
+          <w:szCs w:val="28"/>
+        </w:rPr>
+        <w:t xml:space="preserve"> Perspective </w:t>
+      </w:r>
+      <w:proofErr w:type="spellStart"/>
+      <w:r>
+        <w:rPr>
+          <w:b/>
+          <w:bCs/>
+          <w:sz w:val="28"/>
+          <w:szCs w:val="28"/>
+        </w:rPr>
+        <w:t>of</w:t>
+      </w:r>
+      <w:proofErr w:type="spellEnd"/>
+      <w:r>
+        <w:rPr>
+          <w:b/>
+          <w:bCs/>
+          <w:sz w:val="28"/>
+          <w:szCs w:val="28"/>
+        </w:rPr>
+        <w:t xml:space="preserve"> </w:t>
+      </w:r>
+      <w:proofErr w:type="spellStart"/>
+      <w:r>
+        <w:rPr>
+          <w:b/>
+          <w:bCs/>
+          <w:sz w:val="28"/>
+          <w:szCs w:val="28"/>
+        </w:rPr>
+        <w:t>the</w:t>
+      </w:r>
+      <w:proofErr w:type="spellEnd"/>
+      <w:r>
+        <w:rPr>
+          <w:b/>
+          <w:bCs/>
+          <w:sz w:val="28"/>
+          <w:szCs w:val="28"/>
+        </w:rPr>
+        <w:t xml:space="preserve"> </w:t>
+      </w:r>
+      <w:proofErr w:type="spellStart"/>
+      <w:r>
+        <w:rPr>
+          <w:b/>
+          <w:bCs/>
+          <w:sz w:val="28"/>
+          <w:szCs w:val="28"/>
+        </w:rPr>
+        <w:t>Decreasing</w:t>
+      </w:r>
+      <w:proofErr w:type="spellEnd"/>
+      <w:r>
+        <w:rPr>
+          <w:b/>
+          <w:bCs/>
+          <w:sz w:val="28"/>
+          <w:szCs w:val="28"/>
+        </w:rPr>
+        <w:t xml:space="preserve"> Universe </w:t>
+      </w:r>
+      <w:proofErr w:type="spellStart"/>
+      <w:r>
+        <w:rPr>
+          <w:b/>
+          <w:bCs/>
+          <w:sz w:val="28"/>
+          <w:szCs w:val="28"/>
+        </w:rPr>
+        <w:t>Theory</w:t>
+      </w:r>
+      <w:proofErr w:type="spellEnd"/>
     </w:p>
     <w:p/>
     <w:p>
       <w:r>
-        <w:t xml:space="preserve">"The Decreasing Universe (D.U.) theory proposes that the gravitational field induces a continuous contraction of space, offering an alternative explanation for cosmological redshift. </w:t>
+        <w:t xml:space="preserve">"The </w:t>
+      </w:r>
+      <w:proofErr w:type="spellStart"/>
+      <w:r>
+        <w:t>Decreasing</w:t>
+      </w:r>
+      <w:proofErr w:type="spellEnd"/>
+      <w:r>
+        <w:t xml:space="preserve"> Universe (D.U.) </w:t>
+      </w:r>
+      <w:proofErr w:type="spellStart"/>
+      <w:r>
+        <w:t>theory</w:t>
+      </w:r>
+      <w:proofErr w:type="spellEnd"/>
+      <w:r>
+        <w:t xml:space="preserve"> </w:t>
+      </w:r>
+      <w:proofErr w:type="spellStart"/>
+      <w:r>
+        <w:t>proposes</w:t>
+      </w:r>
+      <w:proofErr w:type="spellEnd"/>
+      <w:r>
+        <w:t xml:space="preserve"> </w:t>
+      </w:r>
+      <w:proofErr w:type="spellStart"/>
+      <w:r>
+        <w:t>that</w:t>
+      </w:r>
+      <w:proofErr w:type="spellEnd"/>
+      <w:r>
+        <w:t xml:space="preserve"> </w:t>
+      </w:r>
+      <w:proofErr w:type="spellStart"/>
+      <w:r>
+        <w:t>the</w:t>
+      </w:r>
+      <w:proofErr w:type="spellEnd"/>
+      <w:r>
+        <w:t xml:space="preserve"> </w:t>
+      </w:r>
+      <w:proofErr w:type="spellStart"/>
+      <w:r>
+        <w:t>gravitational</w:t>
+      </w:r>
+      <w:proofErr w:type="spellEnd"/>
+      <w:r>
+        <w:t xml:space="preserve"> </w:t>
+      </w:r>
+      <w:proofErr w:type="spellStart"/>
+      <w:r>
+        <w:t>field</w:t>
+      </w:r>
+      <w:proofErr w:type="spellEnd"/>
+      <w:r>
+        <w:t xml:space="preserve"> </w:t>
+      </w:r>
+      <w:proofErr w:type="spellStart"/>
+      <w:r>
+        <w:t>induces</w:t>
+      </w:r>
+      <w:proofErr w:type="spellEnd"/>
+      <w:r>
+        <w:t xml:space="preserve"> a </w:t>
+      </w:r>
+      <w:proofErr w:type="spellStart"/>
+      <w:r>
+        <w:t>continuous</w:t>
+      </w:r>
+      <w:proofErr w:type="spellEnd"/>
+      <w:r>
+        <w:t xml:space="preserve"> </w:t>
+      </w:r>
+      <w:proofErr w:type="spellStart"/>
+      <w:r>
+        <w:t>contraction</w:t>
+      </w:r>
+      <w:proofErr w:type="spellEnd"/>
+      <w:r>
+        <w:t xml:space="preserve"> </w:t>
+      </w:r>
+      <w:proofErr w:type="spellStart"/>
+      <w:r>
+        <w:t>of</w:t>
+      </w:r>
+      <w:proofErr w:type="spellEnd"/>
+      <w:r>
+        <w:t xml:space="preserve"> </w:t>
+      </w:r>
+      <w:proofErr w:type="spellStart"/>
+      <w:r>
+        <w:t>space</w:t>
+      </w:r>
+      <w:proofErr w:type="spellEnd"/>
+      <w:r>
+        <w:t xml:space="preserve">, </w:t>
+      </w:r>
+      <w:proofErr w:type="spellStart"/>
+      <w:r>
+        <w:t>offering</w:t>
+      </w:r>
+      <w:proofErr w:type="spellEnd"/>
+      <w:r>
+        <w:t xml:space="preserve"> </w:t>
+      </w:r>
+      <w:proofErr w:type="spellStart"/>
+      <w:r>
+        <w:t>an</w:t>
+      </w:r>
+      <w:proofErr w:type="spellEnd"/>
+      <w:r>
+        <w:t xml:space="preserve"> </w:t>
+      </w:r>
+      <w:proofErr w:type="spellStart"/>
+      <w:r>
+        <w:t>alternative</w:t>
+      </w:r>
+      <w:proofErr w:type="spellEnd"/>
+      <w:r>
+        <w:t xml:space="preserve"> </w:t>
+      </w:r>
+      <w:proofErr w:type="spellStart"/>
+      <w:r>
+        <w:t>explanation</w:t>
+      </w:r>
+      <w:proofErr w:type="spellEnd"/>
+      <w:r>
+        <w:t xml:space="preserve"> for </w:t>
+      </w:r>
+      <w:proofErr w:type="spellStart"/>
+      <w:r>
+        <w:t>cosmological</w:t>
+      </w:r>
+      <w:proofErr w:type="spellEnd"/>
+      <w:r>
+        <w:t xml:space="preserve"> </w:t>
+      </w:r>
+      <w:proofErr w:type="spellStart"/>
+      <w:r>
+        <w:t>redshift</w:t>
+      </w:r>
+      <w:proofErr w:type="spellEnd"/>
+      <w:r>
+        <w:t xml:space="preserve">. </w:t>
       </w:r>
     </w:p>
     <w:p>
       <w:r>
-        <w:t xml:space="preserve">A crucial and logical deduction from this theory is that a galaxy's time of exposure to the gravitational field, i.e., its age, should directly influence the observed redshift. </w:t>
+        <w:t xml:space="preserve">A crucial </w:t>
+      </w:r>
+      <w:proofErr w:type="spellStart"/>
+      <w:r>
+        <w:t>and</w:t>
+      </w:r>
+      <w:proofErr w:type="spellEnd"/>
+      <w:r>
+        <w:t xml:space="preserve"> </w:t>
+      </w:r>
+      <w:proofErr w:type="spellStart"/>
+      <w:r>
+        <w:t>logical</w:t>
+      </w:r>
+      <w:proofErr w:type="spellEnd"/>
+      <w:r>
+        <w:t xml:space="preserve"> </w:t>
+      </w:r>
+      <w:proofErr w:type="spellStart"/>
+      <w:r>
+        <w:t>deduction</w:t>
+      </w:r>
+      <w:proofErr w:type="spellEnd"/>
+      <w:r>
+        <w:t xml:space="preserve"> </w:t>
+      </w:r>
+      <w:proofErr w:type="spellStart"/>
+      <w:r>
+        <w:t>from</w:t>
+      </w:r>
+      <w:proofErr w:type="spellEnd"/>
+      <w:r>
+        <w:t xml:space="preserve"> </w:t>
+      </w:r>
+      <w:proofErr w:type="spellStart"/>
+      <w:r>
+        <w:t>this</w:t>
+      </w:r>
+      <w:proofErr w:type="spellEnd"/>
+      <w:r>
+        <w:t xml:space="preserve"> </w:t>
+      </w:r>
+      <w:proofErr w:type="spellStart"/>
+      <w:r>
+        <w:t>theory</w:t>
+      </w:r>
+      <w:proofErr w:type="spellEnd"/>
+      <w:r>
+        <w:t xml:space="preserve"> </w:t>
+      </w:r>
+      <w:proofErr w:type="spellStart"/>
+      <w:r>
+        <w:t>is</w:t>
+      </w:r>
+      <w:proofErr w:type="spellEnd"/>
+      <w:r>
+        <w:t xml:space="preserve"> </w:t>
+      </w:r>
+      <w:proofErr w:type="spellStart"/>
+      <w:r>
+        <w:t>that</w:t>
+      </w:r>
+      <w:proofErr w:type="spellEnd"/>
+      <w:r>
+        <w:t xml:space="preserve"> a </w:t>
+      </w:r>
+      <w:proofErr w:type="spellStart"/>
+      <w:r>
+        <w:t>galaxy's</w:t>
+      </w:r>
+      <w:proofErr w:type="spellEnd"/>
+      <w:r>
+        <w:t xml:space="preserve"> time </w:t>
+      </w:r>
+      <w:proofErr w:type="spellStart"/>
+      <w:r>
+        <w:t>of</w:t>
+      </w:r>
+      <w:proofErr w:type="spellEnd"/>
+      <w:r>
+        <w:t xml:space="preserve"> </w:t>
+      </w:r>
+      <w:proofErr w:type="spellStart"/>
+      <w:r>
+        <w:t>exposure</w:t>
+      </w:r>
+      <w:proofErr w:type="spellEnd"/>
+      <w:r>
+        <w:t xml:space="preserve"> </w:t>
+      </w:r>
+      <w:proofErr w:type="spellStart"/>
+      <w:r>
+        <w:t>to</w:t>
+      </w:r>
+      <w:proofErr w:type="spellEnd"/>
+      <w:r>
+        <w:t xml:space="preserve"> </w:t>
+      </w:r>
+      <w:proofErr w:type="spellStart"/>
+      <w:r>
+        <w:t>the</w:t>
+      </w:r>
+      <w:proofErr w:type="spellEnd"/>
+      <w:r>
+        <w:t xml:space="preserve"> </w:t>
+      </w:r>
+      <w:proofErr w:type="spellStart"/>
+      <w:r>
+        <w:t>gravitational</w:t>
+      </w:r>
+      <w:proofErr w:type="spellEnd"/>
+      <w:r>
+        <w:t xml:space="preserve"> </w:t>
+      </w:r>
+      <w:proofErr w:type="spellStart"/>
+      <w:r>
+        <w:t>field</w:t>
+      </w:r>
+      <w:proofErr w:type="spellEnd"/>
+      <w:r>
+        <w:t xml:space="preserve">, i.e., its age, </w:t>
+      </w:r>
+      <w:proofErr w:type="spellStart"/>
+      <w:r>
+        <w:t>should</w:t>
+      </w:r>
+      <w:proofErr w:type="spellEnd"/>
+      <w:r>
+        <w:t xml:space="preserve"> </w:t>
+      </w:r>
+      <w:proofErr w:type="spellStart"/>
+      <w:r>
+        <w:t>directly</w:t>
+      </w:r>
+      <w:proofErr w:type="spellEnd"/>
+      <w:r>
+        <w:t xml:space="preserve"> </w:t>
+      </w:r>
+      <w:proofErr w:type="spellStart"/>
+      <w:r>
+        <w:t>influence</w:t>
+      </w:r>
+      <w:proofErr w:type="spellEnd"/>
+      <w:r>
+        <w:t xml:space="preserve"> </w:t>
+      </w:r>
+      <w:proofErr w:type="spellStart"/>
+      <w:r>
+        <w:t>the</w:t>
+      </w:r>
+      <w:proofErr w:type="spellEnd"/>
+      <w:r>
+        <w:t xml:space="preserve"> </w:t>
+      </w:r>
+      <w:proofErr w:type="spellStart"/>
+      <w:r>
+        <w:t>observed</w:t>
+      </w:r>
+      <w:proofErr w:type="spellEnd"/>
+      <w:r>
+        <w:t xml:space="preserve"> </w:t>
+      </w:r>
+      <w:proofErr w:type="spellStart"/>
+      <w:r>
+        <w:t>redshift</w:t>
+      </w:r>
+      <w:proofErr w:type="spellEnd"/>
+      <w:r>
+        <w:t xml:space="preserve">. </w:t>
       </w:r>
     </w:p>
     <w:p>
-      <w:r>
-        <w:t xml:space="preserve">Older </w:t>
-      </w:r>
-      <w:proofErr w:type="gramStart"/>
+      <w:proofErr w:type="spellStart"/>
+      <w:r>
+        <w:t>Older</w:t>
+      </w:r>
+      <w:proofErr w:type="spellEnd"/>
+      <w:r>
+        <w:t xml:space="preserve"> </w:t>
+      </w:r>
+      <w:proofErr w:type="spellStart"/>
       <w:r>
         <w:t>galaxies,having</w:t>
       </w:r>
-      <w:proofErr w:type="gramEnd"/>
-      <w:r>
-        <w:t xml:space="preserve"> accumulated more time under spatial contraction, should exhibit a smaller redshift.</w:t>
+      <w:proofErr w:type="spellEnd"/>
+      <w:r>
+        <w:t xml:space="preserve"> </w:t>
+      </w:r>
+      <w:proofErr w:type="spellStart"/>
+      <w:r>
+        <w:t>accumulated</w:t>
+      </w:r>
+      <w:proofErr w:type="spellEnd"/>
+      <w:r>
+        <w:t xml:space="preserve"> more time </w:t>
+      </w:r>
+      <w:proofErr w:type="spellStart"/>
+      <w:r>
+        <w:t>under</w:t>
+      </w:r>
+      <w:proofErr w:type="spellEnd"/>
+      <w:r>
+        <w:t xml:space="preserve"> </w:t>
+      </w:r>
+      <w:proofErr w:type="spellStart"/>
+      <w:r>
+        <w:t>spatial</w:t>
+      </w:r>
+      <w:proofErr w:type="spellEnd"/>
+      <w:r>
+        <w:t xml:space="preserve"> </w:t>
+      </w:r>
+      <w:proofErr w:type="spellStart"/>
+      <w:r>
+        <w:t>contraction</w:t>
+      </w:r>
+      <w:proofErr w:type="spellEnd"/>
+      <w:r>
+        <w:t xml:space="preserve">, </w:t>
+      </w:r>
+      <w:proofErr w:type="spellStart"/>
+      <w:r>
+        <w:t>should</w:t>
+      </w:r>
+      <w:proofErr w:type="spellEnd"/>
+      <w:r>
+        <w:t xml:space="preserve"> </w:t>
+      </w:r>
+      <w:proofErr w:type="spellStart"/>
+      <w:r>
+        <w:t>exhibit</w:t>
+      </w:r>
+      <w:proofErr w:type="spellEnd"/>
+      <w:r>
+        <w:t xml:space="preserve"> a </w:t>
+      </w:r>
+      <w:proofErr w:type="spellStart"/>
+      <w:r>
+        <w:t>smaller</w:t>
+      </w:r>
+      <w:proofErr w:type="spellEnd"/>
+      <w:r>
+        <w:t xml:space="preserve"> </w:t>
+      </w:r>
+      <w:proofErr w:type="spellStart"/>
+      <w:r>
+        <w:t>redshift</w:t>
+      </w:r>
+      <w:proofErr w:type="spellEnd"/>
+      <w:r>
+        <w:t>.</w:t>
       </w:r>
     </w:p>
     <w:p>
-      <w:r>
-        <w:t>This article examines this prediction, using the observed redshift difference between old (elliptical) and young (spiral) galaxies in clusters as a primary observational test for the D.U. theory."</w:t>
+      <w:proofErr w:type="spellStart"/>
+      <w:r>
+        <w:t>This</w:t>
+      </w:r>
+      <w:proofErr w:type="spellEnd"/>
+      <w:r>
+        <w:t xml:space="preserve"> </w:t>
+      </w:r>
+      <w:proofErr w:type="spellStart"/>
+      <w:r>
+        <w:t>article</w:t>
+      </w:r>
+      <w:proofErr w:type="spellEnd"/>
+      <w:r>
+        <w:t xml:space="preserve"> examines </w:t>
+      </w:r>
+      <w:proofErr w:type="spellStart"/>
+      <w:r>
+        <w:t>this</w:t>
+      </w:r>
+      <w:proofErr w:type="spellEnd"/>
+      <w:r>
+        <w:t xml:space="preserve"> </w:t>
+      </w:r>
+      <w:proofErr w:type="spellStart"/>
+      <w:r>
+        <w:t>prediction</w:t>
+      </w:r>
+      <w:proofErr w:type="spellEnd"/>
+      <w:r>
+        <w:t xml:space="preserve">, </w:t>
+      </w:r>
+      <w:proofErr w:type="spellStart"/>
+      <w:r>
+        <w:t>using</w:t>
+      </w:r>
+      <w:proofErr w:type="spellEnd"/>
+      <w:r>
+        <w:t xml:space="preserve"> </w:t>
+      </w:r>
+      <w:proofErr w:type="spellStart"/>
+      <w:r>
+        <w:t>the</w:t>
+      </w:r>
+      <w:proofErr w:type="spellEnd"/>
+      <w:r>
+        <w:t xml:space="preserve"> </w:t>
+      </w:r>
+      <w:proofErr w:type="spellStart"/>
+      <w:r>
+        <w:t>observed</w:t>
+      </w:r>
+      <w:proofErr w:type="spellEnd"/>
+      <w:r>
+        <w:t xml:space="preserve"> </w:t>
+      </w:r>
+      <w:proofErr w:type="spellStart"/>
+      <w:r>
+        <w:t>redshift</w:t>
+      </w:r>
+      <w:proofErr w:type="spellEnd"/>
+      <w:r>
+        <w:t xml:space="preserve"> </w:t>
+      </w:r>
+      <w:proofErr w:type="spellStart"/>
+      <w:r>
+        <w:t>difference</w:t>
+      </w:r>
+      <w:proofErr w:type="spellEnd"/>
+      <w:r>
+        <w:t xml:space="preserve"> </w:t>
+      </w:r>
+      <w:proofErr w:type="spellStart"/>
+      <w:r>
+        <w:t>between</w:t>
+      </w:r>
+      <w:proofErr w:type="spellEnd"/>
+      <w:r>
+        <w:t xml:space="preserve"> </w:t>
+      </w:r>
+      <w:proofErr w:type="spellStart"/>
+      <w:r>
+        <w:t>old</w:t>
+      </w:r>
+      <w:proofErr w:type="spellEnd"/>
+      <w:r>
+        <w:t xml:space="preserve"> (</w:t>
+      </w:r>
+      <w:proofErr w:type="spellStart"/>
+      <w:r>
+        <w:t>elliptical</w:t>
+      </w:r>
+      <w:proofErr w:type="spellEnd"/>
+      <w:r>
+        <w:t xml:space="preserve">) </w:t>
+      </w:r>
+      <w:proofErr w:type="spellStart"/>
+      <w:r>
+        <w:t>and</w:t>
+      </w:r>
+      <w:proofErr w:type="spellEnd"/>
+      <w:r>
+        <w:t xml:space="preserve"> </w:t>
+      </w:r>
+      <w:proofErr w:type="spellStart"/>
+      <w:r>
+        <w:t>young</w:t>
+      </w:r>
+      <w:proofErr w:type="spellEnd"/>
+      <w:r>
+        <w:t xml:space="preserve"> (</w:t>
+      </w:r>
+      <w:proofErr w:type="spellStart"/>
+      <w:r>
+        <w:t>spiral</w:t>
+      </w:r>
+      <w:proofErr w:type="spellEnd"/>
+      <w:r>
+        <w:t xml:space="preserve">) </w:t>
+      </w:r>
+      <w:proofErr w:type="spellStart"/>
+      <w:r>
+        <w:t>galaxies</w:t>
+      </w:r>
+      <w:proofErr w:type="spellEnd"/>
+      <w:r>
+        <w:t xml:space="preserve"> in clusters as a </w:t>
+      </w:r>
+      <w:proofErr w:type="spellStart"/>
+      <w:r>
+        <w:t>primary</w:t>
+      </w:r>
+      <w:proofErr w:type="spellEnd"/>
+      <w:r>
+        <w:t xml:space="preserve"> </w:t>
+      </w:r>
+      <w:proofErr w:type="spellStart"/>
+      <w:r>
+        <w:t>observational</w:t>
+      </w:r>
+      <w:proofErr w:type="spellEnd"/>
+      <w:r>
+        <w:t xml:space="preserve"> </w:t>
+      </w:r>
+      <w:proofErr w:type="spellStart"/>
+      <w:r>
+        <w:t>test</w:t>
+      </w:r>
+      <w:proofErr w:type="spellEnd"/>
+      <w:r>
+        <w:t xml:space="preserve"> for </w:t>
+      </w:r>
+      <w:proofErr w:type="spellStart"/>
+      <w:r>
+        <w:t>the</w:t>
+      </w:r>
+      <w:proofErr w:type="spellEnd"/>
+      <w:r>
+        <w:t xml:space="preserve"> D.U. </w:t>
+      </w:r>
+      <w:proofErr w:type="spellStart"/>
+      <w:r>
+        <w:t>theory</w:t>
+      </w:r>
+      <w:proofErr w:type="spellEnd"/>
+      <w:r>
+        <w:t>."</w:t>
       </w:r>
     </w:p>
     <w:p>
-      <w:hyperlink r:id="rId5" w:history="1">
+      <w:hyperlink r:id="rId6" w:history="1">
         <w:r>
           <w:rPr>
             <w:rStyle w:val="Hyperlink"/>
@@ -296,7 +1938,7 @@
     </w:p>
     <w:p>
       <w:r>
-        <w:t>-----------------------</w:t>
+        <w:t>----------------------</w:t>
       </w:r>
     </w:p>
     <w:p>
@@ -318,35 +1960,932 @@
           <w:szCs w:val="28"/>
         </w:rPr>
       </w:pPr>
-      <w:r>
-        <w:rPr>
-          <w:b/>
-          <w:bCs/>
-          <w:sz w:val="28"/>
-          <w:szCs w:val="28"/>
-        </w:rPr>
-        <w:lastRenderedPageBreak/>
-        <w:t>Analysis of Mass-Redshift Correlation in Velocity Matched Subgroups: A Rigorous Test for the Decreasing Universe Theory</w:t>
-      </w:r>
+      <w:proofErr w:type="spellStart"/>
+      <w:r>
+        <w:rPr>
+          <w:b/>
+          <w:bCs/>
+          <w:sz w:val="28"/>
+          <w:szCs w:val="28"/>
+        </w:rPr>
+        <w:t>Analysis</w:t>
+      </w:r>
+      <w:proofErr w:type="spellEnd"/>
+      <w:r>
+        <w:rPr>
+          <w:b/>
+          <w:bCs/>
+          <w:sz w:val="28"/>
+          <w:szCs w:val="28"/>
+        </w:rPr>
+        <w:t xml:space="preserve"> </w:t>
+      </w:r>
+      <w:proofErr w:type="spellStart"/>
+      <w:r>
+        <w:rPr>
+          <w:b/>
+          <w:bCs/>
+          <w:sz w:val="28"/>
+          <w:szCs w:val="28"/>
+        </w:rPr>
+        <w:t>of</w:t>
+      </w:r>
+      <w:proofErr w:type="spellEnd"/>
+      <w:r>
+        <w:rPr>
+          <w:b/>
+          <w:bCs/>
+          <w:sz w:val="28"/>
+          <w:szCs w:val="28"/>
+        </w:rPr>
+        <w:t xml:space="preserve"> Mass-</w:t>
+      </w:r>
+      <w:proofErr w:type="spellStart"/>
+      <w:r>
+        <w:rPr>
+          <w:b/>
+          <w:bCs/>
+          <w:sz w:val="28"/>
+          <w:szCs w:val="28"/>
+        </w:rPr>
+        <w:t>Redshift</w:t>
+      </w:r>
+      <w:proofErr w:type="spellEnd"/>
+      <w:r>
+        <w:rPr>
+          <w:b/>
+          <w:bCs/>
+          <w:sz w:val="28"/>
+          <w:szCs w:val="28"/>
+        </w:rPr>
+        <w:t xml:space="preserve"> </w:t>
+      </w:r>
+      <w:proofErr w:type="spellStart"/>
+      <w:r>
+        <w:rPr>
+          <w:b/>
+          <w:bCs/>
+          <w:sz w:val="28"/>
+          <w:szCs w:val="28"/>
+        </w:rPr>
+        <w:t>Correlation</w:t>
+      </w:r>
+      <w:proofErr w:type="spellEnd"/>
+      <w:r>
+        <w:rPr>
+          <w:b/>
+          <w:bCs/>
+          <w:sz w:val="28"/>
+          <w:szCs w:val="28"/>
+        </w:rPr>
+        <w:t xml:space="preserve"> in </w:t>
+      </w:r>
+      <w:proofErr w:type="spellStart"/>
+      <w:r>
+        <w:rPr>
+          <w:b/>
+          <w:bCs/>
+          <w:sz w:val="28"/>
+          <w:szCs w:val="28"/>
+        </w:rPr>
+        <w:t>Velocity</w:t>
+      </w:r>
+      <w:proofErr w:type="spellEnd"/>
+      <w:r>
+        <w:rPr>
+          <w:b/>
+          <w:bCs/>
+          <w:sz w:val="28"/>
+          <w:szCs w:val="28"/>
+        </w:rPr>
+        <w:t xml:space="preserve"> </w:t>
+      </w:r>
+      <w:proofErr w:type="spellStart"/>
+      <w:r>
+        <w:rPr>
+          <w:b/>
+          <w:bCs/>
+          <w:sz w:val="28"/>
+          <w:szCs w:val="28"/>
+        </w:rPr>
+        <w:t>Matched</w:t>
+      </w:r>
+      <w:proofErr w:type="spellEnd"/>
+      <w:r>
+        <w:rPr>
+          <w:b/>
+          <w:bCs/>
+          <w:sz w:val="28"/>
+          <w:szCs w:val="28"/>
+        </w:rPr>
+        <w:t xml:space="preserve"> </w:t>
+      </w:r>
+      <w:proofErr w:type="spellStart"/>
+      <w:r>
+        <w:rPr>
+          <w:b/>
+          <w:bCs/>
+          <w:sz w:val="28"/>
+          <w:szCs w:val="28"/>
+        </w:rPr>
+        <w:t>Subgroups</w:t>
+      </w:r>
+      <w:proofErr w:type="spellEnd"/>
+      <w:r>
+        <w:rPr>
+          <w:b/>
+          <w:bCs/>
+          <w:sz w:val="28"/>
+          <w:szCs w:val="28"/>
+        </w:rPr>
+        <w:t xml:space="preserve">: A </w:t>
+      </w:r>
+      <w:proofErr w:type="spellStart"/>
+      <w:r>
+        <w:rPr>
+          <w:b/>
+          <w:bCs/>
+          <w:sz w:val="28"/>
+          <w:szCs w:val="28"/>
+        </w:rPr>
+        <w:t>Rigorous</w:t>
+      </w:r>
+      <w:proofErr w:type="spellEnd"/>
+      <w:r>
+        <w:rPr>
+          <w:b/>
+          <w:bCs/>
+          <w:sz w:val="28"/>
+          <w:szCs w:val="28"/>
+        </w:rPr>
+        <w:t xml:space="preserve"> Test for </w:t>
+      </w:r>
+      <w:proofErr w:type="spellStart"/>
+      <w:r>
+        <w:rPr>
+          <w:b/>
+          <w:bCs/>
+          <w:sz w:val="28"/>
+          <w:szCs w:val="28"/>
+        </w:rPr>
+        <w:t>the</w:t>
+      </w:r>
+      <w:proofErr w:type="spellEnd"/>
+      <w:r>
+        <w:rPr>
+          <w:b/>
+          <w:bCs/>
+          <w:sz w:val="28"/>
+          <w:szCs w:val="28"/>
+        </w:rPr>
+        <w:t xml:space="preserve"> </w:t>
+      </w:r>
+      <w:proofErr w:type="spellStart"/>
+      <w:r>
+        <w:rPr>
+          <w:b/>
+          <w:bCs/>
+          <w:sz w:val="28"/>
+          <w:szCs w:val="28"/>
+        </w:rPr>
+        <w:t>Decreasing</w:t>
+      </w:r>
+      <w:proofErr w:type="spellEnd"/>
+      <w:r>
+        <w:rPr>
+          <w:b/>
+          <w:bCs/>
+          <w:sz w:val="28"/>
+          <w:szCs w:val="28"/>
+        </w:rPr>
+        <w:t xml:space="preserve"> Universe </w:t>
+      </w:r>
+      <w:proofErr w:type="spellStart"/>
+      <w:r>
+        <w:rPr>
+          <w:b/>
+          <w:bCs/>
+          <w:sz w:val="28"/>
+          <w:szCs w:val="28"/>
+        </w:rPr>
+        <w:t>Theory</w:t>
+      </w:r>
+      <w:proofErr w:type="spellEnd"/>
     </w:p>
     <w:p>
       <w:r>
-        <w:t xml:space="preserve">The Decreasing Universe (D.U.) theory proposes that the gravitational field induces a continuous spatial contraction, predicting that more massive galaxies should exhibit a smaller redshift at the same distance.  </w:t>
+        <w:t xml:space="preserve">The </w:t>
+      </w:r>
+      <w:proofErr w:type="spellStart"/>
+      <w:r>
+        <w:t>Decreasing</w:t>
+      </w:r>
+      <w:proofErr w:type="spellEnd"/>
+      <w:r>
+        <w:t xml:space="preserve"> Universe (D.U.) </w:t>
+      </w:r>
+      <w:proofErr w:type="spellStart"/>
+      <w:r>
+        <w:t>theory</w:t>
+      </w:r>
+      <w:proofErr w:type="spellEnd"/>
+      <w:r>
+        <w:t xml:space="preserve"> </w:t>
+      </w:r>
+      <w:proofErr w:type="spellStart"/>
+      <w:r>
+        <w:t>proposes</w:t>
+      </w:r>
+      <w:proofErr w:type="spellEnd"/>
+      <w:r>
+        <w:t xml:space="preserve"> </w:t>
+      </w:r>
+      <w:proofErr w:type="spellStart"/>
+      <w:r>
+        <w:t>that</w:t>
+      </w:r>
+      <w:proofErr w:type="spellEnd"/>
+      <w:r>
+        <w:t xml:space="preserve"> </w:t>
+      </w:r>
+      <w:proofErr w:type="spellStart"/>
+      <w:r>
+        <w:t>the</w:t>
+      </w:r>
+      <w:proofErr w:type="spellEnd"/>
+      <w:r>
+        <w:t xml:space="preserve"> </w:t>
+      </w:r>
+      <w:proofErr w:type="spellStart"/>
+      <w:r>
+        <w:t>gravitational</w:t>
+      </w:r>
+      <w:proofErr w:type="spellEnd"/>
+      <w:r>
+        <w:t xml:space="preserve"> </w:t>
+      </w:r>
+      <w:proofErr w:type="spellStart"/>
+      <w:r>
+        <w:t>field</w:t>
+      </w:r>
+      <w:proofErr w:type="spellEnd"/>
+      <w:r>
+        <w:t xml:space="preserve"> </w:t>
+      </w:r>
+      <w:proofErr w:type="spellStart"/>
+      <w:r>
+        <w:t>induces</w:t>
+      </w:r>
+      <w:proofErr w:type="spellEnd"/>
+      <w:r>
+        <w:t xml:space="preserve"> a </w:t>
+      </w:r>
+      <w:proofErr w:type="spellStart"/>
+      <w:r>
+        <w:t>continuous</w:t>
+      </w:r>
+      <w:proofErr w:type="spellEnd"/>
+      <w:r>
+        <w:t xml:space="preserve"> </w:t>
+      </w:r>
+      <w:proofErr w:type="spellStart"/>
+      <w:r>
+        <w:t>spatial</w:t>
+      </w:r>
+      <w:proofErr w:type="spellEnd"/>
+      <w:r>
+        <w:t xml:space="preserve"> </w:t>
+      </w:r>
+      <w:proofErr w:type="spellStart"/>
+      <w:r>
+        <w:t>contraction</w:t>
+      </w:r>
+      <w:proofErr w:type="spellEnd"/>
+      <w:r>
+        <w:t xml:space="preserve">, </w:t>
+      </w:r>
+      <w:proofErr w:type="spellStart"/>
+      <w:r>
+        <w:t>predicting</w:t>
+      </w:r>
+      <w:proofErr w:type="spellEnd"/>
+      <w:r>
+        <w:t xml:space="preserve"> </w:t>
+      </w:r>
+      <w:proofErr w:type="spellStart"/>
+      <w:r>
+        <w:t>that</w:t>
+      </w:r>
+      <w:proofErr w:type="spellEnd"/>
+      <w:r>
+        <w:t xml:space="preserve"> more </w:t>
+      </w:r>
+      <w:proofErr w:type="spellStart"/>
+      <w:r>
+        <w:t>massive</w:t>
+      </w:r>
+      <w:proofErr w:type="spellEnd"/>
+      <w:r>
+        <w:t xml:space="preserve"> </w:t>
+      </w:r>
+      <w:proofErr w:type="spellStart"/>
+      <w:r>
+        <w:t>galaxies</w:t>
+      </w:r>
+      <w:proofErr w:type="spellEnd"/>
+      <w:r>
+        <w:t xml:space="preserve"> </w:t>
+      </w:r>
+      <w:proofErr w:type="spellStart"/>
+      <w:r>
+        <w:t>should</w:t>
+      </w:r>
+      <w:proofErr w:type="spellEnd"/>
+      <w:r>
+        <w:t xml:space="preserve"> </w:t>
+      </w:r>
+      <w:proofErr w:type="spellStart"/>
+      <w:r>
+        <w:t>exhibit</w:t>
+      </w:r>
+      <w:proofErr w:type="spellEnd"/>
+      <w:r>
+        <w:t xml:space="preserve"> a </w:t>
+      </w:r>
+      <w:proofErr w:type="spellStart"/>
+      <w:r>
+        <w:t>smaller</w:t>
+      </w:r>
+      <w:proofErr w:type="spellEnd"/>
+      <w:r>
+        <w:t xml:space="preserve"> </w:t>
+      </w:r>
+      <w:proofErr w:type="spellStart"/>
+      <w:r>
+        <w:t>redshift</w:t>
+      </w:r>
+      <w:proofErr w:type="spellEnd"/>
+      <w:r>
+        <w:t xml:space="preserve"> </w:t>
+      </w:r>
+      <w:proofErr w:type="spellStart"/>
+      <w:r>
+        <w:t>at</w:t>
+      </w:r>
+      <w:proofErr w:type="spellEnd"/>
+      <w:r>
+        <w:t xml:space="preserve"> </w:t>
+      </w:r>
+      <w:proofErr w:type="spellStart"/>
+      <w:r>
+        <w:t>the</w:t>
+      </w:r>
+      <w:proofErr w:type="spellEnd"/>
+      <w:r>
+        <w:t xml:space="preserve"> </w:t>
+      </w:r>
+      <w:proofErr w:type="spellStart"/>
+      <w:r>
+        <w:t>same</w:t>
+      </w:r>
+      <w:proofErr w:type="spellEnd"/>
+      <w:r>
+        <w:t xml:space="preserve"> </w:t>
+      </w:r>
+      <w:proofErr w:type="spellStart"/>
+      <w:r>
+        <w:t>distance</w:t>
+      </w:r>
+      <w:proofErr w:type="spellEnd"/>
+      <w:r>
+        <w:t xml:space="preserve">.  </w:t>
       </w:r>
     </w:p>
     <w:p>
       <w:r>
-        <w:t xml:space="preserve">The main obstacle to testing this prediction is the noise introduced by the galaxies' peculiar velocities. This study applies a rigorous methodology to isolate the effect of mass by analyzing the correlation between stellar mass and redshift in galaxy subgroups with controlled distance, age, and radial velocity. </w:t>
+        <w:t xml:space="preserve">The </w:t>
+      </w:r>
+      <w:proofErr w:type="spellStart"/>
+      <w:r>
+        <w:t>main</w:t>
+      </w:r>
+      <w:proofErr w:type="spellEnd"/>
+      <w:r>
+        <w:t xml:space="preserve"> </w:t>
+      </w:r>
+      <w:proofErr w:type="spellStart"/>
+      <w:r>
+        <w:t>obstacle</w:t>
+      </w:r>
+      <w:proofErr w:type="spellEnd"/>
+      <w:r>
+        <w:t xml:space="preserve"> </w:t>
+      </w:r>
+      <w:proofErr w:type="spellStart"/>
+      <w:r>
+        <w:t>to</w:t>
+      </w:r>
+      <w:proofErr w:type="spellEnd"/>
+      <w:r>
+        <w:t xml:space="preserve"> </w:t>
+      </w:r>
+      <w:proofErr w:type="spellStart"/>
+      <w:r>
+        <w:t>testing</w:t>
+      </w:r>
+      <w:proofErr w:type="spellEnd"/>
+      <w:r>
+        <w:t xml:space="preserve"> </w:t>
+      </w:r>
+      <w:proofErr w:type="spellStart"/>
+      <w:r>
+        <w:t>this</w:t>
+      </w:r>
+      <w:proofErr w:type="spellEnd"/>
+      <w:r>
+        <w:t xml:space="preserve"> </w:t>
+      </w:r>
+      <w:proofErr w:type="spellStart"/>
+      <w:r>
+        <w:t>prediction</w:t>
+      </w:r>
+      <w:proofErr w:type="spellEnd"/>
+      <w:r>
+        <w:t xml:space="preserve"> </w:t>
+      </w:r>
+      <w:proofErr w:type="spellStart"/>
+      <w:r>
+        <w:t>is</w:t>
+      </w:r>
+      <w:proofErr w:type="spellEnd"/>
+      <w:r>
+        <w:t xml:space="preserve"> </w:t>
+      </w:r>
+      <w:proofErr w:type="spellStart"/>
+      <w:r>
+        <w:t>the</w:t>
+      </w:r>
+      <w:proofErr w:type="spellEnd"/>
+      <w:r>
+        <w:t xml:space="preserve"> </w:t>
+      </w:r>
+      <w:proofErr w:type="spellStart"/>
+      <w:r>
+        <w:t>noise</w:t>
+      </w:r>
+      <w:proofErr w:type="spellEnd"/>
+      <w:r>
+        <w:t xml:space="preserve"> </w:t>
+      </w:r>
+      <w:proofErr w:type="spellStart"/>
+      <w:r>
+        <w:t>introduced</w:t>
+      </w:r>
+      <w:proofErr w:type="spellEnd"/>
+      <w:r>
+        <w:t xml:space="preserve"> </w:t>
+      </w:r>
+      <w:proofErr w:type="spellStart"/>
+      <w:r>
+        <w:t>by</w:t>
+      </w:r>
+      <w:proofErr w:type="spellEnd"/>
+      <w:r>
+        <w:t xml:space="preserve"> </w:t>
+      </w:r>
+      <w:proofErr w:type="spellStart"/>
+      <w:r>
+        <w:t>the</w:t>
+      </w:r>
+      <w:proofErr w:type="spellEnd"/>
+      <w:r>
+        <w:t xml:space="preserve"> </w:t>
+      </w:r>
+      <w:proofErr w:type="spellStart"/>
+      <w:r>
+        <w:t>galaxies</w:t>
+      </w:r>
+      <w:proofErr w:type="spellEnd"/>
+      <w:r>
+        <w:t xml:space="preserve">' peculiar </w:t>
+      </w:r>
+      <w:proofErr w:type="spellStart"/>
+      <w:r>
+        <w:t>velocities</w:t>
+      </w:r>
+      <w:proofErr w:type="spellEnd"/>
+      <w:r>
+        <w:t xml:space="preserve">. </w:t>
+      </w:r>
+      <w:proofErr w:type="spellStart"/>
+      <w:r>
+        <w:t>This</w:t>
+      </w:r>
+      <w:proofErr w:type="spellEnd"/>
+      <w:r>
+        <w:t xml:space="preserve"> </w:t>
+      </w:r>
+      <w:proofErr w:type="spellStart"/>
+      <w:r>
+        <w:t>study</w:t>
+      </w:r>
+      <w:proofErr w:type="spellEnd"/>
+      <w:r>
+        <w:t xml:space="preserve"> </w:t>
+      </w:r>
+      <w:proofErr w:type="spellStart"/>
+      <w:r>
+        <w:t>applies</w:t>
+      </w:r>
+      <w:proofErr w:type="spellEnd"/>
+      <w:r>
+        <w:t xml:space="preserve"> a </w:t>
+      </w:r>
+      <w:proofErr w:type="spellStart"/>
+      <w:r>
+        <w:t>rigorous</w:t>
+      </w:r>
+      <w:proofErr w:type="spellEnd"/>
+      <w:r>
+        <w:t xml:space="preserve"> </w:t>
+      </w:r>
+      <w:proofErr w:type="spellStart"/>
+      <w:r>
+        <w:t>methodology</w:t>
+      </w:r>
+      <w:proofErr w:type="spellEnd"/>
+      <w:r>
+        <w:t xml:space="preserve"> </w:t>
+      </w:r>
+      <w:proofErr w:type="spellStart"/>
+      <w:r>
+        <w:t>to</w:t>
+      </w:r>
+      <w:proofErr w:type="spellEnd"/>
+      <w:r>
+        <w:t xml:space="preserve"> </w:t>
+      </w:r>
+      <w:proofErr w:type="spellStart"/>
+      <w:r>
+        <w:t>isolate</w:t>
+      </w:r>
+      <w:proofErr w:type="spellEnd"/>
+      <w:r>
+        <w:t xml:space="preserve"> </w:t>
+      </w:r>
+      <w:proofErr w:type="spellStart"/>
+      <w:r>
+        <w:t>the</w:t>
+      </w:r>
+      <w:proofErr w:type="spellEnd"/>
+      <w:r>
+        <w:t xml:space="preserve"> </w:t>
+      </w:r>
+      <w:proofErr w:type="spellStart"/>
+      <w:r>
+        <w:t>effect</w:t>
+      </w:r>
+      <w:proofErr w:type="spellEnd"/>
+      <w:r>
+        <w:t xml:space="preserve"> </w:t>
+      </w:r>
+      <w:proofErr w:type="spellStart"/>
+      <w:r>
+        <w:t>of</w:t>
+      </w:r>
+      <w:proofErr w:type="spellEnd"/>
+      <w:r>
+        <w:t xml:space="preserve"> </w:t>
+      </w:r>
+      <w:proofErr w:type="spellStart"/>
+      <w:r>
+        <w:t>mass</w:t>
+      </w:r>
+      <w:proofErr w:type="spellEnd"/>
+      <w:r>
+        <w:t xml:space="preserve"> </w:t>
+      </w:r>
+      <w:proofErr w:type="spellStart"/>
+      <w:r>
+        <w:t>by</w:t>
+      </w:r>
+      <w:proofErr w:type="spellEnd"/>
+      <w:r>
+        <w:t xml:space="preserve"> </w:t>
+      </w:r>
+      <w:proofErr w:type="spellStart"/>
+      <w:r>
+        <w:t>analyzing</w:t>
+      </w:r>
+      <w:proofErr w:type="spellEnd"/>
+      <w:r>
+        <w:t xml:space="preserve"> </w:t>
+      </w:r>
+      <w:proofErr w:type="spellStart"/>
+      <w:r>
+        <w:t>the</w:t>
+      </w:r>
+      <w:proofErr w:type="spellEnd"/>
+      <w:r>
+        <w:t xml:space="preserve"> </w:t>
+      </w:r>
+      <w:proofErr w:type="spellStart"/>
+      <w:r>
+        <w:t>correlation</w:t>
+      </w:r>
+      <w:proofErr w:type="spellEnd"/>
+      <w:r>
+        <w:t xml:space="preserve"> </w:t>
+      </w:r>
+      <w:proofErr w:type="spellStart"/>
+      <w:r>
+        <w:t>between</w:t>
+      </w:r>
+      <w:proofErr w:type="spellEnd"/>
+      <w:r>
+        <w:t xml:space="preserve"> </w:t>
+      </w:r>
+      <w:proofErr w:type="spellStart"/>
+      <w:r>
+        <w:t>stellar</w:t>
+      </w:r>
+      <w:proofErr w:type="spellEnd"/>
+      <w:r>
+        <w:t xml:space="preserve"> </w:t>
+      </w:r>
+      <w:proofErr w:type="spellStart"/>
+      <w:r>
+        <w:t>mass</w:t>
+      </w:r>
+      <w:proofErr w:type="spellEnd"/>
+      <w:r>
+        <w:t xml:space="preserve"> </w:t>
+      </w:r>
+      <w:proofErr w:type="spellStart"/>
+      <w:r>
+        <w:t>and</w:t>
+      </w:r>
+      <w:proofErr w:type="spellEnd"/>
+      <w:r>
+        <w:t xml:space="preserve"> </w:t>
+      </w:r>
+      <w:proofErr w:type="spellStart"/>
+      <w:r>
+        <w:t>redshift</w:t>
+      </w:r>
+      <w:proofErr w:type="spellEnd"/>
+      <w:r>
+        <w:t xml:space="preserve"> in </w:t>
+      </w:r>
+      <w:proofErr w:type="spellStart"/>
+      <w:r>
+        <w:t>galaxy</w:t>
+      </w:r>
+      <w:proofErr w:type="spellEnd"/>
+      <w:r>
+        <w:t xml:space="preserve"> </w:t>
+      </w:r>
+      <w:proofErr w:type="spellStart"/>
+      <w:r>
+        <w:t>subgroups</w:t>
+      </w:r>
+      <w:proofErr w:type="spellEnd"/>
+      <w:r>
+        <w:t xml:space="preserve"> </w:t>
+      </w:r>
+      <w:proofErr w:type="spellStart"/>
+      <w:r>
+        <w:t>with</w:t>
+      </w:r>
+      <w:proofErr w:type="spellEnd"/>
+      <w:r>
+        <w:t xml:space="preserve"> </w:t>
+      </w:r>
+      <w:proofErr w:type="spellStart"/>
+      <w:r>
+        <w:t>controlled</w:t>
+      </w:r>
+      <w:proofErr w:type="spellEnd"/>
+      <w:r>
+        <w:t xml:space="preserve"> </w:t>
+      </w:r>
+      <w:proofErr w:type="spellStart"/>
+      <w:r>
+        <w:t>distance</w:t>
+      </w:r>
+      <w:proofErr w:type="spellEnd"/>
+      <w:r>
+        <w:t xml:space="preserve">, age, </w:t>
+      </w:r>
+      <w:proofErr w:type="spellStart"/>
+      <w:r>
+        <w:t>and</w:t>
+      </w:r>
+      <w:proofErr w:type="spellEnd"/>
+      <w:r>
+        <w:t xml:space="preserve"> radial </w:t>
+      </w:r>
+      <w:proofErr w:type="spellStart"/>
+      <w:r>
+        <w:t>velocity</w:t>
+      </w:r>
+      <w:proofErr w:type="spellEnd"/>
+      <w:r>
+        <w:t xml:space="preserve">. </w:t>
       </w:r>
     </w:p>
     <w:p/>
     <w:p>
       <w:r>
-        <w:t>The results show that, by minimizing dynamical noise, the negative correlation predicted by the D.U. theory emerges in specific subsamples, suggesting that the intrinsic gravitational effect may be detectable.</w:t>
+        <w:t xml:space="preserve">The </w:t>
+      </w:r>
+      <w:proofErr w:type="spellStart"/>
+      <w:r>
+        <w:t>results</w:t>
+      </w:r>
+      <w:proofErr w:type="spellEnd"/>
+      <w:r>
+        <w:t xml:space="preserve"> show </w:t>
+      </w:r>
+      <w:proofErr w:type="spellStart"/>
+      <w:r>
+        <w:t>that</w:t>
+      </w:r>
+      <w:proofErr w:type="spellEnd"/>
+      <w:r>
+        <w:t xml:space="preserve">, </w:t>
+      </w:r>
+      <w:proofErr w:type="spellStart"/>
+      <w:r>
+        <w:t>by</w:t>
+      </w:r>
+      <w:proofErr w:type="spellEnd"/>
+      <w:r>
+        <w:t xml:space="preserve"> </w:t>
+      </w:r>
+      <w:proofErr w:type="spellStart"/>
+      <w:r>
+        <w:t>minimizing</w:t>
+      </w:r>
+      <w:proofErr w:type="spellEnd"/>
+      <w:r>
+        <w:t xml:space="preserve"> </w:t>
+      </w:r>
+      <w:proofErr w:type="spellStart"/>
+      <w:r>
+        <w:t>dynamical</w:t>
+      </w:r>
+      <w:proofErr w:type="spellEnd"/>
+      <w:r>
+        <w:t xml:space="preserve"> </w:t>
+      </w:r>
+      <w:proofErr w:type="spellStart"/>
+      <w:r>
+        <w:t>noise</w:t>
+      </w:r>
+      <w:proofErr w:type="spellEnd"/>
+      <w:r>
+        <w:t xml:space="preserve">, </w:t>
+      </w:r>
+      <w:proofErr w:type="spellStart"/>
+      <w:r>
+        <w:t>the</w:t>
+      </w:r>
+      <w:proofErr w:type="spellEnd"/>
+      <w:r>
+        <w:t xml:space="preserve"> negative </w:t>
+      </w:r>
+      <w:proofErr w:type="spellStart"/>
+      <w:r>
+        <w:t>correlation</w:t>
+      </w:r>
+      <w:proofErr w:type="spellEnd"/>
+      <w:r>
+        <w:t xml:space="preserve"> </w:t>
+      </w:r>
+      <w:proofErr w:type="spellStart"/>
+      <w:r>
+        <w:t>predicted</w:t>
+      </w:r>
+      <w:proofErr w:type="spellEnd"/>
+      <w:r>
+        <w:t xml:space="preserve"> </w:t>
+      </w:r>
+      <w:proofErr w:type="spellStart"/>
+      <w:r>
+        <w:t>by</w:t>
+      </w:r>
+      <w:proofErr w:type="spellEnd"/>
+      <w:r>
+        <w:t xml:space="preserve"> </w:t>
+      </w:r>
+      <w:proofErr w:type="spellStart"/>
+      <w:r>
+        <w:t>the</w:t>
+      </w:r>
+      <w:proofErr w:type="spellEnd"/>
+      <w:r>
+        <w:t xml:space="preserve"> D.U. </w:t>
+      </w:r>
+      <w:proofErr w:type="spellStart"/>
+      <w:r>
+        <w:t>theory</w:t>
+      </w:r>
+      <w:proofErr w:type="spellEnd"/>
+      <w:r>
+        <w:t xml:space="preserve"> emerges in </w:t>
+      </w:r>
+      <w:proofErr w:type="spellStart"/>
+      <w:r>
+        <w:t>specific</w:t>
+      </w:r>
+      <w:proofErr w:type="spellEnd"/>
+      <w:r>
+        <w:t xml:space="preserve"> </w:t>
+      </w:r>
+      <w:proofErr w:type="spellStart"/>
+      <w:r>
+        <w:t>subsamples</w:t>
+      </w:r>
+      <w:proofErr w:type="spellEnd"/>
+      <w:r>
+        <w:t xml:space="preserve">, </w:t>
+      </w:r>
+      <w:proofErr w:type="spellStart"/>
+      <w:r>
+        <w:t>suggesting</w:t>
+      </w:r>
+      <w:proofErr w:type="spellEnd"/>
+      <w:r>
+        <w:t xml:space="preserve"> </w:t>
+      </w:r>
+      <w:proofErr w:type="spellStart"/>
+      <w:r>
+        <w:t>that</w:t>
+      </w:r>
+      <w:proofErr w:type="spellEnd"/>
+      <w:r>
+        <w:t xml:space="preserve"> </w:t>
+      </w:r>
+      <w:proofErr w:type="spellStart"/>
+      <w:r>
+        <w:t>the</w:t>
+      </w:r>
+      <w:proofErr w:type="spellEnd"/>
+      <w:r>
+        <w:t xml:space="preserve"> </w:t>
+      </w:r>
+      <w:proofErr w:type="spellStart"/>
+      <w:r>
+        <w:t>intrinsic</w:t>
+      </w:r>
+      <w:proofErr w:type="spellEnd"/>
+      <w:r>
+        <w:t xml:space="preserve"> </w:t>
+      </w:r>
+      <w:proofErr w:type="spellStart"/>
+      <w:r>
+        <w:t>gravitational</w:t>
+      </w:r>
+      <w:proofErr w:type="spellEnd"/>
+      <w:r>
+        <w:t xml:space="preserve"> </w:t>
+      </w:r>
+      <w:proofErr w:type="spellStart"/>
+      <w:r>
+        <w:t>effect</w:t>
+      </w:r>
+      <w:proofErr w:type="spellEnd"/>
+      <w:r>
+        <w:t xml:space="preserve"> </w:t>
+      </w:r>
+      <w:proofErr w:type="spellStart"/>
+      <w:r>
+        <w:t>may</w:t>
+      </w:r>
+      <w:proofErr w:type="spellEnd"/>
+      <w:r>
+        <w:t xml:space="preserve"> </w:t>
+      </w:r>
+      <w:proofErr w:type="spellStart"/>
+      <w:r>
+        <w:t>be</w:t>
+      </w:r>
+      <w:proofErr w:type="spellEnd"/>
+      <w:r>
+        <w:t xml:space="preserve"> </w:t>
+      </w:r>
+      <w:proofErr w:type="spellStart"/>
+      <w:r>
+        <w:t>detectable</w:t>
+      </w:r>
+      <w:proofErr w:type="spellEnd"/>
+      <w:r>
+        <w:t>.</w:t>
       </w:r>
     </w:p>
     <w:p>
-      <w:hyperlink r:id="rId6" w:history="1">
+      <w:hyperlink r:id="rId7" w:history="1">
         <w:r>
           <w:rPr>
             <w:rStyle w:val="Hyperlink"/>
@@ -355,6 +2894,7 @@
         </w:r>
       </w:hyperlink>
     </w:p>
+    <w:p/>
     <w:p>
       <w:r>
         <w:t>----------------------------</w:t>
@@ -363,6 +2903,8 @@
     <w:p>
       <w:pPr>
         <w:rPr>
+          <w:b/>
+          <w:bCs/>
           <w:sz w:val="28"/>
           <w:szCs w:val="28"/>
         </w:rPr>
@@ -371,125 +2913,349 @@
     <w:p>
       <w:pPr>
         <w:rPr>
+          <w:b/>
+          <w:bCs/>
           <w:sz w:val="28"/>
           <w:szCs w:val="28"/>
         </w:rPr>
       </w:pPr>
       <w:r>
         <w:rPr>
+          <w:b/>
+          <w:bCs/>
           <w:sz w:val="28"/>
           <w:szCs w:val="28"/>
         </w:rPr>
         <w:t>´</w:t>
       </w:r>
-      <w:r>
-        <w:rPr>
-          <w:b/>
-          <w:bCs/>
-          <w:sz w:val="28"/>
-          <w:szCs w:val="28"/>
-        </w:rPr>
-        <w:t>The “Decreasing Universe” model: an alternative perspective to accelerated expansion</w:t>
-      </w:r>
-      <w:r>
-        <w:rPr>
+      <w:proofErr w:type="spellStart"/>
+      <w:r>
+        <w:rPr>
+          <w:b/>
+          <w:bCs/>
+          <w:sz w:val="28"/>
+          <w:szCs w:val="28"/>
+        </w:rPr>
+        <w:t>Decreasing</w:t>
+      </w:r>
+      <w:proofErr w:type="spellEnd"/>
+      <w:r>
+        <w:rPr>
+          <w:b/>
+          <w:bCs/>
+          <w:sz w:val="28"/>
+          <w:szCs w:val="28"/>
+        </w:rPr>
+        <w:t xml:space="preserve"> Universe: The '</w:t>
+      </w:r>
+      <w:proofErr w:type="spellStart"/>
+      <w:r>
+        <w:rPr>
+          <w:b/>
+          <w:bCs/>
+          <w:sz w:val="28"/>
+          <w:szCs w:val="28"/>
+        </w:rPr>
+        <w:t>Dark</w:t>
+      </w:r>
+      <w:proofErr w:type="spellEnd"/>
+      <w:r>
+        <w:rPr>
+          <w:b/>
+          <w:bCs/>
+          <w:sz w:val="28"/>
+          <w:szCs w:val="28"/>
+        </w:rPr>
+        <w:t xml:space="preserve"> Matter' </w:t>
+      </w:r>
+      <w:proofErr w:type="spellStart"/>
+      <w:r>
+        <w:rPr>
+          <w:b/>
+          <w:bCs/>
+          <w:sz w:val="28"/>
+          <w:szCs w:val="28"/>
+        </w:rPr>
+        <w:t>Effect</w:t>
+      </w:r>
+      <w:proofErr w:type="spellEnd"/>
+      <w:r>
+        <w:rPr>
+          <w:b/>
+          <w:bCs/>
           <w:sz w:val="28"/>
           <w:szCs w:val="28"/>
         </w:rPr>
         <w:t>'</w:t>
-      </w:r>
-    </w:p>
-    <w:p/>
-    <w:p>
-      <w:r>
-        <w:t>"The understanding of the universe’s evolution has been dominated</w:t>
       </w:r>
     </w:p>
     <w:p>
       <w:r>
-        <w:t xml:space="preserve">by the Standard Cosmological Model, known </w:t>
-      </w:r>
-      <w:proofErr w:type="gramStart"/>
-      <w:r>
-        <w:t>as ?</w:t>
-      </w:r>
-      <w:proofErr w:type="gramEnd"/>
-      <w:r>
-        <w:t>-CDM. This widely</w:t>
-      </w:r>
-    </w:p>
-    <w:p>
-      <w:r>
-        <w:t>accepted model postulates the existence of dark matter and, crucially,</w:t>
-      </w:r>
-    </w:p>
-    <w:p>
-      <w:r>
-        <w:t>dark energy to explain the observed accelerated expansion of the</w:t>
-      </w:r>
-    </w:p>
-    <w:p>
-      <w:r>
-        <w:t>universe.1 However, dark energy remains an entity of unknown and</w:t>
-      </w:r>
-    </w:p>
-    <w:p>
-      <w:r>
-        <w:t>undetectable origin, presenting a significant theoretical challenge.2..."</w:t>
-      </w:r>
-    </w:p>
-    <w:p>
-      <w:hyperlink r:id="rId7" w:history="1">
-        <w:r>
-          <w:rPr>
-            <w:rStyle w:val="Hyperlink"/>
-          </w:rPr>
-          <w:t>https://medcraveonline.com/PAIJ/PAIJ-09-00378.pdf</w:t>
-        </w:r>
-      </w:hyperlink>
-      <w:r>
-        <w:br/>
-      </w:r>
-    </w:p>
-    <w:p/>
-    <w:p>
-      <w:r>
-        <w:t>-------------</w:t>
-      </w:r>
-    </w:p>
-    <w:p>
-      <w:pPr>
-        <w:rPr>
-          <w:b/>
-          <w:bCs/>
-          <w:sz w:val="28"/>
-          <w:szCs w:val="28"/>
-        </w:rPr>
-      </w:pPr>
-    </w:p>
-    <w:p>
-      <w:pPr>
-        <w:rPr>
-          <w:b/>
-          <w:bCs/>
-          <w:sz w:val="28"/>
-          <w:szCs w:val="28"/>
-        </w:rPr>
-      </w:pPr>
-      <w:r>
-        <w:rPr>
-          <w:b/>
-          <w:bCs/>
-          <w:sz w:val="28"/>
-          <w:szCs w:val="28"/>
-        </w:rPr>
-        <w:lastRenderedPageBreak/>
-        <w:t>´Decreasing Universe: The 'Dark Matter' Effect'</w:t>
-      </w:r>
-    </w:p>
-    <w:p>
-      <w:r>
-        <w:t>"After a brief review of the Decreasing Universe (D.U.) model, we will derive a formula and the graph for the apparent velocity of stars (of a Messier_33 galaxy) as a function of their radial distance from the galactic center. This formula reproduces the same velocity curve traditionally attributed to dark matter. "</w:t>
+        <w:t>"</w:t>
+      </w:r>
+      <w:proofErr w:type="spellStart"/>
+      <w:r>
+        <w:t>After</w:t>
+      </w:r>
+      <w:proofErr w:type="spellEnd"/>
+      <w:r>
+        <w:t xml:space="preserve"> a </w:t>
+      </w:r>
+      <w:proofErr w:type="spellStart"/>
+      <w:r>
+        <w:t>brief</w:t>
+      </w:r>
+      <w:proofErr w:type="spellEnd"/>
+      <w:r>
+        <w:t xml:space="preserve"> review </w:t>
+      </w:r>
+      <w:proofErr w:type="spellStart"/>
+      <w:r>
+        <w:t>of</w:t>
+      </w:r>
+      <w:proofErr w:type="spellEnd"/>
+      <w:r>
+        <w:t xml:space="preserve"> </w:t>
+      </w:r>
+      <w:proofErr w:type="spellStart"/>
+      <w:r>
+        <w:t>the</w:t>
+      </w:r>
+      <w:proofErr w:type="spellEnd"/>
+      <w:r>
+        <w:t xml:space="preserve"> </w:t>
+      </w:r>
+      <w:proofErr w:type="spellStart"/>
+      <w:r>
+        <w:t>Decreasing</w:t>
+      </w:r>
+      <w:proofErr w:type="spellEnd"/>
+      <w:r>
+        <w:t xml:space="preserve"> Universe (D.U.) model, </w:t>
+      </w:r>
+      <w:proofErr w:type="spellStart"/>
+      <w:r>
+        <w:t>we</w:t>
+      </w:r>
+      <w:proofErr w:type="spellEnd"/>
+      <w:r>
+        <w:t xml:space="preserve"> </w:t>
+      </w:r>
+      <w:proofErr w:type="spellStart"/>
+      <w:r>
+        <w:t>will</w:t>
+      </w:r>
+      <w:proofErr w:type="spellEnd"/>
+      <w:r>
+        <w:t xml:space="preserve"> derive a formula </w:t>
+      </w:r>
+      <w:proofErr w:type="spellStart"/>
+      <w:r>
+        <w:t>and</w:t>
+      </w:r>
+      <w:proofErr w:type="spellEnd"/>
+      <w:r>
+        <w:t xml:space="preserve"> </w:t>
+      </w:r>
+      <w:proofErr w:type="spellStart"/>
+      <w:r>
+        <w:t>the</w:t>
+      </w:r>
+      <w:proofErr w:type="spellEnd"/>
+      <w:r>
+        <w:t xml:space="preserve"> </w:t>
+      </w:r>
+      <w:proofErr w:type="spellStart"/>
+      <w:r>
+        <w:t>graph</w:t>
+      </w:r>
+      <w:proofErr w:type="spellEnd"/>
+      <w:r>
+        <w:t xml:space="preserve"> for </w:t>
+      </w:r>
+      <w:proofErr w:type="spellStart"/>
+      <w:r>
+        <w:t>the</w:t>
+      </w:r>
+      <w:proofErr w:type="spellEnd"/>
+      <w:r>
+        <w:t xml:space="preserve"> </w:t>
+      </w:r>
+      <w:proofErr w:type="spellStart"/>
+      <w:r>
+        <w:t>apparent</w:t>
+      </w:r>
+      <w:proofErr w:type="spellEnd"/>
+      <w:r>
+        <w:t xml:space="preserve"> </w:t>
+      </w:r>
+      <w:proofErr w:type="spellStart"/>
+      <w:r>
+        <w:t>velocity</w:t>
+      </w:r>
+      <w:proofErr w:type="spellEnd"/>
+      <w:r>
+        <w:t xml:space="preserve"> </w:t>
+      </w:r>
+      <w:proofErr w:type="spellStart"/>
+      <w:r>
+        <w:t>of</w:t>
+      </w:r>
+      <w:proofErr w:type="spellEnd"/>
+      <w:r>
+        <w:t xml:space="preserve"> stars (</w:t>
+      </w:r>
+      <w:proofErr w:type="spellStart"/>
+      <w:r>
+        <w:t>of</w:t>
+      </w:r>
+      <w:proofErr w:type="spellEnd"/>
+      <w:r>
+        <w:t xml:space="preserve"> a Messier_33 </w:t>
+      </w:r>
+      <w:proofErr w:type="spellStart"/>
+      <w:r>
+        <w:t>galaxy</w:t>
+      </w:r>
+      <w:proofErr w:type="spellEnd"/>
+      <w:r>
+        <w:t xml:space="preserve">) as a </w:t>
+      </w:r>
+      <w:proofErr w:type="spellStart"/>
+      <w:r>
+        <w:t>function</w:t>
+      </w:r>
+      <w:proofErr w:type="spellEnd"/>
+      <w:r>
+        <w:t xml:space="preserve"> </w:t>
+      </w:r>
+      <w:proofErr w:type="spellStart"/>
+      <w:r>
+        <w:t>of</w:t>
+      </w:r>
+      <w:proofErr w:type="spellEnd"/>
+      <w:r>
+        <w:t xml:space="preserve"> </w:t>
+      </w:r>
+      <w:proofErr w:type="spellStart"/>
+      <w:r>
+        <w:t>their</w:t>
+      </w:r>
+      <w:proofErr w:type="spellEnd"/>
+      <w:r>
+        <w:t xml:space="preserve"> radial </w:t>
+      </w:r>
+      <w:proofErr w:type="spellStart"/>
+      <w:r>
+        <w:t>distance</w:t>
+      </w:r>
+      <w:proofErr w:type="spellEnd"/>
+      <w:r>
+        <w:t xml:space="preserve"> </w:t>
+      </w:r>
+      <w:proofErr w:type="spellStart"/>
+      <w:r>
+        <w:t>from</w:t>
+      </w:r>
+      <w:proofErr w:type="spellEnd"/>
+      <w:r>
+        <w:t xml:space="preserve"> </w:t>
+      </w:r>
+      <w:proofErr w:type="spellStart"/>
+      <w:r>
+        <w:t>the</w:t>
+      </w:r>
+      <w:proofErr w:type="spellEnd"/>
+      <w:r>
+        <w:t xml:space="preserve"> </w:t>
+      </w:r>
+      <w:proofErr w:type="spellStart"/>
+      <w:r>
+        <w:t>galactic</w:t>
+      </w:r>
+      <w:proofErr w:type="spellEnd"/>
+      <w:r>
+        <w:t xml:space="preserve"> center. </w:t>
+      </w:r>
+      <w:proofErr w:type="spellStart"/>
+      <w:r>
+        <w:t>This</w:t>
+      </w:r>
+      <w:proofErr w:type="spellEnd"/>
+      <w:r>
+        <w:t xml:space="preserve"> formula </w:t>
+      </w:r>
+      <w:proofErr w:type="spellStart"/>
+      <w:r>
+        <w:t>reproduces</w:t>
+      </w:r>
+      <w:proofErr w:type="spellEnd"/>
+      <w:r>
+        <w:t xml:space="preserve"> </w:t>
+      </w:r>
+      <w:proofErr w:type="spellStart"/>
+      <w:r>
+        <w:t>the</w:t>
+      </w:r>
+      <w:proofErr w:type="spellEnd"/>
+      <w:r>
+        <w:t xml:space="preserve"> </w:t>
+      </w:r>
+      <w:proofErr w:type="spellStart"/>
+      <w:r>
+        <w:t>same</w:t>
+      </w:r>
+      <w:proofErr w:type="spellEnd"/>
+      <w:r>
+        <w:t xml:space="preserve"> </w:t>
+      </w:r>
+      <w:proofErr w:type="spellStart"/>
+      <w:r>
+        <w:t>velocity</w:t>
+      </w:r>
+      <w:proofErr w:type="spellEnd"/>
+      <w:r>
+        <w:t xml:space="preserve"> curve </w:t>
+      </w:r>
+      <w:proofErr w:type="spellStart"/>
+      <w:r>
+        <w:t>traditionally</w:t>
+      </w:r>
+      <w:proofErr w:type="spellEnd"/>
+      <w:r>
+        <w:t xml:space="preserve"> </w:t>
+      </w:r>
+      <w:proofErr w:type="spellStart"/>
+      <w:r>
+        <w:t>attributed</w:t>
+      </w:r>
+      <w:proofErr w:type="spellEnd"/>
+      <w:r>
+        <w:t xml:space="preserve"> </w:t>
+      </w:r>
+      <w:proofErr w:type="spellStart"/>
+      <w:r>
+        <w:t>to</w:t>
+      </w:r>
+      <w:proofErr w:type="spellEnd"/>
+      <w:r>
+        <w:t xml:space="preserve"> </w:t>
+      </w:r>
+      <w:proofErr w:type="spellStart"/>
+      <w:r>
+        <w:t>dark</w:t>
+      </w:r>
+      <w:proofErr w:type="spellEnd"/>
+      <w:r>
+        <w:t xml:space="preserve"> </w:t>
+      </w:r>
+      <w:proofErr w:type="spellStart"/>
+      <w:r>
+        <w:t>matter</w:t>
+      </w:r>
+      <w:proofErr w:type="spellEnd"/>
+      <w:r>
+        <w:t>. "</w:t>
       </w:r>
     </w:p>
     <w:p>
@@ -523,18 +3289,278 @@
           <w:sz w:val="28"/>
           <w:szCs w:val="28"/>
         </w:rPr>
-        <w:t>´The Universe, According to Jocax'</w:t>
+        <w:t xml:space="preserve">´The Universe, </w:t>
+      </w:r>
+      <w:proofErr w:type="spellStart"/>
+      <w:r>
+        <w:rPr>
+          <w:b/>
+          <w:bCs/>
+          <w:sz w:val="28"/>
+          <w:szCs w:val="28"/>
+        </w:rPr>
+        <w:t>According</w:t>
+      </w:r>
+      <w:proofErr w:type="spellEnd"/>
+      <w:r>
+        <w:rPr>
+          <w:b/>
+          <w:bCs/>
+          <w:sz w:val="28"/>
+          <w:szCs w:val="28"/>
+        </w:rPr>
+        <w:t xml:space="preserve"> </w:t>
+      </w:r>
+      <w:proofErr w:type="spellStart"/>
+      <w:r>
+        <w:rPr>
+          <w:b/>
+          <w:bCs/>
+          <w:sz w:val="28"/>
+          <w:szCs w:val="28"/>
+        </w:rPr>
+        <w:t>to</w:t>
+      </w:r>
+      <w:proofErr w:type="spellEnd"/>
+      <w:r>
+        <w:rPr>
+          <w:b/>
+          <w:bCs/>
+          <w:sz w:val="28"/>
+          <w:szCs w:val="28"/>
+        </w:rPr>
+        <w:t xml:space="preserve"> </w:t>
+      </w:r>
+      <w:proofErr w:type="spellStart"/>
+      <w:r>
+        <w:rPr>
+          <w:b/>
+          <w:bCs/>
+          <w:sz w:val="28"/>
+          <w:szCs w:val="28"/>
+        </w:rPr>
+        <w:t>Jocax</w:t>
+      </w:r>
+      <w:proofErr w:type="spellEnd"/>
+      <w:r>
+        <w:rPr>
+          <w:b/>
+          <w:bCs/>
+          <w:sz w:val="28"/>
+          <w:szCs w:val="28"/>
+        </w:rPr>
+        <w:t>'</w:t>
       </w:r>
     </w:p>
     <w:p>
       <w:r>
-        <w:t>"We will address some of the main questions regarding our Universe, such as theories about its origins, types of Universes (Virtual</w:t>
-      </w:r>
-      <w:r>
-        <w:t xml:space="preserve"> </w:t>
-      </w:r>
-      <w:r>
-        <w:t>Universe, Parallel Universes), and questions about its finiteness, purpose, eternity, and its end."</w:t>
+        <w:t>"</w:t>
+      </w:r>
+      <w:proofErr w:type="spellStart"/>
+      <w:r>
+        <w:t>We</w:t>
+      </w:r>
+      <w:proofErr w:type="spellEnd"/>
+      <w:r>
+        <w:t xml:space="preserve"> </w:t>
+      </w:r>
+      <w:proofErr w:type="spellStart"/>
+      <w:r>
+        <w:t>will</w:t>
+      </w:r>
+      <w:proofErr w:type="spellEnd"/>
+      <w:r>
+        <w:t xml:space="preserve"> </w:t>
+      </w:r>
+      <w:proofErr w:type="spellStart"/>
+      <w:r>
+        <w:t>address</w:t>
+      </w:r>
+      <w:proofErr w:type="spellEnd"/>
+      <w:r>
+        <w:t xml:space="preserve"> some </w:t>
+      </w:r>
+      <w:proofErr w:type="spellStart"/>
+      <w:r>
+        <w:t>of</w:t>
+      </w:r>
+      <w:proofErr w:type="spellEnd"/>
+      <w:r>
+        <w:t xml:space="preserve"> </w:t>
+      </w:r>
+      <w:proofErr w:type="spellStart"/>
+      <w:r>
+        <w:t>the</w:t>
+      </w:r>
+      <w:proofErr w:type="spellEnd"/>
+      <w:r>
+        <w:t xml:space="preserve"> </w:t>
+      </w:r>
+      <w:proofErr w:type="spellStart"/>
+      <w:r>
+        <w:t>main</w:t>
+      </w:r>
+      <w:proofErr w:type="spellEnd"/>
+      <w:r>
+        <w:t xml:space="preserve"> </w:t>
+      </w:r>
+      <w:proofErr w:type="spellStart"/>
+      <w:r>
+        <w:t>questions</w:t>
+      </w:r>
+      <w:proofErr w:type="spellEnd"/>
+      <w:r>
+        <w:t xml:space="preserve"> </w:t>
+      </w:r>
+      <w:proofErr w:type="spellStart"/>
+      <w:r>
+        <w:t>regarding</w:t>
+      </w:r>
+      <w:proofErr w:type="spellEnd"/>
+      <w:r>
+        <w:t xml:space="preserve"> </w:t>
+      </w:r>
+      <w:proofErr w:type="spellStart"/>
+      <w:r>
+        <w:t>our</w:t>
+      </w:r>
+      <w:proofErr w:type="spellEnd"/>
+      <w:r>
+        <w:t xml:space="preserve"> Universe, </w:t>
+      </w:r>
+      <w:proofErr w:type="spellStart"/>
+      <w:r>
+        <w:t>such</w:t>
+      </w:r>
+      <w:proofErr w:type="spellEnd"/>
+      <w:r>
+        <w:t xml:space="preserve"> as </w:t>
+      </w:r>
+      <w:proofErr w:type="spellStart"/>
+      <w:r>
+        <w:t>theories</w:t>
+      </w:r>
+      <w:proofErr w:type="spellEnd"/>
+      <w:r>
+        <w:t xml:space="preserve"> </w:t>
+      </w:r>
+      <w:proofErr w:type="spellStart"/>
+      <w:r>
+        <w:t>about</w:t>
+      </w:r>
+      <w:proofErr w:type="spellEnd"/>
+      <w:r>
+        <w:t xml:space="preserve"> its </w:t>
+      </w:r>
+      <w:proofErr w:type="spellStart"/>
+      <w:r>
+        <w:t>origins</w:t>
+      </w:r>
+      <w:proofErr w:type="spellEnd"/>
+      <w:r>
+        <w:t xml:space="preserve">, </w:t>
+      </w:r>
+      <w:proofErr w:type="spellStart"/>
+      <w:r>
+        <w:t>types</w:t>
+      </w:r>
+      <w:proofErr w:type="spellEnd"/>
+      <w:r>
+        <w:t xml:space="preserve"> </w:t>
+      </w:r>
+      <w:proofErr w:type="spellStart"/>
+      <w:r>
+        <w:t>of</w:t>
+      </w:r>
+      <w:proofErr w:type="spellEnd"/>
+      <w:r>
+        <w:t xml:space="preserve"> </w:t>
+      </w:r>
+      <w:proofErr w:type="spellStart"/>
+      <w:r>
+        <w:t>Universes</w:t>
+      </w:r>
+      <w:proofErr w:type="spellEnd"/>
+      <w:r>
+        <w:t xml:space="preserve"> (Virtual</w:t>
+      </w:r>
+      <w:r>
+        <w:t xml:space="preserve"> </w:t>
+      </w:r>
+      <w:r>
+        <w:t xml:space="preserve">Universe, </w:t>
+      </w:r>
+      <w:proofErr w:type="spellStart"/>
+      <w:r>
+        <w:t>Parallel</w:t>
+      </w:r>
+      <w:proofErr w:type="spellEnd"/>
+      <w:r>
+        <w:t xml:space="preserve"> </w:t>
+      </w:r>
+      <w:proofErr w:type="spellStart"/>
+      <w:r>
+        <w:t>Universes</w:t>
+      </w:r>
+      <w:proofErr w:type="spellEnd"/>
+      <w:r>
+        <w:t xml:space="preserve">), </w:t>
+      </w:r>
+      <w:proofErr w:type="spellStart"/>
+      <w:r>
+        <w:t>and</w:t>
+      </w:r>
+      <w:proofErr w:type="spellEnd"/>
+      <w:r>
+        <w:t xml:space="preserve"> </w:t>
+      </w:r>
+      <w:proofErr w:type="spellStart"/>
+      <w:r>
+        <w:t>questions</w:t>
+      </w:r>
+      <w:proofErr w:type="spellEnd"/>
+      <w:r>
+        <w:t xml:space="preserve"> </w:t>
+      </w:r>
+      <w:proofErr w:type="spellStart"/>
+      <w:r>
+        <w:t>about</w:t>
+      </w:r>
+      <w:proofErr w:type="spellEnd"/>
+      <w:r>
+        <w:t xml:space="preserve"> its </w:t>
+      </w:r>
+      <w:proofErr w:type="spellStart"/>
+      <w:r>
+        <w:t>finiteness</w:t>
+      </w:r>
+      <w:proofErr w:type="spellEnd"/>
+      <w:r>
+        <w:t xml:space="preserve">, </w:t>
+      </w:r>
+      <w:proofErr w:type="spellStart"/>
+      <w:r>
+        <w:t>purpose</w:t>
+      </w:r>
+      <w:proofErr w:type="spellEnd"/>
+      <w:r>
+        <w:t xml:space="preserve">, </w:t>
+      </w:r>
+      <w:proofErr w:type="spellStart"/>
+      <w:r>
+        <w:t>eternity</w:t>
+      </w:r>
+      <w:proofErr w:type="spellEnd"/>
+      <w:r>
+        <w:t xml:space="preserve">, </w:t>
+      </w:r>
+      <w:proofErr w:type="spellStart"/>
+      <w:r>
+        <w:t>and</w:t>
+      </w:r>
+      <w:proofErr w:type="spellEnd"/>
+      <w:r>
+        <w:t xml:space="preserve"> its end."</w:t>
       </w:r>
     </w:p>
     <w:p>
@@ -567,38 +3593,272 @@
           <w:sz w:val="28"/>
           <w:szCs w:val="28"/>
         </w:rPr>
-        <w:t xml:space="preserve">´Decreasing Universe: The CMB and </w:t>
-      </w:r>
-      <w:proofErr w:type="gramStart"/>
-      <w:r>
-        <w:rPr>
-          <w:b/>
-          <w:bCs/>
-          <w:sz w:val="28"/>
-          <w:szCs w:val="28"/>
-        </w:rPr>
-        <w:t>the Age</w:t>
-      </w:r>
-      <w:proofErr w:type="gramEnd"/>
-      <w:r>
-        <w:rPr>
-          <w:b/>
-          <w:bCs/>
-          <w:sz w:val="28"/>
-          <w:szCs w:val="28"/>
-        </w:rPr>
-        <w:t xml:space="preserve"> of the Universe'</w:t>
+        <w:t>´</w:t>
+      </w:r>
+      <w:proofErr w:type="spellStart"/>
+      <w:r>
+        <w:rPr>
+          <w:b/>
+          <w:bCs/>
+          <w:sz w:val="28"/>
+          <w:szCs w:val="28"/>
+        </w:rPr>
+        <w:t>Decreasing</w:t>
+      </w:r>
+      <w:proofErr w:type="spellEnd"/>
+      <w:r>
+        <w:rPr>
+          <w:b/>
+          <w:bCs/>
+          <w:sz w:val="28"/>
+          <w:szCs w:val="28"/>
+        </w:rPr>
+        <w:t xml:space="preserve"> Universe: The CMB </w:t>
+      </w:r>
+      <w:proofErr w:type="spellStart"/>
+      <w:r>
+        <w:rPr>
+          <w:b/>
+          <w:bCs/>
+          <w:sz w:val="28"/>
+          <w:szCs w:val="28"/>
+        </w:rPr>
+        <w:t>and</w:t>
+      </w:r>
+      <w:proofErr w:type="spellEnd"/>
+      <w:r>
+        <w:rPr>
+          <w:b/>
+          <w:bCs/>
+          <w:sz w:val="28"/>
+          <w:szCs w:val="28"/>
+        </w:rPr>
+        <w:t xml:space="preserve"> </w:t>
+      </w:r>
+      <w:proofErr w:type="spellStart"/>
+      <w:r>
+        <w:rPr>
+          <w:b/>
+          <w:bCs/>
+          <w:sz w:val="28"/>
+          <w:szCs w:val="28"/>
+        </w:rPr>
+        <w:t>the</w:t>
+      </w:r>
+      <w:proofErr w:type="spellEnd"/>
+      <w:r>
+        <w:rPr>
+          <w:b/>
+          <w:bCs/>
+          <w:sz w:val="28"/>
+          <w:szCs w:val="28"/>
+        </w:rPr>
+        <w:t xml:space="preserve"> Age </w:t>
+      </w:r>
+      <w:proofErr w:type="spellStart"/>
+      <w:r>
+        <w:rPr>
+          <w:b/>
+          <w:bCs/>
+          <w:sz w:val="28"/>
+          <w:szCs w:val="28"/>
+        </w:rPr>
+        <w:t>of</w:t>
+      </w:r>
+      <w:proofErr w:type="spellEnd"/>
+      <w:r>
+        <w:rPr>
+          <w:b/>
+          <w:bCs/>
+          <w:sz w:val="28"/>
+          <w:szCs w:val="28"/>
+        </w:rPr>
+        <w:t xml:space="preserve"> </w:t>
+      </w:r>
+      <w:proofErr w:type="spellStart"/>
+      <w:r>
+        <w:rPr>
+          <w:b/>
+          <w:bCs/>
+          <w:sz w:val="28"/>
+          <w:szCs w:val="28"/>
+        </w:rPr>
+        <w:t>the</w:t>
+      </w:r>
+      <w:proofErr w:type="spellEnd"/>
+      <w:r>
+        <w:rPr>
+          <w:b/>
+          <w:bCs/>
+          <w:sz w:val="28"/>
+          <w:szCs w:val="28"/>
+        </w:rPr>
+        <w:t xml:space="preserve"> Universe'</w:t>
       </w:r>
     </w:p>
     <w:p>
       <w:r>
-        <w:t>" We will use the “Decreasing Universe” (D.U.) theory to estimate the age of the Universe based on</w:t>
-      </w:r>
-      <w:r>
-        <w:t xml:space="preserve"> </w:t>
-      </w:r>
-      <w:r>
-        <w:t>the average wavelength of the Cosmic Microwave Background (CMB) radiation.</w:t>
+        <w:t xml:space="preserve">" </w:t>
+      </w:r>
+      <w:proofErr w:type="spellStart"/>
+      <w:r>
+        <w:t>We</w:t>
+      </w:r>
+      <w:proofErr w:type="spellEnd"/>
+      <w:r>
+        <w:t xml:space="preserve"> </w:t>
+      </w:r>
+      <w:proofErr w:type="spellStart"/>
+      <w:r>
+        <w:t>will</w:t>
+      </w:r>
+      <w:proofErr w:type="spellEnd"/>
+      <w:r>
+        <w:t xml:space="preserve"> use </w:t>
+      </w:r>
+      <w:proofErr w:type="spellStart"/>
+      <w:r>
+        <w:t>the</w:t>
+      </w:r>
+      <w:proofErr w:type="spellEnd"/>
+      <w:r>
+        <w:t xml:space="preserve"> “</w:t>
+      </w:r>
+      <w:proofErr w:type="spellStart"/>
+      <w:r>
+        <w:t>Decreasing</w:t>
+      </w:r>
+      <w:proofErr w:type="spellEnd"/>
+      <w:r>
+        <w:t xml:space="preserve"> Universe” (D.U.) </w:t>
+      </w:r>
+      <w:proofErr w:type="spellStart"/>
+      <w:r>
+        <w:t>theory</w:t>
+      </w:r>
+      <w:proofErr w:type="spellEnd"/>
+      <w:r>
+        <w:t xml:space="preserve"> </w:t>
+      </w:r>
+      <w:proofErr w:type="spellStart"/>
+      <w:r>
+        <w:t>to</w:t>
+      </w:r>
+      <w:proofErr w:type="spellEnd"/>
+      <w:r>
+        <w:t xml:space="preserve"> </w:t>
+      </w:r>
+      <w:proofErr w:type="spellStart"/>
+      <w:r>
+        <w:t>estimate</w:t>
+      </w:r>
+      <w:proofErr w:type="spellEnd"/>
+      <w:r>
+        <w:t xml:space="preserve"> </w:t>
+      </w:r>
+      <w:proofErr w:type="spellStart"/>
+      <w:r>
+        <w:t>the</w:t>
+      </w:r>
+      <w:proofErr w:type="spellEnd"/>
+      <w:r>
+        <w:t xml:space="preserve"> age </w:t>
+      </w:r>
+      <w:proofErr w:type="spellStart"/>
+      <w:r>
+        <w:t>of</w:t>
+      </w:r>
+      <w:proofErr w:type="spellEnd"/>
+      <w:r>
+        <w:t xml:space="preserve"> </w:t>
+      </w:r>
+      <w:proofErr w:type="spellStart"/>
+      <w:r>
+        <w:t>the</w:t>
+      </w:r>
+      <w:proofErr w:type="spellEnd"/>
+      <w:r>
+        <w:t xml:space="preserve"> Universe </w:t>
+      </w:r>
+      <w:proofErr w:type="spellStart"/>
+      <w:r>
+        <w:t>based</w:t>
+      </w:r>
+      <w:proofErr w:type="spellEnd"/>
+      <w:r>
+        <w:t xml:space="preserve"> </w:t>
+      </w:r>
+      <w:proofErr w:type="spellStart"/>
+      <w:r>
+        <w:t>on</w:t>
+      </w:r>
+      <w:proofErr w:type="spellEnd"/>
+      <w:r>
+        <w:t xml:space="preserve"> </w:t>
+      </w:r>
+      <w:proofErr w:type="spellStart"/>
+      <w:r>
+        <w:t>the</w:t>
+      </w:r>
+      <w:proofErr w:type="spellEnd"/>
+      <w:r>
+        <w:t xml:space="preserve"> </w:t>
+      </w:r>
+      <w:proofErr w:type="spellStart"/>
+      <w:r>
+        <w:t>average</w:t>
+      </w:r>
+      <w:proofErr w:type="spellEnd"/>
+      <w:r>
+        <w:t xml:space="preserve"> </w:t>
+      </w:r>
+      <w:proofErr w:type="spellStart"/>
+      <w:r>
+        <w:t>wavelength</w:t>
+      </w:r>
+      <w:proofErr w:type="spellEnd"/>
+      <w:r>
+        <w:t xml:space="preserve"> </w:t>
+      </w:r>
+      <w:proofErr w:type="spellStart"/>
+      <w:r>
+        <w:t>of</w:t>
+      </w:r>
+      <w:proofErr w:type="spellEnd"/>
+      <w:r>
+        <w:t xml:space="preserve"> </w:t>
+      </w:r>
+      <w:proofErr w:type="spellStart"/>
+      <w:r>
+        <w:t>the</w:t>
+      </w:r>
+      <w:proofErr w:type="spellEnd"/>
+      <w:r>
+        <w:t xml:space="preserve"> </w:t>
+      </w:r>
+      <w:proofErr w:type="spellStart"/>
+      <w:r>
+        <w:t>Cosmic</w:t>
+      </w:r>
+      <w:proofErr w:type="spellEnd"/>
+      <w:r>
+        <w:t xml:space="preserve"> </w:t>
+      </w:r>
+      <w:proofErr w:type="spellStart"/>
+      <w:r>
+        <w:t>Microwave</w:t>
+      </w:r>
+      <w:proofErr w:type="spellEnd"/>
+      <w:r>
+        <w:t xml:space="preserve"> Background (CMB) </w:t>
+      </w:r>
+      <w:proofErr w:type="spellStart"/>
+      <w:r>
+        <w:t>radiation</w:t>
+      </w:r>
+      <w:proofErr w:type="spellEnd"/>
+      <w:r>
+        <w:t>.</w:t>
       </w:r>
     </w:p>
     <w:p>
@@ -643,18 +3903,256 @@
           <w:sz w:val="28"/>
           <w:szCs w:val="28"/>
         </w:rPr>
-        <w:t>´Decreasing Universe: Redshifts and Distance Data Refute the L-CDM Mode'</w:t>
+        <w:t>´</w:t>
+      </w:r>
+      <w:proofErr w:type="spellStart"/>
+      <w:r>
+        <w:rPr>
+          <w:b/>
+          <w:bCs/>
+          <w:sz w:val="28"/>
+          <w:szCs w:val="28"/>
+        </w:rPr>
+        <w:t>Decreasing</w:t>
+      </w:r>
+      <w:proofErr w:type="spellEnd"/>
+      <w:r>
+        <w:rPr>
+          <w:b/>
+          <w:bCs/>
+          <w:sz w:val="28"/>
+          <w:szCs w:val="28"/>
+        </w:rPr>
+        <w:t xml:space="preserve"> Universe: </w:t>
+      </w:r>
+      <w:proofErr w:type="spellStart"/>
+      <w:r>
+        <w:rPr>
+          <w:b/>
+          <w:bCs/>
+          <w:sz w:val="28"/>
+          <w:szCs w:val="28"/>
+        </w:rPr>
+        <w:t>Redshifts</w:t>
+      </w:r>
+      <w:proofErr w:type="spellEnd"/>
+      <w:r>
+        <w:rPr>
+          <w:b/>
+          <w:bCs/>
+          <w:sz w:val="28"/>
+          <w:szCs w:val="28"/>
+        </w:rPr>
+        <w:t xml:space="preserve"> </w:t>
+      </w:r>
+      <w:proofErr w:type="spellStart"/>
+      <w:r>
+        <w:rPr>
+          <w:b/>
+          <w:bCs/>
+          <w:sz w:val="28"/>
+          <w:szCs w:val="28"/>
+        </w:rPr>
+        <w:t>and</w:t>
+      </w:r>
+      <w:proofErr w:type="spellEnd"/>
+      <w:r>
+        <w:rPr>
+          <w:b/>
+          <w:bCs/>
+          <w:sz w:val="28"/>
+          <w:szCs w:val="28"/>
+        </w:rPr>
+        <w:t xml:space="preserve"> Distance Data Refute </w:t>
+      </w:r>
+      <w:proofErr w:type="spellStart"/>
+      <w:r>
+        <w:rPr>
+          <w:b/>
+          <w:bCs/>
+          <w:sz w:val="28"/>
+          <w:szCs w:val="28"/>
+        </w:rPr>
+        <w:t>the</w:t>
+      </w:r>
+      <w:proofErr w:type="spellEnd"/>
+      <w:r>
+        <w:rPr>
+          <w:b/>
+          <w:bCs/>
+          <w:sz w:val="28"/>
+          <w:szCs w:val="28"/>
+        </w:rPr>
+        <w:t xml:space="preserve"> L-CDM </w:t>
+      </w:r>
+      <w:proofErr w:type="spellStart"/>
+      <w:r>
+        <w:rPr>
+          <w:b/>
+          <w:bCs/>
+          <w:sz w:val="28"/>
+          <w:szCs w:val="28"/>
+        </w:rPr>
+        <w:t>Mode</w:t>
+      </w:r>
+      <w:proofErr w:type="spellEnd"/>
+      <w:r>
+        <w:rPr>
+          <w:b/>
+          <w:bCs/>
+          <w:sz w:val="28"/>
+          <w:szCs w:val="28"/>
+        </w:rPr>
+        <w:t>'</w:t>
       </w:r>
     </w:p>
     <w:p>
       <w:r>
-        <w:t>"To evaluate and compare the “Decreasing Universe theory” with the LCDM model, I created a potentially falsifiable prediction</w:t>
-      </w:r>
-      <w:r>
-        <w:t xml:space="preserve"> </w:t>
-      </w:r>
-      <w:r>
-        <w:t>and the data was extracted and analyzed."</w:t>
+        <w:t>"</w:t>
+      </w:r>
+      <w:proofErr w:type="spellStart"/>
+      <w:r>
+        <w:t>To</w:t>
+      </w:r>
+      <w:proofErr w:type="spellEnd"/>
+      <w:r>
+        <w:t xml:space="preserve"> </w:t>
+      </w:r>
+      <w:proofErr w:type="spellStart"/>
+      <w:r>
+        <w:t>evaluate</w:t>
+      </w:r>
+      <w:proofErr w:type="spellEnd"/>
+      <w:r>
+        <w:t xml:space="preserve"> </w:t>
+      </w:r>
+      <w:proofErr w:type="spellStart"/>
+      <w:r>
+        <w:t>and</w:t>
+      </w:r>
+      <w:proofErr w:type="spellEnd"/>
+      <w:r>
+        <w:t xml:space="preserve"> compare </w:t>
+      </w:r>
+      <w:proofErr w:type="spellStart"/>
+      <w:r>
+        <w:t>the</w:t>
+      </w:r>
+      <w:proofErr w:type="spellEnd"/>
+      <w:r>
+        <w:t xml:space="preserve"> “</w:t>
+      </w:r>
+      <w:proofErr w:type="spellStart"/>
+      <w:r>
+        <w:t>Decreasing</w:t>
+      </w:r>
+      <w:proofErr w:type="spellEnd"/>
+      <w:r>
+        <w:t xml:space="preserve"> Universe </w:t>
+      </w:r>
+      <w:proofErr w:type="spellStart"/>
+      <w:r>
+        <w:t>theory</w:t>
+      </w:r>
+      <w:proofErr w:type="spellEnd"/>
+      <w:r>
+        <w:t xml:space="preserve">” </w:t>
+      </w:r>
+      <w:proofErr w:type="spellStart"/>
+      <w:r>
+        <w:t>with</w:t>
+      </w:r>
+      <w:proofErr w:type="spellEnd"/>
+      <w:r>
+        <w:t xml:space="preserve"> </w:t>
+      </w:r>
+      <w:proofErr w:type="spellStart"/>
+      <w:r>
+        <w:t>the</w:t>
+      </w:r>
+      <w:proofErr w:type="spellEnd"/>
+      <w:r>
+        <w:t xml:space="preserve"> LCDM model, I </w:t>
+      </w:r>
+      <w:proofErr w:type="spellStart"/>
+      <w:r>
+        <w:t>created</w:t>
+      </w:r>
+      <w:proofErr w:type="spellEnd"/>
+      <w:r>
+        <w:t xml:space="preserve"> a </w:t>
+      </w:r>
+      <w:proofErr w:type="spellStart"/>
+      <w:r>
+        <w:t>potentially</w:t>
+      </w:r>
+      <w:proofErr w:type="spellEnd"/>
+      <w:r>
+        <w:t xml:space="preserve"> </w:t>
+      </w:r>
+      <w:proofErr w:type="spellStart"/>
+      <w:r>
+        <w:t>falsifiable</w:t>
+      </w:r>
+      <w:proofErr w:type="spellEnd"/>
+      <w:r>
+        <w:t xml:space="preserve"> </w:t>
+      </w:r>
+      <w:proofErr w:type="spellStart"/>
+      <w:r>
+        <w:t>prediction</w:t>
+      </w:r>
+      <w:proofErr w:type="spellEnd"/>
+      <w:r>
+        <w:t xml:space="preserve"> </w:t>
+      </w:r>
+      <w:proofErr w:type="spellStart"/>
+      <w:r>
+        <w:t>and</w:t>
+      </w:r>
+      <w:proofErr w:type="spellEnd"/>
+      <w:r>
+        <w:t xml:space="preserve"> </w:t>
+      </w:r>
+      <w:proofErr w:type="spellStart"/>
+      <w:r>
+        <w:t>the</w:t>
+      </w:r>
+      <w:proofErr w:type="spellEnd"/>
+      <w:r>
+        <w:t xml:space="preserve"> data </w:t>
+      </w:r>
+      <w:proofErr w:type="spellStart"/>
+      <w:r>
+        <w:t>was</w:t>
+      </w:r>
+      <w:proofErr w:type="spellEnd"/>
+      <w:r>
+        <w:t xml:space="preserve"> </w:t>
+      </w:r>
+      <w:proofErr w:type="spellStart"/>
+      <w:r>
+        <w:t>extracted</w:t>
+      </w:r>
+      <w:proofErr w:type="spellEnd"/>
+      <w:r>
+        <w:t xml:space="preserve"> </w:t>
+      </w:r>
+      <w:proofErr w:type="spellStart"/>
+      <w:r>
+        <w:t>and</w:t>
+      </w:r>
+      <w:proofErr w:type="spellEnd"/>
+      <w:r>
+        <w:t xml:space="preserve"> </w:t>
+      </w:r>
+      <w:proofErr w:type="spellStart"/>
+      <w:r>
+        <w:t>analyzed</w:t>
+      </w:r>
+      <w:proofErr w:type="spellEnd"/>
+      <w:r>
+        <w:t>."</w:t>
       </w:r>
     </w:p>
     <w:p>
@@ -694,19 +4192,315 @@
           <w:sz w:val="28"/>
           <w:szCs w:val="28"/>
         </w:rPr>
-        <w:lastRenderedPageBreak/>
-        <w:t>´Decreasing universe: the distance as a function of redshift'</w:t>
+        <w:t>´</w:t>
+      </w:r>
+      <w:proofErr w:type="spellStart"/>
+      <w:r>
+        <w:rPr>
+          <w:b/>
+          <w:bCs/>
+          <w:sz w:val="28"/>
+          <w:szCs w:val="28"/>
+        </w:rPr>
+        <w:t>Decreasing</w:t>
+      </w:r>
+      <w:proofErr w:type="spellEnd"/>
+      <w:r>
+        <w:rPr>
+          <w:b/>
+          <w:bCs/>
+          <w:sz w:val="28"/>
+          <w:szCs w:val="28"/>
+        </w:rPr>
+        <w:t xml:space="preserve"> </w:t>
+      </w:r>
+      <w:proofErr w:type="spellStart"/>
+      <w:r>
+        <w:rPr>
+          <w:b/>
+          <w:bCs/>
+          <w:sz w:val="28"/>
+          <w:szCs w:val="28"/>
+        </w:rPr>
+        <w:t>universe</w:t>
+      </w:r>
+      <w:proofErr w:type="spellEnd"/>
+      <w:r>
+        <w:rPr>
+          <w:b/>
+          <w:bCs/>
+          <w:sz w:val="28"/>
+          <w:szCs w:val="28"/>
+        </w:rPr>
+        <w:t xml:space="preserve">: </w:t>
+      </w:r>
+      <w:proofErr w:type="spellStart"/>
+      <w:r>
+        <w:rPr>
+          <w:b/>
+          <w:bCs/>
+          <w:sz w:val="28"/>
+          <w:szCs w:val="28"/>
+        </w:rPr>
+        <w:t>the</w:t>
+      </w:r>
+      <w:proofErr w:type="spellEnd"/>
+      <w:r>
+        <w:rPr>
+          <w:b/>
+          <w:bCs/>
+          <w:sz w:val="28"/>
+          <w:szCs w:val="28"/>
+        </w:rPr>
+        <w:t xml:space="preserve"> </w:t>
+      </w:r>
+      <w:proofErr w:type="spellStart"/>
+      <w:r>
+        <w:rPr>
+          <w:b/>
+          <w:bCs/>
+          <w:sz w:val="28"/>
+          <w:szCs w:val="28"/>
+        </w:rPr>
+        <w:t>distance</w:t>
+      </w:r>
+      <w:proofErr w:type="spellEnd"/>
+      <w:r>
+        <w:rPr>
+          <w:b/>
+          <w:bCs/>
+          <w:sz w:val="28"/>
+          <w:szCs w:val="28"/>
+        </w:rPr>
+        <w:t xml:space="preserve"> as a </w:t>
+      </w:r>
+      <w:proofErr w:type="spellStart"/>
+      <w:r>
+        <w:rPr>
+          <w:b/>
+          <w:bCs/>
+          <w:sz w:val="28"/>
+          <w:szCs w:val="28"/>
+        </w:rPr>
+        <w:t>function</w:t>
+      </w:r>
+      <w:proofErr w:type="spellEnd"/>
+      <w:r>
+        <w:rPr>
+          <w:b/>
+          <w:bCs/>
+          <w:sz w:val="28"/>
+          <w:szCs w:val="28"/>
+        </w:rPr>
+        <w:t xml:space="preserve"> </w:t>
+      </w:r>
+      <w:proofErr w:type="spellStart"/>
+      <w:r>
+        <w:rPr>
+          <w:b/>
+          <w:bCs/>
+          <w:sz w:val="28"/>
+          <w:szCs w:val="28"/>
+        </w:rPr>
+        <w:t>of</w:t>
+      </w:r>
+      <w:proofErr w:type="spellEnd"/>
+      <w:r>
+        <w:rPr>
+          <w:b/>
+          <w:bCs/>
+          <w:sz w:val="28"/>
+          <w:szCs w:val="28"/>
+        </w:rPr>
+        <w:t xml:space="preserve"> </w:t>
+      </w:r>
+      <w:proofErr w:type="spellStart"/>
+      <w:r>
+        <w:rPr>
+          <w:b/>
+          <w:bCs/>
+          <w:sz w:val="28"/>
+          <w:szCs w:val="28"/>
+        </w:rPr>
+        <w:t>redshift</w:t>
+      </w:r>
+      <w:proofErr w:type="spellEnd"/>
+      <w:r>
+        <w:rPr>
+          <w:b/>
+          <w:bCs/>
+          <w:sz w:val="28"/>
+          <w:szCs w:val="28"/>
+        </w:rPr>
+        <w:t>'</w:t>
       </w:r>
     </w:p>
     <w:p>
       <w:r>
-        <w:t>"Using the “Decreasing Universe” model1 we will show evidence that this new model of the</w:t>
-      </w:r>
-      <w:r>
-        <w:t xml:space="preserve"> </w:t>
-      </w:r>
-      <w:r>
-        <w:t xml:space="preserve">dynamics of the Universe is less disruptive and more adequate than the traditional </w:t>
+        <w:t>"</w:t>
+      </w:r>
+      <w:proofErr w:type="spellStart"/>
+      <w:r>
+        <w:t>Using</w:t>
+      </w:r>
+      <w:proofErr w:type="spellEnd"/>
+      <w:r>
+        <w:t xml:space="preserve"> </w:t>
+      </w:r>
+      <w:proofErr w:type="spellStart"/>
+      <w:r>
+        <w:t>the</w:t>
+      </w:r>
+      <w:proofErr w:type="spellEnd"/>
+      <w:r>
+        <w:t xml:space="preserve"> “</w:t>
+      </w:r>
+      <w:proofErr w:type="spellStart"/>
+      <w:r>
+        <w:t>Decreasing</w:t>
+      </w:r>
+      <w:proofErr w:type="spellEnd"/>
+      <w:r>
+        <w:t xml:space="preserve"> Universe” model1 </w:t>
+      </w:r>
+      <w:proofErr w:type="spellStart"/>
+      <w:r>
+        <w:t>we</w:t>
+      </w:r>
+      <w:proofErr w:type="spellEnd"/>
+      <w:r>
+        <w:t xml:space="preserve"> </w:t>
+      </w:r>
+      <w:proofErr w:type="spellStart"/>
+      <w:r>
+        <w:t>will</w:t>
+      </w:r>
+      <w:proofErr w:type="spellEnd"/>
+      <w:r>
+        <w:t xml:space="preserve"> show </w:t>
+      </w:r>
+      <w:proofErr w:type="spellStart"/>
+      <w:r>
+        <w:t>evidence</w:t>
+      </w:r>
+      <w:proofErr w:type="spellEnd"/>
+      <w:r>
+        <w:t xml:space="preserve"> </w:t>
+      </w:r>
+      <w:proofErr w:type="spellStart"/>
+      <w:r>
+        <w:t>that</w:t>
+      </w:r>
+      <w:proofErr w:type="spellEnd"/>
+      <w:r>
+        <w:t xml:space="preserve"> </w:t>
+      </w:r>
+      <w:proofErr w:type="spellStart"/>
+      <w:r>
+        <w:t>this</w:t>
+      </w:r>
+      <w:proofErr w:type="spellEnd"/>
+      <w:r>
+        <w:t xml:space="preserve"> new model </w:t>
+      </w:r>
+      <w:proofErr w:type="spellStart"/>
+      <w:r>
+        <w:t>of</w:t>
+      </w:r>
+      <w:proofErr w:type="spellEnd"/>
+      <w:r>
+        <w:t xml:space="preserve"> </w:t>
+      </w:r>
+      <w:proofErr w:type="spellStart"/>
+      <w:r>
+        <w:t>the</w:t>
+      </w:r>
+      <w:proofErr w:type="spellEnd"/>
+      <w:r>
+        <w:t xml:space="preserve"> </w:t>
+      </w:r>
+      <w:r>
+        <w:t xml:space="preserve">dynamics </w:t>
+      </w:r>
+      <w:proofErr w:type="spellStart"/>
+      <w:r>
+        <w:t>of</w:t>
+      </w:r>
+      <w:proofErr w:type="spellEnd"/>
+      <w:r>
+        <w:t xml:space="preserve"> </w:t>
+      </w:r>
+      <w:proofErr w:type="spellStart"/>
+      <w:r>
+        <w:t>the</w:t>
+      </w:r>
+      <w:proofErr w:type="spellEnd"/>
+      <w:r>
+        <w:t xml:space="preserve"> Universe </w:t>
+      </w:r>
+      <w:proofErr w:type="spellStart"/>
+      <w:r>
+        <w:t>is</w:t>
+      </w:r>
+      <w:proofErr w:type="spellEnd"/>
+      <w:r>
+        <w:t xml:space="preserve"> </w:t>
+      </w:r>
+      <w:proofErr w:type="spellStart"/>
+      <w:r>
+        <w:t>less</w:t>
+      </w:r>
+      <w:proofErr w:type="spellEnd"/>
+      <w:r>
+        <w:t xml:space="preserve"> </w:t>
+      </w:r>
+      <w:proofErr w:type="spellStart"/>
+      <w:r>
+        <w:t>disruptive</w:t>
+      </w:r>
+      <w:proofErr w:type="spellEnd"/>
+      <w:r>
+        <w:t xml:space="preserve"> </w:t>
+      </w:r>
+      <w:proofErr w:type="spellStart"/>
+      <w:r>
+        <w:t>and</w:t>
+      </w:r>
+      <w:proofErr w:type="spellEnd"/>
+      <w:r>
+        <w:t xml:space="preserve"> more </w:t>
+      </w:r>
+      <w:proofErr w:type="spellStart"/>
+      <w:r>
+        <w:t>adequate</w:t>
+      </w:r>
+      <w:proofErr w:type="spellEnd"/>
+      <w:r>
+        <w:t xml:space="preserve"> </w:t>
+      </w:r>
+      <w:proofErr w:type="spellStart"/>
+      <w:r>
+        <w:t>than</w:t>
+      </w:r>
+      <w:proofErr w:type="spellEnd"/>
+      <w:r>
+        <w:t xml:space="preserve"> </w:t>
+      </w:r>
+      <w:proofErr w:type="spellStart"/>
+      <w:r>
+        <w:t>the</w:t>
+      </w:r>
+      <w:proofErr w:type="spellEnd"/>
+      <w:r>
+        <w:t xml:space="preserve"> </w:t>
+      </w:r>
+      <w:proofErr w:type="spellStart"/>
+      <w:r>
+        <w:t>traditional</w:t>
+      </w:r>
+      <w:proofErr w:type="spellEnd"/>
+      <w:r>
+        <w:t xml:space="preserve"> </w:t>
       </w:r>
       <w:r>
         <w:t>L</w:t>
@@ -718,18 +4512,228 @@
         <w:t xml:space="preserve"> </w:t>
       </w:r>
       <w:r>
-        <w:t>model that postulates the existence of Dark Energy.</w:t>
+        <w:t xml:space="preserve">model </w:t>
+      </w:r>
+      <w:proofErr w:type="spellStart"/>
+      <w:r>
+        <w:t>that</w:t>
+      </w:r>
+      <w:proofErr w:type="spellEnd"/>
+      <w:r>
+        <w:t xml:space="preserve"> </w:t>
+      </w:r>
+      <w:proofErr w:type="spellStart"/>
+      <w:r>
+        <w:t>postulates</w:t>
+      </w:r>
+      <w:proofErr w:type="spellEnd"/>
+      <w:r>
+        <w:t xml:space="preserve"> </w:t>
+      </w:r>
+      <w:proofErr w:type="spellStart"/>
+      <w:r>
+        <w:t>the</w:t>
+      </w:r>
+      <w:proofErr w:type="spellEnd"/>
+      <w:r>
+        <w:t xml:space="preserve"> </w:t>
+      </w:r>
+      <w:proofErr w:type="spellStart"/>
+      <w:r>
+        <w:t>existence</w:t>
+      </w:r>
+      <w:proofErr w:type="spellEnd"/>
+      <w:r>
+        <w:t xml:space="preserve"> </w:t>
+      </w:r>
+      <w:proofErr w:type="spellStart"/>
+      <w:r>
+        <w:t>of</w:t>
+      </w:r>
+      <w:proofErr w:type="spellEnd"/>
+      <w:r>
+        <w:t xml:space="preserve"> </w:t>
+      </w:r>
+      <w:proofErr w:type="spellStart"/>
+      <w:r>
+        <w:t>Dark</w:t>
+      </w:r>
+      <w:proofErr w:type="spellEnd"/>
+      <w:r>
+        <w:t xml:space="preserve"> Energy.</w:t>
       </w:r>
     </w:p>
     <w:p>
-      <w:r>
-        <w:t>We will also develop, from this new theory, a simple and straightforward mathematical</w:t>
-      </w:r>
-      <w:r>
-        <w:t xml:space="preserve"> </w:t>
-      </w:r>
-      <w:r>
-        <w:t>formula that provides the distance of the galaxy as a function of its redshift."</w:t>
+      <w:proofErr w:type="spellStart"/>
+      <w:r>
+        <w:t>We</w:t>
+      </w:r>
+      <w:proofErr w:type="spellEnd"/>
+      <w:r>
+        <w:t xml:space="preserve"> </w:t>
+      </w:r>
+      <w:proofErr w:type="spellStart"/>
+      <w:r>
+        <w:t>will</w:t>
+      </w:r>
+      <w:proofErr w:type="spellEnd"/>
+      <w:r>
+        <w:t xml:space="preserve"> </w:t>
+      </w:r>
+      <w:proofErr w:type="spellStart"/>
+      <w:r>
+        <w:t>also</w:t>
+      </w:r>
+      <w:proofErr w:type="spellEnd"/>
+      <w:r>
+        <w:t xml:space="preserve"> </w:t>
+      </w:r>
+      <w:proofErr w:type="spellStart"/>
+      <w:r>
+        <w:t>develop</w:t>
+      </w:r>
+      <w:proofErr w:type="spellEnd"/>
+      <w:r>
+        <w:t xml:space="preserve">, </w:t>
+      </w:r>
+      <w:proofErr w:type="spellStart"/>
+      <w:r>
+        <w:t>from</w:t>
+      </w:r>
+      <w:proofErr w:type="spellEnd"/>
+      <w:r>
+        <w:t xml:space="preserve"> </w:t>
+      </w:r>
+      <w:proofErr w:type="spellStart"/>
+      <w:r>
+        <w:t>this</w:t>
+      </w:r>
+      <w:proofErr w:type="spellEnd"/>
+      <w:r>
+        <w:t xml:space="preserve"> new </w:t>
+      </w:r>
+      <w:proofErr w:type="spellStart"/>
+      <w:r>
+        <w:t>theory</w:t>
+      </w:r>
+      <w:proofErr w:type="spellEnd"/>
+      <w:r>
+        <w:t xml:space="preserve">, a </w:t>
+      </w:r>
+      <w:proofErr w:type="spellStart"/>
+      <w:r>
+        <w:t>simple</w:t>
+      </w:r>
+      <w:proofErr w:type="spellEnd"/>
+      <w:r>
+        <w:t xml:space="preserve"> </w:t>
+      </w:r>
+      <w:proofErr w:type="spellStart"/>
+      <w:r>
+        <w:t>and</w:t>
+      </w:r>
+      <w:proofErr w:type="spellEnd"/>
+      <w:r>
+        <w:t xml:space="preserve"> </w:t>
+      </w:r>
+      <w:proofErr w:type="spellStart"/>
+      <w:r>
+        <w:t>straightforward</w:t>
+      </w:r>
+      <w:proofErr w:type="spellEnd"/>
+      <w:r>
+        <w:t xml:space="preserve"> </w:t>
+      </w:r>
+      <w:proofErr w:type="spellStart"/>
+      <w:r>
+        <w:t>mathematical</w:t>
+      </w:r>
+      <w:proofErr w:type="spellEnd"/>
+      <w:r>
+        <w:t xml:space="preserve"> </w:t>
+      </w:r>
+      <w:r>
+        <w:t xml:space="preserve">formula </w:t>
+      </w:r>
+      <w:proofErr w:type="spellStart"/>
+      <w:r>
+        <w:t>that</w:t>
+      </w:r>
+      <w:proofErr w:type="spellEnd"/>
+      <w:r>
+        <w:t xml:space="preserve"> </w:t>
+      </w:r>
+      <w:proofErr w:type="spellStart"/>
+      <w:r>
+        <w:t>provides</w:t>
+      </w:r>
+      <w:proofErr w:type="spellEnd"/>
+      <w:r>
+        <w:t xml:space="preserve"> </w:t>
+      </w:r>
+      <w:proofErr w:type="spellStart"/>
+      <w:r>
+        <w:t>the</w:t>
+      </w:r>
+      <w:proofErr w:type="spellEnd"/>
+      <w:r>
+        <w:t xml:space="preserve"> </w:t>
+      </w:r>
+      <w:proofErr w:type="spellStart"/>
+      <w:r>
+        <w:t>distance</w:t>
+      </w:r>
+      <w:proofErr w:type="spellEnd"/>
+      <w:r>
+        <w:t xml:space="preserve"> </w:t>
+      </w:r>
+      <w:proofErr w:type="spellStart"/>
+      <w:r>
+        <w:t>of</w:t>
+      </w:r>
+      <w:proofErr w:type="spellEnd"/>
+      <w:r>
+        <w:t xml:space="preserve"> </w:t>
+      </w:r>
+      <w:proofErr w:type="spellStart"/>
+      <w:r>
+        <w:t>the</w:t>
+      </w:r>
+      <w:proofErr w:type="spellEnd"/>
+      <w:r>
+        <w:t xml:space="preserve"> </w:t>
+      </w:r>
+      <w:proofErr w:type="spellStart"/>
+      <w:r>
+        <w:t>galaxy</w:t>
+      </w:r>
+      <w:proofErr w:type="spellEnd"/>
+      <w:r>
+        <w:t xml:space="preserve"> as a </w:t>
+      </w:r>
+      <w:proofErr w:type="spellStart"/>
+      <w:r>
+        <w:t>function</w:t>
+      </w:r>
+      <w:proofErr w:type="spellEnd"/>
+      <w:r>
+        <w:t xml:space="preserve"> </w:t>
+      </w:r>
+      <w:proofErr w:type="spellStart"/>
+      <w:r>
+        <w:t>of</w:t>
+      </w:r>
+      <w:proofErr w:type="spellEnd"/>
+      <w:r>
+        <w:t xml:space="preserve"> its </w:t>
+      </w:r>
+      <w:proofErr w:type="spellStart"/>
+      <w:r>
+        <w:t>redshift</w:t>
+      </w:r>
+      <w:proofErr w:type="spellEnd"/>
+      <w:r>
+        <w:t>."</w:t>
       </w:r>
     </w:p>
     <w:p>
@@ -767,24 +4771,427 @@
           <w:sz w:val="28"/>
           <w:szCs w:val="28"/>
         </w:rPr>
-        <w:t>´Derivation of Hubble’s Law and its relation to dark energy and dark matter'</w:t>
+        <w:t>´</w:t>
+      </w:r>
+      <w:proofErr w:type="spellStart"/>
+      <w:r>
+        <w:rPr>
+          <w:b/>
+          <w:bCs/>
+          <w:sz w:val="28"/>
+          <w:szCs w:val="28"/>
+        </w:rPr>
+        <w:t>Derivation</w:t>
+      </w:r>
+      <w:proofErr w:type="spellEnd"/>
+      <w:r>
+        <w:rPr>
+          <w:b/>
+          <w:bCs/>
+          <w:sz w:val="28"/>
+          <w:szCs w:val="28"/>
+        </w:rPr>
+        <w:t xml:space="preserve"> </w:t>
+      </w:r>
+      <w:proofErr w:type="spellStart"/>
+      <w:r>
+        <w:rPr>
+          <w:b/>
+          <w:bCs/>
+          <w:sz w:val="28"/>
+          <w:szCs w:val="28"/>
+        </w:rPr>
+        <w:t>of</w:t>
+      </w:r>
+      <w:proofErr w:type="spellEnd"/>
+      <w:r>
+        <w:rPr>
+          <w:b/>
+          <w:bCs/>
+          <w:sz w:val="28"/>
+          <w:szCs w:val="28"/>
+        </w:rPr>
+        <w:t xml:space="preserve"> </w:t>
+      </w:r>
+      <w:proofErr w:type="spellStart"/>
+      <w:r>
+        <w:rPr>
+          <w:b/>
+          <w:bCs/>
+          <w:sz w:val="28"/>
+          <w:szCs w:val="28"/>
+        </w:rPr>
+        <w:t>Hubble’s</w:t>
+      </w:r>
+      <w:proofErr w:type="spellEnd"/>
+      <w:r>
+        <w:rPr>
+          <w:b/>
+          <w:bCs/>
+          <w:sz w:val="28"/>
+          <w:szCs w:val="28"/>
+        </w:rPr>
+        <w:t xml:space="preserve"> Law </w:t>
+      </w:r>
+      <w:proofErr w:type="spellStart"/>
+      <w:r>
+        <w:rPr>
+          <w:b/>
+          <w:bCs/>
+          <w:sz w:val="28"/>
+          <w:szCs w:val="28"/>
+        </w:rPr>
+        <w:t>and</w:t>
+      </w:r>
+      <w:proofErr w:type="spellEnd"/>
+      <w:r>
+        <w:rPr>
+          <w:b/>
+          <w:bCs/>
+          <w:sz w:val="28"/>
+          <w:szCs w:val="28"/>
+        </w:rPr>
+        <w:t xml:space="preserve"> its </w:t>
+      </w:r>
+      <w:proofErr w:type="spellStart"/>
+      <w:r>
+        <w:rPr>
+          <w:b/>
+          <w:bCs/>
+          <w:sz w:val="28"/>
+          <w:szCs w:val="28"/>
+        </w:rPr>
+        <w:t>relation</w:t>
+      </w:r>
+      <w:proofErr w:type="spellEnd"/>
+      <w:r>
+        <w:rPr>
+          <w:b/>
+          <w:bCs/>
+          <w:sz w:val="28"/>
+          <w:szCs w:val="28"/>
+        </w:rPr>
+        <w:t xml:space="preserve"> </w:t>
+      </w:r>
+      <w:proofErr w:type="spellStart"/>
+      <w:r>
+        <w:rPr>
+          <w:b/>
+          <w:bCs/>
+          <w:sz w:val="28"/>
+          <w:szCs w:val="28"/>
+        </w:rPr>
+        <w:t>to</w:t>
+      </w:r>
+      <w:proofErr w:type="spellEnd"/>
+      <w:r>
+        <w:rPr>
+          <w:b/>
+          <w:bCs/>
+          <w:sz w:val="28"/>
+          <w:szCs w:val="28"/>
+        </w:rPr>
+        <w:t xml:space="preserve"> </w:t>
+      </w:r>
+      <w:proofErr w:type="spellStart"/>
+      <w:r>
+        <w:rPr>
+          <w:b/>
+          <w:bCs/>
+          <w:sz w:val="28"/>
+          <w:szCs w:val="28"/>
+        </w:rPr>
+        <w:t>dark</w:t>
+      </w:r>
+      <w:proofErr w:type="spellEnd"/>
+      <w:r>
+        <w:rPr>
+          <w:b/>
+          <w:bCs/>
+          <w:sz w:val="28"/>
+          <w:szCs w:val="28"/>
+        </w:rPr>
+        <w:t xml:space="preserve"> </w:t>
+      </w:r>
+      <w:proofErr w:type="spellStart"/>
+      <w:r>
+        <w:rPr>
+          <w:b/>
+          <w:bCs/>
+          <w:sz w:val="28"/>
+          <w:szCs w:val="28"/>
+        </w:rPr>
+        <w:t>energy</w:t>
+      </w:r>
+      <w:proofErr w:type="spellEnd"/>
+      <w:r>
+        <w:rPr>
+          <w:b/>
+          <w:bCs/>
+          <w:sz w:val="28"/>
+          <w:szCs w:val="28"/>
+        </w:rPr>
+        <w:t xml:space="preserve"> </w:t>
+      </w:r>
+      <w:proofErr w:type="spellStart"/>
+      <w:r>
+        <w:rPr>
+          <w:b/>
+          <w:bCs/>
+          <w:sz w:val="28"/>
+          <w:szCs w:val="28"/>
+        </w:rPr>
+        <w:t>and</w:t>
+      </w:r>
+      <w:proofErr w:type="spellEnd"/>
+      <w:r>
+        <w:rPr>
+          <w:b/>
+          <w:bCs/>
+          <w:sz w:val="28"/>
+          <w:szCs w:val="28"/>
+        </w:rPr>
+        <w:t xml:space="preserve"> </w:t>
+      </w:r>
+      <w:proofErr w:type="spellStart"/>
+      <w:r>
+        <w:rPr>
+          <w:b/>
+          <w:bCs/>
+          <w:sz w:val="28"/>
+          <w:szCs w:val="28"/>
+        </w:rPr>
+        <w:t>dark</w:t>
+      </w:r>
+      <w:proofErr w:type="spellEnd"/>
+      <w:r>
+        <w:rPr>
+          <w:b/>
+          <w:bCs/>
+          <w:sz w:val="28"/>
+          <w:szCs w:val="28"/>
+        </w:rPr>
+        <w:t xml:space="preserve"> </w:t>
+      </w:r>
+      <w:proofErr w:type="spellStart"/>
+      <w:r>
+        <w:rPr>
+          <w:b/>
+          <w:bCs/>
+          <w:sz w:val="28"/>
+          <w:szCs w:val="28"/>
+        </w:rPr>
+        <w:t>matter</w:t>
+      </w:r>
+      <w:proofErr w:type="spellEnd"/>
+      <w:r>
+        <w:rPr>
+          <w:b/>
+          <w:bCs/>
+          <w:sz w:val="28"/>
+          <w:szCs w:val="28"/>
+        </w:rPr>
+        <w:t>'</w:t>
       </w:r>
     </w:p>
     <w:p>
       <w:r>
-        <w:t xml:space="preserve">"From the “Decreasing Universe” model,1,2 establishing the contraction of space tissue </w:t>
+        <w:t>"</w:t>
+      </w:r>
+      <w:proofErr w:type="spellStart"/>
+      <w:r>
+        <w:t>From</w:t>
+      </w:r>
+      <w:proofErr w:type="spellEnd"/>
+      <w:r>
+        <w:t xml:space="preserve"> </w:t>
+      </w:r>
+      <w:proofErr w:type="spellStart"/>
+      <w:r>
+        <w:t>the</w:t>
+      </w:r>
+      <w:proofErr w:type="spellEnd"/>
+      <w:r>
+        <w:t xml:space="preserve"> “</w:t>
+      </w:r>
+      <w:proofErr w:type="spellStart"/>
+      <w:r>
+        <w:t>Decreasing</w:t>
+      </w:r>
+      <w:proofErr w:type="spellEnd"/>
+      <w:r>
+        <w:t xml:space="preserve"> Universe” model,1,2 </w:t>
+      </w:r>
+      <w:proofErr w:type="spellStart"/>
+      <w:r>
+        <w:t>establishing</w:t>
+      </w:r>
+      <w:proofErr w:type="spellEnd"/>
+      <w:r>
+        <w:t xml:space="preserve"> </w:t>
+      </w:r>
+      <w:proofErr w:type="spellStart"/>
+      <w:r>
+        <w:t>the</w:t>
+      </w:r>
+      <w:proofErr w:type="spellEnd"/>
+      <w:r>
+        <w:t xml:space="preserve"> </w:t>
+      </w:r>
+      <w:proofErr w:type="spellStart"/>
+      <w:r>
+        <w:t>contraction</w:t>
+      </w:r>
+      <w:proofErr w:type="spellEnd"/>
+      <w:r>
+        <w:t xml:space="preserve"> </w:t>
+      </w:r>
+      <w:proofErr w:type="spellStart"/>
+      <w:r>
+        <w:t>of</w:t>
+      </w:r>
+      <w:proofErr w:type="spellEnd"/>
+      <w:r>
+        <w:t xml:space="preserve"> </w:t>
+      </w:r>
+      <w:proofErr w:type="spellStart"/>
+      <w:r>
+        <w:t>space</w:t>
+      </w:r>
+      <w:proofErr w:type="spellEnd"/>
+      <w:r>
+        <w:t xml:space="preserve"> </w:t>
+      </w:r>
+      <w:proofErr w:type="spellStart"/>
+      <w:r>
+        <w:t>tissue</w:t>
+      </w:r>
+      <w:proofErr w:type="spellEnd"/>
+      <w:r>
+        <w:t xml:space="preserve"> </w:t>
       </w:r>
       <w:r>
         <w:t xml:space="preserve">When </w:t>
       </w:r>
-      <w:r>
-        <w:t>exposed to a gravitational field, we derive the Hubble Law and, from there, we will explain</w:t>
-      </w:r>
-      <w:r>
-        <w:t xml:space="preserve"> </w:t>
-      </w:r>
-      <w:r>
-        <w:t>the effect “Dark Energy” ".</w:t>
+      <w:proofErr w:type="spellStart"/>
+      <w:r>
+        <w:t>exposed</w:t>
+      </w:r>
+      <w:proofErr w:type="spellEnd"/>
+      <w:r>
+        <w:t xml:space="preserve"> </w:t>
+      </w:r>
+      <w:proofErr w:type="spellStart"/>
+      <w:r>
+        <w:t>to</w:t>
+      </w:r>
+      <w:proofErr w:type="spellEnd"/>
+      <w:r>
+        <w:t xml:space="preserve"> a </w:t>
+      </w:r>
+      <w:proofErr w:type="spellStart"/>
+      <w:r>
+        <w:t>gravitational</w:t>
+      </w:r>
+      <w:proofErr w:type="spellEnd"/>
+      <w:r>
+        <w:t xml:space="preserve"> </w:t>
+      </w:r>
+      <w:proofErr w:type="spellStart"/>
+      <w:r>
+        <w:t>field</w:t>
+      </w:r>
+      <w:proofErr w:type="spellEnd"/>
+      <w:r>
+        <w:t xml:space="preserve">, </w:t>
+      </w:r>
+      <w:proofErr w:type="spellStart"/>
+      <w:r>
+        <w:t>we</w:t>
+      </w:r>
+      <w:proofErr w:type="spellEnd"/>
+      <w:r>
+        <w:t xml:space="preserve"> derive </w:t>
+      </w:r>
+      <w:proofErr w:type="spellStart"/>
+      <w:r>
+        <w:t>the</w:t>
+      </w:r>
+      <w:proofErr w:type="spellEnd"/>
+      <w:r>
+        <w:t xml:space="preserve"> Hubble Law </w:t>
+      </w:r>
+      <w:proofErr w:type="spellStart"/>
+      <w:r>
+        <w:t>and</w:t>
+      </w:r>
+      <w:proofErr w:type="spellEnd"/>
+      <w:r>
+        <w:t xml:space="preserve">, </w:t>
+      </w:r>
+      <w:proofErr w:type="spellStart"/>
+      <w:r>
+        <w:t>from</w:t>
+      </w:r>
+      <w:proofErr w:type="spellEnd"/>
+      <w:r>
+        <w:t xml:space="preserve"> </w:t>
+      </w:r>
+      <w:proofErr w:type="spellStart"/>
+      <w:r>
+        <w:t>there</w:t>
+      </w:r>
+      <w:proofErr w:type="spellEnd"/>
+      <w:r>
+        <w:t xml:space="preserve">, </w:t>
+      </w:r>
+      <w:proofErr w:type="spellStart"/>
+      <w:r>
+        <w:t>we</w:t>
+      </w:r>
+      <w:proofErr w:type="spellEnd"/>
+      <w:r>
+        <w:t xml:space="preserve"> </w:t>
+      </w:r>
+      <w:proofErr w:type="spellStart"/>
+      <w:r>
+        <w:t>will</w:t>
+      </w:r>
+      <w:proofErr w:type="spellEnd"/>
+      <w:r>
+        <w:t xml:space="preserve"> </w:t>
+      </w:r>
+      <w:proofErr w:type="spellStart"/>
+      <w:r>
+        <w:t>explain</w:t>
+      </w:r>
+      <w:proofErr w:type="spellEnd"/>
+      <w:r>
+        <w:t xml:space="preserve"> </w:t>
+      </w:r>
+      <w:proofErr w:type="spellStart"/>
+      <w:r>
+        <w:t>the</w:t>
+      </w:r>
+      <w:proofErr w:type="spellEnd"/>
+      <w:r>
+        <w:t xml:space="preserve"> </w:t>
+      </w:r>
+      <w:proofErr w:type="spellStart"/>
+      <w:r>
+        <w:t>effect</w:t>
+      </w:r>
+      <w:proofErr w:type="spellEnd"/>
+      <w:r>
+        <w:t xml:space="preserve"> “</w:t>
+      </w:r>
+      <w:proofErr w:type="spellStart"/>
+      <w:r>
+        <w:t>Dark</w:t>
+      </w:r>
+      <w:proofErr w:type="spellEnd"/>
+      <w:r>
+        <w:t xml:space="preserve"> Energy” ".</w:t>
       </w:r>
       <w:r>
         <w:br/>
@@ -822,44 +5229,296 @@
           <w:sz w:val="28"/>
           <w:szCs w:val="28"/>
         </w:rPr>
-        <w:t>´Jocaxian’s Train'</w:t>
+        <w:t>´</w:t>
+      </w:r>
+      <w:proofErr w:type="spellStart"/>
+      <w:r>
+        <w:rPr>
+          <w:b/>
+          <w:bCs/>
+          <w:sz w:val="28"/>
+          <w:szCs w:val="28"/>
+        </w:rPr>
+        <w:t>Jocaxian’s</w:t>
+      </w:r>
+      <w:proofErr w:type="spellEnd"/>
+      <w:r>
+        <w:rPr>
+          <w:b/>
+          <w:bCs/>
+          <w:sz w:val="28"/>
+          <w:szCs w:val="28"/>
+        </w:rPr>
+        <w:t xml:space="preserve"> </w:t>
+      </w:r>
+      <w:proofErr w:type="spellStart"/>
+      <w:r>
+        <w:rPr>
+          <w:b/>
+          <w:bCs/>
+          <w:sz w:val="28"/>
+          <w:szCs w:val="28"/>
+        </w:rPr>
+        <w:t>Train</w:t>
+      </w:r>
+      <w:proofErr w:type="spellEnd"/>
+      <w:r>
+        <w:rPr>
+          <w:b/>
+          <w:bCs/>
+          <w:sz w:val="28"/>
+          <w:szCs w:val="28"/>
+        </w:rPr>
+        <w:t>'</w:t>
       </w:r>
     </w:p>
     <w:p>
       <w:r>
-        <w:t>"This article presents two simple and analog situations related to</w:t>
-      </w:r>
-      <w:r>
-        <w:t xml:space="preserve"> </w:t>
-      </w:r>
-      <w:r>
-        <w:t>classic mental experience known as “Einstein’s Train”, which explains</w:t>
-      </w:r>
-      <w:r>
-        <w:t xml:space="preserve"> </w:t>
-      </w:r>
-      <w:r>
-        <w:t xml:space="preserve">the temporal </w:t>
-      </w:r>
-      <w:proofErr w:type="gramStart"/>
-      <w:r>
-        <w:t xml:space="preserve">dilatation </w:t>
-      </w:r>
-      <w:r>
-        <w:t xml:space="preserve"> r</w:t>
+        <w:t>"</w:t>
+      </w:r>
+      <w:proofErr w:type="spellStart"/>
+      <w:r>
+        <w:t>This</w:t>
+      </w:r>
+      <w:proofErr w:type="spellEnd"/>
+      <w:r>
+        <w:t xml:space="preserve"> </w:t>
+      </w:r>
+      <w:proofErr w:type="spellStart"/>
+      <w:r>
+        <w:t>article</w:t>
+      </w:r>
+      <w:proofErr w:type="spellEnd"/>
+      <w:r>
+        <w:t xml:space="preserve"> </w:t>
+      </w:r>
+      <w:proofErr w:type="spellStart"/>
+      <w:r>
+        <w:t>presents</w:t>
+      </w:r>
+      <w:proofErr w:type="spellEnd"/>
+      <w:r>
+        <w:t xml:space="preserve"> </w:t>
+      </w:r>
+      <w:proofErr w:type="spellStart"/>
+      <w:r>
+        <w:t>two</w:t>
+      </w:r>
+      <w:proofErr w:type="spellEnd"/>
+      <w:r>
+        <w:t xml:space="preserve"> </w:t>
+      </w:r>
+      <w:proofErr w:type="spellStart"/>
+      <w:r>
+        <w:t>simple</w:t>
+      </w:r>
+      <w:proofErr w:type="spellEnd"/>
+      <w:r>
+        <w:t xml:space="preserve"> </w:t>
+      </w:r>
+      <w:proofErr w:type="spellStart"/>
+      <w:r>
+        <w:t>and</w:t>
+      </w:r>
+      <w:proofErr w:type="spellEnd"/>
+      <w:r>
+        <w:t xml:space="preserve"> </w:t>
+      </w:r>
+      <w:proofErr w:type="spellStart"/>
+      <w:r>
+        <w:t>analog</w:t>
+      </w:r>
+      <w:proofErr w:type="spellEnd"/>
+      <w:r>
+        <w:t xml:space="preserve"> </w:t>
+      </w:r>
+      <w:proofErr w:type="spellStart"/>
+      <w:r>
+        <w:t>situations</w:t>
+      </w:r>
+      <w:proofErr w:type="spellEnd"/>
+      <w:r>
+        <w:t xml:space="preserve"> </w:t>
+      </w:r>
+      <w:proofErr w:type="spellStart"/>
+      <w:r>
+        <w:t>related</w:t>
+      </w:r>
+      <w:proofErr w:type="spellEnd"/>
+      <w:r>
+        <w:t xml:space="preserve"> </w:t>
+      </w:r>
+      <w:proofErr w:type="spellStart"/>
+      <w:r>
+        <w:t>to</w:t>
+      </w:r>
+      <w:proofErr w:type="spellEnd"/>
+      <w:r>
+        <w:t xml:space="preserve"> </w:t>
+      </w:r>
+      <w:proofErr w:type="spellStart"/>
+      <w:r>
+        <w:t>classic</w:t>
+      </w:r>
+      <w:proofErr w:type="spellEnd"/>
+      <w:r>
+        <w:t xml:space="preserve"> mental </w:t>
+      </w:r>
+      <w:proofErr w:type="spellStart"/>
+      <w:r>
+        <w:t>experience</w:t>
+      </w:r>
+      <w:proofErr w:type="spellEnd"/>
+      <w:r>
+        <w:t xml:space="preserve"> </w:t>
+      </w:r>
+      <w:proofErr w:type="spellStart"/>
+      <w:r>
+        <w:t>known</w:t>
+      </w:r>
+      <w:proofErr w:type="spellEnd"/>
+      <w:r>
+        <w:t xml:space="preserve"> as “</w:t>
+      </w:r>
+      <w:proofErr w:type="spellStart"/>
+      <w:r>
+        <w:t>Einstein’s</w:t>
+      </w:r>
+      <w:proofErr w:type="spellEnd"/>
+      <w:r>
+        <w:t xml:space="preserve"> </w:t>
+      </w:r>
+      <w:proofErr w:type="spellStart"/>
+      <w:r>
+        <w:t>Train</w:t>
+      </w:r>
+      <w:proofErr w:type="spellEnd"/>
+      <w:r>
+        <w:t xml:space="preserve">”, </w:t>
+      </w:r>
+      <w:proofErr w:type="spellStart"/>
+      <w:r>
+        <w:t>which</w:t>
+      </w:r>
+      <w:proofErr w:type="spellEnd"/>
+      <w:r>
+        <w:t xml:space="preserve"> </w:t>
+      </w:r>
+      <w:proofErr w:type="spellStart"/>
+      <w:r>
+        <w:t>explains</w:t>
+      </w:r>
+      <w:proofErr w:type="spellEnd"/>
+      <w:r>
+        <w:t xml:space="preserve"> </w:t>
+      </w:r>
+      <w:proofErr w:type="spellStart"/>
+      <w:r>
+        <w:t>the</w:t>
+      </w:r>
+      <w:proofErr w:type="spellEnd"/>
+      <w:r>
+        <w:t xml:space="preserve"> temporal </w:t>
+      </w:r>
+      <w:proofErr w:type="spellStart"/>
+      <w:r>
+        <w:t>dilatation</w:t>
+      </w:r>
+      <w:proofErr w:type="spellEnd"/>
+      <w:r>
+        <w:t xml:space="preserve"> </w:t>
+      </w:r>
+      <w:r>
+        <w:t xml:space="preserve"> </w:t>
+      </w:r>
+      <w:proofErr w:type="spellStart"/>
+      <w:r>
+        <w:t>r</w:t>
       </w:r>
       <w:r>
         <w:t>egarding</w:t>
       </w:r>
-      <w:proofErr w:type="gramEnd"/>
-      <w:r>
-        <w:t xml:space="preserve"> special relativity theory, and then it</w:t>
-      </w:r>
-      <w:r>
-        <w:t xml:space="preserve"> </w:t>
-      </w:r>
-      <w:r>
-        <w:t>points a logical contradiction between them."</w:t>
+      <w:proofErr w:type="spellEnd"/>
+      <w:r>
+        <w:t xml:space="preserve"> </w:t>
+      </w:r>
+      <w:proofErr w:type="spellStart"/>
+      <w:r>
+        <w:t>special</w:t>
+      </w:r>
+      <w:proofErr w:type="spellEnd"/>
+      <w:r>
+        <w:t xml:space="preserve"> </w:t>
+      </w:r>
+      <w:proofErr w:type="spellStart"/>
+      <w:r>
+        <w:t>relativity</w:t>
+      </w:r>
+      <w:proofErr w:type="spellEnd"/>
+      <w:r>
+        <w:t xml:space="preserve"> </w:t>
+      </w:r>
+      <w:proofErr w:type="spellStart"/>
+      <w:r>
+        <w:t>theory</w:t>
+      </w:r>
+      <w:proofErr w:type="spellEnd"/>
+      <w:r>
+        <w:t xml:space="preserve">, </w:t>
+      </w:r>
+      <w:proofErr w:type="spellStart"/>
+      <w:r>
+        <w:t>and</w:t>
+      </w:r>
+      <w:proofErr w:type="spellEnd"/>
+      <w:r>
+        <w:t xml:space="preserve"> </w:t>
+      </w:r>
+      <w:proofErr w:type="spellStart"/>
+      <w:r>
+        <w:t>then</w:t>
+      </w:r>
+      <w:proofErr w:type="spellEnd"/>
+      <w:r>
+        <w:t xml:space="preserve"> it</w:t>
+      </w:r>
+      <w:r>
+        <w:t xml:space="preserve"> </w:t>
+      </w:r>
+      <w:r>
+        <w:t xml:space="preserve">points a </w:t>
+      </w:r>
+      <w:proofErr w:type="spellStart"/>
+      <w:r>
+        <w:t>logical</w:t>
+      </w:r>
+      <w:proofErr w:type="spellEnd"/>
+      <w:r>
+        <w:t xml:space="preserve"> </w:t>
+      </w:r>
+      <w:proofErr w:type="spellStart"/>
+      <w:r>
+        <w:t>contradiction</w:t>
+      </w:r>
+      <w:proofErr w:type="spellEnd"/>
+      <w:r>
+        <w:t xml:space="preserve"> </w:t>
+      </w:r>
+      <w:proofErr w:type="spellStart"/>
+      <w:r>
+        <w:t>between</w:t>
+      </w:r>
+      <w:proofErr w:type="spellEnd"/>
+      <w:r>
+        <w:t xml:space="preserve"> </w:t>
+      </w:r>
+      <w:proofErr w:type="spellStart"/>
+      <w:r>
+        <w:t>them</w:t>
+      </w:r>
+      <w:proofErr w:type="spellEnd"/>
+      <w:r>
+        <w:t>."</w:t>
       </w:r>
     </w:p>
     <w:p>
@@ -894,52 +5553,661 @@
           <w:sz w:val="28"/>
           <w:szCs w:val="28"/>
         </w:rPr>
-        <w:t>´The Equivalence Principle and the End of the Dark Energy'</w:t>
+        <w:t xml:space="preserve">´The </w:t>
+      </w:r>
+      <w:proofErr w:type="spellStart"/>
+      <w:r>
+        <w:rPr>
+          <w:b/>
+          <w:bCs/>
+          <w:sz w:val="28"/>
+          <w:szCs w:val="28"/>
+        </w:rPr>
+        <w:t>Equivalence</w:t>
+      </w:r>
+      <w:proofErr w:type="spellEnd"/>
+      <w:r>
+        <w:rPr>
+          <w:b/>
+          <w:bCs/>
+          <w:sz w:val="28"/>
+          <w:szCs w:val="28"/>
+        </w:rPr>
+        <w:t xml:space="preserve"> </w:t>
+      </w:r>
+      <w:proofErr w:type="spellStart"/>
+      <w:r>
+        <w:rPr>
+          <w:b/>
+          <w:bCs/>
+          <w:sz w:val="28"/>
+          <w:szCs w:val="28"/>
+        </w:rPr>
+        <w:t>Principle</w:t>
+      </w:r>
+      <w:proofErr w:type="spellEnd"/>
+      <w:r>
+        <w:rPr>
+          <w:b/>
+          <w:bCs/>
+          <w:sz w:val="28"/>
+          <w:szCs w:val="28"/>
+        </w:rPr>
+        <w:t xml:space="preserve"> </w:t>
+      </w:r>
+      <w:proofErr w:type="spellStart"/>
+      <w:r>
+        <w:rPr>
+          <w:b/>
+          <w:bCs/>
+          <w:sz w:val="28"/>
+          <w:szCs w:val="28"/>
+        </w:rPr>
+        <w:t>and</w:t>
+      </w:r>
+      <w:proofErr w:type="spellEnd"/>
+      <w:r>
+        <w:rPr>
+          <w:b/>
+          <w:bCs/>
+          <w:sz w:val="28"/>
+          <w:szCs w:val="28"/>
+        </w:rPr>
+        <w:t xml:space="preserve"> </w:t>
+      </w:r>
+      <w:proofErr w:type="spellStart"/>
+      <w:r>
+        <w:rPr>
+          <w:b/>
+          <w:bCs/>
+          <w:sz w:val="28"/>
+          <w:szCs w:val="28"/>
+        </w:rPr>
+        <w:t>the</w:t>
+      </w:r>
+      <w:proofErr w:type="spellEnd"/>
+      <w:r>
+        <w:rPr>
+          <w:b/>
+          <w:bCs/>
+          <w:sz w:val="28"/>
+          <w:szCs w:val="28"/>
+        </w:rPr>
+        <w:t xml:space="preserve"> </w:t>
+      </w:r>
+      <w:proofErr w:type="spellStart"/>
+      <w:r>
+        <w:rPr>
+          <w:b/>
+          <w:bCs/>
+          <w:sz w:val="28"/>
+          <w:szCs w:val="28"/>
+        </w:rPr>
+        <w:t>End</w:t>
+      </w:r>
+      <w:proofErr w:type="spellEnd"/>
+      <w:r>
+        <w:rPr>
+          <w:b/>
+          <w:bCs/>
+          <w:sz w:val="28"/>
+          <w:szCs w:val="28"/>
+        </w:rPr>
+        <w:t xml:space="preserve"> </w:t>
+      </w:r>
+      <w:proofErr w:type="spellStart"/>
+      <w:r>
+        <w:rPr>
+          <w:b/>
+          <w:bCs/>
+          <w:sz w:val="28"/>
+          <w:szCs w:val="28"/>
+        </w:rPr>
+        <w:t>of</w:t>
+      </w:r>
+      <w:proofErr w:type="spellEnd"/>
+      <w:r>
+        <w:rPr>
+          <w:b/>
+          <w:bCs/>
+          <w:sz w:val="28"/>
+          <w:szCs w:val="28"/>
+        </w:rPr>
+        <w:t xml:space="preserve"> </w:t>
+      </w:r>
+      <w:proofErr w:type="spellStart"/>
+      <w:r>
+        <w:rPr>
+          <w:b/>
+          <w:bCs/>
+          <w:sz w:val="28"/>
+          <w:szCs w:val="28"/>
+        </w:rPr>
+        <w:t>the</w:t>
+      </w:r>
+      <w:proofErr w:type="spellEnd"/>
+      <w:r>
+        <w:rPr>
+          <w:b/>
+          <w:bCs/>
+          <w:sz w:val="28"/>
+          <w:szCs w:val="28"/>
+        </w:rPr>
+        <w:t xml:space="preserve"> </w:t>
+      </w:r>
+      <w:proofErr w:type="spellStart"/>
+      <w:r>
+        <w:rPr>
+          <w:b/>
+          <w:bCs/>
+          <w:sz w:val="28"/>
+          <w:szCs w:val="28"/>
+        </w:rPr>
+        <w:t>Dark</w:t>
+      </w:r>
+      <w:proofErr w:type="spellEnd"/>
+      <w:r>
+        <w:rPr>
+          <w:b/>
+          <w:bCs/>
+          <w:sz w:val="28"/>
+          <w:szCs w:val="28"/>
+        </w:rPr>
+        <w:t xml:space="preserve"> Energy'</w:t>
       </w:r>
     </w:p>
     <w:p>
       <w:r>
-        <w:t>"We will make a new approach for an effect known as “Dark Energy” by an effect on gravitatio nal field.[1]</w:t>
-      </w:r>
-      <w:r>
-        <w:t xml:space="preserve"> </w:t>
-      </w:r>
-      <w:r>
-        <w:t>In an accelerated rocket, the dimensions of space towards movement due to „Lorentz Contraction" are</w:t>
-      </w:r>
-      <w:r>
-        <w:t xml:space="preserve"> </w:t>
-      </w:r>
-      <w:r>
-        <w:t xml:space="preserve">on continuous </w:t>
-      </w:r>
-      <w:proofErr w:type="gramStart"/>
+        <w:t>"</w:t>
+      </w:r>
+      <w:proofErr w:type="spellStart"/>
+      <w:r>
+        <w:t>We</w:t>
+      </w:r>
+      <w:proofErr w:type="spellEnd"/>
+      <w:r>
+        <w:t xml:space="preserve"> </w:t>
+      </w:r>
+      <w:proofErr w:type="spellStart"/>
+      <w:r>
+        <w:t>will</w:t>
+      </w:r>
+      <w:proofErr w:type="spellEnd"/>
+      <w:r>
+        <w:t xml:space="preserve"> make a new approach for </w:t>
+      </w:r>
+      <w:proofErr w:type="spellStart"/>
+      <w:r>
+        <w:t>an</w:t>
+      </w:r>
+      <w:proofErr w:type="spellEnd"/>
+      <w:r>
+        <w:t xml:space="preserve"> </w:t>
+      </w:r>
+      <w:proofErr w:type="spellStart"/>
+      <w:r>
+        <w:t>effect</w:t>
+      </w:r>
+      <w:proofErr w:type="spellEnd"/>
+      <w:r>
+        <w:t xml:space="preserve"> </w:t>
+      </w:r>
+      <w:proofErr w:type="spellStart"/>
+      <w:r>
+        <w:t>known</w:t>
+      </w:r>
+      <w:proofErr w:type="spellEnd"/>
+      <w:r>
+        <w:t xml:space="preserve"> as “</w:t>
+      </w:r>
+      <w:proofErr w:type="spellStart"/>
+      <w:r>
+        <w:t>Dark</w:t>
+      </w:r>
+      <w:proofErr w:type="spellEnd"/>
+      <w:r>
+        <w:t xml:space="preserve"> Energy” </w:t>
+      </w:r>
+      <w:proofErr w:type="spellStart"/>
+      <w:r>
+        <w:t>by</w:t>
+      </w:r>
+      <w:proofErr w:type="spellEnd"/>
+      <w:r>
+        <w:t xml:space="preserve"> </w:t>
+      </w:r>
+      <w:proofErr w:type="spellStart"/>
+      <w:r>
+        <w:t>an</w:t>
+      </w:r>
+      <w:proofErr w:type="spellEnd"/>
+      <w:r>
+        <w:t xml:space="preserve"> </w:t>
+      </w:r>
+      <w:proofErr w:type="spellStart"/>
+      <w:r>
+        <w:t>effect</w:t>
+      </w:r>
+      <w:proofErr w:type="spellEnd"/>
+      <w:r>
+        <w:t xml:space="preserve"> </w:t>
+      </w:r>
+      <w:proofErr w:type="spellStart"/>
+      <w:r>
+        <w:t>on</w:t>
+      </w:r>
+      <w:proofErr w:type="spellEnd"/>
+      <w:r>
+        <w:t xml:space="preserve"> </w:t>
+      </w:r>
+      <w:proofErr w:type="spellStart"/>
+      <w:r>
+        <w:t>gravitatio</w:t>
+      </w:r>
+      <w:proofErr w:type="spellEnd"/>
+      <w:r>
+        <w:t xml:space="preserve"> </w:t>
+      </w:r>
+      <w:proofErr w:type="spellStart"/>
+      <w:r>
+        <w:t>nal</w:t>
+      </w:r>
+      <w:proofErr w:type="spellEnd"/>
+      <w:r>
+        <w:t xml:space="preserve"> </w:t>
+      </w:r>
+      <w:proofErr w:type="spellStart"/>
+      <w:r>
+        <w:t>field</w:t>
+      </w:r>
+      <w:proofErr w:type="spellEnd"/>
+      <w:r>
+        <w:t>.[1]</w:t>
+      </w:r>
+      <w:r>
+        <w:t xml:space="preserve"> </w:t>
+      </w:r>
+      <w:r>
+        <w:t xml:space="preserve">In </w:t>
+      </w:r>
+      <w:proofErr w:type="spellStart"/>
+      <w:r>
+        <w:t>an</w:t>
+      </w:r>
+      <w:proofErr w:type="spellEnd"/>
+      <w:r>
+        <w:t xml:space="preserve"> </w:t>
+      </w:r>
+      <w:proofErr w:type="spellStart"/>
+      <w:r>
+        <w:t>accelerated</w:t>
+      </w:r>
+      <w:proofErr w:type="spellEnd"/>
+      <w:r>
+        <w:t xml:space="preserve"> </w:t>
+      </w:r>
+      <w:proofErr w:type="spellStart"/>
+      <w:r>
+        <w:t>rocket</w:t>
+      </w:r>
+      <w:proofErr w:type="spellEnd"/>
+      <w:r>
+        <w:t xml:space="preserve">, </w:t>
+      </w:r>
+      <w:proofErr w:type="spellStart"/>
+      <w:r>
+        <w:t>the</w:t>
+      </w:r>
+      <w:proofErr w:type="spellEnd"/>
+      <w:r>
+        <w:t xml:space="preserve"> </w:t>
+      </w:r>
+      <w:proofErr w:type="spellStart"/>
+      <w:r>
+        <w:t>dimensions</w:t>
+      </w:r>
+      <w:proofErr w:type="spellEnd"/>
+      <w:r>
+        <w:t xml:space="preserve"> </w:t>
+      </w:r>
+      <w:proofErr w:type="spellStart"/>
+      <w:r>
+        <w:t>of</w:t>
+      </w:r>
+      <w:proofErr w:type="spellEnd"/>
+      <w:r>
+        <w:t xml:space="preserve"> </w:t>
+      </w:r>
+      <w:proofErr w:type="spellStart"/>
+      <w:r>
+        <w:t>space</w:t>
+      </w:r>
+      <w:proofErr w:type="spellEnd"/>
+      <w:r>
+        <w:t xml:space="preserve"> </w:t>
+      </w:r>
+      <w:proofErr w:type="spellStart"/>
+      <w:r>
+        <w:t>towards</w:t>
+      </w:r>
+      <w:proofErr w:type="spellEnd"/>
+      <w:r>
+        <w:t xml:space="preserve"> </w:t>
+      </w:r>
+      <w:proofErr w:type="spellStart"/>
+      <w:r>
+        <w:t>movement</w:t>
+      </w:r>
+      <w:proofErr w:type="spellEnd"/>
+      <w:r>
+        <w:t xml:space="preserve"> </w:t>
+      </w:r>
+      <w:proofErr w:type="spellStart"/>
+      <w:r>
+        <w:t>due</w:t>
+      </w:r>
+      <w:proofErr w:type="spellEnd"/>
+      <w:r>
+        <w:t xml:space="preserve"> </w:t>
+      </w:r>
+      <w:proofErr w:type="spellStart"/>
+      <w:r>
+        <w:t>to</w:t>
+      </w:r>
+      <w:proofErr w:type="spellEnd"/>
+      <w:r>
+        <w:t xml:space="preserve"> „Lorentz </w:t>
+      </w:r>
+      <w:proofErr w:type="spellStart"/>
+      <w:r>
+        <w:t>Contraction</w:t>
+      </w:r>
+      <w:proofErr w:type="spellEnd"/>
+      <w:r>
+        <w:t>" are</w:t>
+      </w:r>
+      <w:r>
+        <w:t xml:space="preserve"> </w:t>
+      </w:r>
+      <w:proofErr w:type="spellStart"/>
+      <w:r>
+        <w:t>on</w:t>
+      </w:r>
+      <w:proofErr w:type="spellEnd"/>
+      <w:r>
+        <w:t xml:space="preserve"> </w:t>
+      </w:r>
+      <w:proofErr w:type="spellStart"/>
+      <w:r>
+        <w:t>continuous</w:t>
+      </w:r>
+      <w:proofErr w:type="spellEnd"/>
+      <w:r>
+        <w:t xml:space="preserve"> </w:t>
+      </w:r>
+      <w:proofErr w:type="spellStart"/>
       <w:r>
         <w:t>reduction.Using</w:t>
       </w:r>
-      <w:proofErr w:type="gramEnd"/>
-      <w:r>
-        <w:t xml:space="preserve"> the equivalence principle, we presume that in the gravitational field, the same</w:t>
-      </w:r>
-      <w:r>
-        <w:t xml:space="preserve"> </w:t>
-      </w:r>
-      <w:r>
-        <w:t xml:space="preserve">thing would </w:t>
-      </w:r>
-      <w:proofErr w:type="gramStart"/>
+      <w:proofErr w:type="spellEnd"/>
+      <w:r>
+        <w:t xml:space="preserve"> </w:t>
+      </w:r>
+      <w:proofErr w:type="spellStart"/>
+      <w:r>
+        <w:t>the</w:t>
+      </w:r>
+      <w:proofErr w:type="spellEnd"/>
+      <w:r>
+        <w:t xml:space="preserve"> </w:t>
+      </w:r>
+      <w:proofErr w:type="spellStart"/>
+      <w:r>
+        <w:t>equivalence</w:t>
+      </w:r>
+      <w:proofErr w:type="spellEnd"/>
+      <w:r>
+        <w:t xml:space="preserve"> </w:t>
+      </w:r>
+      <w:proofErr w:type="spellStart"/>
+      <w:r>
+        <w:t>principle</w:t>
+      </w:r>
+      <w:proofErr w:type="spellEnd"/>
+      <w:r>
+        <w:t xml:space="preserve">, </w:t>
+      </w:r>
+      <w:proofErr w:type="spellStart"/>
+      <w:r>
+        <w:t>we</w:t>
+      </w:r>
+      <w:proofErr w:type="spellEnd"/>
+      <w:r>
+        <w:t xml:space="preserve"> presume </w:t>
+      </w:r>
+      <w:proofErr w:type="spellStart"/>
+      <w:r>
+        <w:t>that</w:t>
+      </w:r>
+      <w:proofErr w:type="spellEnd"/>
+      <w:r>
+        <w:t xml:space="preserve"> in </w:t>
+      </w:r>
+      <w:proofErr w:type="spellStart"/>
+      <w:r>
+        <w:t>the</w:t>
+      </w:r>
+      <w:proofErr w:type="spellEnd"/>
+      <w:r>
+        <w:t xml:space="preserve"> </w:t>
+      </w:r>
+      <w:proofErr w:type="spellStart"/>
+      <w:r>
+        <w:t>gravitational</w:t>
+      </w:r>
+      <w:proofErr w:type="spellEnd"/>
+      <w:r>
+        <w:t xml:space="preserve"> </w:t>
+      </w:r>
+      <w:proofErr w:type="spellStart"/>
+      <w:r>
+        <w:t>field</w:t>
+      </w:r>
+      <w:proofErr w:type="spellEnd"/>
+      <w:r>
+        <w:t xml:space="preserve">, </w:t>
+      </w:r>
+      <w:proofErr w:type="spellStart"/>
+      <w:r>
+        <w:t>the</w:t>
+      </w:r>
+      <w:proofErr w:type="spellEnd"/>
+      <w:r>
+        <w:t xml:space="preserve"> </w:t>
+      </w:r>
+      <w:proofErr w:type="spellStart"/>
+      <w:r>
+        <w:t>same</w:t>
+      </w:r>
+      <w:proofErr w:type="spellEnd"/>
+      <w:r>
+        <w:t xml:space="preserve"> </w:t>
+      </w:r>
+      <w:proofErr w:type="spellStart"/>
+      <w:r>
+        <w:t>thing</w:t>
+      </w:r>
+      <w:proofErr w:type="spellEnd"/>
+      <w:r>
+        <w:t xml:space="preserve"> </w:t>
+      </w:r>
+      <w:proofErr w:type="spellStart"/>
+      <w:r>
+        <w:t>would</w:t>
+      </w:r>
+      <w:proofErr w:type="spellEnd"/>
+      <w:r>
+        <w:t xml:space="preserve"> </w:t>
+      </w:r>
+      <w:proofErr w:type="spellStart"/>
       <w:r>
         <w:t>happen.In</w:t>
       </w:r>
-      <w:proofErr w:type="gramEnd"/>
-      <w:r>
-        <w:t xml:space="preserve"> this implicates in „dark energy effect". The calculi show that in a 7%-contraction for each</w:t>
-      </w:r>
-      <w:r>
-        <w:t xml:space="preserve"> </w:t>
-      </w:r>
-      <w:r>
-        <w:t>billion years would explain our observation of galaxies in accelerated separation."</w:t>
+      <w:proofErr w:type="spellEnd"/>
+      <w:r>
+        <w:t xml:space="preserve"> </w:t>
+      </w:r>
+      <w:proofErr w:type="spellStart"/>
+      <w:r>
+        <w:t>this</w:t>
+      </w:r>
+      <w:proofErr w:type="spellEnd"/>
+      <w:r>
+        <w:t xml:space="preserve"> </w:t>
+      </w:r>
+      <w:proofErr w:type="spellStart"/>
+      <w:r>
+        <w:t>implicates</w:t>
+      </w:r>
+      <w:proofErr w:type="spellEnd"/>
+      <w:r>
+        <w:t xml:space="preserve"> in „</w:t>
+      </w:r>
+      <w:proofErr w:type="spellStart"/>
+      <w:r>
+        <w:t>dark</w:t>
+      </w:r>
+      <w:proofErr w:type="spellEnd"/>
+      <w:r>
+        <w:t xml:space="preserve"> </w:t>
+      </w:r>
+      <w:proofErr w:type="spellStart"/>
+      <w:r>
+        <w:t>energy</w:t>
+      </w:r>
+      <w:proofErr w:type="spellEnd"/>
+      <w:r>
+        <w:t xml:space="preserve"> </w:t>
+      </w:r>
+      <w:proofErr w:type="spellStart"/>
+      <w:r>
+        <w:t>effect</w:t>
+      </w:r>
+      <w:proofErr w:type="spellEnd"/>
+      <w:r>
+        <w:t xml:space="preserve">". The </w:t>
+      </w:r>
+      <w:proofErr w:type="spellStart"/>
+      <w:r>
+        <w:t>calculi</w:t>
+      </w:r>
+      <w:proofErr w:type="spellEnd"/>
+      <w:r>
+        <w:t xml:space="preserve"> show </w:t>
+      </w:r>
+      <w:proofErr w:type="spellStart"/>
+      <w:r>
+        <w:t>that</w:t>
+      </w:r>
+      <w:proofErr w:type="spellEnd"/>
+      <w:r>
+        <w:t xml:space="preserve"> in a 7%-</w:t>
+      </w:r>
+      <w:proofErr w:type="spellStart"/>
+      <w:r>
+        <w:t>contraction</w:t>
+      </w:r>
+      <w:proofErr w:type="spellEnd"/>
+      <w:r>
+        <w:t xml:space="preserve"> for </w:t>
+      </w:r>
+      <w:proofErr w:type="spellStart"/>
+      <w:r>
+        <w:t>each</w:t>
+      </w:r>
+      <w:proofErr w:type="spellEnd"/>
+      <w:r>
+        <w:t xml:space="preserve"> </w:t>
+      </w:r>
+      <w:proofErr w:type="spellStart"/>
+      <w:r>
+        <w:t>billion</w:t>
+      </w:r>
+      <w:proofErr w:type="spellEnd"/>
+      <w:r>
+        <w:t xml:space="preserve"> </w:t>
+      </w:r>
+      <w:proofErr w:type="spellStart"/>
+      <w:r>
+        <w:t>years</w:t>
+      </w:r>
+      <w:proofErr w:type="spellEnd"/>
+      <w:r>
+        <w:t xml:space="preserve"> </w:t>
+      </w:r>
+      <w:proofErr w:type="spellStart"/>
+      <w:r>
+        <w:t>would</w:t>
+      </w:r>
+      <w:proofErr w:type="spellEnd"/>
+      <w:r>
+        <w:t xml:space="preserve"> </w:t>
+      </w:r>
+      <w:proofErr w:type="spellStart"/>
+      <w:r>
+        <w:t>explain</w:t>
+      </w:r>
+      <w:proofErr w:type="spellEnd"/>
+      <w:r>
+        <w:t xml:space="preserve"> </w:t>
+      </w:r>
+      <w:proofErr w:type="spellStart"/>
+      <w:r>
+        <w:t>our</w:t>
+      </w:r>
+      <w:proofErr w:type="spellEnd"/>
+      <w:r>
+        <w:t xml:space="preserve"> </w:t>
+      </w:r>
+      <w:proofErr w:type="spellStart"/>
+      <w:r>
+        <w:t>observation</w:t>
+      </w:r>
+      <w:proofErr w:type="spellEnd"/>
+      <w:r>
+        <w:t xml:space="preserve"> </w:t>
+      </w:r>
+      <w:proofErr w:type="spellStart"/>
+      <w:r>
+        <w:t>of</w:t>
+      </w:r>
+      <w:proofErr w:type="spellEnd"/>
+      <w:r>
+        <w:t xml:space="preserve"> </w:t>
+      </w:r>
+      <w:proofErr w:type="spellStart"/>
+      <w:r>
+        <w:t>galaxies</w:t>
+      </w:r>
+      <w:proofErr w:type="spellEnd"/>
+      <w:r>
+        <w:t xml:space="preserve"> in </w:t>
+      </w:r>
+      <w:proofErr w:type="spellStart"/>
+      <w:r>
+        <w:t>accelerated</w:t>
+      </w:r>
+      <w:proofErr w:type="spellEnd"/>
+      <w:r>
+        <w:t xml:space="preserve"> </w:t>
+      </w:r>
+      <w:proofErr w:type="spellStart"/>
+      <w:r>
+        <w:t>separation</w:t>
+      </w:r>
+      <w:proofErr w:type="spellEnd"/>
+      <w:r>
+        <w:t>."</w:t>
       </w:r>
     </w:p>
     <w:p>
@@ -974,13 +6242,268 @@
           <w:sz w:val="28"/>
           <w:szCs w:val="28"/>
         </w:rPr>
-        <w:lastRenderedPageBreak/>
-        <w:t>´The Gravitational Field and the Dark Energy'</w:t>
+        <w:t xml:space="preserve">´The </w:t>
+      </w:r>
+      <w:proofErr w:type="spellStart"/>
+      <w:r>
+        <w:rPr>
+          <w:b/>
+          <w:bCs/>
+          <w:sz w:val="28"/>
+          <w:szCs w:val="28"/>
+        </w:rPr>
+        <w:t>Gravitational</w:t>
+      </w:r>
+      <w:proofErr w:type="spellEnd"/>
+      <w:r>
+        <w:rPr>
+          <w:b/>
+          <w:bCs/>
+          <w:sz w:val="28"/>
+          <w:szCs w:val="28"/>
+        </w:rPr>
+        <w:t xml:space="preserve"> Field </w:t>
+      </w:r>
+      <w:proofErr w:type="spellStart"/>
+      <w:r>
+        <w:rPr>
+          <w:b/>
+          <w:bCs/>
+          <w:sz w:val="28"/>
+          <w:szCs w:val="28"/>
+        </w:rPr>
+        <w:t>and</w:t>
+      </w:r>
+      <w:proofErr w:type="spellEnd"/>
+      <w:r>
+        <w:rPr>
+          <w:b/>
+          <w:bCs/>
+          <w:sz w:val="28"/>
+          <w:szCs w:val="28"/>
+        </w:rPr>
+        <w:t xml:space="preserve"> </w:t>
+      </w:r>
+      <w:proofErr w:type="spellStart"/>
+      <w:r>
+        <w:rPr>
+          <w:b/>
+          <w:bCs/>
+          <w:sz w:val="28"/>
+          <w:szCs w:val="28"/>
+        </w:rPr>
+        <w:t>the</w:t>
+      </w:r>
+      <w:proofErr w:type="spellEnd"/>
+      <w:r>
+        <w:rPr>
+          <w:b/>
+          <w:bCs/>
+          <w:sz w:val="28"/>
+          <w:szCs w:val="28"/>
+        </w:rPr>
+        <w:t xml:space="preserve"> </w:t>
+      </w:r>
+      <w:proofErr w:type="spellStart"/>
+      <w:r>
+        <w:rPr>
+          <w:b/>
+          <w:bCs/>
+          <w:sz w:val="28"/>
+          <w:szCs w:val="28"/>
+        </w:rPr>
+        <w:t>Dark</w:t>
+      </w:r>
+      <w:proofErr w:type="spellEnd"/>
+      <w:r>
+        <w:rPr>
+          <w:b/>
+          <w:bCs/>
+          <w:sz w:val="28"/>
+          <w:szCs w:val="28"/>
+        </w:rPr>
+        <w:t xml:space="preserve"> Energy'</w:t>
       </w:r>
     </w:p>
     <w:p>
       <w:r>
-        <w:t xml:space="preserve">"I herein write on a new idea about cosmology that seeks to solve the dark energy and darkmatter problem by eliminating the need to postulate its existence. </w:t>
+        <w:t xml:space="preserve">"I </w:t>
+      </w:r>
+      <w:proofErr w:type="spellStart"/>
+      <w:r>
+        <w:t>herein</w:t>
+      </w:r>
+      <w:proofErr w:type="spellEnd"/>
+      <w:r>
+        <w:t xml:space="preserve"> </w:t>
+      </w:r>
+      <w:proofErr w:type="spellStart"/>
+      <w:r>
+        <w:t>write</w:t>
+      </w:r>
+      <w:proofErr w:type="spellEnd"/>
+      <w:r>
+        <w:t xml:space="preserve"> </w:t>
+      </w:r>
+      <w:proofErr w:type="spellStart"/>
+      <w:r>
+        <w:t>on</w:t>
+      </w:r>
+      <w:proofErr w:type="spellEnd"/>
+      <w:r>
+        <w:t xml:space="preserve"> a new </w:t>
+      </w:r>
+      <w:proofErr w:type="spellStart"/>
+      <w:r>
+        <w:t>idea</w:t>
+      </w:r>
+      <w:proofErr w:type="spellEnd"/>
+      <w:r>
+        <w:t xml:space="preserve"> </w:t>
+      </w:r>
+      <w:proofErr w:type="spellStart"/>
+      <w:r>
+        <w:t>about</w:t>
+      </w:r>
+      <w:proofErr w:type="spellEnd"/>
+      <w:r>
+        <w:t xml:space="preserve"> </w:t>
+      </w:r>
+      <w:proofErr w:type="spellStart"/>
+      <w:r>
+        <w:t>cosmology</w:t>
+      </w:r>
+      <w:proofErr w:type="spellEnd"/>
+      <w:r>
+        <w:t xml:space="preserve"> </w:t>
+      </w:r>
+      <w:proofErr w:type="spellStart"/>
+      <w:r>
+        <w:t>that</w:t>
+      </w:r>
+      <w:proofErr w:type="spellEnd"/>
+      <w:r>
+        <w:t xml:space="preserve"> </w:t>
+      </w:r>
+      <w:proofErr w:type="spellStart"/>
+      <w:r>
+        <w:t>seeks</w:t>
+      </w:r>
+      <w:proofErr w:type="spellEnd"/>
+      <w:r>
+        <w:t xml:space="preserve"> </w:t>
+      </w:r>
+      <w:proofErr w:type="spellStart"/>
+      <w:r>
+        <w:t>to</w:t>
+      </w:r>
+      <w:proofErr w:type="spellEnd"/>
+      <w:r>
+        <w:t xml:space="preserve"> solve </w:t>
+      </w:r>
+      <w:proofErr w:type="spellStart"/>
+      <w:r>
+        <w:t>the</w:t>
+      </w:r>
+      <w:proofErr w:type="spellEnd"/>
+      <w:r>
+        <w:t xml:space="preserve"> </w:t>
+      </w:r>
+      <w:proofErr w:type="spellStart"/>
+      <w:r>
+        <w:t>dark</w:t>
+      </w:r>
+      <w:proofErr w:type="spellEnd"/>
+      <w:r>
+        <w:t xml:space="preserve"> </w:t>
+      </w:r>
+      <w:proofErr w:type="spellStart"/>
+      <w:r>
+        <w:t>energy</w:t>
+      </w:r>
+      <w:proofErr w:type="spellEnd"/>
+      <w:r>
+        <w:t xml:space="preserve"> </w:t>
+      </w:r>
+      <w:proofErr w:type="spellStart"/>
+      <w:r>
+        <w:t>and</w:t>
+      </w:r>
+      <w:proofErr w:type="spellEnd"/>
+      <w:r>
+        <w:t xml:space="preserve"> </w:t>
+      </w:r>
+      <w:proofErr w:type="spellStart"/>
+      <w:r>
+        <w:t>darkmatter</w:t>
+      </w:r>
+      <w:proofErr w:type="spellEnd"/>
+      <w:r>
+        <w:t xml:space="preserve"> </w:t>
+      </w:r>
+      <w:proofErr w:type="spellStart"/>
+      <w:r>
+        <w:t>problem</w:t>
+      </w:r>
+      <w:proofErr w:type="spellEnd"/>
+      <w:r>
+        <w:t xml:space="preserve"> </w:t>
+      </w:r>
+      <w:proofErr w:type="spellStart"/>
+      <w:r>
+        <w:t>by</w:t>
+      </w:r>
+      <w:proofErr w:type="spellEnd"/>
+      <w:r>
+        <w:t xml:space="preserve"> </w:t>
+      </w:r>
+      <w:proofErr w:type="spellStart"/>
+      <w:r>
+        <w:t>eliminating</w:t>
+      </w:r>
+      <w:proofErr w:type="spellEnd"/>
+      <w:r>
+        <w:t xml:space="preserve"> </w:t>
+      </w:r>
+      <w:proofErr w:type="spellStart"/>
+      <w:r>
+        <w:t>the</w:t>
+      </w:r>
+      <w:proofErr w:type="spellEnd"/>
+      <w:r>
+        <w:t xml:space="preserve"> </w:t>
+      </w:r>
+      <w:proofErr w:type="spellStart"/>
+      <w:r>
+        <w:t>need</w:t>
+      </w:r>
+      <w:proofErr w:type="spellEnd"/>
+      <w:r>
+        <w:t xml:space="preserve"> </w:t>
+      </w:r>
+      <w:proofErr w:type="spellStart"/>
+      <w:r>
+        <w:t>to</w:t>
+      </w:r>
+      <w:proofErr w:type="spellEnd"/>
+      <w:r>
+        <w:t xml:space="preserve"> </w:t>
+      </w:r>
+      <w:proofErr w:type="spellStart"/>
+      <w:r>
+        <w:t>postulate</w:t>
+      </w:r>
+      <w:proofErr w:type="spellEnd"/>
+      <w:r>
+        <w:t xml:space="preserve"> its </w:t>
+      </w:r>
+      <w:proofErr w:type="spellStart"/>
+      <w:r>
+        <w:t>existence</w:t>
+      </w:r>
+      <w:proofErr w:type="spellEnd"/>
+      <w:r>
+        <w:t xml:space="preserve">. </w:t>
       </w:r>
     </w:p>
     <w:p>
@@ -1032,24 +6555,271 @@
           <w:sz w:val="28"/>
           <w:szCs w:val="28"/>
         </w:rPr>
-        <w:t>´Jocaxian’s time definition'</w:t>
+        <w:t>´</w:t>
+      </w:r>
+      <w:proofErr w:type="spellStart"/>
+      <w:r>
+        <w:rPr>
+          <w:b/>
+          <w:bCs/>
+          <w:sz w:val="28"/>
+          <w:szCs w:val="28"/>
+        </w:rPr>
+        <w:t>Jocaxian’s</w:t>
+      </w:r>
+      <w:proofErr w:type="spellEnd"/>
+      <w:r>
+        <w:rPr>
+          <w:b/>
+          <w:bCs/>
+          <w:sz w:val="28"/>
+          <w:szCs w:val="28"/>
+        </w:rPr>
+        <w:t xml:space="preserve"> time </w:t>
+      </w:r>
+      <w:proofErr w:type="spellStart"/>
+      <w:r>
+        <w:rPr>
+          <w:b/>
+          <w:bCs/>
+          <w:sz w:val="28"/>
+          <w:szCs w:val="28"/>
+        </w:rPr>
+        <w:t>definition</w:t>
+      </w:r>
+      <w:proofErr w:type="spellEnd"/>
+      <w:r>
+        <w:rPr>
+          <w:b/>
+          <w:bCs/>
+          <w:sz w:val="28"/>
+          <w:szCs w:val="28"/>
+        </w:rPr>
+        <w:t>'</w:t>
       </w:r>
     </w:p>
     <w:p>
       <w:r>
-        <w:t>"Time has always been a mystery of philosophy and physics since its beginnings. We propose</w:t>
-      </w:r>
-      <w:r>
-        <w:t xml:space="preserve"> </w:t>
-      </w:r>
-      <w:r>
-        <w:t>a new definition of time that, in addition to being objective, promotes a better understanding</w:t>
-      </w:r>
-      <w:r>
-        <w:t xml:space="preserve"> </w:t>
-      </w:r>
-      <w:r>
-        <w:t>of this very important concept."</w:t>
+        <w:t xml:space="preserve">"Time </w:t>
+      </w:r>
+      <w:proofErr w:type="spellStart"/>
+      <w:r>
+        <w:t>has</w:t>
+      </w:r>
+      <w:proofErr w:type="spellEnd"/>
+      <w:r>
+        <w:t xml:space="preserve"> </w:t>
+      </w:r>
+      <w:proofErr w:type="spellStart"/>
+      <w:r>
+        <w:t>always</w:t>
+      </w:r>
+      <w:proofErr w:type="spellEnd"/>
+      <w:r>
+        <w:t xml:space="preserve"> </w:t>
+      </w:r>
+      <w:proofErr w:type="spellStart"/>
+      <w:r>
+        <w:t>been</w:t>
+      </w:r>
+      <w:proofErr w:type="spellEnd"/>
+      <w:r>
+        <w:t xml:space="preserve"> a </w:t>
+      </w:r>
+      <w:proofErr w:type="spellStart"/>
+      <w:r>
+        <w:t>mystery</w:t>
+      </w:r>
+      <w:proofErr w:type="spellEnd"/>
+      <w:r>
+        <w:t xml:space="preserve"> </w:t>
+      </w:r>
+      <w:proofErr w:type="spellStart"/>
+      <w:r>
+        <w:t>of</w:t>
+      </w:r>
+      <w:proofErr w:type="spellEnd"/>
+      <w:r>
+        <w:t xml:space="preserve"> </w:t>
+      </w:r>
+      <w:proofErr w:type="spellStart"/>
+      <w:r>
+        <w:t>philosophy</w:t>
+      </w:r>
+      <w:proofErr w:type="spellEnd"/>
+      <w:r>
+        <w:t xml:space="preserve"> </w:t>
+      </w:r>
+      <w:proofErr w:type="spellStart"/>
+      <w:r>
+        <w:t>and</w:t>
+      </w:r>
+      <w:proofErr w:type="spellEnd"/>
+      <w:r>
+        <w:t xml:space="preserve"> </w:t>
+      </w:r>
+      <w:proofErr w:type="spellStart"/>
+      <w:r>
+        <w:t>physics</w:t>
+      </w:r>
+      <w:proofErr w:type="spellEnd"/>
+      <w:r>
+        <w:t xml:space="preserve"> </w:t>
+      </w:r>
+      <w:proofErr w:type="spellStart"/>
+      <w:r>
+        <w:t>since</w:t>
+      </w:r>
+      <w:proofErr w:type="spellEnd"/>
+      <w:r>
+        <w:t xml:space="preserve"> its </w:t>
+      </w:r>
+      <w:proofErr w:type="spellStart"/>
+      <w:r>
+        <w:t>beginnings</w:t>
+      </w:r>
+      <w:proofErr w:type="spellEnd"/>
+      <w:r>
+        <w:t xml:space="preserve">. </w:t>
+      </w:r>
+      <w:proofErr w:type="spellStart"/>
+      <w:r>
+        <w:t>We</w:t>
+      </w:r>
+      <w:proofErr w:type="spellEnd"/>
+      <w:r>
+        <w:t xml:space="preserve"> </w:t>
+      </w:r>
+      <w:proofErr w:type="spellStart"/>
+      <w:r>
+        <w:t>propose</w:t>
+      </w:r>
+      <w:proofErr w:type="spellEnd"/>
+      <w:r>
+        <w:t xml:space="preserve"> </w:t>
+      </w:r>
+      <w:r>
+        <w:t xml:space="preserve">a new </w:t>
+      </w:r>
+      <w:proofErr w:type="spellStart"/>
+      <w:r>
+        <w:t>definition</w:t>
+      </w:r>
+      <w:proofErr w:type="spellEnd"/>
+      <w:r>
+        <w:t xml:space="preserve"> </w:t>
+      </w:r>
+      <w:proofErr w:type="spellStart"/>
+      <w:r>
+        <w:t>of</w:t>
+      </w:r>
+      <w:proofErr w:type="spellEnd"/>
+      <w:r>
+        <w:t xml:space="preserve"> time </w:t>
+      </w:r>
+      <w:proofErr w:type="spellStart"/>
+      <w:r>
+        <w:t>that</w:t>
+      </w:r>
+      <w:proofErr w:type="spellEnd"/>
+      <w:r>
+        <w:t xml:space="preserve">, in </w:t>
+      </w:r>
+      <w:proofErr w:type="spellStart"/>
+      <w:r>
+        <w:t>addition</w:t>
+      </w:r>
+      <w:proofErr w:type="spellEnd"/>
+      <w:r>
+        <w:t xml:space="preserve"> </w:t>
+      </w:r>
+      <w:proofErr w:type="spellStart"/>
+      <w:r>
+        <w:t>to</w:t>
+      </w:r>
+      <w:proofErr w:type="spellEnd"/>
+      <w:r>
+        <w:t xml:space="preserve"> </w:t>
+      </w:r>
+      <w:proofErr w:type="spellStart"/>
+      <w:r>
+        <w:t>being</w:t>
+      </w:r>
+      <w:proofErr w:type="spellEnd"/>
+      <w:r>
+        <w:t xml:space="preserve"> </w:t>
+      </w:r>
+      <w:proofErr w:type="spellStart"/>
+      <w:r>
+        <w:t>objective</w:t>
+      </w:r>
+      <w:proofErr w:type="spellEnd"/>
+      <w:r>
+        <w:t xml:space="preserve">, </w:t>
+      </w:r>
+      <w:proofErr w:type="spellStart"/>
+      <w:r>
+        <w:t>promotes</w:t>
+      </w:r>
+      <w:proofErr w:type="spellEnd"/>
+      <w:r>
+        <w:t xml:space="preserve"> a </w:t>
+      </w:r>
+      <w:proofErr w:type="spellStart"/>
+      <w:r>
+        <w:t>better</w:t>
+      </w:r>
+      <w:proofErr w:type="spellEnd"/>
+      <w:r>
+        <w:t xml:space="preserve"> </w:t>
+      </w:r>
+      <w:proofErr w:type="spellStart"/>
+      <w:r>
+        <w:t>understanding</w:t>
+      </w:r>
+      <w:proofErr w:type="spellEnd"/>
+      <w:r>
+        <w:t xml:space="preserve"> </w:t>
+      </w:r>
+      <w:proofErr w:type="spellStart"/>
+      <w:r>
+        <w:t>of</w:t>
+      </w:r>
+      <w:proofErr w:type="spellEnd"/>
+      <w:r>
+        <w:t xml:space="preserve"> </w:t>
+      </w:r>
+      <w:proofErr w:type="spellStart"/>
+      <w:r>
+        <w:t>this</w:t>
+      </w:r>
+      <w:proofErr w:type="spellEnd"/>
+      <w:r>
+        <w:t xml:space="preserve"> </w:t>
+      </w:r>
+      <w:proofErr w:type="spellStart"/>
+      <w:r>
+        <w:t>very</w:t>
+      </w:r>
+      <w:proofErr w:type="spellEnd"/>
+      <w:r>
+        <w:t xml:space="preserve"> </w:t>
+      </w:r>
+      <w:proofErr w:type="spellStart"/>
+      <w:r>
+        <w:t>important</w:t>
+      </w:r>
+      <w:proofErr w:type="spellEnd"/>
+      <w:r>
+        <w:t xml:space="preserve"> </w:t>
+      </w:r>
+      <w:proofErr w:type="spellStart"/>
+      <w:r>
+        <w:t>concept</w:t>
+      </w:r>
+      <w:proofErr w:type="spellEnd"/>
+      <w:r>
+        <w:t>."</w:t>
       </w:r>
     </w:p>
     <w:p>
@@ -1084,7 +6854,47 @@
           <w:sz w:val="28"/>
           <w:szCs w:val="28"/>
         </w:rPr>
-        <w:t>´Jocaxian’s Theorems’</w:t>
+        <w:t>´</w:t>
+      </w:r>
+      <w:proofErr w:type="spellStart"/>
+      <w:r>
+        <w:rPr>
+          <w:b/>
+          <w:bCs/>
+          <w:sz w:val="28"/>
+          <w:szCs w:val="28"/>
+        </w:rPr>
+        <w:t>Jocaxian’s</w:t>
+      </w:r>
+      <w:proofErr w:type="spellEnd"/>
+      <w:r>
+        <w:rPr>
+          <w:b/>
+          <w:bCs/>
+          <w:sz w:val="28"/>
+          <w:szCs w:val="28"/>
+        </w:rPr>
+        <w:t xml:space="preserve"> </w:t>
+      </w:r>
+      <w:proofErr w:type="spellStart"/>
+      <w:r>
+        <w:rPr>
+          <w:b/>
+          <w:bCs/>
+          <w:sz w:val="28"/>
+          <w:szCs w:val="28"/>
+        </w:rPr>
+        <w:t>Theorems</w:t>
+      </w:r>
+      <w:proofErr w:type="spellEnd"/>
+      <w:r>
+        <w:rPr>
+          <w:b/>
+          <w:bCs/>
+          <w:sz w:val="28"/>
+          <w:szCs w:val="28"/>
+        </w:rPr>
+        <w:t>’</w:t>
       </w:r>
     </w:p>
     <w:p>
@@ -1118,12 +6928,164 @@
           <w:sz w:val="28"/>
           <w:szCs w:val="28"/>
         </w:rPr>
-        <w:t>´The Jocaxian’s nothingness'</w:t>
+        <w:t xml:space="preserve">´The </w:t>
+      </w:r>
+      <w:proofErr w:type="spellStart"/>
+      <w:r>
+        <w:rPr>
+          <w:b/>
+          <w:bCs/>
+          <w:sz w:val="28"/>
+          <w:szCs w:val="28"/>
+        </w:rPr>
+        <w:t>Jocaxian’s</w:t>
+      </w:r>
+      <w:proofErr w:type="spellEnd"/>
+      <w:r>
+        <w:rPr>
+          <w:b/>
+          <w:bCs/>
+          <w:sz w:val="28"/>
+          <w:szCs w:val="28"/>
+        </w:rPr>
+        <w:t xml:space="preserve"> </w:t>
+      </w:r>
+      <w:proofErr w:type="spellStart"/>
+      <w:r>
+        <w:rPr>
+          <w:b/>
+          <w:bCs/>
+          <w:sz w:val="28"/>
+          <w:szCs w:val="28"/>
+        </w:rPr>
+        <w:t>nothingness</w:t>
+      </w:r>
+      <w:proofErr w:type="spellEnd"/>
+      <w:r>
+        <w:rPr>
+          <w:b/>
+          <w:bCs/>
+          <w:sz w:val="28"/>
+          <w:szCs w:val="28"/>
+        </w:rPr>
+        <w:t>'</w:t>
       </w:r>
     </w:p>
     <w:p>
       <w:r>
-        <w:t>"This article explains a theory about the origin of the laws of physics and the Universe"</w:t>
+        <w:t>"</w:t>
+      </w:r>
+      <w:proofErr w:type="spellStart"/>
+      <w:r>
+        <w:t>This</w:t>
+      </w:r>
+      <w:proofErr w:type="spellEnd"/>
+      <w:r>
+        <w:t xml:space="preserve"> </w:t>
+      </w:r>
+      <w:proofErr w:type="spellStart"/>
+      <w:r>
+        <w:t>article</w:t>
+      </w:r>
+      <w:proofErr w:type="spellEnd"/>
+      <w:r>
+        <w:t xml:space="preserve"> </w:t>
+      </w:r>
+      <w:proofErr w:type="spellStart"/>
+      <w:r>
+        <w:t>explains</w:t>
+      </w:r>
+      <w:proofErr w:type="spellEnd"/>
+      <w:r>
+        <w:t xml:space="preserve"> a </w:t>
+      </w:r>
+      <w:proofErr w:type="spellStart"/>
+      <w:r>
+        <w:t>theory</w:t>
+      </w:r>
+      <w:proofErr w:type="spellEnd"/>
+      <w:r>
+        <w:t xml:space="preserve"> </w:t>
+      </w:r>
+      <w:proofErr w:type="spellStart"/>
+      <w:r>
+        <w:t>about</w:t>
+      </w:r>
+      <w:proofErr w:type="spellEnd"/>
+      <w:r>
+        <w:t xml:space="preserve"> </w:t>
+      </w:r>
+      <w:proofErr w:type="spellStart"/>
+      <w:r>
+        <w:t>the</w:t>
+      </w:r>
+      <w:proofErr w:type="spellEnd"/>
+      <w:r>
+        <w:t xml:space="preserve"> </w:t>
+      </w:r>
+      <w:proofErr w:type="spellStart"/>
+      <w:r>
+        <w:t>origin</w:t>
+      </w:r>
+      <w:proofErr w:type="spellEnd"/>
+      <w:r>
+        <w:t xml:space="preserve"> </w:t>
+      </w:r>
+      <w:proofErr w:type="spellStart"/>
+      <w:r>
+        <w:t>of</w:t>
+      </w:r>
+      <w:proofErr w:type="spellEnd"/>
+      <w:r>
+        <w:t xml:space="preserve"> </w:t>
+      </w:r>
+      <w:proofErr w:type="spellStart"/>
+      <w:r>
+        <w:t>the</w:t>
+      </w:r>
+      <w:proofErr w:type="spellEnd"/>
+      <w:r>
+        <w:t xml:space="preserve"> </w:t>
+      </w:r>
+      <w:proofErr w:type="spellStart"/>
+      <w:r>
+        <w:t>laws</w:t>
+      </w:r>
+      <w:proofErr w:type="spellEnd"/>
+      <w:r>
+        <w:t xml:space="preserve"> </w:t>
+      </w:r>
+      <w:proofErr w:type="spellStart"/>
+      <w:r>
+        <w:t>of</w:t>
+      </w:r>
+      <w:proofErr w:type="spellEnd"/>
+      <w:r>
+        <w:t xml:space="preserve"> </w:t>
+      </w:r>
+      <w:proofErr w:type="spellStart"/>
+      <w:r>
+        <w:t>physics</w:t>
+      </w:r>
+      <w:proofErr w:type="spellEnd"/>
+      <w:r>
+        <w:t xml:space="preserve"> </w:t>
+      </w:r>
+      <w:proofErr w:type="spellStart"/>
+      <w:r>
+        <w:t>and</w:t>
+      </w:r>
+      <w:proofErr w:type="spellEnd"/>
+      <w:r>
+        <w:t xml:space="preserve"> </w:t>
+      </w:r>
+      <w:proofErr w:type="spellStart"/>
+      <w:r>
+        <w:t>the</w:t>
+      </w:r>
+      <w:proofErr w:type="spellEnd"/>
+      <w:r>
+        <w:t xml:space="preserve"> Universe"</w:t>
       </w:r>
     </w:p>
     <w:p>
@@ -1141,7 +7103,15 @@
     </w:p>
     <w:p>
       <w:r>
-        <w:t>---- End ----</w:t>
+        <w:t xml:space="preserve">---- </w:t>
+      </w:r>
+      <w:proofErr w:type="spellStart"/>
+      <w:r>
+        <w:t>End</w:t>
+      </w:r>
+      <w:proofErr w:type="spellEnd"/>
+      <w:r>
+        <w:t xml:space="preserve"> ----</w:t>
       </w:r>
     </w:p>
     <w:p/>
@@ -1149,6 +7119,7 @@
       <w:pPr>
         <w:jc w:val="center"/>
       </w:pPr>
+      <w:proofErr w:type="spellStart"/>
       <w:r>
         <w:rPr>
           <w:b/>
@@ -1156,7 +7127,37 @@
           <w:i/>
           <w:iCs/>
         </w:rPr>
-        <w:t>Another Articles:</w:t>
+        <w:t>Another</w:t>
+      </w:r>
+      <w:proofErr w:type="spellEnd"/>
+      <w:r>
+        <w:rPr>
+          <w:b/>
+          <w:bCs/>
+          <w:i/>
+          <w:iCs/>
+        </w:rPr>
+        <w:t xml:space="preserve"> </w:t>
+      </w:r>
+      <w:proofErr w:type="spellStart"/>
+      <w:r>
+        <w:rPr>
+          <w:b/>
+          <w:bCs/>
+          <w:i/>
+          <w:iCs/>
+        </w:rPr>
+        <w:t>Articles</w:t>
+      </w:r>
+      <w:proofErr w:type="spellEnd"/>
+      <w:r>
+        <w:rPr>
+          <w:b/>
+          <w:bCs/>
+          <w:i/>
+          <w:iCs/>
+        </w:rPr>
+        <w:t>:</w:t>
       </w:r>
       <w:r>
         <w:br/>
@@ -1172,6 +7173,7 @@
     </w:p>
     <w:p/>
     <w:p>
+      <w:proofErr w:type="spellStart"/>
       <w:r>
         <w:rPr>
           <w:b/>
@@ -1179,9 +7181,9 @@
           <w:sz w:val="36"/>
           <w:szCs w:val="36"/>
         </w:rPr>
-        <w:t xml:space="preserve">Oldest </w:t>
-      </w:r>
-      <w:proofErr w:type="gramStart"/>
+        <w:t>Oldest</w:t>
+      </w:r>
+      <w:proofErr w:type="spellEnd"/>
       <w:r>
         <w:rPr>
           <w:b/>
@@ -1189,33 +7191,113 @@
           <w:sz w:val="36"/>
           <w:szCs w:val="36"/>
         </w:rPr>
-        <w:t>D.U.T.</w:t>
+        <w:t xml:space="preserve"> D.U.T.</w:t>
       </w:r>
       <w:r>
         <w:t xml:space="preserve"> :</w:t>
       </w:r>
-      <w:proofErr w:type="gramEnd"/>
     </w:p>
     <w:p>
       <w:r>
-        <w:t>The END Of The DARK ENERGY</w:t>
+        <w:t xml:space="preserve">The END </w:t>
+      </w:r>
+      <w:proofErr w:type="spellStart"/>
+      <w:r>
+        <w:t>Of</w:t>
+      </w:r>
+      <w:proofErr w:type="spellEnd"/>
+      <w:r>
+        <w:t xml:space="preserve"> The DARK ENERGY</w:t>
       </w:r>
     </w:p>
     <w:p>
-      <w:r>
-        <w:t>Forum List | Follow Ups | Post Message | Back to Thread Topics</w:t>
-      </w:r>
+      <w:proofErr w:type="spellStart"/>
+      <w:r>
+        <w:lastRenderedPageBreak/>
+        <w:t>Forum</w:t>
+      </w:r>
+      <w:proofErr w:type="spellEnd"/>
+      <w:r>
+        <w:t xml:space="preserve"> </w:t>
+      </w:r>
+      <w:proofErr w:type="spellStart"/>
+      <w:r>
+        <w:t>List</w:t>
+      </w:r>
+      <w:proofErr w:type="spellEnd"/>
+      <w:r>
+        <w:t xml:space="preserve"> | Follow </w:t>
+      </w:r>
+      <w:proofErr w:type="spellStart"/>
+      <w:r>
+        <w:t>Ups</w:t>
+      </w:r>
+      <w:proofErr w:type="spellEnd"/>
+      <w:r>
+        <w:t xml:space="preserve"> | Post </w:t>
+      </w:r>
+      <w:proofErr w:type="spellStart"/>
+      <w:r>
+        <w:t>Message</w:t>
+      </w:r>
+      <w:proofErr w:type="spellEnd"/>
+      <w:r>
+        <w:t xml:space="preserve"> | Back </w:t>
+      </w:r>
+      <w:proofErr w:type="spellStart"/>
+      <w:r>
+        <w:t>to</w:t>
+      </w:r>
+      <w:proofErr w:type="spellEnd"/>
+      <w:r>
+        <w:t xml:space="preserve"> Thread </w:t>
+      </w:r>
+      <w:proofErr w:type="spellStart"/>
+      <w:r>
+        <w:t>Topics</w:t>
+      </w:r>
+      <w:proofErr w:type="spellEnd"/>
     </w:p>
     <w:p>
-      <w:r>
-        <w:t xml:space="preserve">Posted by Joao Carlos Holland De Barcellos on </w:t>
-      </w:r>
-      <w:r>
-        <w:rPr>
-          <w:b/>
-          <w:bCs/>
-        </w:rPr>
-        <w:t>June 19, 2011</w:t>
+      <w:proofErr w:type="spellStart"/>
+      <w:r>
+        <w:t>Posted</w:t>
+      </w:r>
+      <w:proofErr w:type="spellEnd"/>
+      <w:r>
+        <w:t xml:space="preserve"> </w:t>
+      </w:r>
+      <w:proofErr w:type="spellStart"/>
+      <w:r>
+        <w:t>by</w:t>
+      </w:r>
+      <w:proofErr w:type="spellEnd"/>
+      <w:r>
+        <w:t xml:space="preserve"> Joao Carlos Holland De Barcellos </w:t>
+      </w:r>
+      <w:proofErr w:type="spellStart"/>
+      <w:r>
+        <w:t>on</w:t>
+      </w:r>
+      <w:proofErr w:type="spellEnd"/>
+      <w:r>
+        <w:t xml:space="preserve"> </w:t>
+      </w:r>
+      <w:proofErr w:type="spellStart"/>
+      <w:r>
+        <w:rPr>
+          <w:b/>
+          <w:bCs/>
+        </w:rPr>
+        <w:t>June</w:t>
+      </w:r>
+      <w:proofErr w:type="spellEnd"/>
+      <w:r>
+        <w:rPr>
+          <w:b/>
+          <w:bCs/>
+        </w:rPr>
+        <w:t xml:space="preserve"> 19, 2011</w:t>
       </w:r>
       <w:r>
         <w:t xml:space="preserve"> 19:09:36 UTC</w:t>
@@ -1250,15 +7332,15 @@
     <w:p/>
     <w:p>
       <w:r>
-        <w:t xml:space="preserve">(All </w:t>
-      </w:r>
-      <w:proofErr w:type="gramStart"/>
-      <w:r>
-        <w:t>files :</w:t>
-      </w:r>
-      <w:proofErr w:type="gramEnd"/>
-      <w:r>
-        <w:t xml:space="preserve"> </w:t>
+        <w:t>(</w:t>
+      </w:r>
+      <w:proofErr w:type="spellStart"/>
+      <w:r>
+        <w:t>All</w:t>
+      </w:r>
+      <w:proofErr w:type="spellEnd"/>
+      <w:r>
+        <w:t xml:space="preserve"> files : </w:t>
       </w:r>
       <w:hyperlink r:id="rId24" w:history="1">
         <w:r>

--- a/Articles.docx
+++ b/Articles.docx
@@ -220,16 +220,21 @@
       </w:r>
       <w:proofErr w:type="spellEnd"/>
       <w:r>
-        <w:t xml:space="preserve"> </w:t>
-      </w:r>
-      <w:proofErr w:type="spellStart"/>
-      <w:r>
-        <w:t>about</w:t>
-      </w:r>
-      <w:proofErr w:type="spellEnd"/>
-      <w:r>
-        <w:t xml:space="preserve"> DUT</w:t>
-      </w:r>
+        <w:t xml:space="preserve"> I </w:t>
+      </w:r>
+      <w:proofErr w:type="spellStart"/>
+      <w:r>
+        <w:t>have</w:t>
+      </w:r>
+      <w:proofErr w:type="spellEnd"/>
+      <w:r>
+        <w:t xml:space="preserve"> </w:t>
+      </w:r>
+      <w:proofErr w:type="spellStart"/>
+      <w:r>
+        <w:t>written</w:t>
+      </w:r>
+      <w:proofErr w:type="spellEnd"/>
       <w:r>
         <w:t>.</w:t>
       </w:r>
@@ -530,569 +535,521 @@
         </w:r>
       </w:hyperlink>
     </w:p>
+    <w:p/>
     <w:p>
       <w:pPr>
         <w:pBdr>
+          <w:top w:val="single" w:sz="6" w:space="1" w:color="auto"/>
+          <w:bottom w:val="single" w:sz="6" w:space="1" w:color="auto"/>
+        </w:pBdr>
+        <w:rPr>
+          <w:b/>
+          <w:bCs/>
+          <w:sz w:val="28"/>
+          <w:szCs w:val="28"/>
+        </w:rPr>
+      </w:pPr>
+      <w:proofErr w:type="spellStart"/>
+      <w:r>
+        <w:rPr>
+          <w:b/>
+          <w:bCs/>
+          <w:sz w:val="28"/>
+          <w:szCs w:val="28"/>
+        </w:rPr>
+        <w:t>Decreasing</w:t>
+      </w:r>
+      <w:proofErr w:type="spellEnd"/>
+      <w:r>
+        <w:rPr>
+          <w:b/>
+          <w:bCs/>
+          <w:sz w:val="28"/>
+          <w:szCs w:val="28"/>
+        </w:rPr>
+        <w:t xml:space="preserve"> Universe</w:t>
+      </w:r>
+      <w:r>
+        <w:rPr>
+          <w:b/>
+          <w:bCs/>
+          <w:sz w:val="28"/>
+          <w:szCs w:val="28"/>
+        </w:rPr>
+        <w:t xml:space="preserve"> </w:t>
+      </w:r>
+      <w:proofErr w:type="spellStart"/>
+      <w:r>
+        <w:rPr>
+          <w:b/>
+          <w:bCs/>
+          <w:sz w:val="28"/>
+          <w:szCs w:val="28"/>
+        </w:rPr>
+        <w:t>Theory</w:t>
+      </w:r>
+      <w:proofErr w:type="spellEnd"/>
+      <w:r>
+        <w:rPr>
+          <w:b/>
+          <w:bCs/>
+          <w:sz w:val="28"/>
+          <w:szCs w:val="28"/>
+        </w:rPr>
+        <w:t xml:space="preserve">: </w:t>
+      </w:r>
+      <w:proofErr w:type="spellStart"/>
+      <w:r>
+        <w:rPr>
+          <w:b/>
+          <w:bCs/>
+          <w:sz w:val="28"/>
+          <w:szCs w:val="28"/>
+        </w:rPr>
+        <w:t>Cosmological</w:t>
+      </w:r>
+      <w:proofErr w:type="spellEnd"/>
+      <w:r>
+        <w:rPr>
+          <w:b/>
+          <w:bCs/>
+          <w:sz w:val="28"/>
+          <w:szCs w:val="28"/>
+        </w:rPr>
+        <w:t xml:space="preserve"> Time </w:t>
+      </w:r>
+      <w:proofErr w:type="spellStart"/>
+      <w:r>
+        <w:rPr>
+          <w:b/>
+          <w:bCs/>
+          <w:sz w:val="28"/>
+          <w:szCs w:val="28"/>
+        </w:rPr>
+        <w:t>Dilation</w:t>
+      </w:r>
+      <w:proofErr w:type="spellEnd"/>
+      <w:r>
+        <w:rPr>
+          <w:b/>
+          <w:bCs/>
+          <w:sz w:val="28"/>
+          <w:szCs w:val="28"/>
+        </w:rPr>
+        <w:t xml:space="preserve"> </w:t>
+      </w:r>
+      <w:proofErr w:type="spellStart"/>
+      <w:r>
+        <w:rPr>
+          <w:b/>
+          <w:bCs/>
+          <w:sz w:val="28"/>
+          <w:szCs w:val="28"/>
+        </w:rPr>
+        <w:t>and</w:t>
+      </w:r>
+      <w:proofErr w:type="spellEnd"/>
+      <w:r>
+        <w:rPr>
+          <w:b/>
+          <w:bCs/>
+          <w:sz w:val="28"/>
+          <w:szCs w:val="28"/>
+        </w:rPr>
+        <w:t xml:space="preserve"> </w:t>
+      </w:r>
+      <w:proofErr w:type="spellStart"/>
+      <w:r>
+        <w:rPr>
+          <w:b/>
+          <w:bCs/>
+          <w:sz w:val="28"/>
+          <w:szCs w:val="28"/>
+        </w:rPr>
+        <w:t>the</w:t>
+      </w:r>
+      <w:proofErr w:type="spellEnd"/>
+      <w:r>
+        <w:rPr>
+          <w:b/>
+          <w:bCs/>
+          <w:sz w:val="28"/>
+          <w:szCs w:val="28"/>
+        </w:rPr>
+        <w:t xml:space="preserve"> SN1A Explosion </w:t>
+      </w:r>
+    </w:p>
+    <w:p>
+      <w:pPr>
+        <w:pBdr>
+          <w:top w:val="single" w:sz="6" w:space="1" w:color="auto"/>
           <w:bottom w:val="single" w:sz="6" w:space="1" w:color="auto"/>
         </w:pBdr>
       </w:pPr>
+      <w:r>
+        <w:t>“</w:t>
+      </w:r>
+      <w:proofErr w:type="spellStart"/>
+      <w:r>
+        <w:t>We</w:t>
+      </w:r>
+      <w:proofErr w:type="spellEnd"/>
+      <w:r>
+        <w:t xml:space="preserve"> </w:t>
+      </w:r>
+      <w:proofErr w:type="spellStart"/>
+      <w:r>
+        <w:t>will</w:t>
+      </w:r>
+      <w:proofErr w:type="spellEnd"/>
+      <w:r>
+        <w:t xml:space="preserve"> show </w:t>
+      </w:r>
+      <w:proofErr w:type="spellStart"/>
+      <w:r>
+        <w:t>that</w:t>
+      </w:r>
+      <w:proofErr w:type="spellEnd"/>
+      <w:r>
+        <w:t xml:space="preserve">, </w:t>
+      </w:r>
+      <w:proofErr w:type="spellStart"/>
+      <w:r>
+        <w:t>within</w:t>
+      </w:r>
+      <w:proofErr w:type="spellEnd"/>
+      <w:r>
+        <w:t xml:space="preserve"> </w:t>
+      </w:r>
+      <w:proofErr w:type="spellStart"/>
+      <w:r>
+        <w:t>the</w:t>
+      </w:r>
+      <w:proofErr w:type="spellEnd"/>
+      <w:r>
+        <w:t xml:space="preserve"> “</w:t>
+      </w:r>
+      <w:proofErr w:type="spellStart"/>
+      <w:r>
+        <w:t>Decreasing</w:t>
+      </w:r>
+      <w:proofErr w:type="spellEnd"/>
+      <w:r>
+        <w:t xml:space="preserve"> Universe </w:t>
+      </w:r>
+      <w:proofErr w:type="spellStart"/>
+      <w:r>
+        <w:t>Theory</w:t>
+      </w:r>
+      <w:proofErr w:type="spellEnd"/>
+      <w:r>
+        <w:t xml:space="preserve">” (DUT), time </w:t>
+      </w:r>
+      <w:proofErr w:type="spellStart"/>
+      <w:r>
+        <w:t>inside</w:t>
+      </w:r>
+      <w:proofErr w:type="spellEnd"/>
+      <w:r>
+        <w:t xml:space="preserve"> a </w:t>
+      </w:r>
+      <w:proofErr w:type="spellStart"/>
+      <w:r>
+        <w:t>gravitational</w:t>
+      </w:r>
+      <w:proofErr w:type="spellEnd"/>
+      <w:r>
+        <w:t xml:space="preserve"> </w:t>
+      </w:r>
+      <w:proofErr w:type="spellStart"/>
+      <w:r>
+        <w:t>field</w:t>
+      </w:r>
+      <w:proofErr w:type="spellEnd"/>
+      <w:r>
+        <w:t xml:space="preserve"> </w:t>
+      </w:r>
+      <w:proofErr w:type="spellStart"/>
+      <w:r>
+        <w:t>is</w:t>
+      </w:r>
+      <w:proofErr w:type="spellEnd"/>
+      <w:r>
+        <w:t xml:space="preserve"> </w:t>
+      </w:r>
+      <w:proofErr w:type="spellStart"/>
+      <w:r>
+        <w:t>altered</w:t>
+      </w:r>
+      <w:proofErr w:type="spellEnd"/>
+      <w:r>
+        <w:t xml:space="preserve"> in </w:t>
+      </w:r>
+      <w:proofErr w:type="spellStart"/>
+      <w:r>
+        <w:t>the</w:t>
+      </w:r>
+      <w:proofErr w:type="spellEnd"/>
+      <w:r>
+        <w:t xml:space="preserve"> </w:t>
+      </w:r>
+      <w:proofErr w:type="spellStart"/>
+      <w:r>
+        <w:t>same</w:t>
+      </w:r>
+      <w:proofErr w:type="spellEnd"/>
+      <w:r>
+        <w:t xml:space="preserve"> </w:t>
+      </w:r>
+      <w:proofErr w:type="spellStart"/>
+      <w:r>
+        <w:t>way</w:t>
+      </w:r>
+      <w:proofErr w:type="spellEnd"/>
+      <w:r>
+        <w:t xml:space="preserve"> as </w:t>
+      </w:r>
+      <w:proofErr w:type="spellStart"/>
+      <w:r>
+        <w:t>spatial</w:t>
+      </w:r>
+      <w:proofErr w:type="spellEnd"/>
+      <w:r>
+        <w:t xml:space="preserve"> </w:t>
+      </w:r>
+      <w:proofErr w:type="spellStart"/>
+      <w:r>
+        <w:t>distance</w:t>
+      </w:r>
+      <w:proofErr w:type="spellEnd"/>
+      <w:r>
+        <w:t xml:space="preserve"> </w:t>
+      </w:r>
+      <w:proofErr w:type="spellStart"/>
+      <w:r>
+        <w:t>measurement</w:t>
+      </w:r>
+      <w:proofErr w:type="spellEnd"/>
+      <w:r>
+        <w:t xml:space="preserve"> </w:t>
+      </w:r>
+      <w:proofErr w:type="spellStart"/>
+      <w:r>
+        <w:t>scales</w:t>
+      </w:r>
+      <w:proofErr w:type="spellEnd"/>
+      <w:r>
+        <w:t xml:space="preserve">. At </w:t>
+      </w:r>
+      <w:proofErr w:type="spellStart"/>
+      <w:r>
+        <w:t>the</w:t>
+      </w:r>
+      <w:proofErr w:type="spellEnd"/>
+      <w:r>
+        <w:t xml:space="preserve"> </w:t>
+      </w:r>
+      <w:proofErr w:type="spellStart"/>
+      <w:r>
+        <w:t>cosmic</w:t>
+      </w:r>
+      <w:proofErr w:type="spellEnd"/>
+      <w:r>
+        <w:t xml:space="preserve"> </w:t>
+      </w:r>
+      <w:proofErr w:type="spellStart"/>
+      <w:r>
+        <w:t>level</w:t>
+      </w:r>
+      <w:proofErr w:type="spellEnd"/>
+      <w:r>
+        <w:t xml:space="preserve"> (</w:t>
+      </w:r>
+      <w:proofErr w:type="spellStart"/>
+      <w:r>
+        <w:t>timescales</w:t>
+      </w:r>
+      <w:proofErr w:type="spellEnd"/>
+      <w:r>
+        <w:t xml:space="preserve"> </w:t>
+      </w:r>
+      <w:proofErr w:type="spellStart"/>
+      <w:r>
+        <w:t>of</w:t>
+      </w:r>
+      <w:proofErr w:type="spellEnd"/>
+      <w:r>
+        <w:t xml:space="preserve"> </w:t>
+      </w:r>
+      <w:proofErr w:type="spellStart"/>
+      <w:r>
+        <w:t>millions</w:t>
+      </w:r>
+      <w:proofErr w:type="spellEnd"/>
+      <w:r>
+        <w:t xml:space="preserve"> </w:t>
+      </w:r>
+      <w:proofErr w:type="spellStart"/>
+      <w:r>
+        <w:t>of</w:t>
+      </w:r>
+      <w:proofErr w:type="spellEnd"/>
+      <w:r>
+        <w:t xml:space="preserve"> </w:t>
+      </w:r>
+      <w:proofErr w:type="spellStart"/>
+      <w:r>
+        <w:t>years</w:t>
+      </w:r>
+      <w:proofErr w:type="spellEnd"/>
+      <w:r>
+        <w:t xml:space="preserve">), </w:t>
+      </w:r>
+      <w:proofErr w:type="spellStart"/>
+      <w:r>
+        <w:t>this</w:t>
+      </w:r>
+      <w:proofErr w:type="spellEnd"/>
+      <w:r>
+        <w:t xml:space="preserve"> </w:t>
+      </w:r>
+      <w:proofErr w:type="spellStart"/>
+      <w:r>
+        <w:t>effect</w:t>
+      </w:r>
+      <w:proofErr w:type="spellEnd"/>
+      <w:r>
+        <w:t xml:space="preserve"> </w:t>
+      </w:r>
+      <w:proofErr w:type="spellStart"/>
+      <w:r>
+        <w:t>becomes</w:t>
+      </w:r>
+      <w:proofErr w:type="spellEnd"/>
+      <w:r>
+        <w:t xml:space="preserve"> </w:t>
+      </w:r>
+      <w:proofErr w:type="spellStart"/>
+      <w:r>
+        <w:t>perceptible</w:t>
+      </w:r>
+      <w:proofErr w:type="spellEnd"/>
+      <w:r>
+        <w:t xml:space="preserve"> </w:t>
+      </w:r>
+      <w:proofErr w:type="spellStart"/>
+      <w:r>
+        <w:t>and</w:t>
+      </w:r>
+      <w:proofErr w:type="spellEnd"/>
+      <w:r>
+        <w:t xml:space="preserve"> </w:t>
+      </w:r>
+      <w:proofErr w:type="spellStart"/>
+      <w:r>
+        <w:t>explains</w:t>
+      </w:r>
+      <w:proofErr w:type="spellEnd"/>
+      <w:r>
+        <w:t xml:space="preserve"> </w:t>
+      </w:r>
+      <w:proofErr w:type="spellStart"/>
+      <w:r>
+        <w:t>the</w:t>
+      </w:r>
+      <w:proofErr w:type="spellEnd"/>
+      <w:r>
+        <w:t xml:space="preserve"> </w:t>
+      </w:r>
+      <w:proofErr w:type="spellStart"/>
+      <w:r>
+        <w:t>variation</w:t>
+      </w:r>
+      <w:proofErr w:type="spellEnd"/>
+      <w:r>
+        <w:t xml:space="preserve"> in </w:t>
+      </w:r>
+      <w:proofErr w:type="spellStart"/>
+      <w:r>
+        <w:t>the</w:t>
+      </w:r>
+      <w:proofErr w:type="spellEnd"/>
+      <w:r>
+        <w:t xml:space="preserve"> </w:t>
+      </w:r>
+      <w:proofErr w:type="spellStart"/>
+      <w:r>
+        <w:t>measured</w:t>
+      </w:r>
+      <w:proofErr w:type="spellEnd"/>
+      <w:r>
+        <w:t xml:space="preserve"> </w:t>
+      </w:r>
+      <w:proofErr w:type="spellStart"/>
+      <w:r>
+        <w:t>duration</w:t>
+      </w:r>
+      <w:proofErr w:type="spellEnd"/>
+      <w:r>
+        <w:t xml:space="preserve"> </w:t>
+      </w:r>
+      <w:proofErr w:type="spellStart"/>
+      <w:r>
+        <w:t>of</w:t>
+      </w:r>
+      <w:proofErr w:type="spellEnd"/>
+      <w:r>
+        <w:t xml:space="preserve"> </w:t>
+      </w:r>
+      <w:proofErr w:type="spellStart"/>
+      <w:r>
+        <w:t>Type</w:t>
+      </w:r>
+      <w:proofErr w:type="spellEnd"/>
+      <w:r>
+        <w:t xml:space="preserve"> Ia Supernova (SN1A) </w:t>
+      </w:r>
+      <w:proofErr w:type="spellStart"/>
+      <w:r>
+        <w:t>explosions</w:t>
+      </w:r>
+      <w:proofErr w:type="spellEnd"/>
+      <w:r>
+        <w:t>.</w:t>
+      </w:r>
+      <w:r>
+        <w:t>”</w:t>
+      </w:r>
     </w:p>
     <w:p>
       <w:pPr>
-        <w:rPr>
-          <w:sz w:val="28"/>
-          <w:szCs w:val="28"/>
-        </w:rPr>
+        <w:pBdr>
+          <w:top w:val="single" w:sz="6" w:space="1" w:color="auto"/>
+          <w:bottom w:val="single" w:sz="6" w:space="1" w:color="auto"/>
+        </w:pBdr>
       </w:pPr>
-    </w:p>
-    <w:p>
-      <w:pPr>
-        <w:rPr>
-          <w:sz w:val="28"/>
-          <w:szCs w:val="28"/>
-        </w:rPr>
-      </w:pPr>
-      <w:r>
-        <w:rPr>
-          <w:sz w:val="28"/>
-          <w:szCs w:val="28"/>
-        </w:rPr>
-        <w:t>´</w:t>
-      </w:r>
-      <w:r>
-        <w:rPr>
-          <w:b/>
-          <w:bCs/>
-          <w:sz w:val="28"/>
-          <w:szCs w:val="28"/>
-        </w:rPr>
-        <w:t>The “</w:t>
-      </w:r>
-      <w:proofErr w:type="spellStart"/>
-      <w:r>
-        <w:rPr>
-          <w:b/>
-          <w:bCs/>
-          <w:sz w:val="28"/>
-          <w:szCs w:val="28"/>
-        </w:rPr>
-        <w:t>Decreasing</w:t>
-      </w:r>
-      <w:proofErr w:type="spellEnd"/>
-      <w:r>
-        <w:rPr>
-          <w:b/>
-          <w:bCs/>
-          <w:sz w:val="28"/>
-          <w:szCs w:val="28"/>
-        </w:rPr>
-        <w:t xml:space="preserve"> Universe” model: </w:t>
-      </w:r>
-      <w:proofErr w:type="spellStart"/>
-      <w:r>
-        <w:rPr>
-          <w:b/>
-          <w:bCs/>
-          <w:sz w:val="28"/>
-          <w:szCs w:val="28"/>
-        </w:rPr>
-        <w:t>an</w:t>
-      </w:r>
-      <w:proofErr w:type="spellEnd"/>
-      <w:r>
-        <w:rPr>
-          <w:b/>
-          <w:bCs/>
-          <w:sz w:val="28"/>
-          <w:szCs w:val="28"/>
-        </w:rPr>
-        <w:t xml:space="preserve"> </w:t>
-      </w:r>
-      <w:proofErr w:type="spellStart"/>
-      <w:r>
-        <w:rPr>
-          <w:b/>
-          <w:bCs/>
-          <w:sz w:val="28"/>
-          <w:szCs w:val="28"/>
-        </w:rPr>
-        <w:t>alternative</w:t>
-      </w:r>
-      <w:proofErr w:type="spellEnd"/>
-      <w:r>
-        <w:rPr>
-          <w:b/>
-          <w:bCs/>
-          <w:sz w:val="28"/>
-          <w:szCs w:val="28"/>
-        </w:rPr>
-        <w:t xml:space="preserve"> perspective </w:t>
-      </w:r>
-      <w:proofErr w:type="spellStart"/>
-      <w:r>
-        <w:rPr>
-          <w:b/>
-          <w:bCs/>
-          <w:sz w:val="28"/>
-          <w:szCs w:val="28"/>
-        </w:rPr>
-        <w:t>to</w:t>
-      </w:r>
-      <w:proofErr w:type="spellEnd"/>
-      <w:r>
-        <w:rPr>
-          <w:b/>
-          <w:bCs/>
-          <w:sz w:val="28"/>
-          <w:szCs w:val="28"/>
-        </w:rPr>
-        <w:t xml:space="preserve"> </w:t>
-      </w:r>
-      <w:proofErr w:type="spellStart"/>
-      <w:r>
-        <w:rPr>
-          <w:b/>
-          <w:bCs/>
-          <w:sz w:val="28"/>
-          <w:szCs w:val="28"/>
-        </w:rPr>
-        <w:t>accelerated</w:t>
-      </w:r>
-      <w:proofErr w:type="spellEnd"/>
-      <w:r>
-        <w:rPr>
-          <w:b/>
-          <w:bCs/>
-          <w:sz w:val="28"/>
-          <w:szCs w:val="28"/>
-        </w:rPr>
-        <w:t xml:space="preserve"> </w:t>
-      </w:r>
-      <w:proofErr w:type="spellStart"/>
-      <w:r>
-        <w:rPr>
-          <w:b/>
-          <w:bCs/>
-          <w:sz w:val="28"/>
-          <w:szCs w:val="28"/>
-        </w:rPr>
-        <w:t>expansion</w:t>
-      </w:r>
-      <w:proofErr w:type="spellEnd"/>
-      <w:r>
-        <w:rPr>
-          <w:sz w:val="28"/>
-          <w:szCs w:val="28"/>
-        </w:rPr>
-        <w:t>'</w:t>
-      </w:r>
-    </w:p>
-    <w:p/>
-    <w:p>
-      <w:r>
-        <w:t xml:space="preserve">"The </w:t>
-      </w:r>
-      <w:proofErr w:type="spellStart"/>
-      <w:r>
-        <w:t>understanding</w:t>
-      </w:r>
-      <w:proofErr w:type="spellEnd"/>
-      <w:r>
-        <w:t xml:space="preserve"> </w:t>
-      </w:r>
-      <w:proofErr w:type="spellStart"/>
-      <w:r>
-        <w:t>of</w:t>
-      </w:r>
-      <w:proofErr w:type="spellEnd"/>
-      <w:r>
-        <w:t xml:space="preserve"> </w:t>
-      </w:r>
-      <w:proofErr w:type="spellStart"/>
-      <w:r>
-        <w:t>the</w:t>
-      </w:r>
-      <w:proofErr w:type="spellEnd"/>
-      <w:r>
-        <w:t xml:space="preserve"> </w:t>
-      </w:r>
-      <w:proofErr w:type="spellStart"/>
-      <w:r>
-        <w:t>universe’s</w:t>
-      </w:r>
-      <w:proofErr w:type="spellEnd"/>
-      <w:r>
-        <w:t xml:space="preserve"> </w:t>
-      </w:r>
-      <w:proofErr w:type="spellStart"/>
-      <w:r>
-        <w:t>evolution</w:t>
-      </w:r>
-      <w:proofErr w:type="spellEnd"/>
-      <w:r>
-        <w:t xml:space="preserve"> </w:t>
-      </w:r>
-      <w:proofErr w:type="spellStart"/>
-      <w:r>
-        <w:t>has</w:t>
-      </w:r>
-      <w:proofErr w:type="spellEnd"/>
-      <w:r>
-        <w:t xml:space="preserve"> </w:t>
-      </w:r>
-      <w:proofErr w:type="spellStart"/>
-      <w:r>
-        <w:t>been</w:t>
-      </w:r>
-      <w:proofErr w:type="spellEnd"/>
-      <w:r>
-        <w:t xml:space="preserve"> </w:t>
-      </w:r>
-      <w:proofErr w:type="spellStart"/>
-      <w:r>
-        <w:t>dominated</w:t>
-      </w:r>
-      <w:proofErr w:type="spellEnd"/>
-    </w:p>
-    <w:p>
-      <w:proofErr w:type="spellStart"/>
-      <w:r>
-        <w:t>by</w:t>
-      </w:r>
-      <w:proofErr w:type="spellEnd"/>
-      <w:r>
-        <w:t xml:space="preserve"> </w:t>
-      </w:r>
-      <w:proofErr w:type="spellStart"/>
-      <w:r>
-        <w:t>the</w:t>
-      </w:r>
-      <w:proofErr w:type="spellEnd"/>
-      <w:r>
-        <w:t xml:space="preserve"> Standard </w:t>
-      </w:r>
-      <w:proofErr w:type="spellStart"/>
-      <w:r>
-        <w:t>Cosmological</w:t>
-      </w:r>
-      <w:proofErr w:type="spellEnd"/>
-      <w:r>
-        <w:t xml:space="preserve"> Model, </w:t>
-      </w:r>
-      <w:proofErr w:type="spellStart"/>
-      <w:r>
-        <w:t>known</w:t>
-      </w:r>
-      <w:proofErr w:type="spellEnd"/>
-      <w:r>
-        <w:t xml:space="preserve"> as ?-CDM. </w:t>
-      </w:r>
-      <w:proofErr w:type="spellStart"/>
-      <w:r>
-        <w:t>This</w:t>
-      </w:r>
-      <w:proofErr w:type="spellEnd"/>
-      <w:r>
-        <w:t xml:space="preserve"> </w:t>
-      </w:r>
-      <w:proofErr w:type="spellStart"/>
-      <w:r>
-        <w:t>widely</w:t>
-      </w:r>
-      <w:proofErr w:type="spellEnd"/>
-    </w:p>
-    <w:p>
-      <w:proofErr w:type="spellStart"/>
-      <w:r>
-        <w:t>accepted</w:t>
-      </w:r>
-      <w:proofErr w:type="spellEnd"/>
-      <w:r>
-        <w:t xml:space="preserve"> model </w:t>
-      </w:r>
-      <w:proofErr w:type="spellStart"/>
-      <w:r>
-        <w:t>postulates</w:t>
-      </w:r>
-      <w:proofErr w:type="spellEnd"/>
-      <w:r>
-        <w:t xml:space="preserve"> </w:t>
-      </w:r>
-      <w:proofErr w:type="spellStart"/>
-      <w:r>
-        <w:t>the</w:t>
-      </w:r>
-      <w:proofErr w:type="spellEnd"/>
-      <w:r>
-        <w:t xml:space="preserve"> </w:t>
-      </w:r>
-      <w:proofErr w:type="spellStart"/>
-      <w:r>
-        <w:t>existence</w:t>
-      </w:r>
-      <w:proofErr w:type="spellEnd"/>
-      <w:r>
-        <w:t xml:space="preserve"> </w:t>
-      </w:r>
-      <w:proofErr w:type="spellStart"/>
-      <w:r>
-        <w:t>of</w:t>
-      </w:r>
-      <w:proofErr w:type="spellEnd"/>
-      <w:r>
-        <w:t xml:space="preserve"> </w:t>
-      </w:r>
-      <w:proofErr w:type="spellStart"/>
-      <w:r>
-        <w:t>dark</w:t>
-      </w:r>
-      <w:proofErr w:type="spellEnd"/>
-      <w:r>
-        <w:t xml:space="preserve"> </w:t>
-      </w:r>
-      <w:proofErr w:type="spellStart"/>
-      <w:r>
-        <w:t>matter</w:t>
-      </w:r>
-      <w:proofErr w:type="spellEnd"/>
-      <w:r>
-        <w:t xml:space="preserve"> </w:t>
-      </w:r>
-      <w:proofErr w:type="spellStart"/>
-      <w:r>
-        <w:t>and</w:t>
-      </w:r>
-      <w:proofErr w:type="spellEnd"/>
-      <w:r>
-        <w:t xml:space="preserve">, </w:t>
-      </w:r>
-      <w:proofErr w:type="spellStart"/>
-      <w:r>
-        <w:t>crucially</w:t>
-      </w:r>
-      <w:proofErr w:type="spellEnd"/>
-      <w:r>
-        <w:t>,</w:t>
-      </w:r>
-    </w:p>
-    <w:p>
-      <w:proofErr w:type="spellStart"/>
-      <w:r>
-        <w:t>dark</w:t>
-      </w:r>
-      <w:proofErr w:type="spellEnd"/>
-      <w:r>
-        <w:t xml:space="preserve"> </w:t>
-      </w:r>
-      <w:proofErr w:type="spellStart"/>
-      <w:r>
-        <w:t>energy</w:t>
-      </w:r>
-      <w:proofErr w:type="spellEnd"/>
-      <w:r>
-        <w:t xml:space="preserve"> </w:t>
-      </w:r>
-      <w:proofErr w:type="spellStart"/>
-      <w:r>
-        <w:t>to</w:t>
-      </w:r>
-      <w:proofErr w:type="spellEnd"/>
-      <w:r>
-        <w:t xml:space="preserve"> </w:t>
-      </w:r>
-      <w:proofErr w:type="spellStart"/>
-      <w:r>
-        <w:t>explain</w:t>
-      </w:r>
-      <w:proofErr w:type="spellEnd"/>
-      <w:r>
-        <w:t xml:space="preserve"> </w:t>
-      </w:r>
-      <w:proofErr w:type="spellStart"/>
-      <w:r>
-        <w:t>the</w:t>
-      </w:r>
-      <w:proofErr w:type="spellEnd"/>
-      <w:r>
-        <w:t xml:space="preserve"> </w:t>
-      </w:r>
-      <w:proofErr w:type="spellStart"/>
-      <w:r>
-        <w:t>observed</w:t>
-      </w:r>
-      <w:proofErr w:type="spellEnd"/>
-      <w:r>
-        <w:t xml:space="preserve"> </w:t>
-      </w:r>
-      <w:proofErr w:type="spellStart"/>
-      <w:r>
-        <w:t>accelerated</w:t>
-      </w:r>
-      <w:proofErr w:type="spellEnd"/>
-      <w:r>
-        <w:t xml:space="preserve"> </w:t>
-      </w:r>
-      <w:proofErr w:type="spellStart"/>
-      <w:r>
-        <w:t>expansion</w:t>
-      </w:r>
-      <w:proofErr w:type="spellEnd"/>
-      <w:r>
-        <w:t xml:space="preserve"> </w:t>
-      </w:r>
-      <w:proofErr w:type="spellStart"/>
-      <w:r>
-        <w:t>of</w:t>
-      </w:r>
-      <w:proofErr w:type="spellEnd"/>
-      <w:r>
-        <w:t xml:space="preserve"> </w:t>
-      </w:r>
-      <w:proofErr w:type="spellStart"/>
-      <w:r>
-        <w:t>the</w:t>
-      </w:r>
-      <w:proofErr w:type="spellEnd"/>
-    </w:p>
-    <w:p>
-      <w:r>
-        <w:t xml:space="preserve">universe.1 </w:t>
-      </w:r>
-      <w:proofErr w:type="spellStart"/>
-      <w:r>
-        <w:t>However</w:t>
-      </w:r>
-      <w:proofErr w:type="spellEnd"/>
-      <w:r>
-        <w:t xml:space="preserve">, </w:t>
-      </w:r>
-      <w:proofErr w:type="spellStart"/>
-      <w:r>
-        <w:t>dark</w:t>
-      </w:r>
-      <w:proofErr w:type="spellEnd"/>
-      <w:r>
-        <w:t xml:space="preserve"> </w:t>
-      </w:r>
-      <w:proofErr w:type="spellStart"/>
-      <w:r>
-        <w:t>energy</w:t>
-      </w:r>
-      <w:proofErr w:type="spellEnd"/>
-      <w:r>
-        <w:t xml:space="preserve"> </w:t>
-      </w:r>
-      <w:proofErr w:type="spellStart"/>
-      <w:r>
-        <w:t>remains</w:t>
-      </w:r>
-      <w:proofErr w:type="spellEnd"/>
-      <w:r>
-        <w:t xml:space="preserve"> </w:t>
-      </w:r>
-      <w:proofErr w:type="spellStart"/>
-      <w:r>
-        <w:t>an</w:t>
-      </w:r>
-      <w:proofErr w:type="spellEnd"/>
-      <w:r>
-        <w:t xml:space="preserve"> </w:t>
-      </w:r>
-      <w:proofErr w:type="spellStart"/>
-      <w:r>
-        <w:t>entity</w:t>
-      </w:r>
-      <w:proofErr w:type="spellEnd"/>
-      <w:r>
-        <w:t xml:space="preserve"> </w:t>
-      </w:r>
-      <w:proofErr w:type="spellStart"/>
-      <w:r>
-        <w:t>of</w:t>
-      </w:r>
-      <w:proofErr w:type="spellEnd"/>
-      <w:r>
-        <w:t xml:space="preserve"> </w:t>
-      </w:r>
-      <w:proofErr w:type="spellStart"/>
-      <w:r>
-        <w:t>unknown</w:t>
-      </w:r>
-      <w:proofErr w:type="spellEnd"/>
-      <w:r>
-        <w:t xml:space="preserve"> </w:t>
-      </w:r>
-      <w:proofErr w:type="spellStart"/>
-      <w:r>
-        <w:t>and</w:t>
-      </w:r>
-      <w:proofErr w:type="spellEnd"/>
-    </w:p>
-    <w:p>
-      <w:proofErr w:type="spellStart"/>
-      <w:r>
-        <w:t>undetectable</w:t>
-      </w:r>
-      <w:proofErr w:type="spellEnd"/>
-      <w:r>
-        <w:t xml:space="preserve"> </w:t>
-      </w:r>
-      <w:proofErr w:type="spellStart"/>
-      <w:r>
-        <w:t>origin</w:t>
-      </w:r>
-      <w:proofErr w:type="spellEnd"/>
-      <w:r>
-        <w:t xml:space="preserve">, </w:t>
-      </w:r>
-      <w:proofErr w:type="spellStart"/>
-      <w:r>
-        <w:t>presenting</w:t>
-      </w:r>
-      <w:proofErr w:type="spellEnd"/>
-      <w:r>
-        <w:t xml:space="preserve"> a </w:t>
-      </w:r>
-      <w:proofErr w:type="spellStart"/>
-      <w:r>
-        <w:t>significant</w:t>
-      </w:r>
-      <w:proofErr w:type="spellEnd"/>
-      <w:r>
-        <w:t xml:space="preserve"> </w:t>
-      </w:r>
-      <w:proofErr w:type="spellStart"/>
-      <w:r>
-        <w:t>theoretical</w:t>
-      </w:r>
-      <w:proofErr w:type="spellEnd"/>
-      <w:r>
-        <w:t xml:space="preserve"> challenge.2..."</w:t>
-      </w:r>
-    </w:p>
-    <w:p>
       <w:hyperlink r:id="rId5" w:history="1">
         <w:r>
           <w:rPr>
             <w:rStyle w:val="Hyperlink"/>
           </w:rPr>
-          <w:t>https://medcraveonline.com/PAIJ/PAIJ-09-00378.pdf</w:t>
+          <w:t>https://jocaxx.github.io/DUniverse/Todos/SN1A_ENG.pdf</w:t>
         </w:r>
       </w:hyperlink>
       <w:r>
         <w:br/>
       </w:r>
+    </w:p>
+    <w:p>
+      <w:pPr>
+        <w:pBdr>
+          <w:top w:val="single" w:sz="6" w:space="1" w:color="auto"/>
+          <w:bottom w:val="single" w:sz="6" w:space="1" w:color="auto"/>
+        </w:pBdr>
+      </w:pPr>
     </w:p>
     <w:p/>
     <w:p>
-      <w:r>
-        <w:t>-------------</w:t>
-      </w:r>
-    </w:p>
-    <w:p/>
-    <w:p/>
-    <w:p/>
-    <w:p>
       <w:pPr>
         <w:rPr>
           <w:b/>
@@ -1108,7 +1065,6 @@
           <w:sz w:val="28"/>
           <w:szCs w:val="28"/>
         </w:rPr>
-        <w:lastRenderedPageBreak/>
         <w:t xml:space="preserve">The Age </w:t>
       </w:r>
       <w:proofErr w:type="spellStart"/>
@@ -1260,6 +1216,7 @@
         <w:t xml:space="preserve"> </w:t>
       </w:r>
       <w:proofErr w:type="spellStart"/>
+      <w:proofErr w:type="gramStart"/>
       <w:r>
         <w:rPr>
           <w:b/>
@@ -1277,7 +1234,17 @@
           <w:sz w:val="28"/>
           <w:szCs w:val="28"/>
         </w:rPr>
-        <w:t xml:space="preserve"> Perspective </w:t>
+        <w:t xml:space="preserve"> Perspective</w:t>
+      </w:r>
+      <w:proofErr w:type="gramEnd"/>
+      <w:r>
+        <w:rPr>
+          <w:b/>
+          <w:bCs/>
+          <w:sz w:val="28"/>
+          <w:szCs w:val="28"/>
+        </w:rPr>
+        <w:t xml:space="preserve"> </w:t>
       </w:r>
       <w:proofErr w:type="spellStart"/>
       <w:r>
@@ -1677,6 +1644,7 @@
     <w:p>
       <w:proofErr w:type="spellStart"/>
       <w:r>
+        <w:lastRenderedPageBreak/>
         <w:t>Older</w:t>
       </w:r>
       <w:proofErr w:type="spellEnd"/>
@@ -1684,10 +1652,12 @@
         <w:t xml:space="preserve"> </w:t>
       </w:r>
       <w:proofErr w:type="spellStart"/>
+      <w:proofErr w:type="gramStart"/>
       <w:r>
         <w:t>galaxies,having</w:t>
       </w:r>
       <w:proofErr w:type="spellEnd"/>
+      <w:proofErr w:type="gramEnd"/>
       <w:r>
         <w:t xml:space="preserve"> </w:t>
       </w:r>
@@ -1938,7 +1908,7 @@
     </w:p>
     <w:p>
       <w:r>
-        <w:t>----------------------</w:t>
+        <w:t>-----------------------</w:t>
       </w:r>
     </w:p>
     <w:p>
@@ -2894,7 +2864,6 @@
         </w:r>
       </w:hyperlink>
     </w:p>
-    <w:p/>
     <w:p>
       <w:r>
         <w:t>----------------------------</w:t>
@@ -2903,8 +2872,6 @@
     <w:p>
       <w:pPr>
         <w:rPr>
-          <w:b/>
-          <w:bCs/>
           <w:sz w:val="28"/>
           <w:szCs w:val="28"/>
         </w:rPr>
@@ -2913,21 +2880,26 @@
     <w:p>
       <w:pPr>
         <w:rPr>
-          <w:b/>
-          <w:bCs/>
           <w:sz w:val="28"/>
           <w:szCs w:val="28"/>
         </w:rPr>
       </w:pPr>
       <w:r>
         <w:rPr>
-          <w:b/>
-          <w:bCs/>
           <w:sz w:val="28"/>
           <w:szCs w:val="28"/>
         </w:rPr>
         <w:t>´</w:t>
       </w:r>
+      <w:r>
+        <w:rPr>
+          <w:b/>
+          <w:bCs/>
+          <w:sz w:val="28"/>
+          <w:szCs w:val="28"/>
+        </w:rPr>
+        <w:t>The “</w:t>
+      </w:r>
       <w:proofErr w:type="spellStart"/>
       <w:r>
         <w:rPr>
@@ -2946,56 +2918,477 @@
           <w:sz w:val="28"/>
           <w:szCs w:val="28"/>
         </w:rPr>
-        <w:t xml:space="preserve"> Universe: The '</w:t>
-      </w:r>
-      <w:proofErr w:type="spellStart"/>
-      <w:r>
-        <w:rPr>
-          <w:b/>
-          <w:bCs/>
-          <w:sz w:val="28"/>
-          <w:szCs w:val="28"/>
-        </w:rPr>
-        <w:t>Dark</w:t>
-      </w:r>
-      <w:proofErr w:type="spellEnd"/>
-      <w:r>
-        <w:rPr>
-          <w:b/>
-          <w:bCs/>
-          <w:sz w:val="28"/>
-          <w:szCs w:val="28"/>
-        </w:rPr>
-        <w:t xml:space="preserve"> Matter' </w:t>
-      </w:r>
-      <w:proofErr w:type="spellStart"/>
-      <w:r>
-        <w:rPr>
-          <w:b/>
-          <w:bCs/>
-          <w:sz w:val="28"/>
-          <w:szCs w:val="28"/>
-        </w:rPr>
-        <w:t>Effect</w:t>
-      </w:r>
-      <w:proofErr w:type="spellEnd"/>
-      <w:r>
-        <w:rPr>
-          <w:b/>
-          <w:bCs/>
+        <w:t xml:space="preserve"> Universe” model: </w:t>
+      </w:r>
+      <w:proofErr w:type="spellStart"/>
+      <w:r>
+        <w:rPr>
+          <w:b/>
+          <w:bCs/>
+          <w:sz w:val="28"/>
+          <w:szCs w:val="28"/>
+        </w:rPr>
+        <w:t>an</w:t>
+      </w:r>
+      <w:proofErr w:type="spellEnd"/>
+      <w:r>
+        <w:rPr>
+          <w:b/>
+          <w:bCs/>
+          <w:sz w:val="28"/>
+          <w:szCs w:val="28"/>
+        </w:rPr>
+        <w:t xml:space="preserve"> </w:t>
+      </w:r>
+      <w:proofErr w:type="spellStart"/>
+      <w:r>
+        <w:rPr>
+          <w:b/>
+          <w:bCs/>
+          <w:sz w:val="28"/>
+          <w:szCs w:val="28"/>
+        </w:rPr>
+        <w:t>alternative</w:t>
+      </w:r>
+      <w:proofErr w:type="spellEnd"/>
+      <w:r>
+        <w:rPr>
+          <w:b/>
+          <w:bCs/>
+          <w:sz w:val="28"/>
+          <w:szCs w:val="28"/>
+        </w:rPr>
+        <w:t xml:space="preserve"> perspective </w:t>
+      </w:r>
+      <w:proofErr w:type="spellStart"/>
+      <w:r>
+        <w:rPr>
+          <w:b/>
+          <w:bCs/>
+          <w:sz w:val="28"/>
+          <w:szCs w:val="28"/>
+        </w:rPr>
+        <w:t>to</w:t>
+      </w:r>
+      <w:proofErr w:type="spellEnd"/>
+      <w:r>
+        <w:rPr>
+          <w:b/>
+          <w:bCs/>
+          <w:sz w:val="28"/>
+          <w:szCs w:val="28"/>
+        </w:rPr>
+        <w:t xml:space="preserve"> </w:t>
+      </w:r>
+      <w:proofErr w:type="spellStart"/>
+      <w:r>
+        <w:rPr>
+          <w:b/>
+          <w:bCs/>
+          <w:sz w:val="28"/>
+          <w:szCs w:val="28"/>
+        </w:rPr>
+        <w:t>accelerated</w:t>
+      </w:r>
+      <w:proofErr w:type="spellEnd"/>
+      <w:r>
+        <w:rPr>
+          <w:b/>
+          <w:bCs/>
+          <w:sz w:val="28"/>
+          <w:szCs w:val="28"/>
+        </w:rPr>
+        <w:t xml:space="preserve"> </w:t>
+      </w:r>
+      <w:proofErr w:type="spellStart"/>
+      <w:r>
+        <w:rPr>
+          <w:b/>
+          <w:bCs/>
+          <w:sz w:val="28"/>
+          <w:szCs w:val="28"/>
+        </w:rPr>
+        <w:t>expansion</w:t>
+      </w:r>
+      <w:proofErr w:type="spellEnd"/>
+      <w:r>
+        <w:rPr>
           <w:sz w:val="28"/>
           <w:szCs w:val="28"/>
         </w:rPr>
         <w:t>'</w:t>
       </w:r>
+    </w:p>
+    <w:p/>
+    <w:p>
+      <w:r>
+        <w:t xml:space="preserve">"The </w:t>
+      </w:r>
+      <w:proofErr w:type="spellStart"/>
+      <w:r>
+        <w:t>understanding</w:t>
+      </w:r>
+      <w:proofErr w:type="spellEnd"/>
+      <w:r>
+        <w:t xml:space="preserve"> </w:t>
+      </w:r>
+      <w:proofErr w:type="spellStart"/>
+      <w:r>
+        <w:t>of</w:t>
+      </w:r>
+      <w:proofErr w:type="spellEnd"/>
+      <w:r>
+        <w:t xml:space="preserve"> </w:t>
+      </w:r>
+      <w:proofErr w:type="spellStart"/>
+      <w:r>
+        <w:t>the</w:t>
+      </w:r>
+      <w:proofErr w:type="spellEnd"/>
+      <w:r>
+        <w:t xml:space="preserve"> </w:t>
+      </w:r>
+      <w:proofErr w:type="spellStart"/>
+      <w:r>
+        <w:t>universe’s</w:t>
+      </w:r>
+      <w:proofErr w:type="spellEnd"/>
+      <w:r>
+        <w:t xml:space="preserve"> </w:t>
+      </w:r>
+      <w:proofErr w:type="spellStart"/>
+      <w:r>
+        <w:t>evolution</w:t>
+      </w:r>
+      <w:proofErr w:type="spellEnd"/>
+      <w:r>
+        <w:t xml:space="preserve"> </w:t>
+      </w:r>
+      <w:proofErr w:type="spellStart"/>
+      <w:r>
+        <w:t>has</w:t>
+      </w:r>
+      <w:proofErr w:type="spellEnd"/>
+      <w:r>
+        <w:t xml:space="preserve"> </w:t>
+      </w:r>
+      <w:proofErr w:type="spellStart"/>
+      <w:r>
+        <w:t>been</w:t>
+      </w:r>
+      <w:proofErr w:type="spellEnd"/>
+      <w:r>
+        <w:t xml:space="preserve"> </w:t>
+      </w:r>
+      <w:proofErr w:type="spellStart"/>
+      <w:r>
+        <w:t>dominated</w:t>
+      </w:r>
+      <w:proofErr w:type="spellEnd"/>
     </w:p>
     <w:p>
-      <w:r>
-        <w:t>"</w:t>
-      </w:r>
-      <w:proofErr w:type="spellStart"/>
-      <w:r>
-        <w:t>After</w:t>
+      <w:proofErr w:type="spellStart"/>
+      <w:r>
+        <w:t>by</w:t>
+      </w:r>
+      <w:proofErr w:type="spellEnd"/>
+      <w:r>
+        <w:t xml:space="preserve"> </w:t>
+      </w:r>
+      <w:proofErr w:type="spellStart"/>
+      <w:r>
+        <w:t>the</w:t>
+      </w:r>
+      <w:proofErr w:type="spellEnd"/>
+      <w:r>
+        <w:t xml:space="preserve"> Standard </w:t>
+      </w:r>
+      <w:proofErr w:type="spellStart"/>
+      <w:r>
+        <w:t>Cosmological</w:t>
+      </w:r>
+      <w:proofErr w:type="spellEnd"/>
+      <w:r>
+        <w:t xml:space="preserve"> Model, </w:t>
+      </w:r>
+      <w:proofErr w:type="spellStart"/>
+      <w:r>
+        <w:t>known</w:t>
+      </w:r>
+      <w:proofErr w:type="spellEnd"/>
+      <w:r>
+        <w:t xml:space="preserve"> </w:t>
+      </w:r>
+      <w:proofErr w:type="gramStart"/>
+      <w:r>
+        <w:t>as ?</w:t>
+      </w:r>
+      <w:proofErr w:type="gramEnd"/>
+      <w:r>
+        <w:t xml:space="preserve">-CDM. </w:t>
+      </w:r>
+      <w:proofErr w:type="spellStart"/>
+      <w:r>
+        <w:t>This</w:t>
+      </w:r>
+      <w:proofErr w:type="spellEnd"/>
+      <w:r>
+        <w:t xml:space="preserve"> </w:t>
+      </w:r>
+      <w:proofErr w:type="spellStart"/>
+      <w:r>
+        <w:t>widely</w:t>
+      </w:r>
+      <w:proofErr w:type="spellEnd"/>
+    </w:p>
+    <w:p>
+      <w:proofErr w:type="spellStart"/>
+      <w:r>
+        <w:t>accepted</w:t>
+      </w:r>
+      <w:proofErr w:type="spellEnd"/>
+      <w:r>
+        <w:t xml:space="preserve"> model </w:t>
+      </w:r>
+      <w:proofErr w:type="spellStart"/>
+      <w:r>
+        <w:t>postulates</w:t>
+      </w:r>
+      <w:proofErr w:type="spellEnd"/>
+      <w:r>
+        <w:t xml:space="preserve"> </w:t>
+      </w:r>
+      <w:proofErr w:type="spellStart"/>
+      <w:r>
+        <w:t>the</w:t>
+      </w:r>
+      <w:proofErr w:type="spellEnd"/>
+      <w:r>
+        <w:t xml:space="preserve"> </w:t>
+      </w:r>
+      <w:proofErr w:type="spellStart"/>
+      <w:r>
+        <w:t>existence</w:t>
+      </w:r>
+      <w:proofErr w:type="spellEnd"/>
+      <w:r>
+        <w:t xml:space="preserve"> </w:t>
+      </w:r>
+      <w:proofErr w:type="spellStart"/>
+      <w:r>
+        <w:t>of</w:t>
+      </w:r>
+      <w:proofErr w:type="spellEnd"/>
+      <w:r>
+        <w:t xml:space="preserve"> </w:t>
+      </w:r>
+      <w:proofErr w:type="spellStart"/>
+      <w:r>
+        <w:t>dark</w:t>
+      </w:r>
+      <w:proofErr w:type="spellEnd"/>
+      <w:r>
+        <w:t xml:space="preserve"> </w:t>
+      </w:r>
+      <w:proofErr w:type="spellStart"/>
+      <w:r>
+        <w:t>matter</w:t>
+      </w:r>
+      <w:proofErr w:type="spellEnd"/>
+      <w:r>
+        <w:t xml:space="preserve"> </w:t>
+      </w:r>
+      <w:proofErr w:type="spellStart"/>
+      <w:r>
+        <w:t>and</w:t>
+      </w:r>
+      <w:proofErr w:type="spellEnd"/>
+      <w:r>
+        <w:t xml:space="preserve">, </w:t>
+      </w:r>
+      <w:proofErr w:type="spellStart"/>
+      <w:r>
+        <w:t>crucially</w:t>
+      </w:r>
+      <w:proofErr w:type="spellEnd"/>
+      <w:r>
+        <w:t>,</w:t>
+      </w:r>
+    </w:p>
+    <w:p>
+      <w:proofErr w:type="spellStart"/>
+      <w:r>
+        <w:t>dark</w:t>
+      </w:r>
+      <w:proofErr w:type="spellEnd"/>
+      <w:r>
+        <w:t xml:space="preserve"> </w:t>
+      </w:r>
+      <w:proofErr w:type="spellStart"/>
+      <w:r>
+        <w:t>energy</w:t>
+      </w:r>
+      <w:proofErr w:type="spellEnd"/>
+      <w:r>
+        <w:t xml:space="preserve"> </w:t>
+      </w:r>
+      <w:proofErr w:type="spellStart"/>
+      <w:r>
+        <w:t>to</w:t>
+      </w:r>
+      <w:proofErr w:type="spellEnd"/>
+      <w:r>
+        <w:t xml:space="preserve"> </w:t>
+      </w:r>
+      <w:proofErr w:type="spellStart"/>
+      <w:r>
+        <w:t>explain</w:t>
+      </w:r>
+      <w:proofErr w:type="spellEnd"/>
+      <w:r>
+        <w:t xml:space="preserve"> </w:t>
+      </w:r>
+      <w:proofErr w:type="spellStart"/>
+      <w:r>
+        <w:t>the</w:t>
+      </w:r>
+      <w:proofErr w:type="spellEnd"/>
+      <w:r>
+        <w:t xml:space="preserve"> </w:t>
+      </w:r>
+      <w:proofErr w:type="spellStart"/>
+      <w:r>
+        <w:t>observed</w:t>
+      </w:r>
+      <w:proofErr w:type="spellEnd"/>
+      <w:r>
+        <w:t xml:space="preserve"> </w:t>
+      </w:r>
+      <w:proofErr w:type="spellStart"/>
+      <w:r>
+        <w:t>accelerated</w:t>
+      </w:r>
+      <w:proofErr w:type="spellEnd"/>
+      <w:r>
+        <w:t xml:space="preserve"> </w:t>
+      </w:r>
+      <w:proofErr w:type="spellStart"/>
+      <w:r>
+        <w:t>expansion</w:t>
+      </w:r>
+      <w:proofErr w:type="spellEnd"/>
+      <w:r>
+        <w:t xml:space="preserve"> </w:t>
+      </w:r>
+      <w:proofErr w:type="spellStart"/>
+      <w:r>
+        <w:t>of</w:t>
+      </w:r>
+      <w:proofErr w:type="spellEnd"/>
+      <w:r>
+        <w:t xml:space="preserve"> </w:t>
+      </w:r>
+      <w:proofErr w:type="spellStart"/>
+      <w:r>
+        <w:t>the</w:t>
+      </w:r>
+      <w:proofErr w:type="spellEnd"/>
+    </w:p>
+    <w:p>
+      <w:r>
+        <w:lastRenderedPageBreak/>
+        <w:t xml:space="preserve">universe.1 </w:t>
+      </w:r>
+      <w:proofErr w:type="spellStart"/>
+      <w:r>
+        <w:t>However</w:t>
+      </w:r>
+      <w:proofErr w:type="spellEnd"/>
+      <w:r>
+        <w:t xml:space="preserve">, </w:t>
+      </w:r>
+      <w:proofErr w:type="spellStart"/>
+      <w:r>
+        <w:t>dark</w:t>
+      </w:r>
+      <w:proofErr w:type="spellEnd"/>
+      <w:r>
+        <w:t xml:space="preserve"> </w:t>
+      </w:r>
+      <w:proofErr w:type="spellStart"/>
+      <w:r>
+        <w:t>energy</w:t>
+      </w:r>
+      <w:proofErr w:type="spellEnd"/>
+      <w:r>
+        <w:t xml:space="preserve"> </w:t>
+      </w:r>
+      <w:proofErr w:type="spellStart"/>
+      <w:r>
+        <w:t>remains</w:t>
+      </w:r>
+      <w:proofErr w:type="spellEnd"/>
+      <w:r>
+        <w:t xml:space="preserve"> </w:t>
+      </w:r>
+      <w:proofErr w:type="spellStart"/>
+      <w:r>
+        <w:t>an</w:t>
+      </w:r>
+      <w:proofErr w:type="spellEnd"/>
+      <w:r>
+        <w:t xml:space="preserve"> </w:t>
+      </w:r>
+      <w:proofErr w:type="spellStart"/>
+      <w:r>
+        <w:t>entity</w:t>
+      </w:r>
+      <w:proofErr w:type="spellEnd"/>
+      <w:r>
+        <w:t xml:space="preserve"> </w:t>
+      </w:r>
+      <w:proofErr w:type="spellStart"/>
+      <w:r>
+        <w:t>of</w:t>
+      </w:r>
+      <w:proofErr w:type="spellEnd"/>
+      <w:r>
+        <w:t xml:space="preserve"> </w:t>
+      </w:r>
+      <w:proofErr w:type="spellStart"/>
+      <w:r>
+        <w:t>unknown</w:t>
+      </w:r>
+      <w:proofErr w:type="spellEnd"/>
+      <w:r>
+        <w:t xml:space="preserve"> </w:t>
+      </w:r>
+      <w:proofErr w:type="spellStart"/>
+      <w:r>
+        <w:t>and</w:t>
+      </w:r>
+      <w:proofErr w:type="spellEnd"/>
+    </w:p>
+    <w:p>
+      <w:proofErr w:type="spellStart"/>
+      <w:r>
+        <w:t>undetectable</w:t>
+      </w:r>
+      <w:proofErr w:type="spellEnd"/>
+      <w:r>
+        <w:t xml:space="preserve"> </w:t>
+      </w:r>
+      <w:proofErr w:type="spellStart"/>
+      <w:r>
+        <w:t>origin</w:t>
+      </w:r>
+      <w:proofErr w:type="spellEnd"/>
+      <w:r>
+        <w:t xml:space="preserve">, </w:t>
+      </w:r>
+      <w:proofErr w:type="spellStart"/>
+      <w:r>
+        <w:t>presenting</w:t>
       </w:r>
       <w:proofErr w:type="spellEnd"/>
       <w:r>
@@ -3003,259 +3396,19 @@
       </w:r>
       <w:proofErr w:type="spellStart"/>
       <w:r>
-        <w:t>brief</w:t>
-      </w:r>
-      <w:proofErr w:type="spellEnd"/>
-      <w:r>
-        <w:t xml:space="preserve"> review </w:t>
-      </w:r>
-      <w:proofErr w:type="spellStart"/>
-      <w:r>
-        <w:t>of</w:t>
-      </w:r>
-      <w:proofErr w:type="spellEnd"/>
-      <w:r>
-        <w:t xml:space="preserve"> </w:t>
-      </w:r>
-      <w:proofErr w:type="spellStart"/>
-      <w:r>
-        <w:t>the</w:t>
-      </w:r>
-      <w:proofErr w:type="spellEnd"/>
-      <w:r>
-        <w:t xml:space="preserve"> </w:t>
-      </w:r>
-      <w:proofErr w:type="spellStart"/>
-      <w:r>
-        <w:t>Decreasing</w:t>
-      </w:r>
-      <w:proofErr w:type="spellEnd"/>
-      <w:r>
-        <w:t xml:space="preserve"> Universe (D.U.) model, </w:t>
-      </w:r>
-      <w:proofErr w:type="spellStart"/>
-      <w:r>
-        <w:t>we</w:t>
-      </w:r>
-      <w:proofErr w:type="spellEnd"/>
-      <w:r>
-        <w:t xml:space="preserve"> </w:t>
-      </w:r>
-      <w:proofErr w:type="spellStart"/>
-      <w:r>
-        <w:t>will</w:t>
-      </w:r>
-      <w:proofErr w:type="spellEnd"/>
-      <w:r>
-        <w:t xml:space="preserve"> derive a formula </w:t>
-      </w:r>
-      <w:proofErr w:type="spellStart"/>
-      <w:r>
-        <w:t>and</w:t>
-      </w:r>
-      <w:proofErr w:type="spellEnd"/>
-      <w:r>
-        <w:t xml:space="preserve"> </w:t>
-      </w:r>
-      <w:proofErr w:type="spellStart"/>
-      <w:r>
-        <w:t>the</w:t>
-      </w:r>
-      <w:proofErr w:type="spellEnd"/>
-      <w:r>
-        <w:t xml:space="preserve"> </w:t>
-      </w:r>
-      <w:proofErr w:type="spellStart"/>
-      <w:r>
-        <w:t>graph</w:t>
-      </w:r>
-      <w:proofErr w:type="spellEnd"/>
-      <w:r>
-        <w:t xml:space="preserve"> for </w:t>
-      </w:r>
-      <w:proofErr w:type="spellStart"/>
-      <w:r>
-        <w:t>the</w:t>
-      </w:r>
-      <w:proofErr w:type="spellEnd"/>
-      <w:r>
-        <w:t xml:space="preserve"> </w:t>
-      </w:r>
-      <w:proofErr w:type="spellStart"/>
-      <w:r>
-        <w:t>apparent</w:t>
-      </w:r>
-      <w:proofErr w:type="spellEnd"/>
-      <w:r>
-        <w:t xml:space="preserve"> </w:t>
-      </w:r>
-      <w:proofErr w:type="spellStart"/>
-      <w:r>
-        <w:t>velocity</w:t>
-      </w:r>
-      <w:proofErr w:type="spellEnd"/>
-      <w:r>
-        <w:t xml:space="preserve"> </w:t>
-      </w:r>
-      <w:proofErr w:type="spellStart"/>
-      <w:r>
-        <w:t>of</w:t>
-      </w:r>
-      <w:proofErr w:type="spellEnd"/>
-      <w:r>
-        <w:t xml:space="preserve"> stars (</w:t>
-      </w:r>
-      <w:proofErr w:type="spellStart"/>
-      <w:r>
-        <w:t>of</w:t>
-      </w:r>
-      <w:proofErr w:type="spellEnd"/>
-      <w:r>
-        <w:t xml:space="preserve"> a Messier_33 </w:t>
-      </w:r>
-      <w:proofErr w:type="spellStart"/>
-      <w:r>
-        <w:t>galaxy</w:t>
-      </w:r>
-      <w:proofErr w:type="spellEnd"/>
-      <w:r>
-        <w:t xml:space="preserve">) as a </w:t>
-      </w:r>
-      <w:proofErr w:type="spellStart"/>
-      <w:r>
-        <w:t>function</w:t>
-      </w:r>
-      <w:proofErr w:type="spellEnd"/>
-      <w:r>
-        <w:t xml:space="preserve"> </w:t>
-      </w:r>
-      <w:proofErr w:type="spellStart"/>
-      <w:r>
-        <w:t>of</w:t>
-      </w:r>
-      <w:proofErr w:type="spellEnd"/>
-      <w:r>
-        <w:t xml:space="preserve"> </w:t>
-      </w:r>
-      <w:proofErr w:type="spellStart"/>
-      <w:r>
-        <w:t>their</w:t>
-      </w:r>
-      <w:proofErr w:type="spellEnd"/>
-      <w:r>
-        <w:t xml:space="preserve"> radial </w:t>
-      </w:r>
-      <w:proofErr w:type="spellStart"/>
-      <w:r>
-        <w:t>distance</w:t>
-      </w:r>
-      <w:proofErr w:type="spellEnd"/>
-      <w:r>
-        <w:t xml:space="preserve"> </w:t>
-      </w:r>
-      <w:proofErr w:type="spellStart"/>
-      <w:r>
-        <w:t>from</w:t>
-      </w:r>
-      <w:proofErr w:type="spellEnd"/>
-      <w:r>
-        <w:t xml:space="preserve"> </w:t>
-      </w:r>
-      <w:proofErr w:type="spellStart"/>
-      <w:r>
-        <w:t>the</w:t>
-      </w:r>
-      <w:proofErr w:type="spellEnd"/>
-      <w:r>
-        <w:t xml:space="preserve"> </w:t>
-      </w:r>
-      <w:proofErr w:type="spellStart"/>
-      <w:r>
-        <w:t>galactic</w:t>
-      </w:r>
-      <w:proofErr w:type="spellEnd"/>
-      <w:r>
-        <w:t xml:space="preserve"> center. </w:t>
-      </w:r>
-      <w:proofErr w:type="spellStart"/>
-      <w:r>
-        <w:t>This</w:t>
-      </w:r>
-      <w:proofErr w:type="spellEnd"/>
-      <w:r>
-        <w:t xml:space="preserve"> formula </w:t>
-      </w:r>
-      <w:proofErr w:type="spellStart"/>
-      <w:r>
-        <w:t>reproduces</w:t>
-      </w:r>
-      <w:proofErr w:type="spellEnd"/>
-      <w:r>
-        <w:t xml:space="preserve"> </w:t>
-      </w:r>
-      <w:proofErr w:type="spellStart"/>
-      <w:r>
-        <w:t>the</w:t>
-      </w:r>
-      <w:proofErr w:type="spellEnd"/>
-      <w:r>
-        <w:t xml:space="preserve"> </w:t>
-      </w:r>
-      <w:proofErr w:type="spellStart"/>
-      <w:r>
-        <w:t>same</w:t>
-      </w:r>
-      <w:proofErr w:type="spellEnd"/>
-      <w:r>
-        <w:t xml:space="preserve"> </w:t>
-      </w:r>
-      <w:proofErr w:type="spellStart"/>
-      <w:r>
-        <w:t>velocity</w:t>
-      </w:r>
-      <w:proofErr w:type="spellEnd"/>
-      <w:r>
-        <w:t xml:space="preserve"> curve </w:t>
-      </w:r>
-      <w:proofErr w:type="spellStart"/>
-      <w:r>
-        <w:t>traditionally</w:t>
-      </w:r>
-      <w:proofErr w:type="spellEnd"/>
-      <w:r>
-        <w:t xml:space="preserve"> </w:t>
-      </w:r>
-      <w:proofErr w:type="spellStart"/>
-      <w:r>
-        <w:t>attributed</w:t>
-      </w:r>
-      <w:proofErr w:type="spellEnd"/>
-      <w:r>
-        <w:t xml:space="preserve"> </w:t>
-      </w:r>
-      <w:proofErr w:type="spellStart"/>
-      <w:r>
-        <w:t>to</w:t>
-      </w:r>
-      <w:proofErr w:type="spellEnd"/>
-      <w:r>
-        <w:t xml:space="preserve"> </w:t>
-      </w:r>
-      <w:proofErr w:type="spellStart"/>
-      <w:r>
-        <w:t>dark</w:t>
-      </w:r>
-      <w:proofErr w:type="spellEnd"/>
-      <w:r>
-        <w:t xml:space="preserve"> </w:t>
-      </w:r>
-      <w:proofErr w:type="spellStart"/>
-      <w:r>
-        <w:t>matter</w:t>
-      </w:r>
-      <w:proofErr w:type="spellEnd"/>
-      <w:r>
-        <w:t>. "</w:t>
+        <w:t>significant</w:t>
+      </w:r>
+      <w:proofErr w:type="spellEnd"/>
+      <w:r>
+        <w:t xml:space="preserve"> </w:t>
+      </w:r>
+      <w:proofErr w:type="spellStart"/>
+      <w:r>
+        <w:t>theoretical</w:t>
+      </w:r>
+      <w:proofErr w:type="spellEnd"/>
+      <w:r>
+        <w:t xml:space="preserve"> challenge.2..."</w:t>
       </w:r>
     </w:p>
     <w:p>
@@ -3264,101 +3417,155 @@
           <w:rPr>
             <w:rStyle w:val="Hyperlink"/>
           </w:rPr>
-          <w:t>https://www.wecmelive.com/open-access/decreasing-universe-the-dark-matter-effect.pdf</w:t>
+          <w:t>https://medcraveonline.com/PAIJ/PAIJ-09-00378.pdf</w:t>
         </w:r>
       </w:hyperlink>
       <w:r>
         <w:br/>
-        <w:t>-------------</w:t>
       </w:r>
     </w:p>
     <w:p/>
     <w:p>
-      <w:pPr>
-        <w:rPr>
-          <w:b/>
-          <w:bCs/>
-          <w:sz w:val="28"/>
-          <w:szCs w:val="28"/>
-        </w:rPr>
-      </w:pPr>
-      <w:r>
-        <w:rPr>
-          <w:b/>
-          <w:bCs/>
-          <w:sz w:val="28"/>
-          <w:szCs w:val="28"/>
-        </w:rPr>
-        <w:t xml:space="preserve">´The Universe, </w:t>
-      </w:r>
-      <w:proofErr w:type="spellStart"/>
-      <w:r>
-        <w:rPr>
-          <w:b/>
-          <w:bCs/>
-          <w:sz w:val="28"/>
-          <w:szCs w:val="28"/>
-        </w:rPr>
-        <w:t>According</w:t>
-      </w:r>
-      <w:proofErr w:type="spellEnd"/>
-      <w:r>
-        <w:rPr>
-          <w:b/>
-          <w:bCs/>
-          <w:sz w:val="28"/>
-          <w:szCs w:val="28"/>
-        </w:rPr>
-        <w:t xml:space="preserve"> </w:t>
-      </w:r>
-      <w:proofErr w:type="spellStart"/>
-      <w:r>
-        <w:rPr>
-          <w:b/>
-          <w:bCs/>
-          <w:sz w:val="28"/>
-          <w:szCs w:val="28"/>
-        </w:rPr>
-        <w:t>to</w:t>
-      </w:r>
-      <w:proofErr w:type="spellEnd"/>
-      <w:r>
-        <w:rPr>
-          <w:b/>
-          <w:bCs/>
-          <w:sz w:val="28"/>
-          <w:szCs w:val="28"/>
-        </w:rPr>
-        <w:t xml:space="preserve"> </w:t>
-      </w:r>
-      <w:proofErr w:type="spellStart"/>
-      <w:r>
-        <w:rPr>
-          <w:b/>
-          <w:bCs/>
-          <w:sz w:val="28"/>
-          <w:szCs w:val="28"/>
-        </w:rPr>
-        <w:t>Jocax</w:t>
-      </w:r>
-      <w:proofErr w:type="spellEnd"/>
-      <w:r>
-        <w:rPr>
-          <w:b/>
-          <w:bCs/>
-          <w:sz w:val="28"/>
-          <w:szCs w:val="28"/>
-        </w:rPr>
-        <w:t>'</w:t>
+      <w:r>
+        <w:t>-------------</w:t>
       </w:r>
     </w:p>
     <w:p>
+      <w:pPr>
+        <w:rPr>
+          <w:b/>
+          <w:bCs/>
+          <w:sz w:val="28"/>
+          <w:szCs w:val="28"/>
+        </w:rPr>
+      </w:pPr>
+    </w:p>
+    <w:p>
+      <w:pPr>
+        <w:rPr>
+          <w:b/>
+          <w:bCs/>
+          <w:sz w:val="28"/>
+          <w:szCs w:val="28"/>
+        </w:rPr>
+      </w:pPr>
+      <w:r>
+        <w:rPr>
+          <w:b/>
+          <w:bCs/>
+          <w:sz w:val="28"/>
+          <w:szCs w:val="28"/>
+        </w:rPr>
+        <w:t>´</w:t>
+      </w:r>
+      <w:proofErr w:type="spellStart"/>
+      <w:r>
+        <w:rPr>
+          <w:b/>
+          <w:bCs/>
+          <w:sz w:val="28"/>
+          <w:szCs w:val="28"/>
+        </w:rPr>
+        <w:t>Decreasing</w:t>
+      </w:r>
+      <w:proofErr w:type="spellEnd"/>
+      <w:r>
+        <w:rPr>
+          <w:b/>
+          <w:bCs/>
+          <w:sz w:val="28"/>
+          <w:szCs w:val="28"/>
+        </w:rPr>
+        <w:t xml:space="preserve"> Universe: The '</w:t>
+      </w:r>
+      <w:proofErr w:type="spellStart"/>
+      <w:r>
+        <w:rPr>
+          <w:b/>
+          <w:bCs/>
+          <w:sz w:val="28"/>
+          <w:szCs w:val="28"/>
+        </w:rPr>
+        <w:t>Dark</w:t>
+      </w:r>
+      <w:proofErr w:type="spellEnd"/>
+      <w:r>
+        <w:rPr>
+          <w:b/>
+          <w:bCs/>
+          <w:sz w:val="28"/>
+          <w:szCs w:val="28"/>
+        </w:rPr>
+        <w:t xml:space="preserve"> Matter' </w:t>
+      </w:r>
+      <w:proofErr w:type="spellStart"/>
+      <w:r>
+        <w:rPr>
+          <w:b/>
+          <w:bCs/>
+          <w:sz w:val="28"/>
+          <w:szCs w:val="28"/>
+        </w:rPr>
+        <w:t>Effect</w:t>
+      </w:r>
+      <w:proofErr w:type="spellEnd"/>
+      <w:r>
+        <w:rPr>
+          <w:b/>
+          <w:bCs/>
+          <w:sz w:val="28"/>
+          <w:szCs w:val="28"/>
+        </w:rPr>
+        <w:t>'</w:t>
+      </w:r>
+    </w:p>
+    <w:p>
       <w:r>
         <w:t>"</w:t>
       </w:r>
       <w:proofErr w:type="spellStart"/>
       <w:r>
-        <w:t>We</w:t>
+        <w:t>After</w:t>
+      </w:r>
+      <w:proofErr w:type="spellEnd"/>
+      <w:r>
+        <w:t xml:space="preserve"> a </w:t>
+      </w:r>
+      <w:proofErr w:type="spellStart"/>
+      <w:r>
+        <w:t>brief</w:t>
+      </w:r>
+      <w:proofErr w:type="spellEnd"/>
+      <w:r>
+        <w:t xml:space="preserve"> review </w:t>
+      </w:r>
+      <w:proofErr w:type="spellStart"/>
+      <w:r>
+        <w:t>of</w:t>
+      </w:r>
+      <w:proofErr w:type="spellEnd"/>
+      <w:r>
+        <w:t xml:space="preserve"> </w:t>
+      </w:r>
+      <w:proofErr w:type="spellStart"/>
+      <w:r>
+        <w:t>the</w:t>
+      </w:r>
+      <w:proofErr w:type="spellEnd"/>
+      <w:r>
+        <w:t xml:space="preserve"> </w:t>
+      </w:r>
+      <w:proofErr w:type="spellStart"/>
+      <w:r>
+        <w:t>Decreasing</w:t>
+      </w:r>
+      <w:proofErr w:type="spellEnd"/>
+      <w:r>
+        <w:t xml:space="preserve"> Universe (D.U.) model, </w:t>
+      </w:r>
+      <w:proofErr w:type="spellStart"/>
+      <w:r>
+        <w:t>we</w:t>
       </w:r>
       <w:proofErr w:type="spellEnd"/>
       <w:r>
@@ -3370,15 +3577,55 @@
       </w:r>
       <w:proofErr w:type="spellEnd"/>
       <w:r>
-        <w:t xml:space="preserve"> </w:t>
-      </w:r>
-      <w:proofErr w:type="spellStart"/>
-      <w:r>
-        <w:t>address</w:t>
-      </w:r>
-      <w:proofErr w:type="spellEnd"/>
-      <w:r>
-        <w:t xml:space="preserve"> some </w:t>
+        <w:t xml:space="preserve"> derive a formula </w:t>
+      </w:r>
+      <w:proofErr w:type="spellStart"/>
+      <w:r>
+        <w:t>and</w:t>
+      </w:r>
+      <w:proofErr w:type="spellEnd"/>
+      <w:r>
+        <w:t xml:space="preserve"> </w:t>
+      </w:r>
+      <w:proofErr w:type="spellStart"/>
+      <w:r>
+        <w:t>the</w:t>
+      </w:r>
+      <w:proofErr w:type="spellEnd"/>
+      <w:r>
+        <w:t xml:space="preserve"> </w:t>
+      </w:r>
+      <w:proofErr w:type="spellStart"/>
+      <w:r>
+        <w:t>graph</w:t>
+      </w:r>
+      <w:proofErr w:type="spellEnd"/>
+      <w:r>
+        <w:t xml:space="preserve"> for </w:t>
+      </w:r>
+      <w:proofErr w:type="spellStart"/>
+      <w:r>
+        <w:t>the</w:t>
+      </w:r>
+      <w:proofErr w:type="spellEnd"/>
+      <w:r>
+        <w:t xml:space="preserve"> </w:t>
+      </w:r>
+      <w:proofErr w:type="spellStart"/>
+      <w:r>
+        <w:t>apparent</w:t>
+      </w:r>
+      <w:proofErr w:type="spellEnd"/>
+      <w:r>
+        <w:t xml:space="preserve"> </w:t>
+      </w:r>
+      <w:proofErr w:type="spellStart"/>
+      <w:r>
+        <w:t>velocity</w:t>
+      </w:r>
+      <w:proofErr w:type="spellEnd"/>
+      <w:r>
+        <w:t xml:space="preserve"> </w:t>
       </w:r>
       <w:proofErr w:type="spellStart"/>
       <w:r>
@@ -3386,6 +3633,62 @@
       </w:r>
       <w:proofErr w:type="spellEnd"/>
       <w:r>
+        <w:t xml:space="preserve"> stars (</w:t>
+      </w:r>
+      <w:proofErr w:type="spellStart"/>
+      <w:r>
+        <w:t>of</w:t>
+      </w:r>
+      <w:proofErr w:type="spellEnd"/>
+      <w:r>
+        <w:t xml:space="preserve"> a Messier_33 </w:t>
+      </w:r>
+      <w:proofErr w:type="spellStart"/>
+      <w:r>
+        <w:t>galaxy</w:t>
+      </w:r>
+      <w:proofErr w:type="spellEnd"/>
+      <w:r>
+        <w:t xml:space="preserve">) as a </w:t>
+      </w:r>
+      <w:proofErr w:type="spellStart"/>
+      <w:r>
+        <w:t>function</w:t>
+      </w:r>
+      <w:proofErr w:type="spellEnd"/>
+      <w:r>
+        <w:t xml:space="preserve"> </w:t>
+      </w:r>
+      <w:proofErr w:type="spellStart"/>
+      <w:r>
+        <w:t>of</w:t>
+      </w:r>
+      <w:proofErr w:type="spellEnd"/>
+      <w:r>
+        <w:t xml:space="preserve"> </w:t>
+      </w:r>
+      <w:proofErr w:type="spellStart"/>
+      <w:r>
+        <w:t>their</w:t>
+      </w:r>
+      <w:proofErr w:type="spellEnd"/>
+      <w:r>
+        <w:t xml:space="preserve"> radial </w:t>
+      </w:r>
+      <w:proofErr w:type="spellStart"/>
+      <w:r>
+        <w:t>distance</w:t>
+      </w:r>
+      <w:proofErr w:type="spellEnd"/>
+      <w:r>
+        <w:t xml:space="preserve"> </w:t>
+      </w:r>
+      <w:proofErr w:type="spellStart"/>
+      <w:r>
+        <w:t>from</w:t>
+      </w:r>
+      <w:proofErr w:type="spellEnd"/>
+      <w:r>
         <w:t xml:space="preserve"> </w:t>
       </w:r>
       <w:proofErr w:type="spellStart"/>
@@ -3398,169 +3701,91 @@
       </w:r>
       <w:proofErr w:type="spellStart"/>
       <w:r>
-        <w:t>main</w:t>
-      </w:r>
-      <w:proofErr w:type="spellEnd"/>
-      <w:r>
-        <w:t xml:space="preserve"> </w:t>
-      </w:r>
-      <w:proofErr w:type="spellStart"/>
-      <w:r>
-        <w:t>questions</w:t>
-      </w:r>
-      <w:proofErr w:type="spellEnd"/>
-      <w:r>
-        <w:t xml:space="preserve"> </w:t>
-      </w:r>
-      <w:proofErr w:type="spellStart"/>
-      <w:r>
-        <w:t>regarding</w:t>
-      </w:r>
-      <w:proofErr w:type="spellEnd"/>
-      <w:r>
-        <w:t xml:space="preserve"> </w:t>
-      </w:r>
-      <w:proofErr w:type="spellStart"/>
-      <w:r>
-        <w:t>our</w:t>
-      </w:r>
-      <w:proofErr w:type="spellEnd"/>
-      <w:r>
-        <w:t xml:space="preserve"> Universe, </w:t>
-      </w:r>
-      <w:proofErr w:type="spellStart"/>
-      <w:r>
-        <w:t>such</w:t>
-      </w:r>
-      <w:proofErr w:type="spellEnd"/>
-      <w:r>
-        <w:t xml:space="preserve"> as </w:t>
-      </w:r>
-      <w:proofErr w:type="spellStart"/>
-      <w:r>
-        <w:t>theories</w:t>
-      </w:r>
-      <w:proofErr w:type="spellEnd"/>
-      <w:r>
-        <w:t xml:space="preserve"> </w:t>
-      </w:r>
-      <w:proofErr w:type="spellStart"/>
-      <w:r>
-        <w:t>about</w:t>
-      </w:r>
-      <w:proofErr w:type="spellEnd"/>
-      <w:r>
-        <w:t xml:space="preserve"> its </w:t>
-      </w:r>
-      <w:proofErr w:type="spellStart"/>
-      <w:r>
-        <w:t>origins</w:t>
-      </w:r>
-      <w:proofErr w:type="spellEnd"/>
-      <w:r>
-        <w:t xml:space="preserve">, </w:t>
-      </w:r>
-      <w:proofErr w:type="spellStart"/>
-      <w:r>
-        <w:t>types</w:t>
-      </w:r>
-      <w:proofErr w:type="spellEnd"/>
-      <w:r>
-        <w:t xml:space="preserve"> </w:t>
-      </w:r>
-      <w:proofErr w:type="spellStart"/>
-      <w:r>
-        <w:t>of</w:t>
-      </w:r>
-      <w:proofErr w:type="spellEnd"/>
-      <w:r>
-        <w:t xml:space="preserve"> </w:t>
-      </w:r>
-      <w:proofErr w:type="spellStart"/>
-      <w:r>
-        <w:t>Universes</w:t>
-      </w:r>
-      <w:proofErr w:type="spellEnd"/>
-      <w:r>
-        <w:t xml:space="preserve"> (Virtual</w:t>
-      </w:r>
-      <w:r>
-        <w:t xml:space="preserve"> </w:t>
-      </w:r>
-      <w:r>
-        <w:t xml:space="preserve">Universe, </w:t>
-      </w:r>
-      <w:proofErr w:type="spellStart"/>
-      <w:r>
-        <w:t>Parallel</w:t>
-      </w:r>
-      <w:proofErr w:type="spellEnd"/>
-      <w:r>
-        <w:t xml:space="preserve"> </w:t>
-      </w:r>
-      <w:proofErr w:type="spellStart"/>
-      <w:r>
-        <w:t>Universes</w:t>
-      </w:r>
-      <w:proofErr w:type="spellEnd"/>
-      <w:r>
-        <w:t xml:space="preserve">), </w:t>
-      </w:r>
-      <w:proofErr w:type="spellStart"/>
-      <w:r>
-        <w:t>and</w:t>
-      </w:r>
-      <w:proofErr w:type="spellEnd"/>
-      <w:r>
-        <w:t xml:space="preserve"> </w:t>
-      </w:r>
-      <w:proofErr w:type="spellStart"/>
-      <w:r>
-        <w:t>questions</w:t>
-      </w:r>
-      <w:proofErr w:type="spellEnd"/>
-      <w:r>
-        <w:t xml:space="preserve"> </w:t>
-      </w:r>
-      <w:proofErr w:type="spellStart"/>
-      <w:r>
-        <w:t>about</w:t>
-      </w:r>
-      <w:proofErr w:type="spellEnd"/>
-      <w:r>
-        <w:t xml:space="preserve"> its </w:t>
-      </w:r>
-      <w:proofErr w:type="spellStart"/>
-      <w:r>
-        <w:t>finiteness</w:t>
-      </w:r>
-      <w:proofErr w:type="spellEnd"/>
-      <w:r>
-        <w:t xml:space="preserve">, </w:t>
-      </w:r>
-      <w:proofErr w:type="spellStart"/>
-      <w:r>
-        <w:t>purpose</w:t>
-      </w:r>
-      <w:proofErr w:type="spellEnd"/>
-      <w:r>
-        <w:t xml:space="preserve">, </w:t>
-      </w:r>
-      <w:proofErr w:type="spellStart"/>
-      <w:r>
-        <w:t>eternity</w:t>
-      </w:r>
-      <w:proofErr w:type="spellEnd"/>
-      <w:r>
-        <w:t xml:space="preserve">, </w:t>
-      </w:r>
-      <w:proofErr w:type="spellStart"/>
-      <w:r>
-        <w:t>and</w:t>
-      </w:r>
-      <w:proofErr w:type="spellEnd"/>
-      <w:r>
-        <w:t xml:space="preserve"> its end."</w:t>
+        <w:t>galactic</w:t>
+      </w:r>
+      <w:proofErr w:type="spellEnd"/>
+      <w:r>
+        <w:t xml:space="preserve"> center. </w:t>
+      </w:r>
+      <w:proofErr w:type="spellStart"/>
+      <w:r>
+        <w:t>This</w:t>
+      </w:r>
+      <w:proofErr w:type="spellEnd"/>
+      <w:r>
+        <w:t xml:space="preserve"> formula </w:t>
+      </w:r>
+      <w:proofErr w:type="spellStart"/>
+      <w:r>
+        <w:t>reproduces</w:t>
+      </w:r>
+      <w:proofErr w:type="spellEnd"/>
+      <w:r>
+        <w:t xml:space="preserve"> </w:t>
+      </w:r>
+      <w:proofErr w:type="spellStart"/>
+      <w:r>
+        <w:t>the</w:t>
+      </w:r>
+      <w:proofErr w:type="spellEnd"/>
+      <w:r>
+        <w:t xml:space="preserve"> </w:t>
+      </w:r>
+      <w:proofErr w:type="spellStart"/>
+      <w:r>
+        <w:t>same</w:t>
+      </w:r>
+      <w:proofErr w:type="spellEnd"/>
+      <w:r>
+        <w:t xml:space="preserve"> </w:t>
+      </w:r>
+      <w:proofErr w:type="spellStart"/>
+      <w:r>
+        <w:t>velocity</w:t>
+      </w:r>
+      <w:proofErr w:type="spellEnd"/>
+      <w:r>
+        <w:t xml:space="preserve"> curve </w:t>
+      </w:r>
+      <w:proofErr w:type="spellStart"/>
+      <w:r>
+        <w:t>traditionally</w:t>
+      </w:r>
+      <w:proofErr w:type="spellEnd"/>
+      <w:r>
+        <w:t xml:space="preserve"> </w:t>
+      </w:r>
+      <w:proofErr w:type="spellStart"/>
+      <w:r>
+        <w:t>attributed</w:t>
+      </w:r>
+      <w:proofErr w:type="spellEnd"/>
+      <w:r>
+        <w:t xml:space="preserve"> </w:t>
+      </w:r>
+      <w:proofErr w:type="spellStart"/>
+      <w:r>
+        <w:t>to</w:t>
+      </w:r>
+      <w:proofErr w:type="spellEnd"/>
+      <w:r>
+        <w:t xml:space="preserve"> </w:t>
+      </w:r>
+      <w:proofErr w:type="spellStart"/>
+      <w:r>
+        <w:t>dark</w:t>
+      </w:r>
+      <w:proofErr w:type="spellEnd"/>
+      <w:r>
+        <w:t xml:space="preserve"> </w:t>
+      </w:r>
+      <w:proofErr w:type="spellStart"/>
+      <w:r>
+        <w:t>matter</w:t>
+      </w:r>
+      <w:proofErr w:type="spellEnd"/>
+      <w:r>
+        <w:t>. "</w:t>
       </w:r>
     </w:p>
     <w:p>
@@ -3569,7 +3794,7 @@
           <w:rPr>
             <w:rStyle w:val="Hyperlink"/>
           </w:rPr>
-          <w:t>https://oaskpublishers.com/assets/article-pdf/the-universe-according-to-jocax.pdf</w:t>
+          <w:t>https://www.wecmelive.com/open-access/decreasing-universe-the-dark-matter-effect.pdf</w:t>
         </w:r>
       </w:hyperlink>
       <w:r>
@@ -3577,6 +3802,7 @@
         <w:t>-------------</w:t>
       </w:r>
     </w:p>
+    <w:p/>
     <w:p>
       <w:pPr>
         <w:rPr>
@@ -3593,112 +3819,72 @@
           <w:sz w:val="28"/>
           <w:szCs w:val="28"/>
         </w:rPr>
-        <w:t>´</w:t>
-      </w:r>
-      <w:proofErr w:type="spellStart"/>
-      <w:r>
-        <w:rPr>
-          <w:b/>
-          <w:bCs/>
-          <w:sz w:val="28"/>
-          <w:szCs w:val="28"/>
-        </w:rPr>
-        <w:t>Decreasing</w:t>
-      </w:r>
-      <w:proofErr w:type="spellEnd"/>
-      <w:r>
-        <w:rPr>
-          <w:b/>
-          <w:bCs/>
-          <w:sz w:val="28"/>
-          <w:szCs w:val="28"/>
-        </w:rPr>
-        <w:t xml:space="preserve"> Universe: The CMB </w:t>
-      </w:r>
-      <w:proofErr w:type="spellStart"/>
-      <w:r>
-        <w:rPr>
-          <w:b/>
-          <w:bCs/>
-          <w:sz w:val="28"/>
-          <w:szCs w:val="28"/>
-        </w:rPr>
-        <w:t>and</w:t>
-      </w:r>
-      <w:proofErr w:type="spellEnd"/>
-      <w:r>
-        <w:rPr>
-          <w:b/>
-          <w:bCs/>
-          <w:sz w:val="28"/>
-          <w:szCs w:val="28"/>
-        </w:rPr>
-        <w:t xml:space="preserve"> </w:t>
-      </w:r>
-      <w:proofErr w:type="spellStart"/>
-      <w:r>
-        <w:rPr>
-          <w:b/>
-          <w:bCs/>
-          <w:sz w:val="28"/>
-          <w:szCs w:val="28"/>
-        </w:rPr>
-        <w:t>the</w:t>
-      </w:r>
-      <w:proofErr w:type="spellEnd"/>
-      <w:r>
-        <w:rPr>
-          <w:b/>
-          <w:bCs/>
-          <w:sz w:val="28"/>
-          <w:szCs w:val="28"/>
-        </w:rPr>
-        <w:t xml:space="preserve"> Age </w:t>
-      </w:r>
-      <w:proofErr w:type="spellStart"/>
-      <w:r>
-        <w:rPr>
-          <w:b/>
-          <w:bCs/>
-          <w:sz w:val="28"/>
-          <w:szCs w:val="28"/>
-        </w:rPr>
-        <w:t>of</w:t>
-      </w:r>
-      <w:proofErr w:type="spellEnd"/>
-      <w:r>
-        <w:rPr>
-          <w:b/>
-          <w:bCs/>
-          <w:sz w:val="28"/>
-          <w:szCs w:val="28"/>
-        </w:rPr>
-        <w:t xml:space="preserve"> </w:t>
-      </w:r>
-      <w:proofErr w:type="spellStart"/>
-      <w:r>
-        <w:rPr>
-          <w:b/>
-          <w:bCs/>
-          <w:sz w:val="28"/>
-          <w:szCs w:val="28"/>
-        </w:rPr>
-        <w:t>the</w:t>
-      </w:r>
-      <w:proofErr w:type="spellEnd"/>
-      <w:r>
-        <w:rPr>
-          <w:b/>
-          <w:bCs/>
-          <w:sz w:val="28"/>
-          <w:szCs w:val="28"/>
-        </w:rPr>
-        <w:t xml:space="preserve"> Universe'</w:t>
+        <w:t xml:space="preserve">´The Universe, </w:t>
+      </w:r>
+      <w:proofErr w:type="spellStart"/>
+      <w:r>
+        <w:rPr>
+          <w:b/>
+          <w:bCs/>
+          <w:sz w:val="28"/>
+          <w:szCs w:val="28"/>
+        </w:rPr>
+        <w:t>According</w:t>
+      </w:r>
+      <w:proofErr w:type="spellEnd"/>
+      <w:r>
+        <w:rPr>
+          <w:b/>
+          <w:bCs/>
+          <w:sz w:val="28"/>
+          <w:szCs w:val="28"/>
+        </w:rPr>
+        <w:t xml:space="preserve"> </w:t>
+      </w:r>
+      <w:proofErr w:type="spellStart"/>
+      <w:r>
+        <w:rPr>
+          <w:b/>
+          <w:bCs/>
+          <w:sz w:val="28"/>
+          <w:szCs w:val="28"/>
+        </w:rPr>
+        <w:t>to</w:t>
+      </w:r>
+      <w:proofErr w:type="spellEnd"/>
+      <w:r>
+        <w:rPr>
+          <w:b/>
+          <w:bCs/>
+          <w:sz w:val="28"/>
+          <w:szCs w:val="28"/>
+        </w:rPr>
+        <w:t xml:space="preserve"> </w:t>
+      </w:r>
+      <w:proofErr w:type="spellStart"/>
+      <w:r>
+        <w:rPr>
+          <w:b/>
+          <w:bCs/>
+          <w:sz w:val="28"/>
+          <w:szCs w:val="28"/>
+        </w:rPr>
+        <w:t>Jocax</w:t>
+      </w:r>
+      <w:proofErr w:type="spellEnd"/>
+      <w:r>
+        <w:rPr>
+          <w:b/>
+          <w:bCs/>
+          <w:sz w:val="28"/>
+          <w:szCs w:val="28"/>
+        </w:rPr>
+        <w:t>'</w:t>
       </w:r>
     </w:p>
     <w:p>
       <w:r>
-        <w:t xml:space="preserve">" </w:t>
+        <w:t>"</w:t>
       </w:r>
       <w:proofErr w:type="spellStart"/>
       <w:r>
@@ -3714,7 +3900,23 @@
       </w:r>
       <w:proofErr w:type="spellEnd"/>
       <w:r>
-        <w:t xml:space="preserve"> use </w:t>
+        <w:t xml:space="preserve"> </w:t>
+      </w:r>
+      <w:proofErr w:type="spellStart"/>
+      <w:r>
+        <w:t>address</w:t>
+      </w:r>
+      <w:proofErr w:type="spellEnd"/>
+      <w:r>
+        <w:t xml:space="preserve"> some </w:t>
+      </w:r>
+      <w:proofErr w:type="spellStart"/>
+      <w:r>
+        <w:t>of</w:t>
+      </w:r>
+      <w:proofErr w:type="spellEnd"/>
+      <w:r>
+        <w:t xml:space="preserve"> </w:t>
       </w:r>
       <w:proofErr w:type="spellStart"/>
       <w:r>
@@ -3722,47 +3924,79 @@
       </w:r>
       <w:proofErr w:type="spellEnd"/>
       <w:r>
-        <w:t xml:space="preserve"> “</w:t>
-      </w:r>
-      <w:proofErr w:type="spellStart"/>
-      <w:r>
-        <w:t>Decreasing</w:t>
-      </w:r>
-      <w:proofErr w:type="spellEnd"/>
-      <w:r>
-        <w:t xml:space="preserve"> Universe” (D.U.) </w:t>
-      </w:r>
-      <w:proofErr w:type="spellStart"/>
-      <w:r>
-        <w:t>theory</w:t>
-      </w:r>
-      <w:proofErr w:type="spellEnd"/>
-      <w:r>
-        <w:t xml:space="preserve"> </w:t>
-      </w:r>
-      <w:proofErr w:type="spellStart"/>
-      <w:r>
-        <w:t>to</w:t>
-      </w:r>
-      <w:proofErr w:type="spellEnd"/>
-      <w:r>
-        <w:t xml:space="preserve"> </w:t>
-      </w:r>
-      <w:proofErr w:type="spellStart"/>
-      <w:r>
-        <w:t>estimate</w:t>
-      </w:r>
-      <w:proofErr w:type="spellEnd"/>
-      <w:r>
-        <w:t xml:space="preserve"> </w:t>
-      </w:r>
-      <w:proofErr w:type="spellStart"/>
-      <w:r>
-        <w:t>the</w:t>
-      </w:r>
-      <w:proofErr w:type="spellEnd"/>
-      <w:r>
-        <w:t xml:space="preserve"> age </w:t>
+        <w:t xml:space="preserve"> </w:t>
+      </w:r>
+      <w:proofErr w:type="spellStart"/>
+      <w:r>
+        <w:t>main</w:t>
+      </w:r>
+      <w:proofErr w:type="spellEnd"/>
+      <w:r>
+        <w:t xml:space="preserve"> </w:t>
+      </w:r>
+      <w:proofErr w:type="spellStart"/>
+      <w:r>
+        <w:t>questions</w:t>
+      </w:r>
+      <w:proofErr w:type="spellEnd"/>
+      <w:r>
+        <w:t xml:space="preserve"> </w:t>
+      </w:r>
+      <w:proofErr w:type="spellStart"/>
+      <w:r>
+        <w:t>regarding</w:t>
+      </w:r>
+      <w:proofErr w:type="spellEnd"/>
+      <w:r>
+        <w:t xml:space="preserve"> </w:t>
+      </w:r>
+      <w:proofErr w:type="spellStart"/>
+      <w:r>
+        <w:t>our</w:t>
+      </w:r>
+      <w:proofErr w:type="spellEnd"/>
+      <w:r>
+        <w:t xml:space="preserve"> Universe, </w:t>
+      </w:r>
+      <w:proofErr w:type="spellStart"/>
+      <w:r>
+        <w:t>such</w:t>
+      </w:r>
+      <w:proofErr w:type="spellEnd"/>
+      <w:r>
+        <w:t xml:space="preserve"> as </w:t>
+      </w:r>
+      <w:proofErr w:type="spellStart"/>
+      <w:r>
+        <w:t>theories</w:t>
+      </w:r>
+      <w:proofErr w:type="spellEnd"/>
+      <w:r>
+        <w:t xml:space="preserve"> </w:t>
+      </w:r>
+      <w:proofErr w:type="spellStart"/>
+      <w:r>
+        <w:t>about</w:t>
+      </w:r>
+      <w:proofErr w:type="spellEnd"/>
+      <w:r>
+        <w:t xml:space="preserve"> its </w:t>
+      </w:r>
+      <w:proofErr w:type="spellStart"/>
+      <w:r>
+        <w:t>origins</w:t>
+      </w:r>
+      <w:proofErr w:type="spellEnd"/>
+      <w:r>
+        <w:t xml:space="preserve">, </w:t>
+      </w:r>
+      <w:proofErr w:type="spellStart"/>
+      <w:r>
+        <w:t>types</w:t>
+      </w:r>
+      <w:proofErr w:type="spellEnd"/>
+      <w:r>
+        <w:t xml:space="preserve"> </w:t>
       </w:r>
       <w:proofErr w:type="spellStart"/>
       <w:r>
@@ -3774,91 +4008,89 @@
       </w:r>
       <w:proofErr w:type="spellStart"/>
       <w:r>
-        <w:t>the</w:t>
-      </w:r>
-      <w:proofErr w:type="spellEnd"/>
-      <w:r>
-        <w:t xml:space="preserve"> Universe </w:t>
-      </w:r>
-      <w:proofErr w:type="spellStart"/>
-      <w:r>
-        <w:t>based</w:t>
-      </w:r>
-      <w:proofErr w:type="spellEnd"/>
-      <w:r>
-        <w:t xml:space="preserve"> </w:t>
-      </w:r>
-      <w:proofErr w:type="spellStart"/>
-      <w:r>
-        <w:t>on</w:t>
-      </w:r>
-      <w:proofErr w:type="spellEnd"/>
-      <w:r>
-        <w:t xml:space="preserve"> </w:t>
-      </w:r>
-      <w:proofErr w:type="spellStart"/>
-      <w:r>
-        <w:t>the</w:t>
-      </w:r>
-      <w:proofErr w:type="spellEnd"/>
-      <w:r>
-        <w:t xml:space="preserve"> </w:t>
-      </w:r>
-      <w:proofErr w:type="spellStart"/>
-      <w:r>
-        <w:t>average</w:t>
-      </w:r>
-      <w:proofErr w:type="spellEnd"/>
-      <w:r>
-        <w:t xml:space="preserve"> </w:t>
-      </w:r>
-      <w:proofErr w:type="spellStart"/>
-      <w:r>
-        <w:t>wavelength</w:t>
-      </w:r>
-      <w:proofErr w:type="spellEnd"/>
-      <w:r>
-        <w:t xml:space="preserve"> </w:t>
-      </w:r>
-      <w:proofErr w:type="spellStart"/>
-      <w:r>
-        <w:t>of</w:t>
-      </w:r>
-      <w:proofErr w:type="spellEnd"/>
-      <w:r>
-        <w:t xml:space="preserve"> </w:t>
-      </w:r>
-      <w:proofErr w:type="spellStart"/>
-      <w:r>
-        <w:t>the</w:t>
-      </w:r>
-      <w:proofErr w:type="spellEnd"/>
-      <w:r>
-        <w:t xml:space="preserve"> </w:t>
-      </w:r>
-      <w:proofErr w:type="spellStart"/>
-      <w:r>
-        <w:t>Cosmic</w:t>
-      </w:r>
-      <w:proofErr w:type="spellEnd"/>
-      <w:r>
-        <w:t xml:space="preserve"> </w:t>
-      </w:r>
-      <w:proofErr w:type="spellStart"/>
-      <w:r>
-        <w:t>Microwave</w:t>
-      </w:r>
-      <w:proofErr w:type="spellEnd"/>
-      <w:r>
-        <w:t xml:space="preserve"> Background (CMB) </w:t>
-      </w:r>
-      <w:proofErr w:type="spellStart"/>
-      <w:r>
-        <w:t>radiation</w:t>
-      </w:r>
-      <w:proofErr w:type="spellEnd"/>
-      <w:r>
-        <w:t>.</w:t>
+        <w:t>Universes</w:t>
+      </w:r>
+      <w:proofErr w:type="spellEnd"/>
+      <w:r>
+        <w:t xml:space="preserve"> (Virtual</w:t>
+      </w:r>
+      <w:r>
+        <w:t xml:space="preserve"> </w:t>
+      </w:r>
+      <w:r>
+        <w:t xml:space="preserve">Universe, </w:t>
+      </w:r>
+      <w:proofErr w:type="spellStart"/>
+      <w:r>
+        <w:t>Parallel</w:t>
+      </w:r>
+      <w:proofErr w:type="spellEnd"/>
+      <w:r>
+        <w:t xml:space="preserve"> </w:t>
+      </w:r>
+      <w:proofErr w:type="spellStart"/>
+      <w:r>
+        <w:t>Universes</w:t>
+      </w:r>
+      <w:proofErr w:type="spellEnd"/>
+      <w:r>
+        <w:t xml:space="preserve">), </w:t>
+      </w:r>
+      <w:proofErr w:type="spellStart"/>
+      <w:r>
+        <w:t>and</w:t>
+      </w:r>
+      <w:proofErr w:type="spellEnd"/>
+      <w:r>
+        <w:t xml:space="preserve"> </w:t>
+      </w:r>
+      <w:proofErr w:type="spellStart"/>
+      <w:r>
+        <w:t>questions</w:t>
+      </w:r>
+      <w:proofErr w:type="spellEnd"/>
+      <w:r>
+        <w:t xml:space="preserve"> </w:t>
+      </w:r>
+      <w:proofErr w:type="spellStart"/>
+      <w:r>
+        <w:t>about</w:t>
+      </w:r>
+      <w:proofErr w:type="spellEnd"/>
+      <w:r>
+        <w:t xml:space="preserve"> its </w:t>
+      </w:r>
+      <w:proofErr w:type="spellStart"/>
+      <w:r>
+        <w:t>finiteness</w:t>
+      </w:r>
+      <w:proofErr w:type="spellEnd"/>
+      <w:r>
+        <w:t xml:space="preserve">, </w:t>
+      </w:r>
+      <w:proofErr w:type="spellStart"/>
+      <w:r>
+        <w:t>purpose</w:t>
+      </w:r>
+      <w:proofErr w:type="spellEnd"/>
+      <w:r>
+        <w:t xml:space="preserve">, </w:t>
+      </w:r>
+      <w:proofErr w:type="spellStart"/>
+      <w:r>
+        <w:t>eternity</w:t>
+      </w:r>
+      <w:proofErr w:type="spellEnd"/>
+      <w:r>
+        <w:t xml:space="preserve">, </w:t>
+      </w:r>
+      <w:proofErr w:type="spellStart"/>
+      <w:r>
+        <w:t>and</w:t>
+      </w:r>
+      <w:proofErr w:type="spellEnd"/>
+      <w:r>
+        <w:t xml:space="preserve"> its end."</w:t>
       </w:r>
     </w:p>
     <w:p>
@@ -3867,6 +4099,315 @@
           <w:rPr>
             <w:rStyle w:val="Hyperlink"/>
           </w:rPr>
+          <w:t>https://oaskpublishers.com/assets/article-pdf/the-universe-according-to-jocax.pdf</w:t>
+        </w:r>
+      </w:hyperlink>
+      <w:r>
+        <w:br/>
+        <w:t>-------------</w:t>
+      </w:r>
+    </w:p>
+    <w:p>
+      <w:pPr>
+        <w:rPr>
+          <w:b/>
+          <w:bCs/>
+          <w:sz w:val="28"/>
+          <w:szCs w:val="28"/>
+        </w:rPr>
+      </w:pPr>
+      <w:r>
+        <w:rPr>
+          <w:b/>
+          <w:bCs/>
+          <w:sz w:val="28"/>
+          <w:szCs w:val="28"/>
+        </w:rPr>
+        <w:t>´</w:t>
+      </w:r>
+      <w:proofErr w:type="spellStart"/>
+      <w:r>
+        <w:rPr>
+          <w:b/>
+          <w:bCs/>
+          <w:sz w:val="28"/>
+          <w:szCs w:val="28"/>
+        </w:rPr>
+        <w:t>Decreasing</w:t>
+      </w:r>
+      <w:proofErr w:type="spellEnd"/>
+      <w:r>
+        <w:rPr>
+          <w:b/>
+          <w:bCs/>
+          <w:sz w:val="28"/>
+          <w:szCs w:val="28"/>
+        </w:rPr>
+        <w:t xml:space="preserve"> Universe: The CMB </w:t>
+      </w:r>
+      <w:proofErr w:type="spellStart"/>
+      <w:r>
+        <w:rPr>
+          <w:b/>
+          <w:bCs/>
+          <w:sz w:val="28"/>
+          <w:szCs w:val="28"/>
+        </w:rPr>
+        <w:t>and</w:t>
+      </w:r>
+      <w:proofErr w:type="spellEnd"/>
+      <w:r>
+        <w:rPr>
+          <w:b/>
+          <w:bCs/>
+          <w:sz w:val="28"/>
+          <w:szCs w:val="28"/>
+        </w:rPr>
+        <w:t xml:space="preserve"> </w:t>
+      </w:r>
+      <w:proofErr w:type="spellStart"/>
+      <w:proofErr w:type="gramStart"/>
+      <w:r>
+        <w:rPr>
+          <w:b/>
+          <w:bCs/>
+          <w:sz w:val="28"/>
+          <w:szCs w:val="28"/>
+        </w:rPr>
+        <w:t>the</w:t>
+      </w:r>
+      <w:proofErr w:type="spellEnd"/>
+      <w:r>
+        <w:rPr>
+          <w:b/>
+          <w:bCs/>
+          <w:sz w:val="28"/>
+          <w:szCs w:val="28"/>
+        </w:rPr>
+        <w:t xml:space="preserve"> Age</w:t>
+      </w:r>
+      <w:proofErr w:type="gramEnd"/>
+      <w:r>
+        <w:rPr>
+          <w:b/>
+          <w:bCs/>
+          <w:sz w:val="28"/>
+          <w:szCs w:val="28"/>
+        </w:rPr>
+        <w:t xml:space="preserve"> </w:t>
+      </w:r>
+      <w:proofErr w:type="spellStart"/>
+      <w:r>
+        <w:rPr>
+          <w:b/>
+          <w:bCs/>
+          <w:sz w:val="28"/>
+          <w:szCs w:val="28"/>
+        </w:rPr>
+        <w:t>of</w:t>
+      </w:r>
+      <w:proofErr w:type="spellEnd"/>
+      <w:r>
+        <w:rPr>
+          <w:b/>
+          <w:bCs/>
+          <w:sz w:val="28"/>
+          <w:szCs w:val="28"/>
+        </w:rPr>
+        <w:t xml:space="preserve"> </w:t>
+      </w:r>
+      <w:proofErr w:type="spellStart"/>
+      <w:r>
+        <w:rPr>
+          <w:b/>
+          <w:bCs/>
+          <w:sz w:val="28"/>
+          <w:szCs w:val="28"/>
+        </w:rPr>
+        <w:t>the</w:t>
+      </w:r>
+      <w:proofErr w:type="spellEnd"/>
+      <w:r>
+        <w:rPr>
+          <w:b/>
+          <w:bCs/>
+          <w:sz w:val="28"/>
+          <w:szCs w:val="28"/>
+        </w:rPr>
+        <w:t xml:space="preserve"> Universe'</w:t>
+      </w:r>
+    </w:p>
+    <w:p>
+      <w:r>
+        <w:t xml:space="preserve">" </w:t>
+      </w:r>
+      <w:proofErr w:type="spellStart"/>
+      <w:r>
+        <w:t>We</w:t>
+      </w:r>
+      <w:proofErr w:type="spellEnd"/>
+      <w:r>
+        <w:t xml:space="preserve"> </w:t>
+      </w:r>
+      <w:proofErr w:type="spellStart"/>
+      <w:r>
+        <w:t>will</w:t>
+      </w:r>
+      <w:proofErr w:type="spellEnd"/>
+      <w:r>
+        <w:t xml:space="preserve"> use </w:t>
+      </w:r>
+      <w:proofErr w:type="spellStart"/>
+      <w:r>
+        <w:t>the</w:t>
+      </w:r>
+      <w:proofErr w:type="spellEnd"/>
+      <w:r>
+        <w:t xml:space="preserve"> “</w:t>
+      </w:r>
+      <w:proofErr w:type="spellStart"/>
+      <w:r>
+        <w:t>Decreasing</w:t>
+      </w:r>
+      <w:proofErr w:type="spellEnd"/>
+      <w:r>
+        <w:t xml:space="preserve"> Universe” (D.U.) </w:t>
+      </w:r>
+      <w:proofErr w:type="spellStart"/>
+      <w:r>
+        <w:t>theory</w:t>
+      </w:r>
+      <w:proofErr w:type="spellEnd"/>
+      <w:r>
+        <w:t xml:space="preserve"> </w:t>
+      </w:r>
+      <w:proofErr w:type="spellStart"/>
+      <w:r>
+        <w:t>to</w:t>
+      </w:r>
+      <w:proofErr w:type="spellEnd"/>
+      <w:r>
+        <w:t xml:space="preserve"> </w:t>
+      </w:r>
+      <w:proofErr w:type="spellStart"/>
+      <w:r>
+        <w:t>estimate</w:t>
+      </w:r>
+      <w:proofErr w:type="spellEnd"/>
+      <w:r>
+        <w:t xml:space="preserve"> </w:t>
+      </w:r>
+      <w:proofErr w:type="spellStart"/>
+      <w:r>
+        <w:t>the</w:t>
+      </w:r>
+      <w:proofErr w:type="spellEnd"/>
+      <w:r>
+        <w:t xml:space="preserve"> age </w:t>
+      </w:r>
+      <w:proofErr w:type="spellStart"/>
+      <w:r>
+        <w:t>of</w:t>
+      </w:r>
+      <w:proofErr w:type="spellEnd"/>
+      <w:r>
+        <w:t xml:space="preserve"> </w:t>
+      </w:r>
+      <w:proofErr w:type="spellStart"/>
+      <w:r>
+        <w:t>the</w:t>
+      </w:r>
+      <w:proofErr w:type="spellEnd"/>
+      <w:r>
+        <w:t xml:space="preserve"> Universe </w:t>
+      </w:r>
+      <w:proofErr w:type="spellStart"/>
+      <w:r>
+        <w:t>based</w:t>
+      </w:r>
+      <w:proofErr w:type="spellEnd"/>
+      <w:r>
+        <w:t xml:space="preserve"> </w:t>
+      </w:r>
+      <w:proofErr w:type="spellStart"/>
+      <w:r>
+        <w:t>on</w:t>
+      </w:r>
+      <w:proofErr w:type="spellEnd"/>
+      <w:r>
+        <w:t xml:space="preserve"> </w:t>
+      </w:r>
+      <w:proofErr w:type="spellStart"/>
+      <w:r>
+        <w:t>the</w:t>
+      </w:r>
+      <w:proofErr w:type="spellEnd"/>
+      <w:r>
+        <w:t xml:space="preserve"> </w:t>
+      </w:r>
+      <w:proofErr w:type="spellStart"/>
+      <w:r>
+        <w:t>average</w:t>
+      </w:r>
+      <w:proofErr w:type="spellEnd"/>
+      <w:r>
+        <w:t xml:space="preserve"> </w:t>
+      </w:r>
+      <w:proofErr w:type="spellStart"/>
+      <w:r>
+        <w:t>wavelength</w:t>
+      </w:r>
+      <w:proofErr w:type="spellEnd"/>
+      <w:r>
+        <w:t xml:space="preserve"> </w:t>
+      </w:r>
+      <w:proofErr w:type="spellStart"/>
+      <w:r>
+        <w:t>of</w:t>
+      </w:r>
+      <w:proofErr w:type="spellEnd"/>
+      <w:r>
+        <w:t xml:space="preserve"> </w:t>
+      </w:r>
+      <w:proofErr w:type="spellStart"/>
+      <w:r>
+        <w:t>the</w:t>
+      </w:r>
+      <w:proofErr w:type="spellEnd"/>
+      <w:r>
+        <w:t xml:space="preserve"> </w:t>
+      </w:r>
+      <w:proofErr w:type="spellStart"/>
+      <w:r>
+        <w:t>Cosmic</w:t>
+      </w:r>
+      <w:proofErr w:type="spellEnd"/>
+      <w:r>
+        <w:t xml:space="preserve"> </w:t>
+      </w:r>
+      <w:proofErr w:type="spellStart"/>
+      <w:r>
+        <w:t>Microwave</w:t>
+      </w:r>
+      <w:proofErr w:type="spellEnd"/>
+      <w:r>
+        <w:t xml:space="preserve"> Background (CMB) </w:t>
+      </w:r>
+      <w:proofErr w:type="spellStart"/>
+      <w:r>
+        <w:t>radiation</w:t>
+      </w:r>
+      <w:proofErr w:type="spellEnd"/>
+      <w:r>
+        <w:t>.</w:t>
+      </w:r>
+    </w:p>
+    <w:p>
+      <w:hyperlink r:id="rId11" w:history="1">
+        <w:r>
+          <w:rPr>
+            <w:rStyle w:val="Hyperlink"/>
+          </w:rPr>
           <w:t>https://www.iosrjournals.org/iosr-jap/papers/Vol17-issue3/Ser-1/G1703016264.pdf</w:t>
         </w:r>
       </w:hyperlink>
@@ -4008,6 +4549,7 @@
     </w:p>
     <w:p>
       <w:r>
+        <w:lastRenderedPageBreak/>
         <w:t>"</w:t>
       </w:r>
       <w:proofErr w:type="spellStart"/>
@@ -4161,7 +4703,7 @@
           <w:bottom w:val="single" w:sz="6" w:space="1" w:color="auto"/>
         </w:pBdr>
       </w:pPr>
-      <w:hyperlink r:id="rId11" w:history="1">
+      <w:hyperlink r:id="rId12" w:history="1">
         <w:r>
           <w:rPr>
             <w:rStyle w:val="Hyperlink"/>
@@ -4737,7 +5279,7 @@
       </w:r>
     </w:p>
     <w:p>
-      <w:hyperlink r:id="rId12" w:history="1">
+      <w:hyperlink r:id="rId13" w:history="1">
         <w:r>
           <w:rPr>
             <w:rStyle w:val="Hyperlink"/>
@@ -5198,7 +5740,7 @@
       </w:r>
     </w:p>
     <w:p>
-      <w:hyperlink r:id="rId13" w:history="1">
+      <w:hyperlink r:id="rId14" w:history="1">
         <w:r>
           <w:rPr>
             <w:rStyle w:val="Hyperlink"/>
@@ -5421,6 +5963,7 @@
         <w:t xml:space="preserve"> temporal </w:t>
       </w:r>
       <w:proofErr w:type="spellStart"/>
+      <w:proofErr w:type="gramStart"/>
       <w:r>
         <w:t>dilatation</w:t>
       </w:r>
@@ -5439,6 +5982,7 @@
         <w:t>egarding</w:t>
       </w:r>
       <w:proofErr w:type="spellEnd"/>
+      <w:proofErr w:type="gramEnd"/>
       <w:r>
         <w:t xml:space="preserve"> </w:t>
       </w:r>
@@ -5522,7 +6066,7 @@
       </w:r>
     </w:p>
     <w:p>
-      <w:hyperlink r:id="rId14" w:history="1">
+      <w:hyperlink r:id="rId15" w:history="1">
         <w:r>
           <w:rPr>
             <w:rStyle w:val="Hyperlink"/>
@@ -5718,6 +6262,7 @@
     </w:p>
     <w:p>
       <w:r>
+        <w:lastRenderedPageBreak/>
         <w:t>"</w:t>
       </w:r>
       <w:proofErr w:type="spellStart"/>
@@ -5946,10 +6491,12 @@
         <w:t xml:space="preserve"> </w:t>
       </w:r>
       <w:proofErr w:type="spellStart"/>
+      <w:proofErr w:type="gramStart"/>
       <w:r>
         <w:t>reduction.Using</w:t>
       </w:r>
       <w:proofErr w:type="spellEnd"/>
+      <w:proofErr w:type="gramEnd"/>
       <w:r>
         <w:t xml:space="preserve"> </w:t>
       </w:r>
@@ -6050,10 +6597,12 @@
         <w:t xml:space="preserve"> </w:t>
       </w:r>
       <w:proofErr w:type="spellStart"/>
+      <w:proofErr w:type="gramStart"/>
       <w:r>
         <w:t>happen.In</w:t>
       </w:r>
       <w:proofErr w:type="spellEnd"/>
+      <w:proofErr w:type="gramEnd"/>
       <w:r>
         <w:t xml:space="preserve"> </w:t>
       </w:r>
@@ -6211,7 +6760,7 @@
       </w:r>
     </w:p>
     <w:p>
-      <w:hyperlink r:id="rId15" w:history="1">
+      <w:hyperlink r:id="rId16" w:history="1">
         <w:r>
           <w:rPr>
             <w:rStyle w:val="Hyperlink"/>
@@ -6510,7 +7059,7 @@
       <w:r>
         <w:br/>
       </w:r>
-      <w:hyperlink r:id="rId16" w:history="1">
+      <w:hyperlink r:id="rId17" w:history="1">
         <w:r>
           <w:rPr>
             <w:rStyle w:val="Hyperlink"/>
@@ -6524,7 +7073,7 @@
       <w:r>
         <w:br/>
       </w:r>
-      <w:hyperlink r:id="rId17" w:history="1">
+      <w:hyperlink r:id="rId18" w:history="1">
         <w:r>
           <w:rPr>
             <w:rStyle w:val="Hyperlink"/>
@@ -6823,7 +7372,7 @@
       </w:r>
     </w:p>
     <w:p>
-      <w:hyperlink r:id="rId18" w:history="1">
+      <w:hyperlink r:id="rId19" w:history="1">
         <w:r>
           <w:rPr>
             <w:rStyle w:val="Hyperlink"/>
@@ -6898,7 +7447,7 @@
       </w:r>
     </w:p>
     <w:p>
-      <w:hyperlink r:id="rId19" w:history="1">
+      <w:hyperlink r:id="rId20" w:history="1">
         <w:r>
           <w:rPr>
             <w:rStyle w:val="Hyperlink"/>
@@ -7089,7 +7638,7 @@
       </w:r>
     </w:p>
     <w:p>
-      <w:hyperlink r:id="rId20" w:history="1">
+      <w:hyperlink r:id="rId21" w:history="1">
         <w:r>
           <w:rPr>
             <w:rStyle w:val="Hyperlink"/>
@@ -7127,6 +7676,7 @@
           <w:i/>
           <w:iCs/>
         </w:rPr>
+        <w:lastRenderedPageBreak/>
         <w:t>Another</w:t>
       </w:r>
       <w:proofErr w:type="spellEnd"/>
@@ -7162,7 +7712,7 @@
       <w:r>
         <w:br/>
       </w:r>
-      <w:hyperlink r:id="rId21" w:history="1">
+      <w:hyperlink r:id="rId22" w:history="1">
         <w:r>
           <w:rPr>
             <w:rStyle w:val="Hyperlink"/>
@@ -7191,11 +7741,22 @@
           <w:sz w:val="36"/>
           <w:szCs w:val="36"/>
         </w:rPr>
-        <w:t xml:space="preserve"> D.U.T.</w:t>
+        <w:t xml:space="preserve"> </w:t>
+      </w:r>
+      <w:proofErr w:type="gramStart"/>
+      <w:r>
+        <w:rPr>
+          <w:b/>
+          <w:bCs/>
+          <w:sz w:val="36"/>
+          <w:szCs w:val="36"/>
+        </w:rPr>
+        <w:t>D.U.T.</w:t>
       </w:r>
       <w:r>
         <w:t xml:space="preserve"> :</w:t>
       </w:r>
+      <w:proofErr w:type="gramEnd"/>
     </w:p>
     <w:p>
       <w:r>
@@ -7213,7 +7774,6 @@
     <w:p>
       <w:proofErr w:type="spellStart"/>
       <w:r>
-        <w:lastRenderedPageBreak/>
         <w:t>Forum</w:t>
       </w:r>
       <w:proofErr w:type="spellEnd"/>
@@ -7304,7 +7864,7 @@
       </w:r>
     </w:p>
     <w:p>
-      <w:hyperlink r:id="rId22" w:history="1">
+      <w:hyperlink r:id="rId23" w:history="1">
         <w:r>
           <w:rPr>
             <w:rStyle w:val="Hyperlink"/>
@@ -7320,7 +7880,7 @@
       <w:r>
         <w:br/>
       </w:r>
-      <w:hyperlink r:id="rId23" w:history="1">
+      <w:hyperlink r:id="rId24" w:history="1">
         <w:r>
           <w:rPr>
             <w:rStyle w:val="Hyperlink"/>
@@ -7340,9 +7900,17 @@
       </w:r>
       <w:proofErr w:type="spellEnd"/>
       <w:r>
-        <w:t xml:space="preserve"> files : </w:t>
-      </w:r>
-      <w:hyperlink r:id="rId24" w:history="1">
+        <w:t xml:space="preserve"> </w:t>
+      </w:r>
+      <w:proofErr w:type="gramStart"/>
+      <w:r>
+        <w:t>files :</w:t>
+      </w:r>
+      <w:proofErr w:type="gramEnd"/>
+      <w:r>
+        <w:t xml:space="preserve"> </w:t>
+      </w:r>
+      <w:hyperlink r:id="rId25" w:history="1">
         <w:r>
           <w:rPr>
             <w:rStyle w:val="Hyperlink"/>

--- a/Articles.docx
+++ b/Articles.docx
@@ -252,14 +252,12 @@
         <w:rPr>
           <w:i/>
           <w:iCs/>
-          <w:u w:val="single"/>
         </w:rPr>
       </w:pPr>
       <w:r>
         <w:rPr>
           <w:i/>
           <w:iCs/>
-          <w:u w:val="single"/>
         </w:rPr>
         <w:t xml:space="preserve">It </w:t>
       </w:r>
@@ -268,7 +266,6 @@
         <w:rPr>
           <w:i/>
           <w:iCs/>
-          <w:u w:val="single"/>
         </w:rPr>
         <w:t>is</w:t>
       </w:r>
@@ -277,7 +274,6 @@
         <w:rPr>
           <w:i/>
           <w:iCs/>
-          <w:u w:val="single"/>
         </w:rPr>
         <w:t xml:space="preserve"> </w:t>
       </w:r>
@@ -286,7 +282,6 @@
         <w:rPr>
           <w:i/>
           <w:iCs/>
-          <w:u w:val="single"/>
         </w:rPr>
         <w:t>interesting</w:t>
       </w:r>
@@ -295,7 +290,6 @@
         <w:rPr>
           <w:i/>
           <w:iCs/>
-          <w:u w:val="single"/>
         </w:rPr>
         <w:t xml:space="preserve"> </w:t>
       </w:r>
@@ -304,7 +298,6 @@
         <w:rPr>
           <w:i/>
           <w:iCs/>
-          <w:u w:val="single"/>
         </w:rPr>
         <w:t>to</w:t>
       </w:r>
@@ -313,7 +306,6 @@
         <w:rPr>
           <w:i/>
           <w:iCs/>
-          <w:u w:val="single"/>
         </w:rPr>
         <w:t xml:space="preserve"> </w:t>
       </w:r>
@@ -322,7 +314,6 @@
         <w:rPr>
           <w:i/>
           <w:iCs/>
-          <w:u w:val="single"/>
         </w:rPr>
         <w:t>first</w:t>
       </w:r>
@@ -331,7 +322,6 @@
         <w:rPr>
           <w:i/>
           <w:iCs/>
-          <w:u w:val="single"/>
         </w:rPr>
         <w:t xml:space="preserve"> </w:t>
       </w:r>
@@ -340,7 +330,6 @@
         <w:rPr>
           <w:i/>
           <w:iCs/>
-          <w:u w:val="single"/>
         </w:rPr>
         <w:t>read</w:t>
       </w:r>
@@ -349,7 +338,6 @@
         <w:rPr>
           <w:i/>
           <w:iCs/>
-          <w:u w:val="single"/>
         </w:rPr>
         <w:t xml:space="preserve"> </w:t>
       </w:r>
@@ -358,7 +346,6 @@
         <w:rPr>
           <w:i/>
           <w:iCs/>
-          <w:u w:val="single"/>
         </w:rPr>
         <w:t>the</w:t>
       </w:r>
@@ -367,7 +354,6 @@
         <w:rPr>
           <w:i/>
           <w:iCs/>
-          <w:u w:val="single"/>
         </w:rPr>
         <w:t xml:space="preserve"> </w:t>
       </w:r>
@@ -376,7 +362,6 @@
         <w:rPr>
           <w:i/>
           <w:iCs/>
-          <w:u w:val="single"/>
         </w:rPr>
         <w:t>theory</w:t>
       </w:r>
@@ -385,7 +370,6 @@
         <w:rPr>
           <w:i/>
           <w:iCs/>
-          <w:u w:val="single"/>
         </w:rPr>
         <w:t xml:space="preserve"> </w:t>
       </w:r>
@@ -394,7 +378,6 @@
         <w:rPr>
           <w:i/>
           <w:iCs/>
-          <w:u w:val="single"/>
         </w:rPr>
         <w:t>summarized</w:t>
       </w:r>
@@ -403,7 +386,6 @@
         <w:rPr>
           <w:i/>
           <w:iCs/>
-          <w:u w:val="single"/>
         </w:rPr>
         <w:t xml:space="preserve"> </w:t>
       </w:r>
@@ -412,7 +394,6 @@
         <w:rPr>
           <w:i/>
           <w:iCs/>
-          <w:u w:val="single"/>
         </w:rPr>
         <w:t>by</w:t>
       </w:r>
@@ -421,100 +402,32 @@
         <w:rPr>
           <w:i/>
           <w:iCs/>
-          <w:u w:val="single"/>
-        </w:rPr>
-        <w:t xml:space="preserve"> </w:t>
-      </w:r>
-      <w:proofErr w:type="spellStart"/>
+        </w:rPr>
+        <w:t xml:space="preserve"> </w:t>
+      </w:r>
       <w:r>
         <w:rPr>
           <w:i/>
           <w:iCs/>
-          <w:u w:val="single"/>
-        </w:rPr>
-        <w:t>the</w:t>
-      </w:r>
-      <w:proofErr w:type="spellEnd"/>
+        </w:rPr>
+        <w:t>some</w:t>
+      </w:r>
       <w:r>
         <w:rPr>
           <w:i/>
           <w:iCs/>
-          <w:u w:val="single"/>
-        </w:rPr>
-        <w:t xml:space="preserve"> </w:t>
-      </w:r>
-      <w:proofErr w:type="spellStart"/>
+        </w:rPr>
+        <w:t xml:space="preserve"> "AI</w:t>
+      </w:r>
+      <w:proofErr w:type="gramStart"/>
       <w:r>
         <w:rPr>
           <w:i/>
           <w:iCs/>
-          <w:u w:val="single"/>
-        </w:rPr>
-        <w:t>main</w:t>
-      </w:r>
-      <w:proofErr w:type="spellEnd"/>
-      <w:r>
-        <w:rPr>
-          <w:i/>
-          <w:iCs/>
-          <w:u w:val="single"/>
-        </w:rPr>
-        <w:t xml:space="preserve"> </w:t>
-      </w:r>
-      <w:proofErr w:type="spellStart"/>
-      <w:r>
-        <w:rPr>
-          <w:i/>
-          <w:iCs/>
-          <w:u w:val="single"/>
-        </w:rPr>
-        <w:t>existing</w:t>
-      </w:r>
-      <w:proofErr w:type="spellEnd"/>
-      <w:r>
-        <w:rPr>
-          <w:i/>
-          <w:iCs/>
-          <w:u w:val="single"/>
-        </w:rPr>
-        <w:t xml:space="preserve"> "AI" (Artificial </w:t>
-      </w:r>
-      <w:proofErr w:type="spellStart"/>
-      <w:r>
-        <w:rPr>
-          <w:i/>
-          <w:iCs/>
-          <w:u w:val="single"/>
-        </w:rPr>
-        <w:t>Intelligence</w:t>
-      </w:r>
-      <w:proofErr w:type="spellEnd"/>
-      <w:r>
-        <w:rPr>
-          <w:i/>
-          <w:iCs/>
-          <w:u w:val="single"/>
-        </w:rPr>
-        <w:t xml:space="preserve">) </w:t>
-      </w:r>
-      <w:proofErr w:type="spellStart"/>
-      <w:r>
-        <w:rPr>
-          <w:i/>
-          <w:iCs/>
-          <w:u w:val="single"/>
-        </w:rPr>
-        <w:t>companies</w:t>
-      </w:r>
-      <w:proofErr w:type="spellEnd"/>
-      <w:r>
-        <w:rPr>
-          <w:i/>
-          <w:iCs/>
-          <w:u w:val="single"/>
-        </w:rPr>
-        <w:t>:</w:t>
-      </w:r>
+        </w:rPr>
+        <w:t>" :</w:t>
+      </w:r>
+      <w:proofErr w:type="gramEnd"/>
     </w:p>
     <w:p>
       <w:r>
@@ -1015,10 +928,7 @@
       </w:r>
       <w:proofErr w:type="spellEnd"/>
       <w:r>
-        <w:t>.</w:t>
-      </w:r>
-      <w:r>
-        <w:t>”</w:t>
+        <w:t>.”</w:t>
       </w:r>
     </w:p>
     <w:p>
@@ -7920,6 +7830,83 @@
       </w:hyperlink>
       <w:r>
         <w:t xml:space="preserve"> )</w:t>
+      </w:r>
+    </w:p>
+    <w:p>
+      <w:pPr>
+        <w:pBdr>
+          <w:bottom w:val="single" w:sz="6" w:space="1" w:color="auto"/>
+        </w:pBdr>
+      </w:pPr>
+    </w:p>
+    <w:p>
+      <w:r>
+        <w:t xml:space="preserve">Se você quiser me apoiar nesse estudo pode mandar um PIX de </w:t>
+      </w:r>
+      <w:proofErr w:type="spellStart"/>
+      <w:r>
+        <w:t>qqr</w:t>
+      </w:r>
+      <w:proofErr w:type="spellEnd"/>
+      <w:r>
+        <w:t xml:space="preserve"> valor para </w:t>
+      </w:r>
+      <w:r>
+        <w:t>chave</w:t>
+      </w:r>
+      <w:r>
+        <w:t>:</w:t>
+      </w:r>
+      <w:r>
+        <w:br/>
+        <w:t>(</w:t>
+      </w:r>
+      <w:r>
+        <w:rPr>
+          <w:lang w:val="en"/>
+        </w:rPr>
+        <w:t>If you would like to support me in this study, you can send a PIX payment of any amount to</w:t>
+      </w:r>
+      <w:r>
+        <w:rPr>
+          <w:lang w:val="en"/>
+        </w:rPr>
+        <w:t xml:space="preserve"> key</w:t>
+      </w:r>
+      <w:r>
+        <w:rPr>
+          <w:lang w:val="en"/>
+        </w:rPr>
+        <w:t>:</w:t>
+      </w:r>
+      <w:r>
+        <w:t>)</w:t>
+      </w:r>
+      <w:r>
+        <w:br/>
+      </w:r>
+      <w:r>
+        <w:rPr>
+          <w:b/>
+          <w:bCs/>
+        </w:rPr>
+        <w:t>PIX</w:t>
+      </w:r>
+      <w:r>
+        <w:t xml:space="preserve">: </w:t>
+      </w:r>
+      <w:hyperlink r:id="rId26" w:history="1">
+        <w:r>
+          <w:rPr>
+            <w:rStyle w:val="Hyperlink"/>
+          </w:rPr>
+          <w:t>jocaxx@gmail.com</w:t>
+        </w:r>
+      </w:hyperlink>
+    </w:p>
+    <w:p>
+      <w:r>
+        <w:t xml:space="preserve"> </w:t>
       </w:r>
     </w:p>
     <w:sectPr>
@@ -8535,7 +8522,6 @@
   <w:style w:type="character" w:default="1" w:styleId="Fontepargpadro">
     <w:name w:val="Default Paragraph Font"/>
     <w:uiPriority w:val="1"/>
-    <w:semiHidden/>
     <w:unhideWhenUsed/>
   </w:style>
   <w:style w:type="table" w:default="1" w:styleId="Tabelanormal">
@@ -8872,6 +8858,36 @@
       <w:shd w:val="clear" w:color="auto" w:fill="E1DFDD"/>
     </w:rPr>
   </w:style>
+  <w:style w:type="paragraph" w:styleId="Pr-formataoHTML">
+    <w:name w:val="HTML Preformatted"/>
+    <w:basedOn w:val="Normal"/>
+    <w:link w:val="Pr-formataoHTMLChar"/>
+    <w:uiPriority w:val="99"/>
+    <w:semiHidden/>
+    <w:unhideWhenUsed/>
+    <w:rsid w:val="006B1417"/>
+    <w:pPr>
+      <w:spacing w:after="0" w:line="240" w:lineRule="auto"/>
+    </w:pPr>
+    <w:rPr>
+      <w:rFonts w:ascii="Consolas" w:hAnsi="Consolas"/>
+      <w:sz w:val="20"/>
+      <w:szCs w:val="20"/>
+    </w:rPr>
+  </w:style>
+  <w:style w:type="character" w:customStyle="1" w:styleId="Pr-formataoHTMLChar">
+    <w:name w:val="Pré-formatação HTML Char"/>
+    <w:basedOn w:val="Fontepargpadro"/>
+    <w:link w:val="Pr-formataoHTML"/>
+    <w:uiPriority w:val="99"/>
+    <w:semiHidden/>
+    <w:rsid w:val="006B1417"/>
+    <w:rPr>
+      <w:rFonts w:ascii="Consolas" w:hAnsi="Consolas"/>
+      <w:sz w:val="20"/>
+      <w:szCs w:val="20"/>
+    </w:rPr>
+  </w:style>
 </w:styles>
 </file>
 

--- a/Articles.docx
+++ b/Articles.docx
@@ -17,8 +17,9 @@
           <w:sz w:val="32"/>
           <w:szCs w:val="32"/>
         </w:rPr>
-        <w:t xml:space="preserve">Some articles </w:t>
-      </w:r>
+        <w:t xml:space="preserve">Some </w:t>
+      </w:r>
+      <w:proofErr w:type="spellStart"/>
       <w:r>
         <w:rPr>
           <w:b/>
@@ -26,8 +27,9 @@
           <w:sz w:val="32"/>
           <w:szCs w:val="32"/>
         </w:rPr>
-        <w:t xml:space="preserve">about </w:t>
-      </w:r>
+        <w:t>articles</w:t>
+      </w:r>
+      <w:proofErr w:type="spellEnd"/>
       <w:r>
         <w:rPr>
           <w:b/>
@@ -35,8 +37,9 @@
           <w:sz w:val="32"/>
           <w:szCs w:val="32"/>
         </w:rPr>
-        <w:t>‘</w:t>
-      </w:r>
+        <w:t xml:space="preserve"> </w:t>
+      </w:r>
+      <w:proofErr w:type="spellStart"/>
       <w:r>
         <w:rPr>
           <w:b/>
@@ -44,8 +47,58 @@
           <w:sz w:val="32"/>
           <w:szCs w:val="32"/>
         </w:rPr>
-        <w:t>Decreasing Universe Theory</w:t>
-      </w:r>
+        <w:t>about</w:t>
+      </w:r>
+      <w:proofErr w:type="spellEnd"/>
+      <w:r>
+        <w:rPr>
+          <w:b/>
+          <w:bCs/>
+          <w:sz w:val="32"/>
+          <w:szCs w:val="32"/>
+        </w:rPr>
+        <w:t xml:space="preserve"> </w:t>
+      </w:r>
+      <w:r>
+        <w:rPr>
+          <w:b/>
+          <w:bCs/>
+          <w:sz w:val="32"/>
+          <w:szCs w:val="32"/>
+        </w:rPr>
+        <w:t>‘</w:t>
+      </w:r>
+      <w:proofErr w:type="spellStart"/>
+      <w:r>
+        <w:rPr>
+          <w:b/>
+          <w:bCs/>
+          <w:sz w:val="32"/>
+          <w:szCs w:val="32"/>
+        </w:rPr>
+        <w:t>Decreasing</w:t>
+      </w:r>
+      <w:proofErr w:type="spellEnd"/>
+      <w:r>
+        <w:rPr>
+          <w:b/>
+          <w:bCs/>
+          <w:sz w:val="32"/>
+          <w:szCs w:val="32"/>
+        </w:rPr>
+        <w:t xml:space="preserve"> Universe </w:t>
+      </w:r>
+      <w:proofErr w:type="spellStart"/>
+      <w:r>
+        <w:rPr>
+          <w:b/>
+          <w:bCs/>
+          <w:sz w:val="32"/>
+          <w:szCs w:val="32"/>
+        </w:rPr>
+        <w:t>Theory</w:t>
+      </w:r>
+      <w:proofErr w:type="spellEnd"/>
       <w:r>
         <w:rPr>
           <w:b/>
@@ -143,7 +196,47 @@
         </w:pBdr>
       </w:pPr>
       <w:r>
-        <w:t>“Here are some links to articles I have written.</w:t>
+        <w:t>“</w:t>
+      </w:r>
+      <w:proofErr w:type="spellStart"/>
+      <w:r>
+        <w:t>Here</w:t>
+      </w:r>
+      <w:proofErr w:type="spellEnd"/>
+      <w:r>
+        <w:t xml:space="preserve"> are some links </w:t>
+      </w:r>
+      <w:proofErr w:type="spellStart"/>
+      <w:r>
+        <w:t>to</w:t>
+      </w:r>
+      <w:proofErr w:type="spellEnd"/>
+      <w:r>
+        <w:t xml:space="preserve"> </w:t>
+      </w:r>
+      <w:proofErr w:type="spellStart"/>
+      <w:r>
+        <w:t>articles</w:t>
+      </w:r>
+      <w:proofErr w:type="spellEnd"/>
+      <w:r>
+        <w:t xml:space="preserve"> I </w:t>
+      </w:r>
+      <w:proofErr w:type="spellStart"/>
+      <w:r>
+        <w:t>have</w:t>
+      </w:r>
+      <w:proofErr w:type="spellEnd"/>
+      <w:r>
+        <w:t xml:space="preserve"> </w:t>
+      </w:r>
+      <w:proofErr w:type="spellStart"/>
+      <w:r>
+        <w:t>written</w:t>
+      </w:r>
+      <w:proofErr w:type="spellEnd"/>
+      <w:r>
+        <w:t>.</w:t>
       </w:r>
     </w:p>
     <w:p>
@@ -166,22 +259,175 @@
           <w:i/>
           <w:iCs/>
         </w:rPr>
-        <w:t xml:space="preserve">It is interesting to first read the theory summarized by </w:t>
-      </w:r>
+        <w:t xml:space="preserve">It </w:t>
+      </w:r>
+      <w:proofErr w:type="spellStart"/>
       <w:r>
         <w:rPr>
           <w:i/>
           <w:iCs/>
         </w:rPr>
-        <w:t>some</w:t>
-      </w:r>
+        <w:t>is</w:t>
+      </w:r>
+      <w:proofErr w:type="spellEnd"/>
       <w:r>
         <w:rPr>
           <w:i/>
           <w:iCs/>
         </w:rPr>
-        <w:t xml:space="preserve"> "AI" :</w:t>
-      </w:r>
+        <w:t xml:space="preserve"> </w:t>
+      </w:r>
+      <w:proofErr w:type="spellStart"/>
+      <w:r>
+        <w:rPr>
+          <w:i/>
+          <w:iCs/>
+        </w:rPr>
+        <w:t>interesting</w:t>
+      </w:r>
+      <w:proofErr w:type="spellEnd"/>
+      <w:r>
+        <w:rPr>
+          <w:i/>
+          <w:iCs/>
+        </w:rPr>
+        <w:t xml:space="preserve"> </w:t>
+      </w:r>
+      <w:proofErr w:type="spellStart"/>
+      <w:r>
+        <w:rPr>
+          <w:i/>
+          <w:iCs/>
+        </w:rPr>
+        <w:t>to</w:t>
+      </w:r>
+      <w:proofErr w:type="spellEnd"/>
+      <w:r>
+        <w:rPr>
+          <w:i/>
+          <w:iCs/>
+        </w:rPr>
+        <w:t xml:space="preserve"> </w:t>
+      </w:r>
+      <w:proofErr w:type="spellStart"/>
+      <w:r>
+        <w:rPr>
+          <w:i/>
+          <w:iCs/>
+        </w:rPr>
+        <w:t>first</w:t>
+      </w:r>
+      <w:proofErr w:type="spellEnd"/>
+      <w:r>
+        <w:rPr>
+          <w:i/>
+          <w:iCs/>
+        </w:rPr>
+        <w:t xml:space="preserve"> </w:t>
+      </w:r>
+      <w:proofErr w:type="spellStart"/>
+      <w:r>
+        <w:rPr>
+          <w:i/>
+          <w:iCs/>
+        </w:rPr>
+        <w:t>read</w:t>
+      </w:r>
+      <w:proofErr w:type="spellEnd"/>
+      <w:r>
+        <w:rPr>
+          <w:i/>
+          <w:iCs/>
+        </w:rPr>
+        <w:t xml:space="preserve"> </w:t>
+      </w:r>
+      <w:proofErr w:type="spellStart"/>
+      <w:r>
+        <w:rPr>
+          <w:i/>
+          <w:iCs/>
+        </w:rPr>
+        <w:t>the</w:t>
+      </w:r>
+      <w:proofErr w:type="spellEnd"/>
+      <w:r>
+        <w:rPr>
+          <w:i/>
+          <w:iCs/>
+        </w:rPr>
+        <w:t xml:space="preserve"> </w:t>
+      </w:r>
+      <w:proofErr w:type="spellStart"/>
+      <w:r>
+        <w:rPr>
+          <w:i/>
+          <w:iCs/>
+        </w:rPr>
+        <w:t>theory</w:t>
+      </w:r>
+      <w:proofErr w:type="spellEnd"/>
+      <w:r>
+        <w:rPr>
+          <w:i/>
+          <w:iCs/>
+        </w:rPr>
+        <w:t xml:space="preserve"> </w:t>
+      </w:r>
+      <w:proofErr w:type="spellStart"/>
+      <w:r>
+        <w:rPr>
+          <w:i/>
+          <w:iCs/>
+        </w:rPr>
+        <w:t>summarized</w:t>
+      </w:r>
+      <w:proofErr w:type="spellEnd"/>
+      <w:r>
+        <w:rPr>
+          <w:i/>
+          <w:iCs/>
+        </w:rPr>
+        <w:t xml:space="preserve"> </w:t>
+      </w:r>
+      <w:proofErr w:type="spellStart"/>
+      <w:r>
+        <w:rPr>
+          <w:i/>
+          <w:iCs/>
+        </w:rPr>
+        <w:t>by</w:t>
+      </w:r>
+      <w:proofErr w:type="spellEnd"/>
+      <w:r>
+        <w:rPr>
+          <w:i/>
+          <w:iCs/>
+        </w:rPr>
+        <w:t xml:space="preserve"> </w:t>
+      </w:r>
+      <w:r>
+        <w:rPr>
+          <w:i/>
+          <w:iCs/>
+        </w:rPr>
+        <w:t>some</w:t>
+      </w:r>
+      <w:r>
+        <w:rPr>
+          <w:i/>
+          <w:iCs/>
+        </w:rPr>
+        <w:t xml:space="preserve"> "AI</w:t>
+      </w:r>
+      <w:proofErr w:type="gramStart"/>
+      <w:r>
+        <w:rPr>
+          <w:i/>
+          <w:iCs/>
+        </w:rPr>
+        <w:t>" :</w:t>
+      </w:r>
+      <w:proofErr w:type="gramEnd"/>
     </w:p>
     <w:p>
       <w:r>
@@ -216,32 +462,148 @@
           <w:szCs w:val="28"/>
         </w:rPr>
       </w:pPr>
-      <w:r>
-        <w:rPr>
-          <w:b/>
-          <w:bCs/>
-          <w:sz w:val="28"/>
-          <w:szCs w:val="28"/>
-        </w:rPr>
-        <w:t>Decreasing Universe</w:t>
-      </w:r>
-      <w:r>
-        <w:rPr>
-          <w:b/>
-          <w:bCs/>
-          <w:sz w:val="28"/>
-          <w:szCs w:val="28"/>
-        </w:rPr>
-        <w:t xml:space="preserve"> Theory</w:t>
-      </w:r>
-      <w:r>
-        <w:rPr>
-          <w:b/>
-          <w:bCs/>
-          <w:sz w:val="28"/>
-          <w:szCs w:val="28"/>
-        </w:rPr>
-        <w:t xml:space="preserve">: Cosmological Time Dilation and the SN1A Explosion </w:t>
+    </w:p>
+    <w:p>
+      <w:pPr>
+        <w:pBdr>
+          <w:top w:val="single" w:sz="6" w:space="1" w:color="auto"/>
+          <w:bottom w:val="single" w:sz="6" w:space="1" w:color="auto"/>
+        </w:pBdr>
+        <w:rPr>
+          <w:b/>
+          <w:bCs/>
+          <w:sz w:val="28"/>
+          <w:szCs w:val="28"/>
+        </w:rPr>
+      </w:pPr>
+      <w:proofErr w:type="spellStart"/>
+      <w:r>
+        <w:rPr>
+          <w:b/>
+          <w:bCs/>
+          <w:sz w:val="28"/>
+          <w:szCs w:val="28"/>
+        </w:rPr>
+        <w:t>Decreasing</w:t>
+      </w:r>
+      <w:proofErr w:type="spellEnd"/>
+      <w:r>
+        <w:rPr>
+          <w:b/>
+          <w:bCs/>
+          <w:sz w:val="28"/>
+          <w:szCs w:val="28"/>
+        </w:rPr>
+        <w:t xml:space="preserve"> Universe</w:t>
+      </w:r>
+      <w:r>
+        <w:rPr>
+          <w:b/>
+          <w:bCs/>
+          <w:sz w:val="28"/>
+          <w:szCs w:val="28"/>
+        </w:rPr>
+        <w:t xml:space="preserve"> </w:t>
+      </w:r>
+      <w:proofErr w:type="spellStart"/>
+      <w:r>
+        <w:rPr>
+          <w:b/>
+          <w:bCs/>
+          <w:sz w:val="28"/>
+          <w:szCs w:val="28"/>
+        </w:rPr>
+        <w:t>Theory</w:t>
+      </w:r>
+      <w:proofErr w:type="spellEnd"/>
+      <w:r>
+        <w:rPr>
+          <w:b/>
+          <w:bCs/>
+          <w:sz w:val="28"/>
+          <w:szCs w:val="28"/>
+        </w:rPr>
+        <w:t xml:space="preserve">: </w:t>
+      </w:r>
+      <w:proofErr w:type="spellStart"/>
+      <w:r>
+        <w:rPr>
+          <w:b/>
+          <w:bCs/>
+          <w:sz w:val="28"/>
+          <w:szCs w:val="28"/>
+        </w:rPr>
+        <w:t>Cosmological</w:t>
+      </w:r>
+      <w:proofErr w:type="spellEnd"/>
+      <w:r>
+        <w:rPr>
+          <w:b/>
+          <w:bCs/>
+          <w:sz w:val="28"/>
+          <w:szCs w:val="28"/>
+        </w:rPr>
+        <w:t xml:space="preserve"> Time </w:t>
+      </w:r>
+      <w:proofErr w:type="spellStart"/>
+      <w:r>
+        <w:rPr>
+          <w:b/>
+          <w:bCs/>
+          <w:sz w:val="28"/>
+          <w:szCs w:val="28"/>
+        </w:rPr>
+        <w:t>Dilation</w:t>
+      </w:r>
+      <w:proofErr w:type="spellEnd"/>
+      <w:r>
+        <w:rPr>
+          <w:b/>
+          <w:bCs/>
+          <w:sz w:val="28"/>
+          <w:szCs w:val="28"/>
+        </w:rPr>
+        <w:t xml:space="preserve"> </w:t>
+      </w:r>
+      <w:proofErr w:type="spellStart"/>
+      <w:r>
+        <w:rPr>
+          <w:b/>
+          <w:bCs/>
+          <w:sz w:val="28"/>
+          <w:szCs w:val="28"/>
+        </w:rPr>
+        <w:t>and</w:t>
+      </w:r>
+      <w:proofErr w:type="spellEnd"/>
+      <w:r>
+        <w:rPr>
+          <w:b/>
+          <w:bCs/>
+          <w:sz w:val="28"/>
+          <w:szCs w:val="28"/>
+        </w:rPr>
+        <w:t xml:space="preserve"> </w:t>
+      </w:r>
+      <w:proofErr w:type="spellStart"/>
+      <w:r>
+        <w:rPr>
+          <w:b/>
+          <w:bCs/>
+          <w:sz w:val="28"/>
+          <w:szCs w:val="28"/>
+        </w:rPr>
+        <w:t>the</w:t>
+      </w:r>
+      <w:proofErr w:type="spellEnd"/>
+      <w:r>
+        <w:rPr>
+          <w:b/>
+          <w:bCs/>
+          <w:sz w:val="28"/>
+          <w:szCs w:val="28"/>
+        </w:rPr>
+        <w:t xml:space="preserve"> SN1A Explosion </w:t>
       </w:r>
     </w:p>
     <w:p>
@@ -252,7 +614,335 @@
         </w:pBdr>
       </w:pPr>
       <w:r>
-        <w:t>“We will show that, within the “Decreasing Universe Theory” (DUT), time inside a gravitational field is altered in the same way as spatial distance measurement scales. At the cosmic level (timescales of millions of years), this effect becomes perceptible and explains the variation in the measured duration of Type Ia Supernova (SN1A) explosions.”</w:t>
+        <w:t>“</w:t>
+      </w:r>
+      <w:proofErr w:type="spellStart"/>
+      <w:r>
+        <w:t>We</w:t>
+      </w:r>
+      <w:proofErr w:type="spellEnd"/>
+      <w:r>
+        <w:t xml:space="preserve"> </w:t>
+      </w:r>
+      <w:proofErr w:type="spellStart"/>
+      <w:r>
+        <w:t>will</w:t>
+      </w:r>
+      <w:proofErr w:type="spellEnd"/>
+      <w:r>
+        <w:t xml:space="preserve"> show </w:t>
+      </w:r>
+      <w:proofErr w:type="spellStart"/>
+      <w:r>
+        <w:t>that</w:t>
+      </w:r>
+      <w:proofErr w:type="spellEnd"/>
+      <w:r>
+        <w:t xml:space="preserve">, </w:t>
+      </w:r>
+      <w:proofErr w:type="spellStart"/>
+      <w:r>
+        <w:t>within</w:t>
+      </w:r>
+      <w:proofErr w:type="spellEnd"/>
+      <w:r>
+        <w:t xml:space="preserve"> </w:t>
+      </w:r>
+      <w:proofErr w:type="spellStart"/>
+      <w:r>
+        <w:t>the</w:t>
+      </w:r>
+      <w:proofErr w:type="spellEnd"/>
+      <w:r>
+        <w:t xml:space="preserve"> “</w:t>
+      </w:r>
+      <w:proofErr w:type="spellStart"/>
+      <w:r>
+        <w:t>Decreasing</w:t>
+      </w:r>
+      <w:proofErr w:type="spellEnd"/>
+      <w:r>
+        <w:t xml:space="preserve"> Universe </w:t>
+      </w:r>
+      <w:proofErr w:type="spellStart"/>
+      <w:r>
+        <w:t>Theory</w:t>
+      </w:r>
+      <w:proofErr w:type="spellEnd"/>
+      <w:r>
+        <w:t xml:space="preserve">” (DUT), time </w:t>
+      </w:r>
+      <w:proofErr w:type="spellStart"/>
+      <w:r>
+        <w:t>inside</w:t>
+      </w:r>
+      <w:proofErr w:type="spellEnd"/>
+      <w:r>
+        <w:t xml:space="preserve"> a </w:t>
+      </w:r>
+      <w:proofErr w:type="spellStart"/>
+      <w:r>
+        <w:t>gravitational</w:t>
+      </w:r>
+      <w:proofErr w:type="spellEnd"/>
+      <w:r>
+        <w:t xml:space="preserve"> </w:t>
+      </w:r>
+      <w:proofErr w:type="spellStart"/>
+      <w:r>
+        <w:t>field</w:t>
+      </w:r>
+      <w:proofErr w:type="spellEnd"/>
+      <w:r>
+        <w:t xml:space="preserve"> </w:t>
+      </w:r>
+      <w:proofErr w:type="spellStart"/>
+      <w:r>
+        <w:t>is</w:t>
+      </w:r>
+      <w:proofErr w:type="spellEnd"/>
+      <w:r>
+        <w:t xml:space="preserve"> </w:t>
+      </w:r>
+      <w:proofErr w:type="spellStart"/>
+      <w:r>
+        <w:t>altered</w:t>
+      </w:r>
+      <w:proofErr w:type="spellEnd"/>
+      <w:r>
+        <w:t xml:space="preserve"> in </w:t>
+      </w:r>
+      <w:proofErr w:type="spellStart"/>
+      <w:r>
+        <w:t>the</w:t>
+      </w:r>
+      <w:proofErr w:type="spellEnd"/>
+      <w:r>
+        <w:t xml:space="preserve"> </w:t>
+      </w:r>
+      <w:proofErr w:type="spellStart"/>
+      <w:r>
+        <w:t>same</w:t>
+      </w:r>
+      <w:proofErr w:type="spellEnd"/>
+      <w:r>
+        <w:t xml:space="preserve"> </w:t>
+      </w:r>
+      <w:proofErr w:type="spellStart"/>
+      <w:r>
+        <w:t>way</w:t>
+      </w:r>
+      <w:proofErr w:type="spellEnd"/>
+      <w:r>
+        <w:t xml:space="preserve"> as </w:t>
+      </w:r>
+      <w:proofErr w:type="spellStart"/>
+      <w:r>
+        <w:t>spatial</w:t>
+      </w:r>
+      <w:proofErr w:type="spellEnd"/>
+      <w:r>
+        <w:t xml:space="preserve"> </w:t>
+      </w:r>
+      <w:proofErr w:type="spellStart"/>
+      <w:r>
+        <w:t>distance</w:t>
+      </w:r>
+      <w:proofErr w:type="spellEnd"/>
+      <w:r>
+        <w:t xml:space="preserve"> </w:t>
+      </w:r>
+      <w:proofErr w:type="spellStart"/>
+      <w:r>
+        <w:t>measurement</w:t>
+      </w:r>
+      <w:proofErr w:type="spellEnd"/>
+      <w:r>
+        <w:t xml:space="preserve"> </w:t>
+      </w:r>
+      <w:proofErr w:type="spellStart"/>
+      <w:r>
+        <w:t>scales</w:t>
+      </w:r>
+      <w:proofErr w:type="spellEnd"/>
+      <w:r>
+        <w:t xml:space="preserve">. At </w:t>
+      </w:r>
+      <w:proofErr w:type="spellStart"/>
+      <w:r>
+        <w:t>the</w:t>
+      </w:r>
+      <w:proofErr w:type="spellEnd"/>
+      <w:r>
+        <w:t xml:space="preserve"> </w:t>
+      </w:r>
+      <w:proofErr w:type="spellStart"/>
+      <w:r>
+        <w:t>cosmic</w:t>
+      </w:r>
+      <w:proofErr w:type="spellEnd"/>
+      <w:r>
+        <w:t xml:space="preserve"> </w:t>
+      </w:r>
+      <w:proofErr w:type="spellStart"/>
+      <w:r>
+        <w:t>level</w:t>
+      </w:r>
+      <w:proofErr w:type="spellEnd"/>
+      <w:r>
+        <w:t xml:space="preserve"> (</w:t>
+      </w:r>
+      <w:proofErr w:type="spellStart"/>
+      <w:r>
+        <w:t>timescales</w:t>
+      </w:r>
+      <w:proofErr w:type="spellEnd"/>
+      <w:r>
+        <w:t xml:space="preserve"> </w:t>
+      </w:r>
+      <w:proofErr w:type="spellStart"/>
+      <w:r>
+        <w:t>of</w:t>
+      </w:r>
+      <w:proofErr w:type="spellEnd"/>
+      <w:r>
+        <w:t xml:space="preserve"> </w:t>
+      </w:r>
+      <w:proofErr w:type="spellStart"/>
+      <w:r>
+        <w:t>millions</w:t>
+      </w:r>
+      <w:proofErr w:type="spellEnd"/>
+      <w:r>
+        <w:t xml:space="preserve"> </w:t>
+      </w:r>
+      <w:proofErr w:type="spellStart"/>
+      <w:r>
+        <w:t>of</w:t>
+      </w:r>
+      <w:proofErr w:type="spellEnd"/>
+      <w:r>
+        <w:t xml:space="preserve"> </w:t>
+      </w:r>
+      <w:proofErr w:type="spellStart"/>
+      <w:r>
+        <w:t>years</w:t>
+      </w:r>
+      <w:proofErr w:type="spellEnd"/>
+      <w:r>
+        <w:t xml:space="preserve">), </w:t>
+      </w:r>
+      <w:proofErr w:type="spellStart"/>
+      <w:r>
+        <w:t>this</w:t>
+      </w:r>
+      <w:proofErr w:type="spellEnd"/>
+      <w:r>
+        <w:t xml:space="preserve"> </w:t>
+      </w:r>
+      <w:proofErr w:type="spellStart"/>
+      <w:r>
+        <w:t>effect</w:t>
+      </w:r>
+      <w:proofErr w:type="spellEnd"/>
+      <w:r>
+        <w:t xml:space="preserve"> </w:t>
+      </w:r>
+      <w:proofErr w:type="spellStart"/>
+      <w:r>
+        <w:t>becomes</w:t>
+      </w:r>
+      <w:proofErr w:type="spellEnd"/>
+      <w:r>
+        <w:t xml:space="preserve"> </w:t>
+      </w:r>
+      <w:proofErr w:type="spellStart"/>
+      <w:r>
+        <w:t>perceptible</w:t>
+      </w:r>
+      <w:proofErr w:type="spellEnd"/>
+      <w:r>
+        <w:t xml:space="preserve"> </w:t>
+      </w:r>
+      <w:proofErr w:type="spellStart"/>
+      <w:r>
+        <w:t>and</w:t>
+      </w:r>
+      <w:proofErr w:type="spellEnd"/>
+      <w:r>
+        <w:t xml:space="preserve"> </w:t>
+      </w:r>
+      <w:proofErr w:type="spellStart"/>
+      <w:r>
+        <w:t>explains</w:t>
+      </w:r>
+      <w:proofErr w:type="spellEnd"/>
+      <w:r>
+        <w:t xml:space="preserve"> </w:t>
+      </w:r>
+      <w:proofErr w:type="spellStart"/>
+      <w:r>
+        <w:t>the</w:t>
+      </w:r>
+      <w:proofErr w:type="spellEnd"/>
+      <w:r>
+        <w:t xml:space="preserve"> </w:t>
+      </w:r>
+      <w:proofErr w:type="spellStart"/>
+      <w:r>
+        <w:t>variation</w:t>
+      </w:r>
+      <w:proofErr w:type="spellEnd"/>
+      <w:r>
+        <w:t xml:space="preserve"> in </w:t>
+      </w:r>
+      <w:proofErr w:type="spellStart"/>
+      <w:r>
+        <w:t>the</w:t>
+      </w:r>
+      <w:proofErr w:type="spellEnd"/>
+      <w:r>
+        <w:t xml:space="preserve"> </w:t>
+      </w:r>
+      <w:proofErr w:type="spellStart"/>
+      <w:r>
+        <w:t>measured</w:t>
+      </w:r>
+      <w:proofErr w:type="spellEnd"/>
+      <w:r>
+        <w:t xml:space="preserve"> </w:t>
+      </w:r>
+      <w:proofErr w:type="spellStart"/>
+      <w:r>
+        <w:t>duration</w:t>
+      </w:r>
+      <w:proofErr w:type="spellEnd"/>
+      <w:r>
+        <w:t xml:space="preserve"> </w:t>
+      </w:r>
+      <w:proofErr w:type="spellStart"/>
+      <w:r>
+        <w:t>of</w:t>
+      </w:r>
+      <w:proofErr w:type="spellEnd"/>
+      <w:r>
+        <w:t xml:space="preserve"> </w:t>
+      </w:r>
+      <w:proofErr w:type="spellStart"/>
+      <w:r>
+        <w:t>Type</w:t>
+      </w:r>
+      <w:proofErr w:type="spellEnd"/>
+      <w:r>
+        <w:t xml:space="preserve"> Ia Supernova (SN1A) </w:t>
+      </w:r>
+      <w:proofErr w:type="spellStart"/>
+      <w:r>
+        <w:t>explosions</w:t>
+      </w:r>
+      <w:proofErr w:type="spellEnd"/>
+      <w:r>
+        <w:t>.”</w:t>
       </w:r>
     </w:p>
     <w:p>
@@ -272,12 +962,29 @@
       </w:hyperlink>
     </w:p>
     <w:p>
-      <w:r>
-        <w:t>-----------------------</w:t>
-      </w:r>
+      <w:pPr>
+        <w:pBdr>
+          <w:top w:val="single" w:sz="6" w:space="1" w:color="auto"/>
+          <w:bottom w:val="single" w:sz="6" w:space="1" w:color="auto"/>
+        </w:pBdr>
+      </w:pPr>
     </w:p>
     <w:p>
       <w:pPr>
+        <w:pBdr>
+          <w:top w:val="single" w:sz="6" w:space="1" w:color="auto"/>
+          <w:bottom w:val="single" w:sz="6" w:space="1" w:color="auto"/>
+        </w:pBdr>
+      </w:pPr>
+    </w:p>
+    <w:p>
+      <w:r>
+        <w:t>-----------------------</w:t>
+      </w:r>
+    </w:p>
+    <w:p/>
+    <w:p>
+      <w:pPr>
         <w:rPr>
           <w:b/>
           <w:bCs/>
@@ -285,6 +992,7 @@
           <w:szCs w:val="32"/>
         </w:rPr>
       </w:pPr>
+      <w:proofErr w:type="spellStart"/>
       <w:r>
         <w:rPr>
           <w:b/>
@@ -292,33 +1000,248 @@
           <w:sz w:val="32"/>
           <w:szCs w:val="32"/>
         </w:rPr>
-        <w:t>Decreasing Universe Theory: The Tully-Fisher Relation</w:t>
-      </w:r>
+        <w:t>Decreasing</w:t>
+      </w:r>
+      <w:proofErr w:type="spellEnd"/>
+      <w:r>
+        <w:rPr>
+          <w:b/>
+          <w:bCs/>
+          <w:sz w:val="32"/>
+          <w:szCs w:val="32"/>
+        </w:rPr>
+        <w:t xml:space="preserve"> Universe </w:t>
+      </w:r>
+      <w:proofErr w:type="spellStart"/>
+      <w:r>
+        <w:rPr>
+          <w:b/>
+          <w:bCs/>
+          <w:sz w:val="32"/>
+          <w:szCs w:val="32"/>
+        </w:rPr>
+        <w:t>Theory</w:t>
+      </w:r>
+      <w:proofErr w:type="spellEnd"/>
+      <w:r>
+        <w:rPr>
+          <w:b/>
+          <w:bCs/>
+          <w:sz w:val="32"/>
+          <w:szCs w:val="32"/>
+        </w:rPr>
+        <w:t xml:space="preserve">: The </w:t>
+      </w:r>
+      <w:proofErr w:type="spellStart"/>
+      <w:r>
+        <w:rPr>
+          <w:b/>
+          <w:bCs/>
+          <w:sz w:val="32"/>
+          <w:szCs w:val="32"/>
+        </w:rPr>
+        <w:t>Tully</w:t>
+      </w:r>
+      <w:proofErr w:type="spellEnd"/>
+      <w:r>
+        <w:rPr>
+          <w:b/>
+          <w:bCs/>
+          <w:sz w:val="32"/>
+          <w:szCs w:val="32"/>
+        </w:rPr>
+        <w:t xml:space="preserve">-Fisher </w:t>
+      </w:r>
+      <w:proofErr w:type="spellStart"/>
+      <w:r>
+        <w:rPr>
+          <w:b/>
+          <w:bCs/>
+          <w:sz w:val="32"/>
+          <w:szCs w:val="32"/>
+        </w:rPr>
+        <w:t>Relation</w:t>
+      </w:r>
+      <w:proofErr w:type="spellEnd"/>
     </w:p>
     <w:p>
-      <w:r>
-        <w:t xml:space="preserve"> </w:t>
-      </w:r>
-      <w:r>
-        <w:t>“</w:t>
-      </w:r>
-      <w:r>
-        <w:t>Starting from the 'Decreasing Universe Theory' (DUT), particularly from the formula</w:t>
-      </w:r>
-      <w:r>
-        <w:t xml:space="preserve"> </w:t>
-      </w:r>
-      <w:r>
-        <w:t>that explains the dark matter illusion, we will derive the Tully-Fisher relation for spiral</w:t>
-      </w:r>
+      <w:pPr>
+        <w:pBdr>
+          <w:bottom w:val="single" w:sz="6" w:space="1" w:color="auto"/>
+        </w:pBdr>
+      </w:pPr>
+      <w:r>
+        <w:t xml:space="preserve"> “</w:t>
+      </w:r>
+      <w:proofErr w:type="spellStart"/>
+      <w:r>
+        <w:t>Starting</w:t>
+      </w:r>
+      <w:proofErr w:type="spellEnd"/>
+      <w:r>
+        <w:t xml:space="preserve"> </w:t>
+      </w:r>
+      <w:proofErr w:type="spellStart"/>
+      <w:r>
+        <w:t>from</w:t>
+      </w:r>
+      <w:proofErr w:type="spellEnd"/>
+      <w:r>
+        <w:t xml:space="preserve"> </w:t>
+      </w:r>
+      <w:proofErr w:type="spellStart"/>
+      <w:r>
+        <w:t>the</w:t>
+      </w:r>
+      <w:proofErr w:type="spellEnd"/>
+      <w:r>
+        <w:t xml:space="preserve"> '</w:t>
+      </w:r>
+      <w:proofErr w:type="spellStart"/>
+      <w:r>
+        <w:t>Decreasing</w:t>
+      </w:r>
+      <w:proofErr w:type="spellEnd"/>
+      <w:r>
+        <w:t xml:space="preserve"> Universe </w:t>
+      </w:r>
+      <w:proofErr w:type="spellStart"/>
+      <w:r>
+        <w:t>Theory</w:t>
+      </w:r>
+      <w:proofErr w:type="spellEnd"/>
+      <w:r>
+        <w:t xml:space="preserve">' (DUT), </w:t>
+      </w:r>
+      <w:proofErr w:type="spellStart"/>
+      <w:r>
+        <w:t>particularly</w:t>
+      </w:r>
+      <w:proofErr w:type="spellEnd"/>
+      <w:r>
+        <w:t xml:space="preserve"> </w:t>
+      </w:r>
+      <w:proofErr w:type="spellStart"/>
+      <w:r>
+        <w:t>from</w:t>
+      </w:r>
+      <w:proofErr w:type="spellEnd"/>
+      <w:r>
+        <w:t xml:space="preserve"> </w:t>
+      </w:r>
+      <w:proofErr w:type="spellStart"/>
+      <w:r>
+        <w:t>the</w:t>
+      </w:r>
+      <w:proofErr w:type="spellEnd"/>
+      <w:r>
+        <w:t xml:space="preserve"> formula </w:t>
+      </w:r>
+      <w:proofErr w:type="spellStart"/>
+      <w:r>
+        <w:t>that</w:t>
+      </w:r>
+      <w:proofErr w:type="spellEnd"/>
+      <w:r>
+        <w:t xml:space="preserve"> </w:t>
+      </w:r>
+      <w:proofErr w:type="spellStart"/>
+      <w:r>
+        <w:t>explains</w:t>
+      </w:r>
+      <w:proofErr w:type="spellEnd"/>
+      <w:r>
+        <w:t xml:space="preserve"> </w:t>
+      </w:r>
+      <w:proofErr w:type="spellStart"/>
+      <w:r>
+        <w:t>the</w:t>
+      </w:r>
+      <w:proofErr w:type="spellEnd"/>
+      <w:r>
+        <w:t xml:space="preserve"> </w:t>
+      </w:r>
+      <w:proofErr w:type="spellStart"/>
+      <w:r>
+        <w:t>dark</w:t>
+      </w:r>
+      <w:proofErr w:type="spellEnd"/>
+      <w:r>
+        <w:t xml:space="preserve"> </w:t>
+      </w:r>
+      <w:proofErr w:type="spellStart"/>
+      <w:r>
+        <w:t>matter</w:t>
+      </w:r>
+      <w:proofErr w:type="spellEnd"/>
+      <w:r>
+        <w:t xml:space="preserve"> </w:t>
+      </w:r>
+      <w:proofErr w:type="spellStart"/>
+      <w:r>
+        <w:t>illusion</w:t>
+      </w:r>
+      <w:proofErr w:type="spellEnd"/>
+      <w:r>
+        <w:t xml:space="preserve">, </w:t>
+      </w:r>
+      <w:proofErr w:type="spellStart"/>
+      <w:r>
+        <w:t>we</w:t>
+      </w:r>
+      <w:proofErr w:type="spellEnd"/>
+      <w:r>
+        <w:t xml:space="preserve"> </w:t>
+      </w:r>
+      <w:proofErr w:type="spellStart"/>
+      <w:r>
+        <w:t>will</w:t>
+      </w:r>
+      <w:proofErr w:type="spellEnd"/>
+      <w:r>
+        <w:t xml:space="preserve"> derive </w:t>
+      </w:r>
+      <w:proofErr w:type="spellStart"/>
+      <w:r>
+        <w:t>the</w:t>
+      </w:r>
+      <w:proofErr w:type="spellEnd"/>
+      <w:r>
+        <w:t xml:space="preserve"> </w:t>
+      </w:r>
+      <w:proofErr w:type="spellStart"/>
+      <w:r>
+        <w:t>Tully</w:t>
+      </w:r>
+      <w:proofErr w:type="spellEnd"/>
+      <w:r>
+        <w:t xml:space="preserve">-Fisher </w:t>
+      </w:r>
+      <w:proofErr w:type="spellStart"/>
+      <w:r>
+        <w:t>relation</w:t>
+      </w:r>
+      <w:proofErr w:type="spellEnd"/>
+      <w:r>
+        <w:t xml:space="preserve"> for </w:t>
+      </w:r>
+      <w:proofErr w:type="spellStart"/>
+      <w:proofErr w:type="gramStart"/>
+      <w:r>
+        <w:t>spiral</w:t>
+      </w:r>
+      <w:proofErr w:type="spellEnd"/>
       <w:r>
         <w:t xml:space="preserve">  </w:t>
       </w:r>
-      <w:r>
-        <w:t>galaxies.</w:t>
-      </w:r>
-      <w:r>
-        <w:t>”</w:t>
+      <w:proofErr w:type="spellStart"/>
+      <w:r>
+        <w:t>galaxies</w:t>
+      </w:r>
+      <w:proofErr w:type="spellEnd"/>
+      <w:proofErr w:type="gramEnd"/>
+      <w:r>
+        <w:t>.”</w:t>
       </w:r>
       <w:r>
         <w:br/>
@@ -336,9 +1259,206 @@
       </w:hyperlink>
     </w:p>
     <w:p>
-      <w:r>
-        <w:t>-----------------------</w:t>
-      </w:r>
+      <w:pPr>
+        <w:rPr>
+          <w:b/>
+          <w:bCs/>
+          <w:sz w:val="28"/>
+          <w:szCs w:val="28"/>
+        </w:rPr>
+      </w:pPr>
+      <w:proofErr w:type="spellStart"/>
+      <w:r>
+        <w:rPr>
+          <w:b/>
+          <w:bCs/>
+          <w:sz w:val="28"/>
+          <w:szCs w:val="28"/>
+        </w:rPr>
+        <w:lastRenderedPageBreak/>
+        <w:t>Analysis</w:t>
+      </w:r>
+      <w:proofErr w:type="spellEnd"/>
+      <w:r>
+        <w:rPr>
+          <w:b/>
+          <w:bCs/>
+          <w:sz w:val="28"/>
+          <w:szCs w:val="28"/>
+        </w:rPr>
+        <w:t xml:space="preserve"> </w:t>
+      </w:r>
+      <w:proofErr w:type="spellStart"/>
+      <w:r>
+        <w:rPr>
+          <w:b/>
+          <w:bCs/>
+          <w:sz w:val="28"/>
+          <w:szCs w:val="28"/>
+        </w:rPr>
+        <w:t>of</w:t>
+      </w:r>
+      <w:proofErr w:type="spellEnd"/>
+      <w:r>
+        <w:rPr>
+          <w:b/>
+          <w:bCs/>
+          <w:sz w:val="28"/>
+          <w:szCs w:val="28"/>
+        </w:rPr>
+        <w:t xml:space="preserve"> Mass-</w:t>
+      </w:r>
+      <w:proofErr w:type="spellStart"/>
+      <w:r>
+        <w:rPr>
+          <w:b/>
+          <w:bCs/>
+          <w:sz w:val="28"/>
+          <w:szCs w:val="28"/>
+        </w:rPr>
+        <w:t>Redshift</w:t>
+      </w:r>
+      <w:proofErr w:type="spellEnd"/>
+      <w:r>
+        <w:rPr>
+          <w:b/>
+          <w:bCs/>
+          <w:sz w:val="28"/>
+          <w:szCs w:val="28"/>
+        </w:rPr>
+        <w:t xml:space="preserve"> </w:t>
+      </w:r>
+      <w:proofErr w:type="spellStart"/>
+      <w:r>
+        <w:rPr>
+          <w:b/>
+          <w:bCs/>
+          <w:sz w:val="28"/>
+          <w:szCs w:val="28"/>
+        </w:rPr>
+        <w:t>Correlation</w:t>
+      </w:r>
+      <w:proofErr w:type="spellEnd"/>
+      <w:r>
+        <w:rPr>
+          <w:b/>
+          <w:bCs/>
+          <w:sz w:val="28"/>
+          <w:szCs w:val="28"/>
+        </w:rPr>
+        <w:t xml:space="preserve"> in </w:t>
+      </w:r>
+      <w:proofErr w:type="spellStart"/>
+      <w:r>
+        <w:rPr>
+          <w:b/>
+          <w:bCs/>
+          <w:sz w:val="28"/>
+          <w:szCs w:val="28"/>
+        </w:rPr>
+        <w:t>Velocity-Matched</w:t>
+      </w:r>
+      <w:proofErr w:type="spellEnd"/>
+      <w:r>
+        <w:rPr>
+          <w:b/>
+          <w:bCs/>
+          <w:sz w:val="28"/>
+          <w:szCs w:val="28"/>
+        </w:rPr>
+        <w:t xml:space="preserve"> </w:t>
+      </w:r>
+      <w:proofErr w:type="spellStart"/>
+      <w:r>
+        <w:rPr>
+          <w:b/>
+          <w:bCs/>
+          <w:sz w:val="28"/>
+          <w:szCs w:val="28"/>
+        </w:rPr>
+        <w:t>Subgroups</w:t>
+      </w:r>
+      <w:proofErr w:type="spellEnd"/>
+      <w:r>
+        <w:rPr>
+          <w:b/>
+          <w:bCs/>
+          <w:sz w:val="28"/>
+          <w:szCs w:val="28"/>
+        </w:rPr>
+        <w:t xml:space="preserve">: A </w:t>
+      </w:r>
+      <w:proofErr w:type="spellStart"/>
+      <w:r>
+        <w:rPr>
+          <w:b/>
+          <w:bCs/>
+          <w:sz w:val="28"/>
+          <w:szCs w:val="28"/>
+        </w:rPr>
+        <w:t>Rigorous</w:t>
+      </w:r>
+      <w:proofErr w:type="spellEnd"/>
+      <w:r>
+        <w:rPr>
+          <w:b/>
+          <w:bCs/>
+          <w:sz w:val="28"/>
+          <w:szCs w:val="28"/>
+        </w:rPr>
+        <w:t xml:space="preserve"> Test for </w:t>
+      </w:r>
+      <w:proofErr w:type="spellStart"/>
+      <w:r>
+        <w:rPr>
+          <w:b/>
+          <w:bCs/>
+          <w:sz w:val="28"/>
+          <w:szCs w:val="28"/>
+        </w:rPr>
+        <w:t>the</w:t>
+      </w:r>
+      <w:proofErr w:type="spellEnd"/>
+      <w:r>
+        <w:rPr>
+          <w:b/>
+          <w:bCs/>
+          <w:sz w:val="28"/>
+          <w:szCs w:val="28"/>
+        </w:rPr>
+        <w:t xml:space="preserve"> </w:t>
+      </w:r>
+      <w:proofErr w:type="spellStart"/>
+      <w:r>
+        <w:rPr>
+          <w:b/>
+          <w:bCs/>
+          <w:sz w:val="28"/>
+          <w:szCs w:val="28"/>
+        </w:rPr>
+        <w:t>Decreasing</w:t>
+      </w:r>
+      <w:proofErr w:type="spellEnd"/>
+      <w:r>
+        <w:rPr>
+          <w:b/>
+          <w:bCs/>
+          <w:sz w:val="28"/>
+          <w:szCs w:val="28"/>
+        </w:rPr>
+        <w:t xml:space="preserve"> Universe </w:t>
+      </w:r>
+      <w:proofErr w:type="spellStart"/>
+      <w:r>
+        <w:rPr>
+          <w:b/>
+          <w:bCs/>
+          <w:sz w:val="28"/>
+          <w:szCs w:val="28"/>
+        </w:rPr>
+        <w:t>Theory</w:t>
+      </w:r>
+      <w:proofErr w:type="spellEnd"/>
     </w:p>
     <w:p>
       <w:pPr>
@@ -347,53 +1467,1433 @@
           <w:szCs w:val="28"/>
         </w:rPr>
       </w:pPr>
-      <w:r>
-        <w:rPr>
-          <w:b/>
-          <w:bCs/>
-          <w:sz w:val="28"/>
-          <w:szCs w:val="28"/>
-        </w:rPr>
-        <w:t>The Age of Galaxies as a Determining Factor for Redshift:</w:t>
-      </w:r>
-      <w:r>
-        <w:rPr>
-          <w:b/>
-          <w:bCs/>
-          <w:sz w:val="28"/>
-          <w:szCs w:val="28"/>
-        </w:rPr>
-        <w:t xml:space="preserve"> </w:t>
-      </w:r>
-      <w:r>
-        <w:rPr>
-          <w:b/>
-          <w:bCs/>
-          <w:sz w:val="28"/>
-          <w:szCs w:val="28"/>
-        </w:rPr>
-        <w:t>An Analysis from the Perspective of the Decreasing Universe Theory</w:t>
-      </w:r>
     </w:p>
     <w:p>
-      <w:r>
-        <w:t xml:space="preserve">"The Decreasing Universe (D.U.) theory proposes that the gravitational field induces a continuous contraction of space, offering an alternative explanation for cosmological redshift. </w:t>
-      </w:r>
-    </w:p>
-    <w:p>
-      <w:r>
-        <w:lastRenderedPageBreak/>
-        <w:t xml:space="preserve">A crucial and logical deduction from this theory is that a galaxy's time of exposure to the gravitational field, i.e., its age, should directly influence the observed redshift. </w:t>
-      </w:r>
-    </w:p>
-    <w:p>
-      <w:r>
-        <w:t>Older galaxies,having accumulated more time under spatial contraction, should exhibit a smaller redshift.</w:t>
-      </w:r>
-    </w:p>
-    <w:p>
-      <w:r>
-        <w:t>This article examines this prediction, using the observed redshift difference between old (elliptical) and young (spiral) galaxies in clusters as a primary observational test for the D.U. theory."</w:t>
+      <w:pPr>
+        <w:rPr>
+          <w:sz w:val="28"/>
+          <w:szCs w:val="28"/>
+        </w:rPr>
+      </w:pPr>
+      <w:r>
+        <w:rPr>
+          <w:sz w:val="28"/>
+          <w:szCs w:val="28"/>
+        </w:rPr>
+        <w:t>"</w:t>
+      </w:r>
+      <w:r>
+        <w:rPr>
+          <w:sz w:val="22"/>
+          <w:szCs w:val="22"/>
+        </w:rPr>
+        <w:t xml:space="preserve">The </w:t>
+      </w:r>
+      <w:proofErr w:type="spellStart"/>
+      <w:r>
+        <w:rPr>
+          <w:sz w:val="22"/>
+          <w:szCs w:val="22"/>
+        </w:rPr>
+        <w:t>Decreasing</w:t>
+      </w:r>
+      <w:proofErr w:type="spellEnd"/>
+      <w:r>
+        <w:rPr>
+          <w:sz w:val="22"/>
+          <w:szCs w:val="22"/>
+        </w:rPr>
+        <w:t xml:space="preserve"> Universe (D.U.) </w:t>
+      </w:r>
+      <w:proofErr w:type="spellStart"/>
+      <w:r>
+        <w:rPr>
+          <w:sz w:val="22"/>
+          <w:szCs w:val="22"/>
+        </w:rPr>
+        <w:t>theory</w:t>
+      </w:r>
+      <w:proofErr w:type="spellEnd"/>
+      <w:r>
+        <w:rPr>
+          <w:sz w:val="22"/>
+          <w:szCs w:val="22"/>
+        </w:rPr>
+        <w:t xml:space="preserve"> </w:t>
+      </w:r>
+      <w:proofErr w:type="spellStart"/>
+      <w:r>
+        <w:rPr>
+          <w:sz w:val="22"/>
+          <w:szCs w:val="22"/>
+        </w:rPr>
+        <w:t>proposes</w:t>
+      </w:r>
+      <w:proofErr w:type="spellEnd"/>
+      <w:r>
+        <w:rPr>
+          <w:sz w:val="22"/>
+          <w:szCs w:val="22"/>
+        </w:rPr>
+        <w:t xml:space="preserve"> </w:t>
+      </w:r>
+      <w:proofErr w:type="spellStart"/>
+      <w:r>
+        <w:rPr>
+          <w:sz w:val="22"/>
+          <w:szCs w:val="22"/>
+        </w:rPr>
+        <w:t>that</w:t>
+      </w:r>
+      <w:proofErr w:type="spellEnd"/>
+      <w:r>
+        <w:rPr>
+          <w:sz w:val="22"/>
+          <w:szCs w:val="22"/>
+        </w:rPr>
+        <w:t xml:space="preserve"> </w:t>
+      </w:r>
+      <w:proofErr w:type="spellStart"/>
+      <w:r>
+        <w:rPr>
+          <w:sz w:val="22"/>
+          <w:szCs w:val="22"/>
+        </w:rPr>
+        <w:t>the</w:t>
+      </w:r>
+      <w:proofErr w:type="spellEnd"/>
+      <w:r>
+        <w:rPr>
+          <w:sz w:val="22"/>
+          <w:szCs w:val="22"/>
+        </w:rPr>
+        <w:t xml:space="preserve"> </w:t>
+      </w:r>
+      <w:proofErr w:type="spellStart"/>
+      <w:r>
+        <w:rPr>
+          <w:sz w:val="22"/>
+          <w:szCs w:val="22"/>
+        </w:rPr>
+        <w:t>gravitational</w:t>
+      </w:r>
+      <w:proofErr w:type="spellEnd"/>
+      <w:r>
+        <w:rPr>
+          <w:sz w:val="22"/>
+          <w:szCs w:val="22"/>
+        </w:rPr>
+        <w:t xml:space="preserve"> </w:t>
+      </w:r>
+      <w:proofErr w:type="spellStart"/>
+      <w:r>
+        <w:rPr>
+          <w:sz w:val="22"/>
+          <w:szCs w:val="22"/>
+        </w:rPr>
+        <w:t>field</w:t>
+      </w:r>
+      <w:proofErr w:type="spellEnd"/>
+      <w:r>
+        <w:rPr>
+          <w:sz w:val="22"/>
+          <w:szCs w:val="22"/>
+        </w:rPr>
+        <w:t xml:space="preserve"> </w:t>
+      </w:r>
+      <w:proofErr w:type="spellStart"/>
+      <w:r>
+        <w:rPr>
+          <w:sz w:val="22"/>
+          <w:szCs w:val="22"/>
+        </w:rPr>
+        <w:t>induces</w:t>
+      </w:r>
+      <w:proofErr w:type="spellEnd"/>
+      <w:r>
+        <w:rPr>
+          <w:sz w:val="22"/>
+          <w:szCs w:val="22"/>
+        </w:rPr>
+        <w:t xml:space="preserve"> a </w:t>
+      </w:r>
+      <w:proofErr w:type="spellStart"/>
+      <w:r>
+        <w:rPr>
+          <w:sz w:val="22"/>
+          <w:szCs w:val="22"/>
+        </w:rPr>
+        <w:t>continuous</w:t>
+      </w:r>
+      <w:proofErr w:type="spellEnd"/>
+      <w:r>
+        <w:rPr>
+          <w:sz w:val="22"/>
+          <w:szCs w:val="22"/>
+        </w:rPr>
+        <w:t xml:space="preserve"> </w:t>
+      </w:r>
+      <w:proofErr w:type="spellStart"/>
+      <w:r>
+        <w:rPr>
+          <w:sz w:val="22"/>
+          <w:szCs w:val="22"/>
+        </w:rPr>
+        <w:t>spatial</w:t>
+      </w:r>
+      <w:proofErr w:type="spellEnd"/>
+      <w:r>
+        <w:rPr>
+          <w:sz w:val="22"/>
+          <w:szCs w:val="22"/>
+        </w:rPr>
+        <w:t xml:space="preserve"> </w:t>
+      </w:r>
+      <w:proofErr w:type="spellStart"/>
+      <w:r>
+        <w:rPr>
+          <w:sz w:val="22"/>
+          <w:szCs w:val="22"/>
+        </w:rPr>
+        <w:t>contraction</w:t>
+      </w:r>
+      <w:proofErr w:type="spellEnd"/>
+      <w:r>
+        <w:rPr>
+          <w:sz w:val="22"/>
+          <w:szCs w:val="22"/>
+        </w:rPr>
+        <w:t xml:space="preserve">, </w:t>
+      </w:r>
+      <w:proofErr w:type="spellStart"/>
+      <w:r>
+        <w:rPr>
+          <w:sz w:val="22"/>
+          <w:szCs w:val="22"/>
+        </w:rPr>
+        <w:t>predicting</w:t>
+      </w:r>
+      <w:proofErr w:type="spellEnd"/>
+      <w:r>
+        <w:rPr>
+          <w:sz w:val="22"/>
+          <w:szCs w:val="22"/>
+        </w:rPr>
+        <w:t xml:space="preserve"> </w:t>
+      </w:r>
+      <w:proofErr w:type="spellStart"/>
+      <w:r>
+        <w:rPr>
+          <w:sz w:val="22"/>
+          <w:szCs w:val="22"/>
+        </w:rPr>
+        <w:t>that</w:t>
+      </w:r>
+      <w:proofErr w:type="spellEnd"/>
+      <w:r>
+        <w:rPr>
+          <w:sz w:val="22"/>
+          <w:szCs w:val="22"/>
+        </w:rPr>
+        <w:t xml:space="preserve"> </w:t>
+      </w:r>
+      <w:r>
+        <w:rPr>
+          <w:sz w:val="22"/>
+          <w:szCs w:val="22"/>
+        </w:rPr>
+        <w:t xml:space="preserve">more </w:t>
+      </w:r>
+      <w:proofErr w:type="spellStart"/>
+      <w:r>
+        <w:rPr>
+          <w:sz w:val="22"/>
+          <w:szCs w:val="22"/>
+        </w:rPr>
+        <w:t>massive</w:t>
+      </w:r>
+      <w:proofErr w:type="spellEnd"/>
+      <w:r>
+        <w:rPr>
+          <w:sz w:val="22"/>
+          <w:szCs w:val="22"/>
+        </w:rPr>
+        <w:t xml:space="preserve"> </w:t>
+      </w:r>
+      <w:proofErr w:type="spellStart"/>
+      <w:r>
+        <w:rPr>
+          <w:sz w:val="22"/>
+          <w:szCs w:val="22"/>
+        </w:rPr>
+        <w:t>galaxies</w:t>
+      </w:r>
+      <w:proofErr w:type="spellEnd"/>
+      <w:r>
+        <w:rPr>
+          <w:sz w:val="22"/>
+          <w:szCs w:val="22"/>
+        </w:rPr>
+        <w:t xml:space="preserve"> </w:t>
+      </w:r>
+      <w:proofErr w:type="spellStart"/>
+      <w:r>
+        <w:rPr>
+          <w:sz w:val="22"/>
+          <w:szCs w:val="22"/>
+        </w:rPr>
+        <w:t>should</w:t>
+      </w:r>
+      <w:proofErr w:type="spellEnd"/>
+      <w:r>
+        <w:rPr>
+          <w:sz w:val="22"/>
+          <w:szCs w:val="22"/>
+        </w:rPr>
+        <w:t xml:space="preserve"> </w:t>
+      </w:r>
+      <w:proofErr w:type="spellStart"/>
+      <w:r>
+        <w:rPr>
+          <w:sz w:val="22"/>
+          <w:szCs w:val="22"/>
+        </w:rPr>
+        <w:t>exhibit</w:t>
+      </w:r>
+      <w:proofErr w:type="spellEnd"/>
+      <w:r>
+        <w:rPr>
+          <w:sz w:val="22"/>
+          <w:szCs w:val="22"/>
+        </w:rPr>
+        <w:t xml:space="preserve"> a </w:t>
+      </w:r>
+      <w:proofErr w:type="spellStart"/>
+      <w:r>
+        <w:rPr>
+          <w:sz w:val="22"/>
+          <w:szCs w:val="22"/>
+        </w:rPr>
+        <w:t>smaller</w:t>
+      </w:r>
+      <w:proofErr w:type="spellEnd"/>
+      <w:r>
+        <w:rPr>
+          <w:sz w:val="22"/>
+          <w:szCs w:val="22"/>
+        </w:rPr>
+        <w:t xml:space="preserve"> </w:t>
+      </w:r>
+      <w:proofErr w:type="spellStart"/>
+      <w:r>
+        <w:rPr>
+          <w:sz w:val="22"/>
+          <w:szCs w:val="22"/>
+        </w:rPr>
+        <w:t>redshift</w:t>
+      </w:r>
+      <w:proofErr w:type="spellEnd"/>
+      <w:r>
+        <w:rPr>
+          <w:sz w:val="22"/>
+          <w:szCs w:val="22"/>
+        </w:rPr>
+        <w:t xml:space="preserve"> </w:t>
+      </w:r>
+      <w:proofErr w:type="spellStart"/>
+      <w:r>
+        <w:rPr>
+          <w:sz w:val="22"/>
+          <w:szCs w:val="22"/>
+        </w:rPr>
+        <w:t>at</w:t>
+      </w:r>
+      <w:proofErr w:type="spellEnd"/>
+      <w:r>
+        <w:rPr>
+          <w:sz w:val="22"/>
+          <w:szCs w:val="22"/>
+        </w:rPr>
+        <w:t xml:space="preserve"> </w:t>
+      </w:r>
+      <w:proofErr w:type="spellStart"/>
+      <w:r>
+        <w:rPr>
+          <w:sz w:val="22"/>
+          <w:szCs w:val="22"/>
+        </w:rPr>
+        <w:t>the</w:t>
+      </w:r>
+      <w:proofErr w:type="spellEnd"/>
+      <w:r>
+        <w:rPr>
+          <w:sz w:val="22"/>
+          <w:szCs w:val="22"/>
+        </w:rPr>
+        <w:t xml:space="preserve"> </w:t>
+      </w:r>
+      <w:proofErr w:type="spellStart"/>
+      <w:r>
+        <w:rPr>
+          <w:sz w:val="22"/>
+          <w:szCs w:val="22"/>
+        </w:rPr>
+        <w:t>same</w:t>
+      </w:r>
+      <w:proofErr w:type="spellEnd"/>
+      <w:r>
+        <w:rPr>
+          <w:sz w:val="22"/>
+          <w:szCs w:val="22"/>
+        </w:rPr>
+        <w:t xml:space="preserve"> </w:t>
+      </w:r>
+      <w:proofErr w:type="spellStart"/>
+      <w:r>
+        <w:rPr>
+          <w:sz w:val="22"/>
+          <w:szCs w:val="22"/>
+        </w:rPr>
+        <w:t>distance</w:t>
+      </w:r>
+      <w:proofErr w:type="spellEnd"/>
+      <w:r>
+        <w:rPr>
+          <w:sz w:val="22"/>
+          <w:szCs w:val="22"/>
+        </w:rPr>
+        <w:t xml:space="preserve"> [1]. The </w:t>
+      </w:r>
+      <w:proofErr w:type="spellStart"/>
+      <w:r>
+        <w:rPr>
+          <w:sz w:val="22"/>
+          <w:szCs w:val="22"/>
+        </w:rPr>
+        <w:t>main</w:t>
+      </w:r>
+      <w:proofErr w:type="spellEnd"/>
+      <w:r>
+        <w:rPr>
+          <w:sz w:val="22"/>
+          <w:szCs w:val="22"/>
+        </w:rPr>
+        <w:t xml:space="preserve"> </w:t>
+      </w:r>
+      <w:proofErr w:type="spellStart"/>
+      <w:r>
+        <w:rPr>
+          <w:sz w:val="22"/>
+          <w:szCs w:val="22"/>
+        </w:rPr>
+        <w:t>obstacle</w:t>
+      </w:r>
+      <w:proofErr w:type="spellEnd"/>
+      <w:r>
+        <w:rPr>
+          <w:sz w:val="22"/>
+          <w:szCs w:val="22"/>
+        </w:rPr>
+        <w:t xml:space="preserve"> </w:t>
+      </w:r>
+      <w:proofErr w:type="spellStart"/>
+      <w:r>
+        <w:rPr>
+          <w:sz w:val="22"/>
+          <w:szCs w:val="22"/>
+        </w:rPr>
+        <w:t>to</w:t>
+      </w:r>
+      <w:proofErr w:type="spellEnd"/>
+      <w:r>
+        <w:rPr>
+          <w:sz w:val="22"/>
+          <w:szCs w:val="22"/>
+        </w:rPr>
+        <w:t xml:space="preserve"> </w:t>
+      </w:r>
+      <w:proofErr w:type="spellStart"/>
+      <w:r>
+        <w:rPr>
+          <w:sz w:val="22"/>
+          <w:szCs w:val="22"/>
+        </w:rPr>
+        <w:t>testing</w:t>
+      </w:r>
+      <w:proofErr w:type="spellEnd"/>
+      <w:r>
+        <w:rPr>
+          <w:sz w:val="22"/>
+          <w:szCs w:val="22"/>
+        </w:rPr>
+        <w:t xml:space="preserve"> </w:t>
+      </w:r>
+      <w:proofErr w:type="spellStart"/>
+      <w:r>
+        <w:rPr>
+          <w:sz w:val="22"/>
+          <w:szCs w:val="22"/>
+        </w:rPr>
+        <w:t>this</w:t>
+      </w:r>
+      <w:proofErr w:type="spellEnd"/>
+      <w:r>
+        <w:rPr>
+          <w:sz w:val="22"/>
+          <w:szCs w:val="22"/>
+        </w:rPr>
+        <w:t xml:space="preserve"> </w:t>
+      </w:r>
+      <w:proofErr w:type="spellStart"/>
+      <w:r>
+        <w:rPr>
+          <w:sz w:val="22"/>
+          <w:szCs w:val="22"/>
+        </w:rPr>
+        <w:t>prediction</w:t>
+      </w:r>
+      <w:proofErr w:type="spellEnd"/>
+      <w:r>
+        <w:rPr>
+          <w:sz w:val="22"/>
+          <w:szCs w:val="22"/>
+        </w:rPr>
+        <w:t xml:space="preserve"> </w:t>
+      </w:r>
+      <w:proofErr w:type="spellStart"/>
+      <w:r>
+        <w:rPr>
+          <w:sz w:val="22"/>
+          <w:szCs w:val="22"/>
+        </w:rPr>
+        <w:t>is</w:t>
+      </w:r>
+      <w:proofErr w:type="spellEnd"/>
+      <w:r>
+        <w:rPr>
+          <w:sz w:val="22"/>
+          <w:szCs w:val="22"/>
+        </w:rPr>
+        <w:t xml:space="preserve"> </w:t>
+      </w:r>
+      <w:proofErr w:type="spellStart"/>
+      <w:r>
+        <w:rPr>
+          <w:sz w:val="22"/>
+          <w:szCs w:val="22"/>
+        </w:rPr>
+        <w:t>the</w:t>
+      </w:r>
+      <w:proofErr w:type="spellEnd"/>
+      <w:r>
+        <w:rPr>
+          <w:sz w:val="22"/>
+          <w:szCs w:val="22"/>
+        </w:rPr>
+        <w:t xml:space="preserve"> </w:t>
+      </w:r>
+      <w:proofErr w:type="spellStart"/>
+      <w:r>
+        <w:rPr>
+          <w:sz w:val="22"/>
+          <w:szCs w:val="22"/>
+        </w:rPr>
+        <w:t>noise</w:t>
+      </w:r>
+      <w:proofErr w:type="spellEnd"/>
+      <w:r>
+        <w:rPr>
+          <w:sz w:val="22"/>
+          <w:szCs w:val="22"/>
+        </w:rPr>
+        <w:t xml:space="preserve"> </w:t>
+      </w:r>
+      <w:proofErr w:type="spellStart"/>
+      <w:r>
+        <w:rPr>
+          <w:sz w:val="22"/>
+          <w:szCs w:val="22"/>
+        </w:rPr>
+        <w:t>introduced</w:t>
+      </w:r>
+      <w:proofErr w:type="spellEnd"/>
+      <w:r>
+        <w:rPr>
+          <w:sz w:val="22"/>
+          <w:szCs w:val="22"/>
+        </w:rPr>
+        <w:t xml:space="preserve"> </w:t>
+      </w:r>
+      <w:proofErr w:type="spellStart"/>
+      <w:r>
+        <w:rPr>
+          <w:sz w:val="22"/>
+          <w:szCs w:val="22"/>
+        </w:rPr>
+        <w:t>by</w:t>
+      </w:r>
+      <w:proofErr w:type="spellEnd"/>
+      <w:r>
+        <w:rPr>
+          <w:sz w:val="22"/>
+          <w:szCs w:val="22"/>
+        </w:rPr>
+        <w:t xml:space="preserve"> </w:t>
+      </w:r>
+      <w:proofErr w:type="spellStart"/>
+      <w:r>
+        <w:rPr>
+          <w:sz w:val="22"/>
+          <w:szCs w:val="22"/>
+        </w:rPr>
+        <w:t>the</w:t>
+      </w:r>
+      <w:proofErr w:type="spellEnd"/>
+      <w:r>
+        <w:rPr>
+          <w:sz w:val="22"/>
+          <w:szCs w:val="22"/>
+        </w:rPr>
+        <w:t xml:space="preserve"> </w:t>
+      </w:r>
+      <w:proofErr w:type="spellStart"/>
+      <w:r>
+        <w:rPr>
+          <w:sz w:val="22"/>
+          <w:szCs w:val="22"/>
+        </w:rPr>
+        <w:t>galaxies</w:t>
+      </w:r>
+      <w:proofErr w:type="spellEnd"/>
+      <w:r>
+        <w:rPr>
+          <w:sz w:val="22"/>
+          <w:szCs w:val="22"/>
+        </w:rPr>
+        <w:t xml:space="preserve">' peculiar </w:t>
+      </w:r>
+      <w:proofErr w:type="spellStart"/>
+      <w:r>
+        <w:rPr>
+          <w:sz w:val="22"/>
+          <w:szCs w:val="22"/>
+        </w:rPr>
+        <w:t>velocities</w:t>
+      </w:r>
+      <w:proofErr w:type="spellEnd"/>
+      <w:r>
+        <w:rPr>
+          <w:sz w:val="22"/>
+          <w:szCs w:val="22"/>
+        </w:rPr>
+        <w:t xml:space="preserve">. </w:t>
+      </w:r>
+      <w:proofErr w:type="spellStart"/>
+      <w:r>
+        <w:rPr>
+          <w:sz w:val="22"/>
+          <w:szCs w:val="22"/>
+        </w:rPr>
+        <w:t>This</w:t>
+      </w:r>
+      <w:proofErr w:type="spellEnd"/>
+      <w:r>
+        <w:rPr>
+          <w:sz w:val="22"/>
+          <w:szCs w:val="22"/>
+        </w:rPr>
+        <w:t xml:space="preserve"> </w:t>
+      </w:r>
+      <w:proofErr w:type="spellStart"/>
+      <w:r>
+        <w:rPr>
+          <w:sz w:val="22"/>
+          <w:szCs w:val="22"/>
+        </w:rPr>
+        <w:t>study</w:t>
+      </w:r>
+      <w:proofErr w:type="spellEnd"/>
+      <w:r>
+        <w:rPr>
+          <w:sz w:val="22"/>
+          <w:szCs w:val="22"/>
+        </w:rPr>
+        <w:t xml:space="preserve"> </w:t>
+      </w:r>
+      <w:proofErr w:type="spellStart"/>
+      <w:r>
+        <w:rPr>
+          <w:sz w:val="22"/>
+          <w:szCs w:val="22"/>
+        </w:rPr>
+        <w:t>applies</w:t>
+      </w:r>
+      <w:proofErr w:type="spellEnd"/>
+      <w:r>
+        <w:rPr>
+          <w:sz w:val="22"/>
+          <w:szCs w:val="22"/>
+        </w:rPr>
+        <w:t xml:space="preserve"> a </w:t>
+      </w:r>
+      <w:proofErr w:type="spellStart"/>
+      <w:r>
+        <w:rPr>
+          <w:sz w:val="22"/>
+          <w:szCs w:val="22"/>
+        </w:rPr>
+        <w:t>rigorous</w:t>
+      </w:r>
+      <w:proofErr w:type="spellEnd"/>
+      <w:r>
+        <w:rPr>
+          <w:sz w:val="22"/>
+          <w:szCs w:val="22"/>
+        </w:rPr>
+        <w:t xml:space="preserve"> </w:t>
+      </w:r>
+      <w:proofErr w:type="spellStart"/>
+      <w:r>
+        <w:rPr>
+          <w:sz w:val="22"/>
+          <w:szCs w:val="22"/>
+        </w:rPr>
+        <w:t>methodology</w:t>
+      </w:r>
+      <w:proofErr w:type="spellEnd"/>
+      <w:r>
+        <w:rPr>
+          <w:sz w:val="22"/>
+          <w:szCs w:val="22"/>
+        </w:rPr>
+        <w:t xml:space="preserve"> </w:t>
+      </w:r>
+      <w:proofErr w:type="spellStart"/>
+      <w:r>
+        <w:rPr>
+          <w:sz w:val="22"/>
+          <w:szCs w:val="22"/>
+        </w:rPr>
+        <w:t>to</w:t>
+      </w:r>
+      <w:proofErr w:type="spellEnd"/>
+      <w:r>
+        <w:rPr>
+          <w:sz w:val="22"/>
+          <w:szCs w:val="22"/>
+        </w:rPr>
+        <w:t xml:space="preserve"> </w:t>
+      </w:r>
+      <w:proofErr w:type="spellStart"/>
+      <w:r>
+        <w:rPr>
+          <w:sz w:val="22"/>
+          <w:szCs w:val="22"/>
+        </w:rPr>
+        <w:t>isolate</w:t>
+      </w:r>
+      <w:proofErr w:type="spellEnd"/>
+      <w:r>
+        <w:rPr>
+          <w:sz w:val="22"/>
+          <w:szCs w:val="22"/>
+        </w:rPr>
+        <w:t xml:space="preserve"> </w:t>
+      </w:r>
+      <w:proofErr w:type="spellStart"/>
+      <w:r>
+        <w:rPr>
+          <w:sz w:val="22"/>
+          <w:szCs w:val="22"/>
+        </w:rPr>
+        <w:t>the</w:t>
+      </w:r>
+      <w:proofErr w:type="spellEnd"/>
+      <w:r>
+        <w:rPr>
+          <w:sz w:val="22"/>
+          <w:szCs w:val="22"/>
+        </w:rPr>
+        <w:t xml:space="preserve"> </w:t>
+      </w:r>
+      <w:proofErr w:type="spellStart"/>
+      <w:r>
+        <w:rPr>
+          <w:sz w:val="22"/>
+          <w:szCs w:val="22"/>
+        </w:rPr>
+        <w:t>effect</w:t>
+      </w:r>
+      <w:proofErr w:type="spellEnd"/>
+      <w:r>
+        <w:rPr>
+          <w:sz w:val="22"/>
+          <w:szCs w:val="22"/>
+        </w:rPr>
+        <w:t xml:space="preserve"> </w:t>
+      </w:r>
+      <w:proofErr w:type="spellStart"/>
+      <w:r>
+        <w:rPr>
+          <w:sz w:val="22"/>
+          <w:szCs w:val="22"/>
+        </w:rPr>
+        <w:t>of</w:t>
+      </w:r>
+      <w:proofErr w:type="spellEnd"/>
+      <w:r>
+        <w:rPr>
+          <w:sz w:val="22"/>
+          <w:szCs w:val="22"/>
+        </w:rPr>
+        <w:t xml:space="preserve"> </w:t>
+      </w:r>
+      <w:proofErr w:type="spellStart"/>
+      <w:r>
+        <w:rPr>
+          <w:sz w:val="22"/>
+          <w:szCs w:val="22"/>
+        </w:rPr>
+        <w:t>mass</w:t>
+      </w:r>
+      <w:proofErr w:type="spellEnd"/>
+      <w:r>
+        <w:rPr>
+          <w:sz w:val="22"/>
+          <w:szCs w:val="22"/>
+        </w:rPr>
+        <w:t xml:space="preserve"> </w:t>
+      </w:r>
+      <w:proofErr w:type="spellStart"/>
+      <w:r>
+        <w:rPr>
+          <w:sz w:val="22"/>
+          <w:szCs w:val="22"/>
+        </w:rPr>
+        <w:t>by</w:t>
+      </w:r>
+      <w:proofErr w:type="spellEnd"/>
+      <w:r>
+        <w:rPr>
+          <w:sz w:val="22"/>
+          <w:szCs w:val="22"/>
+        </w:rPr>
+        <w:t xml:space="preserve"> </w:t>
+      </w:r>
+      <w:proofErr w:type="spellStart"/>
+      <w:r>
+        <w:rPr>
+          <w:sz w:val="22"/>
+          <w:szCs w:val="22"/>
+        </w:rPr>
+        <w:t>analyzing</w:t>
+      </w:r>
+      <w:proofErr w:type="spellEnd"/>
+      <w:r>
+        <w:rPr>
+          <w:sz w:val="22"/>
+          <w:szCs w:val="22"/>
+        </w:rPr>
+        <w:t xml:space="preserve"> </w:t>
+      </w:r>
+      <w:proofErr w:type="spellStart"/>
+      <w:r>
+        <w:rPr>
+          <w:sz w:val="22"/>
+          <w:szCs w:val="22"/>
+        </w:rPr>
+        <w:t>the</w:t>
+      </w:r>
+      <w:proofErr w:type="spellEnd"/>
+      <w:r>
+        <w:rPr>
+          <w:sz w:val="22"/>
+          <w:szCs w:val="22"/>
+        </w:rPr>
+        <w:t xml:space="preserve"> </w:t>
+      </w:r>
+      <w:proofErr w:type="spellStart"/>
+      <w:r>
+        <w:rPr>
+          <w:sz w:val="22"/>
+          <w:szCs w:val="22"/>
+        </w:rPr>
+        <w:t>correlation</w:t>
+      </w:r>
+      <w:proofErr w:type="spellEnd"/>
+      <w:r>
+        <w:rPr>
+          <w:sz w:val="22"/>
+          <w:szCs w:val="22"/>
+        </w:rPr>
+        <w:t xml:space="preserve"> </w:t>
+      </w:r>
+      <w:proofErr w:type="spellStart"/>
+      <w:r>
+        <w:rPr>
+          <w:sz w:val="22"/>
+          <w:szCs w:val="22"/>
+        </w:rPr>
+        <w:t>between</w:t>
+      </w:r>
+      <w:proofErr w:type="spellEnd"/>
+      <w:r>
+        <w:rPr>
+          <w:sz w:val="22"/>
+          <w:szCs w:val="22"/>
+        </w:rPr>
+        <w:t xml:space="preserve"> </w:t>
+      </w:r>
+      <w:proofErr w:type="spellStart"/>
+      <w:r>
+        <w:rPr>
+          <w:sz w:val="22"/>
+          <w:szCs w:val="22"/>
+        </w:rPr>
+        <w:t>stellar</w:t>
+      </w:r>
+      <w:proofErr w:type="spellEnd"/>
+      <w:r>
+        <w:rPr>
+          <w:sz w:val="22"/>
+          <w:szCs w:val="22"/>
+        </w:rPr>
+        <w:t xml:space="preserve"> </w:t>
+      </w:r>
+      <w:proofErr w:type="spellStart"/>
+      <w:r>
+        <w:rPr>
+          <w:sz w:val="22"/>
+          <w:szCs w:val="22"/>
+        </w:rPr>
+        <w:t>mass</w:t>
+      </w:r>
+      <w:proofErr w:type="spellEnd"/>
+      <w:r>
+        <w:rPr>
+          <w:sz w:val="22"/>
+          <w:szCs w:val="22"/>
+        </w:rPr>
+        <w:t xml:space="preserve"> </w:t>
+      </w:r>
+      <w:proofErr w:type="spellStart"/>
+      <w:r>
+        <w:rPr>
+          <w:sz w:val="22"/>
+          <w:szCs w:val="22"/>
+        </w:rPr>
+        <w:t>and</w:t>
+      </w:r>
+      <w:proofErr w:type="spellEnd"/>
+      <w:r>
+        <w:rPr>
+          <w:sz w:val="22"/>
+          <w:szCs w:val="22"/>
+        </w:rPr>
+        <w:t xml:space="preserve"> </w:t>
+      </w:r>
+      <w:proofErr w:type="spellStart"/>
+      <w:r>
+        <w:rPr>
+          <w:sz w:val="22"/>
+          <w:szCs w:val="22"/>
+        </w:rPr>
+        <w:t>redshift</w:t>
+      </w:r>
+      <w:proofErr w:type="spellEnd"/>
+      <w:r>
+        <w:rPr>
+          <w:sz w:val="22"/>
+          <w:szCs w:val="22"/>
+        </w:rPr>
+        <w:t xml:space="preserve"> in </w:t>
+      </w:r>
+      <w:proofErr w:type="spellStart"/>
+      <w:r>
+        <w:rPr>
+          <w:sz w:val="22"/>
+          <w:szCs w:val="22"/>
+        </w:rPr>
+        <w:t>galaxy</w:t>
+      </w:r>
+      <w:proofErr w:type="spellEnd"/>
+      <w:r>
+        <w:rPr>
+          <w:sz w:val="22"/>
+          <w:szCs w:val="22"/>
+        </w:rPr>
+        <w:t xml:space="preserve"> </w:t>
+      </w:r>
+      <w:proofErr w:type="spellStart"/>
+      <w:r>
+        <w:rPr>
+          <w:sz w:val="22"/>
+          <w:szCs w:val="22"/>
+        </w:rPr>
+        <w:t>subgroups</w:t>
+      </w:r>
+      <w:proofErr w:type="spellEnd"/>
+      <w:r>
+        <w:rPr>
+          <w:sz w:val="22"/>
+          <w:szCs w:val="22"/>
+        </w:rPr>
+        <w:t xml:space="preserve"> </w:t>
+      </w:r>
+      <w:proofErr w:type="spellStart"/>
+      <w:r>
+        <w:rPr>
+          <w:sz w:val="22"/>
+          <w:szCs w:val="22"/>
+        </w:rPr>
+        <w:t>with</w:t>
+      </w:r>
+      <w:proofErr w:type="spellEnd"/>
+      <w:r>
+        <w:rPr>
+          <w:sz w:val="22"/>
+          <w:szCs w:val="22"/>
+        </w:rPr>
+        <w:t xml:space="preserve"> </w:t>
+      </w:r>
+      <w:proofErr w:type="spellStart"/>
+      <w:r>
+        <w:rPr>
+          <w:sz w:val="22"/>
+          <w:szCs w:val="22"/>
+        </w:rPr>
+        <w:t>controlled</w:t>
+      </w:r>
+      <w:proofErr w:type="spellEnd"/>
+      <w:r>
+        <w:rPr>
+          <w:sz w:val="22"/>
+          <w:szCs w:val="22"/>
+        </w:rPr>
+        <w:t xml:space="preserve"> </w:t>
+      </w:r>
+      <w:proofErr w:type="spellStart"/>
+      <w:r>
+        <w:rPr>
+          <w:sz w:val="22"/>
+          <w:szCs w:val="22"/>
+        </w:rPr>
+        <w:t>distance</w:t>
+      </w:r>
+      <w:proofErr w:type="spellEnd"/>
+      <w:r>
+        <w:rPr>
+          <w:sz w:val="22"/>
+          <w:szCs w:val="22"/>
+        </w:rPr>
+        <w:t xml:space="preserve">, age, </w:t>
+      </w:r>
+      <w:proofErr w:type="spellStart"/>
+      <w:r>
+        <w:rPr>
+          <w:sz w:val="22"/>
+          <w:szCs w:val="22"/>
+        </w:rPr>
+        <w:t>and</w:t>
+      </w:r>
+      <w:proofErr w:type="spellEnd"/>
+      <w:r>
+        <w:rPr>
+          <w:sz w:val="22"/>
+          <w:szCs w:val="22"/>
+        </w:rPr>
+        <w:t xml:space="preserve"> radial </w:t>
+      </w:r>
+      <w:proofErr w:type="spellStart"/>
+      <w:r>
+        <w:rPr>
+          <w:sz w:val="22"/>
+          <w:szCs w:val="22"/>
+        </w:rPr>
+        <w:t>velocity</w:t>
+      </w:r>
+      <w:proofErr w:type="spellEnd"/>
+      <w:r>
+        <w:rPr>
+          <w:sz w:val="22"/>
+          <w:szCs w:val="22"/>
+        </w:rPr>
+        <w:t xml:space="preserve">. The </w:t>
+      </w:r>
+      <w:proofErr w:type="spellStart"/>
+      <w:r>
+        <w:rPr>
+          <w:sz w:val="22"/>
+          <w:szCs w:val="22"/>
+        </w:rPr>
+        <w:t>results</w:t>
+      </w:r>
+      <w:proofErr w:type="spellEnd"/>
+      <w:r>
+        <w:rPr>
+          <w:sz w:val="22"/>
+          <w:szCs w:val="22"/>
+        </w:rPr>
+        <w:t xml:space="preserve"> show </w:t>
+      </w:r>
+      <w:proofErr w:type="spellStart"/>
+      <w:r>
+        <w:rPr>
+          <w:sz w:val="22"/>
+          <w:szCs w:val="22"/>
+        </w:rPr>
+        <w:t>that</w:t>
+      </w:r>
+      <w:proofErr w:type="spellEnd"/>
+      <w:r>
+        <w:rPr>
+          <w:sz w:val="22"/>
+          <w:szCs w:val="22"/>
+        </w:rPr>
+        <w:t>,</w:t>
+      </w:r>
+      <w:r>
+        <w:rPr>
+          <w:sz w:val="22"/>
+          <w:szCs w:val="22"/>
+        </w:rPr>
+        <w:t xml:space="preserve"> </w:t>
+      </w:r>
+      <w:proofErr w:type="spellStart"/>
+      <w:r>
+        <w:rPr>
+          <w:sz w:val="22"/>
+          <w:szCs w:val="22"/>
+        </w:rPr>
+        <w:t>by</w:t>
+      </w:r>
+      <w:proofErr w:type="spellEnd"/>
+      <w:r>
+        <w:rPr>
+          <w:sz w:val="22"/>
+          <w:szCs w:val="22"/>
+        </w:rPr>
+        <w:t xml:space="preserve"> </w:t>
+      </w:r>
+      <w:proofErr w:type="spellStart"/>
+      <w:r>
+        <w:rPr>
+          <w:sz w:val="22"/>
+          <w:szCs w:val="22"/>
+        </w:rPr>
+        <w:t>minimizing</w:t>
+      </w:r>
+      <w:proofErr w:type="spellEnd"/>
+      <w:r>
+        <w:rPr>
+          <w:sz w:val="22"/>
+          <w:szCs w:val="22"/>
+        </w:rPr>
+        <w:t xml:space="preserve"> </w:t>
+      </w:r>
+      <w:proofErr w:type="spellStart"/>
+      <w:r>
+        <w:rPr>
+          <w:sz w:val="22"/>
+          <w:szCs w:val="22"/>
+        </w:rPr>
+        <w:t>dynamical</w:t>
+      </w:r>
+      <w:proofErr w:type="spellEnd"/>
+      <w:r>
+        <w:rPr>
+          <w:sz w:val="22"/>
+          <w:szCs w:val="22"/>
+        </w:rPr>
+        <w:t xml:space="preserve"> </w:t>
+      </w:r>
+      <w:proofErr w:type="spellStart"/>
+      <w:r>
+        <w:rPr>
+          <w:sz w:val="22"/>
+          <w:szCs w:val="22"/>
+        </w:rPr>
+        <w:t>noise</w:t>
+      </w:r>
+      <w:proofErr w:type="spellEnd"/>
+      <w:r>
+        <w:rPr>
+          <w:sz w:val="22"/>
+          <w:szCs w:val="22"/>
+        </w:rPr>
+        <w:t xml:space="preserve">, </w:t>
+      </w:r>
+      <w:proofErr w:type="spellStart"/>
+      <w:r>
+        <w:rPr>
+          <w:sz w:val="22"/>
+          <w:szCs w:val="22"/>
+        </w:rPr>
+        <w:t>the</w:t>
+      </w:r>
+      <w:proofErr w:type="spellEnd"/>
+      <w:r>
+        <w:rPr>
+          <w:sz w:val="22"/>
+          <w:szCs w:val="22"/>
+        </w:rPr>
+        <w:t xml:space="preserve"> negative </w:t>
+      </w:r>
+      <w:proofErr w:type="spellStart"/>
+      <w:r>
+        <w:rPr>
+          <w:sz w:val="22"/>
+          <w:szCs w:val="22"/>
+        </w:rPr>
+        <w:t>correlation</w:t>
+      </w:r>
+      <w:proofErr w:type="spellEnd"/>
+      <w:r>
+        <w:rPr>
+          <w:sz w:val="22"/>
+          <w:szCs w:val="22"/>
+        </w:rPr>
+        <w:t xml:space="preserve"> </w:t>
+      </w:r>
+      <w:proofErr w:type="spellStart"/>
+      <w:r>
+        <w:rPr>
+          <w:sz w:val="22"/>
+          <w:szCs w:val="22"/>
+        </w:rPr>
+        <w:t>predicted</w:t>
+      </w:r>
+      <w:proofErr w:type="spellEnd"/>
+      <w:r>
+        <w:rPr>
+          <w:sz w:val="22"/>
+          <w:szCs w:val="22"/>
+        </w:rPr>
+        <w:t xml:space="preserve"> </w:t>
+      </w:r>
+      <w:proofErr w:type="spellStart"/>
+      <w:r>
+        <w:rPr>
+          <w:sz w:val="22"/>
+          <w:szCs w:val="22"/>
+        </w:rPr>
+        <w:t>by</w:t>
+      </w:r>
+      <w:proofErr w:type="spellEnd"/>
+      <w:r>
+        <w:rPr>
+          <w:sz w:val="22"/>
+          <w:szCs w:val="22"/>
+        </w:rPr>
+        <w:t xml:space="preserve"> </w:t>
+      </w:r>
+      <w:proofErr w:type="spellStart"/>
+      <w:r>
+        <w:rPr>
+          <w:sz w:val="22"/>
+          <w:szCs w:val="22"/>
+        </w:rPr>
+        <w:t>the</w:t>
+      </w:r>
+      <w:proofErr w:type="spellEnd"/>
+      <w:r>
+        <w:rPr>
+          <w:sz w:val="22"/>
+          <w:szCs w:val="22"/>
+        </w:rPr>
+        <w:t xml:space="preserve"> D.U. </w:t>
+      </w:r>
+      <w:proofErr w:type="spellStart"/>
+      <w:r>
+        <w:rPr>
+          <w:sz w:val="22"/>
+          <w:szCs w:val="22"/>
+        </w:rPr>
+        <w:t>theory</w:t>
+      </w:r>
+      <w:proofErr w:type="spellEnd"/>
+      <w:r>
+        <w:rPr>
+          <w:sz w:val="22"/>
+          <w:szCs w:val="22"/>
+        </w:rPr>
+        <w:t xml:space="preserve"> emerges in </w:t>
+      </w:r>
+      <w:proofErr w:type="spellStart"/>
+      <w:r>
+        <w:rPr>
+          <w:sz w:val="22"/>
+          <w:szCs w:val="22"/>
+        </w:rPr>
+        <w:t>specific</w:t>
+      </w:r>
+      <w:proofErr w:type="spellEnd"/>
+      <w:r>
+        <w:rPr>
+          <w:sz w:val="22"/>
+          <w:szCs w:val="22"/>
+        </w:rPr>
+        <w:t xml:space="preserve"> </w:t>
+      </w:r>
+      <w:proofErr w:type="spellStart"/>
+      <w:r>
+        <w:rPr>
+          <w:sz w:val="22"/>
+          <w:szCs w:val="22"/>
+        </w:rPr>
+        <w:t>subsamples</w:t>
+      </w:r>
+      <w:proofErr w:type="spellEnd"/>
+      <w:r>
+        <w:rPr>
+          <w:sz w:val="22"/>
+          <w:szCs w:val="22"/>
+        </w:rPr>
+        <w:t xml:space="preserve">, </w:t>
+      </w:r>
+      <w:proofErr w:type="spellStart"/>
+      <w:r>
+        <w:rPr>
+          <w:sz w:val="22"/>
+          <w:szCs w:val="22"/>
+        </w:rPr>
+        <w:t>suggesting</w:t>
+      </w:r>
+      <w:proofErr w:type="spellEnd"/>
+      <w:r>
+        <w:rPr>
+          <w:sz w:val="22"/>
+          <w:szCs w:val="22"/>
+        </w:rPr>
+        <w:t xml:space="preserve"> </w:t>
+      </w:r>
+      <w:proofErr w:type="spellStart"/>
+      <w:r>
+        <w:rPr>
+          <w:sz w:val="22"/>
+          <w:szCs w:val="22"/>
+        </w:rPr>
+        <w:t>that</w:t>
+      </w:r>
+      <w:proofErr w:type="spellEnd"/>
+      <w:r>
+        <w:rPr>
+          <w:sz w:val="22"/>
+          <w:szCs w:val="22"/>
+        </w:rPr>
+        <w:t xml:space="preserve"> </w:t>
+      </w:r>
+      <w:proofErr w:type="spellStart"/>
+      <w:r>
+        <w:rPr>
+          <w:sz w:val="22"/>
+          <w:szCs w:val="22"/>
+        </w:rPr>
+        <w:t>the</w:t>
+      </w:r>
+      <w:proofErr w:type="spellEnd"/>
+      <w:r>
+        <w:rPr>
+          <w:sz w:val="22"/>
+          <w:szCs w:val="22"/>
+        </w:rPr>
+        <w:t xml:space="preserve"> </w:t>
+      </w:r>
+      <w:proofErr w:type="spellStart"/>
+      <w:r>
+        <w:rPr>
+          <w:sz w:val="22"/>
+          <w:szCs w:val="22"/>
+        </w:rPr>
+        <w:t>intrinsic</w:t>
+      </w:r>
+      <w:proofErr w:type="spellEnd"/>
+      <w:r>
+        <w:rPr>
+          <w:sz w:val="22"/>
+          <w:szCs w:val="22"/>
+        </w:rPr>
+        <w:t xml:space="preserve"> </w:t>
+      </w:r>
+      <w:proofErr w:type="spellStart"/>
+      <w:r>
+        <w:rPr>
+          <w:sz w:val="22"/>
+          <w:szCs w:val="22"/>
+        </w:rPr>
+        <w:t>gravitational</w:t>
+      </w:r>
+      <w:proofErr w:type="spellEnd"/>
+      <w:r>
+        <w:rPr>
+          <w:sz w:val="22"/>
+          <w:szCs w:val="22"/>
+        </w:rPr>
+        <w:t xml:space="preserve"> </w:t>
+      </w:r>
+      <w:proofErr w:type="spellStart"/>
+      <w:r>
+        <w:rPr>
+          <w:sz w:val="22"/>
+          <w:szCs w:val="22"/>
+        </w:rPr>
+        <w:t>effect</w:t>
+      </w:r>
+      <w:proofErr w:type="spellEnd"/>
+      <w:r>
+        <w:rPr>
+          <w:sz w:val="22"/>
+          <w:szCs w:val="22"/>
+        </w:rPr>
+        <w:t xml:space="preserve"> </w:t>
+      </w:r>
+      <w:proofErr w:type="spellStart"/>
+      <w:r>
+        <w:rPr>
+          <w:sz w:val="22"/>
+          <w:szCs w:val="22"/>
+        </w:rPr>
+        <w:t>may</w:t>
+      </w:r>
+      <w:proofErr w:type="spellEnd"/>
+      <w:r>
+        <w:rPr>
+          <w:sz w:val="22"/>
+          <w:szCs w:val="22"/>
+        </w:rPr>
+        <w:t xml:space="preserve"> </w:t>
+      </w:r>
+      <w:proofErr w:type="spellStart"/>
+      <w:r>
+        <w:rPr>
+          <w:sz w:val="22"/>
+          <w:szCs w:val="22"/>
+        </w:rPr>
+        <w:t>be</w:t>
+      </w:r>
+      <w:proofErr w:type="spellEnd"/>
+      <w:r>
+        <w:rPr>
+          <w:sz w:val="22"/>
+          <w:szCs w:val="22"/>
+        </w:rPr>
+        <w:t xml:space="preserve"> </w:t>
+      </w:r>
+      <w:proofErr w:type="spellStart"/>
+      <w:r>
+        <w:rPr>
+          <w:sz w:val="22"/>
+          <w:szCs w:val="22"/>
+        </w:rPr>
+        <w:t>detectable</w:t>
+      </w:r>
+      <w:proofErr w:type="spellEnd"/>
+      <w:r>
+        <w:rPr>
+          <w:sz w:val="28"/>
+          <w:szCs w:val="28"/>
+        </w:rPr>
+        <w:t>"</w:t>
       </w:r>
     </w:p>
     <w:p>
@@ -402,11 +2902,887 @@
           <w:rPr>
             <w:rStyle w:val="Hyperlink"/>
           </w:rPr>
-          <w:t>https://jocaxx.github.io/DUniverse/Novos/DU_AGE.pdf</w:t>
+          <w:t>https://oaskpublishers.com/assets/article-pdf/analysis-of-mass-redshift-correlation-in-velocity-matched-subgroups-a-rigorous-test-for-the-decreasing-universe-theory.pdf</w:t>
         </w:r>
       </w:hyperlink>
     </w:p>
     <w:p>
+      <w:pPr>
+        <w:rPr>
+          <w:b/>
+          <w:bCs/>
+          <w:sz w:val="28"/>
+          <w:szCs w:val="28"/>
+        </w:rPr>
+      </w:pPr>
+      <w:r>
+        <w:rPr>
+          <w:b/>
+          <w:bCs/>
+          <w:sz w:val="28"/>
+          <w:szCs w:val="28"/>
+        </w:rPr>
+        <w:t>---------------------</w:t>
+      </w:r>
+    </w:p>
+    <w:p>
+      <w:pPr>
+        <w:rPr>
+          <w:sz w:val="28"/>
+          <w:szCs w:val="28"/>
+        </w:rPr>
+      </w:pPr>
+      <w:r>
+        <w:rPr>
+          <w:b/>
+          <w:bCs/>
+          <w:sz w:val="28"/>
+          <w:szCs w:val="28"/>
+        </w:rPr>
+        <w:t xml:space="preserve">The Age </w:t>
+      </w:r>
+      <w:proofErr w:type="spellStart"/>
+      <w:r>
+        <w:rPr>
+          <w:b/>
+          <w:bCs/>
+          <w:sz w:val="28"/>
+          <w:szCs w:val="28"/>
+        </w:rPr>
+        <w:t>of</w:t>
+      </w:r>
+      <w:proofErr w:type="spellEnd"/>
+      <w:r>
+        <w:rPr>
+          <w:b/>
+          <w:bCs/>
+          <w:sz w:val="28"/>
+          <w:szCs w:val="28"/>
+        </w:rPr>
+        <w:t xml:space="preserve"> </w:t>
+      </w:r>
+      <w:proofErr w:type="spellStart"/>
+      <w:r>
+        <w:rPr>
+          <w:b/>
+          <w:bCs/>
+          <w:sz w:val="28"/>
+          <w:szCs w:val="28"/>
+        </w:rPr>
+        <w:t>Galaxies</w:t>
+      </w:r>
+      <w:proofErr w:type="spellEnd"/>
+      <w:r>
+        <w:rPr>
+          <w:b/>
+          <w:bCs/>
+          <w:sz w:val="28"/>
+          <w:szCs w:val="28"/>
+        </w:rPr>
+        <w:t xml:space="preserve"> as a </w:t>
+      </w:r>
+      <w:proofErr w:type="spellStart"/>
+      <w:r>
+        <w:rPr>
+          <w:b/>
+          <w:bCs/>
+          <w:sz w:val="28"/>
+          <w:szCs w:val="28"/>
+        </w:rPr>
+        <w:t>Determining</w:t>
+      </w:r>
+      <w:proofErr w:type="spellEnd"/>
+      <w:r>
+        <w:rPr>
+          <w:b/>
+          <w:bCs/>
+          <w:sz w:val="28"/>
+          <w:szCs w:val="28"/>
+        </w:rPr>
+        <w:t xml:space="preserve"> Factor for </w:t>
+      </w:r>
+      <w:proofErr w:type="spellStart"/>
+      <w:r>
+        <w:rPr>
+          <w:b/>
+          <w:bCs/>
+          <w:sz w:val="28"/>
+          <w:szCs w:val="28"/>
+        </w:rPr>
+        <w:t>Redshift</w:t>
+      </w:r>
+      <w:proofErr w:type="spellEnd"/>
+      <w:r>
+        <w:rPr>
+          <w:b/>
+          <w:bCs/>
+          <w:sz w:val="28"/>
+          <w:szCs w:val="28"/>
+        </w:rPr>
+        <w:t>:</w:t>
+      </w:r>
+      <w:r>
+        <w:rPr>
+          <w:b/>
+          <w:bCs/>
+          <w:sz w:val="28"/>
+          <w:szCs w:val="28"/>
+        </w:rPr>
+        <w:t xml:space="preserve"> </w:t>
+      </w:r>
+      <w:proofErr w:type="spellStart"/>
+      <w:r>
+        <w:rPr>
+          <w:b/>
+          <w:bCs/>
+          <w:sz w:val="28"/>
+          <w:szCs w:val="28"/>
+        </w:rPr>
+        <w:t>An</w:t>
+      </w:r>
+      <w:proofErr w:type="spellEnd"/>
+      <w:r>
+        <w:rPr>
+          <w:b/>
+          <w:bCs/>
+          <w:sz w:val="28"/>
+          <w:szCs w:val="28"/>
+        </w:rPr>
+        <w:t xml:space="preserve"> </w:t>
+      </w:r>
+      <w:proofErr w:type="spellStart"/>
+      <w:r>
+        <w:rPr>
+          <w:b/>
+          <w:bCs/>
+          <w:sz w:val="28"/>
+          <w:szCs w:val="28"/>
+        </w:rPr>
+        <w:t>Analysis</w:t>
+      </w:r>
+      <w:proofErr w:type="spellEnd"/>
+      <w:r>
+        <w:rPr>
+          <w:b/>
+          <w:bCs/>
+          <w:sz w:val="28"/>
+          <w:szCs w:val="28"/>
+        </w:rPr>
+        <w:t xml:space="preserve"> </w:t>
+      </w:r>
+      <w:proofErr w:type="spellStart"/>
+      <w:r>
+        <w:rPr>
+          <w:b/>
+          <w:bCs/>
+          <w:sz w:val="28"/>
+          <w:szCs w:val="28"/>
+        </w:rPr>
+        <w:t>from</w:t>
+      </w:r>
+      <w:proofErr w:type="spellEnd"/>
+      <w:r>
+        <w:rPr>
+          <w:b/>
+          <w:bCs/>
+          <w:sz w:val="28"/>
+          <w:szCs w:val="28"/>
+        </w:rPr>
+        <w:t xml:space="preserve"> </w:t>
+      </w:r>
+      <w:proofErr w:type="spellStart"/>
+      <w:proofErr w:type="gramStart"/>
+      <w:r>
+        <w:rPr>
+          <w:b/>
+          <w:bCs/>
+          <w:sz w:val="28"/>
+          <w:szCs w:val="28"/>
+        </w:rPr>
+        <w:t>the</w:t>
+      </w:r>
+      <w:proofErr w:type="spellEnd"/>
+      <w:r>
+        <w:rPr>
+          <w:b/>
+          <w:bCs/>
+          <w:sz w:val="28"/>
+          <w:szCs w:val="28"/>
+        </w:rPr>
+        <w:t xml:space="preserve"> Perspective</w:t>
+      </w:r>
+      <w:proofErr w:type="gramEnd"/>
+      <w:r>
+        <w:rPr>
+          <w:b/>
+          <w:bCs/>
+          <w:sz w:val="28"/>
+          <w:szCs w:val="28"/>
+        </w:rPr>
+        <w:t xml:space="preserve"> </w:t>
+      </w:r>
+      <w:proofErr w:type="spellStart"/>
+      <w:r>
+        <w:rPr>
+          <w:b/>
+          <w:bCs/>
+          <w:sz w:val="28"/>
+          <w:szCs w:val="28"/>
+        </w:rPr>
+        <w:t>of</w:t>
+      </w:r>
+      <w:proofErr w:type="spellEnd"/>
+      <w:r>
+        <w:rPr>
+          <w:b/>
+          <w:bCs/>
+          <w:sz w:val="28"/>
+          <w:szCs w:val="28"/>
+        </w:rPr>
+        <w:t xml:space="preserve"> </w:t>
+      </w:r>
+      <w:proofErr w:type="spellStart"/>
+      <w:r>
+        <w:rPr>
+          <w:b/>
+          <w:bCs/>
+          <w:sz w:val="28"/>
+          <w:szCs w:val="28"/>
+        </w:rPr>
+        <w:t>the</w:t>
+      </w:r>
+      <w:proofErr w:type="spellEnd"/>
+      <w:r>
+        <w:rPr>
+          <w:b/>
+          <w:bCs/>
+          <w:sz w:val="28"/>
+          <w:szCs w:val="28"/>
+        </w:rPr>
+        <w:t xml:space="preserve"> </w:t>
+      </w:r>
+      <w:proofErr w:type="spellStart"/>
+      <w:r>
+        <w:rPr>
+          <w:b/>
+          <w:bCs/>
+          <w:sz w:val="28"/>
+          <w:szCs w:val="28"/>
+        </w:rPr>
+        <w:t>Decreasing</w:t>
+      </w:r>
+      <w:proofErr w:type="spellEnd"/>
+      <w:r>
+        <w:rPr>
+          <w:b/>
+          <w:bCs/>
+          <w:sz w:val="28"/>
+          <w:szCs w:val="28"/>
+        </w:rPr>
+        <w:t xml:space="preserve"> Universe </w:t>
+      </w:r>
+      <w:proofErr w:type="spellStart"/>
+      <w:r>
+        <w:rPr>
+          <w:b/>
+          <w:bCs/>
+          <w:sz w:val="28"/>
+          <w:szCs w:val="28"/>
+        </w:rPr>
+        <w:t>Theory</w:t>
+      </w:r>
+      <w:proofErr w:type="spellEnd"/>
+    </w:p>
+    <w:p/>
+    <w:p>
+      <w:r>
+        <w:t xml:space="preserve">"The </w:t>
+      </w:r>
+      <w:proofErr w:type="spellStart"/>
+      <w:r>
+        <w:t>Decreasing</w:t>
+      </w:r>
+      <w:proofErr w:type="spellEnd"/>
+      <w:r>
+        <w:t xml:space="preserve"> Universe (D.U.) </w:t>
+      </w:r>
+      <w:proofErr w:type="spellStart"/>
+      <w:r>
+        <w:t>theory</w:t>
+      </w:r>
+      <w:proofErr w:type="spellEnd"/>
+      <w:r>
+        <w:t xml:space="preserve"> </w:t>
+      </w:r>
+      <w:proofErr w:type="spellStart"/>
+      <w:r>
+        <w:t>proposes</w:t>
+      </w:r>
+      <w:proofErr w:type="spellEnd"/>
+      <w:r>
+        <w:t xml:space="preserve"> </w:t>
+      </w:r>
+      <w:proofErr w:type="spellStart"/>
+      <w:r>
+        <w:t>that</w:t>
+      </w:r>
+      <w:proofErr w:type="spellEnd"/>
+      <w:r>
+        <w:t xml:space="preserve"> </w:t>
+      </w:r>
+      <w:proofErr w:type="spellStart"/>
+      <w:r>
+        <w:t>the</w:t>
+      </w:r>
+      <w:proofErr w:type="spellEnd"/>
+      <w:r>
+        <w:t xml:space="preserve"> </w:t>
+      </w:r>
+      <w:proofErr w:type="spellStart"/>
+      <w:r>
+        <w:t>gravitational</w:t>
+      </w:r>
+      <w:proofErr w:type="spellEnd"/>
+      <w:r>
+        <w:t xml:space="preserve"> </w:t>
+      </w:r>
+      <w:proofErr w:type="spellStart"/>
+      <w:r>
+        <w:t>field</w:t>
+      </w:r>
+      <w:proofErr w:type="spellEnd"/>
+      <w:r>
+        <w:t xml:space="preserve"> </w:t>
+      </w:r>
+      <w:proofErr w:type="spellStart"/>
+      <w:r>
+        <w:t>induces</w:t>
+      </w:r>
+      <w:proofErr w:type="spellEnd"/>
+      <w:r>
+        <w:t xml:space="preserve"> a </w:t>
+      </w:r>
+      <w:proofErr w:type="spellStart"/>
+      <w:r>
+        <w:t>continuous</w:t>
+      </w:r>
+      <w:proofErr w:type="spellEnd"/>
+      <w:r>
+        <w:t xml:space="preserve"> </w:t>
+      </w:r>
+      <w:proofErr w:type="spellStart"/>
+      <w:r>
+        <w:t>contraction</w:t>
+      </w:r>
+      <w:proofErr w:type="spellEnd"/>
+      <w:r>
+        <w:t xml:space="preserve"> </w:t>
+      </w:r>
+      <w:proofErr w:type="spellStart"/>
+      <w:r>
+        <w:t>of</w:t>
+      </w:r>
+      <w:proofErr w:type="spellEnd"/>
+      <w:r>
+        <w:t xml:space="preserve"> </w:t>
+      </w:r>
+      <w:proofErr w:type="spellStart"/>
+      <w:r>
+        <w:t>space</w:t>
+      </w:r>
+      <w:proofErr w:type="spellEnd"/>
+      <w:r>
+        <w:t xml:space="preserve">, </w:t>
+      </w:r>
+      <w:proofErr w:type="spellStart"/>
+      <w:r>
+        <w:t>offering</w:t>
+      </w:r>
+      <w:proofErr w:type="spellEnd"/>
+      <w:r>
+        <w:t xml:space="preserve"> </w:t>
+      </w:r>
+      <w:proofErr w:type="spellStart"/>
+      <w:r>
+        <w:t>an</w:t>
+      </w:r>
+      <w:proofErr w:type="spellEnd"/>
+      <w:r>
+        <w:t xml:space="preserve"> </w:t>
+      </w:r>
+      <w:proofErr w:type="spellStart"/>
+      <w:r>
+        <w:t>alternative</w:t>
+      </w:r>
+      <w:proofErr w:type="spellEnd"/>
+      <w:r>
+        <w:t xml:space="preserve"> </w:t>
+      </w:r>
+      <w:proofErr w:type="spellStart"/>
+      <w:r>
+        <w:t>explanation</w:t>
+      </w:r>
+      <w:proofErr w:type="spellEnd"/>
+      <w:r>
+        <w:t xml:space="preserve"> for </w:t>
+      </w:r>
+      <w:proofErr w:type="spellStart"/>
+      <w:r>
+        <w:t>cosmological</w:t>
+      </w:r>
+      <w:proofErr w:type="spellEnd"/>
+      <w:r>
+        <w:t xml:space="preserve"> </w:t>
+      </w:r>
+      <w:proofErr w:type="spellStart"/>
+      <w:r>
+        <w:t>redshift</w:t>
+      </w:r>
+      <w:proofErr w:type="spellEnd"/>
+      <w:r>
+        <w:t xml:space="preserve">. </w:t>
+      </w:r>
+    </w:p>
+    <w:p>
+      <w:r>
+        <w:t xml:space="preserve">A crucial </w:t>
+      </w:r>
+      <w:proofErr w:type="spellStart"/>
+      <w:r>
+        <w:t>and</w:t>
+      </w:r>
+      <w:proofErr w:type="spellEnd"/>
+      <w:r>
+        <w:t xml:space="preserve"> </w:t>
+      </w:r>
+      <w:proofErr w:type="spellStart"/>
+      <w:r>
+        <w:t>logical</w:t>
+      </w:r>
+      <w:proofErr w:type="spellEnd"/>
+      <w:r>
+        <w:t xml:space="preserve"> </w:t>
+      </w:r>
+      <w:proofErr w:type="spellStart"/>
+      <w:r>
+        <w:t>deduction</w:t>
+      </w:r>
+      <w:proofErr w:type="spellEnd"/>
+      <w:r>
+        <w:t xml:space="preserve"> </w:t>
+      </w:r>
+      <w:proofErr w:type="spellStart"/>
+      <w:r>
+        <w:t>from</w:t>
+      </w:r>
+      <w:proofErr w:type="spellEnd"/>
+      <w:r>
+        <w:t xml:space="preserve"> </w:t>
+      </w:r>
+      <w:proofErr w:type="spellStart"/>
+      <w:r>
+        <w:t>this</w:t>
+      </w:r>
+      <w:proofErr w:type="spellEnd"/>
+      <w:r>
+        <w:t xml:space="preserve"> </w:t>
+      </w:r>
+      <w:proofErr w:type="spellStart"/>
+      <w:r>
+        <w:t>theory</w:t>
+      </w:r>
+      <w:proofErr w:type="spellEnd"/>
+      <w:r>
+        <w:t xml:space="preserve"> </w:t>
+      </w:r>
+      <w:proofErr w:type="spellStart"/>
+      <w:r>
+        <w:t>is</w:t>
+      </w:r>
+      <w:proofErr w:type="spellEnd"/>
+      <w:r>
+        <w:t xml:space="preserve"> </w:t>
+      </w:r>
+      <w:proofErr w:type="spellStart"/>
+      <w:r>
+        <w:t>that</w:t>
+      </w:r>
+      <w:proofErr w:type="spellEnd"/>
+      <w:r>
+        <w:t xml:space="preserve"> a </w:t>
+      </w:r>
+      <w:proofErr w:type="spellStart"/>
+      <w:r>
+        <w:t>galaxy's</w:t>
+      </w:r>
+      <w:proofErr w:type="spellEnd"/>
+      <w:r>
+        <w:t xml:space="preserve"> time </w:t>
+      </w:r>
+      <w:proofErr w:type="spellStart"/>
+      <w:r>
+        <w:t>of</w:t>
+      </w:r>
+      <w:proofErr w:type="spellEnd"/>
+      <w:r>
+        <w:t xml:space="preserve"> </w:t>
+      </w:r>
+      <w:proofErr w:type="spellStart"/>
+      <w:r>
+        <w:t>exposure</w:t>
+      </w:r>
+      <w:proofErr w:type="spellEnd"/>
+      <w:r>
+        <w:t xml:space="preserve"> </w:t>
+      </w:r>
+      <w:proofErr w:type="spellStart"/>
+      <w:r>
+        <w:t>to</w:t>
+      </w:r>
+      <w:proofErr w:type="spellEnd"/>
+      <w:r>
+        <w:t xml:space="preserve"> </w:t>
+      </w:r>
+      <w:proofErr w:type="spellStart"/>
+      <w:r>
+        <w:t>the</w:t>
+      </w:r>
+      <w:proofErr w:type="spellEnd"/>
+      <w:r>
+        <w:t xml:space="preserve"> </w:t>
+      </w:r>
+      <w:proofErr w:type="spellStart"/>
+      <w:r>
+        <w:t>gravitational</w:t>
+      </w:r>
+      <w:proofErr w:type="spellEnd"/>
+      <w:r>
+        <w:t xml:space="preserve"> </w:t>
+      </w:r>
+      <w:proofErr w:type="spellStart"/>
+      <w:r>
+        <w:t>field</w:t>
+      </w:r>
+      <w:proofErr w:type="spellEnd"/>
+      <w:r>
+        <w:t xml:space="preserve">, i.e., its age, </w:t>
+      </w:r>
+      <w:proofErr w:type="spellStart"/>
+      <w:r>
+        <w:t>should</w:t>
+      </w:r>
+      <w:proofErr w:type="spellEnd"/>
+      <w:r>
+        <w:t xml:space="preserve"> </w:t>
+      </w:r>
+      <w:proofErr w:type="spellStart"/>
+      <w:r>
+        <w:t>directly</w:t>
+      </w:r>
+      <w:proofErr w:type="spellEnd"/>
+      <w:r>
+        <w:t xml:space="preserve"> </w:t>
+      </w:r>
+      <w:proofErr w:type="spellStart"/>
+      <w:r>
+        <w:t>influence</w:t>
+      </w:r>
+      <w:proofErr w:type="spellEnd"/>
+      <w:r>
+        <w:t xml:space="preserve"> </w:t>
+      </w:r>
+      <w:proofErr w:type="spellStart"/>
+      <w:r>
+        <w:t>the</w:t>
+      </w:r>
+      <w:proofErr w:type="spellEnd"/>
+      <w:r>
+        <w:t xml:space="preserve"> </w:t>
+      </w:r>
+      <w:proofErr w:type="spellStart"/>
+      <w:r>
+        <w:t>observed</w:t>
+      </w:r>
+      <w:proofErr w:type="spellEnd"/>
+      <w:r>
+        <w:t xml:space="preserve"> </w:t>
+      </w:r>
+      <w:proofErr w:type="spellStart"/>
+      <w:r>
+        <w:t>redshift</w:t>
+      </w:r>
+      <w:proofErr w:type="spellEnd"/>
+      <w:r>
+        <w:t xml:space="preserve">. </w:t>
+      </w:r>
+    </w:p>
+    <w:p>
+      <w:proofErr w:type="spellStart"/>
+      <w:r>
+        <w:t>Older</w:t>
+      </w:r>
+      <w:proofErr w:type="spellEnd"/>
+      <w:r>
+        <w:t xml:space="preserve"> </w:t>
+      </w:r>
+      <w:proofErr w:type="spellStart"/>
+      <w:proofErr w:type="gramStart"/>
+      <w:r>
+        <w:t>galaxies,having</w:t>
+      </w:r>
+      <w:proofErr w:type="spellEnd"/>
+      <w:proofErr w:type="gramEnd"/>
+      <w:r>
+        <w:t xml:space="preserve"> </w:t>
+      </w:r>
+      <w:proofErr w:type="spellStart"/>
+      <w:r>
+        <w:t>accumulated</w:t>
+      </w:r>
+      <w:proofErr w:type="spellEnd"/>
+      <w:r>
+        <w:t xml:space="preserve"> more time </w:t>
+      </w:r>
+      <w:proofErr w:type="spellStart"/>
+      <w:r>
+        <w:t>under</w:t>
+      </w:r>
+      <w:proofErr w:type="spellEnd"/>
+      <w:r>
+        <w:t xml:space="preserve"> </w:t>
+      </w:r>
+      <w:proofErr w:type="spellStart"/>
+      <w:r>
+        <w:t>spatial</w:t>
+      </w:r>
+      <w:proofErr w:type="spellEnd"/>
+      <w:r>
+        <w:t xml:space="preserve"> </w:t>
+      </w:r>
+      <w:proofErr w:type="spellStart"/>
+      <w:r>
+        <w:t>contraction</w:t>
+      </w:r>
+      <w:proofErr w:type="spellEnd"/>
+      <w:r>
+        <w:t xml:space="preserve">, </w:t>
+      </w:r>
+      <w:proofErr w:type="spellStart"/>
+      <w:r>
+        <w:t>should</w:t>
+      </w:r>
+      <w:proofErr w:type="spellEnd"/>
+      <w:r>
+        <w:t xml:space="preserve"> </w:t>
+      </w:r>
+      <w:proofErr w:type="spellStart"/>
+      <w:r>
+        <w:t>exhibit</w:t>
+      </w:r>
+      <w:proofErr w:type="spellEnd"/>
+      <w:r>
+        <w:t xml:space="preserve"> a </w:t>
+      </w:r>
+      <w:proofErr w:type="spellStart"/>
+      <w:r>
+        <w:t>smaller</w:t>
+      </w:r>
+      <w:proofErr w:type="spellEnd"/>
+      <w:r>
+        <w:t xml:space="preserve"> </w:t>
+      </w:r>
+      <w:proofErr w:type="spellStart"/>
+      <w:r>
+        <w:t>redshift</w:t>
+      </w:r>
+      <w:proofErr w:type="spellEnd"/>
+      <w:r>
+        <w:t>.</w:t>
+      </w:r>
+    </w:p>
+    <w:p>
+      <w:proofErr w:type="spellStart"/>
+      <w:r>
+        <w:t>This</w:t>
+      </w:r>
+      <w:proofErr w:type="spellEnd"/>
+      <w:r>
+        <w:t xml:space="preserve"> </w:t>
+      </w:r>
+      <w:proofErr w:type="spellStart"/>
+      <w:r>
+        <w:t>article</w:t>
+      </w:r>
+      <w:proofErr w:type="spellEnd"/>
+      <w:r>
+        <w:t xml:space="preserve"> examines </w:t>
+      </w:r>
+      <w:proofErr w:type="spellStart"/>
+      <w:r>
+        <w:t>this</w:t>
+      </w:r>
+      <w:proofErr w:type="spellEnd"/>
+      <w:r>
+        <w:t xml:space="preserve"> </w:t>
+      </w:r>
+      <w:proofErr w:type="spellStart"/>
+      <w:r>
+        <w:t>prediction</w:t>
+      </w:r>
+      <w:proofErr w:type="spellEnd"/>
+      <w:r>
+        <w:t xml:space="preserve">, </w:t>
+      </w:r>
+      <w:proofErr w:type="spellStart"/>
+      <w:r>
+        <w:t>using</w:t>
+      </w:r>
+      <w:proofErr w:type="spellEnd"/>
+      <w:r>
+        <w:t xml:space="preserve"> </w:t>
+      </w:r>
+      <w:proofErr w:type="spellStart"/>
+      <w:r>
+        <w:t>the</w:t>
+      </w:r>
+      <w:proofErr w:type="spellEnd"/>
+      <w:r>
+        <w:t xml:space="preserve"> </w:t>
+      </w:r>
+      <w:proofErr w:type="spellStart"/>
+      <w:r>
+        <w:t>observed</w:t>
+      </w:r>
+      <w:proofErr w:type="spellEnd"/>
+      <w:r>
+        <w:t xml:space="preserve"> </w:t>
+      </w:r>
+      <w:proofErr w:type="spellStart"/>
+      <w:r>
+        <w:t>redshift</w:t>
+      </w:r>
+      <w:proofErr w:type="spellEnd"/>
+      <w:r>
+        <w:t xml:space="preserve"> </w:t>
+      </w:r>
+      <w:proofErr w:type="spellStart"/>
+      <w:r>
+        <w:t>difference</w:t>
+      </w:r>
+      <w:proofErr w:type="spellEnd"/>
+      <w:r>
+        <w:t xml:space="preserve"> </w:t>
+      </w:r>
+      <w:proofErr w:type="spellStart"/>
+      <w:r>
+        <w:t>between</w:t>
+      </w:r>
+      <w:proofErr w:type="spellEnd"/>
+      <w:r>
+        <w:t xml:space="preserve"> </w:t>
+      </w:r>
+      <w:proofErr w:type="spellStart"/>
+      <w:r>
+        <w:t>old</w:t>
+      </w:r>
+      <w:proofErr w:type="spellEnd"/>
+      <w:r>
+        <w:t xml:space="preserve"> (</w:t>
+      </w:r>
+      <w:proofErr w:type="spellStart"/>
+      <w:r>
+        <w:t>elliptical</w:t>
+      </w:r>
+      <w:proofErr w:type="spellEnd"/>
+      <w:r>
+        <w:t xml:space="preserve">) </w:t>
+      </w:r>
+      <w:proofErr w:type="spellStart"/>
+      <w:r>
+        <w:t>and</w:t>
+      </w:r>
+      <w:proofErr w:type="spellEnd"/>
+      <w:r>
+        <w:t xml:space="preserve"> </w:t>
+      </w:r>
+      <w:proofErr w:type="spellStart"/>
+      <w:r>
+        <w:t>young</w:t>
+      </w:r>
+      <w:proofErr w:type="spellEnd"/>
+      <w:r>
+        <w:t xml:space="preserve"> (</w:t>
+      </w:r>
+      <w:proofErr w:type="spellStart"/>
+      <w:r>
+        <w:t>spiral</w:t>
+      </w:r>
+      <w:proofErr w:type="spellEnd"/>
+      <w:r>
+        <w:t xml:space="preserve">) </w:t>
+      </w:r>
+      <w:proofErr w:type="spellStart"/>
+      <w:r>
+        <w:t>galaxies</w:t>
+      </w:r>
+      <w:proofErr w:type="spellEnd"/>
+      <w:r>
+        <w:t xml:space="preserve"> in clusters as a </w:t>
+      </w:r>
+      <w:proofErr w:type="spellStart"/>
+      <w:r>
+        <w:t>primary</w:t>
+      </w:r>
+      <w:proofErr w:type="spellEnd"/>
+      <w:r>
+        <w:t xml:space="preserve"> </w:t>
+      </w:r>
+      <w:proofErr w:type="spellStart"/>
+      <w:r>
+        <w:t>observational</w:t>
+      </w:r>
+      <w:proofErr w:type="spellEnd"/>
+      <w:r>
+        <w:t xml:space="preserve"> </w:t>
+      </w:r>
+      <w:proofErr w:type="spellStart"/>
+      <w:r>
+        <w:t>test</w:t>
+      </w:r>
+      <w:proofErr w:type="spellEnd"/>
+      <w:r>
+        <w:t xml:space="preserve"> for </w:t>
+      </w:r>
+      <w:proofErr w:type="spellStart"/>
+      <w:r>
+        <w:t>the</w:t>
+      </w:r>
+      <w:proofErr w:type="spellEnd"/>
+      <w:r>
+        <w:t xml:space="preserve"> D.U. </w:t>
+      </w:r>
+      <w:proofErr w:type="spellStart"/>
+      <w:r>
+        <w:t>theory</w:t>
+      </w:r>
+      <w:proofErr w:type="spellEnd"/>
+      <w:r>
+        <w:t>."</w:t>
+      </w:r>
+    </w:p>
+    <w:p>
+      <w:hyperlink r:id="rId8" w:history="1">
+        <w:r>
+          <w:rPr>
+            <w:rStyle w:val="Hyperlink"/>
+          </w:rPr>
+          <w:t>https://medcraveonline.com/PAIJ/PAIJ-10-00406.pdf</w:t>
+        </w:r>
+      </w:hyperlink>
+    </w:p>
+    <w:p/>
+    <w:p/>
+    <w:p>
       <w:r>
         <w:t>-----------------------</w:t>
       </w:r>
@@ -430,34 +3806,933 @@
           <w:szCs w:val="28"/>
         </w:rPr>
       </w:pPr>
-      <w:r>
-        <w:rPr>
-          <w:b/>
-          <w:bCs/>
-          <w:sz w:val="28"/>
-          <w:szCs w:val="28"/>
-        </w:rPr>
-        <w:t>Analysis of Mass-Redshift Correlation in Velocity Matched Subgroups: A Rigorous Test for the Decreasing Universe Theory</w:t>
-      </w:r>
+      <w:proofErr w:type="spellStart"/>
+      <w:r>
+        <w:rPr>
+          <w:b/>
+          <w:bCs/>
+          <w:sz w:val="28"/>
+          <w:szCs w:val="28"/>
+        </w:rPr>
+        <w:lastRenderedPageBreak/>
+        <w:t>Analysis</w:t>
+      </w:r>
+      <w:proofErr w:type="spellEnd"/>
+      <w:r>
+        <w:rPr>
+          <w:b/>
+          <w:bCs/>
+          <w:sz w:val="28"/>
+          <w:szCs w:val="28"/>
+        </w:rPr>
+        <w:t xml:space="preserve"> </w:t>
+      </w:r>
+      <w:proofErr w:type="spellStart"/>
+      <w:r>
+        <w:rPr>
+          <w:b/>
+          <w:bCs/>
+          <w:sz w:val="28"/>
+          <w:szCs w:val="28"/>
+        </w:rPr>
+        <w:t>of</w:t>
+      </w:r>
+      <w:proofErr w:type="spellEnd"/>
+      <w:r>
+        <w:rPr>
+          <w:b/>
+          <w:bCs/>
+          <w:sz w:val="28"/>
+          <w:szCs w:val="28"/>
+        </w:rPr>
+        <w:t xml:space="preserve"> Mass-</w:t>
+      </w:r>
+      <w:proofErr w:type="spellStart"/>
+      <w:r>
+        <w:rPr>
+          <w:b/>
+          <w:bCs/>
+          <w:sz w:val="28"/>
+          <w:szCs w:val="28"/>
+        </w:rPr>
+        <w:t>Redshift</w:t>
+      </w:r>
+      <w:proofErr w:type="spellEnd"/>
+      <w:r>
+        <w:rPr>
+          <w:b/>
+          <w:bCs/>
+          <w:sz w:val="28"/>
+          <w:szCs w:val="28"/>
+        </w:rPr>
+        <w:t xml:space="preserve"> </w:t>
+      </w:r>
+      <w:proofErr w:type="spellStart"/>
+      <w:r>
+        <w:rPr>
+          <w:b/>
+          <w:bCs/>
+          <w:sz w:val="28"/>
+          <w:szCs w:val="28"/>
+        </w:rPr>
+        <w:t>Correlation</w:t>
+      </w:r>
+      <w:proofErr w:type="spellEnd"/>
+      <w:r>
+        <w:rPr>
+          <w:b/>
+          <w:bCs/>
+          <w:sz w:val="28"/>
+          <w:szCs w:val="28"/>
+        </w:rPr>
+        <w:t xml:space="preserve"> in </w:t>
+      </w:r>
+      <w:proofErr w:type="spellStart"/>
+      <w:r>
+        <w:rPr>
+          <w:b/>
+          <w:bCs/>
+          <w:sz w:val="28"/>
+          <w:szCs w:val="28"/>
+        </w:rPr>
+        <w:t>Velocity</w:t>
+      </w:r>
+      <w:proofErr w:type="spellEnd"/>
+      <w:r>
+        <w:rPr>
+          <w:b/>
+          <w:bCs/>
+          <w:sz w:val="28"/>
+          <w:szCs w:val="28"/>
+        </w:rPr>
+        <w:t xml:space="preserve"> </w:t>
+      </w:r>
+      <w:proofErr w:type="spellStart"/>
+      <w:r>
+        <w:rPr>
+          <w:b/>
+          <w:bCs/>
+          <w:sz w:val="28"/>
+          <w:szCs w:val="28"/>
+        </w:rPr>
+        <w:t>Matched</w:t>
+      </w:r>
+      <w:proofErr w:type="spellEnd"/>
+      <w:r>
+        <w:rPr>
+          <w:b/>
+          <w:bCs/>
+          <w:sz w:val="28"/>
+          <w:szCs w:val="28"/>
+        </w:rPr>
+        <w:t xml:space="preserve"> </w:t>
+      </w:r>
+      <w:proofErr w:type="spellStart"/>
+      <w:r>
+        <w:rPr>
+          <w:b/>
+          <w:bCs/>
+          <w:sz w:val="28"/>
+          <w:szCs w:val="28"/>
+        </w:rPr>
+        <w:t>Subgroups</w:t>
+      </w:r>
+      <w:proofErr w:type="spellEnd"/>
+      <w:r>
+        <w:rPr>
+          <w:b/>
+          <w:bCs/>
+          <w:sz w:val="28"/>
+          <w:szCs w:val="28"/>
+        </w:rPr>
+        <w:t xml:space="preserve">: A </w:t>
+      </w:r>
+      <w:proofErr w:type="spellStart"/>
+      <w:r>
+        <w:rPr>
+          <w:b/>
+          <w:bCs/>
+          <w:sz w:val="28"/>
+          <w:szCs w:val="28"/>
+        </w:rPr>
+        <w:t>Rigorous</w:t>
+      </w:r>
+      <w:proofErr w:type="spellEnd"/>
+      <w:r>
+        <w:rPr>
+          <w:b/>
+          <w:bCs/>
+          <w:sz w:val="28"/>
+          <w:szCs w:val="28"/>
+        </w:rPr>
+        <w:t xml:space="preserve"> Test for </w:t>
+      </w:r>
+      <w:proofErr w:type="spellStart"/>
+      <w:r>
+        <w:rPr>
+          <w:b/>
+          <w:bCs/>
+          <w:sz w:val="28"/>
+          <w:szCs w:val="28"/>
+        </w:rPr>
+        <w:t>the</w:t>
+      </w:r>
+      <w:proofErr w:type="spellEnd"/>
+      <w:r>
+        <w:rPr>
+          <w:b/>
+          <w:bCs/>
+          <w:sz w:val="28"/>
+          <w:szCs w:val="28"/>
+        </w:rPr>
+        <w:t xml:space="preserve"> </w:t>
+      </w:r>
+      <w:proofErr w:type="spellStart"/>
+      <w:r>
+        <w:rPr>
+          <w:b/>
+          <w:bCs/>
+          <w:sz w:val="28"/>
+          <w:szCs w:val="28"/>
+        </w:rPr>
+        <w:t>Decreasing</w:t>
+      </w:r>
+      <w:proofErr w:type="spellEnd"/>
+      <w:r>
+        <w:rPr>
+          <w:b/>
+          <w:bCs/>
+          <w:sz w:val="28"/>
+          <w:szCs w:val="28"/>
+        </w:rPr>
+        <w:t xml:space="preserve"> Universe </w:t>
+      </w:r>
+      <w:proofErr w:type="spellStart"/>
+      <w:r>
+        <w:rPr>
+          <w:b/>
+          <w:bCs/>
+          <w:sz w:val="28"/>
+          <w:szCs w:val="28"/>
+        </w:rPr>
+        <w:t>Theory</w:t>
+      </w:r>
+      <w:proofErr w:type="spellEnd"/>
     </w:p>
     <w:p>
       <w:r>
-        <w:t xml:space="preserve">The Decreasing Universe (D.U.) theory proposes that the gravitational field induces a continuous spatial contraction, predicting that more massive galaxies should exhibit a smaller redshift at the same distance.  </w:t>
+        <w:t xml:space="preserve">The </w:t>
+      </w:r>
+      <w:proofErr w:type="spellStart"/>
+      <w:r>
+        <w:t>Decreasing</w:t>
+      </w:r>
+      <w:proofErr w:type="spellEnd"/>
+      <w:r>
+        <w:t xml:space="preserve"> Universe (D.U.) </w:t>
+      </w:r>
+      <w:proofErr w:type="spellStart"/>
+      <w:r>
+        <w:t>theory</w:t>
+      </w:r>
+      <w:proofErr w:type="spellEnd"/>
+      <w:r>
+        <w:t xml:space="preserve"> </w:t>
+      </w:r>
+      <w:proofErr w:type="spellStart"/>
+      <w:r>
+        <w:t>proposes</w:t>
+      </w:r>
+      <w:proofErr w:type="spellEnd"/>
+      <w:r>
+        <w:t xml:space="preserve"> </w:t>
+      </w:r>
+      <w:proofErr w:type="spellStart"/>
+      <w:r>
+        <w:t>that</w:t>
+      </w:r>
+      <w:proofErr w:type="spellEnd"/>
+      <w:r>
+        <w:t xml:space="preserve"> </w:t>
+      </w:r>
+      <w:proofErr w:type="spellStart"/>
+      <w:r>
+        <w:t>the</w:t>
+      </w:r>
+      <w:proofErr w:type="spellEnd"/>
+      <w:r>
+        <w:t xml:space="preserve"> </w:t>
+      </w:r>
+      <w:proofErr w:type="spellStart"/>
+      <w:r>
+        <w:t>gravitational</w:t>
+      </w:r>
+      <w:proofErr w:type="spellEnd"/>
+      <w:r>
+        <w:t xml:space="preserve"> </w:t>
+      </w:r>
+      <w:proofErr w:type="spellStart"/>
+      <w:r>
+        <w:t>field</w:t>
+      </w:r>
+      <w:proofErr w:type="spellEnd"/>
+      <w:r>
+        <w:t xml:space="preserve"> </w:t>
+      </w:r>
+      <w:proofErr w:type="spellStart"/>
+      <w:r>
+        <w:t>induces</w:t>
+      </w:r>
+      <w:proofErr w:type="spellEnd"/>
+      <w:r>
+        <w:t xml:space="preserve"> a </w:t>
+      </w:r>
+      <w:proofErr w:type="spellStart"/>
+      <w:r>
+        <w:t>continuous</w:t>
+      </w:r>
+      <w:proofErr w:type="spellEnd"/>
+      <w:r>
+        <w:t xml:space="preserve"> </w:t>
+      </w:r>
+      <w:proofErr w:type="spellStart"/>
+      <w:r>
+        <w:t>spatial</w:t>
+      </w:r>
+      <w:proofErr w:type="spellEnd"/>
+      <w:r>
+        <w:t xml:space="preserve"> </w:t>
+      </w:r>
+      <w:proofErr w:type="spellStart"/>
+      <w:r>
+        <w:t>contraction</w:t>
+      </w:r>
+      <w:proofErr w:type="spellEnd"/>
+      <w:r>
+        <w:t xml:space="preserve">, </w:t>
+      </w:r>
+      <w:proofErr w:type="spellStart"/>
+      <w:r>
+        <w:t>predicting</w:t>
+      </w:r>
+      <w:proofErr w:type="spellEnd"/>
+      <w:r>
+        <w:t xml:space="preserve"> </w:t>
+      </w:r>
+      <w:proofErr w:type="spellStart"/>
+      <w:r>
+        <w:t>that</w:t>
+      </w:r>
+      <w:proofErr w:type="spellEnd"/>
+      <w:r>
+        <w:t xml:space="preserve"> more </w:t>
+      </w:r>
+      <w:proofErr w:type="spellStart"/>
+      <w:r>
+        <w:t>massive</w:t>
+      </w:r>
+      <w:proofErr w:type="spellEnd"/>
+      <w:r>
+        <w:t xml:space="preserve"> </w:t>
+      </w:r>
+      <w:proofErr w:type="spellStart"/>
+      <w:r>
+        <w:t>galaxies</w:t>
+      </w:r>
+      <w:proofErr w:type="spellEnd"/>
+      <w:r>
+        <w:t xml:space="preserve"> </w:t>
+      </w:r>
+      <w:proofErr w:type="spellStart"/>
+      <w:r>
+        <w:t>should</w:t>
+      </w:r>
+      <w:proofErr w:type="spellEnd"/>
+      <w:r>
+        <w:t xml:space="preserve"> </w:t>
+      </w:r>
+      <w:proofErr w:type="spellStart"/>
+      <w:r>
+        <w:t>exhibit</w:t>
+      </w:r>
+      <w:proofErr w:type="spellEnd"/>
+      <w:r>
+        <w:t xml:space="preserve"> a </w:t>
+      </w:r>
+      <w:proofErr w:type="spellStart"/>
+      <w:r>
+        <w:t>smaller</w:t>
+      </w:r>
+      <w:proofErr w:type="spellEnd"/>
+      <w:r>
+        <w:t xml:space="preserve"> </w:t>
+      </w:r>
+      <w:proofErr w:type="spellStart"/>
+      <w:r>
+        <w:t>redshift</w:t>
+      </w:r>
+      <w:proofErr w:type="spellEnd"/>
+      <w:r>
+        <w:t xml:space="preserve"> </w:t>
+      </w:r>
+      <w:proofErr w:type="spellStart"/>
+      <w:r>
+        <w:t>at</w:t>
+      </w:r>
+      <w:proofErr w:type="spellEnd"/>
+      <w:r>
+        <w:t xml:space="preserve"> </w:t>
+      </w:r>
+      <w:proofErr w:type="spellStart"/>
+      <w:r>
+        <w:t>the</w:t>
+      </w:r>
+      <w:proofErr w:type="spellEnd"/>
+      <w:r>
+        <w:t xml:space="preserve"> </w:t>
+      </w:r>
+      <w:proofErr w:type="spellStart"/>
+      <w:r>
+        <w:t>same</w:t>
+      </w:r>
+      <w:proofErr w:type="spellEnd"/>
+      <w:r>
+        <w:t xml:space="preserve"> </w:t>
+      </w:r>
+      <w:proofErr w:type="spellStart"/>
+      <w:r>
+        <w:t>distance</w:t>
+      </w:r>
+      <w:proofErr w:type="spellEnd"/>
+      <w:r>
+        <w:t xml:space="preserve">.  </w:t>
       </w:r>
     </w:p>
     <w:p>
       <w:r>
-        <w:t xml:space="preserve">The main obstacle to testing this prediction is the noise introduced by the galaxies' peculiar velocities. This study applies a rigorous methodology to isolate the effect of mass by analyzing the correlation between stellar mass and redshift in galaxy subgroups with controlled distance, age, and radial velocity. </w:t>
+        <w:t xml:space="preserve">The </w:t>
+      </w:r>
+      <w:proofErr w:type="spellStart"/>
+      <w:r>
+        <w:t>main</w:t>
+      </w:r>
+      <w:proofErr w:type="spellEnd"/>
+      <w:r>
+        <w:t xml:space="preserve"> </w:t>
+      </w:r>
+      <w:proofErr w:type="spellStart"/>
+      <w:r>
+        <w:t>obstacle</w:t>
+      </w:r>
+      <w:proofErr w:type="spellEnd"/>
+      <w:r>
+        <w:t xml:space="preserve"> </w:t>
+      </w:r>
+      <w:proofErr w:type="spellStart"/>
+      <w:r>
+        <w:t>to</w:t>
+      </w:r>
+      <w:proofErr w:type="spellEnd"/>
+      <w:r>
+        <w:t xml:space="preserve"> </w:t>
+      </w:r>
+      <w:proofErr w:type="spellStart"/>
+      <w:r>
+        <w:t>testing</w:t>
+      </w:r>
+      <w:proofErr w:type="spellEnd"/>
+      <w:r>
+        <w:t xml:space="preserve"> </w:t>
+      </w:r>
+      <w:proofErr w:type="spellStart"/>
+      <w:r>
+        <w:t>this</w:t>
+      </w:r>
+      <w:proofErr w:type="spellEnd"/>
+      <w:r>
+        <w:t xml:space="preserve"> </w:t>
+      </w:r>
+      <w:proofErr w:type="spellStart"/>
+      <w:r>
+        <w:t>prediction</w:t>
+      </w:r>
+      <w:proofErr w:type="spellEnd"/>
+      <w:r>
+        <w:t xml:space="preserve"> </w:t>
+      </w:r>
+      <w:proofErr w:type="spellStart"/>
+      <w:r>
+        <w:t>is</w:t>
+      </w:r>
+      <w:proofErr w:type="spellEnd"/>
+      <w:r>
+        <w:t xml:space="preserve"> </w:t>
+      </w:r>
+      <w:proofErr w:type="spellStart"/>
+      <w:r>
+        <w:t>the</w:t>
+      </w:r>
+      <w:proofErr w:type="spellEnd"/>
+      <w:r>
+        <w:t xml:space="preserve"> </w:t>
+      </w:r>
+      <w:proofErr w:type="spellStart"/>
+      <w:r>
+        <w:t>noise</w:t>
+      </w:r>
+      <w:proofErr w:type="spellEnd"/>
+      <w:r>
+        <w:t xml:space="preserve"> </w:t>
+      </w:r>
+      <w:proofErr w:type="spellStart"/>
+      <w:r>
+        <w:t>introduced</w:t>
+      </w:r>
+      <w:proofErr w:type="spellEnd"/>
+      <w:r>
+        <w:t xml:space="preserve"> </w:t>
+      </w:r>
+      <w:proofErr w:type="spellStart"/>
+      <w:r>
+        <w:t>by</w:t>
+      </w:r>
+      <w:proofErr w:type="spellEnd"/>
+      <w:r>
+        <w:t xml:space="preserve"> </w:t>
+      </w:r>
+      <w:proofErr w:type="spellStart"/>
+      <w:r>
+        <w:t>the</w:t>
+      </w:r>
+      <w:proofErr w:type="spellEnd"/>
+      <w:r>
+        <w:t xml:space="preserve"> </w:t>
+      </w:r>
+      <w:proofErr w:type="spellStart"/>
+      <w:r>
+        <w:t>galaxies</w:t>
+      </w:r>
+      <w:proofErr w:type="spellEnd"/>
+      <w:r>
+        <w:t xml:space="preserve">' peculiar </w:t>
+      </w:r>
+      <w:proofErr w:type="spellStart"/>
+      <w:r>
+        <w:t>velocities</w:t>
+      </w:r>
+      <w:proofErr w:type="spellEnd"/>
+      <w:r>
+        <w:t xml:space="preserve">. </w:t>
+      </w:r>
+      <w:proofErr w:type="spellStart"/>
+      <w:r>
+        <w:t>This</w:t>
+      </w:r>
+      <w:proofErr w:type="spellEnd"/>
+      <w:r>
+        <w:t xml:space="preserve"> </w:t>
+      </w:r>
+      <w:proofErr w:type="spellStart"/>
+      <w:r>
+        <w:t>study</w:t>
+      </w:r>
+      <w:proofErr w:type="spellEnd"/>
+      <w:r>
+        <w:t xml:space="preserve"> </w:t>
+      </w:r>
+      <w:proofErr w:type="spellStart"/>
+      <w:r>
+        <w:t>applies</w:t>
+      </w:r>
+      <w:proofErr w:type="spellEnd"/>
+      <w:r>
+        <w:t xml:space="preserve"> a </w:t>
+      </w:r>
+      <w:proofErr w:type="spellStart"/>
+      <w:r>
+        <w:t>rigorous</w:t>
+      </w:r>
+      <w:proofErr w:type="spellEnd"/>
+      <w:r>
+        <w:t xml:space="preserve"> </w:t>
+      </w:r>
+      <w:proofErr w:type="spellStart"/>
+      <w:r>
+        <w:t>methodology</w:t>
+      </w:r>
+      <w:proofErr w:type="spellEnd"/>
+      <w:r>
+        <w:t xml:space="preserve"> </w:t>
+      </w:r>
+      <w:proofErr w:type="spellStart"/>
+      <w:r>
+        <w:t>to</w:t>
+      </w:r>
+      <w:proofErr w:type="spellEnd"/>
+      <w:r>
+        <w:t xml:space="preserve"> </w:t>
+      </w:r>
+      <w:proofErr w:type="spellStart"/>
+      <w:r>
+        <w:t>isolate</w:t>
+      </w:r>
+      <w:proofErr w:type="spellEnd"/>
+      <w:r>
+        <w:t xml:space="preserve"> </w:t>
+      </w:r>
+      <w:proofErr w:type="spellStart"/>
+      <w:r>
+        <w:t>the</w:t>
+      </w:r>
+      <w:proofErr w:type="spellEnd"/>
+      <w:r>
+        <w:t xml:space="preserve"> </w:t>
+      </w:r>
+      <w:proofErr w:type="spellStart"/>
+      <w:r>
+        <w:t>effect</w:t>
+      </w:r>
+      <w:proofErr w:type="spellEnd"/>
+      <w:r>
+        <w:t xml:space="preserve"> </w:t>
+      </w:r>
+      <w:proofErr w:type="spellStart"/>
+      <w:r>
+        <w:t>of</w:t>
+      </w:r>
+      <w:proofErr w:type="spellEnd"/>
+      <w:r>
+        <w:t xml:space="preserve"> </w:t>
+      </w:r>
+      <w:proofErr w:type="spellStart"/>
+      <w:r>
+        <w:t>mass</w:t>
+      </w:r>
+      <w:proofErr w:type="spellEnd"/>
+      <w:r>
+        <w:t xml:space="preserve"> </w:t>
+      </w:r>
+      <w:proofErr w:type="spellStart"/>
+      <w:r>
+        <w:t>by</w:t>
+      </w:r>
+      <w:proofErr w:type="spellEnd"/>
+      <w:r>
+        <w:t xml:space="preserve"> </w:t>
+      </w:r>
+      <w:proofErr w:type="spellStart"/>
+      <w:r>
+        <w:t>analyzing</w:t>
+      </w:r>
+      <w:proofErr w:type="spellEnd"/>
+      <w:r>
+        <w:t xml:space="preserve"> </w:t>
+      </w:r>
+      <w:proofErr w:type="spellStart"/>
+      <w:r>
+        <w:t>the</w:t>
+      </w:r>
+      <w:proofErr w:type="spellEnd"/>
+      <w:r>
+        <w:t xml:space="preserve"> </w:t>
+      </w:r>
+      <w:proofErr w:type="spellStart"/>
+      <w:r>
+        <w:t>correlation</w:t>
+      </w:r>
+      <w:proofErr w:type="spellEnd"/>
+      <w:r>
+        <w:t xml:space="preserve"> </w:t>
+      </w:r>
+      <w:proofErr w:type="spellStart"/>
+      <w:r>
+        <w:t>between</w:t>
+      </w:r>
+      <w:proofErr w:type="spellEnd"/>
+      <w:r>
+        <w:t xml:space="preserve"> </w:t>
+      </w:r>
+      <w:proofErr w:type="spellStart"/>
+      <w:r>
+        <w:t>stellar</w:t>
+      </w:r>
+      <w:proofErr w:type="spellEnd"/>
+      <w:r>
+        <w:t xml:space="preserve"> </w:t>
+      </w:r>
+      <w:proofErr w:type="spellStart"/>
+      <w:r>
+        <w:t>mass</w:t>
+      </w:r>
+      <w:proofErr w:type="spellEnd"/>
+      <w:r>
+        <w:t xml:space="preserve"> </w:t>
+      </w:r>
+      <w:proofErr w:type="spellStart"/>
+      <w:r>
+        <w:t>and</w:t>
+      </w:r>
+      <w:proofErr w:type="spellEnd"/>
+      <w:r>
+        <w:t xml:space="preserve"> </w:t>
+      </w:r>
+      <w:proofErr w:type="spellStart"/>
+      <w:r>
+        <w:t>redshift</w:t>
+      </w:r>
+      <w:proofErr w:type="spellEnd"/>
+      <w:r>
+        <w:t xml:space="preserve"> in </w:t>
+      </w:r>
+      <w:proofErr w:type="spellStart"/>
+      <w:r>
+        <w:t>galaxy</w:t>
+      </w:r>
+      <w:proofErr w:type="spellEnd"/>
+      <w:r>
+        <w:t xml:space="preserve"> </w:t>
+      </w:r>
+      <w:proofErr w:type="spellStart"/>
+      <w:r>
+        <w:t>subgroups</w:t>
+      </w:r>
+      <w:proofErr w:type="spellEnd"/>
+      <w:r>
+        <w:t xml:space="preserve"> </w:t>
+      </w:r>
+      <w:proofErr w:type="spellStart"/>
+      <w:r>
+        <w:t>with</w:t>
+      </w:r>
+      <w:proofErr w:type="spellEnd"/>
+      <w:r>
+        <w:t xml:space="preserve"> </w:t>
+      </w:r>
+      <w:proofErr w:type="spellStart"/>
+      <w:r>
+        <w:t>controlled</w:t>
+      </w:r>
+      <w:proofErr w:type="spellEnd"/>
+      <w:r>
+        <w:t xml:space="preserve"> </w:t>
+      </w:r>
+      <w:proofErr w:type="spellStart"/>
+      <w:r>
+        <w:t>distance</w:t>
+      </w:r>
+      <w:proofErr w:type="spellEnd"/>
+      <w:r>
+        <w:t xml:space="preserve">, age, </w:t>
+      </w:r>
+      <w:proofErr w:type="spellStart"/>
+      <w:r>
+        <w:t>and</w:t>
+      </w:r>
+      <w:proofErr w:type="spellEnd"/>
+      <w:r>
+        <w:t xml:space="preserve"> radial </w:t>
+      </w:r>
+      <w:proofErr w:type="spellStart"/>
+      <w:r>
+        <w:t>velocity</w:t>
+      </w:r>
+      <w:proofErr w:type="spellEnd"/>
+      <w:r>
+        <w:t xml:space="preserve">. </w:t>
       </w:r>
     </w:p>
     <w:p/>
     <w:p>
       <w:r>
-        <w:t>The results show that, by minimizing dynamical noise, the negative correlation predicted by the D.U. theory emerges in specific subsamples, suggesting that the intrinsic gravitational effect may be detectable.</w:t>
+        <w:t xml:space="preserve">The </w:t>
+      </w:r>
+      <w:proofErr w:type="spellStart"/>
+      <w:r>
+        <w:t>results</w:t>
+      </w:r>
+      <w:proofErr w:type="spellEnd"/>
+      <w:r>
+        <w:t xml:space="preserve"> show </w:t>
+      </w:r>
+      <w:proofErr w:type="spellStart"/>
+      <w:r>
+        <w:t>that</w:t>
+      </w:r>
+      <w:proofErr w:type="spellEnd"/>
+      <w:r>
+        <w:t xml:space="preserve">, </w:t>
+      </w:r>
+      <w:proofErr w:type="spellStart"/>
+      <w:r>
+        <w:t>by</w:t>
+      </w:r>
+      <w:proofErr w:type="spellEnd"/>
+      <w:r>
+        <w:t xml:space="preserve"> </w:t>
+      </w:r>
+      <w:proofErr w:type="spellStart"/>
+      <w:r>
+        <w:t>minimizing</w:t>
+      </w:r>
+      <w:proofErr w:type="spellEnd"/>
+      <w:r>
+        <w:t xml:space="preserve"> </w:t>
+      </w:r>
+      <w:proofErr w:type="spellStart"/>
+      <w:r>
+        <w:t>dynamical</w:t>
+      </w:r>
+      <w:proofErr w:type="spellEnd"/>
+      <w:r>
+        <w:t xml:space="preserve"> </w:t>
+      </w:r>
+      <w:proofErr w:type="spellStart"/>
+      <w:r>
+        <w:t>noise</w:t>
+      </w:r>
+      <w:proofErr w:type="spellEnd"/>
+      <w:r>
+        <w:t xml:space="preserve">, </w:t>
+      </w:r>
+      <w:proofErr w:type="spellStart"/>
+      <w:r>
+        <w:t>the</w:t>
+      </w:r>
+      <w:proofErr w:type="spellEnd"/>
+      <w:r>
+        <w:t xml:space="preserve"> negative </w:t>
+      </w:r>
+      <w:proofErr w:type="spellStart"/>
+      <w:r>
+        <w:t>correlation</w:t>
+      </w:r>
+      <w:proofErr w:type="spellEnd"/>
+      <w:r>
+        <w:t xml:space="preserve"> </w:t>
+      </w:r>
+      <w:proofErr w:type="spellStart"/>
+      <w:r>
+        <w:t>predicted</w:t>
+      </w:r>
+      <w:proofErr w:type="spellEnd"/>
+      <w:r>
+        <w:t xml:space="preserve"> </w:t>
+      </w:r>
+      <w:proofErr w:type="spellStart"/>
+      <w:r>
+        <w:t>by</w:t>
+      </w:r>
+      <w:proofErr w:type="spellEnd"/>
+      <w:r>
+        <w:t xml:space="preserve"> </w:t>
+      </w:r>
+      <w:proofErr w:type="spellStart"/>
+      <w:r>
+        <w:t>the</w:t>
+      </w:r>
+      <w:proofErr w:type="spellEnd"/>
+      <w:r>
+        <w:t xml:space="preserve"> D.U. </w:t>
+      </w:r>
+      <w:proofErr w:type="spellStart"/>
+      <w:r>
+        <w:t>theory</w:t>
+      </w:r>
+      <w:proofErr w:type="spellEnd"/>
+      <w:r>
+        <w:t xml:space="preserve"> emerges in </w:t>
+      </w:r>
+      <w:proofErr w:type="spellStart"/>
+      <w:r>
+        <w:t>specific</w:t>
+      </w:r>
+      <w:proofErr w:type="spellEnd"/>
+      <w:r>
+        <w:t xml:space="preserve"> </w:t>
+      </w:r>
+      <w:proofErr w:type="spellStart"/>
+      <w:r>
+        <w:t>subsamples</w:t>
+      </w:r>
+      <w:proofErr w:type="spellEnd"/>
+      <w:r>
+        <w:t xml:space="preserve">, </w:t>
+      </w:r>
+      <w:proofErr w:type="spellStart"/>
+      <w:r>
+        <w:t>suggesting</w:t>
+      </w:r>
+      <w:proofErr w:type="spellEnd"/>
+      <w:r>
+        <w:t xml:space="preserve"> </w:t>
+      </w:r>
+      <w:proofErr w:type="spellStart"/>
+      <w:r>
+        <w:t>that</w:t>
+      </w:r>
+      <w:proofErr w:type="spellEnd"/>
+      <w:r>
+        <w:t xml:space="preserve"> </w:t>
+      </w:r>
+      <w:proofErr w:type="spellStart"/>
+      <w:r>
+        <w:t>the</w:t>
+      </w:r>
+      <w:proofErr w:type="spellEnd"/>
+      <w:r>
+        <w:t xml:space="preserve"> </w:t>
+      </w:r>
+      <w:proofErr w:type="spellStart"/>
+      <w:r>
+        <w:t>intrinsic</w:t>
+      </w:r>
+      <w:proofErr w:type="spellEnd"/>
+      <w:r>
+        <w:t xml:space="preserve"> </w:t>
+      </w:r>
+      <w:proofErr w:type="spellStart"/>
+      <w:r>
+        <w:t>gravitational</w:t>
+      </w:r>
+      <w:proofErr w:type="spellEnd"/>
+      <w:r>
+        <w:t xml:space="preserve"> </w:t>
+      </w:r>
+      <w:proofErr w:type="spellStart"/>
+      <w:r>
+        <w:t>effect</w:t>
+      </w:r>
+      <w:proofErr w:type="spellEnd"/>
+      <w:r>
+        <w:t xml:space="preserve"> </w:t>
+      </w:r>
+      <w:proofErr w:type="spellStart"/>
+      <w:r>
+        <w:t>may</w:t>
+      </w:r>
+      <w:proofErr w:type="spellEnd"/>
+      <w:r>
+        <w:t xml:space="preserve"> </w:t>
+      </w:r>
+      <w:proofErr w:type="spellStart"/>
+      <w:r>
+        <w:t>be</w:t>
+      </w:r>
+      <w:proofErr w:type="spellEnd"/>
+      <w:r>
+        <w:t xml:space="preserve"> </w:t>
+      </w:r>
+      <w:proofErr w:type="spellStart"/>
+      <w:r>
+        <w:t>detectable</w:t>
+      </w:r>
+      <w:proofErr w:type="spellEnd"/>
+      <w:r>
+        <w:t>.</w:t>
       </w:r>
     </w:p>
     <w:p>
-      <w:hyperlink r:id="rId8" w:history="1">
+      <w:hyperlink r:id="rId9" w:history="1">
         <w:r>
           <w:rPr>
             <w:rStyle w:val="Hyperlink"/>
@@ -500,8 +4775,119 @@
           <w:sz w:val="28"/>
           <w:szCs w:val="28"/>
         </w:rPr>
-        <w:t>The “Decreasing Universe” model: an alternative perspective to accelerated expansion</w:t>
-      </w:r>
+        <w:t>The “</w:t>
+      </w:r>
+      <w:proofErr w:type="spellStart"/>
+      <w:r>
+        <w:rPr>
+          <w:b/>
+          <w:bCs/>
+          <w:sz w:val="28"/>
+          <w:szCs w:val="28"/>
+        </w:rPr>
+        <w:t>Decreasing</w:t>
+      </w:r>
+      <w:proofErr w:type="spellEnd"/>
+      <w:r>
+        <w:rPr>
+          <w:b/>
+          <w:bCs/>
+          <w:sz w:val="28"/>
+          <w:szCs w:val="28"/>
+        </w:rPr>
+        <w:t xml:space="preserve"> Universe” model: </w:t>
+      </w:r>
+      <w:proofErr w:type="spellStart"/>
+      <w:r>
+        <w:rPr>
+          <w:b/>
+          <w:bCs/>
+          <w:sz w:val="28"/>
+          <w:szCs w:val="28"/>
+        </w:rPr>
+        <w:t>an</w:t>
+      </w:r>
+      <w:proofErr w:type="spellEnd"/>
+      <w:r>
+        <w:rPr>
+          <w:b/>
+          <w:bCs/>
+          <w:sz w:val="28"/>
+          <w:szCs w:val="28"/>
+        </w:rPr>
+        <w:t xml:space="preserve"> </w:t>
+      </w:r>
+      <w:proofErr w:type="spellStart"/>
+      <w:r>
+        <w:rPr>
+          <w:b/>
+          <w:bCs/>
+          <w:sz w:val="28"/>
+          <w:szCs w:val="28"/>
+        </w:rPr>
+        <w:t>alternative</w:t>
+      </w:r>
+      <w:proofErr w:type="spellEnd"/>
+      <w:r>
+        <w:rPr>
+          <w:b/>
+          <w:bCs/>
+          <w:sz w:val="28"/>
+          <w:szCs w:val="28"/>
+        </w:rPr>
+        <w:t xml:space="preserve"> perspective </w:t>
+      </w:r>
+      <w:proofErr w:type="spellStart"/>
+      <w:r>
+        <w:rPr>
+          <w:b/>
+          <w:bCs/>
+          <w:sz w:val="28"/>
+          <w:szCs w:val="28"/>
+        </w:rPr>
+        <w:t>to</w:t>
+      </w:r>
+      <w:proofErr w:type="spellEnd"/>
+      <w:r>
+        <w:rPr>
+          <w:b/>
+          <w:bCs/>
+          <w:sz w:val="28"/>
+          <w:szCs w:val="28"/>
+        </w:rPr>
+        <w:t xml:space="preserve"> </w:t>
+      </w:r>
+      <w:proofErr w:type="spellStart"/>
+      <w:r>
+        <w:rPr>
+          <w:b/>
+          <w:bCs/>
+          <w:sz w:val="28"/>
+          <w:szCs w:val="28"/>
+        </w:rPr>
+        <w:t>accelerated</w:t>
+      </w:r>
+      <w:proofErr w:type="spellEnd"/>
+      <w:r>
+        <w:rPr>
+          <w:b/>
+          <w:bCs/>
+          <w:sz w:val="28"/>
+          <w:szCs w:val="28"/>
+        </w:rPr>
+        <w:t xml:space="preserve"> </w:t>
+      </w:r>
+      <w:proofErr w:type="spellStart"/>
+      <w:r>
+        <w:rPr>
+          <w:b/>
+          <w:bCs/>
+          <w:sz w:val="28"/>
+          <w:szCs w:val="28"/>
+        </w:rPr>
+        <w:t>expansion</w:t>
+      </w:r>
+      <w:proofErr w:type="spellEnd"/>
       <w:r>
         <w:rPr>
           <w:sz w:val="28"/>
@@ -513,37 +4899,396 @@
     <w:p/>
     <w:p>
       <w:r>
-        <w:t>"The understanding of the universe’s evolution has been dominated</w:t>
-      </w:r>
+        <w:t xml:space="preserve">"The </w:t>
+      </w:r>
+      <w:proofErr w:type="spellStart"/>
+      <w:r>
+        <w:t>understanding</w:t>
+      </w:r>
+      <w:proofErr w:type="spellEnd"/>
+      <w:r>
+        <w:t xml:space="preserve"> </w:t>
+      </w:r>
+      <w:proofErr w:type="spellStart"/>
+      <w:r>
+        <w:t>of</w:t>
+      </w:r>
+      <w:proofErr w:type="spellEnd"/>
+      <w:r>
+        <w:t xml:space="preserve"> </w:t>
+      </w:r>
+      <w:proofErr w:type="spellStart"/>
+      <w:r>
+        <w:t>the</w:t>
+      </w:r>
+      <w:proofErr w:type="spellEnd"/>
+      <w:r>
+        <w:t xml:space="preserve"> </w:t>
+      </w:r>
+      <w:proofErr w:type="spellStart"/>
+      <w:r>
+        <w:t>universe’s</w:t>
+      </w:r>
+      <w:proofErr w:type="spellEnd"/>
+      <w:r>
+        <w:t xml:space="preserve"> </w:t>
+      </w:r>
+      <w:proofErr w:type="spellStart"/>
+      <w:r>
+        <w:t>evolution</w:t>
+      </w:r>
+      <w:proofErr w:type="spellEnd"/>
+      <w:r>
+        <w:t xml:space="preserve"> </w:t>
+      </w:r>
+      <w:proofErr w:type="spellStart"/>
+      <w:r>
+        <w:t>has</w:t>
+      </w:r>
+      <w:proofErr w:type="spellEnd"/>
+      <w:r>
+        <w:t xml:space="preserve"> </w:t>
+      </w:r>
+      <w:proofErr w:type="spellStart"/>
+      <w:r>
+        <w:t>been</w:t>
+      </w:r>
+      <w:proofErr w:type="spellEnd"/>
+      <w:r>
+        <w:t xml:space="preserve"> </w:t>
+      </w:r>
+      <w:proofErr w:type="spellStart"/>
+      <w:r>
+        <w:t>dominated</w:t>
+      </w:r>
+      <w:proofErr w:type="spellEnd"/>
     </w:p>
     <w:p>
-      <w:r>
-        <w:t>by the Standard Cosmological Model, known as ?-CDM. This widely</w:t>
-      </w:r>
+      <w:proofErr w:type="spellStart"/>
+      <w:r>
+        <w:t>by</w:t>
+      </w:r>
+      <w:proofErr w:type="spellEnd"/>
+      <w:r>
+        <w:t xml:space="preserve"> </w:t>
+      </w:r>
+      <w:proofErr w:type="spellStart"/>
+      <w:r>
+        <w:t>the</w:t>
+      </w:r>
+      <w:proofErr w:type="spellEnd"/>
+      <w:r>
+        <w:t xml:space="preserve"> Standard </w:t>
+      </w:r>
+      <w:proofErr w:type="spellStart"/>
+      <w:r>
+        <w:t>Cosmological</w:t>
+      </w:r>
+      <w:proofErr w:type="spellEnd"/>
+      <w:r>
+        <w:t xml:space="preserve"> Model, </w:t>
+      </w:r>
+      <w:proofErr w:type="spellStart"/>
+      <w:r>
+        <w:t>known</w:t>
+      </w:r>
+      <w:proofErr w:type="spellEnd"/>
+      <w:r>
+        <w:t xml:space="preserve"> </w:t>
+      </w:r>
+      <w:proofErr w:type="gramStart"/>
+      <w:r>
+        <w:t>as ?</w:t>
+      </w:r>
+      <w:proofErr w:type="gramEnd"/>
+      <w:r>
+        <w:t xml:space="preserve">-CDM. </w:t>
+      </w:r>
+      <w:proofErr w:type="spellStart"/>
+      <w:r>
+        <w:t>This</w:t>
+      </w:r>
+      <w:proofErr w:type="spellEnd"/>
+      <w:r>
+        <w:t xml:space="preserve"> </w:t>
+      </w:r>
+      <w:proofErr w:type="spellStart"/>
+      <w:r>
+        <w:t>widely</w:t>
+      </w:r>
+      <w:proofErr w:type="spellEnd"/>
     </w:p>
     <w:p>
-      <w:r>
-        <w:lastRenderedPageBreak/>
-        <w:t>accepted model postulates the existence of dark matter and, crucially,</w:t>
+      <w:proofErr w:type="spellStart"/>
+      <w:r>
+        <w:t>accepted</w:t>
+      </w:r>
+      <w:proofErr w:type="spellEnd"/>
+      <w:r>
+        <w:t xml:space="preserve"> model </w:t>
+      </w:r>
+      <w:proofErr w:type="spellStart"/>
+      <w:r>
+        <w:t>postulates</w:t>
+      </w:r>
+      <w:proofErr w:type="spellEnd"/>
+      <w:r>
+        <w:t xml:space="preserve"> </w:t>
+      </w:r>
+      <w:proofErr w:type="spellStart"/>
+      <w:r>
+        <w:t>the</w:t>
+      </w:r>
+      <w:proofErr w:type="spellEnd"/>
+      <w:r>
+        <w:t xml:space="preserve"> </w:t>
+      </w:r>
+      <w:proofErr w:type="spellStart"/>
+      <w:r>
+        <w:t>existence</w:t>
+      </w:r>
+      <w:proofErr w:type="spellEnd"/>
+      <w:r>
+        <w:t xml:space="preserve"> </w:t>
+      </w:r>
+      <w:proofErr w:type="spellStart"/>
+      <w:r>
+        <w:t>of</w:t>
+      </w:r>
+      <w:proofErr w:type="spellEnd"/>
+      <w:r>
+        <w:t xml:space="preserve"> </w:t>
+      </w:r>
+      <w:proofErr w:type="spellStart"/>
+      <w:r>
+        <w:t>dark</w:t>
+      </w:r>
+      <w:proofErr w:type="spellEnd"/>
+      <w:r>
+        <w:t xml:space="preserve"> </w:t>
+      </w:r>
+      <w:proofErr w:type="spellStart"/>
+      <w:r>
+        <w:t>matter</w:t>
+      </w:r>
+      <w:proofErr w:type="spellEnd"/>
+      <w:r>
+        <w:t xml:space="preserve"> </w:t>
+      </w:r>
+      <w:proofErr w:type="spellStart"/>
+      <w:r>
+        <w:t>and</w:t>
+      </w:r>
+      <w:proofErr w:type="spellEnd"/>
+      <w:r>
+        <w:t xml:space="preserve">, </w:t>
+      </w:r>
+      <w:proofErr w:type="spellStart"/>
+      <w:r>
+        <w:t>crucially</w:t>
+      </w:r>
+      <w:proofErr w:type="spellEnd"/>
+      <w:r>
+        <w:t>,</w:t>
       </w:r>
     </w:p>
     <w:p>
-      <w:r>
-        <w:t>dark energy to explain the observed accelerated expansion of the</w:t>
-      </w:r>
+      <w:proofErr w:type="spellStart"/>
+      <w:r>
+        <w:t>dark</w:t>
+      </w:r>
+      <w:proofErr w:type="spellEnd"/>
+      <w:r>
+        <w:t xml:space="preserve"> </w:t>
+      </w:r>
+      <w:proofErr w:type="spellStart"/>
+      <w:r>
+        <w:t>energy</w:t>
+      </w:r>
+      <w:proofErr w:type="spellEnd"/>
+      <w:r>
+        <w:t xml:space="preserve"> </w:t>
+      </w:r>
+      <w:proofErr w:type="spellStart"/>
+      <w:r>
+        <w:t>to</w:t>
+      </w:r>
+      <w:proofErr w:type="spellEnd"/>
+      <w:r>
+        <w:t xml:space="preserve"> </w:t>
+      </w:r>
+      <w:proofErr w:type="spellStart"/>
+      <w:r>
+        <w:t>explain</w:t>
+      </w:r>
+      <w:proofErr w:type="spellEnd"/>
+      <w:r>
+        <w:t xml:space="preserve"> </w:t>
+      </w:r>
+      <w:proofErr w:type="spellStart"/>
+      <w:r>
+        <w:t>the</w:t>
+      </w:r>
+      <w:proofErr w:type="spellEnd"/>
+      <w:r>
+        <w:t xml:space="preserve"> </w:t>
+      </w:r>
+      <w:proofErr w:type="spellStart"/>
+      <w:r>
+        <w:t>observed</w:t>
+      </w:r>
+      <w:proofErr w:type="spellEnd"/>
+      <w:r>
+        <w:t xml:space="preserve"> </w:t>
+      </w:r>
+      <w:proofErr w:type="spellStart"/>
+      <w:r>
+        <w:t>accelerated</w:t>
+      </w:r>
+      <w:proofErr w:type="spellEnd"/>
+      <w:r>
+        <w:t xml:space="preserve"> </w:t>
+      </w:r>
+      <w:proofErr w:type="spellStart"/>
+      <w:r>
+        <w:t>expansion</w:t>
+      </w:r>
+      <w:proofErr w:type="spellEnd"/>
+      <w:r>
+        <w:t xml:space="preserve"> </w:t>
+      </w:r>
+      <w:proofErr w:type="spellStart"/>
+      <w:r>
+        <w:t>of</w:t>
+      </w:r>
+      <w:proofErr w:type="spellEnd"/>
+      <w:r>
+        <w:t xml:space="preserve"> </w:t>
+      </w:r>
+      <w:proofErr w:type="spellStart"/>
+      <w:r>
+        <w:t>the</w:t>
+      </w:r>
+      <w:proofErr w:type="spellEnd"/>
     </w:p>
     <w:p>
       <w:r>
-        <w:t>universe.1 However, dark energy remains an entity of unknown and</w:t>
-      </w:r>
+        <w:t xml:space="preserve">universe.1 </w:t>
+      </w:r>
+      <w:proofErr w:type="spellStart"/>
+      <w:r>
+        <w:t>However</w:t>
+      </w:r>
+      <w:proofErr w:type="spellEnd"/>
+      <w:r>
+        <w:t xml:space="preserve">, </w:t>
+      </w:r>
+      <w:proofErr w:type="spellStart"/>
+      <w:r>
+        <w:t>dark</w:t>
+      </w:r>
+      <w:proofErr w:type="spellEnd"/>
+      <w:r>
+        <w:t xml:space="preserve"> </w:t>
+      </w:r>
+      <w:proofErr w:type="spellStart"/>
+      <w:r>
+        <w:t>energy</w:t>
+      </w:r>
+      <w:proofErr w:type="spellEnd"/>
+      <w:r>
+        <w:t xml:space="preserve"> </w:t>
+      </w:r>
+      <w:proofErr w:type="spellStart"/>
+      <w:r>
+        <w:t>remains</w:t>
+      </w:r>
+      <w:proofErr w:type="spellEnd"/>
+      <w:r>
+        <w:t xml:space="preserve"> </w:t>
+      </w:r>
+      <w:proofErr w:type="spellStart"/>
+      <w:r>
+        <w:t>an</w:t>
+      </w:r>
+      <w:proofErr w:type="spellEnd"/>
+      <w:r>
+        <w:t xml:space="preserve"> </w:t>
+      </w:r>
+      <w:proofErr w:type="spellStart"/>
+      <w:r>
+        <w:t>entity</w:t>
+      </w:r>
+      <w:proofErr w:type="spellEnd"/>
+      <w:r>
+        <w:t xml:space="preserve"> </w:t>
+      </w:r>
+      <w:proofErr w:type="spellStart"/>
+      <w:r>
+        <w:t>of</w:t>
+      </w:r>
+      <w:proofErr w:type="spellEnd"/>
+      <w:r>
+        <w:t xml:space="preserve"> </w:t>
+      </w:r>
+      <w:proofErr w:type="spellStart"/>
+      <w:r>
+        <w:t>unknown</w:t>
+      </w:r>
+      <w:proofErr w:type="spellEnd"/>
+      <w:r>
+        <w:t xml:space="preserve"> </w:t>
+      </w:r>
+      <w:proofErr w:type="spellStart"/>
+      <w:r>
+        <w:t>and</w:t>
+      </w:r>
+      <w:proofErr w:type="spellEnd"/>
     </w:p>
     <w:p>
-      <w:r>
-        <w:t>undetectable origin, presenting a significant theoretical challenge.2..."</w:t>
+      <w:proofErr w:type="spellStart"/>
+      <w:r>
+        <w:t>undetectable</w:t>
+      </w:r>
+      <w:proofErr w:type="spellEnd"/>
+      <w:r>
+        <w:t xml:space="preserve"> </w:t>
+      </w:r>
+      <w:proofErr w:type="spellStart"/>
+      <w:r>
+        <w:t>origin</w:t>
+      </w:r>
+      <w:proofErr w:type="spellEnd"/>
+      <w:r>
+        <w:t xml:space="preserve">, </w:t>
+      </w:r>
+      <w:proofErr w:type="spellStart"/>
+      <w:r>
+        <w:t>presenting</w:t>
+      </w:r>
+      <w:proofErr w:type="spellEnd"/>
+      <w:r>
+        <w:t xml:space="preserve"> a </w:t>
+      </w:r>
+      <w:proofErr w:type="spellStart"/>
+      <w:r>
+        <w:t>significant</w:t>
+      </w:r>
+      <w:proofErr w:type="spellEnd"/>
+      <w:r>
+        <w:t xml:space="preserve"> </w:t>
+      </w:r>
+      <w:proofErr w:type="spellStart"/>
+      <w:r>
+        <w:t>theoretical</w:t>
+      </w:r>
+      <w:proofErr w:type="spellEnd"/>
+      <w:r>
+        <w:t xml:space="preserve"> challenge.2..."</w:t>
       </w:r>
     </w:p>
     <w:p>
-      <w:hyperlink r:id="rId9" w:history="1">
+      <w:hyperlink r:id="rId10" w:history="1">
         <w:r>
           <w:rPr>
             <w:rStyle w:val="Hyperlink"/>
@@ -587,16 +5332,341 @@
           <w:sz w:val="28"/>
           <w:szCs w:val="28"/>
         </w:rPr>
-        <w:t>´Decreasing Universe: The 'Dark Matter' Effect'</w:t>
+        <w:lastRenderedPageBreak/>
+        <w:t>´</w:t>
+      </w:r>
+      <w:proofErr w:type="spellStart"/>
+      <w:r>
+        <w:rPr>
+          <w:b/>
+          <w:bCs/>
+          <w:sz w:val="28"/>
+          <w:szCs w:val="28"/>
+        </w:rPr>
+        <w:t>Decreasing</w:t>
+      </w:r>
+      <w:proofErr w:type="spellEnd"/>
+      <w:r>
+        <w:rPr>
+          <w:b/>
+          <w:bCs/>
+          <w:sz w:val="28"/>
+          <w:szCs w:val="28"/>
+        </w:rPr>
+        <w:t xml:space="preserve"> Universe: The '</w:t>
+      </w:r>
+      <w:proofErr w:type="spellStart"/>
+      <w:r>
+        <w:rPr>
+          <w:b/>
+          <w:bCs/>
+          <w:sz w:val="28"/>
+          <w:szCs w:val="28"/>
+        </w:rPr>
+        <w:t>Dark</w:t>
+      </w:r>
+      <w:proofErr w:type="spellEnd"/>
+      <w:r>
+        <w:rPr>
+          <w:b/>
+          <w:bCs/>
+          <w:sz w:val="28"/>
+          <w:szCs w:val="28"/>
+        </w:rPr>
+        <w:t xml:space="preserve"> Matter' </w:t>
+      </w:r>
+      <w:proofErr w:type="spellStart"/>
+      <w:r>
+        <w:rPr>
+          <w:b/>
+          <w:bCs/>
+          <w:sz w:val="28"/>
+          <w:szCs w:val="28"/>
+        </w:rPr>
+        <w:t>Effect</w:t>
+      </w:r>
+      <w:proofErr w:type="spellEnd"/>
+      <w:r>
+        <w:rPr>
+          <w:b/>
+          <w:bCs/>
+          <w:sz w:val="28"/>
+          <w:szCs w:val="28"/>
+        </w:rPr>
+        <w:t>'</w:t>
       </w:r>
     </w:p>
     <w:p>
       <w:r>
-        <w:t>"After a brief review of the Decreasing Universe (D.U.) model, we will derive a formula and the graph for the apparent velocity of stars (of a Messier_33 galaxy) as a function of their radial distance from the galactic center. This formula reproduces the same velocity curve traditionally attributed to dark matter. "</w:t>
+        <w:t>"</w:t>
+      </w:r>
+      <w:proofErr w:type="spellStart"/>
+      <w:r>
+        <w:t>After</w:t>
+      </w:r>
+      <w:proofErr w:type="spellEnd"/>
+      <w:r>
+        <w:t xml:space="preserve"> a </w:t>
+      </w:r>
+      <w:proofErr w:type="spellStart"/>
+      <w:r>
+        <w:t>brief</w:t>
+      </w:r>
+      <w:proofErr w:type="spellEnd"/>
+      <w:r>
+        <w:t xml:space="preserve"> review </w:t>
+      </w:r>
+      <w:proofErr w:type="spellStart"/>
+      <w:r>
+        <w:t>of</w:t>
+      </w:r>
+      <w:proofErr w:type="spellEnd"/>
+      <w:r>
+        <w:t xml:space="preserve"> </w:t>
+      </w:r>
+      <w:proofErr w:type="spellStart"/>
+      <w:r>
+        <w:t>the</w:t>
+      </w:r>
+      <w:proofErr w:type="spellEnd"/>
+      <w:r>
+        <w:t xml:space="preserve"> </w:t>
+      </w:r>
+      <w:proofErr w:type="spellStart"/>
+      <w:r>
+        <w:t>Decreasing</w:t>
+      </w:r>
+      <w:proofErr w:type="spellEnd"/>
+      <w:r>
+        <w:t xml:space="preserve"> Universe (D.U.) model, </w:t>
+      </w:r>
+      <w:proofErr w:type="spellStart"/>
+      <w:r>
+        <w:t>we</w:t>
+      </w:r>
+      <w:proofErr w:type="spellEnd"/>
+      <w:r>
+        <w:t xml:space="preserve"> </w:t>
+      </w:r>
+      <w:proofErr w:type="spellStart"/>
+      <w:r>
+        <w:t>will</w:t>
+      </w:r>
+      <w:proofErr w:type="spellEnd"/>
+      <w:r>
+        <w:t xml:space="preserve"> derive a formula </w:t>
+      </w:r>
+      <w:proofErr w:type="spellStart"/>
+      <w:r>
+        <w:t>and</w:t>
+      </w:r>
+      <w:proofErr w:type="spellEnd"/>
+      <w:r>
+        <w:t xml:space="preserve"> </w:t>
+      </w:r>
+      <w:proofErr w:type="spellStart"/>
+      <w:r>
+        <w:t>the</w:t>
+      </w:r>
+      <w:proofErr w:type="spellEnd"/>
+      <w:r>
+        <w:t xml:space="preserve"> </w:t>
+      </w:r>
+      <w:proofErr w:type="spellStart"/>
+      <w:r>
+        <w:t>graph</w:t>
+      </w:r>
+      <w:proofErr w:type="spellEnd"/>
+      <w:r>
+        <w:t xml:space="preserve"> for </w:t>
+      </w:r>
+      <w:proofErr w:type="spellStart"/>
+      <w:r>
+        <w:t>the</w:t>
+      </w:r>
+      <w:proofErr w:type="spellEnd"/>
+      <w:r>
+        <w:t xml:space="preserve"> </w:t>
+      </w:r>
+      <w:proofErr w:type="spellStart"/>
+      <w:r>
+        <w:t>apparent</w:t>
+      </w:r>
+      <w:proofErr w:type="spellEnd"/>
+      <w:r>
+        <w:t xml:space="preserve"> </w:t>
+      </w:r>
+      <w:proofErr w:type="spellStart"/>
+      <w:r>
+        <w:t>velocity</w:t>
+      </w:r>
+      <w:proofErr w:type="spellEnd"/>
+      <w:r>
+        <w:t xml:space="preserve"> </w:t>
+      </w:r>
+      <w:proofErr w:type="spellStart"/>
+      <w:r>
+        <w:t>of</w:t>
+      </w:r>
+      <w:proofErr w:type="spellEnd"/>
+      <w:r>
+        <w:t xml:space="preserve"> stars (</w:t>
+      </w:r>
+      <w:proofErr w:type="spellStart"/>
+      <w:r>
+        <w:t>of</w:t>
+      </w:r>
+      <w:proofErr w:type="spellEnd"/>
+      <w:r>
+        <w:t xml:space="preserve"> a Messier_33 </w:t>
+      </w:r>
+      <w:proofErr w:type="spellStart"/>
+      <w:r>
+        <w:t>galaxy</w:t>
+      </w:r>
+      <w:proofErr w:type="spellEnd"/>
+      <w:r>
+        <w:t xml:space="preserve">) as a </w:t>
+      </w:r>
+      <w:proofErr w:type="spellStart"/>
+      <w:r>
+        <w:t>function</w:t>
+      </w:r>
+      <w:proofErr w:type="spellEnd"/>
+      <w:r>
+        <w:t xml:space="preserve"> </w:t>
+      </w:r>
+      <w:proofErr w:type="spellStart"/>
+      <w:r>
+        <w:t>of</w:t>
+      </w:r>
+      <w:proofErr w:type="spellEnd"/>
+      <w:r>
+        <w:t xml:space="preserve"> </w:t>
+      </w:r>
+      <w:proofErr w:type="spellStart"/>
+      <w:r>
+        <w:t>their</w:t>
+      </w:r>
+      <w:proofErr w:type="spellEnd"/>
+      <w:r>
+        <w:t xml:space="preserve"> radial </w:t>
+      </w:r>
+      <w:proofErr w:type="spellStart"/>
+      <w:r>
+        <w:t>distance</w:t>
+      </w:r>
+      <w:proofErr w:type="spellEnd"/>
+      <w:r>
+        <w:t xml:space="preserve"> </w:t>
+      </w:r>
+      <w:proofErr w:type="spellStart"/>
+      <w:r>
+        <w:t>from</w:t>
+      </w:r>
+      <w:proofErr w:type="spellEnd"/>
+      <w:r>
+        <w:t xml:space="preserve"> </w:t>
+      </w:r>
+      <w:proofErr w:type="spellStart"/>
+      <w:r>
+        <w:t>the</w:t>
+      </w:r>
+      <w:proofErr w:type="spellEnd"/>
+      <w:r>
+        <w:t xml:space="preserve"> </w:t>
+      </w:r>
+      <w:proofErr w:type="spellStart"/>
+      <w:r>
+        <w:t>galactic</w:t>
+      </w:r>
+      <w:proofErr w:type="spellEnd"/>
+      <w:r>
+        <w:t xml:space="preserve"> center. </w:t>
+      </w:r>
+      <w:proofErr w:type="spellStart"/>
+      <w:r>
+        <w:t>This</w:t>
+      </w:r>
+      <w:proofErr w:type="spellEnd"/>
+      <w:r>
+        <w:t xml:space="preserve"> formula </w:t>
+      </w:r>
+      <w:proofErr w:type="spellStart"/>
+      <w:r>
+        <w:t>reproduces</w:t>
+      </w:r>
+      <w:proofErr w:type="spellEnd"/>
+      <w:r>
+        <w:t xml:space="preserve"> </w:t>
+      </w:r>
+      <w:proofErr w:type="spellStart"/>
+      <w:r>
+        <w:t>the</w:t>
+      </w:r>
+      <w:proofErr w:type="spellEnd"/>
+      <w:r>
+        <w:t xml:space="preserve"> </w:t>
+      </w:r>
+      <w:proofErr w:type="spellStart"/>
+      <w:r>
+        <w:t>same</w:t>
+      </w:r>
+      <w:proofErr w:type="spellEnd"/>
+      <w:r>
+        <w:t xml:space="preserve"> </w:t>
+      </w:r>
+      <w:proofErr w:type="spellStart"/>
+      <w:r>
+        <w:t>velocity</w:t>
+      </w:r>
+      <w:proofErr w:type="spellEnd"/>
+      <w:r>
+        <w:t xml:space="preserve"> curve </w:t>
+      </w:r>
+      <w:proofErr w:type="spellStart"/>
+      <w:r>
+        <w:t>traditionally</w:t>
+      </w:r>
+      <w:proofErr w:type="spellEnd"/>
+      <w:r>
+        <w:t xml:space="preserve"> </w:t>
+      </w:r>
+      <w:proofErr w:type="spellStart"/>
+      <w:r>
+        <w:t>attributed</w:t>
+      </w:r>
+      <w:proofErr w:type="spellEnd"/>
+      <w:r>
+        <w:t xml:space="preserve"> </w:t>
+      </w:r>
+      <w:proofErr w:type="spellStart"/>
+      <w:r>
+        <w:t>to</w:t>
+      </w:r>
+      <w:proofErr w:type="spellEnd"/>
+      <w:r>
+        <w:t xml:space="preserve"> </w:t>
+      </w:r>
+      <w:proofErr w:type="spellStart"/>
+      <w:r>
+        <w:t>dark</w:t>
+      </w:r>
+      <w:proofErr w:type="spellEnd"/>
+      <w:r>
+        <w:t xml:space="preserve"> </w:t>
+      </w:r>
+      <w:proofErr w:type="spellStart"/>
+      <w:r>
+        <w:t>matter</w:t>
+      </w:r>
+      <w:proofErr w:type="spellEnd"/>
+      <w:r>
+        <w:t>. "</w:t>
       </w:r>
     </w:p>
     <w:p>
-      <w:hyperlink r:id="rId10" w:history="1">
+      <w:hyperlink r:id="rId11" w:history="1">
         <w:r>
           <w:rPr>
             <w:rStyle w:val="Hyperlink"/>
@@ -606,51 +5676,10 @@
       </w:hyperlink>
       <w:r>
         <w:br/>
-        <w:t>-------------</w:t>
-      </w:r>
-    </w:p>
-    <w:p/>
-    <w:p>
-      <w:pPr>
-        <w:rPr>
-          <w:b/>
-          <w:bCs/>
-          <w:sz w:val="28"/>
-          <w:szCs w:val="28"/>
-        </w:rPr>
-      </w:pPr>
-      <w:r>
-        <w:rPr>
-          <w:b/>
-          <w:bCs/>
-          <w:sz w:val="28"/>
-          <w:szCs w:val="28"/>
-        </w:rPr>
-        <w:t>´The Universe, According to Jocax'</w:t>
       </w:r>
     </w:p>
     <w:p>
       <w:r>
-        <w:t>"We will address some of the main questions regarding our Universe, such as theories about its origins, types of Universes (Virtual</w:t>
-      </w:r>
-      <w:r>
-        <w:t xml:space="preserve"> </w:t>
-      </w:r>
-      <w:r>
-        <w:t>Universe, Parallel Universes), and questions about its finiteness, purpose, eternity, and its end."</w:t>
-      </w:r>
-    </w:p>
-    <w:p>
-      <w:hyperlink r:id="rId11" w:history="1">
-        <w:r>
-          <w:rPr>
-            <w:rStyle w:val="Hyperlink"/>
-          </w:rPr>
-          <w:t>https://oaskpublishers.com/assets/article-pdf/the-universe-according-to-jocax.pdf</w:t>
-        </w:r>
-      </w:hyperlink>
-      <w:r>
-        <w:br/>
         <w:t>-------------</w:t>
       </w:r>
     </w:p>
@@ -670,18 +5699,283 @@
           <w:sz w:val="28"/>
           <w:szCs w:val="28"/>
         </w:rPr>
-        <w:t>´Decreasing Universe: The CMB and the Age of the Universe'</w:t>
+        <w:t>´</w:t>
+      </w:r>
+      <w:proofErr w:type="spellStart"/>
+      <w:r>
+        <w:rPr>
+          <w:b/>
+          <w:bCs/>
+          <w:sz w:val="28"/>
+          <w:szCs w:val="28"/>
+        </w:rPr>
+        <w:t>Decreasing</w:t>
+      </w:r>
+      <w:proofErr w:type="spellEnd"/>
+      <w:r>
+        <w:rPr>
+          <w:b/>
+          <w:bCs/>
+          <w:sz w:val="28"/>
+          <w:szCs w:val="28"/>
+        </w:rPr>
+        <w:t xml:space="preserve"> Universe: The CMB </w:t>
+      </w:r>
+      <w:proofErr w:type="spellStart"/>
+      <w:r>
+        <w:rPr>
+          <w:b/>
+          <w:bCs/>
+          <w:sz w:val="28"/>
+          <w:szCs w:val="28"/>
+        </w:rPr>
+        <w:t>and</w:t>
+      </w:r>
+      <w:proofErr w:type="spellEnd"/>
+      <w:r>
+        <w:rPr>
+          <w:b/>
+          <w:bCs/>
+          <w:sz w:val="28"/>
+          <w:szCs w:val="28"/>
+        </w:rPr>
+        <w:t xml:space="preserve"> </w:t>
+      </w:r>
+      <w:proofErr w:type="spellStart"/>
+      <w:proofErr w:type="gramStart"/>
+      <w:r>
+        <w:rPr>
+          <w:b/>
+          <w:bCs/>
+          <w:sz w:val="28"/>
+          <w:szCs w:val="28"/>
+        </w:rPr>
+        <w:t>the</w:t>
+      </w:r>
+      <w:proofErr w:type="spellEnd"/>
+      <w:r>
+        <w:rPr>
+          <w:b/>
+          <w:bCs/>
+          <w:sz w:val="28"/>
+          <w:szCs w:val="28"/>
+        </w:rPr>
+        <w:t xml:space="preserve"> Age</w:t>
+      </w:r>
+      <w:proofErr w:type="gramEnd"/>
+      <w:r>
+        <w:rPr>
+          <w:b/>
+          <w:bCs/>
+          <w:sz w:val="28"/>
+          <w:szCs w:val="28"/>
+        </w:rPr>
+        <w:t xml:space="preserve"> </w:t>
+      </w:r>
+      <w:proofErr w:type="spellStart"/>
+      <w:r>
+        <w:rPr>
+          <w:b/>
+          <w:bCs/>
+          <w:sz w:val="28"/>
+          <w:szCs w:val="28"/>
+        </w:rPr>
+        <w:t>of</w:t>
+      </w:r>
+      <w:proofErr w:type="spellEnd"/>
+      <w:r>
+        <w:rPr>
+          <w:b/>
+          <w:bCs/>
+          <w:sz w:val="28"/>
+          <w:szCs w:val="28"/>
+        </w:rPr>
+        <w:t xml:space="preserve"> </w:t>
+      </w:r>
+      <w:proofErr w:type="spellStart"/>
+      <w:r>
+        <w:rPr>
+          <w:b/>
+          <w:bCs/>
+          <w:sz w:val="28"/>
+          <w:szCs w:val="28"/>
+        </w:rPr>
+        <w:t>the</w:t>
+      </w:r>
+      <w:proofErr w:type="spellEnd"/>
+      <w:r>
+        <w:rPr>
+          <w:b/>
+          <w:bCs/>
+          <w:sz w:val="28"/>
+          <w:szCs w:val="28"/>
+        </w:rPr>
+        <w:t xml:space="preserve"> Universe'</w:t>
       </w:r>
     </w:p>
     <w:p>
       <w:r>
-        <w:t>" We will use the “Decreasing Universe” (D.U.) theory to estimate the age of the Universe based on</w:t>
-      </w:r>
-      <w:r>
-        <w:t xml:space="preserve"> </w:t>
-      </w:r>
-      <w:r>
-        <w:t>the average wavelength of the Cosmic Microwave Background (CMB) radiation.</w:t>
+        <w:t xml:space="preserve">" </w:t>
+      </w:r>
+      <w:proofErr w:type="spellStart"/>
+      <w:r>
+        <w:t>We</w:t>
+      </w:r>
+      <w:proofErr w:type="spellEnd"/>
+      <w:r>
+        <w:t xml:space="preserve"> </w:t>
+      </w:r>
+      <w:proofErr w:type="spellStart"/>
+      <w:r>
+        <w:t>will</w:t>
+      </w:r>
+      <w:proofErr w:type="spellEnd"/>
+      <w:r>
+        <w:t xml:space="preserve"> use </w:t>
+      </w:r>
+      <w:proofErr w:type="spellStart"/>
+      <w:r>
+        <w:t>the</w:t>
+      </w:r>
+      <w:proofErr w:type="spellEnd"/>
+      <w:r>
+        <w:t xml:space="preserve"> “</w:t>
+      </w:r>
+      <w:proofErr w:type="spellStart"/>
+      <w:r>
+        <w:t>Decreasing</w:t>
+      </w:r>
+      <w:proofErr w:type="spellEnd"/>
+      <w:r>
+        <w:t xml:space="preserve"> Universe” (D.U.) </w:t>
+      </w:r>
+      <w:proofErr w:type="spellStart"/>
+      <w:r>
+        <w:t>theory</w:t>
+      </w:r>
+      <w:proofErr w:type="spellEnd"/>
+      <w:r>
+        <w:t xml:space="preserve"> </w:t>
+      </w:r>
+      <w:proofErr w:type="spellStart"/>
+      <w:r>
+        <w:t>to</w:t>
+      </w:r>
+      <w:proofErr w:type="spellEnd"/>
+      <w:r>
+        <w:t xml:space="preserve"> </w:t>
+      </w:r>
+      <w:proofErr w:type="spellStart"/>
+      <w:r>
+        <w:t>estimate</w:t>
+      </w:r>
+      <w:proofErr w:type="spellEnd"/>
+      <w:r>
+        <w:t xml:space="preserve"> </w:t>
+      </w:r>
+      <w:proofErr w:type="spellStart"/>
+      <w:r>
+        <w:t>the</w:t>
+      </w:r>
+      <w:proofErr w:type="spellEnd"/>
+      <w:r>
+        <w:t xml:space="preserve"> age </w:t>
+      </w:r>
+      <w:proofErr w:type="spellStart"/>
+      <w:r>
+        <w:t>of</w:t>
+      </w:r>
+      <w:proofErr w:type="spellEnd"/>
+      <w:r>
+        <w:t xml:space="preserve"> </w:t>
+      </w:r>
+      <w:proofErr w:type="spellStart"/>
+      <w:r>
+        <w:t>the</w:t>
+      </w:r>
+      <w:proofErr w:type="spellEnd"/>
+      <w:r>
+        <w:t xml:space="preserve"> Universe </w:t>
+      </w:r>
+      <w:proofErr w:type="spellStart"/>
+      <w:r>
+        <w:t>based</w:t>
+      </w:r>
+      <w:proofErr w:type="spellEnd"/>
+      <w:r>
+        <w:t xml:space="preserve"> </w:t>
+      </w:r>
+      <w:proofErr w:type="spellStart"/>
+      <w:r>
+        <w:t>on</w:t>
+      </w:r>
+      <w:proofErr w:type="spellEnd"/>
+      <w:r>
+        <w:t xml:space="preserve"> </w:t>
+      </w:r>
+      <w:proofErr w:type="spellStart"/>
+      <w:r>
+        <w:t>the</w:t>
+      </w:r>
+      <w:proofErr w:type="spellEnd"/>
+      <w:r>
+        <w:t xml:space="preserve"> </w:t>
+      </w:r>
+      <w:proofErr w:type="spellStart"/>
+      <w:r>
+        <w:t>average</w:t>
+      </w:r>
+      <w:proofErr w:type="spellEnd"/>
+      <w:r>
+        <w:t xml:space="preserve"> </w:t>
+      </w:r>
+      <w:proofErr w:type="spellStart"/>
+      <w:r>
+        <w:t>wavelength</w:t>
+      </w:r>
+      <w:proofErr w:type="spellEnd"/>
+      <w:r>
+        <w:t xml:space="preserve"> </w:t>
+      </w:r>
+      <w:proofErr w:type="spellStart"/>
+      <w:r>
+        <w:t>of</w:t>
+      </w:r>
+      <w:proofErr w:type="spellEnd"/>
+      <w:r>
+        <w:t xml:space="preserve"> </w:t>
+      </w:r>
+      <w:proofErr w:type="spellStart"/>
+      <w:r>
+        <w:t>the</w:t>
+      </w:r>
+      <w:proofErr w:type="spellEnd"/>
+      <w:r>
+        <w:t xml:space="preserve"> </w:t>
+      </w:r>
+      <w:proofErr w:type="spellStart"/>
+      <w:r>
+        <w:t>Cosmic</w:t>
+      </w:r>
+      <w:proofErr w:type="spellEnd"/>
+      <w:r>
+        <w:t xml:space="preserve"> </w:t>
+      </w:r>
+      <w:proofErr w:type="spellStart"/>
+      <w:r>
+        <w:t>Microwave</w:t>
+      </w:r>
+      <w:proofErr w:type="spellEnd"/>
+      <w:r>
+        <w:t xml:space="preserve"> Background (CMB) </w:t>
+      </w:r>
+      <w:proofErr w:type="spellStart"/>
+      <w:r>
+        <w:t>radiation</w:t>
+      </w:r>
+      <w:proofErr w:type="spellEnd"/>
+      <w:r>
+        <w:t>.</w:t>
       </w:r>
     </w:p>
     <w:p>
@@ -726,19 +6020,256 @@
           <w:sz w:val="28"/>
           <w:szCs w:val="28"/>
         </w:rPr>
-        <w:lastRenderedPageBreak/>
-        <w:t>´Decreasing Universe: Redshifts and Distance Data Refute the L-CDM Mode'</w:t>
+        <w:t>´</w:t>
+      </w:r>
+      <w:proofErr w:type="spellStart"/>
+      <w:r>
+        <w:rPr>
+          <w:b/>
+          <w:bCs/>
+          <w:sz w:val="28"/>
+          <w:szCs w:val="28"/>
+        </w:rPr>
+        <w:t>Decreasing</w:t>
+      </w:r>
+      <w:proofErr w:type="spellEnd"/>
+      <w:r>
+        <w:rPr>
+          <w:b/>
+          <w:bCs/>
+          <w:sz w:val="28"/>
+          <w:szCs w:val="28"/>
+        </w:rPr>
+        <w:t xml:space="preserve"> Universe: </w:t>
+      </w:r>
+      <w:proofErr w:type="spellStart"/>
+      <w:r>
+        <w:rPr>
+          <w:b/>
+          <w:bCs/>
+          <w:sz w:val="28"/>
+          <w:szCs w:val="28"/>
+        </w:rPr>
+        <w:t>Redshifts</w:t>
+      </w:r>
+      <w:proofErr w:type="spellEnd"/>
+      <w:r>
+        <w:rPr>
+          <w:b/>
+          <w:bCs/>
+          <w:sz w:val="28"/>
+          <w:szCs w:val="28"/>
+        </w:rPr>
+        <w:t xml:space="preserve"> </w:t>
+      </w:r>
+      <w:proofErr w:type="spellStart"/>
+      <w:r>
+        <w:rPr>
+          <w:b/>
+          <w:bCs/>
+          <w:sz w:val="28"/>
+          <w:szCs w:val="28"/>
+        </w:rPr>
+        <w:t>and</w:t>
+      </w:r>
+      <w:proofErr w:type="spellEnd"/>
+      <w:r>
+        <w:rPr>
+          <w:b/>
+          <w:bCs/>
+          <w:sz w:val="28"/>
+          <w:szCs w:val="28"/>
+        </w:rPr>
+        <w:t xml:space="preserve"> Distance Data Refute </w:t>
+      </w:r>
+      <w:proofErr w:type="spellStart"/>
+      <w:r>
+        <w:rPr>
+          <w:b/>
+          <w:bCs/>
+          <w:sz w:val="28"/>
+          <w:szCs w:val="28"/>
+        </w:rPr>
+        <w:t>the</w:t>
+      </w:r>
+      <w:proofErr w:type="spellEnd"/>
+      <w:r>
+        <w:rPr>
+          <w:b/>
+          <w:bCs/>
+          <w:sz w:val="28"/>
+          <w:szCs w:val="28"/>
+        </w:rPr>
+        <w:t xml:space="preserve"> L-CDM </w:t>
+      </w:r>
+      <w:proofErr w:type="spellStart"/>
+      <w:r>
+        <w:rPr>
+          <w:b/>
+          <w:bCs/>
+          <w:sz w:val="28"/>
+          <w:szCs w:val="28"/>
+        </w:rPr>
+        <w:t>Mode</w:t>
+      </w:r>
+      <w:proofErr w:type="spellEnd"/>
+      <w:r>
+        <w:rPr>
+          <w:b/>
+          <w:bCs/>
+          <w:sz w:val="28"/>
+          <w:szCs w:val="28"/>
+        </w:rPr>
+        <w:t>'</w:t>
       </w:r>
     </w:p>
     <w:p>
       <w:r>
-        <w:t>"To evaluate and compare the “Decreasing Universe theory” with the LCDM model, I created a potentially falsifiable prediction</w:t>
-      </w:r>
-      <w:r>
-        <w:t xml:space="preserve"> </w:t>
-      </w:r>
-      <w:r>
-        <w:t>and the data was extracted and analyzed."</w:t>
+        <w:t>"</w:t>
+      </w:r>
+      <w:proofErr w:type="spellStart"/>
+      <w:r>
+        <w:t>To</w:t>
+      </w:r>
+      <w:proofErr w:type="spellEnd"/>
+      <w:r>
+        <w:t xml:space="preserve"> </w:t>
+      </w:r>
+      <w:proofErr w:type="spellStart"/>
+      <w:r>
+        <w:t>evaluate</w:t>
+      </w:r>
+      <w:proofErr w:type="spellEnd"/>
+      <w:r>
+        <w:t xml:space="preserve"> </w:t>
+      </w:r>
+      <w:proofErr w:type="spellStart"/>
+      <w:r>
+        <w:t>and</w:t>
+      </w:r>
+      <w:proofErr w:type="spellEnd"/>
+      <w:r>
+        <w:t xml:space="preserve"> compare </w:t>
+      </w:r>
+      <w:proofErr w:type="spellStart"/>
+      <w:r>
+        <w:t>the</w:t>
+      </w:r>
+      <w:proofErr w:type="spellEnd"/>
+      <w:r>
+        <w:t xml:space="preserve"> “</w:t>
+      </w:r>
+      <w:proofErr w:type="spellStart"/>
+      <w:r>
+        <w:t>Decreasing</w:t>
+      </w:r>
+      <w:proofErr w:type="spellEnd"/>
+      <w:r>
+        <w:t xml:space="preserve"> Universe </w:t>
+      </w:r>
+      <w:proofErr w:type="spellStart"/>
+      <w:r>
+        <w:t>theory</w:t>
+      </w:r>
+      <w:proofErr w:type="spellEnd"/>
+      <w:r>
+        <w:t xml:space="preserve">” </w:t>
+      </w:r>
+      <w:proofErr w:type="spellStart"/>
+      <w:r>
+        <w:t>with</w:t>
+      </w:r>
+      <w:proofErr w:type="spellEnd"/>
+      <w:r>
+        <w:t xml:space="preserve"> </w:t>
+      </w:r>
+      <w:proofErr w:type="spellStart"/>
+      <w:r>
+        <w:t>the</w:t>
+      </w:r>
+      <w:proofErr w:type="spellEnd"/>
+      <w:r>
+        <w:t xml:space="preserve"> LCDM model, I </w:t>
+      </w:r>
+      <w:proofErr w:type="spellStart"/>
+      <w:r>
+        <w:t>created</w:t>
+      </w:r>
+      <w:proofErr w:type="spellEnd"/>
+      <w:r>
+        <w:t xml:space="preserve"> a </w:t>
+      </w:r>
+      <w:proofErr w:type="spellStart"/>
+      <w:r>
+        <w:t>potentially</w:t>
+      </w:r>
+      <w:proofErr w:type="spellEnd"/>
+      <w:r>
+        <w:t xml:space="preserve"> </w:t>
+      </w:r>
+      <w:proofErr w:type="spellStart"/>
+      <w:r>
+        <w:t>falsifiable</w:t>
+      </w:r>
+      <w:proofErr w:type="spellEnd"/>
+      <w:r>
+        <w:t xml:space="preserve"> </w:t>
+      </w:r>
+      <w:proofErr w:type="spellStart"/>
+      <w:r>
+        <w:t>prediction</w:t>
+      </w:r>
+      <w:proofErr w:type="spellEnd"/>
+      <w:r>
+        <w:t xml:space="preserve"> </w:t>
+      </w:r>
+      <w:proofErr w:type="spellStart"/>
+      <w:r>
+        <w:t>and</w:t>
+      </w:r>
+      <w:proofErr w:type="spellEnd"/>
+      <w:r>
+        <w:t xml:space="preserve"> </w:t>
+      </w:r>
+      <w:proofErr w:type="spellStart"/>
+      <w:r>
+        <w:t>the</w:t>
+      </w:r>
+      <w:proofErr w:type="spellEnd"/>
+      <w:r>
+        <w:t xml:space="preserve"> data </w:t>
+      </w:r>
+      <w:proofErr w:type="spellStart"/>
+      <w:r>
+        <w:t>was</w:t>
+      </w:r>
+      <w:proofErr w:type="spellEnd"/>
+      <w:r>
+        <w:t xml:space="preserve"> </w:t>
+      </w:r>
+      <w:proofErr w:type="spellStart"/>
+      <w:r>
+        <w:t>extracted</w:t>
+      </w:r>
+      <w:proofErr w:type="spellEnd"/>
+      <w:r>
+        <w:t xml:space="preserve"> </w:t>
+      </w:r>
+      <w:proofErr w:type="spellStart"/>
+      <w:r>
+        <w:t>and</w:t>
+      </w:r>
+      <w:proofErr w:type="spellEnd"/>
+      <w:r>
+        <w:t xml:space="preserve"> </w:t>
+      </w:r>
+      <w:proofErr w:type="spellStart"/>
+      <w:r>
+        <w:t>analyzed</w:t>
+      </w:r>
+      <w:proofErr w:type="spellEnd"/>
+      <w:r>
+        <w:t>."</w:t>
       </w:r>
     </w:p>
     <w:p>
@@ -778,18 +6309,315 @@
           <w:sz w:val="28"/>
           <w:szCs w:val="28"/>
         </w:rPr>
-        <w:t>´Decreasing universe: the distance as a function of redshift'</w:t>
+        <w:t>´</w:t>
+      </w:r>
+      <w:proofErr w:type="spellStart"/>
+      <w:r>
+        <w:rPr>
+          <w:b/>
+          <w:bCs/>
+          <w:sz w:val="28"/>
+          <w:szCs w:val="28"/>
+        </w:rPr>
+        <w:t>Decreasing</w:t>
+      </w:r>
+      <w:proofErr w:type="spellEnd"/>
+      <w:r>
+        <w:rPr>
+          <w:b/>
+          <w:bCs/>
+          <w:sz w:val="28"/>
+          <w:szCs w:val="28"/>
+        </w:rPr>
+        <w:t xml:space="preserve"> </w:t>
+      </w:r>
+      <w:proofErr w:type="spellStart"/>
+      <w:r>
+        <w:rPr>
+          <w:b/>
+          <w:bCs/>
+          <w:sz w:val="28"/>
+          <w:szCs w:val="28"/>
+        </w:rPr>
+        <w:t>universe</w:t>
+      </w:r>
+      <w:proofErr w:type="spellEnd"/>
+      <w:r>
+        <w:rPr>
+          <w:b/>
+          <w:bCs/>
+          <w:sz w:val="28"/>
+          <w:szCs w:val="28"/>
+        </w:rPr>
+        <w:t xml:space="preserve">: </w:t>
+      </w:r>
+      <w:proofErr w:type="spellStart"/>
+      <w:r>
+        <w:rPr>
+          <w:b/>
+          <w:bCs/>
+          <w:sz w:val="28"/>
+          <w:szCs w:val="28"/>
+        </w:rPr>
+        <w:t>the</w:t>
+      </w:r>
+      <w:proofErr w:type="spellEnd"/>
+      <w:r>
+        <w:rPr>
+          <w:b/>
+          <w:bCs/>
+          <w:sz w:val="28"/>
+          <w:szCs w:val="28"/>
+        </w:rPr>
+        <w:t xml:space="preserve"> </w:t>
+      </w:r>
+      <w:proofErr w:type="spellStart"/>
+      <w:r>
+        <w:rPr>
+          <w:b/>
+          <w:bCs/>
+          <w:sz w:val="28"/>
+          <w:szCs w:val="28"/>
+        </w:rPr>
+        <w:t>distance</w:t>
+      </w:r>
+      <w:proofErr w:type="spellEnd"/>
+      <w:r>
+        <w:rPr>
+          <w:b/>
+          <w:bCs/>
+          <w:sz w:val="28"/>
+          <w:szCs w:val="28"/>
+        </w:rPr>
+        <w:t xml:space="preserve"> as a </w:t>
+      </w:r>
+      <w:proofErr w:type="spellStart"/>
+      <w:r>
+        <w:rPr>
+          <w:b/>
+          <w:bCs/>
+          <w:sz w:val="28"/>
+          <w:szCs w:val="28"/>
+        </w:rPr>
+        <w:t>function</w:t>
+      </w:r>
+      <w:proofErr w:type="spellEnd"/>
+      <w:r>
+        <w:rPr>
+          <w:b/>
+          <w:bCs/>
+          <w:sz w:val="28"/>
+          <w:szCs w:val="28"/>
+        </w:rPr>
+        <w:t xml:space="preserve"> </w:t>
+      </w:r>
+      <w:proofErr w:type="spellStart"/>
+      <w:r>
+        <w:rPr>
+          <w:b/>
+          <w:bCs/>
+          <w:sz w:val="28"/>
+          <w:szCs w:val="28"/>
+        </w:rPr>
+        <w:t>of</w:t>
+      </w:r>
+      <w:proofErr w:type="spellEnd"/>
+      <w:r>
+        <w:rPr>
+          <w:b/>
+          <w:bCs/>
+          <w:sz w:val="28"/>
+          <w:szCs w:val="28"/>
+        </w:rPr>
+        <w:t xml:space="preserve"> </w:t>
+      </w:r>
+      <w:proofErr w:type="spellStart"/>
+      <w:r>
+        <w:rPr>
+          <w:b/>
+          <w:bCs/>
+          <w:sz w:val="28"/>
+          <w:szCs w:val="28"/>
+        </w:rPr>
+        <w:t>redshift</w:t>
+      </w:r>
+      <w:proofErr w:type="spellEnd"/>
+      <w:r>
+        <w:rPr>
+          <w:b/>
+          <w:bCs/>
+          <w:sz w:val="28"/>
+          <w:szCs w:val="28"/>
+        </w:rPr>
+        <w:t>'</w:t>
       </w:r>
     </w:p>
     <w:p>
       <w:r>
-        <w:t>"Using the “Decreasing Universe” model1 we will show evidence that this new model of the</w:t>
-      </w:r>
-      <w:r>
-        <w:t xml:space="preserve"> </w:t>
-      </w:r>
-      <w:r>
-        <w:t xml:space="preserve">dynamics of the Universe is less disruptive and more adequate than the traditional </w:t>
+        <w:t>"</w:t>
+      </w:r>
+      <w:proofErr w:type="spellStart"/>
+      <w:r>
+        <w:t>Using</w:t>
+      </w:r>
+      <w:proofErr w:type="spellEnd"/>
+      <w:r>
+        <w:t xml:space="preserve"> </w:t>
+      </w:r>
+      <w:proofErr w:type="spellStart"/>
+      <w:r>
+        <w:t>the</w:t>
+      </w:r>
+      <w:proofErr w:type="spellEnd"/>
+      <w:r>
+        <w:t xml:space="preserve"> “</w:t>
+      </w:r>
+      <w:proofErr w:type="spellStart"/>
+      <w:r>
+        <w:t>Decreasing</w:t>
+      </w:r>
+      <w:proofErr w:type="spellEnd"/>
+      <w:r>
+        <w:t xml:space="preserve"> Universe” model1 </w:t>
+      </w:r>
+      <w:proofErr w:type="spellStart"/>
+      <w:r>
+        <w:t>we</w:t>
+      </w:r>
+      <w:proofErr w:type="spellEnd"/>
+      <w:r>
+        <w:t xml:space="preserve"> </w:t>
+      </w:r>
+      <w:proofErr w:type="spellStart"/>
+      <w:r>
+        <w:t>will</w:t>
+      </w:r>
+      <w:proofErr w:type="spellEnd"/>
+      <w:r>
+        <w:t xml:space="preserve"> show </w:t>
+      </w:r>
+      <w:proofErr w:type="spellStart"/>
+      <w:r>
+        <w:t>evidence</w:t>
+      </w:r>
+      <w:proofErr w:type="spellEnd"/>
+      <w:r>
+        <w:t xml:space="preserve"> </w:t>
+      </w:r>
+      <w:proofErr w:type="spellStart"/>
+      <w:r>
+        <w:t>that</w:t>
+      </w:r>
+      <w:proofErr w:type="spellEnd"/>
+      <w:r>
+        <w:t xml:space="preserve"> </w:t>
+      </w:r>
+      <w:proofErr w:type="spellStart"/>
+      <w:r>
+        <w:t>this</w:t>
+      </w:r>
+      <w:proofErr w:type="spellEnd"/>
+      <w:r>
+        <w:t xml:space="preserve"> new model </w:t>
+      </w:r>
+      <w:proofErr w:type="spellStart"/>
+      <w:r>
+        <w:t>of</w:t>
+      </w:r>
+      <w:proofErr w:type="spellEnd"/>
+      <w:r>
+        <w:t xml:space="preserve"> </w:t>
+      </w:r>
+      <w:proofErr w:type="spellStart"/>
+      <w:r>
+        <w:t>the</w:t>
+      </w:r>
+      <w:proofErr w:type="spellEnd"/>
+      <w:r>
+        <w:t xml:space="preserve"> </w:t>
+      </w:r>
+      <w:r>
+        <w:t xml:space="preserve">dynamics </w:t>
+      </w:r>
+      <w:proofErr w:type="spellStart"/>
+      <w:r>
+        <w:t>of</w:t>
+      </w:r>
+      <w:proofErr w:type="spellEnd"/>
+      <w:r>
+        <w:t xml:space="preserve"> </w:t>
+      </w:r>
+      <w:proofErr w:type="spellStart"/>
+      <w:r>
+        <w:t>the</w:t>
+      </w:r>
+      <w:proofErr w:type="spellEnd"/>
+      <w:r>
+        <w:t xml:space="preserve"> Universe </w:t>
+      </w:r>
+      <w:proofErr w:type="spellStart"/>
+      <w:r>
+        <w:t>is</w:t>
+      </w:r>
+      <w:proofErr w:type="spellEnd"/>
+      <w:r>
+        <w:t xml:space="preserve"> </w:t>
+      </w:r>
+      <w:proofErr w:type="spellStart"/>
+      <w:r>
+        <w:t>less</w:t>
+      </w:r>
+      <w:proofErr w:type="spellEnd"/>
+      <w:r>
+        <w:t xml:space="preserve"> </w:t>
+      </w:r>
+      <w:proofErr w:type="spellStart"/>
+      <w:r>
+        <w:t>disruptive</w:t>
+      </w:r>
+      <w:proofErr w:type="spellEnd"/>
+      <w:r>
+        <w:t xml:space="preserve"> </w:t>
+      </w:r>
+      <w:proofErr w:type="spellStart"/>
+      <w:r>
+        <w:t>and</w:t>
+      </w:r>
+      <w:proofErr w:type="spellEnd"/>
+      <w:r>
+        <w:t xml:space="preserve"> more </w:t>
+      </w:r>
+      <w:proofErr w:type="spellStart"/>
+      <w:r>
+        <w:t>adequate</w:t>
+      </w:r>
+      <w:proofErr w:type="spellEnd"/>
+      <w:r>
+        <w:t xml:space="preserve"> </w:t>
+      </w:r>
+      <w:proofErr w:type="spellStart"/>
+      <w:r>
+        <w:t>than</w:t>
+      </w:r>
+      <w:proofErr w:type="spellEnd"/>
+      <w:r>
+        <w:t xml:space="preserve"> </w:t>
+      </w:r>
+      <w:proofErr w:type="spellStart"/>
+      <w:r>
+        <w:t>the</w:t>
+      </w:r>
+      <w:proofErr w:type="spellEnd"/>
+      <w:r>
+        <w:t xml:space="preserve"> </w:t>
+      </w:r>
+      <w:proofErr w:type="spellStart"/>
+      <w:r>
+        <w:t>traditional</w:t>
+      </w:r>
+      <w:proofErr w:type="spellEnd"/>
+      <w:r>
+        <w:t xml:space="preserve"> </w:t>
       </w:r>
       <w:r>
         <w:t>L</w:t>
@@ -801,18 +6629,228 @@
         <w:t xml:space="preserve"> </w:t>
       </w:r>
       <w:r>
-        <w:t>model that postulates the existence of Dark Energy.</w:t>
+        <w:t xml:space="preserve">model </w:t>
+      </w:r>
+      <w:proofErr w:type="spellStart"/>
+      <w:r>
+        <w:t>that</w:t>
+      </w:r>
+      <w:proofErr w:type="spellEnd"/>
+      <w:r>
+        <w:t xml:space="preserve"> </w:t>
+      </w:r>
+      <w:proofErr w:type="spellStart"/>
+      <w:r>
+        <w:t>postulates</w:t>
+      </w:r>
+      <w:proofErr w:type="spellEnd"/>
+      <w:r>
+        <w:t xml:space="preserve"> </w:t>
+      </w:r>
+      <w:proofErr w:type="spellStart"/>
+      <w:r>
+        <w:t>the</w:t>
+      </w:r>
+      <w:proofErr w:type="spellEnd"/>
+      <w:r>
+        <w:t xml:space="preserve"> </w:t>
+      </w:r>
+      <w:proofErr w:type="spellStart"/>
+      <w:r>
+        <w:t>existence</w:t>
+      </w:r>
+      <w:proofErr w:type="spellEnd"/>
+      <w:r>
+        <w:t xml:space="preserve"> </w:t>
+      </w:r>
+      <w:proofErr w:type="spellStart"/>
+      <w:r>
+        <w:t>of</w:t>
+      </w:r>
+      <w:proofErr w:type="spellEnd"/>
+      <w:r>
+        <w:t xml:space="preserve"> </w:t>
+      </w:r>
+      <w:proofErr w:type="spellStart"/>
+      <w:r>
+        <w:t>Dark</w:t>
+      </w:r>
+      <w:proofErr w:type="spellEnd"/>
+      <w:r>
+        <w:t xml:space="preserve"> Energy.</w:t>
       </w:r>
     </w:p>
     <w:p>
-      <w:r>
-        <w:t>We will also develop, from this new theory, a simple and straightforward mathematical</w:t>
-      </w:r>
-      <w:r>
-        <w:t xml:space="preserve"> </w:t>
-      </w:r>
-      <w:r>
-        <w:t>formula that provides the distance of the galaxy as a function of its redshift."</w:t>
+      <w:proofErr w:type="spellStart"/>
+      <w:r>
+        <w:t>We</w:t>
+      </w:r>
+      <w:proofErr w:type="spellEnd"/>
+      <w:r>
+        <w:t xml:space="preserve"> </w:t>
+      </w:r>
+      <w:proofErr w:type="spellStart"/>
+      <w:r>
+        <w:t>will</w:t>
+      </w:r>
+      <w:proofErr w:type="spellEnd"/>
+      <w:r>
+        <w:t xml:space="preserve"> </w:t>
+      </w:r>
+      <w:proofErr w:type="spellStart"/>
+      <w:r>
+        <w:t>also</w:t>
+      </w:r>
+      <w:proofErr w:type="spellEnd"/>
+      <w:r>
+        <w:t xml:space="preserve"> </w:t>
+      </w:r>
+      <w:proofErr w:type="spellStart"/>
+      <w:r>
+        <w:t>develop</w:t>
+      </w:r>
+      <w:proofErr w:type="spellEnd"/>
+      <w:r>
+        <w:t xml:space="preserve">, </w:t>
+      </w:r>
+      <w:proofErr w:type="spellStart"/>
+      <w:r>
+        <w:t>from</w:t>
+      </w:r>
+      <w:proofErr w:type="spellEnd"/>
+      <w:r>
+        <w:t xml:space="preserve"> </w:t>
+      </w:r>
+      <w:proofErr w:type="spellStart"/>
+      <w:r>
+        <w:t>this</w:t>
+      </w:r>
+      <w:proofErr w:type="spellEnd"/>
+      <w:r>
+        <w:t xml:space="preserve"> new </w:t>
+      </w:r>
+      <w:proofErr w:type="spellStart"/>
+      <w:r>
+        <w:t>theory</w:t>
+      </w:r>
+      <w:proofErr w:type="spellEnd"/>
+      <w:r>
+        <w:t xml:space="preserve">, a </w:t>
+      </w:r>
+      <w:proofErr w:type="spellStart"/>
+      <w:r>
+        <w:t>simple</w:t>
+      </w:r>
+      <w:proofErr w:type="spellEnd"/>
+      <w:r>
+        <w:t xml:space="preserve"> </w:t>
+      </w:r>
+      <w:proofErr w:type="spellStart"/>
+      <w:r>
+        <w:t>and</w:t>
+      </w:r>
+      <w:proofErr w:type="spellEnd"/>
+      <w:r>
+        <w:t xml:space="preserve"> </w:t>
+      </w:r>
+      <w:proofErr w:type="spellStart"/>
+      <w:r>
+        <w:t>straightforward</w:t>
+      </w:r>
+      <w:proofErr w:type="spellEnd"/>
+      <w:r>
+        <w:t xml:space="preserve"> </w:t>
+      </w:r>
+      <w:proofErr w:type="spellStart"/>
+      <w:r>
+        <w:t>mathematical</w:t>
+      </w:r>
+      <w:proofErr w:type="spellEnd"/>
+      <w:r>
+        <w:t xml:space="preserve"> </w:t>
+      </w:r>
+      <w:r>
+        <w:t xml:space="preserve">formula </w:t>
+      </w:r>
+      <w:proofErr w:type="spellStart"/>
+      <w:r>
+        <w:t>that</w:t>
+      </w:r>
+      <w:proofErr w:type="spellEnd"/>
+      <w:r>
+        <w:t xml:space="preserve"> </w:t>
+      </w:r>
+      <w:proofErr w:type="spellStart"/>
+      <w:r>
+        <w:t>provides</w:t>
+      </w:r>
+      <w:proofErr w:type="spellEnd"/>
+      <w:r>
+        <w:t xml:space="preserve"> </w:t>
+      </w:r>
+      <w:proofErr w:type="spellStart"/>
+      <w:r>
+        <w:t>the</w:t>
+      </w:r>
+      <w:proofErr w:type="spellEnd"/>
+      <w:r>
+        <w:t xml:space="preserve"> </w:t>
+      </w:r>
+      <w:proofErr w:type="spellStart"/>
+      <w:r>
+        <w:t>distance</w:t>
+      </w:r>
+      <w:proofErr w:type="spellEnd"/>
+      <w:r>
+        <w:t xml:space="preserve"> </w:t>
+      </w:r>
+      <w:proofErr w:type="spellStart"/>
+      <w:r>
+        <w:t>of</w:t>
+      </w:r>
+      <w:proofErr w:type="spellEnd"/>
+      <w:r>
+        <w:t xml:space="preserve"> </w:t>
+      </w:r>
+      <w:proofErr w:type="spellStart"/>
+      <w:r>
+        <w:t>the</w:t>
+      </w:r>
+      <w:proofErr w:type="spellEnd"/>
+      <w:r>
+        <w:t xml:space="preserve"> </w:t>
+      </w:r>
+      <w:proofErr w:type="spellStart"/>
+      <w:r>
+        <w:t>galaxy</w:t>
+      </w:r>
+      <w:proofErr w:type="spellEnd"/>
+      <w:r>
+        <w:t xml:space="preserve"> as a </w:t>
+      </w:r>
+      <w:proofErr w:type="spellStart"/>
+      <w:r>
+        <w:t>function</w:t>
+      </w:r>
+      <w:proofErr w:type="spellEnd"/>
+      <w:r>
+        <w:t xml:space="preserve"> </w:t>
+      </w:r>
+      <w:proofErr w:type="spellStart"/>
+      <w:r>
+        <w:t>of</w:t>
+      </w:r>
+      <w:proofErr w:type="spellEnd"/>
+      <w:r>
+        <w:t xml:space="preserve"> its </w:t>
+      </w:r>
+      <w:proofErr w:type="spellStart"/>
+      <w:r>
+        <w:t>redshift</w:t>
+      </w:r>
+      <w:proofErr w:type="spellEnd"/>
+      <w:r>
+        <w:t>."</w:t>
       </w:r>
     </w:p>
     <w:p>
@@ -850,24 +6888,427 @@
           <w:sz w:val="28"/>
           <w:szCs w:val="28"/>
         </w:rPr>
-        <w:t>´Derivation of Hubble’s Law and its relation to dark energy and dark matter'</w:t>
+        <w:t>´</w:t>
+      </w:r>
+      <w:proofErr w:type="spellStart"/>
+      <w:r>
+        <w:rPr>
+          <w:b/>
+          <w:bCs/>
+          <w:sz w:val="28"/>
+          <w:szCs w:val="28"/>
+        </w:rPr>
+        <w:t>Derivation</w:t>
+      </w:r>
+      <w:proofErr w:type="spellEnd"/>
+      <w:r>
+        <w:rPr>
+          <w:b/>
+          <w:bCs/>
+          <w:sz w:val="28"/>
+          <w:szCs w:val="28"/>
+        </w:rPr>
+        <w:t xml:space="preserve"> </w:t>
+      </w:r>
+      <w:proofErr w:type="spellStart"/>
+      <w:r>
+        <w:rPr>
+          <w:b/>
+          <w:bCs/>
+          <w:sz w:val="28"/>
+          <w:szCs w:val="28"/>
+        </w:rPr>
+        <w:t>of</w:t>
+      </w:r>
+      <w:proofErr w:type="spellEnd"/>
+      <w:r>
+        <w:rPr>
+          <w:b/>
+          <w:bCs/>
+          <w:sz w:val="28"/>
+          <w:szCs w:val="28"/>
+        </w:rPr>
+        <w:t xml:space="preserve"> </w:t>
+      </w:r>
+      <w:proofErr w:type="spellStart"/>
+      <w:r>
+        <w:rPr>
+          <w:b/>
+          <w:bCs/>
+          <w:sz w:val="28"/>
+          <w:szCs w:val="28"/>
+        </w:rPr>
+        <w:t>Hubble’s</w:t>
+      </w:r>
+      <w:proofErr w:type="spellEnd"/>
+      <w:r>
+        <w:rPr>
+          <w:b/>
+          <w:bCs/>
+          <w:sz w:val="28"/>
+          <w:szCs w:val="28"/>
+        </w:rPr>
+        <w:t xml:space="preserve"> Law </w:t>
+      </w:r>
+      <w:proofErr w:type="spellStart"/>
+      <w:r>
+        <w:rPr>
+          <w:b/>
+          <w:bCs/>
+          <w:sz w:val="28"/>
+          <w:szCs w:val="28"/>
+        </w:rPr>
+        <w:t>and</w:t>
+      </w:r>
+      <w:proofErr w:type="spellEnd"/>
+      <w:r>
+        <w:rPr>
+          <w:b/>
+          <w:bCs/>
+          <w:sz w:val="28"/>
+          <w:szCs w:val="28"/>
+        </w:rPr>
+        <w:t xml:space="preserve"> its </w:t>
+      </w:r>
+      <w:proofErr w:type="spellStart"/>
+      <w:r>
+        <w:rPr>
+          <w:b/>
+          <w:bCs/>
+          <w:sz w:val="28"/>
+          <w:szCs w:val="28"/>
+        </w:rPr>
+        <w:t>relation</w:t>
+      </w:r>
+      <w:proofErr w:type="spellEnd"/>
+      <w:r>
+        <w:rPr>
+          <w:b/>
+          <w:bCs/>
+          <w:sz w:val="28"/>
+          <w:szCs w:val="28"/>
+        </w:rPr>
+        <w:t xml:space="preserve"> </w:t>
+      </w:r>
+      <w:proofErr w:type="spellStart"/>
+      <w:r>
+        <w:rPr>
+          <w:b/>
+          <w:bCs/>
+          <w:sz w:val="28"/>
+          <w:szCs w:val="28"/>
+        </w:rPr>
+        <w:t>to</w:t>
+      </w:r>
+      <w:proofErr w:type="spellEnd"/>
+      <w:r>
+        <w:rPr>
+          <w:b/>
+          <w:bCs/>
+          <w:sz w:val="28"/>
+          <w:szCs w:val="28"/>
+        </w:rPr>
+        <w:t xml:space="preserve"> </w:t>
+      </w:r>
+      <w:proofErr w:type="spellStart"/>
+      <w:r>
+        <w:rPr>
+          <w:b/>
+          <w:bCs/>
+          <w:sz w:val="28"/>
+          <w:szCs w:val="28"/>
+        </w:rPr>
+        <w:t>dark</w:t>
+      </w:r>
+      <w:proofErr w:type="spellEnd"/>
+      <w:r>
+        <w:rPr>
+          <w:b/>
+          <w:bCs/>
+          <w:sz w:val="28"/>
+          <w:szCs w:val="28"/>
+        </w:rPr>
+        <w:t xml:space="preserve"> </w:t>
+      </w:r>
+      <w:proofErr w:type="spellStart"/>
+      <w:r>
+        <w:rPr>
+          <w:b/>
+          <w:bCs/>
+          <w:sz w:val="28"/>
+          <w:szCs w:val="28"/>
+        </w:rPr>
+        <w:t>energy</w:t>
+      </w:r>
+      <w:proofErr w:type="spellEnd"/>
+      <w:r>
+        <w:rPr>
+          <w:b/>
+          <w:bCs/>
+          <w:sz w:val="28"/>
+          <w:szCs w:val="28"/>
+        </w:rPr>
+        <w:t xml:space="preserve"> </w:t>
+      </w:r>
+      <w:proofErr w:type="spellStart"/>
+      <w:r>
+        <w:rPr>
+          <w:b/>
+          <w:bCs/>
+          <w:sz w:val="28"/>
+          <w:szCs w:val="28"/>
+        </w:rPr>
+        <w:t>and</w:t>
+      </w:r>
+      <w:proofErr w:type="spellEnd"/>
+      <w:r>
+        <w:rPr>
+          <w:b/>
+          <w:bCs/>
+          <w:sz w:val="28"/>
+          <w:szCs w:val="28"/>
+        </w:rPr>
+        <w:t xml:space="preserve"> </w:t>
+      </w:r>
+      <w:proofErr w:type="spellStart"/>
+      <w:r>
+        <w:rPr>
+          <w:b/>
+          <w:bCs/>
+          <w:sz w:val="28"/>
+          <w:szCs w:val="28"/>
+        </w:rPr>
+        <w:t>dark</w:t>
+      </w:r>
+      <w:proofErr w:type="spellEnd"/>
+      <w:r>
+        <w:rPr>
+          <w:b/>
+          <w:bCs/>
+          <w:sz w:val="28"/>
+          <w:szCs w:val="28"/>
+        </w:rPr>
+        <w:t xml:space="preserve"> </w:t>
+      </w:r>
+      <w:proofErr w:type="spellStart"/>
+      <w:r>
+        <w:rPr>
+          <w:b/>
+          <w:bCs/>
+          <w:sz w:val="28"/>
+          <w:szCs w:val="28"/>
+        </w:rPr>
+        <w:t>matter</w:t>
+      </w:r>
+      <w:proofErr w:type="spellEnd"/>
+      <w:r>
+        <w:rPr>
+          <w:b/>
+          <w:bCs/>
+          <w:sz w:val="28"/>
+          <w:szCs w:val="28"/>
+        </w:rPr>
+        <w:t>'</w:t>
       </w:r>
     </w:p>
     <w:p>
       <w:r>
-        <w:t xml:space="preserve">"From the “Decreasing Universe” model,1,2 establishing the contraction of space tissue </w:t>
+        <w:t>"</w:t>
+      </w:r>
+      <w:proofErr w:type="spellStart"/>
+      <w:r>
+        <w:t>From</w:t>
+      </w:r>
+      <w:proofErr w:type="spellEnd"/>
+      <w:r>
+        <w:t xml:space="preserve"> </w:t>
+      </w:r>
+      <w:proofErr w:type="spellStart"/>
+      <w:r>
+        <w:t>the</w:t>
+      </w:r>
+      <w:proofErr w:type="spellEnd"/>
+      <w:r>
+        <w:t xml:space="preserve"> “</w:t>
+      </w:r>
+      <w:proofErr w:type="spellStart"/>
+      <w:r>
+        <w:t>Decreasing</w:t>
+      </w:r>
+      <w:proofErr w:type="spellEnd"/>
+      <w:r>
+        <w:t xml:space="preserve"> Universe” model,1,2 </w:t>
+      </w:r>
+      <w:proofErr w:type="spellStart"/>
+      <w:r>
+        <w:t>establishing</w:t>
+      </w:r>
+      <w:proofErr w:type="spellEnd"/>
+      <w:r>
+        <w:t xml:space="preserve"> </w:t>
+      </w:r>
+      <w:proofErr w:type="spellStart"/>
+      <w:r>
+        <w:t>the</w:t>
+      </w:r>
+      <w:proofErr w:type="spellEnd"/>
+      <w:r>
+        <w:t xml:space="preserve"> </w:t>
+      </w:r>
+      <w:proofErr w:type="spellStart"/>
+      <w:r>
+        <w:t>contraction</w:t>
+      </w:r>
+      <w:proofErr w:type="spellEnd"/>
+      <w:r>
+        <w:t xml:space="preserve"> </w:t>
+      </w:r>
+      <w:proofErr w:type="spellStart"/>
+      <w:r>
+        <w:t>of</w:t>
+      </w:r>
+      <w:proofErr w:type="spellEnd"/>
+      <w:r>
+        <w:t xml:space="preserve"> </w:t>
+      </w:r>
+      <w:proofErr w:type="spellStart"/>
+      <w:r>
+        <w:t>space</w:t>
+      </w:r>
+      <w:proofErr w:type="spellEnd"/>
+      <w:r>
+        <w:t xml:space="preserve"> </w:t>
+      </w:r>
+      <w:proofErr w:type="spellStart"/>
+      <w:r>
+        <w:t>tissue</w:t>
+      </w:r>
+      <w:proofErr w:type="spellEnd"/>
+      <w:r>
+        <w:t xml:space="preserve"> </w:t>
       </w:r>
       <w:r>
         <w:t xml:space="preserve">When </w:t>
       </w:r>
-      <w:r>
-        <w:t>exposed to a gravitational field, we derive the Hubble Law and, from there, we will explain</w:t>
-      </w:r>
-      <w:r>
-        <w:t xml:space="preserve"> </w:t>
-      </w:r>
-      <w:r>
-        <w:t>the effect “Dark Energy” ".</w:t>
+      <w:proofErr w:type="spellStart"/>
+      <w:r>
+        <w:t>exposed</w:t>
+      </w:r>
+      <w:proofErr w:type="spellEnd"/>
+      <w:r>
+        <w:t xml:space="preserve"> </w:t>
+      </w:r>
+      <w:proofErr w:type="spellStart"/>
+      <w:r>
+        <w:t>to</w:t>
+      </w:r>
+      <w:proofErr w:type="spellEnd"/>
+      <w:r>
+        <w:t xml:space="preserve"> a </w:t>
+      </w:r>
+      <w:proofErr w:type="spellStart"/>
+      <w:r>
+        <w:t>gravitational</w:t>
+      </w:r>
+      <w:proofErr w:type="spellEnd"/>
+      <w:r>
+        <w:t xml:space="preserve"> </w:t>
+      </w:r>
+      <w:proofErr w:type="spellStart"/>
+      <w:r>
+        <w:t>field</w:t>
+      </w:r>
+      <w:proofErr w:type="spellEnd"/>
+      <w:r>
+        <w:t xml:space="preserve">, </w:t>
+      </w:r>
+      <w:proofErr w:type="spellStart"/>
+      <w:r>
+        <w:t>we</w:t>
+      </w:r>
+      <w:proofErr w:type="spellEnd"/>
+      <w:r>
+        <w:t xml:space="preserve"> derive </w:t>
+      </w:r>
+      <w:proofErr w:type="spellStart"/>
+      <w:r>
+        <w:t>the</w:t>
+      </w:r>
+      <w:proofErr w:type="spellEnd"/>
+      <w:r>
+        <w:t xml:space="preserve"> Hubble Law </w:t>
+      </w:r>
+      <w:proofErr w:type="spellStart"/>
+      <w:r>
+        <w:t>and</w:t>
+      </w:r>
+      <w:proofErr w:type="spellEnd"/>
+      <w:r>
+        <w:t xml:space="preserve">, </w:t>
+      </w:r>
+      <w:proofErr w:type="spellStart"/>
+      <w:r>
+        <w:t>from</w:t>
+      </w:r>
+      <w:proofErr w:type="spellEnd"/>
+      <w:r>
+        <w:t xml:space="preserve"> </w:t>
+      </w:r>
+      <w:proofErr w:type="spellStart"/>
+      <w:r>
+        <w:t>there</w:t>
+      </w:r>
+      <w:proofErr w:type="spellEnd"/>
+      <w:r>
+        <w:t xml:space="preserve">, </w:t>
+      </w:r>
+      <w:proofErr w:type="spellStart"/>
+      <w:r>
+        <w:t>we</w:t>
+      </w:r>
+      <w:proofErr w:type="spellEnd"/>
+      <w:r>
+        <w:t xml:space="preserve"> </w:t>
+      </w:r>
+      <w:proofErr w:type="spellStart"/>
+      <w:r>
+        <w:t>will</w:t>
+      </w:r>
+      <w:proofErr w:type="spellEnd"/>
+      <w:r>
+        <w:t xml:space="preserve"> </w:t>
+      </w:r>
+      <w:proofErr w:type="spellStart"/>
+      <w:r>
+        <w:t>explain</w:t>
+      </w:r>
+      <w:proofErr w:type="spellEnd"/>
+      <w:r>
+        <w:t xml:space="preserve"> </w:t>
+      </w:r>
+      <w:proofErr w:type="spellStart"/>
+      <w:r>
+        <w:t>the</w:t>
+      </w:r>
+      <w:proofErr w:type="spellEnd"/>
+      <w:r>
+        <w:t xml:space="preserve"> </w:t>
+      </w:r>
+      <w:proofErr w:type="spellStart"/>
+      <w:r>
+        <w:t>effect</w:t>
+      </w:r>
+      <w:proofErr w:type="spellEnd"/>
+      <w:r>
+        <w:t xml:space="preserve"> “</w:t>
+      </w:r>
+      <w:proofErr w:type="spellStart"/>
+      <w:r>
+        <w:t>Dark</w:t>
+      </w:r>
+      <w:proofErr w:type="spellEnd"/>
+      <w:r>
+        <w:t xml:space="preserve"> Energy” ".</w:t>
       </w:r>
       <w:r>
         <w:br/>
@@ -905,36 +7346,272 @@
           <w:sz w:val="28"/>
           <w:szCs w:val="28"/>
         </w:rPr>
-        <w:t>´Jocaxian’s Train'</w:t>
+        <w:t xml:space="preserve">´The Universe, </w:t>
+      </w:r>
+      <w:proofErr w:type="spellStart"/>
+      <w:r>
+        <w:rPr>
+          <w:b/>
+          <w:bCs/>
+          <w:sz w:val="28"/>
+          <w:szCs w:val="28"/>
+        </w:rPr>
+        <w:t>According</w:t>
+      </w:r>
+      <w:proofErr w:type="spellEnd"/>
+      <w:r>
+        <w:rPr>
+          <w:b/>
+          <w:bCs/>
+          <w:sz w:val="28"/>
+          <w:szCs w:val="28"/>
+        </w:rPr>
+        <w:t xml:space="preserve"> </w:t>
+      </w:r>
+      <w:proofErr w:type="spellStart"/>
+      <w:r>
+        <w:rPr>
+          <w:b/>
+          <w:bCs/>
+          <w:sz w:val="28"/>
+          <w:szCs w:val="28"/>
+        </w:rPr>
+        <w:t>to</w:t>
+      </w:r>
+      <w:proofErr w:type="spellEnd"/>
+      <w:r>
+        <w:rPr>
+          <w:b/>
+          <w:bCs/>
+          <w:sz w:val="28"/>
+          <w:szCs w:val="28"/>
+        </w:rPr>
+        <w:t xml:space="preserve"> </w:t>
+      </w:r>
+      <w:proofErr w:type="spellStart"/>
+      <w:r>
+        <w:rPr>
+          <w:b/>
+          <w:bCs/>
+          <w:sz w:val="28"/>
+          <w:szCs w:val="28"/>
+        </w:rPr>
+        <w:t>Jocax</w:t>
+      </w:r>
+      <w:proofErr w:type="spellEnd"/>
+      <w:r>
+        <w:rPr>
+          <w:b/>
+          <w:bCs/>
+          <w:sz w:val="28"/>
+          <w:szCs w:val="28"/>
+        </w:rPr>
+        <w:t>'</w:t>
       </w:r>
     </w:p>
     <w:p>
       <w:r>
-        <w:t>"This article presents two simple and analog situations related to</w:t>
-      </w:r>
-      <w:r>
-        <w:t xml:space="preserve"> </w:t>
-      </w:r>
-      <w:r>
-        <w:t>classic mental experience known as “Einstein’s Train”, which explains</w:t>
-      </w:r>
-      <w:r>
-        <w:t xml:space="preserve"> </w:t>
-      </w:r>
-      <w:r>
-        <w:t xml:space="preserve">the temporal dilatation </w:t>
-      </w:r>
-      <w:r>
-        <w:t xml:space="preserve"> r</w:t>
-      </w:r>
-      <w:r>
-        <w:t>egarding special relativity theory, and then it</w:t>
-      </w:r>
-      <w:r>
-        <w:t xml:space="preserve"> </w:t>
-      </w:r>
-      <w:r>
-        <w:t>points a logical contradiction between them."</w:t>
+        <w:t>"</w:t>
+      </w:r>
+      <w:proofErr w:type="spellStart"/>
+      <w:r>
+        <w:t>We</w:t>
+      </w:r>
+      <w:proofErr w:type="spellEnd"/>
+      <w:r>
+        <w:t xml:space="preserve"> </w:t>
+      </w:r>
+      <w:proofErr w:type="spellStart"/>
+      <w:r>
+        <w:t>will</w:t>
+      </w:r>
+      <w:proofErr w:type="spellEnd"/>
+      <w:r>
+        <w:t xml:space="preserve"> </w:t>
+      </w:r>
+      <w:proofErr w:type="spellStart"/>
+      <w:r>
+        <w:t>address</w:t>
+      </w:r>
+      <w:proofErr w:type="spellEnd"/>
+      <w:r>
+        <w:t xml:space="preserve"> some </w:t>
+      </w:r>
+      <w:proofErr w:type="spellStart"/>
+      <w:r>
+        <w:t>of</w:t>
+      </w:r>
+      <w:proofErr w:type="spellEnd"/>
+      <w:r>
+        <w:t xml:space="preserve"> </w:t>
+      </w:r>
+      <w:proofErr w:type="spellStart"/>
+      <w:r>
+        <w:t>the</w:t>
+      </w:r>
+      <w:proofErr w:type="spellEnd"/>
+      <w:r>
+        <w:t xml:space="preserve"> </w:t>
+      </w:r>
+      <w:proofErr w:type="spellStart"/>
+      <w:r>
+        <w:t>main</w:t>
+      </w:r>
+      <w:proofErr w:type="spellEnd"/>
+      <w:r>
+        <w:t xml:space="preserve"> </w:t>
+      </w:r>
+      <w:proofErr w:type="spellStart"/>
+      <w:r>
+        <w:t>questions</w:t>
+      </w:r>
+      <w:proofErr w:type="spellEnd"/>
+      <w:r>
+        <w:t xml:space="preserve"> </w:t>
+      </w:r>
+      <w:proofErr w:type="spellStart"/>
+      <w:r>
+        <w:t>regarding</w:t>
+      </w:r>
+      <w:proofErr w:type="spellEnd"/>
+      <w:r>
+        <w:t xml:space="preserve"> </w:t>
+      </w:r>
+      <w:proofErr w:type="spellStart"/>
+      <w:r>
+        <w:t>our</w:t>
+      </w:r>
+      <w:proofErr w:type="spellEnd"/>
+      <w:r>
+        <w:t xml:space="preserve"> Universe, </w:t>
+      </w:r>
+      <w:proofErr w:type="spellStart"/>
+      <w:r>
+        <w:t>such</w:t>
+      </w:r>
+      <w:proofErr w:type="spellEnd"/>
+      <w:r>
+        <w:t xml:space="preserve"> as </w:t>
+      </w:r>
+      <w:proofErr w:type="spellStart"/>
+      <w:r>
+        <w:t>theories</w:t>
+      </w:r>
+      <w:proofErr w:type="spellEnd"/>
+      <w:r>
+        <w:t xml:space="preserve"> </w:t>
+      </w:r>
+      <w:proofErr w:type="spellStart"/>
+      <w:r>
+        <w:t>about</w:t>
+      </w:r>
+      <w:proofErr w:type="spellEnd"/>
+      <w:r>
+        <w:t xml:space="preserve"> its </w:t>
+      </w:r>
+      <w:proofErr w:type="spellStart"/>
+      <w:r>
+        <w:t>origins</w:t>
+      </w:r>
+      <w:proofErr w:type="spellEnd"/>
+      <w:r>
+        <w:t xml:space="preserve">, </w:t>
+      </w:r>
+      <w:proofErr w:type="spellStart"/>
+      <w:r>
+        <w:t>types</w:t>
+      </w:r>
+      <w:proofErr w:type="spellEnd"/>
+      <w:r>
+        <w:t xml:space="preserve"> </w:t>
+      </w:r>
+      <w:proofErr w:type="spellStart"/>
+      <w:r>
+        <w:t>of</w:t>
+      </w:r>
+      <w:proofErr w:type="spellEnd"/>
+      <w:r>
+        <w:t xml:space="preserve"> </w:t>
+      </w:r>
+      <w:proofErr w:type="spellStart"/>
+      <w:r>
+        <w:t>Universes</w:t>
+      </w:r>
+      <w:proofErr w:type="spellEnd"/>
+      <w:r>
+        <w:t xml:space="preserve"> (Virtual Universe, </w:t>
+      </w:r>
+      <w:proofErr w:type="spellStart"/>
+      <w:r>
+        <w:t>Parallel</w:t>
+      </w:r>
+      <w:proofErr w:type="spellEnd"/>
+      <w:r>
+        <w:t xml:space="preserve"> </w:t>
+      </w:r>
+      <w:proofErr w:type="spellStart"/>
+      <w:r>
+        <w:t>Universes</w:t>
+      </w:r>
+      <w:proofErr w:type="spellEnd"/>
+      <w:r>
+        <w:t xml:space="preserve">), </w:t>
+      </w:r>
+      <w:proofErr w:type="spellStart"/>
+      <w:r>
+        <w:t>and</w:t>
+      </w:r>
+      <w:proofErr w:type="spellEnd"/>
+      <w:r>
+        <w:t xml:space="preserve"> </w:t>
+      </w:r>
+      <w:proofErr w:type="spellStart"/>
+      <w:r>
+        <w:t>questions</w:t>
+      </w:r>
+      <w:proofErr w:type="spellEnd"/>
+      <w:r>
+        <w:t xml:space="preserve"> </w:t>
+      </w:r>
+      <w:proofErr w:type="spellStart"/>
+      <w:r>
+        <w:t>about</w:t>
+      </w:r>
+      <w:proofErr w:type="spellEnd"/>
+      <w:r>
+        <w:t xml:space="preserve"> its </w:t>
+      </w:r>
+      <w:proofErr w:type="spellStart"/>
+      <w:r>
+        <w:t>finiteness</w:t>
+      </w:r>
+      <w:proofErr w:type="spellEnd"/>
+      <w:r>
+        <w:t xml:space="preserve">, </w:t>
+      </w:r>
+      <w:proofErr w:type="spellStart"/>
+      <w:r>
+        <w:t>purpose</w:t>
+      </w:r>
+      <w:proofErr w:type="spellEnd"/>
+      <w:r>
+        <w:t xml:space="preserve">, </w:t>
+      </w:r>
+      <w:proofErr w:type="spellStart"/>
+      <w:r>
+        <w:t>eternity</w:t>
+      </w:r>
+      <w:proofErr w:type="spellEnd"/>
+      <w:r>
+        <w:t xml:space="preserve">, </w:t>
+      </w:r>
+      <w:proofErr w:type="spellStart"/>
+      <w:r>
+        <w:t>and</w:t>
+      </w:r>
+      <w:proofErr w:type="spellEnd"/>
+      <w:r>
+        <w:t xml:space="preserve"> its end."</w:t>
       </w:r>
     </w:p>
     <w:p>
@@ -943,9 +7620,12 @@
           <w:rPr>
             <w:rStyle w:val="Hyperlink"/>
           </w:rPr>
-          <w:t>https://www.omicsonline.org/open-access-pdfs/jocaxians-train-2476-2296-1000154.pdf</w:t>
+          <w:t>https://oaskpublishers.com/assets/article-pdf/the-universe-according-to-jocax.pdf</w:t>
         </w:r>
       </w:hyperlink>
+      <w:r>
+        <w:br/>
+      </w:r>
       <w:r>
         <w:br/>
       </w:r>
@@ -969,36 +7649,298 @@
           <w:sz w:val="28"/>
           <w:szCs w:val="28"/>
         </w:rPr>
-        <w:t>´The Equivalence Principle and the End of the Dark Energy'</w:t>
+        <w:t>´</w:t>
+      </w:r>
+      <w:proofErr w:type="spellStart"/>
+      <w:r>
+        <w:rPr>
+          <w:b/>
+          <w:bCs/>
+          <w:sz w:val="28"/>
+          <w:szCs w:val="28"/>
+        </w:rPr>
+        <w:t>Jocaxian’s</w:t>
+      </w:r>
+      <w:proofErr w:type="spellEnd"/>
+      <w:r>
+        <w:rPr>
+          <w:b/>
+          <w:bCs/>
+          <w:sz w:val="28"/>
+          <w:szCs w:val="28"/>
+        </w:rPr>
+        <w:t xml:space="preserve"> </w:t>
+      </w:r>
+      <w:proofErr w:type="spellStart"/>
+      <w:r>
+        <w:rPr>
+          <w:b/>
+          <w:bCs/>
+          <w:sz w:val="28"/>
+          <w:szCs w:val="28"/>
+        </w:rPr>
+        <w:t>Train</w:t>
+      </w:r>
+      <w:proofErr w:type="spellEnd"/>
+      <w:r>
+        <w:rPr>
+          <w:b/>
+          <w:bCs/>
+          <w:sz w:val="28"/>
+          <w:szCs w:val="28"/>
+        </w:rPr>
+        <w:t>'</w:t>
       </w:r>
     </w:p>
     <w:p>
       <w:r>
-        <w:t>"We will make a new approach for an effect known as “Dark Energy” by an effect on gravitatio nal field.[1]</w:t>
-      </w:r>
-      <w:r>
-        <w:t xml:space="preserve"> </w:t>
-      </w:r>
-      <w:r>
-        <w:t>In an accelerated rocket, the dimensions of space towards movement due to „Lorentz Contraction" are</w:t>
-      </w:r>
-      <w:r>
-        <w:t xml:space="preserve"> </w:t>
-      </w:r>
-      <w:r>
-        <w:t>on continuous reduction.Using the equivalence principle, we presume that in the gravitational field, the same</w:t>
-      </w:r>
-      <w:r>
-        <w:t xml:space="preserve"> </w:t>
-      </w:r>
-      <w:r>
-        <w:t>thing would happen.In this implicates in „dark energy effect". The calculi show that in a 7%-contraction for each</w:t>
-      </w:r>
-      <w:r>
-        <w:t xml:space="preserve"> </w:t>
-      </w:r>
-      <w:r>
-        <w:t>billion years would explain our observation of galaxies in accelerated separation."</w:t>
+        <w:t>"</w:t>
+      </w:r>
+      <w:proofErr w:type="spellStart"/>
+      <w:r>
+        <w:t>This</w:t>
+      </w:r>
+      <w:proofErr w:type="spellEnd"/>
+      <w:r>
+        <w:t xml:space="preserve"> </w:t>
+      </w:r>
+      <w:proofErr w:type="spellStart"/>
+      <w:r>
+        <w:t>article</w:t>
+      </w:r>
+      <w:proofErr w:type="spellEnd"/>
+      <w:r>
+        <w:t xml:space="preserve"> </w:t>
+      </w:r>
+      <w:proofErr w:type="spellStart"/>
+      <w:r>
+        <w:t>presents</w:t>
+      </w:r>
+      <w:proofErr w:type="spellEnd"/>
+      <w:r>
+        <w:t xml:space="preserve"> </w:t>
+      </w:r>
+      <w:proofErr w:type="spellStart"/>
+      <w:r>
+        <w:t>two</w:t>
+      </w:r>
+      <w:proofErr w:type="spellEnd"/>
+      <w:r>
+        <w:t xml:space="preserve"> </w:t>
+      </w:r>
+      <w:proofErr w:type="spellStart"/>
+      <w:r>
+        <w:t>simple</w:t>
+      </w:r>
+      <w:proofErr w:type="spellEnd"/>
+      <w:r>
+        <w:t xml:space="preserve"> </w:t>
+      </w:r>
+      <w:proofErr w:type="spellStart"/>
+      <w:r>
+        <w:t>and</w:t>
+      </w:r>
+      <w:proofErr w:type="spellEnd"/>
+      <w:r>
+        <w:t xml:space="preserve"> </w:t>
+      </w:r>
+      <w:proofErr w:type="spellStart"/>
+      <w:r>
+        <w:t>analog</w:t>
+      </w:r>
+      <w:proofErr w:type="spellEnd"/>
+      <w:r>
+        <w:t xml:space="preserve"> </w:t>
+      </w:r>
+      <w:proofErr w:type="spellStart"/>
+      <w:r>
+        <w:t>situations</w:t>
+      </w:r>
+      <w:proofErr w:type="spellEnd"/>
+      <w:r>
+        <w:t xml:space="preserve"> </w:t>
+      </w:r>
+      <w:proofErr w:type="spellStart"/>
+      <w:r>
+        <w:t>related</w:t>
+      </w:r>
+      <w:proofErr w:type="spellEnd"/>
+      <w:r>
+        <w:t xml:space="preserve"> </w:t>
+      </w:r>
+      <w:proofErr w:type="spellStart"/>
+      <w:r>
+        <w:t>to</w:t>
+      </w:r>
+      <w:proofErr w:type="spellEnd"/>
+      <w:r>
+        <w:t xml:space="preserve"> </w:t>
+      </w:r>
+      <w:proofErr w:type="spellStart"/>
+      <w:r>
+        <w:t>classic</w:t>
+      </w:r>
+      <w:proofErr w:type="spellEnd"/>
+      <w:r>
+        <w:t xml:space="preserve"> mental </w:t>
+      </w:r>
+      <w:proofErr w:type="spellStart"/>
+      <w:r>
+        <w:t>experience</w:t>
+      </w:r>
+      <w:proofErr w:type="spellEnd"/>
+      <w:r>
+        <w:t xml:space="preserve"> </w:t>
+      </w:r>
+      <w:proofErr w:type="spellStart"/>
+      <w:r>
+        <w:t>known</w:t>
+      </w:r>
+      <w:proofErr w:type="spellEnd"/>
+      <w:r>
+        <w:t xml:space="preserve"> as “</w:t>
+      </w:r>
+      <w:proofErr w:type="spellStart"/>
+      <w:r>
+        <w:t>Einstein’s</w:t>
+      </w:r>
+      <w:proofErr w:type="spellEnd"/>
+      <w:r>
+        <w:t xml:space="preserve"> </w:t>
+      </w:r>
+      <w:proofErr w:type="spellStart"/>
+      <w:r>
+        <w:t>Train</w:t>
+      </w:r>
+      <w:proofErr w:type="spellEnd"/>
+      <w:r>
+        <w:t xml:space="preserve">”, </w:t>
+      </w:r>
+      <w:proofErr w:type="spellStart"/>
+      <w:r>
+        <w:t>which</w:t>
+      </w:r>
+      <w:proofErr w:type="spellEnd"/>
+      <w:r>
+        <w:t xml:space="preserve"> </w:t>
+      </w:r>
+      <w:proofErr w:type="spellStart"/>
+      <w:r>
+        <w:t>explains</w:t>
+      </w:r>
+      <w:proofErr w:type="spellEnd"/>
+      <w:r>
+        <w:t xml:space="preserve"> </w:t>
+      </w:r>
+      <w:proofErr w:type="spellStart"/>
+      <w:r>
+        <w:t>the</w:t>
+      </w:r>
+      <w:proofErr w:type="spellEnd"/>
+      <w:r>
+        <w:t xml:space="preserve"> temporal </w:t>
+      </w:r>
+      <w:proofErr w:type="spellStart"/>
+      <w:proofErr w:type="gramStart"/>
+      <w:r>
+        <w:t>dilatation</w:t>
+      </w:r>
+      <w:proofErr w:type="spellEnd"/>
+      <w:r>
+        <w:t xml:space="preserve"> </w:t>
+      </w:r>
+      <w:r>
+        <w:t xml:space="preserve"> </w:t>
+      </w:r>
+      <w:proofErr w:type="spellStart"/>
+      <w:r>
+        <w:t>r</w:t>
+      </w:r>
+      <w:r>
+        <w:t>egarding</w:t>
+      </w:r>
+      <w:proofErr w:type="spellEnd"/>
+      <w:proofErr w:type="gramEnd"/>
+      <w:r>
+        <w:t xml:space="preserve"> </w:t>
+      </w:r>
+      <w:proofErr w:type="spellStart"/>
+      <w:r>
+        <w:t>special</w:t>
+      </w:r>
+      <w:proofErr w:type="spellEnd"/>
+      <w:r>
+        <w:t xml:space="preserve"> </w:t>
+      </w:r>
+      <w:proofErr w:type="spellStart"/>
+      <w:r>
+        <w:t>relativity</w:t>
+      </w:r>
+      <w:proofErr w:type="spellEnd"/>
+      <w:r>
+        <w:t xml:space="preserve"> </w:t>
+      </w:r>
+      <w:proofErr w:type="spellStart"/>
+      <w:r>
+        <w:t>theory</w:t>
+      </w:r>
+      <w:proofErr w:type="spellEnd"/>
+      <w:r>
+        <w:t xml:space="preserve">, </w:t>
+      </w:r>
+      <w:proofErr w:type="spellStart"/>
+      <w:r>
+        <w:t>and</w:t>
+      </w:r>
+      <w:proofErr w:type="spellEnd"/>
+      <w:r>
+        <w:t xml:space="preserve"> </w:t>
+      </w:r>
+      <w:proofErr w:type="spellStart"/>
+      <w:r>
+        <w:t>then</w:t>
+      </w:r>
+      <w:proofErr w:type="spellEnd"/>
+      <w:r>
+        <w:t xml:space="preserve"> it</w:t>
+      </w:r>
+      <w:r>
+        <w:t xml:space="preserve"> </w:t>
+      </w:r>
+      <w:r>
+        <w:t xml:space="preserve">points a </w:t>
+      </w:r>
+      <w:proofErr w:type="spellStart"/>
+      <w:r>
+        <w:t>logical</w:t>
+      </w:r>
+      <w:proofErr w:type="spellEnd"/>
+      <w:r>
+        <w:t xml:space="preserve"> </w:t>
+      </w:r>
+      <w:proofErr w:type="spellStart"/>
+      <w:r>
+        <w:t>contradiction</w:t>
+      </w:r>
+      <w:proofErr w:type="spellEnd"/>
+      <w:r>
+        <w:t xml:space="preserve"> </w:t>
+      </w:r>
+      <w:proofErr w:type="spellStart"/>
+      <w:r>
+        <w:t>between</w:t>
+      </w:r>
+      <w:proofErr w:type="spellEnd"/>
+      <w:r>
+        <w:t xml:space="preserve"> </w:t>
+      </w:r>
+      <w:proofErr w:type="spellStart"/>
+      <w:r>
+        <w:t>them</w:t>
+      </w:r>
+      <w:proofErr w:type="spellEnd"/>
+      <w:r>
+        <w:t>."</w:t>
       </w:r>
     </w:p>
     <w:p>
@@ -1007,6 +7949,699 @@
           <w:rPr>
             <w:rStyle w:val="Hyperlink"/>
           </w:rPr>
+          <w:t>https://www.omicsonline.org/open-access-pdfs/jocaxians-train-2476-2296-1000154.pdf</w:t>
+        </w:r>
+      </w:hyperlink>
+      <w:r>
+        <w:br/>
+      </w:r>
+      <w:r>
+        <w:t>-------------</w:t>
+      </w:r>
+    </w:p>
+    <w:p>
+      <w:pPr>
+        <w:rPr>
+          <w:b/>
+          <w:bCs/>
+          <w:sz w:val="28"/>
+          <w:szCs w:val="28"/>
+        </w:rPr>
+      </w:pPr>
+      <w:r>
+        <w:rPr>
+          <w:b/>
+          <w:bCs/>
+          <w:sz w:val="28"/>
+          <w:szCs w:val="28"/>
+        </w:rPr>
+        <w:t xml:space="preserve">´The </w:t>
+      </w:r>
+      <w:proofErr w:type="spellStart"/>
+      <w:r>
+        <w:rPr>
+          <w:b/>
+          <w:bCs/>
+          <w:sz w:val="28"/>
+          <w:szCs w:val="28"/>
+        </w:rPr>
+        <w:t>Equivalence</w:t>
+      </w:r>
+      <w:proofErr w:type="spellEnd"/>
+      <w:r>
+        <w:rPr>
+          <w:b/>
+          <w:bCs/>
+          <w:sz w:val="28"/>
+          <w:szCs w:val="28"/>
+        </w:rPr>
+        <w:t xml:space="preserve"> </w:t>
+      </w:r>
+      <w:proofErr w:type="spellStart"/>
+      <w:r>
+        <w:rPr>
+          <w:b/>
+          <w:bCs/>
+          <w:sz w:val="28"/>
+          <w:szCs w:val="28"/>
+        </w:rPr>
+        <w:t>Principle</w:t>
+      </w:r>
+      <w:proofErr w:type="spellEnd"/>
+      <w:r>
+        <w:rPr>
+          <w:b/>
+          <w:bCs/>
+          <w:sz w:val="28"/>
+          <w:szCs w:val="28"/>
+        </w:rPr>
+        <w:t xml:space="preserve"> </w:t>
+      </w:r>
+      <w:proofErr w:type="spellStart"/>
+      <w:r>
+        <w:rPr>
+          <w:b/>
+          <w:bCs/>
+          <w:sz w:val="28"/>
+          <w:szCs w:val="28"/>
+        </w:rPr>
+        <w:t>and</w:t>
+      </w:r>
+      <w:proofErr w:type="spellEnd"/>
+      <w:r>
+        <w:rPr>
+          <w:b/>
+          <w:bCs/>
+          <w:sz w:val="28"/>
+          <w:szCs w:val="28"/>
+        </w:rPr>
+        <w:t xml:space="preserve"> </w:t>
+      </w:r>
+      <w:proofErr w:type="spellStart"/>
+      <w:r>
+        <w:rPr>
+          <w:b/>
+          <w:bCs/>
+          <w:sz w:val="28"/>
+          <w:szCs w:val="28"/>
+        </w:rPr>
+        <w:t>the</w:t>
+      </w:r>
+      <w:proofErr w:type="spellEnd"/>
+      <w:r>
+        <w:rPr>
+          <w:b/>
+          <w:bCs/>
+          <w:sz w:val="28"/>
+          <w:szCs w:val="28"/>
+        </w:rPr>
+        <w:t xml:space="preserve"> </w:t>
+      </w:r>
+      <w:proofErr w:type="spellStart"/>
+      <w:r>
+        <w:rPr>
+          <w:b/>
+          <w:bCs/>
+          <w:sz w:val="28"/>
+          <w:szCs w:val="28"/>
+        </w:rPr>
+        <w:t>End</w:t>
+      </w:r>
+      <w:proofErr w:type="spellEnd"/>
+      <w:r>
+        <w:rPr>
+          <w:b/>
+          <w:bCs/>
+          <w:sz w:val="28"/>
+          <w:szCs w:val="28"/>
+        </w:rPr>
+        <w:t xml:space="preserve"> </w:t>
+      </w:r>
+      <w:proofErr w:type="spellStart"/>
+      <w:r>
+        <w:rPr>
+          <w:b/>
+          <w:bCs/>
+          <w:sz w:val="28"/>
+          <w:szCs w:val="28"/>
+        </w:rPr>
+        <w:t>of</w:t>
+      </w:r>
+      <w:proofErr w:type="spellEnd"/>
+      <w:r>
+        <w:rPr>
+          <w:b/>
+          <w:bCs/>
+          <w:sz w:val="28"/>
+          <w:szCs w:val="28"/>
+        </w:rPr>
+        <w:t xml:space="preserve"> </w:t>
+      </w:r>
+      <w:proofErr w:type="spellStart"/>
+      <w:r>
+        <w:rPr>
+          <w:b/>
+          <w:bCs/>
+          <w:sz w:val="28"/>
+          <w:szCs w:val="28"/>
+        </w:rPr>
+        <w:t>the</w:t>
+      </w:r>
+      <w:proofErr w:type="spellEnd"/>
+      <w:r>
+        <w:rPr>
+          <w:b/>
+          <w:bCs/>
+          <w:sz w:val="28"/>
+          <w:szCs w:val="28"/>
+        </w:rPr>
+        <w:t xml:space="preserve"> </w:t>
+      </w:r>
+      <w:proofErr w:type="spellStart"/>
+      <w:r>
+        <w:rPr>
+          <w:b/>
+          <w:bCs/>
+          <w:sz w:val="28"/>
+          <w:szCs w:val="28"/>
+        </w:rPr>
+        <w:t>Dark</w:t>
+      </w:r>
+      <w:proofErr w:type="spellEnd"/>
+      <w:r>
+        <w:rPr>
+          <w:b/>
+          <w:bCs/>
+          <w:sz w:val="28"/>
+          <w:szCs w:val="28"/>
+        </w:rPr>
+        <w:t xml:space="preserve"> Energy'</w:t>
+      </w:r>
+    </w:p>
+    <w:p>
+      <w:r>
+        <w:t>"</w:t>
+      </w:r>
+      <w:proofErr w:type="spellStart"/>
+      <w:r>
+        <w:t>We</w:t>
+      </w:r>
+      <w:proofErr w:type="spellEnd"/>
+      <w:r>
+        <w:t xml:space="preserve"> </w:t>
+      </w:r>
+      <w:proofErr w:type="spellStart"/>
+      <w:r>
+        <w:t>will</w:t>
+      </w:r>
+      <w:proofErr w:type="spellEnd"/>
+      <w:r>
+        <w:t xml:space="preserve"> make a new approach for </w:t>
+      </w:r>
+      <w:proofErr w:type="spellStart"/>
+      <w:r>
+        <w:t>an</w:t>
+      </w:r>
+      <w:proofErr w:type="spellEnd"/>
+      <w:r>
+        <w:t xml:space="preserve"> </w:t>
+      </w:r>
+      <w:proofErr w:type="spellStart"/>
+      <w:r>
+        <w:t>effect</w:t>
+      </w:r>
+      <w:proofErr w:type="spellEnd"/>
+      <w:r>
+        <w:t xml:space="preserve"> </w:t>
+      </w:r>
+      <w:proofErr w:type="spellStart"/>
+      <w:r>
+        <w:t>known</w:t>
+      </w:r>
+      <w:proofErr w:type="spellEnd"/>
+      <w:r>
+        <w:t xml:space="preserve"> as “</w:t>
+      </w:r>
+      <w:proofErr w:type="spellStart"/>
+      <w:r>
+        <w:t>Dark</w:t>
+      </w:r>
+      <w:proofErr w:type="spellEnd"/>
+      <w:r>
+        <w:t xml:space="preserve"> Energy” </w:t>
+      </w:r>
+      <w:proofErr w:type="spellStart"/>
+      <w:r>
+        <w:t>by</w:t>
+      </w:r>
+      <w:proofErr w:type="spellEnd"/>
+      <w:r>
+        <w:t xml:space="preserve"> </w:t>
+      </w:r>
+      <w:proofErr w:type="spellStart"/>
+      <w:r>
+        <w:t>an</w:t>
+      </w:r>
+      <w:proofErr w:type="spellEnd"/>
+      <w:r>
+        <w:t xml:space="preserve"> </w:t>
+      </w:r>
+      <w:proofErr w:type="spellStart"/>
+      <w:r>
+        <w:t>effect</w:t>
+      </w:r>
+      <w:proofErr w:type="spellEnd"/>
+      <w:r>
+        <w:t xml:space="preserve"> </w:t>
+      </w:r>
+      <w:proofErr w:type="spellStart"/>
+      <w:r>
+        <w:t>on</w:t>
+      </w:r>
+      <w:proofErr w:type="spellEnd"/>
+      <w:r>
+        <w:t xml:space="preserve"> </w:t>
+      </w:r>
+      <w:proofErr w:type="spellStart"/>
+      <w:r>
+        <w:t>gravitatio</w:t>
+      </w:r>
+      <w:proofErr w:type="spellEnd"/>
+      <w:r>
+        <w:t xml:space="preserve"> </w:t>
+      </w:r>
+      <w:proofErr w:type="spellStart"/>
+      <w:r>
+        <w:t>nal</w:t>
+      </w:r>
+      <w:proofErr w:type="spellEnd"/>
+      <w:r>
+        <w:t xml:space="preserve"> </w:t>
+      </w:r>
+      <w:proofErr w:type="spellStart"/>
+      <w:r>
+        <w:t>field</w:t>
+      </w:r>
+      <w:proofErr w:type="spellEnd"/>
+      <w:r>
+        <w:t>.[1]</w:t>
+      </w:r>
+      <w:r>
+        <w:t xml:space="preserve"> </w:t>
+      </w:r>
+      <w:r>
+        <w:t xml:space="preserve">In </w:t>
+      </w:r>
+      <w:proofErr w:type="spellStart"/>
+      <w:r>
+        <w:t>an</w:t>
+      </w:r>
+      <w:proofErr w:type="spellEnd"/>
+      <w:r>
+        <w:t xml:space="preserve"> </w:t>
+      </w:r>
+      <w:proofErr w:type="spellStart"/>
+      <w:r>
+        <w:t>accelerated</w:t>
+      </w:r>
+      <w:proofErr w:type="spellEnd"/>
+      <w:r>
+        <w:t xml:space="preserve"> </w:t>
+      </w:r>
+      <w:proofErr w:type="spellStart"/>
+      <w:r>
+        <w:t>rocket</w:t>
+      </w:r>
+      <w:proofErr w:type="spellEnd"/>
+      <w:r>
+        <w:t xml:space="preserve">, </w:t>
+      </w:r>
+      <w:proofErr w:type="spellStart"/>
+      <w:r>
+        <w:t>the</w:t>
+      </w:r>
+      <w:proofErr w:type="spellEnd"/>
+      <w:r>
+        <w:t xml:space="preserve"> </w:t>
+      </w:r>
+      <w:proofErr w:type="spellStart"/>
+      <w:r>
+        <w:t>dimensions</w:t>
+      </w:r>
+      <w:proofErr w:type="spellEnd"/>
+      <w:r>
+        <w:t xml:space="preserve"> </w:t>
+      </w:r>
+      <w:proofErr w:type="spellStart"/>
+      <w:r>
+        <w:t>of</w:t>
+      </w:r>
+      <w:proofErr w:type="spellEnd"/>
+      <w:r>
+        <w:t xml:space="preserve"> </w:t>
+      </w:r>
+      <w:proofErr w:type="spellStart"/>
+      <w:r>
+        <w:t>space</w:t>
+      </w:r>
+      <w:proofErr w:type="spellEnd"/>
+      <w:r>
+        <w:t xml:space="preserve"> </w:t>
+      </w:r>
+      <w:proofErr w:type="spellStart"/>
+      <w:r>
+        <w:t>towards</w:t>
+      </w:r>
+      <w:proofErr w:type="spellEnd"/>
+      <w:r>
+        <w:t xml:space="preserve"> </w:t>
+      </w:r>
+      <w:proofErr w:type="spellStart"/>
+      <w:r>
+        <w:t>movement</w:t>
+      </w:r>
+      <w:proofErr w:type="spellEnd"/>
+      <w:r>
+        <w:t xml:space="preserve"> </w:t>
+      </w:r>
+      <w:proofErr w:type="spellStart"/>
+      <w:r>
+        <w:t>due</w:t>
+      </w:r>
+      <w:proofErr w:type="spellEnd"/>
+      <w:r>
+        <w:t xml:space="preserve"> </w:t>
+      </w:r>
+      <w:proofErr w:type="spellStart"/>
+      <w:r>
+        <w:t>to</w:t>
+      </w:r>
+      <w:proofErr w:type="spellEnd"/>
+      <w:r>
+        <w:t xml:space="preserve"> „Lorentz </w:t>
+      </w:r>
+      <w:proofErr w:type="spellStart"/>
+      <w:r>
+        <w:t>Contraction</w:t>
+      </w:r>
+      <w:proofErr w:type="spellEnd"/>
+      <w:r>
+        <w:t>" are</w:t>
+      </w:r>
+      <w:r>
+        <w:t xml:space="preserve"> </w:t>
+      </w:r>
+      <w:proofErr w:type="spellStart"/>
+      <w:r>
+        <w:t>on</w:t>
+      </w:r>
+      <w:proofErr w:type="spellEnd"/>
+      <w:r>
+        <w:t xml:space="preserve"> </w:t>
+      </w:r>
+      <w:proofErr w:type="spellStart"/>
+      <w:r>
+        <w:t>continuous</w:t>
+      </w:r>
+      <w:proofErr w:type="spellEnd"/>
+      <w:r>
+        <w:t xml:space="preserve"> </w:t>
+      </w:r>
+      <w:proofErr w:type="spellStart"/>
+      <w:proofErr w:type="gramStart"/>
+      <w:r>
+        <w:t>reduction.Using</w:t>
+      </w:r>
+      <w:proofErr w:type="spellEnd"/>
+      <w:proofErr w:type="gramEnd"/>
+      <w:r>
+        <w:t xml:space="preserve"> </w:t>
+      </w:r>
+      <w:proofErr w:type="spellStart"/>
+      <w:r>
+        <w:t>the</w:t>
+      </w:r>
+      <w:proofErr w:type="spellEnd"/>
+      <w:r>
+        <w:t xml:space="preserve"> </w:t>
+      </w:r>
+      <w:proofErr w:type="spellStart"/>
+      <w:r>
+        <w:t>equivalence</w:t>
+      </w:r>
+      <w:proofErr w:type="spellEnd"/>
+      <w:r>
+        <w:t xml:space="preserve"> </w:t>
+      </w:r>
+      <w:proofErr w:type="spellStart"/>
+      <w:r>
+        <w:t>principle</w:t>
+      </w:r>
+      <w:proofErr w:type="spellEnd"/>
+      <w:r>
+        <w:t xml:space="preserve">, </w:t>
+      </w:r>
+      <w:proofErr w:type="spellStart"/>
+      <w:r>
+        <w:t>we</w:t>
+      </w:r>
+      <w:proofErr w:type="spellEnd"/>
+      <w:r>
+        <w:t xml:space="preserve"> presume </w:t>
+      </w:r>
+      <w:proofErr w:type="spellStart"/>
+      <w:r>
+        <w:t>that</w:t>
+      </w:r>
+      <w:proofErr w:type="spellEnd"/>
+      <w:r>
+        <w:t xml:space="preserve"> in </w:t>
+      </w:r>
+      <w:proofErr w:type="spellStart"/>
+      <w:r>
+        <w:t>the</w:t>
+      </w:r>
+      <w:proofErr w:type="spellEnd"/>
+      <w:r>
+        <w:t xml:space="preserve"> </w:t>
+      </w:r>
+      <w:proofErr w:type="spellStart"/>
+      <w:r>
+        <w:t>gravitational</w:t>
+      </w:r>
+      <w:proofErr w:type="spellEnd"/>
+      <w:r>
+        <w:t xml:space="preserve"> </w:t>
+      </w:r>
+      <w:proofErr w:type="spellStart"/>
+      <w:r>
+        <w:t>field</w:t>
+      </w:r>
+      <w:proofErr w:type="spellEnd"/>
+      <w:r>
+        <w:t xml:space="preserve">, </w:t>
+      </w:r>
+      <w:proofErr w:type="spellStart"/>
+      <w:r>
+        <w:t>the</w:t>
+      </w:r>
+      <w:proofErr w:type="spellEnd"/>
+      <w:r>
+        <w:t xml:space="preserve"> </w:t>
+      </w:r>
+      <w:proofErr w:type="spellStart"/>
+      <w:r>
+        <w:t>same</w:t>
+      </w:r>
+      <w:proofErr w:type="spellEnd"/>
+      <w:r>
+        <w:t xml:space="preserve"> </w:t>
+      </w:r>
+      <w:proofErr w:type="spellStart"/>
+      <w:r>
+        <w:t>thing</w:t>
+      </w:r>
+      <w:proofErr w:type="spellEnd"/>
+      <w:r>
+        <w:t xml:space="preserve"> </w:t>
+      </w:r>
+      <w:proofErr w:type="spellStart"/>
+      <w:r>
+        <w:t>would</w:t>
+      </w:r>
+      <w:proofErr w:type="spellEnd"/>
+      <w:r>
+        <w:t xml:space="preserve"> </w:t>
+      </w:r>
+      <w:proofErr w:type="spellStart"/>
+      <w:proofErr w:type="gramStart"/>
+      <w:r>
+        <w:t>happen.In</w:t>
+      </w:r>
+      <w:proofErr w:type="spellEnd"/>
+      <w:proofErr w:type="gramEnd"/>
+      <w:r>
+        <w:t xml:space="preserve"> </w:t>
+      </w:r>
+      <w:proofErr w:type="spellStart"/>
+      <w:r>
+        <w:t>this</w:t>
+      </w:r>
+      <w:proofErr w:type="spellEnd"/>
+      <w:r>
+        <w:t xml:space="preserve"> </w:t>
+      </w:r>
+      <w:proofErr w:type="spellStart"/>
+      <w:r>
+        <w:t>implicates</w:t>
+      </w:r>
+      <w:proofErr w:type="spellEnd"/>
+      <w:r>
+        <w:t xml:space="preserve"> in „</w:t>
+      </w:r>
+      <w:proofErr w:type="spellStart"/>
+      <w:r>
+        <w:t>dark</w:t>
+      </w:r>
+      <w:proofErr w:type="spellEnd"/>
+      <w:r>
+        <w:t xml:space="preserve"> </w:t>
+      </w:r>
+      <w:proofErr w:type="spellStart"/>
+      <w:r>
+        <w:t>energy</w:t>
+      </w:r>
+      <w:proofErr w:type="spellEnd"/>
+      <w:r>
+        <w:t xml:space="preserve"> </w:t>
+      </w:r>
+      <w:proofErr w:type="spellStart"/>
+      <w:r>
+        <w:t>effect</w:t>
+      </w:r>
+      <w:proofErr w:type="spellEnd"/>
+      <w:r>
+        <w:t xml:space="preserve">". The </w:t>
+      </w:r>
+      <w:proofErr w:type="spellStart"/>
+      <w:r>
+        <w:t>calculi</w:t>
+      </w:r>
+      <w:proofErr w:type="spellEnd"/>
+      <w:r>
+        <w:t xml:space="preserve"> show </w:t>
+      </w:r>
+      <w:proofErr w:type="spellStart"/>
+      <w:r>
+        <w:t>that</w:t>
+      </w:r>
+      <w:proofErr w:type="spellEnd"/>
+      <w:r>
+        <w:t xml:space="preserve"> in a 7%-</w:t>
+      </w:r>
+      <w:proofErr w:type="spellStart"/>
+      <w:r>
+        <w:t>contraction</w:t>
+      </w:r>
+      <w:proofErr w:type="spellEnd"/>
+      <w:r>
+        <w:t xml:space="preserve"> for </w:t>
+      </w:r>
+      <w:proofErr w:type="spellStart"/>
+      <w:r>
+        <w:t>each</w:t>
+      </w:r>
+      <w:proofErr w:type="spellEnd"/>
+      <w:r>
+        <w:t xml:space="preserve"> </w:t>
+      </w:r>
+      <w:proofErr w:type="spellStart"/>
+      <w:r>
+        <w:t>billion</w:t>
+      </w:r>
+      <w:proofErr w:type="spellEnd"/>
+      <w:r>
+        <w:t xml:space="preserve"> </w:t>
+      </w:r>
+      <w:proofErr w:type="spellStart"/>
+      <w:r>
+        <w:t>years</w:t>
+      </w:r>
+      <w:proofErr w:type="spellEnd"/>
+      <w:r>
+        <w:t xml:space="preserve"> </w:t>
+      </w:r>
+      <w:proofErr w:type="spellStart"/>
+      <w:r>
+        <w:t>would</w:t>
+      </w:r>
+      <w:proofErr w:type="spellEnd"/>
+      <w:r>
+        <w:t xml:space="preserve"> </w:t>
+      </w:r>
+      <w:proofErr w:type="spellStart"/>
+      <w:r>
+        <w:t>explain</w:t>
+      </w:r>
+      <w:proofErr w:type="spellEnd"/>
+      <w:r>
+        <w:t xml:space="preserve"> </w:t>
+      </w:r>
+      <w:proofErr w:type="spellStart"/>
+      <w:r>
+        <w:t>our</w:t>
+      </w:r>
+      <w:proofErr w:type="spellEnd"/>
+      <w:r>
+        <w:t xml:space="preserve"> </w:t>
+      </w:r>
+      <w:proofErr w:type="spellStart"/>
+      <w:r>
+        <w:t>observation</w:t>
+      </w:r>
+      <w:proofErr w:type="spellEnd"/>
+      <w:r>
+        <w:t xml:space="preserve"> </w:t>
+      </w:r>
+      <w:proofErr w:type="spellStart"/>
+      <w:r>
+        <w:t>of</w:t>
+      </w:r>
+      <w:proofErr w:type="spellEnd"/>
+      <w:r>
+        <w:t xml:space="preserve"> </w:t>
+      </w:r>
+      <w:proofErr w:type="spellStart"/>
+      <w:r>
+        <w:t>galaxies</w:t>
+      </w:r>
+      <w:proofErr w:type="spellEnd"/>
+      <w:r>
+        <w:t xml:space="preserve"> in </w:t>
+      </w:r>
+      <w:proofErr w:type="spellStart"/>
+      <w:r>
+        <w:t>accelerated</w:t>
+      </w:r>
+      <w:proofErr w:type="spellEnd"/>
+      <w:r>
+        <w:t xml:space="preserve"> </w:t>
+      </w:r>
+      <w:proofErr w:type="spellStart"/>
+      <w:r>
+        <w:t>separation</w:t>
+      </w:r>
+      <w:proofErr w:type="spellEnd"/>
+      <w:r>
+        <w:t>."</w:t>
+      </w:r>
+    </w:p>
+    <w:p>
+      <w:hyperlink r:id="rId18" w:history="1">
+        <w:r>
+          <w:rPr>
+            <w:rStyle w:val="Hyperlink"/>
+          </w:rPr>
           <w:t>https://www.ijera.com/papers/Vol7_issue1/Part-1/C0701011314.pdf</w:t>
         </w:r>
       </w:hyperlink>
@@ -1033,19 +8668,275 @@
           <w:sz w:val="28"/>
           <w:szCs w:val="28"/>
         </w:rPr>
-        <w:t>´The Gravitational Field and the Dark Energy'</w:t>
+        <w:t xml:space="preserve">´The </w:t>
+      </w:r>
+      <w:proofErr w:type="spellStart"/>
+      <w:r>
+        <w:rPr>
+          <w:b/>
+          <w:bCs/>
+          <w:sz w:val="28"/>
+          <w:szCs w:val="28"/>
+        </w:rPr>
+        <w:t>Gravitational</w:t>
+      </w:r>
+      <w:proofErr w:type="spellEnd"/>
+      <w:r>
+        <w:rPr>
+          <w:b/>
+          <w:bCs/>
+          <w:sz w:val="28"/>
+          <w:szCs w:val="28"/>
+        </w:rPr>
+        <w:t xml:space="preserve"> Field </w:t>
+      </w:r>
+      <w:proofErr w:type="spellStart"/>
+      <w:r>
+        <w:rPr>
+          <w:b/>
+          <w:bCs/>
+          <w:sz w:val="28"/>
+          <w:szCs w:val="28"/>
+        </w:rPr>
+        <w:t>and</w:t>
+      </w:r>
+      <w:proofErr w:type="spellEnd"/>
+      <w:r>
+        <w:rPr>
+          <w:b/>
+          <w:bCs/>
+          <w:sz w:val="28"/>
+          <w:szCs w:val="28"/>
+        </w:rPr>
+        <w:t xml:space="preserve"> </w:t>
+      </w:r>
+      <w:proofErr w:type="spellStart"/>
+      <w:r>
+        <w:rPr>
+          <w:b/>
+          <w:bCs/>
+          <w:sz w:val="28"/>
+          <w:szCs w:val="28"/>
+        </w:rPr>
+        <w:t>the</w:t>
+      </w:r>
+      <w:proofErr w:type="spellEnd"/>
+      <w:r>
+        <w:rPr>
+          <w:b/>
+          <w:bCs/>
+          <w:sz w:val="28"/>
+          <w:szCs w:val="28"/>
+        </w:rPr>
+        <w:t xml:space="preserve"> </w:t>
+      </w:r>
+      <w:proofErr w:type="spellStart"/>
+      <w:r>
+        <w:rPr>
+          <w:b/>
+          <w:bCs/>
+          <w:sz w:val="28"/>
+          <w:szCs w:val="28"/>
+        </w:rPr>
+        <w:t>Dark</w:t>
+      </w:r>
+      <w:proofErr w:type="spellEnd"/>
+      <w:r>
+        <w:rPr>
+          <w:b/>
+          <w:bCs/>
+          <w:sz w:val="28"/>
+          <w:szCs w:val="28"/>
+        </w:rPr>
+        <w:t xml:space="preserve"> Energy'</w:t>
       </w:r>
     </w:p>
     <w:p>
       <w:r>
-        <w:t xml:space="preserve">"I herein write on a new idea about cosmology that seeks to solve the dark energy and darkmatter problem by eliminating the need to postulate its existence. </w:t>
+        <w:t xml:space="preserve">"I </w:t>
+      </w:r>
+      <w:proofErr w:type="spellStart"/>
+      <w:r>
+        <w:t>herein</w:t>
+      </w:r>
+      <w:proofErr w:type="spellEnd"/>
+      <w:r>
+        <w:t xml:space="preserve"> </w:t>
+      </w:r>
+      <w:proofErr w:type="spellStart"/>
+      <w:r>
+        <w:t>write</w:t>
+      </w:r>
+      <w:proofErr w:type="spellEnd"/>
+      <w:r>
+        <w:t xml:space="preserve"> </w:t>
+      </w:r>
+      <w:proofErr w:type="spellStart"/>
+      <w:r>
+        <w:t>on</w:t>
+      </w:r>
+      <w:proofErr w:type="spellEnd"/>
+      <w:r>
+        <w:t xml:space="preserve"> a new </w:t>
+      </w:r>
+      <w:proofErr w:type="spellStart"/>
+      <w:r>
+        <w:t>idea</w:t>
+      </w:r>
+      <w:proofErr w:type="spellEnd"/>
+      <w:r>
+        <w:t xml:space="preserve"> </w:t>
+      </w:r>
+      <w:proofErr w:type="spellStart"/>
+      <w:r>
+        <w:t>about</w:t>
+      </w:r>
+      <w:proofErr w:type="spellEnd"/>
+      <w:r>
+        <w:t xml:space="preserve"> </w:t>
+      </w:r>
+      <w:proofErr w:type="spellStart"/>
+      <w:r>
+        <w:t>cosmology</w:t>
+      </w:r>
+      <w:proofErr w:type="spellEnd"/>
+      <w:r>
+        <w:t xml:space="preserve"> </w:t>
+      </w:r>
+      <w:proofErr w:type="spellStart"/>
+      <w:r>
+        <w:t>that</w:t>
+      </w:r>
+      <w:proofErr w:type="spellEnd"/>
+      <w:r>
+        <w:t xml:space="preserve"> </w:t>
+      </w:r>
+      <w:proofErr w:type="spellStart"/>
+      <w:r>
+        <w:t>seeks</w:t>
+      </w:r>
+      <w:proofErr w:type="spellEnd"/>
+      <w:r>
+        <w:t xml:space="preserve"> </w:t>
+      </w:r>
+      <w:proofErr w:type="spellStart"/>
+      <w:r>
+        <w:t>to</w:t>
+      </w:r>
+      <w:proofErr w:type="spellEnd"/>
+      <w:r>
+        <w:t xml:space="preserve"> solve </w:t>
+      </w:r>
+      <w:proofErr w:type="spellStart"/>
+      <w:r>
+        <w:t>the</w:t>
+      </w:r>
+      <w:proofErr w:type="spellEnd"/>
+      <w:r>
+        <w:t xml:space="preserve"> </w:t>
+      </w:r>
+      <w:proofErr w:type="spellStart"/>
+      <w:r>
+        <w:t>dark</w:t>
+      </w:r>
+      <w:proofErr w:type="spellEnd"/>
+      <w:r>
+        <w:t xml:space="preserve"> </w:t>
+      </w:r>
+      <w:proofErr w:type="spellStart"/>
+      <w:r>
+        <w:t>energy</w:t>
+      </w:r>
+      <w:proofErr w:type="spellEnd"/>
+      <w:r>
+        <w:t xml:space="preserve"> </w:t>
+      </w:r>
+      <w:proofErr w:type="spellStart"/>
+      <w:r>
+        <w:t>and</w:t>
+      </w:r>
+      <w:proofErr w:type="spellEnd"/>
+      <w:r>
+        <w:t xml:space="preserve"> </w:t>
+      </w:r>
+      <w:proofErr w:type="spellStart"/>
+      <w:r>
+        <w:t>darkmatter</w:t>
+      </w:r>
+      <w:proofErr w:type="spellEnd"/>
+      <w:r>
+        <w:t xml:space="preserve"> </w:t>
+      </w:r>
+      <w:proofErr w:type="spellStart"/>
+      <w:r>
+        <w:t>problem</w:t>
+      </w:r>
+      <w:proofErr w:type="spellEnd"/>
+      <w:r>
+        <w:t xml:space="preserve"> </w:t>
+      </w:r>
+      <w:proofErr w:type="spellStart"/>
+      <w:r>
+        <w:t>by</w:t>
+      </w:r>
+      <w:proofErr w:type="spellEnd"/>
+      <w:r>
+        <w:t xml:space="preserve"> </w:t>
+      </w:r>
+      <w:proofErr w:type="spellStart"/>
+      <w:r>
+        <w:t>eliminating</w:t>
+      </w:r>
+      <w:proofErr w:type="spellEnd"/>
+      <w:r>
+        <w:t xml:space="preserve"> </w:t>
+      </w:r>
+      <w:proofErr w:type="spellStart"/>
+      <w:r>
+        <w:t>the</w:t>
+      </w:r>
+      <w:proofErr w:type="spellEnd"/>
+      <w:r>
+        <w:t xml:space="preserve"> </w:t>
+      </w:r>
+      <w:proofErr w:type="spellStart"/>
+      <w:r>
+        <w:t>need</w:t>
+      </w:r>
+      <w:proofErr w:type="spellEnd"/>
+      <w:r>
+        <w:t xml:space="preserve"> </w:t>
+      </w:r>
+      <w:proofErr w:type="spellStart"/>
+      <w:r>
+        <w:t>to</w:t>
+      </w:r>
+      <w:proofErr w:type="spellEnd"/>
+      <w:r>
+        <w:t xml:space="preserve"> </w:t>
+      </w:r>
+      <w:proofErr w:type="spellStart"/>
+      <w:r>
+        <w:t>postulate</w:t>
+      </w:r>
+      <w:proofErr w:type="spellEnd"/>
+      <w:r>
+        <w:t xml:space="preserve"> its </w:t>
+      </w:r>
+      <w:proofErr w:type="spellStart"/>
+      <w:r>
+        <w:t>existence</w:t>
+      </w:r>
+      <w:proofErr w:type="spellEnd"/>
+      <w:r>
+        <w:t xml:space="preserve">. </w:t>
       </w:r>
     </w:p>
     <w:p>
       <w:r>
         <w:br/>
       </w:r>
-      <w:hyperlink r:id="rId18" w:history="1">
+      <w:hyperlink r:id="rId19" w:history="1">
         <w:r>
           <w:rPr>
             <w:rStyle w:val="Hyperlink"/>
@@ -1059,7 +8950,7 @@
       <w:r>
         <w:br/>
       </w:r>
-      <w:hyperlink r:id="rId19" w:history="1">
+      <w:hyperlink r:id="rId20" w:history="1">
         <w:r>
           <w:rPr>
             <w:rStyle w:val="Hyperlink"/>
@@ -1090,28 +8981,275 @@
           <w:sz w:val="28"/>
           <w:szCs w:val="28"/>
         </w:rPr>
-        <w:t>´Jocaxian’s time definition'</w:t>
+        <w:t>´</w:t>
+      </w:r>
+      <w:proofErr w:type="spellStart"/>
+      <w:r>
+        <w:rPr>
+          <w:b/>
+          <w:bCs/>
+          <w:sz w:val="28"/>
+          <w:szCs w:val="28"/>
+        </w:rPr>
+        <w:t>Jocaxian’s</w:t>
+      </w:r>
+      <w:proofErr w:type="spellEnd"/>
+      <w:r>
+        <w:rPr>
+          <w:b/>
+          <w:bCs/>
+          <w:sz w:val="28"/>
+          <w:szCs w:val="28"/>
+        </w:rPr>
+        <w:t xml:space="preserve"> time </w:t>
+      </w:r>
+      <w:proofErr w:type="spellStart"/>
+      <w:r>
+        <w:rPr>
+          <w:b/>
+          <w:bCs/>
+          <w:sz w:val="28"/>
+          <w:szCs w:val="28"/>
+        </w:rPr>
+        <w:t>definition</w:t>
+      </w:r>
+      <w:proofErr w:type="spellEnd"/>
+      <w:r>
+        <w:rPr>
+          <w:b/>
+          <w:bCs/>
+          <w:sz w:val="28"/>
+          <w:szCs w:val="28"/>
+        </w:rPr>
+        <w:t>'</w:t>
       </w:r>
     </w:p>
     <w:p>
       <w:r>
-        <w:t>"Time has always been a mystery of philosophy and physics since its beginnings. We propose</w:t>
-      </w:r>
-      <w:r>
-        <w:t xml:space="preserve"> </w:t>
-      </w:r>
-      <w:r>
-        <w:t>a new definition of time that, in addition to being objective, promotes a better understanding</w:t>
-      </w:r>
-      <w:r>
-        <w:t xml:space="preserve"> </w:t>
-      </w:r>
-      <w:r>
-        <w:t>of this very important concept."</w:t>
+        <w:t xml:space="preserve">"Time </w:t>
+      </w:r>
+      <w:proofErr w:type="spellStart"/>
+      <w:r>
+        <w:t>has</w:t>
+      </w:r>
+      <w:proofErr w:type="spellEnd"/>
+      <w:r>
+        <w:t xml:space="preserve"> </w:t>
+      </w:r>
+      <w:proofErr w:type="spellStart"/>
+      <w:r>
+        <w:t>always</w:t>
+      </w:r>
+      <w:proofErr w:type="spellEnd"/>
+      <w:r>
+        <w:t xml:space="preserve"> </w:t>
+      </w:r>
+      <w:proofErr w:type="spellStart"/>
+      <w:r>
+        <w:t>been</w:t>
+      </w:r>
+      <w:proofErr w:type="spellEnd"/>
+      <w:r>
+        <w:t xml:space="preserve"> a </w:t>
+      </w:r>
+      <w:proofErr w:type="spellStart"/>
+      <w:r>
+        <w:t>mystery</w:t>
+      </w:r>
+      <w:proofErr w:type="spellEnd"/>
+      <w:r>
+        <w:t xml:space="preserve"> </w:t>
+      </w:r>
+      <w:proofErr w:type="spellStart"/>
+      <w:r>
+        <w:t>of</w:t>
+      </w:r>
+      <w:proofErr w:type="spellEnd"/>
+      <w:r>
+        <w:t xml:space="preserve"> </w:t>
+      </w:r>
+      <w:proofErr w:type="spellStart"/>
+      <w:r>
+        <w:t>philosophy</w:t>
+      </w:r>
+      <w:proofErr w:type="spellEnd"/>
+      <w:r>
+        <w:t xml:space="preserve"> </w:t>
+      </w:r>
+      <w:proofErr w:type="spellStart"/>
+      <w:r>
+        <w:t>and</w:t>
+      </w:r>
+      <w:proofErr w:type="spellEnd"/>
+      <w:r>
+        <w:t xml:space="preserve"> </w:t>
+      </w:r>
+      <w:proofErr w:type="spellStart"/>
+      <w:r>
+        <w:t>physics</w:t>
+      </w:r>
+      <w:proofErr w:type="spellEnd"/>
+      <w:r>
+        <w:t xml:space="preserve"> </w:t>
+      </w:r>
+      <w:proofErr w:type="spellStart"/>
+      <w:r>
+        <w:t>since</w:t>
+      </w:r>
+      <w:proofErr w:type="spellEnd"/>
+      <w:r>
+        <w:t xml:space="preserve"> its </w:t>
+      </w:r>
+      <w:proofErr w:type="spellStart"/>
+      <w:r>
+        <w:t>beginnings</w:t>
+      </w:r>
+      <w:proofErr w:type="spellEnd"/>
+      <w:r>
+        <w:t xml:space="preserve">. </w:t>
+      </w:r>
+      <w:proofErr w:type="spellStart"/>
+      <w:r>
+        <w:t>We</w:t>
+      </w:r>
+      <w:proofErr w:type="spellEnd"/>
+      <w:r>
+        <w:t xml:space="preserve"> </w:t>
+      </w:r>
+      <w:proofErr w:type="spellStart"/>
+      <w:r>
+        <w:t>propose</w:t>
+      </w:r>
+      <w:proofErr w:type="spellEnd"/>
+      <w:r>
+        <w:t xml:space="preserve"> </w:t>
+      </w:r>
+      <w:r>
+        <w:t xml:space="preserve">a new </w:t>
+      </w:r>
+      <w:proofErr w:type="spellStart"/>
+      <w:r>
+        <w:t>definition</w:t>
+      </w:r>
+      <w:proofErr w:type="spellEnd"/>
+      <w:r>
+        <w:t xml:space="preserve"> </w:t>
+      </w:r>
+      <w:proofErr w:type="spellStart"/>
+      <w:r>
+        <w:t>of</w:t>
+      </w:r>
+      <w:proofErr w:type="spellEnd"/>
+      <w:r>
+        <w:t xml:space="preserve"> time </w:t>
+      </w:r>
+      <w:proofErr w:type="spellStart"/>
+      <w:r>
+        <w:t>that</w:t>
+      </w:r>
+      <w:proofErr w:type="spellEnd"/>
+      <w:r>
+        <w:t xml:space="preserve">, in </w:t>
+      </w:r>
+      <w:proofErr w:type="spellStart"/>
+      <w:r>
+        <w:t>addition</w:t>
+      </w:r>
+      <w:proofErr w:type="spellEnd"/>
+      <w:r>
+        <w:t xml:space="preserve"> </w:t>
+      </w:r>
+      <w:proofErr w:type="spellStart"/>
+      <w:r>
+        <w:t>to</w:t>
+      </w:r>
+      <w:proofErr w:type="spellEnd"/>
+      <w:r>
+        <w:t xml:space="preserve"> </w:t>
+      </w:r>
+      <w:proofErr w:type="spellStart"/>
+      <w:r>
+        <w:t>being</w:t>
+      </w:r>
+      <w:proofErr w:type="spellEnd"/>
+      <w:r>
+        <w:t xml:space="preserve"> </w:t>
+      </w:r>
+      <w:proofErr w:type="spellStart"/>
+      <w:r>
+        <w:t>objective</w:t>
+      </w:r>
+      <w:proofErr w:type="spellEnd"/>
+      <w:r>
+        <w:t xml:space="preserve">, </w:t>
+      </w:r>
+      <w:proofErr w:type="spellStart"/>
+      <w:r>
+        <w:t>promotes</w:t>
+      </w:r>
+      <w:proofErr w:type="spellEnd"/>
+      <w:r>
+        <w:t xml:space="preserve"> a </w:t>
+      </w:r>
+      <w:proofErr w:type="spellStart"/>
+      <w:r>
+        <w:t>better</w:t>
+      </w:r>
+      <w:proofErr w:type="spellEnd"/>
+      <w:r>
+        <w:t xml:space="preserve"> </w:t>
+      </w:r>
+      <w:proofErr w:type="spellStart"/>
+      <w:r>
+        <w:t>understanding</w:t>
+      </w:r>
+      <w:proofErr w:type="spellEnd"/>
+      <w:r>
+        <w:t xml:space="preserve"> </w:t>
+      </w:r>
+      <w:proofErr w:type="spellStart"/>
+      <w:r>
+        <w:t>of</w:t>
+      </w:r>
+      <w:proofErr w:type="spellEnd"/>
+      <w:r>
+        <w:t xml:space="preserve"> </w:t>
+      </w:r>
+      <w:proofErr w:type="spellStart"/>
+      <w:r>
+        <w:t>this</w:t>
+      </w:r>
+      <w:proofErr w:type="spellEnd"/>
+      <w:r>
+        <w:t xml:space="preserve"> </w:t>
+      </w:r>
+      <w:proofErr w:type="spellStart"/>
+      <w:r>
+        <w:t>very</w:t>
+      </w:r>
+      <w:proofErr w:type="spellEnd"/>
+      <w:r>
+        <w:t xml:space="preserve"> </w:t>
+      </w:r>
+      <w:proofErr w:type="spellStart"/>
+      <w:r>
+        <w:t>important</w:t>
+      </w:r>
+      <w:proofErr w:type="spellEnd"/>
+      <w:r>
+        <w:t xml:space="preserve"> </w:t>
+      </w:r>
+      <w:proofErr w:type="spellStart"/>
+      <w:r>
+        <w:t>concept</w:t>
+      </w:r>
+      <w:proofErr w:type="spellEnd"/>
+      <w:r>
+        <w:t>."</w:t>
       </w:r>
     </w:p>
     <w:p>
-      <w:hyperlink r:id="rId20" w:history="1">
+      <w:hyperlink r:id="rId21" w:history="1">
         <w:r>
           <w:rPr>
             <w:rStyle w:val="Hyperlink"/>
@@ -1142,11 +9280,51 @@
           <w:sz w:val="28"/>
           <w:szCs w:val="28"/>
         </w:rPr>
-        <w:t>´Jocaxian’s Theorems’</w:t>
+        <w:t>´</w:t>
+      </w:r>
+      <w:proofErr w:type="spellStart"/>
+      <w:r>
+        <w:rPr>
+          <w:b/>
+          <w:bCs/>
+          <w:sz w:val="28"/>
+          <w:szCs w:val="28"/>
+        </w:rPr>
+        <w:t>Jocaxian’s</w:t>
+      </w:r>
+      <w:proofErr w:type="spellEnd"/>
+      <w:r>
+        <w:rPr>
+          <w:b/>
+          <w:bCs/>
+          <w:sz w:val="28"/>
+          <w:szCs w:val="28"/>
+        </w:rPr>
+        <w:t xml:space="preserve"> </w:t>
+      </w:r>
+      <w:proofErr w:type="spellStart"/>
+      <w:r>
+        <w:rPr>
+          <w:b/>
+          <w:bCs/>
+          <w:sz w:val="28"/>
+          <w:szCs w:val="28"/>
+        </w:rPr>
+        <w:t>Theorems</w:t>
+      </w:r>
+      <w:proofErr w:type="spellEnd"/>
+      <w:r>
+        <w:rPr>
+          <w:b/>
+          <w:bCs/>
+          <w:sz w:val="28"/>
+          <w:szCs w:val="28"/>
+        </w:rPr>
+        <w:t>’</w:t>
       </w:r>
     </w:p>
     <w:p>
-      <w:hyperlink r:id="rId21" w:history="1">
+      <w:hyperlink r:id="rId22" w:history="1">
         <w:r>
           <w:rPr>
             <w:rStyle w:val="Hyperlink"/>
@@ -1176,16 +9354,168 @@
           <w:sz w:val="28"/>
           <w:szCs w:val="28"/>
         </w:rPr>
-        <w:t>´The Jocaxian’s nothingness'</w:t>
+        <w:t xml:space="preserve">´The </w:t>
+      </w:r>
+      <w:proofErr w:type="spellStart"/>
+      <w:r>
+        <w:rPr>
+          <w:b/>
+          <w:bCs/>
+          <w:sz w:val="28"/>
+          <w:szCs w:val="28"/>
+        </w:rPr>
+        <w:t>Jocaxian’s</w:t>
+      </w:r>
+      <w:proofErr w:type="spellEnd"/>
+      <w:r>
+        <w:rPr>
+          <w:b/>
+          <w:bCs/>
+          <w:sz w:val="28"/>
+          <w:szCs w:val="28"/>
+        </w:rPr>
+        <w:t xml:space="preserve"> </w:t>
+      </w:r>
+      <w:proofErr w:type="spellStart"/>
+      <w:r>
+        <w:rPr>
+          <w:b/>
+          <w:bCs/>
+          <w:sz w:val="28"/>
+          <w:szCs w:val="28"/>
+        </w:rPr>
+        <w:t>nothingness</w:t>
+      </w:r>
+      <w:proofErr w:type="spellEnd"/>
+      <w:r>
+        <w:rPr>
+          <w:b/>
+          <w:bCs/>
+          <w:sz w:val="28"/>
+          <w:szCs w:val="28"/>
+        </w:rPr>
+        <w:t>'</w:t>
       </w:r>
     </w:p>
     <w:p>
       <w:r>
-        <w:t>"This article explains a theory about the origin of the laws of physics and the Universe"</w:t>
+        <w:t>"</w:t>
+      </w:r>
+      <w:proofErr w:type="spellStart"/>
+      <w:r>
+        <w:t>This</w:t>
+      </w:r>
+      <w:proofErr w:type="spellEnd"/>
+      <w:r>
+        <w:t xml:space="preserve"> </w:t>
+      </w:r>
+      <w:proofErr w:type="spellStart"/>
+      <w:r>
+        <w:t>article</w:t>
+      </w:r>
+      <w:proofErr w:type="spellEnd"/>
+      <w:r>
+        <w:t xml:space="preserve"> </w:t>
+      </w:r>
+      <w:proofErr w:type="spellStart"/>
+      <w:r>
+        <w:t>explains</w:t>
+      </w:r>
+      <w:proofErr w:type="spellEnd"/>
+      <w:r>
+        <w:t xml:space="preserve"> a </w:t>
+      </w:r>
+      <w:proofErr w:type="spellStart"/>
+      <w:r>
+        <w:t>theory</w:t>
+      </w:r>
+      <w:proofErr w:type="spellEnd"/>
+      <w:r>
+        <w:t xml:space="preserve"> </w:t>
+      </w:r>
+      <w:proofErr w:type="spellStart"/>
+      <w:r>
+        <w:t>about</w:t>
+      </w:r>
+      <w:proofErr w:type="spellEnd"/>
+      <w:r>
+        <w:t xml:space="preserve"> </w:t>
+      </w:r>
+      <w:proofErr w:type="spellStart"/>
+      <w:r>
+        <w:t>the</w:t>
+      </w:r>
+      <w:proofErr w:type="spellEnd"/>
+      <w:r>
+        <w:t xml:space="preserve"> </w:t>
+      </w:r>
+      <w:proofErr w:type="spellStart"/>
+      <w:r>
+        <w:t>origin</w:t>
+      </w:r>
+      <w:proofErr w:type="spellEnd"/>
+      <w:r>
+        <w:t xml:space="preserve"> </w:t>
+      </w:r>
+      <w:proofErr w:type="spellStart"/>
+      <w:r>
+        <w:t>of</w:t>
+      </w:r>
+      <w:proofErr w:type="spellEnd"/>
+      <w:r>
+        <w:t xml:space="preserve"> </w:t>
+      </w:r>
+      <w:proofErr w:type="spellStart"/>
+      <w:r>
+        <w:t>the</w:t>
+      </w:r>
+      <w:proofErr w:type="spellEnd"/>
+      <w:r>
+        <w:t xml:space="preserve"> </w:t>
+      </w:r>
+      <w:proofErr w:type="spellStart"/>
+      <w:r>
+        <w:t>laws</w:t>
+      </w:r>
+      <w:proofErr w:type="spellEnd"/>
+      <w:r>
+        <w:t xml:space="preserve"> </w:t>
+      </w:r>
+      <w:proofErr w:type="spellStart"/>
+      <w:r>
+        <w:t>of</w:t>
+      </w:r>
+      <w:proofErr w:type="spellEnd"/>
+      <w:r>
+        <w:t xml:space="preserve"> </w:t>
+      </w:r>
+      <w:proofErr w:type="spellStart"/>
+      <w:r>
+        <w:t>physics</w:t>
+      </w:r>
+      <w:proofErr w:type="spellEnd"/>
+      <w:r>
+        <w:t xml:space="preserve"> </w:t>
+      </w:r>
+      <w:proofErr w:type="spellStart"/>
+      <w:r>
+        <w:t>and</w:t>
+      </w:r>
+      <w:proofErr w:type="spellEnd"/>
+      <w:r>
+        <w:t xml:space="preserve"> </w:t>
+      </w:r>
+      <w:proofErr w:type="spellStart"/>
+      <w:r>
+        <w:t>the</w:t>
+      </w:r>
+      <w:proofErr w:type="spellEnd"/>
+      <w:r>
+        <w:t xml:space="preserve"> Universe"</w:t>
       </w:r>
     </w:p>
     <w:p>
-      <w:hyperlink r:id="rId22" w:history="1">
+      <w:hyperlink r:id="rId23" w:history="1">
         <w:r>
           <w:rPr>
             <w:rStyle w:val="Hyperlink"/>
@@ -1199,14 +9529,42 @@
     </w:p>
     <w:p>
       <w:r>
-        <w:t>---- End ----</w:t>
+        <w:t xml:space="preserve">---- </w:t>
+      </w:r>
+      <w:proofErr w:type="spellStart"/>
+      <w:r>
+        <w:t>End</w:t>
+      </w:r>
+      <w:proofErr w:type="spellEnd"/>
+      <w:r>
+        <w:t xml:space="preserve"> ----</w:t>
       </w:r>
     </w:p>
     <w:p/>
     <w:p>
       <w:pPr>
+        <w:rPr>
+          <w:b/>
+          <w:bCs/>
+          <w:i/>
+          <w:iCs/>
+        </w:rPr>
+      </w:pPr>
+      <w:r>
+        <w:rPr>
+          <w:b/>
+          <w:bCs/>
+          <w:i/>
+          <w:iCs/>
+        </w:rPr>
+        <w:br w:type="page"/>
+      </w:r>
+    </w:p>
+    <w:p>
+      <w:pPr>
         <w:jc w:val="center"/>
       </w:pPr>
+      <w:proofErr w:type="spellStart"/>
       <w:r>
         <w:rPr>
           <w:b/>
@@ -1214,12 +9572,43 @@
           <w:i/>
           <w:iCs/>
         </w:rPr>
-        <w:t>Another Articles:</w:t>
+        <w:lastRenderedPageBreak/>
+        <w:t>Another</w:t>
+      </w:r>
+      <w:proofErr w:type="spellEnd"/>
+      <w:r>
+        <w:rPr>
+          <w:b/>
+          <w:bCs/>
+          <w:i/>
+          <w:iCs/>
+        </w:rPr>
+        <w:t xml:space="preserve"> </w:t>
+      </w:r>
+      <w:proofErr w:type="spellStart"/>
+      <w:r>
+        <w:rPr>
+          <w:b/>
+          <w:bCs/>
+          <w:i/>
+          <w:iCs/>
+        </w:rPr>
+        <w:t>Articles</w:t>
+      </w:r>
+      <w:proofErr w:type="spellEnd"/>
+      <w:r>
+        <w:rPr>
+          <w:b/>
+          <w:bCs/>
+          <w:i/>
+          <w:iCs/>
+        </w:rPr>
+        <w:t>:</w:t>
       </w:r>
       <w:r>
         <w:br/>
       </w:r>
-      <w:hyperlink r:id="rId23" w:history="1">
+      <w:hyperlink r:id="rId24" w:history="1">
         <w:r>
           <w:rPr>
             <w:rStyle w:val="Hyperlink"/>
@@ -1230,6 +9619,7 @@
     </w:p>
     <w:p/>
     <w:p>
+      <w:proofErr w:type="spellStart"/>
       <w:r>
         <w:rPr>
           <w:b/>
@@ -1237,39 +9627,140 @@
           <w:sz w:val="36"/>
           <w:szCs w:val="36"/>
         </w:rPr>
-        <w:t>Oldest D.U.T.</w:t>
+        <w:t>Oldest</w:t>
+      </w:r>
+      <w:proofErr w:type="spellEnd"/>
+      <w:r>
+        <w:rPr>
+          <w:b/>
+          <w:bCs/>
+          <w:sz w:val="36"/>
+          <w:szCs w:val="36"/>
+        </w:rPr>
+        <w:t xml:space="preserve"> </w:t>
+      </w:r>
+      <w:proofErr w:type="gramStart"/>
+      <w:r>
+        <w:rPr>
+          <w:b/>
+          <w:bCs/>
+          <w:sz w:val="36"/>
+          <w:szCs w:val="36"/>
+        </w:rPr>
+        <w:t>D.U.T.</w:t>
       </w:r>
       <w:r>
         <w:t xml:space="preserve"> :</w:t>
       </w:r>
+      <w:proofErr w:type="gramEnd"/>
     </w:p>
     <w:p>
       <w:r>
-        <w:t>The END Of The DARK ENERGY</w:t>
+        <w:t xml:space="preserve">The END </w:t>
+      </w:r>
+      <w:proofErr w:type="spellStart"/>
+      <w:r>
+        <w:t>Of</w:t>
+      </w:r>
+      <w:proofErr w:type="spellEnd"/>
+      <w:r>
+        <w:t xml:space="preserve"> The DARK ENERGY</w:t>
       </w:r>
     </w:p>
     <w:p>
-      <w:r>
-        <w:t>Forum List | Follow Ups | Post Message | Back to Thread Topics</w:t>
-      </w:r>
+      <w:proofErr w:type="spellStart"/>
+      <w:r>
+        <w:t>Forum</w:t>
+      </w:r>
+      <w:proofErr w:type="spellEnd"/>
+      <w:r>
+        <w:t xml:space="preserve"> </w:t>
+      </w:r>
+      <w:proofErr w:type="spellStart"/>
+      <w:r>
+        <w:t>List</w:t>
+      </w:r>
+      <w:proofErr w:type="spellEnd"/>
+      <w:r>
+        <w:t xml:space="preserve"> | Follow </w:t>
+      </w:r>
+      <w:proofErr w:type="spellStart"/>
+      <w:r>
+        <w:t>Ups</w:t>
+      </w:r>
+      <w:proofErr w:type="spellEnd"/>
+      <w:r>
+        <w:t xml:space="preserve"> | Post </w:t>
+      </w:r>
+      <w:proofErr w:type="spellStart"/>
+      <w:r>
+        <w:t>Message</w:t>
+      </w:r>
+      <w:proofErr w:type="spellEnd"/>
+      <w:r>
+        <w:t xml:space="preserve"> | Back </w:t>
+      </w:r>
+      <w:proofErr w:type="spellStart"/>
+      <w:r>
+        <w:t>to</w:t>
+      </w:r>
+      <w:proofErr w:type="spellEnd"/>
+      <w:r>
+        <w:t xml:space="preserve"> Thread </w:t>
+      </w:r>
+      <w:proofErr w:type="spellStart"/>
+      <w:r>
+        <w:t>Topics</w:t>
+      </w:r>
+      <w:proofErr w:type="spellEnd"/>
     </w:p>
     <w:p>
-      <w:r>
-        <w:t xml:space="preserve">Posted by Joao Carlos Holland De Barcellos on </w:t>
-      </w:r>
-      <w:r>
-        <w:rPr>
-          <w:b/>
-          <w:bCs/>
-        </w:rPr>
-        <w:t>June 19, 2011</w:t>
+      <w:proofErr w:type="spellStart"/>
+      <w:r>
+        <w:t>Posted</w:t>
+      </w:r>
+      <w:proofErr w:type="spellEnd"/>
+      <w:r>
+        <w:t xml:space="preserve"> </w:t>
+      </w:r>
+      <w:proofErr w:type="spellStart"/>
+      <w:r>
+        <w:t>by</w:t>
+      </w:r>
+      <w:proofErr w:type="spellEnd"/>
+      <w:r>
+        <w:t xml:space="preserve"> Joao Carlos Holland De Barcellos </w:t>
+      </w:r>
+      <w:proofErr w:type="spellStart"/>
+      <w:r>
+        <w:t>on</w:t>
+      </w:r>
+      <w:proofErr w:type="spellEnd"/>
+      <w:r>
+        <w:t xml:space="preserve"> </w:t>
+      </w:r>
+      <w:proofErr w:type="spellStart"/>
+      <w:r>
+        <w:rPr>
+          <w:b/>
+          <w:bCs/>
+        </w:rPr>
+        <w:t>June</w:t>
+      </w:r>
+      <w:proofErr w:type="spellEnd"/>
+      <w:r>
+        <w:rPr>
+          <w:b/>
+          <w:bCs/>
+        </w:rPr>
+        <w:t xml:space="preserve"> 19, 2011</w:t>
       </w:r>
       <w:r>
         <w:t xml:space="preserve"> 19:09:36 UTC</w:t>
       </w:r>
     </w:p>
     <w:p>
-      <w:hyperlink r:id="rId24" w:history="1">
+      <w:hyperlink r:id="rId25" w:history="1">
         <w:r>
           <w:rPr>
             <w:rStyle w:val="Hyperlink"/>
@@ -1285,7 +9776,7 @@
       <w:r>
         <w:br/>
       </w:r>
-      <w:hyperlink r:id="rId25" w:history="1">
+      <w:hyperlink r:id="rId26" w:history="1">
         <w:r>
           <w:rPr>
             <w:rStyle w:val="Hyperlink"/>
@@ -1297,9 +9788,25 @@
     <w:p/>
     <w:p>
       <w:r>
-        <w:t xml:space="preserve">(All files : </w:t>
-      </w:r>
-      <w:hyperlink r:id="rId26" w:history="1">
+        <w:t>(</w:t>
+      </w:r>
+      <w:proofErr w:type="spellStart"/>
+      <w:r>
+        <w:t>All</w:t>
+      </w:r>
+      <w:proofErr w:type="spellEnd"/>
+      <w:r>
+        <w:t xml:space="preserve"> </w:t>
+      </w:r>
+      <w:proofErr w:type="gramStart"/>
+      <w:r>
+        <w:t>files :</w:t>
+      </w:r>
+      <w:proofErr w:type="gramEnd"/>
+      <w:r>
+        <w:t xml:space="preserve"> </w:t>
+      </w:r>
+      <w:hyperlink r:id="rId27" w:history="1">
         <w:r>
           <w:rPr>
             <w:rStyle w:val="Hyperlink"/>
@@ -1320,7 +9827,15 @@
     </w:p>
     <w:p>
       <w:r>
-        <w:t xml:space="preserve">Se você quiser me apoiar nesse estudo pode mandar um PIX de qqr valor para </w:t>
+        <w:t xml:space="preserve">Se você quiser me apoiar nesse estudo pode mandar um PIX de </w:t>
+      </w:r>
+      <w:proofErr w:type="spellStart"/>
+      <w:r>
+        <w:t>qqr</w:t>
+      </w:r>
+      <w:proofErr w:type="spellEnd"/>
+      <w:r>
+        <w:t xml:space="preserve"> valor para </w:t>
       </w:r>
       <w:r>
         <w:t>chave</w:t>
@@ -1366,7 +9881,7 @@
       <w:r>
         <w:t xml:space="preserve">: </w:t>
       </w:r>
-      <w:hyperlink r:id="rId27" w:history="1">
+      <w:hyperlink r:id="rId28" w:history="1">
         <w:r>
           <w:rPr>
             <w:rStyle w:val="Hyperlink"/>

--- a/Articles.docx
+++ b/Articles.docx
@@ -1260,6 +1260,13 @@
     </w:p>
     <w:p>
       <w:pPr>
+        <w:pBdr>
+          <w:bottom w:val="single" w:sz="6" w:space="1" w:color="auto"/>
+        </w:pBdr>
+      </w:pPr>
+    </w:p>
+    <w:p>
+      <w:pPr>
         <w:rPr>
           <w:b/>
           <w:bCs/>
@@ -2928,6 +2935,16 @@
     <w:p>
       <w:pPr>
         <w:rPr>
+          <w:b/>
+          <w:bCs/>
+          <w:sz w:val="28"/>
+          <w:szCs w:val="28"/>
+        </w:rPr>
+      </w:pPr>
+    </w:p>
+    <w:p>
+      <w:pPr>
+        <w:rPr>
           <w:sz w:val="28"/>
           <w:szCs w:val="28"/>
         </w:rPr>
@@ -3342,8 +3359,9 @@
       <w:r>
         <w:t xml:space="preserve">. </w:t>
       </w:r>
-    </w:p>
-    <w:p>
+      <w:r>
+        <w:t xml:space="preserve"> </w:t>
+      </w:r>
       <w:r>
         <w:t xml:space="preserve">A crucial </w:t>
       </w:r>
@@ -3515,8 +3533,6 @@
       <w:r>
         <w:t xml:space="preserve">. </w:t>
       </w:r>
-    </w:p>
-    <w:p>
       <w:proofErr w:type="spellStart"/>
       <w:r>
         <w:t>Older</w:t>
@@ -3599,8 +3615,9 @@
       <w:r>
         <w:t>.</w:t>
       </w:r>
-    </w:p>
-    <w:p>
+      <w:r>
+        <w:t xml:space="preserve"> </w:t>
+      </w:r>
       <w:proofErr w:type="spellStart"/>
       <w:r>
         <w:t>This</w:t>
@@ -3782,16 +3799,16 @@
     </w:p>
     <w:p/>
     <w:p/>
+    <w:p/>
+    <w:p/>
     <w:p>
       <w:r>
-        <w:t>-----------------------</w:t>
+        <w:t>----------------------------</w:t>
       </w:r>
     </w:p>
     <w:p>
       <w:pPr>
         <w:rPr>
-          <w:b/>
-          <w:bCs/>
           <w:sz w:val="28"/>
           <w:szCs w:val="28"/>
         </w:rPr>
@@ -3800,192 +3817,26 @@
     <w:p>
       <w:pPr>
         <w:rPr>
-          <w:b/>
-          <w:bCs/>
           <w:sz w:val="28"/>
           <w:szCs w:val="28"/>
         </w:rPr>
       </w:pPr>
-      <w:proofErr w:type="spellStart"/>
-      <w:r>
-        <w:rPr>
-          <w:b/>
-          <w:bCs/>
+      <w:r>
+        <w:rPr>
           <w:sz w:val="28"/>
           <w:szCs w:val="28"/>
         </w:rPr>
         <w:lastRenderedPageBreak/>
-        <w:t>Analysis</w:t>
-      </w:r>
-      <w:proofErr w:type="spellEnd"/>
-      <w:r>
-        <w:rPr>
-          <w:b/>
-          <w:bCs/>
-          <w:sz w:val="28"/>
-          <w:szCs w:val="28"/>
-        </w:rPr>
-        <w:t xml:space="preserve"> </w:t>
-      </w:r>
-      <w:proofErr w:type="spellStart"/>
-      <w:r>
-        <w:rPr>
-          <w:b/>
-          <w:bCs/>
-          <w:sz w:val="28"/>
-          <w:szCs w:val="28"/>
-        </w:rPr>
-        <w:t>of</w:t>
-      </w:r>
-      <w:proofErr w:type="spellEnd"/>
-      <w:r>
-        <w:rPr>
-          <w:b/>
-          <w:bCs/>
-          <w:sz w:val="28"/>
-          <w:szCs w:val="28"/>
-        </w:rPr>
-        <w:t xml:space="preserve"> Mass-</w:t>
-      </w:r>
-      <w:proofErr w:type="spellStart"/>
-      <w:r>
-        <w:rPr>
-          <w:b/>
-          <w:bCs/>
-          <w:sz w:val="28"/>
-          <w:szCs w:val="28"/>
-        </w:rPr>
-        <w:t>Redshift</w:t>
-      </w:r>
-      <w:proofErr w:type="spellEnd"/>
-      <w:r>
-        <w:rPr>
-          <w:b/>
-          <w:bCs/>
-          <w:sz w:val="28"/>
-          <w:szCs w:val="28"/>
-        </w:rPr>
-        <w:t xml:space="preserve"> </w:t>
-      </w:r>
-      <w:proofErr w:type="spellStart"/>
-      <w:r>
-        <w:rPr>
-          <w:b/>
-          <w:bCs/>
-          <w:sz w:val="28"/>
-          <w:szCs w:val="28"/>
-        </w:rPr>
-        <w:t>Correlation</w:t>
-      </w:r>
-      <w:proofErr w:type="spellEnd"/>
-      <w:r>
-        <w:rPr>
-          <w:b/>
-          <w:bCs/>
-          <w:sz w:val="28"/>
-          <w:szCs w:val="28"/>
-        </w:rPr>
-        <w:t xml:space="preserve"> in </w:t>
-      </w:r>
-      <w:proofErr w:type="spellStart"/>
-      <w:r>
-        <w:rPr>
-          <w:b/>
-          <w:bCs/>
-          <w:sz w:val="28"/>
-          <w:szCs w:val="28"/>
-        </w:rPr>
-        <w:t>Velocity</w:t>
-      </w:r>
-      <w:proofErr w:type="spellEnd"/>
-      <w:r>
-        <w:rPr>
-          <w:b/>
-          <w:bCs/>
-          <w:sz w:val="28"/>
-          <w:szCs w:val="28"/>
-        </w:rPr>
-        <w:t xml:space="preserve"> </w:t>
-      </w:r>
-      <w:proofErr w:type="spellStart"/>
-      <w:r>
-        <w:rPr>
-          <w:b/>
-          <w:bCs/>
-          <w:sz w:val="28"/>
-          <w:szCs w:val="28"/>
-        </w:rPr>
-        <w:t>Matched</w:t>
-      </w:r>
-      <w:proofErr w:type="spellEnd"/>
-      <w:r>
-        <w:rPr>
-          <w:b/>
-          <w:bCs/>
-          <w:sz w:val="28"/>
-          <w:szCs w:val="28"/>
-        </w:rPr>
-        <w:t xml:space="preserve"> </w:t>
-      </w:r>
-      <w:proofErr w:type="spellStart"/>
-      <w:r>
-        <w:rPr>
-          <w:b/>
-          <w:bCs/>
-          <w:sz w:val="28"/>
-          <w:szCs w:val="28"/>
-        </w:rPr>
-        <w:t>Subgroups</w:t>
-      </w:r>
-      <w:proofErr w:type="spellEnd"/>
-      <w:r>
-        <w:rPr>
-          <w:b/>
-          <w:bCs/>
-          <w:sz w:val="28"/>
-          <w:szCs w:val="28"/>
-        </w:rPr>
-        <w:t xml:space="preserve">: A </w:t>
-      </w:r>
-      <w:proofErr w:type="spellStart"/>
-      <w:r>
-        <w:rPr>
-          <w:b/>
-          <w:bCs/>
-          <w:sz w:val="28"/>
-          <w:szCs w:val="28"/>
-        </w:rPr>
-        <w:t>Rigorous</w:t>
-      </w:r>
-      <w:proofErr w:type="spellEnd"/>
-      <w:r>
-        <w:rPr>
-          <w:b/>
-          <w:bCs/>
-          <w:sz w:val="28"/>
-          <w:szCs w:val="28"/>
-        </w:rPr>
-        <w:t xml:space="preserve"> Test for </w:t>
-      </w:r>
-      <w:proofErr w:type="spellStart"/>
-      <w:r>
-        <w:rPr>
-          <w:b/>
-          <w:bCs/>
-          <w:sz w:val="28"/>
-          <w:szCs w:val="28"/>
-        </w:rPr>
-        <w:t>the</w:t>
-      </w:r>
-      <w:proofErr w:type="spellEnd"/>
-      <w:r>
-        <w:rPr>
-          <w:b/>
-          <w:bCs/>
-          <w:sz w:val="28"/>
-          <w:szCs w:val="28"/>
-        </w:rPr>
-        <w:t xml:space="preserve"> </w:t>
+        <w:t>´</w:t>
+      </w:r>
+      <w:r>
+        <w:rPr>
+          <w:b/>
+          <w:bCs/>
+          <w:sz w:val="28"/>
+          <w:szCs w:val="28"/>
+        </w:rPr>
+        <w:t>The “</w:t>
       </w:r>
       <w:proofErr w:type="spellStart"/>
       <w:r>
@@ -4005,558 +3856,289 @@
           <w:sz w:val="28"/>
           <w:szCs w:val="28"/>
         </w:rPr>
-        <w:t xml:space="preserve"> Universe </w:t>
-      </w:r>
-      <w:proofErr w:type="spellStart"/>
-      <w:r>
-        <w:rPr>
-          <w:b/>
-          <w:bCs/>
-          <w:sz w:val="28"/>
-          <w:szCs w:val="28"/>
-        </w:rPr>
-        <w:t>Theory</w:t>
-      </w:r>
-      <w:proofErr w:type="spellEnd"/>
-    </w:p>
-    <w:p>
-      <w:r>
-        <w:t xml:space="preserve">The </w:t>
-      </w:r>
-      <w:proofErr w:type="spellStart"/>
-      <w:r>
-        <w:t>Decreasing</w:t>
-      </w:r>
-      <w:proofErr w:type="spellEnd"/>
-      <w:r>
-        <w:t xml:space="preserve"> Universe (D.U.) </w:t>
-      </w:r>
-      <w:proofErr w:type="spellStart"/>
-      <w:r>
-        <w:t>theory</w:t>
-      </w:r>
-      <w:proofErr w:type="spellEnd"/>
-      <w:r>
-        <w:t xml:space="preserve"> </w:t>
-      </w:r>
-      <w:proofErr w:type="spellStart"/>
-      <w:r>
-        <w:t>proposes</w:t>
-      </w:r>
-      <w:proofErr w:type="spellEnd"/>
-      <w:r>
-        <w:t xml:space="preserve"> </w:t>
-      </w:r>
-      <w:proofErr w:type="spellStart"/>
-      <w:r>
-        <w:t>that</w:t>
-      </w:r>
-      <w:proofErr w:type="spellEnd"/>
-      <w:r>
-        <w:t xml:space="preserve"> </w:t>
-      </w:r>
-      <w:proofErr w:type="spellStart"/>
-      <w:r>
-        <w:t>the</w:t>
-      </w:r>
-      <w:proofErr w:type="spellEnd"/>
-      <w:r>
-        <w:t xml:space="preserve"> </w:t>
-      </w:r>
-      <w:proofErr w:type="spellStart"/>
-      <w:r>
-        <w:t>gravitational</w:t>
-      </w:r>
-      <w:proofErr w:type="spellEnd"/>
-      <w:r>
-        <w:t xml:space="preserve"> </w:t>
-      </w:r>
-      <w:proofErr w:type="spellStart"/>
-      <w:r>
-        <w:t>field</w:t>
-      </w:r>
-      <w:proofErr w:type="spellEnd"/>
-      <w:r>
-        <w:t xml:space="preserve"> </w:t>
-      </w:r>
-      <w:proofErr w:type="spellStart"/>
-      <w:r>
-        <w:t>induces</w:t>
-      </w:r>
-      <w:proofErr w:type="spellEnd"/>
-      <w:r>
-        <w:t xml:space="preserve"> a </w:t>
-      </w:r>
-      <w:proofErr w:type="spellStart"/>
-      <w:r>
-        <w:t>continuous</w:t>
-      </w:r>
-      <w:proofErr w:type="spellEnd"/>
-      <w:r>
-        <w:t xml:space="preserve"> </w:t>
-      </w:r>
-      <w:proofErr w:type="spellStart"/>
-      <w:r>
-        <w:t>spatial</w:t>
-      </w:r>
-      <w:proofErr w:type="spellEnd"/>
-      <w:r>
-        <w:t xml:space="preserve"> </w:t>
-      </w:r>
-      <w:proofErr w:type="spellStart"/>
-      <w:r>
-        <w:t>contraction</w:t>
-      </w:r>
-      <w:proofErr w:type="spellEnd"/>
-      <w:r>
-        <w:t xml:space="preserve">, </w:t>
-      </w:r>
-      <w:proofErr w:type="spellStart"/>
-      <w:r>
-        <w:t>predicting</w:t>
-      </w:r>
-      <w:proofErr w:type="spellEnd"/>
-      <w:r>
-        <w:t xml:space="preserve"> </w:t>
-      </w:r>
-      <w:proofErr w:type="spellStart"/>
-      <w:r>
-        <w:t>that</w:t>
-      </w:r>
-      <w:proofErr w:type="spellEnd"/>
-      <w:r>
-        <w:t xml:space="preserve"> more </w:t>
-      </w:r>
-      <w:proofErr w:type="spellStart"/>
-      <w:r>
-        <w:t>massive</w:t>
-      </w:r>
-      <w:proofErr w:type="spellEnd"/>
-      <w:r>
-        <w:t xml:space="preserve"> </w:t>
-      </w:r>
-      <w:proofErr w:type="spellStart"/>
-      <w:r>
-        <w:t>galaxies</w:t>
-      </w:r>
-      <w:proofErr w:type="spellEnd"/>
-      <w:r>
-        <w:t xml:space="preserve"> </w:t>
-      </w:r>
-      <w:proofErr w:type="spellStart"/>
-      <w:r>
-        <w:t>should</w:t>
-      </w:r>
-      <w:proofErr w:type="spellEnd"/>
-      <w:r>
-        <w:t xml:space="preserve"> </w:t>
-      </w:r>
-      <w:proofErr w:type="spellStart"/>
-      <w:r>
-        <w:t>exhibit</w:t>
-      </w:r>
-      <w:proofErr w:type="spellEnd"/>
-      <w:r>
-        <w:t xml:space="preserve"> a </w:t>
-      </w:r>
-      <w:proofErr w:type="spellStart"/>
-      <w:r>
-        <w:t>smaller</w:t>
-      </w:r>
-      <w:proofErr w:type="spellEnd"/>
-      <w:r>
-        <w:t xml:space="preserve"> </w:t>
-      </w:r>
-      <w:proofErr w:type="spellStart"/>
-      <w:r>
-        <w:t>redshift</w:t>
-      </w:r>
-      <w:proofErr w:type="spellEnd"/>
-      <w:r>
-        <w:t xml:space="preserve"> </w:t>
-      </w:r>
-      <w:proofErr w:type="spellStart"/>
-      <w:r>
-        <w:t>at</w:t>
-      </w:r>
-      <w:proofErr w:type="spellEnd"/>
-      <w:r>
-        <w:t xml:space="preserve"> </w:t>
-      </w:r>
-      <w:proofErr w:type="spellStart"/>
-      <w:r>
-        <w:t>the</w:t>
-      </w:r>
-      <w:proofErr w:type="spellEnd"/>
-      <w:r>
-        <w:t xml:space="preserve"> </w:t>
-      </w:r>
-      <w:proofErr w:type="spellStart"/>
-      <w:r>
-        <w:t>same</w:t>
-      </w:r>
-      <w:proofErr w:type="spellEnd"/>
-      <w:r>
-        <w:t xml:space="preserve"> </w:t>
-      </w:r>
-      <w:proofErr w:type="spellStart"/>
-      <w:r>
-        <w:t>distance</w:t>
-      </w:r>
-      <w:proofErr w:type="spellEnd"/>
-      <w:r>
-        <w:t xml:space="preserve">.  </w:t>
-      </w:r>
-    </w:p>
-    <w:p>
-      <w:r>
-        <w:t xml:space="preserve">The </w:t>
-      </w:r>
-      <w:proofErr w:type="spellStart"/>
-      <w:r>
-        <w:t>main</w:t>
-      </w:r>
-      <w:proofErr w:type="spellEnd"/>
-      <w:r>
-        <w:t xml:space="preserve"> </w:t>
-      </w:r>
-      <w:proofErr w:type="spellStart"/>
-      <w:r>
-        <w:t>obstacle</w:t>
-      </w:r>
-      <w:proofErr w:type="spellEnd"/>
-      <w:r>
-        <w:t xml:space="preserve"> </w:t>
-      </w:r>
-      <w:proofErr w:type="spellStart"/>
-      <w:r>
+        <w:t xml:space="preserve"> Universe” model: </w:t>
+      </w:r>
+      <w:proofErr w:type="spellStart"/>
+      <w:r>
+        <w:rPr>
+          <w:b/>
+          <w:bCs/>
+          <w:sz w:val="28"/>
+          <w:szCs w:val="28"/>
+        </w:rPr>
+        <w:t>an</w:t>
+      </w:r>
+      <w:proofErr w:type="spellEnd"/>
+      <w:r>
+        <w:rPr>
+          <w:b/>
+          <w:bCs/>
+          <w:sz w:val="28"/>
+          <w:szCs w:val="28"/>
+        </w:rPr>
+        <w:t xml:space="preserve"> </w:t>
+      </w:r>
+      <w:proofErr w:type="spellStart"/>
+      <w:r>
+        <w:rPr>
+          <w:b/>
+          <w:bCs/>
+          <w:sz w:val="28"/>
+          <w:szCs w:val="28"/>
+        </w:rPr>
+        <w:t>alternative</w:t>
+      </w:r>
+      <w:proofErr w:type="spellEnd"/>
+      <w:r>
+        <w:rPr>
+          <w:b/>
+          <w:bCs/>
+          <w:sz w:val="28"/>
+          <w:szCs w:val="28"/>
+        </w:rPr>
+        <w:t xml:space="preserve"> perspective </w:t>
+      </w:r>
+      <w:proofErr w:type="spellStart"/>
+      <w:r>
+        <w:rPr>
+          <w:b/>
+          <w:bCs/>
+          <w:sz w:val="28"/>
+          <w:szCs w:val="28"/>
+        </w:rPr>
         <w:t>to</w:t>
       </w:r>
       <w:proofErr w:type="spellEnd"/>
       <w:r>
-        <w:t xml:space="preserve"> </w:t>
-      </w:r>
-      <w:proofErr w:type="spellStart"/>
-      <w:r>
-        <w:t>testing</w:t>
-      </w:r>
-      <w:proofErr w:type="spellEnd"/>
-      <w:r>
-        <w:t xml:space="preserve"> </w:t>
-      </w:r>
-      <w:proofErr w:type="spellStart"/>
-      <w:r>
-        <w:t>this</w:t>
-      </w:r>
-      <w:proofErr w:type="spellEnd"/>
-      <w:r>
-        <w:t xml:space="preserve"> </w:t>
-      </w:r>
-      <w:proofErr w:type="spellStart"/>
-      <w:r>
-        <w:t>prediction</w:t>
-      </w:r>
-      <w:proofErr w:type="spellEnd"/>
-      <w:r>
-        <w:t xml:space="preserve"> </w:t>
-      </w:r>
-      <w:proofErr w:type="spellStart"/>
-      <w:r>
-        <w:t>is</w:t>
-      </w:r>
-      <w:proofErr w:type="spellEnd"/>
-      <w:r>
-        <w:t xml:space="preserve"> </w:t>
-      </w:r>
-      <w:proofErr w:type="spellStart"/>
-      <w:r>
-        <w:t>the</w:t>
-      </w:r>
-      <w:proofErr w:type="spellEnd"/>
-      <w:r>
-        <w:t xml:space="preserve"> </w:t>
-      </w:r>
-      <w:proofErr w:type="spellStart"/>
-      <w:r>
-        <w:t>noise</w:t>
-      </w:r>
-      <w:proofErr w:type="spellEnd"/>
-      <w:r>
-        <w:t xml:space="preserve"> </w:t>
-      </w:r>
-      <w:proofErr w:type="spellStart"/>
-      <w:r>
-        <w:t>introduced</w:t>
-      </w:r>
-      <w:proofErr w:type="spellEnd"/>
-      <w:r>
-        <w:t xml:space="preserve"> </w:t>
-      </w:r>
-      <w:proofErr w:type="spellStart"/>
-      <w:r>
-        <w:t>by</w:t>
-      </w:r>
-      <w:proofErr w:type="spellEnd"/>
-      <w:r>
-        <w:t xml:space="preserve"> </w:t>
-      </w:r>
-      <w:proofErr w:type="spellStart"/>
-      <w:r>
-        <w:t>the</w:t>
-      </w:r>
-      <w:proofErr w:type="spellEnd"/>
-      <w:r>
-        <w:t xml:space="preserve"> </w:t>
-      </w:r>
-      <w:proofErr w:type="spellStart"/>
-      <w:r>
-        <w:t>galaxies</w:t>
-      </w:r>
-      <w:proofErr w:type="spellEnd"/>
-      <w:r>
-        <w:t xml:space="preserve">' peculiar </w:t>
-      </w:r>
-      <w:proofErr w:type="spellStart"/>
-      <w:r>
-        <w:t>velocities</w:t>
-      </w:r>
-      <w:proofErr w:type="spellEnd"/>
-      <w:r>
-        <w:t xml:space="preserve">. </w:t>
-      </w:r>
-      <w:proofErr w:type="spellStart"/>
-      <w:r>
-        <w:t>This</w:t>
-      </w:r>
-      <w:proofErr w:type="spellEnd"/>
-      <w:r>
-        <w:t xml:space="preserve"> </w:t>
-      </w:r>
-      <w:proofErr w:type="spellStart"/>
-      <w:r>
-        <w:t>study</w:t>
-      </w:r>
-      <w:proofErr w:type="spellEnd"/>
-      <w:r>
-        <w:t xml:space="preserve"> </w:t>
-      </w:r>
-      <w:proofErr w:type="spellStart"/>
-      <w:r>
-        <w:t>applies</w:t>
-      </w:r>
-      <w:proofErr w:type="spellEnd"/>
-      <w:r>
-        <w:t xml:space="preserve"> a </w:t>
-      </w:r>
-      <w:proofErr w:type="spellStart"/>
-      <w:r>
-        <w:t>rigorous</w:t>
-      </w:r>
-      <w:proofErr w:type="spellEnd"/>
-      <w:r>
-        <w:t xml:space="preserve"> </w:t>
-      </w:r>
-      <w:proofErr w:type="spellStart"/>
-      <w:r>
-        <w:t>methodology</w:t>
-      </w:r>
-      <w:proofErr w:type="spellEnd"/>
-      <w:r>
-        <w:t xml:space="preserve"> </w:t>
-      </w:r>
-      <w:proofErr w:type="spellStart"/>
-      <w:r>
-        <w:t>to</w:t>
-      </w:r>
-      <w:proofErr w:type="spellEnd"/>
-      <w:r>
-        <w:t xml:space="preserve"> </w:t>
-      </w:r>
-      <w:proofErr w:type="spellStart"/>
-      <w:r>
-        <w:t>isolate</w:t>
-      </w:r>
-      <w:proofErr w:type="spellEnd"/>
-      <w:r>
-        <w:t xml:space="preserve"> </w:t>
-      </w:r>
-      <w:proofErr w:type="spellStart"/>
-      <w:r>
-        <w:t>the</w:t>
-      </w:r>
-      <w:proofErr w:type="spellEnd"/>
-      <w:r>
-        <w:t xml:space="preserve"> </w:t>
-      </w:r>
-      <w:proofErr w:type="spellStart"/>
-      <w:r>
-        <w:t>effect</w:t>
-      </w:r>
-      <w:proofErr w:type="spellEnd"/>
-      <w:r>
-        <w:t xml:space="preserve"> </w:t>
-      </w:r>
-      <w:proofErr w:type="spellStart"/>
-      <w:r>
-        <w:t>of</w:t>
-      </w:r>
-      <w:proofErr w:type="spellEnd"/>
-      <w:r>
-        <w:t xml:space="preserve"> </w:t>
-      </w:r>
-      <w:proofErr w:type="spellStart"/>
-      <w:r>
-        <w:t>mass</w:t>
-      </w:r>
-      <w:proofErr w:type="spellEnd"/>
-      <w:r>
-        <w:t xml:space="preserve"> </w:t>
-      </w:r>
-      <w:proofErr w:type="spellStart"/>
-      <w:r>
-        <w:t>by</w:t>
-      </w:r>
-      <w:proofErr w:type="spellEnd"/>
-      <w:r>
-        <w:t xml:space="preserve"> </w:t>
-      </w:r>
-      <w:proofErr w:type="spellStart"/>
-      <w:r>
-        <w:t>analyzing</w:t>
-      </w:r>
-      <w:proofErr w:type="spellEnd"/>
-      <w:r>
-        <w:t xml:space="preserve"> </w:t>
-      </w:r>
-      <w:proofErr w:type="spellStart"/>
-      <w:r>
-        <w:t>the</w:t>
-      </w:r>
-      <w:proofErr w:type="spellEnd"/>
-      <w:r>
-        <w:t xml:space="preserve"> </w:t>
-      </w:r>
-      <w:proofErr w:type="spellStart"/>
-      <w:r>
-        <w:t>correlation</w:t>
-      </w:r>
-      <w:proofErr w:type="spellEnd"/>
-      <w:r>
-        <w:t xml:space="preserve"> </w:t>
-      </w:r>
-      <w:proofErr w:type="spellStart"/>
-      <w:r>
-        <w:t>between</w:t>
-      </w:r>
-      <w:proofErr w:type="spellEnd"/>
-      <w:r>
-        <w:t xml:space="preserve"> </w:t>
-      </w:r>
-      <w:proofErr w:type="spellStart"/>
-      <w:r>
-        <w:t>stellar</w:t>
-      </w:r>
-      <w:proofErr w:type="spellEnd"/>
-      <w:r>
-        <w:t xml:space="preserve"> </w:t>
-      </w:r>
-      <w:proofErr w:type="spellStart"/>
-      <w:r>
-        <w:t>mass</w:t>
-      </w:r>
-      <w:proofErr w:type="spellEnd"/>
-      <w:r>
-        <w:t xml:space="preserve"> </w:t>
-      </w:r>
-      <w:proofErr w:type="spellStart"/>
-      <w:r>
-        <w:t>and</w:t>
-      </w:r>
-      <w:proofErr w:type="spellEnd"/>
-      <w:r>
-        <w:t xml:space="preserve"> </w:t>
-      </w:r>
-      <w:proofErr w:type="spellStart"/>
-      <w:r>
-        <w:t>redshift</w:t>
-      </w:r>
-      <w:proofErr w:type="spellEnd"/>
-      <w:r>
-        <w:t xml:space="preserve"> in </w:t>
-      </w:r>
-      <w:proofErr w:type="spellStart"/>
-      <w:r>
-        <w:t>galaxy</w:t>
-      </w:r>
-      <w:proofErr w:type="spellEnd"/>
-      <w:r>
-        <w:t xml:space="preserve"> </w:t>
-      </w:r>
-      <w:proofErr w:type="spellStart"/>
-      <w:r>
-        <w:t>subgroups</w:t>
-      </w:r>
-      <w:proofErr w:type="spellEnd"/>
-      <w:r>
-        <w:t xml:space="preserve"> </w:t>
-      </w:r>
-      <w:proofErr w:type="spellStart"/>
-      <w:r>
-        <w:t>with</w:t>
-      </w:r>
-      <w:proofErr w:type="spellEnd"/>
-      <w:r>
-        <w:t xml:space="preserve"> </w:t>
-      </w:r>
-      <w:proofErr w:type="spellStart"/>
-      <w:r>
-        <w:t>controlled</w:t>
-      </w:r>
-      <w:proofErr w:type="spellEnd"/>
-      <w:r>
-        <w:t xml:space="preserve"> </w:t>
-      </w:r>
-      <w:proofErr w:type="spellStart"/>
-      <w:r>
-        <w:t>distance</w:t>
-      </w:r>
-      <w:proofErr w:type="spellEnd"/>
-      <w:r>
-        <w:t xml:space="preserve">, age, </w:t>
-      </w:r>
-      <w:proofErr w:type="spellStart"/>
-      <w:r>
-        <w:t>and</w:t>
-      </w:r>
-      <w:proofErr w:type="spellEnd"/>
-      <w:r>
-        <w:t xml:space="preserve"> radial </w:t>
-      </w:r>
-      <w:proofErr w:type="spellStart"/>
-      <w:r>
-        <w:t>velocity</w:t>
-      </w:r>
-      <w:proofErr w:type="spellEnd"/>
-      <w:r>
-        <w:t xml:space="preserve">. </w:t>
+        <w:rPr>
+          <w:b/>
+          <w:bCs/>
+          <w:sz w:val="28"/>
+          <w:szCs w:val="28"/>
+        </w:rPr>
+        <w:t xml:space="preserve"> </w:t>
+      </w:r>
+      <w:proofErr w:type="spellStart"/>
+      <w:r>
+        <w:rPr>
+          <w:b/>
+          <w:bCs/>
+          <w:sz w:val="28"/>
+          <w:szCs w:val="28"/>
+        </w:rPr>
+        <w:t>accelerated</w:t>
+      </w:r>
+      <w:proofErr w:type="spellEnd"/>
+      <w:r>
+        <w:rPr>
+          <w:b/>
+          <w:bCs/>
+          <w:sz w:val="28"/>
+          <w:szCs w:val="28"/>
+        </w:rPr>
+        <w:t xml:space="preserve"> </w:t>
+      </w:r>
+      <w:proofErr w:type="spellStart"/>
+      <w:r>
+        <w:rPr>
+          <w:b/>
+          <w:bCs/>
+          <w:sz w:val="28"/>
+          <w:szCs w:val="28"/>
+        </w:rPr>
+        <w:t>expansion</w:t>
+      </w:r>
+      <w:proofErr w:type="spellEnd"/>
+      <w:r>
+        <w:rPr>
+          <w:sz w:val="28"/>
+          <w:szCs w:val="28"/>
+        </w:rPr>
+        <w:t>'</w:t>
       </w:r>
     </w:p>
     <w:p/>
     <w:p>
       <w:r>
-        <w:t xml:space="preserve">The </w:t>
-      </w:r>
-      <w:proofErr w:type="spellStart"/>
-      <w:r>
-        <w:t>results</w:t>
-      </w:r>
-      <w:proofErr w:type="spellEnd"/>
-      <w:r>
-        <w:t xml:space="preserve"> show </w:t>
-      </w:r>
-      <w:proofErr w:type="spellStart"/>
-      <w:r>
-        <w:t>that</w:t>
+        <w:t xml:space="preserve">"The </w:t>
+      </w:r>
+      <w:proofErr w:type="spellStart"/>
+      <w:r>
+        <w:t>understanding</w:t>
+      </w:r>
+      <w:proofErr w:type="spellEnd"/>
+      <w:r>
+        <w:t xml:space="preserve"> </w:t>
+      </w:r>
+      <w:proofErr w:type="spellStart"/>
+      <w:r>
+        <w:t>of</w:t>
+      </w:r>
+      <w:proofErr w:type="spellEnd"/>
+      <w:r>
+        <w:t xml:space="preserve"> </w:t>
+      </w:r>
+      <w:proofErr w:type="spellStart"/>
+      <w:r>
+        <w:t>the</w:t>
+      </w:r>
+      <w:proofErr w:type="spellEnd"/>
+      <w:r>
+        <w:t xml:space="preserve"> </w:t>
+      </w:r>
+      <w:proofErr w:type="spellStart"/>
+      <w:r>
+        <w:t>universe’s</w:t>
+      </w:r>
+      <w:proofErr w:type="spellEnd"/>
+      <w:r>
+        <w:t xml:space="preserve"> </w:t>
+      </w:r>
+      <w:proofErr w:type="spellStart"/>
+      <w:r>
+        <w:t>evolution</w:t>
+      </w:r>
+      <w:proofErr w:type="spellEnd"/>
+      <w:r>
+        <w:t xml:space="preserve"> </w:t>
+      </w:r>
+      <w:proofErr w:type="spellStart"/>
+      <w:r>
+        <w:t>has</w:t>
+      </w:r>
+      <w:proofErr w:type="spellEnd"/>
+      <w:r>
+        <w:t xml:space="preserve"> </w:t>
+      </w:r>
+      <w:proofErr w:type="spellStart"/>
+      <w:r>
+        <w:t>been</w:t>
+      </w:r>
+      <w:proofErr w:type="spellEnd"/>
+      <w:r>
+        <w:t xml:space="preserve"> </w:t>
+      </w:r>
+      <w:proofErr w:type="spellStart"/>
+      <w:r>
+        <w:t>dominated</w:t>
+      </w:r>
+      <w:proofErr w:type="spellEnd"/>
+    </w:p>
+    <w:p>
+      <w:proofErr w:type="spellStart"/>
+      <w:r>
+        <w:t>by</w:t>
+      </w:r>
+      <w:proofErr w:type="spellEnd"/>
+      <w:r>
+        <w:t xml:space="preserve"> </w:t>
+      </w:r>
+      <w:proofErr w:type="spellStart"/>
+      <w:r>
+        <w:t>the</w:t>
+      </w:r>
+      <w:proofErr w:type="spellEnd"/>
+      <w:r>
+        <w:t xml:space="preserve"> Standard </w:t>
+      </w:r>
+      <w:proofErr w:type="spellStart"/>
+      <w:r>
+        <w:t>Cosmological</w:t>
+      </w:r>
+      <w:proofErr w:type="spellEnd"/>
+      <w:r>
+        <w:t xml:space="preserve"> Model, </w:t>
+      </w:r>
+      <w:proofErr w:type="spellStart"/>
+      <w:r>
+        <w:t>known</w:t>
+      </w:r>
+      <w:proofErr w:type="spellEnd"/>
+      <w:r>
+        <w:t xml:space="preserve"> </w:t>
+      </w:r>
+      <w:proofErr w:type="gramStart"/>
+      <w:r>
+        <w:t>as ?</w:t>
+      </w:r>
+      <w:proofErr w:type="gramEnd"/>
+      <w:r>
+        <w:t xml:space="preserve">-CDM. </w:t>
+      </w:r>
+      <w:proofErr w:type="spellStart"/>
+      <w:r>
+        <w:t>This</w:t>
+      </w:r>
+      <w:proofErr w:type="spellEnd"/>
+      <w:r>
+        <w:t xml:space="preserve"> </w:t>
+      </w:r>
+      <w:proofErr w:type="spellStart"/>
+      <w:r>
+        <w:t>widely</w:t>
+      </w:r>
+      <w:proofErr w:type="spellEnd"/>
+    </w:p>
+    <w:p>
+      <w:proofErr w:type="spellStart"/>
+      <w:r>
+        <w:t>accepted</w:t>
+      </w:r>
+      <w:proofErr w:type="spellEnd"/>
+      <w:r>
+        <w:t xml:space="preserve"> model </w:t>
+      </w:r>
+      <w:proofErr w:type="spellStart"/>
+      <w:r>
+        <w:t>postulates</w:t>
+      </w:r>
+      <w:proofErr w:type="spellEnd"/>
+      <w:r>
+        <w:t xml:space="preserve"> </w:t>
+      </w:r>
+      <w:proofErr w:type="spellStart"/>
+      <w:r>
+        <w:t>the</w:t>
+      </w:r>
+      <w:proofErr w:type="spellEnd"/>
+      <w:r>
+        <w:t xml:space="preserve"> </w:t>
+      </w:r>
+      <w:proofErr w:type="spellStart"/>
+      <w:r>
+        <w:t>existence</w:t>
+      </w:r>
+      <w:proofErr w:type="spellEnd"/>
+      <w:r>
+        <w:t xml:space="preserve"> </w:t>
+      </w:r>
+      <w:proofErr w:type="spellStart"/>
+      <w:r>
+        <w:t>of</w:t>
+      </w:r>
+      <w:proofErr w:type="spellEnd"/>
+      <w:r>
+        <w:t xml:space="preserve"> </w:t>
+      </w:r>
+      <w:proofErr w:type="spellStart"/>
+      <w:r>
+        <w:t>dark</w:t>
+      </w:r>
+      <w:proofErr w:type="spellEnd"/>
+      <w:r>
+        <w:t xml:space="preserve"> </w:t>
+      </w:r>
+      <w:proofErr w:type="spellStart"/>
+      <w:r>
+        <w:t>matter</w:t>
+      </w:r>
+      <w:proofErr w:type="spellEnd"/>
+      <w:r>
+        <w:t xml:space="preserve"> </w:t>
+      </w:r>
+      <w:proofErr w:type="spellStart"/>
+      <w:r>
+        <w:t>and</w:t>
       </w:r>
       <w:proofErr w:type="spellEnd"/>
       <w:r>
@@ -4564,31 +4146,99 @@
       </w:r>
       <w:proofErr w:type="spellStart"/>
       <w:r>
-        <w:t>by</w:t>
-      </w:r>
-      <w:proofErr w:type="spellEnd"/>
-      <w:r>
-        <w:t xml:space="preserve"> </w:t>
-      </w:r>
-      <w:proofErr w:type="spellStart"/>
-      <w:r>
-        <w:t>minimizing</w:t>
-      </w:r>
-      <w:proofErr w:type="spellEnd"/>
-      <w:r>
-        <w:t xml:space="preserve"> </w:t>
-      </w:r>
-      <w:proofErr w:type="spellStart"/>
-      <w:r>
-        <w:t>dynamical</w:t>
-      </w:r>
-      <w:proofErr w:type="spellEnd"/>
-      <w:r>
-        <w:t xml:space="preserve"> </w:t>
-      </w:r>
-      <w:proofErr w:type="spellStart"/>
-      <w:r>
-        <w:t>noise</w:t>
+        <w:t>crucially</w:t>
+      </w:r>
+      <w:proofErr w:type="spellEnd"/>
+      <w:r>
+        <w:t>,</w:t>
+      </w:r>
+    </w:p>
+    <w:p>
+      <w:proofErr w:type="spellStart"/>
+      <w:r>
+        <w:t>dark</w:t>
+      </w:r>
+      <w:proofErr w:type="spellEnd"/>
+      <w:r>
+        <w:t xml:space="preserve"> </w:t>
+      </w:r>
+      <w:proofErr w:type="spellStart"/>
+      <w:r>
+        <w:t>energy</w:t>
+      </w:r>
+      <w:proofErr w:type="spellEnd"/>
+      <w:r>
+        <w:t xml:space="preserve"> </w:t>
+      </w:r>
+      <w:proofErr w:type="spellStart"/>
+      <w:r>
+        <w:t>to</w:t>
+      </w:r>
+      <w:proofErr w:type="spellEnd"/>
+      <w:r>
+        <w:t xml:space="preserve"> </w:t>
+      </w:r>
+      <w:proofErr w:type="spellStart"/>
+      <w:r>
+        <w:t>explain</w:t>
+      </w:r>
+      <w:proofErr w:type="spellEnd"/>
+      <w:r>
+        <w:t xml:space="preserve"> </w:t>
+      </w:r>
+      <w:proofErr w:type="spellStart"/>
+      <w:r>
+        <w:t>the</w:t>
+      </w:r>
+      <w:proofErr w:type="spellEnd"/>
+      <w:r>
+        <w:t xml:space="preserve"> </w:t>
+      </w:r>
+      <w:proofErr w:type="spellStart"/>
+      <w:r>
+        <w:t>observed</w:t>
+      </w:r>
+      <w:proofErr w:type="spellEnd"/>
+      <w:r>
+        <w:t xml:space="preserve"> </w:t>
+      </w:r>
+      <w:proofErr w:type="spellStart"/>
+      <w:r>
+        <w:t>accelerated</w:t>
+      </w:r>
+      <w:proofErr w:type="spellEnd"/>
+      <w:r>
+        <w:t xml:space="preserve"> </w:t>
+      </w:r>
+      <w:proofErr w:type="spellStart"/>
+      <w:r>
+        <w:t>expansion</w:t>
+      </w:r>
+      <w:proofErr w:type="spellEnd"/>
+      <w:r>
+        <w:t xml:space="preserve"> </w:t>
+      </w:r>
+      <w:proofErr w:type="spellStart"/>
+      <w:r>
+        <w:t>of</w:t>
+      </w:r>
+      <w:proofErr w:type="spellEnd"/>
+      <w:r>
+        <w:t xml:space="preserve"> </w:t>
+      </w:r>
+      <w:proofErr w:type="spellStart"/>
+      <w:r>
+        <w:t>the</w:t>
+      </w:r>
+      <w:proofErr w:type="spellEnd"/>
+    </w:p>
+    <w:p>
+      <w:r>
+        <w:t xml:space="preserve">universe.1 </w:t>
+      </w:r>
+      <w:proofErr w:type="spellStart"/>
+      <w:r>
+        <w:t>However</w:t>
       </w:r>
       <w:proofErr w:type="spellEnd"/>
       <w:r>
@@ -4596,63 +4246,78 @@
       </w:r>
       <w:proofErr w:type="spellStart"/>
       <w:r>
-        <w:t>the</w:t>
-      </w:r>
-      <w:proofErr w:type="spellEnd"/>
-      <w:r>
-        <w:t xml:space="preserve"> negative </w:t>
-      </w:r>
-      <w:proofErr w:type="spellStart"/>
-      <w:r>
-        <w:t>correlation</w:t>
-      </w:r>
-      <w:proofErr w:type="spellEnd"/>
-      <w:r>
-        <w:t xml:space="preserve"> </w:t>
-      </w:r>
-      <w:proofErr w:type="spellStart"/>
-      <w:r>
-        <w:t>predicted</w:t>
-      </w:r>
-      <w:proofErr w:type="spellEnd"/>
-      <w:r>
-        <w:t xml:space="preserve"> </w:t>
-      </w:r>
-      <w:proofErr w:type="spellStart"/>
-      <w:r>
-        <w:t>by</w:t>
-      </w:r>
-      <w:proofErr w:type="spellEnd"/>
-      <w:r>
-        <w:t xml:space="preserve"> </w:t>
-      </w:r>
-      <w:proofErr w:type="spellStart"/>
-      <w:r>
-        <w:t>the</w:t>
-      </w:r>
-      <w:proofErr w:type="spellEnd"/>
-      <w:r>
-        <w:t xml:space="preserve"> D.U. </w:t>
-      </w:r>
-      <w:proofErr w:type="spellStart"/>
-      <w:r>
-        <w:t>theory</w:t>
-      </w:r>
-      <w:proofErr w:type="spellEnd"/>
-      <w:r>
-        <w:t xml:space="preserve"> emerges in </w:t>
-      </w:r>
-      <w:proofErr w:type="spellStart"/>
-      <w:r>
-        <w:t>specific</w:t>
-      </w:r>
-      <w:proofErr w:type="spellEnd"/>
-      <w:r>
-        <w:t xml:space="preserve"> </w:t>
-      </w:r>
-      <w:proofErr w:type="spellStart"/>
-      <w:r>
-        <w:t>subsamples</w:t>
+        <w:t>dark</w:t>
+      </w:r>
+      <w:proofErr w:type="spellEnd"/>
+      <w:r>
+        <w:t xml:space="preserve"> </w:t>
+      </w:r>
+      <w:proofErr w:type="spellStart"/>
+      <w:r>
+        <w:t>energy</w:t>
+      </w:r>
+      <w:proofErr w:type="spellEnd"/>
+      <w:r>
+        <w:t xml:space="preserve"> </w:t>
+      </w:r>
+      <w:proofErr w:type="spellStart"/>
+      <w:r>
+        <w:t>remains</w:t>
+      </w:r>
+      <w:proofErr w:type="spellEnd"/>
+      <w:r>
+        <w:t xml:space="preserve"> </w:t>
+      </w:r>
+      <w:proofErr w:type="spellStart"/>
+      <w:r>
+        <w:t>an</w:t>
+      </w:r>
+      <w:proofErr w:type="spellEnd"/>
+      <w:r>
+        <w:t xml:space="preserve"> </w:t>
+      </w:r>
+      <w:proofErr w:type="spellStart"/>
+      <w:r>
+        <w:t>entity</w:t>
+      </w:r>
+      <w:proofErr w:type="spellEnd"/>
+      <w:r>
+        <w:t xml:space="preserve"> </w:t>
+      </w:r>
+      <w:proofErr w:type="spellStart"/>
+      <w:r>
+        <w:t>of</w:t>
+      </w:r>
+      <w:proofErr w:type="spellEnd"/>
+      <w:r>
+        <w:t xml:space="preserve"> </w:t>
+      </w:r>
+      <w:proofErr w:type="spellStart"/>
+      <w:r>
+        <w:t>unknown</w:t>
+      </w:r>
+      <w:proofErr w:type="spellEnd"/>
+      <w:r>
+        <w:t xml:space="preserve"> </w:t>
+      </w:r>
+      <w:proofErr w:type="spellStart"/>
+      <w:r>
+        <w:t>and</w:t>
+      </w:r>
+      <w:proofErr w:type="spellEnd"/>
+    </w:p>
+    <w:p>
+      <w:proofErr w:type="spellStart"/>
+      <w:r>
+        <w:t>undetectable</w:t>
+      </w:r>
+      <w:proofErr w:type="spellEnd"/>
+      <w:r>
+        <w:t xml:space="preserve"> </w:t>
+      </w:r>
+      <w:proofErr w:type="spellStart"/>
+      <w:r>
+        <w:t>origin</w:t>
       </w:r>
       <w:proofErr w:type="spellEnd"/>
       <w:r>
@@ -4660,75 +4325,27 @@
       </w:r>
       <w:proofErr w:type="spellStart"/>
       <w:r>
-        <w:t>suggesting</w:t>
-      </w:r>
-      <w:proofErr w:type="spellEnd"/>
-      <w:r>
-        <w:t xml:space="preserve"> </w:t>
-      </w:r>
-      <w:proofErr w:type="spellStart"/>
-      <w:r>
-        <w:t>that</w:t>
-      </w:r>
-      <w:proofErr w:type="spellEnd"/>
-      <w:r>
-        <w:t xml:space="preserve"> </w:t>
-      </w:r>
-      <w:proofErr w:type="spellStart"/>
-      <w:r>
-        <w:t>the</w:t>
-      </w:r>
-      <w:proofErr w:type="spellEnd"/>
-      <w:r>
-        <w:t xml:space="preserve"> </w:t>
-      </w:r>
-      <w:proofErr w:type="spellStart"/>
-      <w:r>
-        <w:t>intrinsic</w:t>
-      </w:r>
-      <w:proofErr w:type="spellEnd"/>
-      <w:r>
-        <w:t xml:space="preserve"> </w:t>
-      </w:r>
-      <w:proofErr w:type="spellStart"/>
-      <w:r>
-        <w:t>gravitational</w:t>
-      </w:r>
-      <w:proofErr w:type="spellEnd"/>
-      <w:r>
-        <w:t xml:space="preserve"> </w:t>
-      </w:r>
-      <w:proofErr w:type="spellStart"/>
-      <w:r>
-        <w:t>effect</w:t>
-      </w:r>
-      <w:proofErr w:type="spellEnd"/>
-      <w:r>
-        <w:t xml:space="preserve"> </w:t>
-      </w:r>
-      <w:proofErr w:type="spellStart"/>
-      <w:r>
-        <w:t>may</w:t>
-      </w:r>
-      <w:proofErr w:type="spellEnd"/>
-      <w:r>
-        <w:t xml:space="preserve"> </w:t>
-      </w:r>
-      <w:proofErr w:type="spellStart"/>
-      <w:r>
-        <w:t>be</w:t>
-      </w:r>
-      <w:proofErr w:type="spellEnd"/>
-      <w:r>
-        <w:t xml:space="preserve"> </w:t>
-      </w:r>
-      <w:proofErr w:type="spellStart"/>
-      <w:r>
-        <w:t>detectable</w:t>
-      </w:r>
-      <w:proofErr w:type="spellEnd"/>
-      <w:r>
-        <w:t>.</w:t>
+        <w:t>presenting</w:t>
+      </w:r>
+      <w:proofErr w:type="spellEnd"/>
+      <w:r>
+        <w:t xml:space="preserve"> a </w:t>
+      </w:r>
+      <w:proofErr w:type="spellStart"/>
+      <w:r>
+        <w:t>significant</w:t>
+      </w:r>
+      <w:proofErr w:type="spellEnd"/>
+      <w:r>
+        <w:t xml:space="preserve"> </w:t>
+      </w:r>
+      <w:proofErr w:type="spellStart"/>
+      <w:r>
+        <w:t>theoretical</w:t>
+      </w:r>
+      <w:proofErr w:type="spellEnd"/>
+      <w:r>
+        <w:t xml:space="preserve"> challenge.2..."</w:t>
       </w:r>
     </w:p>
     <w:p>
@@ -4737,18 +4354,24 @@
           <w:rPr>
             <w:rStyle w:val="Hyperlink"/>
           </w:rPr>
-          <w:t>https://jocaxx.github.io/DUniverse/Novos/DU_MASS.pdf</w:t>
+          <w:t>https://medcraveonline.com/PAIJ/PAIJ-09-00378.pdf</w:t>
         </w:r>
       </w:hyperlink>
+      <w:r>
+        <w:br/>
+      </w:r>
     </w:p>
+    <w:p/>
     <w:p>
       <w:r>
-        <w:t>----------------------------</w:t>
+        <w:t>-------------</w:t>
       </w:r>
     </w:p>
     <w:p>
       <w:pPr>
         <w:rPr>
+          <w:b/>
+          <w:bCs/>
           <w:sz w:val="28"/>
           <w:szCs w:val="28"/>
         </w:rPr>
@@ -4757,26 +4380,21 @@
     <w:p>
       <w:pPr>
         <w:rPr>
+          <w:b/>
+          <w:bCs/>
           <w:sz w:val="28"/>
           <w:szCs w:val="28"/>
         </w:rPr>
       </w:pPr>
       <w:r>
         <w:rPr>
+          <w:b/>
+          <w:bCs/>
           <w:sz w:val="28"/>
           <w:szCs w:val="28"/>
         </w:rPr>
         <w:t>´</w:t>
       </w:r>
-      <w:r>
-        <w:rPr>
-          <w:b/>
-          <w:bCs/>
-          <w:sz w:val="28"/>
-          <w:szCs w:val="28"/>
-        </w:rPr>
-        <w:t>The “</w:t>
-      </w:r>
       <w:proofErr w:type="spellStart"/>
       <w:r>
         <w:rPr>
@@ -4795,178 +4413,72 @@
           <w:sz w:val="28"/>
           <w:szCs w:val="28"/>
         </w:rPr>
-        <w:t xml:space="preserve"> Universe” model: </w:t>
-      </w:r>
-      <w:proofErr w:type="spellStart"/>
-      <w:r>
-        <w:rPr>
-          <w:b/>
-          <w:bCs/>
-          <w:sz w:val="28"/>
-          <w:szCs w:val="28"/>
-        </w:rPr>
-        <w:t>an</w:t>
-      </w:r>
-      <w:proofErr w:type="spellEnd"/>
-      <w:r>
-        <w:rPr>
-          <w:b/>
-          <w:bCs/>
-          <w:sz w:val="28"/>
-          <w:szCs w:val="28"/>
-        </w:rPr>
-        <w:t xml:space="preserve"> </w:t>
-      </w:r>
-      <w:proofErr w:type="spellStart"/>
-      <w:r>
-        <w:rPr>
-          <w:b/>
-          <w:bCs/>
-          <w:sz w:val="28"/>
-          <w:szCs w:val="28"/>
-        </w:rPr>
-        <w:t>alternative</w:t>
-      </w:r>
-      <w:proofErr w:type="spellEnd"/>
-      <w:r>
-        <w:rPr>
-          <w:b/>
-          <w:bCs/>
-          <w:sz w:val="28"/>
-          <w:szCs w:val="28"/>
-        </w:rPr>
-        <w:t xml:space="preserve"> perspective </w:t>
-      </w:r>
-      <w:proofErr w:type="spellStart"/>
-      <w:r>
-        <w:rPr>
-          <w:b/>
-          <w:bCs/>
-          <w:sz w:val="28"/>
-          <w:szCs w:val="28"/>
-        </w:rPr>
-        <w:t>to</w:t>
-      </w:r>
-      <w:proofErr w:type="spellEnd"/>
-      <w:r>
-        <w:rPr>
-          <w:b/>
-          <w:bCs/>
-          <w:sz w:val="28"/>
-          <w:szCs w:val="28"/>
-        </w:rPr>
-        <w:t xml:space="preserve"> </w:t>
-      </w:r>
-      <w:proofErr w:type="spellStart"/>
-      <w:r>
-        <w:rPr>
-          <w:b/>
-          <w:bCs/>
-          <w:sz w:val="28"/>
-          <w:szCs w:val="28"/>
-        </w:rPr>
-        <w:t>accelerated</w:t>
-      </w:r>
-      <w:proofErr w:type="spellEnd"/>
-      <w:r>
-        <w:rPr>
-          <w:b/>
-          <w:bCs/>
-          <w:sz w:val="28"/>
-          <w:szCs w:val="28"/>
-        </w:rPr>
-        <w:t xml:space="preserve"> </w:t>
-      </w:r>
-      <w:proofErr w:type="spellStart"/>
-      <w:r>
-        <w:rPr>
-          <w:b/>
-          <w:bCs/>
-          <w:sz w:val="28"/>
-          <w:szCs w:val="28"/>
-        </w:rPr>
-        <w:t>expansion</w:t>
-      </w:r>
-      <w:proofErr w:type="spellEnd"/>
-      <w:r>
-        <w:rPr>
+        <w:t xml:space="preserve"> Universe: The '</w:t>
+      </w:r>
+      <w:proofErr w:type="spellStart"/>
+      <w:r>
+        <w:rPr>
+          <w:b/>
+          <w:bCs/>
+          <w:sz w:val="28"/>
+          <w:szCs w:val="28"/>
+        </w:rPr>
+        <w:t>Dark</w:t>
+      </w:r>
+      <w:proofErr w:type="spellEnd"/>
+      <w:r>
+        <w:rPr>
+          <w:b/>
+          <w:bCs/>
+          <w:sz w:val="28"/>
+          <w:szCs w:val="28"/>
+        </w:rPr>
+        <w:t xml:space="preserve"> Matter' </w:t>
+      </w:r>
+      <w:proofErr w:type="spellStart"/>
+      <w:r>
+        <w:rPr>
+          <w:b/>
+          <w:bCs/>
+          <w:sz w:val="28"/>
+          <w:szCs w:val="28"/>
+        </w:rPr>
+        <w:t>Effect</w:t>
+      </w:r>
+      <w:proofErr w:type="spellEnd"/>
+      <w:r>
+        <w:rPr>
+          <w:b/>
+          <w:bCs/>
           <w:sz w:val="28"/>
           <w:szCs w:val="28"/>
         </w:rPr>
         <w:t>'</w:t>
       </w:r>
-    </w:p>
-    <w:p/>
-    <w:p>
-      <w:r>
-        <w:t xml:space="preserve">"The </w:t>
-      </w:r>
-      <w:proofErr w:type="spellStart"/>
-      <w:r>
-        <w:t>understanding</w:t>
-      </w:r>
-      <w:proofErr w:type="spellEnd"/>
-      <w:r>
-        <w:t xml:space="preserve"> </w:t>
-      </w:r>
-      <w:proofErr w:type="spellStart"/>
-      <w:r>
-        <w:t>of</w:t>
-      </w:r>
-      <w:proofErr w:type="spellEnd"/>
-      <w:r>
-        <w:t xml:space="preserve"> </w:t>
-      </w:r>
-      <w:proofErr w:type="spellStart"/>
-      <w:r>
-        <w:t>the</w:t>
-      </w:r>
-      <w:proofErr w:type="spellEnd"/>
-      <w:r>
-        <w:t xml:space="preserve"> </w:t>
-      </w:r>
-      <w:proofErr w:type="spellStart"/>
-      <w:r>
-        <w:t>universe’s</w:t>
-      </w:r>
-      <w:proofErr w:type="spellEnd"/>
-      <w:r>
-        <w:t xml:space="preserve"> </w:t>
-      </w:r>
-      <w:proofErr w:type="spellStart"/>
-      <w:r>
-        <w:t>evolution</w:t>
-      </w:r>
-      <w:proofErr w:type="spellEnd"/>
-      <w:r>
-        <w:t xml:space="preserve"> </w:t>
-      </w:r>
-      <w:proofErr w:type="spellStart"/>
-      <w:r>
-        <w:t>has</w:t>
-      </w:r>
-      <w:proofErr w:type="spellEnd"/>
-      <w:r>
-        <w:t xml:space="preserve"> </w:t>
-      </w:r>
-      <w:proofErr w:type="spellStart"/>
-      <w:r>
-        <w:t>been</w:t>
-      </w:r>
-      <w:proofErr w:type="spellEnd"/>
-      <w:r>
-        <w:t xml:space="preserve"> </w:t>
-      </w:r>
-      <w:proofErr w:type="spellStart"/>
-      <w:r>
-        <w:t>dominated</w:t>
-      </w:r>
-      <w:proofErr w:type="spellEnd"/>
     </w:p>
     <w:p>
-      <w:proofErr w:type="spellStart"/>
-      <w:r>
-        <w:t>by</w:t>
+      <w:r>
+        <w:t>"</w:t>
+      </w:r>
+      <w:proofErr w:type="spellStart"/>
+      <w:r>
+        <w:t>After</w:t>
+      </w:r>
+      <w:proofErr w:type="spellEnd"/>
+      <w:r>
+        <w:t xml:space="preserve"> a </w:t>
+      </w:r>
+      <w:proofErr w:type="spellStart"/>
+      <w:r>
+        <w:t>brief</w:t>
+      </w:r>
+      <w:proofErr w:type="spellEnd"/>
+      <w:r>
+        <w:t xml:space="preserve"> review </w:t>
+      </w:r>
+      <w:proofErr w:type="spellStart"/>
+      <w:r>
+        <w:t>of</w:t>
       </w:r>
       <w:proofErr w:type="spellEnd"/>
       <w:r>
@@ -4978,31 +4490,159 @@
       </w:r>
       <w:proofErr w:type="spellEnd"/>
       <w:r>
-        <w:t xml:space="preserve"> Standard </w:t>
-      </w:r>
-      <w:proofErr w:type="spellStart"/>
-      <w:r>
-        <w:t>Cosmological</w:t>
-      </w:r>
-      <w:proofErr w:type="spellEnd"/>
-      <w:r>
-        <w:t xml:space="preserve"> Model, </w:t>
-      </w:r>
-      <w:proofErr w:type="spellStart"/>
-      <w:r>
-        <w:t>known</w:t>
-      </w:r>
-      <w:proofErr w:type="spellEnd"/>
-      <w:r>
-        <w:t xml:space="preserve"> </w:t>
-      </w:r>
-      <w:proofErr w:type="gramStart"/>
-      <w:r>
-        <w:t>as ?</w:t>
-      </w:r>
-      <w:proofErr w:type="gramEnd"/>
-      <w:r>
-        <w:t xml:space="preserve">-CDM. </w:t>
+        <w:t xml:space="preserve"> </w:t>
+      </w:r>
+      <w:proofErr w:type="spellStart"/>
+      <w:r>
+        <w:t>Decreasing</w:t>
+      </w:r>
+      <w:proofErr w:type="spellEnd"/>
+      <w:r>
+        <w:t xml:space="preserve"> Universe (D.U.) model, </w:t>
+      </w:r>
+      <w:proofErr w:type="spellStart"/>
+      <w:r>
+        <w:t>we</w:t>
+      </w:r>
+      <w:proofErr w:type="spellEnd"/>
+      <w:r>
+        <w:t xml:space="preserve"> </w:t>
+      </w:r>
+      <w:proofErr w:type="spellStart"/>
+      <w:r>
+        <w:t>will</w:t>
+      </w:r>
+      <w:proofErr w:type="spellEnd"/>
+      <w:r>
+        <w:t xml:space="preserve"> derive a formula </w:t>
+      </w:r>
+      <w:proofErr w:type="spellStart"/>
+      <w:r>
+        <w:t>and</w:t>
+      </w:r>
+      <w:proofErr w:type="spellEnd"/>
+      <w:r>
+        <w:t xml:space="preserve"> </w:t>
+      </w:r>
+      <w:proofErr w:type="spellStart"/>
+      <w:r>
+        <w:t>the</w:t>
+      </w:r>
+      <w:proofErr w:type="spellEnd"/>
+      <w:r>
+        <w:t xml:space="preserve"> </w:t>
+      </w:r>
+      <w:proofErr w:type="spellStart"/>
+      <w:r>
+        <w:t>graph</w:t>
+      </w:r>
+      <w:proofErr w:type="spellEnd"/>
+      <w:r>
+        <w:t xml:space="preserve"> for </w:t>
+      </w:r>
+      <w:proofErr w:type="spellStart"/>
+      <w:r>
+        <w:t>the</w:t>
+      </w:r>
+      <w:proofErr w:type="spellEnd"/>
+      <w:r>
+        <w:t xml:space="preserve"> </w:t>
+      </w:r>
+      <w:proofErr w:type="spellStart"/>
+      <w:r>
+        <w:t>apparent</w:t>
+      </w:r>
+      <w:proofErr w:type="spellEnd"/>
+      <w:r>
+        <w:t xml:space="preserve"> </w:t>
+      </w:r>
+      <w:proofErr w:type="spellStart"/>
+      <w:r>
+        <w:t>velocity</w:t>
+      </w:r>
+      <w:proofErr w:type="spellEnd"/>
+      <w:r>
+        <w:t xml:space="preserve"> </w:t>
+      </w:r>
+      <w:proofErr w:type="spellStart"/>
+      <w:r>
+        <w:t>of</w:t>
+      </w:r>
+      <w:proofErr w:type="spellEnd"/>
+      <w:r>
+        <w:t xml:space="preserve"> stars (</w:t>
+      </w:r>
+      <w:proofErr w:type="spellStart"/>
+      <w:r>
+        <w:t>of</w:t>
+      </w:r>
+      <w:proofErr w:type="spellEnd"/>
+      <w:r>
+        <w:t xml:space="preserve"> a Messier_33 </w:t>
+      </w:r>
+      <w:proofErr w:type="spellStart"/>
+      <w:r>
+        <w:t>galaxy</w:t>
+      </w:r>
+      <w:proofErr w:type="spellEnd"/>
+      <w:r>
+        <w:t xml:space="preserve">) as a </w:t>
+      </w:r>
+      <w:proofErr w:type="spellStart"/>
+      <w:r>
+        <w:t>function</w:t>
+      </w:r>
+      <w:proofErr w:type="spellEnd"/>
+      <w:r>
+        <w:t xml:space="preserve"> </w:t>
+      </w:r>
+      <w:proofErr w:type="spellStart"/>
+      <w:r>
+        <w:t>of</w:t>
+      </w:r>
+      <w:proofErr w:type="spellEnd"/>
+      <w:r>
+        <w:t xml:space="preserve"> </w:t>
+      </w:r>
+      <w:proofErr w:type="spellStart"/>
+      <w:r>
+        <w:t>their</w:t>
+      </w:r>
+      <w:proofErr w:type="spellEnd"/>
+      <w:r>
+        <w:t xml:space="preserve"> radial </w:t>
+      </w:r>
+      <w:proofErr w:type="spellStart"/>
+      <w:r>
+        <w:t>distance</w:t>
+      </w:r>
+      <w:proofErr w:type="spellEnd"/>
+      <w:r>
+        <w:t xml:space="preserve"> </w:t>
+      </w:r>
+      <w:proofErr w:type="spellStart"/>
+      <w:r>
+        <w:t>from</w:t>
+      </w:r>
+      <w:proofErr w:type="spellEnd"/>
+      <w:r>
+        <w:t xml:space="preserve"> </w:t>
+      </w:r>
+      <w:proofErr w:type="spellStart"/>
+      <w:r>
+        <w:t>the</w:t>
+      </w:r>
+      <w:proofErr w:type="spellEnd"/>
+      <w:r>
+        <w:t xml:space="preserve"> </w:t>
+      </w:r>
+      <w:proofErr w:type="spellStart"/>
+      <w:r>
+        <w:t>galactic</w:t>
+      </w:r>
+      <w:proofErr w:type="spellEnd"/>
+      <w:r>
+        <w:t xml:space="preserve"> center. </w:t>
       </w:r>
       <w:proofErr w:type="spellStart"/>
       <w:r>
@@ -5010,26 +4650,11 @@
       </w:r>
       <w:proofErr w:type="spellEnd"/>
       <w:r>
-        <w:t xml:space="preserve"> </w:t>
-      </w:r>
-      <w:proofErr w:type="spellStart"/>
-      <w:r>
-        <w:t>widely</w:t>
-      </w:r>
-      <w:proofErr w:type="spellEnd"/>
-    </w:p>
-    <w:p>
-      <w:proofErr w:type="spellStart"/>
-      <w:r>
-        <w:t>accepted</w:t>
-      </w:r>
-      <w:proofErr w:type="spellEnd"/>
-      <w:r>
-        <w:t xml:space="preserve"> model </w:t>
-      </w:r>
-      <w:proofErr w:type="spellStart"/>
-      <w:r>
-        <w:t>postulates</w:t>
+        <w:t xml:space="preserve"> formula </w:t>
+      </w:r>
+      <w:proofErr w:type="spellStart"/>
+      <w:r>
+        <w:t>reproduces</w:t>
       </w:r>
       <w:proofErr w:type="spellEnd"/>
       <w:r>
@@ -5045,15 +4670,39 @@
       </w:r>
       <w:proofErr w:type="spellStart"/>
       <w:r>
-        <w:t>existence</w:t>
-      </w:r>
-      <w:proofErr w:type="spellEnd"/>
-      <w:r>
-        <w:t xml:space="preserve"> </w:t>
-      </w:r>
-      <w:proofErr w:type="spellStart"/>
-      <w:r>
-        <w:t>of</w:t>
+        <w:t>same</w:t>
+      </w:r>
+      <w:proofErr w:type="spellEnd"/>
+      <w:r>
+        <w:t xml:space="preserve"> </w:t>
+      </w:r>
+      <w:proofErr w:type="spellStart"/>
+      <w:r>
+        <w:t>velocity</w:t>
+      </w:r>
+      <w:proofErr w:type="spellEnd"/>
+      <w:r>
+        <w:t xml:space="preserve"> curve </w:t>
+      </w:r>
+      <w:proofErr w:type="spellStart"/>
+      <w:r>
+        <w:t>traditionally</w:t>
+      </w:r>
+      <w:proofErr w:type="spellEnd"/>
+      <w:r>
+        <w:t xml:space="preserve"> </w:t>
+      </w:r>
+      <w:proofErr w:type="spellStart"/>
+      <w:r>
+        <w:t>attributed</w:t>
+      </w:r>
+      <w:proofErr w:type="spellEnd"/>
+      <w:r>
+        <w:t xml:space="preserve"> </w:t>
+      </w:r>
+      <w:proofErr w:type="spellStart"/>
+      <w:r>
+        <w:t>to</w:t>
       </w:r>
       <w:proofErr w:type="spellEnd"/>
       <w:r>
@@ -5073,218 +4722,7 @@
       </w:r>
       <w:proofErr w:type="spellEnd"/>
       <w:r>
-        <w:t xml:space="preserve"> </w:t>
-      </w:r>
-      <w:proofErr w:type="spellStart"/>
-      <w:r>
-        <w:t>and</w:t>
-      </w:r>
-      <w:proofErr w:type="spellEnd"/>
-      <w:r>
-        <w:t xml:space="preserve">, </w:t>
-      </w:r>
-      <w:proofErr w:type="spellStart"/>
-      <w:r>
-        <w:t>crucially</w:t>
-      </w:r>
-      <w:proofErr w:type="spellEnd"/>
-      <w:r>
-        <w:t>,</w:t>
-      </w:r>
-    </w:p>
-    <w:p>
-      <w:proofErr w:type="spellStart"/>
-      <w:r>
-        <w:t>dark</w:t>
-      </w:r>
-      <w:proofErr w:type="spellEnd"/>
-      <w:r>
-        <w:t xml:space="preserve"> </w:t>
-      </w:r>
-      <w:proofErr w:type="spellStart"/>
-      <w:r>
-        <w:t>energy</w:t>
-      </w:r>
-      <w:proofErr w:type="spellEnd"/>
-      <w:r>
-        <w:t xml:space="preserve"> </w:t>
-      </w:r>
-      <w:proofErr w:type="spellStart"/>
-      <w:r>
-        <w:t>to</w:t>
-      </w:r>
-      <w:proofErr w:type="spellEnd"/>
-      <w:r>
-        <w:t xml:space="preserve"> </w:t>
-      </w:r>
-      <w:proofErr w:type="spellStart"/>
-      <w:r>
-        <w:t>explain</w:t>
-      </w:r>
-      <w:proofErr w:type="spellEnd"/>
-      <w:r>
-        <w:t xml:space="preserve"> </w:t>
-      </w:r>
-      <w:proofErr w:type="spellStart"/>
-      <w:r>
-        <w:t>the</w:t>
-      </w:r>
-      <w:proofErr w:type="spellEnd"/>
-      <w:r>
-        <w:t xml:space="preserve"> </w:t>
-      </w:r>
-      <w:proofErr w:type="spellStart"/>
-      <w:r>
-        <w:t>observed</w:t>
-      </w:r>
-      <w:proofErr w:type="spellEnd"/>
-      <w:r>
-        <w:t xml:space="preserve"> </w:t>
-      </w:r>
-      <w:proofErr w:type="spellStart"/>
-      <w:r>
-        <w:t>accelerated</w:t>
-      </w:r>
-      <w:proofErr w:type="spellEnd"/>
-      <w:r>
-        <w:t xml:space="preserve"> </w:t>
-      </w:r>
-      <w:proofErr w:type="spellStart"/>
-      <w:r>
-        <w:t>expansion</w:t>
-      </w:r>
-      <w:proofErr w:type="spellEnd"/>
-      <w:r>
-        <w:t xml:space="preserve"> </w:t>
-      </w:r>
-      <w:proofErr w:type="spellStart"/>
-      <w:r>
-        <w:t>of</w:t>
-      </w:r>
-      <w:proofErr w:type="spellEnd"/>
-      <w:r>
-        <w:t xml:space="preserve"> </w:t>
-      </w:r>
-      <w:proofErr w:type="spellStart"/>
-      <w:r>
-        <w:t>the</w:t>
-      </w:r>
-      <w:proofErr w:type="spellEnd"/>
-    </w:p>
-    <w:p>
-      <w:r>
-        <w:t xml:space="preserve">universe.1 </w:t>
-      </w:r>
-      <w:proofErr w:type="spellStart"/>
-      <w:r>
-        <w:t>However</w:t>
-      </w:r>
-      <w:proofErr w:type="spellEnd"/>
-      <w:r>
-        <w:t xml:space="preserve">, </w:t>
-      </w:r>
-      <w:proofErr w:type="spellStart"/>
-      <w:r>
-        <w:t>dark</w:t>
-      </w:r>
-      <w:proofErr w:type="spellEnd"/>
-      <w:r>
-        <w:t xml:space="preserve"> </w:t>
-      </w:r>
-      <w:proofErr w:type="spellStart"/>
-      <w:r>
-        <w:t>energy</w:t>
-      </w:r>
-      <w:proofErr w:type="spellEnd"/>
-      <w:r>
-        <w:t xml:space="preserve"> </w:t>
-      </w:r>
-      <w:proofErr w:type="spellStart"/>
-      <w:r>
-        <w:t>remains</w:t>
-      </w:r>
-      <w:proofErr w:type="spellEnd"/>
-      <w:r>
-        <w:t xml:space="preserve"> </w:t>
-      </w:r>
-      <w:proofErr w:type="spellStart"/>
-      <w:r>
-        <w:t>an</w:t>
-      </w:r>
-      <w:proofErr w:type="spellEnd"/>
-      <w:r>
-        <w:t xml:space="preserve"> </w:t>
-      </w:r>
-      <w:proofErr w:type="spellStart"/>
-      <w:r>
-        <w:t>entity</w:t>
-      </w:r>
-      <w:proofErr w:type="spellEnd"/>
-      <w:r>
-        <w:t xml:space="preserve"> </w:t>
-      </w:r>
-      <w:proofErr w:type="spellStart"/>
-      <w:r>
-        <w:t>of</w:t>
-      </w:r>
-      <w:proofErr w:type="spellEnd"/>
-      <w:r>
-        <w:t xml:space="preserve"> </w:t>
-      </w:r>
-      <w:proofErr w:type="spellStart"/>
-      <w:r>
-        <w:t>unknown</w:t>
-      </w:r>
-      <w:proofErr w:type="spellEnd"/>
-      <w:r>
-        <w:t xml:space="preserve"> </w:t>
-      </w:r>
-      <w:proofErr w:type="spellStart"/>
-      <w:r>
-        <w:t>and</w:t>
-      </w:r>
-      <w:proofErr w:type="spellEnd"/>
-    </w:p>
-    <w:p>
-      <w:proofErr w:type="spellStart"/>
-      <w:r>
-        <w:t>undetectable</w:t>
-      </w:r>
-      <w:proofErr w:type="spellEnd"/>
-      <w:r>
-        <w:t xml:space="preserve"> </w:t>
-      </w:r>
-      <w:proofErr w:type="spellStart"/>
-      <w:r>
-        <w:t>origin</w:t>
-      </w:r>
-      <w:proofErr w:type="spellEnd"/>
-      <w:r>
-        <w:t xml:space="preserve">, </w:t>
-      </w:r>
-      <w:proofErr w:type="spellStart"/>
-      <w:r>
-        <w:t>presenting</w:t>
-      </w:r>
-      <w:proofErr w:type="spellEnd"/>
-      <w:r>
-        <w:t xml:space="preserve"> a </w:t>
-      </w:r>
-      <w:proofErr w:type="spellStart"/>
-      <w:r>
-        <w:t>significant</w:t>
-      </w:r>
-      <w:proofErr w:type="spellEnd"/>
-      <w:r>
-        <w:t xml:space="preserve"> </w:t>
-      </w:r>
-      <w:proofErr w:type="spellStart"/>
-      <w:r>
-        <w:t>theoretical</w:t>
-      </w:r>
-      <w:proofErr w:type="spellEnd"/>
-      <w:r>
-        <w:t xml:space="preserve"> challenge.2..."</w:t>
+        <w:t>. "</w:t>
       </w:r>
     </w:p>
     <w:p>
@@ -5293,14 +4731,13 @@
           <w:rPr>
             <w:rStyle w:val="Hyperlink"/>
           </w:rPr>
-          <w:t>https://medcraveonline.com/PAIJ/PAIJ-09-00378.pdf</w:t>
+          <w:t>https://www.wecmelive.com/open-access/decreasing-universe-the-dark-matter-effect.pdf</w:t>
         </w:r>
       </w:hyperlink>
       <w:r>
         <w:br/>
       </w:r>
     </w:p>
-    <w:p/>
     <w:p>
       <w:r>
         <w:t>-------------</w:t>
@@ -5315,106 +4752,194 @@
           <w:szCs w:val="28"/>
         </w:rPr>
       </w:pPr>
+      <w:r>
+        <w:rPr>
+          <w:b/>
+          <w:bCs/>
+          <w:sz w:val="28"/>
+          <w:szCs w:val="28"/>
+        </w:rPr>
+        <w:t>´</w:t>
+      </w:r>
+      <w:proofErr w:type="spellStart"/>
+      <w:r>
+        <w:rPr>
+          <w:b/>
+          <w:bCs/>
+          <w:sz w:val="28"/>
+          <w:szCs w:val="28"/>
+        </w:rPr>
+        <w:t>Decreasing</w:t>
+      </w:r>
+      <w:proofErr w:type="spellEnd"/>
+      <w:r>
+        <w:rPr>
+          <w:b/>
+          <w:bCs/>
+          <w:sz w:val="28"/>
+          <w:szCs w:val="28"/>
+        </w:rPr>
+        <w:t xml:space="preserve"> Universe: The CMB </w:t>
+      </w:r>
+      <w:proofErr w:type="spellStart"/>
+      <w:r>
+        <w:rPr>
+          <w:b/>
+          <w:bCs/>
+          <w:sz w:val="28"/>
+          <w:szCs w:val="28"/>
+        </w:rPr>
+        <w:t>and</w:t>
+      </w:r>
+      <w:proofErr w:type="spellEnd"/>
+      <w:r>
+        <w:rPr>
+          <w:b/>
+          <w:bCs/>
+          <w:sz w:val="28"/>
+          <w:szCs w:val="28"/>
+        </w:rPr>
+        <w:t xml:space="preserve"> </w:t>
+      </w:r>
+      <w:proofErr w:type="spellStart"/>
+      <w:proofErr w:type="gramStart"/>
+      <w:r>
+        <w:rPr>
+          <w:b/>
+          <w:bCs/>
+          <w:sz w:val="28"/>
+          <w:szCs w:val="28"/>
+        </w:rPr>
+        <w:t>the</w:t>
+      </w:r>
+      <w:proofErr w:type="spellEnd"/>
+      <w:r>
+        <w:rPr>
+          <w:b/>
+          <w:bCs/>
+          <w:sz w:val="28"/>
+          <w:szCs w:val="28"/>
+        </w:rPr>
+        <w:t xml:space="preserve"> Age</w:t>
+      </w:r>
+      <w:proofErr w:type="gramEnd"/>
+      <w:r>
+        <w:rPr>
+          <w:b/>
+          <w:bCs/>
+          <w:sz w:val="28"/>
+          <w:szCs w:val="28"/>
+        </w:rPr>
+        <w:t xml:space="preserve"> </w:t>
+      </w:r>
+      <w:proofErr w:type="spellStart"/>
+      <w:r>
+        <w:rPr>
+          <w:b/>
+          <w:bCs/>
+          <w:sz w:val="28"/>
+          <w:szCs w:val="28"/>
+        </w:rPr>
+        <w:t>of</w:t>
+      </w:r>
+      <w:proofErr w:type="spellEnd"/>
+      <w:r>
+        <w:rPr>
+          <w:b/>
+          <w:bCs/>
+          <w:sz w:val="28"/>
+          <w:szCs w:val="28"/>
+        </w:rPr>
+        <w:t xml:space="preserve"> </w:t>
+      </w:r>
+      <w:proofErr w:type="spellStart"/>
+      <w:r>
+        <w:rPr>
+          <w:b/>
+          <w:bCs/>
+          <w:sz w:val="28"/>
+          <w:szCs w:val="28"/>
+        </w:rPr>
+        <w:t>the</w:t>
+      </w:r>
+      <w:proofErr w:type="spellEnd"/>
+      <w:r>
+        <w:rPr>
+          <w:b/>
+          <w:bCs/>
+          <w:sz w:val="28"/>
+          <w:szCs w:val="28"/>
+        </w:rPr>
+        <w:t xml:space="preserve"> Universe'</w:t>
+      </w:r>
     </w:p>
     <w:p>
-      <w:pPr>
-        <w:rPr>
-          <w:b/>
-          <w:bCs/>
-          <w:sz w:val="28"/>
-          <w:szCs w:val="28"/>
-        </w:rPr>
-      </w:pPr>
-      <w:r>
-        <w:rPr>
-          <w:b/>
-          <w:bCs/>
-          <w:sz w:val="28"/>
-          <w:szCs w:val="28"/>
-        </w:rPr>
-        <w:lastRenderedPageBreak/>
-        <w:t>´</w:t>
-      </w:r>
-      <w:proofErr w:type="spellStart"/>
-      <w:r>
-        <w:rPr>
-          <w:b/>
-          <w:bCs/>
-          <w:sz w:val="28"/>
-          <w:szCs w:val="28"/>
-        </w:rPr>
+      <w:r>
+        <w:t xml:space="preserve">" </w:t>
+      </w:r>
+      <w:proofErr w:type="spellStart"/>
+      <w:r>
+        <w:t>We</w:t>
+      </w:r>
+      <w:proofErr w:type="spellEnd"/>
+      <w:r>
+        <w:t xml:space="preserve"> </w:t>
+      </w:r>
+      <w:proofErr w:type="spellStart"/>
+      <w:r>
+        <w:t>will</w:t>
+      </w:r>
+      <w:proofErr w:type="spellEnd"/>
+      <w:r>
+        <w:t xml:space="preserve"> use </w:t>
+      </w:r>
+      <w:proofErr w:type="spellStart"/>
+      <w:r>
+        <w:t>the</w:t>
+      </w:r>
+      <w:proofErr w:type="spellEnd"/>
+      <w:r>
+        <w:t xml:space="preserve"> “</w:t>
+      </w:r>
+      <w:proofErr w:type="spellStart"/>
+      <w:r>
         <w:t>Decreasing</w:t>
       </w:r>
       <w:proofErr w:type="spellEnd"/>
       <w:r>
-        <w:rPr>
-          <w:b/>
-          <w:bCs/>
-          <w:sz w:val="28"/>
-          <w:szCs w:val="28"/>
-        </w:rPr>
-        <w:t xml:space="preserve"> Universe: The '</w:t>
-      </w:r>
-      <w:proofErr w:type="spellStart"/>
-      <w:r>
-        <w:rPr>
-          <w:b/>
-          <w:bCs/>
-          <w:sz w:val="28"/>
-          <w:szCs w:val="28"/>
-        </w:rPr>
-        <w:t>Dark</w:t>
-      </w:r>
-      <w:proofErr w:type="spellEnd"/>
-      <w:r>
-        <w:rPr>
-          <w:b/>
-          <w:bCs/>
-          <w:sz w:val="28"/>
-          <w:szCs w:val="28"/>
-        </w:rPr>
-        <w:t xml:space="preserve"> Matter' </w:t>
-      </w:r>
-      <w:proofErr w:type="spellStart"/>
-      <w:r>
-        <w:rPr>
-          <w:b/>
-          <w:bCs/>
-          <w:sz w:val="28"/>
-          <w:szCs w:val="28"/>
-        </w:rPr>
-        <w:t>Effect</w:t>
-      </w:r>
-      <w:proofErr w:type="spellEnd"/>
-      <w:r>
-        <w:rPr>
-          <w:b/>
-          <w:bCs/>
-          <w:sz w:val="28"/>
-          <w:szCs w:val="28"/>
-        </w:rPr>
-        <w:t>'</w:t>
-      </w:r>
-    </w:p>
-    <w:p>
-      <w:r>
-        <w:t>"</w:t>
-      </w:r>
-      <w:proofErr w:type="spellStart"/>
-      <w:r>
-        <w:t>After</w:t>
-      </w:r>
-      <w:proofErr w:type="spellEnd"/>
-      <w:r>
-        <w:t xml:space="preserve"> a </w:t>
-      </w:r>
-      <w:proofErr w:type="spellStart"/>
-      <w:r>
-        <w:t>brief</w:t>
-      </w:r>
-      <w:proofErr w:type="spellEnd"/>
-      <w:r>
-        <w:t xml:space="preserve"> review </w:t>
+        <w:t xml:space="preserve"> Universe” (D.U.) </w:t>
+      </w:r>
+      <w:proofErr w:type="spellStart"/>
+      <w:r>
+        <w:t>theory</w:t>
+      </w:r>
+      <w:proofErr w:type="spellEnd"/>
+      <w:r>
+        <w:t xml:space="preserve"> </w:t>
+      </w:r>
+      <w:proofErr w:type="spellStart"/>
+      <w:r>
+        <w:t>to</w:t>
+      </w:r>
+      <w:proofErr w:type="spellEnd"/>
+      <w:r>
+        <w:t xml:space="preserve"> </w:t>
+      </w:r>
+      <w:proofErr w:type="spellStart"/>
+      <w:r>
+        <w:t>estimate</w:t>
+      </w:r>
+      <w:proofErr w:type="spellEnd"/>
+      <w:r>
+        <w:t xml:space="preserve"> </w:t>
+      </w:r>
+      <w:proofErr w:type="spellStart"/>
+      <w:r>
+        <w:t>the</w:t>
+      </w:r>
+      <w:proofErr w:type="spellEnd"/>
+      <w:r>
+        <w:t xml:space="preserve"> age </w:t>
       </w:r>
       <w:proofErr w:type="spellStart"/>
       <w:r>
@@ -5430,35 +4955,19 @@
       </w:r>
       <w:proofErr w:type="spellEnd"/>
       <w:r>
-        <w:t xml:space="preserve"> </w:t>
-      </w:r>
-      <w:proofErr w:type="spellStart"/>
-      <w:r>
-        <w:t>Decreasing</w:t>
-      </w:r>
-      <w:proofErr w:type="spellEnd"/>
-      <w:r>
-        <w:t xml:space="preserve"> Universe (D.U.) model, </w:t>
-      </w:r>
-      <w:proofErr w:type="spellStart"/>
-      <w:r>
-        <w:t>we</w:t>
-      </w:r>
-      <w:proofErr w:type="spellEnd"/>
-      <w:r>
-        <w:t xml:space="preserve"> </w:t>
-      </w:r>
-      <w:proofErr w:type="spellStart"/>
-      <w:r>
-        <w:t>will</w:t>
-      </w:r>
-      <w:proofErr w:type="spellEnd"/>
-      <w:r>
-        <w:t xml:space="preserve"> derive a formula </w:t>
-      </w:r>
-      <w:proofErr w:type="spellStart"/>
-      <w:r>
-        <w:t>and</w:t>
+        <w:t xml:space="preserve"> Universe </w:t>
+      </w:r>
+      <w:proofErr w:type="spellStart"/>
+      <w:r>
+        <w:t>based</w:t>
+      </w:r>
+      <w:proofErr w:type="spellEnd"/>
+      <w:r>
+        <w:t xml:space="preserve"> </w:t>
+      </w:r>
+      <w:proofErr w:type="spellStart"/>
+      <w:r>
+        <w:t>on</w:t>
       </w:r>
       <w:proofErr w:type="spellEnd"/>
       <w:r>
@@ -5474,11 +4983,27 @@
       </w:r>
       <w:proofErr w:type="spellStart"/>
       <w:r>
-        <w:t>graph</w:t>
-      </w:r>
-      <w:proofErr w:type="spellEnd"/>
-      <w:r>
-        <w:t xml:space="preserve"> for </w:t>
+        <w:t>average</w:t>
+      </w:r>
+      <w:proofErr w:type="spellEnd"/>
+      <w:r>
+        <w:t xml:space="preserve"> </w:t>
+      </w:r>
+      <w:proofErr w:type="spellStart"/>
+      <w:r>
+        <w:t>wavelength</w:t>
+      </w:r>
+      <w:proofErr w:type="spellEnd"/>
+      <w:r>
+        <w:t xml:space="preserve"> </w:t>
+      </w:r>
+      <w:proofErr w:type="spellStart"/>
+      <w:r>
+        <w:t>of</w:t>
+      </w:r>
+      <w:proofErr w:type="spellEnd"/>
+      <w:r>
+        <w:t xml:space="preserve"> </w:t>
       </w:r>
       <w:proofErr w:type="spellStart"/>
       <w:r>
@@ -5490,179 +5015,27 @@
       </w:r>
       <w:proofErr w:type="spellStart"/>
       <w:r>
-        <w:t>apparent</w:t>
-      </w:r>
-      <w:proofErr w:type="spellEnd"/>
-      <w:r>
-        <w:t xml:space="preserve"> </w:t>
-      </w:r>
-      <w:proofErr w:type="spellStart"/>
-      <w:r>
-        <w:t>velocity</w:t>
-      </w:r>
-      <w:proofErr w:type="spellEnd"/>
-      <w:r>
-        <w:t xml:space="preserve"> </w:t>
-      </w:r>
-      <w:proofErr w:type="spellStart"/>
-      <w:r>
-        <w:t>of</w:t>
-      </w:r>
-      <w:proofErr w:type="spellEnd"/>
-      <w:r>
-        <w:t xml:space="preserve"> stars (</w:t>
-      </w:r>
-      <w:proofErr w:type="spellStart"/>
-      <w:r>
-        <w:t>of</w:t>
-      </w:r>
-      <w:proofErr w:type="spellEnd"/>
-      <w:r>
-        <w:t xml:space="preserve"> a Messier_33 </w:t>
-      </w:r>
-      <w:proofErr w:type="spellStart"/>
-      <w:r>
-        <w:t>galaxy</w:t>
-      </w:r>
-      <w:proofErr w:type="spellEnd"/>
-      <w:r>
-        <w:t xml:space="preserve">) as a </w:t>
-      </w:r>
-      <w:proofErr w:type="spellStart"/>
-      <w:r>
-        <w:t>function</w:t>
-      </w:r>
-      <w:proofErr w:type="spellEnd"/>
-      <w:r>
-        <w:t xml:space="preserve"> </w:t>
-      </w:r>
-      <w:proofErr w:type="spellStart"/>
-      <w:r>
-        <w:t>of</w:t>
-      </w:r>
-      <w:proofErr w:type="spellEnd"/>
-      <w:r>
-        <w:t xml:space="preserve"> </w:t>
-      </w:r>
-      <w:proofErr w:type="spellStart"/>
-      <w:r>
-        <w:t>their</w:t>
-      </w:r>
-      <w:proofErr w:type="spellEnd"/>
-      <w:r>
-        <w:t xml:space="preserve"> radial </w:t>
-      </w:r>
-      <w:proofErr w:type="spellStart"/>
-      <w:r>
-        <w:t>distance</w:t>
-      </w:r>
-      <w:proofErr w:type="spellEnd"/>
-      <w:r>
-        <w:t xml:space="preserve"> </w:t>
-      </w:r>
-      <w:proofErr w:type="spellStart"/>
-      <w:r>
-        <w:t>from</w:t>
-      </w:r>
-      <w:proofErr w:type="spellEnd"/>
-      <w:r>
-        <w:t xml:space="preserve"> </w:t>
-      </w:r>
-      <w:proofErr w:type="spellStart"/>
-      <w:r>
-        <w:t>the</w:t>
-      </w:r>
-      <w:proofErr w:type="spellEnd"/>
-      <w:r>
-        <w:t xml:space="preserve"> </w:t>
-      </w:r>
-      <w:proofErr w:type="spellStart"/>
-      <w:r>
-        <w:t>galactic</w:t>
-      </w:r>
-      <w:proofErr w:type="spellEnd"/>
-      <w:r>
-        <w:t xml:space="preserve"> center. </w:t>
-      </w:r>
-      <w:proofErr w:type="spellStart"/>
-      <w:r>
-        <w:t>This</w:t>
-      </w:r>
-      <w:proofErr w:type="spellEnd"/>
-      <w:r>
-        <w:t xml:space="preserve"> formula </w:t>
-      </w:r>
-      <w:proofErr w:type="spellStart"/>
-      <w:r>
-        <w:t>reproduces</w:t>
-      </w:r>
-      <w:proofErr w:type="spellEnd"/>
-      <w:r>
-        <w:t xml:space="preserve"> </w:t>
-      </w:r>
-      <w:proofErr w:type="spellStart"/>
-      <w:r>
-        <w:t>the</w:t>
-      </w:r>
-      <w:proofErr w:type="spellEnd"/>
-      <w:r>
-        <w:t xml:space="preserve"> </w:t>
-      </w:r>
-      <w:proofErr w:type="spellStart"/>
-      <w:r>
-        <w:t>same</w:t>
-      </w:r>
-      <w:proofErr w:type="spellEnd"/>
-      <w:r>
-        <w:t xml:space="preserve"> </w:t>
-      </w:r>
-      <w:proofErr w:type="spellStart"/>
-      <w:r>
-        <w:t>velocity</w:t>
-      </w:r>
-      <w:proofErr w:type="spellEnd"/>
-      <w:r>
-        <w:t xml:space="preserve"> curve </w:t>
-      </w:r>
-      <w:proofErr w:type="spellStart"/>
-      <w:r>
-        <w:t>traditionally</w:t>
-      </w:r>
-      <w:proofErr w:type="spellEnd"/>
-      <w:r>
-        <w:t xml:space="preserve"> </w:t>
-      </w:r>
-      <w:proofErr w:type="spellStart"/>
-      <w:r>
-        <w:t>attributed</w:t>
-      </w:r>
-      <w:proofErr w:type="spellEnd"/>
-      <w:r>
-        <w:t xml:space="preserve"> </w:t>
-      </w:r>
-      <w:proofErr w:type="spellStart"/>
-      <w:r>
-        <w:t>to</w:t>
-      </w:r>
-      <w:proofErr w:type="spellEnd"/>
-      <w:r>
-        <w:t xml:space="preserve"> </w:t>
-      </w:r>
-      <w:proofErr w:type="spellStart"/>
-      <w:r>
-        <w:t>dark</w:t>
-      </w:r>
-      <w:proofErr w:type="spellEnd"/>
-      <w:r>
-        <w:t xml:space="preserve"> </w:t>
-      </w:r>
-      <w:proofErr w:type="spellStart"/>
-      <w:r>
-        <w:t>matter</w:t>
-      </w:r>
-      <w:proofErr w:type="spellEnd"/>
-      <w:r>
-        <w:t>. "</w:t>
+        <w:t>Cosmic</w:t>
+      </w:r>
+      <w:proofErr w:type="spellEnd"/>
+      <w:r>
+        <w:t xml:space="preserve"> </w:t>
+      </w:r>
+      <w:proofErr w:type="spellStart"/>
+      <w:r>
+        <w:t>Microwave</w:t>
+      </w:r>
+      <w:proofErr w:type="spellEnd"/>
+      <w:r>
+        <w:t xml:space="preserve"> Background (CMB) </w:t>
+      </w:r>
+      <w:proofErr w:type="spellStart"/>
+      <w:r>
+        <w:t>radiation</w:t>
+      </w:r>
+      <w:proofErr w:type="spellEnd"/>
+      <w:r>
+        <w:t>.</w:t>
       </w:r>
     </w:p>
     <w:p>
@@ -5671,319 +5044,6 @@
           <w:rPr>
             <w:rStyle w:val="Hyperlink"/>
           </w:rPr>
-          <w:t>https://www.wecmelive.com/open-access/decreasing-universe-the-dark-matter-effect.pdf</w:t>
-        </w:r>
-      </w:hyperlink>
-      <w:r>
-        <w:br/>
-      </w:r>
-    </w:p>
-    <w:p>
-      <w:r>
-        <w:t>-------------</w:t>
-      </w:r>
-    </w:p>
-    <w:p>
-      <w:pPr>
-        <w:rPr>
-          <w:b/>
-          <w:bCs/>
-          <w:sz w:val="28"/>
-          <w:szCs w:val="28"/>
-        </w:rPr>
-      </w:pPr>
-      <w:r>
-        <w:rPr>
-          <w:b/>
-          <w:bCs/>
-          <w:sz w:val="28"/>
-          <w:szCs w:val="28"/>
-        </w:rPr>
-        <w:t>´</w:t>
-      </w:r>
-      <w:proofErr w:type="spellStart"/>
-      <w:r>
-        <w:rPr>
-          <w:b/>
-          <w:bCs/>
-          <w:sz w:val="28"/>
-          <w:szCs w:val="28"/>
-        </w:rPr>
-        <w:t>Decreasing</w:t>
-      </w:r>
-      <w:proofErr w:type="spellEnd"/>
-      <w:r>
-        <w:rPr>
-          <w:b/>
-          <w:bCs/>
-          <w:sz w:val="28"/>
-          <w:szCs w:val="28"/>
-        </w:rPr>
-        <w:t xml:space="preserve"> Universe: The CMB </w:t>
-      </w:r>
-      <w:proofErr w:type="spellStart"/>
-      <w:r>
-        <w:rPr>
-          <w:b/>
-          <w:bCs/>
-          <w:sz w:val="28"/>
-          <w:szCs w:val="28"/>
-        </w:rPr>
-        <w:t>and</w:t>
-      </w:r>
-      <w:proofErr w:type="spellEnd"/>
-      <w:r>
-        <w:rPr>
-          <w:b/>
-          <w:bCs/>
-          <w:sz w:val="28"/>
-          <w:szCs w:val="28"/>
-        </w:rPr>
-        <w:t xml:space="preserve"> </w:t>
-      </w:r>
-      <w:proofErr w:type="spellStart"/>
-      <w:proofErr w:type="gramStart"/>
-      <w:r>
-        <w:rPr>
-          <w:b/>
-          <w:bCs/>
-          <w:sz w:val="28"/>
-          <w:szCs w:val="28"/>
-        </w:rPr>
-        <w:t>the</w:t>
-      </w:r>
-      <w:proofErr w:type="spellEnd"/>
-      <w:r>
-        <w:rPr>
-          <w:b/>
-          <w:bCs/>
-          <w:sz w:val="28"/>
-          <w:szCs w:val="28"/>
-        </w:rPr>
-        <w:t xml:space="preserve"> Age</w:t>
-      </w:r>
-      <w:proofErr w:type="gramEnd"/>
-      <w:r>
-        <w:rPr>
-          <w:b/>
-          <w:bCs/>
-          <w:sz w:val="28"/>
-          <w:szCs w:val="28"/>
-        </w:rPr>
-        <w:t xml:space="preserve"> </w:t>
-      </w:r>
-      <w:proofErr w:type="spellStart"/>
-      <w:r>
-        <w:rPr>
-          <w:b/>
-          <w:bCs/>
-          <w:sz w:val="28"/>
-          <w:szCs w:val="28"/>
-        </w:rPr>
-        <w:t>of</w:t>
-      </w:r>
-      <w:proofErr w:type="spellEnd"/>
-      <w:r>
-        <w:rPr>
-          <w:b/>
-          <w:bCs/>
-          <w:sz w:val="28"/>
-          <w:szCs w:val="28"/>
-        </w:rPr>
-        <w:t xml:space="preserve"> </w:t>
-      </w:r>
-      <w:proofErr w:type="spellStart"/>
-      <w:r>
-        <w:rPr>
-          <w:b/>
-          <w:bCs/>
-          <w:sz w:val="28"/>
-          <w:szCs w:val="28"/>
-        </w:rPr>
-        <w:t>the</w:t>
-      </w:r>
-      <w:proofErr w:type="spellEnd"/>
-      <w:r>
-        <w:rPr>
-          <w:b/>
-          <w:bCs/>
-          <w:sz w:val="28"/>
-          <w:szCs w:val="28"/>
-        </w:rPr>
-        <w:t xml:space="preserve"> Universe'</w:t>
-      </w:r>
-    </w:p>
-    <w:p>
-      <w:r>
-        <w:t xml:space="preserve">" </w:t>
-      </w:r>
-      <w:proofErr w:type="spellStart"/>
-      <w:r>
-        <w:t>We</w:t>
-      </w:r>
-      <w:proofErr w:type="spellEnd"/>
-      <w:r>
-        <w:t xml:space="preserve"> </w:t>
-      </w:r>
-      <w:proofErr w:type="spellStart"/>
-      <w:r>
-        <w:t>will</w:t>
-      </w:r>
-      <w:proofErr w:type="spellEnd"/>
-      <w:r>
-        <w:t xml:space="preserve"> use </w:t>
-      </w:r>
-      <w:proofErr w:type="spellStart"/>
-      <w:r>
-        <w:t>the</w:t>
-      </w:r>
-      <w:proofErr w:type="spellEnd"/>
-      <w:r>
-        <w:t xml:space="preserve"> “</w:t>
-      </w:r>
-      <w:proofErr w:type="spellStart"/>
-      <w:r>
-        <w:t>Decreasing</w:t>
-      </w:r>
-      <w:proofErr w:type="spellEnd"/>
-      <w:r>
-        <w:t xml:space="preserve"> Universe” (D.U.) </w:t>
-      </w:r>
-      <w:proofErr w:type="spellStart"/>
-      <w:r>
-        <w:t>theory</w:t>
-      </w:r>
-      <w:proofErr w:type="spellEnd"/>
-      <w:r>
-        <w:t xml:space="preserve"> </w:t>
-      </w:r>
-      <w:proofErr w:type="spellStart"/>
-      <w:r>
-        <w:t>to</w:t>
-      </w:r>
-      <w:proofErr w:type="spellEnd"/>
-      <w:r>
-        <w:t xml:space="preserve"> </w:t>
-      </w:r>
-      <w:proofErr w:type="spellStart"/>
-      <w:r>
-        <w:t>estimate</w:t>
-      </w:r>
-      <w:proofErr w:type="spellEnd"/>
-      <w:r>
-        <w:t xml:space="preserve"> </w:t>
-      </w:r>
-      <w:proofErr w:type="spellStart"/>
-      <w:r>
-        <w:t>the</w:t>
-      </w:r>
-      <w:proofErr w:type="spellEnd"/>
-      <w:r>
-        <w:t xml:space="preserve"> age </w:t>
-      </w:r>
-      <w:proofErr w:type="spellStart"/>
-      <w:r>
-        <w:t>of</w:t>
-      </w:r>
-      <w:proofErr w:type="spellEnd"/>
-      <w:r>
-        <w:t xml:space="preserve"> </w:t>
-      </w:r>
-      <w:proofErr w:type="spellStart"/>
-      <w:r>
-        <w:t>the</w:t>
-      </w:r>
-      <w:proofErr w:type="spellEnd"/>
-      <w:r>
-        <w:t xml:space="preserve"> Universe </w:t>
-      </w:r>
-      <w:proofErr w:type="spellStart"/>
-      <w:r>
-        <w:t>based</w:t>
-      </w:r>
-      <w:proofErr w:type="spellEnd"/>
-      <w:r>
-        <w:t xml:space="preserve"> </w:t>
-      </w:r>
-      <w:proofErr w:type="spellStart"/>
-      <w:r>
-        <w:t>on</w:t>
-      </w:r>
-      <w:proofErr w:type="spellEnd"/>
-      <w:r>
-        <w:t xml:space="preserve"> </w:t>
-      </w:r>
-      <w:proofErr w:type="spellStart"/>
-      <w:r>
-        <w:t>the</w:t>
-      </w:r>
-      <w:proofErr w:type="spellEnd"/>
-      <w:r>
-        <w:t xml:space="preserve"> </w:t>
-      </w:r>
-      <w:proofErr w:type="spellStart"/>
-      <w:r>
-        <w:t>average</w:t>
-      </w:r>
-      <w:proofErr w:type="spellEnd"/>
-      <w:r>
-        <w:t xml:space="preserve"> </w:t>
-      </w:r>
-      <w:proofErr w:type="spellStart"/>
-      <w:r>
-        <w:t>wavelength</w:t>
-      </w:r>
-      <w:proofErr w:type="spellEnd"/>
-      <w:r>
-        <w:t xml:space="preserve"> </w:t>
-      </w:r>
-      <w:proofErr w:type="spellStart"/>
-      <w:r>
-        <w:t>of</w:t>
-      </w:r>
-      <w:proofErr w:type="spellEnd"/>
-      <w:r>
-        <w:t xml:space="preserve"> </w:t>
-      </w:r>
-      <w:proofErr w:type="spellStart"/>
-      <w:r>
-        <w:t>the</w:t>
-      </w:r>
-      <w:proofErr w:type="spellEnd"/>
-      <w:r>
-        <w:t xml:space="preserve"> </w:t>
-      </w:r>
-      <w:proofErr w:type="spellStart"/>
-      <w:r>
-        <w:t>Cosmic</w:t>
-      </w:r>
-      <w:proofErr w:type="spellEnd"/>
-      <w:r>
-        <w:t xml:space="preserve"> </w:t>
-      </w:r>
-      <w:proofErr w:type="spellStart"/>
-      <w:r>
-        <w:t>Microwave</w:t>
-      </w:r>
-      <w:proofErr w:type="spellEnd"/>
-      <w:r>
-        <w:t xml:space="preserve"> Background (CMB) </w:t>
-      </w:r>
-      <w:proofErr w:type="spellStart"/>
-      <w:r>
-        <w:t>radiation</w:t>
-      </w:r>
-      <w:proofErr w:type="spellEnd"/>
-      <w:r>
-        <w:t>.</w:t>
-      </w:r>
-    </w:p>
-    <w:p>
-      <w:hyperlink r:id="rId12" w:history="1">
-        <w:r>
-          <w:rPr>
-            <w:rStyle w:val="Hyperlink"/>
-          </w:rPr>
           <w:t>https://www.iosrjournals.org/iosr-jap/papers/Vol17-issue3/Ser-1/G1703016264.pdf</w:t>
         </w:r>
       </w:hyperlink>
@@ -6020,6 +5080,7 @@
           <w:sz w:val="28"/>
           <w:szCs w:val="28"/>
         </w:rPr>
+        <w:lastRenderedPageBreak/>
         <w:t>´</w:t>
       </w:r>
       <w:proofErr w:type="spellStart"/>
@@ -6278,7 +5339,7 @@
           <w:bottom w:val="single" w:sz="6" w:space="1" w:color="auto"/>
         </w:pBdr>
       </w:pPr>
-      <w:hyperlink r:id="rId13" w:history="1">
+      <w:hyperlink r:id="rId12" w:history="1">
         <w:r>
           <w:rPr>
             <w:rStyle w:val="Hyperlink"/>
@@ -6291,8 +5352,6 @@
       </w:r>
     </w:p>
     <w:p/>
-    <w:p/>
-    <w:p/>
     <w:p>
       <w:pPr>
         <w:rPr>
@@ -6854,7 +5913,7 @@
       </w:r>
     </w:p>
     <w:p>
-      <w:hyperlink r:id="rId14" w:history="1">
+      <w:hyperlink r:id="rId13" w:history="1">
         <w:r>
           <w:rPr>
             <w:rStyle w:val="Hyperlink"/>
@@ -7313,6 +6372,691 @@
       <w:r>
         <w:br/>
       </w:r>
+      <w:r>
+        <w:br/>
+      </w:r>
+      <w:hyperlink r:id="rId14" w:history="1">
+        <w:r>
+          <w:rPr>
+            <w:rStyle w:val="Hyperlink"/>
+          </w:rPr>
+          <w:t>https://medcraveonline.com/OAJMTP/OAJMTP-02-00049.pdf</w:t>
+        </w:r>
+      </w:hyperlink>
+      <w:r>
+        <w:br/>
+      </w:r>
+      <w:r>
+        <w:t>-------------</w:t>
+      </w:r>
+    </w:p>
+    <w:p>
+      <w:pPr>
+        <w:rPr>
+          <w:b/>
+          <w:bCs/>
+          <w:sz w:val="28"/>
+          <w:szCs w:val="28"/>
+        </w:rPr>
+      </w:pPr>
+      <w:r>
+        <w:rPr>
+          <w:b/>
+          <w:bCs/>
+          <w:sz w:val="28"/>
+          <w:szCs w:val="28"/>
+        </w:rPr>
+        <w:t xml:space="preserve">´The </w:t>
+      </w:r>
+      <w:proofErr w:type="spellStart"/>
+      <w:r>
+        <w:rPr>
+          <w:b/>
+          <w:bCs/>
+          <w:sz w:val="28"/>
+          <w:szCs w:val="28"/>
+        </w:rPr>
+        <w:t>Equivalence</w:t>
+      </w:r>
+      <w:proofErr w:type="spellEnd"/>
+      <w:r>
+        <w:rPr>
+          <w:b/>
+          <w:bCs/>
+          <w:sz w:val="28"/>
+          <w:szCs w:val="28"/>
+        </w:rPr>
+        <w:t xml:space="preserve"> </w:t>
+      </w:r>
+      <w:proofErr w:type="spellStart"/>
+      <w:r>
+        <w:rPr>
+          <w:b/>
+          <w:bCs/>
+          <w:sz w:val="28"/>
+          <w:szCs w:val="28"/>
+        </w:rPr>
+        <w:t>Principle</w:t>
+      </w:r>
+      <w:proofErr w:type="spellEnd"/>
+      <w:r>
+        <w:rPr>
+          <w:b/>
+          <w:bCs/>
+          <w:sz w:val="28"/>
+          <w:szCs w:val="28"/>
+        </w:rPr>
+        <w:t xml:space="preserve"> </w:t>
+      </w:r>
+      <w:proofErr w:type="spellStart"/>
+      <w:r>
+        <w:rPr>
+          <w:b/>
+          <w:bCs/>
+          <w:sz w:val="28"/>
+          <w:szCs w:val="28"/>
+        </w:rPr>
+        <w:t>and</w:t>
+      </w:r>
+      <w:proofErr w:type="spellEnd"/>
+      <w:r>
+        <w:rPr>
+          <w:b/>
+          <w:bCs/>
+          <w:sz w:val="28"/>
+          <w:szCs w:val="28"/>
+        </w:rPr>
+        <w:t xml:space="preserve"> </w:t>
+      </w:r>
+      <w:proofErr w:type="spellStart"/>
+      <w:r>
+        <w:rPr>
+          <w:b/>
+          <w:bCs/>
+          <w:sz w:val="28"/>
+          <w:szCs w:val="28"/>
+        </w:rPr>
+        <w:t>the</w:t>
+      </w:r>
+      <w:proofErr w:type="spellEnd"/>
+      <w:r>
+        <w:rPr>
+          <w:b/>
+          <w:bCs/>
+          <w:sz w:val="28"/>
+          <w:szCs w:val="28"/>
+        </w:rPr>
+        <w:t xml:space="preserve"> </w:t>
+      </w:r>
+      <w:proofErr w:type="spellStart"/>
+      <w:r>
+        <w:rPr>
+          <w:b/>
+          <w:bCs/>
+          <w:sz w:val="28"/>
+          <w:szCs w:val="28"/>
+        </w:rPr>
+        <w:t>End</w:t>
+      </w:r>
+      <w:proofErr w:type="spellEnd"/>
+      <w:r>
+        <w:rPr>
+          <w:b/>
+          <w:bCs/>
+          <w:sz w:val="28"/>
+          <w:szCs w:val="28"/>
+        </w:rPr>
+        <w:t xml:space="preserve"> </w:t>
+      </w:r>
+      <w:proofErr w:type="spellStart"/>
+      <w:r>
+        <w:rPr>
+          <w:b/>
+          <w:bCs/>
+          <w:sz w:val="28"/>
+          <w:szCs w:val="28"/>
+        </w:rPr>
+        <w:t>of</w:t>
+      </w:r>
+      <w:proofErr w:type="spellEnd"/>
+      <w:r>
+        <w:rPr>
+          <w:b/>
+          <w:bCs/>
+          <w:sz w:val="28"/>
+          <w:szCs w:val="28"/>
+        </w:rPr>
+        <w:t xml:space="preserve"> </w:t>
+      </w:r>
+      <w:proofErr w:type="spellStart"/>
+      <w:r>
+        <w:rPr>
+          <w:b/>
+          <w:bCs/>
+          <w:sz w:val="28"/>
+          <w:szCs w:val="28"/>
+        </w:rPr>
+        <w:t>the</w:t>
+      </w:r>
+      <w:proofErr w:type="spellEnd"/>
+      <w:r>
+        <w:rPr>
+          <w:b/>
+          <w:bCs/>
+          <w:sz w:val="28"/>
+          <w:szCs w:val="28"/>
+        </w:rPr>
+        <w:t xml:space="preserve"> </w:t>
+      </w:r>
+      <w:proofErr w:type="spellStart"/>
+      <w:r>
+        <w:rPr>
+          <w:b/>
+          <w:bCs/>
+          <w:sz w:val="28"/>
+          <w:szCs w:val="28"/>
+        </w:rPr>
+        <w:t>Dark</w:t>
+      </w:r>
+      <w:proofErr w:type="spellEnd"/>
+      <w:r>
+        <w:rPr>
+          <w:b/>
+          <w:bCs/>
+          <w:sz w:val="28"/>
+          <w:szCs w:val="28"/>
+        </w:rPr>
+        <w:t xml:space="preserve"> Energy'</w:t>
+      </w:r>
+    </w:p>
+    <w:p>
+      <w:r>
+        <w:t>"</w:t>
+      </w:r>
+      <w:proofErr w:type="spellStart"/>
+      <w:r>
+        <w:t>We</w:t>
+      </w:r>
+      <w:proofErr w:type="spellEnd"/>
+      <w:r>
+        <w:t xml:space="preserve"> </w:t>
+      </w:r>
+      <w:proofErr w:type="spellStart"/>
+      <w:r>
+        <w:t>will</w:t>
+      </w:r>
+      <w:proofErr w:type="spellEnd"/>
+      <w:r>
+        <w:t xml:space="preserve"> make a new approach for </w:t>
+      </w:r>
+      <w:proofErr w:type="spellStart"/>
+      <w:r>
+        <w:t>an</w:t>
+      </w:r>
+      <w:proofErr w:type="spellEnd"/>
+      <w:r>
+        <w:t xml:space="preserve"> </w:t>
+      </w:r>
+      <w:proofErr w:type="spellStart"/>
+      <w:r>
+        <w:t>effect</w:t>
+      </w:r>
+      <w:proofErr w:type="spellEnd"/>
+      <w:r>
+        <w:t xml:space="preserve"> </w:t>
+      </w:r>
+      <w:proofErr w:type="spellStart"/>
+      <w:r>
+        <w:t>known</w:t>
+      </w:r>
+      <w:proofErr w:type="spellEnd"/>
+      <w:r>
+        <w:t xml:space="preserve"> as “</w:t>
+      </w:r>
+      <w:proofErr w:type="spellStart"/>
+      <w:r>
+        <w:t>Dark</w:t>
+      </w:r>
+      <w:proofErr w:type="spellEnd"/>
+      <w:r>
+        <w:t xml:space="preserve"> Energy” </w:t>
+      </w:r>
+      <w:proofErr w:type="spellStart"/>
+      <w:r>
+        <w:t>by</w:t>
+      </w:r>
+      <w:proofErr w:type="spellEnd"/>
+      <w:r>
+        <w:t xml:space="preserve"> </w:t>
+      </w:r>
+      <w:proofErr w:type="spellStart"/>
+      <w:r>
+        <w:t>an</w:t>
+      </w:r>
+      <w:proofErr w:type="spellEnd"/>
+      <w:r>
+        <w:t xml:space="preserve"> </w:t>
+      </w:r>
+      <w:proofErr w:type="spellStart"/>
+      <w:r>
+        <w:t>effect</w:t>
+      </w:r>
+      <w:proofErr w:type="spellEnd"/>
+      <w:r>
+        <w:t xml:space="preserve"> </w:t>
+      </w:r>
+      <w:proofErr w:type="spellStart"/>
+      <w:r>
+        <w:t>on</w:t>
+      </w:r>
+      <w:proofErr w:type="spellEnd"/>
+      <w:r>
+        <w:t xml:space="preserve"> </w:t>
+      </w:r>
+      <w:proofErr w:type="spellStart"/>
+      <w:r>
+        <w:t>gravitatio</w:t>
+      </w:r>
+      <w:proofErr w:type="spellEnd"/>
+      <w:r>
+        <w:t xml:space="preserve"> </w:t>
+      </w:r>
+      <w:proofErr w:type="spellStart"/>
+      <w:r>
+        <w:t>nal</w:t>
+      </w:r>
+      <w:proofErr w:type="spellEnd"/>
+      <w:r>
+        <w:t xml:space="preserve"> </w:t>
+      </w:r>
+      <w:proofErr w:type="spellStart"/>
+      <w:r>
+        <w:t>field</w:t>
+      </w:r>
+      <w:proofErr w:type="spellEnd"/>
+      <w:r>
+        <w:t xml:space="preserve">.[1] In </w:t>
+      </w:r>
+      <w:proofErr w:type="spellStart"/>
+      <w:r>
+        <w:t>an</w:t>
+      </w:r>
+      <w:proofErr w:type="spellEnd"/>
+      <w:r>
+        <w:t xml:space="preserve"> </w:t>
+      </w:r>
+      <w:proofErr w:type="spellStart"/>
+      <w:r>
+        <w:t>accelerated</w:t>
+      </w:r>
+      <w:proofErr w:type="spellEnd"/>
+      <w:r>
+        <w:t xml:space="preserve"> </w:t>
+      </w:r>
+      <w:proofErr w:type="spellStart"/>
+      <w:r>
+        <w:t>rocket</w:t>
+      </w:r>
+      <w:proofErr w:type="spellEnd"/>
+      <w:r>
+        <w:t xml:space="preserve">, </w:t>
+      </w:r>
+      <w:proofErr w:type="spellStart"/>
+      <w:r>
+        <w:t>the</w:t>
+      </w:r>
+      <w:proofErr w:type="spellEnd"/>
+      <w:r>
+        <w:t xml:space="preserve"> </w:t>
+      </w:r>
+      <w:proofErr w:type="spellStart"/>
+      <w:r>
+        <w:t>dimensions</w:t>
+      </w:r>
+      <w:proofErr w:type="spellEnd"/>
+      <w:r>
+        <w:t xml:space="preserve"> </w:t>
+      </w:r>
+      <w:proofErr w:type="spellStart"/>
+      <w:r>
+        <w:t>of</w:t>
+      </w:r>
+      <w:proofErr w:type="spellEnd"/>
+      <w:r>
+        <w:t xml:space="preserve"> </w:t>
+      </w:r>
+      <w:proofErr w:type="spellStart"/>
+      <w:r>
+        <w:t>space</w:t>
+      </w:r>
+      <w:proofErr w:type="spellEnd"/>
+      <w:r>
+        <w:t xml:space="preserve"> </w:t>
+      </w:r>
+      <w:proofErr w:type="spellStart"/>
+      <w:r>
+        <w:t>towards</w:t>
+      </w:r>
+      <w:proofErr w:type="spellEnd"/>
+      <w:r>
+        <w:t xml:space="preserve"> </w:t>
+      </w:r>
+      <w:proofErr w:type="spellStart"/>
+      <w:r>
+        <w:t>movement</w:t>
+      </w:r>
+      <w:proofErr w:type="spellEnd"/>
+      <w:r>
+        <w:t xml:space="preserve"> </w:t>
+      </w:r>
+      <w:proofErr w:type="spellStart"/>
+      <w:r>
+        <w:t>due</w:t>
+      </w:r>
+      <w:proofErr w:type="spellEnd"/>
+      <w:r>
+        <w:t xml:space="preserve"> </w:t>
+      </w:r>
+      <w:proofErr w:type="spellStart"/>
+      <w:r>
+        <w:t>to</w:t>
+      </w:r>
+      <w:proofErr w:type="spellEnd"/>
+      <w:r>
+        <w:t xml:space="preserve"> „Lorentz </w:t>
+      </w:r>
+      <w:proofErr w:type="spellStart"/>
+      <w:r>
+        <w:t>Contraction</w:t>
+      </w:r>
+      <w:proofErr w:type="spellEnd"/>
+      <w:r>
+        <w:t xml:space="preserve">" are </w:t>
+      </w:r>
+      <w:proofErr w:type="spellStart"/>
+      <w:r>
+        <w:t>on</w:t>
+      </w:r>
+      <w:proofErr w:type="spellEnd"/>
+      <w:r>
+        <w:t xml:space="preserve"> </w:t>
+      </w:r>
+      <w:proofErr w:type="spellStart"/>
+      <w:r>
+        <w:t>continuous</w:t>
+      </w:r>
+      <w:proofErr w:type="spellEnd"/>
+      <w:r>
+        <w:t xml:space="preserve"> </w:t>
+      </w:r>
+      <w:proofErr w:type="spellStart"/>
+      <w:proofErr w:type="gramStart"/>
+      <w:r>
+        <w:t>reduction.Using</w:t>
+      </w:r>
+      <w:proofErr w:type="spellEnd"/>
+      <w:proofErr w:type="gramEnd"/>
+      <w:r>
+        <w:t xml:space="preserve"> </w:t>
+      </w:r>
+      <w:proofErr w:type="spellStart"/>
+      <w:r>
+        <w:t>the</w:t>
+      </w:r>
+      <w:proofErr w:type="spellEnd"/>
+      <w:r>
+        <w:t xml:space="preserve"> </w:t>
+      </w:r>
+      <w:proofErr w:type="spellStart"/>
+      <w:r>
+        <w:t>equivalence</w:t>
+      </w:r>
+      <w:proofErr w:type="spellEnd"/>
+      <w:r>
+        <w:t xml:space="preserve"> </w:t>
+      </w:r>
+      <w:proofErr w:type="spellStart"/>
+      <w:r>
+        <w:t>principle</w:t>
+      </w:r>
+      <w:proofErr w:type="spellEnd"/>
+      <w:r>
+        <w:t xml:space="preserve">, </w:t>
+      </w:r>
+      <w:proofErr w:type="spellStart"/>
+      <w:r>
+        <w:t>we</w:t>
+      </w:r>
+      <w:proofErr w:type="spellEnd"/>
+      <w:r>
+        <w:t xml:space="preserve"> presume </w:t>
+      </w:r>
+      <w:proofErr w:type="spellStart"/>
+      <w:r>
+        <w:t>that</w:t>
+      </w:r>
+      <w:proofErr w:type="spellEnd"/>
+      <w:r>
+        <w:t xml:space="preserve"> in </w:t>
+      </w:r>
+      <w:proofErr w:type="spellStart"/>
+      <w:r>
+        <w:t>the</w:t>
+      </w:r>
+      <w:proofErr w:type="spellEnd"/>
+      <w:r>
+        <w:t xml:space="preserve"> </w:t>
+      </w:r>
+      <w:proofErr w:type="spellStart"/>
+      <w:r>
+        <w:t>gravitational</w:t>
+      </w:r>
+      <w:proofErr w:type="spellEnd"/>
+      <w:r>
+        <w:t xml:space="preserve"> </w:t>
+      </w:r>
+      <w:proofErr w:type="spellStart"/>
+      <w:r>
+        <w:t>field</w:t>
+      </w:r>
+      <w:proofErr w:type="spellEnd"/>
+      <w:r>
+        <w:t xml:space="preserve">, </w:t>
+      </w:r>
+      <w:proofErr w:type="spellStart"/>
+      <w:r>
+        <w:t>the</w:t>
+      </w:r>
+      <w:proofErr w:type="spellEnd"/>
+      <w:r>
+        <w:t xml:space="preserve"> </w:t>
+      </w:r>
+      <w:proofErr w:type="spellStart"/>
+      <w:r>
+        <w:t>same</w:t>
+      </w:r>
+      <w:proofErr w:type="spellEnd"/>
+      <w:r>
+        <w:t xml:space="preserve"> </w:t>
+      </w:r>
+      <w:proofErr w:type="spellStart"/>
+      <w:r>
+        <w:t>thing</w:t>
+      </w:r>
+      <w:proofErr w:type="spellEnd"/>
+      <w:r>
+        <w:t xml:space="preserve"> </w:t>
+      </w:r>
+      <w:proofErr w:type="spellStart"/>
+      <w:r>
+        <w:t>would</w:t>
+      </w:r>
+      <w:proofErr w:type="spellEnd"/>
+      <w:r>
+        <w:t xml:space="preserve"> </w:t>
+      </w:r>
+      <w:proofErr w:type="spellStart"/>
+      <w:proofErr w:type="gramStart"/>
+      <w:r>
+        <w:t>happen.In</w:t>
+      </w:r>
+      <w:proofErr w:type="spellEnd"/>
+      <w:proofErr w:type="gramEnd"/>
+      <w:r>
+        <w:t xml:space="preserve"> </w:t>
+      </w:r>
+      <w:proofErr w:type="spellStart"/>
+      <w:r>
+        <w:t>this</w:t>
+      </w:r>
+      <w:proofErr w:type="spellEnd"/>
+      <w:r>
+        <w:t xml:space="preserve"> </w:t>
+      </w:r>
+      <w:proofErr w:type="spellStart"/>
+      <w:r>
+        <w:t>implicates</w:t>
+      </w:r>
+      <w:proofErr w:type="spellEnd"/>
+      <w:r>
+        <w:t xml:space="preserve"> in „</w:t>
+      </w:r>
+      <w:proofErr w:type="spellStart"/>
+      <w:r>
+        <w:t>dark</w:t>
+      </w:r>
+      <w:proofErr w:type="spellEnd"/>
+      <w:r>
+        <w:t xml:space="preserve"> </w:t>
+      </w:r>
+      <w:proofErr w:type="spellStart"/>
+      <w:r>
+        <w:t>energy</w:t>
+      </w:r>
+      <w:proofErr w:type="spellEnd"/>
+      <w:r>
+        <w:t xml:space="preserve"> </w:t>
+      </w:r>
+      <w:proofErr w:type="spellStart"/>
+      <w:r>
+        <w:t>effect</w:t>
+      </w:r>
+      <w:proofErr w:type="spellEnd"/>
+      <w:r>
+        <w:t xml:space="preserve">". The </w:t>
+      </w:r>
+      <w:proofErr w:type="spellStart"/>
+      <w:r>
+        <w:t>calculi</w:t>
+      </w:r>
+      <w:proofErr w:type="spellEnd"/>
+      <w:r>
+        <w:t xml:space="preserve"> show </w:t>
+      </w:r>
+      <w:proofErr w:type="spellStart"/>
+      <w:r>
+        <w:t>that</w:t>
+      </w:r>
+      <w:proofErr w:type="spellEnd"/>
+      <w:r>
+        <w:t xml:space="preserve"> in a 7%-</w:t>
+      </w:r>
+      <w:proofErr w:type="spellStart"/>
+      <w:r>
+        <w:t>contraction</w:t>
+      </w:r>
+      <w:proofErr w:type="spellEnd"/>
+      <w:r>
+        <w:t xml:space="preserve"> for </w:t>
+      </w:r>
+      <w:proofErr w:type="spellStart"/>
+      <w:r>
+        <w:t>each</w:t>
+      </w:r>
+      <w:proofErr w:type="spellEnd"/>
+      <w:r>
+        <w:t xml:space="preserve"> </w:t>
+      </w:r>
+      <w:proofErr w:type="spellStart"/>
+      <w:r>
+        <w:t>billion</w:t>
+      </w:r>
+      <w:proofErr w:type="spellEnd"/>
+      <w:r>
+        <w:t xml:space="preserve"> </w:t>
+      </w:r>
+      <w:proofErr w:type="spellStart"/>
+      <w:r>
+        <w:t>years</w:t>
+      </w:r>
+      <w:proofErr w:type="spellEnd"/>
+      <w:r>
+        <w:t xml:space="preserve"> </w:t>
+      </w:r>
+      <w:proofErr w:type="spellStart"/>
+      <w:r>
+        <w:t>would</w:t>
+      </w:r>
+      <w:proofErr w:type="spellEnd"/>
+      <w:r>
+        <w:t xml:space="preserve"> </w:t>
+      </w:r>
+      <w:proofErr w:type="spellStart"/>
+      <w:r>
+        <w:t>explain</w:t>
+      </w:r>
+      <w:proofErr w:type="spellEnd"/>
+      <w:r>
+        <w:t xml:space="preserve"> </w:t>
+      </w:r>
+      <w:proofErr w:type="spellStart"/>
+      <w:r>
+        <w:t>our</w:t>
+      </w:r>
+      <w:proofErr w:type="spellEnd"/>
+      <w:r>
+        <w:t xml:space="preserve"> </w:t>
+      </w:r>
+      <w:proofErr w:type="spellStart"/>
+      <w:r>
+        <w:t>observation</w:t>
+      </w:r>
+      <w:proofErr w:type="spellEnd"/>
+      <w:r>
+        <w:t xml:space="preserve"> </w:t>
+      </w:r>
+      <w:proofErr w:type="spellStart"/>
+      <w:r>
+        <w:t>of</w:t>
+      </w:r>
+      <w:proofErr w:type="spellEnd"/>
+      <w:r>
+        <w:t xml:space="preserve"> </w:t>
+      </w:r>
+      <w:proofErr w:type="spellStart"/>
+      <w:r>
+        <w:t>galaxies</w:t>
+      </w:r>
+      <w:proofErr w:type="spellEnd"/>
+      <w:r>
+        <w:t xml:space="preserve"> in </w:t>
+      </w:r>
+      <w:proofErr w:type="spellStart"/>
+      <w:r>
+        <w:t>accelerated</w:t>
+      </w:r>
+      <w:proofErr w:type="spellEnd"/>
+      <w:r>
+        <w:t xml:space="preserve"> </w:t>
+      </w:r>
+      <w:proofErr w:type="spellStart"/>
+      <w:r>
+        <w:t>separation</w:t>
+      </w:r>
+      <w:proofErr w:type="spellEnd"/>
+      <w:r>
+        <w:t>."</w:t>
+      </w:r>
     </w:p>
     <w:p>
       <w:hyperlink r:id="rId15" w:history="1">
@@ -7320,13 +7064,11 @@
           <w:rPr>
             <w:rStyle w:val="Hyperlink"/>
           </w:rPr>
-          <w:t>https://medcraveonline.com/OAJMTP/OAJMTP-02-00049.pdf</w:t>
+          <w:t>https://www.ijera.com/papers/Vol7_issue1/Part-1/C0701011314.pdf</w:t>
         </w:r>
       </w:hyperlink>
       <w:r>
         <w:br/>
-      </w:r>
-      <w:r>
         <w:t>-------------</w:t>
       </w:r>
     </w:p>
@@ -7346,104 +7088,165 @@
           <w:sz w:val="28"/>
           <w:szCs w:val="28"/>
         </w:rPr>
-        <w:t xml:space="preserve">´The Universe, </w:t>
-      </w:r>
-      <w:proofErr w:type="spellStart"/>
-      <w:r>
-        <w:rPr>
-          <w:b/>
-          <w:bCs/>
-          <w:sz w:val="28"/>
-          <w:szCs w:val="28"/>
-        </w:rPr>
-        <w:t>According</w:t>
-      </w:r>
-      <w:proofErr w:type="spellEnd"/>
-      <w:r>
-        <w:rPr>
-          <w:b/>
-          <w:bCs/>
-          <w:sz w:val="28"/>
-          <w:szCs w:val="28"/>
-        </w:rPr>
-        <w:t xml:space="preserve"> </w:t>
-      </w:r>
-      <w:proofErr w:type="spellStart"/>
-      <w:r>
-        <w:rPr>
-          <w:b/>
-          <w:bCs/>
-          <w:sz w:val="28"/>
-          <w:szCs w:val="28"/>
-        </w:rPr>
-        <w:t>to</w:t>
-      </w:r>
-      <w:proofErr w:type="spellEnd"/>
-      <w:r>
-        <w:rPr>
-          <w:b/>
-          <w:bCs/>
-          <w:sz w:val="28"/>
-          <w:szCs w:val="28"/>
-        </w:rPr>
-        <w:t xml:space="preserve"> </w:t>
-      </w:r>
-      <w:proofErr w:type="spellStart"/>
-      <w:r>
-        <w:rPr>
-          <w:b/>
-          <w:bCs/>
-          <w:sz w:val="28"/>
-          <w:szCs w:val="28"/>
-        </w:rPr>
-        <w:t>Jocax</w:t>
-      </w:r>
-      <w:proofErr w:type="spellEnd"/>
-      <w:r>
-        <w:rPr>
-          <w:b/>
-          <w:bCs/>
-          <w:sz w:val="28"/>
-          <w:szCs w:val="28"/>
-        </w:rPr>
-        <w:t>'</w:t>
+        <w:lastRenderedPageBreak/>
+        <w:t xml:space="preserve">´The </w:t>
+      </w:r>
+      <w:proofErr w:type="spellStart"/>
+      <w:r>
+        <w:rPr>
+          <w:b/>
+          <w:bCs/>
+          <w:sz w:val="28"/>
+          <w:szCs w:val="28"/>
+        </w:rPr>
+        <w:t>Gravitational</w:t>
+      </w:r>
+      <w:proofErr w:type="spellEnd"/>
+      <w:r>
+        <w:rPr>
+          <w:b/>
+          <w:bCs/>
+          <w:sz w:val="28"/>
+          <w:szCs w:val="28"/>
+        </w:rPr>
+        <w:t xml:space="preserve"> Field </w:t>
+      </w:r>
+      <w:proofErr w:type="spellStart"/>
+      <w:r>
+        <w:rPr>
+          <w:b/>
+          <w:bCs/>
+          <w:sz w:val="28"/>
+          <w:szCs w:val="28"/>
+        </w:rPr>
+        <w:t>and</w:t>
+      </w:r>
+      <w:proofErr w:type="spellEnd"/>
+      <w:r>
+        <w:rPr>
+          <w:b/>
+          <w:bCs/>
+          <w:sz w:val="28"/>
+          <w:szCs w:val="28"/>
+        </w:rPr>
+        <w:t xml:space="preserve"> </w:t>
+      </w:r>
+      <w:proofErr w:type="spellStart"/>
+      <w:r>
+        <w:rPr>
+          <w:b/>
+          <w:bCs/>
+          <w:sz w:val="28"/>
+          <w:szCs w:val="28"/>
+        </w:rPr>
+        <w:t>the</w:t>
+      </w:r>
+      <w:proofErr w:type="spellEnd"/>
+      <w:r>
+        <w:rPr>
+          <w:b/>
+          <w:bCs/>
+          <w:sz w:val="28"/>
+          <w:szCs w:val="28"/>
+        </w:rPr>
+        <w:t xml:space="preserve"> </w:t>
+      </w:r>
+      <w:proofErr w:type="spellStart"/>
+      <w:r>
+        <w:rPr>
+          <w:b/>
+          <w:bCs/>
+          <w:sz w:val="28"/>
+          <w:szCs w:val="28"/>
+        </w:rPr>
+        <w:t>Dark</w:t>
+      </w:r>
+      <w:proofErr w:type="spellEnd"/>
+      <w:r>
+        <w:rPr>
+          <w:b/>
+          <w:bCs/>
+          <w:sz w:val="28"/>
+          <w:szCs w:val="28"/>
+        </w:rPr>
+        <w:t xml:space="preserve"> Energy'</w:t>
       </w:r>
     </w:p>
     <w:p>
       <w:r>
-        <w:t>"</w:t>
-      </w:r>
-      <w:proofErr w:type="spellStart"/>
-      <w:r>
-        <w:t>We</w:t>
-      </w:r>
-      <w:proofErr w:type="spellEnd"/>
-      <w:r>
-        <w:t xml:space="preserve"> </w:t>
-      </w:r>
-      <w:proofErr w:type="spellStart"/>
-      <w:r>
-        <w:t>will</w:t>
-      </w:r>
-      <w:proofErr w:type="spellEnd"/>
-      <w:r>
-        <w:t xml:space="preserve"> </w:t>
-      </w:r>
-      <w:proofErr w:type="spellStart"/>
-      <w:r>
-        <w:t>address</w:t>
-      </w:r>
-      <w:proofErr w:type="spellEnd"/>
-      <w:r>
-        <w:t xml:space="preserve"> some </w:t>
-      </w:r>
-      <w:proofErr w:type="spellStart"/>
-      <w:r>
-        <w:t>of</w:t>
-      </w:r>
-      <w:proofErr w:type="spellEnd"/>
-      <w:r>
-        <w:t xml:space="preserve"> </w:t>
+        <w:t xml:space="preserve">"I </w:t>
+      </w:r>
+      <w:proofErr w:type="spellStart"/>
+      <w:r>
+        <w:t>herein</w:t>
+      </w:r>
+      <w:proofErr w:type="spellEnd"/>
+      <w:r>
+        <w:t xml:space="preserve"> </w:t>
+      </w:r>
+      <w:proofErr w:type="spellStart"/>
+      <w:r>
+        <w:t>write</w:t>
+      </w:r>
+      <w:proofErr w:type="spellEnd"/>
+      <w:r>
+        <w:t xml:space="preserve"> </w:t>
+      </w:r>
+      <w:proofErr w:type="spellStart"/>
+      <w:r>
+        <w:t>on</w:t>
+      </w:r>
+      <w:proofErr w:type="spellEnd"/>
+      <w:r>
+        <w:t xml:space="preserve"> a new </w:t>
+      </w:r>
+      <w:proofErr w:type="spellStart"/>
+      <w:r>
+        <w:t>idea</w:t>
+      </w:r>
+      <w:proofErr w:type="spellEnd"/>
+      <w:r>
+        <w:t xml:space="preserve"> </w:t>
+      </w:r>
+      <w:proofErr w:type="spellStart"/>
+      <w:r>
+        <w:t>about</w:t>
+      </w:r>
+      <w:proofErr w:type="spellEnd"/>
+      <w:r>
+        <w:t xml:space="preserve"> </w:t>
+      </w:r>
+      <w:proofErr w:type="spellStart"/>
+      <w:r>
+        <w:t>cosmology</w:t>
+      </w:r>
+      <w:proofErr w:type="spellEnd"/>
+      <w:r>
+        <w:t xml:space="preserve"> </w:t>
+      </w:r>
+      <w:proofErr w:type="spellStart"/>
+      <w:r>
+        <w:t>that</w:t>
+      </w:r>
+      <w:proofErr w:type="spellEnd"/>
+      <w:r>
+        <w:t xml:space="preserve"> </w:t>
+      </w:r>
+      <w:proofErr w:type="spellStart"/>
+      <w:r>
+        <w:t>seeks</w:t>
+      </w:r>
+      <w:proofErr w:type="spellEnd"/>
+      <w:r>
+        <w:t xml:space="preserve"> </w:t>
+      </w:r>
+      <w:proofErr w:type="spellStart"/>
+      <w:r>
+        <w:t>to</w:t>
+      </w:r>
+      <w:proofErr w:type="spellEnd"/>
+      <w:r>
+        <w:t xml:space="preserve"> solve </w:t>
       </w:r>
       <w:proofErr w:type="spellStart"/>
       <w:r>
@@ -7455,55 +7258,87 @@
       </w:r>
       <w:proofErr w:type="spellStart"/>
       <w:r>
-        <w:t>main</w:t>
-      </w:r>
-      <w:proofErr w:type="spellEnd"/>
-      <w:r>
-        <w:t xml:space="preserve"> </w:t>
-      </w:r>
-      <w:proofErr w:type="spellStart"/>
-      <w:r>
-        <w:t>questions</w:t>
-      </w:r>
-      <w:proofErr w:type="spellEnd"/>
-      <w:r>
-        <w:t xml:space="preserve"> </w:t>
-      </w:r>
-      <w:proofErr w:type="spellStart"/>
-      <w:r>
-        <w:t>regarding</w:t>
-      </w:r>
-      <w:proofErr w:type="spellEnd"/>
-      <w:r>
-        <w:t xml:space="preserve"> </w:t>
-      </w:r>
-      <w:proofErr w:type="spellStart"/>
-      <w:r>
-        <w:t>our</w:t>
-      </w:r>
-      <w:proofErr w:type="spellEnd"/>
-      <w:r>
-        <w:t xml:space="preserve"> Universe, </w:t>
-      </w:r>
-      <w:proofErr w:type="spellStart"/>
-      <w:r>
-        <w:t>such</w:t>
-      </w:r>
-      <w:proofErr w:type="spellEnd"/>
-      <w:r>
-        <w:t xml:space="preserve"> as </w:t>
-      </w:r>
-      <w:proofErr w:type="spellStart"/>
-      <w:r>
-        <w:t>theories</w:t>
-      </w:r>
-      <w:proofErr w:type="spellEnd"/>
-      <w:r>
-        <w:t xml:space="preserve"> </w:t>
-      </w:r>
-      <w:proofErr w:type="spellStart"/>
-      <w:r>
-        <w:t>about</w:t>
+        <w:t>dark</w:t>
+      </w:r>
+      <w:proofErr w:type="spellEnd"/>
+      <w:r>
+        <w:t xml:space="preserve"> </w:t>
+      </w:r>
+      <w:proofErr w:type="spellStart"/>
+      <w:r>
+        <w:t>energy</w:t>
+      </w:r>
+      <w:proofErr w:type="spellEnd"/>
+      <w:r>
+        <w:t xml:space="preserve"> </w:t>
+      </w:r>
+      <w:proofErr w:type="spellStart"/>
+      <w:r>
+        <w:t>and</w:t>
+      </w:r>
+      <w:proofErr w:type="spellEnd"/>
+      <w:r>
+        <w:t xml:space="preserve"> </w:t>
+      </w:r>
+      <w:proofErr w:type="spellStart"/>
+      <w:r>
+        <w:t>darkmatter</w:t>
+      </w:r>
+      <w:proofErr w:type="spellEnd"/>
+      <w:r>
+        <w:t xml:space="preserve"> </w:t>
+      </w:r>
+      <w:proofErr w:type="spellStart"/>
+      <w:r>
+        <w:t>problem</w:t>
+      </w:r>
+      <w:proofErr w:type="spellEnd"/>
+      <w:r>
+        <w:t xml:space="preserve"> </w:t>
+      </w:r>
+      <w:proofErr w:type="spellStart"/>
+      <w:r>
+        <w:t>by</w:t>
+      </w:r>
+      <w:proofErr w:type="spellEnd"/>
+      <w:r>
+        <w:t xml:space="preserve"> </w:t>
+      </w:r>
+      <w:proofErr w:type="spellStart"/>
+      <w:r>
+        <w:t>eliminating</w:t>
+      </w:r>
+      <w:proofErr w:type="spellEnd"/>
+      <w:r>
+        <w:t xml:space="preserve"> </w:t>
+      </w:r>
+      <w:proofErr w:type="spellStart"/>
+      <w:r>
+        <w:t>the</w:t>
+      </w:r>
+      <w:proofErr w:type="spellEnd"/>
+      <w:r>
+        <w:t xml:space="preserve"> </w:t>
+      </w:r>
+      <w:proofErr w:type="spellStart"/>
+      <w:r>
+        <w:t>need</w:t>
+      </w:r>
+      <w:proofErr w:type="spellEnd"/>
+      <w:r>
+        <w:t xml:space="preserve"> </w:t>
+      </w:r>
+      <w:proofErr w:type="spellStart"/>
+      <w:r>
+        <w:t>to</w:t>
+      </w:r>
+      <w:proofErr w:type="spellEnd"/>
+      <w:r>
+        <w:t xml:space="preserve"> </w:t>
+      </w:r>
+      <w:proofErr w:type="spellStart"/>
+      <w:r>
+        <w:t>postulate</w:t>
       </w:r>
       <w:proofErr w:type="spellEnd"/>
       <w:r>
@@ -7511,111 +7346,330 @@
       </w:r>
       <w:proofErr w:type="spellStart"/>
       <w:r>
-        <w:t>origins</w:t>
-      </w:r>
-      <w:proofErr w:type="spellEnd"/>
-      <w:r>
-        <w:t xml:space="preserve">, </w:t>
-      </w:r>
-      <w:proofErr w:type="spellStart"/>
-      <w:r>
-        <w:t>types</w:t>
-      </w:r>
-      <w:proofErr w:type="spellEnd"/>
-      <w:r>
-        <w:t xml:space="preserve"> </w:t>
-      </w:r>
-      <w:proofErr w:type="spellStart"/>
-      <w:r>
-        <w:t>of</w:t>
-      </w:r>
-      <w:proofErr w:type="spellEnd"/>
-      <w:r>
-        <w:t xml:space="preserve"> </w:t>
-      </w:r>
-      <w:proofErr w:type="spellStart"/>
-      <w:r>
-        <w:t>Universes</w:t>
-      </w:r>
-      <w:proofErr w:type="spellEnd"/>
-      <w:r>
-        <w:t xml:space="preserve"> (Virtual Universe, </w:t>
-      </w:r>
-      <w:proofErr w:type="spellStart"/>
-      <w:r>
-        <w:t>Parallel</w:t>
-      </w:r>
-      <w:proofErr w:type="spellEnd"/>
-      <w:r>
-        <w:t xml:space="preserve"> </w:t>
-      </w:r>
-      <w:proofErr w:type="spellStart"/>
-      <w:r>
-        <w:t>Universes</w:t>
-      </w:r>
-      <w:proofErr w:type="spellEnd"/>
-      <w:r>
-        <w:t xml:space="preserve">), </w:t>
-      </w:r>
-      <w:proofErr w:type="spellStart"/>
-      <w:r>
-        <w:t>and</w:t>
-      </w:r>
-      <w:proofErr w:type="spellEnd"/>
-      <w:r>
-        <w:t xml:space="preserve"> </w:t>
-      </w:r>
-      <w:proofErr w:type="spellStart"/>
-      <w:r>
-        <w:t>questions</w:t>
-      </w:r>
-      <w:proofErr w:type="spellEnd"/>
-      <w:r>
-        <w:t xml:space="preserve"> </w:t>
-      </w:r>
-      <w:proofErr w:type="spellStart"/>
-      <w:r>
-        <w:t>about</w:t>
-      </w:r>
-      <w:proofErr w:type="spellEnd"/>
-      <w:r>
-        <w:t xml:space="preserve"> its </w:t>
-      </w:r>
-      <w:proofErr w:type="spellStart"/>
-      <w:r>
-        <w:t>finiteness</w:t>
-      </w:r>
-      <w:proofErr w:type="spellEnd"/>
-      <w:r>
-        <w:t xml:space="preserve">, </w:t>
-      </w:r>
-      <w:proofErr w:type="spellStart"/>
-      <w:r>
-        <w:t>purpose</w:t>
-      </w:r>
-      <w:proofErr w:type="spellEnd"/>
-      <w:r>
-        <w:t xml:space="preserve">, </w:t>
-      </w:r>
-      <w:proofErr w:type="spellStart"/>
-      <w:r>
-        <w:t>eternity</w:t>
-      </w:r>
-      <w:proofErr w:type="spellEnd"/>
-      <w:r>
-        <w:t xml:space="preserve">, </w:t>
-      </w:r>
-      <w:proofErr w:type="spellStart"/>
-      <w:r>
-        <w:t>and</w:t>
-      </w:r>
-      <w:proofErr w:type="spellEnd"/>
-      <w:r>
-        <w:t xml:space="preserve"> its end."</w:t>
+        <w:t>existence</w:t>
+      </w:r>
+      <w:proofErr w:type="spellEnd"/>
+      <w:r>
+        <w:t xml:space="preserve">. </w:t>
       </w:r>
     </w:p>
     <w:p>
+      <w:r>
+        <w:br/>
+      </w:r>
       <w:hyperlink r:id="rId16" w:history="1">
+        <w:r>
+          <w:rPr>
+            <w:rStyle w:val="Hyperlink"/>
+          </w:rPr>
+          <w:t>https://www.researchgate.net/publication/357878234_The_Gravitational_Field_and_the_Dark_Energy</w:t>
+        </w:r>
+      </w:hyperlink>
+      <w:r>
+        <w:br/>
+      </w:r>
+      <w:r>
+        <w:br/>
+      </w:r>
+      <w:hyperlink r:id="rId17" w:history="1">
+        <w:r>
+          <w:rPr>
+            <w:rStyle w:val="Hyperlink"/>
+          </w:rPr>
+          <w:t>https://ijrdo.org/index.php/as/article/view/1311/1238</w:t>
+        </w:r>
+      </w:hyperlink>
+      <w:r>
+        <w:br/>
+        <w:t>-------------</w:t>
+      </w:r>
+    </w:p>
+    <w:p>
+      <w:pPr>
+        <w:rPr>
+          <w:b/>
+          <w:bCs/>
+          <w:sz w:val="28"/>
+          <w:szCs w:val="28"/>
+        </w:rPr>
+      </w:pPr>
+      <w:r>
+        <w:rPr>
+          <w:b/>
+          <w:bCs/>
+          <w:sz w:val="28"/>
+          <w:szCs w:val="28"/>
+        </w:rPr>
+        <w:t xml:space="preserve">´The Universe, </w:t>
+      </w:r>
+      <w:proofErr w:type="spellStart"/>
+      <w:r>
+        <w:rPr>
+          <w:b/>
+          <w:bCs/>
+          <w:sz w:val="28"/>
+          <w:szCs w:val="28"/>
+        </w:rPr>
+        <w:t>According</w:t>
+      </w:r>
+      <w:proofErr w:type="spellEnd"/>
+      <w:r>
+        <w:rPr>
+          <w:b/>
+          <w:bCs/>
+          <w:sz w:val="28"/>
+          <w:szCs w:val="28"/>
+        </w:rPr>
+        <w:t xml:space="preserve"> </w:t>
+      </w:r>
+      <w:proofErr w:type="spellStart"/>
+      <w:r>
+        <w:rPr>
+          <w:b/>
+          <w:bCs/>
+          <w:sz w:val="28"/>
+          <w:szCs w:val="28"/>
+        </w:rPr>
+        <w:t>to</w:t>
+      </w:r>
+      <w:proofErr w:type="spellEnd"/>
+      <w:r>
+        <w:rPr>
+          <w:b/>
+          <w:bCs/>
+          <w:sz w:val="28"/>
+          <w:szCs w:val="28"/>
+        </w:rPr>
+        <w:t xml:space="preserve"> </w:t>
+      </w:r>
+      <w:proofErr w:type="spellStart"/>
+      <w:r>
+        <w:rPr>
+          <w:b/>
+          <w:bCs/>
+          <w:sz w:val="28"/>
+          <w:szCs w:val="28"/>
+        </w:rPr>
+        <w:t>Jocax</w:t>
+      </w:r>
+      <w:proofErr w:type="spellEnd"/>
+      <w:r>
+        <w:rPr>
+          <w:b/>
+          <w:bCs/>
+          <w:sz w:val="28"/>
+          <w:szCs w:val="28"/>
+        </w:rPr>
+        <w:t>'</w:t>
+      </w:r>
+    </w:p>
+    <w:p>
+      <w:r>
+        <w:t>"</w:t>
+      </w:r>
+      <w:proofErr w:type="spellStart"/>
+      <w:r>
+        <w:t>We</w:t>
+      </w:r>
+      <w:proofErr w:type="spellEnd"/>
+      <w:r>
+        <w:t xml:space="preserve"> </w:t>
+      </w:r>
+      <w:proofErr w:type="spellStart"/>
+      <w:r>
+        <w:t>will</w:t>
+      </w:r>
+      <w:proofErr w:type="spellEnd"/>
+      <w:r>
+        <w:t xml:space="preserve"> </w:t>
+      </w:r>
+      <w:proofErr w:type="spellStart"/>
+      <w:r>
+        <w:t>address</w:t>
+      </w:r>
+      <w:proofErr w:type="spellEnd"/>
+      <w:r>
+        <w:t xml:space="preserve"> some </w:t>
+      </w:r>
+      <w:proofErr w:type="spellStart"/>
+      <w:r>
+        <w:t>of</w:t>
+      </w:r>
+      <w:proofErr w:type="spellEnd"/>
+      <w:r>
+        <w:t xml:space="preserve"> </w:t>
+      </w:r>
+      <w:proofErr w:type="spellStart"/>
+      <w:r>
+        <w:t>the</w:t>
+      </w:r>
+      <w:proofErr w:type="spellEnd"/>
+      <w:r>
+        <w:t xml:space="preserve"> </w:t>
+      </w:r>
+      <w:proofErr w:type="spellStart"/>
+      <w:r>
+        <w:t>main</w:t>
+      </w:r>
+      <w:proofErr w:type="spellEnd"/>
+      <w:r>
+        <w:t xml:space="preserve"> </w:t>
+      </w:r>
+      <w:proofErr w:type="spellStart"/>
+      <w:r>
+        <w:t>questions</w:t>
+      </w:r>
+      <w:proofErr w:type="spellEnd"/>
+      <w:r>
+        <w:t xml:space="preserve"> </w:t>
+      </w:r>
+      <w:proofErr w:type="spellStart"/>
+      <w:r>
+        <w:t>regarding</w:t>
+      </w:r>
+      <w:proofErr w:type="spellEnd"/>
+      <w:r>
+        <w:t xml:space="preserve"> </w:t>
+      </w:r>
+      <w:proofErr w:type="spellStart"/>
+      <w:r>
+        <w:t>our</w:t>
+      </w:r>
+      <w:proofErr w:type="spellEnd"/>
+      <w:r>
+        <w:t xml:space="preserve"> Universe, </w:t>
+      </w:r>
+      <w:proofErr w:type="spellStart"/>
+      <w:r>
+        <w:t>such</w:t>
+      </w:r>
+      <w:proofErr w:type="spellEnd"/>
+      <w:r>
+        <w:t xml:space="preserve"> as </w:t>
+      </w:r>
+      <w:proofErr w:type="spellStart"/>
+      <w:r>
+        <w:t>theories</w:t>
+      </w:r>
+      <w:proofErr w:type="spellEnd"/>
+      <w:r>
+        <w:t xml:space="preserve"> </w:t>
+      </w:r>
+      <w:proofErr w:type="spellStart"/>
+      <w:r>
+        <w:t>about</w:t>
+      </w:r>
+      <w:proofErr w:type="spellEnd"/>
+      <w:r>
+        <w:t xml:space="preserve"> its </w:t>
+      </w:r>
+      <w:proofErr w:type="spellStart"/>
+      <w:r>
+        <w:t>origins</w:t>
+      </w:r>
+      <w:proofErr w:type="spellEnd"/>
+      <w:r>
+        <w:t xml:space="preserve">, </w:t>
+      </w:r>
+      <w:proofErr w:type="spellStart"/>
+      <w:r>
+        <w:t>types</w:t>
+      </w:r>
+      <w:proofErr w:type="spellEnd"/>
+      <w:r>
+        <w:t xml:space="preserve"> </w:t>
+      </w:r>
+      <w:proofErr w:type="spellStart"/>
+      <w:r>
+        <w:t>of</w:t>
+      </w:r>
+      <w:proofErr w:type="spellEnd"/>
+      <w:r>
+        <w:t xml:space="preserve"> </w:t>
+      </w:r>
+      <w:proofErr w:type="spellStart"/>
+      <w:r>
+        <w:t>Universes</w:t>
+      </w:r>
+      <w:proofErr w:type="spellEnd"/>
+      <w:r>
+        <w:t xml:space="preserve"> (Virtual Universe, </w:t>
+      </w:r>
+      <w:proofErr w:type="spellStart"/>
+      <w:r>
+        <w:t>Parallel</w:t>
+      </w:r>
+      <w:proofErr w:type="spellEnd"/>
+      <w:r>
+        <w:t xml:space="preserve"> </w:t>
+      </w:r>
+      <w:proofErr w:type="spellStart"/>
+      <w:r>
+        <w:t>Universes</w:t>
+      </w:r>
+      <w:proofErr w:type="spellEnd"/>
+      <w:r>
+        <w:t xml:space="preserve">), </w:t>
+      </w:r>
+      <w:proofErr w:type="spellStart"/>
+      <w:r>
+        <w:t>and</w:t>
+      </w:r>
+      <w:proofErr w:type="spellEnd"/>
+      <w:r>
+        <w:t xml:space="preserve"> </w:t>
+      </w:r>
+      <w:proofErr w:type="spellStart"/>
+      <w:r>
+        <w:t>questions</w:t>
+      </w:r>
+      <w:proofErr w:type="spellEnd"/>
+      <w:r>
+        <w:t xml:space="preserve"> </w:t>
+      </w:r>
+      <w:proofErr w:type="spellStart"/>
+      <w:r>
+        <w:t>about</w:t>
+      </w:r>
+      <w:proofErr w:type="spellEnd"/>
+      <w:r>
+        <w:t xml:space="preserve"> its </w:t>
+      </w:r>
+      <w:proofErr w:type="spellStart"/>
+      <w:r>
+        <w:t>finiteness</w:t>
+      </w:r>
+      <w:proofErr w:type="spellEnd"/>
+      <w:r>
+        <w:t xml:space="preserve">, </w:t>
+      </w:r>
+      <w:proofErr w:type="spellStart"/>
+      <w:r>
+        <w:t>purpose</w:t>
+      </w:r>
+      <w:proofErr w:type="spellEnd"/>
+      <w:r>
+        <w:t xml:space="preserve">, </w:t>
+      </w:r>
+      <w:proofErr w:type="spellStart"/>
+      <w:r>
+        <w:t>eternity</w:t>
+      </w:r>
+      <w:proofErr w:type="spellEnd"/>
+      <w:r>
+        <w:t xml:space="preserve">, </w:t>
+      </w:r>
+      <w:proofErr w:type="spellStart"/>
+      <w:r>
+        <w:t>and</w:t>
+      </w:r>
+      <w:proofErr w:type="spellEnd"/>
+      <w:r>
+        <w:t xml:space="preserve"> its end."</w:t>
+      </w:r>
+    </w:p>
+    <w:p>
+      <w:hyperlink r:id="rId18" w:history="1">
         <w:r>
           <w:rPr>
             <w:rStyle w:val="Hyperlink"/>
@@ -7628,8 +7682,6 @@
       </w:r>
       <w:r>
         <w:br/>
-      </w:r>
-      <w:r>
         <w:t>-------------</w:t>
       </w:r>
     </w:p>
@@ -7944,7 +7996,7 @@
       </w:r>
     </w:p>
     <w:p>
-      <w:hyperlink r:id="rId17" w:history="1">
+      <w:hyperlink r:id="rId19" w:history="1">
         <w:r>
           <w:rPr>
             <w:rStyle w:val="Hyperlink"/>
@@ -7955,9 +8007,6 @@
       <w:r>
         <w:br/>
       </w:r>
-      <w:r>
-        <w:t>-------------</w:t>
-      </w:r>
     </w:p>
     <w:p>
       <w:pPr>
@@ -7975,172 +8024,132 @@
           <w:sz w:val="28"/>
           <w:szCs w:val="28"/>
         </w:rPr>
-        <w:t xml:space="preserve">´The </w:t>
-      </w:r>
-      <w:proofErr w:type="spellStart"/>
-      <w:r>
-        <w:rPr>
-          <w:b/>
-          <w:bCs/>
-          <w:sz w:val="28"/>
-          <w:szCs w:val="28"/>
-        </w:rPr>
-        <w:t>Equivalence</w:t>
-      </w:r>
-      <w:proofErr w:type="spellEnd"/>
-      <w:r>
-        <w:rPr>
-          <w:b/>
-          <w:bCs/>
-          <w:sz w:val="28"/>
-          <w:szCs w:val="28"/>
-        </w:rPr>
-        <w:t xml:space="preserve"> </w:t>
-      </w:r>
-      <w:proofErr w:type="spellStart"/>
-      <w:r>
-        <w:rPr>
-          <w:b/>
-          <w:bCs/>
-          <w:sz w:val="28"/>
-          <w:szCs w:val="28"/>
-        </w:rPr>
-        <w:t>Principle</w:t>
-      </w:r>
-      <w:proofErr w:type="spellEnd"/>
-      <w:r>
-        <w:rPr>
-          <w:b/>
-          <w:bCs/>
-          <w:sz w:val="28"/>
-          <w:szCs w:val="28"/>
-        </w:rPr>
-        <w:t xml:space="preserve"> </w:t>
-      </w:r>
-      <w:proofErr w:type="spellStart"/>
-      <w:r>
-        <w:rPr>
-          <w:b/>
-          <w:bCs/>
-          <w:sz w:val="28"/>
-          <w:szCs w:val="28"/>
-        </w:rPr>
-        <w:t>and</w:t>
-      </w:r>
-      <w:proofErr w:type="spellEnd"/>
-      <w:r>
-        <w:rPr>
-          <w:b/>
-          <w:bCs/>
-          <w:sz w:val="28"/>
-          <w:szCs w:val="28"/>
-        </w:rPr>
-        <w:t xml:space="preserve"> </w:t>
-      </w:r>
-      <w:proofErr w:type="spellStart"/>
-      <w:r>
-        <w:rPr>
-          <w:b/>
-          <w:bCs/>
-          <w:sz w:val="28"/>
-          <w:szCs w:val="28"/>
-        </w:rPr>
-        <w:t>the</w:t>
-      </w:r>
-      <w:proofErr w:type="spellEnd"/>
-      <w:r>
-        <w:rPr>
-          <w:b/>
-          <w:bCs/>
-          <w:sz w:val="28"/>
-          <w:szCs w:val="28"/>
-        </w:rPr>
-        <w:t xml:space="preserve"> </w:t>
-      </w:r>
-      <w:proofErr w:type="spellStart"/>
-      <w:r>
-        <w:rPr>
-          <w:b/>
-          <w:bCs/>
-          <w:sz w:val="28"/>
-          <w:szCs w:val="28"/>
-        </w:rPr>
-        <w:t>End</w:t>
-      </w:r>
-      <w:proofErr w:type="spellEnd"/>
-      <w:r>
-        <w:rPr>
-          <w:b/>
-          <w:bCs/>
-          <w:sz w:val="28"/>
-          <w:szCs w:val="28"/>
-        </w:rPr>
-        <w:t xml:space="preserve"> </w:t>
-      </w:r>
-      <w:proofErr w:type="spellStart"/>
-      <w:r>
-        <w:rPr>
-          <w:b/>
-          <w:bCs/>
-          <w:sz w:val="28"/>
-          <w:szCs w:val="28"/>
-        </w:rPr>
-        <w:t>of</w:t>
-      </w:r>
-      <w:proofErr w:type="spellEnd"/>
-      <w:r>
-        <w:rPr>
-          <w:b/>
-          <w:bCs/>
-          <w:sz w:val="28"/>
-          <w:szCs w:val="28"/>
-        </w:rPr>
-        <w:t xml:space="preserve"> </w:t>
-      </w:r>
-      <w:proofErr w:type="spellStart"/>
-      <w:r>
-        <w:rPr>
-          <w:b/>
-          <w:bCs/>
-          <w:sz w:val="28"/>
-          <w:szCs w:val="28"/>
-        </w:rPr>
-        <w:t>the</w:t>
-      </w:r>
-      <w:proofErr w:type="spellEnd"/>
-      <w:r>
-        <w:rPr>
-          <w:b/>
-          <w:bCs/>
-          <w:sz w:val="28"/>
-          <w:szCs w:val="28"/>
-        </w:rPr>
-        <w:t xml:space="preserve"> </w:t>
-      </w:r>
-      <w:proofErr w:type="spellStart"/>
-      <w:r>
-        <w:rPr>
-          <w:b/>
-          <w:bCs/>
-          <w:sz w:val="28"/>
-          <w:szCs w:val="28"/>
-        </w:rPr>
-        <w:t>Dark</w:t>
-      </w:r>
-      <w:proofErr w:type="spellEnd"/>
-      <w:r>
-        <w:rPr>
-          <w:b/>
-          <w:bCs/>
-          <w:sz w:val="28"/>
-          <w:szCs w:val="28"/>
-        </w:rPr>
-        <w:t xml:space="preserve"> Energy'</w:t>
+        <w:t>´</w:t>
+      </w:r>
+      <w:proofErr w:type="spellStart"/>
+      <w:r>
+        <w:rPr>
+          <w:b/>
+          <w:bCs/>
+          <w:sz w:val="28"/>
+          <w:szCs w:val="28"/>
+        </w:rPr>
+        <w:t>Jocaxian’s</w:t>
+      </w:r>
+      <w:proofErr w:type="spellEnd"/>
+      <w:r>
+        <w:rPr>
+          <w:b/>
+          <w:bCs/>
+          <w:sz w:val="28"/>
+          <w:szCs w:val="28"/>
+        </w:rPr>
+        <w:t xml:space="preserve"> time </w:t>
+      </w:r>
+      <w:proofErr w:type="spellStart"/>
+      <w:r>
+        <w:rPr>
+          <w:b/>
+          <w:bCs/>
+          <w:sz w:val="28"/>
+          <w:szCs w:val="28"/>
+        </w:rPr>
+        <w:t>definition</w:t>
+      </w:r>
+      <w:proofErr w:type="spellEnd"/>
+      <w:r>
+        <w:rPr>
+          <w:b/>
+          <w:bCs/>
+          <w:sz w:val="28"/>
+          <w:szCs w:val="28"/>
+        </w:rPr>
+        <w:t>'</w:t>
       </w:r>
     </w:p>
     <w:p>
       <w:r>
-        <w:t>"</w:t>
+        <w:t xml:space="preserve">"Time </w:t>
+      </w:r>
+      <w:proofErr w:type="spellStart"/>
+      <w:r>
+        <w:t>has</w:t>
+      </w:r>
+      <w:proofErr w:type="spellEnd"/>
+      <w:r>
+        <w:t xml:space="preserve"> </w:t>
+      </w:r>
+      <w:proofErr w:type="spellStart"/>
+      <w:r>
+        <w:t>always</w:t>
+      </w:r>
+      <w:proofErr w:type="spellEnd"/>
+      <w:r>
+        <w:t xml:space="preserve"> </w:t>
+      </w:r>
+      <w:proofErr w:type="spellStart"/>
+      <w:r>
+        <w:t>been</w:t>
+      </w:r>
+      <w:proofErr w:type="spellEnd"/>
+      <w:r>
+        <w:t xml:space="preserve"> a </w:t>
+      </w:r>
+      <w:proofErr w:type="spellStart"/>
+      <w:r>
+        <w:t>mystery</w:t>
+      </w:r>
+      <w:proofErr w:type="spellEnd"/>
+      <w:r>
+        <w:t xml:space="preserve"> </w:t>
+      </w:r>
+      <w:proofErr w:type="spellStart"/>
+      <w:r>
+        <w:t>of</w:t>
+      </w:r>
+      <w:proofErr w:type="spellEnd"/>
+      <w:r>
+        <w:t xml:space="preserve"> </w:t>
+      </w:r>
+      <w:proofErr w:type="spellStart"/>
+      <w:r>
+        <w:t>philosophy</w:t>
+      </w:r>
+      <w:proofErr w:type="spellEnd"/>
+      <w:r>
+        <w:t xml:space="preserve"> </w:t>
+      </w:r>
+      <w:proofErr w:type="spellStart"/>
+      <w:r>
+        <w:t>and</w:t>
+      </w:r>
+      <w:proofErr w:type="spellEnd"/>
+      <w:r>
+        <w:t xml:space="preserve"> </w:t>
+      </w:r>
+      <w:proofErr w:type="spellStart"/>
+      <w:r>
+        <w:t>physics</w:t>
+      </w:r>
+      <w:proofErr w:type="spellEnd"/>
+      <w:r>
+        <w:t xml:space="preserve"> </w:t>
+      </w:r>
+      <w:proofErr w:type="spellStart"/>
+      <w:r>
+        <w:t>since</w:t>
+      </w:r>
+      <w:proofErr w:type="spellEnd"/>
+      <w:r>
+        <w:t xml:space="preserve"> its </w:t>
+      </w:r>
+      <w:proofErr w:type="spellStart"/>
+      <w:r>
+        <w:t>beginnings</w:t>
+      </w:r>
+      <w:proofErr w:type="spellEnd"/>
+      <w:r>
+        <w:t xml:space="preserve">. </w:t>
       </w:r>
       <w:proofErr w:type="spellStart"/>
       <w:r>
@@ -8152,125 +8161,66 @@
       </w:r>
       <w:proofErr w:type="spellStart"/>
       <w:r>
-        <w:t>will</w:t>
-      </w:r>
-      <w:proofErr w:type="spellEnd"/>
-      <w:r>
-        <w:t xml:space="preserve"> make a new approach for </w:t>
-      </w:r>
-      <w:proofErr w:type="spellStart"/>
-      <w:r>
-        <w:t>an</w:t>
-      </w:r>
-      <w:proofErr w:type="spellEnd"/>
-      <w:r>
-        <w:t xml:space="preserve"> </w:t>
-      </w:r>
-      <w:proofErr w:type="spellStart"/>
-      <w:r>
-        <w:t>effect</w:t>
-      </w:r>
-      <w:proofErr w:type="spellEnd"/>
-      <w:r>
-        <w:t xml:space="preserve"> </w:t>
-      </w:r>
-      <w:proofErr w:type="spellStart"/>
-      <w:r>
-        <w:t>known</w:t>
-      </w:r>
-      <w:proofErr w:type="spellEnd"/>
-      <w:r>
-        <w:t xml:space="preserve"> as “</w:t>
-      </w:r>
-      <w:proofErr w:type="spellStart"/>
-      <w:r>
-        <w:t>Dark</w:t>
-      </w:r>
-      <w:proofErr w:type="spellEnd"/>
-      <w:r>
-        <w:t xml:space="preserve"> Energy” </w:t>
-      </w:r>
-      <w:proofErr w:type="spellStart"/>
-      <w:r>
-        <w:t>by</w:t>
-      </w:r>
-      <w:proofErr w:type="spellEnd"/>
-      <w:r>
-        <w:t xml:space="preserve"> </w:t>
-      </w:r>
-      <w:proofErr w:type="spellStart"/>
-      <w:r>
-        <w:t>an</w:t>
-      </w:r>
-      <w:proofErr w:type="spellEnd"/>
-      <w:r>
-        <w:t xml:space="preserve"> </w:t>
-      </w:r>
-      <w:proofErr w:type="spellStart"/>
-      <w:r>
-        <w:t>effect</w:t>
-      </w:r>
-      <w:proofErr w:type="spellEnd"/>
-      <w:r>
-        <w:t xml:space="preserve"> </w:t>
-      </w:r>
-      <w:proofErr w:type="spellStart"/>
-      <w:r>
-        <w:t>on</w:t>
-      </w:r>
-      <w:proofErr w:type="spellEnd"/>
-      <w:r>
-        <w:t xml:space="preserve"> </w:t>
-      </w:r>
-      <w:proofErr w:type="spellStart"/>
-      <w:r>
-        <w:t>gravitatio</w:t>
-      </w:r>
-      <w:proofErr w:type="spellEnd"/>
-      <w:r>
-        <w:t xml:space="preserve"> </w:t>
-      </w:r>
-      <w:proofErr w:type="spellStart"/>
-      <w:r>
-        <w:t>nal</w:t>
-      </w:r>
-      <w:proofErr w:type="spellEnd"/>
-      <w:r>
-        <w:t xml:space="preserve"> </w:t>
-      </w:r>
-      <w:proofErr w:type="spellStart"/>
-      <w:r>
-        <w:t>field</w:t>
-      </w:r>
-      <w:proofErr w:type="spellEnd"/>
-      <w:r>
-        <w:t>.[1]</w:t>
-      </w:r>
-      <w:r>
-        <w:t xml:space="preserve"> </w:t>
-      </w:r>
-      <w:r>
-        <w:t xml:space="preserve">In </w:t>
-      </w:r>
-      <w:proofErr w:type="spellStart"/>
-      <w:r>
-        <w:t>an</w:t>
-      </w:r>
-      <w:proofErr w:type="spellEnd"/>
-      <w:r>
-        <w:t xml:space="preserve"> </w:t>
-      </w:r>
-      <w:proofErr w:type="spellStart"/>
-      <w:r>
-        <w:t>accelerated</w:t>
-      </w:r>
-      <w:proofErr w:type="spellEnd"/>
-      <w:r>
-        <w:t xml:space="preserve"> </w:t>
-      </w:r>
-      <w:proofErr w:type="spellStart"/>
-      <w:r>
-        <w:t>rocket</w:t>
+        <w:t>propose</w:t>
+      </w:r>
+      <w:proofErr w:type="spellEnd"/>
+      <w:r>
+        <w:t xml:space="preserve"> </w:t>
+      </w:r>
+      <w:r>
+        <w:t xml:space="preserve">a new </w:t>
+      </w:r>
+      <w:proofErr w:type="spellStart"/>
+      <w:r>
+        <w:t>definition</w:t>
+      </w:r>
+      <w:proofErr w:type="spellEnd"/>
+      <w:r>
+        <w:t xml:space="preserve"> </w:t>
+      </w:r>
+      <w:proofErr w:type="spellStart"/>
+      <w:r>
+        <w:t>of</w:t>
+      </w:r>
+      <w:proofErr w:type="spellEnd"/>
+      <w:r>
+        <w:t xml:space="preserve"> time </w:t>
+      </w:r>
+      <w:proofErr w:type="spellStart"/>
+      <w:r>
+        <w:t>that</w:t>
+      </w:r>
+      <w:proofErr w:type="spellEnd"/>
+      <w:r>
+        <w:t xml:space="preserve">, in </w:t>
+      </w:r>
+      <w:proofErr w:type="spellStart"/>
+      <w:r>
+        <w:t>addition</w:t>
+      </w:r>
+      <w:proofErr w:type="spellEnd"/>
+      <w:r>
+        <w:t xml:space="preserve"> </w:t>
+      </w:r>
+      <w:proofErr w:type="spellStart"/>
+      <w:r>
+        <w:t>to</w:t>
+      </w:r>
+      <w:proofErr w:type="spellEnd"/>
+      <w:r>
+        <w:t xml:space="preserve"> </w:t>
+      </w:r>
+      <w:proofErr w:type="spellStart"/>
+      <w:r>
+        <w:t>being</w:t>
+      </w:r>
+      <w:proofErr w:type="spellEnd"/>
+      <w:r>
+        <w:t xml:space="preserve"> </w:t>
+      </w:r>
+      <w:proofErr w:type="spellStart"/>
+      <w:r>
+        <w:t>objective</w:t>
       </w:r>
       <w:proofErr w:type="spellEnd"/>
       <w:r>
@@ -8278,15 +8228,23 @@
       </w:r>
       <w:proofErr w:type="spellStart"/>
       <w:r>
-        <w:t>the</w:t>
-      </w:r>
-      <w:proofErr w:type="spellEnd"/>
-      <w:r>
-        <w:t xml:space="preserve"> </w:t>
-      </w:r>
-      <w:proofErr w:type="spellStart"/>
-      <w:r>
-        <w:t>dimensions</w:t>
+        <w:t>promotes</w:t>
+      </w:r>
+      <w:proofErr w:type="spellEnd"/>
+      <w:r>
+        <w:t xml:space="preserve"> a </w:t>
+      </w:r>
+      <w:proofErr w:type="spellStart"/>
+      <w:r>
+        <w:t>better</w:t>
+      </w:r>
+      <w:proofErr w:type="spellEnd"/>
+      <w:r>
+        <w:t xml:space="preserve"> </w:t>
+      </w:r>
+      <w:proofErr w:type="spellStart"/>
+      <w:r>
+        <w:t>understanding</w:t>
       </w:r>
       <w:proofErr w:type="spellEnd"/>
       <w:r>
@@ -8302,189 +8260,6 @@
       </w:r>
       <w:proofErr w:type="spellStart"/>
       <w:r>
-        <w:t>space</w:t>
-      </w:r>
-      <w:proofErr w:type="spellEnd"/>
-      <w:r>
-        <w:t xml:space="preserve"> </w:t>
-      </w:r>
-      <w:proofErr w:type="spellStart"/>
-      <w:r>
-        <w:t>towards</w:t>
-      </w:r>
-      <w:proofErr w:type="spellEnd"/>
-      <w:r>
-        <w:t xml:space="preserve"> </w:t>
-      </w:r>
-      <w:proofErr w:type="spellStart"/>
-      <w:r>
-        <w:t>movement</w:t>
-      </w:r>
-      <w:proofErr w:type="spellEnd"/>
-      <w:r>
-        <w:t xml:space="preserve"> </w:t>
-      </w:r>
-      <w:proofErr w:type="spellStart"/>
-      <w:r>
-        <w:t>due</w:t>
-      </w:r>
-      <w:proofErr w:type="spellEnd"/>
-      <w:r>
-        <w:t xml:space="preserve"> </w:t>
-      </w:r>
-      <w:proofErr w:type="spellStart"/>
-      <w:r>
-        <w:t>to</w:t>
-      </w:r>
-      <w:proofErr w:type="spellEnd"/>
-      <w:r>
-        <w:t xml:space="preserve"> „Lorentz </w:t>
-      </w:r>
-      <w:proofErr w:type="spellStart"/>
-      <w:r>
-        <w:t>Contraction</w:t>
-      </w:r>
-      <w:proofErr w:type="spellEnd"/>
-      <w:r>
-        <w:t>" are</w:t>
-      </w:r>
-      <w:r>
-        <w:t xml:space="preserve"> </w:t>
-      </w:r>
-      <w:proofErr w:type="spellStart"/>
-      <w:r>
-        <w:t>on</w:t>
-      </w:r>
-      <w:proofErr w:type="spellEnd"/>
-      <w:r>
-        <w:t xml:space="preserve"> </w:t>
-      </w:r>
-      <w:proofErr w:type="spellStart"/>
-      <w:r>
-        <w:t>continuous</w:t>
-      </w:r>
-      <w:proofErr w:type="spellEnd"/>
-      <w:r>
-        <w:t xml:space="preserve"> </w:t>
-      </w:r>
-      <w:proofErr w:type="spellStart"/>
-      <w:proofErr w:type="gramStart"/>
-      <w:r>
-        <w:t>reduction.Using</w:t>
-      </w:r>
-      <w:proofErr w:type="spellEnd"/>
-      <w:proofErr w:type="gramEnd"/>
-      <w:r>
-        <w:t xml:space="preserve"> </w:t>
-      </w:r>
-      <w:proofErr w:type="spellStart"/>
-      <w:r>
-        <w:t>the</w:t>
-      </w:r>
-      <w:proofErr w:type="spellEnd"/>
-      <w:r>
-        <w:t xml:space="preserve"> </w:t>
-      </w:r>
-      <w:proofErr w:type="spellStart"/>
-      <w:r>
-        <w:t>equivalence</w:t>
-      </w:r>
-      <w:proofErr w:type="spellEnd"/>
-      <w:r>
-        <w:t xml:space="preserve"> </w:t>
-      </w:r>
-      <w:proofErr w:type="spellStart"/>
-      <w:r>
-        <w:t>principle</w:t>
-      </w:r>
-      <w:proofErr w:type="spellEnd"/>
-      <w:r>
-        <w:t xml:space="preserve">, </w:t>
-      </w:r>
-      <w:proofErr w:type="spellStart"/>
-      <w:r>
-        <w:t>we</w:t>
-      </w:r>
-      <w:proofErr w:type="spellEnd"/>
-      <w:r>
-        <w:t xml:space="preserve"> presume </w:t>
-      </w:r>
-      <w:proofErr w:type="spellStart"/>
-      <w:r>
-        <w:t>that</w:t>
-      </w:r>
-      <w:proofErr w:type="spellEnd"/>
-      <w:r>
-        <w:t xml:space="preserve"> in </w:t>
-      </w:r>
-      <w:proofErr w:type="spellStart"/>
-      <w:r>
-        <w:t>the</w:t>
-      </w:r>
-      <w:proofErr w:type="spellEnd"/>
-      <w:r>
-        <w:t xml:space="preserve"> </w:t>
-      </w:r>
-      <w:proofErr w:type="spellStart"/>
-      <w:r>
-        <w:t>gravitational</w:t>
-      </w:r>
-      <w:proofErr w:type="spellEnd"/>
-      <w:r>
-        <w:t xml:space="preserve"> </w:t>
-      </w:r>
-      <w:proofErr w:type="spellStart"/>
-      <w:r>
-        <w:t>field</w:t>
-      </w:r>
-      <w:proofErr w:type="spellEnd"/>
-      <w:r>
-        <w:t xml:space="preserve">, </w:t>
-      </w:r>
-      <w:proofErr w:type="spellStart"/>
-      <w:r>
-        <w:t>the</w:t>
-      </w:r>
-      <w:proofErr w:type="spellEnd"/>
-      <w:r>
-        <w:t xml:space="preserve"> </w:t>
-      </w:r>
-      <w:proofErr w:type="spellStart"/>
-      <w:r>
-        <w:t>same</w:t>
-      </w:r>
-      <w:proofErr w:type="spellEnd"/>
-      <w:r>
-        <w:t xml:space="preserve"> </w:t>
-      </w:r>
-      <w:proofErr w:type="spellStart"/>
-      <w:r>
-        <w:t>thing</w:t>
-      </w:r>
-      <w:proofErr w:type="spellEnd"/>
-      <w:r>
-        <w:t xml:space="preserve"> </w:t>
-      </w:r>
-      <w:proofErr w:type="spellStart"/>
-      <w:r>
-        <w:t>would</w:t>
-      </w:r>
-      <w:proofErr w:type="spellEnd"/>
-      <w:r>
-        <w:t xml:space="preserve"> </w:t>
-      </w:r>
-      <w:proofErr w:type="spellStart"/>
-      <w:proofErr w:type="gramStart"/>
-      <w:r>
-        <w:t>happen.In</w:t>
-      </w:r>
-      <w:proofErr w:type="spellEnd"/>
-      <w:proofErr w:type="gramEnd"/>
-      <w:r>
-        <w:t xml:space="preserve"> </w:t>
-      </w:r>
-      <w:proofErr w:type="spellStart"/>
-      <w:r>
         <w:t>this</w:t>
       </w:r>
       <w:proofErr w:type="spellEnd"/>
@@ -8493,143 +8268,23 @@
       </w:r>
       <w:proofErr w:type="spellStart"/>
       <w:r>
-        <w:t>implicates</w:t>
-      </w:r>
-      <w:proofErr w:type="spellEnd"/>
-      <w:r>
-        <w:t xml:space="preserve"> in „</w:t>
-      </w:r>
-      <w:proofErr w:type="spellStart"/>
-      <w:r>
-        <w:t>dark</w:t>
-      </w:r>
-      <w:proofErr w:type="spellEnd"/>
-      <w:r>
-        <w:t xml:space="preserve"> </w:t>
-      </w:r>
-      <w:proofErr w:type="spellStart"/>
-      <w:r>
-        <w:t>energy</w:t>
-      </w:r>
-      <w:proofErr w:type="spellEnd"/>
-      <w:r>
-        <w:t xml:space="preserve"> </w:t>
-      </w:r>
-      <w:proofErr w:type="spellStart"/>
-      <w:r>
-        <w:t>effect</w:t>
-      </w:r>
-      <w:proofErr w:type="spellEnd"/>
-      <w:r>
-        <w:t xml:space="preserve">". The </w:t>
-      </w:r>
-      <w:proofErr w:type="spellStart"/>
-      <w:r>
-        <w:t>calculi</w:t>
-      </w:r>
-      <w:proofErr w:type="spellEnd"/>
-      <w:r>
-        <w:t xml:space="preserve"> show </w:t>
-      </w:r>
-      <w:proofErr w:type="spellStart"/>
-      <w:r>
-        <w:t>that</w:t>
-      </w:r>
-      <w:proofErr w:type="spellEnd"/>
-      <w:r>
-        <w:t xml:space="preserve"> in a 7%-</w:t>
-      </w:r>
-      <w:proofErr w:type="spellStart"/>
-      <w:r>
-        <w:t>contraction</w:t>
-      </w:r>
-      <w:proofErr w:type="spellEnd"/>
-      <w:r>
-        <w:t xml:space="preserve"> for </w:t>
-      </w:r>
-      <w:proofErr w:type="spellStart"/>
-      <w:r>
-        <w:t>each</w:t>
-      </w:r>
-      <w:proofErr w:type="spellEnd"/>
-      <w:r>
-        <w:t xml:space="preserve"> </w:t>
-      </w:r>
-      <w:proofErr w:type="spellStart"/>
-      <w:r>
-        <w:t>billion</w:t>
-      </w:r>
-      <w:proofErr w:type="spellEnd"/>
-      <w:r>
-        <w:t xml:space="preserve"> </w:t>
-      </w:r>
-      <w:proofErr w:type="spellStart"/>
-      <w:r>
-        <w:t>years</w:t>
-      </w:r>
-      <w:proofErr w:type="spellEnd"/>
-      <w:r>
-        <w:t xml:space="preserve"> </w:t>
-      </w:r>
-      <w:proofErr w:type="spellStart"/>
-      <w:r>
-        <w:t>would</w:t>
-      </w:r>
-      <w:proofErr w:type="spellEnd"/>
-      <w:r>
-        <w:t xml:space="preserve"> </w:t>
-      </w:r>
-      <w:proofErr w:type="spellStart"/>
-      <w:r>
-        <w:t>explain</w:t>
-      </w:r>
-      <w:proofErr w:type="spellEnd"/>
-      <w:r>
-        <w:t xml:space="preserve"> </w:t>
-      </w:r>
-      <w:proofErr w:type="spellStart"/>
-      <w:r>
-        <w:t>our</w:t>
-      </w:r>
-      <w:proofErr w:type="spellEnd"/>
-      <w:r>
-        <w:t xml:space="preserve"> </w:t>
-      </w:r>
-      <w:proofErr w:type="spellStart"/>
-      <w:r>
-        <w:t>observation</w:t>
-      </w:r>
-      <w:proofErr w:type="spellEnd"/>
-      <w:r>
-        <w:t xml:space="preserve"> </w:t>
-      </w:r>
-      <w:proofErr w:type="spellStart"/>
-      <w:r>
-        <w:t>of</w:t>
-      </w:r>
-      <w:proofErr w:type="spellEnd"/>
-      <w:r>
-        <w:t xml:space="preserve"> </w:t>
-      </w:r>
-      <w:proofErr w:type="spellStart"/>
-      <w:r>
-        <w:t>galaxies</w:t>
-      </w:r>
-      <w:proofErr w:type="spellEnd"/>
-      <w:r>
-        <w:t xml:space="preserve"> in </w:t>
-      </w:r>
-      <w:proofErr w:type="spellStart"/>
-      <w:r>
-        <w:t>accelerated</w:t>
-      </w:r>
-      <w:proofErr w:type="spellEnd"/>
-      <w:r>
-        <w:t xml:space="preserve"> </w:t>
-      </w:r>
-      <w:proofErr w:type="spellStart"/>
-      <w:r>
-        <w:t>separation</w:t>
+        <w:t>very</w:t>
+      </w:r>
+      <w:proofErr w:type="spellEnd"/>
+      <w:r>
+        <w:t xml:space="preserve"> </w:t>
+      </w:r>
+      <w:proofErr w:type="spellStart"/>
+      <w:r>
+        <w:t>important</w:t>
+      </w:r>
+      <w:proofErr w:type="spellEnd"/>
+      <w:r>
+        <w:t xml:space="preserve"> </w:t>
+      </w:r>
+      <w:proofErr w:type="spellStart"/>
+      <w:r>
+        <w:t>concept</w:t>
       </w:r>
       <w:proofErr w:type="spellEnd"/>
       <w:r>
@@ -8637,619 +8292,7 @@
       </w:r>
     </w:p>
     <w:p>
-      <w:hyperlink r:id="rId18" w:history="1">
-        <w:r>
-          <w:rPr>
-            <w:rStyle w:val="Hyperlink"/>
-          </w:rPr>
-          <w:t>https://www.ijera.com/papers/Vol7_issue1/Part-1/C0701011314.pdf</w:t>
-        </w:r>
-      </w:hyperlink>
-      <w:r>
-        <w:br/>
-      </w:r>
-      <w:r>
-        <w:t>-------------</w:t>
-      </w:r>
-    </w:p>
-    <w:p>
-      <w:pPr>
-        <w:rPr>
-          <w:b/>
-          <w:bCs/>
-          <w:sz w:val="28"/>
-          <w:szCs w:val="28"/>
-        </w:rPr>
-      </w:pPr>
-      <w:r>
-        <w:rPr>
-          <w:b/>
-          <w:bCs/>
-          <w:sz w:val="28"/>
-          <w:szCs w:val="28"/>
-        </w:rPr>
-        <w:t xml:space="preserve">´The </w:t>
-      </w:r>
-      <w:proofErr w:type="spellStart"/>
-      <w:r>
-        <w:rPr>
-          <w:b/>
-          <w:bCs/>
-          <w:sz w:val="28"/>
-          <w:szCs w:val="28"/>
-        </w:rPr>
-        <w:t>Gravitational</w:t>
-      </w:r>
-      <w:proofErr w:type="spellEnd"/>
-      <w:r>
-        <w:rPr>
-          <w:b/>
-          <w:bCs/>
-          <w:sz w:val="28"/>
-          <w:szCs w:val="28"/>
-        </w:rPr>
-        <w:t xml:space="preserve"> Field </w:t>
-      </w:r>
-      <w:proofErr w:type="spellStart"/>
-      <w:r>
-        <w:rPr>
-          <w:b/>
-          <w:bCs/>
-          <w:sz w:val="28"/>
-          <w:szCs w:val="28"/>
-        </w:rPr>
-        <w:t>and</w:t>
-      </w:r>
-      <w:proofErr w:type="spellEnd"/>
-      <w:r>
-        <w:rPr>
-          <w:b/>
-          <w:bCs/>
-          <w:sz w:val="28"/>
-          <w:szCs w:val="28"/>
-        </w:rPr>
-        <w:t xml:space="preserve"> </w:t>
-      </w:r>
-      <w:proofErr w:type="spellStart"/>
-      <w:r>
-        <w:rPr>
-          <w:b/>
-          <w:bCs/>
-          <w:sz w:val="28"/>
-          <w:szCs w:val="28"/>
-        </w:rPr>
-        <w:t>the</w:t>
-      </w:r>
-      <w:proofErr w:type="spellEnd"/>
-      <w:r>
-        <w:rPr>
-          <w:b/>
-          <w:bCs/>
-          <w:sz w:val="28"/>
-          <w:szCs w:val="28"/>
-        </w:rPr>
-        <w:t xml:space="preserve"> </w:t>
-      </w:r>
-      <w:proofErr w:type="spellStart"/>
-      <w:r>
-        <w:rPr>
-          <w:b/>
-          <w:bCs/>
-          <w:sz w:val="28"/>
-          <w:szCs w:val="28"/>
-        </w:rPr>
-        <w:t>Dark</w:t>
-      </w:r>
-      <w:proofErr w:type="spellEnd"/>
-      <w:r>
-        <w:rPr>
-          <w:b/>
-          <w:bCs/>
-          <w:sz w:val="28"/>
-          <w:szCs w:val="28"/>
-        </w:rPr>
-        <w:t xml:space="preserve"> Energy'</w:t>
-      </w:r>
-    </w:p>
-    <w:p>
-      <w:r>
-        <w:t xml:space="preserve">"I </w:t>
-      </w:r>
-      <w:proofErr w:type="spellStart"/>
-      <w:r>
-        <w:t>herein</w:t>
-      </w:r>
-      <w:proofErr w:type="spellEnd"/>
-      <w:r>
-        <w:t xml:space="preserve"> </w:t>
-      </w:r>
-      <w:proofErr w:type="spellStart"/>
-      <w:r>
-        <w:t>write</w:t>
-      </w:r>
-      <w:proofErr w:type="spellEnd"/>
-      <w:r>
-        <w:t xml:space="preserve"> </w:t>
-      </w:r>
-      <w:proofErr w:type="spellStart"/>
-      <w:r>
-        <w:t>on</w:t>
-      </w:r>
-      <w:proofErr w:type="spellEnd"/>
-      <w:r>
-        <w:t xml:space="preserve"> a new </w:t>
-      </w:r>
-      <w:proofErr w:type="spellStart"/>
-      <w:r>
-        <w:t>idea</w:t>
-      </w:r>
-      <w:proofErr w:type="spellEnd"/>
-      <w:r>
-        <w:t xml:space="preserve"> </w:t>
-      </w:r>
-      <w:proofErr w:type="spellStart"/>
-      <w:r>
-        <w:t>about</w:t>
-      </w:r>
-      <w:proofErr w:type="spellEnd"/>
-      <w:r>
-        <w:t xml:space="preserve"> </w:t>
-      </w:r>
-      <w:proofErr w:type="spellStart"/>
-      <w:r>
-        <w:t>cosmology</w:t>
-      </w:r>
-      <w:proofErr w:type="spellEnd"/>
-      <w:r>
-        <w:t xml:space="preserve"> </w:t>
-      </w:r>
-      <w:proofErr w:type="spellStart"/>
-      <w:r>
-        <w:t>that</w:t>
-      </w:r>
-      <w:proofErr w:type="spellEnd"/>
-      <w:r>
-        <w:t xml:space="preserve"> </w:t>
-      </w:r>
-      <w:proofErr w:type="spellStart"/>
-      <w:r>
-        <w:t>seeks</w:t>
-      </w:r>
-      <w:proofErr w:type="spellEnd"/>
-      <w:r>
-        <w:t xml:space="preserve"> </w:t>
-      </w:r>
-      <w:proofErr w:type="spellStart"/>
-      <w:r>
-        <w:t>to</w:t>
-      </w:r>
-      <w:proofErr w:type="spellEnd"/>
-      <w:r>
-        <w:t xml:space="preserve"> solve </w:t>
-      </w:r>
-      <w:proofErr w:type="spellStart"/>
-      <w:r>
-        <w:t>the</w:t>
-      </w:r>
-      <w:proofErr w:type="spellEnd"/>
-      <w:r>
-        <w:t xml:space="preserve"> </w:t>
-      </w:r>
-      <w:proofErr w:type="spellStart"/>
-      <w:r>
-        <w:t>dark</w:t>
-      </w:r>
-      <w:proofErr w:type="spellEnd"/>
-      <w:r>
-        <w:t xml:space="preserve"> </w:t>
-      </w:r>
-      <w:proofErr w:type="spellStart"/>
-      <w:r>
-        <w:t>energy</w:t>
-      </w:r>
-      <w:proofErr w:type="spellEnd"/>
-      <w:r>
-        <w:t xml:space="preserve"> </w:t>
-      </w:r>
-      <w:proofErr w:type="spellStart"/>
-      <w:r>
-        <w:t>and</w:t>
-      </w:r>
-      <w:proofErr w:type="spellEnd"/>
-      <w:r>
-        <w:t xml:space="preserve"> </w:t>
-      </w:r>
-      <w:proofErr w:type="spellStart"/>
-      <w:r>
-        <w:t>darkmatter</w:t>
-      </w:r>
-      <w:proofErr w:type="spellEnd"/>
-      <w:r>
-        <w:t xml:space="preserve"> </w:t>
-      </w:r>
-      <w:proofErr w:type="spellStart"/>
-      <w:r>
-        <w:t>problem</w:t>
-      </w:r>
-      <w:proofErr w:type="spellEnd"/>
-      <w:r>
-        <w:t xml:space="preserve"> </w:t>
-      </w:r>
-      <w:proofErr w:type="spellStart"/>
-      <w:r>
-        <w:t>by</w:t>
-      </w:r>
-      <w:proofErr w:type="spellEnd"/>
-      <w:r>
-        <w:t xml:space="preserve"> </w:t>
-      </w:r>
-      <w:proofErr w:type="spellStart"/>
-      <w:r>
-        <w:t>eliminating</w:t>
-      </w:r>
-      <w:proofErr w:type="spellEnd"/>
-      <w:r>
-        <w:t xml:space="preserve"> </w:t>
-      </w:r>
-      <w:proofErr w:type="spellStart"/>
-      <w:r>
-        <w:t>the</w:t>
-      </w:r>
-      <w:proofErr w:type="spellEnd"/>
-      <w:r>
-        <w:t xml:space="preserve"> </w:t>
-      </w:r>
-      <w:proofErr w:type="spellStart"/>
-      <w:r>
-        <w:t>need</w:t>
-      </w:r>
-      <w:proofErr w:type="spellEnd"/>
-      <w:r>
-        <w:t xml:space="preserve"> </w:t>
-      </w:r>
-      <w:proofErr w:type="spellStart"/>
-      <w:r>
-        <w:t>to</w:t>
-      </w:r>
-      <w:proofErr w:type="spellEnd"/>
-      <w:r>
-        <w:t xml:space="preserve"> </w:t>
-      </w:r>
-      <w:proofErr w:type="spellStart"/>
-      <w:r>
-        <w:t>postulate</w:t>
-      </w:r>
-      <w:proofErr w:type="spellEnd"/>
-      <w:r>
-        <w:t xml:space="preserve"> its </w:t>
-      </w:r>
-      <w:proofErr w:type="spellStart"/>
-      <w:r>
-        <w:t>existence</w:t>
-      </w:r>
-      <w:proofErr w:type="spellEnd"/>
-      <w:r>
-        <w:t xml:space="preserve">. </w:t>
-      </w:r>
-    </w:p>
-    <w:p>
-      <w:r>
-        <w:br/>
-      </w:r>
-      <w:hyperlink r:id="rId19" w:history="1">
-        <w:r>
-          <w:rPr>
-            <w:rStyle w:val="Hyperlink"/>
-          </w:rPr>
-          <w:t>https://www.researchgate.net/publication/357878234_The_Gravitational_Field_and_the_Dark_Energy</w:t>
-        </w:r>
-      </w:hyperlink>
-      <w:r>
-        <w:br/>
-      </w:r>
-      <w:r>
-        <w:br/>
-      </w:r>
       <w:hyperlink r:id="rId20" w:history="1">
-        <w:r>
-          <w:rPr>
-            <w:rStyle w:val="Hyperlink"/>
-          </w:rPr>
-          <w:t>https://ijrdo.org/index.php/as/article/view/1311/1238</w:t>
-        </w:r>
-      </w:hyperlink>
-      <w:r>
-        <w:br/>
-      </w:r>
-      <w:r>
-        <w:t>-------------</w:t>
-      </w:r>
-    </w:p>
-    <w:p>
-      <w:pPr>
-        <w:rPr>
-          <w:b/>
-          <w:bCs/>
-          <w:sz w:val="28"/>
-          <w:szCs w:val="28"/>
-        </w:rPr>
-      </w:pPr>
-      <w:r>
-        <w:rPr>
-          <w:b/>
-          <w:bCs/>
-          <w:sz w:val="28"/>
-          <w:szCs w:val="28"/>
-        </w:rPr>
-        <w:t>´</w:t>
-      </w:r>
-      <w:proofErr w:type="spellStart"/>
-      <w:r>
-        <w:rPr>
-          <w:b/>
-          <w:bCs/>
-          <w:sz w:val="28"/>
-          <w:szCs w:val="28"/>
-        </w:rPr>
-        <w:t>Jocaxian’s</w:t>
-      </w:r>
-      <w:proofErr w:type="spellEnd"/>
-      <w:r>
-        <w:rPr>
-          <w:b/>
-          <w:bCs/>
-          <w:sz w:val="28"/>
-          <w:szCs w:val="28"/>
-        </w:rPr>
-        <w:t xml:space="preserve"> time </w:t>
-      </w:r>
-      <w:proofErr w:type="spellStart"/>
-      <w:r>
-        <w:rPr>
-          <w:b/>
-          <w:bCs/>
-          <w:sz w:val="28"/>
-          <w:szCs w:val="28"/>
-        </w:rPr>
-        <w:t>definition</w:t>
-      </w:r>
-      <w:proofErr w:type="spellEnd"/>
-      <w:r>
-        <w:rPr>
-          <w:b/>
-          <w:bCs/>
-          <w:sz w:val="28"/>
-          <w:szCs w:val="28"/>
-        </w:rPr>
-        <w:t>'</w:t>
-      </w:r>
-    </w:p>
-    <w:p>
-      <w:r>
-        <w:t xml:space="preserve">"Time </w:t>
-      </w:r>
-      <w:proofErr w:type="spellStart"/>
-      <w:r>
-        <w:t>has</w:t>
-      </w:r>
-      <w:proofErr w:type="spellEnd"/>
-      <w:r>
-        <w:t xml:space="preserve"> </w:t>
-      </w:r>
-      <w:proofErr w:type="spellStart"/>
-      <w:r>
-        <w:t>always</w:t>
-      </w:r>
-      <w:proofErr w:type="spellEnd"/>
-      <w:r>
-        <w:t xml:space="preserve"> </w:t>
-      </w:r>
-      <w:proofErr w:type="spellStart"/>
-      <w:r>
-        <w:t>been</w:t>
-      </w:r>
-      <w:proofErr w:type="spellEnd"/>
-      <w:r>
-        <w:t xml:space="preserve"> a </w:t>
-      </w:r>
-      <w:proofErr w:type="spellStart"/>
-      <w:r>
-        <w:t>mystery</w:t>
-      </w:r>
-      <w:proofErr w:type="spellEnd"/>
-      <w:r>
-        <w:t xml:space="preserve"> </w:t>
-      </w:r>
-      <w:proofErr w:type="spellStart"/>
-      <w:r>
-        <w:t>of</w:t>
-      </w:r>
-      <w:proofErr w:type="spellEnd"/>
-      <w:r>
-        <w:t xml:space="preserve"> </w:t>
-      </w:r>
-      <w:proofErr w:type="spellStart"/>
-      <w:r>
-        <w:t>philosophy</w:t>
-      </w:r>
-      <w:proofErr w:type="spellEnd"/>
-      <w:r>
-        <w:t xml:space="preserve"> </w:t>
-      </w:r>
-      <w:proofErr w:type="spellStart"/>
-      <w:r>
-        <w:t>and</w:t>
-      </w:r>
-      <w:proofErr w:type="spellEnd"/>
-      <w:r>
-        <w:t xml:space="preserve"> </w:t>
-      </w:r>
-      <w:proofErr w:type="spellStart"/>
-      <w:r>
-        <w:t>physics</w:t>
-      </w:r>
-      <w:proofErr w:type="spellEnd"/>
-      <w:r>
-        <w:t xml:space="preserve"> </w:t>
-      </w:r>
-      <w:proofErr w:type="spellStart"/>
-      <w:r>
-        <w:t>since</w:t>
-      </w:r>
-      <w:proofErr w:type="spellEnd"/>
-      <w:r>
-        <w:t xml:space="preserve"> its </w:t>
-      </w:r>
-      <w:proofErr w:type="spellStart"/>
-      <w:r>
-        <w:t>beginnings</w:t>
-      </w:r>
-      <w:proofErr w:type="spellEnd"/>
-      <w:r>
-        <w:t xml:space="preserve">. </w:t>
-      </w:r>
-      <w:proofErr w:type="spellStart"/>
-      <w:r>
-        <w:t>We</w:t>
-      </w:r>
-      <w:proofErr w:type="spellEnd"/>
-      <w:r>
-        <w:t xml:space="preserve"> </w:t>
-      </w:r>
-      <w:proofErr w:type="spellStart"/>
-      <w:r>
-        <w:t>propose</w:t>
-      </w:r>
-      <w:proofErr w:type="spellEnd"/>
-      <w:r>
-        <w:t xml:space="preserve"> </w:t>
-      </w:r>
-      <w:r>
-        <w:t xml:space="preserve">a new </w:t>
-      </w:r>
-      <w:proofErr w:type="spellStart"/>
-      <w:r>
-        <w:t>definition</w:t>
-      </w:r>
-      <w:proofErr w:type="spellEnd"/>
-      <w:r>
-        <w:t xml:space="preserve"> </w:t>
-      </w:r>
-      <w:proofErr w:type="spellStart"/>
-      <w:r>
-        <w:t>of</w:t>
-      </w:r>
-      <w:proofErr w:type="spellEnd"/>
-      <w:r>
-        <w:t xml:space="preserve"> time </w:t>
-      </w:r>
-      <w:proofErr w:type="spellStart"/>
-      <w:r>
-        <w:t>that</w:t>
-      </w:r>
-      <w:proofErr w:type="spellEnd"/>
-      <w:r>
-        <w:t xml:space="preserve">, in </w:t>
-      </w:r>
-      <w:proofErr w:type="spellStart"/>
-      <w:r>
-        <w:t>addition</w:t>
-      </w:r>
-      <w:proofErr w:type="spellEnd"/>
-      <w:r>
-        <w:t xml:space="preserve"> </w:t>
-      </w:r>
-      <w:proofErr w:type="spellStart"/>
-      <w:r>
-        <w:t>to</w:t>
-      </w:r>
-      <w:proofErr w:type="spellEnd"/>
-      <w:r>
-        <w:t xml:space="preserve"> </w:t>
-      </w:r>
-      <w:proofErr w:type="spellStart"/>
-      <w:r>
-        <w:t>being</w:t>
-      </w:r>
-      <w:proofErr w:type="spellEnd"/>
-      <w:r>
-        <w:t xml:space="preserve"> </w:t>
-      </w:r>
-      <w:proofErr w:type="spellStart"/>
-      <w:r>
-        <w:t>objective</w:t>
-      </w:r>
-      <w:proofErr w:type="spellEnd"/>
-      <w:r>
-        <w:t xml:space="preserve">, </w:t>
-      </w:r>
-      <w:proofErr w:type="spellStart"/>
-      <w:r>
-        <w:t>promotes</w:t>
-      </w:r>
-      <w:proofErr w:type="spellEnd"/>
-      <w:r>
-        <w:t xml:space="preserve"> a </w:t>
-      </w:r>
-      <w:proofErr w:type="spellStart"/>
-      <w:r>
-        <w:t>better</w:t>
-      </w:r>
-      <w:proofErr w:type="spellEnd"/>
-      <w:r>
-        <w:t xml:space="preserve"> </w:t>
-      </w:r>
-      <w:proofErr w:type="spellStart"/>
-      <w:r>
-        <w:t>understanding</w:t>
-      </w:r>
-      <w:proofErr w:type="spellEnd"/>
-      <w:r>
-        <w:t xml:space="preserve"> </w:t>
-      </w:r>
-      <w:proofErr w:type="spellStart"/>
-      <w:r>
-        <w:t>of</w:t>
-      </w:r>
-      <w:proofErr w:type="spellEnd"/>
-      <w:r>
-        <w:t xml:space="preserve"> </w:t>
-      </w:r>
-      <w:proofErr w:type="spellStart"/>
-      <w:r>
-        <w:t>this</w:t>
-      </w:r>
-      <w:proofErr w:type="spellEnd"/>
-      <w:r>
-        <w:t xml:space="preserve"> </w:t>
-      </w:r>
-      <w:proofErr w:type="spellStart"/>
-      <w:r>
-        <w:t>very</w:t>
-      </w:r>
-      <w:proofErr w:type="spellEnd"/>
-      <w:r>
-        <w:t xml:space="preserve"> </w:t>
-      </w:r>
-      <w:proofErr w:type="spellStart"/>
-      <w:r>
-        <w:t>important</w:t>
-      </w:r>
-      <w:proofErr w:type="spellEnd"/>
-      <w:r>
-        <w:t xml:space="preserve"> </w:t>
-      </w:r>
-      <w:proofErr w:type="spellStart"/>
-      <w:r>
-        <w:t>concept</w:t>
-      </w:r>
-      <w:proofErr w:type="spellEnd"/>
-      <w:r>
-        <w:t>."</w:t>
-      </w:r>
-    </w:p>
-    <w:p>
-      <w:hyperlink r:id="rId21" w:history="1">
         <w:r>
           <w:rPr>
             <w:rStyle w:val="Hyperlink"/>
@@ -9273,58 +8316,68 @@
           <w:szCs w:val="28"/>
         </w:rPr>
       </w:pPr>
-      <w:r>
-        <w:rPr>
-          <w:b/>
-          <w:bCs/>
-          <w:sz w:val="28"/>
-          <w:szCs w:val="28"/>
-        </w:rPr>
-        <w:t>´</w:t>
-      </w:r>
-      <w:proofErr w:type="spellStart"/>
-      <w:r>
-        <w:rPr>
-          <w:b/>
-          <w:bCs/>
-          <w:sz w:val="28"/>
-          <w:szCs w:val="28"/>
-        </w:rPr>
-        <w:t>Jocaxian’s</w:t>
-      </w:r>
-      <w:proofErr w:type="spellEnd"/>
-      <w:r>
-        <w:rPr>
-          <w:b/>
-          <w:bCs/>
-          <w:sz w:val="28"/>
-          <w:szCs w:val="28"/>
-        </w:rPr>
-        <w:t xml:space="preserve"> </w:t>
-      </w:r>
-      <w:proofErr w:type="spellStart"/>
-      <w:r>
-        <w:rPr>
-          <w:b/>
-          <w:bCs/>
-          <w:sz w:val="28"/>
-          <w:szCs w:val="28"/>
-        </w:rPr>
-        <w:t>Theorems</w:t>
-      </w:r>
-      <w:proofErr w:type="spellEnd"/>
-      <w:r>
-        <w:rPr>
-          <w:b/>
-          <w:bCs/>
-          <w:sz w:val="28"/>
-          <w:szCs w:val="28"/>
-        </w:rPr>
-        <w:t>’</w:t>
-      </w:r>
     </w:p>
     <w:p>
-      <w:hyperlink r:id="rId22" w:history="1">
+      <w:pPr>
+        <w:rPr>
+          <w:b/>
+          <w:bCs/>
+          <w:sz w:val="28"/>
+          <w:szCs w:val="28"/>
+        </w:rPr>
+      </w:pPr>
+      <w:r>
+        <w:rPr>
+          <w:b/>
+          <w:bCs/>
+          <w:sz w:val="28"/>
+          <w:szCs w:val="28"/>
+        </w:rPr>
+        <w:t>´</w:t>
+      </w:r>
+      <w:proofErr w:type="spellStart"/>
+      <w:r>
+        <w:rPr>
+          <w:b/>
+          <w:bCs/>
+          <w:sz w:val="28"/>
+          <w:szCs w:val="28"/>
+        </w:rPr>
+        <w:t>Jocaxian’s</w:t>
+      </w:r>
+      <w:proofErr w:type="spellEnd"/>
+      <w:r>
+        <w:rPr>
+          <w:b/>
+          <w:bCs/>
+          <w:sz w:val="28"/>
+          <w:szCs w:val="28"/>
+        </w:rPr>
+        <w:t xml:space="preserve"> </w:t>
+      </w:r>
+      <w:proofErr w:type="spellStart"/>
+      <w:r>
+        <w:rPr>
+          <w:b/>
+          <w:bCs/>
+          <w:sz w:val="28"/>
+          <w:szCs w:val="28"/>
+        </w:rPr>
+        <w:t>Theorems</w:t>
+      </w:r>
+      <w:proofErr w:type="spellEnd"/>
+      <w:r>
+        <w:rPr>
+          <w:b/>
+          <w:bCs/>
+          <w:sz w:val="28"/>
+          <w:szCs w:val="28"/>
+        </w:rPr>
+        <w:t>’</w:t>
+      </w:r>
+    </w:p>
+    <w:p>
+      <w:hyperlink r:id="rId21" w:history="1">
         <w:r>
           <w:rPr>
             <w:rStyle w:val="Hyperlink"/>
@@ -9335,6 +8388,7 @@
     </w:p>
     <w:p>
       <w:r>
+        <w:lastRenderedPageBreak/>
         <w:t>-------------</w:t>
       </w:r>
     </w:p>
@@ -9515,7 +8569,7 @@
       </w:r>
     </w:p>
     <w:p>
-      <w:hyperlink r:id="rId23" w:history="1">
+      <w:hyperlink r:id="rId22" w:history="1">
         <w:r>
           <w:rPr>
             <w:rStyle w:val="Hyperlink"/>
@@ -9608,7 +8662,7 @@
       <w:r>
         <w:br/>
       </w:r>
-      <w:hyperlink r:id="rId24" w:history="1">
+      <w:hyperlink r:id="rId23" w:history="1">
         <w:r>
           <w:rPr>
             <w:rStyle w:val="Hyperlink"/>
@@ -9760,7 +8814,7 @@
       </w:r>
     </w:p>
     <w:p>
-      <w:hyperlink r:id="rId25" w:history="1">
+      <w:hyperlink r:id="rId24" w:history="1">
         <w:r>
           <w:rPr>
             <w:rStyle w:val="Hyperlink"/>
@@ -9776,7 +8830,7 @@
       <w:r>
         <w:br/>
       </w:r>
-      <w:hyperlink r:id="rId26" w:history="1">
+      <w:hyperlink r:id="rId25" w:history="1">
         <w:r>
           <w:rPr>
             <w:rStyle w:val="Hyperlink"/>
@@ -9806,7 +8860,7 @@
       <w:r>
         <w:t xml:space="preserve"> </w:t>
       </w:r>
-      <w:hyperlink r:id="rId27" w:history="1">
+      <w:hyperlink r:id="rId26" w:history="1">
         <w:r>
           <w:rPr>
             <w:rStyle w:val="Hyperlink"/>
@@ -9881,7 +8935,7 @@
       <w:r>
         <w:t xml:space="preserve">: </w:t>
       </w:r>
-      <w:hyperlink r:id="rId28" w:history="1">
+      <w:hyperlink r:id="rId27" w:history="1">
         <w:r>
           <w:rPr>
             <w:rStyle w:val="Hyperlink"/>

--- a/Articles.docx
+++ b/Articles.docx
@@ -6,6 +6,7 @@
       <w:pPr>
         <w:jc w:val="center"/>
         <w:rPr>
+          <w:color w:val="7030A0"/>
           <w:sz w:val="32"/>
           <w:szCs w:val="32"/>
         </w:rPr>
@@ -14,6 +15,7 @@
         <w:rPr>
           <w:b/>
           <w:bCs/>
+          <w:color w:val="7030A0"/>
           <w:sz w:val="32"/>
           <w:szCs w:val="32"/>
         </w:rPr>
@@ -24,6 +26,7 @@
         <w:rPr>
           <w:b/>
           <w:bCs/>
+          <w:color w:val="7030A0"/>
           <w:sz w:val="32"/>
           <w:szCs w:val="32"/>
         </w:rPr>
@@ -34,6 +37,7 @@
         <w:rPr>
           <w:b/>
           <w:bCs/>
+          <w:color w:val="7030A0"/>
           <w:sz w:val="32"/>
           <w:szCs w:val="32"/>
         </w:rPr>
@@ -44,6 +48,7 @@
         <w:rPr>
           <w:b/>
           <w:bCs/>
+          <w:color w:val="7030A0"/>
           <w:sz w:val="32"/>
           <w:szCs w:val="32"/>
         </w:rPr>
@@ -54,6 +59,7 @@
         <w:rPr>
           <w:b/>
           <w:bCs/>
+          <w:color w:val="7030A0"/>
           <w:sz w:val="32"/>
           <w:szCs w:val="32"/>
         </w:rPr>
@@ -63,6 +69,7 @@
         <w:rPr>
           <w:b/>
           <w:bCs/>
+          <w:color w:val="7030A0"/>
           <w:sz w:val="32"/>
           <w:szCs w:val="32"/>
         </w:rPr>
@@ -73,6 +80,7 @@
         <w:rPr>
           <w:b/>
           <w:bCs/>
+          <w:color w:val="7030A0"/>
           <w:sz w:val="32"/>
           <w:szCs w:val="32"/>
         </w:rPr>
@@ -83,6 +91,7 @@
         <w:rPr>
           <w:b/>
           <w:bCs/>
+          <w:color w:val="7030A0"/>
           <w:sz w:val="32"/>
           <w:szCs w:val="32"/>
         </w:rPr>
@@ -93,6 +102,7 @@
         <w:rPr>
           <w:b/>
           <w:bCs/>
+          <w:color w:val="7030A0"/>
           <w:sz w:val="32"/>
           <w:szCs w:val="32"/>
         </w:rPr>
@@ -103,6 +113,7 @@
         <w:rPr>
           <w:b/>
           <w:bCs/>
+          <w:color w:val="7030A0"/>
           <w:sz w:val="32"/>
           <w:szCs w:val="32"/>
         </w:rPr>
@@ -112,6 +123,7 @@
         <w:rPr>
           <w:b/>
           <w:bCs/>
+          <w:color w:val="7030A0"/>
           <w:sz w:val="32"/>
           <w:szCs w:val="32"/>
         </w:rPr>
@@ -121,6 +133,7 @@
         <w:rPr>
           <w:b/>
           <w:bCs/>
+          <w:color w:val="7030A0"/>
           <w:sz w:val="32"/>
           <w:szCs w:val="32"/>
         </w:rPr>
@@ -130,6 +143,7 @@
         <w:rPr>
           <w:b/>
           <w:bCs/>
+          <w:color w:val="7030A0"/>
           <w:sz w:val="32"/>
           <w:szCs w:val="32"/>
         </w:rPr>
@@ -139,6 +153,7 @@
         <w:rPr>
           <w:b/>
           <w:bCs/>
+          <w:color w:val="7030A0"/>
           <w:sz w:val="32"/>
           <w:szCs w:val="32"/>
         </w:rPr>
@@ -146,27 +161,23 @@
       </w:r>
       <w:r>
         <w:rPr>
+          <w:color w:val="7030A0"/>
           <w:sz w:val="32"/>
           <w:szCs w:val="32"/>
         </w:rPr>
-        <w:t xml:space="preserve"> </w:t>
-      </w:r>
-      <w:r>
-        <w:rPr>
+        <w:t xml:space="preserve"> =====</w:t>
+      </w:r>
+      <w:r>
+        <w:rPr>
+          <w:color w:val="7030A0"/>
           <w:sz w:val="32"/>
           <w:szCs w:val="32"/>
         </w:rPr>
-        <w:t>=====</w:t>
-      </w:r>
-      <w:r>
-        <w:rPr>
-          <w:sz w:val="32"/>
-          <w:szCs w:val="32"/>
-        </w:rPr>
         <w:t>==================</w:t>
       </w:r>
       <w:r>
         <w:rPr>
+          <w:color w:val="7030A0"/>
           <w:sz w:val="32"/>
           <w:szCs w:val="32"/>
         </w:rPr>
@@ -194,10 +205,10 @@
         <w:pBdr>
           <w:bottom w:val="single" w:sz="6" w:space="1" w:color="auto"/>
         </w:pBdr>
+        <w:rPr>
+          <w:color w:val="00B0F0"/>
+        </w:rPr>
       </w:pPr>
-      <w:r>
-        <w:t>“</w:t>
-      </w:r>
       <w:proofErr w:type="spellStart"/>
       <w:r>
         <w:t>Here</w:t>
@@ -448,7 +459,32 @@
         </w:r>
       </w:hyperlink>
     </w:p>
-    <w:p/>
+    <w:p>
+      <w:r>
+        <w:rPr>
+          <w:b/>
+          <w:bCs/>
+          <w:color w:val="0070C0"/>
+        </w:rPr>
+        <w:t>(*)</w:t>
+      </w:r>
+      <w:r>
+        <w:t xml:space="preserve"> = </w:t>
+      </w:r>
+      <w:proofErr w:type="spellStart"/>
+      <w:r>
+        <w:t>Very</w:t>
+      </w:r>
+      <w:proofErr w:type="spellEnd"/>
+      <w:r>
+        <w:t xml:space="preserve"> </w:t>
+      </w:r>
+      <w:proofErr w:type="spellStart"/>
+      <w:r>
+        <w:t>Important</w:t>
+      </w:r>
+      <w:proofErr w:type="spellEnd"/>
+    </w:p>
     <w:p>
       <w:pPr>
         <w:pBdr>
@@ -472,25 +508,50 @@
         <w:rPr>
           <w:b/>
           <w:bCs/>
+          <w:color w:val="00B0F0"/>
           <w:sz w:val="28"/>
           <w:szCs w:val="28"/>
         </w:rPr>
       </w:pPr>
-      <w:proofErr w:type="spellStart"/>
-      <w:r>
-        <w:rPr>
-          <w:b/>
-          <w:bCs/>
+      <w:r>
+        <w:rPr>
+          <w:b/>
+          <w:bCs/>
+          <w:color w:val="0070C0"/>
+          <w:sz w:val="28"/>
+          <w:szCs w:val="28"/>
+        </w:rPr>
+        <w:t>(</w:t>
+      </w:r>
+      <w:proofErr w:type="gramStart"/>
+      <w:r>
+        <w:rPr>
+          <w:b/>
+          <w:bCs/>
+          <w:color w:val="0070C0"/>
+          <w:sz w:val="28"/>
+          <w:szCs w:val="28"/>
+        </w:rPr>
+        <w:t>*)</w:t>
+      </w:r>
+      <w:proofErr w:type="spellStart"/>
+      <w:r>
+        <w:rPr>
+          <w:b/>
+          <w:bCs/>
+          <w:color w:val="0070C0"/>
           <w:sz w:val="28"/>
           <w:szCs w:val="28"/>
         </w:rPr>
         <w:t>Decreasing</w:t>
       </w:r>
       <w:proofErr w:type="spellEnd"/>
-      <w:r>
-        <w:rPr>
-          <w:b/>
-          <w:bCs/>
+      <w:proofErr w:type="gramEnd"/>
+      <w:r>
+        <w:rPr>
+          <w:b/>
+          <w:bCs/>
+          <w:color w:val="0070C0"/>
           <w:sz w:val="28"/>
           <w:szCs w:val="28"/>
         </w:rPr>
@@ -500,16 +561,18 @@
         <w:rPr>
           <w:b/>
           <w:bCs/>
-          <w:sz w:val="28"/>
-          <w:szCs w:val="28"/>
-        </w:rPr>
-        <w:t xml:space="preserve"> </w:t>
-      </w:r>
-      <w:proofErr w:type="spellStart"/>
-      <w:r>
-        <w:rPr>
-          <w:b/>
-          <w:bCs/>
+          <w:color w:val="0070C0"/>
+          <w:sz w:val="28"/>
+          <w:szCs w:val="28"/>
+        </w:rPr>
+        <w:t xml:space="preserve"> </w:t>
+      </w:r>
+      <w:proofErr w:type="spellStart"/>
+      <w:r>
+        <w:rPr>
+          <w:b/>
+          <w:bCs/>
+          <w:color w:val="0070C0"/>
           <w:sz w:val="28"/>
           <w:szCs w:val="28"/>
         </w:rPr>
@@ -520,6 +583,7 @@
         <w:rPr>
           <w:b/>
           <w:bCs/>
+          <w:color w:val="0070C0"/>
           <w:sz w:val="28"/>
           <w:szCs w:val="28"/>
         </w:rPr>
@@ -530,6 +594,7 @@
         <w:rPr>
           <w:b/>
           <w:bCs/>
+          <w:color w:val="0070C0"/>
           <w:sz w:val="28"/>
           <w:szCs w:val="28"/>
         </w:rPr>
@@ -540,6 +605,7 @@
         <w:rPr>
           <w:b/>
           <w:bCs/>
+          <w:color w:val="0070C0"/>
           <w:sz w:val="28"/>
           <w:szCs w:val="28"/>
         </w:rPr>
@@ -550,6 +616,7 @@
         <w:rPr>
           <w:b/>
           <w:bCs/>
+          <w:color w:val="0070C0"/>
           <w:sz w:val="28"/>
           <w:szCs w:val="28"/>
         </w:rPr>
@@ -560,16 +627,18 @@
         <w:rPr>
           <w:b/>
           <w:bCs/>
-          <w:sz w:val="28"/>
-          <w:szCs w:val="28"/>
-        </w:rPr>
-        <w:t xml:space="preserve"> </w:t>
-      </w:r>
-      <w:proofErr w:type="spellStart"/>
-      <w:r>
-        <w:rPr>
-          <w:b/>
-          <w:bCs/>
+          <w:color w:val="0070C0"/>
+          <w:sz w:val="28"/>
+          <w:szCs w:val="28"/>
+        </w:rPr>
+        <w:t xml:space="preserve"> </w:t>
+      </w:r>
+      <w:proofErr w:type="spellStart"/>
+      <w:r>
+        <w:rPr>
+          <w:b/>
+          <w:bCs/>
+          <w:color w:val="0070C0"/>
           <w:sz w:val="28"/>
           <w:szCs w:val="28"/>
         </w:rPr>
@@ -580,16 +649,18 @@
         <w:rPr>
           <w:b/>
           <w:bCs/>
-          <w:sz w:val="28"/>
-          <w:szCs w:val="28"/>
-        </w:rPr>
-        <w:t xml:space="preserve"> </w:t>
-      </w:r>
-      <w:proofErr w:type="spellStart"/>
-      <w:r>
-        <w:rPr>
-          <w:b/>
-          <w:bCs/>
+          <w:color w:val="0070C0"/>
+          <w:sz w:val="28"/>
+          <w:szCs w:val="28"/>
+        </w:rPr>
+        <w:t xml:space="preserve"> </w:t>
+      </w:r>
+      <w:proofErr w:type="spellStart"/>
+      <w:r>
+        <w:rPr>
+          <w:b/>
+          <w:bCs/>
+          <w:color w:val="0070C0"/>
           <w:sz w:val="28"/>
           <w:szCs w:val="28"/>
         </w:rPr>
@@ -600,6 +671,7 @@
         <w:rPr>
           <w:b/>
           <w:bCs/>
+          <w:color w:val="0070C0"/>
           <w:sz w:val="28"/>
           <w:szCs w:val="28"/>
         </w:rPr>
@@ -941,8 +1013,16 @@
         <w:t>explosions</w:t>
       </w:r>
       <w:proofErr w:type="spellEnd"/>
+      <w:proofErr w:type="gramStart"/>
       <w:r>
         <w:t>.”</w:t>
+      </w:r>
+      <w:r>
+        <w:t>(</w:t>
+      </w:r>
+      <w:proofErr w:type="gramEnd"/>
+      <w:r>
+        <w:t>May/2026)</w:t>
       </w:r>
     </w:p>
     <w:p>
@@ -988,6 +1068,7 @@
         <w:rPr>
           <w:b/>
           <w:bCs/>
+          <w:color w:val="0070C0"/>
           <w:sz w:val="32"/>
           <w:szCs w:val="32"/>
         </w:rPr>
@@ -997,6 +1078,7 @@
         <w:rPr>
           <w:b/>
           <w:bCs/>
+          <w:color w:val="0070C0"/>
           <w:sz w:val="32"/>
           <w:szCs w:val="32"/>
         </w:rPr>
@@ -1007,6 +1089,7 @@
         <w:rPr>
           <w:b/>
           <w:bCs/>
+          <w:color w:val="0070C0"/>
           <w:sz w:val="32"/>
           <w:szCs w:val="32"/>
         </w:rPr>
@@ -1017,6 +1100,7 @@
         <w:rPr>
           <w:b/>
           <w:bCs/>
+          <w:color w:val="0070C0"/>
           <w:sz w:val="32"/>
           <w:szCs w:val="32"/>
         </w:rPr>
@@ -1027,6 +1111,7 @@
         <w:rPr>
           <w:b/>
           <w:bCs/>
+          <w:color w:val="0070C0"/>
           <w:sz w:val="32"/>
           <w:szCs w:val="32"/>
         </w:rPr>
@@ -1037,6 +1122,7 @@
         <w:rPr>
           <w:b/>
           <w:bCs/>
+          <w:color w:val="0070C0"/>
           <w:sz w:val="32"/>
           <w:szCs w:val="32"/>
         </w:rPr>
@@ -1047,6 +1133,7 @@
         <w:rPr>
           <w:b/>
           <w:bCs/>
+          <w:color w:val="0070C0"/>
           <w:sz w:val="32"/>
           <w:szCs w:val="32"/>
         </w:rPr>
@@ -1057,6 +1144,7 @@
         <w:rPr>
           <w:b/>
           <w:bCs/>
+          <w:color w:val="0070C0"/>
           <w:sz w:val="32"/>
           <w:szCs w:val="32"/>
         </w:rPr>
@@ -1239,9 +1327,15 @@
         <w:t>galaxies</w:t>
       </w:r>
       <w:proofErr w:type="spellEnd"/>
+      <w:r>
+        <w:t>.”</w:t>
+      </w:r>
+      <w:r>
+        <w:t>(</w:t>
+      </w:r>
       <w:proofErr w:type="gramEnd"/>
       <w:r>
-        <w:t>.”</w:t>
+        <w:t>May/2026)</w:t>
       </w:r>
       <w:r>
         <w:br/>
@@ -1270,6 +1364,7 @@
         <w:rPr>
           <w:b/>
           <w:bCs/>
+          <w:color w:val="0070C0"/>
           <w:sz w:val="28"/>
           <w:szCs w:val="28"/>
         </w:rPr>
@@ -1279,6 +1374,7 @@
         <w:rPr>
           <w:b/>
           <w:bCs/>
+          <w:color w:val="0070C0"/>
           <w:sz w:val="28"/>
           <w:szCs w:val="28"/>
         </w:rPr>
@@ -1290,16 +1386,18 @@
         <w:rPr>
           <w:b/>
           <w:bCs/>
-          <w:sz w:val="28"/>
-          <w:szCs w:val="28"/>
-        </w:rPr>
-        <w:t xml:space="preserve"> </w:t>
-      </w:r>
-      <w:proofErr w:type="spellStart"/>
-      <w:r>
-        <w:rPr>
-          <w:b/>
-          <w:bCs/>
+          <w:color w:val="0070C0"/>
+          <w:sz w:val="28"/>
+          <w:szCs w:val="28"/>
+        </w:rPr>
+        <w:t xml:space="preserve"> </w:t>
+      </w:r>
+      <w:proofErr w:type="spellStart"/>
+      <w:r>
+        <w:rPr>
+          <w:b/>
+          <w:bCs/>
+          <w:color w:val="0070C0"/>
           <w:sz w:val="28"/>
           <w:szCs w:val="28"/>
         </w:rPr>
@@ -1310,6 +1408,7 @@
         <w:rPr>
           <w:b/>
           <w:bCs/>
+          <w:color w:val="0070C0"/>
           <w:sz w:val="28"/>
           <w:szCs w:val="28"/>
         </w:rPr>
@@ -1320,6 +1419,7 @@
         <w:rPr>
           <w:b/>
           <w:bCs/>
+          <w:color w:val="0070C0"/>
           <w:sz w:val="28"/>
           <w:szCs w:val="28"/>
         </w:rPr>
@@ -1330,16 +1430,18 @@
         <w:rPr>
           <w:b/>
           <w:bCs/>
-          <w:sz w:val="28"/>
-          <w:szCs w:val="28"/>
-        </w:rPr>
-        <w:t xml:space="preserve"> </w:t>
-      </w:r>
-      <w:proofErr w:type="spellStart"/>
-      <w:r>
-        <w:rPr>
-          <w:b/>
-          <w:bCs/>
+          <w:color w:val="0070C0"/>
+          <w:sz w:val="28"/>
+          <w:szCs w:val="28"/>
+        </w:rPr>
+        <w:t xml:space="preserve"> </w:t>
+      </w:r>
+      <w:proofErr w:type="spellStart"/>
+      <w:r>
+        <w:rPr>
+          <w:b/>
+          <w:bCs/>
+          <w:color w:val="0070C0"/>
           <w:sz w:val="28"/>
           <w:szCs w:val="28"/>
         </w:rPr>
@@ -1350,6 +1452,7 @@
         <w:rPr>
           <w:b/>
           <w:bCs/>
+          <w:color w:val="0070C0"/>
           <w:sz w:val="28"/>
           <w:szCs w:val="28"/>
         </w:rPr>
@@ -1360,6 +1463,7 @@
         <w:rPr>
           <w:b/>
           <w:bCs/>
+          <w:color w:val="0070C0"/>
           <w:sz w:val="28"/>
           <w:szCs w:val="28"/>
         </w:rPr>
@@ -1370,16 +1474,18 @@
         <w:rPr>
           <w:b/>
           <w:bCs/>
-          <w:sz w:val="28"/>
-          <w:szCs w:val="28"/>
-        </w:rPr>
-        <w:t xml:space="preserve"> </w:t>
-      </w:r>
-      <w:proofErr w:type="spellStart"/>
-      <w:r>
-        <w:rPr>
-          <w:b/>
-          <w:bCs/>
+          <w:color w:val="0070C0"/>
+          <w:sz w:val="28"/>
+          <w:szCs w:val="28"/>
+        </w:rPr>
+        <w:t xml:space="preserve"> </w:t>
+      </w:r>
+      <w:proofErr w:type="spellStart"/>
+      <w:r>
+        <w:rPr>
+          <w:b/>
+          <w:bCs/>
+          <w:color w:val="0070C0"/>
           <w:sz w:val="28"/>
           <w:szCs w:val="28"/>
         </w:rPr>
@@ -1390,6 +1496,7 @@
         <w:rPr>
           <w:b/>
           <w:bCs/>
+          <w:color w:val="0070C0"/>
           <w:sz w:val="28"/>
           <w:szCs w:val="28"/>
         </w:rPr>
@@ -1400,6 +1507,7 @@
         <w:rPr>
           <w:b/>
           <w:bCs/>
+          <w:color w:val="0070C0"/>
           <w:sz w:val="28"/>
           <w:szCs w:val="28"/>
         </w:rPr>
@@ -1410,6 +1518,7 @@
         <w:rPr>
           <w:b/>
           <w:bCs/>
+          <w:color w:val="0070C0"/>
           <w:sz w:val="28"/>
           <w:szCs w:val="28"/>
         </w:rPr>
@@ -1420,6 +1529,7 @@
         <w:rPr>
           <w:b/>
           <w:bCs/>
+          <w:color w:val="0070C0"/>
           <w:sz w:val="28"/>
           <w:szCs w:val="28"/>
         </w:rPr>
@@ -1430,16 +1540,18 @@
         <w:rPr>
           <w:b/>
           <w:bCs/>
-          <w:sz w:val="28"/>
-          <w:szCs w:val="28"/>
-        </w:rPr>
-        <w:t xml:space="preserve"> </w:t>
-      </w:r>
-      <w:proofErr w:type="spellStart"/>
-      <w:r>
-        <w:rPr>
-          <w:b/>
-          <w:bCs/>
+          <w:color w:val="0070C0"/>
+          <w:sz w:val="28"/>
+          <w:szCs w:val="28"/>
+        </w:rPr>
+        <w:t xml:space="preserve"> </w:t>
+      </w:r>
+      <w:proofErr w:type="spellStart"/>
+      <w:r>
+        <w:rPr>
+          <w:b/>
+          <w:bCs/>
+          <w:color w:val="0070C0"/>
           <w:sz w:val="28"/>
           <w:szCs w:val="28"/>
         </w:rPr>
@@ -1450,6 +1562,7 @@
         <w:rPr>
           <w:b/>
           <w:bCs/>
+          <w:color w:val="0070C0"/>
           <w:sz w:val="28"/>
           <w:szCs w:val="28"/>
         </w:rPr>
@@ -1460,6 +1573,7 @@
         <w:rPr>
           <w:b/>
           <w:bCs/>
+          <w:color w:val="0070C0"/>
           <w:sz w:val="28"/>
           <w:szCs w:val="28"/>
         </w:rPr>
@@ -2901,6 +3015,29 @@
           <w:szCs w:val="28"/>
         </w:rPr>
         <w:t>"</w:t>
+      </w:r>
+      <w:r>
+        <w:rPr>
+          <w:sz w:val="28"/>
+          <w:szCs w:val="28"/>
+        </w:rPr>
+        <w:t>(</w:t>
+      </w:r>
+      <w:proofErr w:type="spellStart"/>
+      <w:r>
+        <w:rPr>
+          <w:sz w:val="28"/>
+          <w:szCs w:val="28"/>
+        </w:rPr>
+        <w:t>Apr</w:t>
+      </w:r>
+      <w:proofErr w:type="spellEnd"/>
+      <w:r>
+        <w:rPr>
+          <w:sz w:val="28"/>
+          <w:szCs w:val="28"/>
+        </w:rPr>
+        <w:t>/2026)</w:t>
       </w:r>
     </w:p>
     <w:p>
@@ -2945,6 +3082,7 @@
     <w:p>
       <w:pPr>
         <w:rPr>
+          <w:color w:val="0070C0"/>
           <w:sz w:val="28"/>
           <w:szCs w:val="28"/>
         </w:rPr>
@@ -2953,6 +3091,7 @@
         <w:rPr>
           <w:b/>
           <w:bCs/>
+          <w:color w:val="0070C0"/>
           <w:sz w:val="28"/>
           <w:szCs w:val="28"/>
         </w:rPr>
@@ -2963,6 +3102,7 @@
         <w:rPr>
           <w:b/>
           <w:bCs/>
+          <w:color w:val="0070C0"/>
           <w:sz w:val="28"/>
           <w:szCs w:val="28"/>
         </w:rPr>
@@ -2973,16 +3113,18 @@
         <w:rPr>
           <w:b/>
           <w:bCs/>
-          <w:sz w:val="28"/>
-          <w:szCs w:val="28"/>
-        </w:rPr>
-        <w:t xml:space="preserve"> </w:t>
-      </w:r>
-      <w:proofErr w:type="spellStart"/>
-      <w:r>
-        <w:rPr>
-          <w:b/>
-          <w:bCs/>
+          <w:color w:val="0070C0"/>
+          <w:sz w:val="28"/>
+          <w:szCs w:val="28"/>
+        </w:rPr>
+        <w:t xml:space="preserve"> </w:t>
+      </w:r>
+      <w:proofErr w:type="spellStart"/>
+      <w:r>
+        <w:rPr>
+          <w:b/>
+          <w:bCs/>
+          <w:color w:val="0070C0"/>
           <w:sz w:val="28"/>
           <w:szCs w:val="28"/>
         </w:rPr>
@@ -2993,6 +3135,7 @@
         <w:rPr>
           <w:b/>
           <w:bCs/>
+          <w:color w:val="0070C0"/>
           <w:sz w:val="28"/>
           <w:szCs w:val="28"/>
         </w:rPr>
@@ -3003,6 +3146,7 @@
         <w:rPr>
           <w:b/>
           <w:bCs/>
+          <w:color w:val="0070C0"/>
           <w:sz w:val="28"/>
           <w:szCs w:val="28"/>
         </w:rPr>
@@ -3013,6 +3157,7 @@
         <w:rPr>
           <w:b/>
           <w:bCs/>
+          <w:color w:val="0070C0"/>
           <w:sz w:val="28"/>
           <w:szCs w:val="28"/>
         </w:rPr>
@@ -3023,6 +3168,7 @@
         <w:rPr>
           <w:b/>
           <w:bCs/>
+          <w:color w:val="0070C0"/>
           <w:sz w:val="28"/>
           <w:szCs w:val="28"/>
         </w:rPr>
@@ -3033,6 +3179,7 @@
         <w:rPr>
           <w:b/>
           <w:bCs/>
+          <w:color w:val="0070C0"/>
           <w:sz w:val="28"/>
           <w:szCs w:val="28"/>
         </w:rPr>
@@ -3042,16 +3189,18 @@
         <w:rPr>
           <w:b/>
           <w:bCs/>
-          <w:sz w:val="28"/>
-          <w:szCs w:val="28"/>
-        </w:rPr>
-        <w:t xml:space="preserve"> </w:t>
-      </w:r>
-      <w:proofErr w:type="spellStart"/>
-      <w:r>
-        <w:rPr>
-          <w:b/>
-          <w:bCs/>
+          <w:color w:val="0070C0"/>
+          <w:sz w:val="28"/>
+          <w:szCs w:val="28"/>
+        </w:rPr>
+        <w:t xml:space="preserve"> </w:t>
+      </w:r>
+      <w:proofErr w:type="spellStart"/>
+      <w:r>
+        <w:rPr>
+          <w:b/>
+          <w:bCs/>
+          <w:color w:val="0070C0"/>
           <w:sz w:val="28"/>
           <w:szCs w:val="28"/>
         </w:rPr>
@@ -3062,16 +3211,18 @@
         <w:rPr>
           <w:b/>
           <w:bCs/>
-          <w:sz w:val="28"/>
-          <w:szCs w:val="28"/>
-        </w:rPr>
-        <w:t xml:space="preserve"> </w:t>
-      </w:r>
-      <w:proofErr w:type="spellStart"/>
-      <w:r>
-        <w:rPr>
-          <w:b/>
-          <w:bCs/>
+          <w:color w:val="0070C0"/>
+          <w:sz w:val="28"/>
+          <w:szCs w:val="28"/>
+        </w:rPr>
+        <w:t xml:space="preserve"> </w:t>
+      </w:r>
+      <w:proofErr w:type="spellStart"/>
+      <w:r>
+        <w:rPr>
+          <w:b/>
+          <w:bCs/>
+          <w:color w:val="0070C0"/>
           <w:sz w:val="28"/>
           <w:szCs w:val="28"/>
         </w:rPr>
@@ -3082,16 +3233,18 @@
         <w:rPr>
           <w:b/>
           <w:bCs/>
-          <w:sz w:val="28"/>
-          <w:szCs w:val="28"/>
-        </w:rPr>
-        <w:t xml:space="preserve"> </w:t>
-      </w:r>
-      <w:proofErr w:type="spellStart"/>
-      <w:r>
-        <w:rPr>
-          <w:b/>
-          <w:bCs/>
+          <w:color w:val="0070C0"/>
+          <w:sz w:val="28"/>
+          <w:szCs w:val="28"/>
+        </w:rPr>
+        <w:t xml:space="preserve"> </w:t>
+      </w:r>
+      <w:proofErr w:type="spellStart"/>
+      <w:r>
+        <w:rPr>
+          <w:b/>
+          <w:bCs/>
+          <w:color w:val="0070C0"/>
           <w:sz w:val="28"/>
           <w:szCs w:val="28"/>
         </w:rPr>
@@ -3102,6 +3255,7 @@
         <w:rPr>
           <w:b/>
           <w:bCs/>
+          <w:color w:val="0070C0"/>
           <w:sz w:val="28"/>
           <w:szCs w:val="28"/>
         </w:rPr>
@@ -3113,6 +3267,7 @@
         <w:rPr>
           <w:b/>
           <w:bCs/>
+          <w:color w:val="0070C0"/>
           <w:sz w:val="28"/>
           <w:szCs w:val="28"/>
         </w:rPr>
@@ -3123,6 +3278,7 @@
         <w:rPr>
           <w:b/>
           <w:bCs/>
+          <w:color w:val="0070C0"/>
           <w:sz w:val="28"/>
           <w:szCs w:val="28"/>
         </w:rPr>
@@ -3133,16 +3289,18 @@
         <w:rPr>
           <w:b/>
           <w:bCs/>
-          <w:sz w:val="28"/>
-          <w:szCs w:val="28"/>
-        </w:rPr>
-        <w:t xml:space="preserve"> </w:t>
-      </w:r>
-      <w:proofErr w:type="spellStart"/>
-      <w:r>
-        <w:rPr>
-          <w:b/>
-          <w:bCs/>
+          <w:color w:val="0070C0"/>
+          <w:sz w:val="28"/>
+          <w:szCs w:val="28"/>
+        </w:rPr>
+        <w:t xml:space="preserve"> </w:t>
+      </w:r>
+      <w:proofErr w:type="spellStart"/>
+      <w:r>
+        <w:rPr>
+          <w:b/>
+          <w:bCs/>
+          <w:color w:val="0070C0"/>
           <w:sz w:val="28"/>
           <w:szCs w:val="28"/>
         </w:rPr>
@@ -3153,16 +3311,18 @@
         <w:rPr>
           <w:b/>
           <w:bCs/>
-          <w:sz w:val="28"/>
-          <w:szCs w:val="28"/>
-        </w:rPr>
-        <w:t xml:space="preserve"> </w:t>
-      </w:r>
-      <w:proofErr w:type="spellStart"/>
-      <w:r>
-        <w:rPr>
-          <w:b/>
-          <w:bCs/>
+          <w:color w:val="0070C0"/>
+          <w:sz w:val="28"/>
+          <w:szCs w:val="28"/>
+        </w:rPr>
+        <w:t xml:space="preserve"> </w:t>
+      </w:r>
+      <w:proofErr w:type="spellStart"/>
+      <w:r>
+        <w:rPr>
+          <w:b/>
+          <w:bCs/>
+          <w:color w:val="0070C0"/>
           <w:sz w:val="28"/>
           <w:szCs w:val="28"/>
         </w:rPr>
@@ -3173,16 +3333,18 @@
         <w:rPr>
           <w:b/>
           <w:bCs/>
-          <w:sz w:val="28"/>
-          <w:szCs w:val="28"/>
-        </w:rPr>
-        <w:t xml:space="preserve"> </w:t>
-      </w:r>
-      <w:proofErr w:type="spellStart"/>
-      <w:r>
-        <w:rPr>
-          <w:b/>
-          <w:bCs/>
+          <w:color w:val="0070C0"/>
+          <w:sz w:val="28"/>
+          <w:szCs w:val="28"/>
+        </w:rPr>
+        <w:t xml:space="preserve"> </w:t>
+      </w:r>
+      <w:proofErr w:type="spellStart"/>
+      <w:r>
+        <w:rPr>
+          <w:b/>
+          <w:bCs/>
+          <w:color w:val="0070C0"/>
           <w:sz w:val="28"/>
           <w:szCs w:val="28"/>
         </w:rPr>
@@ -3193,6 +3355,7 @@
         <w:rPr>
           <w:b/>
           <w:bCs/>
+          <w:color w:val="0070C0"/>
           <w:sz w:val="28"/>
           <w:szCs w:val="28"/>
         </w:rPr>
@@ -3203,6 +3366,7 @@
         <w:rPr>
           <w:b/>
           <w:bCs/>
+          <w:color w:val="0070C0"/>
           <w:sz w:val="28"/>
           <w:szCs w:val="28"/>
         </w:rPr>
@@ -3785,6 +3949,9 @@
       <w:proofErr w:type="spellEnd"/>
       <w:r>
         <w:t>."</w:t>
+      </w:r>
+      <w:r>
+        <w:t>(Mar/2026)</w:t>
       </w:r>
     </w:p>
     <w:p>
@@ -3817,22 +3984,24 @@
     <w:p>
       <w:pPr>
         <w:rPr>
+          <w:color w:val="0070C0"/>
           <w:sz w:val="28"/>
           <w:szCs w:val="28"/>
         </w:rPr>
       </w:pPr>
       <w:r>
         <w:rPr>
-          <w:sz w:val="28"/>
-          <w:szCs w:val="28"/>
-        </w:rPr>
-        <w:lastRenderedPageBreak/>
+          <w:color w:val="0070C0"/>
+          <w:sz w:val="28"/>
+          <w:szCs w:val="28"/>
+        </w:rPr>
         <w:t>´</w:t>
       </w:r>
       <w:r>
         <w:rPr>
           <w:b/>
           <w:bCs/>
+          <w:color w:val="0070C0"/>
           <w:sz w:val="28"/>
           <w:szCs w:val="28"/>
         </w:rPr>
@@ -3843,6 +4012,7 @@
         <w:rPr>
           <w:b/>
           <w:bCs/>
+          <w:color w:val="0070C0"/>
           <w:sz w:val="28"/>
           <w:szCs w:val="28"/>
         </w:rPr>
@@ -3853,6 +4023,7 @@
         <w:rPr>
           <w:b/>
           <w:bCs/>
+          <w:color w:val="0070C0"/>
           <w:sz w:val="28"/>
           <w:szCs w:val="28"/>
         </w:rPr>
@@ -3863,6 +4034,7 @@
         <w:rPr>
           <w:b/>
           <w:bCs/>
+          <w:color w:val="0070C0"/>
           <w:sz w:val="28"/>
           <w:szCs w:val="28"/>
         </w:rPr>
@@ -3873,16 +4045,18 @@
         <w:rPr>
           <w:b/>
           <w:bCs/>
-          <w:sz w:val="28"/>
-          <w:szCs w:val="28"/>
-        </w:rPr>
-        <w:t xml:space="preserve"> </w:t>
-      </w:r>
-      <w:proofErr w:type="spellStart"/>
-      <w:r>
-        <w:rPr>
-          <w:b/>
-          <w:bCs/>
+          <w:color w:val="0070C0"/>
+          <w:sz w:val="28"/>
+          <w:szCs w:val="28"/>
+        </w:rPr>
+        <w:t xml:space="preserve"> </w:t>
+      </w:r>
+      <w:proofErr w:type="spellStart"/>
+      <w:r>
+        <w:rPr>
+          <w:b/>
+          <w:bCs/>
+          <w:color w:val="0070C0"/>
           <w:sz w:val="28"/>
           <w:szCs w:val="28"/>
         </w:rPr>
@@ -3893,6 +4067,7 @@
         <w:rPr>
           <w:b/>
           <w:bCs/>
+          <w:color w:val="0070C0"/>
           <w:sz w:val="28"/>
           <w:szCs w:val="28"/>
         </w:rPr>
@@ -3903,6 +4078,7 @@
         <w:rPr>
           <w:b/>
           <w:bCs/>
+          <w:color w:val="0070C0"/>
           <w:sz w:val="28"/>
           <w:szCs w:val="28"/>
         </w:rPr>
@@ -3913,16 +4089,18 @@
         <w:rPr>
           <w:b/>
           <w:bCs/>
-          <w:sz w:val="28"/>
-          <w:szCs w:val="28"/>
-        </w:rPr>
-        <w:t xml:space="preserve"> </w:t>
-      </w:r>
-      <w:proofErr w:type="spellStart"/>
-      <w:r>
-        <w:rPr>
-          <w:b/>
-          <w:bCs/>
+          <w:color w:val="0070C0"/>
+          <w:sz w:val="28"/>
+          <w:szCs w:val="28"/>
+        </w:rPr>
+        <w:t xml:space="preserve"> </w:t>
+      </w:r>
+      <w:proofErr w:type="spellStart"/>
+      <w:r>
+        <w:rPr>
+          <w:b/>
+          <w:bCs/>
+          <w:color w:val="0070C0"/>
           <w:sz w:val="28"/>
           <w:szCs w:val="28"/>
         </w:rPr>
@@ -3933,16 +4111,18 @@
         <w:rPr>
           <w:b/>
           <w:bCs/>
-          <w:sz w:val="28"/>
-          <w:szCs w:val="28"/>
-        </w:rPr>
-        <w:t xml:space="preserve"> </w:t>
-      </w:r>
-      <w:proofErr w:type="spellStart"/>
-      <w:r>
-        <w:rPr>
-          <w:b/>
-          <w:bCs/>
+          <w:color w:val="0070C0"/>
+          <w:sz w:val="28"/>
+          <w:szCs w:val="28"/>
+        </w:rPr>
+        <w:t xml:space="preserve"> </w:t>
+      </w:r>
+      <w:proofErr w:type="spellStart"/>
+      <w:r>
+        <w:rPr>
+          <w:b/>
+          <w:bCs/>
+          <w:color w:val="0070C0"/>
           <w:sz w:val="28"/>
           <w:szCs w:val="28"/>
         </w:rPr>
@@ -3951,6 +4131,7 @@
       <w:proofErr w:type="spellEnd"/>
       <w:r>
         <w:rPr>
+          <w:color w:val="0070C0"/>
           <w:sz w:val="28"/>
           <w:szCs w:val="28"/>
         </w:rPr>
@@ -4023,8 +4204,12 @@
         <w:t>dominated</w:t>
       </w:r>
       <w:proofErr w:type="spellEnd"/>
-    </w:p>
-    <w:p>
+      <w:r>
+        <w:t xml:space="preserve"> </w:t>
+      </w:r>
+      <w:r>
+        <w:br/>
+      </w:r>
       <w:proofErr w:type="spellStart"/>
       <w:r>
         <w:t>by</w:t>
@@ -4078,8 +4263,12 @@
         <w:t>widely</w:t>
       </w:r>
       <w:proofErr w:type="spellEnd"/>
-    </w:p>
-    <w:p>
+      <w:r>
+        <w:t xml:space="preserve"> </w:t>
+      </w:r>
+      <w:r>
+        <w:br/>
+      </w:r>
       <w:proofErr w:type="spellStart"/>
       <w:r>
         <w:t>accepted</w:t>
@@ -4152,8 +4341,12 @@
       <w:r>
         <w:t>,</w:t>
       </w:r>
-    </w:p>
-    <w:p>
+      <w:r>
+        <w:t xml:space="preserve"> </w:t>
+      </w:r>
+      <w:r>
+        <w:br/>
+      </w:r>
       <w:proofErr w:type="spellStart"/>
       <w:r>
         <w:t>dark</w:t>
@@ -4231,8 +4424,12 @@
         <w:t>the</w:t>
       </w:r>
       <w:proofErr w:type="spellEnd"/>
-    </w:p>
-    <w:p>
+      <w:r>
+        <w:t xml:space="preserve"> </w:t>
+      </w:r>
+      <w:r>
+        <w:br/>
+      </w:r>
       <w:r>
         <w:t xml:space="preserve">universe.1 </w:t>
       </w:r>
@@ -4305,8 +4502,12 @@
         <w:t>and</w:t>
       </w:r>
       <w:proofErr w:type="spellEnd"/>
-    </w:p>
-    <w:p>
+      <w:r>
+        <w:t xml:space="preserve"> </w:t>
+      </w:r>
+      <w:r>
+        <w:br/>
+      </w:r>
       <w:proofErr w:type="spellStart"/>
       <w:r>
         <w:t>undetectable</w:t>
@@ -4346,6 +4547,17 @@
       <w:proofErr w:type="spellEnd"/>
       <w:r>
         <w:t xml:space="preserve"> challenge.2..."</w:t>
+      </w:r>
+      <w:r>
+        <w:t>(</w:t>
+      </w:r>
+      <w:proofErr w:type="spellStart"/>
+      <w:r>
+        <w:t>Jun</w:t>
+      </w:r>
+      <w:proofErr w:type="spellEnd"/>
+      <w:r>
+        <w:t>/2025)</w:t>
       </w:r>
     </w:p>
     <w:p>
@@ -4382,6 +4594,7 @@
         <w:rPr>
           <w:b/>
           <w:bCs/>
+          <w:color w:val="0070C0"/>
           <w:sz w:val="28"/>
           <w:szCs w:val="28"/>
         </w:rPr>
@@ -4390,16 +4603,40 @@
         <w:rPr>
           <w:b/>
           <w:bCs/>
+          <w:color w:val="0070C0"/>
+          <w:sz w:val="28"/>
+          <w:szCs w:val="28"/>
+        </w:rPr>
+        <w:t>(</w:t>
+      </w:r>
+      <w:proofErr w:type="gramStart"/>
+      <w:r>
+        <w:rPr>
+          <w:b/>
+          <w:bCs/>
+          <w:color w:val="0070C0"/>
+          <w:sz w:val="28"/>
+          <w:szCs w:val="28"/>
+        </w:rPr>
+        <w:t>*)</w:t>
+      </w:r>
+      <w:r>
+        <w:rPr>
+          <w:b/>
+          <w:bCs/>
+          <w:color w:val="0070C0"/>
           <w:sz w:val="28"/>
           <w:szCs w:val="28"/>
         </w:rPr>
         <w:t>´</w:t>
       </w:r>
       <w:proofErr w:type="spellStart"/>
-      <w:r>
-        <w:rPr>
-          <w:b/>
-          <w:bCs/>
+      <w:proofErr w:type="gramEnd"/>
+      <w:r>
+        <w:rPr>
+          <w:b/>
+          <w:bCs/>
+          <w:color w:val="0070C0"/>
           <w:sz w:val="28"/>
           <w:szCs w:val="28"/>
         </w:rPr>
@@ -4410,6 +4647,7 @@
         <w:rPr>
           <w:b/>
           <w:bCs/>
+          <w:color w:val="0070C0"/>
           <w:sz w:val="28"/>
           <w:szCs w:val="28"/>
         </w:rPr>
@@ -4420,6 +4658,7 @@
         <w:rPr>
           <w:b/>
           <w:bCs/>
+          <w:color w:val="0070C0"/>
           <w:sz w:val="28"/>
           <w:szCs w:val="28"/>
         </w:rPr>
@@ -4430,6 +4669,7 @@
         <w:rPr>
           <w:b/>
           <w:bCs/>
+          <w:color w:val="0070C0"/>
           <w:sz w:val="28"/>
           <w:szCs w:val="28"/>
         </w:rPr>
@@ -4440,6 +4680,7 @@
         <w:rPr>
           <w:b/>
           <w:bCs/>
+          <w:color w:val="0070C0"/>
           <w:sz w:val="28"/>
           <w:szCs w:val="28"/>
         </w:rPr>
@@ -4450,6 +4691,7 @@
         <w:rPr>
           <w:b/>
           <w:bCs/>
+          <w:color w:val="0070C0"/>
           <w:sz w:val="28"/>
           <w:szCs w:val="28"/>
         </w:rPr>
@@ -4723,6 +4965,17 @@
       <w:proofErr w:type="spellEnd"/>
       <w:r>
         <w:t>. "</w:t>
+      </w:r>
+      <w:r>
+        <w:t>(</w:t>
+      </w:r>
+      <w:proofErr w:type="spellStart"/>
+      <w:r>
+        <w:t>Apr</w:t>
+      </w:r>
+      <w:proofErr w:type="spellEnd"/>
+      <w:r>
+        <w:t>/2025)</w:t>
       </w:r>
     </w:p>
     <w:p>
@@ -4748,6 +5001,7 @@
         <w:rPr>
           <w:b/>
           <w:bCs/>
+          <w:color w:val="0070C0"/>
           <w:sz w:val="28"/>
           <w:szCs w:val="28"/>
         </w:rPr>
@@ -4756,6 +5010,7 @@
         <w:rPr>
           <w:b/>
           <w:bCs/>
+          <w:color w:val="0070C0"/>
           <w:sz w:val="28"/>
           <w:szCs w:val="28"/>
         </w:rPr>
@@ -4766,6 +5021,7 @@
         <w:rPr>
           <w:b/>
           <w:bCs/>
+          <w:color w:val="0070C0"/>
           <w:sz w:val="28"/>
           <w:szCs w:val="28"/>
         </w:rPr>
@@ -4776,6 +5032,7 @@
         <w:rPr>
           <w:b/>
           <w:bCs/>
+          <w:color w:val="0070C0"/>
           <w:sz w:val="28"/>
           <w:szCs w:val="28"/>
         </w:rPr>
@@ -4786,6 +5043,7 @@
         <w:rPr>
           <w:b/>
           <w:bCs/>
+          <w:color w:val="0070C0"/>
           <w:sz w:val="28"/>
           <w:szCs w:val="28"/>
         </w:rPr>
@@ -4796,6 +5054,7 @@
         <w:rPr>
           <w:b/>
           <w:bCs/>
+          <w:color w:val="0070C0"/>
           <w:sz w:val="28"/>
           <w:szCs w:val="28"/>
         </w:rPr>
@@ -4807,6 +5066,7 @@
         <w:rPr>
           <w:b/>
           <w:bCs/>
+          <w:color w:val="0070C0"/>
           <w:sz w:val="28"/>
           <w:szCs w:val="28"/>
         </w:rPr>
@@ -4817,6 +5077,7 @@
         <w:rPr>
           <w:b/>
           <w:bCs/>
+          <w:color w:val="0070C0"/>
           <w:sz w:val="28"/>
           <w:szCs w:val="28"/>
         </w:rPr>
@@ -4827,16 +5088,18 @@
         <w:rPr>
           <w:b/>
           <w:bCs/>
-          <w:sz w:val="28"/>
-          <w:szCs w:val="28"/>
-        </w:rPr>
-        <w:t xml:space="preserve"> </w:t>
-      </w:r>
-      <w:proofErr w:type="spellStart"/>
-      <w:r>
-        <w:rPr>
-          <w:b/>
-          <w:bCs/>
+          <w:color w:val="0070C0"/>
+          <w:sz w:val="28"/>
+          <w:szCs w:val="28"/>
+        </w:rPr>
+        <w:t xml:space="preserve"> </w:t>
+      </w:r>
+      <w:proofErr w:type="spellStart"/>
+      <w:r>
+        <w:rPr>
+          <w:b/>
+          <w:bCs/>
+          <w:color w:val="0070C0"/>
           <w:sz w:val="28"/>
           <w:szCs w:val="28"/>
         </w:rPr>
@@ -4847,16 +5110,18 @@
         <w:rPr>
           <w:b/>
           <w:bCs/>
-          <w:sz w:val="28"/>
-          <w:szCs w:val="28"/>
-        </w:rPr>
-        <w:t xml:space="preserve"> </w:t>
-      </w:r>
-      <w:proofErr w:type="spellStart"/>
-      <w:r>
-        <w:rPr>
-          <w:b/>
-          <w:bCs/>
+          <w:color w:val="0070C0"/>
+          <w:sz w:val="28"/>
+          <w:szCs w:val="28"/>
+        </w:rPr>
+        <w:t xml:space="preserve"> </w:t>
+      </w:r>
+      <w:proofErr w:type="spellStart"/>
+      <w:r>
+        <w:rPr>
+          <w:b/>
+          <w:bCs/>
+          <w:color w:val="0070C0"/>
           <w:sz w:val="28"/>
           <w:szCs w:val="28"/>
         </w:rPr>
@@ -4867,6 +5132,7 @@
         <w:rPr>
           <w:b/>
           <w:bCs/>
+          <w:color w:val="0070C0"/>
           <w:sz w:val="28"/>
           <w:szCs w:val="28"/>
         </w:rPr>
@@ -5030,12 +5296,20 @@
         <w:t xml:space="preserve"> Background (CMB) </w:t>
       </w:r>
       <w:proofErr w:type="spellStart"/>
+      <w:proofErr w:type="gramStart"/>
       <w:r>
         <w:t>radiation</w:t>
       </w:r>
       <w:proofErr w:type="spellEnd"/>
       <w:r>
         <w:t>.</w:t>
+      </w:r>
+      <w:r>
+        <w:t>(</w:t>
+      </w:r>
+      <w:proofErr w:type="gramEnd"/>
+      <w:r>
+        <w:t>May/2025)</w:t>
       </w:r>
     </w:p>
     <w:p>
@@ -5069,6 +5343,7 @@
         <w:rPr>
           <w:b/>
           <w:bCs/>
+          <w:color w:val="0070C0"/>
           <w:sz w:val="28"/>
           <w:szCs w:val="28"/>
         </w:rPr>
@@ -5077,6 +5352,7 @@
         <w:rPr>
           <w:b/>
           <w:bCs/>
+          <w:color w:val="0070C0"/>
           <w:sz w:val="28"/>
           <w:szCs w:val="28"/>
         </w:rPr>
@@ -5088,6 +5364,7 @@
         <w:rPr>
           <w:b/>
           <w:bCs/>
+          <w:color w:val="0070C0"/>
           <w:sz w:val="28"/>
           <w:szCs w:val="28"/>
         </w:rPr>
@@ -5098,6 +5375,7 @@
         <w:rPr>
           <w:b/>
           <w:bCs/>
+          <w:color w:val="0070C0"/>
           <w:sz w:val="28"/>
           <w:szCs w:val="28"/>
         </w:rPr>
@@ -5108,6 +5386,7 @@
         <w:rPr>
           <w:b/>
           <w:bCs/>
+          <w:color w:val="0070C0"/>
           <w:sz w:val="28"/>
           <w:szCs w:val="28"/>
         </w:rPr>
@@ -5118,16 +5397,18 @@
         <w:rPr>
           <w:b/>
           <w:bCs/>
-          <w:sz w:val="28"/>
-          <w:szCs w:val="28"/>
-        </w:rPr>
-        <w:t xml:space="preserve"> </w:t>
-      </w:r>
-      <w:proofErr w:type="spellStart"/>
-      <w:r>
-        <w:rPr>
-          <w:b/>
-          <w:bCs/>
+          <w:color w:val="0070C0"/>
+          <w:sz w:val="28"/>
+          <w:szCs w:val="28"/>
+        </w:rPr>
+        <w:t xml:space="preserve"> </w:t>
+      </w:r>
+      <w:proofErr w:type="spellStart"/>
+      <w:r>
+        <w:rPr>
+          <w:b/>
+          <w:bCs/>
+          <w:color w:val="0070C0"/>
           <w:sz w:val="28"/>
           <w:szCs w:val="28"/>
         </w:rPr>
@@ -5138,6 +5419,7 @@
         <w:rPr>
           <w:b/>
           <w:bCs/>
+          <w:color w:val="0070C0"/>
           <w:sz w:val="28"/>
           <w:szCs w:val="28"/>
         </w:rPr>
@@ -5148,6 +5430,7 @@
         <w:rPr>
           <w:b/>
           <w:bCs/>
+          <w:color w:val="0070C0"/>
           <w:sz w:val="28"/>
           <w:szCs w:val="28"/>
         </w:rPr>
@@ -5158,6 +5441,7 @@
         <w:rPr>
           <w:b/>
           <w:bCs/>
+          <w:color w:val="0070C0"/>
           <w:sz w:val="28"/>
           <w:szCs w:val="28"/>
         </w:rPr>
@@ -5168,6 +5452,7 @@
         <w:rPr>
           <w:b/>
           <w:bCs/>
+          <w:color w:val="0070C0"/>
           <w:sz w:val="28"/>
           <w:szCs w:val="28"/>
         </w:rPr>
@@ -5178,6 +5463,7 @@
         <w:rPr>
           <w:b/>
           <w:bCs/>
+          <w:color w:val="0070C0"/>
           <w:sz w:val="28"/>
           <w:szCs w:val="28"/>
         </w:rPr>
@@ -5331,6 +5617,9 @@
       <w:proofErr w:type="spellEnd"/>
       <w:r>
         <w:t>."</w:t>
+      </w:r>
+      <w:r>
+        <w:t>(Mar/2025)</w:t>
       </w:r>
     </w:p>
     <w:p>
@@ -5357,6 +5646,7 @@
         <w:rPr>
           <w:b/>
           <w:bCs/>
+          <w:color w:val="0070C0"/>
           <w:sz w:val="28"/>
           <w:szCs w:val="28"/>
         </w:rPr>
@@ -5365,16 +5655,40 @@
         <w:rPr>
           <w:b/>
           <w:bCs/>
+          <w:color w:val="0070C0"/>
+          <w:sz w:val="28"/>
+          <w:szCs w:val="28"/>
+        </w:rPr>
+        <w:t>(</w:t>
+      </w:r>
+      <w:proofErr w:type="gramStart"/>
+      <w:r>
+        <w:rPr>
+          <w:b/>
+          <w:bCs/>
+          <w:color w:val="0070C0"/>
+          <w:sz w:val="28"/>
+          <w:szCs w:val="28"/>
+        </w:rPr>
+        <w:t>*)</w:t>
+      </w:r>
+      <w:r>
+        <w:rPr>
+          <w:b/>
+          <w:bCs/>
+          <w:color w:val="0070C0"/>
           <w:sz w:val="28"/>
           <w:szCs w:val="28"/>
         </w:rPr>
         <w:t>´</w:t>
       </w:r>
       <w:proofErr w:type="spellStart"/>
-      <w:r>
-        <w:rPr>
-          <w:b/>
-          <w:bCs/>
+      <w:proofErr w:type="gramEnd"/>
+      <w:r>
+        <w:rPr>
+          <w:b/>
+          <w:bCs/>
+          <w:color w:val="0070C0"/>
           <w:sz w:val="28"/>
           <w:szCs w:val="28"/>
         </w:rPr>
@@ -5385,16 +5699,18 @@
         <w:rPr>
           <w:b/>
           <w:bCs/>
-          <w:sz w:val="28"/>
-          <w:szCs w:val="28"/>
-        </w:rPr>
-        <w:t xml:space="preserve"> </w:t>
-      </w:r>
-      <w:proofErr w:type="spellStart"/>
-      <w:r>
-        <w:rPr>
-          <w:b/>
-          <w:bCs/>
+          <w:color w:val="0070C0"/>
+          <w:sz w:val="28"/>
+          <w:szCs w:val="28"/>
+        </w:rPr>
+        <w:t xml:space="preserve"> </w:t>
+      </w:r>
+      <w:proofErr w:type="spellStart"/>
+      <w:r>
+        <w:rPr>
+          <w:b/>
+          <w:bCs/>
+          <w:color w:val="0070C0"/>
           <w:sz w:val="28"/>
           <w:szCs w:val="28"/>
         </w:rPr>
@@ -5405,6 +5721,7 @@
         <w:rPr>
           <w:b/>
           <w:bCs/>
+          <w:color w:val="0070C0"/>
           <w:sz w:val="28"/>
           <w:szCs w:val="28"/>
         </w:rPr>
@@ -5415,6 +5732,7 @@
         <w:rPr>
           <w:b/>
           <w:bCs/>
+          <w:color w:val="0070C0"/>
           <w:sz w:val="28"/>
           <w:szCs w:val="28"/>
         </w:rPr>
@@ -5425,16 +5743,18 @@
         <w:rPr>
           <w:b/>
           <w:bCs/>
-          <w:sz w:val="28"/>
-          <w:szCs w:val="28"/>
-        </w:rPr>
-        <w:t xml:space="preserve"> </w:t>
-      </w:r>
-      <w:proofErr w:type="spellStart"/>
-      <w:r>
-        <w:rPr>
-          <w:b/>
-          <w:bCs/>
+          <w:color w:val="0070C0"/>
+          <w:sz w:val="28"/>
+          <w:szCs w:val="28"/>
+        </w:rPr>
+        <w:t xml:space="preserve"> </w:t>
+      </w:r>
+      <w:proofErr w:type="spellStart"/>
+      <w:r>
+        <w:rPr>
+          <w:b/>
+          <w:bCs/>
+          <w:color w:val="0070C0"/>
           <w:sz w:val="28"/>
           <w:szCs w:val="28"/>
         </w:rPr>
@@ -5445,6 +5765,7 @@
         <w:rPr>
           <w:b/>
           <w:bCs/>
+          <w:color w:val="0070C0"/>
           <w:sz w:val="28"/>
           <w:szCs w:val="28"/>
         </w:rPr>
@@ -5455,6 +5776,7 @@
         <w:rPr>
           <w:b/>
           <w:bCs/>
+          <w:color w:val="0070C0"/>
           <w:sz w:val="28"/>
           <w:szCs w:val="28"/>
         </w:rPr>
@@ -5465,16 +5787,18 @@
         <w:rPr>
           <w:b/>
           <w:bCs/>
-          <w:sz w:val="28"/>
-          <w:szCs w:val="28"/>
-        </w:rPr>
-        <w:t xml:space="preserve"> </w:t>
-      </w:r>
-      <w:proofErr w:type="spellStart"/>
-      <w:r>
-        <w:rPr>
-          <w:b/>
-          <w:bCs/>
+          <w:color w:val="0070C0"/>
+          <w:sz w:val="28"/>
+          <w:szCs w:val="28"/>
+        </w:rPr>
+        <w:t xml:space="preserve"> </w:t>
+      </w:r>
+      <w:proofErr w:type="spellStart"/>
+      <w:r>
+        <w:rPr>
+          <w:b/>
+          <w:bCs/>
+          <w:color w:val="0070C0"/>
           <w:sz w:val="28"/>
           <w:szCs w:val="28"/>
         </w:rPr>
@@ -5485,16 +5809,18 @@
         <w:rPr>
           <w:b/>
           <w:bCs/>
-          <w:sz w:val="28"/>
-          <w:szCs w:val="28"/>
-        </w:rPr>
-        <w:t xml:space="preserve"> </w:t>
-      </w:r>
-      <w:proofErr w:type="spellStart"/>
-      <w:r>
-        <w:rPr>
-          <w:b/>
-          <w:bCs/>
+          <w:color w:val="0070C0"/>
+          <w:sz w:val="28"/>
+          <w:szCs w:val="28"/>
+        </w:rPr>
+        <w:t xml:space="preserve"> </w:t>
+      </w:r>
+      <w:proofErr w:type="spellStart"/>
+      <w:r>
+        <w:rPr>
+          <w:b/>
+          <w:bCs/>
+          <w:color w:val="0070C0"/>
           <w:sz w:val="28"/>
           <w:szCs w:val="28"/>
         </w:rPr>
@@ -5505,6 +5831,7 @@
         <w:rPr>
           <w:b/>
           <w:bCs/>
+          <w:color w:val="0070C0"/>
           <w:sz w:val="28"/>
           <w:szCs w:val="28"/>
         </w:rPr>
@@ -5738,8 +6065,9 @@
       <w:r>
         <w:t xml:space="preserve"> Energy.</w:t>
       </w:r>
-    </w:p>
-    <w:p>
+      <w:r>
+        <w:br/>
+      </w:r>
       <w:proofErr w:type="spellStart"/>
       <w:r>
         <w:t>We</w:t>
@@ -5910,6 +6238,17 @@
       <w:proofErr w:type="spellEnd"/>
       <w:r>
         <w:t>."</w:t>
+      </w:r>
+      <w:r>
+        <w:t>(</w:t>
+      </w:r>
+      <w:proofErr w:type="spellStart"/>
+      <w:r>
+        <w:t>Fev</w:t>
+      </w:r>
+      <w:proofErr w:type="spellEnd"/>
+      <w:r>
+        <w:t>/2025)</w:t>
       </w:r>
     </w:p>
     <w:p>
@@ -5936,6 +6275,7 @@
         <w:rPr>
           <w:b/>
           <w:bCs/>
+          <w:color w:val="0070C0"/>
           <w:sz w:val="28"/>
           <w:szCs w:val="28"/>
         </w:rPr>
@@ -5944,16 +6284,40 @@
         <w:rPr>
           <w:b/>
           <w:bCs/>
+          <w:color w:val="0070C0"/>
+          <w:sz w:val="28"/>
+          <w:szCs w:val="28"/>
+        </w:rPr>
+        <w:t>(</w:t>
+      </w:r>
+      <w:proofErr w:type="gramStart"/>
+      <w:r>
+        <w:rPr>
+          <w:b/>
+          <w:bCs/>
+          <w:color w:val="0070C0"/>
+          <w:sz w:val="28"/>
+          <w:szCs w:val="28"/>
+        </w:rPr>
+        <w:t>*)</w:t>
+      </w:r>
+      <w:r>
+        <w:rPr>
+          <w:b/>
+          <w:bCs/>
+          <w:color w:val="0070C0"/>
           <w:sz w:val="28"/>
           <w:szCs w:val="28"/>
         </w:rPr>
         <w:t>´</w:t>
       </w:r>
       <w:proofErr w:type="spellStart"/>
-      <w:r>
-        <w:rPr>
-          <w:b/>
-          <w:bCs/>
+      <w:proofErr w:type="gramEnd"/>
+      <w:r>
+        <w:rPr>
+          <w:b/>
+          <w:bCs/>
+          <w:color w:val="0070C0"/>
           <w:sz w:val="28"/>
           <w:szCs w:val="28"/>
         </w:rPr>
@@ -5964,16 +6328,18 @@
         <w:rPr>
           <w:b/>
           <w:bCs/>
-          <w:sz w:val="28"/>
-          <w:szCs w:val="28"/>
-        </w:rPr>
-        <w:t xml:space="preserve"> </w:t>
-      </w:r>
-      <w:proofErr w:type="spellStart"/>
-      <w:r>
-        <w:rPr>
-          <w:b/>
-          <w:bCs/>
+          <w:color w:val="0070C0"/>
+          <w:sz w:val="28"/>
+          <w:szCs w:val="28"/>
+        </w:rPr>
+        <w:t xml:space="preserve"> </w:t>
+      </w:r>
+      <w:proofErr w:type="spellStart"/>
+      <w:r>
+        <w:rPr>
+          <w:b/>
+          <w:bCs/>
+          <w:color w:val="0070C0"/>
           <w:sz w:val="28"/>
           <w:szCs w:val="28"/>
         </w:rPr>
@@ -5984,16 +6350,18 @@
         <w:rPr>
           <w:b/>
           <w:bCs/>
-          <w:sz w:val="28"/>
-          <w:szCs w:val="28"/>
-        </w:rPr>
-        <w:t xml:space="preserve"> </w:t>
-      </w:r>
-      <w:proofErr w:type="spellStart"/>
-      <w:r>
-        <w:rPr>
-          <w:b/>
-          <w:bCs/>
+          <w:color w:val="0070C0"/>
+          <w:sz w:val="28"/>
+          <w:szCs w:val="28"/>
+        </w:rPr>
+        <w:t xml:space="preserve"> </w:t>
+      </w:r>
+      <w:proofErr w:type="spellStart"/>
+      <w:r>
+        <w:rPr>
+          <w:b/>
+          <w:bCs/>
+          <w:color w:val="0070C0"/>
           <w:sz w:val="28"/>
           <w:szCs w:val="28"/>
         </w:rPr>
@@ -6004,6 +6372,7 @@
         <w:rPr>
           <w:b/>
           <w:bCs/>
+          <w:color w:val="0070C0"/>
           <w:sz w:val="28"/>
           <w:szCs w:val="28"/>
         </w:rPr>
@@ -6014,6 +6383,7 @@
         <w:rPr>
           <w:b/>
           <w:bCs/>
+          <w:color w:val="0070C0"/>
           <w:sz w:val="28"/>
           <w:szCs w:val="28"/>
         </w:rPr>
@@ -6024,6 +6394,7 @@
         <w:rPr>
           <w:b/>
           <w:bCs/>
+          <w:color w:val="0070C0"/>
           <w:sz w:val="28"/>
           <w:szCs w:val="28"/>
         </w:rPr>
@@ -6034,6 +6405,7 @@
         <w:rPr>
           <w:b/>
           <w:bCs/>
+          <w:color w:val="0070C0"/>
           <w:sz w:val="28"/>
           <w:szCs w:val="28"/>
         </w:rPr>
@@ -6044,16 +6416,18 @@
         <w:rPr>
           <w:b/>
           <w:bCs/>
-          <w:sz w:val="28"/>
-          <w:szCs w:val="28"/>
-        </w:rPr>
-        <w:t xml:space="preserve"> </w:t>
-      </w:r>
-      <w:proofErr w:type="spellStart"/>
-      <w:r>
-        <w:rPr>
-          <w:b/>
-          <w:bCs/>
+          <w:color w:val="0070C0"/>
+          <w:sz w:val="28"/>
+          <w:szCs w:val="28"/>
+        </w:rPr>
+        <w:t xml:space="preserve"> </w:t>
+      </w:r>
+      <w:proofErr w:type="spellStart"/>
+      <w:r>
+        <w:rPr>
+          <w:b/>
+          <w:bCs/>
+          <w:color w:val="0070C0"/>
           <w:sz w:val="28"/>
           <w:szCs w:val="28"/>
         </w:rPr>
@@ -6064,16 +6438,18 @@
         <w:rPr>
           <w:b/>
           <w:bCs/>
-          <w:sz w:val="28"/>
-          <w:szCs w:val="28"/>
-        </w:rPr>
-        <w:t xml:space="preserve"> </w:t>
-      </w:r>
-      <w:proofErr w:type="spellStart"/>
-      <w:r>
-        <w:rPr>
-          <w:b/>
-          <w:bCs/>
+          <w:color w:val="0070C0"/>
+          <w:sz w:val="28"/>
+          <w:szCs w:val="28"/>
+        </w:rPr>
+        <w:t xml:space="preserve"> </w:t>
+      </w:r>
+      <w:proofErr w:type="spellStart"/>
+      <w:r>
+        <w:rPr>
+          <w:b/>
+          <w:bCs/>
+          <w:color w:val="0070C0"/>
           <w:sz w:val="28"/>
           <w:szCs w:val="28"/>
         </w:rPr>
@@ -6084,16 +6460,18 @@
         <w:rPr>
           <w:b/>
           <w:bCs/>
-          <w:sz w:val="28"/>
-          <w:szCs w:val="28"/>
-        </w:rPr>
-        <w:t xml:space="preserve"> </w:t>
-      </w:r>
-      <w:proofErr w:type="spellStart"/>
-      <w:r>
-        <w:rPr>
-          <w:b/>
-          <w:bCs/>
+          <w:color w:val="0070C0"/>
+          <w:sz w:val="28"/>
+          <w:szCs w:val="28"/>
+        </w:rPr>
+        <w:t xml:space="preserve"> </w:t>
+      </w:r>
+      <w:proofErr w:type="spellStart"/>
+      <w:r>
+        <w:rPr>
+          <w:b/>
+          <w:bCs/>
+          <w:color w:val="0070C0"/>
           <w:sz w:val="28"/>
           <w:szCs w:val="28"/>
         </w:rPr>
@@ -6104,16 +6482,18 @@
         <w:rPr>
           <w:b/>
           <w:bCs/>
-          <w:sz w:val="28"/>
-          <w:szCs w:val="28"/>
-        </w:rPr>
-        <w:t xml:space="preserve"> </w:t>
-      </w:r>
-      <w:proofErr w:type="spellStart"/>
-      <w:r>
-        <w:rPr>
-          <w:b/>
-          <w:bCs/>
+          <w:color w:val="0070C0"/>
+          <w:sz w:val="28"/>
+          <w:szCs w:val="28"/>
+        </w:rPr>
+        <w:t xml:space="preserve"> </w:t>
+      </w:r>
+      <w:proofErr w:type="spellStart"/>
+      <w:r>
+        <w:rPr>
+          <w:b/>
+          <w:bCs/>
+          <w:color w:val="0070C0"/>
           <w:sz w:val="28"/>
           <w:szCs w:val="28"/>
         </w:rPr>
@@ -6124,16 +6504,18 @@
         <w:rPr>
           <w:b/>
           <w:bCs/>
-          <w:sz w:val="28"/>
-          <w:szCs w:val="28"/>
-        </w:rPr>
-        <w:t xml:space="preserve"> </w:t>
-      </w:r>
-      <w:proofErr w:type="spellStart"/>
-      <w:r>
-        <w:rPr>
-          <w:b/>
-          <w:bCs/>
+          <w:color w:val="0070C0"/>
+          <w:sz w:val="28"/>
+          <w:szCs w:val="28"/>
+        </w:rPr>
+        <w:t xml:space="preserve"> </w:t>
+      </w:r>
+      <w:proofErr w:type="spellStart"/>
+      <w:r>
+        <w:rPr>
+          <w:b/>
+          <w:bCs/>
+          <w:color w:val="0070C0"/>
           <w:sz w:val="28"/>
           <w:szCs w:val="28"/>
         </w:rPr>
@@ -6144,16 +6526,18 @@
         <w:rPr>
           <w:b/>
           <w:bCs/>
-          <w:sz w:val="28"/>
-          <w:szCs w:val="28"/>
-        </w:rPr>
-        <w:t xml:space="preserve"> </w:t>
-      </w:r>
-      <w:proofErr w:type="spellStart"/>
-      <w:r>
-        <w:rPr>
-          <w:b/>
-          <w:bCs/>
+          <w:color w:val="0070C0"/>
+          <w:sz w:val="28"/>
+          <w:szCs w:val="28"/>
+        </w:rPr>
+        <w:t xml:space="preserve"> </w:t>
+      </w:r>
+      <w:proofErr w:type="spellStart"/>
+      <w:r>
+        <w:rPr>
+          <w:b/>
+          <w:bCs/>
+          <w:color w:val="0070C0"/>
           <w:sz w:val="28"/>
           <w:szCs w:val="28"/>
         </w:rPr>
@@ -6164,6 +6548,7 @@
         <w:rPr>
           <w:b/>
           <w:bCs/>
+          <w:color w:val="0070C0"/>
           <w:sz w:val="28"/>
           <w:szCs w:val="28"/>
         </w:rPr>
@@ -6367,7 +6752,18 @@
       </w:r>
       <w:proofErr w:type="spellEnd"/>
       <w:r>
-        <w:t xml:space="preserve"> Energy” ".</w:t>
+        <w:t xml:space="preserve"> Energy” </w:t>
+      </w:r>
+      <w:proofErr w:type="gramStart"/>
+      <w:r>
+        <w:t>".</w:t>
+      </w:r>
+      <w:r>
+        <w:t>(</w:t>
+      </w:r>
+      <w:proofErr w:type="gramEnd"/>
+      <w:r>
+        <w:t>Mar/2019)</w:t>
       </w:r>
       <w:r>
         <w:br/>
@@ -6395,6 +6791,7 @@
         <w:rPr>
           <w:b/>
           <w:bCs/>
+          <w:color w:val="0070C0"/>
           <w:sz w:val="28"/>
           <w:szCs w:val="28"/>
         </w:rPr>
@@ -6403,6 +6800,7 @@
         <w:rPr>
           <w:b/>
           <w:bCs/>
+          <w:color w:val="0070C0"/>
           <w:sz w:val="28"/>
           <w:szCs w:val="28"/>
         </w:rPr>
@@ -6413,6 +6811,7 @@
         <w:rPr>
           <w:b/>
           <w:bCs/>
+          <w:color w:val="0070C0"/>
           <w:sz w:val="28"/>
           <w:szCs w:val="28"/>
         </w:rPr>
@@ -6423,16 +6822,18 @@
         <w:rPr>
           <w:b/>
           <w:bCs/>
-          <w:sz w:val="28"/>
-          <w:szCs w:val="28"/>
-        </w:rPr>
-        <w:t xml:space="preserve"> </w:t>
-      </w:r>
-      <w:proofErr w:type="spellStart"/>
-      <w:r>
-        <w:rPr>
-          <w:b/>
-          <w:bCs/>
+          <w:color w:val="0070C0"/>
+          <w:sz w:val="28"/>
+          <w:szCs w:val="28"/>
+        </w:rPr>
+        <w:t xml:space="preserve"> </w:t>
+      </w:r>
+      <w:proofErr w:type="spellStart"/>
+      <w:r>
+        <w:rPr>
+          <w:b/>
+          <w:bCs/>
+          <w:color w:val="0070C0"/>
           <w:sz w:val="28"/>
           <w:szCs w:val="28"/>
         </w:rPr>
@@ -6443,16 +6844,18 @@
         <w:rPr>
           <w:b/>
           <w:bCs/>
-          <w:sz w:val="28"/>
-          <w:szCs w:val="28"/>
-        </w:rPr>
-        <w:t xml:space="preserve"> </w:t>
-      </w:r>
-      <w:proofErr w:type="spellStart"/>
-      <w:r>
-        <w:rPr>
-          <w:b/>
-          <w:bCs/>
+          <w:color w:val="0070C0"/>
+          <w:sz w:val="28"/>
+          <w:szCs w:val="28"/>
+        </w:rPr>
+        <w:t xml:space="preserve"> </w:t>
+      </w:r>
+      <w:proofErr w:type="spellStart"/>
+      <w:r>
+        <w:rPr>
+          <w:b/>
+          <w:bCs/>
+          <w:color w:val="0070C0"/>
           <w:sz w:val="28"/>
           <w:szCs w:val="28"/>
         </w:rPr>
@@ -6463,16 +6866,18 @@
         <w:rPr>
           <w:b/>
           <w:bCs/>
-          <w:sz w:val="28"/>
-          <w:szCs w:val="28"/>
-        </w:rPr>
-        <w:t xml:space="preserve"> </w:t>
-      </w:r>
-      <w:proofErr w:type="spellStart"/>
-      <w:r>
-        <w:rPr>
-          <w:b/>
-          <w:bCs/>
+          <w:color w:val="0070C0"/>
+          <w:sz w:val="28"/>
+          <w:szCs w:val="28"/>
+        </w:rPr>
+        <w:t xml:space="preserve"> </w:t>
+      </w:r>
+      <w:proofErr w:type="spellStart"/>
+      <w:r>
+        <w:rPr>
+          <w:b/>
+          <w:bCs/>
+          <w:color w:val="0070C0"/>
           <w:sz w:val="28"/>
           <w:szCs w:val="28"/>
         </w:rPr>
@@ -6483,16 +6888,18 @@
         <w:rPr>
           <w:b/>
           <w:bCs/>
-          <w:sz w:val="28"/>
-          <w:szCs w:val="28"/>
-        </w:rPr>
-        <w:t xml:space="preserve"> </w:t>
-      </w:r>
-      <w:proofErr w:type="spellStart"/>
-      <w:r>
-        <w:rPr>
-          <w:b/>
-          <w:bCs/>
+          <w:color w:val="0070C0"/>
+          <w:sz w:val="28"/>
+          <w:szCs w:val="28"/>
+        </w:rPr>
+        <w:t xml:space="preserve"> </w:t>
+      </w:r>
+      <w:proofErr w:type="spellStart"/>
+      <w:r>
+        <w:rPr>
+          <w:b/>
+          <w:bCs/>
+          <w:color w:val="0070C0"/>
           <w:sz w:val="28"/>
           <w:szCs w:val="28"/>
         </w:rPr>
@@ -6503,16 +6910,18 @@
         <w:rPr>
           <w:b/>
           <w:bCs/>
-          <w:sz w:val="28"/>
-          <w:szCs w:val="28"/>
-        </w:rPr>
-        <w:t xml:space="preserve"> </w:t>
-      </w:r>
-      <w:proofErr w:type="spellStart"/>
-      <w:r>
-        <w:rPr>
-          <w:b/>
-          <w:bCs/>
+          <w:color w:val="0070C0"/>
+          <w:sz w:val="28"/>
+          <w:szCs w:val="28"/>
+        </w:rPr>
+        <w:t xml:space="preserve"> </w:t>
+      </w:r>
+      <w:proofErr w:type="spellStart"/>
+      <w:r>
+        <w:rPr>
+          <w:b/>
+          <w:bCs/>
+          <w:color w:val="0070C0"/>
           <w:sz w:val="28"/>
           <w:szCs w:val="28"/>
         </w:rPr>
@@ -6523,16 +6932,18 @@
         <w:rPr>
           <w:b/>
           <w:bCs/>
-          <w:sz w:val="28"/>
-          <w:szCs w:val="28"/>
-        </w:rPr>
-        <w:t xml:space="preserve"> </w:t>
-      </w:r>
-      <w:proofErr w:type="spellStart"/>
-      <w:r>
-        <w:rPr>
-          <w:b/>
-          <w:bCs/>
+          <w:color w:val="0070C0"/>
+          <w:sz w:val="28"/>
+          <w:szCs w:val="28"/>
+        </w:rPr>
+        <w:t xml:space="preserve"> </w:t>
+      </w:r>
+      <w:proofErr w:type="spellStart"/>
+      <w:r>
+        <w:rPr>
+          <w:b/>
+          <w:bCs/>
+          <w:color w:val="0070C0"/>
           <w:sz w:val="28"/>
           <w:szCs w:val="28"/>
         </w:rPr>
@@ -6543,16 +6954,18 @@
         <w:rPr>
           <w:b/>
           <w:bCs/>
-          <w:sz w:val="28"/>
-          <w:szCs w:val="28"/>
-        </w:rPr>
-        <w:t xml:space="preserve"> </w:t>
-      </w:r>
-      <w:proofErr w:type="spellStart"/>
-      <w:r>
-        <w:rPr>
-          <w:b/>
-          <w:bCs/>
+          <w:color w:val="0070C0"/>
+          <w:sz w:val="28"/>
+          <w:szCs w:val="28"/>
+        </w:rPr>
+        <w:t xml:space="preserve"> </w:t>
+      </w:r>
+      <w:proofErr w:type="spellStart"/>
+      <w:r>
+        <w:rPr>
+          <w:b/>
+          <w:bCs/>
+          <w:color w:val="0070C0"/>
           <w:sz w:val="28"/>
           <w:szCs w:val="28"/>
         </w:rPr>
@@ -6563,6 +6976,7 @@
         <w:rPr>
           <w:b/>
           <w:bCs/>
+          <w:color w:val="0070C0"/>
           <w:sz w:val="28"/>
           <w:szCs w:val="28"/>
         </w:rPr>
@@ -7056,6 +7470,9 @@
       <w:proofErr w:type="spellEnd"/>
       <w:r>
         <w:t>."</w:t>
+      </w:r>
+      <w:r>
+        <w:t>(Jan/2017)</w:t>
       </w:r>
     </w:p>
     <w:p>
@@ -7077,6 +7494,7 @@
         <w:rPr>
           <w:b/>
           <w:bCs/>
+          <w:color w:val="0070C0"/>
           <w:sz w:val="28"/>
           <w:szCs w:val="28"/>
         </w:rPr>
@@ -7085,6 +7503,7 @@
         <w:rPr>
           <w:b/>
           <w:bCs/>
+          <w:color w:val="0070C0"/>
           <w:sz w:val="28"/>
           <w:szCs w:val="28"/>
         </w:rPr>
@@ -7096,6 +7515,7 @@
         <w:rPr>
           <w:b/>
           <w:bCs/>
+          <w:color w:val="0070C0"/>
           <w:sz w:val="28"/>
           <w:szCs w:val="28"/>
         </w:rPr>
@@ -7106,6 +7526,7 @@
         <w:rPr>
           <w:b/>
           <w:bCs/>
+          <w:color w:val="0070C0"/>
           <w:sz w:val="28"/>
           <w:szCs w:val="28"/>
         </w:rPr>
@@ -7116,6 +7537,7 @@
         <w:rPr>
           <w:b/>
           <w:bCs/>
+          <w:color w:val="0070C0"/>
           <w:sz w:val="28"/>
           <w:szCs w:val="28"/>
         </w:rPr>
@@ -7126,16 +7548,18 @@
         <w:rPr>
           <w:b/>
           <w:bCs/>
-          <w:sz w:val="28"/>
-          <w:szCs w:val="28"/>
-        </w:rPr>
-        <w:t xml:space="preserve"> </w:t>
-      </w:r>
-      <w:proofErr w:type="spellStart"/>
-      <w:r>
-        <w:rPr>
-          <w:b/>
-          <w:bCs/>
+          <w:color w:val="0070C0"/>
+          <w:sz w:val="28"/>
+          <w:szCs w:val="28"/>
+        </w:rPr>
+        <w:t xml:space="preserve"> </w:t>
+      </w:r>
+      <w:proofErr w:type="spellStart"/>
+      <w:r>
+        <w:rPr>
+          <w:b/>
+          <w:bCs/>
+          <w:color w:val="0070C0"/>
           <w:sz w:val="28"/>
           <w:szCs w:val="28"/>
         </w:rPr>
@@ -7146,16 +7570,18 @@
         <w:rPr>
           <w:b/>
           <w:bCs/>
-          <w:sz w:val="28"/>
-          <w:szCs w:val="28"/>
-        </w:rPr>
-        <w:t xml:space="preserve"> </w:t>
-      </w:r>
-      <w:proofErr w:type="spellStart"/>
-      <w:r>
-        <w:rPr>
-          <w:b/>
-          <w:bCs/>
+          <w:color w:val="0070C0"/>
+          <w:sz w:val="28"/>
+          <w:szCs w:val="28"/>
+        </w:rPr>
+        <w:t xml:space="preserve"> </w:t>
+      </w:r>
+      <w:proofErr w:type="spellStart"/>
+      <w:r>
+        <w:rPr>
+          <w:b/>
+          <w:bCs/>
+          <w:color w:val="0070C0"/>
           <w:sz w:val="28"/>
           <w:szCs w:val="28"/>
         </w:rPr>
@@ -7166,6 +7592,7 @@
         <w:rPr>
           <w:b/>
           <w:bCs/>
+          <w:color w:val="0070C0"/>
           <w:sz w:val="28"/>
           <w:szCs w:val="28"/>
         </w:rPr>
@@ -7351,6 +7778,9 @@
       <w:proofErr w:type="spellEnd"/>
       <w:r>
         <w:t xml:space="preserve">. </w:t>
+      </w:r>
+      <w:r>
+        <w:t>(Jul/2016)</w:t>
       </w:r>
     </w:p>
     <w:p>
@@ -7389,6 +7819,7 @@
         <w:rPr>
           <w:b/>
           <w:bCs/>
+          <w:color w:val="0070C0"/>
           <w:sz w:val="28"/>
           <w:szCs w:val="28"/>
         </w:rPr>
@@ -7397,6 +7828,7 @@
         <w:rPr>
           <w:b/>
           <w:bCs/>
+          <w:color w:val="0070C0"/>
           <w:sz w:val="28"/>
           <w:szCs w:val="28"/>
         </w:rPr>
@@ -7407,6 +7839,7 @@
         <w:rPr>
           <w:b/>
           <w:bCs/>
+          <w:color w:val="0070C0"/>
           <w:sz w:val="28"/>
           <w:szCs w:val="28"/>
         </w:rPr>
@@ -7417,16 +7850,18 @@
         <w:rPr>
           <w:b/>
           <w:bCs/>
-          <w:sz w:val="28"/>
-          <w:szCs w:val="28"/>
-        </w:rPr>
-        <w:t xml:space="preserve"> </w:t>
-      </w:r>
-      <w:proofErr w:type="spellStart"/>
-      <w:r>
-        <w:rPr>
-          <w:b/>
-          <w:bCs/>
+          <w:color w:val="0070C0"/>
+          <w:sz w:val="28"/>
+          <w:szCs w:val="28"/>
+        </w:rPr>
+        <w:t xml:space="preserve"> </w:t>
+      </w:r>
+      <w:proofErr w:type="spellStart"/>
+      <w:r>
+        <w:rPr>
+          <w:b/>
+          <w:bCs/>
+          <w:color w:val="0070C0"/>
           <w:sz w:val="28"/>
           <w:szCs w:val="28"/>
         </w:rPr>
@@ -7437,16 +7872,18 @@
         <w:rPr>
           <w:b/>
           <w:bCs/>
-          <w:sz w:val="28"/>
-          <w:szCs w:val="28"/>
-        </w:rPr>
-        <w:t xml:space="preserve"> </w:t>
-      </w:r>
-      <w:proofErr w:type="spellStart"/>
-      <w:r>
-        <w:rPr>
-          <w:b/>
-          <w:bCs/>
+          <w:color w:val="0070C0"/>
+          <w:sz w:val="28"/>
+          <w:szCs w:val="28"/>
+        </w:rPr>
+        <w:t xml:space="preserve"> </w:t>
+      </w:r>
+      <w:proofErr w:type="spellStart"/>
+      <w:r>
+        <w:rPr>
+          <w:b/>
+          <w:bCs/>
+          <w:color w:val="0070C0"/>
           <w:sz w:val="28"/>
           <w:szCs w:val="28"/>
         </w:rPr>
@@ -7457,6 +7894,7 @@
         <w:rPr>
           <w:b/>
           <w:bCs/>
+          <w:color w:val="0070C0"/>
           <w:sz w:val="28"/>
           <w:szCs w:val="28"/>
         </w:rPr>
@@ -7666,6 +8104,9 @@
       <w:proofErr w:type="spellEnd"/>
       <w:r>
         <w:t xml:space="preserve"> its end."</w:t>
+      </w:r>
+      <w:r>
+        <w:t>(JUN/2025)</w:t>
       </w:r>
     </w:p>
     <w:p>
@@ -7690,6 +8131,7 @@
         <w:rPr>
           <w:b/>
           <w:bCs/>
+          <w:color w:val="0070C0"/>
           <w:sz w:val="28"/>
           <w:szCs w:val="28"/>
         </w:rPr>
@@ -7698,6 +8140,7 @@
         <w:rPr>
           <w:b/>
           <w:bCs/>
+          <w:color w:val="0070C0"/>
           <w:sz w:val="28"/>
           <w:szCs w:val="28"/>
         </w:rPr>
@@ -7708,6 +8151,7 @@
         <w:rPr>
           <w:b/>
           <w:bCs/>
+          <w:color w:val="0070C0"/>
           <w:sz w:val="28"/>
           <w:szCs w:val="28"/>
         </w:rPr>
@@ -7718,16 +8162,18 @@
         <w:rPr>
           <w:b/>
           <w:bCs/>
-          <w:sz w:val="28"/>
-          <w:szCs w:val="28"/>
-        </w:rPr>
-        <w:t xml:space="preserve"> </w:t>
-      </w:r>
-      <w:proofErr w:type="spellStart"/>
-      <w:r>
-        <w:rPr>
-          <w:b/>
-          <w:bCs/>
+          <w:color w:val="0070C0"/>
+          <w:sz w:val="28"/>
+          <w:szCs w:val="28"/>
+        </w:rPr>
+        <w:t xml:space="preserve"> </w:t>
+      </w:r>
+      <w:proofErr w:type="spellStart"/>
+      <w:r>
+        <w:rPr>
+          <w:b/>
+          <w:bCs/>
+          <w:color w:val="0070C0"/>
           <w:sz w:val="28"/>
           <w:szCs w:val="28"/>
         </w:rPr>
@@ -7738,6 +8184,7 @@
         <w:rPr>
           <w:b/>
           <w:bCs/>
+          <w:color w:val="0070C0"/>
           <w:sz w:val="28"/>
           <w:szCs w:val="28"/>
         </w:rPr>
@@ -7993,6 +8440,9 @@
       <w:proofErr w:type="spellEnd"/>
       <w:r>
         <w:t>."</w:t>
+      </w:r>
+      <w:r>
+        <w:t>(2017)</w:t>
       </w:r>
     </w:p>
     <w:p>
@@ -8013,6 +8463,7 @@
         <w:rPr>
           <w:b/>
           <w:bCs/>
+          <w:color w:val="0070C0"/>
           <w:sz w:val="28"/>
           <w:szCs w:val="28"/>
         </w:rPr>
@@ -8021,6 +8472,7 @@
         <w:rPr>
           <w:b/>
           <w:bCs/>
+          <w:color w:val="0070C0"/>
           <w:sz w:val="28"/>
           <w:szCs w:val="28"/>
         </w:rPr>
@@ -8031,6 +8483,7 @@
         <w:rPr>
           <w:b/>
           <w:bCs/>
+          <w:color w:val="0070C0"/>
           <w:sz w:val="28"/>
           <w:szCs w:val="28"/>
         </w:rPr>
@@ -8041,6 +8494,7 @@
         <w:rPr>
           <w:b/>
           <w:bCs/>
+          <w:color w:val="0070C0"/>
           <w:sz w:val="28"/>
           <w:szCs w:val="28"/>
         </w:rPr>
@@ -8051,6 +8505,7 @@
         <w:rPr>
           <w:b/>
           <w:bCs/>
+          <w:color w:val="0070C0"/>
           <w:sz w:val="28"/>
           <w:szCs w:val="28"/>
         </w:rPr>
@@ -8061,6 +8516,7 @@
         <w:rPr>
           <w:b/>
           <w:bCs/>
+          <w:color w:val="0070C0"/>
           <w:sz w:val="28"/>
           <w:szCs w:val="28"/>
         </w:rPr>
@@ -8289,6 +8745,9 @@
       <w:proofErr w:type="spellEnd"/>
       <w:r>
         <w:t>."</w:t>
+      </w:r>
+      <w:r>
+        <w:t>(Jan/2023)</w:t>
       </w:r>
     </w:p>
     <w:p>
@@ -8322,6 +8781,7 @@
         <w:rPr>
           <w:b/>
           <w:bCs/>
+          <w:color w:val="0070C0"/>
           <w:sz w:val="28"/>
           <w:szCs w:val="28"/>
         </w:rPr>
@@ -8330,6 +8790,7 @@
         <w:rPr>
           <w:b/>
           <w:bCs/>
+          <w:color w:val="0070C0"/>
           <w:sz w:val="28"/>
           <w:szCs w:val="28"/>
         </w:rPr>
@@ -8340,6 +8801,7 @@
         <w:rPr>
           <w:b/>
           <w:bCs/>
+          <w:color w:val="0070C0"/>
           <w:sz w:val="28"/>
           <w:szCs w:val="28"/>
         </w:rPr>
@@ -8350,16 +8812,18 @@
         <w:rPr>
           <w:b/>
           <w:bCs/>
-          <w:sz w:val="28"/>
-          <w:szCs w:val="28"/>
-        </w:rPr>
-        <w:t xml:space="preserve"> </w:t>
-      </w:r>
-      <w:proofErr w:type="spellStart"/>
-      <w:r>
-        <w:rPr>
-          <w:b/>
-          <w:bCs/>
+          <w:color w:val="0070C0"/>
+          <w:sz w:val="28"/>
+          <w:szCs w:val="28"/>
+        </w:rPr>
+        <w:t xml:space="preserve"> </w:t>
+      </w:r>
+      <w:proofErr w:type="spellStart"/>
+      <w:r>
+        <w:rPr>
+          <w:b/>
+          <w:bCs/>
+          <w:color w:val="0070C0"/>
           <w:sz w:val="28"/>
           <w:szCs w:val="28"/>
         </w:rPr>
@@ -8370,6 +8834,7 @@
         <w:rPr>
           <w:b/>
           <w:bCs/>
+          <w:color w:val="0070C0"/>
           <w:sz w:val="28"/>
           <w:szCs w:val="28"/>
         </w:rPr>
@@ -8397,6 +8862,7 @@
         <w:rPr>
           <w:b/>
           <w:bCs/>
+          <w:color w:val="0070C0"/>
           <w:sz w:val="28"/>
           <w:szCs w:val="28"/>
         </w:rPr>
@@ -8405,16 +8871,50 @@
         <w:rPr>
           <w:b/>
           <w:bCs/>
-          <w:sz w:val="28"/>
-          <w:szCs w:val="28"/>
-        </w:rPr>
-        <w:t xml:space="preserve">´The </w:t>
-      </w:r>
-      <w:proofErr w:type="spellStart"/>
-      <w:r>
-        <w:rPr>
-          <w:b/>
-          <w:bCs/>
+          <w:color w:val="0070C0"/>
+          <w:sz w:val="28"/>
+          <w:szCs w:val="28"/>
+        </w:rPr>
+        <w:t>(</w:t>
+      </w:r>
+      <w:proofErr w:type="gramStart"/>
+      <w:r>
+        <w:rPr>
+          <w:b/>
+          <w:bCs/>
+          <w:color w:val="0070C0"/>
+          <w:sz w:val="28"/>
+          <w:szCs w:val="28"/>
+        </w:rPr>
+        <w:t>*)</w:t>
+      </w:r>
+      <w:r>
+        <w:rPr>
+          <w:b/>
+          <w:bCs/>
+          <w:color w:val="0070C0"/>
+          <w:sz w:val="28"/>
+          <w:szCs w:val="28"/>
+        </w:rPr>
+        <w:t>´</w:t>
+      </w:r>
+      <w:proofErr w:type="gramEnd"/>
+      <w:r>
+        <w:rPr>
+          <w:b/>
+          <w:bCs/>
+          <w:color w:val="0070C0"/>
+          <w:sz w:val="28"/>
+          <w:szCs w:val="28"/>
+        </w:rPr>
+        <w:t xml:space="preserve">The </w:t>
+      </w:r>
+      <w:proofErr w:type="spellStart"/>
+      <w:r>
+        <w:rPr>
+          <w:b/>
+          <w:bCs/>
+          <w:color w:val="0070C0"/>
           <w:sz w:val="28"/>
           <w:szCs w:val="28"/>
         </w:rPr>
@@ -8425,16 +8925,18 @@
         <w:rPr>
           <w:b/>
           <w:bCs/>
-          <w:sz w:val="28"/>
-          <w:szCs w:val="28"/>
-        </w:rPr>
-        <w:t xml:space="preserve"> </w:t>
-      </w:r>
-      <w:proofErr w:type="spellStart"/>
-      <w:r>
-        <w:rPr>
-          <w:b/>
-          <w:bCs/>
+          <w:color w:val="0070C0"/>
+          <w:sz w:val="28"/>
+          <w:szCs w:val="28"/>
+        </w:rPr>
+        <w:t xml:space="preserve"> </w:t>
+      </w:r>
+      <w:proofErr w:type="spellStart"/>
+      <w:r>
+        <w:rPr>
+          <w:b/>
+          <w:bCs/>
+          <w:color w:val="0070C0"/>
           <w:sz w:val="28"/>
           <w:szCs w:val="28"/>
         </w:rPr>
@@ -8445,6 +8947,7 @@
         <w:rPr>
           <w:b/>
           <w:bCs/>
+          <w:color w:val="0070C0"/>
           <w:sz w:val="28"/>
           <w:szCs w:val="28"/>
         </w:rPr>
@@ -9929,6 +10432,18 @@
       <w:szCs w:val="20"/>
     </w:rPr>
   </w:style>
+  <w:style w:type="character" w:styleId="HiperlinkVisitado">
+    <w:name w:val="FollowedHyperlink"/>
+    <w:basedOn w:val="Fontepargpadro"/>
+    <w:uiPriority w:val="99"/>
+    <w:semiHidden/>
+    <w:unhideWhenUsed/>
+    <w:rsid w:val="008A22E7"/>
+    <w:rPr>
+      <w:color w:val="954F72" w:themeColor="followedHyperlink"/>
+      <w:u w:val="single"/>
+    </w:rPr>
+  </w:style>
 </w:styles>
 </file>
 

--- a/Articles.docx
+++ b/Articles.docx
@@ -19,8 +19,9 @@
           <w:sz w:val="32"/>
           <w:szCs w:val="32"/>
         </w:rPr>
-        <w:t xml:space="preserve">Some articles </w:t>
-      </w:r>
+        <w:t xml:space="preserve">Some </w:t>
+      </w:r>
+      <w:proofErr w:type="spellStart"/>
       <w:r>
         <w:rPr>
           <w:b/>
@@ -29,8 +30,9 @@
           <w:sz w:val="32"/>
           <w:szCs w:val="32"/>
         </w:rPr>
-        <w:t xml:space="preserve">about </w:t>
-      </w:r>
+        <w:t>articles</w:t>
+      </w:r>
+      <w:proofErr w:type="spellEnd"/>
       <w:r>
         <w:rPr>
           <w:b/>
@@ -39,8 +41,9 @@
           <w:sz w:val="32"/>
           <w:szCs w:val="32"/>
         </w:rPr>
-        <w:t>‘</w:t>
-      </w:r>
+        <w:t xml:space="preserve"> </w:t>
+      </w:r>
+      <w:proofErr w:type="spellStart"/>
       <w:r>
         <w:rPr>
           <w:b/>
@@ -49,8 +52,63 @@
           <w:sz w:val="32"/>
           <w:szCs w:val="32"/>
         </w:rPr>
-        <w:t>Decreasing Universe Theory</w:t>
-      </w:r>
+        <w:t>about</w:t>
+      </w:r>
+      <w:proofErr w:type="spellEnd"/>
+      <w:r>
+        <w:rPr>
+          <w:b/>
+          <w:bCs/>
+          <w:color w:val="7030A0"/>
+          <w:sz w:val="32"/>
+          <w:szCs w:val="32"/>
+        </w:rPr>
+        <w:t xml:space="preserve"> </w:t>
+      </w:r>
+      <w:r>
+        <w:rPr>
+          <w:b/>
+          <w:bCs/>
+          <w:color w:val="7030A0"/>
+          <w:sz w:val="32"/>
+          <w:szCs w:val="32"/>
+        </w:rPr>
+        <w:t>‘</w:t>
+      </w:r>
+      <w:proofErr w:type="spellStart"/>
+      <w:r>
+        <w:rPr>
+          <w:b/>
+          <w:bCs/>
+          <w:color w:val="7030A0"/>
+          <w:sz w:val="32"/>
+          <w:szCs w:val="32"/>
+        </w:rPr>
+        <w:t>Decreasing</w:t>
+      </w:r>
+      <w:proofErr w:type="spellEnd"/>
+      <w:r>
+        <w:rPr>
+          <w:b/>
+          <w:bCs/>
+          <w:color w:val="7030A0"/>
+          <w:sz w:val="32"/>
+          <w:szCs w:val="32"/>
+        </w:rPr>
+        <w:t xml:space="preserve"> Universe </w:t>
+      </w:r>
+      <w:proofErr w:type="spellStart"/>
+      <w:r>
+        <w:rPr>
+          <w:b/>
+          <w:bCs/>
+          <w:color w:val="7030A0"/>
+          <w:sz w:val="32"/>
+          <w:szCs w:val="32"/>
+        </w:rPr>
+        <w:t>Theory</w:t>
+      </w:r>
+      <w:proofErr w:type="spellEnd"/>
       <w:r>
         <w:rPr>
           <w:b/>
@@ -151,8 +209,45 @@
           <w:color w:val="00B0F0"/>
         </w:rPr>
       </w:pPr>
-      <w:r>
-        <w:t>Here are some links to articles I have written.</w:t>
+      <w:proofErr w:type="spellStart"/>
+      <w:r>
+        <w:t>Here</w:t>
+      </w:r>
+      <w:proofErr w:type="spellEnd"/>
+      <w:r>
+        <w:t xml:space="preserve"> are some links </w:t>
+      </w:r>
+      <w:proofErr w:type="spellStart"/>
+      <w:r>
+        <w:t>to</w:t>
+      </w:r>
+      <w:proofErr w:type="spellEnd"/>
+      <w:r>
+        <w:t xml:space="preserve"> </w:t>
+      </w:r>
+      <w:proofErr w:type="spellStart"/>
+      <w:r>
+        <w:t>articles</w:t>
+      </w:r>
+      <w:proofErr w:type="spellEnd"/>
+      <w:r>
+        <w:t xml:space="preserve"> I </w:t>
+      </w:r>
+      <w:proofErr w:type="spellStart"/>
+      <w:r>
+        <w:t>have</w:t>
+      </w:r>
+      <w:proofErr w:type="spellEnd"/>
+      <w:r>
+        <w:t xml:space="preserve"> </w:t>
+      </w:r>
+      <w:proofErr w:type="spellStart"/>
+      <w:r>
+        <w:t>written</w:t>
+      </w:r>
+      <w:proofErr w:type="spellEnd"/>
+      <w:r>
+        <w:t>.</w:t>
       </w:r>
     </w:p>
     <w:p>
@@ -175,22 +270,175 @@
           <w:i/>
           <w:iCs/>
         </w:rPr>
-        <w:t xml:space="preserve">It is interesting to first read the theory summarized by </w:t>
-      </w:r>
+        <w:t xml:space="preserve">It </w:t>
+      </w:r>
+      <w:proofErr w:type="spellStart"/>
       <w:r>
         <w:rPr>
           <w:i/>
           <w:iCs/>
         </w:rPr>
-        <w:t>some</w:t>
-      </w:r>
+        <w:t>is</w:t>
+      </w:r>
+      <w:proofErr w:type="spellEnd"/>
       <w:r>
         <w:rPr>
           <w:i/>
           <w:iCs/>
         </w:rPr>
-        <w:t xml:space="preserve"> "AI" :</w:t>
-      </w:r>
+        <w:t xml:space="preserve"> </w:t>
+      </w:r>
+      <w:proofErr w:type="spellStart"/>
+      <w:r>
+        <w:rPr>
+          <w:i/>
+          <w:iCs/>
+        </w:rPr>
+        <w:t>interesting</w:t>
+      </w:r>
+      <w:proofErr w:type="spellEnd"/>
+      <w:r>
+        <w:rPr>
+          <w:i/>
+          <w:iCs/>
+        </w:rPr>
+        <w:t xml:space="preserve"> </w:t>
+      </w:r>
+      <w:proofErr w:type="spellStart"/>
+      <w:r>
+        <w:rPr>
+          <w:i/>
+          <w:iCs/>
+        </w:rPr>
+        <w:t>to</w:t>
+      </w:r>
+      <w:proofErr w:type="spellEnd"/>
+      <w:r>
+        <w:rPr>
+          <w:i/>
+          <w:iCs/>
+        </w:rPr>
+        <w:t xml:space="preserve"> </w:t>
+      </w:r>
+      <w:proofErr w:type="spellStart"/>
+      <w:r>
+        <w:rPr>
+          <w:i/>
+          <w:iCs/>
+        </w:rPr>
+        <w:t>first</w:t>
+      </w:r>
+      <w:proofErr w:type="spellEnd"/>
+      <w:r>
+        <w:rPr>
+          <w:i/>
+          <w:iCs/>
+        </w:rPr>
+        <w:t xml:space="preserve"> </w:t>
+      </w:r>
+      <w:proofErr w:type="spellStart"/>
+      <w:r>
+        <w:rPr>
+          <w:i/>
+          <w:iCs/>
+        </w:rPr>
+        <w:t>read</w:t>
+      </w:r>
+      <w:proofErr w:type="spellEnd"/>
+      <w:r>
+        <w:rPr>
+          <w:i/>
+          <w:iCs/>
+        </w:rPr>
+        <w:t xml:space="preserve"> </w:t>
+      </w:r>
+      <w:proofErr w:type="spellStart"/>
+      <w:r>
+        <w:rPr>
+          <w:i/>
+          <w:iCs/>
+        </w:rPr>
+        <w:t>the</w:t>
+      </w:r>
+      <w:proofErr w:type="spellEnd"/>
+      <w:r>
+        <w:rPr>
+          <w:i/>
+          <w:iCs/>
+        </w:rPr>
+        <w:t xml:space="preserve"> </w:t>
+      </w:r>
+      <w:proofErr w:type="spellStart"/>
+      <w:r>
+        <w:rPr>
+          <w:i/>
+          <w:iCs/>
+        </w:rPr>
+        <w:t>theory</w:t>
+      </w:r>
+      <w:proofErr w:type="spellEnd"/>
+      <w:r>
+        <w:rPr>
+          <w:i/>
+          <w:iCs/>
+        </w:rPr>
+        <w:t xml:space="preserve"> </w:t>
+      </w:r>
+      <w:proofErr w:type="spellStart"/>
+      <w:r>
+        <w:rPr>
+          <w:i/>
+          <w:iCs/>
+        </w:rPr>
+        <w:t>summarized</w:t>
+      </w:r>
+      <w:proofErr w:type="spellEnd"/>
+      <w:r>
+        <w:rPr>
+          <w:i/>
+          <w:iCs/>
+        </w:rPr>
+        <w:t xml:space="preserve"> </w:t>
+      </w:r>
+      <w:proofErr w:type="spellStart"/>
+      <w:r>
+        <w:rPr>
+          <w:i/>
+          <w:iCs/>
+        </w:rPr>
+        <w:t>by</w:t>
+      </w:r>
+      <w:proofErr w:type="spellEnd"/>
+      <w:r>
+        <w:rPr>
+          <w:i/>
+          <w:iCs/>
+        </w:rPr>
+        <w:t xml:space="preserve"> </w:t>
+      </w:r>
+      <w:r>
+        <w:rPr>
+          <w:i/>
+          <w:iCs/>
+        </w:rPr>
+        <w:t>some</w:t>
+      </w:r>
+      <w:r>
+        <w:rPr>
+          <w:i/>
+          <w:iCs/>
+        </w:rPr>
+        <w:t xml:space="preserve"> "AI</w:t>
+      </w:r>
+      <w:proofErr w:type="gramStart"/>
+      <w:r>
+        <w:rPr>
+          <w:i/>
+          <w:iCs/>
+        </w:rPr>
+        <w:t>" :</w:t>
+      </w:r>
+      <w:proofErr w:type="gramEnd"/>
     </w:p>
     <w:p>
       <w:r>
@@ -218,11 +466,40 @@
           <w:bCs/>
           <w:color w:val="0070C0"/>
         </w:rPr>
-        <w:t>(*)</w:t>
-      </w:r>
-      <w:r>
-        <w:t xml:space="preserve"> = Very Important</w:t>
-      </w:r>
+        <w:t>(</w:t>
+      </w:r>
+      <w:r>
+        <w:rPr>
+          <w:b/>
+          <w:bCs/>
+          <w:color w:val="EE0000"/>
+        </w:rPr>
+        <w:t>*</w:t>
+      </w:r>
+      <w:r>
+        <w:rPr>
+          <w:b/>
+          <w:bCs/>
+          <w:color w:val="0070C0"/>
+        </w:rPr>
+        <w:t>)</w:t>
+      </w:r>
+      <w:r>
+        <w:t xml:space="preserve"> = </w:t>
+      </w:r>
+      <w:proofErr w:type="spellStart"/>
+      <w:r>
+        <w:t>Very</w:t>
+      </w:r>
+      <w:proofErr w:type="spellEnd"/>
+      <w:r>
+        <w:t xml:space="preserve"> </w:t>
+      </w:r>
+      <w:proofErr w:type="spellStart"/>
+      <w:r>
+        <w:t>Important</w:t>
+      </w:r>
+      <w:proofErr w:type="spellEnd"/>
     </w:p>
     <w:p>
       <w:pPr>
@@ -260,37 +537,171 @@
           <w:sz w:val="28"/>
           <w:szCs w:val="28"/>
         </w:rPr>
-        <w:t>(*)</w:t>
-      </w:r>
-      <w:r>
-        <w:rPr>
-          <w:b/>
-          <w:bCs/>
-          <w:color w:val="0070C0"/>
-          <w:sz w:val="28"/>
-          <w:szCs w:val="28"/>
-        </w:rPr>
-        <w:t>Decreasing Universe</w:t>
-      </w:r>
-      <w:r>
-        <w:rPr>
-          <w:b/>
-          <w:bCs/>
-          <w:color w:val="0070C0"/>
-          <w:sz w:val="28"/>
-          <w:szCs w:val="28"/>
-        </w:rPr>
-        <w:t xml:space="preserve"> Theory</w:t>
-      </w:r>
-      <w:r>
-        <w:rPr>
-          <w:b/>
-          <w:bCs/>
-          <w:color w:val="0070C0"/>
-          <w:sz w:val="28"/>
-          <w:szCs w:val="28"/>
-        </w:rPr>
-        <w:t xml:space="preserve">: Cosmological Time Dilation and the SN1A Explosion </w:t>
+        <w:t>(</w:t>
+      </w:r>
+      <w:proofErr w:type="gramStart"/>
+      <w:r>
+        <w:rPr>
+          <w:b/>
+          <w:bCs/>
+          <w:color w:val="EE0000"/>
+          <w:sz w:val="28"/>
+          <w:szCs w:val="28"/>
+        </w:rPr>
+        <w:t>*</w:t>
+      </w:r>
+      <w:r>
+        <w:rPr>
+          <w:b/>
+          <w:bCs/>
+          <w:color w:val="0070C0"/>
+          <w:sz w:val="28"/>
+          <w:szCs w:val="28"/>
+        </w:rPr>
+        <w:t>)</w:t>
+      </w:r>
+      <w:proofErr w:type="spellStart"/>
+      <w:r>
+        <w:rPr>
+          <w:b/>
+          <w:bCs/>
+          <w:color w:val="0070C0"/>
+          <w:sz w:val="28"/>
+          <w:szCs w:val="28"/>
+        </w:rPr>
+        <w:t>Decreasing</w:t>
+      </w:r>
+      <w:proofErr w:type="spellEnd"/>
+      <w:proofErr w:type="gramEnd"/>
+      <w:r>
+        <w:rPr>
+          <w:b/>
+          <w:bCs/>
+          <w:color w:val="0070C0"/>
+          <w:sz w:val="28"/>
+          <w:szCs w:val="28"/>
+        </w:rPr>
+        <w:t xml:space="preserve"> Universe</w:t>
+      </w:r>
+      <w:r>
+        <w:rPr>
+          <w:b/>
+          <w:bCs/>
+          <w:color w:val="0070C0"/>
+          <w:sz w:val="28"/>
+          <w:szCs w:val="28"/>
+        </w:rPr>
+        <w:t xml:space="preserve"> </w:t>
+      </w:r>
+      <w:proofErr w:type="spellStart"/>
+      <w:r>
+        <w:rPr>
+          <w:b/>
+          <w:bCs/>
+          <w:color w:val="0070C0"/>
+          <w:sz w:val="28"/>
+          <w:szCs w:val="28"/>
+        </w:rPr>
+        <w:t>Theory</w:t>
+      </w:r>
+      <w:proofErr w:type="spellEnd"/>
+      <w:r>
+        <w:rPr>
+          <w:b/>
+          <w:bCs/>
+          <w:color w:val="0070C0"/>
+          <w:sz w:val="28"/>
+          <w:szCs w:val="28"/>
+        </w:rPr>
+        <w:t xml:space="preserve">: </w:t>
+      </w:r>
+      <w:proofErr w:type="spellStart"/>
+      <w:r>
+        <w:rPr>
+          <w:b/>
+          <w:bCs/>
+          <w:color w:val="0070C0"/>
+          <w:sz w:val="28"/>
+          <w:szCs w:val="28"/>
+        </w:rPr>
+        <w:t>Cosmological</w:t>
+      </w:r>
+      <w:proofErr w:type="spellEnd"/>
+      <w:r>
+        <w:rPr>
+          <w:b/>
+          <w:bCs/>
+          <w:color w:val="0070C0"/>
+          <w:sz w:val="28"/>
+          <w:szCs w:val="28"/>
+        </w:rPr>
+        <w:t xml:space="preserve"> Time </w:t>
+      </w:r>
+      <w:proofErr w:type="spellStart"/>
+      <w:r>
+        <w:rPr>
+          <w:b/>
+          <w:bCs/>
+          <w:color w:val="0070C0"/>
+          <w:sz w:val="28"/>
+          <w:szCs w:val="28"/>
+        </w:rPr>
+        <w:t>Dilation</w:t>
+      </w:r>
+      <w:proofErr w:type="spellEnd"/>
+      <w:r>
+        <w:rPr>
+          <w:b/>
+          <w:bCs/>
+          <w:color w:val="0070C0"/>
+          <w:sz w:val="28"/>
+          <w:szCs w:val="28"/>
+        </w:rPr>
+        <w:t xml:space="preserve"> </w:t>
+      </w:r>
+      <w:proofErr w:type="spellStart"/>
+      <w:r>
+        <w:rPr>
+          <w:b/>
+          <w:bCs/>
+          <w:color w:val="0070C0"/>
+          <w:sz w:val="28"/>
+          <w:szCs w:val="28"/>
+        </w:rPr>
+        <w:t>and</w:t>
+      </w:r>
+      <w:proofErr w:type="spellEnd"/>
+      <w:r>
+        <w:rPr>
+          <w:b/>
+          <w:bCs/>
+          <w:color w:val="0070C0"/>
+          <w:sz w:val="28"/>
+          <w:szCs w:val="28"/>
+        </w:rPr>
+        <w:t xml:space="preserve"> </w:t>
+      </w:r>
+      <w:proofErr w:type="spellStart"/>
+      <w:r>
+        <w:rPr>
+          <w:b/>
+          <w:bCs/>
+          <w:color w:val="0070C0"/>
+          <w:sz w:val="28"/>
+          <w:szCs w:val="28"/>
+        </w:rPr>
+        <w:t>the</w:t>
+      </w:r>
+      <w:proofErr w:type="spellEnd"/>
+      <w:r>
+        <w:rPr>
+          <w:b/>
+          <w:bCs/>
+          <w:color w:val="0070C0"/>
+          <w:sz w:val="28"/>
+          <w:szCs w:val="28"/>
+        </w:rPr>
+        <w:t xml:space="preserve"> SN1A Explosion </w:t>
       </w:r>
     </w:p>
     <w:p>
@@ -301,10 +712,343 @@
         </w:pBdr>
       </w:pPr>
       <w:r>
-        <w:t>“We will show that, within the “Decreasing Universe Theory” (DUT), time inside a gravitational field is altered in the same way as spatial distance measurement scales. At the cosmic level (timescales of millions of years), this effect becomes perceptible and explains the variation in the measured duration of Type Ia Supernova (SN1A) explosions.”</w:t>
-      </w:r>
-      <w:r>
-        <w:t>(May/2026)</w:t>
+        <w:t>“</w:t>
+      </w:r>
+      <w:proofErr w:type="spellStart"/>
+      <w:r>
+        <w:t>We</w:t>
+      </w:r>
+      <w:proofErr w:type="spellEnd"/>
+      <w:r>
+        <w:t xml:space="preserve"> </w:t>
+      </w:r>
+      <w:proofErr w:type="spellStart"/>
+      <w:r>
+        <w:t>will</w:t>
+      </w:r>
+      <w:proofErr w:type="spellEnd"/>
+      <w:r>
+        <w:t xml:space="preserve"> show </w:t>
+      </w:r>
+      <w:proofErr w:type="spellStart"/>
+      <w:r>
+        <w:t>that</w:t>
+      </w:r>
+      <w:proofErr w:type="spellEnd"/>
+      <w:r>
+        <w:t xml:space="preserve">, </w:t>
+      </w:r>
+      <w:proofErr w:type="spellStart"/>
+      <w:r>
+        <w:t>within</w:t>
+      </w:r>
+      <w:proofErr w:type="spellEnd"/>
+      <w:r>
+        <w:t xml:space="preserve"> </w:t>
+      </w:r>
+      <w:proofErr w:type="spellStart"/>
+      <w:r>
+        <w:t>the</w:t>
+      </w:r>
+      <w:proofErr w:type="spellEnd"/>
+      <w:r>
+        <w:t xml:space="preserve"> “</w:t>
+      </w:r>
+      <w:proofErr w:type="spellStart"/>
+      <w:r>
+        <w:t>Decreasing</w:t>
+      </w:r>
+      <w:proofErr w:type="spellEnd"/>
+      <w:r>
+        <w:t xml:space="preserve"> Universe </w:t>
+      </w:r>
+      <w:proofErr w:type="spellStart"/>
+      <w:r>
+        <w:t>Theory</w:t>
+      </w:r>
+      <w:proofErr w:type="spellEnd"/>
+      <w:r>
+        <w:t xml:space="preserve">” (DUT), time </w:t>
+      </w:r>
+      <w:proofErr w:type="spellStart"/>
+      <w:r>
+        <w:t>inside</w:t>
+      </w:r>
+      <w:proofErr w:type="spellEnd"/>
+      <w:r>
+        <w:t xml:space="preserve"> a </w:t>
+      </w:r>
+      <w:proofErr w:type="spellStart"/>
+      <w:r>
+        <w:t>gravitational</w:t>
+      </w:r>
+      <w:proofErr w:type="spellEnd"/>
+      <w:r>
+        <w:t xml:space="preserve"> </w:t>
+      </w:r>
+      <w:proofErr w:type="spellStart"/>
+      <w:r>
+        <w:t>field</w:t>
+      </w:r>
+      <w:proofErr w:type="spellEnd"/>
+      <w:r>
+        <w:t xml:space="preserve"> </w:t>
+      </w:r>
+      <w:proofErr w:type="spellStart"/>
+      <w:r>
+        <w:t>is</w:t>
+      </w:r>
+      <w:proofErr w:type="spellEnd"/>
+      <w:r>
+        <w:t xml:space="preserve"> </w:t>
+      </w:r>
+      <w:proofErr w:type="spellStart"/>
+      <w:r>
+        <w:t>altered</w:t>
+      </w:r>
+      <w:proofErr w:type="spellEnd"/>
+      <w:r>
+        <w:t xml:space="preserve"> in </w:t>
+      </w:r>
+      <w:proofErr w:type="spellStart"/>
+      <w:r>
+        <w:t>the</w:t>
+      </w:r>
+      <w:proofErr w:type="spellEnd"/>
+      <w:r>
+        <w:t xml:space="preserve"> </w:t>
+      </w:r>
+      <w:proofErr w:type="spellStart"/>
+      <w:r>
+        <w:t>same</w:t>
+      </w:r>
+      <w:proofErr w:type="spellEnd"/>
+      <w:r>
+        <w:t xml:space="preserve"> </w:t>
+      </w:r>
+      <w:proofErr w:type="spellStart"/>
+      <w:r>
+        <w:t>way</w:t>
+      </w:r>
+      <w:proofErr w:type="spellEnd"/>
+      <w:r>
+        <w:t xml:space="preserve"> as </w:t>
+      </w:r>
+      <w:proofErr w:type="spellStart"/>
+      <w:r>
+        <w:t>spatial</w:t>
+      </w:r>
+      <w:proofErr w:type="spellEnd"/>
+      <w:r>
+        <w:t xml:space="preserve"> </w:t>
+      </w:r>
+      <w:proofErr w:type="spellStart"/>
+      <w:r>
+        <w:t>distance</w:t>
+      </w:r>
+      <w:proofErr w:type="spellEnd"/>
+      <w:r>
+        <w:t xml:space="preserve"> </w:t>
+      </w:r>
+      <w:proofErr w:type="spellStart"/>
+      <w:r>
+        <w:t>measurement</w:t>
+      </w:r>
+      <w:proofErr w:type="spellEnd"/>
+      <w:r>
+        <w:t xml:space="preserve"> </w:t>
+      </w:r>
+      <w:proofErr w:type="spellStart"/>
+      <w:r>
+        <w:t>scales</w:t>
+      </w:r>
+      <w:proofErr w:type="spellEnd"/>
+      <w:r>
+        <w:t xml:space="preserve">. At </w:t>
+      </w:r>
+      <w:proofErr w:type="spellStart"/>
+      <w:r>
+        <w:t>the</w:t>
+      </w:r>
+      <w:proofErr w:type="spellEnd"/>
+      <w:r>
+        <w:t xml:space="preserve"> </w:t>
+      </w:r>
+      <w:proofErr w:type="spellStart"/>
+      <w:r>
+        <w:t>cosmic</w:t>
+      </w:r>
+      <w:proofErr w:type="spellEnd"/>
+      <w:r>
+        <w:t xml:space="preserve"> </w:t>
+      </w:r>
+      <w:proofErr w:type="spellStart"/>
+      <w:r>
+        <w:t>level</w:t>
+      </w:r>
+      <w:proofErr w:type="spellEnd"/>
+      <w:r>
+        <w:t xml:space="preserve"> (</w:t>
+      </w:r>
+      <w:proofErr w:type="spellStart"/>
+      <w:r>
+        <w:t>timescales</w:t>
+      </w:r>
+      <w:proofErr w:type="spellEnd"/>
+      <w:r>
+        <w:t xml:space="preserve"> </w:t>
+      </w:r>
+      <w:proofErr w:type="spellStart"/>
+      <w:r>
+        <w:t>of</w:t>
+      </w:r>
+      <w:proofErr w:type="spellEnd"/>
+      <w:r>
+        <w:t xml:space="preserve"> </w:t>
+      </w:r>
+      <w:proofErr w:type="spellStart"/>
+      <w:r>
+        <w:t>millions</w:t>
+      </w:r>
+      <w:proofErr w:type="spellEnd"/>
+      <w:r>
+        <w:t xml:space="preserve"> </w:t>
+      </w:r>
+      <w:proofErr w:type="spellStart"/>
+      <w:r>
+        <w:t>of</w:t>
+      </w:r>
+      <w:proofErr w:type="spellEnd"/>
+      <w:r>
+        <w:t xml:space="preserve"> </w:t>
+      </w:r>
+      <w:proofErr w:type="spellStart"/>
+      <w:r>
+        <w:t>years</w:t>
+      </w:r>
+      <w:proofErr w:type="spellEnd"/>
+      <w:r>
+        <w:t xml:space="preserve">), </w:t>
+      </w:r>
+      <w:proofErr w:type="spellStart"/>
+      <w:r>
+        <w:t>this</w:t>
+      </w:r>
+      <w:proofErr w:type="spellEnd"/>
+      <w:r>
+        <w:t xml:space="preserve"> </w:t>
+      </w:r>
+      <w:proofErr w:type="spellStart"/>
+      <w:r>
+        <w:t>effect</w:t>
+      </w:r>
+      <w:proofErr w:type="spellEnd"/>
+      <w:r>
+        <w:t xml:space="preserve"> </w:t>
+      </w:r>
+      <w:proofErr w:type="spellStart"/>
+      <w:r>
+        <w:t>becomes</w:t>
+      </w:r>
+      <w:proofErr w:type="spellEnd"/>
+      <w:r>
+        <w:t xml:space="preserve"> </w:t>
+      </w:r>
+      <w:proofErr w:type="spellStart"/>
+      <w:r>
+        <w:t>perceptible</w:t>
+      </w:r>
+      <w:proofErr w:type="spellEnd"/>
+      <w:r>
+        <w:t xml:space="preserve"> </w:t>
+      </w:r>
+      <w:proofErr w:type="spellStart"/>
+      <w:r>
+        <w:t>and</w:t>
+      </w:r>
+      <w:proofErr w:type="spellEnd"/>
+      <w:r>
+        <w:t xml:space="preserve"> </w:t>
+      </w:r>
+      <w:proofErr w:type="spellStart"/>
+      <w:r>
+        <w:t>explains</w:t>
+      </w:r>
+      <w:proofErr w:type="spellEnd"/>
+      <w:r>
+        <w:t xml:space="preserve"> </w:t>
+      </w:r>
+      <w:proofErr w:type="spellStart"/>
+      <w:r>
+        <w:t>the</w:t>
+      </w:r>
+      <w:proofErr w:type="spellEnd"/>
+      <w:r>
+        <w:t xml:space="preserve"> </w:t>
+      </w:r>
+      <w:proofErr w:type="spellStart"/>
+      <w:r>
+        <w:t>variation</w:t>
+      </w:r>
+      <w:proofErr w:type="spellEnd"/>
+      <w:r>
+        <w:t xml:space="preserve"> in </w:t>
+      </w:r>
+      <w:proofErr w:type="spellStart"/>
+      <w:r>
+        <w:t>the</w:t>
+      </w:r>
+      <w:proofErr w:type="spellEnd"/>
+      <w:r>
+        <w:t xml:space="preserve"> </w:t>
+      </w:r>
+      <w:proofErr w:type="spellStart"/>
+      <w:r>
+        <w:t>measured</w:t>
+      </w:r>
+      <w:proofErr w:type="spellEnd"/>
+      <w:r>
+        <w:t xml:space="preserve"> </w:t>
+      </w:r>
+      <w:proofErr w:type="spellStart"/>
+      <w:r>
+        <w:t>duration</w:t>
+      </w:r>
+      <w:proofErr w:type="spellEnd"/>
+      <w:r>
+        <w:t xml:space="preserve"> </w:t>
+      </w:r>
+      <w:proofErr w:type="spellStart"/>
+      <w:r>
+        <w:t>of</w:t>
+      </w:r>
+      <w:proofErr w:type="spellEnd"/>
+      <w:r>
+        <w:t xml:space="preserve"> </w:t>
+      </w:r>
+      <w:proofErr w:type="spellStart"/>
+      <w:r>
+        <w:t>Type</w:t>
+      </w:r>
+      <w:proofErr w:type="spellEnd"/>
+      <w:r>
+        <w:t xml:space="preserve"> Ia Supernova (SN1A) </w:t>
+      </w:r>
+      <w:proofErr w:type="spellStart"/>
+      <w:r>
+        <w:t>explosions</w:t>
+      </w:r>
+      <w:proofErr w:type="spellEnd"/>
+      <w:proofErr w:type="gramStart"/>
+      <w:r>
+        <w:t>.”</w:t>
+      </w:r>
+      <w:r>
+        <w:t>(</w:t>
+      </w:r>
+      <w:proofErr w:type="gramEnd"/>
+      <w:r>
+        <w:t>May/2026)</w:t>
       </w:r>
     </w:p>
     <w:p>
@@ -355,6 +1099,7 @@
           <w:szCs w:val="32"/>
         </w:rPr>
       </w:pPr>
+      <w:proofErr w:type="spellStart"/>
       <w:r>
         <w:rPr>
           <w:b/>
@@ -363,8 +1108,75 @@
           <w:sz w:val="32"/>
           <w:szCs w:val="32"/>
         </w:rPr>
-        <w:t>Decreasing Universe Theory: The Tully-Fisher Relation</w:t>
-      </w:r>
+        <w:t>Decreasing</w:t>
+      </w:r>
+      <w:proofErr w:type="spellEnd"/>
+      <w:r>
+        <w:rPr>
+          <w:b/>
+          <w:bCs/>
+          <w:color w:val="0070C0"/>
+          <w:sz w:val="32"/>
+          <w:szCs w:val="32"/>
+        </w:rPr>
+        <w:t xml:space="preserve"> Universe </w:t>
+      </w:r>
+      <w:proofErr w:type="spellStart"/>
+      <w:r>
+        <w:rPr>
+          <w:b/>
+          <w:bCs/>
+          <w:color w:val="0070C0"/>
+          <w:sz w:val="32"/>
+          <w:szCs w:val="32"/>
+        </w:rPr>
+        <w:t>Theory</w:t>
+      </w:r>
+      <w:proofErr w:type="spellEnd"/>
+      <w:r>
+        <w:rPr>
+          <w:b/>
+          <w:bCs/>
+          <w:color w:val="0070C0"/>
+          <w:sz w:val="32"/>
+          <w:szCs w:val="32"/>
+        </w:rPr>
+        <w:t xml:space="preserve">: The </w:t>
+      </w:r>
+      <w:proofErr w:type="spellStart"/>
+      <w:r>
+        <w:rPr>
+          <w:b/>
+          <w:bCs/>
+          <w:color w:val="0070C0"/>
+          <w:sz w:val="32"/>
+          <w:szCs w:val="32"/>
+        </w:rPr>
+        <w:t>Tully</w:t>
+      </w:r>
+      <w:proofErr w:type="spellEnd"/>
+      <w:r>
+        <w:rPr>
+          <w:b/>
+          <w:bCs/>
+          <w:color w:val="0070C0"/>
+          <w:sz w:val="32"/>
+          <w:szCs w:val="32"/>
+        </w:rPr>
+        <w:t xml:space="preserve">-Fisher </w:t>
+      </w:r>
+      <w:proofErr w:type="spellStart"/>
+      <w:r>
+        <w:rPr>
+          <w:b/>
+          <w:bCs/>
+          <w:color w:val="0070C0"/>
+          <w:sz w:val="32"/>
+          <w:szCs w:val="32"/>
+        </w:rPr>
+        <w:t>Relation</w:t>
+      </w:r>
+      <w:proofErr w:type="spellEnd"/>
     </w:p>
     <w:p>
       <w:pPr>
@@ -373,10 +1185,183 @@
         </w:pBdr>
       </w:pPr>
       <w:r>
-        <w:t xml:space="preserve"> “Starting from the 'Decreasing Universe Theory' (DUT), particularly from the formula that explains the dark matter illusion, we will derive the Tully-Fisher relation for spiral  galaxies.”</w:t>
-      </w:r>
-      <w:r>
-        <w:t>(May/2026)</w:t>
+        <w:t xml:space="preserve"> “</w:t>
+      </w:r>
+      <w:proofErr w:type="spellStart"/>
+      <w:r>
+        <w:t>Starting</w:t>
+      </w:r>
+      <w:proofErr w:type="spellEnd"/>
+      <w:r>
+        <w:t xml:space="preserve"> </w:t>
+      </w:r>
+      <w:proofErr w:type="spellStart"/>
+      <w:r>
+        <w:t>from</w:t>
+      </w:r>
+      <w:proofErr w:type="spellEnd"/>
+      <w:r>
+        <w:t xml:space="preserve"> </w:t>
+      </w:r>
+      <w:proofErr w:type="spellStart"/>
+      <w:r>
+        <w:t>the</w:t>
+      </w:r>
+      <w:proofErr w:type="spellEnd"/>
+      <w:r>
+        <w:t xml:space="preserve"> '</w:t>
+      </w:r>
+      <w:proofErr w:type="spellStart"/>
+      <w:r>
+        <w:t>Decreasing</w:t>
+      </w:r>
+      <w:proofErr w:type="spellEnd"/>
+      <w:r>
+        <w:t xml:space="preserve"> Universe </w:t>
+      </w:r>
+      <w:proofErr w:type="spellStart"/>
+      <w:r>
+        <w:t>Theory</w:t>
+      </w:r>
+      <w:proofErr w:type="spellEnd"/>
+      <w:r>
+        <w:t xml:space="preserve">' (DUT), </w:t>
+      </w:r>
+      <w:proofErr w:type="spellStart"/>
+      <w:r>
+        <w:t>particularly</w:t>
+      </w:r>
+      <w:proofErr w:type="spellEnd"/>
+      <w:r>
+        <w:t xml:space="preserve"> </w:t>
+      </w:r>
+      <w:proofErr w:type="spellStart"/>
+      <w:r>
+        <w:t>from</w:t>
+      </w:r>
+      <w:proofErr w:type="spellEnd"/>
+      <w:r>
+        <w:t xml:space="preserve"> </w:t>
+      </w:r>
+      <w:proofErr w:type="spellStart"/>
+      <w:r>
+        <w:t>the</w:t>
+      </w:r>
+      <w:proofErr w:type="spellEnd"/>
+      <w:r>
+        <w:t xml:space="preserve"> formula </w:t>
+      </w:r>
+      <w:proofErr w:type="spellStart"/>
+      <w:r>
+        <w:t>that</w:t>
+      </w:r>
+      <w:proofErr w:type="spellEnd"/>
+      <w:r>
+        <w:t xml:space="preserve"> </w:t>
+      </w:r>
+      <w:proofErr w:type="spellStart"/>
+      <w:r>
+        <w:t>explains</w:t>
+      </w:r>
+      <w:proofErr w:type="spellEnd"/>
+      <w:r>
+        <w:t xml:space="preserve"> </w:t>
+      </w:r>
+      <w:proofErr w:type="spellStart"/>
+      <w:r>
+        <w:t>the</w:t>
+      </w:r>
+      <w:proofErr w:type="spellEnd"/>
+      <w:r>
+        <w:t xml:space="preserve"> </w:t>
+      </w:r>
+      <w:proofErr w:type="spellStart"/>
+      <w:r>
+        <w:t>dark</w:t>
+      </w:r>
+      <w:proofErr w:type="spellEnd"/>
+      <w:r>
+        <w:t xml:space="preserve"> </w:t>
+      </w:r>
+      <w:proofErr w:type="spellStart"/>
+      <w:r>
+        <w:t>matter</w:t>
+      </w:r>
+      <w:proofErr w:type="spellEnd"/>
+      <w:r>
+        <w:t xml:space="preserve"> </w:t>
+      </w:r>
+      <w:proofErr w:type="spellStart"/>
+      <w:r>
+        <w:t>illusion</w:t>
+      </w:r>
+      <w:proofErr w:type="spellEnd"/>
+      <w:r>
+        <w:t xml:space="preserve">, </w:t>
+      </w:r>
+      <w:proofErr w:type="spellStart"/>
+      <w:r>
+        <w:t>we</w:t>
+      </w:r>
+      <w:proofErr w:type="spellEnd"/>
+      <w:r>
+        <w:t xml:space="preserve"> </w:t>
+      </w:r>
+      <w:proofErr w:type="spellStart"/>
+      <w:r>
+        <w:t>will</w:t>
+      </w:r>
+      <w:proofErr w:type="spellEnd"/>
+      <w:r>
+        <w:t xml:space="preserve"> derive </w:t>
+      </w:r>
+      <w:proofErr w:type="spellStart"/>
+      <w:r>
+        <w:t>the</w:t>
+      </w:r>
+      <w:proofErr w:type="spellEnd"/>
+      <w:r>
+        <w:t xml:space="preserve"> </w:t>
+      </w:r>
+      <w:proofErr w:type="spellStart"/>
+      <w:r>
+        <w:t>Tully</w:t>
+      </w:r>
+      <w:proofErr w:type="spellEnd"/>
+      <w:r>
+        <w:t xml:space="preserve">-Fisher </w:t>
+      </w:r>
+      <w:proofErr w:type="spellStart"/>
+      <w:r>
+        <w:t>relation</w:t>
+      </w:r>
+      <w:proofErr w:type="spellEnd"/>
+      <w:r>
+        <w:t xml:space="preserve"> for </w:t>
+      </w:r>
+      <w:proofErr w:type="spellStart"/>
+      <w:proofErr w:type="gramStart"/>
+      <w:r>
+        <w:t>spiral</w:t>
+      </w:r>
+      <w:proofErr w:type="spellEnd"/>
+      <w:r>
+        <w:t xml:space="preserve">  </w:t>
+      </w:r>
+      <w:proofErr w:type="spellStart"/>
+      <w:r>
+        <w:t>galaxies</w:t>
+      </w:r>
+      <w:proofErr w:type="spellEnd"/>
+      <w:r>
+        <w:t>.”</w:t>
+      </w:r>
+      <w:r>
+        <w:t>(</w:t>
+      </w:r>
+      <w:proofErr w:type="gramEnd"/>
+      <w:r>
+        <w:t>May/2026)</w:t>
       </w:r>
       <w:r>
         <w:br/>
@@ -410,6 +1395,7 @@
           <w:szCs w:val="28"/>
         </w:rPr>
       </w:pPr>
+      <w:proofErr w:type="spellStart"/>
       <w:r>
         <w:rPr>
           <w:b/>
@@ -419,8 +1405,207 @@
           <w:szCs w:val="28"/>
         </w:rPr>
         <w:lastRenderedPageBreak/>
-        <w:t>Analysis of Mass-Redshift Correlation in Velocity-Matched Subgroups: A Rigorous Test for the Decreasing Universe Theory</w:t>
-      </w:r>
+        <w:t>Analysis</w:t>
+      </w:r>
+      <w:proofErr w:type="spellEnd"/>
+      <w:r>
+        <w:rPr>
+          <w:b/>
+          <w:bCs/>
+          <w:color w:val="0070C0"/>
+          <w:sz w:val="28"/>
+          <w:szCs w:val="28"/>
+        </w:rPr>
+        <w:t xml:space="preserve"> </w:t>
+      </w:r>
+      <w:proofErr w:type="spellStart"/>
+      <w:r>
+        <w:rPr>
+          <w:b/>
+          <w:bCs/>
+          <w:color w:val="0070C0"/>
+          <w:sz w:val="28"/>
+          <w:szCs w:val="28"/>
+        </w:rPr>
+        <w:t>of</w:t>
+      </w:r>
+      <w:proofErr w:type="spellEnd"/>
+      <w:r>
+        <w:rPr>
+          <w:b/>
+          <w:bCs/>
+          <w:color w:val="0070C0"/>
+          <w:sz w:val="28"/>
+          <w:szCs w:val="28"/>
+        </w:rPr>
+        <w:t xml:space="preserve"> Mass-</w:t>
+      </w:r>
+      <w:proofErr w:type="spellStart"/>
+      <w:r>
+        <w:rPr>
+          <w:b/>
+          <w:bCs/>
+          <w:color w:val="0070C0"/>
+          <w:sz w:val="28"/>
+          <w:szCs w:val="28"/>
+        </w:rPr>
+        <w:t>Redshift</w:t>
+      </w:r>
+      <w:proofErr w:type="spellEnd"/>
+      <w:r>
+        <w:rPr>
+          <w:b/>
+          <w:bCs/>
+          <w:color w:val="0070C0"/>
+          <w:sz w:val="28"/>
+          <w:szCs w:val="28"/>
+        </w:rPr>
+        <w:t xml:space="preserve"> </w:t>
+      </w:r>
+      <w:proofErr w:type="spellStart"/>
+      <w:r>
+        <w:rPr>
+          <w:b/>
+          <w:bCs/>
+          <w:color w:val="0070C0"/>
+          <w:sz w:val="28"/>
+          <w:szCs w:val="28"/>
+        </w:rPr>
+        <w:t>Correlation</w:t>
+      </w:r>
+      <w:proofErr w:type="spellEnd"/>
+      <w:r>
+        <w:rPr>
+          <w:b/>
+          <w:bCs/>
+          <w:color w:val="0070C0"/>
+          <w:sz w:val="28"/>
+          <w:szCs w:val="28"/>
+        </w:rPr>
+        <w:t xml:space="preserve"> in </w:t>
+      </w:r>
+      <w:proofErr w:type="spellStart"/>
+      <w:r>
+        <w:rPr>
+          <w:b/>
+          <w:bCs/>
+          <w:color w:val="0070C0"/>
+          <w:sz w:val="28"/>
+          <w:szCs w:val="28"/>
+        </w:rPr>
+        <w:t>Velocity-Matched</w:t>
+      </w:r>
+      <w:proofErr w:type="spellEnd"/>
+      <w:r>
+        <w:rPr>
+          <w:b/>
+          <w:bCs/>
+          <w:color w:val="0070C0"/>
+          <w:sz w:val="28"/>
+          <w:szCs w:val="28"/>
+        </w:rPr>
+        <w:t xml:space="preserve"> </w:t>
+      </w:r>
+      <w:proofErr w:type="spellStart"/>
+      <w:r>
+        <w:rPr>
+          <w:b/>
+          <w:bCs/>
+          <w:color w:val="0070C0"/>
+          <w:sz w:val="28"/>
+          <w:szCs w:val="28"/>
+        </w:rPr>
+        <w:t>Subgroups</w:t>
+      </w:r>
+      <w:proofErr w:type="spellEnd"/>
+      <w:r>
+        <w:rPr>
+          <w:b/>
+          <w:bCs/>
+          <w:color w:val="0070C0"/>
+          <w:sz w:val="28"/>
+          <w:szCs w:val="28"/>
+        </w:rPr>
+        <w:t xml:space="preserve">: A </w:t>
+      </w:r>
+      <w:proofErr w:type="spellStart"/>
+      <w:r>
+        <w:rPr>
+          <w:b/>
+          <w:bCs/>
+          <w:color w:val="0070C0"/>
+          <w:sz w:val="28"/>
+          <w:szCs w:val="28"/>
+        </w:rPr>
+        <w:t>Rigorous</w:t>
+      </w:r>
+      <w:proofErr w:type="spellEnd"/>
+      <w:r>
+        <w:rPr>
+          <w:b/>
+          <w:bCs/>
+          <w:color w:val="0070C0"/>
+          <w:sz w:val="28"/>
+          <w:szCs w:val="28"/>
+        </w:rPr>
+        <w:t xml:space="preserve"> Test for </w:t>
+      </w:r>
+      <w:proofErr w:type="spellStart"/>
+      <w:r>
+        <w:rPr>
+          <w:b/>
+          <w:bCs/>
+          <w:color w:val="0070C0"/>
+          <w:sz w:val="28"/>
+          <w:szCs w:val="28"/>
+        </w:rPr>
+        <w:t>the</w:t>
+      </w:r>
+      <w:proofErr w:type="spellEnd"/>
+      <w:r>
+        <w:rPr>
+          <w:b/>
+          <w:bCs/>
+          <w:color w:val="0070C0"/>
+          <w:sz w:val="28"/>
+          <w:szCs w:val="28"/>
+        </w:rPr>
+        <w:t xml:space="preserve"> </w:t>
+      </w:r>
+      <w:proofErr w:type="spellStart"/>
+      <w:r>
+        <w:rPr>
+          <w:b/>
+          <w:bCs/>
+          <w:color w:val="0070C0"/>
+          <w:sz w:val="28"/>
+          <w:szCs w:val="28"/>
+        </w:rPr>
+        <w:t>Decreasing</w:t>
+      </w:r>
+      <w:proofErr w:type="spellEnd"/>
+      <w:r>
+        <w:rPr>
+          <w:b/>
+          <w:bCs/>
+          <w:color w:val="0070C0"/>
+          <w:sz w:val="28"/>
+          <w:szCs w:val="28"/>
+        </w:rPr>
+        <w:t xml:space="preserve"> Universe </w:t>
+      </w:r>
+      <w:proofErr w:type="spellStart"/>
+      <w:r>
+        <w:rPr>
+          <w:b/>
+          <w:bCs/>
+          <w:color w:val="0070C0"/>
+          <w:sz w:val="28"/>
+          <w:szCs w:val="28"/>
+        </w:rPr>
+        <w:t>Theory</w:t>
+      </w:r>
+      <w:proofErr w:type="spellEnd"/>
     </w:p>
     <w:p>
       <w:pPr>
@@ -449,78 +1634,1407 @@
           <w:sz w:val="22"/>
           <w:szCs w:val="22"/>
         </w:rPr>
-        <w:t>The Decreasing Universe (D.U.) theory proposes that the gravitational field induces a continuous spatial contraction, predicting that</w:t>
-      </w:r>
-      <w:r>
-        <w:rPr>
-          <w:sz w:val="22"/>
-          <w:szCs w:val="22"/>
-        </w:rPr>
-        <w:t xml:space="preserve"> </w:t>
-      </w:r>
-      <w:r>
-        <w:rPr>
-          <w:sz w:val="22"/>
-          <w:szCs w:val="22"/>
-        </w:rPr>
-        <w:t>more massive galaxies should exhibit a smaller redshift at the same distance [1]. The main obstacle to testing this prediction is the noise</w:t>
-      </w:r>
-      <w:r>
-        <w:rPr>
-          <w:sz w:val="22"/>
-          <w:szCs w:val="22"/>
-        </w:rPr>
-        <w:t xml:space="preserve"> </w:t>
-      </w:r>
-      <w:r>
-        <w:rPr>
-          <w:sz w:val="22"/>
-          <w:szCs w:val="22"/>
-        </w:rPr>
-        <w:t>introduced by the galaxies' peculiar velocities. This study applies a rigorous methodology to isolate the effect of mass by analyzing the</w:t>
-      </w:r>
-      <w:r>
-        <w:rPr>
-          <w:sz w:val="22"/>
-          <w:szCs w:val="22"/>
-        </w:rPr>
-        <w:t xml:space="preserve"> </w:t>
-      </w:r>
-      <w:r>
-        <w:rPr>
-          <w:sz w:val="22"/>
-          <w:szCs w:val="22"/>
-        </w:rPr>
-        <w:t>correlation between stellar mass and redshift in galaxy subgroups with controlled distance, age, and radial velocity. The results show that,</w:t>
-      </w:r>
-      <w:r>
-        <w:rPr>
-          <w:sz w:val="22"/>
-          <w:szCs w:val="22"/>
-        </w:rPr>
-        <w:t xml:space="preserve"> </w:t>
-      </w:r>
-      <w:r>
-        <w:rPr>
-          <w:sz w:val="22"/>
-          <w:szCs w:val="22"/>
-        </w:rPr>
-        <w:t>by minimizing dynamical noise, the negative correlation predicted by the D.U. theory emerges in specific subsamples, suggesting that the</w:t>
-      </w:r>
-      <w:r>
-        <w:rPr>
-          <w:sz w:val="22"/>
-          <w:szCs w:val="22"/>
-        </w:rPr>
-        <w:t xml:space="preserve"> </w:t>
-      </w:r>
-      <w:r>
-        <w:rPr>
-          <w:sz w:val="22"/>
-          <w:szCs w:val="22"/>
-        </w:rPr>
-        <w:t>intrinsic gravitational effect may be detectable</w:t>
-      </w:r>
+        <w:t xml:space="preserve">The </w:t>
+      </w:r>
+      <w:proofErr w:type="spellStart"/>
+      <w:r>
+        <w:rPr>
+          <w:sz w:val="22"/>
+          <w:szCs w:val="22"/>
+        </w:rPr>
+        <w:t>Decreasing</w:t>
+      </w:r>
+      <w:proofErr w:type="spellEnd"/>
+      <w:r>
+        <w:rPr>
+          <w:sz w:val="22"/>
+          <w:szCs w:val="22"/>
+        </w:rPr>
+        <w:t xml:space="preserve"> Universe (D.U.) </w:t>
+      </w:r>
+      <w:proofErr w:type="spellStart"/>
+      <w:r>
+        <w:rPr>
+          <w:sz w:val="22"/>
+          <w:szCs w:val="22"/>
+        </w:rPr>
+        <w:t>theory</w:t>
+      </w:r>
+      <w:proofErr w:type="spellEnd"/>
+      <w:r>
+        <w:rPr>
+          <w:sz w:val="22"/>
+          <w:szCs w:val="22"/>
+        </w:rPr>
+        <w:t xml:space="preserve"> </w:t>
+      </w:r>
+      <w:proofErr w:type="spellStart"/>
+      <w:r>
+        <w:rPr>
+          <w:sz w:val="22"/>
+          <w:szCs w:val="22"/>
+        </w:rPr>
+        <w:t>proposes</w:t>
+      </w:r>
+      <w:proofErr w:type="spellEnd"/>
+      <w:r>
+        <w:rPr>
+          <w:sz w:val="22"/>
+          <w:szCs w:val="22"/>
+        </w:rPr>
+        <w:t xml:space="preserve"> </w:t>
+      </w:r>
+      <w:proofErr w:type="spellStart"/>
+      <w:r>
+        <w:rPr>
+          <w:sz w:val="22"/>
+          <w:szCs w:val="22"/>
+        </w:rPr>
+        <w:t>that</w:t>
+      </w:r>
+      <w:proofErr w:type="spellEnd"/>
+      <w:r>
+        <w:rPr>
+          <w:sz w:val="22"/>
+          <w:szCs w:val="22"/>
+        </w:rPr>
+        <w:t xml:space="preserve"> </w:t>
+      </w:r>
+      <w:proofErr w:type="spellStart"/>
+      <w:r>
+        <w:rPr>
+          <w:sz w:val="22"/>
+          <w:szCs w:val="22"/>
+        </w:rPr>
+        <w:t>the</w:t>
+      </w:r>
+      <w:proofErr w:type="spellEnd"/>
+      <w:r>
+        <w:rPr>
+          <w:sz w:val="22"/>
+          <w:szCs w:val="22"/>
+        </w:rPr>
+        <w:t xml:space="preserve"> </w:t>
+      </w:r>
+      <w:proofErr w:type="spellStart"/>
+      <w:r>
+        <w:rPr>
+          <w:sz w:val="22"/>
+          <w:szCs w:val="22"/>
+        </w:rPr>
+        <w:t>gravitational</w:t>
+      </w:r>
+      <w:proofErr w:type="spellEnd"/>
+      <w:r>
+        <w:rPr>
+          <w:sz w:val="22"/>
+          <w:szCs w:val="22"/>
+        </w:rPr>
+        <w:t xml:space="preserve"> </w:t>
+      </w:r>
+      <w:proofErr w:type="spellStart"/>
+      <w:r>
+        <w:rPr>
+          <w:sz w:val="22"/>
+          <w:szCs w:val="22"/>
+        </w:rPr>
+        <w:t>field</w:t>
+      </w:r>
+      <w:proofErr w:type="spellEnd"/>
+      <w:r>
+        <w:rPr>
+          <w:sz w:val="22"/>
+          <w:szCs w:val="22"/>
+        </w:rPr>
+        <w:t xml:space="preserve"> </w:t>
+      </w:r>
+      <w:proofErr w:type="spellStart"/>
+      <w:r>
+        <w:rPr>
+          <w:sz w:val="22"/>
+          <w:szCs w:val="22"/>
+        </w:rPr>
+        <w:t>induces</w:t>
+      </w:r>
+      <w:proofErr w:type="spellEnd"/>
+      <w:r>
+        <w:rPr>
+          <w:sz w:val="22"/>
+          <w:szCs w:val="22"/>
+        </w:rPr>
+        <w:t xml:space="preserve"> a </w:t>
+      </w:r>
+      <w:proofErr w:type="spellStart"/>
+      <w:r>
+        <w:rPr>
+          <w:sz w:val="22"/>
+          <w:szCs w:val="22"/>
+        </w:rPr>
+        <w:t>continuous</w:t>
+      </w:r>
+      <w:proofErr w:type="spellEnd"/>
+      <w:r>
+        <w:rPr>
+          <w:sz w:val="22"/>
+          <w:szCs w:val="22"/>
+        </w:rPr>
+        <w:t xml:space="preserve"> </w:t>
+      </w:r>
+      <w:proofErr w:type="spellStart"/>
+      <w:r>
+        <w:rPr>
+          <w:sz w:val="22"/>
+          <w:szCs w:val="22"/>
+        </w:rPr>
+        <w:t>spatial</w:t>
+      </w:r>
+      <w:proofErr w:type="spellEnd"/>
+      <w:r>
+        <w:rPr>
+          <w:sz w:val="22"/>
+          <w:szCs w:val="22"/>
+        </w:rPr>
+        <w:t xml:space="preserve"> </w:t>
+      </w:r>
+      <w:proofErr w:type="spellStart"/>
+      <w:r>
+        <w:rPr>
+          <w:sz w:val="22"/>
+          <w:szCs w:val="22"/>
+        </w:rPr>
+        <w:t>contraction</w:t>
+      </w:r>
+      <w:proofErr w:type="spellEnd"/>
+      <w:r>
+        <w:rPr>
+          <w:sz w:val="22"/>
+          <w:szCs w:val="22"/>
+        </w:rPr>
+        <w:t xml:space="preserve">, </w:t>
+      </w:r>
+      <w:proofErr w:type="spellStart"/>
+      <w:r>
+        <w:rPr>
+          <w:sz w:val="22"/>
+          <w:szCs w:val="22"/>
+        </w:rPr>
+        <w:t>predicting</w:t>
+      </w:r>
+      <w:proofErr w:type="spellEnd"/>
+      <w:r>
+        <w:rPr>
+          <w:sz w:val="22"/>
+          <w:szCs w:val="22"/>
+        </w:rPr>
+        <w:t xml:space="preserve"> </w:t>
+      </w:r>
+      <w:proofErr w:type="spellStart"/>
+      <w:r>
+        <w:rPr>
+          <w:sz w:val="22"/>
+          <w:szCs w:val="22"/>
+        </w:rPr>
+        <w:t>that</w:t>
+      </w:r>
+      <w:proofErr w:type="spellEnd"/>
+      <w:r>
+        <w:rPr>
+          <w:sz w:val="22"/>
+          <w:szCs w:val="22"/>
+        </w:rPr>
+        <w:t xml:space="preserve"> </w:t>
+      </w:r>
+      <w:r>
+        <w:rPr>
+          <w:sz w:val="22"/>
+          <w:szCs w:val="22"/>
+        </w:rPr>
+        <w:t xml:space="preserve">more </w:t>
+      </w:r>
+      <w:proofErr w:type="spellStart"/>
+      <w:r>
+        <w:rPr>
+          <w:sz w:val="22"/>
+          <w:szCs w:val="22"/>
+        </w:rPr>
+        <w:t>massive</w:t>
+      </w:r>
+      <w:proofErr w:type="spellEnd"/>
+      <w:r>
+        <w:rPr>
+          <w:sz w:val="22"/>
+          <w:szCs w:val="22"/>
+        </w:rPr>
+        <w:t xml:space="preserve"> </w:t>
+      </w:r>
+      <w:proofErr w:type="spellStart"/>
+      <w:r>
+        <w:rPr>
+          <w:sz w:val="22"/>
+          <w:szCs w:val="22"/>
+        </w:rPr>
+        <w:t>galaxies</w:t>
+      </w:r>
+      <w:proofErr w:type="spellEnd"/>
+      <w:r>
+        <w:rPr>
+          <w:sz w:val="22"/>
+          <w:szCs w:val="22"/>
+        </w:rPr>
+        <w:t xml:space="preserve"> </w:t>
+      </w:r>
+      <w:proofErr w:type="spellStart"/>
+      <w:r>
+        <w:rPr>
+          <w:sz w:val="22"/>
+          <w:szCs w:val="22"/>
+        </w:rPr>
+        <w:t>should</w:t>
+      </w:r>
+      <w:proofErr w:type="spellEnd"/>
+      <w:r>
+        <w:rPr>
+          <w:sz w:val="22"/>
+          <w:szCs w:val="22"/>
+        </w:rPr>
+        <w:t xml:space="preserve"> </w:t>
+      </w:r>
+      <w:proofErr w:type="spellStart"/>
+      <w:r>
+        <w:rPr>
+          <w:sz w:val="22"/>
+          <w:szCs w:val="22"/>
+        </w:rPr>
+        <w:t>exhibit</w:t>
+      </w:r>
+      <w:proofErr w:type="spellEnd"/>
+      <w:r>
+        <w:rPr>
+          <w:sz w:val="22"/>
+          <w:szCs w:val="22"/>
+        </w:rPr>
+        <w:t xml:space="preserve"> a </w:t>
+      </w:r>
+      <w:proofErr w:type="spellStart"/>
+      <w:r>
+        <w:rPr>
+          <w:sz w:val="22"/>
+          <w:szCs w:val="22"/>
+        </w:rPr>
+        <w:t>smaller</w:t>
+      </w:r>
+      <w:proofErr w:type="spellEnd"/>
+      <w:r>
+        <w:rPr>
+          <w:sz w:val="22"/>
+          <w:szCs w:val="22"/>
+        </w:rPr>
+        <w:t xml:space="preserve"> </w:t>
+      </w:r>
+      <w:proofErr w:type="spellStart"/>
+      <w:r>
+        <w:rPr>
+          <w:sz w:val="22"/>
+          <w:szCs w:val="22"/>
+        </w:rPr>
+        <w:t>redshift</w:t>
+      </w:r>
+      <w:proofErr w:type="spellEnd"/>
+      <w:r>
+        <w:rPr>
+          <w:sz w:val="22"/>
+          <w:szCs w:val="22"/>
+        </w:rPr>
+        <w:t xml:space="preserve"> </w:t>
+      </w:r>
+      <w:proofErr w:type="spellStart"/>
+      <w:r>
+        <w:rPr>
+          <w:sz w:val="22"/>
+          <w:szCs w:val="22"/>
+        </w:rPr>
+        <w:t>at</w:t>
+      </w:r>
+      <w:proofErr w:type="spellEnd"/>
+      <w:r>
+        <w:rPr>
+          <w:sz w:val="22"/>
+          <w:szCs w:val="22"/>
+        </w:rPr>
+        <w:t xml:space="preserve"> </w:t>
+      </w:r>
+      <w:proofErr w:type="spellStart"/>
+      <w:r>
+        <w:rPr>
+          <w:sz w:val="22"/>
+          <w:szCs w:val="22"/>
+        </w:rPr>
+        <w:t>the</w:t>
+      </w:r>
+      <w:proofErr w:type="spellEnd"/>
+      <w:r>
+        <w:rPr>
+          <w:sz w:val="22"/>
+          <w:szCs w:val="22"/>
+        </w:rPr>
+        <w:t xml:space="preserve"> </w:t>
+      </w:r>
+      <w:proofErr w:type="spellStart"/>
+      <w:r>
+        <w:rPr>
+          <w:sz w:val="22"/>
+          <w:szCs w:val="22"/>
+        </w:rPr>
+        <w:t>same</w:t>
+      </w:r>
+      <w:proofErr w:type="spellEnd"/>
+      <w:r>
+        <w:rPr>
+          <w:sz w:val="22"/>
+          <w:szCs w:val="22"/>
+        </w:rPr>
+        <w:t xml:space="preserve"> </w:t>
+      </w:r>
+      <w:proofErr w:type="spellStart"/>
+      <w:r>
+        <w:rPr>
+          <w:sz w:val="22"/>
+          <w:szCs w:val="22"/>
+        </w:rPr>
+        <w:t>distance</w:t>
+      </w:r>
+      <w:proofErr w:type="spellEnd"/>
+      <w:r>
+        <w:rPr>
+          <w:sz w:val="22"/>
+          <w:szCs w:val="22"/>
+        </w:rPr>
+        <w:t xml:space="preserve"> [1]. The </w:t>
+      </w:r>
+      <w:proofErr w:type="spellStart"/>
+      <w:r>
+        <w:rPr>
+          <w:sz w:val="22"/>
+          <w:szCs w:val="22"/>
+        </w:rPr>
+        <w:t>main</w:t>
+      </w:r>
+      <w:proofErr w:type="spellEnd"/>
+      <w:r>
+        <w:rPr>
+          <w:sz w:val="22"/>
+          <w:szCs w:val="22"/>
+        </w:rPr>
+        <w:t xml:space="preserve"> </w:t>
+      </w:r>
+      <w:proofErr w:type="spellStart"/>
+      <w:r>
+        <w:rPr>
+          <w:sz w:val="22"/>
+          <w:szCs w:val="22"/>
+        </w:rPr>
+        <w:t>obstacle</w:t>
+      </w:r>
+      <w:proofErr w:type="spellEnd"/>
+      <w:r>
+        <w:rPr>
+          <w:sz w:val="22"/>
+          <w:szCs w:val="22"/>
+        </w:rPr>
+        <w:t xml:space="preserve"> </w:t>
+      </w:r>
+      <w:proofErr w:type="spellStart"/>
+      <w:r>
+        <w:rPr>
+          <w:sz w:val="22"/>
+          <w:szCs w:val="22"/>
+        </w:rPr>
+        <w:t>to</w:t>
+      </w:r>
+      <w:proofErr w:type="spellEnd"/>
+      <w:r>
+        <w:rPr>
+          <w:sz w:val="22"/>
+          <w:szCs w:val="22"/>
+        </w:rPr>
+        <w:t xml:space="preserve"> </w:t>
+      </w:r>
+      <w:proofErr w:type="spellStart"/>
+      <w:r>
+        <w:rPr>
+          <w:sz w:val="22"/>
+          <w:szCs w:val="22"/>
+        </w:rPr>
+        <w:t>testing</w:t>
+      </w:r>
+      <w:proofErr w:type="spellEnd"/>
+      <w:r>
+        <w:rPr>
+          <w:sz w:val="22"/>
+          <w:szCs w:val="22"/>
+        </w:rPr>
+        <w:t xml:space="preserve"> </w:t>
+      </w:r>
+      <w:proofErr w:type="spellStart"/>
+      <w:r>
+        <w:rPr>
+          <w:sz w:val="22"/>
+          <w:szCs w:val="22"/>
+        </w:rPr>
+        <w:t>this</w:t>
+      </w:r>
+      <w:proofErr w:type="spellEnd"/>
+      <w:r>
+        <w:rPr>
+          <w:sz w:val="22"/>
+          <w:szCs w:val="22"/>
+        </w:rPr>
+        <w:t xml:space="preserve"> </w:t>
+      </w:r>
+      <w:proofErr w:type="spellStart"/>
+      <w:r>
+        <w:rPr>
+          <w:sz w:val="22"/>
+          <w:szCs w:val="22"/>
+        </w:rPr>
+        <w:t>prediction</w:t>
+      </w:r>
+      <w:proofErr w:type="spellEnd"/>
+      <w:r>
+        <w:rPr>
+          <w:sz w:val="22"/>
+          <w:szCs w:val="22"/>
+        </w:rPr>
+        <w:t xml:space="preserve"> </w:t>
+      </w:r>
+      <w:proofErr w:type="spellStart"/>
+      <w:r>
+        <w:rPr>
+          <w:sz w:val="22"/>
+          <w:szCs w:val="22"/>
+        </w:rPr>
+        <w:t>is</w:t>
+      </w:r>
+      <w:proofErr w:type="spellEnd"/>
+      <w:r>
+        <w:rPr>
+          <w:sz w:val="22"/>
+          <w:szCs w:val="22"/>
+        </w:rPr>
+        <w:t xml:space="preserve"> </w:t>
+      </w:r>
+      <w:proofErr w:type="spellStart"/>
+      <w:r>
+        <w:rPr>
+          <w:sz w:val="22"/>
+          <w:szCs w:val="22"/>
+        </w:rPr>
+        <w:t>the</w:t>
+      </w:r>
+      <w:proofErr w:type="spellEnd"/>
+      <w:r>
+        <w:rPr>
+          <w:sz w:val="22"/>
+          <w:szCs w:val="22"/>
+        </w:rPr>
+        <w:t xml:space="preserve"> </w:t>
+      </w:r>
+      <w:proofErr w:type="spellStart"/>
+      <w:r>
+        <w:rPr>
+          <w:sz w:val="22"/>
+          <w:szCs w:val="22"/>
+        </w:rPr>
+        <w:t>noise</w:t>
+      </w:r>
+      <w:proofErr w:type="spellEnd"/>
+      <w:r>
+        <w:rPr>
+          <w:sz w:val="22"/>
+          <w:szCs w:val="22"/>
+        </w:rPr>
+        <w:t xml:space="preserve"> </w:t>
+      </w:r>
+      <w:proofErr w:type="spellStart"/>
+      <w:r>
+        <w:rPr>
+          <w:sz w:val="22"/>
+          <w:szCs w:val="22"/>
+        </w:rPr>
+        <w:t>introduced</w:t>
+      </w:r>
+      <w:proofErr w:type="spellEnd"/>
+      <w:r>
+        <w:rPr>
+          <w:sz w:val="22"/>
+          <w:szCs w:val="22"/>
+        </w:rPr>
+        <w:t xml:space="preserve"> </w:t>
+      </w:r>
+      <w:proofErr w:type="spellStart"/>
+      <w:r>
+        <w:rPr>
+          <w:sz w:val="22"/>
+          <w:szCs w:val="22"/>
+        </w:rPr>
+        <w:t>by</w:t>
+      </w:r>
+      <w:proofErr w:type="spellEnd"/>
+      <w:r>
+        <w:rPr>
+          <w:sz w:val="22"/>
+          <w:szCs w:val="22"/>
+        </w:rPr>
+        <w:t xml:space="preserve"> </w:t>
+      </w:r>
+      <w:proofErr w:type="spellStart"/>
+      <w:r>
+        <w:rPr>
+          <w:sz w:val="22"/>
+          <w:szCs w:val="22"/>
+        </w:rPr>
+        <w:t>the</w:t>
+      </w:r>
+      <w:proofErr w:type="spellEnd"/>
+      <w:r>
+        <w:rPr>
+          <w:sz w:val="22"/>
+          <w:szCs w:val="22"/>
+        </w:rPr>
+        <w:t xml:space="preserve"> </w:t>
+      </w:r>
+      <w:proofErr w:type="spellStart"/>
+      <w:r>
+        <w:rPr>
+          <w:sz w:val="22"/>
+          <w:szCs w:val="22"/>
+        </w:rPr>
+        <w:t>galaxies</w:t>
+      </w:r>
+      <w:proofErr w:type="spellEnd"/>
+      <w:r>
+        <w:rPr>
+          <w:sz w:val="22"/>
+          <w:szCs w:val="22"/>
+        </w:rPr>
+        <w:t xml:space="preserve">' peculiar </w:t>
+      </w:r>
+      <w:proofErr w:type="spellStart"/>
+      <w:r>
+        <w:rPr>
+          <w:sz w:val="22"/>
+          <w:szCs w:val="22"/>
+        </w:rPr>
+        <w:t>velocities</w:t>
+      </w:r>
+      <w:proofErr w:type="spellEnd"/>
+      <w:r>
+        <w:rPr>
+          <w:sz w:val="22"/>
+          <w:szCs w:val="22"/>
+        </w:rPr>
+        <w:t xml:space="preserve">. </w:t>
+      </w:r>
+      <w:proofErr w:type="spellStart"/>
+      <w:r>
+        <w:rPr>
+          <w:sz w:val="22"/>
+          <w:szCs w:val="22"/>
+        </w:rPr>
+        <w:t>This</w:t>
+      </w:r>
+      <w:proofErr w:type="spellEnd"/>
+      <w:r>
+        <w:rPr>
+          <w:sz w:val="22"/>
+          <w:szCs w:val="22"/>
+        </w:rPr>
+        <w:t xml:space="preserve"> </w:t>
+      </w:r>
+      <w:proofErr w:type="spellStart"/>
+      <w:r>
+        <w:rPr>
+          <w:sz w:val="22"/>
+          <w:szCs w:val="22"/>
+        </w:rPr>
+        <w:t>study</w:t>
+      </w:r>
+      <w:proofErr w:type="spellEnd"/>
+      <w:r>
+        <w:rPr>
+          <w:sz w:val="22"/>
+          <w:szCs w:val="22"/>
+        </w:rPr>
+        <w:t xml:space="preserve"> </w:t>
+      </w:r>
+      <w:proofErr w:type="spellStart"/>
+      <w:r>
+        <w:rPr>
+          <w:sz w:val="22"/>
+          <w:szCs w:val="22"/>
+        </w:rPr>
+        <w:t>applies</w:t>
+      </w:r>
+      <w:proofErr w:type="spellEnd"/>
+      <w:r>
+        <w:rPr>
+          <w:sz w:val="22"/>
+          <w:szCs w:val="22"/>
+        </w:rPr>
+        <w:t xml:space="preserve"> a </w:t>
+      </w:r>
+      <w:proofErr w:type="spellStart"/>
+      <w:r>
+        <w:rPr>
+          <w:sz w:val="22"/>
+          <w:szCs w:val="22"/>
+        </w:rPr>
+        <w:t>rigorous</w:t>
+      </w:r>
+      <w:proofErr w:type="spellEnd"/>
+      <w:r>
+        <w:rPr>
+          <w:sz w:val="22"/>
+          <w:szCs w:val="22"/>
+        </w:rPr>
+        <w:t xml:space="preserve"> </w:t>
+      </w:r>
+      <w:proofErr w:type="spellStart"/>
+      <w:r>
+        <w:rPr>
+          <w:sz w:val="22"/>
+          <w:szCs w:val="22"/>
+        </w:rPr>
+        <w:t>methodology</w:t>
+      </w:r>
+      <w:proofErr w:type="spellEnd"/>
+      <w:r>
+        <w:rPr>
+          <w:sz w:val="22"/>
+          <w:szCs w:val="22"/>
+        </w:rPr>
+        <w:t xml:space="preserve"> </w:t>
+      </w:r>
+      <w:proofErr w:type="spellStart"/>
+      <w:r>
+        <w:rPr>
+          <w:sz w:val="22"/>
+          <w:szCs w:val="22"/>
+        </w:rPr>
+        <w:t>to</w:t>
+      </w:r>
+      <w:proofErr w:type="spellEnd"/>
+      <w:r>
+        <w:rPr>
+          <w:sz w:val="22"/>
+          <w:szCs w:val="22"/>
+        </w:rPr>
+        <w:t xml:space="preserve"> </w:t>
+      </w:r>
+      <w:proofErr w:type="spellStart"/>
+      <w:r>
+        <w:rPr>
+          <w:sz w:val="22"/>
+          <w:szCs w:val="22"/>
+        </w:rPr>
+        <w:t>isolate</w:t>
+      </w:r>
+      <w:proofErr w:type="spellEnd"/>
+      <w:r>
+        <w:rPr>
+          <w:sz w:val="22"/>
+          <w:szCs w:val="22"/>
+        </w:rPr>
+        <w:t xml:space="preserve"> </w:t>
+      </w:r>
+      <w:proofErr w:type="spellStart"/>
+      <w:r>
+        <w:rPr>
+          <w:sz w:val="22"/>
+          <w:szCs w:val="22"/>
+        </w:rPr>
+        <w:t>the</w:t>
+      </w:r>
+      <w:proofErr w:type="spellEnd"/>
+      <w:r>
+        <w:rPr>
+          <w:sz w:val="22"/>
+          <w:szCs w:val="22"/>
+        </w:rPr>
+        <w:t xml:space="preserve"> </w:t>
+      </w:r>
+      <w:proofErr w:type="spellStart"/>
+      <w:r>
+        <w:rPr>
+          <w:sz w:val="22"/>
+          <w:szCs w:val="22"/>
+        </w:rPr>
+        <w:t>effect</w:t>
+      </w:r>
+      <w:proofErr w:type="spellEnd"/>
+      <w:r>
+        <w:rPr>
+          <w:sz w:val="22"/>
+          <w:szCs w:val="22"/>
+        </w:rPr>
+        <w:t xml:space="preserve"> </w:t>
+      </w:r>
+      <w:proofErr w:type="spellStart"/>
+      <w:r>
+        <w:rPr>
+          <w:sz w:val="22"/>
+          <w:szCs w:val="22"/>
+        </w:rPr>
+        <w:t>of</w:t>
+      </w:r>
+      <w:proofErr w:type="spellEnd"/>
+      <w:r>
+        <w:rPr>
+          <w:sz w:val="22"/>
+          <w:szCs w:val="22"/>
+        </w:rPr>
+        <w:t xml:space="preserve"> </w:t>
+      </w:r>
+      <w:proofErr w:type="spellStart"/>
+      <w:r>
+        <w:rPr>
+          <w:sz w:val="22"/>
+          <w:szCs w:val="22"/>
+        </w:rPr>
+        <w:t>mass</w:t>
+      </w:r>
+      <w:proofErr w:type="spellEnd"/>
+      <w:r>
+        <w:rPr>
+          <w:sz w:val="22"/>
+          <w:szCs w:val="22"/>
+        </w:rPr>
+        <w:t xml:space="preserve"> </w:t>
+      </w:r>
+      <w:proofErr w:type="spellStart"/>
+      <w:r>
+        <w:rPr>
+          <w:sz w:val="22"/>
+          <w:szCs w:val="22"/>
+        </w:rPr>
+        <w:t>by</w:t>
+      </w:r>
+      <w:proofErr w:type="spellEnd"/>
+      <w:r>
+        <w:rPr>
+          <w:sz w:val="22"/>
+          <w:szCs w:val="22"/>
+        </w:rPr>
+        <w:t xml:space="preserve"> </w:t>
+      </w:r>
+      <w:proofErr w:type="spellStart"/>
+      <w:r>
+        <w:rPr>
+          <w:sz w:val="22"/>
+          <w:szCs w:val="22"/>
+        </w:rPr>
+        <w:t>analyzing</w:t>
+      </w:r>
+      <w:proofErr w:type="spellEnd"/>
+      <w:r>
+        <w:rPr>
+          <w:sz w:val="22"/>
+          <w:szCs w:val="22"/>
+        </w:rPr>
+        <w:t xml:space="preserve"> </w:t>
+      </w:r>
+      <w:proofErr w:type="spellStart"/>
+      <w:r>
+        <w:rPr>
+          <w:sz w:val="22"/>
+          <w:szCs w:val="22"/>
+        </w:rPr>
+        <w:t>the</w:t>
+      </w:r>
+      <w:proofErr w:type="spellEnd"/>
+      <w:r>
+        <w:rPr>
+          <w:sz w:val="22"/>
+          <w:szCs w:val="22"/>
+        </w:rPr>
+        <w:t xml:space="preserve"> </w:t>
+      </w:r>
+      <w:proofErr w:type="spellStart"/>
+      <w:r>
+        <w:rPr>
+          <w:sz w:val="22"/>
+          <w:szCs w:val="22"/>
+        </w:rPr>
+        <w:t>correlation</w:t>
+      </w:r>
+      <w:proofErr w:type="spellEnd"/>
+      <w:r>
+        <w:rPr>
+          <w:sz w:val="22"/>
+          <w:szCs w:val="22"/>
+        </w:rPr>
+        <w:t xml:space="preserve"> </w:t>
+      </w:r>
+      <w:proofErr w:type="spellStart"/>
+      <w:r>
+        <w:rPr>
+          <w:sz w:val="22"/>
+          <w:szCs w:val="22"/>
+        </w:rPr>
+        <w:t>between</w:t>
+      </w:r>
+      <w:proofErr w:type="spellEnd"/>
+      <w:r>
+        <w:rPr>
+          <w:sz w:val="22"/>
+          <w:szCs w:val="22"/>
+        </w:rPr>
+        <w:t xml:space="preserve"> </w:t>
+      </w:r>
+      <w:proofErr w:type="spellStart"/>
+      <w:r>
+        <w:rPr>
+          <w:sz w:val="22"/>
+          <w:szCs w:val="22"/>
+        </w:rPr>
+        <w:t>stellar</w:t>
+      </w:r>
+      <w:proofErr w:type="spellEnd"/>
+      <w:r>
+        <w:rPr>
+          <w:sz w:val="22"/>
+          <w:szCs w:val="22"/>
+        </w:rPr>
+        <w:t xml:space="preserve"> </w:t>
+      </w:r>
+      <w:proofErr w:type="spellStart"/>
+      <w:r>
+        <w:rPr>
+          <w:sz w:val="22"/>
+          <w:szCs w:val="22"/>
+        </w:rPr>
+        <w:t>mass</w:t>
+      </w:r>
+      <w:proofErr w:type="spellEnd"/>
+      <w:r>
+        <w:rPr>
+          <w:sz w:val="22"/>
+          <w:szCs w:val="22"/>
+        </w:rPr>
+        <w:t xml:space="preserve"> </w:t>
+      </w:r>
+      <w:proofErr w:type="spellStart"/>
+      <w:r>
+        <w:rPr>
+          <w:sz w:val="22"/>
+          <w:szCs w:val="22"/>
+        </w:rPr>
+        <w:t>and</w:t>
+      </w:r>
+      <w:proofErr w:type="spellEnd"/>
+      <w:r>
+        <w:rPr>
+          <w:sz w:val="22"/>
+          <w:szCs w:val="22"/>
+        </w:rPr>
+        <w:t xml:space="preserve"> </w:t>
+      </w:r>
+      <w:proofErr w:type="spellStart"/>
+      <w:r>
+        <w:rPr>
+          <w:sz w:val="22"/>
+          <w:szCs w:val="22"/>
+        </w:rPr>
+        <w:t>redshift</w:t>
+      </w:r>
+      <w:proofErr w:type="spellEnd"/>
+      <w:r>
+        <w:rPr>
+          <w:sz w:val="22"/>
+          <w:szCs w:val="22"/>
+        </w:rPr>
+        <w:t xml:space="preserve"> in </w:t>
+      </w:r>
+      <w:proofErr w:type="spellStart"/>
+      <w:r>
+        <w:rPr>
+          <w:sz w:val="22"/>
+          <w:szCs w:val="22"/>
+        </w:rPr>
+        <w:t>galaxy</w:t>
+      </w:r>
+      <w:proofErr w:type="spellEnd"/>
+      <w:r>
+        <w:rPr>
+          <w:sz w:val="22"/>
+          <w:szCs w:val="22"/>
+        </w:rPr>
+        <w:t xml:space="preserve"> </w:t>
+      </w:r>
+      <w:proofErr w:type="spellStart"/>
+      <w:r>
+        <w:rPr>
+          <w:sz w:val="22"/>
+          <w:szCs w:val="22"/>
+        </w:rPr>
+        <w:t>subgroups</w:t>
+      </w:r>
+      <w:proofErr w:type="spellEnd"/>
+      <w:r>
+        <w:rPr>
+          <w:sz w:val="22"/>
+          <w:szCs w:val="22"/>
+        </w:rPr>
+        <w:t xml:space="preserve"> </w:t>
+      </w:r>
+      <w:proofErr w:type="spellStart"/>
+      <w:r>
+        <w:rPr>
+          <w:sz w:val="22"/>
+          <w:szCs w:val="22"/>
+        </w:rPr>
+        <w:t>with</w:t>
+      </w:r>
+      <w:proofErr w:type="spellEnd"/>
+      <w:r>
+        <w:rPr>
+          <w:sz w:val="22"/>
+          <w:szCs w:val="22"/>
+        </w:rPr>
+        <w:t xml:space="preserve"> </w:t>
+      </w:r>
+      <w:proofErr w:type="spellStart"/>
+      <w:r>
+        <w:rPr>
+          <w:sz w:val="22"/>
+          <w:szCs w:val="22"/>
+        </w:rPr>
+        <w:t>controlled</w:t>
+      </w:r>
+      <w:proofErr w:type="spellEnd"/>
+      <w:r>
+        <w:rPr>
+          <w:sz w:val="22"/>
+          <w:szCs w:val="22"/>
+        </w:rPr>
+        <w:t xml:space="preserve"> </w:t>
+      </w:r>
+      <w:proofErr w:type="spellStart"/>
+      <w:r>
+        <w:rPr>
+          <w:sz w:val="22"/>
+          <w:szCs w:val="22"/>
+        </w:rPr>
+        <w:t>distance</w:t>
+      </w:r>
+      <w:proofErr w:type="spellEnd"/>
+      <w:r>
+        <w:rPr>
+          <w:sz w:val="22"/>
+          <w:szCs w:val="22"/>
+        </w:rPr>
+        <w:t xml:space="preserve">, age, </w:t>
+      </w:r>
+      <w:proofErr w:type="spellStart"/>
+      <w:r>
+        <w:rPr>
+          <w:sz w:val="22"/>
+          <w:szCs w:val="22"/>
+        </w:rPr>
+        <w:t>and</w:t>
+      </w:r>
+      <w:proofErr w:type="spellEnd"/>
+      <w:r>
+        <w:rPr>
+          <w:sz w:val="22"/>
+          <w:szCs w:val="22"/>
+        </w:rPr>
+        <w:t xml:space="preserve"> radial </w:t>
+      </w:r>
+      <w:proofErr w:type="spellStart"/>
+      <w:r>
+        <w:rPr>
+          <w:sz w:val="22"/>
+          <w:szCs w:val="22"/>
+        </w:rPr>
+        <w:t>velocity</w:t>
+      </w:r>
+      <w:proofErr w:type="spellEnd"/>
+      <w:r>
+        <w:rPr>
+          <w:sz w:val="22"/>
+          <w:szCs w:val="22"/>
+        </w:rPr>
+        <w:t xml:space="preserve">. The </w:t>
+      </w:r>
+      <w:proofErr w:type="spellStart"/>
+      <w:r>
+        <w:rPr>
+          <w:sz w:val="22"/>
+          <w:szCs w:val="22"/>
+        </w:rPr>
+        <w:t>results</w:t>
+      </w:r>
+      <w:proofErr w:type="spellEnd"/>
+      <w:r>
+        <w:rPr>
+          <w:sz w:val="22"/>
+          <w:szCs w:val="22"/>
+        </w:rPr>
+        <w:t xml:space="preserve"> show </w:t>
+      </w:r>
+      <w:proofErr w:type="spellStart"/>
+      <w:r>
+        <w:rPr>
+          <w:sz w:val="22"/>
+          <w:szCs w:val="22"/>
+        </w:rPr>
+        <w:t>that</w:t>
+      </w:r>
+      <w:proofErr w:type="spellEnd"/>
+      <w:r>
+        <w:rPr>
+          <w:sz w:val="22"/>
+          <w:szCs w:val="22"/>
+        </w:rPr>
+        <w:t>,</w:t>
+      </w:r>
+      <w:r>
+        <w:rPr>
+          <w:sz w:val="22"/>
+          <w:szCs w:val="22"/>
+        </w:rPr>
+        <w:t xml:space="preserve"> </w:t>
+      </w:r>
+      <w:proofErr w:type="spellStart"/>
+      <w:r>
+        <w:rPr>
+          <w:sz w:val="22"/>
+          <w:szCs w:val="22"/>
+        </w:rPr>
+        <w:t>by</w:t>
+      </w:r>
+      <w:proofErr w:type="spellEnd"/>
+      <w:r>
+        <w:rPr>
+          <w:sz w:val="22"/>
+          <w:szCs w:val="22"/>
+        </w:rPr>
+        <w:t xml:space="preserve"> </w:t>
+      </w:r>
+      <w:proofErr w:type="spellStart"/>
+      <w:r>
+        <w:rPr>
+          <w:sz w:val="22"/>
+          <w:szCs w:val="22"/>
+        </w:rPr>
+        <w:t>minimizing</w:t>
+      </w:r>
+      <w:proofErr w:type="spellEnd"/>
+      <w:r>
+        <w:rPr>
+          <w:sz w:val="22"/>
+          <w:szCs w:val="22"/>
+        </w:rPr>
+        <w:t xml:space="preserve"> </w:t>
+      </w:r>
+      <w:proofErr w:type="spellStart"/>
+      <w:r>
+        <w:rPr>
+          <w:sz w:val="22"/>
+          <w:szCs w:val="22"/>
+        </w:rPr>
+        <w:t>dynamical</w:t>
+      </w:r>
+      <w:proofErr w:type="spellEnd"/>
+      <w:r>
+        <w:rPr>
+          <w:sz w:val="22"/>
+          <w:szCs w:val="22"/>
+        </w:rPr>
+        <w:t xml:space="preserve"> </w:t>
+      </w:r>
+      <w:proofErr w:type="spellStart"/>
+      <w:r>
+        <w:rPr>
+          <w:sz w:val="22"/>
+          <w:szCs w:val="22"/>
+        </w:rPr>
+        <w:t>noise</w:t>
+      </w:r>
+      <w:proofErr w:type="spellEnd"/>
+      <w:r>
+        <w:rPr>
+          <w:sz w:val="22"/>
+          <w:szCs w:val="22"/>
+        </w:rPr>
+        <w:t xml:space="preserve">, </w:t>
+      </w:r>
+      <w:proofErr w:type="spellStart"/>
+      <w:r>
+        <w:rPr>
+          <w:sz w:val="22"/>
+          <w:szCs w:val="22"/>
+        </w:rPr>
+        <w:t>the</w:t>
+      </w:r>
+      <w:proofErr w:type="spellEnd"/>
+      <w:r>
+        <w:rPr>
+          <w:sz w:val="22"/>
+          <w:szCs w:val="22"/>
+        </w:rPr>
+        <w:t xml:space="preserve"> negative </w:t>
+      </w:r>
+      <w:proofErr w:type="spellStart"/>
+      <w:r>
+        <w:rPr>
+          <w:sz w:val="22"/>
+          <w:szCs w:val="22"/>
+        </w:rPr>
+        <w:t>correlation</w:t>
+      </w:r>
+      <w:proofErr w:type="spellEnd"/>
+      <w:r>
+        <w:rPr>
+          <w:sz w:val="22"/>
+          <w:szCs w:val="22"/>
+        </w:rPr>
+        <w:t xml:space="preserve"> </w:t>
+      </w:r>
+      <w:proofErr w:type="spellStart"/>
+      <w:r>
+        <w:rPr>
+          <w:sz w:val="22"/>
+          <w:szCs w:val="22"/>
+        </w:rPr>
+        <w:t>predicted</w:t>
+      </w:r>
+      <w:proofErr w:type="spellEnd"/>
+      <w:r>
+        <w:rPr>
+          <w:sz w:val="22"/>
+          <w:szCs w:val="22"/>
+        </w:rPr>
+        <w:t xml:space="preserve"> </w:t>
+      </w:r>
+      <w:proofErr w:type="spellStart"/>
+      <w:r>
+        <w:rPr>
+          <w:sz w:val="22"/>
+          <w:szCs w:val="22"/>
+        </w:rPr>
+        <w:t>by</w:t>
+      </w:r>
+      <w:proofErr w:type="spellEnd"/>
+      <w:r>
+        <w:rPr>
+          <w:sz w:val="22"/>
+          <w:szCs w:val="22"/>
+        </w:rPr>
+        <w:t xml:space="preserve"> </w:t>
+      </w:r>
+      <w:proofErr w:type="spellStart"/>
+      <w:r>
+        <w:rPr>
+          <w:sz w:val="22"/>
+          <w:szCs w:val="22"/>
+        </w:rPr>
+        <w:t>the</w:t>
+      </w:r>
+      <w:proofErr w:type="spellEnd"/>
+      <w:r>
+        <w:rPr>
+          <w:sz w:val="22"/>
+          <w:szCs w:val="22"/>
+        </w:rPr>
+        <w:t xml:space="preserve"> D.U. </w:t>
+      </w:r>
+      <w:proofErr w:type="spellStart"/>
+      <w:r>
+        <w:rPr>
+          <w:sz w:val="22"/>
+          <w:szCs w:val="22"/>
+        </w:rPr>
+        <w:t>theory</w:t>
+      </w:r>
+      <w:proofErr w:type="spellEnd"/>
+      <w:r>
+        <w:rPr>
+          <w:sz w:val="22"/>
+          <w:szCs w:val="22"/>
+        </w:rPr>
+        <w:t xml:space="preserve"> emerges in </w:t>
+      </w:r>
+      <w:proofErr w:type="spellStart"/>
+      <w:r>
+        <w:rPr>
+          <w:sz w:val="22"/>
+          <w:szCs w:val="22"/>
+        </w:rPr>
+        <w:t>specific</w:t>
+      </w:r>
+      <w:proofErr w:type="spellEnd"/>
+      <w:r>
+        <w:rPr>
+          <w:sz w:val="22"/>
+          <w:szCs w:val="22"/>
+        </w:rPr>
+        <w:t xml:space="preserve"> </w:t>
+      </w:r>
+      <w:proofErr w:type="spellStart"/>
+      <w:r>
+        <w:rPr>
+          <w:sz w:val="22"/>
+          <w:szCs w:val="22"/>
+        </w:rPr>
+        <w:t>subsamples</w:t>
+      </w:r>
+      <w:proofErr w:type="spellEnd"/>
+      <w:r>
+        <w:rPr>
+          <w:sz w:val="22"/>
+          <w:szCs w:val="22"/>
+        </w:rPr>
+        <w:t xml:space="preserve">, </w:t>
+      </w:r>
+      <w:proofErr w:type="spellStart"/>
+      <w:r>
+        <w:rPr>
+          <w:sz w:val="22"/>
+          <w:szCs w:val="22"/>
+        </w:rPr>
+        <w:t>suggesting</w:t>
+      </w:r>
+      <w:proofErr w:type="spellEnd"/>
+      <w:r>
+        <w:rPr>
+          <w:sz w:val="22"/>
+          <w:szCs w:val="22"/>
+        </w:rPr>
+        <w:t xml:space="preserve"> </w:t>
+      </w:r>
+      <w:proofErr w:type="spellStart"/>
+      <w:r>
+        <w:rPr>
+          <w:sz w:val="22"/>
+          <w:szCs w:val="22"/>
+        </w:rPr>
+        <w:t>that</w:t>
+      </w:r>
+      <w:proofErr w:type="spellEnd"/>
+      <w:r>
+        <w:rPr>
+          <w:sz w:val="22"/>
+          <w:szCs w:val="22"/>
+        </w:rPr>
+        <w:t xml:space="preserve"> </w:t>
+      </w:r>
+      <w:proofErr w:type="spellStart"/>
+      <w:r>
+        <w:rPr>
+          <w:sz w:val="22"/>
+          <w:szCs w:val="22"/>
+        </w:rPr>
+        <w:t>the</w:t>
+      </w:r>
+      <w:proofErr w:type="spellEnd"/>
+      <w:r>
+        <w:rPr>
+          <w:sz w:val="22"/>
+          <w:szCs w:val="22"/>
+        </w:rPr>
+        <w:t xml:space="preserve"> </w:t>
+      </w:r>
+      <w:proofErr w:type="spellStart"/>
+      <w:r>
+        <w:rPr>
+          <w:sz w:val="22"/>
+          <w:szCs w:val="22"/>
+        </w:rPr>
+        <w:t>intrinsic</w:t>
+      </w:r>
+      <w:proofErr w:type="spellEnd"/>
+      <w:r>
+        <w:rPr>
+          <w:sz w:val="22"/>
+          <w:szCs w:val="22"/>
+        </w:rPr>
+        <w:t xml:space="preserve"> </w:t>
+      </w:r>
+      <w:proofErr w:type="spellStart"/>
+      <w:r>
+        <w:rPr>
+          <w:sz w:val="22"/>
+          <w:szCs w:val="22"/>
+        </w:rPr>
+        <w:t>gravitational</w:t>
+      </w:r>
+      <w:proofErr w:type="spellEnd"/>
+      <w:r>
+        <w:rPr>
+          <w:sz w:val="22"/>
+          <w:szCs w:val="22"/>
+        </w:rPr>
+        <w:t xml:space="preserve"> </w:t>
+      </w:r>
+      <w:proofErr w:type="spellStart"/>
+      <w:r>
+        <w:rPr>
+          <w:sz w:val="22"/>
+          <w:szCs w:val="22"/>
+        </w:rPr>
+        <w:t>effect</w:t>
+      </w:r>
+      <w:proofErr w:type="spellEnd"/>
+      <w:r>
+        <w:rPr>
+          <w:sz w:val="22"/>
+          <w:szCs w:val="22"/>
+        </w:rPr>
+        <w:t xml:space="preserve"> </w:t>
+      </w:r>
+      <w:proofErr w:type="spellStart"/>
+      <w:r>
+        <w:rPr>
+          <w:sz w:val="22"/>
+          <w:szCs w:val="22"/>
+        </w:rPr>
+        <w:t>may</w:t>
+      </w:r>
+      <w:proofErr w:type="spellEnd"/>
+      <w:r>
+        <w:rPr>
+          <w:sz w:val="22"/>
+          <w:szCs w:val="22"/>
+        </w:rPr>
+        <w:t xml:space="preserve"> </w:t>
+      </w:r>
+      <w:proofErr w:type="spellStart"/>
+      <w:r>
+        <w:rPr>
+          <w:sz w:val="22"/>
+          <w:szCs w:val="22"/>
+        </w:rPr>
+        <w:t>be</w:t>
+      </w:r>
+      <w:proofErr w:type="spellEnd"/>
+      <w:r>
+        <w:rPr>
+          <w:sz w:val="22"/>
+          <w:szCs w:val="22"/>
+        </w:rPr>
+        <w:t xml:space="preserve"> </w:t>
+      </w:r>
+      <w:proofErr w:type="spellStart"/>
+      <w:r>
+        <w:rPr>
+          <w:sz w:val="22"/>
+          <w:szCs w:val="22"/>
+        </w:rPr>
+        <w:t>detectable</w:t>
+      </w:r>
+      <w:proofErr w:type="spellEnd"/>
       <w:r>
         <w:rPr>
           <w:sz w:val="28"/>
@@ -533,7 +3047,23 @@
           <w:sz w:val="28"/>
           <w:szCs w:val="28"/>
         </w:rPr>
-        <w:t>(Apr/2026)</w:t>
+        <w:t>(</w:t>
+      </w:r>
+      <w:proofErr w:type="spellStart"/>
+      <w:r>
+        <w:rPr>
+          <w:sz w:val="28"/>
+          <w:szCs w:val="28"/>
+        </w:rPr>
+        <w:t>Apr</w:t>
+      </w:r>
+      <w:proofErr w:type="spellEnd"/>
+      <w:r>
+        <w:rPr>
+          <w:sz w:val="28"/>
+          <w:szCs w:val="28"/>
+        </w:rPr>
+        <w:t>/2026)</w:t>
       </w:r>
     </w:p>
     <w:p>
@@ -591,45 +3121,860 @@
           <w:sz w:val="28"/>
           <w:szCs w:val="28"/>
         </w:rPr>
-        <w:t>The Age of Galaxies as a Determining Factor for Redshift:</w:t>
-      </w:r>
-      <w:r>
-        <w:rPr>
-          <w:b/>
-          <w:bCs/>
-          <w:color w:val="0070C0"/>
-          <w:sz w:val="28"/>
-          <w:szCs w:val="28"/>
-        </w:rPr>
-        <w:t xml:space="preserve"> </w:t>
-      </w:r>
-      <w:r>
-        <w:rPr>
-          <w:b/>
-          <w:bCs/>
-          <w:color w:val="0070C0"/>
-          <w:sz w:val="28"/>
-          <w:szCs w:val="28"/>
-        </w:rPr>
-        <w:t>An Analysis from the Perspective of the Decreasing Universe Theory</w:t>
-      </w:r>
+        <w:t xml:space="preserve">The Age </w:t>
+      </w:r>
+      <w:proofErr w:type="spellStart"/>
+      <w:r>
+        <w:rPr>
+          <w:b/>
+          <w:bCs/>
+          <w:color w:val="0070C0"/>
+          <w:sz w:val="28"/>
+          <w:szCs w:val="28"/>
+        </w:rPr>
+        <w:t>of</w:t>
+      </w:r>
+      <w:proofErr w:type="spellEnd"/>
+      <w:r>
+        <w:rPr>
+          <w:b/>
+          <w:bCs/>
+          <w:color w:val="0070C0"/>
+          <w:sz w:val="28"/>
+          <w:szCs w:val="28"/>
+        </w:rPr>
+        <w:t xml:space="preserve"> </w:t>
+      </w:r>
+      <w:proofErr w:type="spellStart"/>
+      <w:r>
+        <w:rPr>
+          <w:b/>
+          <w:bCs/>
+          <w:color w:val="0070C0"/>
+          <w:sz w:val="28"/>
+          <w:szCs w:val="28"/>
+        </w:rPr>
+        <w:t>Galaxies</w:t>
+      </w:r>
+      <w:proofErr w:type="spellEnd"/>
+      <w:r>
+        <w:rPr>
+          <w:b/>
+          <w:bCs/>
+          <w:color w:val="0070C0"/>
+          <w:sz w:val="28"/>
+          <w:szCs w:val="28"/>
+        </w:rPr>
+        <w:t xml:space="preserve"> as a </w:t>
+      </w:r>
+      <w:proofErr w:type="spellStart"/>
+      <w:r>
+        <w:rPr>
+          <w:b/>
+          <w:bCs/>
+          <w:color w:val="0070C0"/>
+          <w:sz w:val="28"/>
+          <w:szCs w:val="28"/>
+        </w:rPr>
+        <w:t>Determining</w:t>
+      </w:r>
+      <w:proofErr w:type="spellEnd"/>
+      <w:r>
+        <w:rPr>
+          <w:b/>
+          <w:bCs/>
+          <w:color w:val="0070C0"/>
+          <w:sz w:val="28"/>
+          <w:szCs w:val="28"/>
+        </w:rPr>
+        <w:t xml:space="preserve"> Factor for </w:t>
+      </w:r>
+      <w:proofErr w:type="spellStart"/>
+      <w:r>
+        <w:rPr>
+          <w:b/>
+          <w:bCs/>
+          <w:color w:val="0070C0"/>
+          <w:sz w:val="28"/>
+          <w:szCs w:val="28"/>
+        </w:rPr>
+        <w:t>Redshift</w:t>
+      </w:r>
+      <w:proofErr w:type="spellEnd"/>
+      <w:r>
+        <w:rPr>
+          <w:b/>
+          <w:bCs/>
+          <w:color w:val="0070C0"/>
+          <w:sz w:val="28"/>
+          <w:szCs w:val="28"/>
+        </w:rPr>
+        <w:t>:</w:t>
+      </w:r>
+      <w:r>
+        <w:rPr>
+          <w:b/>
+          <w:bCs/>
+          <w:color w:val="0070C0"/>
+          <w:sz w:val="28"/>
+          <w:szCs w:val="28"/>
+        </w:rPr>
+        <w:t xml:space="preserve"> </w:t>
+      </w:r>
+      <w:proofErr w:type="spellStart"/>
+      <w:r>
+        <w:rPr>
+          <w:b/>
+          <w:bCs/>
+          <w:color w:val="0070C0"/>
+          <w:sz w:val="28"/>
+          <w:szCs w:val="28"/>
+        </w:rPr>
+        <w:t>An</w:t>
+      </w:r>
+      <w:proofErr w:type="spellEnd"/>
+      <w:r>
+        <w:rPr>
+          <w:b/>
+          <w:bCs/>
+          <w:color w:val="0070C0"/>
+          <w:sz w:val="28"/>
+          <w:szCs w:val="28"/>
+        </w:rPr>
+        <w:t xml:space="preserve"> </w:t>
+      </w:r>
+      <w:proofErr w:type="spellStart"/>
+      <w:r>
+        <w:rPr>
+          <w:b/>
+          <w:bCs/>
+          <w:color w:val="0070C0"/>
+          <w:sz w:val="28"/>
+          <w:szCs w:val="28"/>
+        </w:rPr>
+        <w:t>Analysis</w:t>
+      </w:r>
+      <w:proofErr w:type="spellEnd"/>
+      <w:r>
+        <w:rPr>
+          <w:b/>
+          <w:bCs/>
+          <w:color w:val="0070C0"/>
+          <w:sz w:val="28"/>
+          <w:szCs w:val="28"/>
+        </w:rPr>
+        <w:t xml:space="preserve"> </w:t>
+      </w:r>
+      <w:proofErr w:type="spellStart"/>
+      <w:r>
+        <w:rPr>
+          <w:b/>
+          <w:bCs/>
+          <w:color w:val="0070C0"/>
+          <w:sz w:val="28"/>
+          <w:szCs w:val="28"/>
+        </w:rPr>
+        <w:t>from</w:t>
+      </w:r>
+      <w:proofErr w:type="spellEnd"/>
+      <w:r>
+        <w:rPr>
+          <w:b/>
+          <w:bCs/>
+          <w:color w:val="0070C0"/>
+          <w:sz w:val="28"/>
+          <w:szCs w:val="28"/>
+        </w:rPr>
+        <w:t xml:space="preserve"> </w:t>
+      </w:r>
+      <w:proofErr w:type="spellStart"/>
+      <w:proofErr w:type="gramStart"/>
+      <w:r>
+        <w:rPr>
+          <w:b/>
+          <w:bCs/>
+          <w:color w:val="0070C0"/>
+          <w:sz w:val="28"/>
+          <w:szCs w:val="28"/>
+        </w:rPr>
+        <w:t>the</w:t>
+      </w:r>
+      <w:proofErr w:type="spellEnd"/>
+      <w:r>
+        <w:rPr>
+          <w:b/>
+          <w:bCs/>
+          <w:color w:val="0070C0"/>
+          <w:sz w:val="28"/>
+          <w:szCs w:val="28"/>
+        </w:rPr>
+        <w:t xml:space="preserve"> Perspective</w:t>
+      </w:r>
+      <w:proofErr w:type="gramEnd"/>
+      <w:r>
+        <w:rPr>
+          <w:b/>
+          <w:bCs/>
+          <w:color w:val="0070C0"/>
+          <w:sz w:val="28"/>
+          <w:szCs w:val="28"/>
+        </w:rPr>
+        <w:t xml:space="preserve"> </w:t>
+      </w:r>
+      <w:proofErr w:type="spellStart"/>
+      <w:r>
+        <w:rPr>
+          <w:b/>
+          <w:bCs/>
+          <w:color w:val="0070C0"/>
+          <w:sz w:val="28"/>
+          <w:szCs w:val="28"/>
+        </w:rPr>
+        <w:t>of</w:t>
+      </w:r>
+      <w:proofErr w:type="spellEnd"/>
+      <w:r>
+        <w:rPr>
+          <w:b/>
+          <w:bCs/>
+          <w:color w:val="0070C0"/>
+          <w:sz w:val="28"/>
+          <w:szCs w:val="28"/>
+        </w:rPr>
+        <w:t xml:space="preserve"> </w:t>
+      </w:r>
+      <w:proofErr w:type="spellStart"/>
+      <w:r>
+        <w:rPr>
+          <w:b/>
+          <w:bCs/>
+          <w:color w:val="0070C0"/>
+          <w:sz w:val="28"/>
+          <w:szCs w:val="28"/>
+        </w:rPr>
+        <w:t>the</w:t>
+      </w:r>
+      <w:proofErr w:type="spellEnd"/>
+      <w:r>
+        <w:rPr>
+          <w:b/>
+          <w:bCs/>
+          <w:color w:val="0070C0"/>
+          <w:sz w:val="28"/>
+          <w:szCs w:val="28"/>
+        </w:rPr>
+        <w:t xml:space="preserve"> </w:t>
+      </w:r>
+      <w:proofErr w:type="spellStart"/>
+      <w:r>
+        <w:rPr>
+          <w:b/>
+          <w:bCs/>
+          <w:color w:val="0070C0"/>
+          <w:sz w:val="28"/>
+          <w:szCs w:val="28"/>
+        </w:rPr>
+        <w:t>Decreasing</w:t>
+      </w:r>
+      <w:proofErr w:type="spellEnd"/>
+      <w:r>
+        <w:rPr>
+          <w:b/>
+          <w:bCs/>
+          <w:color w:val="0070C0"/>
+          <w:sz w:val="28"/>
+          <w:szCs w:val="28"/>
+        </w:rPr>
+        <w:t xml:space="preserve"> Universe </w:t>
+      </w:r>
+      <w:proofErr w:type="spellStart"/>
+      <w:r>
+        <w:rPr>
+          <w:b/>
+          <w:bCs/>
+          <w:color w:val="0070C0"/>
+          <w:sz w:val="28"/>
+          <w:szCs w:val="28"/>
+        </w:rPr>
+        <w:t>Theory</w:t>
+      </w:r>
+      <w:proofErr w:type="spellEnd"/>
     </w:p>
     <w:p/>
     <w:p>
       <w:r>
-        <w:t xml:space="preserve">"The Decreasing Universe (D.U.) theory proposes that the gravitational field induces a continuous contraction of space, offering an alternative explanation for cosmological redshift. </w:t>
-      </w:r>
-      <w:r>
-        <w:t xml:space="preserve"> </w:t>
-      </w:r>
-      <w:r>
-        <w:t>A crucial and logical deduction from this theory is that a galaxy's time of exposure to the gravitational field, i.e., its age, should directly influence the observed redshift. Older galaxies,having accumulated more time under spatial contraction, should exhibit a smaller redshift.</w:t>
-      </w:r>
-      <w:r>
-        <w:t xml:space="preserve"> </w:t>
-      </w:r>
-      <w:r>
-        <w:t>This article examines this prediction, using the observed redshift difference between old (elliptical) and young (spiral) galaxies in clusters as a primary observational test for the D.U. theory."</w:t>
+        <w:t xml:space="preserve">"The </w:t>
+      </w:r>
+      <w:proofErr w:type="spellStart"/>
+      <w:r>
+        <w:t>Decreasing</w:t>
+      </w:r>
+      <w:proofErr w:type="spellEnd"/>
+      <w:r>
+        <w:t xml:space="preserve"> Universe (D.U.) </w:t>
+      </w:r>
+      <w:proofErr w:type="spellStart"/>
+      <w:r>
+        <w:t>theory</w:t>
+      </w:r>
+      <w:proofErr w:type="spellEnd"/>
+      <w:r>
+        <w:t xml:space="preserve"> </w:t>
+      </w:r>
+      <w:proofErr w:type="spellStart"/>
+      <w:r>
+        <w:t>proposes</w:t>
+      </w:r>
+      <w:proofErr w:type="spellEnd"/>
+      <w:r>
+        <w:t xml:space="preserve"> </w:t>
+      </w:r>
+      <w:proofErr w:type="spellStart"/>
+      <w:r>
+        <w:t>that</w:t>
+      </w:r>
+      <w:proofErr w:type="spellEnd"/>
+      <w:r>
+        <w:t xml:space="preserve"> </w:t>
+      </w:r>
+      <w:proofErr w:type="spellStart"/>
+      <w:r>
+        <w:t>the</w:t>
+      </w:r>
+      <w:proofErr w:type="spellEnd"/>
+      <w:r>
+        <w:t xml:space="preserve"> </w:t>
+      </w:r>
+      <w:proofErr w:type="spellStart"/>
+      <w:r>
+        <w:t>gravitational</w:t>
+      </w:r>
+      <w:proofErr w:type="spellEnd"/>
+      <w:r>
+        <w:t xml:space="preserve"> </w:t>
+      </w:r>
+      <w:proofErr w:type="spellStart"/>
+      <w:r>
+        <w:t>field</w:t>
+      </w:r>
+      <w:proofErr w:type="spellEnd"/>
+      <w:r>
+        <w:t xml:space="preserve"> </w:t>
+      </w:r>
+      <w:proofErr w:type="spellStart"/>
+      <w:r>
+        <w:t>induces</w:t>
+      </w:r>
+      <w:proofErr w:type="spellEnd"/>
+      <w:r>
+        <w:t xml:space="preserve"> a </w:t>
+      </w:r>
+      <w:proofErr w:type="spellStart"/>
+      <w:r>
+        <w:t>continuous</w:t>
+      </w:r>
+      <w:proofErr w:type="spellEnd"/>
+      <w:r>
+        <w:t xml:space="preserve"> </w:t>
+      </w:r>
+      <w:proofErr w:type="spellStart"/>
+      <w:r>
+        <w:t>contraction</w:t>
+      </w:r>
+      <w:proofErr w:type="spellEnd"/>
+      <w:r>
+        <w:t xml:space="preserve"> </w:t>
+      </w:r>
+      <w:proofErr w:type="spellStart"/>
+      <w:r>
+        <w:t>of</w:t>
+      </w:r>
+      <w:proofErr w:type="spellEnd"/>
+      <w:r>
+        <w:t xml:space="preserve"> </w:t>
+      </w:r>
+      <w:proofErr w:type="spellStart"/>
+      <w:r>
+        <w:t>space</w:t>
+      </w:r>
+      <w:proofErr w:type="spellEnd"/>
+      <w:r>
+        <w:t xml:space="preserve">, </w:t>
+      </w:r>
+      <w:proofErr w:type="spellStart"/>
+      <w:r>
+        <w:t>offering</w:t>
+      </w:r>
+      <w:proofErr w:type="spellEnd"/>
+      <w:r>
+        <w:t xml:space="preserve"> </w:t>
+      </w:r>
+      <w:proofErr w:type="spellStart"/>
+      <w:r>
+        <w:t>an</w:t>
+      </w:r>
+      <w:proofErr w:type="spellEnd"/>
+      <w:r>
+        <w:t xml:space="preserve"> </w:t>
+      </w:r>
+      <w:proofErr w:type="spellStart"/>
+      <w:r>
+        <w:t>alternative</w:t>
+      </w:r>
+      <w:proofErr w:type="spellEnd"/>
+      <w:r>
+        <w:t xml:space="preserve"> </w:t>
+      </w:r>
+      <w:proofErr w:type="spellStart"/>
+      <w:r>
+        <w:t>explanation</w:t>
+      </w:r>
+      <w:proofErr w:type="spellEnd"/>
+      <w:r>
+        <w:t xml:space="preserve"> for </w:t>
+      </w:r>
+      <w:proofErr w:type="spellStart"/>
+      <w:r>
+        <w:t>cosmological</w:t>
+      </w:r>
+      <w:proofErr w:type="spellEnd"/>
+      <w:r>
+        <w:t xml:space="preserve"> </w:t>
+      </w:r>
+      <w:proofErr w:type="spellStart"/>
+      <w:r>
+        <w:t>redshift</w:t>
+      </w:r>
+      <w:proofErr w:type="spellEnd"/>
+      <w:r>
+        <w:t xml:space="preserve">. </w:t>
+      </w:r>
+      <w:r>
+        <w:t xml:space="preserve"> </w:t>
+      </w:r>
+      <w:r>
+        <w:t xml:space="preserve">A crucial </w:t>
+      </w:r>
+      <w:proofErr w:type="spellStart"/>
+      <w:r>
+        <w:t>and</w:t>
+      </w:r>
+      <w:proofErr w:type="spellEnd"/>
+      <w:r>
+        <w:t xml:space="preserve"> </w:t>
+      </w:r>
+      <w:proofErr w:type="spellStart"/>
+      <w:r>
+        <w:t>logical</w:t>
+      </w:r>
+      <w:proofErr w:type="spellEnd"/>
+      <w:r>
+        <w:t xml:space="preserve"> </w:t>
+      </w:r>
+      <w:proofErr w:type="spellStart"/>
+      <w:r>
+        <w:t>deduction</w:t>
+      </w:r>
+      <w:proofErr w:type="spellEnd"/>
+      <w:r>
+        <w:t xml:space="preserve"> </w:t>
+      </w:r>
+      <w:proofErr w:type="spellStart"/>
+      <w:r>
+        <w:t>from</w:t>
+      </w:r>
+      <w:proofErr w:type="spellEnd"/>
+      <w:r>
+        <w:t xml:space="preserve"> </w:t>
+      </w:r>
+      <w:proofErr w:type="spellStart"/>
+      <w:r>
+        <w:t>this</w:t>
+      </w:r>
+      <w:proofErr w:type="spellEnd"/>
+      <w:r>
+        <w:t xml:space="preserve"> </w:t>
+      </w:r>
+      <w:proofErr w:type="spellStart"/>
+      <w:r>
+        <w:t>theory</w:t>
+      </w:r>
+      <w:proofErr w:type="spellEnd"/>
+      <w:r>
+        <w:t xml:space="preserve"> </w:t>
+      </w:r>
+      <w:proofErr w:type="spellStart"/>
+      <w:r>
+        <w:t>is</w:t>
+      </w:r>
+      <w:proofErr w:type="spellEnd"/>
+      <w:r>
+        <w:t xml:space="preserve"> </w:t>
+      </w:r>
+      <w:proofErr w:type="spellStart"/>
+      <w:r>
+        <w:t>that</w:t>
+      </w:r>
+      <w:proofErr w:type="spellEnd"/>
+      <w:r>
+        <w:t xml:space="preserve"> a </w:t>
+      </w:r>
+      <w:proofErr w:type="spellStart"/>
+      <w:r>
+        <w:t>galaxy's</w:t>
+      </w:r>
+      <w:proofErr w:type="spellEnd"/>
+      <w:r>
+        <w:t xml:space="preserve"> time </w:t>
+      </w:r>
+      <w:proofErr w:type="spellStart"/>
+      <w:r>
+        <w:t>of</w:t>
+      </w:r>
+      <w:proofErr w:type="spellEnd"/>
+      <w:r>
+        <w:t xml:space="preserve"> </w:t>
+      </w:r>
+      <w:proofErr w:type="spellStart"/>
+      <w:r>
+        <w:t>exposure</w:t>
+      </w:r>
+      <w:proofErr w:type="spellEnd"/>
+      <w:r>
+        <w:t xml:space="preserve"> </w:t>
+      </w:r>
+      <w:proofErr w:type="spellStart"/>
+      <w:r>
+        <w:t>to</w:t>
+      </w:r>
+      <w:proofErr w:type="spellEnd"/>
+      <w:r>
+        <w:t xml:space="preserve"> </w:t>
+      </w:r>
+      <w:proofErr w:type="spellStart"/>
+      <w:r>
+        <w:t>the</w:t>
+      </w:r>
+      <w:proofErr w:type="spellEnd"/>
+      <w:r>
+        <w:t xml:space="preserve"> </w:t>
+      </w:r>
+      <w:proofErr w:type="spellStart"/>
+      <w:r>
+        <w:t>gravitational</w:t>
+      </w:r>
+      <w:proofErr w:type="spellEnd"/>
+      <w:r>
+        <w:t xml:space="preserve"> </w:t>
+      </w:r>
+      <w:proofErr w:type="spellStart"/>
+      <w:r>
+        <w:t>field</w:t>
+      </w:r>
+      <w:proofErr w:type="spellEnd"/>
+      <w:r>
+        <w:t xml:space="preserve">, i.e., its age, </w:t>
+      </w:r>
+      <w:proofErr w:type="spellStart"/>
+      <w:r>
+        <w:t>should</w:t>
+      </w:r>
+      <w:proofErr w:type="spellEnd"/>
+      <w:r>
+        <w:t xml:space="preserve"> </w:t>
+      </w:r>
+      <w:proofErr w:type="spellStart"/>
+      <w:r>
+        <w:t>directly</w:t>
+      </w:r>
+      <w:proofErr w:type="spellEnd"/>
+      <w:r>
+        <w:t xml:space="preserve"> </w:t>
+      </w:r>
+      <w:proofErr w:type="spellStart"/>
+      <w:r>
+        <w:t>influence</w:t>
+      </w:r>
+      <w:proofErr w:type="spellEnd"/>
+      <w:r>
+        <w:t xml:space="preserve"> </w:t>
+      </w:r>
+      <w:proofErr w:type="spellStart"/>
+      <w:r>
+        <w:t>the</w:t>
+      </w:r>
+      <w:proofErr w:type="spellEnd"/>
+      <w:r>
+        <w:t xml:space="preserve"> </w:t>
+      </w:r>
+      <w:proofErr w:type="spellStart"/>
+      <w:r>
+        <w:t>observed</w:t>
+      </w:r>
+      <w:proofErr w:type="spellEnd"/>
+      <w:r>
+        <w:t xml:space="preserve"> </w:t>
+      </w:r>
+      <w:proofErr w:type="spellStart"/>
+      <w:r>
+        <w:t>redshift</w:t>
+      </w:r>
+      <w:proofErr w:type="spellEnd"/>
+      <w:r>
+        <w:t xml:space="preserve">. </w:t>
+      </w:r>
+      <w:proofErr w:type="spellStart"/>
+      <w:r>
+        <w:t>Older</w:t>
+      </w:r>
+      <w:proofErr w:type="spellEnd"/>
+      <w:r>
+        <w:t xml:space="preserve"> </w:t>
+      </w:r>
+      <w:proofErr w:type="spellStart"/>
+      <w:proofErr w:type="gramStart"/>
+      <w:r>
+        <w:t>galaxies,having</w:t>
+      </w:r>
+      <w:proofErr w:type="spellEnd"/>
+      <w:proofErr w:type="gramEnd"/>
+      <w:r>
+        <w:t xml:space="preserve"> </w:t>
+      </w:r>
+      <w:proofErr w:type="spellStart"/>
+      <w:r>
+        <w:t>accumulated</w:t>
+      </w:r>
+      <w:proofErr w:type="spellEnd"/>
+      <w:r>
+        <w:t xml:space="preserve"> more time </w:t>
+      </w:r>
+      <w:proofErr w:type="spellStart"/>
+      <w:r>
+        <w:t>under</w:t>
+      </w:r>
+      <w:proofErr w:type="spellEnd"/>
+      <w:r>
+        <w:t xml:space="preserve"> </w:t>
+      </w:r>
+      <w:proofErr w:type="spellStart"/>
+      <w:r>
+        <w:t>spatial</w:t>
+      </w:r>
+      <w:proofErr w:type="spellEnd"/>
+      <w:r>
+        <w:t xml:space="preserve"> </w:t>
+      </w:r>
+      <w:proofErr w:type="spellStart"/>
+      <w:r>
+        <w:t>contraction</w:t>
+      </w:r>
+      <w:proofErr w:type="spellEnd"/>
+      <w:r>
+        <w:t xml:space="preserve">, </w:t>
+      </w:r>
+      <w:proofErr w:type="spellStart"/>
+      <w:r>
+        <w:t>should</w:t>
+      </w:r>
+      <w:proofErr w:type="spellEnd"/>
+      <w:r>
+        <w:t xml:space="preserve"> </w:t>
+      </w:r>
+      <w:proofErr w:type="spellStart"/>
+      <w:r>
+        <w:t>exhibit</w:t>
+      </w:r>
+      <w:proofErr w:type="spellEnd"/>
+      <w:r>
+        <w:t xml:space="preserve"> a </w:t>
+      </w:r>
+      <w:proofErr w:type="spellStart"/>
+      <w:r>
+        <w:t>smaller</w:t>
+      </w:r>
+      <w:proofErr w:type="spellEnd"/>
+      <w:r>
+        <w:t xml:space="preserve"> </w:t>
+      </w:r>
+      <w:proofErr w:type="spellStart"/>
+      <w:r>
+        <w:t>redshift</w:t>
+      </w:r>
+      <w:proofErr w:type="spellEnd"/>
+      <w:r>
+        <w:t>.</w:t>
+      </w:r>
+      <w:r>
+        <w:t xml:space="preserve"> </w:t>
+      </w:r>
+      <w:proofErr w:type="spellStart"/>
+      <w:r>
+        <w:t>This</w:t>
+      </w:r>
+      <w:proofErr w:type="spellEnd"/>
+      <w:r>
+        <w:t xml:space="preserve"> </w:t>
+      </w:r>
+      <w:proofErr w:type="spellStart"/>
+      <w:r>
+        <w:t>article</w:t>
+      </w:r>
+      <w:proofErr w:type="spellEnd"/>
+      <w:r>
+        <w:t xml:space="preserve"> examines </w:t>
+      </w:r>
+      <w:proofErr w:type="spellStart"/>
+      <w:r>
+        <w:t>this</w:t>
+      </w:r>
+      <w:proofErr w:type="spellEnd"/>
+      <w:r>
+        <w:t xml:space="preserve"> </w:t>
+      </w:r>
+      <w:proofErr w:type="spellStart"/>
+      <w:r>
+        <w:t>prediction</w:t>
+      </w:r>
+      <w:proofErr w:type="spellEnd"/>
+      <w:r>
+        <w:t xml:space="preserve">, </w:t>
+      </w:r>
+      <w:proofErr w:type="spellStart"/>
+      <w:r>
+        <w:t>using</w:t>
+      </w:r>
+      <w:proofErr w:type="spellEnd"/>
+      <w:r>
+        <w:t xml:space="preserve"> </w:t>
+      </w:r>
+      <w:proofErr w:type="spellStart"/>
+      <w:r>
+        <w:t>the</w:t>
+      </w:r>
+      <w:proofErr w:type="spellEnd"/>
+      <w:r>
+        <w:t xml:space="preserve"> </w:t>
+      </w:r>
+      <w:proofErr w:type="spellStart"/>
+      <w:r>
+        <w:t>observed</w:t>
+      </w:r>
+      <w:proofErr w:type="spellEnd"/>
+      <w:r>
+        <w:t xml:space="preserve"> </w:t>
+      </w:r>
+      <w:proofErr w:type="spellStart"/>
+      <w:r>
+        <w:t>redshift</w:t>
+      </w:r>
+      <w:proofErr w:type="spellEnd"/>
+      <w:r>
+        <w:t xml:space="preserve"> </w:t>
+      </w:r>
+      <w:proofErr w:type="spellStart"/>
+      <w:r>
+        <w:t>difference</w:t>
+      </w:r>
+      <w:proofErr w:type="spellEnd"/>
+      <w:r>
+        <w:t xml:space="preserve"> </w:t>
+      </w:r>
+      <w:proofErr w:type="spellStart"/>
+      <w:r>
+        <w:t>between</w:t>
+      </w:r>
+      <w:proofErr w:type="spellEnd"/>
+      <w:r>
+        <w:t xml:space="preserve"> </w:t>
+      </w:r>
+      <w:proofErr w:type="spellStart"/>
+      <w:r>
+        <w:t>old</w:t>
+      </w:r>
+      <w:proofErr w:type="spellEnd"/>
+      <w:r>
+        <w:t xml:space="preserve"> (</w:t>
+      </w:r>
+      <w:proofErr w:type="spellStart"/>
+      <w:r>
+        <w:t>elliptical</w:t>
+      </w:r>
+      <w:proofErr w:type="spellEnd"/>
+      <w:r>
+        <w:t xml:space="preserve">) </w:t>
+      </w:r>
+      <w:proofErr w:type="spellStart"/>
+      <w:r>
+        <w:t>and</w:t>
+      </w:r>
+      <w:proofErr w:type="spellEnd"/>
+      <w:r>
+        <w:t xml:space="preserve"> </w:t>
+      </w:r>
+      <w:proofErr w:type="spellStart"/>
+      <w:r>
+        <w:t>young</w:t>
+      </w:r>
+      <w:proofErr w:type="spellEnd"/>
+      <w:r>
+        <w:t xml:space="preserve"> (</w:t>
+      </w:r>
+      <w:proofErr w:type="spellStart"/>
+      <w:r>
+        <w:t>spiral</w:t>
+      </w:r>
+      <w:proofErr w:type="spellEnd"/>
+      <w:r>
+        <w:t xml:space="preserve">) </w:t>
+      </w:r>
+      <w:proofErr w:type="spellStart"/>
+      <w:r>
+        <w:t>galaxies</w:t>
+      </w:r>
+      <w:proofErr w:type="spellEnd"/>
+      <w:r>
+        <w:t xml:space="preserve"> in clusters as a </w:t>
+      </w:r>
+      <w:proofErr w:type="spellStart"/>
+      <w:r>
+        <w:t>primary</w:t>
+      </w:r>
+      <w:proofErr w:type="spellEnd"/>
+      <w:r>
+        <w:t xml:space="preserve"> </w:t>
+      </w:r>
+      <w:proofErr w:type="spellStart"/>
+      <w:r>
+        <w:t>observational</w:t>
+      </w:r>
+      <w:proofErr w:type="spellEnd"/>
+      <w:r>
+        <w:t xml:space="preserve"> </w:t>
+      </w:r>
+      <w:proofErr w:type="spellStart"/>
+      <w:r>
+        <w:t>test</w:t>
+      </w:r>
+      <w:proofErr w:type="spellEnd"/>
+      <w:r>
+        <w:t xml:space="preserve"> for </w:t>
+      </w:r>
+      <w:proofErr w:type="spellStart"/>
+      <w:r>
+        <w:t>the</w:t>
+      </w:r>
+      <w:proofErr w:type="spellEnd"/>
+      <w:r>
+        <w:t xml:space="preserve"> D.U. </w:t>
+      </w:r>
+      <w:proofErr w:type="spellStart"/>
+      <w:r>
+        <w:t>theory</w:t>
+      </w:r>
+      <w:proofErr w:type="spellEnd"/>
+      <w:r>
+        <w:t>."</w:t>
       </w:r>
       <w:r>
         <w:t>(Mar/2026)</w:t>
@@ -686,8 +4031,130 @@
           <w:sz w:val="28"/>
           <w:szCs w:val="28"/>
         </w:rPr>
-        <w:t>The “Decreasing Universe” model: an alternative perspective to accelerated expansion</w:t>
-      </w:r>
+        <w:t>The “</w:t>
+      </w:r>
+      <w:proofErr w:type="spellStart"/>
+      <w:r>
+        <w:rPr>
+          <w:b/>
+          <w:bCs/>
+          <w:color w:val="0070C0"/>
+          <w:sz w:val="28"/>
+          <w:szCs w:val="28"/>
+        </w:rPr>
+        <w:t>Decreasing</w:t>
+      </w:r>
+      <w:proofErr w:type="spellEnd"/>
+      <w:r>
+        <w:rPr>
+          <w:b/>
+          <w:bCs/>
+          <w:color w:val="0070C0"/>
+          <w:sz w:val="28"/>
+          <w:szCs w:val="28"/>
+        </w:rPr>
+        <w:t xml:space="preserve"> Universe” model: </w:t>
+      </w:r>
+      <w:proofErr w:type="spellStart"/>
+      <w:r>
+        <w:rPr>
+          <w:b/>
+          <w:bCs/>
+          <w:color w:val="0070C0"/>
+          <w:sz w:val="28"/>
+          <w:szCs w:val="28"/>
+        </w:rPr>
+        <w:t>an</w:t>
+      </w:r>
+      <w:proofErr w:type="spellEnd"/>
+      <w:r>
+        <w:rPr>
+          <w:b/>
+          <w:bCs/>
+          <w:color w:val="0070C0"/>
+          <w:sz w:val="28"/>
+          <w:szCs w:val="28"/>
+        </w:rPr>
+        <w:t xml:space="preserve"> </w:t>
+      </w:r>
+      <w:proofErr w:type="spellStart"/>
+      <w:r>
+        <w:rPr>
+          <w:b/>
+          <w:bCs/>
+          <w:color w:val="0070C0"/>
+          <w:sz w:val="28"/>
+          <w:szCs w:val="28"/>
+        </w:rPr>
+        <w:t>alternative</w:t>
+      </w:r>
+      <w:proofErr w:type="spellEnd"/>
+      <w:r>
+        <w:rPr>
+          <w:b/>
+          <w:bCs/>
+          <w:color w:val="0070C0"/>
+          <w:sz w:val="28"/>
+          <w:szCs w:val="28"/>
+        </w:rPr>
+        <w:t xml:space="preserve"> perspective </w:t>
+      </w:r>
+      <w:proofErr w:type="spellStart"/>
+      <w:r>
+        <w:rPr>
+          <w:b/>
+          <w:bCs/>
+          <w:color w:val="0070C0"/>
+          <w:sz w:val="28"/>
+          <w:szCs w:val="28"/>
+        </w:rPr>
+        <w:t>to</w:t>
+      </w:r>
+      <w:proofErr w:type="spellEnd"/>
+      <w:r>
+        <w:rPr>
+          <w:b/>
+          <w:bCs/>
+          <w:color w:val="0070C0"/>
+          <w:sz w:val="28"/>
+          <w:szCs w:val="28"/>
+        </w:rPr>
+        <w:t xml:space="preserve"> </w:t>
+      </w:r>
+      <w:proofErr w:type="spellStart"/>
+      <w:r>
+        <w:rPr>
+          <w:b/>
+          <w:bCs/>
+          <w:color w:val="0070C0"/>
+          <w:sz w:val="28"/>
+          <w:szCs w:val="28"/>
+        </w:rPr>
+        <w:t>accelerated</w:t>
+      </w:r>
+      <w:proofErr w:type="spellEnd"/>
+      <w:r>
+        <w:rPr>
+          <w:b/>
+          <w:bCs/>
+          <w:color w:val="0070C0"/>
+          <w:sz w:val="28"/>
+          <w:szCs w:val="28"/>
+        </w:rPr>
+        <w:t xml:space="preserve"> </w:t>
+      </w:r>
+      <w:proofErr w:type="spellStart"/>
+      <w:r>
+        <w:rPr>
+          <w:b/>
+          <w:bCs/>
+          <w:color w:val="0070C0"/>
+          <w:sz w:val="28"/>
+          <w:szCs w:val="28"/>
+        </w:rPr>
+        <w:t>expansion</w:t>
+      </w:r>
+      <w:proofErr w:type="spellEnd"/>
       <w:r>
         <w:rPr>
           <w:color w:val="0070C0"/>
@@ -700,25 +4167,205 @@
     <w:p/>
     <w:p>
       <w:r>
-        <w:t>"The understanding of the universe’s evolution has been dominated</w:t>
-      </w:r>
+        <w:t xml:space="preserve">"The </w:t>
+      </w:r>
+      <w:proofErr w:type="spellStart"/>
+      <w:r>
+        <w:t>understanding</w:t>
+      </w:r>
+      <w:proofErr w:type="spellEnd"/>
+      <w:r>
+        <w:t xml:space="preserve"> </w:t>
+      </w:r>
+      <w:proofErr w:type="spellStart"/>
+      <w:r>
+        <w:t>of</w:t>
+      </w:r>
+      <w:proofErr w:type="spellEnd"/>
+      <w:r>
+        <w:t xml:space="preserve"> </w:t>
+      </w:r>
+      <w:proofErr w:type="spellStart"/>
+      <w:r>
+        <w:t>the</w:t>
+      </w:r>
+      <w:proofErr w:type="spellEnd"/>
+      <w:r>
+        <w:t xml:space="preserve"> </w:t>
+      </w:r>
+      <w:proofErr w:type="spellStart"/>
+      <w:r>
+        <w:t>universe’s</w:t>
+      </w:r>
+      <w:proofErr w:type="spellEnd"/>
+      <w:r>
+        <w:t xml:space="preserve"> </w:t>
+      </w:r>
+      <w:proofErr w:type="spellStart"/>
+      <w:r>
+        <w:t>evolution</w:t>
+      </w:r>
+      <w:proofErr w:type="spellEnd"/>
+      <w:r>
+        <w:t xml:space="preserve"> </w:t>
+      </w:r>
+      <w:proofErr w:type="spellStart"/>
+      <w:r>
+        <w:t>has</w:t>
+      </w:r>
+      <w:proofErr w:type="spellEnd"/>
+      <w:r>
+        <w:t xml:space="preserve"> </w:t>
+      </w:r>
+      <w:proofErr w:type="spellStart"/>
+      <w:r>
+        <w:t>been</w:t>
+      </w:r>
+      <w:proofErr w:type="spellEnd"/>
+      <w:r>
+        <w:t xml:space="preserve"> </w:t>
+      </w:r>
+      <w:proofErr w:type="spellStart"/>
+      <w:r>
+        <w:t>dominated</w:t>
+      </w:r>
+      <w:proofErr w:type="spellEnd"/>
       <w:r>
         <w:t xml:space="preserve"> </w:t>
       </w:r>
       <w:r>
         <w:br/>
       </w:r>
-      <w:r>
-        <w:t>by the Standard Cosmological Model, known as ?-CDM. This widely</w:t>
-      </w:r>
+      <w:proofErr w:type="spellStart"/>
+      <w:r>
+        <w:t>by</w:t>
+      </w:r>
+      <w:proofErr w:type="spellEnd"/>
+      <w:r>
+        <w:t xml:space="preserve"> </w:t>
+      </w:r>
+      <w:proofErr w:type="spellStart"/>
+      <w:r>
+        <w:t>the</w:t>
+      </w:r>
+      <w:proofErr w:type="spellEnd"/>
+      <w:r>
+        <w:t xml:space="preserve"> Standard </w:t>
+      </w:r>
+      <w:proofErr w:type="spellStart"/>
+      <w:r>
+        <w:t>Cosmological</w:t>
+      </w:r>
+      <w:proofErr w:type="spellEnd"/>
+      <w:r>
+        <w:t xml:space="preserve"> Model, </w:t>
+      </w:r>
+      <w:proofErr w:type="spellStart"/>
+      <w:r>
+        <w:t>known</w:t>
+      </w:r>
+      <w:proofErr w:type="spellEnd"/>
+      <w:r>
+        <w:t xml:space="preserve"> </w:t>
+      </w:r>
+      <w:proofErr w:type="gramStart"/>
+      <w:r>
+        <w:t>as ?</w:t>
+      </w:r>
+      <w:proofErr w:type="gramEnd"/>
+      <w:r>
+        <w:t xml:space="preserve">-CDM. </w:t>
+      </w:r>
+      <w:proofErr w:type="spellStart"/>
+      <w:r>
+        <w:t>This</w:t>
+      </w:r>
+      <w:proofErr w:type="spellEnd"/>
+      <w:r>
+        <w:t xml:space="preserve"> </w:t>
+      </w:r>
+      <w:proofErr w:type="spellStart"/>
+      <w:r>
+        <w:t>widely</w:t>
+      </w:r>
+      <w:proofErr w:type="spellEnd"/>
       <w:r>
         <w:t xml:space="preserve"> </w:t>
       </w:r>
       <w:r>
         <w:br/>
       </w:r>
-      <w:r>
-        <w:t>accepted model postulates the existence of dark matter and, crucially,</w:t>
+      <w:proofErr w:type="spellStart"/>
+      <w:r>
+        <w:t>accepted</w:t>
+      </w:r>
+      <w:proofErr w:type="spellEnd"/>
+      <w:r>
+        <w:t xml:space="preserve"> model </w:t>
+      </w:r>
+      <w:proofErr w:type="spellStart"/>
+      <w:r>
+        <w:t>postulates</w:t>
+      </w:r>
+      <w:proofErr w:type="spellEnd"/>
+      <w:r>
+        <w:t xml:space="preserve"> </w:t>
+      </w:r>
+      <w:proofErr w:type="spellStart"/>
+      <w:r>
+        <w:t>the</w:t>
+      </w:r>
+      <w:proofErr w:type="spellEnd"/>
+      <w:r>
+        <w:t xml:space="preserve"> </w:t>
+      </w:r>
+      <w:proofErr w:type="spellStart"/>
+      <w:r>
+        <w:t>existence</w:t>
+      </w:r>
+      <w:proofErr w:type="spellEnd"/>
+      <w:r>
+        <w:t xml:space="preserve"> </w:t>
+      </w:r>
+      <w:proofErr w:type="spellStart"/>
+      <w:r>
+        <w:t>of</w:t>
+      </w:r>
+      <w:proofErr w:type="spellEnd"/>
+      <w:r>
+        <w:t xml:space="preserve"> </w:t>
+      </w:r>
+      <w:proofErr w:type="spellStart"/>
+      <w:r>
+        <w:t>dark</w:t>
+      </w:r>
+      <w:proofErr w:type="spellEnd"/>
+      <w:r>
+        <w:t xml:space="preserve"> </w:t>
+      </w:r>
+      <w:proofErr w:type="spellStart"/>
+      <w:r>
+        <w:t>matter</w:t>
+      </w:r>
+      <w:proofErr w:type="spellEnd"/>
+      <w:r>
+        <w:t xml:space="preserve"> </w:t>
+      </w:r>
+      <w:proofErr w:type="spellStart"/>
+      <w:r>
+        <w:t>and</w:t>
+      </w:r>
+      <w:proofErr w:type="spellEnd"/>
+      <w:r>
+        <w:t xml:space="preserve">, </w:t>
+      </w:r>
+      <w:proofErr w:type="spellStart"/>
+      <w:r>
+        <w:t>crucially</w:t>
+      </w:r>
+      <w:proofErr w:type="spellEnd"/>
+      <w:r>
+        <w:t>,</w:t>
       </w:r>
       <w:r>
         <w:t xml:space="preserve"> </w:t>
@@ -726,9 +4373,83 @@
       <w:r>
         <w:br/>
       </w:r>
-      <w:r>
-        <w:t>dark energy to explain the observed accelerated expansion of the</w:t>
-      </w:r>
+      <w:proofErr w:type="spellStart"/>
+      <w:r>
+        <w:t>dark</w:t>
+      </w:r>
+      <w:proofErr w:type="spellEnd"/>
+      <w:r>
+        <w:t xml:space="preserve"> </w:t>
+      </w:r>
+      <w:proofErr w:type="spellStart"/>
+      <w:r>
+        <w:t>energy</w:t>
+      </w:r>
+      <w:proofErr w:type="spellEnd"/>
+      <w:r>
+        <w:t xml:space="preserve"> </w:t>
+      </w:r>
+      <w:proofErr w:type="spellStart"/>
+      <w:r>
+        <w:t>to</w:t>
+      </w:r>
+      <w:proofErr w:type="spellEnd"/>
+      <w:r>
+        <w:t xml:space="preserve"> </w:t>
+      </w:r>
+      <w:proofErr w:type="spellStart"/>
+      <w:r>
+        <w:t>explain</w:t>
+      </w:r>
+      <w:proofErr w:type="spellEnd"/>
+      <w:r>
+        <w:t xml:space="preserve"> </w:t>
+      </w:r>
+      <w:proofErr w:type="spellStart"/>
+      <w:r>
+        <w:t>the</w:t>
+      </w:r>
+      <w:proofErr w:type="spellEnd"/>
+      <w:r>
+        <w:t xml:space="preserve"> </w:t>
+      </w:r>
+      <w:proofErr w:type="spellStart"/>
+      <w:r>
+        <w:t>observed</w:t>
+      </w:r>
+      <w:proofErr w:type="spellEnd"/>
+      <w:r>
+        <w:t xml:space="preserve"> </w:t>
+      </w:r>
+      <w:proofErr w:type="spellStart"/>
+      <w:r>
+        <w:t>accelerated</w:t>
+      </w:r>
+      <w:proofErr w:type="spellEnd"/>
+      <w:r>
+        <w:t xml:space="preserve"> </w:t>
+      </w:r>
+      <w:proofErr w:type="spellStart"/>
+      <w:r>
+        <w:t>expansion</w:t>
+      </w:r>
+      <w:proofErr w:type="spellEnd"/>
+      <w:r>
+        <w:t xml:space="preserve"> </w:t>
+      </w:r>
+      <w:proofErr w:type="spellStart"/>
+      <w:r>
+        <w:t>of</w:t>
+      </w:r>
+      <w:proofErr w:type="spellEnd"/>
+      <w:r>
+        <w:t xml:space="preserve"> </w:t>
+      </w:r>
+      <w:proofErr w:type="spellStart"/>
+      <w:r>
+        <w:t>the</w:t>
+      </w:r>
+      <w:proofErr w:type="spellEnd"/>
       <w:r>
         <w:t xml:space="preserve"> </w:t>
       </w:r>
@@ -736,19 +4457,133 @@
         <w:br/>
       </w:r>
       <w:r>
-        <w:t>universe.1 However, dark energy remains an entity of unknown and</w:t>
-      </w:r>
+        <w:t xml:space="preserve">universe.1 </w:t>
+      </w:r>
+      <w:proofErr w:type="spellStart"/>
+      <w:r>
+        <w:t>However</w:t>
+      </w:r>
+      <w:proofErr w:type="spellEnd"/>
+      <w:r>
+        <w:t xml:space="preserve">, </w:t>
+      </w:r>
+      <w:proofErr w:type="spellStart"/>
+      <w:r>
+        <w:t>dark</w:t>
+      </w:r>
+      <w:proofErr w:type="spellEnd"/>
+      <w:r>
+        <w:t xml:space="preserve"> </w:t>
+      </w:r>
+      <w:proofErr w:type="spellStart"/>
+      <w:r>
+        <w:t>energy</w:t>
+      </w:r>
+      <w:proofErr w:type="spellEnd"/>
+      <w:r>
+        <w:t xml:space="preserve"> </w:t>
+      </w:r>
+      <w:proofErr w:type="spellStart"/>
+      <w:r>
+        <w:t>remains</w:t>
+      </w:r>
+      <w:proofErr w:type="spellEnd"/>
+      <w:r>
+        <w:t xml:space="preserve"> </w:t>
+      </w:r>
+      <w:proofErr w:type="spellStart"/>
+      <w:r>
+        <w:t>an</w:t>
+      </w:r>
+      <w:proofErr w:type="spellEnd"/>
+      <w:r>
+        <w:t xml:space="preserve"> </w:t>
+      </w:r>
+      <w:proofErr w:type="spellStart"/>
+      <w:r>
+        <w:t>entity</w:t>
+      </w:r>
+      <w:proofErr w:type="spellEnd"/>
+      <w:r>
+        <w:t xml:space="preserve"> </w:t>
+      </w:r>
+      <w:proofErr w:type="spellStart"/>
+      <w:r>
+        <w:t>of</w:t>
+      </w:r>
+      <w:proofErr w:type="spellEnd"/>
+      <w:r>
+        <w:t xml:space="preserve"> </w:t>
+      </w:r>
+      <w:proofErr w:type="spellStart"/>
+      <w:r>
+        <w:t>unknown</w:t>
+      </w:r>
+      <w:proofErr w:type="spellEnd"/>
+      <w:r>
+        <w:t xml:space="preserve"> </w:t>
+      </w:r>
+      <w:proofErr w:type="spellStart"/>
+      <w:r>
+        <w:t>and</w:t>
+      </w:r>
+      <w:proofErr w:type="spellEnd"/>
       <w:r>
         <w:t xml:space="preserve"> </w:t>
       </w:r>
       <w:r>
         <w:br/>
       </w:r>
-      <w:r>
-        <w:t>undetectable origin, presenting a significant theoretical challenge.2..."</w:t>
-      </w:r>
-      <w:r>
-        <w:t>(Jun/2025)</w:t>
+      <w:proofErr w:type="spellStart"/>
+      <w:r>
+        <w:t>undetectable</w:t>
+      </w:r>
+      <w:proofErr w:type="spellEnd"/>
+      <w:r>
+        <w:t xml:space="preserve"> </w:t>
+      </w:r>
+      <w:proofErr w:type="spellStart"/>
+      <w:r>
+        <w:t>origin</w:t>
+      </w:r>
+      <w:proofErr w:type="spellEnd"/>
+      <w:r>
+        <w:t xml:space="preserve">, </w:t>
+      </w:r>
+      <w:proofErr w:type="spellStart"/>
+      <w:r>
+        <w:t>presenting</w:t>
+      </w:r>
+      <w:proofErr w:type="spellEnd"/>
+      <w:r>
+        <w:t xml:space="preserve"> a </w:t>
+      </w:r>
+      <w:proofErr w:type="spellStart"/>
+      <w:r>
+        <w:t>significant</w:t>
+      </w:r>
+      <w:proofErr w:type="spellEnd"/>
+      <w:r>
+        <w:t xml:space="preserve"> </w:t>
+      </w:r>
+      <w:proofErr w:type="spellStart"/>
+      <w:r>
+        <w:t>theoretical</w:t>
+      </w:r>
+      <w:proofErr w:type="spellEnd"/>
+      <w:r>
+        <w:t xml:space="preserve"> challenge.2..."</w:t>
+      </w:r>
+      <w:r>
+        <w:t>(</w:t>
+      </w:r>
+      <w:proofErr w:type="spellStart"/>
+      <w:r>
+        <w:t>Jun</w:t>
+      </w:r>
+      <w:proofErr w:type="spellEnd"/>
+      <w:r>
+        <w:t>/2025)</w:t>
       </w:r>
     </w:p>
     <w:p>
@@ -798,25 +4633,385 @@
           <w:sz w:val="28"/>
           <w:szCs w:val="28"/>
         </w:rPr>
-        <w:t>(*)</w:t>
-      </w:r>
-      <w:r>
-        <w:rPr>
-          <w:b/>
-          <w:bCs/>
-          <w:color w:val="0070C0"/>
-          <w:sz w:val="28"/>
-          <w:szCs w:val="28"/>
-        </w:rPr>
-        <w:t>´Decreasing Universe: The 'Dark Matter' Effect'</w:t>
+        <w:t>(</w:t>
+      </w:r>
+      <w:proofErr w:type="gramStart"/>
+      <w:r>
+        <w:rPr>
+          <w:b/>
+          <w:bCs/>
+          <w:color w:val="EE0000"/>
+          <w:sz w:val="28"/>
+          <w:szCs w:val="28"/>
+        </w:rPr>
+        <w:t>*</w:t>
+      </w:r>
+      <w:r>
+        <w:rPr>
+          <w:b/>
+          <w:bCs/>
+          <w:color w:val="0070C0"/>
+          <w:sz w:val="28"/>
+          <w:szCs w:val="28"/>
+        </w:rPr>
+        <w:t>)</w:t>
+      </w:r>
+      <w:r>
+        <w:rPr>
+          <w:b/>
+          <w:bCs/>
+          <w:color w:val="0070C0"/>
+          <w:sz w:val="28"/>
+          <w:szCs w:val="28"/>
+        </w:rPr>
+        <w:t>´</w:t>
+      </w:r>
+      <w:proofErr w:type="spellStart"/>
+      <w:proofErr w:type="gramEnd"/>
+      <w:r>
+        <w:rPr>
+          <w:b/>
+          <w:bCs/>
+          <w:color w:val="0070C0"/>
+          <w:sz w:val="28"/>
+          <w:szCs w:val="28"/>
+        </w:rPr>
+        <w:t>Decreasing</w:t>
+      </w:r>
+      <w:proofErr w:type="spellEnd"/>
+      <w:r>
+        <w:rPr>
+          <w:b/>
+          <w:bCs/>
+          <w:color w:val="0070C0"/>
+          <w:sz w:val="28"/>
+          <w:szCs w:val="28"/>
+        </w:rPr>
+        <w:t xml:space="preserve"> Universe: The '</w:t>
+      </w:r>
+      <w:proofErr w:type="spellStart"/>
+      <w:r>
+        <w:rPr>
+          <w:b/>
+          <w:bCs/>
+          <w:color w:val="0070C0"/>
+          <w:sz w:val="28"/>
+          <w:szCs w:val="28"/>
+        </w:rPr>
+        <w:t>Dark</w:t>
+      </w:r>
+      <w:proofErr w:type="spellEnd"/>
+      <w:r>
+        <w:rPr>
+          <w:b/>
+          <w:bCs/>
+          <w:color w:val="0070C0"/>
+          <w:sz w:val="28"/>
+          <w:szCs w:val="28"/>
+        </w:rPr>
+        <w:t xml:space="preserve"> Matter' </w:t>
+      </w:r>
+      <w:proofErr w:type="spellStart"/>
+      <w:r>
+        <w:rPr>
+          <w:b/>
+          <w:bCs/>
+          <w:color w:val="0070C0"/>
+          <w:sz w:val="28"/>
+          <w:szCs w:val="28"/>
+        </w:rPr>
+        <w:t>Effect</w:t>
+      </w:r>
+      <w:proofErr w:type="spellEnd"/>
+      <w:r>
+        <w:rPr>
+          <w:b/>
+          <w:bCs/>
+          <w:color w:val="0070C0"/>
+          <w:sz w:val="28"/>
+          <w:szCs w:val="28"/>
+        </w:rPr>
+        <w:t>'</w:t>
       </w:r>
     </w:p>
     <w:p>
       <w:r>
-        <w:t>"After a brief review of the Decreasing Universe (D.U.) model, we will derive a formula and the graph for the apparent velocity of stars (of a Messier_33 galaxy) as a function of their radial distance from the galactic center. This formula reproduces the same velocity curve traditionally attributed to dark matter. "</w:t>
-      </w:r>
-      <w:r>
-        <w:t>(Apr/2025)</w:t>
+        <w:t>"</w:t>
+      </w:r>
+      <w:proofErr w:type="spellStart"/>
+      <w:r>
+        <w:t>After</w:t>
+      </w:r>
+      <w:proofErr w:type="spellEnd"/>
+      <w:r>
+        <w:t xml:space="preserve"> a </w:t>
+      </w:r>
+      <w:proofErr w:type="spellStart"/>
+      <w:r>
+        <w:t>brief</w:t>
+      </w:r>
+      <w:proofErr w:type="spellEnd"/>
+      <w:r>
+        <w:t xml:space="preserve"> review </w:t>
+      </w:r>
+      <w:proofErr w:type="spellStart"/>
+      <w:r>
+        <w:t>of</w:t>
+      </w:r>
+      <w:proofErr w:type="spellEnd"/>
+      <w:r>
+        <w:t xml:space="preserve"> </w:t>
+      </w:r>
+      <w:proofErr w:type="spellStart"/>
+      <w:r>
+        <w:t>the</w:t>
+      </w:r>
+      <w:proofErr w:type="spellEnd"/>
+      <w:r>
+        <w:t xml:space="preserve"> </w:t>
+      </w:r>
+      <w:proofErr w:type="spellStart"/>
+      <w:r>
+        <w:t>Decreasing</w:t>
+      </w:r>
+      <w:proofErr w:type="spellEnd"/>
+      <w:r>
+        <w:t xml:space="preserve"> Universe (D.U.) model, </w:t>
+      </w:r>
+      <w:proofErr w:type="spellStart"/>
+      <w:r>
+        <w:t>we</w:t>
+      </w:r>
+      <w:proofErr w:type="spellEnd"/>
+      <w:r>
+        <w:t xml:space="preserve"> </w:t>
+      </w:r>
+      <w:proofErr w:type="spellStart"/>
+      <w:r>
+        <w:t>will</w:t>
+      </w:r>
+      <w:proofErr w:type="spellEnd"/>
+      <w:r>
+        <w:t xml:space="preserve"> derive a formula </w:t>
+      </w:r>
+      <w:proofErr w:type="spellStart"/>
+      <w:r>
+        <w:t>and</w:t>
+      </w:r>
+      <w:proofErr w:type="spellEnd"/>
+      <w:r>
+        <w:t xml:space="preserve"> </w:t>
+      </w:r>
+      <w:proofErr w:type="spellStart"/>
+      <w:r>
+        <w:t>the</w:t>
+      </w:r>
+      <w:proofErr w:type="spellEnd"/>
+      <w:r>
+        <w:t xml:space="preserve"> </w:t>
+      </w:r>
+      <w:proofErr w:type="spellStart"/>
+      <w:r>
+        <w:t>graph</w:t>
+      </w:r>
+      <w:proofErr w:type="spellEnd"/>
+      <w:r>
+        <w:t xml:space="preserve"> for </w:t>
+      </w:r>
+      <w:proofErr w:type="spellStart"/>
+      <w:r>
+        <w:t>the</w:t>
+      </w:r>
+      <w:proofErr w:type="spellEnd"/>
+      <w:r>
+        <w:t xml:space="preserve"> </w:t>
+      </w:r>
+      <w:proofErr w:type="spellStart"/>
+      <w:r>
+        <w:t>apparent</w:t>
+      </w:r>
+      <w:proofErr w:type="spellEnd"/>
+      <w:r>
+        <w:t xml:space="preserve"> </w:t>
+      </w:r>
+      <w:proofErr w:type="spellStart"/>
+      <w:r>
+        <w:t>velocity</w:t>
+      </w:r>
+      <w:proofErr w:type="spellEnd"/>
+      <w:r>
+        <w:t xml:space="preserve"> </w:t>
+      </w:r>
+      <w:proofErr w:type="spellStart"/>
+      <w:r>
+        <w:t>of</w:t>
+      </w:r>
+      <w:proofErr w:type="spellEnd"/>
+      <w:r>
+        <w:t xml:space="preserve"> stars (</w:t>
+      </w:r>
+      <w:proofErr w:type="spellStart"/>
+      <w:r>
+        <w:t>of</w:t>
+      </w:r>
+      <w:proofErr w:type="spellEnd"/>
+      <w:r>
+        <w:t xml:space="preserve"> a Messier_33 </w:t>
+      </w:r>
+      <w:proofErr w:type="spellStart"/>
+      <w:r>
+        <w:t>galaxy</w:t>
+      </w:r>
+      <w:proofErr w:type="spellEnd"/>
+      <w:r>
+        <w:t xml:space="preserve">) as a </w:t>
+      </w:r>
+      <w:proofErr w:type="spellStart"/>
+      <w:r>
+        <w:t>function</w:t>
+      </w:r>
+      <w:proofErr w:type="spellEnd"/>
+      <w:r>
+        <w:t xml:space="preserve"> </w:t>
+      </w:r>
+      <w:proofErr w:type="spellStart"/>
+      <w:r>
+        <w:t>of</w:t>
+      </w:r>
+      <w:proofErr w:type="spellEnd"/>
+      <w:r>
+        <w:t xml:space="preserve"> </w:t>
+      </w:r>
+      <w:proofErr w:type="spellStart"/>
+      <w:r>
+        <w:t>their</w:t>
+      </w:r>
+      <w:proofErr w:type="spellEnd"/>
+      <w:r>
+        <w:t xml:space="preserve"> radial </w:t>
+      </w:r>
+      <w:proofErr w:type="spellStart"/>
+      <w:r>
+        <w:t>distance</w:t>
+      </w:r>
+      <w:proofErr w:type="spellEnd"/>
+      <w:r>
+        <w:t xml:space="preserve"> </w:t>
+      </w:r>
+      <w:proofErr w:type="spellStart"/>
+      <w:r>
+        <w:t>from</w:t>
+      </w:r>
+      <w:proofErr w:type="spellEnd"/>
+      <w:r>
+        <w:t xml:space="preserve"> </w:t>
+      </w:r>
+      <w:proofErr w:type="spellStart"/>
+      <w:r>
+        <w:t>the</w:t>
+      </w:r>
+      <w:proofErr w:type="spellEnd"/>
+      <w:r>
+        <w:t xml:space="preserve"> </w:t>
+      </w:r>
+      <w:proofErr w:type="spellStart"/>
+      <w:r>
+        <w:t>galactic</w:t>
+      </w:r>
+      <w:proofErr w:type="spellEnd"/>
+      <w:r>
+        <w:t xml:space="preserve"> center. </w:t>
+      </w:r>
+      <w:proofErr w:type="spellStart"/>
+      <w:r>
+        <w:t>This</w:t>
+      </w:r>
+      <w:proofErr w:type="spellEnd"/>
+      <w:r>
+        <w:t xml:space="preserve"> formula </w:t>
+      </w:r>
+      <w:proofErr w:type="spellStart"/>
+      <w:r>
+        <w:t>reproduces</w:t>
+      </w:r>
+      <w:proofErr w:type="spellEnd"/>
+      <w:r>
+        <w:t xml:space="preserve"> </w:t>
+      </w:r>
+      <w:proofErr w:type="spellStart"/>
+      <w:r>
+        <w:t>the</w:t>
+      </w:r>
+      <w:proofErr w:type="spellEnd"/>
+      <w:r>
+        <w:t xml:space="preserve"> </w:t>
+      </w:r>
+      <w:proofErr w:type="spellStart"/>
+      <w:r>
+        <w:t>same</w:t>
+      </w:r>
+      <w:proofErr w:type="spellEnd"/>
+      <w:r>
+        <w:t xml:space="preserve"> </w:t>
+      </w:r>
+      <w:proofErr w:type="spellStart"/>
+      <w:r>
+        <w:t>velocity</w:t>
+      </w:r>
+      <w:proofErr w:type="spellEnd"/>
+      <w:r>
+        <w:t xml:space="preserve"> curve </w:t>
+      </w:r>
+      <w:proofErr w:type="spellStart"/>
+      <w:r>
+        <w:t>traditionally</w:t>
+      </w:r>
+      <w:proofErr w:type="spellEnd"/>
+      <w:r>
+        <w:t xml:space="preserve"> </w:t>
+      </w:r>
+      <w:proofErr w:type="spellStart"/>
+      <w:r>
+        <w:t>attributed</w:t>
+      </w:r>
+      <w:proofErr w:type="spellEnd"/>
+      <w:r>
+        <w:t xml:space="preserve"> </w:t>
+      </w:r>
+      <w:proofErr w:type="spellStart"/>
+      <w:r>
+        <w:t>to</w:t>
+      </w:r>
+      <w:proofErr w:type="spellEnd"/>
+      <w:r>
+        <w:t xml:space="preserve"> </w:t>
+      </w:r>
+      <w:proofErr w:type="spellStart"/>
+      <w:r>
+        <w:t>dark</w:t>
+      </w:r>
+      <w:proofErr w:type="spellEnd"/>
+      <w:r>
+        <w:t xml:space="preserve"> </w:t>
+      </w:r>
+      <w:proofErr w:type="spellStart"/>
+      <w:r>
+        <w:t>matter</w:t>
+      </w:r>
+      <w:proofErr w:type="spellEnd"/>
+      <w:r>
+        <w:t>. "</w:t>
+      </w:r>
+      <w:r>
+        <w:t>(</w:t>
+      </w:r>
+      <w:proofErr w:type="spellStart"/>
+      <w:r>
+        <w:t>Apr</w:t>
+      </w:r>
+      <w:proofErr w:type="spellEnd"/>
+      <w:r>
+        <w:t>/2025)</w:t>
       </w:r>
     </w:p>
     <w:p>
@@ -855,21 +5050,302 @@
           <w:sz w:val="28"/>
           <w:szCs w:val="28"/>
         </w:rPr>
-        <w:t>´Decreasing Universe: The CMB and the Age of the Universe'</w:t>
+        <w:t>´</w:t>
+      </w:r>
+      <w:proofErr w:type="spellStart"/>
+      <w:r>
+        <w:rPr>
+          <w:b/>
+          <w:bCs/>
+          <w:color w:val="0070C0"/>
+          <w:sz w:val="28"/>
+          <w:szCs w:val="28"/>
+        </w:rPr>
+        <w:t>Decreasing</w:t>
+      </w:r>
+      <w:proofErr w:type="spellEnd"/>
+      <w:r>
+        <w:rPr>
+          <w:b/>
+          <w:bCs/>
+          <w:color w:val="0070C0"/>
+          <w:sz w:val="28"/>
+          <w:szCs w:val="28"/>
+        </w:rPr>
+        <w:t xml:space="preserve"> Universe: The CMB </w:t>
+      </w:r>
+      <w:proofErr w:type="spellStart"/>
+      <w:r>
+        <w:rPr>
+          <w:b/>
+          <w:bCs/>
+          <w:color w:val="0070C0"/>
+          <w:sz w:val="28"/>
+          <w:szCs w:val="28"/>
+        </w:rPr>
+        <w:t>and</w:t>
+      </w:r>
+      <w:proofErr w:type="spellEnd"/>
+      <w:r>
+        <w:rPr>
+          <w:b/>
+          <w:bCs/>
+          <w:color w:val="0070C0"/>
+          <w:sz w:val="28"/>
+          <w:szCs w:val="28"/>
+        </w:rPr>
+        <w:t xml:space="preserve"> </w:t>
+      </w:r>
+      <w:proofErr w:type="spellStart"/>
+      <w:proofErr w:type="gramStart"/>
+      <w:r>
+        <w:rPr>
+          <w:b/>
+          <w:bCs/>
+          <w:color w:val="0070C0"/>
+          <w:sz w:val="28"/>
+          <w:szCs w:val="28"/>
+        </w:rPr>
+        <w:t>the</w:t>
+      </w:r>
+      <w:proofErr w:type="spellEnd"/>
+      <w:r>
+        <w:rPr>
+          <w:b/>
+          <w:bCs/>
+          <w:color w:val="0070C0"/>
+          <w:sz w:val="28"/>
+          <w:szCs w:val="28"/>
+        </w:rPr>
+        <w:t xml:space="preserve"> Age</w:t>
+      </w:r>
+      <w:proofErr w:type="gramEnd"/>
+      <w:r>
+        <w:rPr>
+          <w:b/>
+          <w:bCs/>
+          <w:color w:val="0070C0"/>
+          <w:sz w:val="28"/>
+          <w:szCs w:val="28"/>
+        </w:rPr>
+        <w:t xml:space="preserve"> </w:t>
+      </w:r>
+      <w:proofErr w:type="spellStart"/>
+      <w:r>
+        <w:rPr>
+          <w:b/>
+          <w:bCs/>
+          <w:color w:val="0070C0"/>
+          <w:sz w:val="28"/>
+          <w:szCs w:val="28"/>
+        </w:rPr>
+        <w:t>of</w:t>
+      </w:r>
+      <w:proofErr w:type="spellEnd"/>
+      <w:r>
+        <w:rPr>
+          <w:b/>
+          <w:bCs/>
+          <w:color w:val="0070C0"/>
+          <w:sz w:val="28"/>
+          <w:szCs w:val="28"/>
+        </w:rPr>
+        <w:t xml:space="preserve"> </w:t>
+      </w:r>
+      <w:proofErr w:type="spellStart"/>
+      <w:r>
+        <w:rPr>
+          <w:b/>
+          <w:bCs/>
+          <w:color w:val="0070C0"/>
+          <w:sz w:val="28"/>
+          <w:szCs w:val="28"/>
+        </w:rPr>
+        <w:t>the</w:t>
+      </w:r>
+      <w:proofErr w:type="spellEnd"/>
+      <w:r>
+        <w:rPr>
+          <w:b/>
+          <w:bCs/>
+          <w:color w:val="0070C0"/>
+          <w:sz w:val="28"/>
+          <w:szCs w:val="28"/>
+        </w:rPr>
+        <w:t xml:space="preserve"> Universe'</w:t>
       </w:r>
     </w:p>
     <w:p>
       <w:r>
-        <w:t>" We will use the “Decreasing Universe” (D.U.) theory to estimate the age of the Universe based on</w:t>
-      </w:r>
-      <w:r>
-        <w:t xml:space="preserve"> </w:t>
-      </w:r>
-      <w:r>
-        <w:t>the average wavelength of the Cosmic Microwave Background (CMB) radiation.</w:t>
-      </w:r>
-      <w:r>
-        <w:t>(May/2025)</w:t>
+        <w:t xml:space="preserve">" </w:t>
+      </w:r>
+      <w:proofErr w:type="spellStart"/>
+      <w:r>
+        <w:t>We</w:t>
+      </w:r>
+      <w:proofErr w:type="spellEnd"/>
+      <w:r>
+        <w:t xml:space="preserve"> </w:t>
+      </w:r>
+      <w:proofErr w:type="spellStart"/>
+      <w:r>
+        <w:t>will</w:t>
+      </w:r>
+      <w:proofErr w:type="spellEnd"/>
+      <w:r>
+        <w:t xml:space="preserve"> use </w:t>
+      </w:r>
+      <w:proofErr w:type="spellStart"/>
+      <w:r>
+        <w:t>the</w:t>
+      </w:r>
+      <w:proofErr w:type="spellEnd"/>
+      <w:r>
+        <w:t xml:space="preserve"> “</w:t>
+      </w:r>
+      <w:proofErr w:type="spellStart"/>
+      <w:r>
+        <w:t>Decreasing</w:t>
+      </w:r>
+      <w:proofErr w:type="spellEnd"/>
+      <w:r>
+        <w:t xml:space="preserve"> Universe” (D.U.) </w:t>
+      </w:r>
+      <w:proofErr w:type="spellStart"/>
+      <w:r>
+        <w:t>theory</w:t>
+      </w:r>
+      <w:proofErr w:type="spellEnd"/>
+      <w:r>
+        <w:t xml:space="preserve"> </w:t>
+      </w:r>
+      <w:proofErr w:type="spellStart"/>
+      <w:r>
+        <w:t>to</w:t>
+      </w:r>
+      <w:proofErr w:type="spellEnd"/>
+      <w:r>
+        <w:t xml:space="preserve"> </w:t>
+      </w:r>
+      <w:proofErr w:type="spellStart"/>
+      <w:r>
+        <w:t>estimate</w:t>
+      </w:r>
+      <w:proofErr w:type="spellEnd"/>
+      <w:r>
+        <w:t xml:space="preserve"> </w:t>
+      </w:r>
+      <w:proofErr w:type="spellStart"/>
+      <w:r>
+        <w:t>the</w:t>
+      </w:r>
+      <w:proofErr w:type="spellEnd"/>
+      <w:r>
+        <w:t xml:space="preserve"> age </w:t>
+      </w:r>
+      <w:proofErr w:type="spellStart"/>
+      <w:r>
+        <w:t>of</w:t>
+      </w:r>
+      <w:proofErr w:type="spellEnd"/>
+      <w:r>
+        <w:t xml:space="preserve"> </w:t>
+      </w:r>
+      <w:proofErr w:type="spellStart"/>
+      <w:r>
+        <w:t>the</w:t>
+      </w:r>
+      <w:proofErr w:type="spellEnd"/>
+      <w:r>
+        <w:t xml:space="preserve"> Universe </w:t>
+      </w:r>
+      <w:proofErr w:type="spellStart"/>
+      <w:r>
+        <w:t>based</w:t>
+      </w:r>
+      <w:proofErr w:type="spellEnd"/>
+      <w:r>
+        <w:t xml:space="preserve"> </w:t>
+      </w:r>
+      <w:proofErr w:type="spellStart"/>
+      <w:r>
+        <w:t>on</w:t>
+      </w:r>
+      <w:proofErr w:type="spellEnd"/>
+      <w:r>
+        <w:t xml:space="preserve"> </w:t>
+      </w:r>
+      <w:proofErr w:type="spellStart"/>
+      <w:r>
+        <w:t>the</w:t>
+      </w:r>
+      <w:proofErr w:type="spellEnd"/>
+      <w:r>
+        <w:t xml:space="preserve"> </w:t>
+      </w:r>
+      <w:proofErr w:type="spellStart"/>
+      <w:r>
+        <w:t>average</w:t>
+      </w:r>
+      <w:proofErr w:type="spellEnd"/>
+      <w:r>
+        <w:t xml:space="preserve"> </w:t>
+      </w:r>
+      <w:proofErr w:type="spellStart"/>
+      <w:r>
+        <w:t>wavelength</w:t>
+      </w:r>
+      <w:proofErr w:type="spellEnd"/>
+      <w:r>
+        <w:t xml:space="preserve"> </w:t>
+      </w:r>
+      <w:proofErr w:type="spellStart"/>
+      <w:r>
+        <w:t>of</w:t>
+      </w:r>
+      <w:proofErr w:type="spellEnd"/>
+      <w:r>
+        <w:t xml:space="preserve"> </w:t>
+      </w:r>
+      <w:proofErr w:type="spellStart"/>
+      <w:r>
+        <w:t>the</w:t>
+      </w:r>
+      <w:proofErr w:type="spellEnd"/>
+      <w:r>
+        <w:t xml:space="preserve"> </w:t>
+      </w:r>
+      <w:proofErr w:type="spellStart"/>
+      <w:r>
+        <w:t>Cosmic</w:t>
+      </w:r>
+      <w:proofErr w:type="spellEnd"/>
+      <w:r>
+        <w:t xml:space="preserve"> </w:t>
+      </w:r>
+      <w:proofErr w:type="spellStart"/>
+      <w:r>
+        <w:t>Microwave</w:t>
+      </w:r>
+      <w:proofErr w:type="spellEnd"/>
+      <w:r>
+        <w:t xml:space="preserve"> Background (CMB) </w:t>
+      </w:r>
+      <w:proofErr w:type="spellStart"/>
+      <w:proofErr w:type="gramStart"/>
+      <w:r>
+        <w:t>radiation</w:t>
+      </w:r>
+      <w:proofErr w:type="spellEnd"/>
+      <w:r>
+        <w:t>.</w:t>
+      </w:r>
+      <w:r>
+        <w:t>(</w:t>
+      </w:r>
+      <w:proofErr w:type="gramEnd"/>
+      <w:r>
+        <w:t>May/2025)</w:t>
       </w:r>
     </w:p>
     <w:p>
@@ -917,18 +5393,266 @@
           <w:szCs w:val="28"/>
         </w:rPr>
         <w:lastRenderedPageBreak/>
-        <w:t>´Decreasing Universe: Redshifts and Distance Data Refute the L-CDM Mode'</w:t>
+        <w:t>´</w:t>
+      </w:r>
+      <w:proofErr w:type="spellStart"/>
+      <w:r>
+        <w:rPr>
+          <w:b/>
+          <w:bCs/>
+          <w:color w:val="0070C0"/>
+          <w:sz w:val="28"/>
+          <w:szCs w:val="28"/>
+        </w:rPr>
+        <w:t>Decreasing</w:t>
+      </w:r>
+      <w:proofErr w:type="spellEnd"/>
+      <w:r>
+        <w:rPr>
+          <w:b/>
+          <w:bCs/>
+          <w:color w:val="0070C0"/>
+          <w:sz w:val="28"/>
+          <w:szCs w:val="28"/>
+        </w:rPr>
+        <w:t xml:space="preserve"> Universe: </w:t>
+      </w:r>
+      <w:proofErr w:type="spellStart"/>
+      <w:r>
+        <w:rPr>
+          <w:b/>
+          <w:bCs/>
+          <w:color w:val="0070C0"/>
+          <w:sz w:val="28"/>
+          <w:szCs w:val="28"/>
+        </w:rPr>
+        <w:t>Redshifts</w:t>
+      </w:r>
+      <w:proofErr w:type="spellEnd"/>
+      <w:r>
+        <w:rPr>
+          <w:b/>
+          <w:bCs/>
+          <w:color w:val="0070C0"/>
+          <w:sz w:val="28"/>
+          <w:szCs w:val="28"/>
+        </w:rPr>
+        <w:t xml:space="preserve"> </w:t>
+      </w:r>
+      <w:proofErr w:type="spellStart"/>
+      <w:r>
+        <w:rPr>
+          <w:b/>
+          <w:bCs/>
+          <w:color w:val="0070C0"/>
+          <w:sz w:val="28"/>
+          <w:szCs w:val="28"/>
+        </w:rPr>
+        <w:t>and</w:t>
+      </w:r>
+      <w:proofErr w:type="spellEnd"/>
+      <w:r>
+        <w:rPr>
+          <w:b/>
+          <w:bCs/>
+          <w:color w:val="0070C0"/>
+          <w:sz w:val="28"/>
+          <w:szCs w:val="28"/>
+        </w:rPr>
+        <w:t xml:space="preserve"> Distance Data Refute </w:t>
+      </w:r>
+      <w:proofErr w:type="spellStart"/>
+      <w:r>
+        <w:rPr>
+          <w:b/>
+          <w:bCs/>
+          <w:color w:val="0070C0"/>
+          <w:sz w:val="28"/>
+          <w:szCs w:val="28"/>
+        </w:rPr>
+        <w:t>the</w:t>
+      </w:r>
+      <w:proofErr w:type="spellEnd"/>
+      <w:r>
+        <w:rPr>
+          <w:b/>
+          <w:bCs/>
+          <w:color w:val="0070C0"/>
+          <w:sz w:val="28"/>
+          <w:szCs w:val="28"/>
+        </w:rPr>
+        <w:t xml:space="preserve"> L-CDM </w:t>
+      </w:r>
+      <w:proofErr w:type="spellStart"/>
+      <w:r>
+        <w:rPr>
+          <w:b/>
+          <w:bCs/>
+          <w:color w:val="0070C0"/>
+          <w:sz w:val="28"/>
+          <w:szCs w:val="28"/>
+        </w:rPr>
+        <w:t>Mode</w:t>
+      </w:r>
+      <w:proofErr w:type="spellEnd"/>
+      <w:r>
+        <w:rPr>
+          <w:b/>
+          <w:bCs/>
+          <w:color w:val="0070C0"/>
+          <w:sz w:val="28"/>
+          <w:szCs w:val="28"/>
+        </w:rPr>
+        <w:t>'</w:t>
       </w:r>
     </w:p>
     <w:p>
       <w:r>
-        <w:t>"To evaluate and compare the “Decreasing Universe theory” with the LCDM model, I created a potentially falsifiable prediction</w:t>
-      </w:r>
-      <w:r>
-        <w:t xml:space="preserve"> </w:t>
-      </w:r>
-      <w:r>
-        <w:t>and the data was extracted and analyzed."</w:t>
+        <w:t>"</w:t>
+      </w:r>
+      <w:proofErr w:type="spellStart"/>
+      <w:r>
+        <w:t>To</w:t>
+      </w:r>
+      <w:proofErr w:type="spellEnd"/>
+      <w:r>
+        <w:t xml:space="preserve"> </w:t>
+      </w:r>
+      <w:proofErr w:type="spellStart"/>
+      <w:r>
+        <w:t>evaluate</w:t>
+      </w:r>
+      <w:proofErr w:type="spellEnd"/>
+      <w:r>
+        <w:t xml:space="preserve"> </w:t>
+      </w:r>
+      <w:proofErr w:type="spellStart"/>
+      <w:r>
+        <w:t>and</w:t>
+      </w:r>
+      <w:proofErr w:type="spellEnd"/>
+      <w:r>
+        <w:t xml:space="preserve"> compare </w:t>
+      </w:r>
+      <w:proofErr w:type="spellStart"/>
+      <w:r>
+        <w:t>the</w:t>
+      </w:r>
+      <w:proofErr w:type="spellEnd"/>
+      <w:r>
+        <w:t xml:space="preserve"> “</w:t>
+      </w:r>
+      <w:proofErr w:type="spellStart"/>
+      <w:r>
+        <w:t>Decreasing</w:t>
+      </w:r>
+      <w:proofErr w:type="spellEnd"/>
+      <w:r>
+        <w:t xml:space="preserve"> Universe </w:t>
+      </w:r>
+      <w:proofErr w:type="spellStart"/>
+      <w:r>
+        <w:t>theory</w:t>
+      </w:r>
+      <w:proofErr w:type="spellEnd"/>
+      <w:r>
+        <w:t xml:space="preserve">” </w:t>
+      </w:r>
+      <w:proofErr w:type="spellStart"/>
+      <w:r>
+        <w:t>with</w:t>
+      </w:r>
+      <w:proofErr w:type="spellEnd"/>
+      <w:r>
+        <w:t xml:space="preserve"> </w:t>
+      </w:r>
+      <w:proofErr w:type="spellStart"/>
+      <w:r>
+        <w:t>the</w:t>
+      </w:r>
+      <w:proofErr w:type="spellEnd"/>
+      <w:r>
+        <w:t xml:space="preserve"> LCDM model, I </w:t>
+      </w:r>
+      <w:proofErr w:type="spellStart"/>
+      <w:r>
+        <w:t>created</w:t>
+      </w:r>
+      <w:proofErr w:type="spellEnd"/>
+      <w:r>
+        <w:t xml:space="preserve"> a </w:t>
+      </w:r>
+      <w:proofErr w:type="spellStart"/>
+      <w:r>
+        <w:t>potentially</w:t>
+      </w:r>
+      <w:proofErr w:type="spellEnd"/>
+      <w:r>
+        <w:t xml:space="preserve"> </w:t>
+      </w:r>
+      <w:proofErr w:type="spellStart"/>
+      <w:r>
+        <w:t>falsifiable</w:t>
+      </w:r>
+      <w:proofErr w:type="spellEnd"/>
+      <w:r>
+        <w:t xml:space="preserve"> </w:t>
+      </w:r>
+      <w:proofErr w:type="spellStart"/>
+      <w:r>
+        <w:t>prediction</w:t>
+      </w:r>
+      <w:proofErr w:type="spellEnd"/>
+      <w:r>
+        <w:t xml:space="preserve"> </w:t>
+      </w:r>
+      <w:proofErr w:type="spellStart"/>
+      <w:r>
+        <w:t>and</w:t>
+      </w:r>
+      <w:proofErr w:type="spellEnd"/>
+      <w:r>
+        <w:t xml:space="preserve"> </w:t>
+      </w:r>
+      <w:proofErr w:type="spellStart"/>
+      <w:r>
+        <w:t>the</w:t>
+      </w:r>
+      <w:proofErr w:type="spellEnd"/>
+      <w:r>
+        <w:t xml:space="preserve"> data </w:t>
+      </w:r>
+      <w:proofErr w:type="spellStart"/>
+      <w:r>
+        <w:t>was</w:t>
+      </w:r>
+      <w:proofErr w:type="spellEnd"/>
+      <w:r>
+        <w:t xml:space="preserve"> </w:t>
+      </w:r>
+      <w:proofErr w:type="spellStart"/>
+      <w:r>
+        <w:t>extracted</w:t>
+      </w:r>
+      <w:proofErr w:type="spellEnd"/>
+      <w:r>
+        <w:t xml:space="preserve"> </w:t>
+      </w:r>
+      <w:proofErr w:type="spellStart"/>
+      <w:r>
+        <w:t>and</w:t>
+      </w:r>
+      <w:proofErr w:type="spellEnd"/>
+      <w:r>
+        <w:t xml:space="preserve"> </w:t>
+      </w:r>
+      <w:proofErr w:type="spellStart"/>
+      <w:r>
+        <w:t>analyzed</w:t>
+      </w:r>
+      <w:proofErr w:type="spellEnd"/>
+      <w:r>
+        <w:t>."</w:t>
       </w:r>
       <w:r>
         <w:t>(Mar/2025)</w:t>
@@ -971,28 +5695,361 @@
           <w:sz w:val="28"/>
           <w:szCs w:val="28"/>
         </w:rPr>
-        <w:t>(*)</w:t>
-      </w:r>
-      <w:r>
-        <w:rPr>
-          <w:b/>
-          <w:bCs/>
-          <w:color w:val="0070C0"/>
-          <w:sz w:val="28"/>
-          <w:szCs w:val="28"/>
-        </w:rPr>
-        <w:t>´Decreasing universe: the distance as a function of redshift'</w:t>
+        <w:t>(</w:t>
+      </w:r>
+      <w:proofErr w:type="gramStart"/>
+      <w:r>
+        <w:rPr>
+          <w:b/>
+          <w:bCs/>
+          <w:color w:val="EE0000"/>
+          <w:sz w:val="28"/>
+          <w:szCs w:val="28"/>
+        </w:rPr>
+        <w:t>*</w:t>
+      </w:r>
+      <w:r>
+        <w:rPr>
+          <w:b/>
+          <w:bCs/>
+          <w:color w:val="0070C0"/>
+          <w:sz w:val="28"/>
+          <w:szCs w:val="28"/>
+        </w:rPr>
+        <w:t>)</w:t>
+      </w:r>
+      <w:r>
+        <w:rPr>
+          <w:b/>
+          <w:bCs/>
+          <w:color w:val="0070C0"/>
+          <w:sz w:val="28"/>
+          <w:szCs w:val="28"/>
+        </w:rPr>
+        <w:t>´</w:t>
+      </w:r>
+      <w:proofErr w:type="spellStart"/>
+      <w:proofErr w:type="gramEnd"/>
+      <w:r>
+        <w:rPr>
+          <w:b/>
+          <w:bCs/>
+          <w:color w:val="0070C0"/>
+          <w:sz w:val="28"/>
+          <w:szCs w:val="28"/>
+        </w:rPr>
+        <w:t>Decreasing</w:t>
+      </w:r>
+      <w:proofErr w:type="spellEnd"/>
+      <w:r>
+        <w:rPr>
+          <w:b/>
+          <w:bCs/>
+          <w:color w:val="0070C0"/>
+          <w:sz w:val="28"/>
+          <w:szCs w:val="28"/>
+        </w:rPr>
+        <w:t xml:space="preserve"> </w:t>
+      </w:r>
+      <w:proofErr w:type="spellStart"/>
+      <w:r>
+        <w:rPr>
+          <w:b/>
+          <w:bCs/>
+          <w:color w:val="0070C0"/>
+          <w:sz w:val="28"/>
+          <w:szCs w:val="28"/>
+        </w:rPr>
+        <w:t>universe</w:t>
+      </w:r>
+      <w:proofErr w:type="spellEnd"/>
+      <w:r>
+        <w:rPr>
+          <w:b/>
+          <w:bCs/>
+          <w:color w:val="0070C0"/>
+          <w:sz w:val="28"/>
+          <w:szCs w:val="28"/>
+        </w:rPr>
+        <w:t xml:space="preserve">: </w:t>
+      </w:r>
+      <w:proofErr w:type="spellStart"/>
+      <w:r>
+        <w:rPr>
+          <w:b/>
+          <w:bCs/>
+          <w:color w:val="0070C0"/>
+          <w:sz w:val="28"/>
+          <w:szCs w:val="28"/>
+        </w:rPr>
+        <w:t>the</w:t>
+      </w:r>
+      <w:proofErr w:type="spellEnd"/>
+      <w:r>
+        <w:rPr>
+          <w:b/>
+          <w:bCs/>
+          <w:color w:val="0070C0"/>
+          <w:sz w:val="28"/>
+          <w:szCs w:val="28"/>
+        </w:rPr>
+        <w:t xml:space="preserve"> </w:t>
+      </w:r>
+      <w:proofErr w:type="spellStart"/>
+      <w:r>
+        <w:rPr>
+          <w:b/>
+          <w:bCs/>
+          <w:color w:val="0070C0"/>
+          <w:sz w:val="28"/>
+          <w:szCs w:val="28"/>
+        </w:rPr>
+        <w:t>distance</w:t>
+      </w:r>
+      <w:proofErr w:type="spellEnd"/>
+      <w:r>
+        <w:rPr>
+          <w:b/>
+          <w:bCs/>
+          <w:color w:val="0070C0"/>
+          <w:sz w:val="28"/>
+          <w:szCs w:val="28"/>
+        </w:rPr>
+        <w:t xml:space="preserve"> as a </w:t>
+      </w:r>
+      <w:proofErr w:type="spellStart"/>
+      <w:r>
+        <w:rPr>
+          <w:b/>
+          <w:bCs/>
+          <w:color w:val="0070C0"/>
+          <w:sz w:val="28"/>
+          <w:szCs w:val="28"/>
+        </w:rPr>
+        <w:t>function</w:t>
+      </w:r>
+      <w:proofErr w:type="spellEnd"/>
+      <w:r>
+        <w:rPr>
+          <w:b/>
+          <w:bCs/>
+          <w:color w:val="0070C0"/>
+          <w:sz w:val="28"/>
+          <w:szCs w:val="28"/>
+        </w:rPr>
+        <w:t xml:space="preserve"> </w:t>
+      </w:r>
+      <w:proofErr w:type="spellStart"/>
+      <w:r>
+        <w:rPr>
+          <w:b/>
+          <w:bCs/>
+          <w:color w:val="0070C0"/>
+          <w:sz w:val="28"/>
+          <w:szCs w:val="28"/>
+        </w:rPr>
+        <w:t>of</w:t>
+      </w:r>
+      <w:proofErr w:type="spellEnd"/>
+      <w:r>
+        <w:rPr>
+          <w:b/>
+          <w:bCs/>
+          <w:color w:val="0070C0"/>
+          <w:sz w:val="28"/>
+          <w:szCs w:val="28"/>
+        </w:rPr>
+        <w:t xml:space="preserve"> </w:t>
+      </w:r>
+      <w:proofErr w:type="spellStart"/>
+      <w:r>
+        <w:rPr>
+          <w:b/>
+          <w:bCs/>
+          <w:color w:val="0070C0"/>
+          <w:sz w:val="28"/>
+          <w:szCs w:val="28"/>
+        </w:rPr>
+        <w:t>redshift</w:t>
+      </w:r>
+      <w:proofErr w:type="spellEnd"/>
+      <w:r>
+        <w:rPr>
+          <w:b/>
+          <w:bCs/>
+          <w:color w:val="0070C0"/>
+          <w:sz w:val="28"/>
+          <w:szCs w:val="28"/>
+        </w:rPr>
+        <w:t>'</w:t>
       </w:r>
     </w:p>
     <w:p>
       <w:r>
-        <w:t>"Using the “Decreasing Universe” model1 we will show evidence that this new model of the</w:t>
-      </w:r>
-      <w:r>
-        <w:t xml:space="preserve"> </w:t>
-      </w:r>
-      <w:r>
-        <w:t xml:space="preserve">dynamics of the Universe is less disruptive and more adequate than the traditional </w:t>
+        <w:t>"</w:t>
+      </w:r>
+      <w:proofErr w:type="spellStart"/>
+      <w:r>
+        <w:t>Using</w:t>
+      </w:r>
+      <w:proofErr w:type="spellEnd"/>
+      <w:r>
+        <w:t xml:space="preserve"> </w:t>
+      </w:r>
+      <w:proofErr w:type="spellStart"/>
+      <w:r>
+        <w:t>the</w:t>
+      </w:r>
+      <w:proofErr w:type="spellEnd"/>
+      <w:r>
+        <w:t xml:space="preserve"> “</w:t>
+      </w:r>
+      <w:proofErr w:type="spellStart"/>
+      <w:r>
+        <w:t>Decreasing</w:t>
+      </w:r>
+      <w:proofErr w:type="spellEnd"/>
+      <w:r>
+        <w:t xml:space="preserve"> Universe” model1 </w:t>
+      </w:r>
+      <w:proofErr w:type="spellStart"/>
+      <w:r>
+        <w:t>we</w:t>
+      </w:r>
+      <w:proofErr w:type="spellEnd"/>
+      <w:r>
+        <w:t xml:space="preserve"> </w:t>
+      </w:r>
+      <w:proofErr w:type="spellStart"/>
+      <w:r>
+        <w:t>will</w:t>
+      </w:r>
+      <w:proofErr w:type="spellEnd"/>
+      <w:r>
+        <w:t xml:space="preserve"> show </w:t>
+      </w:r>
+      <w:proofErr w:type="spellStart"/>
+      <w:r>
+        <w:t>evidence</w:t>
+      </w:r>
+      <w:proofErr w:type="spellEnd"/>
+      <w:r>
+        <w:t xml:space="preserve"> </w:t>
+      </w:r>
+      <w:proofErr w:type="spellStart"/>
+      <w:r>
+        <w:t>that</w:t>
+      </w:r>
+      <w:proofErr w:type="spellEnd"/>
+      <w:r>
+        <w:t xml:space="preserve"> </w:t>
+      </w:r>
+      <w:proofErr w:type="spellStart"/>
+      <w:r>
+        <w:t>this</w:t>
+      </w:r>
+      <w:proofErr w:type="spellEnd"/>
+      <w:r>
+        <w:t xml:space="preserve"> new model </w:t>
+      </w:r>
+      <w:proofErr w:type="spellStart"/>
+      <w:r>
+        <w:t>of</w:t>
+      </w:r>
+      <w:proofErr w:type="spellEnd"/>
+      <w:r>
+        <w:t xml:space="preserve"> </w:t>
+      </w:r>
+      <w:proofErr w:type="spellStart"/>
+      <w:r>
+        <w:t>the</w:t>
+      </w:r>
+      <w:proofErr w:type="spellEnd"/>
+      <w:r>
+        <w:t xml:space="preserve"> </w:t>
+      </w:r>
+      <w:r>
+        <w:t xml:space="preserve">dynamics </w:t>
+      </w:r>
+      <w:proofErr w:type="spellStart"/>
+      <w:r>
+        <w:t>of</w:t>
+      </w:r>
+      <w:proofErr w:type="spellEnd"/>
+      <w:r>
+        <w:t xml:space="preserve"> </w:t>
+      </w:r>
+      <w:proofErr w:type="spellStart"/>
+      <w:r>
+        <w:t>the</w:t>
+      </w:r>
+      <w:proofErr w:type="spellEnd"/>
+      <w:r>
+        <w:t xml:space="preserve"> Universe </w:t>
+      </w:r>
+      <w:proofErr w:type="spellStart"/>
+      <w:r>
+        <w:t>is</w:t>
+      </w:r>
+      <w:proofErr w:type="spellEnd"/>
+      <w:r>
+        <w:t xml:space="preserve"> </w:t>
+      </w:r>
+      <w:proofErr w:type="spellStart"/>
+      <w:r>
+        <w:t>less</w:t>
+      </w:r>
+      <w:proofErr w:type="spellEnd"/>
+      <w:r>
+        <w:t xml:space="preserve"> </w:t>
+      </w:r>
+      <w:proofErr w:type="spellStart"/>
+      <w:r>
+        <w:t>disruptive</w:t>
+      </w:r>
+      <w:proofErr w:type="spellEnd"/>
+      <w:r>
+        <w:t xml:space="preserve"> </w:t>
+      </w:r>
+      <w:proofErr w:type="spellStart"/>
+      <w:r>
+        <w:t>and</w:t>
+      </w:r>
+      <w:proofErr w:type="spellEnd"/>
+      <w:r>
+        <w:t xml:space="preserve"> more </w:t>
+      </w:r>
+      <w:proofErr w:type="spellStart"/>
+      <w:r>
+        <w:t>adequate</w:t>
+      </w:r>
+      <w:proofErr w:type="spellEnd"/>
+      <w:r>
+        <w:t xml:space="preserve"> </w:t>
+      </w:r>
+      <w:proofErr w:type="spellStart"/>
+      <w:r>
+        <w:t>than</w:t>
+      </w:r>
+      <w:proofErr w:type="spellEnd"/>
+      <w:r>
+        <w:t xml:space="preserve"> </w:t>
+      </w:r>
+      <w:proofErr w:type="spellStart"/>
+      <w:r>
+        <w:t>the</w:t>
+      </w:r>
+      <w:proofErr w:type="spellEnd"/>
+      <w:r>
+        <w:t xml:space="preserve"> </w:t>
+      </w:r>
+      <w:proofErr w:type="spellStart"/>
+      <w:r>
+        <w:t>traditional</w:t>
+      </w:r>
+      <w:proofErr w:type="spellEnd"/>
+      <w:r>
+        <w:t xml:space="preserve"> </w:t>
       </w:r>
       <w:r>
         <w:t>L</w:t>
@@ -1004,22 +6061,240 @@
         <w:t xml:space="preserve"> </w:t>
       </w:r>
       <w:r>
-        <w:t>model that postulates the existence of Dark Energy.</w:t>
+        <w:t xml:space="preserve">model </w:t>
+      </w:r>
+      <w:proofErr w:type="spellStart"/>
+      <w:r>
+        <w:t>that</w:t>
+      </w:r>
+      <w:proofErr w:type="spellEnd"/>
+      <w:r>
+        <w:t xml:space="preserve"> </w:t>
+      </w:r>
+      <w:proofErr w:type="spellStart"/>
+      <w:r>
+        <w:t>postulates</w:t>
+      </w:r>
+      <w:proofErr w:type="spellEnd"/>
+      <w:r>
+        <w:t xml:space="preserve"> </w:t>
+      </w:r>
+      <w:proofErr w:type="spellStart"/>
+      <w:r>
+        <w:t>the</w:t>
+      </w:r>
+      <w:proofErr w:type="spellEnd"/>
+      <w:r>
+        <w:t xml:space="preserve"> </w:t>
+      </w:r>
+      <w:proofErr w:type="spellStart"/>
+      <w:r>
+        <w:t>existence</w:t>
+      </w:r>
+      <w:proofErr w:type="spellEnd"/>
+      <w:r>
+        <w:t xml:space="preserve"> </w:t>
+      </w:r>
+      <w:proofErr w:type="spellStart"/>
+      <w:r>
+        <w:t>of</w:t>
+      </w:r>
+      <w:proofErr w:type="spellEnd"/>
+      <w:r>
+        <w:t xml:space="preserve"> </w:t>
+      </w:r>
+      <w:proofErr w:type="spellStart"/>
+      <w:r>
+        <w:t>Dark</w:t>
+      </w:r>
+      <w:proofErr w:type="spellEnd"/>
+      <w:r>
+        <w:t xml:space="preserve"> Energy.</w:t>
       </w:r>
       <w:r>
         <w:br/>
       </w:r>
-      <w:r>
-        <w:t>We will also develop, from this new theory, a simple and straightforward mathematical</w:t>
-      </w:r>
-      <w:r>
-        <w:t xml:space="preserve"> </w:t>
-      </w:r>
-      <w:r>
-        <w:t>formula that provides the distance of the galaxy as a function of its redshift."</w:t>
-      </w:r>
-      <w:r>
-        <w:t>(Fev/2025)</w:t>
+      <w:proofErr w:type="spellStart"/>
+      <w:r>
+        <w:t>We</w:t>
+      </w:r>
+      <w:proofErr w:type="spellEnd"/>
+      <w:r>
+        <w:t xml:space="preserve"> </w:t>
+      </w:r>
+      <w:proofErr w:type="spellStart"/>
+      <w:r>
+        <w:t>will</w:t>
+      </w:r>
+      <w:proofErr w:type="spellEnd"/>
+      <w:r>
+        <w:t xml:space="preserve"> </w:t>
+      </w:r>
+      <w:proofErr w:type="spellStart"/>
+      <w:r>
+        <w:t>also</w:t>
+      </w:r>
+      <w:proofErr w:type="spellEnd"/>
+      <w:r>
+        <w:t xml:space="preserve"> </w:t>
+      </w:r>
+      <w:proofErr w:type="spellStart"/>
+      <w:r>
+        <w:t>develop</w:t>
+      </w:r>
+      <w:proofErr w:type="spellEnd"/>
+      <w:r>
+        <w:t xml:space="preserve">, </w:t>
+      </w:r>
+      <w:proofErr w:type="spellStart"/>
+      <w:r>
+        <w:t>from</w:t>
+      </w:r>
+      <w:proofErr w:type="spellEnd"/>
+      <w:r>
+        <w:t xml:space="preserve"> </w:t>
+      </w:r>
+      <w:proofErr w:type="spellStart"/>
+      <w:r>
+        <w:t>this</w:t>
+      </w:r>
+      <w:proofErr w:type="spellEnd"/>
+      <w:r>
+        <w:t xml:space="preserve"> new </w:t>
+      </w:r>
+      <w:proofErr w:type="spellStart"/>
+      <w:r>
+        <w:t>theory</w:t>
+      </w:r>
+      <w:proofErr w:type="spellEnd"/>
+      <w:r>
+        <w:t xml:space="preserve">, a </w:t>
+      </w:r>
+      <w:proofErr w:type="spellStart"/>
+      <w:r>
+        <w:t>simple</w:t>
+      </w:r>
+      <w:proofErr w:type="spellEnd"/>
+      <w:r>
+        <w:t xml:space="preserve"> </w:t>
+      </w:r>
+      <w:proofErr w:type="spellStart"/>
+      <w:r>
+        <w:t>and</w:t>
+      </w:r>
+      <w:proofErr w:type="spellEnd"/>
+      <w:r>
+        <w:t xml:space="preserve"> </w:t>
+      </w:r>
+      <w:proofErr w:type="spellStart"/>
+      <w:r>
+        <w:t>straightforward</w:t>
+      </w:r>
+      <w:proofErr w:type="spellEnd"/>
+      <w:r>
+        <w:t xml:space="preserve"> </w:t>
+      </w:r>
+      <w:proofErr w:type="spellStart"/>
+      <w:r>
+        <w:t>mathematical</w:t>
+      </w:r>
+      <w:proofErr w:type="spellEnd"/>
+      <w:r>
+        <w:t xml:space="preserve"> </w:t>
+      </w:r>
+      <w:r>
+        <w:t xml:space="preserve">formula </w:t>
+      </w:r>
+      <w:proofErr w:type="spellStart"/>
+      <w:r>
+        <w:t>that</w:t>
+      </w:r>
+      <w:proofErr w:type="spellEnd"/>
+      <w:r>
+        <w:t xml:space="preserve"> </w:t>
+      </w:r>
+      <w:proofErr w:type="spellStart"/>
+      <w:r>
+        <w:t>provides</w:t>
+      </w:r>
+      <w:proofErr w:type="spellEnd"/>
+      <w:r>
+        <w:t xml:space="preserve"> </w:t>
+      </w:r>
+      <w:proofErr w:type="spellStart"/>
+      <w:r>
+        <w:t>the</w:t>
+      </w:r>
+      <w:proofErr w:type="spellEnd"/>
+      <w:r>
+        <w:t xml:space="preserve"> </w:t>
+      </w:r>
+      <w:proofErr w:type="spellStart"/>
+      <w:r>
+        <w:t>distance</w:t>
+      </w:r>
+      <w:proofErr w:type="spellEnd"/>
+      <w:r>
+        <w:t xml:space="preserve"> </w:t>
+      </w:r>
+      <w:proofErr w:type="spellStart"/>
+      <w:r>
+        <w:t>of</w:t>
+      </w:r>
+      <w:proofErr w:type="spellEnd"/>
+      <w:r>
+        <w:t xml:space="preserve"> </w:t>
+      </w:r>
+      <w:proofErr w:type="spellStart"/>
+      <w:r>
+        <w:t>the</w:t>
+      </w:r>
+      <w:proofErr w:type="spellEnd"/>
+      <w:r>
+        <w:t xml:space="preserve"> </w:t>
+      </w:r>
+      <w:proofErr w:type="spellStart"/>
+      <w:r>
+        <w:t>galaxy</w:t>
+      </w:r>
+      <w:proofErr w:type="spellEnd"/>
+      <w:r>
+        <w:t xml:space="preserve"> as a </w:t>
+      </w:r>
+      <w:proofErr w:type="spellStart"/>
+      <w:r>
+        <w:t>function</w:t>
+      </w:r>
+      <w:proofErr w:type="spellEnd"/>
+      <w:r>
+        <w:t xml:space="preserve"> </w:t>
+      </w:r>
+      <w:proofErr w:type="spellStart"/>
+      <w:r>
+        <w:t>of</w:t>
+      </w:r>
+      <w:proofErr w:type="spellEnd"/>
+      <w:r>
+        <w:t xml:space="preserve"> its </w:t>
+      </w:r>
+      <w:proofErr w:type="spellStart"/>
+      <w:r>
+        <w:t>redshift</w:t>
+      </w:r>
+      <w:proofErr w:type="spellEnd"/>
+      <w:r>
+        <w:t>."</w:t>
+      </w:r>
+      <w:r>
+        <w:t>(</w:t>
+      </w:r>
+      <w:proofErr w:type="spellStart"/>
+      <w:r>
+        <w:t>Fev</w:t>
+      </w:r>
+      <w:proofErr w:type="spellEnd"/>
+      <w:r>
+        <w:t>/2025)</w:t>
       </w:r>
     </w:p>
     <w:p>
@@ -1059,37 +6334,492 @@
           <w:sz w:val="28"/>
           <w:szCs w:val="28"/>
         </w:rPr>
-        <w:t>(*)</w:t>
-      </w:r>
-      <w:r>
-        <w:rPr>
-          <w:b/>
-          <w:bCs/>
-          <w:color w:val="0070C0"/>
-          <w:sz w:val="28"/>
-          <w:szCs w:val="28"/>
-        </w:rPr>
-        <w:t>´Derivation of Hubble’s Law and its relation to dark energy and dark matter'</w:t>
+        <w:t>(</w:t>
+      </w:r>
+      <w:proofErr w:type="gramStart"/>
+      <w:r>
+        <w:rPr>
+          <w:b/>
+          <w:bCs/>
+          <w:color w:val="EE0000"/>
+          <w:sz w:val="28"/>
+          <w:szCs w:val="28"/>
+        </w:rPr>
+        <w:t>*</w:t>
+      </w:r>
+      <w:r>
+        <w:rPr>
+          <w:b/>
+          <w:bCs/>
+          <w:color w:val="0070C0"/>
+          <w:sz w:val="28"/>
+          <w:szCs w:val="28"/>
+        </w:rPr>
+        <w:t>)</w:t>
+      </w:r>
+      <w:r>
+        <w:rPr>
+          <w:b/>
+          <w:bCs/>
+          <w:color w:val="0070C0"/>
+          <w:sz w:val="28"/>
+          <w:szCs w:val="28"/>
+        </w:rPr>
+        <w:t>´</w:t>
+      </w:r>
+      <w:proofErr w:type="spellStart"/>
+      <w:proofErr w:type="gramEnd"/>
+      <w:r>
+        <w:rPr>
+          <w:b/>
+          <w:bCs/>
+          <w:color w:val="0070C0"/>
+          <w:sz w:val="28"/>
+          <w:szCs w:val="28"/>
+        </w:rPr>
+        <w:t>Derivation</w:t>
+      </w:r>
+      <w:proofErr w:type="spellEnd"/>
+      <w:r>
+        <w:rPr>
+          <w:b/>
+          <w:bCs/>
+          <w:color w:val="0070C0"/>
+          <w:sz w:val="28"/>
+          <w:szCs w:val="28"/>
+        </w:rPr>
+        <w:t xml:space="preserve"> </w:t>
+      </w:r>
+      <w:proofErr w:type="spellStart"/>
+      <w:r>
+        <w:rPr>
+          <w:b/>
+          <w:bCs/>
+          <w:color w:val="0070C0"/>
+          <w:sz w:val="28"/>
+          <w:szCs w:val="28"/>
+        </w:rPr>
+        <w:t>of</w:t>
+      </w:r>
+      <w:proofErr w:type="spellEnd"/>
+      <w:r>
+        <w:rPr>
+          <w:b/>
+          <w:bCs/>
+          <w:color w:val="0070C0"/>
+          <w:sz w:val="28"/>
+          <w:szCs w:val="28"/>
+        </w:rPr>
+        <w:t xml:space="preserve"> </w:t>
+      </w:r>
+      <w:proofErr w:type="spellStart"/>
+      <w:r>
+        <w:rPr>
+          <w:b/>
+          <w:bCs/>
+          <w:color w:val="0070C0"/>
+          <w:sz w:val="28"/>
+          <w:szCs w:val="28"/>
+        </w:rPr>
+        <w:t>Hubble’s</w:t>
+      </w:r>
+      <w:proofErr w:type="spellEnd"/>
+      <w:r>
+        <w:rPr>
+          <w:b/>
+          <w:bCs/>
+          <w:color w:val="0070C0"/>
+          <w:sz w:val="28"/>
+          <w:szCs w:val="28"/>
+        </w:rPr>
+        <w:t xml:space="preserve"> Law </w:t>
+      </w:r>
+      <w:proofErr w:type="spellStart"/>
+      <w:r>
+        <w:rPr>
+          <w:b/>
+          <w:bCs/>
+          <w:color w:val="0070C0"/>
+          <w:sz w:val="28"/>
+          <w:szCs w:val="28"/>
+        </w:rPr>
+        <w:t>and</w:t>
+      </w:r>
+      <w:proofErr w:type="spellEnd"/>
+      <w:r>
+        <w:rPr>
+          <w:b/>
+          <w:bCs/>
+          <w:color w:val="0070C0"/>
+          <w:sz w:val="28"/>
+          <w:szCs w:val="28"/>
+        </w:rPr>
+        <w:t xml:space="preserve"> its </w:t>
+      </w:r>
+      <w:proofErr w:type="spellStart"/>
+      <w:r>
+        <w:rPr>
+          <w:b/>
+          <w:bCs/>
+          <w:color w:val="0070C0"/>
+          <w:sz w:val="28"/>
+          <w:szCs w:val="28"/>
+        </w:rPr>
+        <w:t>relation</w:t>
+      </w:r>
+      <w:proofErr w:type="spellEnd"/>
+      <w:r>
+        <w:rPr>
+          <w:b/>
+          <w:bCs/>
+          <w:color w:val="0070C0"/>
+          <w:sz w:val="28"/>
+          <w:szCs w:val="28"/>
+        </w:rPr>
+        <w:t xml:space="preserve"> </w:t>
+      </w:r>
+      <w:proofErr w:type="spellStart"/>
+      <w:r>
+        <w:rPr>
+          <w:b/>
+          <w:bCs/>
+          <w:color w:val="0070C0"/>
+          <w:sz w:val="28"/>
+          <w:szCs w:val="28"/>
+        </w:rPr>
+        <w:t>to</w:t>
+      </w:r>
+      <w:proofErr w:type="spellEnd"/>
+      <w:r>
+        <w:rPr>
+          <w:b/>
+          <w:bCs/>
+          <w:color w:val="0070C0"/>
+          <w:sz w:val="28"/>
+          <w:szCs w:val="28"/>
+        </w:rPr>
+        <w:t xml:space="preserve"> </w:t>
+      </w:r>
+      <w:proofErr w:type="spellStart"/>
+      <w:r>
+        <w:rPr>
+          <w:b/>
+          <w:bCs/>
+          <w:color w:val="0070C0"/>
+          <w:sz w:val="28"/>
+          <w:szCs w:val="28"/>
+        </w:rPr>
+        <w:t>dark</w:t>
+      </w:r>
+      <w:proofErr w:type="spellEnd"/>
+      <w:r>
+        <w:rPr>
+          <w:b/>
+          <w:bCs/>
+          <w:color w:val="0070C0"/>
+          <w:sz w:val="28"/>
+          <w:szCs w:val="28"/>
+        </w:rPr>
+        <w:t xml:space="preserve"> </w:t>
+      </w:r>
+      <w:proofErr w:type="spellStart"/>
+      <w:r>
+        <w:rPr>
+          <w:b/>
+          <w:bCs/>
+          <w:color w:val="0070C0"/>
+          <w:sz w:val="28"/>
+          <w:szCs w:val="28"/>
+        </w:rPr>
+        <w:t>energy</w:t>
+      </w:r>
+      <w:proofErr w:type="spellEnd"/>
+      <w:r>
+        <w:rPr>
+          <w:b/>
+          <w:bCs/>
+          <w:color w:val="0070C0"/>
+          <w:sz w:val="28"/>
+          <w:szCs w:val="28"/>
+        </w:rPr>
+        <w:t xml:space="preserve"> </w:t>
+      </w:r>
+      <w:proofErr w:type="spellStart"/>
+      <w:r>
+        <w:rPr>
+          <w:b/>
+          <w:bCs/>
+          <w:color w:val="0070C0"/>
+          <w:sz w:val="28"/>
+          <w:szCs w:val="28"/>
+        </w:rPr>
+        <w:t>and</w:t>
+      </w:r>
+      <w:proofErr w:type="spellEnd"/>
+      <w:r>
+        <w:rPr>
+          <w:b/>
+          <w:bCs/>
+          <w:color w:val="0070C0"/>
+          <w:sz w:val="28"/>
+          <w:szCs w:val="28"/>
+        </w:rPr>
+        <w:t xml:space="preserve"> </w:t>
+      </w:r>
+      <w:proofErr w:type="spellStart"/>
+      <w:r>
+        <w:rPr>
+          <w:b/>
+          <w:bCs/>
+          <w:color w:val="0070C0"/>
+          <w:sz w:val="28"/>
+          <w:szCs w:val="28"/>
+        </w:rPr>
+        <w:t>dark</w:t>
+      </w:r>
+      <w:proofErr w:type="spellEnd"/>
+      <w:r>
+        <w:rPr>
+          <w:b/>
+          <w:bCs/>
+          <w:color w:val="0070C0"/>
+          <w:sz w:val="28"/>
+          <w:szCs w:val="28"/>
+        </w:rPr>
+        <w:t xml:space="preserve"> </w:t>
+      </w:r>
+      <w:proofErr w:type="spellStart"/>
+      <w:r>
+        <w:rPr>
+          <w:b/>
+          <w:bCs/>
+          <w:color w:val="0070C0"/>
+          <w:sz w:val="28"/>
+          <w:szCs w:val="28"/>
+        </w:rPr>
+        <w:t>matter</w:t>
+      </w:r>
+      <w:proofErr w:type="spellEnd"/>
+      <w:r>
+        <w:rPr>
+          <w:b/>
+          <w:bCs/>
+          <w:color w:val="0070C0"/>
+          <w:sz w:val="28"/>
+          <w:szCs w:val="28"/>
+        </w:rPr>
+        <w:t>'</w:t>
       </w:r>
     </w:p>
     <w:p>
       <w:r>
-        <w:t xml:space="preserve">"From the “Decreasing Universe” model,1,2 establishing the contraction of space tissue </w:t>
+        <w:t>"</w:t>
+      </w:r>
+      <w:proofErr w:type="spellStart"/>
+      <w:r>
+        <w:t>From</w:t>
+      </w:r>
+      <w:proofErr w:type="spellEnd"/>
+      <w:r>
+        <w:t xml:space="preserve"> </w:t>
+      </w:r>
+      <w:proofErr w:type="spellStart"/>
+      <w:r>
+        <w:t>the</w:t>
+      </w:r>
+      <w:proofErr w:type="spellEnd"/>
+      <w:r>
+        <w:t xml:space="preserve"> “</w:t>
+      </w:r>
+      <w:proofErr w:type="spellStart"/>
+      <w:r>
+        <w:t>Decreasing</w:t>
+      </w:r>
+      <w:proofErr w:type="spellEnd"/>
+      <w:r>
+        <w:t xml:space="preserve"> Universe” model,1,2 </w:t>
+      </w:r>
+      <w:proofErr w:type="spellStart"/>
+      <w:r>
+        <w:t>establishing</w:t>
+      </w:r>
+      <w:proofErr w:type="spellEnd"/>
+      <w:r>
+        <w:t xml:space="preserve"> </w:t>
+      </w:r>
+      <w:proofErr w:type="spellStart"/>
+      <w:r>
+        <w:t>the</w:t>
+      </w:r>
+      <w:proofErr w:type="spellEnd"/>
+      <w:r>
+        <w:t xml:space="preserve"> </w:t>
+      </w:r>
+      <w:proofErr w:type="spellStart"/>
+      <w:r>
+        <w:t>contraction</w:t>
+      </w:r>
+      <w:proofErr w:type="spellEnd"/>
+      <w:r>
+        <w:t xml:space="preserve"> </w:t>
+      </w:r>
+      <w:proofErr w:type="spellStart"/>
+      <w:r>
+        <w:t>of</w:t>
+      </w:r>
+      <w:proofErr w:type="spellEnd"/>
+      <w:r>
+        <w:t xml:space="preserve"> </w:t>
+      </w:r>
+      <w:proofErr w:type="spellStart"/>
+      <w:r>
+        <w:t>space</w:t>
+      </w:r>
+      <w:proofErr w:type="spellEnd"/>
+      <w:r>
+        <w:t xml:space="preserve"> </w:t>
+      </w:r>
+      <w:proofErr w:type="spellStart"/>
+      <w:r>
+        <w:t>tissue</w:t>
+      </w:r>
+      <w:proofErr w:type="spellEnd"/>
+      <w:r>
+        <w:t xml:space="preserve"> </w:t>
       </w:r>
       <w:r>
         <w:t xml:space="preserve">When </w:t>
       </w:r>
-      <w:r>
-        <w:t>exposed to a gravitational field, we derive the Hubble Law and, from there, we will explain</w:t>
-      </w:r>
-      <w:r>
-        <w:t xml:space="preserve"> </w:t>
-      </w:r>
-      <w:r>
-        <w:t>the effect “Dark Energy” ".</w:t>
-      </w:r>
-      <w:r>
-        <w:t>(Mar/2019)</w:t>
+      <w:proofErr w:type="spellStart"/>
+      <w:r>
+        <w:t>exposed</w:t>
+      </w:r>
+      <w:proofErr w:type="spellEnd"/>
+      <w:r>
+        <w:t xml:space="preserve"> </w:t>
+      </w:r>
+      <w:proofErr w:type="spellStart"/>
+      <w:r>
+        <w:t>to</w:t>
+      </w:r>
+      <w:proofErr w:type="spellEnd"/>
+      <w:r>
+        <w:t xml:space="preserve"> a </w:t>
+      </w:r>
+      <w:proofErr w:type="spellStart"/>
+      <w:r>
+        <w:t>gravitational</w:t>
+      </w:r>
+      <w:proofErr w:type="spellEnd"/>
+      <w:r>
+        <w:t xml:space="preserve"> </w:t>
+      </w:r>
+      <w:proofErr w:type="spellStart"/>
+      <w:r>
+        <w:t>field</w:t>
+      </w:r>
+      <w:proofErr w:type="spellEnd"/>
+      <w:r>
+        <w:t xml:space="preserve">, </w:t>
+      </w:r>
+      <w:proofErr w:type="spellStart"/>
+      <w:r>
+        <w:t>we</w:t>
+      </w:r>
+      <w:proofErr w:type="spellEnd"/>
+      <w:r>
+        <w:t xml:space="preserve"> derive </w:t>
+      </w:r>
+      <w:proofErr w:type="spellStart"/>
+      <w:r>
+        <w:t>the</w:t>
+      </w:r>
+      <w:proofErr w:type="spellEnd"/>
+      <w:r>
+        <w:t xml:space="preserve"> Hubble Law </w:t>
+      </w:r>
+      <w:proofErr w:type="spellStart"/>
+      <w:r>
+        <w:t>and</w:t>
+      </w:r>
+      <w:proofErr w:type="spellEnd"/>
+      <w:r>
+        <w:t xml:space="preserve">, </w:t>
+      </w:r>
+      <w:proofErr w:type="spellStart"/>
+      <w:r>
+        <w:t>from</w:t>
+      </w:r>
+      <w:proofErr w:type="spellEnd"/>
+      <w:r>
+        <w:t xml:space="preserve"> </w:t>
+      </w:r>
+      <w:proofErr w:type="spellStart"/>
+      <w:r>
+        <w:t>there</w:t>
+      </w:r>
+      <w:proofErr w:type="spellEnd"/>
+      <w:r>
+        <w:t xml:space="preserve">, </w:t>
+      </w:r>
+      <w:proofErr w:type="spellStart"/>
+      <w:r>
+        <w:t>we</w:t>
+      </w:r>
+      <w:proofErr w:type="spellEnd"/>
+      <w:r>
+        <w:t xml:space="preserve"> </w:t>
+      </w:r>
+      <w:proofErr w:type="spellStart"/>
+      <w:r>
+        <w:t>will</w:t>
+      </w:r>
+      <w:proofErr w:type="spellEnd"/>
+      <w:r>
+        <w:t xml:space="preserve"> </w:t>
+      </w:r>
+      <w:proofErr w:type="spellStart"/>
+      <w:r>
+        <w:t>explain</w:t>
+      </w:r>
+      <w:proofErr w:type="spellEnd"/>
+      <w:r>
+        <w:t xml:space="preserve"> </w:t>
+      </w:r>
+      <w:proofErr w:type="spellStart"/>
+      <w:r>
+        <w:t>the</w:t>
+      </w:r>
+      <w:proofErr w:type="spellEnd"/>
+      <w:r>
+        <w:t xml:space="preserve"> </w:t>
+      </w:r>
+      <w:proofErr w:type="spellStart"/>
+      <w:r>
+        <w:t>effect</w:t>
+      </w:r>
+      <w:proofErr w:type="spellEnd"/>
+      <w:r>
+        <w:t xml:space="preserve"> “</w:t>
+      </w:r>
+      <w:proofErr w:type="spellStart"/>
+      <w:r>
+        <w:t>Dark</w:t>
+      </w:r>
+      <w:proofErr w:type="spellEnd"/>
+      <w:r>
+        <w:t xml:space="preserve"> Energy” </w:t>
+      </w:r>
+      <w:proofErr w:type="gramStart"/>
+      <w:r>
+        <w:t>".</w:t>
+      </w:r>
+      <w:r>
+        <w:t>(</w:t>
+      </w:r>
+      <w:proofErr w:type="gramEnd"/>
+      <w:r>
+        <w:t>Mar/2019)</w:t>
       </w:r>
       <w:r>
         <w:br/>
@@ -1122,20 +6852,444 @@
           <w:szCs w:val="28"/>
         </w:rPr>
       </w:pPr>
-      <w:r>
-        <w:rPr>
-          <w:b/>
-          <w:bCs/>
-          <w:color w:val="0070C0"/>
-          <w:sz w:val="28"/>
-          <w:szCs w:val="28"/>
-        </w:rPr>
-        <w:t>Derivation of Hubble's Law and the End of the Darks Elements</w:t>
-      </w:r>
+      <w:proofErr w:type="spellStart"/>
+      <w:r>
+        <w:rPr>
+          <w:b/>
+          <w:bCs/>
+          <w:color w:val="0070C0"/>
+          <w:sz w:val="28"/>
+          <w:szCs w:val="28"/>
+        </w:rPr>
+        <w:t>Derivation</w:t>
+      </w:r>
+      <w:proofErr w:type="spellEnd"/>
+      <w:r>
+        <w:rPr>
+          <w:b/>
+          <w:bCs/>
+          <w:color w:val="0070C0"/>
+          <w:sz w:val="28"/>
+          <w:szCs w:val="28"/>
+        </w:rPr>
+        <w:t xml:space="preserve"> </w:t>
+      </w:r>
+      <w:proofErr w:type="spellStart"/>
+      <w:r>
+        <w:rPr>
+          <w:b/>
+          <w:bCs/>
+          <w:color w:val="0070C0"/>
+          <w:sz w:val="28"/>
+          <w:szCs w:val="28"/>
+        </w:rPr>
+        <w:t>of</w:t>
+      </w:r>
+      <w:proofErr w:type="spellEnd"/>
+      <w:r>
+        <w:rPr>
+          <w:b/>
+          <w:bCs/>
+          <w:color w:val="0070C0"/>
+          <w:sz w:val="28"/>
+          <w:szCs w:val="28"/>
+        </w:rPr>
+        <w:t xml:space="preserve"> </w:t>
+      </w:r>
+      <w:proofErr w:type="spellStart"/>
+      <w:r>
+        <w:rPr>
+          <w:b/>
+          <w:bCs/>
+          <w:color w:val="0070C0"/>
+          <w:sz w:val="28"/>
+          <w:szCs w:val="28"/>
+        </w:rPr>
+        <w:t>Hubble's</w:t>
+      </w:r>
+      <w:proofErr w:type="spellEnd"/>
+      <w:r>
+        <w:rPr>
+          <w:b/>
+          <w:bCs/>
+          <w:color w:val="0070C0"/>
+          <w:sz w:val="28"/>
+          <w:szCs w:val="28"/>
+        </w:rPr>
+        <w:t xml:space="preserve"> Law </w:t>
+      </w:r>
+      <w:proofErr w:type="spellStart"/>
+      <w:r>
+        <w:rPr>
+          <w:b/>
+          <w:bCs/>
+          <w:color w:val="0070C0"/>
+          <w:sz w:val="28"/>
+          <w:szCs w:val="28"/>
+        </w:rPr>
+        <w:t>and</w:t>
+      </w:r>
+      <w:proofErr w:type="spellEnd"/>
+      <w:r>
+        <w:rPr>
+          <w:b/>
+          <w:bCs/>
+          <w:color w:val="0070C0"/>
+          <w:sz w:val="28"/>
+          <w:szCs w:val="28"/>
+        </w:rPr>
+        <w:t xml:space="preserve"> </w:t>
+      </w:r>
+      <w:proofErr w:type="spellStart"/>
+      <w:r>
+        <w:rPr>
+          <w:b/>
+          <w:bCs/>
+          <w:color w:val="0070C0"/>
+          <w:sz w:val="28"/>
+          <w:szCs w:val="28"/>
+        </w:rPr>
+        <w:t>the</w:t>
+      </w:r>
+      <w:proofErr w:type="spellEnd"/>
+      <w:r>
+        <w:rPr>
+          <w:b/>
+          <w:bCs/>
+          <w:color w:val="0070C0"/>
+          <w:sz w:val="28"/>
+          <w:szCs w:val="28"/>
+        </w:rPr>
+        <w:t xml:space="preserve"> </w:t>
+      </w:r>
+      <w:proofErr w:type="spellStart"/>
+      <w:r>
+        <w:rPr>
+          <w:b/>
+          <w:bCs/>
+          <w:color w:val="0070C0"/>
+          <w:sz w:val="28"/>
+          <w:szCs w:val="28"/>
+        </w:rPr>
+        <w:t>End</w:t>
+      </w:r>
+      <w:proofErr w:type="spellEnd"/>
+      <w:r>
+        <w:rPr>
+          <w:b/>
+          <w:bCs/>
+          <w:color w:val="0070C0"/>
+          <w:sz w:val="28"/>
+          <w:szCs w:val="28"/>
+        </w:rPr>
+        <w:t xml:space="preserve"> </w:t>
+      </w:r>
+      <w:proofErr w:type="spellStart"/>
+      <w:r>
+        <w:rPr>
+          <w:b/>
+          <w:bCs/>
+          <w:color w:val="0070C0"/>
+          <w:sz w:val="28"/>
+          <w:szCs w:val="28"/>
+        </w:rPr>
+        <w:t>of</w:t>
+      </w:r>
+      <w:proofErr w:type="spellEnd"/>
+      <w:r>
+        <w:rPr>
+          <w:b/>
+          <w:bCs/>
+          <w:color w:val="0070C0"/>
+          <w:sz w:val="28"/>
+          <w:szCs w:val="28"/>
+        </w:rPr>
+        <w:t xml:space="preserve"> </w:t>
+      </w:r>
+      <w:proofErr w:type="spellStart"/>
+      <w:r>
+        <w:rPr>
+          <w:b/>
+          <w:bCs/>
+          <w:color w:val="0070C0"/>
+          <w:sz w:val="28"/>
+          <w:szCs w:val="28"/>
+        </w:rPr>
+        <w:t>the</w:t>
+      </w:r>
+      <w:proofErr w:type="spellEnd"/>
+      <w:r>
+        <w:rPr>
+          <w:b/>
+          <w:bCs/>
+          <w:color w:val="0070C0"/>
+          <w:sz w:val="28"/>
+          <w:szCs w:val="28"/>
+        </w:rPr>
+        <w:t xml:space="preserve"> </w:t>
+      </w:r>
+      <w:proofErr w:type="spellStart"/>
+      <w:r>
+        <w:rPr>
+          <w:b/>
+          <w:bCs/>
+          <w:color w:val="0070C0"/>
+          <w:sz w:val="28"/>
+          <w:szCs w:val="28"/>
+        </w:rPr>
+        <w:t>Darks</w:t>
+      </w:r>
+      <w:proofErr w:type="spellEnd"/>
+      <w:r>
+        <w:rPr>
+          <w:b/>
+          <w:bCs/>
+          <w:color w:val="0070C0"/>
+          <w:sz w:val="28"/>
+          <w:szCs w:val="28"/>
+        </w:rPr>
+        <w:t xml:space="preserve"> </w:t>
+      </w:r>
+      <w:proofErr w:type="spellStart"/>
+      <w:r>
+        <w:rPr>
+          <w:b/>
+          <w:bCs/>
+          <w:color w:val="0070C0"/>
+          <w:sz w:val="28"/>
+          <w:szCs w:val="28"/>
+        </w:rPr>
+        <w:t>Elements</w:t>
+      </w:r>
+      <w:proofErr w:type="spellEnd"/>
     </w:p>
     <w:p>
       <w:r>
-        <w:t>'From the “Decreasing Universe” model, establishing the contraction of space tissue when exposed to a gravitational field, we derive the Hubble Law and, from there, we will explain the effects “Dark Energy” and “Dark Matter”.'(Apr/2019)</w:t>
+        <w:t>'</w:t>
+      </w:r>
+      <w:proofErr w:type="spellStart"/>
+      <w:r>
+        <w:t>From</w:t>
+      </w:r>
+      <w:proofErr w:type="spellEnd"/>
+      <w:r>
+        <w:t xml:space="preserve"> </w:t>
+      </w:r>
+      <w:proofErr w:type="spellStart"/>
+      <w:r>
+        <w:t>the</w:t>
+      </w:r>
+      <w:proofErr w:type="spellEnd"/>
+      <w:r>
+        <w:t xml:space="preserve"> “</w:t>
+      </w:r>
+      <w:proofErr w:type="spellStart"/>
+      <w:r>
+        <w:t>Decreasing</w:t>
+      </w:r>
+      <w:proofErr w:type="spellEnd"/>
+      <w:r>
+        <w:t xml:space="preserve"> Universe” model, </w:t>
+      </w:r>
+      <w:proofErr w:type="spellStart"/>
+      <w:r>
+        <w:t>establishing</w:t>
+      </w:r>
+      <w:proofErr w:type="spellEnd"/>
+      <w:r>
+        <w:t xml:space="preserve"> </w:t>
+      </w:r>
+      <w:proofErr w:type="spellStart"/>
+      <w:r>
+        <w:t>the</w:t>
+      </w:r>
+      <w:proofErr w:type="spellEnd"/>
+      <w:r>
+        <w:t xml:space="preserve"> </w:t>
+      </w:r>
+      <w:proofErr w:type="spellStart"/>
+      <w:r>
+        <w:t>contraction</w:t>
+      </w:r>
+      <w:proofErr w:type="spellEnd"/>
+      <w:r>
+        <w:t xml:space="preserve"> </w:t>
+      </w:r>
+      <w:proofErr w:type="spellStart"/>
+      <w:r>
+        <w:t>of</w:t>
+      </w:r>
+      <w:proofErr w:type="spellEnd"/>
+      <w:r>
+        <w:t xml:space="preserve"> </w:t>
+      </w:r>
+      <w:proofErr w:type="spellStart"/>
+      <w:r>
+        <w:t>space</w:t>
+      </w:r>
+      <w:proofErr w:type="spellEnd"/>
+      <w:r>
+        <w:t xml:space="preserve"> </w:t>
+      </w:r>
+      <w:proofErr w:type="spellStart"/>
+      <w:r>
+        <w:t>tissue</w:t>
+      </w:r>
+      <w:proofErr w:type="spellEnd"/>
+      <w:r>
+        <w:t xml:space="preserve"> </w:t>
+      </w:r>
+      <w:proofErr w:type="spellStart"/>
+      <w:r>
+        <w:t>when</w:t>
+      </w:r>
+      <w:proofErr w:type="spellEnd"/>
+      <w:r>
+        <w:t xml:space="preserve"> </w:t>
+      </w:r>
+      <w:proofErr w:type="spellStart"/>
+      <w:r>
+        <w:t>exposed</w:t>
+      </w:r>
+      <w:proofErr w:type="spellEnd"/>
+      <w:r>
+        <w:t xml:space="preserve"> </w:t>
+      </w:r>
+      <w:proofErr w:type="spellStart"/>
+      <w:r>
+        <w:t>to</w:t>
+      </w:r>
+      <w:proofErr w:type="spellEnd"/>
+      <w:r>
+        <w:t xml:space="preserve"> a </w:t>
+      </w:r>
+      <w:proofErr w:type="spellStart"/>
+      <w:r>
+        <w:t>gravitational</w:t>
+      </w:r>
+      <w:proofErr w:type="spellEnd"/>
+      <w:r>
+        <w:t xml:space="preserve"> </w:t>
+      </w:r>
+      <w:proofErr w:type="spellStart"/>
+      <w:r>
+        <w:t>field</w:t>
+      </w:r>
+      <w:proofErr w:type="spellEnd"/>
+      <w:r>
+        <w:t xml:space="preserve">, </w:t>
+      </w:r>
+      <w:proofErr w:type="spellStart"/>
+      <w:r>
+        <w:t>we</w:t>
+      </w:r>
+      <w:proofErr w:type="spellEnd"/>
+      <w:r>
+        <w:t xml:space="preserve"> derive </w:t>
+      </w:r>
+      <w:proofErr w:type="spellStart"/>
+      <w:r>
+        <w:t>the</w:t>
+      </w:r>
+      <w:proofErr w:type="spellEnd"/>
+      <w:r>
+        <w:t xml:space="preserve"> Hubble Law </w:t>
+      </w:r>
+      <w:proofErr w:type="spellStart"/>
+      <w:r>
+        <w:t>and</w:t>
+      </w:r>
+      <w:proofErr w:type="spellEnd"/>
+      <w:r>
+        <w:t xml:space="preserve">, </w:t>
+      </w:r>
+      <w:proofErr w:type="spellStart"/>
+      <w:r>
+        <w:t>from</w:t>
+      </w:r>
+      <w:proofErr w:type="spellEnd"/>
+      <w:r>
+        <w:t xml:space="preserve"> </w:t>
+      </w:r>
+      <w:proofErr w:type="spellStart"/>
+      <w:r>
+        <w:t>there</w:t>
+      </w:r>
+      <w:proofErr w:type="spellEnd"/>
+      <w:r>
+        <w:t xml:space="preserve">, </w:t>
+      </w:r>
+      <w:proofErr w:type="spellStart"/>
+      <w:r>
+        <w:t>we</w:t>
+      </w:r>
+      <w:proofErr w:type="spellEnd"/>
+      <w:r>
+        <w:t xml:space="preserve"> </w:t>
+      </w:r>
+      <w:proofErr w:type="spellStart"/>
+      <w:r>
+        <w:t>will</w:t>
+      </w:r>
+      <w:proofErr w:type="spellEnd"/>
+      <w:r>
+        <w:t xml:space="preserve"> </w:t>
+      </w:r>
+      <w:proofErr w:type="spellStart"/>
+      <w:r>
+        <w:t>explain</w:t>
+      </w:r>
+      <w:proofErr w:type="spellEnd"/>
+      <w:r>
+        <w:t xml:space="preserve"> </w:t>
+      </w:r>
+      <w:proofErr w:type="spellStart"/>
+      <w:r>
+        <w:t>the</w:t>
+      </w:r>
+      <w:proofErr w:type="spellEnd"/>
+      <w:r>
+        <w:t xml:space="preserve"> </w:t>
+      </w:r>
+      <w:proofErr w:type="spellStart"/>
+      <w:r>
+        <w:t>effects</w:t>
+      </w:r>
+      <w:proofErr w:type="spellEnd"/>
+      <w:r>
+        <w:t xml:space="preserve"> “</w:t>
+      </w:r>
+      <w:proofErr w:type="spellStart"/>
+      <w:r>
+        <w:t>Dark</w:t>
+      </w:r>
+      <w:proofErr w:type="spellEnd"/>
+      <w:r>
+        <w:t xml:space="preserve"> Energy” </w:t>
+      </w:r>
+      <w:proofErr w:type="spellStart"/>
+      <w:r>
+        <w:t>and</w:t>
+      </w:r>
+      <w:proofErr w:type="spellEnd"/>
+      <w:r>
+        <w:t xml:space="preserve"> “</w:t>
+      </w:r>
+      <w:proofErr w:type="spellStart"/>
+      <w:r>
+        <w:t>Dark</w:t>
+      </w:r>
+      <w:proofErr w:type="spellEnd"/>
+      <w:r>
+        <w:t xml:space="preserve"> Matter”.'(</w:t>
+      </w:r>
+      <w:proofErr w:type="spellStart"/>
+      <w:r>
+        <w:t>Apr</w:t>
+      </w:r>
+      <w:proofErr w:type="spellEnd"/>
+      <w:r>
+        <w:t>/2019)</w:t>
       </w:r>
     </w:p>
     <w:p>
@@ -1176,12 +7330,672 @@
           <w:szCs w:val="28"/>
         </w:rPr>
         <w:lastRenderedPageBreak/>
-        <w:t>´The Equivalence Principle and the End of the Dark Energy'</w:t>
+        <w:t xml:space="preserve">´The </w:t>
+      </w:r>
+      <w:proofErr w:type="spellStart"/>
+      <w:r>
+        <w:rPr>
+          <w:b/>
+          <w:bCs/>
+          <w:color w:val="0070C0"/>
+          <w:sz w:val="28"/>
+          <w:szCs w:val="28"/>
+        </w:rPr>
+        <w:t>Equivalence</w:t>
+      </w:r>
+      <w:proofErr w:type="spellEnd"/>
+      <w:r>
+        <w:rPr>
+          <w:b/>
+          <w:bCs/>
+          <w:color w:val="0070C0"/>
+          <w:sz w:val="28"/>
+          <w:szCs w:val="28"/>
+        </w:rPr>
+        <w:t xml:space="preserve"> </w:t>
+      </w:r>
+      <w:proofErr w:type="spellStart"/>
+      <w:r>
+        <w:rPr>
+          <w:b/>
+          <w:bCs/>
+          <w:color w:val="0070C0"/>
+          <w:sz w:val="28"/>
+          <w:szCs w:val="28"/>
+        </w:rPr>
+        <w:t>Principle</w:t>
+      </w:r>
+      <w:proofErr w:type="spellEnd"/>
+      <w:r>
+        <w:rPr>
+          <w:b/>
+          <w:bCs/>
+          <w:color w:val="0070C0"/>
+          <w:sz w:val="28"/>
+          <w:szCs w:val="28"/>
+        </w:rPr>
+        <w:t xml:space="preserve"> </w:t>
+      </w:r>
+      <w:proofErr w:type="spellStart"/>
+      <w:r>
+        <w:rPr>
+          <w:b/>
+          <w:bCs/>
+          <w:color w:val="0070C0"/>
+          <w:sz w:val="28"/>
+          <w:szCs w:val="28"/>
+        </w:rPr>
+        <w:t>and</w:t>
+      </w:r>
+      <w:proofErr w:type="spellEnd"/>
+      <w:r>
+        <w:rPr>
+          <w:b/>
+          <w:bCs/>
+          <w:color w:val="0070C0"/>
+          <w:sz w:val="28"/>
+          <w:szCs w:val="28"/>
+        </w:rPr>
+        <w:t xml:space="preserve"> </w:t>
+      </w:r>
+      <w:proofErr w:type="spellStart"/>
+      <w:r>
+        <w:rPr>
+          <w:b/>
+          <w:bCs/>
+          <w:color w:val="0070C0"/>
+          <w:sz w:val="28"/>
+          <w:szCs w:val="28"/>
+        </w:rPr>
+        <w:t>the</w:t>
+      </w:r>
+      <w:proofErr w:type="spellEnd"/>
+      <w:r>
+        <w:rPr>
+          <w:b/>
+          <w:bCs/>
+          <w:color w:val="0070C0"/>
+          <w:sz w:val="28"/>
+          <w:szCs w:val="28"/>
+        </w:rPr>
+        <w:t xml:space="preserve"> </w:t>
+      </w:r>
+      <w:proofErr w:type="spellStart"/>
+      <w:r>
+        <w:rPr>
+          <w:b/>
+          <w:bCs/>
+          <w:color w:val="0070C0"/>
+          <w:sz w:val="28"/>
+          <w:szCs w:val="28"/>
+        </w:rPr>
+        <w:t>End</w:t>
+      </w:r>
+      <w:proofErr w:type="spellEnd"/>
+      <w:r>
+        <w:rPr>
+          <w:b/>
+          <w:bCs/>
+          <w:color w:val="0070C0"/>
+          <w:sz w:val="28"/>
+          <w:szCs w:val="28"/>
+        </w:rPr>
+        <w:t xml:space="preserve"> </w:t>
+      </w:r>
+      <w:proofErr w:type="spellStart"/>
+      <w:r>
+        <w:rPr>
+          <w:b/>
+          <w:bCs/>
+          <w:color w:val="0070C0"/>
+          <w:sz w:val="28"/>
+          <w:szCs w:val="28"/>
+        </w:rPr>
+        <w:t>of</w:t>
+      </w:r>
+      <w:proofErr w:type="spellEnd"/>
+      <w:r>
+        <w:rPr>
+          <w:b/>
+          <w:bCs/>
+          <w:color w:val="0070C0"/>
+          <w:sz w:val="28"/>
+          <w:szCs w:val="28"/>
+        </w:rPr>
+        <w:t xml:space="preserve"> </w:t>
+      </w:r>
+      <w:proofErr w:type="spellStart"/>
+      <w:r>
+        <w:rPr>
+          <w:b/>
+          <w:bCs/>
+          <w:color w:val="0070C0"/>
+          <w:sz w:val="28"/>
+          <w:szCs w:val="28"/>
+        </w:rPr>
+        <w:t>the</w:t>
+      </w:r>
+      <w:proofErr w:type="spellEnd"/>
+      <w:r>
+        <w:rPr>
+          <w:b/>
+          <w:bCs/>
+          <w:color w:val="0070C0"/>
+          <w:sz w:val="28"/>
+          <w:szCs w:val="28"/>
+        </w:rPr>
+        <w:t xml:space="preserve"> </w:t>
+      </w:r>
+      <w:proofErr w:type="spellStart"/>
+      <w:r>
+        <w:rPr>
+          <w:b/>
+          <w:bCs/>
+          <w:color w:val="0070C0"/>
+          <w:sz w:val="28"/>
+          <w:szCs w:val="28"/>
+        </w:rPr>
+        <w:t>Dark</w:t>
+      </w:r>
+      <w:proofErr w:type="spellEnd"/>
+      <w:r>
+        <w:rPr>
+          <w:b/>
+          <w:bCs/>
+          <w:color w:val="0070C0"/>
+          <w:sz w:val="28"/>
+          <w:szCs w:val="28"/>
+        </w:rPr>
+        <w:t xml:space="preserve"> Energy'</w:t>
       </w:r>
     </w:p>
     <w:p>
       <w:r>
-        <w:t>"We will make a new approach for an effect known as “Dark Energy” by an effect on gravitatio nal field.[1] In an accelerated rocket, the dimensions of space towards movement due to „Lorentz Contraction" are on continuous reduction.Using the equivalence principle, we presume that in the gravitational field, the same thing would happen.In this implicates in „dark energy effect". The calculi show that in a 7%-contraction for each billion years would explain our observation of galaxies in accelerated separation."</w:t>
+        <w:t>"</w:t>
+      </w:r>
+      <w:proofErr w:type="spellStart"/>
+      <w:r>
+        <w:t>We</w:t>
+      </w:r>
+      <w:proofErr w:type="spellEnd"/>
+      <w:r>
+        <w:t xml:space="preserve"> </w:t>
+      </w:r>
+      <w:proofErr w:type="spellStart"/>
+      <w:r>
+        <w:t>will</w:t>
+      </w:r>
+      <w:proofErr w:type="spellEnd"/>
+      <w:r>
+        <w:t xml:space="preserve"> make a new approach for </w:t>
+      </w:r>
+      <w:proofErr w:type="spellStart"/>
+      <w:r>
+        <w:t>an</w:t>
+      </w:r>
+      <w:proofErr w:type="spellEnd"/>
+      <w:r>
+        <w:t xml:space="preserve"> </w:t>
+      </w:r>
+      <w:proofErr w:type="spellStart"/>
+      <w:r>
+        <w:t>effect</w:t>
+      </w:r>
+      <w:proofErr w:type="spellEnd"/>
+      <w:r>
+        <w:t xml:space="preserve"> </w:t>
+      </w:r>
+      <w:proofErr w:type="spellStart"/>
+      <w:r>
+        <w:t>known</w:t>
+      </w:r>
+      <w:proofErr w:type="spellEnd"/>
+      <w:r>
+        <w:t xml:space="preserve"> as “</w:t>
+      </w:r>
+      <w:proofErr w:type="spellStart"/>
+      <w:r>
+        <w:t>Dark</w:t>
+      </w:r>
+      <w:proofErr w:type="spellEnd"/>
+      <w:r>
+        <w:t xml:space="preserve"> Energy” </w:t>
+      </w:r>
+      <w:proofErr w:type="spellStart"/>
+      <w:r>
+        <w:t>by</w:t>
+      </w:r>
+      <w:proofErr w:type="spellEnd"/>
+      <w:r>
+        <w:t xml:space="preserve"> </w:t>
+      </w:r>
+      <w:proofErr w:type="spellStart"/>
+      <w:r>
+        <w:t>an</w:t>
+      </w:r>
+      <w:proofErr w:type="spellEnd"/>
+      <w:r>
+        <w:t xml:space="preserve"> </w:t>
+      </w:r>
+      <w:proofErr w:type="spellStart"/>
+      <w:r>
+        <w:t>effect</w:t>
+      </w:r>
+      <w:proofErr w:type="spellEnd"/>
+      <w:r>
+        <w:t xml:space="preserve"> </w:t>
+      </w:r>
+      <w:proofErr w:type="spellStart"/>
+      <w:r>
+        <w:t>on</w:t>
+      </w:r>
+      <w:proofErr w:type="spellEnd"/>
+      <w:r>
+        <w:t xml:space="preserve"> </w:t>
+      </w:r>
+      <w:proofErr w:type="spellStart"/>
+      <w:r>
+        <w:t>gravitatio</w:t>
+      </w:r>
+      <w:proofErr w:type="spellEnd"/>
+      <w:r>
+        <w:t xml:space="preserve"> </w:t>
+      </w:r>
+      <w:proofErr w:type="spellStart"/>
+      <w:r>
+        <w:t>nal</w:t>
+      </w:r>
+      <w:proofErr w:type="spellEnd"/>
+      <w:r>
+        <w:t xml:space="preserve"> </w:t>
+      </w:r>
+      <w:proofErr w:type="spellStart"/>
+      <w:r>
+        <w:t>field</w:t>
+      </w:r>
+      <w:proofErr w:type="spellEnd"/>
+      <w:r>
+        <w:t xml:space="preserve">.[1] In </w:t>
+      </w:r>
+      <w:proofErr w:type="spellStart"/>
+      <w:r>
+        <w:t>an</w:t>
+      </w:r>
+      <w:proofErr w:type="spellEnd"/>
+      <w:r>
+        <w:t xml:space="preserve"> </w:t>
+      </w:r>
+      <w:proofErr w:type="spellStart"/>
+      <w:r>
+        <w:t>accelerated</w:t>
+      </w:r>
+      <w:proofErr w:type="spellEnd"/>
+      <w:r>
+        <w:t xml:space="preserve"> </w:t>
+      </w:r>
+      <w:proofErr w:type="spellStart"/>
+      <w:r>
+        <w:t>rocket</w:t>
+      </w:r>
+      <w:proofErr w:type="spellEnd"/>
+      <w:r>
+        <w:t xml:space="preserve">, </w:t>
+      </w:r>
+      <w:proofErr w:type="spellStart"/>
+      <w:r>
+        <w:t>the</w:t>
+      </w:r>
+      <w:proofErr w:type="spellEnd"/>
+      <w:r>
+        <w:t xml:space="preserve"> </w:t>
+      </w:r>
+      <w:proofErr w:type="spellStart"/>
+      <w:r>
+        <w:t>dimensions</w:t>
+      </w:r>
+      <w:proofErr w:type="spellEnd"/>
+      <w:r>
+        <w:t xml:space="preserve"> </w:t>
+      </w:r>
+      <w:proofErr w:type="spellStart"/>
+      <w:r>
+        <w:t>of</w:t>
+      </w:r>
+      <w:proofErr w:type="spellEnd"/>
+      <w:r>
+        <w:t xml:space="preserve"> </w:t>
+      </w:r>
+      <w:proofErr w:type="spellStart"/>
+      <w:r>
+        <w:t>space</w:t>
+      </w:r>
+      <w:proofErr w:type="spellEnd"/>
+      <w:r>
+        <w:t xml:space="preserve"> </w:t>
+      </w:r>
+      <w:proofErr w:type="spellStart"/>
+      <w:r>
+        <w:t>towards</w:t>
+      </w:r>
+      <w:proofErr w:type="spellEnd"/>
+      <w:r>
+        <w:t xml:space="preserve"> </w:t>
+      </w:r>
+      <w:proofErr w:type="spellStart"/>
+      <w:r>
+        <w:t>movement</w:t>
+      </w:r>
+      <w:proofErr w:type="spellEnd"/>
+      <w:r>
+        <w:t xml:space="preserve"> </w:t>
+      </w:r>
+      <w:proofErr w:type="spellStart"/>
+      <w:r>
+        <w:t>due</w:t>
+      </w:r>
+      <w:proofErr w:type="spellEnd"/>
+      <w:r>
+        <w:t xml:space="preserve"> </w:t>
+      </w:r>
+      <w:proofErr w:type="spellStart"/>
+      <w:r>
+        <w:t>to</w:t>
+      </w:r>
+      <w:proofErr w:type="spellEnd"/>
+      <w:r>
+        <w:t xml:space="preserve"> „Lorentz </w:t>
+      </w:r>
+      <w:proofErr w:type="spellStart"/>
+      <w:r>
+        <w:t>Contraction</w:t>
+      </w:r>
+      <w:proofErr w:type="spellEnd"/>
+      <w:r>
+        <w:t xml:space="preserve">" are </w:t>
+      </w:r>
+      <w:proofErr w:type="spellStart"/>
+      <w:r>
+        <w:t>on</w:t>
+      </w:r>
+      <w:proofErr w:type="spellEnd"/>
+      <w:r>
+        <w:t xml:space="preserve"> </w:t>
+      </w:r>
+      <w:proofErr w:type="spellStart"/>
+      <w:r>
+        <w:t>continuous</w:t>
+      </w:r>
+      <w:proofErr w:type="spellEnd"/>
+      <w:r>
+        <w:t xml:space="preserve"> </w:t>
+      </w:r>
+      <w:proofErr w:type="spellStart"/>
+      <w:proofErr w:type="gramStart"/>
+      <w:r>
+        <w:t>reduction.Using</w:t>
+      </w:r>
+      <w:proofErr w:type="spellEnd"/>
+      <w:proofErr w:type="gramEnd"/>
+      <w:r>
+        <w:t xml:space="preserve"> </w:t>
+      </w:r>
+      <w:proofErr w:type="spellStart"/>
+      <w:r>
+        <w:t>the</w:t>
+      </w:r>
+      <w:proofErr w:type="spellEnd"/>
+      <w:r>
+        <w:t xml:space="preserve"> </w:t>
+      </w:r>
+      <w:proofErr w:type="spellStart"/>
+      <w:r>
+        <w:t>equivalence</w:t>
+      </w:r>
+      <w:proofErr w:type="spellEnd"/>
+      <w:r>
+        <w:t xml:space="preserve"> </w:t>
+      </w:r>
+      <w:proofErr w:type="spellStart"/>
+      <w:r>
+        <w:t>principle</w:t>
+      </w:r>
+      <w:proofErr w:type="spellEnd"/>
+      <w:r>
+        <w:t xml:space="preserve">, </w:t>
+      </w:r>
+      <w:proofErr w:type="spellStart"/>
+      <w:r>
+        <w:t>we</w:t>
+      </w:r>
+      <w:proofErr w:type="spellEnd"/>
+      <w:r>
+        <w:t xml:space="preserve"> presume </w:t>
+      </w:r>
+      <w:proofErr w:type="spellStart"/>
+      <w:r>
+        <w:t>that</w:t>
+      </w:r>
+      <w:proofErr w:type="spellEnd"/>
+      <w:r>
+        <w:t xml:space="preserve"> in </w:t>
+      </w:r>
+      <w:proofErr w:type="spellStart"/>
+      <w:r>
+        <w:t>the</w:t>
+      </w:r>
+      <w:proofErr w:type="spellEnd"/>
+      <w:r>
+        <w:t xml:space="preserve"> </w:t>
+      </w:r>
+      <w:proofErr w:type="spellStart"/>
+      <w:r>
+        <w:t>gravitational</w:t>
+      </w:r>
+      <w:proofErr w:type="spellEnd"/>
+      <w:r>
+        <w:t xml:space="preserve"> </w:t>
+      </w:r>
+      <w:proofErr w:type="spellStart"/>
+      <w:r>
+        <w:t>field</w:t>
+      </w:r>
+      <w:proofErr w:type="spellEnd"/>
+      <w:r>
+        <w:t xml:space="preserve">, </w:t>
+      </w:r>
+      <w:proofErr w:type="spellStart"/>
+      <w:r>
+        <w:t>the</w:t>
+      </w:r>
+      <w:proofErr w:type="spellEnd"/>
+      <w:r>
+        <w:t xml:space="preserve"> </w:t>
+      </w:r>
+      <w:proofErr w:type="spellStart"/>
+      <w:r>
+        <w:t>same</w:t>
+      </w:r>
+      <w:proofErr w:type="spellEnd"/>
+      <w:r>
+        <w:t xml:space="preserve"> </w:t>
+      </w:r>
+      <w:proofErr w:type="spellStart"/>
+      <w:r>
+        <w:t>thing</w:t>
+      </w:r>
+      <w:proofErr w:type="spellEnd"/>
+      <w:r>
+        <w:t xml:space="preserve"> </w:t>
+      </w:r>
+      <w:proofErr w:type="spellStart"/>
+      <w:r>
+        <w:t>would</w:t>
+      </w:r>
+      <w:proofErr w:type="spellEnd"/>
+      <w:r>
+        <w:t xml:space="preserve"> </w:t>
+      </w:r>
+      <w:proofErr w:type="spellStart"/>
+      <w:proofErr w:type="gramStart"/>
+      <w:r>
+        <w:t>happen.In</w:t>
+      </w:r>
+      <w:proofErr w:type="spellEnd"/>
+      <w:proofErr w:type="gramEnd"/>
+      <w:r>
+        <w:t xml:space="preserve"> </w:t>
+      </w:r>
+      <w:proofErr w:type="spellStart"/>
+      <w:r>
+        <w:t>this</w:t>
+      </w:r>
+      <w:proofErr w:type="spellEnd"/>
+      <w:r>
+        <w:t xml:space="preserve"> </w:t>
+      </w:r>
+      <w:proofErr w:type="spellStart"/>
+      <w:r>
+        <w:t>implicates</w:t>
+      </w:r>
+      <w:proofErr w:type="spellEnd"/>
+      <w:r>
+        <w:t xml:space="preserve"> in „</w:t>
+      </w:r>
+      <w:proofErr w:type="spellStart"/>
+      <w:r>
+        <w:t>dark</w:t>
+      </w:r>
+      <w:proofErr w:type="spellEnd"/>
+      <w:r>
+        <w:t xml:space="preserve"> </w:t>
+      </w:r>
+      <w:proofErr w:type="spellStart"/>
+      <w:r>
+        <w:t>energy</w:t>
+      </w:r>
+      <w:proofErr w:type="spellEnd"/>
+      <w:r>
+        <w:t xml:space="preserve"> </w:t>
+      </w:r>
+      <w:proofErr w:type="spellStart"/>
+      <w:r>
+        <w:t>effect</w:t>
+      </w:r>
+      <w:proofErr w:type="spellEnd"/>
+      <w:r>
+        <w:t xml:space="preserve">". The </w:t>
+      </w:r>
+      <w:proofErr w:type="spellStart"/>
+      <w:r>
+        <w:t>calculi</w:t>
+      </w:r>
+      <w:proofErr w:type="spellEnd"/>
+      <w:r>
+        <w:t xml:space="preserve"> show </w:t>
+      </w:r>
+      <w:proofErr w:type="spellStart"/>
+      <w:r>
+        <w:t>that</w:t>
+      </w:r>
+      <w:proofErr w:type="spellEnd"/>
+      <w:r>
+        <w:t xml:space="preserve"> in a 7%-</w:t>
+      </w:r>
+      <w:proofErr w:type="spellStart"/>
+      <w:r>
+        <w:t>contraction</w:t>
+      </w:r>
+      <w:proofErr w:type="spellEnd"/>
+      <w:r>
+        <w:t xml:space="preserve"> for </w:t>
+      </w:r>
+      <w:proofErr w:type="spellStart"/>
+      <w:r>
+        <w:t>each</w:t>
+      </w:r>
+      <w:proofErr w:type="spellEnd"/>
+      <w:r>
+        <w:t xml:space="preserve"> </w:t>
+      </w:r>
+      <w:proofErr w:type="spellStart"/>
+      <w:r>
+        <w:t>billion</w:t>
+      </w:r>
+      <w:proofErr w:type="spellEnd"/>
+      <w:r>
+        <w:t xml:space="preserve"> </w:t>
+      </w:r>
+      <w:proofErr w:type="spellStart"/>
+      <w:r>
+        <w:t>years</w:t>
+      </w:r>
+      <w:proofErr w:type="spellEnd"/>
+      <w:r>
+        <w:t xml:space="preserve"> </w:t>
+      </w:r>
+      <w:proofErr w:type="spellStart"/>
+      <w:r>
+        <w:t>would</w:t>
+      </w:r>
+      <w:proofErr w:type="spellEnd"/>
+      <w:r>
+        <w:t xml:space="preserve"> </w:t>
+      </w:r>
+      <w:proofErr w:type="spellStart"/>
+      <w:r>
+        <w:t>explain</w:t>
+      </w:r>
+      <w:proofErr w:type="spellEnd"/>
+      <w:r>
+        <w:t xml:space="preserve"> </w:t>
+      </w:r>
+      <w:proofErr w:type="spellStart"/>
+      <w:r>
+        <w:t>our</w:t>
+      </w:r>
+      <w:proofErr w:type="spellEnd"/>
+      <w:r>
+        <w:t xml:space="preserve"> </w:t>
+      </w:r>
+      <w:proofErr w:type="spellStart"/>
+      <w:r>
+        <w:t>observation</w:t>
+      </w:r>
+      <w:proofErr w:type="spellEnd"/>
+      <w:r>
+        <w:t xml:space="preserve"> </w:t>
+      </w:r>
+      <w:proofErr w:type="spellStart"/>
+      <w:r>
+        <w:t>of</w:t>
+      </w:r>
+      <w:proofErr w:type="spellEnd"/>
+      <w:r>
+        <w:t xml:space="preserve"> </w:t>
+      </w:r>
+      <w:proofErr w:type="spellStart"/>
+      <w:r>
+        <w:t>galaxies</w:t>
+      </w:r>
+      <w:proofErr w:type="spellEnd"/>
+      <w:r>
+        <w:t xml:space="preserve"> in </w:t>
+      </w:r>
+      <w:proofErr w:type="spellStart"/>
+      <w:r>
+        <w:t>accelerated</w:t>
+      </w:r>
+      <w:proofErr w:type="spellEnd"/>
+      <w:r>
+        <w:t xml:space="preserve"> </w:t>
+      </w:r>
+      <w:proofErr w:type="spellStart"/>
+      <w:r>
+        <w:t>separation</w:t>
+      </w:r>
+      <w:proofErr w:type="spellEnd"/>
+      <w:r>
+        <w:t>."</w:t>
       </w:r>
       <w:r>
         <w:t>(Jan/2017)</w:t>
@@ -1219,12 +8033,276 @@
           <w:sz w:val="28"/>
           <w:szCs w:val="28"/>
         </w:rPr>
-        <w:t>´The Gravitational Field and the Dark Energy'</w:t>
+        <w:t xml:space="preserve">´The </w:t>
+      </w:r>
+      <w:proofErr w:type="spellStart"/>
+      <w:r>
+        <w:rPr>
+          <w:b/>
+          <w:bCs/>
+          <w:color w:val="0070C0"/>
+          <w:sz w:val="28"/>
+          <w:szCs w:val="28"/>
+        </w:rPr>
+        <w:t>Gravitational</w:t>
+      </w:r>
+      <w:proofErr w:type="spellEnd"/>
+      <w:r>
+        <w:rPr>
+          <w:b/>
+          <w:bCs/>
+          <w:color w:val="0070C0"/>
+          <w:sz w:val="28"/>
+          <w:szCs w:val="28"/>
+        </w:rPr>
+        <w:t xml:space="preserve"> Field </w:t>
+      </w:r>
+      <w:proofErr w:type="spellStart"/>
+      <w:r>
+        <w:rPr>
+          <w:b/>
+          <w:bCs/>
+          <w:color w:val="0070C0"/>
+          <w:sz w:val="28"/>
+          <w:szCs w:val="28"/>
+        </w:rPr>
+        <w:t>and</w:t>
+      </w:r>
+      <w:proofErr w:type="spellEnd"/>
+      <w:r>
+        <w:rPr>
+          <w:b/>
+          <w:bCs/>
+          <w:color w:val="0070C0"/>
+          <w:sz w:val="28"/>
+          <w:szCs w:val="28"/>
+        </w:rPr>
+        <w:t xml:space="preserve"> </w:t>
+      </w:r>
+      <w:proofErr w:type="spellStart"/>
+      <w:r>
+        <w:rPr>
+          <w:b/>
+          <w:bCs/>
+          <w:color w:val="0070C0"/>
+          <w:sz w:val="28"/>
+          <w:szCs w:val="28"/>
+        </w:rPr>
+        <w:t>the</w:t>
+      </w:r>
+      <w:proofErr w:type="spellEnd"/>
+      <w:r>
+        <w:rPr>
+          <w:b/>
+          <w:bCs/>
+          <w:color w:val="0070C0"/>
+          <w:sz w:val="28"/>
+          <w:szCs w:val="28"/>
+        </w:rPr>
+        <w:t xml:space="preserve"> </w:t>
+      </w:r>
+      <w:proofErr w:type="spellStart"/>
+      <w:r>
+        <w:rPr>
+          <w:b/>
+          <w:bCs/>
+          <w:color w:val="0070C0"/>
+          <w:sz w:val="28"/>
+          <w:szCs w:val="28"/>
+        </w:rPr>
+        <w:t>Dark</w:t>
+      </w:r>
+      <w:proofErr w:type="spellEnd"/>
+      <w:r>
+        <w:rPr>
+          <w:b/>
+          <w:bCs/>
+          <w:color w:val="0070C0"/>
+          <w:sz w:val="28"/>
+          <w:szCs w:val="28"/>
+        </w:rPr>
+        <w:t xml:space="preserve"> Energy'</w:t>
       </w:r>
     </w:p>
     <w:p>
       <w:r>
-        <w:t xml:space="preserve">"I herein write on a new idea about cosmology that seeks to solve the dark energy and darkmatter problem by eliminating the need to postulate its existence. </w:t>
+        <w:t xml:space="preserve">"I </w:t>
+      </w:r>
+      <w:proofErr w:type="spellStart"/>
+      <w:r>
+        <w:t>herein</w:t>
+      </w:r>
+      <w:proofErr w:type="spellEnd"/>
+      <w:r>
+        <w:t xml:space="preserve"> </w:t>
+      </w:r>
+      <w:proofErr w:type="spellStart"/>
+      <w:r>
+        <w:t>write</w:t>
+      </w:r>
+      <w:proofErr w:type="spellEnd"/>
+      <w:r>
+        <w:t xml:space="preserve"> </w:t>
+      </w:r>
+      <w:proofErr w:type="spellStart"/>
+      <w:r>
+        <w:t>on</w:t>
+      </w:r>
+      <w:proofErr w:type="spellEnd"/>
+      <w:r>
+        <w:t xml:space="preserve"> a new </w:t>
+      </w:r>
+      <w:proofErr w:type="spellStart"/>
+      <w:r>
+        <w:t>idea</w:t>
+      </w:r>
+      <w:proofErr w:type="spellEnd"/>
+      <w:r>
+        <w:t xml:space="preserve"> </w:t>
+      </w:r>
+      <w:proofErr w:type="spellStart"/>
+      <w:r>
+        <w:t>about</w:t>
+      </w:r>
+      <w:proofErr w:type="spellEnd"/>
+      <w:r>
+        <w:t xml:space="preserve"> </w:t>
+      </w:r>
+      <w:proofErr w:type="spellStart"/>
+      <w:r>
+        <w:t>cosmology</w:t>
+      </w:r>
+      <w:proofErr w:type="spellEnd"/>
+      <w:r>
+        <w:t xml:space="preserve"> </w:t>
+      </w:r>
+      <w:proofErr w:type="spellStart"/>
+      <w:r>
+        <w:t>that</w:t>
+      </w:r>
+      <w:proofErr w:type="spellEnd"/>
+      <w:r>
+        <w:t xml:space="preserve"> </w:t>
+      </w:r>
+      <w:proofErr w:type="spellStart"/>
+      <w:r>
+        <w:t>seeks</w:t>
+      </w:r>
+      <w:proofErr w:type="spellEnd"/>
+      <w:r>
+        <w:t xml:space="preserve"> </w:t>
+      </w:r>
+      <w:proofErr w:type="spellStart"/>
+      <w:r>
+        <w:t>to</w:t>
+      </w:r>
+      <w:proofErr w:type="spellEnd"/>
+      <w:r>
+        <w:t xml:space="preserve"> solve </w:t>
+      </w:r>
+      <w:proofErr w:type="spellStart"/>
+      <w:r>
+        <w:t>the</w:t>
+      </w:r>
+      <w:proofErr w:type="spellEnd"/>
+      <w:r>
+        <w:t xml:space="preserve"> </w:t>
+      </w:r>
+      <w:proofErr w:type="spellStart"/>
+      <w:r>
+        <w:t>dark</w:t>
+      </w:r>
+      <w:proofErr w:type="spellEnd"/>
+      <w:r>
+        <w:t xml:space="preserve"> </w:t>
+      </w:r>
+      <w:proofErr w:type="spellStart"/>
+      <w:r>
+        <w:t>energy</w:t>
+      </w:r>
+      <w:proofErr w:type="spellEnd"/>
+      <w:r>
+        <w:t xml:space="preserve"> </w:t>
+      </w:r>
+      <w:proofErr w:type="spellStart"/>
+      <w:r>
+        <w:t>and</w:t>
+      </w:r>
+      <w:proofErr w:type="spellEnd"/>
+      <w:r>
+        <w:t xml:space="preserve"> </w:t>
+      </w:r>
+      <w:proofErr w:type="spellStart"/>
+      <w:r>
+        <w:t>darkmatter</w:t>
+      </w:r>
+      <w:proofErr w:type="spellEnd"/>
+      <w:r>
+        <w:t xml:space="preserve"> </w:t>
+      </w:r>
+      <w:proofErr w:type="spellStart"/>
+      <w:r>
+        <w:t>problem</w:t>
+      </w:r>
+      <w:proofErr w:type="spellEnd"/>
+      <w:r>
+        <w:t xml:space="preserve"> </w:t>
+      </w:r>
+      <w:proofErr w:type="spellStart"/>
+      <w:r>
+        <w:t>by</w:t>
+      </w:r>
+      <w:proofErr w:type="spellEnd"/>
+      <w:r>
+        <w:t xml:space="preserve"> </w:t>
+      </w:r>
+      <w:proofErr w:type="spellStart"/>
+      <w:r>
+        <w:t>eliminating</w:t>
+      </w:r>
+      <w:proofErr w:type="spellEnd"/>
+      <w:r>
+        <w:t xml:space="preserve"> </w:t>
+      </w:r>
+      <w:proofErr w:type="spellStart"/>
+      <w:r>
+        <w:t>the</w:t>
+      </w:r>
+      <w:proofErr w:type="spellEnd"/>
+      <w:r>
+        <w:t xml:space="preserve"> </w:t>
+      </w:r>
+      <w:proofErr w:type="spellStart"/>
+      <w:r>
+        <w:t>need</w:t>
+      </w:r>
+      <w:proofErr w:type="spellEnd"/>
+      <w:r>
+        <w:t xml:space="preserve"> </w:t>
+      </w:r>
+      <w:proofErr w:type="spellStart"/>
+      <w:r>
+        <w:t>to</w:t>
+      </w:r>
+      <w:proofErr w:type="spellEnd"/>
+      <w:r>
+        <w:t xml:space="preserve"> </w:t>
+      </w:r>
+      <w:proofErr w:type="spellStart"/>
+      <w:r>
+        <w:t>postulate</w:t>
+      </w:r>
+      <w:proofErr w:type="spellEnd"/>
+      <w:r>
+        <w:t xml:space="preserve"> its </w:t>
+      </w:r>
+      <w:proofErr w:type="spellStart"/>
+      <w:r>
+        <w:t>existence</w:t>
+      </w:r>
+      <w:proofErr w:type="spellEnd"/>
+      <w:r>
+        <w:t xml:space="preserve">. </w:t>
       </w:r>
       <w:r>
         <w:t>(Jul/2016)</w:t>
@@ -1279,12 +8357,278 @@
           <w:sz w:val="28"/>
           <w:szCs w:val="28"/>
         </w:rPr>
-        <w:t>´The Universe, According to Jocax'</w:t>
+        <w:t xml:space="preserve">´The Universe, </w:t>
+      </w:r>
+      <w:proofErr w:type="spellStart"/>
+      <w:r>
+        <w:rPr>
+          <w:b/>
+          <w:bCs/>
+          <w:color w:val="0070C0"/>
+          <w:sz w:val="28"/>
+          <w:szCs w:val="28"/>
+        </w:rPr>
+        <w:t>According</w:t>
+      </w:r>
+      <w:proofErr w:type="spellEnd"/>
+      <w:r>
+        <w:rPr>
+          <w:b/>
+          <w:bCs/>
+          <w:color w:val="0070C0"/>
+          <w:sz w:val="28"/>
+          <w:szCs w:val="28"/>
+        </w:rPr>
+        <w:t xml:space="preserve"> </w:t>
+      </w:r>
+      <w:proofErr w:type="spellStart"/>
+      <w:r>
+        <w:rPr>
+          <w:b/>
+          <w:bCs/>
+          <w:color w:val="0070C0"/>
+          <w:sz w:val="28"/>
+          <w:szCs w:val="28"/>
+        </w:rPr>
+        <w:t>to</w:t>
+      </w:r>
+      <w:proofErr w:type="spellEnd"/>
+      <w:r>
+        <w:rPr>
+          <w:b/>
+          <w:bCs/>
+          <w:color w:val="0070C0"/>
+          <w:sz w:val="28"/>
+          <w:szCs w:val="28"/>
+        </w:rPr>
+        <w:t xml:space="preserve"> </w:t>
+      </w:r>
+      <w:proofErr w:type="spellStart"/>
+      <w:r>
+        <w:rPr>
+          <w:b/>
+          <w:bCs/>
+          <w:color w:val="0070C0"/>
+          <w:sz w:val="28"/>
+          <w:szCs w:val="28"/>
+        </w:rPr>
+        <w:t>Jocax</w:t>
+      </w:r>
+      <w:proofErr w:type="spellEnd"/>
+      <w:r>
+        <w:rPr>
+          <w:b/>
+          <w:bCs/>
+          <w:color w:val="0070C0"/>
+          <w:sz w:val="28"/>
+          <w:szCs w:val="28"/>
+        </w:rPr>
+        <w:t>'</w:t>
       </w:r>
     </w:p>
     <w:p>
       <w:r>
-        <w:t>"We will address some of the main questions regarding our Universe, such as theories about its origins, types of Universes (Virtual Universe, Parallel Universes), and questions about its finiteness, purpose, eternity, and its end."</w:t>
+        <w:t>"</w:t>
+      </w:r>
+      <w:proofErr w:type="spellStart"/>
+      <w:r>
+        <w:t>We</w:t>
+      </w:r>
+      <w:proofErr w:type="spellEnd"/>
+      <w:r>
+        <w:t xml:space="preserve"> </w:t>
+      </w:r>
+      <w:proofErr w:type="spellStart"/>
+      <w:r>
+        <w:t>will</w:t>
+      </w:r>
+      <w:proofErr w:type="spellEnd"/>
+      <w:r>
+        <w:t xml:space="preserve"> </w:t>
+      </w:r>
+      <w:proofErr w:type="spellStart"/>
+      <w:r>
+        <w:t>address</w:t>
+      </w:r>
+      <w:proofErr w:type="spellEnd"/>
+      <w:r>
+        <w:t xml:space="preserve"> some </w:t>
+      </w:r>
+      <w:proofErr w:type="spellStart"/>
+      <w:r>
+        <w:t>of</w:t>
+      </w:r>
+      <w:proofErr w:type="spellEnd"/>
+      <w:r>
+        <w:t xml:space="preserve"> </w:t>
+      </w:r>
+      <w:proofErr w:type="spellStart"/>
+      <w:r>
+        <w:t>the</w:t>
+      </w:r>
+      <w:proofErr w:type="spellEnd"/>
+      <w:r>
+        <w:t xml:space="preserve"> </w:t>
+      </w:r>
+      <w:proofErr w:type="spellStart"/>
+      <w:r>
+        <w:t>main</w:t>
+      </w:r>
+      <w:proofErr w:type="spellEnd"/>
+      <w:r>
+        <w:t xml:space="preserve"> </w:t>
+      </w:r>
+      <w:proofErr w:type="spellStart"/>
+      <w:r>
+        <w:t>questions</w:t>
+      </w:r>
+      <w:proofErr w:type="spellEnd"/>
+      <w:r>
+        <w:t xml:space="preserve"> </w:t>
+      </w:r>
+      <w:proofErr w:type="spellStart"/>
+      <w:r>
+        <w:t>regarding</w:t>
+      </w:r>
+      <w:proofErr w:type="spellEnd"/>
+      <w:r>
+        <w:t xml:space="preserve"> </w:t>
+      </w:r>
+      <w:proofErr w:type="spellStart"/>
+      <w:r>
+        <w:t>our</w:t>
+      </w:r>
+      <w:proofErr w:type="spellEnd"/>
+      <w:r>
+        <w:t xml:space="preserve"> Universe, </w:t>
+      </w:r>
+      <w:proofErr w:type="spellStart"/>
+      <w:r>
+        <w:t>such</w:t>
+      </w:r>
+      <w:proofErr w:type="spellEnd"/>
+      <w:r>
+        <w:t xml:space="preserve"> as </w:t>
+      </w:r>
+      <w:proofErr w:type="spellStart"/>
+      <w:r>
+        <w:t>theories</w:t>
+      </w:r>
+      <w:proofErr w:type="spellEnd"/>
+      <w:r>
+        <w:t xml:space="preserve"> </w:t>
+      </w:r>
+      <w:proofErr w:type="spellStart"/>
+      <w:r>
+        <w:t>about</w:t>
+      </w:r>
+      <w:proofErr w:type="spellEnd"/>
+      <w:r>
+        <w:t xml:space="preserve"> its </w:t>
+      </w:r>
+      <w:proofErr w:type="spellStart"/>
+      <w:r>
+        <w:t>origins</w:t>
+      </w:r>
+      <w:proofErr w:type="spellEnd"/>
+      <w:r>
+        <w:t xml:space="preserve">, </w:t>
+      </w:r>
+      <w:proofErr w:type="spellStart"/>
+      <w:r>
+        <w:t>types</w:t>
+      </w:r>
+      <w:proofErr w:type="spellEnd"/>
+      <w:r>
+        <w:t xml:space="preserve"> </w:t>
+      </w:r>
+      <w:proofErr w:type="spellStart"/>
+      <w:r>
+        <w:t>of</w:t>
+      </w:r>
+      <w:proofErr w:type="spellEnd"/>
+      <w:r>
+        <w:t xml:space="preserve"> </w:t>
+      </w:r>
+      <w:proofErr w:type="spellStart"/>
+      <w:r>
+        <w:t>Universes</w:t>
+      </w:r>
+      <w:proofErr w:type="spellEnd"/>
+      <w:r>
+        <w:t xml:space="preserve"> (Virtual Universe, </w:t>
+      </w:r>
+      <w:proofErr w:type="spellStart"/>
+      <w:r>
+        <w:t>Parallel</w:t>
+      </w:r>
+      <w:proofErr w:type="spellEnd"/>
+      <w:r>
+        <w:t xml:space="preserve"> </w:t>
+      </w:r>
+      <w:proofErr w:type="spellStart"/>
+      <w:r>
+        <w:t>Universes</w:t>
+      </w:r>
+      <w:proofErr w:type="spellEnd"/>
+      <w:r>
+        <w:t xml:space="preserve">), </w:t>
+      </w:r>
+      <w:proofErr w:type="spellStart"/>
+      <w:r>
+        <w:t>and</w:t>
+      </w:r>
+      <w:proofErr w:type="spellEnd"/>
+      <w:r>
+        <w:t xml:space="preserve"> </w:t>
+      </w:r>
+      <w:proofErr w:type="spellStart"/>
+      <w:r>
+        <w:t>questions</w:t>
+      </w:r>
+      <w:proofErr w:type="spellEnd"/>
+      <w:r>
+        <w:t xml:space="preserve"> </w:t>
+      </w:r>
+      <w:proofErr w:type="spellStart"/>
+      <w:r>
+        <w:t>about</w:t>
+      </w:r>
+      <w:proofErr w:type="spellEnd"/>
+      <w:r>
+        <w:t xml:space="preserve"> its </w:t>
+      </w:r>
+      <w:proofErr w:type="spellStart"/>
+      <w:r>
+        <w:t>finiteness</w:t>
+      </w:r>
+      <w:proofErr w:type="spellEnd"/>
+      <w:r>
+        <w:t xml:space="preserve">, </w:t>
+      </w:r>
+      <w:proofErr w:type="spellStart"/>
+      <w:r>
+        <w:t>purpose</w:t>
+      </w:r>
+      <w:proofErr w:type="spellEnd"/>
+      <w:r>
+        <w:t xml:space="preserve">, </w:t>
+      </w:r>
+      <w:proofErr w:type="spellStart"/>
+      <w:r>
+        <w:t>eternity</w:t>
+      </w:r>
+      <w:proofErr w:type="spellEnd"/>
+      <w:r>
+        <w:t xml:space="preserve">, </w:t>
+      </w:r>
+      <w:proofErr w:type="spellStart"/>
+      <w:r>
+        <w:t>and</w:t>
+      </w:r>
+      <w:proofErr w:type="spellEnd"/>
+      <w:r>
+        <w:t xml:space="preserve"> its end."</w:t>
       </w:r>
       <w:r>
         <w:t>(JUN/2025)</w:t>
@@ -1325,36 +8669,302 @@
           <w:sz w:val="28"/>
           <w:szCs w:val="28"/>
         </w:rPr>
-        <w:t>´Jocaxian’s Train'</w:t>
+        <w:t>´</w:t>
+      </w:r>
+      <w:proofErr w:type="spellStart"/>
+      <w:r>
+        <w:rPr>
+          <w:b/>
+          <w:bCs/>
+          <w:color w:val="0070C0"/>
+          <w:sz w:val="28"/>
+          <w:szCs w:val="28"/>
+        </w:rPr>
+        <w:t>Jocaxian’s</w:t>
+      </w:r>
+      <w:proofErr w:type="spellEnd"/>
+      <w:r>
+        <w:rPr>
+          <w:b/>
+          <w:bCs/>
+          <w:color w:val="0070C0"/>
+          <w:sz w:val="28"/>
+          <w:szCs w:val="28"/>
+        </w:rPr>
+        <w:t xml:space="preserve"> </w:t>
+      </w:r>
+      <w:proofErr w:type="spellStart"/>
+      <w:r>
+        <w:rPr>
+          <w:b/>
+          <w:bCs/>
+          <w:color w:val="0070C0"/>
+          <w:sz w:val="28"/>
+          <w:szCs w:val="28"/>
+        </w:rPr>
+        <w:t>Train</w:t>
+      </w:r>
+      <w:proofErr w:type="spellEnd"/>
+      <w:r>
+        <w:rPr>
+          <w:b/>
+          <w:bCs/>
+          <w:color w:val="0070C0"/>
+          <w:sz w:val="28"/>
+          <w:szCs w:val="28"/>
+        </w:rPr>
+        <w:t>'</w:t>
       </w:r>
     </w:p>
     <w:p>
       <w:r>
-        <w:t>"This article presents two simple and analog situations related to</w:t>
-      </w:r>
-      <w:r>
-        <w:t xml:space="preserve"> </w:t>
-      </w:r>
-      <w:r>
-        <w:t>classic mental experience known as “Einstein’s Train”, which explains</w:t>
-      </w:r>
-      <w:r>
-        <w:t xml:space="preserve"> </w:t>
-      </w:r>
-      <w:r>
-        <w:t xml:space="preserve">the temporal dilatation </w:t>
-      </w:r>
-      <w:r>
-        <w:t xml:space="preserve"> r</w:t>
-      </w:r>
-      <w:r>
-        <w:t>egarding special relativity theory, and then it</w:t>
-      </w:r>
-      <w:r>
-        <w:t xml:space="preserve"> </w:t>
-      </w:r>
-      <w:r>
-        <w:t>points a logical contradiction between them."</w:t>
+        <w:t>"</w:t>
+      </w:r>
+      <w:proofErr w:type="spellStart"/>
+      <w:r>
+        <w:t>This</w:t>
+      </w:r>
+      <w:proofErr w:type="spellEnd"/>
+      <w:r>
+        <w:t xml:space="preserve"> </w:t>
+      </w:r>
+      <w:proofErr w:type="spellStart"/>
+      <w:r>
+        <w:t>article</w:t>
+      </w:r>
+      <w:proofErr w:type="spellEnd"/>
+      <w:r>
+        <w:t xml:space="preserve"> </w:t>
+      </w:r>
+      <w:proofErr w:type="spellStart"/>
+      <w:r>
+        <w:t>presents</w:t>
+      </w:r>
+      <w:proofErr w:type="spellEnd"/>
+      <w:r>
+        <w:t xml:space="preserve"> </w:t>
+      </w:r>
+      <w:proofErr w:type="spellStart"/>
+      <w:r>
+        <w:t>two</w:t>
+      </w:r>
+      <w:proofErr w:type="spellEnd"/>
+      <w:r>
+        <w:t xml:space="preserve"> </w:t>
+      </w:r>
+      <w:proofErr w:type="spellStart"/>
+      <w:r>
+        <w:t>simple</w:t>
+      </w:r>
+      <w:proofErr w:type="spellEnd"/>
+      <w:r>
+        <w:t xml:space="preserve"> </w:t>
+      </w:r>
+      <w:proofErr w:type="spellStart"/>
+      <w:r>
+        <w:t>and</w:t>
+      </w:r>
+      <w:proofErr w:type="spellEnd"/>
+      <w:r>
+        <w:t xml:space="preserve"> </w:t>
+      </w:r>
+      <w:proofErr w:type="spellStart"/>
+      <w:r>
+        <w:t>analog</w:t>
+      </w:r>
+      <w:proofErr w:type="spellEnd"/>
+      <w:r>
+        <w:t xml:space="preserve"> </w:t>
+      </w:r>
+      <w:proofErr w:type="spellStart"/>
+      <w:r>
+        <w:t>situations</w:t>
+      </w:r>
+      <w:proofErr w:type="spellEnd"/>
+      <w:r>
+        <w:t xml:space="preserve"> </w:t>
+      </w:r>
+      <w:proofErr w:type="spellStart"/>
+      <w:r>
+        <w:t>related</w:t>
+      </w:r>
+      <w:proofErr w:type="spellEnd"/>
+      <w:r>
+        <w:t xml:space="preserve"> </w:t>
+      </w:r>
+      <w:proofErr w:type="spellStart"/>
+      <w:r>
+        <w:t>to</w:t>
+      </w:r>
+      <w:proofErr w:type="spellEnd"/>
+      <w:r>
+        <w:t xml:space="preserve"> </w:t>
+      </w:r>
+      <w:proofErr w:type="spellStart"/>
+      <w:r>
+        <w:t>classic</w:t>
+      </w:r>
+      <w:proofErr w:type="spellEnd"/>
+      <w:r>
+        <w:t xml:space="preserve"> mental </w:t>
+      </w:r>
+      <w:proofErr w:type="spellStart"/>
+      <w:r>
+        <w:t>experience</w:t>
+      </w:r>
+      <w:proofErr w:type="spellEnd"/>
+      <w:r>
+        <w:t xml:space="preserve"> </w:t>
+      </w:r>
+      <w:proofErr w:type="spellStart"/>
+      <w:r>
+        <w:t>known</w:t>
+      </w:r>
+      <w:proofErr w:type="spellEnd"/>
+      <w:r>
+        <w:t xml:space="preserve"> as “</w:t>
+      </w:r>
+      <w:proofErr w:type="spellStart"/>
+      <w:r>
+        <w:t>Einstein’s</w:t>
+      </w:r>
+      <w:proofErr w:type="spellEnd"/>
+      <w:r>
+        <w:t xml:space="preserve"> </w:t>
+      </w:r>
+      <w:proofErr w:type="spellStart"/>
+      <w:r>
+        <w:t>Train</w:t>
+      </w:r>
+      <w:proofErr w:type="spellEnd"/>
+      <w:r>
+        <w:t xml:space="preserve">”, </w:t>
+      </w:r>
+      <w:proofErr w:type="spellStart"/>
+      <w:r>
+        <w:t>which</w:t>
+      </w:r>
+      <w:proofErr w:type="spellEnd"/>
+      <w:r>
+        <w:t xml:space="preserve"> </w:t>
+      </w:r>
+      <w:proofErr w:type="spellStart"/>
+      <w:r>
+        <w:t>explains</w:t>
+      </w:r>
+      <w:proofErr w:type="spellEnd"/>
+      <w:r>
+        <w:t xml:space="preserve"> </w:t>
+      </w:r>
+      <w:proofErr w:type="spellStart"/>
+      <w:r>
+        <w:t>the</w:t>
+      </w:r>
+      <w:proofErr w:type="spellEnd"/>
+      <w:r>
+        <w:t xml:space="preserve"> temporal </w:t>
+      </w:r>
+      <w:proofErr w:type="spellStart"/>
+      <w:proofErr w:type="gramStart"/>
+      <w:r>
+        <w:t>dilatation</w:t>
+      </w:r>
+      <w:proofErr w:type="spellEnd"/>
+      <w:r>
+        <w:t xml:space="preserve"> </w:t>
+      </w:r>
+      <w:r>
+        <w:t xml:space="preserve"> </w:t>
+      </w:r>
+      <w:proofErr w:type="spellStart"/>
+      <w:r>
+        <w:t>r</w:t>
+      </w:r>
+      <w:r>
+        <w:t>egarding</w:t>
+      </w:r>
+      <w:proofErr w:type="spellEnd"/>
+      <w:proofErr w:type="gramEnd"/>
+      <w:r>
+        <w:t xml:space="preserve"> </w:t>
+      </w:r>
+      <w:proofErr w:type="spellStart"/>
+      <w:r>
+        <w:t>special</w:t>
+      </w:r>
+      <w:proofErr w:type="spellEnd"/>
+      <w:r>
+        <w:t xml:space="preserve"> </w:t>
+      </w:r>
+      <w:proofErr w:type="spellStart"/>
+      <w:r>
+        <w:t>relativity</w:t>
+      </w:r>
+      <w:proofErr w:type="spellEnd"/>
+      <w:r>
+        <w:t xml:space="preserve"> </w:t>
+      </w:r>
+      <w:proofErr w:type="spellStart"/>
+      <w:r>
+        <w:t>theory</w:t>
+      </w:r>
+      <w:proofErr w:type="spellEnd"/>
+      <w:r>
+        <w:t xml:space="preserve">, </w:t>
+      </w:r>
+      <w:proofErr w:type="spellStart"/>
+      <w:r>
+        <w:t>and</w:t>
+      </w:r>
+      <w:proofErr w:type="spellEnd"/>
+      <w:r>
+        <w:t xml:space="preserve"> </w:t>
+      </w:r>
+      <w:proofErr w:type="spellStart"/>
+      <w:r>
+        <w:t>then</w:t>
+      </w:r>
+      <w:proofErr w:type="spellEnd"/>
+      <w:r>
+        <w:t xml:space="preserve"> it</w:t>
+      </w:r>
+      <w:r>
+        <w:t xml:space="preserve"> </w:t>
+      </w:r>
+      <w:r>
+        <w:t xml:space="preserve">points a </w:t>
+      </w:r>
+      <w:proofErr w:type="spellStart"/>
+      <w:r>
+        <w:t>logical</w:t>
+      </w:r>
+      <w:proofErr w:type="spellEnd"/>
+      <w:r>
+        <w:t xml:space="preserve"> </w:t>
+      </w:r>
+      <w:proofErr w:type="spellStart"/>
+      <w:r>
+        <w:t>contradiction</w:t>
+      </w:r>
+      <w:proofErr w:type="spellEnd"/>
+      <w:r>
+        <w:t xml:space="preserve"> </w:t>
+      </w:r>
+      <w:proofErr w:type="spellStart"/>
+      <w:r>
+        <w:t>between</w:t>
+      </w:r>
+      <w:proofErr w:type="spellEnd"/>
+      <w:r>
+        <w:t xml:space="preserve"> </w:t>
+      </w:r>
+      <w:proofErr w:type="spellStart"/>
+      <w:r>
+        <w:t>them</w:t>
+      </w:r>
+      <w:proofErr w:type="spellEnd"/>
+      <w:r>
+        <w:t>."</w:t>
       </w:r>
       <w:r>
         <w:t>(2017)</w:t>
@@ -1392,24 +9002,275 @@
           <w:szCs w:val="28"/>
         </w:rPr>
         <w:lastRenderedPageBreak/>
-        <w:t>´Jocaxian’s time definition'</w:t>
+        <w:t>´</w:t>
+      </w:r>
+      <w:proofErr w:type="spellStart"/>
+      <w:r>
+        <w:rPr>
+          <w:b/>
+          <w:bCs/>
+          <w:color w:val="0070C0"/>
+          <w:sz w:val="28"/>
+          <w:szCs w:val="28"/>
+        </w:rPr>
+        <w:t>Jocaxian’s</w:t>
+      </w:r>
+      <w:proofErr w:type="spellEnd"/>
+      <w:r>
+        <w:rPr>
+          <w:b/>
+          <w:bCs/>
+          <w:color w:val="0070C0"/>
+          <w:sz w:val="28"/>
+          <w:szCs w:val="28"/>
+        </w:rPr>
+        <w:t xml:space="preserve"> time </w:t>
+      </w:r>
+      <w:proofErr w:type="spellStart"/>
+      <w:r>
+        <w:rPr>
+          <w:b/>
+          <w:bCs/>
+          <w:color w:val="0070C0"/>
+          <w:sz w:val="28"/>
+          <w:szCs w:val="28"/>
+        </w:rPr>
+        <w:t>definition</w:t>
+      </w:r>
+      <w:proofErr w:type="spellEnd"/>
+      <w:r>
+        <w:rPr>
+          <w:b/>
+          <w:bCs/>
+          <w:color w:val="0070C0"/>
+          <w:sz w:val="28"/>
+          <w:szCs w:val="28"/>
+        </w:rPr>
+        <w:t>'</w:t>
       </w:r>
     </w:p>
     <w:p>
       <w:r>
-        <w:t>"Time has always been a mystery of philosophy and physics since its beginnings. We propose</w:t>
-      </w:r>
-      <w:r>
-        <w:t xml:space="preserve"> </w:t>
-      </w:r>
-      <w:r>
-        <w:t>a new definition of time that, in addition to being objective, promotes a better understanding</w:t>
-      </w:r>
-      <w:r>
-        <w:t xml:space="preserve"> </w:t>
-      </w:r>
-      <w:r>
-        <w:t>of this very important concept."</w:t>
+        <w:t xml:space="preserve">"Time </w:t>
+      </w:r>
+      <w:proofErr w:type="spellStart"/>
+      <w:r>
+        <w:t>has</w:t>
+      </w:r>
+      <w:proofErr w:type="spellEnd"/>
+      <w:r>
+        <w:t xml:space="preserve"> </w:t>
+      </w:r>
+      <w:proofErr w:type="spellStart"/>
+      <w:r>
+        <w:t>always</w:t>
+      </w:r>
+      <w:proofErr w:type="spellEnd"/>
+      <w:r>
+        <w:t xml:space="preserve"> </w:t>
+      </w:r>
+      <w:proofErr w:type="spellStart"/>
+      <w:r>
+        <w:t>been</w:t>
+      </w:r>
+      <w:proofErr w:type="spellEnd"/>
+      <w:r>
+        <w:t xml:space="preserve"> a </w:t>
+      </w:r>
+      <w:proofErr w:type="spellStart"/>
+      <w:r>
+        <w:t>mystery</w:t>
+      </w:r>
+      <w:proofErr w:type="spellEnd"/>
+      <w:r>
+        <w:t xml:space="preserve"> </w:t>
+      </w:r>
+      <w:proofErr w:type="spellStart"/>
+      <w:r>
+        <w:t>of</w:t>
+      </w:r>
+      <w:proofErr w:type="spellEnd"/>
+      <w:r>
+        <w:t xml:space="preserve"> </w:t>
+      </w:r>
+      <w:proofErr w:type="spellStart"/>
+      <w:r>
+        <w:t>philosophy</w:t>
+      </w:r>
+      <w:proofErr w:type="spellEnd"/>
+      <w:r>
+        <w:t xml:space="preserve"> </w:t>
+      </w:r>
+      <w:proofErr w:type="spellStart"/>
+      <w:r>
+        <w:t>and</w:t>
+      </w:r>
+      <w:proofErr w:type="spellEnd"/>
+      <w:r>
+        <w:t xml:space="preserve"> </w:t>
+      </w:r>
+      <w:proofErr w:type="spellStart"/>
+      <w:r>
+        <w:t>physics</w:t>
+      </w:r>
+      <w:proofErr w:type="spellEnd"/>
+      <w:r>
+        <w:t xml:space="preserve"> </w:t>
+      </w:r>
+      <w:proofErr w:type="spellStart"/>
+      <w:r>
+        <w:t>since</w:t>
+      </w:r>
+      <w:proofErr w:type="spellEnd"/>
+      <w:r>
+        <w:t xml:space="preserve"> its </w:t>
+      </w:r>
+      <w:proofErr w:type="spellStart"/>
+      <w:r>
+        <w:t>beginnings</w:t>
+      </w:r>
+      <w:proofErr w:type="spellEnd"/>
+      <w:r>
+        <w:t xml:space="preserve">. </w:t>
+      </w:r>
+      <w:proofErr w:type="spellStart"/>
+      <w:r>
+        <w:t>We</w:t>
+      </w:r>
+      <w:proofErr w:type="spellEnd"/>
+      <w:r>
+        <w:t xml:space="preserve"> </w:t>
+      </w:r>
+      <w:proofErr w:type="spellStart"/>
+      <w:r>
+        <w:t>propose</w:t>
+      </w:r>
+      <w:proofErr w:type="spellEnd"/>
+      <w:r>
+        <w:t xml:space="preserve"> </w:t>
+      </w:r>
+      <w:r>
+        <w:t xml:space="preserve">a new </w:t>
+      </w:r>
+      <w:proofErr w:type="spellStart"/>
+      <w:r>
+        <w:t>definition</w:t>
+      </w:r>
+      <w:proofErr w:type="spellEnd"/>
+      <w:r>
+        <w:t xml:space="preserve"> </w:t>
+      </w:r>
+      <w:proofErr w:type="spellStart"/>
+      <w:r>
+        <w:t>of</w:t>
+      </w:r>
+      <w:proofErr w:type="spellEnd"/>
+      <w:r>
+        <w:t xml:space="preserve"> time </w:t>
+      </w:r>
+      <w:proofErr w:type="spellStart"/>
+      <w:r>
+        <w:t>that</w:t>
+      </w:r>
+      <w:proofErr w:type="spellEnd"/>
+      <w:r>
+        <w:t xml:space="preserve">, in </w:t>
+      </w:r>
+      <w:proofErr w:type="spellStart"/>
+      <w:r>
+        <w:t>addition</w:t>
+      </w:r>
+      <w:proofErr w:type="spellEnd"/>
+      <w:r>
+        <w:t xml:space="preserve"> </w:t>
+      </w:r>
+      <w:proofErr w:type="spellStart"/>
+      <w:r>
+        <w:t>to</w:t>
+      </w:r>
+      <w:proofErr w:type="spellEnd"/>
+      <w:r>
+        <w:t xml:space="preserve"> </w:t>
+      </w:r>
+      <w:proofErr w:type="spellStart"/>
+      <w:r>
+        <w:t>being</w:t>
+      </w:r>
+      <w:proofErr w:type="spellEnd"/>
+      <w:r>
+        <w:t xml:space="preserve"> </w:t>
+      </w:r>
+      <w:proofErr w:type="spellStart"/>
+      <w:r>
+        <w:t>objective</w:t>
+      </w:r>
+      <w:proofErr w:type="spellEnd"/>
+      <w:r>
+        <w:t xml:space="preserve">, </w:t>
+      </w:r>
+      <w:proofErr w:type="spellStart"/>
+      <w:r>
+        <w:t>promotes</w:t>
+      </w:r>
+      <w:proofErr w:type="spellEnd"/>
+      <w:r>
+        <w:t xml:space="preserve"> a </w:t>
+      </w:r>
+      <w:proofErr w:type="spellStart"/>
+      <w:r>
+        <w:t>better</w:t>
+      </w:r>
+      <w:proofErr w:type="spellEnd"/>
+      <w:r>
+        <w:t xml:space="preserve"> </w:t>
+      </w:r>
+      <w:proofErr w:type="spellStart"/>
+      <w:r>
+        <w:t>understanding</w:t>
+      </w:r>
+      <w:proofErr w:type="spellEnd"/>
+      <w:r>
+        <w:t xml:space="preserve"> </w:t>
+      </w:r>
+      <w:proofErr w:type="spellStart"/>
+      <w:r>
+        <w:t>of</w:t>
+      </w:r>
+      <w:proofErr w:type="spellEnd"/>
+      <w:r>
+        <w:t xml:space="preserve"> </w:t>
+      </w:r>
+      <w:proofErr w:type="spellStart"/>
+      <w:r>
+        <w:t>this</w:t>
+      </w:r>
+      <w:proofErr w:type="spellEnd"/>
+      <w:r>
+        <w:t xml:space="preserve"> </w:t>
+      </w:r>
+      <w:proofErr w:type="spellStart"/>
+      <w:r>
+        <w:t>very</w:t>
+      </w:r>
+      <w:proofErr w:type="spellEnd"/>
+      <w:r>
+        <w:t xml:space="preserve"> </w:t>
+      </w:r>
+      <w:proofErr w:type="spellStart"/>
+      <w:r>
+        <w:t>important</w:t>
+      </w:r>
+      <w:proofErr w:type="spellEnd"/>
+      <w:r>
+        <w:t xml:space="preserve"> </w:t>
+      </w:r>
+      <w:proofErr w:type="spellStart"/>
+      <w:r>
+        <w:t>concept</w:t>
+      </w:r>
+      <w:proofErr w:type="spellEnd"/>
+      <w:r>
+        <w:t>."</w:t>
       </w:r>
       <w:r>
         <w:t>(Jan/2023)</w:t>
@@ -1459,7 +9320,51 @@
           <w:sz w:val="28"/>
           <w:szCs w:val="28"/>
         </w:rPr>
-        <w:t>´Jocaxian’s Theorems’</w:t>
+        <w:t>´</w:t>
+      </w:r>
+      <w:proofErr w:type="spellStart"/>
+      <w:r>
+        <w:rPr>
+          <w:b/>
+          <w:bCs/>
+          <w:color w:val="0070C0"/>
+          <w:sz w:val="28"/>
+          <w:szCs w:val="28"/>
+        </w:rPr>
+        <w:t>Jocaxian’s</w:t>
+      </w:r>
+      <w:proofErr w:type="spellEnd"/>
+      <w:r>
+        <w:rPr>
+          <w:b/>
+          <w:bCs/>
+          <w:color w:val="0070C0"/>
+          <w:sz w:val="28"/>
+          <w:szCs w:val="28"/>
+        </w:rPr>
+        <w:t xml:space="preserve"> </w:t>
+      </w:r>
+      <w:proofErr w:type="spellStart"/>
+      <w:r>
+        <w:rPr>
+          <w:b/>
+          <w:bCs/>
+          <w:color w:val="0070C0"/>
+          <w:sz w:val="28"/>
+          <w:szCs w:val="28"/>
+        </w:rPr>
+        <w:t>Theorems</w:t>
+      </w:r>
+      <w:proofErr w:type="spellEnd"/>
+      <w:r>
+        <w:rPr>
+          <w:b/>
+          <w:bCs/>
+          <w:color w:val="0070C0"/>
+          <w:sz w:val="28"/>
+          <w:szCs w:val="28"/>
+        </w:rPr>
+        <w:t>’</w:t>
       </w:r>
     </w:p>
     <w:p>
@@ -1495,22 +9400,210 @@
           <w:sz w:val="28"/>
           <w:szCs w:val="28"/>
         </w:rPr>
-        <w:t>(*)</w:t>
-      </w:r>
-      <w:r>
-        <w:rPr>
-          <w:b/>
-          <w:bCs/>
-          <w:color w:val="0070C0"/>
-          <w:sz w:val="28"/>
-          <w:szCs w:val="28"/>
-        </w:rPr>
-        <w:t>´The Jocaxian’s nothingness'</w:t>
+        <w:t>(</w:t>
+      </w:r>
+      <w:proofErr w:type="gramStart"/>
+      <w:r>
+        <w:rPr>
+          <w:b/>
+          <w:bCs/>
+          <w:color w:val="EE0000"/>
+          <w:sz w:val="28"/>
+          <w:szCs w:val="28"/>
+        </w:rPr>
+        <w:t>*</w:t>
+      </w:r>
+      <w:r>
+        <w:rPr>
+          <w:b/>
+          <w:bCs/>
+          <w:color w:val="0070C0"/>
+          <w:sz w:val="28"/>
+          <w:szCs w:val="28"/>
+        </w:rPr>
+        <w:t>)</w:t>
+      </w:r>
+      <w:r>
+        <w:rPr>
+          <w:b/>
+          <w:bCs/>
+          <w:color w:val="0070C0"/>
+          <w:sz w:val="28"/>
+          <w:szCs w:val="28"/>
+        </w:rPr>
+        <w:t>´</w:t>
+      </w:r>
+      <w:proofErr w:type="gramEnd"/>
+      <w:r>
+        <w:rPr>
+          <w:b/>
+          <w:bCs/>
+          <w:color w:val="0070C0"/>
+          <w:sz w:val="28"/>
+          <w:szCs w:val="28"/>
+        </w:rPr>
+        <w:t xml:space="preserve">The </w:t>
+      </w:r>
+      <w:proofErr w:type="spellStart"/>
+      <w:r>
+        <w:rPr>
+          <w:b/>
+          <w:bCs/>
+          <w:color w:val="0070C0"/>
+          <w:sz w:val="28"/>
+          <w:szCs w:val="28"/>
+        </w:rPr>
+        <w:t>Jocaxian’s</w:t>
+      </w:r>
+      <w:proofErr w:type="spellEnd"/>
+      <w:r>
+        <w:rPr>
+          <w:b/>
+          <w:bCs/>
+          <w:color w:val="0070C0"/>
+          <w:sz w:val="28"/>
+          <w:szCs w:val="28"/>
+        </w:rPr>
+        <w:t xml:space="preserve"> </w:t>
+      </w:r>
+      <w:proofErr w:type="spellStart"/>
+      <w:r>
+        <w:rPr>
+          <w:b/>
+          <w:bCs/>
+          <w:color w:val="0070C0"/>
+          <w:sz w:val="28"/>
+          <w:szCs w:val="28"/>
+        </w:rPr>
+        <w:t>nothingness</w:t>
+      </w:r>
+      <w:proofErr w:type="spellEnd"/>
+      <w:r>
+        <w:rPr>
+          <w:b/>
+          <w:bCs/>
+          <w:color w:val="0070C0"/>
+          <w:sz w:val="28"/>
+          <w:szCs w:val="28"/>
+        </w:rPr>
+        <w:t>'</w:t>
       </w:r>
     </w:p>
     <w:p>
       <w:r>
-        <w:t>"This article explains a theory about the origin of the laws of physics and the Universe"</w:t>
+        <w:t>"</w:t>
+      </w:r>
+      <w:proofErr w:type="spellStart"/>
+      <w:r>
+        <w:t>This</w:t>
+      </w:r>
+      <w:proofErr w:type="spellEnd"/>
+      <w:r>
+        <w:t xml:space="preserve"> </w:t>
+      </w:r>
+      <w:proofErr w:type="spellStart"/>
+      <w:r>
+        <w:t>article</w:t>
+      </w:r>
+      <w:proofErr w:type="spellEnd"/>
+      <w:r>
+        <w:t xml:space="preserve"> </w:t>
+      </w:r>
+      <w:proofErr w:type="spellStart"/>
+      <w:r>
+        <w:t>explains</w:t>
+      </w:r>
+      <w:proofErr w:type="spellEnd"/>
+      <w:r>
+        <w:t xml:space="preserve"> a </w:t>
+      </w:r>
+      <w:proofErr w:type="spellStart"/>
+      <w:r>
+        <w:t>theory</w:t>
+      </w:r>
+      <w:proofErr w:type="spellEnd"/>
+      <w:r>
+        <w:t xml:space="preserve"> </w:t>
+      </w:r>
+      <w:proofErr w:type="spellStart"/>
+      <w:r>
+        <w:t>about</w:t>
+      </w:r>
+      <w:proofErr w:type="spellEnd"/>
+      <w:r>
+        <w:t xml:space="preserve"> </w:t>
+      </w:r>
+      <w:proofErr w:type="spellStart"/>
+      <w:r>
+        <w:t>the</w:t>
+      </w:r>
+      <w:proofErr w:type="spellEnd"/>
+      <w:r>
+        <w:t xml:space="preserve"> </w:t>
+      </w:r>
+      <w:proofErr w:type="spellStart"/>
+      <w:r>
+        <w:t>origin</w:t>
+      </w:r>
+      <w:proofErr w:type="spellEnd"/>
+      <w:r>
+        <w:t xml:space="preserve"> </w:t>
+      </w:r>
+      <w:proofErr w:type="spellStart"/>
+      <w:r>
+        <w:t>of</w:t>
+      </w:r>
+      <w:proofErr w:type="spellEnd"/>
+      <w:r>
+        <w:t xml:space="preserve"> </w:t>
+      </w:r>
+      <w:proofErr w:type="spellStart"/>
+      <w:r>
+        <w:t>the</w:t>
+      </w:r>
+      <w:proofErr w:type="spellEnd"/>
+      <w:r>
+        <w:t xml:space="preserve"> </w:t>
+      </w:r>
+      <w:proofErr w:type="spellStart"/>
+      <w:r>
+        <w:t>laws</w:t>
+      </w:r>
+      <w:proofErr w:type="spellEnd"/>
+      <w:r>
+        <w:t xml:space="preserve"> </w:t>
+      </w:r>
+      <w:proofErr w:type="spellStart"/>
+      <w:r>
+        <w:t>of</w:t>
+      </w:r>
+      <w:proofErr w:type="spellEnd"/>
+      <w:r>
+        <w:t xml:space="preserve"> </w:t>
+      </w:r>
+      <w:proofErr w:type="spellStart"/>
+      <w:r>
+        <w:t>physics</w:t>
+      </w:r>
+      <w:proofErr w:type="spellEnd"/>
+      <w:r>
+        <w:t xml:space="preserve"> </w:t>
+      </w:r>
+      <w:proofErr w:type="spellStart"/>
+      <w:r>
+        <w:t>and</w:t>
+      </w:r>
+      <w:proofErr w:type="spellEnd"/>
+      <w:r>
+        <w:t xml:space="preserve"> </w:t>
+      </w:r>
+      <w:proofErr w:type="spellStart"/>
+      <w:r>
+        <w:t>the</w:t>
+      </w:r>
+      <w:proofErr w:type="spellEnd"/>
+      <w:r>
+        <w:t xml:space="preserve"> Universe"</w:t>
       </w:r>
     </w:p>
     <w:p>
@@ -1528,7 +9621,15 @@
     </w:p>
     <w:p>
       <w:r>
-        <w:t>---- End ----</w:t>
+        <w:t xml:space="preserve">---- </w:t>
+      </w:r>
+      <w:proofErr w:type="spellStart"/>
+      <w:r>
+        <w:t>End</w:t>
+      </w:r>
+      <w:proofErr w:type="spellEnd"/>
+      <w:r>
+        <w:t xml:space="preserve"> ----</w:t>
       </w:r>
     </w:p>
     <w:p/>
@@ -1555,6 +9656,7 @@
       <w:pPr>
         <w:jc w:val="center"/>
       </w:pPr>
+      <w:proofErr w:type="spellStart"/>
       <w:r>
         <w:rPr>
           <w:b/>
@@ -1563,7 +9665,37 @@
           <w:iCs/>
         </w:rPr>
         <w:lastRenderedPageBreak/>
-        <w:t>Another Articles:</w:t>
+        <w:t>Another</w:t>
+      </w:r>
+      <w:proofErr w:type="spellEnd"/>
+      <w:r>
+        <w:rPr>
+          <w:b/>
+          <w:bCs/>
+          <w:i/>
+          <w:iCs/>
+        </w:rPr>
+        <w:t xml:space="preserve"> </w:t>
+      </w:r>
+      <w:proofErr w:type="spellStart"/>
+      <w:r>
+        <w:rPr>
+          <w:b/>
+          <w:bCs/>
+          <w:i/>
+          <w:iCs/>
+        </w:rPr>
+        <w:t>Articles</w:t>
+      </w:r>
+      <w:proofErr w:type="spellEnd"/>
+      <w:r>
+        <w:rPr>
+          <w:b/>
+          <w:bCs/>
+          <w:i/>
+          <w:iCs/>
+        </w:rPr>
+        <w:t>:</w:t>
       </w:r>
       <w:r>
         <w:br/>
@@ -1579,6 +9711,7 @@
     </w:p>
     <w:p/>
     <w:p>
+      <w:proofErr w:type="spellStart"/>
       <w:r>
         <w:rPr>
           <w:b/>
@@ -1586,32 +9719,133 @@
           <w:sz w:val="36"/>
           <w:szCs w:val="36"/>
         </w:rPr>
-        <w:t>Oldest D.U.T.</w:t>
+        <w:t>Oldest</w:t>
+      </w:r>
+      <w:proofErr w:type="spellEnd"/>
+      <w:r>
+        <w:rPr>
+          <w:b/>
+          <w:bCs/>
+          <w:sz w:val="36"/>
+          <w:szCs w:val="36"/>
+        </w:rPr>
+        <w:t xml:space="preserve"> </w:t>
+      </w:r>
+      <w:proofErr w:type="gramStart"/>
+      <w:r>
+        <w:rPr>
+          <w:b/>
+          <w:bCs/>
+          <w:sz w:val="36"/>
+          <w:szCs w:val="36"/>
+        </w:rPr>
+        <w:t>D.U.T.</w:t>
       </w:r>
       <w:r>
         <w:t xml:space="preserve"> :</w:t>
       </w:r>
+      <w:proofErr w:type="gramEnd"/>
     </w:p>
     <w:p>
       <w:r>
-        <w:t>The END Of The DARK ENERGY</w:t>
+        <w:t xml:space="preserve">The END </w:t>
+      </w:r>
+      <w:proofErr w:type="spellStart"/>
+      <w:r>
+        <w:t>Of</w:t>
+      </w:r>
+      <w:proofErr w:type="spellEnd"/>
+      <w:r>
+        <w:t xml:space="preserve"> The DARK ENERGY</w:t>
       </w:r>
     </w:p>
     <w:p>
-      <w:r>
-        <w:t>Forum List | Follow Ups | Post Message | Back to Thread Topics</w:t>
-      </w:r>
+      <w:proofErr w:type="spellStart"/>
+      <w:r>
+        <w:t>Forum</w:t>
+      </w:r>
+      <w:proofErr w:type="spellEnd"/>
+      <w:r>
+        <w:t xml:space="preserve"> </w:t>
+      </w:r>
+      <w:proofErr w:type="spellStart"/>
+      <w:r>
+        <w:t>List</w:t>
+      </w:r>
+      <w:proofErr w:type="spellEnd"/>
+      <w:r>
+        <w:t xml:space="preserve"> | Follow </w:t>
+      </w:r>
+      <w:proofErr w:type="spellStart"/>
+      <w:r>
+        <w:t>Ups</w:t>
+      </w:r>
+      <w:proofErr w:type="spellEnd"/>
+      <w:r>
+        <w:t xml:space="preserve"> | Post </w:t>
+      </w:r>
+      <w:proofErr w:type="spellStart"/>
+      <w:r>
+        <w:t>Message</w:t>
+      </w:r>
+      <w:proofErr w:type="spellEnd"/>
+      <w:r>
+        <w:t xml:space="preserve"> | Back </w:t>
+      </w:r>
+      <w:proofErr w:type="spellStart"/>
+      <w:r>
+        <w:t>to</w:t>
+      </w:r>
+      <w:proofErr w:type="spellEnd"/>
+      <w:r>
+        <w:t xml:space="preserve"> Thread </w:t>
+      </w:r>
+      <w:proofErr w:type="spellStart"/>
+      <w:r>
+        <w:t>Topics</w:t>
+      </w:r>
+      <w:proofErr w:type="spellEnd"/>
     </w:p>
     <w:p>
-      <w:r>
-        <w:t xml:space="preserve">Posted by Joao Carlos Holland De Barcellos on </w:t>
-      </w:r>
-      <w:r>
-        <w:rPr>
-          <w:b/>
-          <w:bCs/>
-        </w:rPr>
-        <w:t>June 19, 2011</w:t>
+      <w:proofErr w:type="spellStart"/>
+      <w:r>
+        <w:t>Posted</w:t>
+      </w:r>
+      <w:proofErr w:type="spellEnd"/>
+      <w:r>
+        <w:t xml:space="preserve"> </w:t>
+      </w:r>
+      <w:proofErr w:type="spellStart"/>
+      <w:r>
+        <w:t>by</w:t>
+      </w:r>
+      <w:proofErr w:type="spellEnd"/>
+      <w:r>
+        <w:t xml:space="preserve"> Joao Carlos Holland De Barcellos </w:t>
+      </w:r>
+      <w:proofErr w:type="spellStart"/>
+      <w:r>
+        <w:t>on</w:t>
+      </w:r>
+      <w:proofErr w:type="spellEnd"/>
+      <w:r>
+        <w:t xml:space="preserve"> </w:t>
+      </w:r>
+      <w:proofErr w:type="spellStart"/>
+      <w:r>
+        <w:rPr>
+          <w:b/>
+          <w:bCs/>
+        </w:rPr>
+        <w:t>June</w:t>
+      </w:r>
+      <w:proofErr w:type="spellEnd"/>
+      <w:r>
+        <w:rPr>
+          <w:b/>
+          <w:bCs/>
+        </w:rPr>
+        <w:t xml:space="preserve"> 19, 2011</w:t>
       </w:r>
       <w:r>
         <w:t xml:space="preserve"> 19:09:36 UTC</w:t>
@@ -1646,7 +9880,23 @@
     <w:p/>
     <w:p>
       <w:r>
-        <w:t xml:space="preserve">(All files : </w:t>
+        <w:t>(</w:t>
+      </w:r>
+      <w:proofErr w:type="spellStart"/>
+      <w:r>
+        <w:t>All</w:t>
+      </w:r>
+      <w:proofErr w:type="spellEnd"/>
+      <w:r>
+        <w:t xml:space="preserve"> </w:t>
+      </w:r>
+      <w:proofErr w:type="gramStart"/>
+      <w:r>
+        <w:t>files :</w:t>
+      </w:r>
+      <w:proofErr w:type="gramEnd"/>
+      <w:r>
+        <w:t xml:space="preserve"> </w:t>
       </w:r>
       <w:hyperlink r:id="rId27" w:history="1">
         <w:r>
@@ -1669,7 +9919,15 @@
     </w:p>
     <w:p>
       <w:r>
-        <w:t xml:space="preserve">Se você quiser me apoiar nesse estudo pode mandar um PIX de qqr valor para </w:t>
+        <w:t xml:space="preserve">Se você quiser me apoiar nesse estudo pode mandar um PIX de </w:t>
+      </w:r>
+      <w:proofErr w:type="spellStart"/>
+      <w:r>
+        <w:t>qqr</w:t>
+      </w:r>
+      <w:proofErr w:type="spellEnd"/>
+      <w:r>
+        <w:t xml:space="preserve"> valor para </w:t>
       </w:r>
       <w:r>
         <w:t>chave</w:t>

--- a/Articles.docx
+++ b/Articles.docx
@@ -1048,7 +1048,13 @@
       </w:r>
       <w:proofErr w:type="gramEnd"/>
       <w:r>
-        <w:t>May/2026)</w:t>
+        <w:rPr>
+          <w:color w:val="C00000"/>
+        </w:rPr>
+        <w:t>May/2026</w:t>
+      </w:r>
+      <w:r>
+        <w:t>)</w:t>
       </w:r>
     </w:p>
     <w:p>
@@ -1361,7 +1367,13 @@
       </w:r>
       <w:proofErr w:type="gramEnd"/>
       <w:r>
-        <w:t>May/2026)</w:t>
+        <w:rPr>
+          <w:color w:val="C00000"/>
+        </w:rPr>
+        <w:t>May/2026</w:t>
+      </w:r>
+      <w:r>
+        <w:t>)</w:t>
       </w:r>
       <w:r>
         <w:br/>
@@ -3052,6 +3064,7 @@
       <w:proofErr w:type="spellStart"/>
       <w:r>
         <w:rPr>
+          <w:color w:val="C00000"/>
           <w:sz w:val="28"/>
           <w:szCs w:val="28"/>
         </w:rPr>
@@ -3060,10 +3073,18 @@
       <w:proofErr w:type="spellEnd"/>
       <w:r>
         <w:rPr>
-          <w:sz w:val="28"/>
-          <w:szCs w:val="28"/>
-        </w:rPr>
-        <w:t>/2026)</w:t>
+          <w:color w:val="C00000"/>
+          <w:sz w:val="28"/>
+          <w:szCs w:val="28"/>
+        </w:rPr>
+        <w:t>/2026</w:t>
+      </w:r>
+      <w:r>
+        <w:rPr>
+          <w:sz w:val="28"/>
+          <w:szCs w:val="28"/>
+        </w:rPr>
+        <w:t>)</w:t>
       </w:r>
     </w:p>
     <w:p>
@@ -3977,7 +3998,16 @@
         <w:t>."</w:t>
       </w:r>
       <w:r>
-        <w:t>(Mar/2026)</w:t>
+        <w:t>(</w:t>
+      </w:r>
+      <w:r>
+        <w:rPr>
+          <w:color w:val="C00000"/>
+        </w:rPr>
+        <w:t>Mar/2026</w:t>
+      </w:r>
+      <w:r>
+        <w:t>)</w:t>
       </w:r>
     </w:p>
     <w:p>
@@ -4579,11 +4609,20 @@
       </w:r>
       <w:proofErr w:type="spellStart"/>
       <w:r>
+        <w:rPr>
+          <w:color w:val="C00000"/>
+        </w:rPr>
         <w:t>Jun</w:t>
       </w:r>
       <w:proofErr w:type="spellEnd"/>
       <w:r>
-        <w:t>/2025)</w:t>
+        <w:rPr>
+          <w:color w:val="C00000"/>
+        </w:rPr>
+        <w:t>/2025</w:t>
+      </w:r>
+      <w:r>
+        <w:t>)</w:t>
       </w:r>
     </w:p>
     <w:p>
@@ -5007,11 +5046,20 @@
       </w:r>
       <w:proofErr w:type="spellStart"/>
       <w:r>
+        <w:rPr>
+          <w:color w:val="C00000"/>
+        </w:rPr>
         <w:t>Apr</w:t>
       </w:r>
       <w:proofErr w:type="spellEnd"/>
       <w:r>
-        <w:t>/2025)</w:t>
+        <w:rPr>
+          <w:color w:val="C00000"/>
+        </w:rPr>
+        <w:t>/2025</w:t>
+      </w:r>
+      <w:r>
+        <w:t>)</w:t>
       </w:r>
     </w:p>
     <w:p>
@@ -5345,7 +5393,13 @@
       </w:r>
       <w:proofErr w:type="gramEnd"/>
       <w:r>
-        <w:t>May/2025)</w:t>
+        <w:rPr>
+          <w:color w:val="C00000"/>
+        </w:rPr>
+        <w:t>May/2025</w:t>
+      </w:r>
+      <w:r>
+        <w:t>)</w:t>
       </w:r>
     </w:p>
     <w:p>
@@ -5655,7 +5709,16 @@
         <w:t>."</w:t>
       </w:r>
       <w:r>
-        <w:t>(Mar/2025)</w:t>
+        <w:t>(</w:t>
+      </w:r>
+      <w:r>
+        <w:rPr>
+          <w:color w:val="C00000"/>
+        </w:rPr>
+        <w:t>Mar/2025</w:t>
+      </w:r>
+      <w:r>
+        <w:t>)</w:t>
       </w:r>
     </w:p>
     <w:p>
@@ -6290,11 +6353,20 @@
       </w:r>
       <w:proofErr w:type="spellStart"/>
       <w:r>
+        <w:rPr>
+          <w:color w:val="C00000"/>
+        </w:rPr>
         <w:t>Fev</w:t>
       </w:r>
       <w:proofErr w:type="spellEnd"/>
       <w:r>
-        <w:t>/2025)</w:t>
+        <w:rPr>
+          <w:color w:val="C00000"/>
+        </w:rPr>
+        <w:t>/2025</w:t>
+      </w:r>
+      <w:r>
+        <w:t>)</w:t>
       </w:r>
     </w:p>
     <w:p>
@@ -6819,7 +6891,13 @@
       </w:r>
       <w:proofErr w:type="gramEnd"/>
       <w:r>
-        <w:t>Mar/2019)</w:t>
+        <w:rPr>
+          <w:color w:val="C00000"/>
+        </w:rPr>
+        <w:t>Mar/2019</w:t>
+      </w:r>
+      <w:r>
+        <w:t>)</w:t>
       </w:r>
       <w:r>
         <w:br/>
@@ -7285,11 +7363,20 @@
       </w:r>
       <w:proofErr w:type="spellStart"/>
       <w:r>
+        <w:rPr>
+          <w:color w:val="C00000"/>
+        </w:rPr>
         <w:t>Apr</w:t>
       </w:r>
       <w:proofErr w:type="spellEnd"/>
       <w:r>
-        <w:t>/2019)</w:t>
+        <w:rPr>
+          <w:color w:val="C00000"/>
+        </w:rPr>
+        <w:t>/2019</w:t>
+      </w:r>
+      <w:r>
+        <w:t>)</w:t>
       </w:r>
     </w:p>
     <w:p>
@@ -7998,7 +8085,16 @@
         <w:t>."</w:t>
       </w:r>
       <w:r>
-        <w:t>(Jan/2017)</w:t>
+        <w:t>(</w:t>
+      </w:r>
+      <w:r>
+        <w:rPr>
+          <w:color w:val="C00000"/>
+        </w:rPr>
+        <w:t>Jan/2017</w:t>
+      </w:r>
+      <w:r>
+        <w:t>)</w:t>
       </w:r>
     </w:p>
     <w:p>
@@ -8305,7 +8401,13 @@
         <w:t xml:space="preserve">. </w:t>
       </w:r>
       <w:r>
-        <w:t>(Jul/2016)</w:t>
+        <w:rPr>
+          <w:color w:val="C00000"/>
+        </w:rPr>
+        <w:t>(Jul/2016</w:t>
+      </w:r>
+      <w:r>
+        <w:t>)</w:t>
       </w:r>
     </w:p>
     <w:p>
@@ -8631,7 +8733,16 @@
         <w:t xml:space="preserve"> its end."</w:t>
       </w:r>
       <w:r>
-        <w:t>(JUN/2025)</w:t>
+        <w:t>(</w:t>
+      </w:r>
+      <w:r>
+        <w:rPr>
+          <w:color w:val="C00000"/>
+        </w:rPr>
+        <w:t>JUN/2025</w:t>
+      </w:r>
+      <w:r>
+        <w:t>)</w:t>
       </w:r>
     </w:p>
     <w:p>
@@ -8967,7 +9078,16 @@
         <w:t>."</w:t>
       </w:r>
       <w:r>
-        <w:t>(2017)</w:t>
+        <w:t>(</w:t>
+      </w:r>
+      <w:r>
+        <w:rPr>
+          <w:color w:val="C00000"/>
+        </w:rPr>
+        <w:t>2017</w:t>
+      </w:r>
+      <w:r>
+        <w:t>)</w:t>
       </w:r>
     </w:p>
     <w:p>
@@ -9273,7 +9393,16 @@
         <w:t>."</w:t>
       </w:r>
       <w:r>
-        <w:t>(Jan/2023)</w:t>
+        <w:t>(</w:t>
+      </w:r>
+      <w:r>
+        <w:rPr>
+          <w:color w:val="C00000"/>
+        </w:rPr>
+        <w:t>Jan/2023</w:t>
+      </w:r>
+      <w:r>
+        <w:t>)</w:t>
       </w:r>
     </w:p>
     <w:p>
@@ -9836,6 +9965,7 @@
         <w:rPr>
           <w:b/>
           <w:bCs/>
+          <w:color w:val="C00000"/>
         </w:rPr>
         <w:t>June</w:t>
       </w:r>
@@ -9844,11 +9974,18 @@
         <w:rPr>
           <w:b/>
           <w:bCs/>
+          <w:color w:val="C00000"/>
         </w:rPr>
         <w:t xml:space="preserve"> 19, 2011</w:t>
       </w:r>
       <w:r>
-        <w:t xml:space="preserve"> 19:09:36 UTC</w:t>
+        <w:rPr>
+          <w:color w:val="C00000"/>
+        </w:rPr>
+        <w:t xml:space="preserve"> </w:t>
+      </w:r>
+      <w:r>
+        <w:t>19:09:36 UTC</w:t>
       </w:r>
     </w:p>
     <w:p>

--- a/Articles.docx
+++ b/Articles.docx
@@ -459,6 +459,157 @@
         </w:r>
       </w:hyperlink>
     </w:p>
+    <w:p/>
+    <w:p>
+      <w:proofErr w:type="spellStart"/>
+      <w:r>
+        <w:t>You</w:t>
+      </w:r>
+      <w:proofErr w:type="spellEnd"/>
+      <w:r>
+        <w:t xml:space="preserve"> </w:t>
+      </w:r>
+      <w:proofErr w:type="spellStart"/>
+      <w:r>
+        <w:t>can</w:t>
+      </w:r>
+      <w:proofErr w:type="spellEnd"/>
+      <w:r>
+        <w:t xml:space="preserve"> </w:t>
+      </w:r>
+      <w:proofErr w:type="spellStart"/>
+      <w:r>
+        <w:t>listen</w:t>
+      </w:r>
+      <w:proofErr w:type="spellEnd"/>
+      <w:r>
+        <w:t xml:space="preserve"> </w:t>
+      </w:r>
+      <w:proofErr w:type="spellStart"/>
+      <w:r>
+        <w:t>to</w:t>
+      </w:r>
+      <w:proofErr w:type="spellEnd"/>
+      <w:r>
+        <w:t xml:space="preserve"> </w:t>
+      </w:r>
+      <w:proofErr w:type="spellStart"/>
+      <w:r>
+        <w:t>the</w:t>
+      </w:r>
+      <w:proofErr w:type="spellEnd"/>
+      <w:r>
+        <w:t xml:space="preserve"> </w:t>
+      </w:r>
+      <w:proofErr w:type="spellStart"/>
+      <w:r>
+        <w:rPr>
+          <w:b/>
+          <w:bCs/>
+        </w:rPr>
+        <w:t>A</w:t>
+      </w:r>
+      <w:r>
+        <w:rPr>
+          <w:b/>
+          <w:bCs/>
+        </w:rPr>
+        <w:t>udio</w:t>
+      </w:r>
+      <w:proofErr w:type="spellEnd"/>
+      <w:r>
+        <w:t xml:space="preserve"> </w:t>
+      </w:r>
+      <w:proofErr w:type="spellStart"/>
+      <w:r>
+        <w:t>summary</w:t>
+      </w:r>
+      <w:proofErr w:type="spellEnd"/>
+      <w:r>
+        <w:t xml:space="preserve"> (</w:t>
+      </w:r>
+      <w:proofErr w:type="spellStart"/>
+      <w:r>
+        <w:rPr>
+          <w:b/>
+          <w:bCs/>
+        </w:rPr>
+        <w:t>English</w:t>
+      </w:r>
+      <w:proofErr w:type="spellEnd"/>
+      <w:r>
+        <w:t>):</w:t>
+      </w:r>
+    </w:p>
+    <w:p>
+      <w:hyperlink r:id="rId5" w:history="1">
+        <w:r>
+          <w:rPr>
+            <w:rStyle w:val="Hyperlink"/>
+          </w:rPr>
+          <w:t>https://jocaxx.github.io/DUniverse/Abstract/DUT_ENG_1.m4a</w:t>
+        </w:r>
+      </w:hyperlink>
+      <w:r>
+        <w:br/>
+      </w:r>
+    </w:p>
+    <w:p>
+      <w:proofErr w:type="spellStart"/>
+      <w:r>
+        <w:t>Audio</w:t>
+      </w:r>
+      <w:proofErr w:type="spellEnd"/>
+      <w:r>
+        <w:t xml:space="preserve"> (</w:t>
+      </w:r>
+      <w:proofErr w:type="spellStart"/>
+      <w:r>
+        <w:t>Portuguese</w:t>
+      </w:r>
+      <w:proofErr w:type="spellEnd"/>
+      <w:r>
+        <w:t>):</w:t>
+      </w:r>
+    </w:p>
+    <w:p>
+      <w:hyperlink r:id="rId6" w:history="1">
+        <w:r>
+          <w:rPr>
+            <w:rStyle w:val="Hyperlink"/>
+          </w:rPr>
+          <w:t>https://jocaxx.github.io/DUniverse/Abstract/DUT_</w:t>
+        </w:r>
+        <w:r>
+          <w:rPr>
+            <w:rStyle w:val="Hyperlink"/>
+          </w:rPr>
+          <w:t>POR</w:t>
+        </w:r>
+        <w:r>
+          <w:rPr>
+            <w:rStyle w:val="Hyperlink"/>
+          </w:rPr>
+          <w:t>_</w:t>
+        </w:r>
+        <w:r>
+          <w:rPr>
+            <w:rStyle w:val="Hyperlink"/>
+          </w:rPr>
+          <w:t>2</w:t>
+        </w:r>
+        <w:r>
+          <w:rPr>
+            <w:rStyle w:val="Hyperlink"/>
+          </w:rPr>
+          <w:t>.m4a</w:t>
+        </w:r>
+      </w:hyperlink>
+      <w:r>
+        <w:br/>
+      </w:r>
+    </w:p>
+    <w:p/>
     <w:p>
       <w:r>
         <w:rPr>
@@ -1064,7 +1215,7 @@
           <w:bottom w:val="single" w:sz="6" w:space="1" w:color="auto"/>
         </w:pBdr>
       </w:pPr>
-      <w:hyperlink r:id="rId5" w:history="1">
+      <w:hyperlink r:id="rId7" w:history="1">
         <w:r>
           <w:rPr>
             <w:rStyle w:val="Hyperlink"/>
@@ -1381,7 +1532,7 @@
       <w:r>
         <w:br/>
       </w:r>
-      <w:hyperlink r:id="rId6" w:history="1">
+      <w:hyperlink r:id="rId8" w:history="1">
         <w:r>
           <w:rPr>
             <w:rStyle w:val="Hyperlink"/>
@@ -1416,7 +1567,6 @@
           <w:sz w:val="28"/>
           <w:szCs w:val="28"/>
         </w:rPr>
-        <w:lastRenderedPageBreak/>
         <w:t>Analysis</w:t>
       </w:r>
       <w:proofErr w:type="spellEnd"/>
@@ -3088,7 +3238,7 @@
       </w:r>
     </w:p>
     <w:p>
-      <w:hyperlink r:id="rId7" w:history="1">
+      <w:hyperlink r:id="rId9" w:history="1">
         <w:r>
           <w:rPr>
             <w:rStyle w:val="Hyperlink"/>
@@ -3879,6 +4029,7 @@
       </w:r>
       <w:proofErr w:type="spellStart"/>
       <w:r>
+        <w:lastRenderedPageBreak/>
         <w:t>observed</w:t>
       </w:r>
       <w:proofErr w:type="spellEnd"/>
@@ -4011,7 +4162,7 @@
       </w:r>
     </w:p>
     <w:p>
-      <w:hyperlink r:id="rId8" w:history="1">
+      <w:hyperlink r:id="rId10" w:history="1">
         <w:r>
           <w:rPr>
             <w:rStyle w:val="Hyperlink"/>
@@ -4626,7 +4777,7 @@
       </w:r>
     </w:p>
     <w:p>
-      <w:hyperlink r:id="rId9" w:history="1">
+      <w:hyperlink r:id="rId11" w:history="1">
         <w:r>
           <w:rPr>
             <w:rStyle w:val="Hyperlink"/>
@@ -5063,7 +5214,7 @@
       </w:r>
     </w:p>
     <w:p>
-      <w:hyperlink r:id="rId10" w:history="1">
+      <w:hyperlink r:id="rId12" w:history="1">
         <w:r>
           <w:rPr>
             <w:rStyle w:val="Hyperlink"/>
@@ -5098,6 +5249,7 @@
           <w:sz w:val="28"/>
           <w:szCs w:val="28"/>
         </w:rPr>
+        <w:lastRenderedPageBreak/>
         <w:t>´</w:t>
       </w:r>
       <w:proofErr w:type="spellStart"/>
@@ -5403,7 +5555,7 @@
       </w:r>
     </w:p>
     <w:p>
-      <w:hyperlink r:id="rId11" w:history="1">
+      <w:hyperlink r:id="rId13" w:history="1">
         <w:r>
           <w:rPr>
             <w:rStyle w:val="Hyperlink"/>
@@ -5446,7 +5598,6 @@
           <w:sz w:val="28"/>
           <w:szCs w:val="28"/>
         </w:rPr>
-        <w:lastRenderedPageBreak/>
         <w:t>´</w:t>
       </w:r>
       <w:proofErr w:type="spellStart"/>
@@ -5727,7 +5878,7 @@
           <w:bottom w:val="single" w:sz="6" w:space="1" w:color="auto"/>
         </w:pBdr>
       </w:pPr>
-      <w:hyperlink r:id="rId12" w:history="1">
+      <w:hyperlink r:id="rId14" w:history="1">
         <w:r>
           <w:rPr>
             <w:rStyle w:val="Hyperlink"/>
@@ -6370,7 +6521,7 @@
       </w:r>
     </w:p>
     <w:p>
-      <w:hyperlink r:id="rId13" w:history="1">
+      <w:hyperlink r:id="rId15" w:history="1">
         <w:r>
           <w:rPr>
             <w:rStyle w:val="Hyperlink"/>
@@ -6905,7 +7056,7 @@
       <w:r>
         <w:br/>
       </w:r>
-      <w:hyperlink r:id="rId14" w:history="1">
+      <w:hyperlink r:id="rId16" w:history="1">
         <w:r>
           <w:rPr>
             <w:rStyle w:val="Hyperlink"/>
@@ -7143,6 +7294,7 @@
     </w:p>
     <w:p>
       <w:r>
+        <w:lastRenderedPageBreak/>
         <w:t>'</w:t>
       </w:r>
       <w:proofErr w:type="spellStart"/>
@@ -7380,7 +7532,7 @@
       </w:r>
     </w:p>
     <w:p>
-      <w:hyperlink r:id="rId15" w:history="1">
+      <w:hyperlink r:id="rId17" w:history="1">
         <w:r>
           <w:rPr>
             <w:rStyle w:val="Hyperlink"/>
@@ -7416,7 +7568,6 @@
           <w:sz w:val="28"/>
           <w:szCs w:val="28"/>
         </w:rPr>
-        <w:lastRenderedPageBreak/>
         <w:t xml:space="preserve">´The </w:t>
       </w:r>
       <w:proofErr w:type="spellStart"/>
@@ -8098,7 +8249,7 @@
       </w:r>
     </w:p>
     <w:p>
-      <w:hyperlink r:id="rId16" w:history="1">
+      <w:hyperlink r:id="rId18" w:history="1">
         <w:r>
           <w:rPr>
             <w:rStyle w:val="Hyperlink"/>
@@ -8414,7 +8565,7 @@
       <w:r>
         <w:br/>
       </w:r>
-      <w:hyperlink r:id="rId17" w:history="1">
+      <w:hyperlink r:id="rId19" w:history="1">
         <w:r>
           <w:rPr>
             <w:rStyle w:val="Hyperlink"/>
@@ -8428,7 +8579,7 @@
       <w:r>
         <w:br/>
       </w:r>
-      <w:hyperlink r:id="rId18" w:history="1">
+      <w:hyperlink r:id="rId20" w:history="1">
         <w:r>
           <w:rPr>
             <w:rStyle w:val="Hyperlink"/>
@@ -8746,7 +8897,7 @@
       </w:r>
     </w:p>
     <w:p>
-      <w:hyperlink r:id="rId19" w:history="1">
+      <w:hyperlink r:id="rId21" w:history="1">
         <w:r>
           <w:rPr>
             <w:rStyle w:val="Hyperlink"/>
@@ -8780,6 +8931,7 @@
           <w:sz w:val="28"/>
           <w:szCs w:val="28"/>
         </w:rPr>
+        <w:lastRenderedPageBreak/>
         <w:t>´</w:t>
       </w:r>
       <w:proofErr w:type="spellStart"/>
@@ -9091,7 +9243,7 @@
       </w:r>
     </w:p>
     <w:p>
-      <w:hyperlink r:id="rId20" w:history="1">
+      <w:hyperlink r:id="rId22" w:history="1">
         <w:r>
           <w:rPr>
             <w:rStyle w:val="Hyperlink"/>
@@ -9121,7 +9273,6 @@
           <w:sz w:val="28"/>
           <w:szCs w:val="28"/>
         </w:rPr>
-        <w:lastRenderedPageBreak/>
         <w:t>´</w:t>
       </w:r>
       <w:proofErr w:type="spellStart"/>
@@ -9406,7 +9557,7 @@
       </w:r>
     </w:p>
     <w:p>
-      <w:hyperlink r:id="rId21" w:history="1">
+      <w:hyperlink r:id="rId23" w:history="1">
         <w:r>
           <w:rPr>
             <w:rStyle w:val="Hyperlink"/>
@@ -9497,7 +9648,7 @@
       </w:r>
     </w:p>
     <w:p>
-      <w:hyperlink r:id="rId22" w:history="1">
+      <w:hyperlink r:id="rId24" w:history="1">
         <w:r>
           <w:rPr>
             <w:rStyle w:val="Hyperlink"/>
@@ -9736,7 +9887,7 @@
       </w:r>
     </w:p>
     <w:p>
-      <w:hyperlink r:id="rId23" w:history="1">
+      <w:hyperlink r:id="rId25" w:history="1">
         <w:r>
           <w:rPr>
             <w:rStyle w:val="Hyperlink"/>
@@ -9829,7 +9980,7 @@
       <w:r>
         <w:br/>
       </w:r>
-      <w:hyperlink r:id="rId24" w:history="1">
+      <w:hyperlink r:id="rId26" w:history="1">
         <w:r>
           <w:rPr>
             <w:rStyle w:val="Hyperlink"/>
@@ -9989,7 +10140,7 @@
       </w:r>
     </w:p>
     <w:p>
-      <w:hyperlink r:id="rId25" w:history="1">
+      <w:hyperlink r:id="rId27" w:history="1">
         <w:r>
           <w:rPr>
             <w:rStyle w:val="Hyperlink"/>
@@ -10005,7 +10156,7 @@
       <w:r>
         <w:br/>
       </w:r>
-      <w:hyperlink r:id="rId26" w:history="1">
+      <w:hyperlink r:id="rId28" w:history="1">
         <w:r>
           <w:rPr>
             <w:rStyle w:val="Hyperlink"/>
@@ -10035,7 +10186,7 @@
       <w:r>
         <w:t xml:space="preserve"> </w:t>
       </w:r>
-      <w:hyperlink r:id="rId27" w:history="1">
+      <w:hyperlink r:id="rId29" w:history="1">
         <w:r>
           <w:rPr>
             <w:rStyle w:val="Hyperlink"/>
@@ -10110,7 +10261,7 @@
       <w:r>
         <w:t xml:space="preserve">: </w:t>
       </w:r>
-      <w:hyperlink r:id="rId28" w:history="1">
+      <w:hyperlink r:id="rId30" w:history="1">
         <w:r>
           <w:rPr>
             <w:rStyle w:val="Hyperlink"/>

--- a/Articles.docx
+++ b/Articles.docx
@@ -19,8 +19,9 @@
           <w:sz w:val="32"/>
           <w:szCs w:val="32"/>
         </w:rPr>
-        <w:t xml:space="preserve">Some articles </w:t>
-      </w:r>
+        <w:t xml:space="preserve">Some </w:t>
+      </w:r>
+      <w:proofErr w:type="spellStart"/>
       <w:r>
         <w:rPr>
           <w:b/>
@@ -29,8 +30,9 @@
           <w:sz w:val="32"/>
           <w:szCs w:val="32"/>
         </w:rPr>
-        <w:t xml:space="preserve">about </w:t>
-      </w:r>
+        <w:t>articles</w:t>
+      </w:r>
+      <w:proofErr w:type="spellEnd"/>
       <w:r>
         <w:rPr>
           <w:b/>
@@ -39,8 +41,9 @@
           <w:sz w:val="32"/>
           <w:szCs w:val="32"/>
         </w:rPr>
-        <w:t>‘</w:t>
-      </w:r>
+        <w:t xml:space="preserve"> </w:t>
+      </w:r>
+      <w:proofErr w:type="spellStart"/>
       <w:r>
         <w:rPr>
           <w:b/>
@@ -49,8 +52,63 @@
           <w:sz w:val="32"/>
           <w:szCs w:val="32"/>
         </w:rPr>
-        <w:t>Decreasing Universe Theory</w:t>
-      </w:r>
+        <w:t>about</w:t>
+      </w:r>
+      <w:proofErr w:type="spellEnd"/>
+      <w:r>
+        <w:rPr>
+          <w:b/>
+          <w:bCs/>
+          <w:color w:val="7030A0"/>
+          <w:sz w:val="32"/>
+          <w:szCs w:val="32"/>
+        </w:rPr>
+        <w:t xml:space="preserve"> </w:t>
+      </w:r>
+      <w:r>
+        <w:rPr>
+          <w:b/>
+          <w:bCs/>
+          <w:color w:val="7030A0"/>
+          <w:sz w:val="32"/>
+          <w:szCs w:val="32"/>
+        </w:rPr>
+        <w:t>‘</w:t>
+      </w:r>
+      <w:proofErr w:type="spellStart"/>
+      <w:r>
+        <w:rPr>
+          <w:b/>
+          <w:bCs/>
+          <w:color w:val="7030A0"/>
+          <w:sz w:val="32"/>
+          <w:szCs w:val="32"/>
+        </w:rPr>
+        <w:t>Decreasing</w:t>
+      </w:r>
+      <w:proofErr w:type="spellEnd"/>
+      <w:r>
+        <w:rPr>
+          <w:b/>
+          <w:bCs/>
+          <w:color w:val="7030A0"/>
+          <w:sz w:val="32"/>
+          <w:szCs w:val="32"/>
+        </w:rPr>
+        <w:t xml:space="preserve"> Universe </w:t>
+      </w:r>
+      <w:proofErr w:type="spellStart"/>
+      <w:r>
+        <w:rPr>
+          <w:b/>
+          <w:bCs/>
+          <w:color w:val="7030A0"/>
+          <w:sz w:val="32"/>
+          <w:szCs w:val="32"/>
+        </w:rPr>
+        <w:t>Theory</w:t>
+      </w:r>
+      <w:proofErr w:type="spellEnd"/>
       <w:r>
         <w:rPr>
           <w:b/>
@@ -151,8 +209,45 @@
           <w:color w:val="00B0F0"/>
         </w:rPr>
       </w:pPr>
-      <w:r>
-        <w:t>Here are some links to articles I have written.</w:t>
+      <w:proofErr w:type="spellStart"/>
+      <w:r>
+        <w:t>Here</w:t>
+      </w:r>
+      <w:proofErr w:type="spellEnd"/>
+      <w:r>
+        <w:t xml:space="preserve"> are some links </w:t>
+      </w:r>
+      <w:proofErr w:type="spellStart"/>
+      <w:r>
+        <w:t>to</w:t>
+      </w:r>
+      <w:proofErr w:type="spellEnd"/>
+      <w:r>
+        <w:t xml:space="preserve"> </w:t>
+      </w:r>
+      <w:proofErr w:type="spellStart"/>
+      <w:r>
+        <w:t>articles</w:t>
+      </w:r>
+      <w:proofErr w:type="spellEnd"/>
+      <w:r>
+        <w:t xml:space="preserve"> I </w:t>
+      </w:r>
+      <w:proofErr w:type="spellStart"/>
+      <w:r>
+        <w:t>have</w:t>
+      </w:r>
+      <w:proofErr w:type="spellEnd"/>
+      <w:r>
+        <w:t xml:space="preserve"> </w:t>
+      </w:r>
+      <w:proofErr w:type="spellStart"/>
+      <w:r>
+        <w:t>written</w:t>
+      </w:r>
+      <w:proofErr w:type="spellEnd"/>
+      <w:r>
+        <w:t>.</w:t>
       </w:r>
     </w:p>
     <w:p>
@@ -175,7 +270,151 @@
           <w:i/>
           <w:iCs/>
         </w:rPr>
-        <w:t xml:space="preserve">It is interesting to first read the theory summarized by </w:t>
+        <w:t xml:space="preserve">It </w:t>
+      </w:r>
+      <w:proofErr w:type="spellStart"/>
+      <w:r>
+        <w:rPr>
+          <w:i/>
+          <w:iCs/>
+        </w:rPr>
+        <w:t>is</w:t>
+      </w:r>
+      <w:proofErr w:type="spellEnd"/>
+      <w:r>
+        <w:rPr>
+          <w:i/>
+          <w:iCs/>
+        </w:rPr>
+        <w:t xml:space="preserve"> </w:t>
+      </w:r>
+      <w:proofErr w:type="spellStart"/>
+      <w:r>
+        <w:rPr>
+          <w:i/>
+          <w:iCs/>
+        </w:rPr>
+        <w:t>interesting</w:t>
+      </w:r>
+      <w:proofErr w:type="spellEnd"/>
+      <w:r>
+        <w:rPr>
+          <w:i/>
+          <w:iCs/>
+        </w:rPr>
+        <w:t xml:space="preserve"> </w:t>
+      </w:r>
+      <w:proofErr w:type="spellStart"/>
+      <w:r>
+        <w:rPr>
+          <w:i/>
+          <w:iCs/>
+        </w:rPr>
+        <w:t>to</w:t>
+      </w:r>
+      <w:proofErr w:type="spellEnd"/>
+      <w:r>
+        <w:rPr>
+          <w:i/>
+          <w:iCs/>
+        </w:rPr>
+        <w:t xml:space="preserve"> </w:t>
+      </w:r>
+      <w:proofErr w:type="spellStart"/>
+      <w:r>
+        <w:rPr>
+          <w:i/>
+          <w:iCs/>
+        </w:rPr>
+        <w:t>first</w:t>
+      </w:r>
+      <w:proofErr w:type="spellEnd"/>
+      <w:r>
+        <w:rPr>
+          <w:i/>
+          <w:iCs/>
+        </w:rPr>
+        <w:t xml:space="preserve"> </w:t>
+      </w:r>
+      <w:proofErr w:type="spellStart"/>
+      <w:r>
+        <w:rPr>
+          <w:i/>
+          <w:iCs/>
+        </w:rPr>
+        <w:t>read</w:t>
+      </w:r>
+      <w:proofErr w:type="spellEnd"/>
+      <w:r>
+        <w:rPr>
+          <w:i/>
+          <w:iCs/>
+        </w:rPr>
+        <w:t xml:space="preserve"> </w:t>
+      </w:r>
+      <w:proofErr w:type="spellStart"/>
+      <w:r>
+        <w:rPr>
+          <w:i/>
+          <w:iCs/>
+        </w:rPr>
+        <w:t>the</w:t>
+      </w:r>
+      <w:proofErr w:type="spellEnd"/>
+      <w:r>
+        <w:rPr>
+          <w:i/>
+          <w:iCs/>
+        </w:rPr>
+        <w:t xml:space="preserve"> </w:t>
+      </w:r>
+      <w:proofErr w:type="spellStart"/>
+      <w:r>
+        <w:rPr>
+          <w:i/>
+          <w:iCs/>
+        </w:rPr>
+        <w:t>theory</w:t>
+      </w:r>
+      <w:proofErr w:type="spellEnd"/>
+      <w:r>
+        <w:rPr>
+          <w:i/>
+          <w:iCs/>
+        </w:rPr>
+        <w:t xml:space="preserve"> </w:t>
+      </w:r>
+      <w:proofErr w:type="spellStart"/>
+      <w:r>
+        <w:rPr>
+          <w:i/>
+          <w:iCs/>
+        </w:rPr>
+        <w:t>summarized</w:t>
+      </w:r>
+      <w:proofErr w:type="spellEnd"/>
+      <w:r>
+        <w:rPr>
+          <w:i/>
+          <w:iCs/>
+        </w:rPr>
+        <w:t xml:space="preserve"> </w:t>
+      </w:r>
+      <w:proofErr w:type="spellStart"/>
+      <w:r>
+        <w:rPr>
+          <w:i/>
+          <w:iCs/>
+        </w:rPr>
+        <w:t>by</w:t>
+      </w:r>
+      <w:proofErr w:type="spellEnd"/>
+      <w:r>
+        <w:rPr>
+          <w:i/>
+          <w:iCs/>
+        </w:rPr>
+        <w:t xml:space="preserve"> </w:t>
       </w:r>
       <w:r>
         <w:rPr>
@@ -213,9 +452,47 @@
     </w:p>
     <w:p/>
     <w:p>
-      <w:r>
-        <w:t xml:space="preserve">You can listen to the </w:t>
-      </w:r>
+      <w:proofErr w:type="spellStart"/>
+      <w:r>
+        <w:t>You</w:t>
+      </w:r>
+      <w:proofErr w:type="spellEnd"/>
+      <w:r>
+        <w:t xml:space="preserve"> </w:t>
+      </w:r>
+      <w:proofErr w:type="spellStart"/>
+      <w:r>
+        <w:t>can</w:t>
+      </w:r>
+      <w:proofErr w:type="spellEnd"/>
+      <w:r>
+        <w:t xml:space="preserve"> </w:t>
+      </w:r>
+      <w:proofErr w:type="spellStart"/>
+      <w:r>
+        <w:t>listen</w:t>
+      </w:r>
+      <w:proofErr w:type="spellEnd"/>
+      <w:r>
+        <w:t xml:space="preserve"> </w:t>
+      </w:r>
+      <w:proofErr w:type="spellStart"/>
+      <w:r>
+        <w:t>to</w:t>
+      </w:r>
+      <w:proofErr w:type="spellEnd"/>
+      <w:r>
+        <w:t xml:space="preserve"> </w:t>
+      </w:r>
+      <w:proofErr w:type="spellStart"/>
+      <w:r>
+        <w:t>the</w:t>
+      </w:r>
+      <w:proofErr w:type="spellEnd"/>
+      <w:r>
+        <w:t xml:space="preserve"> </w:t>
+      </w:r>
+      <w:proofErr w:type="spellStart"/>
       <w:r>
         <w:rPr>
           <w:b/>
@@ -230,12 +507,19 @@
         </w:rPr>
         <w:t>udio</w:t>
       </w:r>
-      <w:r>
-        <w:t xml:space="preserve"> summary</w:t>
-      </w:r>
+      <w:proofErr w:type="spellEnd"/>
+      <w:r>
+        <w:t xml:space="preserve"> </w:t>
+      </w:r>
+      <w:proofErr w:type="spellStart"/>
+      <w:r>
+        <w:t>summary</w:t>
+      </w:r>
+      <w:proofErr w:type="spellEnd"/>
       <w:r>
         <w:t xml:space="preserve"> (</w:t>
       </w:r>
+      <w:proofErr w:type="spellStart"/>
       <w:r>
         <w:rPr>
           <w:b/>
@@ -243,25 +527,14 @@
         </w:rPr>
         <w:t>English</w:t>
       </w:r>
+      <w:proofErr w:type="spellEnd"/>
       <w:r>
         <w:t>):</w:t>
       </w:r>
     </w:p>
     <w:p>
       <w:r>
-        <w:t>Short</w:t>
-      </w:r>
-      <w:r>
-        <w:t xml:space="preserve"> </w:t>
-      </w:r>
-      <w:r>
-        <w:t>(6min):</w:t>
-      </w:r>
-      <w:r>
-        <w:t xml:space="preserve">        </w:t>
-      </w:r>
-      <w:r>
-        <w:t xml:space="preserve"> </w:t>
+        <w:t xml:space="preserve">Short (6min):         </w:t>
       </w:r>
       <w:hyperlink r:id="rId5" w:history="1">
         <w:r>
@@ -274,19 +547,111 @@
       <w:r>
         <w:br/>
       </w:r>
-      <w:r>
-        <w:t xml:space="preserve">Medium </w:t>
-      </w:r>
+      <w:proofErr w:type="spellStart"/>
+      <w:r>
+        <w:t>Medium</w:t>
+      </w:r>
+      <w:proofErr w:type="spellEnd"/>
+      <w:r>
+        <w:t xml:space="preserve"> (17min): </w:t>
+      </w:r>
+      <w:hyperlink r:id="rId6" w:history="1">
+        <w:r>
+          <w:rPr>
+            <w:rStyle w:val="Hyperlink"/>
+          </w:rPr>
+          <w:t>https://jocaxx.github.io/DUniverse/Abstract/DUT_ENG_2.m4a</w:t>
+        </w:r>
+      </w:hyperlink>
+      <w:r>
+        <w:br/>
+      </w:r>
+    </w:p>
+    <w:p>
+      <w:proofErr w:type="spellStart"/>
+      <w:r>
+        <w:t>You</w:t>
+      </w:r>
+      <w:proofErr w:type="spellEnd"/>
+      <w:r>
+        <w:t xml:space="preserve"> </w:t>
+      </w:r>
+      <w:proofErr w:type="spellStart"/>
+      <w:r>
+        <w:t>can</w:t>
+      </w:r>
+      <w:proofErr w:type="spellEnd"/>
+      <w:r>
+        <w:t xml:space="preserve"> </w:t>
+      </w:r>
+      <w:proofErr w:type="spellStart"/>
+      <w:r>
+        <w:t>see</w:t>
+      </w:r>
+      <w:proofErr w:type="spellEnd"/>
+      <w:r>
+        <w:t xml:space="preserve"> </w:t>
+      </w:r>
+      <w:proofErr w:type="spellStart"/>
+      <w:r>
+        <w:t>to</w:t>
+      </w:r>
+      <w:proofErr w:type="spellEnd"/>
+      <w:r>
+        <w:t xml:space="preserve"> </w:t>
+      </w:r>
+      <w:proofErr w:type="spellStart"/>
+      <w:r>
+        <w:t>the</w:t>
+      </w:r>
+      <w:proofErr w:type="spellEnd"/>
+      <w:r>
+        <w:t xml:space="preserve"> </w:t>
+      </w:r>
+      <w:proofErr w:type="spellStart"/>
+      <w:r>
+        <w:rPr>
+          <w:b/>
+          <w:bCs/>
+        </w:rPr>
+        <w:t>Video</w:t>
+      </w:r>
+      <w:proofErr w:type="spellEnd"/>
+      <w:r>
+        <w:t xml:space="preserve"> </w:t>
+      </w:r>
+      <w:proofErr w:type="spellStart"/>
+      <w:r>
+        <w:t>summary</w:t>
+      </w:r>
+      <w:proofErr w:type="spellEnd"/>
+      <w:r>
+        <w:t xml:space="preserve"> (</w:t>
+      </w:r>
+      <w:proofErr w:type="spellStart"/>
+      <w:r>
+        <w:rPr>
+          <w:b/>
+          <w:bCs/>
+        </w:rPr>
+        <w:t>English</w:t>
+      </w:r>
+      <w:proofErr w:type="spellEnd"/>
+      <w:r>
+        <w:t>):</w:t>
+      </w:r>
+    </w:p>
+    <w:p>
       <w:r>
         <w:t>(</w:t>
       </w:r>
       <w:r>
-        <w:t>17</w:t>
-      </w:r>
-      <w:r>
-        <w:t xml:space="preserve">min): </w:t>
-      </w:r>
-      <w:hyperlink r:id="rId6" w:history="1">
+        <w:t>9</w:t>
+      </w:r>
+      <w:r>
+        <w:t xml:space="preserve">min):         </w:t>
+      </w:r>
+      <w:hyperlink r:id="rId7" w:history="1">
         <w:r>
           <w:rPr>
             <w:rStyle w:val="Hyperlink"/>
@@ -297,26 +662,47 @@
           <w:rPr>
             <w:rStyle w:val="Hyperlink"/>
           </w:rPr>
-          <w:t>2</w:t>
+          <w:t>VIDEO</w:t>
         </w:r>
         <w:r>
           <w:rPr>
             <w:rStyle w:val="Hyperlink"/>
           </w:rPr>
-          <w:t>.m4a</w:t>
+          <w:t>.m</w:t>
+        </w:r>
+        <w:r>
+          <w:rPr>
+            <w:rStyle w:val="Hyperlink"/>
+          </w:rPr>
+          <w:t>p4</w:t>
         </w:r>
       </w:hyperlink>
-      <w:r>
-        <w:br/>
-      </w:r>
     </w:p>
     <w:p>
       <w:r>
-        <w:t>Audio (Portuguese):</w:t>
+        <w:br/>
       </w:r>
     </w:p>
     <w:p>
-      <w:hyperlink r:id="rId7" w:history="1">
+      <w:proofErr w:type="spellStart"/>
+      <w:r>
+        <w:t>Audio</w:t>
+      </w:r>
+      <w:proofErr w:type="spellEnd"/>
+      <w:r>
+        <w:t xml:space="preserve"> (</w:t>
+      </w:r>
+      <w:proofErr w:type="spellStart"/>
+      <w:r>
+        <w:t>Portuguese</w:t>
+      </w:r>
+      <w:proofErr w:type="spellEnd"/>
+      <w:r>
+        <w:t>):</w:t>
+      </w:r>
+    </w:p>
+    <w:p>
+      <w:hyperlink r:id="rId8" w:history="1">
         <w:r>
           <w:rPr>
             <w:rStyle w:val="Hyperlink"/>
@@ -355,8 +741,21 @@
         <w:t>)</w:t>
       </w:r>
       <w:r>
-        <w:t xml:space="preserve"> = Very Important</w:t>
-      </w:r>
+        <w:t xml:space="preserve"> = </w:t>
+      </w:r>
+      <w:proofErr w:type="spellStart"/>
+      <w:r>
+        <w:t>Very</w:t>
+      </w:r>
+      <w:proofErr w:type="spellEnd"/>
+      <w:r>
+        <w:t xml:space="preserve"> </w:t>
+      </w:r>
+      <w:proofErr w:type="spellStart"/>
+      <w:r>
+        <w:t>Important</w:t>
+      </w:r>
+      <w:proofErr w:type="spellEnd"/>
     </w:p>
     <w:p>
       <w:pPr>
@@ -416,35 +815,147 @@
         </w:rPr>
         <w:t>)</w:t>
       </w:r>
-      <w:r>
-        <w:rPr>
-          <w:b/>
-          <w:bCs/>
-          <w:color w:val="0070C0"/>
-          <w:sz w:val="28"/>
-          <w:szCs w:val="28"/>
-        </w:rPr>
-        <w:t>Decreasing Universe</w:t>
-      </w:r>
-      <w:r>
-        <w:rPr>
-          <w:b/>
-          <w:bCs/>
-          <w:color w:val="0070C0"/>
-          <w:sz w:val="28"/>
-          <w:szCs w:val="28"/>
-        </w:rPr>
-        <w:t xml:space="preserve"> Theory</w:t>
-      </w:r>
-      <w:r>
-        <w:rPr>
-          <w:b/>
-          <w:bCs/>
-          <w:color w:val="0070C0"/>
-          <w:sz w:val="28"/>
-          <w:szCs w:val="28"/>
-        </w:rPr>
-        <w:t xml:space="preserve">: Cosmological Time Dilation and the SN1A Explosion </w:t>
+      <w:proofErr w:type="spellStart"/>
+      <w:r>
+        <w:rPr>
+          <w:b/>
+          <w:bCs/>
+          <w:color w:val="0070C0"/>
+          <w:sz w:val="28"/>
+          <w:szCs w:val="28"/>
+        </w:rPr>
+        <w:t>Decreasing</w:t>
+      </w:r>
+      <w:proofErr w:type="spellEnd"/>
+      <w:r>
+        <w:rPr>
+          <w:b/>
+          <w:bCs/>
+          <w:color w:val="0070C0"/>
+          <w:sz w:val="28"/>
+          <w:szCs w:val="28"/>
+        </w:rPr>
+        <w:t xml:space="preserve"> Universe</w:t>
+      </w:r>
+      <w:r>
+        <w:rPr>
+          <w:b/>
+          <w:bCs/>
+          <w:color w:val="0070C0"/>
+          <w:sz w:val="28"/>
+          <w:szCs w:val="28"/>
+        </w:rPr>
+        <w:t xml:space="preserve"> </w:t>
+      </w:r>
+      <w:proofErr w:type="spellStart"/>
+      <w:r>
+        <w:rPr>
+          <w:b/>
+          <w:bCs/>
+          <w:color w:val="0070C0"/>
+          <w:sz w:val="28"/>
+          <w:szCs w:val="28"/>
+        </w:rPr>
+        <w:t>Theory</w:t>
+      </w:r>
+      <w:proofErr w:type="spellEnd"/>
+      <w:r>
+        <w:rPr>
+          <w:b/>
+          <w:bCs/>
+          <w:color w:val="0070C0"/>
+          <w:sz w:val="28"/>
+          <w:szCs w:val="28"/>
+        </w:rPr>
+        <w:t xml:space="preserve">: </w:t>
+      </w:r>
+      <w:proofErr w:type="spellStart"/>
+      <w:r>
+        <w:rPr>
+          <w:b/>
+          <w:bCs/>
+          <w:color w:val="0070C0"/>
+          <w:sz w:val="28"/>
+          <w:szCs w:val="28"/>
+        </w:rPr>
+        <w:t>Cosmological</w:t>
+      </w:r>
+      <w:proofErr w:type="spellEnd"/>
+      <w:r>
+        <w:rPr>
+          <w:b/>
+          <w:bCs/>
+          <w:color w:val="0070C0"/>
+          <w:sz w:val="28"/>
+          <w:szCs w:val="28"/>
+        </w:rPr>
+        <w:t xml:space="preserve"> Time </w:t>
+      </w:r>
+      <w:proofErr w:type="spellStart"/>
+      <w:r>
+        <w:rPr>
+          <w:b/>
+          <w:bCs/>
+          <w:color w:val="0070C0"/>
+          <w:sz w:val="28"/>
+          <w:szCs w:val="28"/>
+        </w:rPr>
+        <w:t>Dilation</w:t>
+      </w:r>
+      <w:proofErr w:type="spellEnd"/>
+      <w:r>
+        <w:rPr>
+          <w:b/>
+          <w:bCs/>
+          <w:color w:val="0070C0"/>
+          <w:sz w:val="28"/>
+          <w:szCs w:val="28"/>
+        </w:rPr>
+        <w:t xml:space="preserve"> </w:t>
+      </w:r>
+      <w:proofErr w:type="spellStart"/>
+      <w:r>
+        <w:rPr>
+          <w:b/>
+          <w:bCs/>
+          <w:color w:val="0070C0"/>
+          <w:sz w:val="28"/>
+          <w:szCs w:val="28"/>
+        </w:rPr>
+        <w:t>and</w:t>
+      </w:r>
+      <w:proofErr w:type="spellEnd"/>
+      <w:r>
+        <w:rPr>
+          <w:b/>
+          <w:bCs/>
+          <w:color w:val="0070C0"/>
+          <w:sz w:val="28"/>
+          <w:szCs w:val="28"/>
+        </w:rPr>
+        <w:t xml:space="preserve"> </w:t>
+      </w:r>
+      <w:proofErr w:type="spellStart"/>
+      <w:r>
+        <w:rPr>
+          <w:b/>
+          <w:bCs/>
+          <w:color w:val="0070C0"/>
+          <w:sz w:val="28"/>
+          <w:szCs w:val="28"/>
+        </w:rPr>
+        <w:t>the</w:t>
+      </w:r>
+      <w:proofErr w:type="spellEnd"/>
+      <w:r>
+        <w:rPr>
+          <w:b/>
+          <w:bCs/>
+          <w:color w:val="0070C0"/>
+          <w:sz w:val="28"/>
+          <w:szCs w:val="28"/>
+        </w:rPr>
+        <w:t xml:space="preserve"> SN1A Explosion </w:t>
       </w:r>
     </w:p>
     <w:p>
@@ -455,7 +966,336 @@
         </w:pBdr>
       </w:pPr>
       <w:r>
-        <w:t>“We will show that, within the “Decreasing Universe Theory” (DUT), time inside a gravitational field is altered in the same way as spatial distance measurement scales. At the cosmic level (timescales of millions of years), this effect becomes perceptible and explains the variation in the measured duration of Type Ia Supernova (SN1A) explosions.”</w:t>
+        <w:t>“</w:t>
+      </w:r>
+      <w:proofErr w:type="spellStart"/>
+      <w:r>
+        <w:t>We</w:t>
+      </w:r>
+      <w:proofErr w:type="spellEnd"/>
+      <w:r>
+        <w:t xml:space="preserve"> </w:t>
+      </w:r>
+      <w:proofErr w:type="spellStart"/>
+      <w:r>
+        <w:t>will</w:t>
+      </w:r>
+      <w:proofErr w:type="spellEnd"/>
+      <w:r>
+        <w:t xml:space="preserve"> show </w:t>
+      </w:r>
+      <w:proofErr w:type="spellStart"/>
+      <w:r>
+        <w:t>that</w:t>
+      </w:r>
+      <w:proofErr w:type="spellEnd"/>
+      <w:r>
+        <w:t xml:space="preserve">, </w:t>
+      </w:r>
+      <w:proofErr w:type="spellStart"/>
+      <w:r>
+        <w:t>within</w:t>
+      </w:r>
+      <w:proofErr w:type="spellEnd"/>
+      <w:r>
+        <w:t xml:space="preserve"> </w:t>
+      </w:r>
+      <w:proofErr w:type="spellStart"/>
+      <w:r>
+        <w:t>the</w:t>
+      </w:r>
+      <w:proofErr w:type="spellEnd"/>
+      <w:r>
+        <w:t xml:space="preserve"> “</w:t>
+      </w:r>
+      <w:proofErr w:type="spellStart"/>
+      <w:r>
+        <w:t>Decreasing</w:t>
+      </w:r>
+      <w:proofErr w:type="spellEnd"/>
+      <w:r>
+        <w:t xml:space="preserve"> Universe </w:t>
+      </w:r>
+      <w:proofErr w:type="spellStart"/>
+      <w:r>
+        <w:t>Theory</w:t>
+      </w:r>
+      <w:proofErr w:type="spellEnd"/>
+      <w:r>
+        <w:t xml:space="preserve">” (DUT), time </w:t>
+      </w:r>
+      <w:proofErr w:type="spellStart"/>
+      <w:r>
+        <w:t>inside</w:t>
+      </w:r>
+      <w:proofErr w:type="spellEnd"/>
+      <w:r>
+        <w:t xml:space="preserve"> a </w:t>
+      </w:r>
+      <w:proofErr w:type="spellStart"/>
+      <w:r>
+        <w:t>gravitational</w:t>
+      </w:r>
+      <w:proofErr w:type="spellEnd"/>
+      <w:r>
+        <w:t xml:space="preserve"> </w:t>
+      </w:r>
+      <w:proofErr w:type="spellStart"/>
+      <w:r>
+        <w:t>field</w:t>
+      </w:r>
+      <w:proofErr w:type="spellEnd"/>
+      <w:r>
+        <w:t xml:space="preserve"> </w:t>
+      </w:r>
+      <w:proofErr w:type="spellStart"/>
+      <w:r>
+        <w:t>is</w:t>
+      </w:r>
+      <w:proofErr w:type="spellEnd"/>
+      <w:r>
+        <w:t xml:space="preserve"> </w:t>
+      </w:r>
+      <w:proofErr w:type="spellStart"/>
+      <w:r>
+        <w:t>altered</w:t>
+      </w:r>
+      <w:proofErr w:type="spellEnd"/>
+      <w:r>
+        <w:t xml:space="preserve"> in </w:t>
+      </w:r>
+      <w:proofErr w:type="spellStart"/>
+      <w:r>
+        <w:t>the</w:t>
+      </w:r>
+      <w:proofErr w:type="spellEnd"/>
+      <w:r>
+        <w:t xml:space="preserve"> </w:t>
+      </w:r>
+      <w:proofErr w:type="spellStart"/>
+      <w:r>
+        <w:t>same</w:t>
+      </w:r>
+      <w:proofErr w:type="spellEnd"/>
+      <w:r>
+        <w:t xml:space="preserve"> </w:t>
+      </w:r>
+      <w:proofErr w:type="spellStart"/>
+      <w:r>
+        <w:t>way</w:t>
+      </w:r>
+      <w:proofErr w:type="spellEnd"/>
+      <w:r>
+        <w:t xml:space="preserve"> as </w:t>
+      </w:r>
+      <w:proofErr w:type="spellStart"/>
+      <w:r>
+        <w:t>spatial</w:t>
+      </w:r>
+      <w:proofErr w:type="spellEnd"/>
+      <w:r>
+        <w:t xml:space="preserve"> </w:t>
+      </w:r>
+      <w:proofErr w:type="spellStart"/>
+      <w:r>
+        <w:t>distance</w:t>
+      </w:r>
+      <w:proofErr w:type="spellEnd"/>
+      <w:r>
+        <w:t xml:space="preserve"> </w:t>
+      </w:r>
+      <w:proofErr w:type="spellStart"/>
+      <w:r>
+        <w:t>measurement</w:t>
+      </w:r>
+      <w:proofErr w:type="spellEnd"/>
+      <w:r>
+        <w:t xml:space="preserve"> </w:t>
+      </w:r>
+      <w:proofErr w:type="spellStart"/>
+      <w:r>
+        <w:t>scales</w:t>
+      </w:r>
+      <w:proofErr w:type="spellEnd"/>
+      <w:r>
+        <w:t xml:space="preserve">. At </w:t>
+      </w:r>
+      <w:proofErr w:type="spellStart"/>
+      <w:r>
+        <w:t>the</w:t>
+      </w:r>
+      <w:proofErr w:type="spellEnd"/>
+      <w:r>
+        <w:t xml:space="preserve"> </w:t>
+      </w:r>
+      <w:proofErr w:type="spellStart"/>
+      <w:r>
+        <w:t>cosmic</w:t>
+      </w:r>
+      <w:proofErr w:type="spellEnd"/>
+      <w:r>
+        <w:t xml:space="preserve"> </w:t>
+      </w:r>
+      <w:proofErr w:type="spellStart"/>
+      <w:r>
+        <w:t>level</w:t>
+      </w:r>
+      <w:proofErr w:type="spellEnd"/>
+      <w:r>
+        <w:t xml:space="preserve"> (</w:t>
+      </w:r>
+      <w:proofErr w:type="spellStart"/>
+      <w:r>
+        <w:t>timescales</w:t>
+      </w:r>
+      <w:proofErr w:type="spellEnd"/>
+      <w:r>
+        <w:t xml:space="preserve"> </w:t>
+      </w:r>
+      <w:proofErr w:type="spellStart"/>
+      <w:r>
+        <w:t>of</w:t>
+      </w:r>
+      <w:proofErr w:type="spellEnd"/>
+      <w:r>
+        <w:t xml:space="preserve"> </w:t>
+      </w:r>
+      <w:proofErr w:type="spellStart"/>
+      <w:r>
+        <w:t>millions</w:t>
+      </w:r>
+      <w:proofErr w:type="spellEnd"/>
+      <w:r>
+        <w:t xml:space="preserve"> </w:t>
+      </w:r>
+      <w:proofErr w:type="spellStart"/>
+      <w:r>
+        <w:t>of</w:t>
+      </w:r>
+      <w:proofErr w:type="spellEnd"/>
+      <w:r>
+        <w:t xml:space="preserve"> </w:t>
+      </w:r>
+      <w:proofErr w:type="spellStart"/>
+      <w:r>
+        <w:t>years</w:t>
+      </w:r>
+      <w:proofErr w:type="spellEnd"/>
+      <w:r>
+        <w:t xml:space="preserve">), </w:t>
+      </w:r>
+      <w:proofErr w:type="spellStart"/>
+      <w:r>
+        <w:t>this</w:t>
+      </w:r>
+      <w:proofErr w:type="spellEnd"/>
+      <w:r>
+        <w:t xml:space="preserve"> </w:t>
+      </w:r>
+      <w:proofErr w:type="spellStart"/>
+      <w:r>
+        <w:t>effect</w:t>
+      </w:r>
+      <w:proofErr w:type="spellEnd"/>
+      <w:r>
+        <w:t xml:space="preserve"> </w:t>
+      </w:r>
+      <w:proofErr w:type="spellStart"/>
+      <w:r>
+        <w:t>becomes</w:t>
+      </w:r>
+      <w:proofErr w:type="spellEnd"/>
+      <w:r>
+        <w:t xml:space="preserve"> </w:t>
+      </w:r>
+      <w:proofErr w:type="spellStart"/>
+      <w:r>
+        <w:t>perceptible</w:t>
+      </w:r>
+      <w:proofErr w:type="spellEnd"/>
+      <w:r>
+        <w:t xml:space="preserve"> </w:t>
+      </w:r>
+      <w:proofErr w:type="spellStart"/>
+      <w:r>
+        <w:t>and</w:t>
+      </w:r>
+      <w:proofErr w:type="spellEnd"/>
+      <w:r>
+        <w:t xml:space="preserve"> </w:t>
+      </w:r>
+      <w:proofErr w:type="spellStart"/>
+      <w:r>
+        <w:lastRenderedPageBreak/>
+        <w:t>explains</w:t>
+      </w:r>
+      <w:proofErr w:type="spellEnd"/>
+      <w:r>
+        <w:t xml:space="preserve"> </w:t>
+      </w:r>
+      <w:proofErr w:type="spellStart"/>
+      <w:r>
+        <w:t>the</w:t>
+      </w:r>
+      <w:proofErr w:type="spellEnd"/>
+      <w:r>
+        <w:t xml:space="preserve"> </w:t>
+      </w:r>
+      <w:proofErr w:type="spellStart"/>
+      <w:r>
+        <w:t>variation</w:t>
+      </w:r>
+      <w:proofErr w:type="spellEnd"/>
+      <w:r>
+        <w:t xml:space="preserve"> in </w:t>
+      </w:r>
+      <w:proofErr w:type="spellStart"/>
+      <w:r>
+        <w:t>the</w:t>
+      </w:r>
+      <w:proofErr w:type="spellEnd"/>
+      <w:r>
+        <w:t xml:space="preserve"> </w:t>
+      </w:r>
+      <w:proofErr w:type="spellStart"/>
+      <w:r>
+        <w:t>measured</w:t>
+      </w:r>
+      <w:proofErr w:type="spellEnd"/>
+      <w:r>
+        <w:t xml:space="preserve"> </w:t>
+      </w:r>
+      <w:proofErr w:type="spellStart"/>
+      <w:r>
+        <w:t>duration</w:t>
+      </w:r>
+      <w:proofErr w:type="spellEnd"/>
+      <w:r>
+        <w:t xml:space="preserve"> </w:t>
+      </w:r>
+      <w:proofErr w:type="spellStart"/>
+      <w:r>
+        <w:t>of</w:t>
+      </w:r>
+      <w:proofErr w:type="spellEnd"/>
+      <w:r>
+        <w:t xml:space="preserve"> </w:t>
+      </w:r>
+      <w:proofErr w:type="spellStart"/>
+      <w:r>
+        <w:t>Type</w:t>
+      </w:r>
+      <w:proofErr w:type="spellEnd"/>
+      <w:r>
+        <w:t xml:space="preserve"> Ia Supernova (SN1A) </w:t>
+      </w:r>
+      <w:proofErr w:type="spellStart"/>
+      <w:r>
+        <w:t>explosions</w:t>
+      </w:r>
+      <w:proofErr w:type="spellEnd"/>
+      <w:r>
+        <w:t>.”</w:t>
       </w:r>
       <w:r>
         <w:t>(</w:t>
@@ -477,7 +1317,7 @@
           <w:bottom w:val="single" w:sz="6" w:space="1" w:color="auto"/>
         </w:pBdr>
       </w:pPr>
-      <w:hyperlink r:id="rId8" w:history="1">
+      <w:hyperlink r:id="rId9" w:history="1">
         <w:r>
           <w:rPr>
             <w:rStyle w:val="Hyperlink"/>
@@ -504,7 +1344,6 @@
     </w:p>
     <w:p>
       <w:r>
-        <w:lastRenderedPageBreak/>
         <w:t>-----------------------</w:t>
       </w:r>
     </w:p>
@@ -519,6 +1358,7 @@
           <w:szCs w:val="32"/>
         </w:rPr>
       </w:pPr>
+      <w:proofErr w:type="spellStart"/>
       <w:r>
         <w:rPr>
           <w:b/>
@@ -527,8 +1367,75 @@
           <w:sz w:val="32"/>
           <w:szCs w:val="32"/>
         </w:rPr>
-        <w:t>Decreasing Universe Theory: The Tully-Fisher Relation</w:t>
-      </w:r>
+        <w:t>Decreasing</w:t>
+      </w:r>
+      <w:proofErr w:type="spellEnd"/>
+      <w:r>
+        <w:rPr>
+          <w:b/>
+          <w:bCs/>
+          <w:color w:val="0070C0"/>
+          <w:sz w:val="32"/>
+          <w:szCs w:val="32"/>
+        </w:rPr>
+        <w:t xml:space="preserve"> Universe </w:t>
+      </w:r>
+      <w:proofErr w:type="spellStart"/>
+      <w:r>
+        <w:rPr>
+          <w:b/>
+          <w:bCs/>
+          <w:color w:val="0070C0"/>
+          <w:sz w:val="32"/>
+          <w:szCs w:val="32"/>
+        </w:rPr>
+        <w:t>Theory</w:t>
+      </w:r>
+      <w:proofErr w:type="spellEnd"/>
+      <w:r>
+        <w:rPr>
+          <w:b/>
+          <w:bCs/>
+          <w:color w:val="0070C0"/>
+          <w:sz w:val="32"/>
+          <w:szCs w:val="32"/>
+        </w:rPr>
+        <w:t xml:space="preserve">: The </w:t>
+      </w:r>
+      <w:proofErr w:type="spellStart"/>
+      <w:r>
+        <w:rPr>
+          <w:b/>
+          <w:bCs/>
+          <w:color w:val="0070C0"/>
+          <w:sz w:val="32"/>
+          <w:szCs w:val="32"/>
+        </w:rPr>
+        <w:t>Tully</w:t>
+      </w:r>
+      <w:proofErr w:type="spellEnd"/>
+      <w:r>
+        <w:rPr>
+          <w:b/>
+          <w:bCs/>
+          <w:color w:val="0070C0"/>
+          <w:sz w:val="32"/>
+          <w:szCs w:val="32"/>
+        </w:rPr>
+        <w:t xml:space="preserve">-Fisher </w:t>
+      </w:r>
+      <w:proofErr w:type="spellStart"/>
+      <w:r>
+        <w:rPr>
+          <w:b/>
+          <w:bCs/>
+          <w:color w:val="0070C0"/>
+          <w:sz w:val="32"/>
+          <w:szCs w:val="32"/>
+        </w:rPr>
+        <w:t>Relation</w:t>
+      </w:r>
+      <w:proofErr w:type="spellEnd"/>
     </w:p>
     <w:p>
       <w:pPr>
@@ -537,7 +1444,175 @@
         </w:pBdr>
       </w:pPr>
       <w:r>
-        <w:t xml:space="preserve"> “Starting from the 'Decreasing Universe Theory' (DUT), particularly from the formula that explains the dark matter illusion, we will derive the Tully-Fisher relation for spiral  galaxies.”</w:t>
+        <w:t xml:space="preserve"> “</w:t>
+      </w:r>
+      <w:proofErr w:type="spellStart"/>
+      <w:r>
+        <w:t>Starting</w:t>
+      </w:r>
+      <w:proofErr w:type="spellEnd"/>
+      <w:r>
+        <w:t xml:space="preserve"> </w:t>
+      </w:r>
+      <w:proofErr w:type="spellStart"/>
+      <w:r>
+        <w:t>from</w:t>
+      </w:r>
+      <w:proofErr w:type="spellEnd"/>
+      <w:r>
+        <w:t xml:space="preserve"> </w:t>
+      </w:r>
+      <w:proofErr w:type="spellStart"/>
+      <w:r>
+        <w:t>the</w:t>
+      </w:r>
+      <w:proofErr w:type="spellEnd"/>
+      <w:r>
+        <w:t xml:space="preserve"> '</w:t>
+      </w:r>
+      <w:proofErr w:type="spellStart"/>
+      <w:r>
+        <w:t>Decreasing</w:t>
+      </w:r>
+      <w:proofErr w:type="spellEnd"/>
+      <w:r>
+        <w:t xml:space="preserve"> Universe </w:t>
+      </w:r>
+      <w:proofErr w:type="spellStart"/>
+      <w:r>
+        <w:t>Theory</w:t>
+      </w:r>
+      <w:proofErr w:type="spellEnd"/>
+      <w:r>
+        <w:t xml:space="preserve">' (DUT), </w:t>
+      </w:r>
+      <w:proofErr w:type="spellStart"/>
+      <w:r>
+        <w:t>particularly</w:t>
+      </w:r>
+      <w:proofErr w:type="spellEnd"/>
+      <w:r>
+        <w:t xml:space="preserve"> </w:t>
+      </w:r>
+      <w:proofErr w:type="spellStart"/>
+      <w:r>
+        <w:t>from</w:t>
+      </w:r>
+      <w:proofErr w:type="spellEnd"/>
+      <w:r>
+        <w:t xml:space="preserve"> </w:t>
+      </w:r>
+      <w:proofErr w:type="spellStart"/>
+      <w:r>
+        <w:t>the</w:t>
+      </w:r>
+      <w:proofErr w:type="spellEnd"/>
+      <w:r>
+        <w:t xml:space="preserve"> formula </w:t>
+      </w:r>
+      <w:proofErr w:type="spellStart"/>
+      <w:r>
+        <w:t>that</w:t>
+      </w:r>
+      <w:proofErr w:type="spellEnd"/>
+      <w:r>
+        <w:t xml:space="preserve"> </w:t>
+      </w:r>
+      <w:proofErr w:type="spellStart"/>
+      <w:r>
+        <w:t>explains</w:t>
+      </w:r>
+      <w:proofErr w:type="spellEnd"/>
+      <w:r>
+        <w:t xml:space="preserve"> </w:t>
+      </w:r>
+      <w:proofErr w:type="spellStart"/>
+      <w:r>
+        <w:t>the</w:t>
+      </w:r>
+      <w:proofErr w:type="spellEnd"/>
+      <w:r>
+        <w:t xml:space="preserve"> </w:t>
+      </w:r>
+      <w:proofErr w:type="spellStart"/>
+      <w:r>
+        <w:t>dark</w:t>
+      </w:r>
+      <w:proofErr w:type="spellEnd"/>
+      <w:r>
+        <w:t xml:space="preserve"> </w:t>
+      </w:r>
+      <w:proofErr w:type="spellStart"/>
+      <w:r>
+        <w:t>matter</w:t>
+      </w:r>
+      <w:proofErr w:type="spellEnd"/>
+      <w:r>
+        <w:t xml:space="preserve"> </w:t>
+      </w:r>
+      <w:proofErr w:type="spellStart"/>
+      <w:r>
+        <w:t>illusion</w:t>
+      </w:r>
+      <w:proofErr w:type="spellEnd"/>
+      <w:r>
+        <w:t xml:space="preserve">, </w:t>
+      </w:r>
+      <w:proofErr w:type="spellStart"/>
+      <w:r>
+        <w:t>we</w:t>
+      </w:r>
+      <w:proofErr w:type="spellEnd"/>
+      <w:r>
+        <w:t xml:space="preserve"> </w:t>
+      </w:r>
+      <w:proofErr w:type="spellStart"/>
+      <w:r>
+        <w:t>will</w:t>
+      </w:r>
+      <w:proofErr w:type="spellEnd"/>
+      <w:r>
+        <w:t xml:space="preserve"> derive </w:t>
+      </w:r>
+      <w:proofErr w:type="spellStart"/>
+      <w:r>
+        <w:t>the</w:t>
+      </w:r>
+      <w:proofErr w:type="spellEnd"/>
+      <w:r>
+        <w:t xml:space="preserve"> </w:t>
+      </w:r>
+      <w:proofErr w:type="spellStart"/>
+      <w:r>
+        <w:t>Tully</w:t>
+      </w:r>
+      <w:proofErr w:type="spellEnd"/>
+      <w:r>
+        <w:t xml:space="preserve">-Fisher </w:t>
+      </w:r>
+      <w:proofErr w:type="spellStart"/>
+      <w:r>
+        <w:t>relation</w:t>
+      </w:r>
+      <w:proofErr w:type="spellEnd"/>
+      <w:r>
+        <w:t xml:space="preserve"> for </w:t>
+      </w:r>
+      <w:proofErr w:type="spellStart"/>
+      <w:r>
+        <w:t>spiral</w:t>
+      </w:r>
+      <w:proofErr w:type="spellEnd"/>
+      <w:r>
+        <w:t xml:space="preserve">  </w:t>
+      </w:r>
+      <w:proofErr w:type="spellStart"/>
+      <w:r>
+        <w:t>galaxies</w:t>
+      </w:r>
+      <w:proofErr w:type="spellEnd"/>
+      <w:r>
+        <w:t>.”</w:t>
       </w:r>
       <w:r>
         <w:t>(</w:t>
@@ -557,7 +1632,7 @@
       <w:r>
         <w:br/>
       </w:r>
-      <w:hyperlink r:id="rId9" w:history="1">
+      <w:hyperlink r:id="rId10" w:history="1">
         <w:r>
           <w:rPr>
             <w:rStyle w:val="Hyperlink"/>
@@ -583,16 +1658,216 @@
           <w:szCs w:val="28"/>
         </w:rPr>
       </w:pPr>
-      <w:r>
-        <w:rPr>
-          <w:b/>
-          <w:bCs/>
-          <w:color w:val="0070C0"/>
-          <w:sz w:val="28"/>
-          <w:szCs w:val="28"/>
-        </w:rPr>
-        <w:t>Analysis of Mass-Redshift Correlation in Velocity-Matched Subgroups: A Rigorous Test for the Decreasing Universe Theory</w:t>
-      </w:r>
+      <w:proofErr w:type="spellStart"/>
+      <w:r>
+        <w:rPr>
+          <w:b/>
+          <w:bCs/>
+          <w:color w:val="0070C0"/>
+          <w:sz w:val="28"/>
+          <w:szCs w:val="28"/>
+        </w:rPr>
+        <w:t>Analysis</w:t>
+      </w:r>
+      <w:proofErr w:type="spellEnd"/>
+      <w:r>
+        <w:rPr>
+          <w:b/>
+          <w:bCs/>
+          <w:color w:val="0070C0"/>
+          <w:sz w:val="28"/>
+          <w:szCs w:val="28"/>
+        </w:rPr>
+        <w:t xml:space="preserve"> </w:t>
+      </w:r>
+      <w:proofErr w:type="spellStart"/>
+      <w:r>
+        <w:rPr>
+          <w:b/>
+          <w:bCs/>
+          <w:color w:val="0070C0"/>
+          <w:sz w:val="28"/>
+          <w:szCs w:val="28"/>
+        </w:rPr>
+        <w:t>of</w:t>
+      </w:r>
+      <w:proofErr w:type="spellEnd"/>
+      <w:r>
+        <w:rPr>
+          <w:b/>
+          <w:bCs/>
+          <w:color w:val="0070C0"/>
+          <w:sz w:val="28"/>
+          <w:szCs w:val="28"/>
+        </w:rPr>
+        <w:t xml:space="preserve"> Mass-</w:t>
+      </w:r>
+      <w:proofErr w:type="spellStart"/>
+      <w:r>
+        <w:rPr>
+          <w:b/>
+          <w:bCs/>
+          <w:color w:val="0070C0"/>
+          <w:sz w:val="28"/>
+          <w:szCs w:val="28"/>
+        </w:rPr>
+        <w:t>Redshift</w:t>
+      </w:r>
+      <w:proofErr w:type="spellEnd"/>
+      <w:r>
+        <w:rPr>
+          <w:b/>
+          <w:bCs/>
+          <w:color w:val="0070C0"/>
+          <w:sz w:val="28"/>
+          <w:szCs w:val="28"/>
+        </w:rPr>
+        <w:t xml:space="preserve"> </w:t>
+      </w:r>
+      <w:proofErr w:type="spellStart"/>
+      <w:r>
+        <w:rPr>
+          <w:b/>
+          <w:bCs/>
+          <w:color w:val="0070C0"/>
+          <w:sz w:val="28"/>
+          <w:szCs w:val="28"/>
+        </w:rPr>
+        <w:t>Correlation</w:t>
+      </w:r>
+      <w:proofErr w:type="spellEnd"/>
+      <w:r>
+        <w:rPr>
+          <w:b/>
+          <w:bCs/>
+          <w:color w:val="0070C0"/>
+          <w:sz w:val="28"/>
+          <w:szCs w:val="28"/>
+        </w:rPr>
+        <w:t xml:space="preserve"> in </w:t>
+      </w:r>
+      <w:proofErr w:type="spellStart"/>
+      <w:r>
+        <w:rPr>
+          <w:b/>
+          <w:bCs/>
+          <w:color w:val="0070C0"/>
+          <w:sz w:val="28"/>
+          <w:szCs w:val="28"/>
+        </w:rPr>
+        <w:t>Velocity-Matched</w:t>
+      </w:r>
+      <w:proofErr w:type="spellEnd"/>
+      <w:r>
+        <w:rPr>
+          <w:b/>
+          <w:bCs/>
+          <w:color w:val="0070C0"/>
+          <w:sz w:val="28"/>
+          <w:szCs w:val="28"/>
+        </w:rPr>
+        <w:t xml:space="preserve"> </w:t>
+      </w:r>
+      <w:proofErr w:type="spellStart"/>
+      <w:r>
+        <w:rPr>
+          <w:b/>
+          <w:bCs/>
+          <w:color w:val="0070C0"/>
+          <w:sz w:val="28"/>
+          <w:szCs w:val="28"/>
+        </w:rPr>
+        <w:t>Subgroups</w:t>
+      </w:r>
+      <w:proofErr w:type="spellEnd"/>
+      <w:r>
+        <w:rPr>
+          <w:b/>
+          <w:bCs/>
+          <w:color w:val="0070C0"/>
+          <w:sz w:val="28"/>
+          <w:szCs w:val="28"/>
+        </w:rPr>
+        <w:t xml:space="preserve">: A </w:t>
+      </w:r>
+      <w:proofErr w:type="spellStart"/>
+      <w:r>
+        <w:rPr>
+          <w:b/>
+          <w:bCs/>
+          <w:color w:val="0070C0"/>
+          <w:sz w:val="28"/>
+          <w:szCs w:val="28"/>
+        </w:rPr>
+        <w:t>Rigorous</w:t>
+      </w:r>
+      <w:proofErr w:type="spellEnd"/>
+      <w:r>
+        <w:rPr>
+          <w:b/>
+          <w:bCs/>
+          <w:color w:val="0070C0"/>
+          <w:sz w:val="28"/>
+          <w:szCs w:val="28"/>
+        </w:rPr>
+        <w:t xml:space="preserve"> Test for </w:t>
+      </w:r>
+      <w:proofErr w:type="spellStart"/>
+      <w:r>
+        <w:rPr>
+          <w:b/>
+          <w:bCs/>
+          <w:color w:val="0070C0"/>
+          <w:sz w:val="28"/>
+          <w:szCs w:val="28"/>
+        </w:rPr>
+        <w:t>the</w:t>
+      </w:r>
+      <w:proofErr w:type="spellEnd"/>
+      <w:r>
+        <w:rPr>
+          <w:b/>
+          <w:bCs/>
+          <w:color w:val="0070C0"/>
+          <w:sz w:val="28"/>
+          <w:szCs w:val="28"/>
+        </w:rPr>
+        <w:t xml:space="preserve"> </w:t>
+      </w:r>
+      <w:proofErr w:type="spellStart"/>
+      <w:r>
+        <w:rPr>
+          <w:b/>
+          <w:bCs/>
+          <w:color w:val="0070C0"/>
+          <w:sz w:val="28"/>
+          <w:szCs w:val="28"/>
+        </w:rPr>
+        <w:t>Decreasing</w:t>
+      </w:r>
+      <w:proofErr w:type="spellEnd"/>
+      <w:r>
+        <w:rPr>
+          <w:b/>
+          <w:bCs/>
+          <w:color w:val="0070C0"/>
+          <w:sz w:val="28"/>
+          <w:szCs w:val="28"/>
+        </w:rPr>
+        <w:t xml:space="preserve"> Universe </w:t>
+      </w:r>
+      <w:proofErr w:type="spellStart"/>
+      <w:r>
+        <w:rPr>
+          <w:b/>
+          <w:bCs/>
+          <w:color w:val="0070C0"/>
+          <w:sz w:val="28"/>
+          <w:szCs w:val="28"/>
+        </w:rPr>
+        <w:t>Theory</w:t>
+      </w:r>
+      <w:proofErr w:type="spellEnd"/>
     </w:p>
     <w:p>
       <w:pPr>
@@ -621,78 +1896,1407 @@
           <w:sz w:val="22"/>
           <w:szCs w:val="22"/>
         </w:rPr>
-        <w:t>The Decreasing Universe (D.U.) theory proposes that the gravitational field induces a continuous spatial contraction, predicting that</w:t>
-      </w:r>
-      <w:r>
-        <w:rPr>
-          <w:sz w:val="22"/>
-          <w:szCs w:val="22"/>
-        </w:rPr>
-        <w:t xml:space="preserve"> </w:t>
-      </w:r>
-      <w:r>
-        <w:rPr>
-          <w:sz w:val="22"/>
-          <w:szCs w:val="22"/>
-        </w:rPr>
-        <w:t>more massive galaxies should exhibit a smaller redshift at the same distance [1]. The main obstacle to testing this prediction is the noise</w:t>
-      </w:r>
-      <w:r>
-        <w:rPr>
-          <w:sz w:val="22"/>
-          <w:szCs w:val="22"/>
-        </w:rPr>
-        <w:t xml:space="preserve"> </w:t>
-      </w:r>
-      <w:r>
-        <w:rPr>
-          <w:sz w:val="22"/>
-          <w:szCs w:val="22"/>
-        </w:rPr>
-        <w:t>introduced by the galaxies' peculiar velocities. This study applies a rigorous methodology to isolate the effect of mass by analyzing the</w:t>
-      </w:r>
-      <w:r>
-        <w:rPr>
-          <w:sz w:val="22"/>
-          <w:szCs w:val="22"/>
-        </w:rPr>
-        <w:t xml:space="preserve"> </w:t>
-      </w:r>
-      <w:r>
-        <w:rPr>
-          <w:sz w:val="22"/>
-          <w:szCs w:val="22"/>
-        </w:rPr>
-        <w:t>correlation between stellar mass and redshift in galaxy subgroups with controlled distance, age, and radial velocity. The results show that,</w:t>
-      </w:r>
-      <w:r>
-        <w:rPr>
-          <w:sz w:val="22"/>
-          <w:szCs w:val="22"/>
-        </w:rPr>
-        <w:t xml:space="preserve"> </w:t>
-      </w:r>
-      <w:r>
-        <w:rPr>
-          <w:sz w:val="22"/>
-          <w:szCs w:val="22"/>
-        </w:rPr>
-        <w:t>by minimizing dynamical noise, the negative correlation predicted by the D.U. theory emerges in specific subsamples, suggesting that the</w:t>
-      </w:r>
-      <w:r>
-        <w:rPr>
-          <w:sz w:val="22"/>
-          <w:szCs w:val="22"/>
-        </w:rPr>
-        <w:t xml:space="preserve"> </w:t>
-      </w:r>
-      <w:r>
-        <w:rPr>
-          <w:sz w:val="22"/>
-          <w:szCs w:val="22"/>
-        </w:rPr>
-        <w:t>intrinsic gravitational effect may be detectable</w:t>
-      </w:r>
+        <w:t xml:space="preserve">The </w:t>
+      </w:r>
+      <w:proofErr w:type="spellStart"/>
+      <w:r>
+        <w:rPr>
+          <w:sz w:val="22"/>
+          <w:szCs w:val="22"/>
+        </w:rPr>
+        <w:t>Decreasing</w:t>
+      </w:r>
+      <w:proofErr w:type="spellEnd"/>
+      <w:r>
+        <w:rPr>
+          <w:sz w:val="22"/>
+          <w:szCs w:val="22"/>
+        </w:rPr>
+        <w:t xml:space="preserve"> Universe (D.U.) </w:t>
+      </w:r>
+      <w:proofErr w:type="spellStart"/>
+      <w:r>
+        <w:rPr>
+          <w:sz w:val="22"/>
+          <w:szCs w:val="22"/>
+        </w:rPr>
+        <w:t>theory</w:t>
+      </w:r>
+      <w:proofErr w:type="spellEnd"/>
+      <w:r>
+        <w:rPr>
+          <w:sz w:val="22"/>
+          <w:szCs w:val="22"/>
+        </w:rPr>
+        <w:t xml:space="preserve"> </w:t>
+      </w:r>
+      <w:proofErr w:type="spellStart"/>
+      <w:r>
+        <w:rPr>
+          <w:sz w:val="22"/>
+          <w:szCs w:val="22"/>
+        </w:rPr>
+        <w:t>proposes</w:t>
+      </w:r>
+      <w:proofErr w:type="spellEnd"/>
+      <w:r>
+        <w:rPr>
+          <w:sz w:val="22"/>
+          <w:szCs w:val="22"/>
+        </w:rPr>
+        <w:t xml:space="preserve"> </w:t>
+      </w:r>
+      <w:proofErr w:type="spellStart"/>
+      <w:r>
+        <w:rPr>
+          <w:sz w:val="22"/>
+          <w:szCs w:val="22"/>
+        </w:rPr>
+        <w:t>that</w:t>
+      </w:r>
+      <w:proofErr w:type="spellEnd"/>
+      <w:r>
+        <w:rPr>
+          <w:sz w:val="22"/>
+          <w:szCs w:val="22"/>
+        </w:rPr>
+        <w:t xml:space="preserve"> </w:t>
+      </w:r>
+      <w:proofErr w:type="spellStart"/>
+      <w:r>
+        <w:rPr>
+          <w:sz w:val="22"/>
+          <w:szCs w:val="22"/>
+        </w:rPr>
+        <w:t>the</w:t>
+      </w:r>
+      <w:proofErr w:type="spellEnd"/>
+      <w:r>
+        <w:rPr>
+          <w:sz w:val="22"/>
+          <w:szCs w:val="22"/>
+        </w:rPr>
+        <w:t xml:space="preserve"> </w:t>
+      </w:r>
+      <w:proofErr w:type="spellStart"/>
+      <w:r>
+        <w:rPr>
+          <w:sz w:val="22"/>
+          <w:szCs w:val="22"/>
+        </w:rPr>
+        <w:t>gravitational</w:t>
+      </w:r>
+      <w:proofErr w:type="spellEnd"/>
+      <w:r>
+        <w:rPr>
+          <w:sz w:val="22"/>
+          <w:szCs w:val="22"/>
+        </w:rPr>
+        <w:t xml:space="preserve"> </w:t>
+      </w:r>
+      <w:proofErr w:type="spellStart"/>
+      <w:r>
+        <w:rPr>
+          <w:sz w:val="22"/>
+          <w:szCs w:val="22"/>
+        </w:rPr>
+        <w:t>field</w:t>
+      </w:r>
+      <w:proofErr w:type="spellEnd"/>
+      <w:r>
+        <w:rPr>
+          <w:sz w:val="22"/>
+          <w:szCs w:val="22"/>
+        </w:rPr>
+        <w:t xml:space="preserve"> </w:t>
+      </w:r>
+      <w:proofErr w:type="spellStart"/>
+      <w:r>
+        <w:rPr>
+          <w:sz w:val="22"/>
+          <w:szCs w:val="22"/>
+        </w:rPr>
+        <w:t>induces</w:t>
+      </w:r>
+      <w:proofErr w:type="spellEnd"/>
+      <w:r>
+        <w:rPr>
+          <w:sz w:val="22"/>
+          <w:szCs w:val="22"/>
+        </w:rPr>
+        <w:t xml:space="preserve"> a </w:t>
+      </w:r>
+      <w:proofErr w:type="spellStart"/>
+      <w:r>
+        <w:rPr>
+          <w:sz w:val="22"/>
+          <w:szCs w:val="22"/>
+        </w:rPr>
+        <w:t>continuous</w:t>
+      </w:r>
+      <w:proofErr w:type="spellEnd"/>
+      <w:r>
+        <w:rPr>
+          <w:sz w:val="22"/>
+          <w:szCs w:val="22"/>
+        </w:rPr>
+        <w:t xml:space="preserve"> </w:t>
+      </w:r>
+      <w:proofErr w:type="spellStart"/>
+      <w:r>
+        <w:rPr>
+          <w:sz w:val="22"/>
+          <w:szCs w:val="22"/>
+        </w:rPr>
+        <w:t>spatial</w:t>
+      </w:r>
+      <w:proofErr w:type="spellEnd"/>
+      <w:r>
+        <w:rPr>
+          <w:sz w:val="22"/>
+          <w:szCs w:val="22"/>
+        </w:rPr>
+        <w:t xml:space="preserve"> </w:t>
+      </w:r>
+      <w:proofErr w:type="spellStart"/>
+      <w:r>
+        <w:rPr>
+          <w:sz w:val="22"/>
+          <w:szCs w:val="22"/>
+        </w:rPr>
+        <w:t>contraction</w:t>
+      </w:r>
+      <w:proofErr w:type="spellEnd"/>
+      <w:r>
+        <w:rPr>
+          <w:sz w:val="22"/>
+          <w:szCs w:val="22"/>
+        </w:rPr>
+        <w:t xml:space="preserve">, </w:t>
+      </w:r>
+      <w:proofErr w:type="spellStart"/>
+      <w:r>
+        <w:rPr>
+          <w:sz w:val="22"/>
+          <w:szCs w:val="22"/>
+        </w:rPr>
+        <w:t>predicting</w:t>
+      </w:r>
+      <w:proofErr w:type="spellEnd"/>
+      <w:r>
+        <w:rPr>
+          <w:sz w:val="22"/>
+          <w:szCs w:val="22"/>
+        </w:rPr>
+        <w:t xml:space="preserve"> </w:t>
+      </w:r>
+      <w:proofErr w:type="spellStart"/>
+      <w:r>
+        <w:rPr>
+          <w:sz w:val="22"/>
+          <w:szCs w:val="22"/>
+        </w:rPr>
+        <w:t>that</w:t>
+      </w:r>
+      <w:proofErr w:type="spellEnd"/>
+      <w:r>
+        <w:rPr>
+          <w:sz w:val="22"/>
+          <w:szCs w:val="22"/>
+        </w:rPr>
+        <w:t xml:space="preserve"> </w:t>
+      </w:r>
+      <w:r>
+        <w:rPr>
+          <w:sz w:val="22"/>
+          <w:szCs w:val="22"/>
+        </w:rPr>
+        <w:t xml:space="preserve">more </w:t>
+      </w:r>
+      <w:proofErr w:type="spellStart"/>
+      <w:r>
+        <w:rPr>
+          <w:sz w:val="22"/>
+          <w:szCs w:val="22"/>
+        </w:rPr>
+        <w:t>massive</w:t>
+      </w:r>
+      <w:proofErr w:type="spellEnd"/>
+      <w:r>
+        <w:rPr>
+          <w:sz w:val="22"/>
+          <w:szCs w:val="22"/>
+        </w:rPr>
+        <w:t xml:space="preserve"> </w:t>
+      </w:r>
+      <w:proofErr w:type="spellStart"/>
+      <w:r>
+        <w:rPr>
+          <w:sz w:val="22"/>
+          <w:szCs w:val="22"/>
+        </w:rPr>
+        <w:t>galaxies</w:t>
+      </w:r>
+      <w:proofErr w:type="spellEnd"/>
+      <w:r>
+        <w:rPr>
+          <w:sz w:val="22"/>
+          <w:szCs w:val="22"/>
+        </w:rPr>
+        <w:t xml:space="preserve"> </w:t>
+      </w:r>
+      <w:proofErr w:type="spellStart"/>
+      <w:r>
+        <w:rPr>
+          <w:sz w:val="22"/>
+          <w:szCs w:val="22"/>
+        </w:rPr>
+        <w:t>should</w:t>
+      </w:r>
+      <w:proofErr w:type="spellEnd"/>
+      <w:r>
+        <w:rPr>
+          <w:sz w:val="22"/>
+          <w:szCs w:val="22"/>
+        </w:rPr>
+        <w:t xml:space="preserve"> </w:t>
+      </w:r>
+      <w:proofErr w:type="spellStart"/>
+      <w:r>
+        <w:rPr>
+          <w:sz w:val="22"/>
+          <w:szCs w:val="22"/>
+        </w:rPr>
+        <w:t>exhibit</w:t>
+      </w:r>
+      <w:proofErr w:type="spellEnd"/>
+      <w:r>
+        <w:rPr>
+          <w:sz w:val="22"/>
+          <w:szCs w:val="22"/>
+        </w:rPr>
+        <w:t xml:space="preserve"> a </w:t>
+      </w:r>
+      <w:proofErr w:type="spellStart"/>
+      <w:r>
+        <w:rPr>
+          <w:sz w:val="22"/>
+          <w:szCs w:val="22"/>
+        </w:rPr>
+        <w:t>smaller</w:t>
+      </w:r>
+      <w:proofErr w:type="spellEnd"/>
+      <w:r>
+        <w:rPr>
+          <w:sz w:val="22"/>
+          <w:szCs w:val="22"/>
+        </w:rPr>
+        <w:t xml:space="preserve"> </w:t>
+      </w:r>
+      <w:proofErr w:type="spellStart"/>
+      <w:r>
+        <w:rPr>
+          <w:sz w:val="22"/>
+          <w:szCs w:val="22"/>
+        </w:rPr>
+        <w:t>redshift</w:t>
+      </w:r>
+      <w:proofErr w:type="spellEnd"/>
+      <w:r>
+        <w:rPr>
+          <w:sz w:val="22"/>
+          <w:szCs w:val="22"/>
+        </w:rPr>
+        <w:t xml:space="preserve"> </w:t>
+      </w:r>
+      <w:proofErr w:type="spellStart"/>
+      <w:r>
+        <w:rPr>
+          <w:sz w:val="22"/>
+          <w:szCs w:val="22"/>
+        </w:rPr>
+        <w:t>at</w:t>
+      </w:r>
+      <w:proofErr w:type="spellEnd"/>
+      <w:r>
+        <w:rPr>
+          <w:sz w:val="22"/>
+          <w:szCs w:val="22"/>
+        </w:rPr>
+        <w:t xml:space="preserve"> </w:t>
+      </w:r>
+      <w:proofErr w:type="spellStart"/>
+      <w:r>
+        <w:rPr>
+          <w:sz w:val="22"/>
+          <w:szCs w:val="22"/>
+        </w:rPr>
+        <w:t>the</w:t>
+      </w:r>
+      <w:proofErr w:type="spellEnd"/>
+      <w:r>
+        <w:rPr>
+          <w:sz w:val="22"/>
+          <w:szCs w:val="22"/>
+        </w:rPr>
+        <w:t xml:space="preserve"> </w:t>
+      </w:r>
+      <w:proofErr w:type="spellStart"/>
+      <w:r>
+        <w:rPr>
+          <w:sz w:val="22"/>
+          <w:szCs w:val="22"/>
+        </w:rPr>
+        <w:t>same</w:t>
+      </w:r>
+      <w:proofErr w:type="spellEnd"/>
+      <w:r>
+        <w:rPr>
+          <w:sz w:val="22"/>
+          <w:szCs w:val="22"/>
+        </w:rPr>
+        <w:t xml:space="preserve"> </w:t>
+      </w:r>
+      <w:proofErr w:type="spellStart"/>
+      <w:r>
+        <w:rPr>
+          <w:sz w:val="22"/>
+          <w:szCs w:val="22"/>
+        </w:rPr>
+        <w:t>distance</w:t>
+      </w:r>
+      <w:proofErr w:type="spellEnd"/>
+      <w:r>
+        <w:rPr>
+          <w:sz w:val="22"/>
+          <w:szCs w:val="22"/>
+        </w:rPr>
+        <w:t xml:space="preserve"> [1]. The </w:t>
+      </w:r>
+      <w:proofErr w:type="spellStart"/>
+      <w:r>
+        <w:rPr>
+          <w:sz w:val="22"/>
+          <w:szCs w:val="22"/>
+        </w:rPr>
+        <w:t>main</w:t>
+      </w:r>
+      <w:proofErr w:type="spellEnd"/>
+      <w:r>
+        <w:rPr>
+          <w:sz w:val="22"/>
+          <w:szCs w:val="22"/>
+        </w:rPr>
+        <w:t xml:space="preserve"> </w:t>
+      </w:r>
+      <w:proofErr w:type="spellStart"/>
+      <w:r>
+        <w:rPr>
+          <w:sz w:val="22"/>
+          <w:szCs w:val="22"/>
+        </w:rPr>
+        <w:t>obstacle</w:t>
+      </w:r>
+      <w:proofErr w:type="spellEnd"/>
+      <w:r>
+        <w:rPr>
+          <w:sz w:val="22"/>
+          <w:szCs w:val="22"/>
+        </w:rPr>
+        <w:t xml:space="preserve"> </w:t>
+      </w:r>
+      <w:proofErr w:type="spellStart"/>
+      <w:r>
+        <w:rPr>
+          <w:sz w:val="22"/>
+          <w:szCs w:val="22"/>
+        </w:rPr>
+        <w:t>to</w:t>
+      </w:r>
+      <w:proofErr w:type="spellEnd"/>
+      <w:r>
+        <w:rPr>
+          <w:sz w:val="22"/>
+          <w:szCs w:val="22"/>
+        </w:rPr>
+        <w:t xml:space="preserve"> </w:t>
+      </w:r>
+      <w:proofErr w:type="spellStart"/>
+      <w:r>
+        <w:rPr>
+          <w:sz w:val="22"/>
+          <w:szCs w:val="22"/>
+        </w:rPr>
+        <w:t>testing</w:t>
+      </w:r>
+      <w:proofErr w:type="spellEnd"/>
+      <w:r>
+        <w:rPr>
+          <w:sz w:val="22"/>
+          <w:szCs w:val="22"/>
+        </w:rPr>
+        <w:t xml:space="preserve"> </w:t>
+      </w:r>
+      <w:proofErr w:type="spellStart"/>
+      <w:r>
+        <w:rPr>
+          <w:sz w:val="22"/>
+          <w:szCs w:val="22"/>
+        </w:rPr>
+        <w:t>this</w:t>
+      </w:r>
+      <w:proofErr w:type="spellEnd"/>
+      <w:r>
+        <w:rPr>
+          <w:sz w:val="22"/>
+          <w:szCs w:val="22"/>
+        </w:rPr>
+        <w:t xml:space="preserve"> </w:t>
+      </w:r>
+      <w:proofErr w:type="spellStart"/>
+      <w:r>
+        <w:rPr>
+          <w:sz w:val="22"/>
+          <w:szCs w:val="22"/>
+        </w:rPr>
+        <w:t>prediction</w:t>
+      </w:r>
+      <w:proofErr w:type="spellEnd"/>
+      <w:r>
+        <w:rPr>
+          <w:sz w:val="22"/>
+          <w:szCs w:val="22"/>
+        </w:rPr>
+        <w:t xml:space="preserve"> </w:t>
+      </w:r>
+      <w:proofErr w:type="spellStart"/>
+      <w:r>
+        <w:rPr>
+          <w:sz w:val="22"/>
+          <w:szCs w:val="22"/>
+        </w:rPr>
+        <w:t>is</w:t>
+      </w:r>
+      <w:proofErr w:type="spellEnd"/>
+      <w:r>
+        <w:rPr>
+          <w:sz w:val="22"/>
+          <w:szCs w:val="22"/>
+        </w:rPr>
+        <w:t xml:space="preserve"> </w:t>
+      </w:r>
+      <w:proofErr w:type="spellStart"/>
+      <w:r>
+        <w:rPr>
+          <w:sz w:val="22"/>
+          <w:szCs w:val="22"/>
+        </w:rPr>
+        <w:t>the</w:t>
+      </w:r>
+      <w:proofErr w:type="spellEnd"/>
+      <w:r>
+        <w:rPr>
+          <w:sz w:val="22"/>
+          <w:szCs w:val="22"/>
+        </w:rPr>
+        <w:t xml:space="preserve"> </w:t>
+      </w:r>
+      <w:proofErr w:type="spellStart"/>
+      <w:r>
+        <w:rPr>
+          <w:sz w:val="22"/>
+          <w:szCs w:val="22"/>
+        </w:rPr>
+        <w:t>noise</w:t>
+      </w:r>
+      <w:proofErr w:type="spellEnd"/>
+      <w:r>
+        <w:rPr>
+          <w:sz w:val="22"/>
+          <w:szCs w:val="22"/>
+        </w:rPr>
+        <w:t xml:space="preserve"> </w:t>
+      </w:r>
+      <w:proofErr w:type="spellStart"/>
+      <w:r>
+        <w:rPr>
+          <w:sz w:val="22"/>
+          <w:szCs w:val="22"/>
+        </w:rPr>
+        <w:t>introduced</w:t>
+      </w:r>
+      <w:proofErr w:type="spellEnd"/>
+      <w:r>
+        <w:rPr>
+          <w:sz w:val="22"/>
+          <w:szCs w:val="22"/>
+        </w:rPr>
+        <w:t xml:space="preserve"> </w:t>
+      </w:r>
+      <w:proofErr w:type="spellStart"/>
+      <w:r>
+        <w:rPr>
+          <w:sz w:val="22"/>
+          <w:szCs w:val="22"/>
+        </w:rPr>
+        <w:t>by</w:t>
+      </w:r>
+      <w:proofErr w:type="spellEnd"/>
+      <w:r>
+        <w:rPr>
+          <w:sz w:val="22"/>
+          <w:szCs w:val="22"/>
+        </w:rPr>
+        <w:t xml:space="preserve"> </w:t>
+      </w:r>
+      <w:proofErr w:type="spellStart"/>
+      <w:r>
+        <w:rPr>
+          <w:sz w:val="22"/>
+          <w:szCs w:val="22"/>
+        </w:rPr>
+        <w:t>the</w:t>
+      </w:r>
+      <w:proofErr w:type="spellEnd"/>
+      <w:r>
+        <w:rPr>
+          <w:sz w:val="22"/>
+          <w:szCs w:val="22"/>
+        </w:rPr>
+        <w:t xml:space="preserve"> </w:t>
+      </w:r>
+      <w:proofErr w:type="spellStart"/>
+      <w:r>
+        <w:rPr>
+          <w:sz w:val="22"/>
+          <w:szCs w:val="22"/>
+        </w:rPr>
+        <w:t>galaxies</w:t>
+      </w:r>
+      <w:proofErr w:type="spellEnd"/>
+      <w:r>
+        <w:rPr>
+          <w:sz w:val="22"/>
+          <w:szCs w:val="22"/>
+        </w:rPr>
+        <w:t xml:space="preserve">' peculiar </w:t>
+      </w:r>
+      <w:proofErr w:type="spellStart"/>
+      <w:r>
+        <w:rPr>
+          <w:sz w:val="22"/>
+          <w:szCs w:val="22"/>
+        </w:rPr>
+        <w:t>velocities</w:t>
+      </w:r>
+      <w:proofErr w:type="spellEnd"/>
+      <w:r>
+        <w:rPr>
+          <w:sz w:val="22"/>
+          <w:szCs w:val="22"/>
+        </w:rPr>
+        <w:t xml:space="preserve">. </w:t>
+      </w:r>
+      <w:proofErr w:type="spellStart"/>
+      <w:r>
+        <w:rPr>
+          <w:sz w:val="22"/>
+          <w:szCs w:val="22"/>
+        </w:rPr>
+        <w:t>This</w:t>
+      </w:r>
+      <w:proofErr w:type="spellEnd"/>
+      <w:r>
+        <w:rPr>
+          <w:sz w:val="22"/>
+          <w:szCs w:val="22"/>
+        </w:rPr>
+        <w:t xml:space="preserve"> </w:t>
+      </w:r>
+      <w:proofErr w:type="spellStart"/>
+      <w:r>
+        <w:rPr>
+          <w:sz w:val="22"/>
+          <w:szCs w:val="22"/>
+        </w:rPr>
+        <w:t>study</w:t>
+      </w:r>
+      <w:proofErr w:type="spellEnd"/>
+      <w:r>
+        <w:rPr>
+          <w:sz w:val="22"/>
+          <w:szCs w:val="22"/>
+        </w:rPr>
+        <w:t xml:space="preserve"> </w:t>
+      </w:r>
+      <w:proofErr w:type="spellStart"/>
+      <w:r>
+        <w:rPr>
+          <w:sz w:val="22"/>
+          <w:szCs w:val="22"/>
+        </w:rPr>
+        <w:t>applies</w:t>
+      </w:r>
+      <w:proofErr w:type="spellEnd"/>
+      <w:r>
+        <w:rPr>
+          <w:sz w:val="22"/>
+          <w:szCs w:val="22"/>
+        </w:rPr>
+        <w:t xml:space="preserve"> a </w:t>
+      </w:r>
+      <w:proofErr w:type="spellStart"/>
+      <w:r>
+        <w:rPr>
+          <w:sz w:val="22"/>
+          <w:szCs w:val="22"/>
+        </w:rPr>
+        <w:t>rigorous</w:t>
+      </w:r>
+      <w:proofErr w:type="spellEnd"/>
+      <w:r>
+        <w:rPr>
+          <w:sz w:val="22"/>
+          <w:szCs w:val="22"/>
+        </w:rPr>
+        <w:t xml:space="preserve"> </w:t>
+      </w:r>
+      <w:proofErr w:type="spellStart"/>
+      <w:r>
+        <w:rPr>
+          <w:sz w:val="22"/>
+          <w:szCs w:val="22"/>
+        </w:rPr>
+        <w:t>methodology</w:t>
+      </w:r>
+      <w:proofErr w:type="spellEnd"/>
+      <w:r>
+        <w:rPr>
+          <w:sz w:val="22"/>
+          <w:szCs w:val="22"/>
+        </w:rPr>
+        <w:t xml:space="preserve"> </w:t>
+      </w:r>
+      <w:proofErr w:type="spellStart"/>
+      <w:r>
+        <w:rPr>
+          <w:sz w:val="22"/>
+          <w:szCs w:val="22"/>
+        </w:rPr>
+        <w:t>to</w:t>
+      </w:r>
+      <w:proofErr w:type="spellEnd"/>
+      <w:r>
+        <w:rPr>
+          <w:sz w:val="22"/>
+          <w:szCs w:val="22"/>
+        </w:rPr>
+        <w:t xml:space="preserve"> </w:t>
+      </w:r>
+      <w:proofErr w:type="spellStart"/>
+      <w:r>
+        <w:rPr>
+          <w:sz w:val="22"/>
+          <w:szCs w:val="22"/>
+        </w:rPr>
+        <w:t>isolate</w:t>
+      </w:r>
+      <w:proofErr w:type="spellEnd"/>
+      <w:r>
+        <w:rPr>
+          <w:sz w:val="22"/>
+          <w:szCs w:val="22"/>
+        </w:rPr>
+        <w:t xml:space="preserve"> </w:t>
+      </w:r>
+      <w:proofErr w:type="spellStart"/>
+      <w:r>
+        <w:rPr>
+          <w:sz w:val="22"/>
+          <w:szCs w:val="22"/>
+        </w:rPr>
+        <w:t>the</w:t>
+      </w:r>
+      <w:proofErr w:type="spellEnd"/>
+      <w:r>
+        <w:rPr>
+          <w:sz w:val="22"/>
+          <w:szCs w:val="22"/>
+        </w:rPr>
+        <w:t xml:space="preserve"> </w:t>
+      </w:r>
+      <w:proofErr w:type="spellStart"/>
+      <w:r>
+        <w:rPr>
+          <w:sz w:val="22"/>
+          <w:szCs w:val="22"/>
+        </w:rPr>
+        <w:t>effect</w:t>
+      </w:r>
+      <w:proofErr w:type="spellEnd"/>
+      <w:r>
+        <w:rPr>
+          <w:sz w:val="22"/>
+          <w:szCs w:val="22"/>
+        </w:rPr>
+        <w:t xml:space="preserve"> </w:t>
+      </w:r>
+      <w:proofErr w:type="spellStart"/>
+      <w:r>
+        <w:rPr>
+          <w:sz w:val="22"/>
+          <w:szCs w:val="22"/>
+        </w:rPr>
+        <w:t>of</w:t>
+      </w:r>
+      <w:proofErr w:type="spellEnd"/>
+      <w:r>
+        <w:rPr>
+          <w:sz w:val="22"/>
+          <w:szCs w:val="22"/>
+        </w:rPr>
+        <w:t xml:space="preserve"> </w:t>
+      </w:r>
+      <w:proofErr w:type="spellStart"/>
+      <w:r>
+        <w:rPr>
+          <w:sz w:val="22"/>
+          <w:szCs w:val="22"/>
+        </w:rPr>
+        <w:t>mass</w:t>
+      </w:r>
+      <w:proofErr w:type="spellEnd"/>
+      <w:r>
+        <w:rPr>
+          <w:sz w:val="22"/>
+          <w:szCs w:val="22"/>
+        </w:rPr>
+        <w:t xml:space="preserve"> </w:t>
+      </w:r>
+      <w:proofErr w:type="spellStart"/>
+      <w:r>
+        <w:rPr>
+          <w:sz w:val="22"/>
+          <w:szCs w:val="22"/>
+        </w:rPr>
+        <w:t>by</w:t>
+      </w:r>
+      <w:proofErr w:type="spellEnd"/>
+      <w:r>
+        <w:rPr>
+          <w:sz w:val="22"/>
+          <w:szCs w:val="22"/>
+        </w:rPr>
+        <w:t xml:space="preserve"> </w:t>
+      </w:r>
+      <w:proofErr w:type="spellStart"/>
+      <w:r>
+        <w:rPr>
+          <w:sz w:val="22"/>
+          <w:szCs w:val="22"/>
+        </w:rPr>
+        <w:t>analyzing</w:t>
+      </w:r>
+      <w:proofErr w:type="spellEnd"/>
+      <w:r>
+        <w:rPr>
+          <w:sz w:val="22"/>
+          <w:szCs w:val="22"/>
+        </w:rPr>
+        <w:t xml:space="preserve"> </w:t>
+      </w:r>
+      <w:proofErr w:type="spellStart"/>
+      <w:r>
+        <w:rPr>
+          <w:sz w:val="22"/>
+          <w:szCs w:val="22"/>
+        </w:rPr>
+        <w:t>the</w:t>
+      </w:r>
+      <w:proofErr w:type="spellEnd"/>
+      <w:r>
+        <w:rPr>
+          <w:sz w:val="22"/>
+          <w:szCs w:val="22"/>
+        </w:rPr>
+        <w:t xml:space="preserve"> </w:t>
+      </w:r>
+      <w:proofErr w:type="spellStart"/>
+      <w:r>
+        <w:rPr>
+          <w:sz w:val="22"/>
+          <w:szCs w:val="22"/>
+        </w:rPr>
+        <w:t>correlation</w:t>
+      </w:r>
+      <w:proofErr w:type="spellEnd"/>
+      <w:r>
+        <w:rPr>
+          <w:sz w:val="22"/>
+          <w:szCs w:val="22"/>
+        </w:rPr>
+        <w:t xml:space="preserve"> </w:t>
+      </w:r>
+      <w:proofErr w:type="spellStart"/>
+      <w:r>
+        <w:rPr>
+          <w:sz w:val="22"/>
+          <w:szCs w:val="22"/>
+        </w:rPr>
+        <w:t>between</w:t>
+      </w:r>
+      <w:proofErr w:type="spellEnd"/>
+      <w:r>
+        <w:rPr>
+          <w:sz w:val="22"/>
+          <w:szCs w:val="22"/>
+        </w:rPr>
+        <w:t xml:space="preserve"> </w:t>
+      </w:r>
+      <w:proofErr w:type="spellStart"/>
+      <w:r>
+        <w:rPr>
+          <w:sz w:val="22"/>
+          <w:szCs w:val="22"/>
+        </w:rPr>
+        <w:t>stellar</w:t>
+      </w:r>
+      <w:proofErr w:type="spellEnd"/>
+      <w:r>
+        <w:rPr>
+          <w:sz w:val="22"/>
+          <w:szCs w:val="22"/>
+        </w:rPr>
+        <w:t xml:space="preserve"> </w:t>
+      </w:r>
+      <w:proofErr w:type="spellStart"/>
+      <w:r>
+        <w:rPr>
+          <w:sz w:val="22"/>
+          <w:szCs w:val="22"/>
+        </w:rPr>
+        <w:t>mass</w:t>
+      </w:r>
+      <w:proofErr w:type="spellEnd"/>
+      <w:r>
+        <w:rPr>
+          <w:sz w:val="22"/>
+          <w:szCs w:val="22"/>
+        </w:rPr>
+        <w:t xml:space="preserve"> </w:t>
+      </w:r>
+      <w:proofErr w:type="spellStart"/>
+      <w:r>
+        <w:rPr>
+          <w:sz w:val="22"/>
+          <w:szCs w:val="22"/>
+        </w:rPr>
+        <w:t>and</w:t>
+      </w:r>
+      <w:proofErr w:type="spellEnd"/>
+      <w:r>
+        <w:rPr>
+          <w:sz w:val="22"/>
+          <w:szCs w:val="22"/>
+        </w:rPr>
+        <w:t xml:space="preserve"> </w:t>
+      </w:r>
+      <w:proofErr w:type="spellStart"/>
+      <w:r>
+        <w:rPr>
+          <w:sz w:val="22"/>
+          <w:szCs w:val="22"/>
+        </w:rPr>
+        <w:t>redshift</w:t>
+      </w:r>
+      <w:proofErr w:type="spellEnd"/>
+      <w:r>
+        <w:rPr>
+          <w:sz w:val="22"/>
+          <w:szCs w:val="22"/>
+        </w:rPr>
+        <w:t xml:space="preserve"> in </w:t>
+      </w:r>
+      <w:proofErr w:type="spellStart"/>
+      <w:r>
+        <w:rPr>
+          <w:sz w:val="22"/>
+          <w:szCs w:val="22"/>
+        </w:rPr>
+        <w:t>galaxy</w:t>
+      </w:r>
+      <w:proofErr w:type="spellEnd"/>
+      <w:r>
+        <w:rPr>
+          <w:sz w:val="22"/>
+          <w:szCs w:val="22"/>
+        </w:rPr>
+        <w:t xml:space="preserve"> </w:t>
+      </w:r>
+      <w:proofErr w:type="spellStart"/>
+      <w:r>
+        <w:rPr>
+          <w:sz w:val="22"/>
+          <w:szCs w:val="22"/>
+        </w:rPr>
+        <w:t>subgroups</w:t>
+      </w:r>
+      <w:proofErr w:type="spellEnd"/>
+      <w:r>
+        <w:rPr>
+          <w:sz w:val="22"/>
+          <w:szCs w:val="22"/>
+        </w:rPr>
+        <w:t xml:space="preserve"> </w:t>
+      </w:r>
+      <w:proofErr w:type="spellStart"/>
+      <w:r>
+        <w:rPr>
+          <w:sz w:val="22"/>
+          <w:szCs w:val="22"/>
+        </w:rPr>
+        <w:t>with</w:t>
+      </w:r>
+      <w:proofErr w:type="spellEnd"/>
+      <w:r>
+        <w:rPr>
+          <w:sz w:val="22"/>
+          <w:szCs w:val="22"/>
+        </w:rPr>
+        <w:t xml:space="preserve"> </w:t>
+      </w:r>
+      <w:proofErr w:type="spellStart"/>
+      <w:r>
+        <w:rPr>
+          <w:sz w:val="22"/>
+          <w:szCs w:val="22"/>
+        </w:rPr>
+        <w:t>controlled</w:t>
+      </w:r>
+      <w:proofErr w:type="spellEnd"/>
+      <w:r>
+        <w:rPr>
+          <w:sz w:val="22"/>
+          <w:szCs w:val="22"/>
+        </w:rPr>
+        <w:t xml:space="preserve"> </w:t>
+      </w:r>
+      <w:proofErr w:type="spellStart"/>
+      <w:r>
+        <w:rPr>
+          <w:sz w:val="22"/>
+          <w:szCs w:val="22"/>
+        </w:rPr>
+        <w:t>distance</w:t>
+      </w:r>
+      <w:proofErr w:type="spellEnd"/>
+      <w:r>
+        <w:rPr>
+          <w:sz w:val="22"/>
+          <w:szCs w:val="22"/>
+        </w:rPr>
+        <w:t xml:space="preserve">, age, </w:t>
+      </w:r>
+      <w:proofErr w:type="spellStart"/>
+      <w:r>
+        <w:rPr>
+          <w:sz w:val="22"/>
+          <w:szCs w:val="22"/>
+        </w:rPr>
+        <w:t>and</w:t>
+      </w:r>
+      <w:proofErr w:type="spellEnd"/>
+      <w:r>
+        <w:rPr>
+          <w:sz w:val="22"/>
+          <w:szCs w:val="22"/>
+        </w:rPr>
+        <w:t xml:space="preserve"> radial </w:t>
+      </w:r>
+      <w:proofErr w:type="spellStart"/>
+      <w:r>
+        <w:rPr>
+          <w:sz w:val="22"/>
+          <w:szCs w:val="22"/>
+        </w:rPr>
+        <w:t>velocity</w:t>
+      </w:r>
+      <w:proofErr w:type="spellEnd"/>
+      <w:r>
+        <w:rPr>
+          <w:sz w:val="22"/>
+          <w:szCs w:val="22"/>
+        </w:rPr>
+        <w:t xml:space="preserve">. The </w:t>
+      </w:r>
+      <w:proofErr w:type="spellStart"/>
+      <w:r>
+        <w:rPr>
+          <w:sz w:val="22"/>
+          <w:szCs w:val="22"/>
+        </w:rPr>
+        <w:t>results</w:t>
+      </w:r>
+      <w:proofErr w:type="spellEnd"/>
+      <w:r>
+        <w:rPr>
+          <w:sz w:val="22"/>
+          <w:szCs w:val="22"/>
+        </w:rPr>
+        <w:t xml:space="preserve"> show </w:t>
+      </w:r>
+      <w:proofErr w:type="spellStart"/>
+      <w:r>
+        <w:rPr>
+          <w:sz w:val="22"/>
+          <w:szCs w:val="22"/>
+        </w:rPr>
+        <w:t>that</w:t>
+      </w:r>
+      <w:proofErr w:type="spellEnd"/>
+      <w:r>
+        <w:rPr>
+          <w:sz w:val="22"/>
+          <w:szCs w:val="22"/>
+        </w:rPr>
+        <w:t>,</w:t>
+      </w:r>
+      <w:r>
+        <w:rPr>
+          <w:sz w:val="22"/>
+          <w:szCs w:val="22"/>
+        </w:rPr>
+        <w:t xml:space="preserve"> </w:t>
+      </w:r>
+      <w:proofErr w:type="spellStart"/>
+      <w:r>
+        <w:rPr>
+          <w:sz w:val="22"/>
+          <w:szCs w:val="22"/>
+        </w:rPr>
+        <w:t>by</w:t>
+      </w:r>
+      <w:proofErr w:type="spellEnd"/>
+      <w:r>
+        <w:rPr>
+          <w:sz w:val="22"/>
+          <w:szCs w:val="22"/>
+        </w:rPr>
+        <w:t xml:space="preserve"> </w:t>
+      </w:r>
+      <w:proofErr w:type="spellStart"/>
+      <w:r>
+        <w:rPr>
+          <w:sz w:val="22"/>
+          <w:szCs w:val="22"/>
+        </w:rPr>
+        <w:t>minimizing</w:t>
+      </w:r>
+      <w:proofErr w:type="spellEnd"/>
+      <w:r>
+        <w:rPr>
+          <w:sz w:val="22"/>
+          <w:szCs w:val="22"/>
+        </w:rPr>
+        <w:t xml:space="preserve"> </w:t>
+      </w:r>
+      <w:proofErr w:type="spellStart"/>
+      <w:r>
+        <w:rPr>
+          <w:sz w:val="22"/>
+          <w:szCs w:val="22"/>
+        </w:rPr>
+        <w:t>dynamical</w:t>
+      </w:r>
+      <w:proofErr w:type="spellEnd"/>
+      <w:r>
+        <w:rPr>
+          <w:sz w:val="22"/>
+          <w:szCs w:val="22"/>
+        </w:rPr>
+        <w:t xml:space="preserve"> </w:t>
+      </w:r>
+      <w:proofErr w:type="spellStart"/>
+      <w:r>
+        <w:rPr>
+          <w:sz w:val="22"/>
+          <w:szCs w:val="22"/>
+        </w:rPr>
+        <w:t>noise</w:t>
+      </w:r>
+      <w:proofErr w:type="spellEnd"/>
+      <w:r>
+        <w:rPr>
+          <w:sz w:val="22"/>
+          <w:szCs w:val="22"/>
+        </w:rPr>
+        <w:t xml:space="preserve">, </w:t>
+      </w:r>
+      <w:proofErr w:type="spellStart"/>
+      <w:r>
+        <w:rPr>
+          <w:sz w:val="22"/>
+          <w:szCs w:val="22"/>
+        </w:rPr>
+        <w:t>the</w:t>
+      </w:r>
+      <w:proofErr w:type="spellEnd"/>
+      <w:r>
+        <w:rPr>
+          <w:sz w:val="22"/>
+          <w:szCs w:val="22"/>
+        </w:rPr>
+        <w:t xml:space="preserve"> negative </w:t>
+      </w:r>
+      <w:proofErr w:type="spellStart"/>
+      <w:r>
+        <w:rPr>
+          <w:sz w:val="22"/>
+          <w:szCs w:val="22"/>
+        </w:rPr>
+        <w:t>correlation</w:t>
+      </w:r>
+      <w:proofErr w:type="spellEnd"/>
+      <w:r>
+        <w:rPr>
+          <w:sz w:val="22"/>
+          <w:szCs w:val="22"/>
+        </w:rPr>
+        <w:t xml:space="preserve"> </w:t>
+      </w:r>
+      <w:proofErr w:type="spellStart"/>
+      <w:r>
+        <w:rPr>
+          <w:sz w:val="22"/>
+          <w:szCs w:val="22"/>
+        </w:rPr>
+        <w:t>predicted</w:t>
+      </w:r>
+      <w:proofErr w:type="spellEnd"/>
+      <w:r>
+        <w:rPr>
+          <w:sz w:val="22"/>
+          <w:szCs w:val="22"/>
+        </w:rPr>
+        <w:t xml:space="preserve"> </w:t>
+      </w:r>
+      <w:proofErr w:type="spellStart"/>
+      <w:r>
+        <w:rPr>
+          <w:sz w:val="22"/>
+          <w:szCs w:val="22"/>
+        </w:rPr>
+        <w:t>by</w:t>
+      </w:r>
+      <w:proofErr w:type="spellEnd"/>
+      <w:r>
+        <w:rPr>
+          <w:sz w:val="22"/>
+          <w:szCs w:val="22"/>
+        </w:rPr>
+        <w:t xml:space="preserve"> </w:t>
+      </w:r>
+      <w:proofErr w:type="spellStart"/>
+      <w:r>
+        <w:rPr>
+          <w:sz w:val="22"/>
+          <w:szCs w:val="22"/>
+        </w:rPr>
+        <w:t>the</w:t>
+      </w:r>
+      <w:proofErr w:type="spellEnd"/>
+      <w:r>
+        <w:rPr>
+          <w:sz w:val="22"/>
+          <w:szCs w:val="22"/>
+        </w:rPr>
+        <w:t xml:space="preserve"> D.U. </w:t>
+      </w:r>
+      <w:proofErr w:type="spellStart"/>
+      <w:r>
+        <w:rPr>
+          <w:sz w:val="22"/>
+          <w:szCs w:val="22"/>
+        </w:rPr>
+        <w:t>theory</w:t>
+      </w:r>
+      <w:proofErr w:type="spellEnd"/>
+      <w:r>
+        <w:rPr>
+          <w:sz w:val="22"/>
+          <w:szCs w:val="22"/>
+        </w:rPr>
+        <w:t xml:space="preserve"> emerges in </w:t>
+      </w:r>
+      <w:proofErr w:type="spellStart"/>
+      <w:r>
+        <w:rPr>
+          <w:sz w:val="22"/>
+          <w:szCs w:val="22"/>
+        </w:rPr>
+        <w:t>specific</w:t>
+      </w:r>
+      <w:proofErr w:type="spellEnd"/>
+      <w:r>
+        <w:rPr>
+          <w:sz w:val="22"/>
+          <w:szCs w:val="22"/>
+        </w:rPr>
+        <w:t xml:space="preserve"> </w:t>
+      </w:r>
+      <w:proofErr w:type="spellStart"/>
+      <w:r>
+        <w:rPr>
+          <w:sz w:val="22"/>
+          <w:szCs w:val="22"/>
+        </w:rPr>
+        <w:t>subsamples</w:t>
+      </w:r>
+      <w:proofErr w:type="spellEnd"/>
+      <w:r>
+        <w:rPr>
+          <w:sz w:val="22"/>
+          <w:szCs w:val="22"/>
+        </w:rPr>
+        <w:t xml:space="preserve">, </w:t>
+      </w:r>
+      <w:proofErr w:type="spellStart"/>
+      <w:r>
+        <w:rPr>
+          <w:sz w:val="22"/>
+          <w:szCs w:val="22"/>
+        </w:rPr>
+        <w:t>suggesting</w:t>
+      </w:r>
+      <w:proofErr w:type="spellEnd"/>
+      <w:r>
+        <w:rPr>
+          <w:sz w:val="22"/>
+          <w:szCs w:val="22"/>
+        </w:rPr>
+        <w:t xml:space="preserve"> </w:t>
+      </w:r>
+      <w:proofErr w:type="spellStart"/>
+      <w:r>
+        <w:rPr>
+          <w:sz w:val="22"/>
+          <w:szCs w:val="22"/>
+        </w:rPr>
+        <w:t>that</w:t>
+      </w:r>
+      <w:proofErr w:type="spellEnd"/>
+      <w:r>
+        <w:rPr>
+          <w:sz w:val="22"/>
+          <w:szCs w:val="22"/>
+        </w:rPr>
+        <w:t xml:space="preserve"> </w:t>
+      </w:r>
+      <w:proofErr w:type="spellStart"/>
+      <w:r>
+        <w:rPr>
+          <w:sz w:val="22"/>
+          <w:szCs w:val="22"/>
+        </w:rPr>
+        <w:t>the</w:t>
+      </w:r>
+      <w:proofErr w:type="spellEnd"/>
+      <w:r>
+        <w:rPr>
+          <w:sz w:val="22"/>
+          <w:szCs w:val="22"/>
+        </w:rPr>
+        <w:t xml:space="preserve"> </w:t>
+      </w:r>
+      <w:proofErr w:type="spellStart"/>
+      <w:r>
+        <w:rPr>
+          <w:sz w:val="22"/>
+          <w:szCs w:val="22"/>
+        </w:rPr>
+        <w:t>intrinsic</w:t>
+      </w:r>
+      <w:proofErr w:type="spellEnd"/>
+      <w:r>
+        <w:rPr>
+          <w:sz w:val="22"/>
+          <w:szCs w:val="22"/>
+        </w:rPr>
+        <w:t xml:space="preserve"> </w:t>
+      </w:r>
+      <w:proofErr w:type="spellStart"/>
+      <w:r>
+        <w:rPr>
+          <w:sz w:val="22"/>
+          <w:szCs w:val="22"/>
+        </w:rPr>
+        <w:t>gravitational</w:t>
+      </w:r>
+      <w:proofErr w:type="spellEnd"/>
+      <w:r>
+        <w:rPr>
+          <w:sz w:val="22"/>
+          <w:szCs w:val="22"/>
+        </w:rPr>
+        <w:t xml:space="preserve"> </w:t>
+      </w:r>
+      <w:proofErr w:type="spellStart"/>
+      <w:r>
+        <w:rPr>
+          <w:sz w:val="22"/>
+          <w:szCs w:val="22"/>
+        </w:rPr>
+        <w:t>effect</w:t>
+      </w:r>
+      <w:proofErr w:type="spellEnd"/>
+      <w:r>
+        <w:rPr>
+          <w:sz w:val="22"/>
+          <w:szCs w:val="22"/>
+        </w:rPr>
+        <w:t xml:space="preserve"> </w:t>
+      </w:r>
+      <w:proofErr w:type="spellStart"/>
+      <w:r>
+        <w:rPr>
+          <w:sz w:val="22"/>
+          <w:szCs w:val="22"/>
+        </w:rPr>
+        <w:t>may</w:t>
+      </w:r>
+      <w:proofErr w:type="spellEnd"/>
+      <w:r>
+        <w:rPr>
+          <w:sz w:val="22"/>
+          <w:szCs w:val="22"/>
+        </w:rPr>
+        <w:t xml:space="preserve"> </w:t>
+      </w:r>
+      <w:proofErr w:type="spellStart"/>
+      <w:r>
+        <w:rPr>
+          <w:sz w:val="22"/>
+          <w:szCs w:val="22"/>
+        </w:rPr>
+        <w:t>be</w:t>
+      </w:r>
+      <w:proofErr w:type="spellEnd"/>
+      <w:r>
+        <w:rPr>
+          <w:sz w:val="22"/>
+          <w:szCs w:val="22"/>
+        </w:rPr>
+        <w:t xml:space="preserve"> </w:t>
+      </w:r>
+      <w:proofErr w:type="spellStart"/>
+      <w:r>
+        <w:rPr>
+          <w:sz w:val="22"/>
+          <w:szCs w:val="22"/>
+        </w:rPr>
+        <w:t>detectable</w:t>
+      </w:r>
+      <w:proofErr w:type="spellEnd"/>
       <w:r>
         <w:rPr>
           <w:sz w:val="28"/>
@@ -707,13 +3311,23 @@
         </w:rPr>
         <w:t>(</w:t>
       </w:r>
+      <w:proofErr w:type="spellStart"/>
       <w:r>
         <w:rPr>
           <w:color w:val="C00000"/>
           <w:sz w:val="28"/>
           <w:szCs w:val="28"/>
         </w:rPr>
-        <w:t>Apr/2026</w:t>
+        <w:t>Apr</w:t>
+      </w:r>
+      <w:proofErr w:type="spellEnd"/>
+      <w:r>
+        <w:rPr>
+          <w:color w:val="C00000"/>
+          <w:sz w:val="28"/>
+          <w:szCs w:val="28"/>
+        </w:rPr>
+        <w:t>/2026</w:t>
       </w:r>
       <w:r>
         <w:rPr>
@@ -724,7 +3338,7 @@
       </w:r>
     </w:p>
     <w:p>
-      <w:hyperlink r:id="rId10" w:history="1">
+      <w:hyperlink r:id="rId11" w:history="1">
         <w:r>
           <w:rPr>
             <w:rStyle w:val="Hyperlink"/>
@@ -778,49 +3392,846 @@
           <w:sz w:val="28"/>
           <w:szCs w:val="28"/>
         </w:rPr>
-        <w:t>The Age of Galaxies as a Determining Factor for Redshift:</w:t>
-      </w:r>
-      <w:r>
-        <w:rPr>
-          <w:b/>
-          <w:bCs/>
-          <w:color w:val="0070C0"/>
-          <w:sz w:val="28"/>
-          <w:szCs w:val="28"/>
-        </w:rPr>
-        <w:t xml:space="preserve"> </w:t>
-      </w:r>
-      <w:r>
-        <w:rPr>
-          <w:b/>
-          <w:bCs/>
-          <w:color w:val="0070C0"/>
-          <w:sz w:val="28"/>
-          <w:szCs w:val="28"/>
-        </w:rPr>
-        <w:t>An Analysis from the Perspective of the Decreasing Universe Theory</w:t>
-      </w:r>
+        <w:t xml:space="preserve">The Age </w:t>
+      </w:r>
+      <w:proofErr w:type="spellStart"/>
+      <w:r>
+        <w:rPr>
+          <w:b/>
+          <w:bCs/>
+          <w:color w:val="0070C0"/>
+          <w:sz w:val="28"/>
+          <w:szCs w:val="28"/>
+        </w:rPr>
+        <w:t>of</w:t>
+      </w:r>
+      <w:proofErr w:type="spellEnd"/>
+      <w:r>
+        <w:rPr>
+          <w:b/>
+          <w:bCs/>
+          <w:color w:val="0070C0"/>
+          <w:sz w:val="28"/>
+          <w:szCs w:val="28"/>
+        </w:rPr>
+        <w:t xml:space="preserve"> </w:t>
+      </w:r>
+      <w:proofErr w:type="spellStart"/>
+      <w:r>
+        <w:rPr>
+          <w:b/>
+          <w:bCs/>
+          <w:color w:val="0070C0"/>
+          <w:sz w:val="28"/>
+          <w:szCs w:val="28"/>
+        </w:rPr>
+        <w:t>Galaxies</w:t>
+      </w:r>
+      <w:proofErr w:type="spellEnd"/>
+      <w:r>
+        <w:rPr>
+          <w:b/>
+          <w:bCs/>
+          <w:color w:val="0070C0"/>
+          <w:sz w:val="28"/>
+          <w:szCs w:val="28"/>
+        </w:rPr>
+        <w:t xml:space="preserve"> as a </w:t>
+      </w:r>
+      <w:proofErr w:type="spellStart"/>
+      <w:r>
+        <w:rPr>
+          <w:b/>
+          <w:bCs/>
+          <w:color w:val="0070C0"/>
+          <w:sz w:val="28"/>
+          <w:szCs w:val="28"/>
+        </w:rPr>
+        <w:t>Determining</w:t>
+      </w:r>
+      <w:proofErr w:type="spellEnd"/>
+      <w:r>
+        <w:rPr>
+          <w:b/>
+          <w:bCs/>
+          <w:color w:val="0070C0"/>
+          <w:sz w:val="28"/>
+          <w:szCs w:val="28"/>
+        </w:rPr>
+        <w:t xml:space="preserve"> Factor for </w:t>
+      </w:r>
+      <w:proofErr w:type="spellStart"/>
+      <w:r>
+        <w:rPr>
+          <w:b/>
+          <w:bCs/>
+          <w:color w:val="0070C0"/>
+          <w:sz w:val="28"/>
+          <w:szCs w:val="28"/>
+        </w:rPr>
+        <w:t>Redshift</w:t>
+      </w:r>
+      <w:proofErr w:type="spellEnd"/>
+      <w:r>
+        <w:rPr>
+          <w:b/>
+          <w:bCs/>
+          <w:color w:val="0070C0"/>
+          <w:sz w:val="28"/>
+          <w:szCs w:val="28"/>
+        </w:rPr>
+        <w:t>:</w:t>
+      </w:r>
+      <w:r>
+        <w:rPr>
+          <w:b/>
+          <w:bCs/>
+          <w:color w:val="0070C0"/>
+          <w:sz w:val="28"/>
+          <w:szCs w:val="28"/>
+        </w:rPr>
+        <w:t xml:space="preserve"> </w:t>
+      </w:r>
+      <w:proofErr w:type="spellStart"/>
+      <w:r>
+        <w:rPr>
+          <w:b/>
+          <w:bCs/>
+          <w:color w:val="0070C0"/>
+          <w:sz w:val="28"/>
+          <w:szCs w:val="28"/>
+        </w:rPr>
+        <w:t>An</w:t>
+      </w:r>
+      <w:proofErr w:type="spellEnd"/>
+      <w:r>
+        <w:rPr>
+          <w:b/>
+          <w:bCs/>
+          <w:color w:val="0070C0"/>
+          <w:sz w:val="28"/>
+          <w:szCs w:val="28"/>
+        </w:rPr>
+        <w:t xml:space="preserve"> </w:t>
+      </w:r>
+      <w:proofErr w:type="spellStart"/>
+      <w:r>
+        <w:rPr>
+          <w:b/>
+          <w:bCs/>
+          <w:color w:val="0070C0"/>
+          <w:sz w:val="28"/>
+          <w:szCs w:val="28"/>
+        </w:rPr>
+        <w:t>Analysis</w:t>
+      </w:r>
+      <w:proofErr w:type="spellEnd"/>
+      <w:r>
+        <w:rPr>
+          <w:b/>
+          <w:bCs/>
+          <w:color w:val="0070C0"/>
+          <w:sz w:val="28"/>
+          <w:szCs w:val="28"/>
+        </w:rPr>
+        <w:t xml:space="preserve"> </w:t>
+      </w:r>
+      <w:proofErr w:type="spellStart"/>
+      <w:r>
+        <w:rPr>
+          <w:b/>
+          <w:bCs/>
+          <w:color w:val="0070C0"/>
+          <w:sz w:val="28"/>
+          <w:szCs w:val="28"/>
+        </w:rPr>
+        <w:t>from</w:t>
+      </w:r>
+      <w:proofErr w:type="spellEnd"/>
+      <w:r>
+        <w:rPr>
+          <w:b/>
+          <w:bCs/>
+          <w:color w:val="0070C0"/>
+          <w:sz w:val="28"/>
+          <w:szCs w:val="28"/>
+        </w:rPr>
+        <w:t xml:space="preserve"> </w:t>
+      </w:r>
+      <w:proofErr w:type="spellStart"/>
+      <w:r>
+        <w:rPr>
+          <w:b/>
+          <w:bCs/>
+          <w:color w:val="0070C0"/>
+          <w:sz w:val="28"/>
+          <w:szCs w:val="28"/>
+        </w:rPr>
+        <w:t>the</w:t>
+      </w:r>
+      <w:proofErr w:type="spellEnd"/>
+      <w:r>
+        <w:rPr>
+          <w:b/>
+          <w:bCs/>
+          <w:color w:val="0070C0"/>
+          <w:sz w:val="28"/>
+          <w:szCs w:val="28"/>
+        </w:rPr>
+        <w:t xml:space="preserve"> Perspective </w:t>
+      </w:r>
+      <w:proofErr w:type="spellStart"/>
+      <w:r>
+        <w:rPr>
+          <w:b/>
+          <w:bCs/>
+          <w:color w:val="0070C0"/>
+          <w:sz w:val="28"/>
+          <w:szCs w:val="28"/>
+        </w:rPr>
+        <w:t>of</w:t>
+      </w:r>
+      <w:proofErr w:type="spellEnd"/>
+      <w:r>
+        <w:rPr>
+          <w:b/>
+          <w:bCs/>
+          <w:color w:val="0070C0"/>
+          <w:sz w:val="28"/>
+          <w:szCs w:val="28"/>
+        </w:rPr>
+        <w:t xml:space="preserve"> </w:t>
+      </w:r>
+      <w:proofErr w:type="spellStart"/>
+      <w:r>
+        <w:rPr>
+          <w:b/>
+          <w:bCs/>
+          <w:color w:val="0070C0"/>
+          <w:sz w:val="28"/>
+          <w:szCs w:val="28"/>
+        </w:rPr>
+        <w:t>the</w:t>
+      </w:r>
+      <w:proofErr w:type="spellEnd"/>
+      <w:r>
+        <w:rPr>
+          <w:b/>
+          <w:bCs/>
+          <w:color w:val="0070C0"/>
+          <w:sz w:val="28"/>
+          <w:szCs w:val="28"/>
+        </w:rPr>
+        <w:t xml:space="preserve"> </w:t>
+      </w:r>
+      <w:proofErr w:type="spellStart"/>
+      <w:r>
+        <w:rPr>
+          <w:b/>
+          <w:bCs/>
+          <w:color w:val="0070C0"/>
+          <w:sz w:val="28"/>
+          <w:szCs w:val="28"/>
+        </w:rPr>
+        <w:t>Decreasing</w:t>
+      </w:r>
+      <w:proofErr w:type="spellEnd"/>
+      <w:r>
+        <w:rPr>
+          <w:b/>
+          <w:bCs/>
+          <w:color w:val="0070C0"/>
+          <w:sz w:val="28"/>
+          <w:szCs w:val="28"/>
+        </w:rPr>
+        <w:t xml:space="preserve"> Universe </w:t>
+      </w:r>
+      <w:proofErr w:type="spellStart"/>
+      <w:r>
+        <w:rPr>
+          <w:b/>
+          <w:bCs/>
+          <w:color w:val="0070C0"/>
+          <w:sz w:val="28"/>
+          <w:szCs w:val="28"/>
+        </w:rPr>
+        <w:t>Theory</w:t>
+      </w:r>
+      <w:proofErr w:type="spellEnd"/>
     </w:p>
     <w:p/>
     <w:p>
       <w:r>
-        <w:t xml:space="preserve">"The Decreasing Universe (D.U.) theory proposes that the gravitational field induces a continuous contraction of space, offering an alternative explanation for cosmological redshift. </w:t>
-      </w:r>
-      <w:r>
-        <w:t xml:space="preserve"> </w:t>
-      </w:r>
-      <w:r>
-        <w:t xml:space="preserve">A crucial and logical deduction from this theory is that a galaxy's time of exposure to the gravitational field, i.e., its age, should directly influence the observed redshift. Older galaxies,having accumulated more time under spatial contraction, </w:t>
-      </w:r>
-      <w:r>
-        <w:lastRenderedPageBreak/>
-        <w:t>should exhibit a smaller redshift.</w:t>
-      </w:r>
-      <w:r>
-        <w:t xml:space="preserve"> </w:t>
-      </w:r>
-      <w:r>
-        <w:t>This article examines this prediction, using the observed redshift difference between old (elliptical) and young (spiral) galaxies in clusters as a primary observational test for the D.U. theory."</w:t>
+        <w:t xml:space="preserve">"The </w:t>
+      </w:r>
+      <w:proofErr w:type="spellStart"/>
+      <w:r>
+        <w:t>Decreasing</w:t>
+      </w:r>
+      <w:proofErr w:type="spellEnd"/>
+      <w:r>
+        <w:t xml:space="preserve"> Universe (D.U.) </w:t>
+      </w:r>
+      <w:proofErr w:type="spellStart"/>
+      <w:r>
+        <w:t>theory</w:t>
+      </w:r>
+      <w:proofErr w:type="spellEnd"/>
+      <w:r>
+        <w:t xml:space="preserve"> </w:t>
+      </w:r>
+      <w:proofErr w:type="spellStart"/>
+      <w:r>
+        <w:t>proposes</w:t>
+      </w:r>
+      <w:proofErr w:type="spellEnd"/>
+      <w:r>
+        <w:t xml:space="preserve"> </w:t>
+      </w:r>
+      <w:proofErr w:type="spellStart"/>
+      <w:r>
+        <w:t>that</w:t>
+      </w:r>
+      <w:proofErr w:type="spellEnd"/>
+      <w:r>
+        <w:t xml:space="preserve"> </w:t>
+      </w:r>
+      <w:proofErr w:type="spellStart"/>
+      <w:r>
+        <w:t>the</w:t>
+      </w:r>
+      <w:proofErr w:type="spellEnd"/>
+      <w:r>
+        <w:t xml:space="preserve"> </w:t>
+      </w:r>
+      <w:proofErr w:type="spellStart"/>
+      <w:r>
+        <w:t>gravitational</w:t>
+      </w:r>
+      <w:proofErr w:type="spellEnd"/>
+      <w:r>
+        <w:t xml:space="preserve"> </w:t>
+      </w:r>
+      <w:proofErr w:type="spellStart"/>
+      <w:r>
+        <w:t>field</w:t>
+      </w:r>
+      <w:proofErr w:type="spellEnd"/>
+      <w:r>
+        <w:t xml:space="preserve"> </w:t>
+      </w:r>
+      <w:proofErr w:type="spellStart"/>
+      <w:r>
+        <w:t>induces</w:t>
+      </w:r>
+      <w:proofErr w:type="spellEnd"/>
+      <w:r>
+        <w:t xml:space="preserve"> a </w:t>
+      </w:r>
+      <w:proofErr w:type="spellStart"/>
+      <w:r>
+        <w:t>continuous</w:t>
+      </w:r>
+      <w:proofErr w:type="spellEnd"/>
+      <w:r>
+        <w:t xml:space="preserve"> </w:t>
+      </w:r>
+      <w:proofErr w:type="spellStart"/>
+      <w:r>
+        <w:t>contraction</w:t>
+      </w:r>
+      <w:proofErr w:type="spellEnd"/>
+      <w:r>
+        <w:t xml:space="preserve"> </w:t>
+      </w:r>
+      <w:proofErr w:type="spellStart"/>
+      <w:r>
+        <w:t>of</w:t>
+      </w:r>
+      <w:proofErr w:type="spellEnd"/>
+      <w:r>
+        <w:t xml:space="preserve"> </w:t>
+      </w:r>
+      <w:proofErr w:type="spellStart"/>
+      <w:r>
+        <w:t>space</w:t>
+      </w:r>
+      <w:proofErr w:type="spellEnd"/>
+      <w:r>
+        <w:t xml:space="preserve">, </w:t>
+      </w:r>
+      <w:proofErr w:type="spellStart"/>
+      <w:r>
+        <w:t>offering</w:t>
+      </w:r>
+      <w:proofErr w:type="spellEnd"/>
+      <w:r>
+        <w:t xml:space="preserve"> </w:t>
+      </w:r>
+      <w:proofErr w:type="spellStart"/>
+      <w:r>
+        <w:t>an</w:t>
+      </w:r>
+      <w:proofErr w:type="spellEnd"/>
+      <w:r>
+        <w:t xml:space="preserve"> </w:t>
+      </w:r>
+      <w:proofErr w:type="spellStart"/>
+      <w:r>
+        <w:t>alternative</w:t>
+      </w:r>
+      <w:proofErr w:type="spellEnd"/>
+      <w:r>
+        <w:t xml:space="preserve"> </w:t>
+      </w:r>
+      <w:proofErr w:type="spellStart"/>
+      <w:r>
+        <w:t>explanation</w:t>
+      </w:r>
+      <w:proofErr w:type="spellEnd"/>
+      <w:r>
+        <w:t xml:space="preserve"> for </w:t>
+      </w:r>
+      <w:proofErr w:type="spellStart"/>
+      <w:r>
+        <w:t>cosmological</w:t>
+      </w:r>
+      <w:proofErr w:type="spellEnd"/>
+      <w:r>
+        <w:t xml:space="preserve"> </w:t>
+      </w:r>
+      <w:proofErr w:type="spellStart"/>
+      <w:r>
+        <w:t>redshift</w:t>
+      </w:r>
+      <w:proofErr w:type="spellEnd"/>
+      <w:r>
+        <w:t xml:space="preserve">. </w:t>
+      </w:r>
+      <w:r>
+        <w:t xml:space="preserve"> </w:t>
+      </w:r>
+      <w:r>
+        <w:t xml:space="preserve">A crucial </w:t>
+      </w:r>
+      <w:proofErr w:type="spellStart"/>
+      <w:r>
+        <w:t>and</w:t>
+      </w:r>
+      <w:proofErr w:type="spellEnd"/>
+      <w:r>
+        <w:t xml:space="preserve"> </w:t>
+      </w:r>
+      <w:proofErr w:type="spellStart"/>
+      <w:r>
+        <w:t>logical</w:t>
+      </w:r>
+      <w:proofErr w:type="spellEnd"/>
+      <w:r>
+        <w:t xml:space="preserve"> </w:t>
+      </w:r>
+      <w:proofErr w:type="spellStart"/>
+      <w:r>
+        <w:t>deduction</w:t>
+      </w:r>
+      <w:proofErr w:type="spellEnd"/>
+      <w:r>
+        <w:t xml:space="preserve"> </w:t>
+      </w:r>
+      <w:proofErr w:type="spellStart"/>
+      <w:r>
+        <w:t>from</w:t>
+      </w:r>
+      <w:proofErr w:type="spellEnd"/>
+      <w:r>
+        <w:t xml:space="preserve"> </w:t>
+      </w:r>
+      <w:proofErr w:type="spellStart"/>
+      <w:r>
+        <w:t>this</w:t>
+      </w:r>
+      <w:proofErr w:type="spellEnd"/>
+      <w:r>
+        <w:t xml:space="preserve"> </w:t>
+      </w:r>
+      <w:proofErr w:type="spellStart"/>
+      <w:r>
+        <w:t>theory</w:t>
+      </w:r>
+      <w:proofErr w:type="spellEnd"/>
+      <w:r>
+        <w:t xml:space="preserve"> </w:t>
+      </w:r>
+      <w:proofErr w:type="spellStart"/>
+      <w:r>
+        <w:t>is</w:t>
+      </w:r>
+      <w:proofErr w:type="spellEnd"/>
+      <w:r>
+        <w:t xml:space="preserve"> </w:t>
+      </w:r>
+      <w:proofErr w:type="spellStart"/>
+      <w:r>
+        <w:t>that</w:t>
+      </w:r>
+      <w:proofErr w:type="spellEnd"/>
+      <w:r>
+        <w:t xml:space="preserve"> a </w:t>
+      </w:r>
+      <w:proofErr w:type="spellStart"/>
+      <w:r>
+        <w:t>galaxy's</w:t>
+      </w:r>
+      <w:proofErr w:type="spellEnd"/>
+      <w:r>
+        <w:t xml:space="preserve"> time </w:t>
+      </w:r>
+      <w:proofErr w:type="spellStart"/>
+      <w:r>
+        <w:t>of</w:t>
+      </w:r>
+      <w:proofErr w:type="spellEnd"/>
+      <w:r>
+        <w:t xml:space="preserve"> </w:t>
+      </w:r>
+      <w:proofErr w:type="spellStart"/>
+      <w:r>
+        <w:t>exposure</w:t>
+      </w:r>
+      <w:proofErr w:type="spellEnd"/>
+      <w:r>
+        <w:t xml:space="preserve"> </w:t>
+      </w:r>
+      <w:proofErr w:type="spellStart"/>
+      <w:r>
+        <w:t>to</w:t>
+      </w:r>
+      <w:proofErr w:type="spellEnd"/>
+      <w:r>
+        <w:t xml:space="preserve"> </w:t>
+      </w:r>
+      <w:proofErr w:type="spellStart"/>
+      <w:r>
+        <w:t>the</w:t>
+      </w:r>
+      <w:proofErr w:type="spellEnd"/>
+      <w:r>
+        <w:t xml:space="preserve"> </w:t>
+      </w:r>
+      <w:proofErr w:type="spellStart"/>
+      <w:r>
+        <w:t>gravitational</w:t>
+      </w:r>
+      <w:proofErr w:type="spellEnd"/>
+      <w:r>
+        <w:t xml:space="preserve"> </w:t>
+      </w:r>
+      <w:proofErr w:type="spellStart"/>
+      <w:r>
+        <w:t>field</w:t>
+      </w:r>
+      <w:proofErr w:type="spellEnd"/>
+      <w:r>
+        <w:t xml:space="preserve">, i.e., its age, </w:t>
+      </w:r>
+      <w:proofErr w:type="spellStart"/>
+      <w:r>
+        <w:t>should</w:t>
+      </w:r>
+      <w:proofErr w:type="spellEnd"/>
+      <w:r>
+        <w:t xml:space="preserve"> </w:t>
+      </w:r>
+      <w:proofErr w:type="spellStart"/>
+      <w:r>
+        <w:t>directly</w:t>
+      </w:r>
+      <w:proofErr w:type="spellEnd"/>
+      <w:r>
+        <w:t xml:space="preserve"> </w:t>
+      </w:r>
+      <w:proofErr w:type="spellStart"/>
+      <w:r>
+        <w:t>influence</w:t>
+      </w:r>
+      <w:proofErr w:type="spellEnd"/>
+      <w:r>
+        <w:t xml:space="preserve"> </w:t>
+      </w:r>
+      <w:proofErr w:type="spellStart"/>
+      <w:r>
+        <w:t>the</w:t>
+      </w:r>
+      <w:proofErr w:type="spellEnd"/>
+      <w:r>
+        <w:t xml:space="preserve"> </w:t>
+      </w:r>
+      <w:proofErr w:type="spellStart"/>
+      <w:r>
+        <w:t>observed</w:t>
+      </w:r>
+      <w:proofErr w:type="spellEnd"/>
+      <w:r>
+        <w:t xml:space="preserve"> </w:t>
+      </w:r>
+      <w:proofErr w:type="spellStart"/>
+      <w:r>
+        <w:t>redshift</w:t>
+      </w:r>
+      <w:proofErr w:type="spellEnd"/>
+      <w:r>
+        <w:t xml:space="preserve">. </w:t>
+      </w:r>
+      <w:proofErr w:type="spellStart"/>
+      <w:r>
+        <w:t>Older</w:t>
+      </w:r>
+      <w:proofErr w:type="spellEnd"/>
+      <w:r>
+        <w:t xml:space="preserve"> </w:t>
+      </w:r>
+      <w:proofErr w:type="spellStart"/>
+      <w:r>
+        <w:t>galaxies,having</w:t>
+      </w:r>
+      <w:proofErr w:type="spellEnd"/>
+      <w:r>
+        <w:t xml:space="preserve"> </w:t>
+      </w:r>
+      <w:proofErr w:type="spellStart"/>
+      <w:r>
+        <w:t>accumulated</w:t>
+      </w:r>
+      <w:proofErr w:type="spellEnd"/>
+      <w:r>
+        <w:t xml:space="preserve"> more time </w:t>
+      </w:r>
+      <w:proofErr w:type="spellStart"/>
+      <w:r>
+        <w:t>under</w:t>
+      </w:r>
+      <w:proofErr w:type="spellEnd"/>
+      <w:r>
+        <w:t xml:space="preserve"> </w:t>
+      </w:r>
+      <w:proofErr w:type="spellStart"/>
+      <w:r>
+        <w:t>spatial</w:t>
+      </w:r>
+      <w:proofErr w:type="spellEnd"/>
+      <w:r>
+        <w:t xml:space="preserve"> </w:t>
+      </w:r>
+      <w:proofErr w:type="spellStart"/>
+      <w:r>
+        <w:t>contraction</w:t>
+      </w:r>
+      <w:proofErr w:type="spellEnd"/>
+      <w:r>
+        <w:t xml:space="preserve">, </w:t>
+      </w:r>
+      <w:proofErr w:type="spellStart"/>
+      <w:r>
+        <w:t>should</w:t>
+      </w:r>
+      <w:proofErr w:type="spellEnd"/>
+      <w:r>
+        <w:t xml:space="preserve"> </w:t>
+      </w:r>
+      <w:proofErr w:type="spellStart"/>
+      <w:r>
+        <w:t>exhibit</w:t>
+      </w:r>
+      <w:proofErr w:type="spellEnd"/>
+      <w:r>
+        <w:t xml:space="preserve"> a </w:t>
+      </w:r>
+      <w:proofErr w:type="spellStart"/>
+      <w:r>
+        <w:t>smaller</w:t>
+      </w:r>
+      <w:proofErr w:type="spellEnd"/>
+      <w:r>
+        <w:t xml:space="preserve"> </w:t>
+      </w:r>
+      <w:proofErr w:type="spellStart"/>
+      <w:r>
+        <w:t>redshift</w:t>
+      </w:r>
+      <w:proofErr w:type="spellEnd"/>
+      <w:r>
+        <w:t>.</w:t>
+      </w:r>
+      <w:r>
+        <w:t xml:space="preserve"> </w:t>
+      </w:r>
+      <w:proofErr w:type="spellStart"/>
+      <w:r>
+        <w:t>This</w:t>
+      </w:r>
+      <w:proofErr w:type="spellEnd"/>
+      <w:r>
+        <w:t xml:space="preserve"> </w:t>
+      </w:r>
+      <w:proofErr w:type="spellStart"/>
+      <w:r>
+        <w:t>article</w:t>
+      </w:r>
+      <w:proofErr w:type="spellEnd"/>
+      <w:r>
+        <w:t xml:space="preserve"> examines </w:t>
+      </w:r>
+      <w:proofErr w:type="spellStart"/>
+      <w:r>
+        <w:t>this</w:t>
+      </w:r>
+      <w:proofErr w:type="spellEnd"/>
+      <w:r>
+        <w:t xml:space="preserve"> </w:t>
+      </w:r>
+      <w:proofErr w:type="spellStart"/>
+      <w:r>
+        <w:t>prediction</w:t>
+      </w:r>
+      <w:proofErr w:type="spellEnd"/>
+      <w:r>
+        <w:t xml:space="preserve">, </w:t>
+      </w:r>
+      <w:proofErr w:type="spellStart"/>
+      <w:r>
+        <w:t>using</w:t>
+      </w:r>
+      <w:proofErr w:type="spellEnd"/>
+      <w:r>
+        <w:t xml:space="preserve"> </w:t>
+      </w:r>
+      <w:proofErr w:type="spellStart"/>
+      <w:r>
+        <w:t>the</w:t>
+      </w:r>
+      <w:proofErr w:type="spellEnd"/>
+      <w:r>
+        <w:t xml:space="preserve"> </w:t>
+      </w:r>
+      <w:proofErr w:type="spellStart"/>
+      <w:r>
+        <w:t>observed</w:t>
+      </w:r>
+      <w:proofErr w:type="spellEnd"/>
+      <w:r>
+        <w:t xml:space="preserve"> </w:t>
+      </w:r>
+      <w:proofErr w:type="spellStart"/>
+      <w:r>
+        <w:t>redshift</w:t>
+      </w:r>
+      <w:proofErr w:type="spellEnd"/>
+      <w:r>
+        <w:t xml:space="preserve"> </w:t>
+      </w:r>
+      <w:proofErr w:type="spellStart"/>
+      <w:r>
+        <w:t>difference</w:t>
+      </w:r>
+      <w:proofErr w:type="spellEnd"/>
+      <w:r>
+        <w:t xml:space="preserve"> </w:t>
+      </w:r>
+      <w:proofErr w:type="spellStart"/>
+      <w:r>
+        <w:t>between</w:t>
+      </w:r>
+      <w:proofErr w:type="spellEnd"/>
+      <w:r>
+        <w:t xml:space="preserve"> </w:t>
+      </w:r>
+      <w:proofErr w:type="spellStart"/>
+      <w:r>
+        <w:t>old</w:t>
+      </w:r>
+      <w:proofErr w:type="spellEnd"/>
+      <w:r>
+        <w:t xml:space="preserve"> (</w:t>
+      </w:r>
+      <w:proofErr w:type="spellStart"/>
+      <w:r>
+        <w:t>elliptical</w:t>
+      </w:r>
+      <w:proofErr w:type="spellEnd"/>
+      <w:r>
+        <w:t xml:space="preserve">) </w:t>
+      </w:r>
+      <w:proofErr w:type="spellStart"/>
+      <w:r>
+        <w:t>and</w:t>
+      </w:r>
+      <w:proofErr w:type="spellEnd"/>
+      <w:r>
+        <w:t xml:space="preserve"> </w:t>
+      </w:r>
+      <w:proofErr w:type="spellStart"/>
+      <w:r>
+        <w:t>young</w:t>
+      </w:r>
+      <w:proofErr w:type="spellEnd"/>
+      <w:r>
+        <w:t xml:space="preserve"> (</w:t>
+      </w:r>
+      <w:proofErr w:type="spellStart"/>
+      <w:r>
+        <w:t>spiral</w:t>
+      </w:r>
+      <w:proofErr w:type="spellEnd"/>
+      <w:r>
+        <w:t xml:space="preserve">) </w:t>
+      </w:r>
+      <w:proofErr w:type="spellStart"/>
+      <w:r>
+        <w:t>galaxies</w:t>
+      </w:r>
+      <w:proofErr w:type="spellEnd"/>
+      <w:r>
+        <w:t xml:space="preserve"> in clusters as a </w:t>
+      </w:r>
+      <w:proofErr w:type="spellStart"/>
+      <w:r>
+        <w:t>primary</w:t>
+      </w:r>
+      <w:proofErr w:type="spellEnd"/>
+      <w:r>
+        <w:t xml:space="preserve"> </w:t>
+      </w:r>
+      <w:proofErr w:type="spellStart"/>
+      <w:r>
+        <w:t>observational</w:t>
+      </w:r>
+      <w:proofErr w:type="spellEnd"/>
+      <w:r>
+        <w:t xml:space="preserve"> </w:t>
+      </w:r>
+      <w:proofErr w:type="spellStart"/>
+      <w:r>
+        <w:t>test</w:t>
+      </w:r>
+      <w:proofErr w:type="spellEnd"/>
+      <w:r>
+        <w:t xml:space="preserve"> for </w:t>
+      </w:r>
+      <w:proofErr w:type="spellStart"/>
+      <w:r>
+        <w:t>the</w:t>
+      </w:r>
+      <w:proofErr w:type="spellEnd"/>
+      <w:r>
+        <w:t xml:space="preserve"> D.U. </w:t>
+      </w:r>
+      <w:proofErr w:type="spellStart"/>
+      <w:r>
+        <w:t>theory</w:t>
+      </w:r>
+      <w:proofErr w:type="spellEnd"/>
+      <w:r>
+        <w:t>."</w:t>
       </w:r>
       <w:r>
         <w:t>(</w:t>
@@ -836,7 +4247,7 @@
       </w:r>
     </w:p>
     <w:p>
-      <w:hyperlink r:id="rId11" w:history="1">
+      <w:hyperlink r:id="rId12" w:history="1">
         <w:r>
           <w:rPr>
             <w:rStyle w:val="Hyperlink"/>
@@ -886,8 +4297,130 @@
           <w:sz w:val="28"/>
           <w:szCs w:val="28"/>
         </w:rPr>
-        <w:t>The “Decreasing Universe” model: an alternative perspective to accelerated expansion</w:t>
-      </w:r>
+        <w:t>The “</w:t>
+      </w:r>
+      <w:proofErr w:type="spellStart"/>
+      <w:r>
+        <w:rPr>
+          <w:b/>
+          <w:bCs/>
+          <w:color w:val="0070C0"/>
+          <w:sz w:val="28"/>
+          <w:szCs w:val="28"/>
+        </w:rPr>
+        <w:t>Decreasing</w:t>
+      </w:r>
+      <w:proofErr w:type="spellEnd"/>
+      <w:r>
+        <w:rPr>
+          <w:b/>
+          <w:bCs/>
+          <w:color w:val="0070C0"/>
+          <w:sz w:val="28"/>
+          <w:szCs w:val="28"/>
+        </w:rPr>
+        <w:t xml:space="preserve"> Universe” model: </w:t>
+      </w:r>
+      <w:proofErr w:type="spellStart"/>
+      <w:r>
+        <w:rPr>
+          <w:b/>
+          <w:bCs/>
+          <w:color w:val="0070C0"/>
+          <w:sz w:val="28"/>
+          <w:szCs w:val="28"/>
+        </w:rPr>
+        <w:t>an</w:t>
+      </w:r>
+      <w:proofErr w:type="spellEnd"/>
+      <w:r>
+        <w:rPr>
+          <w:b/>
+          <w:bCs/>
+          <w:color w:val="0070C0"/>
+          <w:sz w:val="28"/>
+          <w:szCs w:val="28"/>
+        </w:rPr>
+        <w:t xml:space="preserve"> </w:t>
+      </w:r>
+      <w:proofErr w:type="spellStart"/>
+      <w:r>
+        <w:rPr>
+          <w:b/>
+          <w:bCs/>
+          <w:color w:val="0070C0"/>
+          <w:sz w:val="28"/>
+          <w:szCs w:val="28"/>
+        </w:rPr>
+        <w:t>alternative</w:t>
+      </w:r>
+      <w:proofErr w:type="spellEnd"/>
+      <w:r>
+        <w:rPr>
+          <w:b/>
+          <w:bCs/>
+          <w:color w:val="0070C0"/>
+          <w:sz w:val="28"/>
+          <w:szCs w:val="28"/>
+        </w:rPr>
+        <w:t xml:space="preserve"> perspective </w:t>
+      </w:r>
+      <w:proofErr w:type="spellStart"/>
+      <w:r>
+        <w:rPr>
+          <w:b/>
+          <w:bCs/>
+          <w:color w:val="0070C0"/>
+          <w:sz w:val="28"/>
+          <w:szCs w:val="28"/>
+        </w:rPr>
+        <w:t>to</w:t>
+      </w:r>
+      <w:proofErr w:type="spellEnd"/>
+      <w:r>
+        <w:rPr>
+          <w:b/>
+          <w:bCs/>
+          <w:color w:val="0070C0"/>
+          <w:sz w:val="28"/>
+          <w:szCs w:val="28"/>
+        </w:rPr>
+        <w:t xml:space="preserve"> </w:t>
+      </w:r>
+      <w:proofErr w:type="spellStart"/>
+      <w:r>
+        <w:rPr>
+          <w:b/>
+          <w:bCs/>
+          <w:color w:val="0070C0"/>
+          <w:sz w:val="28"/>
+          <w:szCs w:val="28"/>
+        </w:rPr>
+        <w:t>accelerated</w:t>
+      </w:r>
+      <w:proofErr w:type="spellEnd"/>
+      <w:r>
+        <w:rPr>
+          <w:b/>
+          <w:bCs/>
+          <w:color w:val="0070C0"/>
+          <w:sz w:val="28"/>
+          <w:szCs w:val="28"/>
+        </w:rPr>
+        <w:t xml:space="preserve"> </w:t>
+      </w:r>
+      <w:proofErr w:type="spellStart"/>
+      <w:r>
+        <w:rPr>
+          <w:b/>
+          <w:bCs/>
+          <w:color w:val="0070C0"/>
+          <w:sz w:val="28"/>
+          <w:szCs w:val="28"/>
+        </w:rPr>
+        <w:t>expansion</w:t>
+      </w:r>
+      <w:proofErr w:type="spellEnd"/>
       <w:r>
         <w:rPr>
           <w:color w:val="0070C0"/>
@@ -900,25 +4433,197 @@
     <w:p/>
     <w:p>
       <w:r>
-        <w:t>"The understanding of the universe’s evolution has been dominated</w:t>
-      </w:r>
+        <w:t xml:space="preserve">"The </w:t>
+      </w:r>
+      <w:proofErr w:type="spellStart"/>
+      <w:r>
+        <w:t>understanding</w:t>
+      </w:r>
+      <w:proofErr w:type="spellEnd"/>
+      <w:r>
+        <w:t xml:space="preserve"> </w:t>
+      </w:r>
+      <w:proofErr w:type="spellStart"/>
+      <w:r>
+        <w:t>of</w:t>
+      </w:r>
+      <w:proofErr w:type="spellEnd"/>
+      <w:r>
+        <w:t xml:space="preserve"> </w:t>
+      </w:r>
+      <w:proofErr w:type="spellStart"/>
+      <w:r>
+        <w:t>the</w:t>
+      </w:r>
+      <w:proofErr w:type="spellEnd"/>
+      <w:r>
+        <w:t xml:space="preserve"> </w:t>
+      </w:r>
+      <w:proofErr w:type="spellStart"/>
+      <w:r>
+        <w:t>universe’s</w:t>
+      </w:r>
+      <w:proofErr w:type="spellEnd"/>
+      <w:r>
+        <w:t xml:space="preserve"> </w:t>
+      </w:r>
+      <w:proofErr w:type="spellStart"/>
+      <w:r>
+        <w:t>evolution</w:t>
+      </w:r>
+      <w:proofErr w:type="spellEnd"/>
+      <w:r>
+        <w:t xml:space="preserve"> </w:t>
+      </w:r>
+      <w:proofErr w:type="spellStart"/>
+      <w:r>
+        <w:t>has</w:t>
+      </w:r>
+      <w:proofErr w:type="spellEnd"/>
+      <w:r>
+        <w:t xml:space="preserve"> </w:t>
+      </w:r>
+      <w:proofErr w:type="spellStart"/>
+      <w:r>
+        <w:t>been</w:t>
+      </w:r>
+      <w:proofErr w:type="spellEnd"/>
+      <w:r>
+        <w:t xml:space="preserve"> </w:t>
+      </w:r>
+      <w:proofErr w:type="spellStart"/>
+      <w:r>
+        <w:t>dominated</w:t>
+      </w:r>
+      <w:proofErr w:type="spellEnd"/>
       <w:r>
         <w:t xml:space="preserve"> </w:t>
       </w:r>
       <w:r>
         <w:br/>
       </w:r>
-      <w:r>
-        <w:t>by the Standard Cosmological Model, known as ?-CDM. This widely</w:t>
-      </w:r>
+      <w:proofErr w:type="spellStart"/>
+      <w:r>
+        <w:t>by</w:t>
+      </w:r>
+      <w:proofErr w:type="spellEnd"/>
+      <w:r>
+        <w:t xml:space="preserve"> </w:t>
+      </w:r>
+      <w:proofErr w:type="spellStart"/>
+      <w:r>
+        <w:t>the</w:t>
+      </w:r>
+      <w:proofErr w:type="spellEnd"/>
+      <w:r>
+        <w:t xml:space="preserve"> Standard </w:t>
+      </w:r>
+      <w:proofErr w:type="spellStart"/>
+      <w:r>
+        <w:t>Cosmological</w:t>
+      </w:r>
+      <w:proofErr w:type="spellEnd"/>
+      <w:r>
+        <w:t xml:space="preserve"> Model, </w:t>
+      </w:r>
+      <w:proofErr w:type="spellStart"/>
+      <w:r>
+        <w:t>known</w:t>
+      </w:r>
+      <w:proofErr w:type="spellEnd"/>
+      <w:r>
+        <w:t xml:space="preserve"> as ?-CDM. </w:t>
+      </w:r>
+      <w:proofErr w:type="spellStart"/>
+      <w:r>
+        <w:t>This</w:t>
+      </w:r>
+      <w:proofErr w:type="spellEnd"/>
+      <w:r>
+        <w:t xml:space="preserve"> </w:t>
+      </w:r>
+      <w:proofErr w:type="spellStart"/>
+      <w:r>
+        <w:t>widely</w:t>
+      </w:r>
+      <w:proofErr w:type="spellEnd"/>
       <w:r>
         <w:t xml:space="preserve"> </w:t>
       </w:r>
       <w:r>
         <w:br/>
       </w:r>
-      <w:r>
-        <w:t>accepted model postulates the existence of dark matter and, crucially,</w:t>
+      <w:proofErr w:type="spellStart"/>
+      <w:r>
+        <w:t>accepted</w:t>
+      </w:r>
+      <w:proofErr w:type="spellEnd"/>
+      <w:r>
+        <w:t xml:space="preserve"> model </w:t>
+      </w:r>
+      <w:proofErr w:type="spellStart"/>
+      <w:r>
+        <w:t>postulates</w:t>
+      </w:r>
+      <w:proofErr w:type="spellEnd"/>
+      <w:r>
+        <w:t xml:space="preserve"> </w:t>
+      </w:r>
+      <w:proofErr w:type="spellStart"/>
+      <w:r>
+        <w:t>the</w:t>
+      </w:r>
+      <w:proofErr w:type="spellEnd"/>
+      <w:r>
+        <w:t xml:space="preserve"> </w:t>
+      </w:r>
+      <w:proofErr w:type="spellStart"/>
+      <w:r>
+        <w:t>existence</w:t>
+      </w:r>
+      <w:proofErr w:type="spellEnd"/>
+      <w:r>
+        <w:t xml:space="preserve"> </w:t>
+      </w:r>
+      <w:proofErr w:type="spellStart"/>
+      <w:r>
+        <w:t>of</w:t>
+      </w:r>
+      <w:proofErr w:type="spellEnd"/>
+      <w:r>
+        <w:t xml:space="preserve"> </w:t>
+      </w:r>
+      <w:proofErr w:type="spellStart"/>
+      <w:r>
+        <w:t>dark</w:t>
+      </w:r>
+      <w:proofErr w:type="spellEnd"/>
+      <w:r>
+        <w:t xml:space="preserve"> </w:t>
+      </w:r>
+      <w:proofErr w:type="spellStart"/>
+      <w:r>
+        <w:t>matter</w:t>
+      </w:r>
+      <w:proofErr w:type="spellEnd"/>
+      <w:r>
+        <w:t xml:space="preserve"> </w:t>
+      </w:r>
+      <w:proofErr w:type="spellStart"/>
+      <w:r>
+        <w:t>and</w:t>
+      </w:r>
+      <w:proofErr w:type="spellEnd"/>
+      <w:r>
+        <w:t xml:space="preserve">, </w:t>
+      </w:r>
+      <w:proofErr w:type="spellStart"/>
+      <w:r>
+        <w:t>crucially</w:t>
+      </w:r>
+      <w:proofErr w:type="spellEnd"/>
+      <w:r>
+        <w:t>,</w:t>
       </w:r>
       <w:r>
         <w:t xml:space="preserve"> </w:t>
@@ -926,9 +4631,83 @@
       <w:r>
         <w:br/>
       </w:r>
-      <w:r>
-        <w:t>dark energy to explain the observed accelerated expansion of the</w:t>
-      </w:r>
+      <w:proofErr w:type="spellStart"/>
+      <w:r>
+        <w:t>dark</w:t>
+      </w:r>
+      <w:proofErr w:type="spellEnd"/>
+      <w:r>
+        <w:t xml:space="preserve"> </w:t>
+      </w:r>
+      <w:proofErr w:type="spellStart"/>
+      <w:r>
+        <w:t>energy</w:t>
+      </w:r>
+      <w:proofErr w:type="spellEnd"/>
+      <w:r>
+        <w:t xml:space="preserve"> </w:t>
+      </w:r>
+      <w:proofErr w:type="spellStart"/>
+      <w:r>
+        <w:t>to</w:t>
+      </w:r>
+      <w:proofErr w:type="spellEnd"/>
+      <w:r>
+        <w:t xml:space="preserve"> </w:t>
+      </w:r>
+      <w:proofErr w:type="spellStart"/>
+      <w:r>
+        <w:t>explain</w:t>
+      </w:r>
+      <w:proofErr w:type="spellEnd"/>
+      <w:r>
+        <w:t xml:space="preserve"> </w:t>
+      </w:r>
+      <w:proofErr w:type="spellStart"/>
+      <w:r>
+        <w:t>the</w:t>
+      </w:r>
+      <w:proofErr w:type="spellEnd"/>
+      <w:r>
+        <w:t xml:space="preserve"> </w:t>
+      </w:r>
+      <w:proofErr w:type="spellStart"/>
+      <w:r>
+        <w:t>observed</w:t>
+      </w:r>
+      <w:proofErr w:type="spellEnd"/>
+      <w:r>
+        <w:t xml:space="preserve"> </w:t>
+      </w:r>
+      <w:proofErr w:type="spellStart"/>
+      <w:r>
+        <w:t>accelerated</w:t>
+      </w:r>
+      <w:proofErr w:type="spellEnd"/>
+      <w:r>
+        <w:t xml:space="preserve"> </w:t>
+      </w:r>
+      <w:proofErr w:type="spellStart"/>
+      <w:r>
+        <w:t>expansion</w:t>
+      </w:r>
+      <w:proofErr w:type="spellEnd"/>
+      <w:r>
+        <w:t xml:space="preserve"> </w:t>
+      </w:r>
+      <w:proofErr w:type="spellStart"/>
+      <w:r>
+        <w:t>of</w:t>
+      </w:r>
+      <w:proofErr w:type="spellEnd"/>
+      <w:r>
+        <w:t xml:space="preserve"> </w:t>
+      </w:r>
+      <w:proofErr w:type="spellStart"/>
+      <w:r>
+        <w:t>the</w:t>
+      </w:r>
+      <w:proofErr w:type="spellEnd"/>
       <w:r>
         <w:t xml:space="preserve"> </w:t>
       </w:r>
@@ -936,32 +4715,146 @@
         <w:br/>
       </w:r>
       <w:r>
-        <w:t>universe.1 However, dark energy remains an entity of unknown and</w:t>
-      </w:r>
+        <w:t xml:space="preserve">universe.1 </w:t>
+      </w:r>
+      <w:proofErr w:type="spellStart"/>
+      <w:r>
+        <w:t>However</w:t>
+      </w:r>
+      <w:proofErr w:type="spellEnd"/>
+      <w:r>
+        <w:t xml:space="preserve">, </w:t>
+      </w:r>
+      <w:proofErr w:type="spellStart"/>
+      <w:r>
+        <w:t>dark</w:t>
+      </w:r>
+      <w:proofErr w:type="spellEnd"/>
+      <w:r>
+        <w:t xml:space="preserve"> </w:t>
+      </w:r>
+      <w:proofErr w:type="spellStart"/>
+      <w:r>
+        <w:t>energy</w:t>
+      </w:r>
+      <w:proofErr w:type="spellEnd"/>
+      <w:r>
+        <w:t xml:space="preserve"> </w:t>
+      </w:r>
+      <w:proofErr w:type="spellStart"/>
+      <w:r>
+        <w:t>remains</w:t>
+      </w:r>
+      <w:proofErr w:type="spellEnd"/>
+      <w:r>
+        <w:t xml:space="preserve"> </w:t>
+      </w:r>
+      <w:proofErr w:type="spellStart"/>
+      <w:r>
+        <w:t>an</w:t>
+      </w:r>
+      <w:proofErr w:type="spellEnd"/>
+      <w:r>
+        <w:t xml:space="preserve"> </w:t>
+      </w:r>
+      <w:proofErr w:type="spellStart"/>
+      <w:r>
+        <w:t>entity</w:t>
+      </w:r>
+      <w:proofErr w:type="spellEnd"/>
+      <w:r>
+        <w:t xml:space="preserve"> </w:t>
+      </w:r>
+      <w:proofErr w:type="spellStart"/>
+      <w:r>
+        <w:t>of</w:t>
+      </w:r>
+      <w:proofErr w:type="spellEnd"/>
+      <w:r>
+        <w:t xml:space="preserve"> </w:t>
+      </w:r>
+      <w:proofErr w:type="spellStart"/>
+      <w:r>
+        <w:t>unknown</w:t>
+      </w:r>
+      <w:proofErr w:type="spellEnd"/>
+      <w:r>
+        <w:t xml:space="preserve"> </w:t>
+      </w:r>
+      <w:proofErr w:type="spellStart"/>
+      <w:r>
+        <w:t>and</w:t>
+      </w:r>
+      <w:proofErr w:type="spellEnd"/>
       <w:r>
         <w:t xml:space="preserve"> </w:t>
       </w:r>
       <w:r>
         <w:br/>
       </w:r>
-      <w:r>
-        <w:t>undetectable origin, presenting a significant theoretical challenge.2..."</w:t>
+      <w:proofErr w:type="spellStart"/>
+      <w:r>
+        <w:t>undetectable</w:t>
+      </w:r>
+      <w:proofErr w:type="spellEnd"/>
+      <w:r>
+        <w:t xml:space="preserve"> </w:t>
+      </w:r>
+      <w:proofErr w:type="spellStart"/>
+      <w:r>
+        <w:t>origin</w:t>
+      </w:r>
+      <w:proofErr w:type="spellEnd"/>
+      <w:r>
+        <w:t xml:space="preserve">, </w:t>
+      </w:r>
+      <w:proofErr w:type="spellStart"/>
+      <w:r>
+        <w:t>presenting</w:t>
+      </w:r>
+      <w:proofErr w:type="spellEnd"/>
+      <w:r>
+        <w:t xml:space="preserve"> a </w:t>
+      </w:r>
+      <w:proofErr w:type="spellStart"/>
+      <w:r>
+        <w:t>significant</w:t>
+      </w:r>
+      <w:proofErr w:type="spellEnd"/>
+      <w:r>
+        <w:t xml:space="preserve"> </w:t>
+      </w:r>
+      <w:proofErr w:type="spellStart"/>
+      <w:r>
+        <w:t>theoretical</w:t>
+      </w:r>
+      <w:proofErr w:type="spellEnd"/>
+      <w:r>
+        <w:t xml:space="preserve"> challenge.2..."</w:t>
       </w:r>
       <w:r>
         <w:t>(</w:t>
       </w:r>
+      <w:proofErr w:type="spellStart"/>
       <w:r>
         <w:rPr>
           <w:color w:val="C00000"/>
         </w:rPr>
-        <w:t>Jun/2025</w:t>
+        <w:t>Jun</w:t>
+      </w:r>
+      <w:proofErr w:type="spellEnd"/>
+      <w:r>
+        <w:rPr>
+          <w:color w:val="C00000"/>
+        </w:rPr>
+        <w:t>/2025</w:t>
       </w:r>
       <w:r>
         <w:t>)</w:t>
       </w:r>
     </w:p>
     <w:p>
-      <w:hyperlink r:id="rId12" w:history="1">
+      <w:hyperlink r:id="rId13" w:history="1">
         <w:r>
           <w:rPr>
             <w:rStyle w:val="Hyperlink"/>
@@ -1037,28 +4930,367 @@
           <w:sz w:val="28"/>
           <w:szCs w:val="28"/>
         </w:rPr>
-        <w:t>´Decreasing Universe: The 'Dark Matter' Effect'</w:t>
+        <w:t>´</w:t>
+      </w:r>
+      <w:proofErr w:type="spellStart"/>
+      <w:r>
+        <w:rPr>
+          <w:b/>
+          <w:bCs/>
+          <w:color w:val="0070C0"/>
+          <w:sz w:val="28"/>
+          <w:szCs w:val="28"/>
+        </w:rPr>
+        <w:t>Decreasing</w:t>
+      </w:r>
+      <w:proofErr w:type="spellEnd"/>
+      <w:r>
+        <w:rPr>
+          <w:b/>
+          <w:bCs/>
+          <w:color w:val="0070C0"/>
+          <w:sz w:val="28"/>
+          <w:szCs w:val="28"/>
+        </w:rPr>
+        <w:t xml:space="preserve"> Universe: The '</w:t>
+      </w:r>
+      <w:proofErr w:type="spellStart"/>
+      <w:r>
+        <w:rPr>
+          <w:b/>
+          <w:bCs/>
+          <w:color w:val="0070C0"/>
+          <w:sz w:val="28"/>
+          <w:szCs w:val="28"/>
+        </w:rPr>
+        <w:t>Dark</w:t>
+      </w:r>
+      <w:proofErr w:type="spellEnd"/>
+      <w:r>
+        <w:rPr>
+          <w:b/>
+          <w:bCs/>
+          <w:color w:val="0070C0"/>
+          <w:sz w:val="28"/>
+          <w:szCs w:val="28"/>
+        </w:rPr>
+        <w:t xml:space="preserve"> Matter' </w:t>
+      </w:r>
+      <w:proofErr w:type="spellStart"/>
+      <w:r>
+        <w:rPr>
+          <w:b/>
+          <w:bCs/>
+          <w:color w:val="0070C0"/>
+          <w:sz w:val="28"/>
+          <w:szCs w:val="28"/>
+        </w:rPr>
+        <w:t>Effect</w:t>
+      </w:r>
+      <w:proofErr w:type="spellEnd"/>
+      <w:r>
+        <w:rPr>
+          <w:b/>
+          <w:bCs/>
+          <w:color w:val="0070C0"/>
+          <w:sz w:val="28"/>
+          <w:szCs w:val="28"/>
+        </w:rPr>
+        <w:t>'</w:t>
       </w:r>
     </w:p>
     <w:p>
       <w:r>
-        <w:t>"After a brief review of the Decreasing Universe (D.U.) model, we will derive a formula and the graph for the apparent velocity of stars (of a Messier_33 galaxy) as a function of their radial distance from the galactic center. This formula reproduces the same velocity curve traditionally attributed to dark matter. "</w:t>
+        <w:lastRenderedPageBreak/>
+        <w:t>"</w:t>
+      </w:r>
+      <w:proofErr w:type="spellStart"/>
+      <w:r>
+        <w:t>After</w:t>
+      </w:r>
+      <w:proofErr w:type="spellEnd"/>
+      <w:r>
+        <w:t xml:space="preserve"> a </w:t>
+      </w:r>
+      <w:proofErr w:type="spellStart"/>
+      <w:r>
+        <w:t>brief</w:t>
+      </w:r>
+      <w:proofErr w:type="spellEnd"/>
+      <w:r>
+        <w:t xml:space="preserve"> review </w:t>
+      </w:r>
+      <w:proofErr w:type="spellStart"/>
+      <w:r>
+        <w:t>of</w:t>
+      </w:r>
+      <w:proofErr w:type="spellEnd"/>
+      <w:r>
+        <w:t xml:space="preserve"> </w:t>
+      </w:r>
+      <w:proofErr w:type="spellStart"/>
+      <w:r>
+        <w:t>the</w:t>
+      </w:r>
+      <w:proofErr w:type="spellEnd"/>
+      <w:r>
+        <w:t xml:space="preserve"> </w:t>
+      </w:r>
+      <w:proofErr w:type="spellStart"/>
+      <w:r>
+        <w:t>Decreasing</w:t>
+      </w:r>
+      <w:proofErr w:type="spellEnd"/>
+      <w:r>
+        <w:t xml:space="preserve"> Universe (D.U.) model, </w:t>
+      </w:r>
+      <w:proofErr w:type="spellStart"/>
+      <w:r>
+        <w:t>we</w:t>
+      </w:r>
+      <w:proofErr w:type="spellEnd"/>
+      <w:r>
+        <w:t xml:space="preserve"> </w:t>
+      </w:r>
+      <w:proofErr w:type="spellStart"/>
+      <w:r>
+        <w:t>will</w:t>
+      </w:r>
+      <w:proofErr w:type="spellEnd"/>
+      <w:r>
+        <w:t xml:space="preserve"> derive a formula </w:t>
+      </w:r>
+      <w:proofErr w:type="spellStart"/>
+      <w:r>
+        <w:t>and</w:t>
+      </w:r>
+      <w:proofErr w:type="spellEnd"/>
+      <w:r>
+        <w:t xml:space="preserve"> </w:t>
+      </w:r>
+      <w:proofErr w:type="spellStart"/>
+      <w:r>
+        <w:t>the</w:t>
+      </w:r>
+      <w:proofErr w:type="spellEnd"/>
+      <w:r>
+        <w:t xml:space="preserve"> </w:t>
+      </w:r>
+      <w:proofErr w:type="spellStart"/>
+      <w:r>
+        <w:t>graph</w:t>
+      </w:r>
+      <w:proofErr w:type="spellEnd"/>
+      <w:r>
+        <w:t xml:space="preserve"> for </w:t>
+      </w:r>
+      <w:proofErr w:type="spellStart"/>
+      <w:r>
+        <w:t>the</w:t>
+      </w:r>
+      <w:proofErr w:type="spellEnd"/>
+      <w:r>
+        <w:t xml:space="preserve"> </w:t>
+      </w:r>
+      <w:proofErr w:type="spellStart"/>
+      <w:r>
+        <w:t>apparent</w:t>
+      </w:r>
+      <w:proofErr w:type="spellEnd"/>
+      <w:r>
+        <w:t xml:space="preserve"> </w:t>
+      </w:r>
+      <w:proofErr w:type="spellStart"/>
+      <w:r>
+        <w:t>velocity</w:t>
+      </w:r>
+      <w:proofErr w:type="spellEnd"/>
+      <w:r>
+        <w:t xml:space="preserve"> </w:t>
+      </w:r>
+      <w:proofErr w:type="spellStart"/>
+      <w:r>
+        <w:t>of</w:t>
+      </w:r>
+      <w:proofErr w:type="spellEnd"/>
+      <w:r>
+        <w:t xml:space="preserve"> stars (</w:t>
+      </w:r>
+      <w:proofErr w:type="spellStart"/>
+      <w:r>
+        <w:t>of</w:t>
+      </w:r>
+      <w:proofErr w:type="spellEnd"/>
+      <w:r>
+        <w:t xml:space="preserve"> a Messier_33 </w:t>
+      </w:r>
+      <w:proofErr w:type="spellStart"/>
+      <w:r>
+        <w:t>galaxy</w:t>
+      </w:r>
+      <w:proofErr w:type="spellEnd"/>
+      <w:r>
+        <w:t xml:space="preserve">) as a </w:t>
+      </w:r>
+      <w:proofErr w:type="spellStart"/>
+      <w:r>
+        <w:t>function</w:t>
+      </w:r>
+      <w:proofErr w:type="spellEnd"/>
+      <w:r>
+        <w:t xml:space="preserve"> </w:t>
+      </w:r>
+      <w:proofErr w:type="spellStart"/>
+      <w:r>
+        <w:t>of</w:t>
+      </w:r>
+      <w:proofErr w:type="spellEnd"/>
+      <w:r>
+        <w:t xml:space="preserve"> </w:t>
+      </w:r>
+      <w:proofErr w:type="spellStart"/>
+      <w:r>
+        <w:t>their</w:t>
+      </w:r>
+      <w:proofErr w:type="spellEnd"/>
+      <w:r>
+        <w:t xml:space="preserve"> radial </w:t>
+      </w:r>
+      <w:proofErr w:type="spellStart"/>
+      <w:r>
+        <w:t>distance</w:t>
+      </w:r>
+      <w:proofErr w:type="spellEnd"/>
+      <w:r>
+        <w:t xml:space="preserve"> </w:t>
+      </w:r>
+      <w:proofErr w:type="spellStart"/>
+      <w:r>
+        <w:t>from</w:t>
+      </w:r>
+      <w:proofErr w:type="spellEnd"/>
+      <w:r>
+        <w:t xml:space="preserve"> </w:t>
+      </w:r>
+      <w:proofErr w:type="spellStart"/>
+      <w:r>
+        <w:t>the</w:t>
+      </w:r>
+      <w:proofErr w:type="spellEnd"/>
+      <w:r>
+        <w:t xml:space="preserve"> </w:t>
+      </w:r>
+      <w:proofErr w:type="spellStart"/>
+      <w:r>
+        <w:t>galactic</w:t>
+      </w:r>
+      <w:proofErr w:type="spellEnd"/>
+      <w:r>
+        <w:t xml:space="preserve"> center. </w:t>
+      </w:r>
+      <w:proofErr w:type="spellStart"/>
+      <w:r>
+        <w:t>This</w:t>
+      </w:r>
+      <w:proofErr w:type="spellEnd"/>
+      <w:r>
+        <w:t xml:space="preserve"> formula </w:t>
+      </w:r>
+      <w:proofErr w:type="spellStart"/>
+      <w:r>
+        <w:t>reproduces</w:t>
+      </w:r>
+      <w:proofErr w:type="spellEnd"/>
+      <w:r>
+        <w:t xml:space="preserve"> </w:t>
+      </w:r>
+      <w:proofErr w:type="spellStart"/>
+      <w:r>
+        <w:t>the</w:t>
+      </w:r>
+      <w:proofErr w:type="spellEnd"/>
+      <w:r>
+        <w:t xml:space="preserve"> </w:t>
+      </w:r>
+      <w:proofErr w:type="spellStart"/>
+      <w:r>
+        <w:t>same</w:t>
+      </w:r>
+      <w:proofErr w:type="spellEnd"/>
+      <w:r>
+        <w:t xml:space="preserve"> </w:t>
+      </w:r>
+      <w:proofErr w:type="spellStart"/>
+      <w:r>
+        <w:t>velocity</w:t>
+      </w:r>
+      <w:proofErr w:type="spellEnd"/>
+      <w:r>
+        <w:t xml:space="preserve"> curve </w:t>
+      </w:r>
+      <w:proofErr w:type="spellStart"/>
+      <w:r>
+        <w:t>traditionally</w:t>
+      </w:r>
+      <w:proofErr w:type="spellEnd"/>
+      <w:r>
+        <w:t xml:space="preserve"> </w:t>
+      </w:r>
+      <w:proofErr w:type="spellStart"/>
+      <w:r>
+        <w:t>attributed</w:t>
+      </w:r>
+      <w:proofErr w:type="spellEnd"/>
+      <w:r>
+        <w:t xml:space="preserve"> </w:t>
+      </w:r>
+      <w:proofErr w:type="spellStart"/>
+      <w:r>
+        <w:t>to</w:t>
+      </w:r>
+      <w:proofErr w:type="spellEnd"/>
+      <w:r>
+        <w:t xml:space="preserve"> </w:t>
+      </w:r>
+      <w:proofErr w:type="spellStart"/>
+      <w:r>
+        <w:t>dark</w:t>
+      </w:r>
+      <w:proofErr w:type="spellEnd"/>
+      <w:r>
+        <w:t xml:space="preserve"> </w:t>
+      </w:r>
+      <w:proofErr w:type="spellStart"/>
+      <w:r>
+        <w:t>matter</w:t>
+      </w:r>
+      <w:proofErr w:type="spellEnd"/>
+      <w:r>
+        <w:t>. "</w:t>
       </w:r>
       <w:r>
         <w:t>(</w:t>
       </w:r>
+      <w:proofErr w:type="spellStart"/>
       <w:r>
         <w:rPr>
           <w:color w:val="C00000"/>
         </w:rPr>
-        <w:t>Apr/2025</w:t>
+        <w:t>Apr</w:t>
+      </w:r>
+      <w:proofErr w:type="spellEnd"/>
+      <w:r>
+        <w:rPr>
+          <w:color w:val="C00000"/>
+        </w:rPr>
+        <w:t>/2025</w:t>
       </w:r>
       <w:r>
         <w:t>)</w:t>
       </w:r>
     </w:p>
     <w:p>
-      <w:hyperlink r:id="rId13" w:history="1">
+      <w:hyperlink r:id="rId14" w:history="1">
         <w:r>
           <w:rPr>
             <w:rStyle w:val="Hyperlink"/>
@@ -1072,7 +5304,6 @@
     </w:p>
     <w:p>
       <w:r>
-        <w:lastRenderedPageBreak/>
         <w:t>-------------</w:t>
       </w:r>
     </w:p>
@@ -1094,18 +5325,282 @@
           <w:sz w:val="28"/>
           <w:szCs w:val="28"/>
         </w:rPr>
-        <w:t>´Decreasing Universe: The CMB and the Age of the Universe'</w:t>
+        <w:t>´</w:t>
+      </w:r>
+      <w:proofErr w:type="spellStart"/>
+      <w:r>
+        <w:rPr>
+          <w:b/>
+          <w:bCs/>
+          <w:color w:val="0070C0"/>
+          <w:sz w:val="28"/>
+          <w:szCs w:val="28"/>
+        </w:rPr>
+        <w:t>Decreasing</w:t>
+      </w:r>
+      <w:proofErr w:type="spellEnd"/>
+      <w:r>
+        <w:rPr>
+          <w:b/>
+          <w:bCs/>
+          <w:color w:val="0070C0"/>
+          <w:sz w:val="28"/>
+          <w:szCs w:val="28"/>
+        </w:rPr>
+        <w:t xml:space="preserve"> Universe: The CMB </w:t>
+      </w:r>
+      <w:proofErr w:type="spellStart"/>
+      <w:r>
+        <w:rPr>
+          <w:b/>
+          <w:bCs/>
+          <w:color w:val="0070C0"/>
+          <w:sz w:val="28"/>
+          <w:szCs w:val="28"/>
+        </w:rPr>
+        <w:t>and</w:t>
+      </w:r>
+      <w:proofErr w:type="spellEnd"/>
+      <w:r>
+        <w:rPr>
+          <w:b/>
+          <w:bCs/>
+          <w:color w:val="0070C0"/>
+          <w:sz w:val="28"/>
+          <w:szCs w:val="28"/>
+        </w:rPr>
+        <w:t xml:space="preserve"> </w:t>
+      </w:r>
+      <w:proofErr w:type="spellStart"/>
+      <w:r>
+        <w:rPr>
+          <w:b/>
+          <w:bCs/>
+          <w:color w:val="0070C0"/>
+          <w:sz w:val="28"/>
+          <w:szCs w:val="28"/>
+        </w:rPr>
+        <w:t>the</w:t>
+      </w:r>
+      <w:proofErr w:type="spellEnd"/>
+      <w:r>
+        <w:rPr>
+          <w:b/>
+          <w:bCs/>
+          <w:color w:val="0070C0"/>
+          <w:sz w:val="28"/>
+          <w:szCs w:val="28"/>
+        </w:rPr>
+        <w:t xml:space="preserve"> Age </w:t>
+      </w:r>
+      <w:proofErr w:type="spellStart"/>
+      <w:r>
+        <w:rPr>
+          <w:b/>
+          <w:bCs/>
+          <w:color w:val="0070C0"/>
+          <w:sz w:val="28"/>
+          <w:szCs w:val="28"/>
+        </w:rPr>
+        <w:t>of</w:t>
+      </w:r>
+      <w:proofErr w:type="spellEnd"/>
+      <w:r>
+        <w:rPr>
+          <w:b/>
+          <w:bCs/>
+          <w:color w:val="0070C0"/>
+          <w:sz w:val="28"/>
+          <w:szCs w:val="28"/>
+        </w:rPr>
+        <w:t xml:space="preserve"> </w:t>
+      </w:r>
+      <w:proofErr w:type="spellStart"/>
+      <w:r>
+        <w:rPr>
+          <w:b/>
+          <w:bCs/>
+          <w:color w:val="0070C0"/>
+          <w:sz w:val="28"/>
+          <w:szCs w:val="28"/>
+        </w:rPr>
+        <w:t>the</w:t>
+      </w:r>
+      <w:proofErr w:type="spellEnd"/>
+      <w:r>
+        <w:rPr>
+          <w:b/>
+          <w:bCs/>
+          <w:color w:val="0070C0"/>
+          <w:sz w:val="28"/>
+          <w:szCs w:val="28"/>
+        </w:rPr>
+        <w:t xml:space="preserve"> Universe'</w:t>
       </w:r>
     </w:p>
     <w:p>
       <w:r>
-        <w:t>" We will use the “Decreasing Universe” (D.U.) theory to estimate the age of the Universe based on</w:t>
-      </w:r>
-      <w:r>
-        <w:t xml:space="preserve"> </w:t>
-      </w:r>
-      <w:r>
-        <w:t>the average wavelength of the Cosmic Microwave Background (CMB) radiation.</w:t>
+        <w:t xml:space="preserve">" </w:t>
+      </w:r>
+      <w:proofErr w:type="spellStart"/>
+      <w:r>
+        <w:t>We</w:t>
+      </w:r>
+      <w:proofErr w:type="spellEnd"/>
+      <w:r>
+        <w:t xml:space="preserve"> </w:t>
+      </w:r>
+      <w:proofErr w:type="spellStart"/>
+      <w:r>
+        <w:t>will</w:t>
+      </w:r>
+      <w:proofErr w:type="spellEnd"/>
+      <w:r>
+        <w:t xml:space="preserve"> use </w:t>
+      </w:r>
+      <w:proofErr w:type="spellStart"/>
+      <w:r>
+        <w:t>the</w:t>
+      </w:r>
+      <w:proofErr w:type="spellEnd"/>
+      <w:r>
+        <w:t xml:space="preserve"> “</w:t>
+      </w:r>
+      <w:proofErr w:type="spellStart"/>
+      <w:r>
+        <w:t>Decreasing</w:t>
+      </w:r>
+      <w:proofErr w:type="spellEnd"/>
+      <w:r>
+        <w:t xml:space="preserve"> Universe” (D.U.) </w:t>
+      </w:r>
+      <w:proofErr w:type="spellStart"/>
+      <w:r>
+        <w:t>theory</w:t>
+      </w:r>
+      <w:proofErr w:type="spellEnd"/>
+      <w:r>
+        <w:t xml:space="preserve"> </w:t>
+      </w:r>
+      <w:proofErr w:type="spellStart"/>
+      <w:r>
+        <w:t>to</w:t>
+      </w:r>
+      <w:proofErr w:type="spellEnd"/>
+      <w:r>
+        <w:t xml:space="preserve"> </w:t>
+      </w:r>
+      <w:proofErr w:type="spellStart"/>
+      <w:r>
+        <w:t>estimate</w:t>
+      </w:r>
+      <w:proofErr w:type="spellEnd"/>
+      <w:r>
+        <w:t xml:space="preserve"> </w:t>
+      </w:r>
+      <w:proofErr w:type="spellStart"/>
+      <w:r>
+        <w:t>the</w:t>
+      </w:r>
+      <w:proofErr w:type="spellEnd"/>
+      <w:r>
+        <w:t xml:space="preserve"> age </w:t>
+      </w:r>
+      <w:proofErr w:type="spellStart"/>
+      <w:r>
+        <w:t>of</w:t>
+      </w:r>
+      <w:proofErr w:type="spellEnd"/>
+      <w:r>
+        <w:t xml:space="preserve"> </w:t>
+      </w:r>
+      <w:proofErr w:type="spellStart"/>
+      <w:r>
+        <w:t>the</w:t>
+      </w:r>
+      <w:proofErr w:type="spellEnd"/>
+      <w:r>
+        <w:t xml:space="preserve"> Universe </w:t>
+      </w:r>
+      <w:proofErr w:type="spellStart"/>
+      <w:r>
+        <w:t>based</w:t>
+      </w:r>
+      <w:proofErr w:type="spellEnd"/>
+      <w:r>
+        <w:t xml:space="preserve"> </w:t>
+      </w:r>
+      <w:proofErr w:type="spellStart"/>
+      <w:r>
+        <w:t>on</w:t>
+      </w:r>
+      <w:proofErr w:type="spellEnd"/>
+      <w:r>
+        <w:t xml:space="preserve"> </w:t>
+      </w:r>
+      <w:proofErr w:type="spellStart"/>
+      <w:r>
+        <w:t>the</w:t>
+      </w:r>
+      <w:proofErr w:type="spellEnd"/>
+      <w:r>
+        <w:t xml:space="preserve"> </w:t>
+      </w:r>
+      <w:proofErr w:type="spellStart"/>
+      <w:r>
+        <w:t>average</w:t>
+      </w:r>
+      <w:proofErr w:type="spellEnd"/>
+      <w:r>
+        <w:t xml:space="preserve"> </w:t>
+      </w:r>
+      <w:proofErr w:type="spellStart"/>
+      <w:r>
+        <w:t>wavelength</w:t>
+      </w:r>
+      <w:proofErr w:type="spellEnd"/>
+      <w:r>
+        <w:t xml:space="preserve"> </w:t>
+      </w:r>
+      <w:proofErr w:type="spellStart"/>
+      <w:r>
+        <w:t>of</w:t>
+      </w:r>
+      <w:proofErr w:type="spellEnd"/>
+      <w:r>
+        <w:t xml:space="preserve"> </w:t>
+      </w:r>
+      <w:proofErr w:type="spellStart"/>
+      <w:r>
+        <w:t>the</w:t>
+      </w:r>
+      <w:proofErr w:type="spellEnd"/>
+      <w:r>
+        <w:t xml:space="preserve"> </w:t>
+      </w:r>
+      <w:proofErr w:type="spellStart"/>
+      <w:r>
+        <w:t>Cosmic</w:t>
+      </w:r>
+      <w:proofErr w:type="spellEnd"/>
+      <w:r>
+        <w:t xml:space="preserve"> </w:t>
+      </w:r>
+      <w:proofErr w:type="spellStart"/>
+      <w:r>
+        <w:t>Microwave</w:t>
+      </w:r>
+      <w:proofErr w:type="spellEnd"/>
+      <w:r>
+        <w:t xml:space="preserve"> Background (CMB) </w:t>
+      </w:r>
+      <w:proofErr w:type="spellStart"/>
+      <w:r>
+        <w:t>radiation</w:t>
+      </w:r>
+      <w:proofErr w:type="spellEnd"/>
+      <w:r>
+        <w:t>.</w:t>
       </w:r>
       <w:r>
         <w:t>(</w:t>
@@ -1121,7 +5616,7 @@
       </w:r>
     </w:p>
     <w:p>
-      <w:hyperlink r:id="rId14" w:history="1">
+      <w:hyperlink r:id="rId15" w:history="1">
         <w:r>
           <w:rPr>
             <w:rStyle w:val="Hyperlink"/>
@@ -1164,18 +5659,266 @@
           <w:sz w:val="28"/>
           <w:szCs w:val="28"/>
         </w:rPr>
-        <w:t>´Decreasing Universe: Redshifts and Distance Data Refute the L-CDM Mode'</w:t>
+        <w:t>´</w:t>
+      </w:r>
+      <w:proofErr w:type="spellStart"/>
+      <w:r>
+        <w:rPr>
+          <w:b/>
+          <w:bCs/>
+          <w:color w:val="0070C0"/>
+          <w:sz w:val="28"/>
+          <w:szCs w:val="28"/>
+        </w:rPr>
+        <w:t>Decreasing</w:t>
+      </w:r>
+      <w:proofErr w:type="spellEnd"/>
+      <w:r>
+        <w:rPr>
+          <w:b/>
+          <w:bCs/>
+          <w:color w:val="0070C0"/>
+          <w:sz w:val="28"/>
+          <w:szCs w:val="28"/>
+        </w:rPr>
+        <w:t xml:space="preserve"> Universe: </w:t>
+      </w:r>
+      <w:proofErr w:type="spellStart"/>
+      <w:r>
+        <w:rPr>
+          <w:b/>
+          <w:bCs/>
+          <w:color w:val="0070C0"/>
+          <w:sz w:val="28"/>
+          <w:szCs w:val="28"/>
+        </w:rPr>
+        <w:t>Redshifts</w:t>
+      </w:r>
+      <w:proofErr w:type="spellEnd"/>
+      <w:r>
+        <w:rPr>
+          <w:b/>
+          <w:bCs/>
+          <w:color w:val="0070C0"/>
+          <w:sz w:val="28"/>
+          <w:szCs w:val="28"/>
+        </w:rPr>
+        <w:t xml:space="preserve"> </w:t>
+      </w:r>
+      <w:proofErr w:type="spellStart"/>
+      <w:r>
+        <w:rPr>
+          <w:b/>
+          <w:bCs/>
+          <w:color w:val="0070C0"/>
+          <w:sz w:val="28"/>
+          <w:szCs w:val="28"/>
+        </w:rPr>
+        <w:t>and</w:t>
+      </w:r>
+      <w:proofErr w:type="spellEnd"/>
+      <w:r>
+        <w:rPr>
+          <w:b/>
+          <w:bCs/>
+          <w:color w:val="0070C0"/>
+          <w:sz w:val="28"/>
+          <w:szCs w:val="28"/>
+        </w:rPr>
+        <w:t xml:space="preserve"> Distance Data Refute </w:t>
+      </w:r>
+      <w:proofErr w:type="spellStart"/>
+      <w:r>
+        <w:rPr>
+          <w:b/>
+          <w:bCs/>
+          <w:color w:val="0070C0"/>
+          <w:sz w:val="28"/>
+          <w:szCs w:val="28"/>
+        </w:rPr>
+        <w:t>the</w:t>
+      </w:r>
+      <w:proofErr w:type="spellEnd"/>
+      <w:r>
+        <w:rPr>
+          <w:b/>
+          <w:bCs/>
+          <w:color w:val="0070C0"/>
+          <w:sz w:val="28"/>
+          <w:szCs w:val="28"/>
+        </w:rPr>
+        <w:t xml:space="preserve"> L-CDM </w:t>
+      </w:r>
+      <w:proofErr w:type="spellStart"/>
+      <w:r>
+        <w:rPr>
+          <w:b/>
+          <w:bCs/>
+          <w:color w:val="0070C0"/>
+          <w:sz w:val="28"/>
+          <w:szCs w:val="28"/>
+        </w:rPr>
+        <w:t>Mode</w:t>
+      </w:r>
+      <w:proofErr w:type="spellEnd"/>
+      <w:r>
+        <w:rPr>
+          <w:b/>
+          <w:bCs/>
+          <w:color w:val="0070C0"/>
+          <w:sz w:val="28"/>
+          <w:szCs w:val="28"/>
+        </w:rPr>
+        <w:t>'</w:t>
       </w:r>
     </w:p>
     <w:p>
       <w:r>
-        <w:t>"To evaluate and compare the “Decreasing Universe theory” with the LCDM model, I created a potentially falsifiable prediction</w:t>
-      </w:r>
-      <w:r>
-        <w:t xml:space="preserve"> </w:t>
-      </w:r>
-      <w:r>
-        <w:t>and the data was extracted and analyzed."</w:t>
+        <w:t>"</w:t>
+      </w:r>
+      <w:proofErr w:type="spellStart"/>
+      <w:r>
+        <w:t>To</w:t>
+      </w:r>
+      <w:proofErr w:type="spellEnd"/>
+      <w:r>
+        <w:t xml:space="preserve"> </w:t>
+      </w:r>
+      <w:proofErr w:type="spellStart"/>
+      <w:r>
+        <w:t>evaluate</w:t>
+      </w:r>
+      <w:proofErr w:type="spellEnd"/>
+      <w:r>
+        <w:t xml:space="preserve"> </w:t>
+      </w:r>
+      <w:proofErr w:type="spellStart"/>
+      <w:r>
+        <w:t>and</w:t>
+      </w:r>
+      <w:proofErr w:type="spellEnd"/>
+      <w:r>
+        <w:t xml:space="preserve"> compare </w:t>
+      </w:r>
+      <w:proofErr w:type="spellStart"/>
+      <w:r>
+        <w:t>the</w:t>
+      </w:r>
+      <w:proofErr w:type="spellEnd"/>
+      <w:r>
+        <w:t xml:space="preserve"> “</w:t>
+      </w:r>
+      <w:proofErr w:type="spellStart"/>
+      <w:r>
+        <w:t>Decreasing</w:t>
+      </w:r>
+      <w:proofErr w:type="spellEnd"/>
+      <w:r>
+        <w:t xml:space="preserve"> Universe </w:t>
+      </w:r>
+      <w:proofErr w:type="spellStart"/>
+      <w:r>
+        <w:t>theory</w:t>
+      </w:r>
+      <w:proofErr w:type="spellEnd"/>
+      <w:r>
+        <w:t xml:space="preserve">” </w:t>
+      </w:r>
+      <w:proofErr w:type="spellStart"/>
+      <w:r>
+        <w:t>with</w:t>
+      </w:r>
+      <w:proofErr w:type="spellEnd"/>
+      <w:r>
+        <w:t xml:space="preserve"> </w:t>
+      </w:r>
+      <w:proofErr w:type="spellStart"/>
+      <w:r>
+        <w:t>the</w:t>
+      </w:r>
+      <w:proofErr w:type="spellEnd"/>
+      <w:r>
+        <w:t xml:space="preserve"> LCDM model, I </w:t>
+      </w:r>
+      <w:proofErr w:type="spellStart"/>
+      <w:r>
+        <w:t>created</w:t>
+      </w:r>
+      <w:proofErr w:type="spellEnd"/>
+      <w:r>
+        <w:t xml:space="preserve"> a </w:t>
+      </w:r>
+      <w:proofErr w:type="spellStart"/>
+      <w:r>
+        <w:t>potentially</w:t>
+      </w:r>
+      <w:proofErr w:type="spellEnd"/>
+      <w:r>
+        <w:t xml:space="preserve"> </w:t>
+      </w:r>
+      <w:proofErr w:type="spellStart"/>
+      <w:r>
+        <w:t>falsifiable</w:t>
+      </w:r>
+      <w:proofErr w:type="spellEnd"/>
+      <w:r>
+        <w:t xml:space="preserve"> </w:t>
+      </w:r>
+      <w:proofErr w:type="spellStart"/>
+      <w:r>
+        <w:t>prediction</w:t>
+      </w:r>
+      <w:proofErr w:type="spellEnd"/>
+      <w:r>
+        <w:t xml:space="preserve"> </w:t>
+      </w:r>
+      <w:proofErr w:type="spellStart"/>
+      <w:r>
+        <w:t>and</w:t>
+      </w:r>
+      <w:proofErr w:type="spellEnd"/>
+      <w:r>
+        <w:t xml:space="preserve"> </w:t>
+      </w:r>
+      <w:proofErr w:type="spellStart"/>
+      <w:r>
+        <w:t>the</w:t>
+      </w:r>
+      <w:proofErr w:type="spellEnd"/>
+      <w:r>
+        <w:t xml:space="preserve"> data </w:t>
+      </w:r>
+      <w:proofErr w:type="spellStart"/>
+      <w:r>
+        <w:t>was</w:t>
+      </w:r>
+      <w:proofErr w:type="spellEnd"/>
+      <w:r>
+        <w:t xml:space="preserve"> </w:t>
+      </w:r>
+      <w:proofErr w:type="spellStart"/>
+      <w:r>
+        <w:t>extracted</w:t>
+      </w:r>
+      <w:proofErr w:type="spellEnd"/>
+      <w:r>
+        <w:t xml:space="preserve"> </w:t>
+      </w:r>
+      <w:proofErr w:type="spellStart"/>
+      <w:r>
+        <w:t>and</w:t>
+      </w:r>
+      <w:proofErr w:type="spellEnd"/>
+      <w:r>
+        <w:t xml:space="preserve"> </w:t>
+      </w:r>
+      <w:proofErr w:type="spellStart"/>
+      <w:r>
+        <w:t>analyzed</w:t>
+      </w:r>
+      <w:proofErr w:type="spellEnd"/>
+      <w:r>
+        <w:t>."</w:t>
       </w:r>
       <w:r>
         <w:t>(</w:t>
@@ -1196,7 +5939,7 @@
           <w:bottom w:val="single" w:sz="6" w:space="1" w:color="auto"/>
         </w:pBdr>
       </w:pPr>
-      <w:hyperlink r:id="rId15" w:history="1">
+      <w:hyperlink r:id="rId16" w:history="1">
         <w:r>
           <w:rPr>
             <w:rStyle w:val="Hyperlink"/>
@@ -1257,18 +6000,329 @@
           <w:sz w:val="28"/>
           <w:szCs w:val="28"/>
         </w:rPr>
-        <w:t>´Decreasing universe: the distance as a function of redshift'</w:t>
+        <w:t>´</w:t>
+      </w:r>
+      <w:proofErr w:type="spellStart"/>
+      <w:r>
+        <w:rPr>
+          <w:b/>
+          <w:bCs/>
+          <w:color w:val="0070C0"/>
+          <w:sz w:val="28"/>
+          <w:szCs w:val="28"/>
+        </w:rPr>
+        <w:t>Decreasing</w:t>
+      </w:r>
+      <w:proofErr w:type="spellEnd"/>
+      <w:r>
+        <w:rPr>
+          <w:b/>
+          <w:bCs/>
+          <w:color w:val="0070C0"/>
+          <w:sz w:val="28"/>
+          <w:szCs w:val="28"/>
+        </w:rPr>
+        <w:t xml:space="preserve"> </w:t>
+      </w:r>
+      <w:proofErr w:type="spellStart"/>
+      <w:r>
+        <w:rPr>
+          <w:b/>
+          <w:bCs/>
+          <w:color w:val="0070C0"/>
+          <w:sz w:val="28"/>
+          <w:szCs w:val="28"/>
+        </w:rPr>
+        <w:t>universe</w:t>
+      </w:r>
+      <w:proofErr w:type="spellEnd"/>
+      <w:r>
+        <w:rPr>
+          <w:b/>
+          <w:bCs/>
+          <w:color w:val="0070C0"/>
+          <w:sz w:val="28"/>
+          <w:szCs w:val="28"/>
+        </w:rPr>
+        <w:t xml:space="preserve">: </w:t>
+      </w:r>
+      <w:proofErr w:type="spellStart"/>
+      <w:r>
+        <w:rPr>
+          <w:b/>
+          <w:bCs/>
+          <w:color w:val="0070C0"/>
+          <w:sz w:val="28"/>
+          <w:szCs w:val="28"/>
+        </w:rPr>
+        <w:t>the</w:t>
+      </w:r>
+      <w:proofErr w:type="spellEnd"/>
+      <w:r>
+        <w:rPr>
+          <w:b/>
+          <w:bCs/>
+          <w:color w:val="0070C0"/>
+          <w:sz w:val="28"/>
+          <w:szCs w:val="28"/>
+        </w:rPr>
+        <w:t xml:space="preserve"> </w:t>
+      </w:r>
+      <w:proofErr w:type="spellStart"/>
+      <w:r>
+        <w:rPr>
+          <w:b/>
+          <w:bCs/>
+          <w:color w:val="0070C0"/>
+          <w:sz w:val="28"/>
+          <w:szCs w:val="28"/>
+        </w:rPr>
+        <w:t>distance</w:t>
+      </w:r>
+      <w:proofErr w:type="spellEnd"/>
+      <w:r>
+        <w:rPr>
+          <w:b/>
+          <w:bCs/>
+          <w:color w:val="0070C0"/>
+          <w:sz w:val="28"/>
+          <w:szCs w:val="28"/>
+        </w:rPr>
+        <w:t xml:space="preserve"> as a </w:t>
+      </w:r>
+      <w:proofErr w:type="spellStart"/>
+      <w:r>
+        <w:rPr>
+          <w:b/>
+          <w:bCs/>
+          <w:color w:val="0070C0"/>
+          <w:sz w:val="28"/>
+          <w:szCs w:val="28"/>
+        </w:rPr>
+        <w:t>function</w:t>
+      </w:r>
+      <w:proofErr w:type="spellEnd"/>
+      <w:r>
+        <w:rPr>
+          <w:b/>
+          <w:bCs/>
+          <w:color w:val="0070C0"/>
+          <w:sz w:val="28"/>
+          <w:szCs w:val="28"/>
+        </w:rPr>
+        <w:t xml:space="preserve"> </w:t>
+      </w:r>
+      <w:proofErr w:type="spellStart"/>
+      <w:r>
+        <w:rPr>
+          <w:b/>
+          <w:bCs/>
+          <w:color w:val="0070C0"/>
+          <w:sz w:val="28"/>
+          <w:szCs w:val="28"/>
+        </w:rPr>
+        <w:t>of</w:t>
+      </w:r>
+      <w:proofErr w:type="spellEnd"/>
+      <w:r>
+        <w:rPr>
+          <w:b/>
+          <w:bCs/>
+          <w:color w:val="0070C0"/>
+          <w:sz w:val="28"/>
+          <w:szCs w:val="28"/>
+        </w:rPr>
+        <w:t xml:space="preserve"> </w:t>
+      </w:r>
+      <w:proofErr w:type="spellStart"/>
+      <w:r>
+        <w:rPr>
+          <w:b/>
+          <w:bCs/>
+          <w:color w:val="0070C0"/>
+          <w:sz w:val="28"/>
+          <w:szCs w:val="28"/>
+        </w:rPr>
+        <w:t>redshift</w:t>
+      </w:r>
+      <w:proofErr w:type="spellEnd"/>
+      <w:r>
+        <w:rPr>
+          <w:b/>
+          <w:bCs/>
+          <w:color w:val="0070C0"/>
+          <w:sz w:val="28"/>
+          <w:szCs w:val="28"/>
+        </w:rPr>
+        <w:t>'</w:t>
       </w:r>
     </w:p>
     <w:p>
       <w:r>
-        <w:t>"Using the “Decreasing Universe” model1 we will show evidence that this new model of the</w:t>
-      </w:r>
-      <w:r>
-        <w:t xml:space="preserve"> </w:t>
-      </w:r>
-      <w:r>
-        <w:t xml:space="preserve">dynamics of the Universe is less disruptive and more adequate than the traditional </w:t>
+        <w:t>"</w:t>
+      </w:r>
+      <w:proofErr w:type="spellStart"/>
+      <w:r>
+        <w:t>Using</w:t>
+      </w:r>
+      <w:proofErr w:type="spellEnd"/>
+      <w:r>
+        <w:t xml:space="preserve"> </w:t>
+      </w:r>
+      <w:proofErr w:type="spellStart"/>
+      <w:r>
+        <w:t>the</w:t>
+      </w:r>
+      <w:proofErr w:type="spellEnd"/>
+      <w:r>
+        <w:t xml:space="preserve"> “</w:t>
+      </w:r>
+      <w:proofErr w:type="spellStart"/>
+      <w:r>
+        <w:t>Decreasing</w:t>
+      </w:r>
+      <w:proofErr w:type="spellEnd"/>
+      <w:r>
+        <w:t xml:space="preserve"> Universe” model1 </w:t>
+      </w:r>
+      <w:proofErr w:type="spellStart"/>
+      <w:r>
+        <w:t>we</w:t>
+      </w:r>
+      <w:proofErr w:type="spellEnd"/>
+      <w:r>
+        <w:t xml:space="preserve"> </w:t>
+      </w:r>
+      <w:proofErr w:type="spellStart"/>
+      <w:r>
+        <w:t>will</w:t>
+      </w:r>
+      <w:proofErr w:type="spellEnd"/>
+      <w:r>
+        <w:t xml:space="preserve"> show </w:t>
+      </w:r>
+      <w:proofErr w:type="spellStart"/>
+      <w:r>
+        <w:t>evidence</w:t>
+      </w:r>
+      <w:proofErr w:type="spellEnd"/>
+      <w:r>
+        <w:t xml:space="preserve"> </w:t>
+      </w:r>
+      <w:proofErr w:type="spellStart"/>
+      <w:r>
+        <w:t>that</w:t>
+      </w:r>
+      <w:proofErr w:type="spellEnd"/>
+      <w:r>
+        <w:t xml:space="preserve"> </w:t>
+      </w:r>
+      <w:proofErr w:type="spellStart"/>
+      <w:r>
+        <w:t>this</w:t>
+      </w:r>
+      <w:proofErr w:type="spellEnd"/>
+      <w:r>
+        <w:t xml:space="preserve"> new model </w:t>
+      </w:r>
+      <w:proofErr w:type="spellStart"/>
+      <w:r>
+        <w:t>of</w:t>
+      </w:r>
+      <w:proofErr w:type="spellEnd"/>
+      <w:r>
+        <w:t xml:space="preserve"> </w:t>
+      </w:r>
+      <w:proofErr w:type="spellStart"/>
+      <w:r>
+        <w:t>the</w:t>
+      </w:r>
+      <w:proofErr w:type="spellEnd"/>
+      <w:r>
+        <w:t xml:space="preserve"> </w:t>
+      </w:r>
+      <w:r>
+        <w:t xml:space="preserve">dynamics </w:t>
+      </w:r>
+      <w:proofErr w:type="spellStart"/>
+      <w:r>
+        <w:t>of</w:t>
+      </w:r>
+      <w:proofErr w:type="spellEnd"/>
+      <w:r>
+        <w:t xml:space="preserve"> </w:t>
+      </w:r>
+      <w:proofErr w:type="spellStart"/>
+      <w:r>
+        <w:t>the</w:t>
+      </w:r>
+      <w:proofErr w:type="spellEnd"/>
+      <w:r>
+        <w:t xml:space="preserve"> Universe </w:t>
+      </w:r>
+      <w:proofErr w:type="spellStart"/>
+      <w:r>
+        <w:t>is</w:t>
+      </w:r>
+      <w:proofErr w:type="spellEnd"/>
+      <w:r>
+        <w:t xml:space="preserve"> </w:t>
+      </w:r>
+      <w:proofErr w:type="spellStart"/>
+      <w:r>
+        <w:t>less</w:t>
+      </w:r>
+      <w:proofErr w:type="spellEnd"/>
+      <w:r>
+        <w:t xml:space="preserve"> </w:t>
+      </w:r>
+      <w:proofErr w:type="spellStart"/>
+      <w:r>
+        <w:t>disruptive</w:t>
+      </w:r>
+      <w:proofErr w:type="spellEnd"/>
+      <w:r>
+        <w:t xml:space="preserve"> </w:t>
+      </w:r>
+      <w:proofErr w:type="spellStart"/>
+      <w:r>
+        <w:t>and</w:t>
+      </w:r>
+      <w:proofErr w:type="spellEnd"/>
+      <w:r>
+        <w:t xml:space="preserve"> more </w:t>
+      </w:r>
+      <w:proofErr w:type="spellStart"/>
+      <w:r>
+        <w:t>adequate</w:t>
+      </w:r>
+      <w:proofErr w:type="spellEnd"/>
+      <w:r>
+        <w:t xml:space="preserve"> </w:t>
+      </w:r>
+      <w:proofErr w:type="spellStart"/>
+      <w:r>
+        <w:t>than</w:t>
+      </w:r>
+      <w:proofErr w:type="spellEnd"/>
+      <w:r>
+        <w:t xml:space="preserve"> </w:t>
+      </w:r>
+      <w:proofErr w:type="spellStart"/>
+      <w:r>
+        <w:t>the</w:t>
+      </w:r>
+      <w:proofErr w:type="spellEnd"/>
+      <w:r>
+        <w:t xml:space="preserve"> </w:t>
+      </w:r>
+      <w:proofErr w:type="spellStart"/>
+      <w:r>
+        <w:t>traditional</w:t>
+      </w:r>
+      <w:proofErr w:type="spellEnd"/>
+      <w:r>
+        <w:t xml:space="preserve"> </w:t>
       </w:r>
       <w:r>
         <w:t>L</w:t>
@@ -1280,35 +6334,253 @@
         <w:t xml:space="preserve"> </w:t>
       </w:r>
       <w:r>
-        <w:t>model that postulates the existence of Dark Energy.</w:t>
+        <w:t xml:space="preserve">model </w:t>
+      </w:r>
+      <w:proofErr w:type="spellStart"/>
+      <w:r>
+        <w:t>that</w:t>
+      </w:r>
+      <w:proofErr w:type="spellEnd"/>
+      <w:r>
+        <w:t xml:space="preserve"> </w:t>
+      </w:r>
+      <w:proofErr w:type="spellStart"/>
+      <w:r>
+        <w:t>postulates</w:t>
+      </w:r>
+      <w:proofErr w:type="spellEnd"/>
+      <w:r>
+        <w:t xml:space="preserve"> </w:t>
+      </w:r>
+      <w:proofErr w:type="spellStart"/>
+      <w:r>
+        <w:t>the</w:t>
+      </w:r>
+      <w:proofErr w:type="spellEnd"/>
+      <w:r>
+        <w:t xml:space="preserve"> </w:t>
+      </w:r>
+      <w:proofErr w:type="spellStart"/>
+      <w:r>
+        <w:t>existence</w:t>
+      </w:r>
+      <w:proofErr w:type="spellEnd"/>
+      <w:r>
+        <w:t xml:space="preserve"> </w:t>
+      </w:r>
+      <w:proofErr w:type="spellStart"/>
+      <w:r>
+        <w:t>of</w:t>
+      </w:r>
+      <w:proofErr w:type="spellEnd"/>
+      <w:r>
+        <w:t xml:space="preserve"> </w:t>
+      </w:r>
+      <w:proofErr w:type="spellStart"/>
+      <w:r>
+        <w:t>Dark</w:t>
+      </w:r>
+      <w:proofErr w:type="spellEnd"/>
+      <w:r>
+        <w:t xml:space="preserve"> Energy.</w:t>
       </w:r>
       <w:r>
         <w:br/>
       </w:r>
-      <w:r>
-        <w:t>We will also develop, from this new theory, a simple and straightforward mathematical</w:t>
-      </w:r>
-      <w:r>
-        <w:t xml:space="preserve"> </w:t>
-      </w:r>
-      <w:r>
-        <w:t>formula that provides the distance of the galaxy as a function of its redshift."</w:t>
+      <w:proofErr w:type="spellStart"/>
+      <w:r>
+        <w:t>We</w:t>
+      </w:r>
+      <w:proofErr w:type="spellEnd"/>
+      <w:r>
+        <w:t xml:space="preserve"> </w:t>
+      </w:r>
+      <w:proofErr w:type="spellStart"/>
+      <w:r>
+        <w:t>will</w:t>
+      </w:r>
+      <w:proofErr w:type="spellEnd"/>
+      <w:r>
+        <w:t xml:space="preserve"> </w:t>
+      </w:r>
+      <w:proofErr w:type="spellStart"/>
+      <w:r>
+        <w:t>also</w:t>
+      </w:r>
+      <w:proofErr w:type="spellEnd"/>
+      <w:r>
+        <w:t xml:space="preserve"> </w:t>
+      </w:r>
+      <w:proofErr w:type="spellStart"/>
+      <w:r>
+        <w:t>develop</w:t>
+      </w:r>
+      <w:proofErr w:type="spellEnd"/>
+      <w:r>
+        <w:t xml:space="preserve">, </w:t>
+      </w:r>
+      <w:proofErr w:type="spellStart"/>
+      <w:r>
+        <w:t>from</w:t>
+      </w:r>
+      <w:proofErr w:type="spellEnd"/>
+      <w:r>
+        <w:t xml:space="preserve"> </w:t>
+      </w:r>
+      <w:proofErr w:type="spellStart"/>
+      <w:r>
+        <w:t>this</w:t>
+      </w:r>
+      <w:proofErr w:type="spellEnd"/>
+      <w:r>
+        <w:t xml:space="preserve"> new </w:t>
+      </w:r>
+      <w:proofErr w:type="spellStart"/>
+      <w:r>
+        <w:t>theory</w:t>
+      </w:r>
+      <w:proofErr w:type="spellEnd"/>
+      <w:r>
+        <w:t xml:space="preserve">, a </w:t>
+      </w:r>
+      <w:proofErr w:type="spellStart"/>
+      <w:r>
+        <w:t>simple</w:t>
+      </w:r>
+      <w:proofErr w:type="spellEnd"/>
+      <w:r>
+        <w:t xml:space="preserve"> </w:t>
+      </w:r>
+      <w:proofErr w:type="spellStart"/>
+      <w:r>
+        <w:t>and</w:t>
+      </w:r>
+      <w:proofErr w:type="spellEnd"/>
+      <w:r>
+        <w:t xml:space="preserve"> </w:t>
+      </w:r>
+      <w:proofErr w:type="spellStart"/>
+      <w:r>
+        <w:t>straightforward</w:t>
+      </w:r>
+      <w:proofErr w:type="spellEnd"/>
+      <w:r>
+        <w:t xml:space="preserve"> </w:t>
+      </w:r>
+      <w:proofErr w:type="spellStart"/>
+      <w:r>
+        <w:t>mathematical</w:t>
+      </w:r>
+      <w:proofErr w:type="spellEnd"/>
+      <w:r>
+        <w:t xml:space="preserve"> </w:t>
+      </w:r>
+      <w:r>
+        <w:t xml:space="preserve">formula </w:t>
+      </w:r>
+      <w:proofErr w:type="spellStart"/>
+      <w:r>
+        <w:t>that</w:t>
+      </w:r>
+      <w:proofErr w:type="spellEnd"/>
+      <w:r>
+        <w:t xml:space="preserve"> </w:t>
+      </w:r>
+      <w:proofErr w:type="spellStart"/>
+      <w:r>
+        <w:t>provides</w:t>
+      </w:r>
+      <w:proofErr w:type="spellEnd"/>
+      <w:r>
+        <w:t xml:space="preserve"> </w:t>
+      </w:r>
+      <w:proofErr w:type="spellStart"/>
+      <w:r>
+        <w:t>the</w:t>
+      </w:r>
+      <w:proofErr w:type="spellEnd"/>
+      <w:r>
+        <w:t xml:space="preserve"> </w:t>
+      </w:r>
+      <w:proofErr w:type="spellStart"/>
+      <w:r>
+        <w:t>distance</w:t>
+      </w:r>
+      <w:proofErr w:type="spellEnd"/>
+      <w:r>
+        <w:t xml:space="preserve"> </w:t>
+      </w:r>
+      <w:proofErr w:type="spellStart"/>
+      <w:r>
+        <w:t>of</w:t>
+      </w:r>
+      <w:proofErr w:type="spellEnd"/>
+      <w:r>
+        <w:t xml:space="preserve"> </w:t>
+      </w:r>
+      <w:proofErr w:type="spellStart"/>
+      <w:r>
+        <w:t>the</w:t>
+      </w:r>
+      <w:proofErr w:type="spellEnd"/>
+      <w:r>
+        <w:t xml:space="preserve"> </w:t>
+      </w:r>
+      <w:proofErr w:type="spellStart"/>
+      <w:r>
+        <w:t>galaxy</w:t>
+      </w:r>
+      <w:proofErr w:type="spellEnd"/>
+      <w:r>
+        <w:t xml:space="preserve"> as a </w:t>
+      </w:r>
+      <w:proofErr w:type="spellStart"/>
+      <w:r>
+        <w:t>function</w:t>
+      </w:r>
+      <w:proofErr w:type="spellEnd"/>
+      <w:r>
+        <w:t xml:space="preserve"> </w:t>
+      </w:r>
+      <w:proofErr w:type="spellStart"/>
+      <w:r>
+        <w:t>of</w:t>
+      </w:r>
+      <w:proofErr w:type="spellEnd"/>
+      <w:r>
+        <w:t xml:space="preserve"> its </w:t>
+      </w:r>
+      <w:proofErr w:type="spellStart"/>
+      <w:r>
+        <w:t>redshift</w:t>
+      </w:r>
+      <w:proofErr w:type="spellEnd"/>
+      <w:r>
+        <w:t>."</w:t>
       </w:r>
       <w:r>
         <w:t>(</w:t>
       </w:r>
+      <w:proofErr w:type="spellStart"/>
       <w:r>
         <w:rPr>
           <w:color w:val="C00000"/>
         </w:rPr>
-        <w:t>Fev/2025</w:t>
+        <w:t>Fev</w:t>
+      </w:r>
+      <w:proofErr w:type="spellEnd"/>
+      <w:r>
+        <w:rPr>
+          <w:color w:val="C00000"/>
+        </w:rPr>
+        <w:t>/2025</w:t>
       </w:r>
       <w:r>
         <w:t>)</w:t>
       </w:r>
     </w:p>
     <w:p>
-      <w:hyperlink r:id="rId16" w:history="1">
+      <w:hyperlink r:id="rId17" w:history="1">
         <w:r>
           <w:rPr>
             <w:rStyle w:val="Hyperlink"/>
@@ -1344,6 +6616,7 @@
           <w:sz w:val="28"/>
           <w:szCs w:val="28"/>
         </w:rPr>
+        <w:lastRenderedPageBreak/>
         <w:t>(</w:t>
       </w:r>
       <w:r>
@@ -1374,24 +6647,449 @@
           <w:sz w:val="28"/>
           <w:szCs w:val="28"/>
         </w:rPr>
-        <w:t>´Derivation of Hubble’s Law and its relation to dark energy and dark matter'</w:t>
+        <w:t>´</w:t>
+      </w:r>
+      <w:proofErr w:type="spellStart"/>
+      <w:r>
+        <w:rPr>
+          <w:b/>
+          <w:bCs/>
+          <w:color w:val="0070C0"/>
+          <w:sz w:val="28"/>
+          <w:szCs w:val="28"/>
+        </w:rPr>
+        <w:t>Derivation</w:t>
+      </w:r>
+      <w:proofErr w:type="spellEnd"/>
+      <w:r>
+        <w:rPr>
+          <w:b/>
+          <w:bCs/>
+          <w:color w:val="0070C0"/>
+          <w:sz w:val="28"/>
+          <w:szCs w:val="28"/>
+        </w:rPr>
+        <w:t xml:space="preserve"> </w:t>
+      </w:r>
+      <w:proofErr w:type="spellStart"/>
+      <w:r>
+        <w:rPr>
+          <w:b/>
+          <w:bCs/>
+          <w:color w:val="0070C0"/>
+          <w:sz w:val="28"/>
+          <w:szCs w:val="28"/>
+        </w:rPr>
+        <w:t>of</w:t>
+      </w:r>
+      <w:proofErr w:type="spellEnd"/>
+      <w:r>
+        <w:rPr>
+          <w:b/>
+          <w:bCs/>
+          <w:color w:val="0070C0"/>
+          <w:sz w:val="28"/>
+          <w:szCs w:val="28"/>
+        </w:rPr>
+        <w:t xml:space="preserve"> </w:t>
+      </w:r>
+      <w:proofErr w:type="spellStart"/>
+      <w:r>
+        <w:rPr>
+          <w:b/>
+          <w:bCs/>
+          <w:color w:val="0070C0"/>
+          <w:sz w:val="28"/>
+          <w:szCs w:val="28"/>
+        </w:rPr>
+        <w:t>Hubble’s</w:t>
+      </w:r>
+      <w:proofErr w:type="spellEnd"/>
+      <w:r>
+        <w:rPr>
+          <w:b/>
+          <w:bCs/>
+          <w:color w:val="0070C0"/>
+          <w:sz w:val="28"/>
+          <w:szCs w:val="28"/>
+        </w:rPr>
+        <w:t xml:space="preserve"> Law </w:t>
+      </w:r>
+      <w:proofErr w:type="spellStart"/>
+      <w:r>
+        <w:rPr>
+          <w:b/>
+          <w:bCs/>
+          <w:color w:val="0070C0"/>
+          <w:sz w:val="28"/>
+          <w:szCs w:val="28"/>
+        </w:rPr>
+        <w:t>and</w:t>
+      </w:r>
+      <w:proofErr w:type="spellEnd"/>
+      <w:r>
+        <w:rPr>
+          <w:b/>
+          <w:bCs/>
+          <w:color w:val="0070C0"/>
+          <w:sz w:val="28"/>
+          <w:szCs w:val="28"/>
+        </w:rPr>
+        <w:t xml:space="preserve"> its </w:t>
+      </w:r>
+      <w:proofErr w:type="spellStart"/>
+      <w:r>
+        <w:rPr>
+          <w:b/>
+          <w:bCs/>
+          <w:color w:val="0070C0"/>
+          <w:sz w:val="28"/>
+          <w:szCs w:val="28"/>
+        </w:rPr>
+        <w:t>relation</w:t>
+      </w:r>
+      <w:proofErr w:type="spellEnd"/>
+      <w:r>
+        <w:rPr>
+          <w:b/>
+          <w:bCs/>
+          <w:color w:val="0070C0"/>
+          <w:sz w:val="28"/>
+          <w:szCs w:val="28"/>
+        </w:rPr>
+        <w:t xml:space="preserve"> </w:t>
+      </w:r>
+      <w:proofErr w:type="spellStart"/>
+      <w:r>
+        <w:rPr>
+          <w:b/>
+          <w:bCs/>
+          <w:color w:val="0070C0"/>
+          <w:sz w:val="28"/>
+          <w:szCs w:val="28"/>
+        </w:rPr>
+        <w:t>to</w:t>
+      </w:r>
+      <w:proofErr w:type="spellEnd"/>
+      <w:r>
+        <w:rPr>
+          <w:b/>
+          <w:bCs/>
+          <w:color w:val="0070C0"/>
+          <w:sz w:val="28"/>
+          <w:szCs w:val="28"/>
+        </w:rPr>
+        <w:t xml:space="preserve"> </w:t>
+      </w:r>
+      <w:proofErr w:type="spellStart"/>
+      <w:r>
+        <w:rPr>
+          <w:b/>
+          <w:bCs/>
+          <w:color w:val="0070C0"/>
+          <w:sz w:val="28"/>
+          <w:szCs w:val="28"/>
+        </w:rPr>
+        <w:t>dark</w:t>
+      </w:r>
+      <w:proofErr w:type="spellEnd"/>
+      <w:r>
+        <w:rPr>
+          <w:b/>
+          <w:bCs/>
+          <w:color w:val="0070C0"/>
+          <w:sz w:val="28"/>
+          <w:szCs w:val="28"/>
+        </w:rPr>
+        <w:t xml:space="preserve"> </w:t>
+      </w:r>
+      <w:proofErr w:type="spellStart"/>
+      <w:r>
+        <w:rPr>
+          <w:b/>
+          <w:bCs/>
+          <w:color w:val="0070C0"/>
+          <w:sz w:val="28"/>
+          <w:szCs w:val="28"/>
+        </w:rPr>
+        <w:t>energy</w:t>
+      </w:r>
+      <w:proofErr w:type="spellEnd"/>
+      <w:r>
+        <w:rPr>
+          <w:b/>
+          <w:bCs/>
+          <w:color w:val="0070C0"/>
+          <w:sz w:val="28"/>
+          <w:szCs w:val="28"/>
+        </w:rPr>
+        <w:t xml:space="preserve"> </w:t>
+      </w:r>
+      <w:proofErr w:type="spellStart"/>
+      <w:r>
+        <w:rPr>
+          <w:b/>
+          <w:bCs/>
+          <w:color w:val="0070C0"/>
+          <w:sz w:val="28"/>
+          <w:szCs w:val="28"/>
+        </w:rPr>
+        <w:t>and</w:t>
+      </w:r>
+      <w:proofErr w:type="spellEnd"/>
+      <w:r>
+        <w:rPr>
+          <w:b/>
+          <w:bCs/>
+          <w:color w:val="0070C0"/>
+          <w:sz w:val="28"/>
+          <w:szCs w:val="28"/>
+        </w:rPr>
+        <w:t xml:space="preserve"> </w:t>
+      </w:r>
+      <w:proofErr w:type="spellStart"/>
+      <w:r>
+        <w:rPr>
+          <w:b/>
+          <w:bCs/>
+          <w:color w:val="0070C0"/>
+          <w:sz w:val="28"/>
+          <w:szCs w:val="28"/>
+        </w:rPr>
+        <w:t>dark</w:t>
+      </w:r>
+      <w:proofErr w:type="spellEnd"/>
+      <w:r>
+        <w:rPr>
+          <w:b/>
+          <w:bCs/>
+          <w:color w:val="0070C0"/>
+          <w:sz w:val="28"/>
+          <w:szCs w:val="28"/>
+        </w:rPr>
+        <w:t xml:space="preserve"> </w:t>
+      </w:r>
+      <w:proofErr w:type="spellStart"/>
+      <w:r>
+        <w:rPr>
+          <w:b/>
+          <w:bCs/>
+          <w:color w:val="0070C0"/>
+          <w:sz w:val="28"/>
+          <w:szCs w:val="28"/>
+        </w:rPr>
+        <w:t>matter</w:t>
+      </w:r>
+      <w:proofErr w:type="spellEnd"/>
+      <w:r>
+        <w:rPr>
+          <w:b/>
+          <w:bCs/>
+          <w:color w:val="0070C0"/>
+          <w:sz w:val="28"/>
+          <w:szCs w:val="28"/>
+        </w:rPr>
+        <w:t>'</w:t>
       </w:r>
     </w:p>
     <w:p>
       <w:r>
-        <w:t xml:space="preserve">"From the “Decreasing Universe” model,1,2 establishing the contraction of space tissue </w:t>
+        <w:t>"</w:t>
+      </w:r>
+      <w:proofErr w:type="spellStart"/>
+      <w:r>
+        <w:t>From</w:t>
+      </w:r>
+      <w:proofErr w:type="spellEnd"/>
+      <w:r>
+        <w:t xml:space="preserve"> </w:t>
+      </w:r>
+      <w:proofErr w:type="spellStart"/>
+      <w:r>
+        <w:t>the</w:t>
+      </w:r>
+      <w:proofErr w:type="spellEnd"/>
+      <w:r>
+        <w:t xml:space="preserve"> “</w:t>
+      </w:r>
+      <w:proofErr w:type="spellStart"/>
+      <w:r>
+        <w:t>Decreasing</w:t>
+      </w:r>
+      <w:proofErr w:type="spellEnd"/>
+      <w:r>
+        <w:t xml:space="preserve"> Universe” model,1,2 </w:t>
+      </w:r>
+      <w:proofErr w:type="spellStart"/>
+      <w:r>
+        <w:t>establishing</w:t>
+      </w:r>
+      <w:proofErr w:type="spellEnd"/>
+      <w:r>
+        <w:t xml:space="preserve"> </w:t>
+      </w:r>
+      <w:proofErr w:type="spellStart"/>
+      <w:r>
+        <w:t>the</w:t>
+      </w:r>
+      <w:proofErr w:type="spellEnd"/>
+      <w:r>
+        <w:t xml:space="preserve"> </w:t>
+      </w:r>
+      <w:proofErr w:type="spellStart"/>
+      <w:r>
+        <w:t>contraction</w:t>
+      </w:r>
+      <w:proofErr w:type="spellEnd"/>
+      <w:r>
+        <w:t xml:space="preserve"> </w:t>
+      </w:r>
+      <w:proofErr w:type="spellStart"/>
+      <w:r>
+        <w:t>of</w:t>
+      </w:r>
+      <w:proofErr w:type="spellEnd"/>
+      <w:r>
+        <w:t xml:space="preserve"> </w:t>
+      </w:r>
+      <w:proofErr w:type="spellStart"/>
+      <w:r>
+        <w:t>space</w:t>
+      </w:r>
+      <w:proofErr w:type="spellEnd"/>
+      <w:r>
+        <w:t xml:space="preserve"> </w:t>
+      </w:r>
+      <w:proofErr w:type="spellStart"/>
+      <w:r>
+        <w:t>tissue</w:t>
+      </w:r>
+      <w:proofErr w:type="spellEnd"/>
+      <w:r>
+        <w:t xml:space="preserve"> </w:t>
       </w:r>
       <w:r>
         <w:t xml:space="preserve">When </w:t>
       </w:r>
-      <w:r>
-        <w:t>exposed to a gravitational field, we derive the Hubble Law and, from there, we will explain</w:t>
-      </w:r>
-      <w:r>
-        <w:t xml:space="preserve"> </w:t>
-      </w:r>
-      <w:r>
-        <w:t>the effect “Dark Energy” ".</w:t>
+      <w:proofErr w:type="spellStart"/>
+      <w:r>
+        <w:t>exposed</w:t>
+      </w:r>
+      <w:proofErr w:type="spellEnd"/>
+      <w:r>
+        <w:t xml:space="preserve"> </w:t>
+      </w:r>
+      <w:proofErr w:type="spellStart"/>
+      <w:r>
+        <w:t>to</w:t>
+      </w:r>
+      <w:proofErr w:type="spellEnd"/>
+      <w:r>
+        <w:t xml:space="preserve"> a </w:t>
+      </w:r>
+      <w:proofErr w:type="spellStart"/>
+      <w:r>
+        <w:t>gravitational</w:t>
+      </w:r>
+      <w:proofErr w:type="spellEnd"/>
+      <w:r>
+        <w:t xml:space="preserve"> </w:t>
+      </w:r>
+      <w:proofErr w:type="spellStart"/>
+      <w:r>
+        <w:t>field</w:t>
+      </w:r>
+      <w:proofErr w:type="spellEnd"/>
+      <w:r>
+        <w:t xml:space="preserve">, </w:t>
+      </w:r>
+      <w:proofErr w:type="spellStart"/>
+      <w:r>
+        <w:t>we</w:t>
+      </w:r>
+      <w:proofErr w:type="spellEnd"/>
+      <w:r>
+        <w:t xml:space="preserve"> derive </w:t>
+      </w:r>
+      <w:proofErr w:type="spellStart"/>
+      <w:r>
+        <w:t>the</w:t>
+      </w:r>
+      <w:proofErr w:type="spellEnd"/>
+      <w:r>
+        <w:t xml:space="preserve"> Hubble Law </w:t>
+      </w:r>
+      <w:proofErr w:type="spellStart"/>
+      <w:r>
+        <w:t>and</w:t>
+      </w:r>
+      <w:proofErr w:type="spellEnd"/>
+      <w:r>
+        <w:t xml:space="preserve">, </w:t>
+      </w:r>
+      <w:proofErr w:type="spellStart"/>
+      <w:r>
+        <w:t>from</w:t>
+      </w:r>
+      <w:proofErr w:type="spellEnd"/>
+      <w:r>
+        <w:t xml:space="preserve"> </w:t>
+      </w:r>
+      <w:proofErr w:type="spellStart"/>
+      <w:r>
+        <w:t>there</w:t>
+      </w:r>
+      <w:proofErr w:type="spellEnd"/>
+      <w:r>
+        <w:t xml:space="preserve">, </w:t>
+      </w:r>
+      <w:proofErr w:type="spellStart"/>
+      <w:r>
+        <w:t>we</w:t>
+      </w:r>
+      <w:proofErr w:type="spellEnd"/>
+      <w:r>
+        <w:t xml:space="preserve"> </w:t>
+      </w:r>
+      <w:proofErr w:type="spellStart"/>
+      <w:r>
+        <w:t>will</w:t>
+      </w:r>
+      <w:proofErr w:type="spellEnd"/>
+      <w:r>
+        <w:t xml:space="preserve"> </w:t>
+      </w:r>
+      <w:proofErr w:type="spellStart"/>
+      <w:r>
+        <w:t>explain</w:t>
+      </w:r>
+      <w:proofErr w:type="spellEnd"/>
+      <w:r>
+        <w:t xml:space="preserve"> </w:t>
+      </w:r>
+      <w:proofErr w:type="spellStart"/>
+      <w:r>
+        <w:t>the</w:t>
+      </w:r>
+      <w:proofErr w:type="spellEnd"/>
+      <w:r>
+        <w:t xml:space="preserve"> </w:t>
+      </w:r>
+      <w:proofErr w:type="spellStart"/>
+      <w:r>
+        <w:t>effect</w:t>
+      </w:r>
+      <w:proofErr w:type="spellEnd"/>
+      <w:r>
+        <w:t xml:space="preserve"> “</w:t>
+      </w:r>
+      <w:proofErr w:type="spellStart"/>
+      <w:r>
+        <w:t>Dark</w:t>
+      </w:r>
+      <w:proofErr w:type="spellEnd"/>
+      <w:r>
+        <w:t xml:space="preserve"> Energy” ".</w:t>
       </w:r>
       <w:r>
         <w:t>(</w:t>
@@ -1411,7 +7109,7 @@
       <w:r>
         <w:br/>
       </w:r>
-      <w:hyperlink r:id="rId17" w:history="1">
+      <w:hyperlink r:id="rId18" w:history="1">
         <w:r>
           <w:rPr>
             <w:rStyle w:val="Hyperlink"/>
@@ -1436,34 +7134,457 @@
           <w:szCs w:val="28"/>
         </w:rPr>
       </w:pPr>
-      <w:r>
-        <w:rPr>
-          <w:b/>
-          <w:bCs/>
-          <w:color w:val="0070C0"/>
-          <w:sz w:val="28"/>
-          <w:szCs w:val="28"/>
-        </w:rPr>
-        <w:lastRenderedPageBreak/>
-        <w:t>Derivation of Hubble's Law and the End of the Darks Elements</w:t>
-      </w:r>
+      <w:proofErr w:type="spellStart"/>
+      <w:r>
+        <w:rPr>
+          <w:b/>
+          <w:bCs/>
+          <w:color w:val="0070C0"/>
+          <w:sz w:val="28"/>
+          <w:szCs w:val="28"/>
+        </w:rPr>
+        <w:t>Derivation</w:t>
+      </w:r>
+      <w:proofErr w:type="spellEnd"/>
+      <w:r>
+        <w:rPr>
+          <w:b/>
+          <w:bCs/>
+          <w:color w:val="0070C0"/>
+          <w:sz w:val="28"/>
+          <w:szCs w:val="28"/>
+        </w:rPr>
+        <w:t xml:space="preserve"> </w:t>
+      </w:r>
+      <w:proofErr w:type="spellStart"/>
+      <w:r>
+        <w:rPr>
+          <w:b/>
+          <w:bCs/>
+          <w:color w:val="0070C0"/>
+          <w:sz w:val="28"/>
+          <w:szCs w:val="28"/>
+        </w:rPr>
+        <w:t>of</w:t>
+      </w:r>
+      <w:proofErr w:type="spellEnd"/>
+      <w:r>
+        <w:rPr>
+          <w:b/>
+          <w:bCs/>
+          <w:color w:val="0070C0"/>
+          <w:sz w:val="28"/>
+          <w:szCs w:val="28"/>
+        </w:rPr>
+        <w:t xml:space="preserve"> </w:t>
+      </w:r>
+      <w:proofErr w:type="spellStart"/>
+      <w:r>
+        <w:rPr>
+          <w:b/>
+          <w:bCs/>
+          <w:color w:val="0070C0"/>
+          <w:sz w:val="28"/>
+          <w:szCs w:val="28"/>
+        </w:rPr>
+        <w:t>Hubble's</w:t>
+      </w:r>
+      <w:proofErr w:type="spellEnd"/>
+      <w:r>
+        <w:rPr>
+          <w:b/>
+          <w:bCs/>
+          <w:color w:val="0070C0"/>
+          <w:sz w:val="28"/>
+          <w:szCs w:val="28"/>
+        </w:rPr>
+        <w:t xml:space="preserve"> Law </w:t>
+      </w:r>
+      <w:proofErr w:type="spellStart"/>
+      <w:r>
+        <w:rPr>
+          <w:b/>
+          <w:bCs/>
+          <w:color w:val="0070C0"/>
+          <w:sz w:val="28"/>
+          <w:szCs w:val="28"/>
+        </w:rPr>
+        <w:t>and</w:t>
+      </w:r>
+      <w:proofErr w:type="spellEnd"/>
+      <w:r>
+        <w:rPr>
+          <w:b/>
+          <w:bCs/>
+          <w:color w:val="0070C0"/>
+          <w:sz w:val="28"/>
+          <w:szCs w:val="28"/>
+        </w:rPr>
+        <w:t xml:space="preserve"> </w:t>
+      </w:r>
+      <w:proofErr w:type="spellStart"/>
+      <w:r>
+        <w:rPr>
+          <w:b/>
+          <w:bCs/>
+          <w:color w:val="0070C0"/>
+          <w:sz w:val="28"/>
+          <w:szCs w:val="28"/>
+        </w:rPr>
+        <w:t>the</w:t>
+      </w:r>
+      <w:proofErr w:type="spellEnd"/>
+      <w:r>
+        <w:rPr>
+          <w:b/>
+          <w:bCs/>
+          <w:color w:val="0070C0"/>
+          <w:sz w:val="28"/>
+          <w:szCs w:val="28"/>
+        </w:rPr>
+        <w:t xml:space="preserve"> </w:t>
+      </w:r>
+      <w:proofErr w:type="spellStart"/>
+      <w:r>
+        <w:rPr>
+          <w:b/>
+          <w:bCs/>
+          <w:color w:val="0070C0"/>
+          <w:sz w:val="28"/>
+          <w:szCs w:val="28"/>
+        </w:rPr>
+        <w:t>End</w:t>
+      </w:r>
+      <w:proofErr w:type="spellEnd"/>
+      <w:r>
+        <w:rPr>
+          <w:b/>
+          <w:bCs/>
+          <w:color w:val="0070C0"/>
+          <w:sz w:val="28"/>
+          <w:szCs w:val="28"/>
+        </w:rPr>
+        <w:t xml:space="preserve"> </w:t>
+      </w:r>
+      <w:proofErr w:type="spellStart"/>
+      <w:r>
+        <w:rPr>
+          <w:b/>
+          <w:bCs/>
+          <w:color w:val="0070C0"/>
+          <w:sz w:val="28"/>
+          <w:szCs w:val="28"/>
+        </w:rPr>
+        <w:t>of</w:t>
+      </w:r>
+      <w:proofErr w:type="spellEnd"/>
+      <w:r>
+        <w:rPr>
+          <w:b/>
+          <w:bCs/>
+          <w:color w:val="0070C0"/>
+          <w:sz w:val="28"/>
+          <w:szCs w:val="28"/>
+        </w:rPr>
+        <w:t xml:space="preserve"> </w:t>
+      </w:r>
+      <w:proofErr w:type="spellStart"/>
+      <w:r>
+        <w:rPr>
+          <w:b/>
+          <w:bCs/>
+          <w:color w:val="0070C0"/>
+          <w:sz w:val="28"/>
+          <w:szCs w:val="28"/>
+        </w:rPr>
+        <w:t>the</w:t>
+      </w:r>
+      <w:proofErr w:type="spellEnd"/>
+      <w:r>
+        <w:rPr>
+          <w:b/>
+          <w:bCs/>
+          <w:color w:val="0070C0"/>
+          <w:sz w:val="28"/>
+          <w:szCs w:val="28"/>
+        </w:rPr>
+        <w:t xml:space="preserve"> </w:t>
+      </w:r>
+      <w:proofErr w:type="spellStart"/>
+      <w:r>
+        <w:rPr>
+          <w:b/>
+          <w:bCs/>
+          <w:color w:val="0070C0"/>
+          <w:sz w:val="28"/>
+          <w:szCs w:val="28"/>
+        </w:rPr>
+        <w:t>Darks</w:t>
+      </w:r>
+      <w:proofErr w:type="spellEnd"/>
+      <w:r>
+        <w:rPr>
+          <w:b/>
+          <w:bCs/>
+          <w:color w:val="0070C0"/>
+          <w:sz w:val="28"/>
+          <w:szCs w:val="28"/>
+        </w:rPr>
+        <w:t xml:space="preserve"> </w:t>
+      </w:r>
+      <w:proofErr w:type="spellStart"/>
+      <w:r>
+        <w:rPr>
+          <w:b/>
+          <w:bCs/>
+          <w:color w:val="0070C0"/>
+          <w:sz w:val="28"/>
+          <w:szCs w:val="28"/>
+        </w:rPr>
+        <w:t>Elements</w:t>
+      </w:r>
+      <w:proofErr w:type="spellEnd"/>
     </w:p>
     <w:p>
       <w:r>
-        <w:t>'From the “Decreasing Universe” model, establishing the contraction of space tissue when exposed to a gravitational field, we derive the Hubble Law and, from there, we will explain the effects “Dark Energy” and “Dark Matter”.'(</w:t>
-      </w:r>
+        <w:t>'</w:t>
+      </w:r>
+      <w:proofErr w:type="spellStart"/>
+      <w:r>
+        <w:t>From</w:t>
+      </w:r>
+      <w:proofErr w:type="spellEnd"/>
+      <w:r>
+        <w:t xml:space="preserve"> </w:t>
+      </w:r>
+      <w:proofErr w:type="spellStart"/>
+      <w:r>
+        <w:t>the</w:t>
+      </w:r>
+      <w:proofErr w:type="spellEnd"/>
+      <w:r>
+        <w:t xml:space="preserve"> “</w:t>
+      </w:r>
+      <w:proofErr w:type="spellStart"/>
+      <w:r>
+        <w:t>Decreasing</w:t>
+      </w:r>
+      <w:proofErr w:type="spellEnd"/>
+      <w:r>
+        <w:t xml:space="preserve"> Universe” model, </w:t>
+      </w:r>
+      <w:proofErr w:type="spellStart"/>
+      <w:r>
+        <w:t>establishing</w:t>
+      </w:r>
+      <w:proofErr w:type="spellEnd"/>
+      <w:r>
+        <w:t xml:space="preserve"> </w:t>
+      </w:r>
+      <w:proofErr w:type="spellStart"/>
+      <w:r>
+        <w:t>the</w:t>
+      </w:r>
+      <w:proofErr w:type="spellEnd"/>
+      <w:r>
+        <w:t xml:space="preserve"> </w:t>
+      </w:r>
+      <w:proofErr w:type="spellStart"/>
+      <w:r>
+        <w:t>contraction</w:t>
+      </w:r>
+      <w:proofErr w:type="spellEnd"/>
+      <w:r>
+        <w:t xml:space="preserve"> </w:t>
+      </w:r>
+      <w:proofErr w:type="spellStart"/>
+      <w:r>
+        <w:t>of</w:t>
+      </w:r>
+      <w:proofErr w:type="spellEnd"/>
+      <w:r>
+        <w:t xml:space="preserve"> </w:t>
+      </w:r>
+      <w:proofErr w:type="spellStart"/>
+      <w:r>
+        <w:t>space</w:t>
+      </w:r>
+      <w:proofErr w:type="spellEnd"/>
+      <w:r>
+        <w:t xml:space="preserve"> </w:t>
+      </w:r>
+      <w:proofErr w:type="spellStart"/>
+      <w:r>
+        <w:t>tissue</w:t>
+      </w:r>
+      <w:proofErr w:type="spellEnd"/>
+      <w:r>
+        <w:t xml:space="preserve"> </w:t>
+      </w:r>
+      <w:proofErr w:type="spellStart"/>
+      <w:r>
+        <w:t>when</w:t>
+      </w:r>
+      <w:proofErr w:type="spellEnd"/>
+      <w:r>
+        <w:t xml:space="preserve"> </w:t>
+      </w:r>
+      <w:proofErr w:type="spellStart"/>
+      <w:r>
+        <w:t>exposed</w:t>
+      </w:r>
+      <w:proofErr w:type="spellEnd"/>
+      <w:r>
+        <w:t xml:space="preserve"> </w:t>
+      </w:r>
+      <w:proofErr w:type="spellStart"/>
+      <w:r>
+        <w:t>to</w:t>
+      </w:r>
+      <w:proofErr w:type="spellEnd"/>
+      <w:r>
+        <w:t xml:space="preserve"> a </w:t>
+      </w:r>
+      <w:proofErr w:type="spellStart"/>
+      <w:r>
+        <w:t>gravitational</w:t>
+      </w:r>
+      <w:proofErr w:type="spellEnd"/>
+      <w:r>
+        <w:t xml:space="preserve"> </w:t>
+      </w:r>
+      <w:proofErr w:type="spellStart"/>
+      <w:r>
+        <w:t>field</w:t>
+      </w:r>
+      <w:proofErr w:type="spellEnd"/>
+      <w:r>
+        <w:t xml:space="preserve">, </w:t>
+      </w:r>
+      <w:proofErr w:type="spellStart"/>
+      <w:r>
+        <w:t>we</w:t>
+      </w:r>
+      <w:proofErr w:type="spellEnd"/>
+      <w:r>
+        <w:t xml:space="preserve"> derive </w:t>
+      </w:r>
+      <w:proofErr w:type="spellStart"/>
+      <w:r>
+        <w:t>the</w:t>
+      </w:r>
+      <w:proofErr w:type="spellEnd"/>
+      <w:r>
+        <w:t xml:space="preserve"> Hubble Law </w:t>
+      </w:r>
+      <w:proofErr w:type="spellStart"/>
+      <w:r>
+        <w:t>and</w:t>
+      </w:r>
+      <w:proofErr w:type="spellEnd"/>
+      <w:r>
+        <w:t xml:space="preserve">, </w:t>
+      </w:r>
+      <w:proofErr w:type="spellStart"/>
+      <w:r>
+        <w:t>from</w:t>
+      </w:r>
+      <w:proofErr w:type="spellEnd"/>
+      <w:r>
+        <w:t xml:space="preserve"> </w:t>
+      </w:r>
+      <w:proofErr w:type="spellStart"/>
+      <w:r>
+        <w:t>there</w:t>
+      </w:r>
+      <w:proofErr w:type="spellEnd"/>
+      <w:r>
+        <w:t xml:space="preserve">, </w:t>
+      </w:r>
+      <w:proofErr w:type="spellStart"/>
+      <w:r>
+        <w:t>we</w:t>
+      </w:r>
+      <w:proofErr w:type="spellEnd"/>
+      <w:r>
+        <w:t xml:space="preserve"> </w:t>
+      </w:r>
+      <w:proofErr w:type="spellStart"/>
+      <w:r>
+        <w:t>will</w:t>
+      </w:r>
+      <w:proofErr w:type="spellEnd"/>
+      <w:r>
+        <w:t xml:space="preserve"> </w:t>
+      </w:r>
+      <w:proofErr w:type="spellStart"/>
+      <w:r>
+        <w:t>explain</w:t>
+      </w:r>
+      <w:proofErr w:type="spellEnd"/>
+      <w:r>
+        <w:t xml:space="preserve"> </w:t>
+      </w:r>
+      <w:proofErr w:type="spellStart"/>
+      <w:r>
+        <w:t>the</w:t>
+      </w:r>
+      <w:proofErr w:type="spellEnd"/>
+      <w:r>
+        <w:t xml:space="preserve"> </w:t>
+      </w:r>
+      <w:proofErr w:type="spellStart"/>
+      <w:r>
+        <w:t>effects</w:t>
+      </w:r>
+      <w:proofErr w:type="spellEnd"/>
+      <w:r>
+        <w:t xml:space="preserve"> “</w:t>
+      </w:r>
+      <w:proofErr w:type="spellStart"/>
+      <w:r>
+        <w:t>Dark</w:t>
+      </w:r>
+      <w:proofErr w:type="spellEnd"/>
+      <w:r>
+        <w:t xml:space="preserve"> Energy” </w:t>
+      </w:r>
+      <w:proofErr w:type="spellStart"/>
+      <w:r>
+        <w:t>and</w:t>
+      </w:r>
+      <w:proofErr w:type="spellEnd"/>
+      <w:r>
+        <w:t xml:space="preserve"> “</w:t>
+      </w:r>
+      <w:proofErr w:type="spellStart"/>
+      <w:r>
+        <w:t>Dark</w:t>
+      </w:r>
+      <w:proofErr w:type="spellEnd"/>
+      <w:r>
+        <w:t xml:space="preserve"> Matter”.'(</w:t>
+      </w:r>
+      <w:proofErr w:type="spellStart"/>
       <w:r>
         <w:rPr>
           <w:color w:val="C00000"/>
         </w:rPr>
-        <w:t>Apr/2019</w:t>
+        <w:t>Apr</w:t>
+      </w:r>
+      <w:proofErr w:type="spellEnd"/>
+      <w:r>
+        <w:rPr>
+          <w:color w:val="C00000"/>
+        </w:rPr>
+        <w:t>/2019</w:t>
       </w:r>
       <w:r>
         <w:t>)</w:t>
       </w:r>
     </w:p>
     <w:p>
-      <w:hyperlink r:id="rId18" w:history="1">
+      <w:hyperlink r:id="rId19" w:history="1">
         <w:r>
           <w:rPr>
             <w:rStyle w:val="Hyperlink"/>
@@ -1499,12 +7620,668 @@
           <w:sz w:val="28"/>
           <w:szCs w:val="28"/>
         </w:rPr>
-        <w:t>´The Equivalence Principle and the End of the Dark Energy'</w:t>
+        <w:t xml:space="preserve">´The </w:t>
+      </w:r>
+      <w:proofErr w:type="spellStart"/>
+      <w:r>
+        <w:rPr>
+          <w:b/>
+          <w:bCs/>
+          <w:color w:val="0070C0"/>
+          <w:sz w:val="28"/>
+          <w:szCs w:val="28"/>
+        </w:rPr>
+        <w:t>Equivalence</w:t>
+      </w:r>
+      <w:proofErr w:type="spellEnd"/>
+      <w:r>
+        <w:rPr>
+          <w:b/>
+          <w:bCs/>
+          <w:color w:val="0070C0"/>
+          <w:sz w:val="28"/>
+          <w:szCs w:val="28"/>
+        </w:rPr>
+        <w:t xml:space="preserve"> </w:t>
+      </w:r>
+      <w:proofErr w:type="spellStart"/>
+      <w:r>
+        <w:rPr>
+          <w:b/>
+          <w:bCs/>
+          <w:color w:val="0070C0"/>
+          <w:sz w:val="28"/>
+          <w:szCs w:val="28"/>
+        </w:rPr>
+        <w:t>Principle</w:t>
+      </w:r>
+      <w:proofErr w:type="spellEnd"/>
+      <w:r>
+        <w:rPr>
+          <w:b/>
+          <w:bCs/>
+          <w:color w:val="0070C0"/>
+          <w:sz w:val="28"/>
+          <w:szCs w:val="28"/>
+        </w:rPr>
+        <w:t xml:space="preserve"> </w:t>
+      </w:r>
+      <w:proofErr w:type="spellStart"/>
+      <w:r>
+        <w:rPr>
+          <w:b/>
+          <w:bCs/>
+          <w:color w:val="0070C0"/>
+          <w:sz w:val="28"/>
+          <w:szCs w:val="28"/>
+        </w:rPr>
+        <w:t>and</w:t>
+      </w:r>
+      <w:proofErr w:type="spellEnd"/>
+      <w:r>
+        <w:rPr>
+          <w:b/>
+          <w:bCs/>
+          <w:color w:val="0070C0"/>
+          <w:sz w:val="28"/>
+          <w:szCs w:val="28"/>
+        </w:rPr>
+        <w:t xml:space="preserve"> </w:t>
+      </w:r>
+      <w:proofErr w:type="spellStart"/>
+      <w:r>
+        <w:rPr>
+          <w:b/>
+          <w:bCs/>
+          <w:color w:val="0070C0"/>
+          <w:sz w:val="28"/>
+          <w:szCs w:val="28"/>
+        </w:rPr>
+        <w:t>the</w:t>
+      </w:r>
+      <w:proofErr w:type="spellEnd"/>
+      <w:r>
+        <w:rPr>
+          <w:b/>
+          <w:bCs/>
+          <w:color w:val="0070C0"/>
+          <w:sz w:val="28"/>
+          <w:szCs w:val="28"/>
+        </w:rPr>
+        <w:t xml:space="preserve"> </w:t>
+      </w:r>
+      <w:proofErr w:type="spellStart"/>
+      <w:r>
+        <w:rPr>
+          <w:b/>
+          <w:bCs/>
+          <w:color w:val="0070C0"/>
+          <w:sz w:val="28"/>
+          <w:szCs w:val="28"/>
+        </w:rPr>
+        <w:t>End</w:t>
+      </w:r>
+      <w:proofErr w:type="spellEnd"/>
+      <w:r>
+        <w:rPr>
+          <w:b/>
+          <w:bCs/>
+          <w:color w:val="0070C0"/>
+          <w:sz w:val="28"/>
+          <w:szCs w:val="28"/>
+        </w:rPr>
+        <w:t xml:space="preserve"> </w:t>
+      </w:r>
+      <w:proofErr w:type="spellStart"/>
+      <w:r>
+        <w:rPr>
+          <w:b/>
+          <w:bCs/>
+          <w:color w:val="0070C0"/>
+          <w:sz w:val="28"/>
+          <w:szCs w:val="28"/>
+        </w:rPr>
+        <w:t>of</w:t>
+      </w:r>
+      <w:proofErr w:type="spellEnd"/>
+      <w:r>
+        <w:rPr>
+          <w:b/>
+          <w:bCs/>
+          <w:color w:val="0070C0"/>
+          <w:sz w:val="28"/>
+          <w:szCs w:val="28"/>
+        </w:rPr>
+        <w:t xml:space="preserve"> </w:t>
+      </w:r>
+      <w:proofErr w:type="spellStart"/>
+      <w:r>
+        <w:rPr>
+          <w:b/>
+          <w:bCs/>
+          <w:color w:val="0070C0"/>
+          <w:sz w:val="28"/>
+          <w:szCs w:val="28"/>
+        </w:rPr>
+        <w:t>the</w:t>
+      </w:r>
+      <w:proofErr w:type="spellEnd"/>
+      <w:r>
+        <w:rPr>
+          <w:b/>
+          <w:bCs/>
+          <w:color w:val="0070C0"/>
+          <w:sz w:val="28"/>
+          <w:szCs w:val="28"/>
+        </w:rPr>
+        <w:t xml:space="preserve"> </w:t>
+      </w:r>
+      <w:proofErr w:type="spellStart"/>
+      <w:r>
+        <w:rPr>
+          <w:b/>
+          <w:bCs/>
+          <w:color w:val="0070C0"/>
+          <w:sz w:val="28"/>
+          <w:szCs w:val="28"/>
+        </w:rPr>
+        <w:t>Dark</w:t>
+      </w:r>
+      <w:proofErr w:type="spellEnd"/>
+      <w:r>
+        <w:rPr>
+          <w:b/>
+          <w:bCs/>
+          <w:color w:val="0070C0"/>
+          <w:sz w:val="28"/>
+          <w:szCs w:val="28"/>
+        </w:rPr>
+        <w:t xml:space="preserve"> Energy'</w:t>
       </w:r>
     </w:p>
     <w:p>
       <w:r>
-        <w:t>"We will make a new approach for an effect known as “Dark Energy” by an effect on gravitatio nal field.[1] In an accelerated rocket, the dimensions of space towards movement due to „Lorentz Contraction" are on continuous reduction.Using the equivalence principle, we presume that in the gravitational field, the same thing would happen.In this implicates in „dark energy effect". The calculi show that in a 7%-contraction for each billion years would explain our observation of galaxies in accelerated separation."</w:t>
+        <w:t>"</w:t>
+      </w:r>
+      <w:proofErr w:type="spellStart"/>
+      <w:r>
+        <w:t>We</w:t>
+      </w:r>
+      <w:proofErr w:type="spellEnd"/>
+      <w:r>
+        <w:t xml:space="preserve"> </w:t>
+      </w:r>
+      <w:proofErr w:type="spellStart"/>
+      <w:r>
+        <w:t>will</w:t>
+      </w:r>
+      <w:proofErr w:type="spellEnd"/>
+      <w:r>
+        <w:t xml:space="preserve"> make a new approach for </w:t>
+      </w:r>
+      <w:proofErr w:type="spellStart"/>
+      <w:r>
+        <w:t>an</w:t>
+      </w:r>
+      <w:proofErr w:type="spellEnd"/>
+      <w:r>
+        <w:t xml:space="preserve"> </w:t>
+      </w:r>
+      <w:proofErr w:type="spellStart"/>
+      <w:r>
+        <w:t>effect</w:t>
+      </w:r>
+      <w:proofErr w:type="spellEnd"/>
+      <w:r>
+        <w:t xml:space="preserve"> </w:t>
+      </w:r>
+      <w:proofErr w:type="spellStart"/>
+      <w:r>
+        <w:t>known</w:t>
+      </w:r>
+      <w:proofErr w:type="spellEnd"/>
+      <w:r>
+        <w:t xml:space="preserve"> as “</w:t>
+      </w:r>
+      <w:proofErr w:type="spellStart"/>
+      <w:r>
+        <w:t>Dark</w:t>
+      </w:r>
+      <w:proofErr w:type="spellEnd"/>
+      <w:r>
+        <w:t xml:space="preserve"> Energy” </w:t>
+      </w:r>
+      <w:proofErr w:type="spellStart"/>
+      <w:r>
+        <w:t>by</w:t>
+      </w:r>
+      <w:proofErr w:type="spellEnd"/>
+      <w:r>
+        <w:t xml:space="preserve"> </w:t>
+      </w:r>
+      <w:proofErr w:type="spellStart"/>
+      <w:r>
+        <w:t>an</w:t>
+      </w:r>
+      <w:proofErr w:type="spellEnd"/>
+      <w:r>
+        <w:t xml:space="preserve"> </w:t>
+      </w:r>
+      <w:proofErr w:type="spellStart"/>
+      <w:r>
+        <w:t>effect</w:t>
+      </w:r>
+      <w:proofErr w:type="spellEnd"/>
+      <w:r>
+        <w:t xml:space="preserve"> </w:t>
+      </w:r>
+      <w:proofErr w:type="spellStart"/>
+      <w:r>
+        <w:t>on</w:t>
+      </w:r>
+      <w:proofErr w:type="spellEnd"/>
+      <w:r>
+        <w:t xml:space="preserve"> </w:t>
+      </w:r>
+      <w:proofErr w:type="spellStart"/>
+      <w:r>
+        <w:t>gravitatio</w:t>
+      </w:r>
+      <w:proofErr w:type="spellEnd"/>
+      <w:r>
+        <w:t xml:space="preserve"> </w:t>
+      </w:r>
+      <w:proofErr w:type="spellStart"/>
+      <w:r>
+        <w:t>nal</w:t>
+      </w:r>
+      <w:proofErr w:type="spellEnd"/>
+      <w:r>
+        <w:t xml:space="preserve"> </w:t>
+      </w:r>
+      <w:proofErr w:type="spellStart"/>
+      <w:r>
+        <w:t>field</w:t>
+      </w:r>
+      <w:proofErr w:type="spellEnd"/>
+      <w:r>
+        <w:t xml:space="preserve">.[1] In </w:t>
+      </w:r>
+      <w:proofErr w:type="spellStart"/>
+      <w:r>
+        <w:t>an</w:t>
+      </w:r>
+      <w:proofErr w:type="spellEnd"/>
+      <w:r>
+        <w:t xml:space="preserve"> </w:t>
+      </w:r>
+      <w:proofErr w:type="spellStart"/>
+      <w:r>
+        <w:t>accelerated</w:t>
+      </w:r>
+      <w:proofErr w:type="spellEnd"/>
+      <w:r>
+        <w:t xml:space="preserve"> </w:t>
+      </w:r>
+      <w:proofErr w:type="spellStart"/>
+      <w:r>
+        <w:t>rocket</w:t>
+      </w:r>
+      <w:proofErr w:type="spellEnd"/>
+      <w:r>
+        <w:t xml:space="preserve">, </w:t>
+      </w:r>
+      <w:proofErr w:type="spellStart"/>
+      <w:r>
+        <w:t>the</w:t>
+      </w:r>
+      <w:proofErr w:type="spellEnd"/>
+      <w:r>
+        <w:t xml:space="preserve"> </w:t>
+      </w:r>
+      <w:proofErr w:type="spellStart"/>
+      <w:r>
+        <w:t>dimensions</w:t>
+      </w:r>
+      <w:proofErr w:type="spellEnd"/>
+      <w:r>
+        <w:t xml:space="preserve"> </w:t>
+      </w:r>
+      <w:proofErr w:type="spellStart"/>
+      <w:r>
+        <w:t>of</w:t>
+      </w:r>
+      <w:proofErr w:type="spellEnd"/>
+      <w:r>
+        <w:t xml:space="preserve"> </w:t>
+      </w:r>
+      <w:proofErr w:type="spellStart"/>
+      <w:r>
+        <w:t>space</w:t>
+      </w:r>
+      <w:proofErr w:type="spellEnd"/>
+      <w:r>
+        <w:t xml:space="preserve"> </w:t>
+      </w:r>
+      <w:proofErr w:type="spellStart"/>
+      <w:r>
+        <w:t>towards</w:t>
+      </w:r>
+      <w:proofErr w:type="spellEnd"/>
+      <w:r>
+        <w:t xml:space="preserve"> </w:t>
+      </w:r>
+      <w:proofErr w:type="spellStart"/>
+      <w:r>
+        <w:t>movement</w:t>
+      </w:r>
+      <w:proofErr w:type="spellEnd"/>
+      <w:r>
+        <w:t xml:space="preserve"> </w:t>
+      </w:r>
+      <w:proofErr w:type="spellStart"/>
+      <w:r>
+        <w:t>due</w:t>
+      </w:r>
+      <w:proofErr w:type="spellEnd"/>
+      <w:r>
+        <w:t xml:space="preserve"> </w:t>
+      </w:r>
+      <w:proofErr w:type="spellStart"/>
+      <w:r>
+        <w:t>to</w:t>
+      </w:r>
+      <w:proofErr w:type="spellEnd"/>
+      <w:r>
+        <w:t xml:space="preserve"> „Lorentz </w:t>
+      </w:r>
+      <w:proofErr w:type="spellStart"/>
+      <w:r>
+        <w:t>Contraction</w:t>
+      </w:r>
+      <w:proofErr w:type="spellEnd"/>
+      <w:r>
+        <w:t xml:space="preserve">" are </w:t>
+      </w:r>
+      <w:proofErr w:type="spellStart"/>
+      <w:r>
+        <w:t>on</w:t>
+      </w:r>
+      <w:proofErr w:type="spellEnd"/>
+      <w:r>
+        <w:t xml:space="preserve"> </w:t>
+      </w:r>
+      <w:proofErr w:type="spellStart"/>
+      <w:r>
+        <w:t>continuous</w:t>
+      </w:r>
+      <w:proofErr w:type="spellEnd"/>
+      <w:r>
+        <w:t xml:space="preserve"> </w:t>
+      </w:r>
+      <w:proofErr w:type="spellStart"/>
+      <w:r>
+        <w:t>reduction.Using</w:t>
+      </w:r>
+      <w:proofErr w:type="spellEnd"/>
+      <w:r>
+        <w:t xml:space="preserve"> </w:t>
+      </w:r>
+      <w:proofErr w:type="spellStart"/>
+      <w:r>
+        <w:t>the</w:t>
+      </w:r>
+      <w:proofErr w:type="spellEnd"/>
+      <w:r>
+        <w:t xml:space="preserve"> </w:t>
+      </w:r>
+      <w:proofErr w:type="spellStart"/>
+      <w:r>
+        <w:t>equivalence</w:t>
+      </w:r>
+      <w:proofErr w:type="spellEnd"/>
+      <w:r>
+        <w:t xml:space="preserve"> </w:t>
+      </w:r>
+      <w:proofErr w:type="spellStart"/>
+      <w:r>
+        <w:t>principle</w:t>
+      </w:r>
+      <w:proofErr w:type="spellEnd"/>
+      <w:r>
+        <w:t xml:space="preserve">, </w:t>
+      </w:r>
+      <w:proofErr w:type="spellStart"/>
+      <w:r>
+        <w:t>we</w:t>
+      </w:r>
+      <w:proofErr w:type="spellEnd"/>
+      <w:r>
+        <w:t xml:space="preserve"> presume </w:t>
+      </w:r>
+      <w:proofErr w:type="spellStart"/>
+      <w:r>
+        <w:t>that</w:t>
+      </w:r>
+      <w:proofErr w:type="spellEnd"/>
+      <w:r>
+        <w:t xml:space="preserve"> in </w:t>
+      </w:r>
+      <w:proofErr w:type="spellStart"/>
+      <w:r>
+        <w:t>the</w:t>
+      </w:r>
+      <w:proofErr w:type="spellEnd"/>
+      <w:r>
+        <w:t xml:space="preserve"> </w:t>
+      </w:r>
+      <w:proofErr w:type="spellStart"/>
+      <w:r>
+        <w:t>gravitational</w:t>
+      </w:r>
+      <w:proofErr w:type="spellEnd"/>
+      <w:r>
+        <w:t xml:space="preserve"> </w:t>
+      </w:r>
+      <w:proofErr w:type="spellStart"/>
+      <w:r>
+        <w:t>field</w:t>
+      </w:r>
+      <w:proofErr w:type="spellEnd"/>
+      <w:r>
+        <w:t xml:space="preserve">, </w:t>
+      </w:r>
+      <w:proofErr w:type="spellStart"/>
+      <w:r>
+        <w:t>the</w:t>
+      </w:r>
+      <w:proofErr w:type="spellEnd"/>
+      <w:r>
+        <w:t xml:space="preserve"> </w:t>
+      </w:r>
+      <w:proofErr w:type="spellStart"/>
+      <w:r>
+        <w:t>same</w:t>
+      </w:r>
+      <w:proofErr w:type="spellEnd"/>
+      <w:r>
+        <w:t xml:space="preserve"> </w:t>
+      </w:r>
+      <w:proofErr w:type="spellStart"/>
+      <w:r>
+        <w:t>thing</w:t>
+      </w:r>
+      <w:proofErr w:type="spellEnd"/>
+      <w:r>
+        <w:t xml:space="preserve"> </w:t>
+      </w:r>
+      <w:proofErr w:type="spellStart"/>
+      <w:r>
+        <w:t>would</w:t>
+      </w:r>
+      <w:proofErr w:type="spellEnd"/>
+      <w:r>
+        <w:t xml:space="preserve"> </w:t>
+      </w:r>
+      <w:proofErr w:type="spellStart"/>
+      <w:r>
+        <w:t>happen.In</w:t>
+      </w:r>
+      <w:proofErr w:type="spellEnd"/>
+      <w:r>
+        <w:t xml:space="preserve"> </w:t>
+      </w:r>
+      <w:proofErr w:type="spellStart"/>
+      <w:r>
+        <w:t>this</w:t>
+      </w:r>
+      <w:proofErr w:type="spellEnd"/>
+      <w:r>
+        <w:t xml:space="preserve"> </w:t>
+      </w:r>
+      <w:proofErr w:type="spellStart"/>
+      <w:r>
+        <w:t>implicates</w:t>
+      </w:r>
+      <w:proofErr w:type="spellEnd"/>
+      <w:r>
+        <w:t xml:space="preserve"> in „</w:t>
+      </w:r>
+      <w:proofErr w:type="spellStart"/>
+      <w:r>
+        <w:t>dark</w:t>
+      </w:r>
+      <w:proofErr w:type="spellEnd"/>
+      <w:r>
+        <w:t xml:space="preserve"> </w:t>
+      </w:r>
+      <w:proofErr w:type="spellStart"/>
+      <w:r>
+        <w:t>energy</w:t>
+      </w:r>
+      <w:proofErr w:type="spellEnd"/>
+      <w:r>
+        <w:t xml:space="preserve"> </w:t>
+      </w:r>
+      <w:proofErr w:type="spellStart"/>
+      <w:r>
+        <w:t>effect</w:t>
+      </w:r>
+      <w:proofErr w:type="spellEnd"/>
+      <w:r>
+        <w:t xml:space="preserve">". The </w:t>
+      </w:r>
+      <w:proofErr w:type="spellStart"/>
+      <w:r>
+        <w:t>calculi</w:t>
+      </w:r>
+      <w:proofErr w:type="spellEnd"/>
+      <w:r>
+        <w:t xml:space="preserve"> show </w:t>
+      </w:r>
+      <w:proofErr w:type="spellStart"/>
+      <w:r>
+        <w:t>that</w:t>
+      </w:r>
+      <w:proofErr w:type="spellEnd"/>
+      <w:r>
+        <w:t xml:space="preserve"> in a 7%-</w:t>
+      </w:r>
+      <w:proofErr w:type="spellStart"/>
+      <w:r>
+        <w:t>contraction</w:t>
+      </w:r>
+      <w:proofErr w:type="spellEnd"/>
+      <w:r>
+        <w:t xml:space="preserve"> for </w:t>
+      </w:r>
+      <w:proofErr w:type="spellStart"/>
+      <w:r>
+        <w:t>each</w:t>
+      </w:r>
+      <w:proofErr w:type="spellEnd"/>
+      <w:r>
+        <w:t xml:space="preserve"> </w:t>
+      </w:r>
+      <w:proofErr w:type="spellStart"/>
+      <w:r>
+        <w:t>billion</w:t>
+      </w:r>
+      <w:proofErr w:type="spellEnd"/>
+      <w:r>
+        <w:t xml:space="preserve"> </w:t>
+      </w:r>
+      <w:proofErr w:type="spellStart"/>
+      <w:r>
+        <w:t>years</w:t>
+      </w:r>
+      <w:proofErr w:type="spellEnd"/>
+      <w:r>
+        <w:t xml:space="preserve"> </w:t>
+      </w:r>
+      <w:proofErr w:type="spellStart"/>
+      <w:r>
+        <w:t>would</w:t>
+      </w:r>
+      <w:proofErr w:type="spellEnd"/>
+      <w:r>
+        <w:t xml:space="preserve"> </w:t>
+      </w:r>
+      <w:proofErr w:type="spellStart"/>
+      <w:r>
+        <w:t>explain</w:t>
+      </w:r>
+      <w:proofErr w:type="spellEnd"/>
+      <w:r>
+        <w:t xml:space="preserve"> </w:t>
+      </w:r>
+      <w:proofErr w:type="spellStart"/>
+      <w:r>
+        <w:t>our</w:t>
+      </w:r>
+      <w:proofErr w:type="spellEnd"/>
+      <w:r>
+        <w:t xml:space="preserve"> </w:t>
+      </w:r>
+      <w:proofErr w:type="spellStart"/>
+      <w:r>
+        <w:t>observation</w:t>
+      </w:r>
+      <w:proofErr w:type="spellEnd"/>
+      <w:r>
+        <w:t xml:space="preserve"> </w:t>
+      </w:r>
+      <w:proofErr w:type="spellStart"/>
+      <w:r>
+        <w:t>of</w:t>
+      </w:r>
+      <w:proofErr w:type="spellEnd"/>
+      <w:r>
+        <w:t xml:space="preserve"> </w:t>
+      </w:r>
+      <w:proofErr w:type="spellStart"/>
+      <w:r>
+        <w:t>galaxies</w:t>
+      </w:r>
+      <w:proofErr w:type="spellEnd"/>
+      <w:r>
+        <w:t xml:space="preserve"> in </w:t>
+      </w:r>
+      <w:proofErr w:type="spellStart"/>
+      <w:r>
+        <w:t>accelerated</w:t>
+      </w:r>
+      <w:proofErr w:type="spellEnd"/>
+      <w:r>
+        <w:t xml:space="preserve"> </w:t>
+      </w:r>
+      <w:proofErr w:type="spellStart"/>
+      <w:r>
+        <w:t>separation</w:t>
+      </w:r>
+      <w:proofErr w:type="spellEnd"/>
+      <w:r>
+        <w:t>."</w:t>
       </w:r>
       <w:r>
         <w:t>(</w:t>
@@ -1520,7 +8297,7 @@
       </w:r>
     </w:p>
     <w:p>
-      <w:hyperlink r:id="rId19" w:history="1">
+      <w:hyperlink r:id="rId20" w:history="1">
         <w:r>
           <w:rPr>
             <w:rStyle w:val="Hyperlink"/>
@@ -1551,12 +8328,276 @@
           <w:sz w:val="28"/>
           <w:szCs w:val="28"/>
         </w:rPr>
-        <w:t>´The Gravitational Field and the Dark Energy'</w:t>
+        <w:t xml:space="preserve">´The </w:t>
+      </w:r>
+      <w:proofErr w:type="spellStart"/>
+      <w:r>
+        <w:rPr>
+          <w:b/>
+          <w:bCs/>
+          <w:color w:val="0070C0"/>
+          <w:sz w:val="28"/>
+          <w:szCs w:val="28"/>
+        </w:rPr>
+        <w:t>Gravitational</w:t>
+      </w:r>
+      <w:proofErr w:type="spellEnd"/>
+      <w:r>
+        <w:rPr>
+          <w:b/>
+          <w:bCs/>
+          <w:color w:val="0070C0"/>
+          <w:sz w:val="28"/>
+          <w:szCs w:val="28"/>
+        </w:rPr>
+        <w:t xml:space="preserve"> Field </w:t>
+      </w:r>
+      <w:proofErr w:type="spellStart"/>
+      <w:r>
+        <w:rPr>
+          <w:b/>
+          <w:bCs/>
+          <w:color w:val="0070C0"/>
+          <w:sz w:val="28"/>
+          <w:szCs w:val="28"/>
+        </w:rPr>
+        <w:t>and</w:t>
+      </w:r>
+      <w:proofErr w:type="spellEnd"/>
+      <w:r>
+        <w:rPr>
+          <w:b/>
+          <w:bCs/>
+          <w:color w:val="0070C0"/>
+          <w:sz w:val="28"/>
+          <w:szCs w:val="28"/>
+        </w:rPr>
+        <w:t xml:space="preserve"> </w:t>
+      </w:r>
+      <w:proofErr w:type="spellStart"/>
+      <w:r>
+        <w:rPr>
+          <w:b/>
+          <w:bCs/>
+          <w:color w:val="0070C0"/>
+          <w:sz w:val="28"/>
+          <w:szCs w:val="28"/>
+        </w:rPr>
+        <w:t>the</w:t>
+      </w:r>
+      <w:proofErr w:type="spellEnd"/>
+      <w:r>
+        <w:rPr>
+          <w:b/>
+          <w:bCs/>
+          <w:color w:val="0070C0"/>
+          <w:sz w:val="28"/>
+          <w:szCs w:val="28"/>
+        </w:rPr>
+        <w:t xml:space="preserve"> </w:t>
+      </w:r>
+      <w:proofErr w:type="spellStart"/>
+      <w:r>
+        <w:rPr>
+          <w:b/>
+          <w:bCs/>
+          <w:color w:val="0070C0"/>
+          <w:sz w:val="28"/>
+          <w:szCs w:val="28"/>
+        </w:rPr>
+        <w:t>Dark</w:t>
+      </w:r>
+      <w:proofErr w:type="spellEnd"/>
+      <w:r>
+        <w:rPr>
+          <w:b/>
+          <w:bCs/>
+          <w:color w:val="0070C0"/>
+          <w:sz w:val="28"/>
+          <w:szCs w:val="28"/>
+        </w:rPr>
+        <w:t xml:space="preserve"> Energy'</w:t>
       </w:r>
     </w:p>
     <w:p>
       <w:r>
-        <w:t xml:space="preserve">"I herein write on a new idea about cosmology that seeks to solve the dark energy and darkmatter problem by eliminating the need to postulate its existence. </w:t>
+        <w:t xml:space="preserve">"I </w:t>
+      </w:r>
+      <w:proofErr w:type="spellStart"/>
+      <w:r>
+        <w:t>herein</w:t>
+      </w:r>
+      <w:proofErr w:type="spellEnd"/>
+      <w:r>
+        <w:t xml:space="preserve"> </w:t>
+      </w:r>
+      <w:proofErr w:type="spellStart"/>
+      <w:r>
+        <w:t>write</w:t>
+      </w:r>
+      <w:proofErr w:type="spellEnd"/>
+      <w:r>
+        <w:t xml:space="preserve"> </w:t>
+      </w:r>
+      <w:proofErr w:type="spellStart"/>
+      <w:r>
+        <w:t>on</w:t>
+      </w:r>
+      <w:proofErr w:type="spellEnd"/>
+      <w:r>
+        <w:t xml:space="preserve"> a new </w:t>
+      </w:r>
+      <w:proofErr w:type="spellStart"/>
+      <w:r>
+        <w:t>idea</w:t>
+      </w:r>
+      <w:proofErr w:type="spellEnd"/>
+      <w:r>
+        <w:t xml:space="preserve"> </w:t>
+      </w:r>
+      <w:proofErr w:type="spellStart"/>
+      <w:r>
+        <w:t>about</w:t>
+      </w:r>
+      <w:proofErr w:type="spellEnd"/>
+      <w:r>
+        <w:t xml:space="preserve"> </w:t>
+      </w:r>
+      <w:proofErr w:type="spellStart"/>
+      <w:r>
+        <w:t>cosmology</w:t>
+      </w:r>
+      <w:proofErr w:type="spellEnd"/>
+      <w:r>
+        <w:t xml:space="preserve"> </w:t>
+      </w:r>
+      <w:proofErr w:type="spellStart"/>
+      <w:r>
+        <w:t>that</w:t>
+      </w:r>
+      <w:proofErr w:type="spellEnd"/>
+      <w:r>
+        <w:t xml:space="preserve"> </w:t>
+      </w:r>
+      <w:proofErr w:type="spellStart"/>
+      <w:r>
+        <w:t>seeks</w:t>
+      </w:r>
+      <w:proofErr w:type="spellEnd"/>
+      <w:r>
+        <w:t xml:space="preserve"> </w:t>
+      </w:r>
+      <w:proofErr w:type="spellStart"/>
+      <w:r>
+        <w:t>to</w:t>
+      </w:r>
+      <w:proofErr w:type="spellEnd"/>
+      <w:r>
+        <w:t xml:space="preserve"> solve </w:t>
+      </w:r>
+      <w:proofErr w:type="spellStart"/>
+      <w:r>
+        <w:t>the</w:t>
+      </w:r>
+      <w:proofErr w:type="spellEnd"/>
+      <w:r>
+        <w:t xml:space="preserve"> </w:t>
+      </w:r>
+      <w:proofErr w:type="spellStart"/>
+      <w:r>
+        <w:t>dark</w:t>
+      </w:r>
+      <w:proofErr w:type="spellEnd"/>
+      <w:r>
+        <w:t xml:space="preserve"> </w:t>
+      </w:r>
+      <w:proofErr w:type="spellStart"/>
+      <w:r>
+        <w:t>energy</w:t>
+      </w:r>
+      <w:proofErr w:type="spellEnd"/>
+      <w:r>
+        <w:t xml:space="preserve"> </w:t>
+      </w:r>
+      <w:proofErr w:type="spellStart"/>
+      <w:r>
+        <w:t>and</w:t>
+      </w:r>
+      <w:proofErr w:type="spellEnd"/>
+      <w:r>
+        <w:t xml:space="preserve"> </w:t>
+      </w:r>
+      <w:proofErr w:type="spellStart"/>
+      <w:r>
+        <w:t>darkmatter</w:t>
+      </w:r>
+      <w:proofErr w:type="spellEnd"/>
+      <w:r>
+        <w:t xml:space="preserve"> </w:t>
+      </w:r>
+      <w:proofErr w:type="spellStart"/>
+      <w:r>
+        <w:t>problem</w:t>
+      </w:r>
+      <w:proofErr w:type="spellEnd"/>
+      <w:r>
+        <w:t xml:space="preserve"> </w:t>
+      </w:r>
+      <w:proofErr w:type="spellStart"/>
+      <w:r>
+        <w:t>by</w:t>
+      </w:r>
+      <w:proofErr w:type="spellEnd"/>
+      <w:r>
+        <w:t xml:space="preserve"> </w:t>
+      </w:r>
+      <w:proofErr w:type="spellStart"/>
+      <w:r>
+        <w:t>eliminating</w:t>
+      </w:r>
+      <w:proofErr w:type="spellEnd"/>
+      <w:r>
+        <w:t xml:space="preserve"> </w:t>
+      </w:r>
+      <w:proofErr w:type="spellStart"/>
+      <w:r>
+        <w:t>the</w:t>
+      </w:r>
+      <w:proofErr w:type="spellEnd"/>
+      <w:r>
+        <w:t xml:space="preserve"> </w:t>
+      </w:r>
+      <w:proofErr w:type="spellStart"/>
+      <w:r>
+        <w:t>need</w:t>
+      </w:r>
+      <w:proofErr w:type="spellEnd"/>
+      <w:r>
+        <w:t xml:space="preserve"> </w:t>
+      </w:r>
+      <w:proofErr w:type="spellStart"/>
+      <w:r>
+        <w:t>to</w:t>
+      </w:r>
+      <w:proofErr w:type="spellEnd"/>
+      <w:r>
+        <w:t xml:space="preserve"> </w:t>
+      </w:r>
+      <w:proofErr w:type="spellStart"/>
+      <w:r>
+        <w:t>postulate</w:t>
+      </w:r>
+      <w:proofErr w:type="spellEnd"/>
+      <w:r>
+        <w:t xml:space="preserve"> its </w:t>
+      </w:r>
+      <w:proofErr w:type="spellStart"/>
+      <w:r>
+        <w:t>existence</w:t>
+      </w:r>
+      <w:proofErr w:type="spellEnd"/>
+      <w:r>
+        <w:t xml:space="preserve">. </w:t>
       </w:r>
       <w:r>
         <w:rPr>
@@ -1572,7 +8613,7 @@
       <w:r>
         <w:br/>
       </w:r>
-      <w:hyperlink r:id="rId20" w:history="1">
+      <w:hyperlink r:id="rId21" w:history="1">
         <w:r>
           <w:rPr>
             <w:rStyle w:val="Hyperlink"/>
@@ -1586,7 +8627,7 @@
       <w:r>
         <w:br/>
       </w:r>
-      <w:hyperlink r:id="rId21" w:history="1">
+      <w:hyperlink r:id="rId22" w:history="1">
         <w:r>
           <w:rPr>
             <w:rStyle w:val="Hyperlink"/>
@@ -1617,12 +8658,278 @@
           <w:sz w:val="28"/>
           <w:szCs w:val="28"/>
         </w:rPr>
-        <w:t>´The Universe, According to Jocax'</w:t>
+        <w:t xml:space="preserve">´The Universe, </w:t>
+      </w:r>
+      <w:proofErr w:type="spellStart"/>
+      <w:r>
+        <w:rPr>
+          <w:b/>
+          <w:bCs/>
+          <w:color w:val="0070C0"/>
+          <w:sz w:val="28"/>
+          <w:szCs w:val="28"/>
+        </w:rPr>
+        <w:t>According</w:t>
+      </w:r>
+      <w:proofErr w:type="spellEnd"/>
+      <w:r>
+        <w:rPr>
+          <w:b/>
+          <w:bCs/>
+          <w:color w:val="0070C0"/>
+          <w:sz w:val="28"/>
+          <w:szCs w:val="28"/>
+        </w:rPr>
+        <w:t xml:space="preserve"> </w:t>
+      </w:r>
+      <w:proofErr w:type="spellStart"/>
+      <w:r>
+        <w:rPr>
+          <w:b/>
+          <w:bCs/>
+          <w:color w:val="0070C0"/>
+          <w:sz w:val="28"/>
+          <w:szCs w:val="28"/>
+        </w:rPr>
+        <w:t>to</w:t>
+      </w:r>
+      <w:proofErr w:type="spellEnd"/>
+      <w:r>
+        <w:rPr>
+          <w:b/>
+          <w:bCs/>
+          <w:color w:val="0070C0"/>
+          <w:sz w:val="28"/>
+          <w:szCs w:val="28"/>
+        </w:rPr>
+        <w:t xml:space="preserve"> </w:t>
+      </w:r>
+      <w:proofErr w:type="spellStart"/>
+      <w:r>
+        <w:rPr>
+          <w:b/>
+          <w:bCs/>
+          <w:color w:val="0070C0"/>
+          <w:sz w:val="28"/>
+          <w:szCs w:val="28"/>
+        </w:rPr>
+        <w:t>Jocax</w:t>
+      </w:r>
+      <w:proofErr w:type="spellEnd"/>
+      <w:r>
+        <w:rPr>
+          <w:b/>
+          <w:bCs/>
+          <w:color w:val="0070C0"/>
+          <w:sz w:val="28"/>
+          <w:szCs w:val="28"/>
+        </w:rPr>
+        <w:t>'</w:t>
       </w:r>
     </w:p>
     <w:p>
       <w:r>
-        <w:t>"We will address some of the main questions regarding our Universe, such as theories about its origins, types of Universes (Virtual Universe, Parallel Universes), and questions about its finiteness, purpose, eternity, and its end."</w:t>
+        <w:t>"</w:t>
+      </w:r>
+      <w:proofErr w:type="spellStart"/>
+      <w:r>
+        <w:t>We</w:t>
+      </w:r>
+      <w:proofErr w:type="spellEnd"/>
+      <w:r>
+        <w:t xml:space="preserve"> </w:t>
+      </w:r>
+      <w:proofErr w:type="spellStart"/>
+      <w:r>
+        <w:t>will</w:t>
+      </w:r>
+      <w:proofErr w:type="spellEnd"/>
+      <w:r>
+        <w:t xml:space="preserve"> </w:t>
+      </w:r>
+      <w:proofErr w:type="spellStart"/>
+      <w:r>
+        <w:t>address</w:t>
+      </w:r>
+      <w:proofErr w:type="spellEnd"/>
+      <w:r>
+        <w:t xml:space="preserve"> some </w:t>
+      </w:r>
+      <w:proofErr w:type="spellStart"/>
+      <w:r>
+        <w:t>of</w:t>
+      </w:r>
+      <w:proofErr w:type="spellEnd"/>
+      <w:r>
+        <w:t xml:space="preserve"> </w:t>
+      </w:r>
+      <w:proofErr w:type="spellStart"/>
+      <w:r>
+        <w:t>the</w:t>
+      </w:r>
+      <w:proofErr w:type="spellEnd"/>
+      <w:r>
+        <w:t xml:space="preserve"> </w:t>
+      </w:r>
+      <w:proofErr w:type="spellStart"/>
+      <w:r>
+        <w:t>main</w:t>
+      </w:r>
+      <w:proofErr w:type="spellEnd"/>
+      <w:r>
+        <w:t xml:space="preserve"> </w:t>
+      </w:r>
+      <w:proofErr w:type="spellStart"/>
+      <w:r>
+        <w:t>questions</w:t>
+      </w:r>
+      <w:proofErr w:type="spellEnd"/>
+      <w:r>
+        <w:t xml:space="preserve"> </w:t>
+      </w:r>
+      <w:proofErr w:type="spellStart"/>
+      <w:r>
+        <w:t>regarding</w:t>
+      </w:r>
+      <w:proofErr w:type="spellEnd"/>
+      <w:r>
+        <w:t xml:space="preserve"> </w:t>
+      </w:r>
+      <w:proofErr w:type="spellStart"/>
+      <w:r>
+        <w:t>our</w:t>
+      </w:r>
+      <w:proofErr w:type="spellEnd"/>
+      <w:r>
+        <w:t xml:space="preserve"> Universe, </w:t>
+      </w:r>
+      <w:proofErr w:type="spellStart"/>
+      <w:r>
+        <w:t>such</w:t>
+      </w:r>
+      <w:proofErr w:type="spellEnd"/>
+      <w:r>
+        <w:t xml:space="preserve"> as </w:t>
+      </w:r>
+      <w:proofErr w:type="spellStart"/>
+      <w:r>
+        <w:t>theories</w:t>
+      </w:r>
+      <w:proofErr w:type="spellEnd"/>
+      <w:r>
+        <w:t xml:space="preserve"> </w:t>
+      </w:r>
+      <w:proofErr w:type="spellStart"/>
+      <w:r>
+        <w:t>about</w:t>
+      </w:r>
+      <w:proofErr w:type="spellEnd"/>
+      <w:r>
+        <w:t xml:space="preserve"> its </w:t>
+      </w:r>
+      <w:proofErr w:type="spellStart"/>
+      <w:r>
+        <w:t>origins</w:t>
+      </w:r>
+      <w:proofErr w:type="spellEnd"/>
+      <w:r>
+        <w:t xml:space="preserve">, </w:t>
+      </w:r>
+      <w:proofErr w:type="spellStart"/>
+      <w:r>
+        <w:t>types</w:t>
+      </w:r>
+      <w:proofErr w:type="spellEnd"/>
+      <w:r>
+        <w:t xml:space="preserve"> </w:t>
+      </w:r>
+      <w:proofErr w:type="spellStart"/>
+      <w:r>
+        <w:t>of</w:t>
+      </w:r>
+      <w:proofErr w:type="spellEnd"/>
+      <w:r>
+        <w:t xml:space="preserve"> </w:t>
+      </w:r>
+      <w:proofErr w:type="spellStart"/>
+      <w:r>
+        <w:t>Universes</w:t>
+      </w:r>
+      <w:proofErr w:type="spellEnd"/>
+      <w:r>
+        <w:t xml:space="preserve"> (Virtual Universe, </w:t>
+      </w:r>
+      <w:proofErr w:type="spellStart"/>
+      <w:r>
+        <w:t>Parallel</w:t>
+      </w:r>
+      <w:proofErr w:type="spellEnd"/>
+      <w:r>
+        <w:t xml:space="preserve"> </w:t>
+      </w:r>
+      <w:proofErr w:type="spellStart"/>
+      <w:r>
+        <w:t>Universes</w:t>
+      </w:r>
+      <w:proofErr w:type="spellEnd"/>
+      <w:r>
+        <w:t xml:space="preserve">), </w:t>
+      </w:r>
+      <w:proofErr w:type="spellStart"/>
+      <w:r>
+        <w:t>and</w:t>
+      </w:r>
+      <w:proofErr w:type="spellEnd"/>
+      <w:r>
+        <w:t xml:space="preserve"> </w:t>
+      </w:r>
+      <w:proofErr w:type="spellStart"/>
+      <w:r>
+        <w:t>questions</w:t>
+      </w:r>
+      <w:proofErr w:type="spellEnd"/>
+      <w:r>
+        <w:t xml:space="preserve"> </w:t>
+      </w:r>
+      <w:proofErr w:type="spellStart"/>
+      <w:r>
+        <w:t>about</w:t>
+      </w:r>
+      <w:proofErr w:type="spellEnd"/>
+      <w:r>
+        <w:t xml:space="preserve"> its </w:t>
+      </w:r>
+      <w:proofErr w:type="spellStart"/>
+      <w:r>
+        <w:t>finiteness</w:t>
+      </w:r>
+      <w:proofErr w:type="spellEnd"/>
+      <w:r>
+        <w:t xml:space="preserve">, </w:t>
+      </w:r>
+      <w:proofErr w:type="spellStart"/>
+      <w:r>
+        <w:t>purpose</w:t>
+      </w:r>
+      <w:proofErr w:type="spellEnd"/>
+      <w:r>
+        <w:t xml:space="preserve">, </w:t>
+      </w:r>
+      <w:proofErr w:type="spellStart"/>
+      <w:r>
+        <w:t>eternity</w:t>
+      </w:r>
+      <w:proofErr w:type="spellEnd"/>
+      <w:r>
+        <w:t xml:space="preserve">, </w:t>
+      </w:r>
+      <w:proofErr w:type="spellStart"/>
+      <w:r>
+        <w:t>and</w:t>
+      </w:r>
+      <w:proofErr w:type="spellEnd"/>
+      <w:r>
+        <w:t xml:space="preserve"> its end."</w:t>
       </w:r>
       <w:r>
         <w:t>(</w:t>
@@ -1638,7 +8945,7 @@
       </w:r>
     </w:p>
     <w:p>
-      <w:hyperlink r:id="rId22" w:history="1">
+      <w:hyperlink r:id="rId23" w:history="1">
         <w:r>
           <w:rPr>
             <w:rStyle w:val="Hyperlink"/>
@@ -1672,36 +8979,300 @@
           <w:sz w:val="28"/>
           <w:szCs w:val="28"/>
         </w:rPr>
-        <w:t>´Jocaxian’s Train'</w:t>
+        <w:t>´</w:t>
+      </w:r>
+      <w:proofErr w:type="spellStart"/>
+      <w:r>
+        <w:rPr>
+          <w:b/>
+          <w:bCs/>
+          <w:color w:val="0070C0"/>
+          <w:sz w:val="28"/>
+          <w:szCs w:val="28"/>
+        </w:rPr>
+        <w:t>Jocaxian’s</w:t>
+      </w:r>
+      <w:proofErr w:type="spellEnd"/>
+      <w:r>
+        <w:rPr>
+          <w:b/>
+          <w:bCs/>
+          <w:color w:val="0070C0"/>
+          <w:sz w:val="28"/>
+          <w:szCs w:val="28"/>
+        </w:rPr>
+        <w:t xml:space="preserve"> </w:t>
+      </w:r>
+      <w:proofErr w:type="spellStart"/>
+      <w:r>
+        <w:rPr>
+          <w:b/>
+          <w:bCs/>
+          <w:color w:val="0070C0"/>
+          <w:sz w:val="28"/>
+          <w:szCs w:val="28"/>
+        </w:rPr>
+        <w:t>Train</w:t>
+      </w:r>
+      <w:proofErr w:type="spellEnd"/>
+      <w:r>
+        <w:rPr>
+          <w:b/>
+          <w:bCs/>
+          <w:color w:val="0070C0"/>
+          <w:sz w:val="28"/>
+          <w:szCs w:val="28"/>
+        </w:rPr>
+        <w:t>'</w:t>
       </w:r>
     </w:p>
     <w:p>
       <w:r>
-        <w:t>"This article presents two simple and analog situations related to</w:t>
-      </w:r>
-      <w:r>
-        <w:t xml:space="preserve"> </w:t>
-      </w:r>
-      <w:r>
-        <w:t>classic mental experience known as “Einstein’s Train”, which explains</w:t>
-      </w:r>
-      <w:r>
-        <w:t xml:space="preserve"> </w:t>
-      </w:r>
-      <w:r>
-        <w:t xml:space="preserve">the temporal dilatation </w:t>
-      </w:r>
-      <w:r>
-        <w:t xml:space="preserve"> r</w:t>
-      </w:r>
-      <w:r>
-        <w:t>egarding special relativity theory, and then it</w:t>
-      </w:r>
-      <w:r>
-        <w:t xml:space="preserve"> </w:t>
-      </w:r>
-      <w:r>
-        <w:t>points a logical contradiction between them."</w:t>
+        <w:t>"</w:t>
+      </w:r>
+      <w:proofErr w:type="spellStart"/>
+      <w:r>
+        <w:t>This</w:t>
+      </w:r>
+      <w:proofErr w:type="spellEnd"/>
+      <w:r>
+        <w:t xml:space="preserve"> </w:t>
+      </w:r>
+      <w:proofErr w:type="spellStart"/>
+      <w:r>
+        <w:t>article</w:t>
+      </w:r>
+      <w:proofErr w:type="spellEnd"/>
+      <w:r>
+        <w:t xml:space="preserve"> </w:t>
+      </w:r>
+      <w:proofErr w:type="spellStart"/>
+      <w:r>
+        <w:t>presents</w:t>
+      </w:r>
+      <w:proofErr w:type="spellEnd"/>
+      <w:r>
+        <w:t xml:space="preserve"> </w:t>
+      </w:r>
+      <w:proofErr w:type="spellStart"/>
+      <w:r>
+        <w:t>two</w:t>
+      </w:r>
+      <w:proofErr w:type="spellEnd"/>
+      <w:r>
+        <w:t xml:space="preserve"> </w:t>
+      </w:r>
+      <w:proofErr w:type="spellStart"/>
+      <w:r>
+        <w:t>simple</w:t>
+      </w:r>
+      <w:proofErr w:type="spellEnd"/>
+      <w:r>
+        <w:t xml:space="preserve"> </w:t>
+      </w:r>
+      <w:proofErr w:type="spellStart"/>
+      <w:r>
+        <w:t>and</w:t>
+      </w:r>
+      <w:proofErr w:type="spellEnd"/>
+      <w:r>
+        <w:t xml:space="preserve"> </w:t>
+      </w:r>
+      <w:proofErr w:type="spellStart"/>
+      <w:r>
+        <w:t>analog</w:t>
+      </w:r>
+      <w:proofErr w:type="spellEnd"/>
+      <w:r>
+        <w:t xml:space="preserve"> </w:t>
+      </w:r>
+      <w:proofErr w:type="spellStart"/>
+      <w:r>
+        <w:t>situations</w:t>
+      </w:r>
+      <w:proofErr w:type="spellEnd"/>
+      <w:r>
+        <w:t xml:space="preserve"> </w:t>
+      </w:r>
+      <w:proofErr w:type="spellStart"/>
+      <w:r>
+        <w:t>related</w:t>
+      </w:r>
+      <w:proofErr w:type="spellEnd"/>
+      <w:r>
+        <w:t xml:space="preserve"> </w:t>
+      </w:r>
+      <w:proofErr w:type="spellStart"/>
+      <w:r>
+        <w:t>to</w:t>
+      </w:r>
+      <w:proofErr w:type="spellEnd"/>
+      <w:r>
+        <w:t xml:space="preserve"> </w:t>
+      </w:r>
+      <w:proofErr w:type="spellStart"/>
+      <w:r>
+        <w:t>classic</w:t>
+      </w:r>
+      <w:proofErr w:type="spellEnd"/>
+      <w:r>
+        <w:t xml:space="preserve"> mental </w:t>
+      </w:r>
+      <w:proofErr w:type="spellStart"/>
+      <w:r>
+        <w:t>experience</w:t>
+      </w:r>
+      <w:proofErr w:type="spellEnd"/>
+      <w:r>
+        <w:t xml:space="preserve"> </w:t>
+      </w:r>
+      <w:proofErr w:type="spellStart"/>
+      <w:r>
+        <w:t>known</w:t>
+      </w:r>
+      <w:proofErr w:type="spellEnd"/>
+      <w:r>
+        <w:t xml:space="preserve"> as “</w:t>
+      </w:r>
+      <w:proofErr w:type="spellStart"/>
+      <w:r>
+        <w:t>Einstein’s</w:t>
+      </w:r>
+      <w:proofErr w:type="spellEnd"/>
+      <w:r>
+        <w:t xml:space="preserve"> </w:t>
+      </w:r>
+      <w:proofErr w:type="spellStart"/>
+      <w:r>
+        <w:t>Train</w:t>
+      </w:r>
+      <w:proofErr w:type="spellEnd"/>
+      <w:r>
+        <w:t xml:space="preserve">”, </w:t>
+      </w:r>
+      <w:proofErr w:type="spellStart"/>
+      <w:r>
+        <w:t>which</w:t>
+      </w:r>
+      <w:proofErr w:type="spellEnd"/>
+      <w:r>
+        <w:t xml:space="preserve"> </w:t>
+      </w:r>
+      <w:proofErr w:type="spellStart"/>
+      <w:r>
+        <w:t>explains</w:t>
+      </w:r>
+      <w:proofErr w:type="spellEnd"/>
+      <w:r>
+        <w:t xml:space="preserve"> </w:t>
+      </w:r>
+      <w:proofErr w:type="spellStart"/>
+      <w:r>
+        <w:t>the</w:t>
+      </w:r>
+      <w:proofErr w:type="spellEnd"/>
+      <w:r>
+        <w:t xml:space="preserve"> temporal </w:t>
+      </w:r>
+      <w:proofErr w:type="spellStart"/>
+      <w:r>
+        <w:t>dilatation</w:t>
+      </w:r>
+      <w:proofErr w:type="spellEnd"/>
+      <w:r>
+        <w:t xml:space="preserve"> </w:t>
+      </w:r>
+      <w:r>
+        <w:t xml:space="preserve"> </w:t>
+      </w:r>
+      <w:proofErr w:type="spellStart"/>
+      <w:r>
+        <w:t>r</w:t>
+      </w:r>
+      <w:r>
+        <w:t>egarding</w:t>
+      </w:r>
+      <w:proofErr w:type="spellEnd"/>
+      <w:r>
+        <w:t xml:space="preserve"> </w:t>
+      </w:r>
+      <w:proofErr w:type="spellStart"/>
+      <w:r>
+        <w:t>special</w:t>
+      </w:r>
+      <w:proofErr w:type="spellEnd"/>
+      <w:r>
+        <w:t xml:space="preserve"> </w:t>
+      </w:r>
+      <w:proofErr w:type="spellStart"/>
+      <w:r>
+        <w:t>relativity</w:t>
+      </w:r>
+      <w:proofErr w:type="spellEnd"/>
+      <w:r>
+        <w:t xml:space="preserve"> </w:t>
+      </w:r>
+      <w:proofErr w:type="spellStart"/>
+      <w:r>
+        <w:t>theory</w:t>
+      </w:r>
+      <w:proofErr w:type="spellEnd"/>
+      <w:r>
+        <w:t xml:space="preserve">, </w:t>
+      </w:r>
+      <w:proofErr w:type="spellStart"/>
+      <w:r>
+        <w:t>and</w:t>
+      </w:r>
+      <w:proofErr w:type="spellEnd"/>
+      <w:r>
+        <w:t xml:space="preserve"> </w:t>
+      </w:r>
+      <w:proofErr w:type="spellStart"/>
+      <w:r>
+        <w:t>then</w:t>
+      </w:r>
+      <w:proofErr w:type="spellEnd"/>
+      <w:r>
+        <w:t xml:space="preserve"> it</w:t>
+      </w:r>
+      <w:r>
+        <w:t xml:space="preserve"> </w:t>
+      </w:r>
+      <w:r>
+        <w:t xml:space="preserve">points a </w:t>
+      </w:r>
+      <w:proofErr w:type="spellStart"/>
+      <w:r>
+        <w:t>logical</w:t>
+      </w:r>
+      <w:proofErr w:type="spellEnd"/>
+      <w:r>
+        <w:t xml:space="preserve"> </w:t>
+      </w:r>
+      <w:proofErr w:type="spellStart"/>
+      <w:r>
+        <w:t>contradiction</w:t>
+      </w:r>
+      <w:proofErr w:type="spellEnd"/>
+      <w:r>
+        <w:t xml:space="preserve"> </w:t>
+      </w:r>
+      <w:proofErr w:type="spellStart"/>
+      <w:r>
+        <w:t>between</w:t>
+      </w:r>
+      <w:proofErr w:type="spellEnd"/>
+      <w:r>
+        <w:t xml:space="preserve"> </w:t>
+      </w:r>
+      <w:proofErr w:type="spellStart"/>
+      <w:r>
+        <w:t>them</w:t>
+      </w:r>
+      <w:proofErr w:type="spellEnd"/>
+      <w:r>
+        <w:t>."</w:t>
       </w:r>
       <w:r>
         <w:t>(</w:t>
@@ -1717,7 +9288,7 @@
       </w:r>
     </w:p>
     <w:p>
-      <w:hyperlink r:id="rId23" w:history="1">
+      <w:hyperlink r:id="rId24" w:history="1">
         <w:r>
           <w:rPr>
             <w:rStyle w:val="Hyperlink"/>
@@ -1747,24 +9318,275 @@
           <w:sz w:val="28"/>
           <w:szCs w:val="28"/>
         </w:rPr>
-        <w:t>´Jocaxian’s time definition'</w:t>
+        <w:t>´</w:t>
+      </w:r>
+      <w:proofErr w:type="spellStart"/>
+      <w:r>
+        <w:rPr>
+          <w:b/>
+          <w:bCs/>
+          <w:color w:val="0070C0"/>
+          <w:sz w:val="28"/>
+          <w:szCs w:val="28"/>
+        </w:rPr>
+        <w:t>Jocaxian’s</w:t>
+      </w:r>
+      <w:proofErr w:type="spellEnd"/>
+      <w:r>
+        <w:rPr>
+          <w:b/>
+          <w:bCs/>
+          <w:color w:val="0070C0"/>
+          <w:sz w:val="28"/>
+          <w:szCs w:val="28"/>
+        </w:rPr>
+        <w:t xml:space="preserve"> time </w:t>
+      </w:r>
+      <w:proofErr w:type="spellStart"/>
+      <w:r>
+        <w:rPr>
+          <w:b/>
+          <w:bCs/>
+          <w:color w:val="0070C0"/>
+          <w:sz w:val="28"/>
+          <w:szCs w:val="28"/>
+        </w:rPr>
+        <w:t>definition</w:t>
+      </w:r>
+      <w:proofErr w:type="spellEnd"/>
+      <w:r>
+        <w:rPr>
+          <w:b/>
+          <w:bCs/>
+          <w:color w:val="0070C0"/>
+          <w:sz w:val="28"/>
+          <w:szCs w:val="28"/>
+        </w:rPr>
+        <w:t>'</w:t>
       </w:r>
     </w:p>
     <w:p>
       <w:r>
-        <w:t>"Time has always been a mystery of philosophy and physics since its beginnings. We propose</w:t>
-      </w:r>
-      <w:r>
-        <w:t xml:space="preserve"> </w:t>
-      </w:r>
-      <w:r>
-        <w:t>a new definition of time that, in addition to being objective, promotes a better understanding</w:t>
-      </w:r>
-      <w:r>
-        <w:t xml:space="preserve"> </w:t>
-      </w:r>
-      <w:r>
-        <w:t>of this very important concept."</w:t>
+        <w:t xml:space="preserve">"Time </w:t>
+      </w:r>
+      <w:proofErr w:type="spellStart"/>
+      <w:r>
+        <w:t>has</w:t>
+      </w:r>
+      <w:proofErr w:type="spellEnd"/>
+      <w:r>
+        <w:t xml:space="preserve"> </w:t>
+      </w:r>
+      <w:proofErr w:type="spellStart"/>
+      <w:r>
+        <w:t>always</w:t>
+      </w:r>
+      <w:proofErr w:type="spellEnd"/>
+      <w:r>
+        <w:t xml:space="preserve"> </w:t>
+      </w:r>
+      <w:proofErr w:type="spellStart"/>
+      <w:r>
+        <w:t>been</w:t>
+      </w:r>
+      <w:proofErr w:type="spellEnd"/>
+      <w:r>
+        <w:t xml:space="preserve"> a </w:t>
+      </w:r>
+      <w:proofErr w:type="spellStart"/>
+      <w:r>
+        <w:t>mystery</w:t>
+      </w:r>
+      <w:proofErr w:type="spellEnd"/>
+      <w:r>
+        <w:t xml:space="preserve"> </w:t>
+      </w:r>
+      <w:proofErr w:type="spellStart"/>
+      <w:r>
+        <w:t>of</w:t>
+      </w:r>
+      <w:proofErr w:type="spellEnd"/>
+      <w:r>
+        <w:t xml:space="preserve"> </w:t>
+      </w:r>
+      <w:proofErr w:type="spellStart"/>
+      <w:r>
+        <w:t>philosophy</w:t>
+      </w:r>
+      <w:proofErr w:type="spellEnd"/>
+      <w:r>
+        <w:t xml:space="preserve"> </w:t>
+      </w:r>
+      <w:proofErr w:type="spellStart"/>
+      <w:r>
+        <w:t>and</w:t>
+      </w:r>
+      <w:proofErr w:type="spellEnd"/>
+      <w:r>
+        <w:t xml:space="preserve"> </w:t>
+      </w:r>
+      <w:proofErr w:type="spellStart"/>
+      <w:r>
+        <w:t>physics</w:t>
+      </w:r>
+      <w:proofErr w:type="spellEnd"/>
+      <w:r>
+        <w:t xml:space="preserve"> </w:t>
+      </w:r>
+      <w:proofErr w:type="spellStart"/>
+      <w:r>
+        <w:t>since</w:t>
+      </w:r>
+      <w:proofErr w:type="spellEnd"/>
+      <w:r>
+        <w:t xml:space="preserve"> its </w:t>
+      </w:r>
+      <w:proofErr w:type="spellStart"/>
+      <w:r>
+        <w:t>beginnings</w:t>
+      </w:r>
+      <w:proofErr w:type="spellEnd"/>
+      <w:r>
+        <w:t xml:space="preserve">. </w:t>
+      </w:r>
+      <w:proofErr w:type="spellStart"/>
+      <w:r>
+        <w:t>We</w:t>
+      </w:r>
+      <w:proofErr w:type="spellEnd"/>
+      <w:r>
+        <w:t xml:space="preserve"> </w:t>
+      </w:r>
+      <w:proofErr w:type="spellStart"/>
+      <w:r>
+        <w:t>propose</w:t>
+      </w:r>
+      <w:proofErr w:type="spellEnd"/>
+      <w:r>
+        <w:t xml:space="preserve"> </w:t>
+      </w:r>
+      <w:r>
+        <w:t xml:space="preserve">a new </w:t>
+      </w:r>
+      <w:proofErr w:type="spellStart"/>
+      <w:r>
+        <w:t>definition</w:t>
+      </w:r>
+      <w:proofErr w:type="spellEnd"/>
+      <w:r>
+        <w:t xml:space="preserve"> </w:t>
+      </w:r>
+      <w:proofErr w:type="spellStart"/>
+      <w:r>
+        <w:t>of</w:t>
+      </w:r>
+      <w:proofErr w:type="spellEnd"/>
+      <w:r>
+        <w:t xml:space="preserve"> time </w:t>
+      </w:r>
+      <w:proofErr w:type="spellStart"/>
+      <w:r>
+        <w:t>that</w:t>
+      </w:r>
+      <w:proofErr w:type="spellEnd"/>
+      <w:r>
+        <w:t xml:space="preserve">, in </w:t>
+      </w:r>
+      <w:proofErr w:type="spellStart"/>
+      <w:r>
+        <w:t>addition</w:t>
+      </w:r>
+      <w:proofErr w:type="spellEnd"/>
+      <w:r>
+        <w:t xml:space="preserve"> </w:t>
+      </w:r>
+      <w:proofErr w:type="spellStart"/>
+      <w:r>
+        <w:t>to</w:t>
+      </w:r>
+      <w:proofErr w:type="spellEnd"/>
+      <w:r>
+        <w:t xml:space="preserve"> </w:t>
+      </w:r>
+      <w:proofErr w:type="spellStart"/>
+      <w:r>
+        <w:t>being</w:t>
+      </w:r>
+      <w:proofErr w:type="spellEnd"/>
+      <w:r>
+        <w:t xml:space="preserve"> </w:t>
+      </w:r>
+      <w:proofErr w:type="spellStart"/>
+      <w:r>
+        <w:t>objective</w:t>
+      </w:r>
+      <w:proofErr w:type="spellEnd"/>
+      <w:r>
+        <w:t xml:space="preserve">, </w:t>
+      </w:r>
+      <w:proofErr w:type="spellStart"/>
+      <w:r>
+        <w:t>promotes</w:t>
+      </w:r>
+      <w:proofErr w:type="spellEnd"/>
+      <w:r>
+        <w:t xml:space="preserve"> a </w:t>
+      </w:r>
+      <w:proofErr w:type="spellStart"/>
+      <w:r>
+        <w:t>better</w:t>
+      </w:r>
+      <w:proofErr w:type="spellEnd"/>
+      <w:r>
+        <w:t xml:space="preserve"> </w:t>
+      </w:r>
+      <w:proofErr w:type="spellStart"/>
+      <w:r>
+        <w:t>understanding</w:t>
+      </w:r>
+      <w:proofErr w:type="spellEnd"/>
+      <w:r>
+        <w:t xml:space="preserve"> </w:t>
+      </w:r>
+      <w:proofErr w:type="spellStart"/>
+      <w:r>
+        <w:t>of</w:t>
+      </w:r>
+      <w:proofErr w:type="spellEnd"/>
+      <w:r>
+        <w:t xml:space="preserve"> </w:t>
+      </w:r>
+      <w:proofErr w:type="spellStart"/>
+      <w:r>
+        <w:t>this</w:t>
+      </w:r>
+      <w:proofErr w:type="spellEnd"/>
+      <w:r>
+        <w:t xml:space="preserve"> </w:t>
+      </w:r>
+      <w:proofErr w:type="spellStart"/>
+      <w:r>
+        <w:t>very</w:t>
+      </w:r>
+      <w:proofErr w:type="spellEnd"/>
+      <w:r>
+        <w:t xml:space="preserve"> </w:t>
+      </w:r>
+      <w:proofErr w:type="spellStart"/>
+      <w:r>
+        <w:t>important</w:t>
+      </w:r>
+      <w:proofErr w:type="spellEnd"/>
+      <w:r>
+        <w:t xml:space="preserve"> </w:t>
+      </w:r>
+      <w:proofErr w:type="spellStart"/>
+      <w:r>
+        <w:t>concept</w:t>
+      </w:r>
+      <w:proofErr w:type="spellEnd"/>
+      <w:r>
+        <w:t>."</w:t>
       </w:r>
       <w:r>
         <w:t>(</w:t>
@@ -1780,7 +9602,7 @@
       </w:r>
     </w:p>
     <w:p>
-      <w:hyperlink r:id="rId24" w:history="1">
+      <w:hyperlink r:id="rId25" w:history="1">
         <w:r>
           <w:rPr>
             <w:rStyle w:val="Hyperlink"/>
@@ -1823,11 +9645,55 @@
           <w:sz w:val="28"/>
           <w:szCs w:val="28"/>
         </w:rPr>
-        <w:t>´Jocaxian’s Theorems’</w:t>
+        <w:t>´</w:t>
+      </w:r>
+      <w:proofErr w:type="spellStart"/>
+      <w:r>
+        <w:rPr>
+          <w:b/>
+          <w:bCs/>
+          <w:color w:val="0070C0"/>
+          <w:sz w:val="28"/>
+          <w:szCs w:val="28"/>
+        </w:rPr>
+        <w:t>Jocaxian’s</w:t>
+      </w:r>
+      <w:proofErr w:type="spellEnd"/>
+      <w:r>
+        <w:rPr>
+          <w:b/>
+          <w:bCs/>
+          <w:color w:val="0070C0"/>
+          <w:sz w:val="28"/>
+          <w:szCs w:val="28"/>
+        </w:rPr>
+        <w:t xml:space="preserve"> </w:t>
+      </w:r>
+      <w:proofErr w:type="spellStart"/>
+      <w:r>
+        <w:rPr>
+          <w:b/>
+          <w:bCs/>
+          <w:color w:val="0070C0"/>
+          <w:sz w:val="28"/>
+          <w:szCs w:val="28"/>
+        </w:rPr>
+        <w:t>Theorems</w:t>
+      </w:r>
+      <w:proofErr w:type="spellEnd"/>
+      <w:r>
+        <w:rPr>
+          <w:b/>
+          <w:bCs/>
+          <w:color w:val="0070C0"/>
+          <w:sz w:val="28"/>
+          <w:szCs w:val="28"/>
+        </w:rPr>
+        <w:t>’</w:t>
       </w:r>
     </w:p>
     <w:p>
-      <w:hyperlink r:id="rId25" w:history="1">
+      <w:hyperlink r:id="rId26" w:history="1">
         <w:r>
           <w:rPr>
             <w:rStyle w:val="Hyperlink"/>
@@ -1889,16 +9755,172 @@
           <w:sz w:val="28"/>
           <w:szCs w:val="28"/>
         </w:rPr>
-        <w:t>´The Jocaxian’s nothingness'</w:t>
+        <w:t xml:space="preserve">´The </w:t>
+      </w:r>
+      <w:proofErr w:type="spellStart"/>
+      <w:r>
+        <w:rPr>
+          <w:b/>
+          <w:bCs/>
+          <w:color w:val="0070C0"/>
+          <w:sz w:val="28"/>
+          <w:szCs w:val="28"/>
+        </w:rPr>
+        <w:t>Jocaxian’s</w:t>
+      </w:r>
+      <w:proofErr w:type="spellEnd"/>
+      <w:r>
+        <w:rPr>
+          <w:b/>
+          <w:bCs/>
+          <w:color w:val="0070C0"/>
+          <w:sz w:val="28"/>
+          <w:szCs w:val="28"/>
+        </w:rPr>
+        <w:t xml:space="preserve"> </w:t>
+      </w:r>
+      <w:proofErr w:type="spellStart"/>
+      <w:r>
+        <w:rPr>
+          <w:b/>
+          <w:bCs/>
+          <w:color w:val="0070C0"/>
+          <w:sz w:val="28"/>
+          <w:szCs w:val="28"/>
+        </w:rPr>
+        <w:t>nothingness</w:t>
+      </w:r>
+      <w:proofErr w:type="spellEnd"/>
+      <w:r>
+        <w:rPr>
+          <w:b/>
+          <w:bCs/>
+          <w:color w:val="0070C0"/>
+          <w:sz w:val="28"/>
+          <w:szCs w:val="28"/>
+        </w:rPr>
+        <w:t>'</w:t>
       </w:r>
     </w:p>
     <w:p>
       <w:r>
-        <w:t>"This article explains a theory about the origin of the laws of physics and the Universe"</w:t>
+        <w:t>"</w:t>
+      </w:r>
+      <w:proofErr w:type="spellStart"/>
+      <w:r>
+        <w:t>This</w:t>
+      </w:r>
+      <w:proofErr w:type="spellEnd"/>
+      <w:r>
+        <w:t xml:space="preserve"> </w:t>
+      </w:r>
+      <w:proofErr w:type="spellStart"/>
+      <w:r>
+        <w:t>article</w:t>
+      </w:r>
+      <w:proofErr w:type="spellEnd"/>
+      <w:r>
+        <w:t xml:space="preserve"> </w:t>
+      </w:r>
+      <w:proofErr w:type="spellStart"/>
+      <w:r>
+        <w:t>explains</w:t>
+      </w:r>
+      <w:proofErr w:type="spellEnd"/>
+      <w:r>
+        <w:t xml:space="preserve"> a </w:t>
+      </w:r>
+      <w:proofErr w:type="spellStart"/>
+      <w:r>
+        <w:t>theory</w:t>
+      </w:r>
+      <w:proofErr w:type="spellEnd"/>
+      <w:r>
+        <w:t xml:space="preserve"> </w:t>
+      </w:r>
+      <w:proofErr w:type="spellStart"/>
+      <w:r>
+        <w:t>about</w:t>
+      </w:r>
+      <w:proofErr w:type="spellEnd"/>
+      <w:r>
+        <w:t xml:space="preserve"> </w:t>
+      </w:r>
+      <w:proofErr w:type="spellStart"/>
+      <w:r>
+        <w:t>the</w:t>
+      </w:r>
+      <w:proofErr w:type="spellEnd"/>
+      <w:r>
+        <w:t xml:space="preserve"> </w:t>
+      </w:r>
+      <w:proofErr w:type="spellStart"/>
+      <w:r>
+        <w:t>origin</w:t>
+      </w:r>
+      <w:proofErr w:type="spellEnd"/>
+      <w:r>
+        <w:t xml:space="preserve"> </w:t>
+      </w:r>
+      <w:proofErr w:type="spellStart"/>
+      <w:r>
+        <w:t>of</w:t>
+      </w:r>
+      <w:proofErr w:type="spellEnd"/>
+      <w:r>
+        <w:t xml:space="preserve"> </w:t>
+      </w:r>
+      <w:proofErr w:type="spellStart"/>
+      <w:r>
+        <w:t>the</w:t>
+      </w:r>
+      <w:proofErr w:type="spellEnd"/>
+      <w:r>
+        <w:t xml:space="preserve"> </w:t>
+      </w:r>
+      <w:proofErr w:type="spellStart"/>
+      <w:r>
+        <w:t>laws</w:t>
+      </w:r>
+      <w:proofErr w:type="spellEnd"/>
+      <w:r>
+        <w:t xml:space="preserve"> </w:t>
+      </w:r>
+      <w:proofErr w:type="spellStart"/>
+      <w:r>
+        <w:t>of</w:t>
+      </w:r>
+      <w:proofErr w:type="spellEnd"/>
+      <w:r>
+        <w:t xml:space="preserve"> </w:t>
+      </w:r>
+      <w:proofErr w:type="spellStart"/>
+      <w:r>
+        <w:t>physics</w:t>
+      </w:r>
+      <w:proofErr w:type="spellEnd"/>
+      <w:r>
+        <w:t xml:space="preserve"> </w:t>
+      </w:r>
+      <w:proofErr w:type="spellStart"/>
+      <w:r>
+        <w:t>and</w:t>
+      </w:r>
+      <w:proofErr w:type="spellEnd"/>
+      <w:r>
+        <w:t xml:space="preserve"> </w:t>
+      </w:r>
+      <w:proofErr w:type="spellStart"/>
+      <w:r>
+        <w:t>the</w:t>
+      </w:r>
+      <w:proofErr w:type="spellEnd"/>
+      <w:r>
+        <w:t xml:space="preserve"> Universe"</w:t>
       </w:r>
     </w:p>
     <w:p>
-      <w:hyperlink r:id="rId26" w:history="1">
+      <w:hyperlink r:id="rId27" w:history="1">
         <w:r>
           <w:rPr>
             <w:rStyle w:val="Hyperlink"/>
@@ -1912,7 +9934,15 @@
     </w:p>
     <w:p>
       <w:r>
-        <w:t>---- End ----</w:t>
+        <w:t xml:space="preserve">---- </w:t>
+      </w:r>
+      <w:proofErr w:type="spellStart"/>
+      <w:r>
+        <w:t>End</w:t>
+      </w:r>
+      <w:proofErr w:type="spellEnd"/>
+      <w:r>
+        <w:t xml:space="preserve"> ----</w:t>
       </w:r>
     </w:p>
     <w:p/>
@@ -1939,6 +9969,7 @@
       <w:pPr>
         <w:jc w:val="center"/>
       </w:pPr>
+      <w:proofErr w:type="spellStart"/>
       <w:r>
         <w:rPr>
           <w:b/>
@@ -1947,12 +9978,42 @@
           <w:iCs/>
         </w:rPr>
         <w:lastRenderedPageBreak/>
-        <w:t>Another Articles:</w:t>
+        <w:t>Another</w:t>
+      </w:r>
+      <w:proofErr w:type="spellEnd"/>
+      <w:r>
+        <w:rPr>
+          <w:b/>
+          <w:bCs/>
+          <w:i/>
+          <w:iCs/>
+        </w:rPr>
+        <w:t xml:space="preserve"> </w:t>
+      </w:r>
+      <w:proofErr w:type="spellStart"/>
+      <w:r>
+        <w:rPr>
+          <w:b/>
+          <w:bCs/>
+          <w:i/>
+          <w:iCs/>
+        </w:rPr>
+        <w:t>Articles</w:t>
+      </w:r>
+      <w:proofErr w:type="spellEnd"/>
+      <w:r>
+        <w:rPr>
+          <w:b/>
+          <w:bCs/>
+          <w:i/>
+          <w:iCs/>
+        </w:rPr>
+        <w:t>:</w:t>
       </w:r>
       <w:r>
         <w:br/>
       </w:r>
-      <w:hyperlink r:id="rId27" w:history="1">
+      <w:hyperlink r:id="rId28" w:history="1">
         <w:r>
           <w:rPr>
             <w:rStyle w:val="Hyperlink"/>
@@ -1963,6 +10024,7 @@
     </w:p>
     <w:p/>
     <w:p>
+      <w:proofErr w:type="spellStart"/>
       <w:r>
         <w:rPr>
           <w:b/>
@@ -1970,7 +10032,17 @@
           <w:sz w:val="36"/>
           <w:szCs w:val="36"/>
         </w:rPr>
-        <w:t>Oldest D.U.T.</w:t>
+        <w:t>Oldest</w:t>
+      </w:r>
+      <w:proofErr w:type="spellEnd"/>
+      <w:r>
+        <w:rPr>
+          <w:b/>
+          <w:bCs/>
+          <w:sz w:val="36"/>
+          <w:szCs w:val="36"/>
+        </w:rPr>
+        <w:t xml:space="preserve"> D.U.T.</w:t>
       </w:r>
       <w:r>
         <w:t xml:space="preserve"> :</w:t>
@@ -1978,25 +10050,106 @@
     </w:p>
     <w:p>
       <w:r>
-        <w:t>The END Of The DARK ENERGY</w:t>
+        <w:t xml:space="preserve">The END </w:t>
+      </w:r>
+      <w:proofErr w:type="spellStart"/>
+      <w:r>
+        <w:t>Of</w:t>
+      </w:r>
+      <w:proofErr w:type="spellEnd"/>
+      <w:r>
+        <w:t xml:space="preserve"> The DARK ENERGY</w:t>
       </w:r>
     </w:p>
     <w:p>
-      <w:r>
-        <w:t>Forum List | Follow Ups | Post Message | Back to Thread Topics</w:t>
-      </w:r>
+      <w:proofErr w:type="spellStart"/>
+      <w:r>
+        <w:t>Forum</w:t>
+      </w:r>
+      <w:proofErr w:type="spellEnd"/>
+      <w:r>
+        <w:t xml:space="preserve"> </w:t>
+      </w:r>
+      <w:proofErr w:type="spellStart"/>
+      <w:r>
+        <w:t>List</w:t>
+      </w:r>
+      <w:proofErr w:type="spellEnd"/>
+      <w:r>
+        <w:t xml:space="preserve"> | Follow </w:t>
+      </w:r>
+      <w:proofErr w:type="spellStart"/>
+      <w:r>
+        <w:t>Ups</w:t>
+      </w:r>
+      <w:proofErr w:type="spellEnd"/>
+      <w:r>
+        <w:t xml:space="preserve"> | Post </w:t>
+      </w:r>
+      <w:proofErr w:type="spellStart"/>
+      <w:r>
+        <w:t>Message</w:t>
+      </w:r>
+      <w:proofErr w:type="spellEnd"/>
+      <w:r>
+        <w:t xml:space="preserve"> | Back </w:t>
+      </w:r>
+      <w:proofErr w:type="spellStart"/>
+      <w:r>
+        <w:t>to</w:t>
+      </w:r>
+      <w:proofErr w:type="spellEnd"/>
+      <w:r>
+        <w:t xml:space="preserve"> Thread </w:t>
+      </w:r>
+      <w:proofErr w:type="spellStart"/>
+      <w:r>
+        <w:t>Topics</w:t>
+      </w:r>
+      <w:proofErr w:type="spellEnd"/>
     </w:p>
     <w:p>
-      <w:r>
-        <w:t xml:space="preserve">Posted by Joao Carlos Holland De Barcellos on </w:t>
-      </w:r>
+      <w:proofErr w:type="spellStart"/>
+      <w:r>
+        <w:t>Posted</w:t>
+      </w:r>
+      <w:proofErr w:type="spellEnd"/>
+      <w:r>
+        <w:t xml:space="preserve"> </w:t>
+      </w:r>
+      <w:proofErr w:type="spellStart"/>
+      <w:r>
+        <w:t>by</w:t>
+      </w:r>
+      <w:proofErr w:type="spellEnd"/>
+      <w:r>
+        <w:t xml:space="preserve"> Joao Carlos Holland De Barcellos </w:t>
+      </w:r>
+      <w:proofErr w:type="spellStart"/>
+      <w:r>
+        <w:t>on</w:t>
+      </w:r>
+      <w:proofErr w:type="spellEnd"/>
+      <w:r>
+        <w:t xml:space="preserve"> </w:t>
+      </w:r>
+      <w:proofErr w:type="spellStart"/>
       <w:r>
         <w:rPr>
           <w:b/>
           <w:bCs/>
           <w:color w:val="C00000"/>
         </w:rPr>
-        <w:t>June 19, 2011</w:t>
+        <w:t>June</w:t>
+      </w:r>
+      <w:proofErr w:type="spellEnd"/>
+      <w:r>
+        <w:rPr>
+          <w:b/>
+          <w:bCs/>
+          <w:color w:val="C00000"/>
+        </w:rPr>
+        <w:t xml:space="preserve"> 19, 2011</w:t>
       </w:r>
       <w:r>
         <w:rPr>
@@ -2009,7 +10162,7 @@
       </w:r>
     </w:p>
     <w:p>
-      <w:hyperlink r:id="rId28" w:history="1">
+      <w:hyperlink r:id="rId29" w:history="1">
         <w:r>
           <w:rPr>
             <w:rStyle w:val="Hyperlink"/>
@@ -2025,7 +10178,7 @@
       <w:r>
         <w:br/>
       </w:r>
-      <w:hyperlink r:id="rId29" w:history="1">
+      <w:hyperlink r:id="rId30" w:history="1">
         <w:r>
           <w:rPr>
             <w:rStyle w:val="Hyperlink"/>
@@ -2037,9 +10190,17 @@
     <w:p/>
     <w:p>
       <w:r>
-        <w:t xml:space="preserve">(All files : </w:t>
-      </w:r>
-      <w:hyperlink r:id="rId30" w:history="1">
+        <w:t>(</w:t>
+      </w:r>
+      <w:proofErr w:type="spellStart"/>
+      <w:r>
+        <w:t>All</w:t>
+      </w:r>
+      <w:proofErr w:type="spellEnd"/>
+      <w:r>
+        <w:t xml:space="preserve"> files : </w:t>
+      </w:r>
+      <w:hyperlink r:id="rId31" w:history="1">
         <w:r>
           <w:rPr>
             <w:rStyle w:val="Hyperlink"/>
@@ -2060,7 +10221,15 @@
     </w:p>
     <w:p>
       <w:r>
-        <w:t xml:space="preserve">Se você quiser me apoiar nesse estudo pode mandar um PIX de qqr valor para </w:t>
+        <w:t xml:space="preserve">Se você quiser me apoiar nesse estudo pode mandar um PIX de </w:t>
+      </w:r>
+      <w:proofErr w:type="spellStart"/>
+      <w:r>
+        <w:t>qqr</w:t>
+      </w:r>
+      <w:proofErr w:type="spellEnd"/>
+      <w:r>
+        <w:t xml:space="preserve"> valor para </w:t>
       </w:r>
       <w:r>
         <w:t>chave</w:t>
@@ -2106,7 +10275,7 @@
       <w:r>
         <w:t xml:space="preserve">: </w:t>
       </w:r>
-      <w:hyperlink r:id="rId31" w:history="1">
+      <w:hyperlink r:id="rId32" w:history="1">
         <w:r>
           <w:rPr>
             <w:rStyle w:val="Hyperlink"/>

--- a/Articles.docx
+++ b/Articles.docx
@@ -205,9 +205,35 @@
     </w:p>
     <w:p>
       <w:r>
-        <w:t xml:space="preserve">1-Texts: </w:t>
-      </w:r>
-      <w:hyperlink r:id="rId4" w:history="1">
+        <w:t>1-</w:t>
+      </w:r>
+      <w:r>
+        <w:t>You can</w:t>
+      </w:r>
+      <w:r>
+        <w:t xml:space="preserve"> read</w:t>
+      </w:r>
+      <w:r>
+        <w:t xml:space="preserve"> to the </w:t>
+      </w:r>
+      <w:r>
+        <w:rPr>
+          <w:b/>
+          <w:bCs/>
+        </w:rPr>
+        <w:t>Texts</w:t>
+      </w:r>
+      <w:r>
+        <w:t xml:space="preserve"> summary</w:t>
+      </w:r>
+      <w:r>
+        <w:t>:</w:t>
+      </w:r>
+      <w:r>
+        <w:br/>
+        <w:t xml:space="preserve">                                </w:t>
+      </w:r>
+      <w:hyperlink r:id="rId5" w:history="1">
         <w:r>
           <w:rPr>
             <w:rStyle w:val="Hyperlink"/>
@@ -216,7 +242,6 @@
         </w:r>
       </w:hyperlink>
     </w:p>
-    <w:p/>
     <w:p>
       <w:r>
         <w:t>2-</w:t>
@@ -242,17 +267,7 @@
         <w:t xml:space="preserve"> summary</w:t>
       </w:r>
       <w:r>
-        <w:t xml:space="preserve"> (</w:t>
-      </w:r>
-      <w:r>
-        <w:rPr>
-          <w:b/>
-          <w:bCs/>
-        </w:rPr>
-        <w:t>English</w:t>
-      </w:r>
-      <w:r>
-        <w:t>):</w:t>
+        <w:t>:</w:t>
       </w:r>
     </w:p>
     <w:p>
@@ -265,7 +280,7 @@
       <w:r>
         <w:t xml:space="preserve">(6min):    </w:t>
       </w:r>
-      <w:hyperlink r:id="rId5" w:history="1">
+      <w:hyperlink r:id="rId6" w:history="1">
         <w:r>
           <w:rPr>
             <w:rStyle w:val="Hyperlink"/>
@@ -279,7 +294,7 @@
       <w:r>
         <w:t xml:space="preserve">Medium (17min): </w:t>
       </w:r>
-      <w:hyperlink r:id="rId6" w:history="1">
+      <w:hyperlink r:id="rId7" w:history="1">
         <w:r>
           <w:rPr>
             <w:rStyle w:val="Hyperlink"/>
@@ -289,49 +304,20 @@
       </w:hyperlink>
       <w:r>
         <w:br/>
-      </w:r>
-      <w:r>
-        <w:t>Long</w:t>
-      </w:r>
-      <w:r>
-        <w:t xml:space="preserve"> </w:t>
+        <w:t xml:space="preserve">Long </w:t>
       </w:r>
       <w:r>
         <w:t xml:space="preserve">      </w:t>
       </w:r>
       <w:r>
-        <w:t>(</w:t>
-      </w:r>
-      <w:r>
-        <w:t>51</w:t>
-      </w:r>
-      <w:r>
-        <w:t>min):</w:t>
-      </w:r>
-      <w:r>
-        <w:t xml:space="preserve"> </w:t>
-      </w:r>
-      <w:r>
-        <w:t xml:space="preserve"> </w:t>
-      </w:r>
-      <w:hyperlink r:id="rId7" w:history="1">
+        <w:t xml:space="preserve">(51min):  </w:t>
+      </w:r>
+      <w:hyperlink r:id="rId8" w:history="1">
         <w:r>
           <w:rPr>
             <w:rStyle w:val="Hyperlink"/>
           </w:rPr>
-          <w:t>https://jocaxx.github.io/DUniverse/Abstract/DUT_ENG_</w:t>
-        </w:r>
-        <w:r>
-          <w:rPr>
-            <w:rStyle w:val="Hyperlink"/>
-          </w:rPr>
-          <w:t>3</w:t>
-        </w:r>
-        <w:r>
-          <w:rPr>
-            <w:rStyle w:val="Hyperlink"/>
-          </w:rPr>
-          <w:t>.m4a</w:t>
+          <w:t>https://jocaxx.github.io/DUniverse/Abstract/DUT_ENG_3.m4a</w:t>
         </w:r>
       </w:hyperlink>
       <w:r>
@@ -362,24 +348,20 @@
         <w:t xml:space="preserve"> summary</w:t>
       </w:r>
       <w:r>
-        <w:t xml:space="preserve"> (</w:t>
-      </w:r>
-      <w:r>
-        <w:rPr>
-          <w:b/>
-          <w:bCs/>
-        </w:rPr>
-        <w:t>English</w:t>
-      </w:r>
-      <w:r>
-        <w:t>):</w:t>
-      </w:r>
-    </w:p>
-    <w:p>
-      <w:r>
-        <w:t xml:space="preserve">(9min):         </w:t>
-      </w:r>
-      <w:hyperlink r:id="rId8" w:history="1">
+        <w:t>:</w:t>
+      </w:r>
+    </w:p>
+    <w:p>
+      <w:r>
+        <w:t xml:space="preserve">(9min):     </w:t>
+      </w:r>
+      <w:r>
+        <w:t xml:space="preserve">           </w:t>
+      </w:r>
+      <w:r>
+        <w:t xml:space="preserve">    </w:t>
+      </w:r>
+      <w:hyperlink r:id="rId9" w:history="1">
         <w:r>
           <w:rPr>
             <w:rStyle w:val="Hyperlink"/>
@@ -399,7 +381,10 @@
       </w:r>
     </w:p>
     <w:p>
-      <w:hyperlink r:id="rId9" w:history="1">
+      <w:r>
+        <w:t xml:space="preserve">                                </w:t>
+      </w:r>
+      <w:hyperlink r:id="rId10" w:history="1">
         <w:r>
           <w:rPr>
             <w:rStyle w:val="Hyperlink"/>
@@ -564,7 +549,7 @@
           <w:bottom w:val="single" w:sz="6" w:space="1" w:color="auto"/>
         </w:pBdr>
       </w:pPr>
-      <w:hyperlink r:id="rId10" w:history="1">
+      <w:hyperlink r:id="rId11" w:history="1">
         <w:r>
           <w:rPr>
             <w:rStyle w:val="Hyperlink"/>
@@ -643,7 +628,7 @@
       <w:r>
         <w:br/>
       </w:r>
-      <w:hyperlink r:id="rId11" w:history="1">
+      <w:hyperlink r:id="rId12" w:history="1">
         <w:r>
           <w:rPr>
             <w:rStyle w:val="Hyperlink"/>
@@ -810,7 +795,7 @@
       </w:r>
     </w:p>
     <w:p>
-      <w:hyperlink r:id="rId12" w:history="1">
+      <w:hyperlink r:id="rId13" w:history="1">
         <w:r>
           <w:rPr>
             <w:rStyle w:val="Hyperlink"/>
@@ -919,7 +904,7 @@
       </w:r>
     </w:p>
     <w:p>
-      <w:hyperlink r:id="rId13" w:history="1">
+      <w:hyperlink r:id="rId14" w:history="1">
         <w:r>
           <w:rPr>
             <w:rStyle w:val="Hyperlink"/>
@@ -1044,7 +1029,7 @@
       </w:r>
     </w:p>
     <w:p>
-      <w:hyperlink r:id="rId14" w:history="1">
+      <w:hyperlink r:id="rId15" w:history="1">
         <w:r>
           <w:rPr>
             <w:rStyle w:val="Hyperlink"/>
@@ -1142,7 +1127,7 @@
       </w:r>
     </w:p>
     <w:p>
-      <w:hyperlink r:id="rId15" w:history="1">
+      <w:hyperlink r:id="rId16" w:history="1">
         <w:r>
           <w:rPr>
             <w:rStyle w:val="Hyperlink"/>
@@ -1204,7 +1189,7 @@
       </w:r>
     </w:p>
     <w:p>
-      <w:hyperlink r:id="rId16" w:history="1">
+      <w:hyperlink r:id="rId17" w:history="1">
         <w:r>
           <w:rPr>
             <w:rStyle w:val="Hyperlink"/>
@@ -1279,7 +1264,7 @@
           <w:bottom w:val="single" w:sz="6" w:space="1" w:color="auto"/>
         </w:pBdr>
       </w:pPr>
-      <w:hyperlink r:id="rId17" w:history="1">
+      <w:hyperlink r:id="rId18" w:history="1">
         <w:r>
           <w:rPr>
             <w:rStyle w:val="Hyperlink"/>
@@ -1391,7 +1376,7 @@
       </w:r>
     </w:p>
     <w:p>
-      <w:hyperlink r:id="rId18" w:history="1">
+      <w:hyperlink r:id="rId19" w:history="1">
         <w:r>
           <w:rPr>
             <w:rStyle w:val="Hyperlink"/>
@@ -1495,7 +1480,7 @@
       <w:r>
         <w:br/>
       </w:r>
-      <w:hyperlink r:id="rId19" w:history="1">
+      <w:hyperlink r:id="rId20" w:history="1">
         <w:r>
           <w:rPr>
             <w:rStyle w:val="Hyperlink"/>
@@ -1546,7 +1531,7 @@
       </w:r>
     </w:p>
     <w:p>
-      <w:hyperlink r:id="rId20" w:history="1">
+      <w:hyperlink r:id="rId21" w:history="1">
         <w:r>
           <w:rPr>
             <w:rStyle w:val="Hyperlink"/>
@@ -1603,7 +1588,7 @@
       </w:r>
     </w:p>
     <w:p>
-      <w:hyperlink r:id="rId21" w:history="1">
+      <w:hyperlink r:id="rId22" w:history="1">
         <w:r>
           <w:rPr>
             <w:rStyle w:val="Hyperlink"/>
@@ -1655,7 +1640,7 @@
       <w:r>
         <w:br/>
       </w:r>
-      <w:hyperlink r:id="rId22" w:history="1">
+      <w:hyperlink r:id="rId23" w:history="1">
         <w:r>
           <w:rPr>
             <w:rStyle w:val="Hyperlink"/>
@@ -1669,7 +1654,7 @@
       <w:r>
         <w:br/>
       </w:r>
-      <w:hyperlink r:id="rId23" w:history="1">
+      <w:hyperlink r:id="rId24" w:history="1">
         <w:r>
           <w:rPr>
             <w:rStyle w:val="Hyperlink"/>
@@ -1721,7 +1706,7 @@
       </w:r>
     </w:p>
     <w:p>
-      <w:hyperlink r:id="rId24" w:history="1">
+      <w:hyperlink r:id="rId25" w:history="1">
         <w:r>
           <w:rPr>
             <w:rStyle w:val="Hyperlink"/>
@@ -1800,7 +1785,7 @@
       </w:r>
     </w:p>
     <w:p>
-      <w:hyperlink r:id="rId25" w:history="1">
+      <w:hyperlink r:id="rId26" w:history="1">
         <w:r>
           <w:rPr>
             <w:rStyle w:val="Hyperlink"/>
@@ -1863,7 +1848,7 @@
       </w:r>
     </w:p>
     <w:p>
-      <w:hyperlink r:id="rId26" w:history="1">
+      <w:hyperlink r:id="rId27" w:history="1">
         <w:r>
           <w:rPr>
             <w:rStyle w:val="Hyperlink"/>
@@ -1910,7 +1895,7 @@
       </w:r>
     </w:p>
     <w:p>
-      <w:hyperlink r:id="rId27" w:history="1">
+      <w:hyperlink r:id="rId28" w:history="1">
         <w:r>
           <w:rPr>
             <w:rStyle w:val="Hyperlink"/>
@@ -1981,7 +1966,7 @@
       </w:r>
     </w:p>
     <w:p>
-      <w:hyperlink r:id="rId28" w:history="1">
+      <w:hyperlink r:id="rId29" w:history="1">
         <w:r>
           <w:rPr>
             <w:rStyle w:val="Hyperlink"/>
@@ -2035,7 +2020,7 @@
       <w:r>
         <w:br/>
       </w:r>
-      <w:hyperlink r:id="rId29" w:history="1">
+      <w:hyperlink r:id="rId30" w:history="1">
         <w:r>
           <w:rPr>
             <w:rStyle w:val="Hyperlink"/>
@@ -2092,7 +2077,7 @@
       </w:r>
     </w:p>
     <w:p>
-      <w:hyperlink r:id="rId30" w:history="1">
+      <w:hyperlink r:id="rId31" w:history="1">
         <w:r>
           <w:rPr>
             <w:rStyle w:val="Hyperlink"/>
@@ -2108,7 +2093,7 @@
       <w:r>
         <w:br/>
       </w:r>
-      <w:hyperlink r:id="rId31" w:history="1">
+      <w:hyperlink r:id="rId32" w:history="1">
         <w:r>
           <w:rPr>
             <w:rStyle w:val="Hyperlink"/>
@@ -2122,7 +2107,7 @@
       <w:r>
         <w:t xml:space="preserve">(All files : </w:t>
       </w:r>
-      <w:hyperlink r:id="rId32" w:history="1">
+      <w:hyperlink r:id="rId33" w:history="1">
         <w:r>
           <w:rPr>
             <w:rStyle w:val="Hyperlink"/>
@@ -2189,7 +2174,7 @@
       <w:r>
         <w:t xml:space="preserve">: </w:t>
       </w:r>
-      <w:hyperlink r:id="rId33" w:history="1">
+      <w:hyperlink r:id="rId34" w:history="1">
         <w:r>
           <w:rPr>
             <w:rStyle w:val="Hyperlink"/>
@@ -2211,6 +2196,103 @@
     </w:sectPr>
   </w:body>
 </w:document>
+</file>
+
+<file path=word/numbering.xml><?xml version="1.0" encoding="utf-8"?>
+<w:numbering xmlns:wpc="http://schemas.microsoft.com/office/word/2010/wordprocessingCanvas" xmlns:cx="http://schemas.microsoft.com/office/drawing/2014/chartex" xmlns:cx1="http://schemas.microsoft.com/office/drawing/2015/9/8/chartex" xmlns:cx2="http://schemas.microsoft.com/office/drawing/2015/10/21/chartex" xmlns:cx3="http://schemas.microsoft.com/office/drawing/2016/5/9/chartex" xmlns:cx4="http://schemas.microsoft.com/office/drawing/2016/5/10/chartex" xmlns:cx5="http://schemas.microsoft.com/office/drawing/2016/5/11/chartex" xmlns:cx6="http://schemas.microsoft.com/office/drawing/2016/5/12/chartex" xmlns:cx7="http://schemas.microsoft.com/office/drawing/2016/5/13/chartex" xmlns:cx8="http://schemas.microsoft.com/office/drawing/2016/5/14/chartex" xmlns:mc="http://schemas.openxmlformats.org/markup-compatibility/2006" xmlns:aink="http://schemas.microsoft.com/office/drawing/2016/ink" xmlns:am3d="http://schemas.microsoft.com/office/drawing/2017/model3d" xmlns:o="urn:schemas-microsoft-com:office:office" xmlns:oel="http://schemas.microsoft.com/office/2019/extlst" xmlns:r="http://schemas.openxmlformats.org/officeDocument/2006/relationships" xmlns:m="http://schemas.openxmlformats.org/officeDocument/2006/math" xmlns:v="urn:schemas-microsoft-com:vml" xmlns:wp14="http://schemas.microsoft.com/office/word/2010/wordprocessingDrawing" xmlns:wp="http://schemas.openxmlformats.org/drawingml/2006/wordprocessingDrawing" xmlns:w10="urn:schemas-microsoft-com:office:word" xmlns:w="http://schemas.openxmlformats.org/wordprocessingml/2006/main" xmlns:w14="http://schemas.microsoft.com/office/word/2010/wordml" xmlns:w15="http://schemas.microsoft.com/office/word/2012/wordml" xmlns:w16cex="http://schemas.microsoft.com/office/word/2018/wordml/cex" xmlns:w16cid="http://schemas.microsoft.com/office/word/2016/wordml/cid" xmlns:w16="http://schemas.microsoft.com/office/word/2018/wordml" xmlns:w16du="http://schemas.microsoft.com/office/word/2023/wordml/word16du" xmlns:w16sdtdh="http://schemas.microsoft.com/office/word/2020/wordml/sdtdatahash" xmlns:w16sdtfl="http://schemas.microsoft.com/office/word/2024/wordml/sdtformatlock" xmlns:w16se="http://schemas.microsoft.com/office/word/2015/wordml/symex" xmlns:wpg="http://schemas.microsoft.com/office/word/2010/wordprocessingGroup" xmlns:wpi="http://schemas.microsoft.com/office/word/2010/wordprocessingInk" xmlns:wne="http://schemas.microsoft.com/office/word/2006/wordml" xmlns:wps="http://schemas.microsoft.com/office/word/2010/wordprocessingShape" mc:Ignorable="w14 w15 w16se w16cid w16 w16cex w16sdtdh w16sdtfl w16du wp14">
+  <w:abstractNum w:abstractNumId="0" w15:restartNumberingAfterBreak="0">
+    <w:nsid w:val="6E742111"/>
+    <w:multiLevelType w:val="hybridMultilevel"/>
+    <w:tmpl w:val="6E009436"/>
+    <w:lvl w:ilvl="0" w:tplc="5A56013A">
+      <w:start w:val="1"/>
+      <w:numFmt w:val="decimal"/>
+      <w:lvlText w:val="%1-"/>
+      <w:lvlJc w:val="left"/>
+      <w:pPr>
+        <w:ind w:left="720" w:hanging="360"/>
+      </w:pPr>
+      <w:rPr>
+        <w:rFonts w:hint="default"/>
+      </w:rPr>
+    </w:lvl>
+    <w:lvl w:ilvl="1" w:tplc="04160019" w:tentative="1">
+      <w:start w:val="1"/>
+      <w:numFmt w:val="lowerLetter"/>
+      <w:lvlText w:val="%2."/>
+      <w:lvlJc w:val="left"/>
+      <w:pPr>
+        <w:ind w:left="1440" w:hanging="360"/>
+      </w:pPr>
+    </w:lvl>
+    <w:lvl w:ilvl="2" w:tplc="0416001B" w:tentative="1">
+      <w:start w:val="1"/>
+      <w:numFmt w:val="lowerRoman"/>
+      <w:lvlText w:val="%3."/>
+      <w:lvlJc w:val="right"/>
+      <w:pPr>
+        <w:ind w:left="2160" w:hanging="180"/>
+      </w:pPr>
+    </w:lvl>
+    <w:lvl w:ilvl="3" w:tplc="0416000F" w:tentative="1">
+      <w:start w:val="1"/>
+      <w:numFmt w:val="decimal"/>
+      <w:lvlText w:val="%4."/>
+      <w:lvlJc w:val="left"/>
+      <w:pPr>
+        <w:ind w:left="2880" w:hanging="360"/>
+      </w:pPr>
+    </w:lvl>
+    <w:lvl w:ilvl="4" w:tplc="04160019" w:tentative="1">
+      <w:start w:val="1"/>
+      <w:numFmt w:val="lowerLetter"/>
+      <w:lvlText w:val="%5."/>
+      <w:lvlJc w:val="left"/>
+      <w:pPr>
+        <w:ind w:left="3600" w:hanging="360"/>
+      </w:pPr>
+    </w:lvl>
+    <w:lvl w:ilvl="5" w:tplc="0416001B" w:tentative="1">
+      <w:start w:val="1"/>
+      <w:numFmt w:val="lowerRoman"/>
+      <w:lvlText w:val="%6."/>
+      <w:lvlJc w:val="right"/>
+      <w:pPr>
+        <w:ind w:left="4320" w:hanging="180"/>
+      </w:pPr>
+    </w:lvl>
+    <w:lvl w:ilvl="6" w:tplc="0416000F" w:tentative="1">
+      <w:start w:val="1"/>
+      <w:numFmt w:val="decimal"/>
+      <w:lvlText w:val="%7."/>
+      <w:lvlJc w:val="left"/>
+      <w:pPr>
+        <w:ind w:left="5040" w:hanging="360"/>
+      </w:pPr>
+    </w:lvl>
+    <w:lvl w:ilvl="7" w:tplc="04160019" w:tentative="1">
+      <w:start w:val="1"/>
+      <w:numFmt w:val="lowerLetter"/>
+      <w:lvlText w:val="%8."/>
+      <w:lvlJc w:val="left"/>
+      <w:pPr>
+        <w:ind w:left="5760" w:hanging="360"/>
+      </w:pPr>
+    </w:lvl>
+    <w:lvl w:ilvl="8" w:tplc="0416001B" w:tentative="1">
+      <w:start w:val="1"/>
+      <w:numFmt w:val="lowerRoman"/>
+      <w:lvlText w:val="%9."/>
+      <w:lvlJc w:val="right"/>
+      <w:pPr>
+        <w:ind w:left="6480" w:hanging="180"/>
+      </w:pPr>
+    </w:lvl>
+  </w:abstractNum>
+  <w:num w:numId="1" w16cid:durableId="608314054">
+    <w:abstractNumId w:val="0"/>
+  </w:num>
+</w:numbering>
 </file>
 
 <file path=word/styles.xml><?xml version="1.0" encoding="utf-8"?>

--- a/Articles.docx
+++ b/Articles.docx
@@ -377,12 +377,12 @@
     </w:p>
     <w:p>
       <w:r>
-        <w:t>Audio (Portuguese):</w:t>
-      </w:r>
-    </w:p>
-    <w:p>
-      <w:r>
-        <w:t xml:space="preserve">                                </w:t>
+        <w:t>(Portuguese):</w:t>
+      </w:r>
+    </w:p>
+    <w:p>
+      <w:r>
+        <w:t xml:space="preserve">  Audio:                     </w:t>
       </w:r>
       <w:hyperlink r:id="rId10" w:history="1">
         <w:r>
@@ -394,6 +394,30 @@
       </w:hyperlink>
       <w:r>
         <w:br/>
+        <w:t xml:space="preserve">  </w:t>
+      </w:r>
+      <w:r>
+        <w:t>Video</w:t>
+      </w:r>
+      <w:r>
+        <w:t xml:space="preserve">:                     </w:t>
+      </w:r>
+      <w:hyperlink r:id="rId11" w:history="1">
+        <w:r>
+          <w:rPr>
+            <w:rStyle w:val="Hyperlink"/>
+          </w:rPr>
+          <w:t>https://jocaxx.github.io/DUniverse/Abstract/DUT_POR.m</w:t>
+        </w:r>
+        <w:r>
+          <w:rPr>
+            <w:rStyle w:val="Hyperlink"/>
+          </w:rPr>
+          <w:t>p4</w:t>
+        </w:r>
+      </w:hyperlink>
+      <w:r>
+        <w:br/>
       </w:r>
     </w:p>
     <w:p/>
@@ -523,11 +547,8 @@
         </w:pBdr>
       </w:pPr>
       <w:r>
-        <w:t xml:space="preserve">“We will show that, within the “Decreasing Universe Theory” (DUT), time inside a gravitational field is altered in the same way as spatial distance measurement scales. At </w:t>
-      </w:r>
-      <w:r>
         <w:lastRenderedPageBreak/>
-        <w:t>the cosmic level (timescales of millions of years), this effect becomes perceptible and explains the variation in the measured duration of Type Ia Supernova (SN1A) explosions.”</w:t>
+        <w:t>“We will show that, within the “Decreasing Universe Theory” (DUT), time inside a gravitational field is altered in the same way as spatial distance measurement scales. At the cosmic level (timescales of millions of years), this effect becomes perceptible and explains the variation in the measured duration of Type Ia Supernova (SN1A) explosions.”</w:t>
       </w:r>
       <w:r>
         <w:t>(</w:t>
@@ -549,7 +570,7 @@
           <w:bottom w:val="single" w:sz="6" w:space="1" w:color="auto"/>
         </w:pBdr>
       </w:pPr>
-      <w:hyperlink r:id="rId11" w:history="1">
+      <w:hyperlink r:id="rId12" w:history="1">
         <w:r>
           <w:rPr>
             <w:rStyle w:val="Hyperlink"/>
@@ -628,7 +649,7 @@
       <w:r>
         <w:br/>
       </w:r>
-      <w:hyperlink r:id="rId12" w:history="1">
+      <w:hyperlink r:id="rId13" w:history="1">
         <w:r>
           <w:rPr>
             <w:rStyle w:val="Hyperlink"/>
@@ -795,7 +816,7 @@
       </w:r>
     </w:p>
     <w:p>
-      <w:hyperlink r:id="rId13" w:history="1">
+      <w:hyperlink r:id="rId14" w:history="1">
         <w:r>
           <w:rPr>
             <w:rStyle w:val="Hyperlink"/>
@@ -904,7 +925,7 @@
       </w:r>
     </w:p>
     <w:p>
-      <w:hyperlink r:id="rId14" w:history="1">
+      <w:hyperlink r:id="rId15" w:history="1">
         <w:r>
           <w:rPr>
             <w:rStyle w:val="Hyperlink"/>
@@ -1029,7 +1050,7 @@
       </w:r>
     </w:p>
     <w:p>
-      <w:hyperlink r:id="rId15" w:history="1">
+      <w:hyperlink r:id="rId16" w:history="1">
         <w:r>
           <w:rPr>
             <w:rStyle w:val="Hyperlink"/>
@@ -1127,7 +1148,7 @@
       </w:r>
     </w:p>
     <w:p>
-      <w:hyperlink r:id="rId16" w:history="1">
+      <w:hyperlink r:id="rId17" w:history="1">
         <w:r>
           <w:rPr>
             <w:rStyle w:val="Hyperlink"/>
@@ -1189,7 +1210,7 @@
       </w:r>
     </w:p>
     <w:p>
-      <w:hyperlink r:id="rId17" w:history="1">
+      <w:hyperlink r:id="rId18" w:history="1">
         <w:r>
           <w:rPr>
             <w:rStyle w:val="Hyperlink"/>
@@ -1264,7 +1285,7 @@
           <w:bottom w:val="single" w:sz="6" w:space="1" w:color="auto"/>
         </w:pBdr>
       </w:pPr>
-      <w:hyperlink r:id="rId18" w:history="1">
+      <w:hyperlink r:id="rId19" w:history="1">
         <w:r>
           <w:rPr>
             <w:rStyle w:val="Hyperlink"/>
@@ -1376,7 +1397,7 @@
       </w:r>
     </w:p>
     <w:p>
-      <w:hyperlink r:id="rId19" w:history="1">
+      <w:hyperlink r:id="rId20" w:history="1">
         <w:r>
           <w:rPr>
             <w:rStyle w:val="Hyperlink"/>
@@ -1480,7 +1501,7 @@
       <w:r>
         <w:br/>
       </w:r>
-      <w:hyperlink r:id="rId20" w:history="1">
+      <w:hyperlink r:id="rId21" w:history="1">
         <w:r>
           <w:rPr>
             <w:rStyle w:val="Hyperlink"/>
@@ -1531,7 +1552,7 @@
       </w:r>
     </w:p>
     <w:p>
-      <w:hyperlink r:id="rId21" w:history="1">
+      <w:hyperlink r:id="rId22" w:history="1">
         <w:r>
           <w:rPr>
             <w:rStyle w:val="Hyperlink"/>
@@ -1588,7 +1609,7 @@
       </w:r>
     </w:p>
     <w:p>
-      <w:hyperlink r:id="rId22" w:history="1">
+      <w:hyperlink r:id="rId23" w:history="1">
         <w:r>
           <w:rPr>
             <w:rStyle w:val="Hyperlink"/>
@@ -1640,7 +1661,7 @@
       <w:r>
         <w:br/>
       </w:r>
-      <w:hyperlink r:id="rId23" w:history="1">
+      <w:hyperlink r:id="rId24" w:history="1">
         <w:r>
           <w:rPr>
             <w:rStyle w:val="Hyperlink"/>
@@ -1654,7 +1675,7 @@
       <w:r>
         <w:br/>
       </w:r>
-      <w:hyperlink r:id="rId24" w:history="1">
+      <w:hyperlink r:id="rId25" w:history="1">
         <w:r>
           <w:rPr>
             <w:rStyle w:val="Hyperlink"/>
@@ -1706,7 +1727,7 @@
       </w:r>
     </w:p>
     <w:p>
-      <w:hyperlink r:id="rId25" w:history="1">
+      <w:hyperlink r:id="rId26" w:history="1">
         <w:r>
           <w:rPr>
             <w:rStyle w:val="Hyperlink"/>
@@ -1785,7 +1806,7 @@
       </w:r>
     </w:p>
     <w:p>
-      <w:hyperlink r:id="rId26" w:history="1">
+      <w:hyperlink r:id="rId27" w:history="1">
         <w:r>
           <w:rPr>
             <w:rStyle w:val="Hyperlink"/>
@@ -1848,7 +1869,7 @@
       </w:r>
     </w:p>
     <w:p>
-      <w:hyperlink r:id="rId27" w:history="1">
+      <w:hyperlink r:id="rId28" w:history="1">
         <w:r>
           <w:rPr>
             <w:rStyle w:val="Hyperlink"/>
@@ -1895,7 +1916,7 @@
       </w:r>
     </w:p>
     <w:p>
-      <w:hyperlink r:id="rId28" w:history="1">
+      <w:hyperlink r:id="rId29" w:history="1">
         <w:r>
           <w:rPr>
             <w:rStyle w:val="Hyperlink"/>
@@ -1966,7 +1987,7 @@
       </w:r>
     </w:p>
     <w:p>
-      <w:hyperlink r:id="rId29" w:history="1">
+      <w:hyperlink r:id="rId30" w:history="1">
         <w:r>
           <w:rPr>
             <w:rStyle w:val="Hyperlink"/>
@@ -2020,7 +2041,7 @@
       <w:r>
         <w:br/>
       </w:r>
-      <w:hyperlink r:id="rId30" w:history="1">
+      <w:hyperlink r:id="rId31" w:history="1">
         <w:r>
           <w:rPr>
             <w:rStyle w:val="Hyperlink"/>
@@ -2077,7 +2098,7 @@
       </w:r>
     </w:p>
     <w:p>
-      <w:hyperlink r:id="rId31" w:history="1">
+      <w:hyperlink r:id="rId32" w:history="1">
         <w:r>
           <w:rPr>
             <w:rStyle w:val="Hyperlink"/>
@@ -2093,7 +2114,7 @@
       <w:r>
         <w:br/>
       </w:r>
-      <w:hyperlink r:id="rId32" w:history="1">
+      <w:hyperlink r:id="rId33" w:history="1">
         <w:r>
           <w:rPr>
             <w:rStyle w:val="Hyperlink"/>
@@ -2107,7 +2128,7 @@
       <w:r>
         <w:t xml:space="preserve">(All files : </w:t>
       </w:r>
-      <w:hyperlink r:id="rId33" w:history="1">
+      <w:hyperlink r:id="rId34" w:history="1">
         <w:r>
           <w:rPr>
             <w:rStyle w:val="Hyperlink"/>
@@ -2174,7 +2195,7 @@
       <w:r>
         <w:t xml:space="preserve">: </w:t>
       </w:r>
-      <w:hyperlink r:id="rId34" w:history="1">
+      <w:hyperlink r:id="rId35" w:history="1">
         <w:r>
           <w:rPr>
             <w:rStyle w:val="Hyperlink"/>

--- a/Articles.docx
+++ b/Articles.docx
@@ -19,8 +19,9 @@
           <w:sz w:val="32"/>
           <w:szCs w:val="32"/>
         </w:rPr>
-        <w:t xml:space="preserve">Some articles </w:t>
-      </w:r>
+        <w:t xml:space="preserve">Some </w:t>
+      </w:r>
+      <w:proofErr w:type="spellStart"/>
       <w:r>
         <w:rPr>
           <w:b/>
@@ -29,8 +30,9 @@
           <w:sz w:val="32"/>
           <w:szCs w:val="32"/>
         </w:rPr>
-        <w:t xml:space="preserve">about </w:t>
-      </w:r>
+        <w:t>articles</w:t>
+      </w:r>
+      <w:proofErr w:type="spellEnd"/>
       <w:r>
         <w:rPr>
           <w:b/>
@@ -39,8 +41,9 @@
           <w:sz w:val="32"/>
           <w:szCs w:val="32"/>
         </w:rPr>
-        <w:t>‘</w:t>
-      </w:r>
+        <w:t xml:space="preserve"> </w:t>
+      </w:r>
+      <w:proofErr w:type="spellStart"/>
       <w:r>
         <w:rPr>
           <w:b/>
@@ -49,8 +52,63 @@
           <w:sz w:val="32"/>
           <w:szCs w:val="32"/>
         </w:rPr>
-        <w:t>Decreasing Universe Theory</w:t>
-      </w:r>
+        <w:t>about</w:t>
+      </w:r>
+      <w:proofErr w:type="spellEnd"/>
+      <w:r>
+        <w:rPr>
+          <w:b/>
+          <w:bCs/>
+          <w:color w:val="7030A0"/>
+          <w:sz w:val="32"/>
+          <w:szCs w:val="32"/>
+        </w:rPr>
+        <w:t xml:space="preserve"> </w:t>
+      </w:r>
+      <w:r>
+        <w:rPr>
+          <w:b/>
+          <w:bCs/>
+          <w:color w:val="7030A0"/>
+          <w:sz w:val="32"/>
+          <w:szCs w:val="32"/>
+        </w:rPr>
+        <w:t>‘</w:t>
+      </w:r>
+      <w:proofErr w:type="spellStart"/>
+      <w:r>
+        <w:rPr>
+          <w:b/>
+          <w:bCs/>
+          <w:color w:val="7030A0"/>
+          <w:sz w:val="32"/>
+          <w:szCs w:val="32"/>
+        </w:rPr>
+        <w:t>Decreasing</w:t>
+      </w:r>
+      <w:proofErr w:type="spellEnd"/>
+      <w:r>
+        <w:rPr>
+          <w:b/>
+          <w:bCs/>
+          <w:color w:val="7030A0"/>
+          <w:sz w:val="32"/>
+          <w:szCs w:val="32"/>
+        </w:rPr>
+        <w:t xml:space="preserve"> Universe </w:t>
+      </w:r>
+      <w:proofErr w:type="spellStart"/>
+      <w:r>
+        <w:rPr>
+          <w:b/>
+          <w:bCs/>
+          <w:color w:val="7030A0"/>
+          <w:sz w:val="32"/>
+          <w:szCs w:val="32"/>
+        </w:rPr>
+        <w:t>Theory</w:t>
+      </w:r>
+      <w:proofErr w:type="spellEnd"/>
       <w:r>
         <w:rPr>
           <w:b/>
@@ -151,8 +209,45 @@
           <w:color w:val="00B0F0"/>
         </w:rPr>
       </w:pPr>
-      <w:r>
-        <w:t>Here are some links to articles I have written.</w:t>
+      <w:proofErr w:type="spellStart"/>
+      <w:r>
+        <w:t>Here</w:t>
+      </w:r>
+      <w:proofErr w:type="spellEnd"/>
+      <w:r>
+        <w:t xml:space="preserve"> are some links </w:t>
+      </w:r>
+      <w:proofErr w:type="spellStart"/>
+      <w:r>
+        <w:t>to</w:t>
+      </w:r>
+      <w:proofErr w:type="spellEnd"/>
+      <w:r>
+        <w:t xml:space="preserve"> </w:t>
+      </w:r>
+      <w:proofErr w:type="spellStart"/>
+      <w:r>
+        <w:t>articles</w:t>
+      </w:r>
+      <w:proofErr w:type="spellEnd"/>
+      <w:r>
+        <w:t xml:space="preserve"> I </w:t>
+      </w:r>
+      <w:proofErr w:type="spellStart"/>
+      <w:r>
+        <w:t>have</w:t>
+      </w:r>
+      <w:proofErr w:type="spellEnd"/>
+      <w:r>
+        <w:t xml:space="preserve"> </w:t>
+      </w:r>
+      <w:proofErr w:type="spellStart"/>
+      <w:r>
+        <w:t>written</w:t>
+      </w:r>
+      <w:proofErr w:type="spellEnd"/>
+      <w:r>
+        <w:t>.</w:t>
       </w:r>
     </w:p>
     <w:p>
@@ -175,20 +270,164 @@
           <w:i/>
           <w:iCs/>
         </w:rPr>
-        <w:t xml:space="preserve">It is interesting to first read the theory summarized by </w:t>
-      </w:r>
+        <w:t xml:space="preserve">It </w:t>
+      </w:r>
+      <w:proofErr w:type="spellStart"/>
       <w:r>
         <w:rPr>
           <w:i/>
           <w:iCs/>
         </w:rPr>
-        <w:t>some</w:t>
-      </w:r>
+        <w:t>is</w:t>
+      </w:r>
+      <w:proofErr w:type="spellEnd"/>
       <w:r>
         <w:rPr>
           <w:i/>
           <w:iCs/>
         </w:rPr>
+        <w:t xml:space="preserve"> </w:t>
+      </w:r>
+      <w:proofErr w:type="spellStart"/>
+      <w:r>
+        <w:rPr>
+          <w:i/>
+          <w:iCs/>
+        </w:rPr>
+        <w:t>interesting</w:t>
+      </w:r>
+      <w:proofErr w:type="spellEnd"/>
+      <w:r>
+        <w:rPr>
+          <w:i/>
+          <w:iCs/>
+        </w:rPr>
+        <w:t xml:space="preserve"> </w:t>
+      </w:r>
+      <w:proofErr w:type="spellStart"/>
+      <w:r>
+        <w:rPr>
+          <w:i/>
+          <w:iCs/>
+        </w:rPr>
+        <w:t>to</w:t>
+      </w:r>
+      <w:proofErr w:type="spellEnd"/>
+      <w:r>
+        <w:rPr>
+          <w:i/>
+          <w:iCs/>
+        </w:rPr>
+        <w:t xml:space="preserve"> </w:t>
+      </w:r>
+      <w:proofErr w:type="spellStart"/>
+      <w:r>
+        <w:rPr>
+          <w:i/>
+          <w:iCs/>
+        </w:rPr>
+        <w:t>first</w:t>
+      </w:r>
+      <w:proofErr w:type="spellEnd"/>
+      <w:r>
+        <w:rPr>
+          <w:i/>
+          <w:iCs/>
+        </w:rPr>
+        <w:t xml:space="preserve"> </w:t>
+      </w:r>
+      <w:proofErr w:type="spellStart"/>
+      <w:r>
+        <w:rPr>
+          <w:i/>
+          <w:iCs/>
+        </w:rPr>
+        <w:t>read</w:t>
+      </w:r>
+      <w:proofErr w:type="spellEnd"/>
+      <w:r>
+        <w:rPr>
+          <w:i/>
+          <w:iCs/>
+        </w:rPr>
+        <w:t xml:space="preserve"> </w:t>
+      </w:r>
+      <w:proofErr w:type="spellStart"/>
+      <w:r>
+        <w:rPr>
+          <w:i/>
+          <w:iCs/>
+        </w:rPr>
+        <w:t>the</w:t>
+      </w:r>
+      <w:proofErr w:type="spellEnd"/>
+      <w:r>
+        <w:rPr>
+          <w:i/>
+          <w:iCs/>
+        </w:rPr>
+        <w:t xml:space="preserve"> </w:t>
+      </w:r>
+      <w:proofErr w:type="spellStart"/>
+      <w:r>
+        <w:rPr>
+          <w:i/>
+          <w:iCs/>
+        </w:rPr>
+        <w:t>theory</w:t>
+      </w:r>
+      <w:proofErr w:type="spellEnd"/>
+      <w:r>
+        <w:rPr>
+          <w:i/>
+          <w:iCs/>
+        </w:rPr>
+        <w:t xml:space="preserve"> </w:t>
+      </w:r>
+      <w:proofErr w:type="spellStart"/>
+      <w:r>
+        <w:rPr>
+          <w:i/>
+          <w:iCs/>
+        </w:rPr>
+        <w:t>summarized</w:t>
+      </w:r>
+      <w:proofErr w:type="spellEnd"/>
+      <w:r>
+        <w:rPr>
+          <w:i/>
+          <w:iCs/>
+        </w:rPr>
+        <w:t xml:space="preserve"> </w:t>
+      </w:r>
+      <w:proofErr w:type="spellStart"/>
+      <w:r>
+        <w:rPr>
+          <w:i/>
+          <w:iCs/>
+        </w:rPr>
+        <w:t>by</w:t>
+      </w:r>
+      <w:proofErr w:type="spellEnd"/>
+      <w:r>
+        <w:rPr>
+          <w:i/>
+          <w:iCs/>
+        </w:rPr>
+        <w:t xml:space="preserve"> </w:t>
+      </w:r>
+      <w:r>
+        <w:rPr>
+          <w:i/>
+          <w:iCs/>
+        </w:rPr>
+        <w:t>some</w:t>
+      </w:r>
+      <w:r>
+        <w:rPr>
+          <w:i/>
+          <w:iCs/>
+        </w:rPr>
         <w:t xml:space="preserve"> "AI" :</w:t>
       </w:r>
     </w:p>
@@ -208,14 +447,41 @@
         <w:t>1-</w:t>
       </w:r>
       <w:r>
-        <w:t>You can</w:t>
-      </w:r>
-      <w:r>
-        <w:t xml:space="preserve"> read</w:t>
-      </w:r>
-      <w:r>
-        <w:t xml:space="preserve"> to the </w:t>
-      </w:r>
+        <w:t xml:space="preserve">You </w:t>
+      </w:r>
+      <w:proofErr w:type="spellStart"/>
+      <w:r>
+        <w:t>can</w:t>
+      </w:r>
+      <w:proofErr w:type="spellEnd"/>
+      <w:r>
+        <w:t xml:space="preserve"> </w:t>
+      </w:r>
+      <w:proofErr w:type="spellStart"/>
+      <w:r>
+        <w:t>read</w:t>
+      </w:r>
+      <w:proofErr w:type="spellEnd"/>
+      <w:r>
+        <w:t xml:space="preserve"> </w:t>
+      </w:r>
+      <w:proofErr w:type="spellStart"/>
+      <w:r>
+        <w:t>to</w:t>
+      </w:r>
+      <w:proofErr w:type="spellEnd"/>
+      <w:r>
+        <w:t xml:space="preserve"> </w:t>
+      </w:r>
+      <w:proofErr w:type="spellStart"/>
+      <w:r>
+        <w:t>the</w:t>
+      </w:r>
+      <w:proofErr w:type="spellEnd"/>
+      <w:r>
+        <w:t xml:space="preserve"> </w:t>
+      </w:r>
+      <w:proofErr w:type="spellStart"/>
       <w:r>
         <w:rPr>
           <w:b/>
@@ -223,9 +489,15 @@
         </w:rPr>
         <w:t>Texts</w:t>
       </w:r>
-      <w:r>
-        <w:t xml:space="preserve"> summary</w:t>
-      </w:r>
+      <w:proofErr w:type="spellEnd"/>
+      <w:r>
+        <w:t xml:space="preserve"> </w:t>
+      </w:r>
+      <w:proofErr w:type="spellStart"/>
+      <w:r>
+        <w:t>summary</w:t>
+      </w:r>
+      <w:proofErr w:type="spellEnd"/>
       <w:r>
         <w:t>:</w:t>
       </w:r>
@@ -247,8 +519,41 @@
         <w:t>2-</w:t>
       </w:r>
       <w:r>
-        <w:t xml:space="preserve">You can listen to the </w:t>
-      </w:r>
+        <w:t xml:space="preserve">You </w:t>
+      </w:r>
+      <w:proofErr w:type="spellStart"/>
+      <w:r>
+        <w:t>can</w:t>
+      </w:r>
+      <w:proofErr w:type="spellEnd"/>
+      <w:r>
+        <w:t xml:space="preserve"> </w:t>
+      </w:r>
+      <w:proofErr w:type="spellStart"/>
+      <w:r>
+        <w:t>listen</w:t>
+      </w:r>
+      <w:proofErr w:type="spellEnd"/>
+      <w:r>
+        <w:t xml:space="preserve"> </w:t>
+      </w:r>
+      <w:proofErr w:type="spellStart"/>
+      <w:r>
+        <w:t>to</w:t>
+      </w:r>
+      <w:proofErr w:type="spellEnd"/>
+      <w:r>
+        <w:t xml:space="preserve"> </w:t>
+      </w:r>
+      <w:proofErr w:type="spellStart"/>
+      <w:r>
+        <w:t>the</w:t>
+      </w:r>
+      <w:proofErr w:type="spellEnd"/>
+      <w:r>
+        <w:t xml:space="preserve"> </w:t>
+      </w:r>
+      <w:proofErr w:type="spellStart"/>
       <w:r>
         <w:rPr>
           <w:b/>
@@ -263,9 +568,15 @@
         </w:rPr>
         <w:t>udio</w:t>
       </w:r>
-      <w:r>
-        <w:t xml:space="preserve"> summary</w:t>
-      </w:r>
+      <w:proofErr w:type="spellEnd"/>
+      <w:r>
+        <w:t xml:space="preserve"> </w:t>
+      </w:r>
+      <w:proofErr w:type="spellStart"/>
+      <w:r>
+        <w:t>summary</w:t>
+      </w:r>
+      <w:proofErr w:type="spellEnd"/>
       <w:r>
         <w:t>:</w:t>
       </w:r>
@@ -291,8 +602,13 @@
       <w:r>
         <w:br/>
       </w:r>
-      <w:r>
-        <w:t xml:space="preserve">Medium (17min): </w:t>
+      <w:proofErr w:type="spellStart"/>
+      <w:r>
+        <w:t>Medium</w:t>
+      </w:r>
+      <w:proofErr w:type="spellEnd"/>
+      <w:r>
+        <w:t xml:space="preserve"> (17min): </w:t>
       </w:r>
       <w:hyperlink r:id="rId7" w:history="1">
         <w:r>
@@ -304,7 +620,14 @@
       </w:hyperlink>
       <w:r>
         <w:br/>
-        <w:t xml:space="preserve">Long </w:t>
+      </w:r>
+      <w:proofErr w:type="spellStart"/>
+      <w:r>
+        <w:t>Long</w:t>
+      </w:r>
+      <w:proofErr w:type="spellEnd"/>
+      <w:r>
+        <w:t xml:space="preserve"> </w:t>
       </w:r>
       <w:r>
         <w:t xml:space="preserve">      </w:t>
@@ -329,14 +652,41 @@
         <w:t>3-</w:t>
       </w:r>
       <w:r>
-        <w:t xml:space="preserve">You can </w:t>
-      </w:r>
+        <w:t xml:space="preserve">You </w:t>
+      </w:r>
+      <w:proofErr w:type="spellStart"/>
+      <w:r>
+        <w:t>can</w:t>
+      </w:r>
+      <w:proofErr w:type="spellEnd"/>
+      <w:r>
+        <w:t xml:space="preserve"> </w:t>
+      </w:r>
+      <w:proofErr w:type="spellStart"/>
       <w:r>
         <w:t>see</w:t>
       </w:r>
-      <w:r>
-        <w:t xml:space="preserve"> to the </w:t>
-      </w:r>
+      <w:proofErr w:type="spellEnd"/>
+      <w:r>
+        <w:t xml:space="preserve"> </w:t>
+      </w:r>
+      <w:proofErr w:type="spellStart"/>
+      <w:r>
+        <w:t>to</w:t>
+      </w:r>
+      <w:proofErr w:type="spellEnd"/>
+      <w:r>
+        <w:t xml:space="preserve"> </w:t>
+      </w:r>
+      <w:proofErr w:type="spellStart"/>
+      <w:r>
+        <w:t>the</w:t>
+      </w:r>
+      <w:proofErr w:type="spellEnd"/>
+      <w:r>
+        <w:t xml:space="preserve"> </w:t>
+      </w:r>
+      <w:proofErr w:type="spellStart"/>
       <w:r>
         <w:rPr>
           <w:b/>
@@ -344,9 +694,15 @@
         </w:rPr>
         <w:t>Video</w:t>
       </w:r>
-      <w:r>
-        <w:t xml:space="preserve"> summary</w:t>
-      </w:r>
+      <w:proofErr w:type="spellEnd"/>
+      <w:r>
+        <w:t xml:space="preserve"> </w:t>
+      </w:r>
+      <w:proofErr w:type="spellStart"/>
+      <w:r>
+        <w:t>summary</w:t>
+      </w:r>
+      <w:proofErr w:type="spellEnd"/>
       <w:r>
         <w:t>:</w:t>
       </w:r>
@@ -377,12 +733,34 @@
     </w:p>
     <w:p>
       <w:r>
-        <w:t>(Portuguese):</w:t>
+        <w:t>(</w:t>
+      </w:r>
+      <w:proofErr w:type="spellStart"/>
+      <w:r>
+        <w:t>Portuguese</w:t>
+      </w:r>
+      <w:proofErr w:type="spellEnd"/>
+      <w:r>
+        <w:t>):</w:t>
       </w:r>
     </w:p>
     <w:p>
       <w:r>
-        <w:t xml:space="preserve">  Audio:                     </w:t>
+        <w:t xml:space="preserve">  </w:t>
+      </w:r>
+      <w:proofErr w:type="spellStart"/>
+      <w:r>
+        <w:t>Audio</w:t>
+      </w:r>
+      <w:proofErr w:type="spellEnd"/>
+      <w:r>
+        <w:t xml:space="preserve">:    </w:t>
+      </w:r>
+      <w:r>
+        <w:t>(26min)</w:t>
+      </w:r>
+      <w:r>
+        <w:t xml:space="preserve">   </w:t>
       </w:r>
       <w:hyperlink r:id="rId10" w:history="1">
         <w:r>
@@ -397,23 +775,60 @@
         <w:t xml:space="preserve">  </w:t>
       </w:r>
       <w:r>
-        <w:t>Video</w:t>
-      </w:r>
-      <w:r>
-        <w:t xml:space="preserve">:                     </w:t>
+        <w:t xml:space="preserve">            </w:t>
+      </w:r>
+      <w:r>
+        <w:t xml:space="preserve">    </w:t>
+      </w:r>
+      <w:r>
+        <w:t>(34min)</w:t>
+      </w:r>
+      <w:r>
+        <w:t xml:space="preserve">  </w:t>
+      </w:r>
+      <w:r>
+        <w:t xml:space="preserve"> </w:t>
       </w:r>
       <w:hyperlink r:id="rId11" w:history="1">
         <w:r>
           <w:rPr>
             <w:rStyle w:val="Hyperlink"/>
           </w:rPr>
-          <w:t>https://jocaxx.github.io/DUniverse/Abstract/DUT_POR.m</w:t>
+          <w:t>https://jocaxx.github.io/DUniverse/Abstract/DUT_POR_</w:t>
         </w:r>
         <w:r>
           <w:rPr>
             <w:rStyle w:val="Hyperlink"/>
           </w:rPr>
-          <w:t>p4</w:t>
+          <w:t>3</w:t>
+        </w:r>
+        <w:r>
+          <w:rPr>
+            <w:rStyle w:val="Hyperlink"/>
+          </w:rPr>
+          <w:t>.m4a</w:t>
+        </w:r>
+      </w:hyperlink>
+      <w:r>
+        <w:br/>
+      </w:r>
+      <w:r>
+        <w:t xml:space="preserve">  </w:t>
+      </w:r>
+      <w:proofErr w:type="spellStart"/>
+      <w:r>
+        <w:t>Video</w:t>
+      </w:r>
+      <w:proofErr w:type="spellEnd"/>
+      <w:r>
+        <w:t xml:space="preserve">:                     </w:t>
+      </w:r>
+      <w:hyperlink r:id="rId12" w:history="1">
+        <w:r>
+          <w:rPr>
+            <w:rStyle w:val="Hyperlink"/>
+          </w:rPr>
+          <w:t>https://jocaxx.github.io/DUniverse/Abstract/DUT_POR.mp4</w:t>
         </w:r>
       </w:hyperlink>
       <w:r>
@@ -447,8 +862,21 @@
         <w:t>)</w:t>
       </w:r>
       <w:r>
-        <w:t xml:space="preserve"> = Very Important</w:t>
-      </w:r>
+        <w:t xml:space="preserve"> = </w:t>
+      </w:r>
+      <w:proofErr w:type="spellStart"/>
+      <w:r>
+        <w:t>Very</w:t>
+      </w:r>
+      <w:proofErr w:type="spellEnd"/>
+      <w:r>
+        <w:t xml:space="preserve"> </w:t>
+      </w:r>
+      <w:proofErr w:type="spellStart"/>
+      <w:r>
+        <w:t>Important</w:t>
+      </w:r>
+      <w:proofErr w:type="spellEnd"/>
     </w:p>
     <w:p>
       <w:pPr>
@@ -508,35 +936,147 @@
         </w:rPr>
         <w:t>)</w:t>
       </w:r>
-      <w:r>
-        <w:rPr>
-          <w:b/>
-          <w:bCs/>
-          <w:color w:val="0070C0"/>
-          <w:sz w:val="28"/>
-          <w:szCs w:val="28"/>
-        </w:rPr>
-        <w:t>Decreasing Universe</w:t>
-      </w:r>
-      <w:r>
-        <w:rPr>
-          <w:b/>
-          <w:bCs/>
-          <w:color w:val="0070C0"/>
-          <w:sz w:val="28"/>
-          <w:szCs w:val="28"/>
-        </w:rPr>
-        <w:t xml:space="preserve"> Theory</w:t>
-      </w:r>
-      <w:r>
-        <w:rPr>
-          <w:b/>
-          <w:bCs/>
-          <w:color w:val="0070C0"/>
-          <w:sz w:val="28"/>
-          <w:szCs w:val="28"/>
-        </w:rPr>
-        <w:t xml:space="preserve">: Cosmological Time Dilation and the SN1A Explosion </w:t>
+      <w:proofErr w:type="spellStart"/>
+      <w:r>
+        <w:rPr>
+          <w:b/>
+          <w:bCs/>
+          <w:color w:val="0070C0"/>
+          <w:sz w:val="28"/>
+          <w:szCs w:val="28"/>
+        </w:rPr>
+        <w:t>Decreasing</w:t>
+      </w:r>
+      <w:proofErr w:type="spellEnd"/>
+      <w:r>
+        <w:rPr>
+          <w:b/>
+          <w:bCs/>
+          <w:color w:val="0070C0"/>
+          <w:sz w:val="28"/>
+          <w:szCs w:val="28"/>
+        </w:rPr>
+        <w:t xml:space="preserve"> Universe</w:t>
+      </w:r>
+      <w:r>
+        <w:rPr>
+          <w:b/>
+          <w:bCs/>
+          <w:color w:val="0070C0"/>
+          <w:sz w:val="28"/>
+          <w:szCs w:val="28"/>
+        </w:rPr>
+        <w:t xml:space="preserve"> </w:t>
+      </w:r>
+      <w:proofErr w:type="spellStart"/>
+      <w:r>
+        <w:rPr>
+          <w:b/>
+          <w:bCs/>
+          <w:color w:val="0070C0"/>
+          <w:sz w:val="28"/>
+          <w:szCs w:val="28"/>
+        </w:rPr>
+        <w:t>Theory</w:t>
+      </w:r>
+      <w:proofErr w:type="spellEnd"/>
+      <w:r>
+        <w:rPr>
+          <w:b/>
+          <w:bCs/>
+          <w:color w:val="0070C0"/>
+          <w:sz w:val="28"/>
+          <w:szCs w:val="28"/>
+        </w:rPr>
+        <w:t xml:space="preserve">: </w:t>
+      </w:r>
+      <w:proofErr w:type="spellStart"/>
+      <w:r>
+        <w:rPr>
+          <w:b/>
+          <w:bCs/>
+          <w:color w:val="0070C0"/>
+          <w:sz w:val="28"/>
+          <w:szCs w:val="28"/>
+        </w:rPr>
+        <w:t>Cosmological</w:t>
+      </w:r>
+      <w:proofErr w:type="spellEnd"/>
+      <w:r>
+        <w:rPr>
+          <w:b/>
+          <w:bCs/>
+          <w:color w:val="0070C0"/>
+          <w:sz w:val="28"/>
+          <w:szCs w:val="28"/>
+        </w:rPr>
+        <w:t xml:space="preserve"> Time </w:t>
+      </w:r>
+      <w:proofErr w:type="spellStart"/>
+      <w:r>
+        <w:rPr>
+          <w:b/>
+          <w:bCs/>
+          <w:color w:val="0070C0"/>
+          <w:sz w:val="28"/>
+          <w:szCs w:val="28"/>
+        </w:rPr>
+        <w:t>Dilation</w:t>
+      </w:r>
+      <w:proofErr w:type="spellEnd"/>
+      <w:r>
+        <w:rPr>
+          <w:b/>
+          <w:bCs/>
+          <w:color w:val="0070C0"/>
+          <w:sz w:val="28"/>
+          <w:szCs w:val="28"/>
+        </w:rPr>
+        <w:t xml:space="preserve"> </w:t>
+      </w:r>
+      <w:proofErr w:type="spellStart"/>
+      <w:r>
+        <w:rPr>
+          <w:b/>
+          <w:bCs/>
+          <w:color w:val="0070C0"/>
+          <w:sz w:val="28"/>
+          <w:szCs w:val="28"/>
+        </w:rPr>
+        <w:t>and</w:t>
+      </w:r>
+      <w:proofErr w:type="spellEnd"/>
+      <w:r>
+        <w:rPr>
+          <w:b/>
+          <w:bCs/>
+          <w:color w:val="0070C0"/>
+          <w:sz w:val="28"/>
+          <w:szCs w:val="28"/>
+        </w:rPr>
+        <w:t xml:space="preserve"> </w:t>
+      </w:r>
+      <w:proofErr w:type="spellStart"/>
+      <w:r>
+        <w:rPr>
+          <w:b/>
+          <w:bCs/>
+          <w:color w:val="0070C0"/>
+          <w:sz w:val="28"/>
+          <w:szCs w:val="28"/>
+        </w:rPr>
+        <w:t>the</w:t>
+      </w:r>
+      <w:proofErr w:type="spellEnd"/>
+      <w:r>
+        <w:rPr>
+          <w:b/>
+          <w:bCs/>
+          <w:color w:val="0070C0"/>
+          <w:sz w:val="28"/>
+          <w:szCs w:val="28"/>
+        </w:rPr>
+        <w:t xml:space="preserve"> SN1A Explosion </w:t>
       </w:r>
     </w:p>
     <w:p>
@@ -548,7 +1088,335 @@
       </w:pPr>
       <w:r>
         <w:lastRenderedPageBreak/>
-        <w:t>“We will show that, within the “Decreasing Universe Theory” (DUT), time inside a gravitational field is altered in the same way as spatial distance measurement scales. At the cosmic level (timescales of millions of years), this effect becomes perceptible and explains the variation in the measured duration of Type Ia Supernova (SN1A) explosions.”</w:t>
+        <w:t>“</w:t>
+      </w:r>
+      <w:proofErr w:type="spellStart"/>
+      <w:r>
+        <w:t>We</w:t>
+      </w:r>
+      <w:proofErr w:type="spellEnd"/>
+      <w:r>
+        <w:t xml:space="preserve"> </w:t>
+      </w:r>
+      <w:proofErr w:type="spellStart"/>
+      <w:r>
+        <w:t>will</w:t>
+      </w:r>
+      <w:proofErr w:type="spellEnd"/>
+      <w:r>
+        <w:t xml:space="preserve"> show </w:t>
+      </w:r>
+      <w:proofErr w:type="spellStart"/>
+      <w:r>
+        <w:t>that</w:t>
+      </w:r>
+      <w:proofErr w:type="spellEnd"/>
+      <w:r>
+        <w:t xml:space="preserve">, </w:t>
+      </w:r>
+      <w:proofErr w:type="spellStart"/>
+      <w:r>
+        <w:t>within</w:t>
+      </w:r>
+      <w:proofErr w:type="spellEnd"/>
+      <w:r>
+        <w:t xml:space="preserve"> </w:t>
+      </w:r>
+      <w:proofErr w:type="spellStart"/>
+      <w:r>
+        <w:t>the</w:t>
+      </w:r>
+      <w:proofErr w:type="spellEnd"/>
+      <w:r>
+        <w:t xml:space="preserve"> “</w:t>
+      </w:r>
+      <w:proofErr w:type="spellStart"/>
+      <w:r>
+        <w:t>Decreasing</w:t>
+      </w:r>
+      <w:proofErr w:type="spellEnd"/>
+      <w:r>
+        <w:t xml:space="preserve"> Universe </w:t>
+      </w:r>
+      <w:proofErr w:type="spellStart"/>
+      <w:r>
+        <w:t>Theory</w:t>
+      </w:r>
+      <w:proofErr w:type="spellEnd"/>
+      <w:r>
+        <w:t xml:space="preserve">” (DUT), time </w:t>
+      </w:r>
+      <w:proofErr w:type="spellStart"/>
+      <w:r>
+        <w:t>inside</w:t>
+      </w:r>
+      <w:proofErr w:type="spellEnd"/>
+      <w:r>
+        <w:t xml:space="preserve"> a </w:t>
+      </w:r>
+      <w:proofErr w:type="spellStart"/>
+      <w:r>
+        <w:t>gravitational</w:t>
+      </w:r>
+      <w:proofErr w:type="spellEnd"/>
+      <w:r>
+        <w:t xml:space="preserve"> </w:t>
+      </w:r>
+      <w:proofErr w:type="spellStart"/>
+      <w:r>
+        <w:t>field</w:t>
+      </w:r>
+      <w:proofErr w:type="spellEnd"/>
+      <w:r>
+        <w:t xml:space="preserve"> </w:t>
+      </w:r>
+      <w:proofErr w:type="spellStart"/>
+      <w:r>
+        <w:t>is</w:t>
+      </w:r>
+      <w:proofErr w:type="spellEnd"/>
+      <w:r>
+        <w:t xml:space="preserve"> </w:t>
+      </w:r>
+      <w:proofErr w:type="spellStart"/>
+      <w:r>
+        <w:t>altered</w:t>
+      </w:r>
+      <w:proofErr w:type="spellEnd"/>
+      <w:r>
+        <w:t xml:space="preserve"> in </w:t>
+      </w:r>
+      <w:proofErr w:type="spellStart"/>
+      <w:r>
+        <w:t>the</w:t>
+      </w:r>
+      <w:proofErr w:type="spellEnd"/>
+      <w:r>
+        <w:t xml:space="preserve"> </w:t>
+      </w:r>
+      <w:proofErr w:type="spellStart"/>
+      <w:r>
+        <w:t>same</w:t>
+      </w:r>
+      <w:proofErr w:type="spellEnd"/>
+      <w:r>
+        <w:t xml:space="preserve"> </w:t>
+      </w:r>
+      <w:proofErr w:type="spellStart"/>
+      <w:r>
+        <w:t>way</w:t>
+      </w:r>
+      <w:proofErr w:type="spellEnd"/>
+      <w:r>
+        <w:t xml:space="preserve"> as </w:t>
+      </w:r>
+      <w:proofErr w:type="spellStart"/>
+      <w:r>
+        <w:t>spatial</w:t>
+      </w:r>
+      <w:proofErr w:type="spellEnd"/>
+      <w:r>
+        <w:t xml:space="preserve"> </w:t>
+      </w:r>
+      <w:proofErr w:type="spellStart"/>
+      <w:r>
+        <w:t>distance</w:t>
+      </w:r>
+      <w:proofErr w:type="spellEnd"/>
+      <w:r>
+        <w:t xml:space="preserve"> </w:t>
+      </w:r>
+      <w:proofErr w:type="spellStart"/>
+      <w:r>
+        <w:t>measurement</w:t>
+      </w:r>
+      <w:proofErr w:type="spellEnd"/>
+      <w:r>
+        <w:t xml:space="preserve"> </w:t>
+      </w:r>
+      <w:proofErr w:type="spellStart"/>
+      <w:r>
+        <w:t>scales</w:t>
+      </w:r>
+      <w:proofErr w:type="spellEnd"/>
+      <w:r>
+        <w:t xml:space="preserve">. At </w:t>
+      </w:r>
+      <w:proofErr w:type="spellStart"/>
+      <w:r>
+        <w:t>the</w:t>
+      </w:r>
+      <w:proofErr w:type="spellEnd"/>
+      <w:r>
+        <w:t xml:space="preserve"> </w:t>
+      </w:r>
+      <w:proofErr w:type="spellStart"/>
+      <w:r>
+        <w:t>cosmic</w:t>
+      </w:r>
+      <w:proofErr w:type="spellEnd"/>
+      <w:r>
+        <w:t xml:space="preserve"> </w:t>
+      </w:r>
+      <w:proofErr w:type="spellStart"/>
+      <w:r>
+        <w:t>level</w:t>
+      </w:r>
+      <w:proofErr w:type="spellEnd"/>
+      <w:r>
+        <w:t xml:space="preserve"> (</w:t>
+      </w:r>
+      <w:proofErr w:type="spellStart"/>
+      <w:r>
+        <w:t>timescales</w:t>
+      </w:r>
+      <w:proofErr w:type="spellEnd"/>
+      <w:r>
+        <w:t xml:space="preserve"> </w:t>
+      </w:r>
+      <w:proofErr w:type="spellStart"/>
+      <w:r>
+        <w:t>of</w:t>
+      </w:r>
+      <w:proofErr w:type="spellEnd"/>
+      <w:r>
+        <w:t xml:space="preserve"> </w:t>
+      </w:r>
+      <w:proofErr w:type="spellStart"/>
+      <w:r>
+        <w:t>millions</w:t>
+      </w:r>
+      <w:proofErr w:type="spellEnd"/>
+      <w:r>
+        <w:t xml:space="preserve"> </w:t>
+      </w:r>
+      <w:proofErr w:type="spellStart"/>
+      <w:r>
+        <w:t>of</w:t>
+      </w:r>
+      <w:proofErr w:type="spellEnd"/>
+      <w:r>
+        <w:t xml:space="preserve"> </w:t>
+      </w:r>
+      <w:proofErr w:type="spellStart"/>
+      <w:r>
+        <w:t>years</w:t>
+      </w:r>
+      <w:proofErr w:type="spellEnd"/>
+      <w:r>
+        <w:t xml:space="preserve">), </w:t>
+      </w:r>
+      <w:proofErr w:type="spellStart"/>
+      <w:r>
+        <w:t>this</w:t>
+      </w:r>
+      <w:proofErr w:type="spellEnd"/>
+      <w:r>
+        <w:t xml:space="preserve"> </w:t>
+      </w:r>
+      <w:proofErr w:type="spellStart"/>
+      <w:r>
+        <w:t>effect</w:t>
+      </w:r>
+      <w:proofErr w:type="spellEnd"/>
+      <w:r>
+        <w:t xml:space="preserve"> </w:t>
+      </w:r>
+      <w:proofErr w:type="spellStart"/>
+      <w:r>
+        <w:t>becomes</w:t>
+      </w:r>
+      <w:proofErr w:type="spellEnd"/>
+      <w:r>
+        <w:t xml:space="preserve"> </w:t>
+      </w:r>
+      <w:proofErr w:type="spellStart"/>
+      <w:r>
+        <w:t>perceptible</w:t>
+      </w:r>
+      <w:proofErr w:type="spellEnd"/>
+      <w:r>
+        <w:t xml:space="preserve"> </w:t>
+      </w:r>
+      <w:proofErr w:type="spellStart"/>
+      <w:r>
+        <w:t>and</w:t>
+      </w:r>
+      <w:proofErr w:type="spellEnd"/>
+      <w:r>
+        <w:t xml:space="preserve"> </w:t>
+      </w:r>
+      <w:proofErr w:type="spellStart"/>
+      <w:r>
+        <w:t>explains</w:t>
+      </w:r>
+      <w:proofErr w:type="spellEnd"/>
+      <w:r>
+        <w:t xml:space="preserve"> </w:t>
+      </w:r>
+      <w:proofErr w:type="spellStart"/>
+      <w:r>
+        <w:t>the</w:t>
+      </w:r>
+      <w:proofErr w:type="spellEnd"/>
+      <w:r>
+        <w:t xml:space="preserve"> </w:t>
+      </w:r>
+      <w:proofErr w:type="spellStart"/>
+      <w:r>
+        <w:t>variation</w:t>
+      </w:r>
+      <w:proofErr w:type="spellEnd"/>
+      <w:r>
+        <w:t xml:space="preserve"> in </w:t>
+      </w:r>
+      <w:proofErr w:type="spellStart"/>
+      <w:r>
+        <w:t>the</w:t>
+      </w:r>
+      <w:proofErr w:type="spellEnd"/>
+      <w:r>
+        <w:t xml:space="preserve"> </w:t>
+      </w:r>
+      <w:proofErr w:type="spellStart"/>
+      <w:r>
+        <w:t>measured</w:t>
+      </w:r>
+      <w:proofErr w:type="spellEnd"/>
+      <w:r>
+        <w:t xml:space="preserve"> </w:t>
+      </w:r>
+      <w:proofErr w:type="spellStart"/>
+      <w:r>
+        <w:t>duration</w:t>
+      </w:r>
+      <w:proofErr w:type="spellEnd"/>
+      <w:r>
+        <w:t xml:space="preserve"> </w:t>
+      </w:r>
+      <w:proofErr w:type="spellStart"/>
+      <w:r>
+        <w:t>of</w:t>
+      </w:r>
+      <w:proofErr w:type="spellEnd"/>
+      <w:r>
+        <w:t xml:space="preserve"> </w:t>
+      </w:r>
+      <w:proofErr w:type="spellStart"/>
+      <w:r>
+        <w:t>Type</w:t>
+      </w:r>
+      <w:proofErr w:type="spellEnd"/>
+      <w:r>
+        <w:t xml:space="preserve"> Ia Supernova (SN1A) </w:t>
+      </w:r>
+      <w:proofErr w:type="spellStart"/>
+      <w:r>
+        <w:t>explosions</w:t>
+      </w:r>
+      <w:proofErr w:type="spellEnd"/>
+      <w:r>
+        <w:t>.”</w:t>
       </w:r>
       <w:r>
         <w:t>(</w:t>
@@ -570,7 +1438,7 @@
           <w:bottom w:val="single" w:sz="6" w:space="1" w:color="auto"/>
         </w:pBdr>
       </w:pPr>
-      <w:hyperlink r:id="rId12" w:history="1">
+      <w:hyperlink r:id="rId13" w:history="1">
         <w:r>
           <w:rPr>
             <w:rStyle w:val="Hyperlink"/>
@@ -611,6 +1479,7 @@
           <w:szCs w:val="32"/>
         </w:rPr>
       </w:pPr>
+      <w:proofErr w:type="spellStart"/>
       <w:r>
         <w:rPr>
           <w:b/>
@@ -619,8 +1488,75 @@
           <w:sz w:val="32"/>
           <w:szCs w:val="32"/>
         </w:rPr>
-        <w:t>Decreasing Universe Theory: The Tully-Fisher Relation</w:t>
-      </w:r>
+        <w:t>Decreasing</w:t>
+      </w:r>
+      <w:proofErr w:type="spellEnd"/>
+      <w:r>
+        <w:rPr>
+          <w:b/>
+          <w:bCs/>
+          <w:color w:val="0070C0"/>
+          <w:sz w:val="32"/>
+          <w:szCs w:val="32"/>
+        </w:rPr>
+        <w:t xml:space="preserve"> Universe </w:t>
+      </w:r>
+      <w:proofErr w:type="spellStart"/>
+      <w:r>
+        <w:rPr>
+          <w:b/>
+          <w:bCs/>
+          <w:color w:val="0070C0"/>
+          <w:sz w:val="32"/>
+          <w:szCs w:val="32"/>
+        </w:rPr>
+        <w:t>Theory</w:t>
+      </w:r>
+      <w:proofErr w:type="spellEnd"/>
+      <w:r>
+        <w:rPr>
+          <w:b/>
+          <w:bCs/>
+          <w:color w:val="0070C0"/>
+          <w:sz w:val="32"/>
+          <w:szCs w:val="32"/>
+        </w:rPr>
+        <w:t xml:space="preserve">: The </w:t>
+      </w:r>
+      <w:proofErr w:type="spellStart"/>
+      <w:r>
+        <w:rPr>
+          <w:b/>
+          <w:bCs/>
+          <w:color w:val="0070C0"/>
+          <w:sz w:val="32"/>
+          <w:szCs w:val="32"/>
+        </w:rPr>
+        <w:t>Tully</w:t>
+      </w:r>
+      <w:proofErr w:type="spellEnd"/>
+      <w:r>
+        <w:rPr>
+          <w:b/>
+          <w:bCs/>
+          <w:color w:val="0070C0"/>
+          <w:sz w:val="32"/>
+          <w:szCs w:val="32"/>
+        </w:rPr>
+        <w:t xml:space="preserve">-Fisher </w:t>
+      </w:r>
+      <w:proofErr w:type="spellStart"/>
+      <w:r>
+        <w:rPr>
+          <w:b/>
+          <w:bCs/>
+          <w:color w:val="0070C0"/>
+          <w:sz w:val="32"/>
+          <w:szCs w:val="32"/>
+        </w:rPr>
+        <w:t>Relation</w:t>
+      </w:r>
+      <w:proofErr w:type="spellEnd"/>
     </w:p>
     <w:p>
       <w:pPr>
@@ -629,7 +1565,175 @@
         </w:pBdr>
       </w:pPr>
       <w:r>
-        <w:t xml:space="preserve"> “Starting from the 'Decreasing Universe Theory' (DUT), particularly from the formula that explains the dark matter illusion, we will derive the Tully-Fisher relation for spiral  galaxies.”</w:t>
+        <w:t xml:space="preserve"> “</w:t>
+      </w:r>
+      <w:proofErr w:type="spellStart"/>
+      <w:r>
+        <w:t>Starting</w:t>
+      </w:r>
+      <w:proofErr w:type="spellEnd"/>
+      <w:r>
+        <w:t xml:space="preserve"> </w:t>
+      </w:r>
+      <w:proofErr w:type="spellStart"/>
+      <w:r>
+        <w:t>from</w:t>
+      </w:r>
+      <w:proofErr w:type="spellEnd"/>
+      <w:r>
+        <w:t xml:space="preserve"> </w:t>
+      </w:r>
+      <w:proofErr w:type="spellStart"/>
+      <w:r>
+        <w:t>the</w:t>
+      </w:r>
+      <w:proofErr w:type="spellEnd"/>
+      <w:r>
+        <w:t xml:space="preserve"> '</w:t>
+      </w:r>
+      <w:proofErr w:type="spellStart"/>
+      <w:r>
+        <w:t>Decreasing</w:t>
+      </w:r>
+      <w:proofErr w:type="spellEnd"/>
+      <w:r>
+        <w:t xml:space="preserve"> Universe </w:t>
+      </w:r>
+      <w:proofErr w:type="spellStart"/>
+      <w:r>
+        <w:t>Theory</w:t>
+      </w:r>
+      <w:proofErr w:type="spellEnd"/>
+      <w:r>
+        <w:t xml:space="preserve">' (DUT), </w:t>
+      </w:r>
+      <w:proofErr w:type="spellStart"/>
+      <w:r>
+        <w:t>particularly</w:t>
+      </w:r>
+      <w:proofErr w:type="spellEnd"/>
+      <w:r>
+        <w:t xml:space="preserve"> </w:t>
+      </w:r>
+      <w:proofErr w:type="spellStart"/>
+      <w:r>
+        <w:t>from</w:t>
+      </w:r>
+      <w:proofErr w:type="spellEnd"/>
+      <w:r>
+        <w:t xml:space="preserve"> </w:t>
+      </w:r>
+      <w:proofErr w:type="spellStart"/>
+      <w:r>
+        <w:t>the</w:t>
+      </w:r>
+      <w:proofErr w:type="spellEnd"/>
+      <w:r>
+        <w:t xml:space="preserve"> formula </w:t>
+      </w:r>
+      <w:proofErr w:type="spellStart"/>
+      <w:r>
+        <w:t>that</w:t>
+      </w:r>
+      <w:proofErr w:type="spellEnd"/>
+      <w:r>
+        <w:t xml:space="preserve"> </w:t>
+      </w:r>
+      <w:proofErr w:type="spellStart"/>
+      <w:r>
+        <w:t>explains</w:t>
+      </w:r>
+      <w:proofErr w:type="spellEnd"/>
+      <w:r>
+        <w:t xml:space="preserve"> </w:t>
+      </w:r>
+      <w:proofErr w:type="spellStart"/>
+      <w:r>
+        <w:t>the</w:t>
+      </w:r>
+      <w:proofErr w:type="spellEnd"/>
+      <w:r>
+        <w:t xml:space="preserve"> </w:t>
+      </w:r>
+      <w:proofErr w:type="spellStart"/>
+      <w:r>
+        <w:t>dark</w:t>
+      </w:r>
+      <w:proofErr w:type="spellEnd"/>
+      <w:r>
+        <w:t xml:space="preserve"> </w:t>
+      </w:r>
+      <w:proofErr w:type="spellStart"/>
+      <w:r>
+        <w:t>matter</w:t>
+      </w:r>
+      <w:proofErr w:type="spellEnd"/>
+      <w:r>
+        <w:t xml:space="preserve"> </w:t>
+      </w:r>
+      <w:proofErr w:type="spellStart"/>
+      <w:r>
+        <w:t>illusion</w:t>
+      </w:r>
+      <w:proofErr w:type="spellEnd"/>
+      <w:r>
+        <w:t xml:space="preserve">, </w:t>
+      </w:r>
+      <w:proofErr w:type="spellStart"/>
+      <w:r>
+        <w:t>we</w:t>
+      </w:r>
+      <w:proofErr w:type="spellEnd"/>
+      <w:r>
+        <w:t xml:space="preserve"> </w:t>
+      </w:r>
+      <w:proofErr w:type="spellStart"/>
+      <w:r>
+        <w:t>will</w:t>
+      </w:r>
+      <w:proofErr w:type="spellEnd"/>
+      <w:r>
+        <w:t xml:space="preserve"> derive </w:t>
+      </w:r>
+      <w:proofErr w:type="spellStart"/>
+      <w:r>
+        <w:t>the</w:t>
+      </w:r>
+      <w:proofErr w:type="spellEnd"/>
+      <w:r>
+        <w:t xml:space="preserve"> </w:t>
+      </w:r>
+      <w:proofErr w:type="spellStart"/>
+      <w:r>
+        <w:t>Tully</w:t>
+      </w:r>
+      <w:proofErr w:type="spellEnd"/>
+      <w:r>
+        <w:t xml:space="preserve">-Fisher </w:t>
+      </w:r>
+      <w:proofErr w:type="spellStart"/>
+      <w:r>
+        <w:t>relation</w:t>
+      </w:r>
+      <w:proofErr w:type="spellEnd"/>
+      <w:r>
+        <w:t xml:space="preserve"> for </w:t>
+      </w:r>
+      <w:proofErr w:type="spellStart"/>
+      <w:r>
+        <w:t>spiral</w:t>
+      </w:r>
+      <w:proofErr w:type="spellEnd"/>
+      <w:r>
+        <w:t xml:space="preserve">  </w:t>
+      </w:r>
+      <w:proofErr w:type="spellStart"/>
+      <w:r>
+        <w:t>galaxies</w:t>
+      </w:r>
+      <w:proofErr w:type="spellEnd"/>
+      <w:r>
+        <w:t>.”</w:t>
       </w:r>
       <w:r>
         <w:t>(</w:t>
@@ -649,7 +1753,7 @@
       <w:r>
         <w:br/>
       </w:r>
-      <w:hyperlink r:id="rId13" w:history="1">
+      <w:hyperlink r:id="rId14" w:history="1">
         <w:r>
           <w:rPr>
             <w:rStyle w:val="Hyperlink"/>
@@ -675,16 +1779,216 @@
           <w:szCs w:val="28"/>
         </w:rPr>
       </w:pPr>
-      <w:r>
-        <w:rPr>
-          <w:b/>
-          <w:bCs/>
-          <w:color w:val="0070C0"/>
-          <w:sz w:val="28"/>
-          <w:szCs w:val="28"/>
-        </w:rPr>
-        <w:t>Analysis of Mass-Redshift Correlation in Velocity-Matched Subgroups: A Rigorous Test for the Decreasing Universe Theory</w:t>
-      </w:r>
+      <w:proofErr w:type="spellStart"/>
+      <w:r>
+        <w:rPr>
+          <w:b/>
+          <w:bCs/>
+          <w:color w:val="0070C0"/>
+          <w:sz w:val="28"/>
+          <w:szCs w:val="28"/>
+        </w:rPr>
+        <w:t>Analysis</w:t>
+      </w:r>
+      <w:proofErr w:type="spellEnd"/>
+      <w:r>
+        <w:rPr>
+          <w:b/>
+          <w:bCs/>
+          <w:color w:val="0070C0"/>
+          <w:sz w:val="28"/>
+          <w:szCs w:val="28"/>
+        </w:rPr>
+        <w:t xml:space="preserve"> </w:t>
+      </w:r>
+      <w:proofErr w:type="spellStart"/>
+      <w:r>
+        <w:rPr>
+          <w:b/>
+          <w:bCs/>
+          <w:color w:val="0070C0"/>
+          <w:sz w:val="28"/>
+          <w:szCs w:val="28"/>
+        </w:rPr>
+        <w:t>of</w:t>
+      </w:r>
+      <w:proofErr w:type="spellEnd"/>
+      <w:r>
+        <w:rPr>
+          <w:b/>
+          <w:bCs/>
+          <w:color w:val="0070C0"/>
+          <w:sz w:val="28"/>
+          <w:szCs w:val="28"/>
+        </w:rPr>
+        <w:t xml:space="preserve"> Mass-</w:t>
+      </w:r>
+      <w:proofErr w:type="spellStart"/>
+      <w:r>
+        <w:rPr>
+          <w:b/>
+          <w:bCs/>
+          <w:color w:val="0070C0"/>
+          <w:sz w:val="28"/>
+          <w:szCs w:val="28"/>
+        </w:rPr>
+        <w:t>Redshift</w:t>
+      </w:r>
+      <w:proofErr w:type="spellEnd"/>
+      <w:r>
+        <w:rPr>
+          <w:b/>
+          <w:bCs/>
+          <w:color w:val="0070C0"/>
+          <w:sz w:val="28"/>
+          <w:szCs w:val="28"/>
+        </w:rPr>
+        <w:t xml:space="preserve"> </w:t>
+      </w:r>
+      <w:proofErr w:type="spellStart"/>
+      <w:r>
+        <w:rPr>
+          <w:b/>
+          <w:bCs/>
+          <w:color w:val="0070C0"/>
+          <w:sz w:val="28"/>
+          <w:szCs w:val="28"/>
+        </w:rPr>
+        <w:t>Correlation</w:t>
+      </w:r>
+      <w:proofErr w:type="spellEnd"/>
+      <w:r>
+        <w:rPr>
+          <w:b/>
+          <w:bCs/>
+          <w:color w:val="0070C0"/>
+          <w:sz w:val="28"/>
+          <w:szCs w:val="28"/>
+        </w:rPr>
+        <w:t xml:space="preserve"> in </w:t>
+      </w:r>
+      <w:proofErr w:type="spellStart"/>
+      <w:r>
+        <w:rPr>
+          <w:b/>
+          <w:bCs/>
+          <w:color w:val="0070C0"/>
+          <w:sz w:val="28"/>
+          <w:szCs w:val="28"/>
+        </w:rPr>
+        <w:t>Velocity-Matched</w:t>
+      </w:r>
+      <w:proofErr w:type="spellEnd"/>
+      <w:r>
+        <w:rPr>
+          <w:b/>
+          <w:bCs/>
+          <w:color w:val="0070C0"/>
+          <w:sz w:val="28"/>
+          <w:szCs w:val="28"/>
+        </w:rPr>
+        <w:t xml:space="preserve"> </w:t>
+      </w:r>
+      <w:proofErr w:type="spellStart"/>
+      <w:r>
+        <w:rPr>
+          <w:b/>
+          <w:bCs/>
+          <w:color w:val="0070C0"/>
+          <w:sz w:val="28"/>
+          <w:szCs w:val="28"/>
+        </w:rPr>
+        <w:t>Subgroups</w:t>
+      </w:r>
+      <w:proofErr w:type="spellEnd"/>
+      <w:r>
+        <w:rPr>
+          <w:b/>
+          <w:bCs/>
+          <w:color w:val="0070C0"/>
+          <w:sz w:val="28"/>
+          <w:szCs w:val="28"/>
+        </w:rPr>
+        <w:t xml:space="preserve">: A </w:t>
+      </w:r>
+      <w:proofErr w:type="spellStart"/>
+      <w:r>
+        <w:rPr>
+          <w:b/>
+          <w:bCs/>
+          <w:color w:val="0070C0"/>
+          <w:sz w:val="28"/>
+          <w:szCs w:val="28"/>
+        </w:rPr>
+        <w:t>Rigorous</w:t>
+      </w:r>
+      <w:proofErr w:type="spellEnd"/>
+      <w:r>
+        <w:rPr>
+          <w:b/>
+          <w:bCs/>
+          <w:color w:val="0070C0"/>
+          <w:sz w:val="28"/>
+          <w:szCs w:val="28"/>
+        </w:rPr>
+        <w:t xml:space="preserve"> Test for </w:t>
+      </w:r>
+      <w:proofErr w:type="spellStart"/>
+      <w:r>
+        <w:rPr>
+          <w:b/>
+          <w:bCs/>
+          <w:color w:val="0070C0"/>
+          <w:sz w:val="28"/>
+          <w:szCs w:val="28"/>
+        </w:rPr>
+        <w:t>the</w:t>
+      </w:r>
+      <w:proofErr w:type="spellEnd"/>
+      <w:r>
+        <w:rPr>
+          <w:b/>
+          <w:bCs/>
+          <w:color w:val="0070C0"/>
+          <w:sz w:val="28"/>
+          <w:szCs w:val="28"/>
+        </w:rPr>
+        <w:t xml:space="preserve"> </w:t>
+      </w:r>
+      <w:proofErr w:type="spellStart"/>
+      <w:r>
+        <w:rPr>
+          <w:b/>
+          <w:bCs/>
+          <w:color w:val="0070C0"/>
+          <w:sz w:val="28"/>
+          <w:szCs w:val="28"/>
+        </w:rPr>
+        <w:t>Decreasing</w:t>
+      </w:r>
+      <w:proofErr w:type="spellEnd"/>
+      <w:r>
+        <w:rPr>
+          <w:b/>
+          <w:bCs/>
+          <w:color w:val="0070C0"/>
+          <w:sz w:val="28"/>
+          <w:szCs w:val="28"/>
+        </w:rPr>
+        <w:t xml:space="preserve"> Universe </w:t>
+      </w:r>
+      <w:proofErr w:type="spellStart"/>
+      <w:r>
+        <w:rPr>
+          <w:b/>
+          <w:bCs/>
+          <w:color w:val="0070C0"/>
+          <w:sz w:val="28"/>
+          <w:szCs w:val="28"/>
+        </w:rPr>
+        <w:t>Theory</w:t>
+      </w:r>
+      <w:proofErr w:type="spellEnd"/>
     </w:p>
     <w:p>
       <w:pPr>
@@ -713,78 +2017,1407 @@
           <w:sz w:val="22"/>
           <w:szCs w:val="22"/>
         </w:rPr>
-        <w:t>The Decreasing Universe (D.U.) theory proposes that the gravitational field induces a continuous spatial contraction, predicting that</w:t>
-      </w:r>
-      <w:r>
-        <w:rPr>
-          <w:sz w:val="22"/>
-          <w:szCs w:val="22"/>
-        </w:rPr>
-        <w:t xml:space="preserve"> </w:t>
-      </w:r>
-      <w:r>
-        <w:rPr>
-          <w:sz w:val="22"/>
-          <w:szCs w:val="22"/>
-        </w:rPr>
-        <w:t>more massive galaxies should exhibit a smaller redshift at the same distance [1]. The main obstacle to testing this prediction is the noise</w:t>
-      </w:r>
-      <w:r>
-        <w:rPr>
-          <w:sz w:val="22"/>
-          <w:szCs w:val="22"/>
-        </w:rPr>
-        <w:t xml:space="preserve"> </w:t>
-      </w:r>
-      <w:r>
-        <w:rPr>
-          <w:sz w:val="22"/>
-          <w:szCs w:val="22"/>
-        </w:rPr>
-        <w:t>introduced by the galaxies' peculiar velocities. This study applies a rigorous methodology to isolate the effect of mass by analyzing the</w:t>
-      </w:r>
-      <w:r>
-        <w:rPr>
-          <w:sz w:val="22"/>
-          <w:szCs w:val="22"/>
-        </w:rPr>
-        <w:t xml:space="preserve"> </w:t>
-      </w:r>
-      <w:r>
-        <w:rPr>
-          <w:sz w:val="22"/>
-          <w:szCs w:val="22"/>
-        </w:rPr>
-        <w:t>correlation between stellar mass and redshift in galaxy subgroups with controlled distance, age, and radial velocity. The results show that,</w:t>
-      </w:r>
-      <w:r>
-        <w:rPr>
-          <w:sz w:val="22"/>
-          <w:szCs w:val="22"/>
-        </w:rPr>
-        <w:t xml:space="preserve"> </w:t>
-      </w:r>
-      <w:r>
-        <w:rPr>
-          <w:sz w:val="22"/>
-          <w:szCs w:val="22"/>
-        </w:rPr>
-        <w:t>by minimizing dynamical noise, the negative correlation predicted by the D.U. theory emerges in specific subsamples, suggesting that the</w:t>
-      </w:r>
-      <w:r>
-        <w:rPr>
-          <w:sz w:val="22"/>
-          <w:szCs w:val="22"/>
-        </w:rPr>
-        <w:t xml:space="preserve"> </w:t>
-      </w:r>
-      <w:r>
-        <w:rPr>
-          <w:sz w:val="22"/>
-          <w:szCs w:val="22"/>
-        </w:rPr>
-        <w:t>intrinsic gravitational effect may be detectable</w:t>
-      </w:r>
+        <w:t xml:space="preserve">The </w:t>
+      </w:r>
+      <w:proofErr w:type="spellStart"/>
+      <w:r>
+        <w:rPr>
+          <w:sz w:val="22"/>
+          <w:szCs w:val="22"/>
+        </w:rPr>
+        <w:t>Decreasing</w:t>
+      </w:r>
+      <w:proofErr w:type="spellEnd"/>
+      <w:r>
+        <w:rPr>
+          <w:sz w:val="22"/>
+          <w:szCs w:val="22"/>
+        </w:rPr>
+        <w:t xml:space="preserve"> Universe (D.U.) </w:t>
+      </w:r>
+      <w:proofErr w:type="spellStart"/>
+      <w:r>
+        <w:rPr>
+          <w:sz w:val="22"/>
+          <w:szCs w:val="22"/>
+        </w:rPr>
+        <w:t>theory</w:t>
+      </w:r>
+      <w:proofErr w:type="spellEnd"/>
+      <w:r>
+        <w:rPr>
+          <w:sz w:val="22"/>
+          <w:szCs w:val="22"/>
+        </w:rPr>
+        <w:t xml:space="preserve"> </w:t>
+      </w:r>
+      <w:proofErr w:type="spellStart"/>
+      <w:r>
+        <w:rPr>
+          <w:sz w:val="22"/>
+          <w:szCs w:val="22"/>
+        </w:rPr>
+        <w:t>proposes</w:t>
+      </w:r>
+      <w:proofErr w:type="spellEnd"/>
+      <w:r>
+        <w:rPr>
+          <w:sz w:val="22"/>
+          <w:szCs w:val="22"/>
+        </w:rPr>
+        <w:t xml:space="preserve"> </w:t>
+      </w:r>
+      <w:proofErr w:type="spellStart"/>
+      <w:r>
+        <w:rPr>
+          <w:sz w:val="22"/>
+          <w:szCs w:val="22"/>
+        </w:rPr>
+        <w:t>that</w:t>
+      </w:r>
+      <w:proofErr w:type="spellEnd"/>
+      <w:r>
+        <w:rPr>
+          <w:sz w:val="22"/>
+          <w:szCs w:val="22"/>
+        </w:rPr>
+        <w:t xml:space="preserve"> </w:t>
+      </w:r>
+      <w:proofErr w:type="spellStart"/>
+      <w:r>
+        <w:rPr>
+          <w:sz w:val="22"/>
+          <w:szCs w:val="22"/>
+        </w:rPr>
+        <w:t>the</w:t>
+      </w:r>
+      <w:proofErr w:type="spellEnd"/>
+      <w:r>
+        <w:rPr>
+          <w:sz w:val="22"/>
+          <w:szCs w:val="22"/>
+        </w:rPr>
+        <w:t xml:space="preserve"> </w:t>
+      </w:r>
+      <w:proofErr w:type="spellStart"/>
+      <w:r>
+        <w:rPr>
+          <w:sz w:val="22"/>
+          <w:szCs w:val="22"/>
+        </w:rPr>
+        <w:t>gravitational</w:t>
+      </w:r>
+      <w:proofErr w:type="spellEnd"/>
+      <w:r>
+        <w:rPr>
+          <w:sz w:val="22"/>
+          <w:szCs w:val="22"/>
+        </w:rPr>
+        <w:t xml:space="preserve"> </w:t>
+      </w:r>
+      <w:proofErr w:type="spellStart"/>
+      <w:r>
+        <w:rPr>
+          <w:sz w:val="22"/>
+          <w:szCs w:val="22"/>
+        </w:rPr>
+        <w:t>field</w:t>
+      </w:r>
+      <w:proofErr w:type="spellEnd"/>
+      <w:r>
+        <w:rPr>
+          <w:sz w:val="22"/>
+          <w:szCs w:val="22"/>
+        </w:rPr>
+        <w:t xml:space="preserve"> </w:t>
+      </w:r>
+      <w:proofErr w:type="spellStart"/>
+      <w:r>
+        <w:rPr>
+          <w:sz w:val="22"/>
+          <w:szCs w:val="22"/>
+        </w:rPr>
+        <w:t>induces</w:t>
+      </w:r>
+      <w:proofErr w:type="spellEnd"/>
+      <w:r>
+        <w:rPr>
+          <w:sz w:val="22"/>
+          <w:szCs w:val="22"/>
+        </w:rPr>
+        <w:t xml:space="preserve"> a </w:t>
+      </w:r>
+      <w:proofErr w:type="spellStart"/>
+      <w:r>
+        <w:rPr>
+          <w:sz w:val="22"/>
+          <w:szCs w:val="22"/>
+        </w:rPr>
+        <w:t>continuous</w:t>
+      </w:r>
+      <w:proofErr w:type="spellEnd"/>
+      <w:r>
+        <w:rPr>
+          <w:sz w:val="22"/>
+          <w:szCs w:val="22"/>
+        </w:rPr>
+        <w:t xml:space="preserve"> </w:t>
+      </w:r>
+      <w:proofErr w:type="spellStart"/>
+      <w:r>
+        <w:rPr>
+          <w:sz w:val="22"/>
+          <w:szCs w:val="22"/>
+        </w:rPr>
+        <w:t>spatial</w:t>
+      </w:r>
+      <w:proofErr w:type="spellEnd"/>
+      <w:r>
+        <w:rPr>
+          <w:sz w:val="22"/>
+          <w:szCs w:val="22"/>
+        </w:rPr>
+        <w:t xml:space="preserve"> </w:t>
+      </w:r>
+      <w:proofErr w:type="spellStart"/>
+      <w:r>
+        <w:rPr>
+          <w:sz w:val="22"/>
+          <w:szCs w:val="22"/>
+        </w:rPr>
+        <w:t>contraction</w:t>
+      </w:r>
+      <w:proofErr w:type="spellEnd"/>
+      <w:r>
+        <w:rPr>
+          <w:sz w:val="22"/>
+          <w:szCs w:val="22"/>
+        </w:rPr>
+        <w:t xml:space="preserve">, </w:t>
+      </w:r>
+      <w:proofErr w:type="spellStart"/>
+      <w:r>
+        <w:rPr>
+          <w:sz w:val="22"/>
+          <w:szCs w:val="22"/>
+        </w:rPr>
+        <w:t>predicting</w:t>
+      </w:r>
+      <w:proofErr w:type="spellEnd"/>
+      <w:r>
+        <w:rPr>
+          <w:sz w:val="22"/>
+          <w:szCs w:val="22"/>
+        </w:rPr>
+        <w:t xml:space="preserve"> </w:t>
+      </w:r>
+      <w:proofErr w:type="spellStart"/>
+      <w:r>
+        <w:rPr>
+          <w:sz w:val="22"/>
+          <w:szCs w:val="22"/>
+        </w:rPr>
+        <w:t>that</w:t>
+      </w:r>
+      <w:proofErr w:type="spellEnd"/>
+      <w:r>
+        <w:rPr>
+          <w:sz w:val="22"/>
+          <w:szCs w:val="22"/>
+        </w:rPr>
+        <w:t xml:space="preserve"> </w:t>
+      </w:r>
+      <w:r>
+        <w:rPr>
+          <w:sz w:val="22"/>
+          <w:szCs w:val="22"/>
+        </w:rPr>
+        <w:t xml:space="preserve">more </w:t>
+      </w:r>
+      <w:proofErr w:type="spellStart"/>
+      <w:r>
+        <w:rPr>
+          <w:sz w:val="22"/>
+          <w:szCs w:val="22"/>
+        </w:rPr>
+        <w:t>massive</w:t>
+      </w:r>
+      <w:proofErr w:type="spellEnd"/>
+      <w:r>
+        <w:rPr>
+          <w:sz w:val="22"/>
+          <w:szCs w:val="22"/>
+        </w:rPr>
+        <w:t xml:space="preserve"> </w:t>
+      </w:r>
+      <w:proofErr w:type="spellStart"/>
+      <w:r>
+        <w:rPr>
+          <w:sz w:val="22"/>
+          <w:szCs w:val="22"/>
+        </w:rPr>
+        <w:t>galaxies</w:t>
+      </w:r>
+      <w:proofErr w:type="spellEnd"/>
+      <w:r>
+        <w:rPr>
+          <w:sz w:val="22"/>
+          <w:szCs w:val="22"/>
+        </w:rPr>
+        <w:t xml:space="preserve"> </w:t>
+      </w:r>
+      <w:proofErr w:type="spellStart"/>
+      <w:r>
+        <w:rPr>
+          <w:sz w:val="22"/>
+          <w:szCs w:val="22"/>
+        </w:rPr>
+        <w:t>should</w:t>
+      </w:r>
+      <w:proofErr w:type="spellEnd"/>
+      <w:r>
+        <w:rPr>
+          <w:sz w:val="22"/>
+          <w:szCs w:val="22"/>
+        </w:rPr>
+        <w:t xml:space="preserve"> </w:t>
+      </w:r>
+      <w:proofErr w:type="spellStart"/>
+      <w:r>
+        <w:rPr>
+          <w:sz w:val="22"/>
+          <w:szCs w:val="22"/>
+        </w:rPr>
+        <w:t>exhibit</w:t>
+      </w:r>
+      <w:proofErr w:type="spellEnd"/>
+      <w:r>
+        <w:rPr>
+          <w:sz w:val="22"/>
+          <w:szCs w:val="22"/>
+        </w:rPr>
+        <w:t xml:space="preserve"> a </w:t>
+      </w:r>
+      <w:proofErr w:type="spellStart"/>
+      <w:r>
+        <w:rPr>
+          <w:sz w:val="22"/>
+          <w:szCs w:val="22"/>
+        </w:rPr>
+        <w:t>smaller</w:t>
+      </w:r>
+      <w:proofErr w:type="spellEnd"/>
+      <w:r>
+        <w:rPr>
+          <w:sz w:val="22"/>
+          <w:szCs w:val="22"/>
+        </w:rPr>
+        <w:t xml:space="preserve"> </w:t>
+      </w:r>
+      <w:proofErr w:type="spellStart"/>
+      <w:r>
+        <w:rPr>
+          <w:sz w:val="22"/>
+          <w:szCs w:val="22"/>
+        </w:rPr>
+        <w:t>redshift</w:t>
+      </w:r>
+      <w:proofErr w:type="spellEnd"/>
+      <w:r>
+        <w:rPr>
+          <w:sz w:val="22"/>
+          <w:szCs w:val="22"/>
+        </w:rPr>
+        <w:t xml:space="preserve"> </w:t>
+      </w:r>
+      <w:proofErr w:type="spellStart"/>
+      <w:r>
+        <w:rPr>
+          <w:sz w:val="22"/>
+          <w:szCs w:val="22"/>
+        </w:rPr>
+        <w:t>at</w:t>
+      </w:r>
+      <w:proofErr w:type="spellEnd"/>
+      <w:r>
+        <w:rPr>
+          <w:sz w:val="22"/>
+          <w:szCs w:val="22"/>
+        </w:rPr>
+        <w:t xml:space="preserve"> </w:t>
+      </w:r>
+      <w:proofErr w:type="spellStart"/>
+      <w:r>
+        <w:rPr>
+          <w:sz w:val="22"/>
+          <w:szCs w:val="22"/>
+        </w:rPr>
+        <w:t>the</w:t>
+      </w:r>
+      <w:proofErr w:type="spellEnd"/>
+      <w:r>
+        <w:rPr>
+          <w:sz w:val="22"/>
+          <w:szCs w:val="22"/>
+        </w:rPr>
+        <w:t xml:space="preserve"> </w:t>
+      </w:r>
+      <w:proofErr w:type="spellStart"/>
+      <w:r>
+        <w:rPr>
+          <w:sz w:val="22"/>
+          <w:szCs w:val="22"/>
+        </w:rPr>
+        <w:t>same</w:t>
+      </w:r>
+      <w:proofErr w:type="spellEnd"/>
+      <w:r>
+        <w:rPr>
+          <w:sz w:val="22"/>
+          <w:szCs w:val="22"/>
+        </w:rPr>
+        <w:t xml:space="preserve"> </w:t>
+      </w:r>
+      <w:proofErr w:type="spellStart"/>
+      <w:r>
+        <w:rPr>
+          <w:sz w:val="22"/>
+          <w:szCs w:val="22"/>
+        </w:rPr>
+        <w:t>distance</w:t>
+      </w:r>
+      <w:proofErr w:type="spellEnd"/>
+      <w:r>
+        <w:rPr>
+          <w:sz w:val="22"/>
+          <w:szCs w:val="22"/>
+        </w:rPr>
+        <w:t xml:space="preserve"> [1]. The </w:t>
+      </w:r>
+      <w:proofErr w:type="spellStart"/>
+      <w:r>
+        <w:rPr>
+          <w:sz w:val="22"/>
+          <w:szCs w:val="22"/>
+        </w:rPr>
+        <w:t>main</w:t>
+      </w:r>
+      <w:proofErr w:type="spellEnd"/>
+      <w:r>
+        <w:rPr>
+          <w:sz w:val="22"/>
+          <w:szCs w:val="22"/>
+        </w:rPr>
+        <w:t xml:space="preserve"> </w:t>
+      </w:r>
+      <w:proofErr w:type="spellStart"/>
+      <w:r>
+        <w:rPr>
+          <w:sz w:val="22"/>
+          <w:szCs w:val="22"/>
+        </w:rPr>
+        <w:t>obstacle</w:t>
+      </w:r>
+      <w:proofErr w:type="spellEnd"/>
+      <w:r>
+        <w:rPr>
+          <w:sz w:val="22"/>
+          <w:szCs w:val="22"/>
+        </w:rPr>
+        <w:t xml:space="preserve"> </w:t>
+      </w:r>
+      <w:proofErr w:type="spellStart"/>
+      <w:r>
+        <w:rPr>
+          <w:sz w:val="22"/>
+          <w:szCs w:val="22"/>
+        </w:rPr>
+        <w:t>to</w:t>
+      </w:r>
+      <w:proofErr w:type="spellEnd"/>
+      <w:r>
+        <w:rPr>
+          <w:sz w:val="22"/>
+          <w:szCs w:val="22"/>
+        </w:rPr>
+        <w:t xml:space="preserve"> </w:t>
+      </w:r>
+      <w:proofErr w:type="spellStart"/>
+      <w:r>
+        <w:rPr>
+          <w:sz w:val="22"/>
+          <w:szCs w:val="22"/>
+        </w:rPr>
+        <w:t>testing</w:t>
+      </w:r>
+      <w:proofErr w:type="spellEnd"/>
+      <w:r>
+        <w:rPr>
+          <w:sz w:val="22"/>
+          <w:szCs w:val="22"/>
+        </w:rPr>
+        <w:t xml:space="preserve"> </w:t>
+      </w:r>
+      <w:proofErr w:type="spellStart"/>
+      <w:r>
+        <w:rPr>
+          <w:sz w:val="22"/>
+          <w:szCs w:val="22"/>
+        </w:rPr>
+        <w:t>this</w:t>
+      </w:r>
+      <w:proofErr w:type="spellEnd"/>
+      <w:r>
+        <w:rPr>
+          <w:sz w:val="22"/>
+          <w:szCs w:val="22"/>
+        </w:rPr>
+        <w:t xml:space="preserve"> </w:t>
+      </w:r>
+      <w:proofErr w:type="spellStart"/>
+      <w:r>
+        <w:rPr>
+          <w:sz w:val="22"/>
+          <w:szCs w:val="22"/>
+        </w:rPr>
+        <w:t>prediction</w:t>
+      </w:r>
+      <w:proofErr w:type="spellEnd"/>
+      <w:r>
+        <w:rPr>
+          <w:sz w:val="22"/>
+          <w:szCs w:val="22"/>
+        </w:rPr>
+        <w:t xml:space="preserve"> </w:t>
+      </w:r>
+      <w:proofErr w:type="spellStart"/>
+      <w:r>
+        <w:rPr>
+          <w:sz w:val="22"/>
+          <w:szCs w:val="22"/>
+        </w:rPr>
+        <w:t>is</w:t>
+      </w:r>
+      <w:proofErr w:type="spellEnd"/>
+      <w:r>
+        <w:rPr>
+          <w:sz w:val="22"/>
+          <w:szCs w:val="22"/>
+        </w:rPr>
+        <w:t xml:space="preserve"> </w:t>
+      </w:r>
+      <w:proofErr w:type="spellStart"/>
+      <w:r>
+        <w:rPr>
+          <w:sz w:val="22"/>
+          <w:szCs w:val="22"/>
+        </w:rPr>
+        <w:t>the</w:t>
+      </w:r>
+      <w:proofErr w:type="spellEnd"/>
+      <w:r>
+        <w:rPr>
+          <w:sz w:val="22"/>
+          <w:szCs w:val="22"/>
+        </w:rPr>
+        <w:t xml:space="preserve"> </w:t>
+      </w:r>
+      <w:proofErr w:type="spellStart"/>
+      <w:r>
+        <w:rPr>
+          <w:sz w:val="22"/>
+          <w:szCs w:val="22"/>
+        </w:rPr>
+        <w:t>noise</w:t>
+      </w:r>
+      <w:proofErr w:type="spellEnd"/>
+      <w:r>
+        <w:rPr>
+          <w:sz w:val="22"/>
+          <w:szCs w:val="22"/>
+        </w:rPr>
+        <w:t xml:space="preserve"> </w:t>
+      </w:r>
+      <w:proofErr w:type="spellStart"/>
+      <w:r>
+        <w:rPr>
+          <w:sz w:val="22"/>
+          <w:szCs w:val="22"/>
+        </w:rPr>
+        <w:t>introduced</w:t>
+      </w:r>
+      <w:proofErr w:type="spellEnd"/>
+      <w:r>
+        <w:rPr>
+          <w:sz w:val="22"/>
+          <w:szCs w:val="22"/>
+        </w:rPr>
+        <w:t xml:space="preserve"> </w:t>
+      </w:r>
+      <w:proofErr w:type="spellStart"/>
+      <w:r>
+        <w:rPr>
+          <w:sz w:val="22"/>
+          <w:szCs w:val="22"/>
+        </w:rPr>
+        <w:t>by</w:t>
+      </w:r>
+      <w:proofErr w:type="spellEnd"/>
+      <w:r>
+        <w:rPr>
+          <w:sz w:val="22"/>
+          <w:szCs w:val="22"/>
+        </w:rPr>
+        <w:t xml:space="preserve"> </w:t>
+      </w:r>
+      <w:proofErr w:type="spellStart"/>
+      <w:r>
+        <w:rPr>
+          <w:sz w:val="22"/>
+          <w:szCs w:val="22"/>
+        </w:rPr>
+        <w:t>the</w:t>
+      </w:r>
+      <w:proofErr w:type="spellEnd"/>
+      <w:r>
+        <w:rPr>
+          <w:sz w:val="22"/>
+          <w:szCs w:val="22"/>
+        </w:rPr>
+        <w:t xml:space="preserve"> </w:t>
+      </w:r>
+      <w:proofErr w:type="spellStart"/>
+      <w:r>
+        <w:rPr>
+          <w:sz w:val="22"/>
+          <w:szCs w:val="22"/>
+        </w:rPr>
+        <w:t>galaxies</w:t>
+      </w:r>
+      <w:proofErr w:type="spellEnd"/>
+      <w:r>
+        <w:rPr>
+          <w:sz w:val="22"/>
+          <w:szCs w:val="22"/>
+        </w:rPr>
+        <w:t xml:space="preserve">' peculiar </w:t>
+      </w:r>
+      <w:proofErr w:type="spellStart"/>
+      <w:r>
+        <w:rPr>
+          <w:sz w:val="22"/>
+          <w:szCs w:val="22"/>
+        </w:rPr>
+        <w:t>velocities</w:t>
+      </w:r>
+      <w:proofErr w:type="spellEnd"/>
+      <w:r>
+        <w:rPr>
+          <w:sz w:val="22"/>
+          <w:szCs w:val="22"/>
+        </w:rPr>
+        <w:t xml:space="preserve">. </w:t>
+      </w:r>
+      <w:proofErr w:type="spellStart"/>
+      <w:r>
+        <w:rPr>
+          <w:sz w:val="22"/>
+          <w:szCs w:val="22"/>
+        </w:rPr>
+        <w:t>This</w:t>
+      </w:r>
+      <w:proofErr w:type="spellEnd"/>
+      <w:r>
+        <w:rPr>
+          <w:sz w:val="22"/>
+          <w:szCs w:val="22"/>
+        </w:rPr>
+        <w:t xml:space="preserve"> </w:t>
+      </w:r>
+      <w:proofErr w:type="spellStart"/>
+      <w:r>
+        <w:rPr>
+          <w:sz w:val="22"/>
+          <w:szCs w:val="22"/>
+        </w:rPr>
+        <w:t>study</w:t>
+      </w:r>
+      <w:proofErr w:type="spellEnd"/>
+      <w:r>
+        <w:rPr>
+          <w:sz w:val="22"/>
+          <w:szCs w:val="22"/>
+        </w:rPr>
+        <w:t xml:space="preserve"> </w:t>
+      </w:r>
+      <w:proofErr w:type="spellStart"/>
+      <w:r>
+        <w:rPr>
+          <w:sz w:val="22"/>
+          <w:szCs w:val="22"/>
+        </w:rPr>
+        <w:t>applies</w:t>
+      </w:r>
+      <w:proofErr w:type="spellEnd"/>
+      <w:r>
+        <w:rPr>
+          <w:sz w:val="22"/>
+          <w:szCs w:val="22"/>
+        </w:rPr>
+        <w:t xml:space="preserve"> a </w:t>
+      </w:r>
+      <w:proofErr w:type="spellStart"/>
+      <w:r>
+        <w:rPr>
+          <w:sz w:val="22"/>
+          <w:szCs w:val="22"/>
+        </w:rPr>
+        <w:t>rigorous</w:t>
+      </w:r>
+      <w:proofErr w:type="spellEnd"/>
+      <w:r>
+        <w:rPr>
+          <w:sz w:val="22"/>
+          <w:szCs w:val="22"/>
+        </w:rPr>
+        <w:t xml:space="preserve"> </w:t>
+      </w:r>
+      <w:proofErr w:type="spellStart"/>
+      <w:r>
+        <w:rPr>
+          <w:sz w:val="22"/>
+          <w:szCs w:val="22"/>
+        </w:rPr>
+        <w:t>methodology</w:t>
+      </w:r>
+      <w:proofErr w:type="spellEnd"/>
+      <w:r>
+        <w:rPr>
+          <w:sz w:val="22"/>
+          <w:szCs w:val="22"/>
+        </w:rPr>
+        <w:t xml:space="preserve"> </w:t>
+      </w:r>
+      <w:proofErr w:type="spellStart"/>
+      <w:r>
+        <w:rPr>
+          <w:sz w:val="22"/>
+          <w:szCs w:val="22"/>
+        </w:rPr>
+        <w:t>to</w:t>
+      </w:r>
+      <w:proofErr w:type="spellEnd"/>
+      <w:r>
+        <w:rPr>
+          <w:sz w:val="22"/>
+          <w:szCs w:val="22"/>
+        </w:rPr>
+        <w:t xml:space="preserve"> </w:t>
+      </w:r>
+      <w:proofErr w:type="spellStart"/>
+      <w:r>
+        <w:rPr>
+          <w:sz w:val="22"/>
+          <w:szCs w:val="22"/>
+        </w:rPr>
+        <w:t>isolate</w:t>
+      </w:r>
+      <w:proofErr w:type="spellEnd"/>
+      <w:r>
+        <w:rPr>
+          <w:sz w:val="22"/>
+          <w:szCs w:val="22"/>
+        </w:rPr>
+        <w:t xml:space="preserve"> </w:t>
+      </w:r>
+      <w:proofErr w:type="spellStart"/>
+      <w:r>
+        <w:rPr>
+          <w:sz w:val="22"/>
+          <w:szCs w:val="22"/>
+        </w:rPr>
+        <w:t>the</w:t>
+      </w:r>
+      <w:proofErr w:type="spellEnd"/>
+      <w:r>
+        <w:rPr>
+          <w:sz w:val="22"/>
+          <w:szCs w:val="22"/>
+        </w:rPr>
+        <w:t xml:space="preserve"> </w:t>
+      </w:r>
+      <w:proofErr w:type="spellStart"/>
+      <w:r>
+        <w:rPr>
+          <w:sz w:val="22"/>
+          <w:szCs w:val="22"/>
+        </w:rPr>
+        <w:t>effect</w:t>
+      </w:r>
+      <w:proofErr w:type="spellEnd"/>
+      <w:r>
+        <w:rPr>
+          <w:sz w:val="22"/>
+          <w:szCs w:val="22"/>
+        </w:rPr>
+        <w:t xml:space="preserve"> </w:t>
+      </w:r>
+      <w:proofErr w:type="spellStart"/>
+      <w:r>
+        <w:rPr>
+          <w:sz w:val="22"/>
+          <w:szCs w:val="22"/>
+        </w:rPr>
+        <w:t>of</w:t>
+      </w:r>
+      <w:proofErr w:type="spellEnd"/>
+      <w:r>
+        <w:rPr>
+          <w:sz w:val="22"/>
+          <w:szCs w:val="22"/>
+        </w:rPr>
+        <w:t xml:space="preserve"> </w:t>
+      </w:r>
+      <w:proofErr w:type="spellStart"/>
+      <w:r>
+        <w:rPr>
+          <w:sz w:val="22"/>
+          <w:szCs w:val="22"/>
+        </w:rPr>
+        <w:t>mass</w:t>
+      </w:r>
+      <w:proofErr w:type="spellEnd"/>
+      <w:r>
+        <w:rPr>
+          <w:sz w:val="22"/>
+          <w:szCs w:val="22"/>
+        </w:rPr>
+        <w:t xml:space="preserve"> </w:t>
+      </w:r>
+      <w:proofErr w:type="spellStart"/>
+      <w:r>
+        <w:rPr>
+          <w:sz w:val="22"/>
+          <w:szCs w:val="22"/>
+        </w:rPr>
+        <w:t>by</w:t>
+      </w:r>
+      <w:proofErr w:type="spellEnd"/>
+      <w:r>
+        <w:rPr>
+          <w:sz w:val="22"/>
+          <w:szCs w:val="22"/>
+        </w:rPr>
+        <w:t xml:space="preserve"> </w:t>
+      </w:r>
+      <w:proofErr w:type="spellStart"/>
+      <w:r>
+        <w:rPr>
+          <w:sz w:val="22"/>
+          <w:szCs w:val="22"/>
+        </w:rPr>
+        <w:t>analyzing</w:t>
+      </w:r>
+      <w:proofErr w:type="spellEnd"/>
+      <w:r>
+        <w:rPr>
+          <w:sz w:val="22"/>
+          <w:szCs w:val="22"/>
+        </w:rPr>
+        <w:t xml:space="preserve"> </w:t>
+      </w:r>
+      <w:proofErr w:type="spellStart"/>
+      <w:r>
+        <w:rPr>
+          <w:sz w:val="22"/>
+          <w:szCs w:val="22"/>
+        </w:rPr>
+        <w:t>the</w:t>
+      </w:r>
+      <w:proofErr w:type="spellEnd"/>
+      <w:r>
+        <w:rPr>
+          <w:sz w:val="22"/>
+          <w:szCs w:val="22"/>
+        </w:rPr>
+        <w:t xml:space="preserve"> </w:t>
+      </w:r>
+      <w:proofErr w:type="spellStart"/>
+      <w:r>
+        <w:rPr>
+          <w:sz w:val="22"/>
+          <w:szCs w:val="22"/>
+        </w:rPr>
+        <w:t>correlation</w:t>
+      </w:r>
+      <w:proofErr w:type="spellEnd"/>
+      <w:r>
+        <w:rPr>
+          <w:sz w:val="22"/>
+          <w:szCs w:val="22"/>
+        </w:rPr>
+        <w:t xml:space="preserve"> </w:t>
+      </w:r>
+      <w:proofErr w:type="spellStart"/>
+      <w:r>
+        <w:rPr>
+          <w:sz w:val="22"/>
+          <w:szCs w:val="22"/>
+        </w:rPr>
+        <w:t>between</w:t>
+      </w:r>
+      <w:proofErr w:type="spellEnd"/>
+      <w:r>
+        <w:rPr>
+          <w:sz w:val="22"/>
+          <w:szCs w:val="22"/>
+        </w:rPr>
+        <w:t xml:space="preserve"> </w:t>
+      </w:r>
+      <w:proofErr w:type="spellStart"/>
+      <w:r>
+        <w:rPr>
+          <w:sz w:val="22"/>
+          <w:szCs w:val="22"/>
+        </w:rPr>
+        <w:t>stellar</w:t>
+      </w:r>
+      <w:proofErr w:type="spellEnd"/>
+      <w:r>
+        <w:rPr>
+          <w:sz w:val="22"/>
+          <w:szCs w:val="22"/>
+        </w:rPr>
+        <w:t xml:space="preserve"> </w:t>
+      </w:r>
+      <w:proofErr w:type="spellStart"/>
+      <w:r>
+        <w:rPr>
+          <w:sz w:val="22"/>
+          <w:szCs w:val="22"/>
+        </w:rPr>
+        <w:t>mass</w:t>
+      </w:r>
+      <w:proofErr w:type="spellEnd"/>
+      <w:r>
+        <w:rPr>
+          <w:sz w:val="22"/>
+          <w:szCs w:val="22"/>
+        </w:rPr>
+        <w:t xml:space="preserve"> </w:t>
+      </w:r>
+      <w:proofErr w:type="spellStart"/>
+      <w:r>
+        <w:rPr>
+          <w:sz w:val="22"/>
+          <w:szCs w:val="22"/>
+        </w:rPr>
+        <w:t>and</w:t>
+      </w:r>
+      <w:proofErr w:type="spellEnd"/>
+      <w:r>
+        <w:rPr>
+          <w:sz w:val="22"/>
+          <w:szCs w:val="22"/>
+        </w:rPr>
+        <w:t xml:space="preserve"> </w:t>
+      </w:r>
+      <w:proofErr w:type="spellStart"/>
+      <w:r>
+        <w:rPr>
+          <w:sz w:val="22"/>
+          <w:szCs w:val="22"/>
+        </w:rPr>
+        <w:t>redshift</w:t>
+      </w:r>
+      <w:proofErr w:type="spellEnd"/>
+      <w:r>
+        <w:rPr>
+          <w:sz w:val="22"/>
+          <w:szCs w:val="22"/>
+        </w:rPr>
+        <w:t xml:space="preserve"> in </w:t>
+      </w:r>
+      <w:proofErr w:type="spellStart"/>
+      <w:r>
+        <w:rPr>
+          <w:sz w:val="22"/>
+          <w:szCs w:val="22"/>
+        </w:rPr>
+        <w:t>galaxy</w:t>
+      </w:r>
+      <w:proofErr w:type="spellEnd"/>
+      <w:r>
+        <w:rPr>
+          <w:sz w:val="22"/>
+          <w:szCs w:val="22"/>
+        </w:rPr>
+        <w:t xml:space="preserve"> </w:t>
+      </w:r>
+      <w:proofErr w:type="spellStart"/>
+      <w:r>
+        <w:rPr>
+          <w:sz w:val="22"/>
+          <w:szCs w:val="22"/>
+        </w:rPr>
+        <w:t>subgroups</w:t>
+      </w:r>
+      <w:proofErr w:type="spellEnd"/>
+      <w:r>
+        <w:rPr>
+          <w:sz w:val="22"/>
+          <w:szCs w:val="22"/>
+        </w:rPr>
+        <w:t xml:space="preserve"> </w:t>
+      </w:r>
+      <w:proofErr w:type="spellStart"/>
+      <w:r>
+        <w:rPr>
+          <w:sz w:val="22"/>
+          <w:szCs w:val="22"/>
+        </w:rPr>
+        <w:t>with</w:t>
+      </w:r>
+      <w:proofErr w:type="spellEnd"/>
+      <w:r>
+        <w:rPr>
+          <w:sz w:val="22"/>
+          <w:szCs w:val="22"/>
+        </w:rPr>
+        <w:t xml:space="preserve"> </w:t>
+      </w:r>
+      <w:proofErr w:type="spellStart"/>
+      <w:r>
+        <w:rPr>
+          <w:sz w:val="22"/>
+          <w:szCs w:val="22"/>
+        </w:rPr>
+        <w:t>controlled</w:t>
+      </w:r>
+      <w:proofErr w:type="spellEnd"/>
+      <w:r>
+        <w:rPr>
+          <w:sz w:val="22"/>
+          <w:szCs w:val="22"/>
+        </w:rPr>
+        <w:t xml:space="preserve"> </w:t>
+      </w:r>
+      <w:proofErr w:type="spellStart"/>
+      <w:r>
+        <w:rPr>
+          <w:sz w:val="22"/>
+          <w:szCs w:val="22"/>
+        </w:rPr>
+        <w:t>distance</w:t>
+      </w:r>
+      <w:proofErr w:type="spellEnd"/>
+      <w:r>
+        <w:rPr>
+          <w:sz w:val="22"/>
+          <w:szCs w:val="22"/>
+        </w:rPr>
+        <w:t xml:space="preserve">, age, </w:t>
+      </w:r>
+      <w:proofErr w:type="spellStart"/>
+      <w:r>
+        <w:rPr>
+          <w:sz w:val="22"/>
+          <w:szCs w:val="22"/>
+        </w:rPr>
+        <w:t>and</w:t>
+      </w:r>
+      <w:proofErr w:type="spellEnd"/>
+      <w:r>
+        <w:rPr>
+          <w:sz w:val="22"/>
+          <w:szCs w:val="22"/>
+        </w:rPr>
+        <w:t xml:space="preserve"> radial </w:t>
+      </w:r>
+      <w:proofErr w:type="spellStart"/>
+      <w:r>
+        <w:rPr>
+          <w:sz w:val="22"/>
+          <w:szCs w:val="22"/>
+        </w:rPr>
+        <w:t>velocity</w:t>
+      </w:r>
+      <w:proofErr w:type="spellEnd"/>
+      <w:r>
+        <w:rPr>
+          <w:sz w:val="22"/>
+          <w:szCs w:val="22"/>
+        </w:rPr>
+        <w:t xml:space="preserve">. The </w:t>
+      </w:r>
+      <w:proofErr w:type="spellStart"/>
+      <w:r>
+        <w:rPr>
+          <w:sz w:val="22"/>
+          <w:szCs w:val="22"/>
+        </w:rPr>
+        <w:t>results</w:t>
+      </w:r>
+      <w:proofErr w:type="spellEnd"/>
+      <w:r>
+        <w:rPr>
+          <w:sz w:val="22"/>
+          <w:szCs w:val="22"/>
+        </w:rPr>
+        <w:t xml:space="preserve"> show </w:t>
+      </w:r>
+      <w:proofErr w:type="spellStart"/>
+      <w:r>
+        <w:rPr>
+          <w:sz w:val="22"/>
+          <w:szCs w:val="22"/>
+        </w:rPr>
+        <w:t>that</w:t>
+      </w:r>
+      <w:proofErr w:type="spellEnd"/>
+      <w:r>
+        <w:rPr>
+          <w:sz w:val="22"/>
+          <w:szCs w:val="22"/>
+        </w:rPr>
+        <w:t>,</w:t>
+      </w:r>
+      <w:r>
+        <w:rPr>
+          <w:sz w:val="22"/>
+          <w:szCs w:val="22"/>
+        </w:rPr>
+        <w:t xml:space="preserve"> </w:t>
+      </w:r>
+      <w:proofErr w:type="spellStart"/>
+      <w:r>
+        <w:rPr>
+          <w:sz w:val="22"/>
+          <w:szCs w:val="22"/>
+        </w:rPr>
+        <w:t>by</w:t>
+      </w:r>
+      <w:proofErr w:type="spellEnd"/>
+      <w:r>
+        <w:rPr>
+          <w:sz w:val="22"/>
+          <w:szCs w:val="22"/>
+        </w:rPr>
+        <w:t xml:space="preserve"> </w:t>
+      </w:r>
+      <w:proofErr w:type="spellStart"/>
+      <w:r>
+        <w:rPr>
+          <w:sz w:val="22"/>
+          <w:szCs w:val="22"/>
+        </w:rPr>
+        <w:t>minimizing</w:t>
+      </w:r>
+      <w:proofErr w:type="spellEnd"/>
+      <w:r>
+        <w:rPr>
+          <w:sz w:val="22"/>
+          <w:szCs w:val="22"/>
+        </w:rPr>
+        <w:t xml:space="preserve"> </w:t>
+      </w:r>
+      <w:proofErr w:type="spellStart"/>
+      <w:r>
+        <w:rPr>
+          <w:sz w:val="22"/>
+          <w:szCs w:val="22"/>
+        </w:rPr>
+        <w:t>dynamical</w:t>
+      </w:r>
+      <w:proofErr w:type="spellEnd"/>
+      <w:r>
+        <w:rPr>
+          <w:sz w:val="22"/>
+          <w:szCs w:val="22"/>
+        </w:rPr>
+        <w:t xml:space="preserve"> </w:t>
+      </w:r>
+      <w:proofErr w:type="spellStart"/>
+      <w:r>
+        <w:rPr>
+          <w:sz w:val="22"/>
+          <w:szCs w:val="22"/>
+        </w:rPr>
+        <w:t>noise</w:t>
+      </w:r>
+      <w:proofErr w:type="spellEnd"/>
+      <w:r>
+        <w:rPr>
+          <w:sz w:val="22"/>
+          <w:szCs w:val="22"/>
+        </w:rPr>
+        <w:t xml:space="preserve">, </w:t>
+      </w:r>
+      <w:proofErr w:type="spellStart"/>
+      <w:r>
+        <w:rPr>
+          <w:sz w:val="22"/>
+          <w:szCs w:val="22"/>
+        </w:rPr>
+        <w:t>the</w:t>
+      </w:r>
+      <w:proofErr w:type="spellEnd"/>
+      <w:r>
+        <w:rPr>
+          <w:sz w:val="22"/>
+          <w:szCs w:val="22"/>
+        </w:rPr>
+        <w:t xml:space="preserve"> negative </w:t>
+      </w:r>
+      <w:proofErr w:type="spellStart"/>
+      <w:r>
+        <w:rPr>
+          <w:sz w:val="22"/>
+          <w:szCs w:val="22"/>
+        </w:rPr>
+        <w:t>correlation</w:t>
+      </w:r>
+      <w:proofErr w:type="spellEnd"/>
+      <w:r>
+        <w:rPr>
+          <w:sz w:val="22"/>
+          <w:szCs w:val="22"/>
+        </w:rPr>
+        <w:t xml:space="preserve"> </w:t>
+      </w:r>
+      <w:proofErr w:type="spellStart"/>
+      <w:r>
+        <w:rPr>
+          <w:sz w:val="22"/>
+          <w:szCs w:val="22"/>
+        </w:rPr>
+        <w:t>predicted</w:t>
+      </w:r>
+      <w:proofErr w:type="spellEnd"/>
+      <w:r>
+        <w:rPr>
+          <w:sz w:val="22"/>
+          <w:szCs w:val="22"/>
+        </w:rPr>
+        <w:t xml:space="preserve"> </w:t>
+      </w:r>
+      <w:proofErr w:type="spellStart"/>
+      <w:r>
+        <w:rPr>
+          <w:sz w:val="22"/>
+          <w:szCs w:val="22"/>
+        </w:rPr>
+        <w:t>by</w:t>
+      </w:r>
+      <w:proofErr w:type="spellEnd"/>
+      <w:r>
+        <w:rPr>
+          <w:sz w:val="22"/>
+          <w:szCs w:val="22"/>
+        </w:rPr>
+        <w:t xml:space="preserve"> </w:t>
+      </w:r>
+      <w:proofErr w:type="spellStart"/>
+      <w:r>
+        <w:rPr>
+          <w:sz w:val="22"/>
+          <w:szCs w:val="22"/>
+        </w:rPr>
+        <w:t>the</w:t>
+      </w:r>
+      <w:proofErr w:type="spellEnd"/>
+      <w:r>
+        <w:rPr>
+          <w:sz w:val="22"/>
+          <w:szCs w:val="22"/>
+        </w:rPr>
+        <w:t xml:space="preserve"> D.U. </w:t>
+      </w:r>
+      <w:proofErr w:type="spellStart"/>
+      <w:r>
+        <w:rPr>
+          <w:sz w:val="22"/>
+          <w:szCs w:val="22"/>
+        </w:rPr>
+        <w:t>theory</w:t>
+      </w:r>
+      <w:proofErr w:type="spellEnd"/>
+      <w:r>
+        <w:rPr>
+          <w:sz w:val="22"/>
+          <w:szCs w:val="22"/>
+        </w:rPr>
+        <w:t xml:space="preserve"> emerges in </w:t>
+      </w:r>
+      <w:proofErr w:type="spellStart"/>
+      <w:r>
+        <w:rPr>
+          <w:sz w:val="22"/>
+          <w:szCs w:val="22"/>
+        </w:rPr>
+        <w:t>specific</w:t>
+      </w:r>
+      <w:proofErr w:type="spellEnd"/>
+      <w:r>
+        <w:rPr>
+          <w:sz w:val="22"/>
+          <w:szCs w:val="22"/>
+        </w:rPr>
+        <w:t xml:space="preserve"> </w:t>
+      </w:r>
+      <w:proofErr w:type="spellStart"/>
+      <w:r>
+        <w:rPr>
+          <w:sz w:val="22"/>
+          <w:szCs w:val="22"/>
+        </w:rPr>
+        <w:t>subsamples</w:t>
+      </w:r>
+      <w:proofErr w:type="spellEnd"/>
+      <w:r>
+        <w:rPr>
+          <w:sz w:val="22"/>
+          <w:szCs w:val="22"/>
+        </w:rPr>
+        <w:t xml:space="preserve">, </w:t>
+      </w:r>
+      <w:proofErr w:type="spellStart"/>
+      <w:r>
+        <w:rPr>
+          <w:sz w:val="22"/>
+          <w:szCs w:val="22"/>
+        </w:rPr>
+        <w:t>suggesting</w:t>
+      </w:r>
+      <w:proofErr w:type="spellEnd"/>
+      <w:r>
+        <w:rPr>
+          <w:sz w:val="22"/>
+          <w:szCs w:val="22"/>
+        </w:rPr>
+        <w:t xml:space="preserve"> </w:t>
+      </w:r>
+      <w:proofErr w:type="spellStart"/>
+      <w:r>
+        <w:rPr>
+          <w:sz w:val="22"/>
+          <w:szCs w:val="22"/>
+        </w:rPr>
+        <w:t>that</w:t>
+      </w:r>
+      <w:proofErr w:type="spellEnd"/>
+      <w:r>
+        <w:rPr>
+          <w:sz w:val="22"/>
+          <w:szCs w:val="22"/>
+        </w:rPr>
+        <w:t xml:space="preserve"> </w:t>
+      </w:r>
+      <w:proofErr w:type="spellStart"/>
+      <w:r>
+        <w:rPr>
+          <w:sz w:val="22"/>
+          <w:szCs w:val="22"/>
+        </w:rPr>
+        <w:t>the</w:t>
+      </w:r>
+      <w:proofErr w:type="spellEnd"/>
+      <w:r>
+        <w:rPr>
+          <w:sz w:val="22"/>
+          <w:szCs w:val="22"/>
+        </w:rPr>
+        <w:t xml:space="preserve"> </w:t>
+      </w:r>
+      <w:proofErr w:type="spellStart"/>
+      <w:r>
+        <w:rPr>
+          <w:sz w:val="22"/>
+          <w:szCs w:val="22"/>
+        </w:rPr>
+        <w:t>intrinsic</w:t>
+      </w:r>
+      <w:proofErr w:type="spellEnd"/>
+      <w:r>
+        <w:rPr>
+          <w:sz w:val="22"/>
+          <w:szCs w:val="22"/>
+        </w:rPr>
+        <w:t xml:space="preserve"> </w:t>
+      </w:r>
+      <w:proofErr w:type="spellStart"/>
+      <w:r>
+        <w:rPr>
+          <w:sz w:val="22"/>
+          <w:szCs w:val="22"/>
+        </w:rPr>
+        <w:t>gravitational</w:t>
+      </w:r>
+      <w:proofErr w:type="spellEnd"/>
+      <w:r>
+        <w:rPr>
+          <w:sz w:val="22"/>
+          <w:szCs w:val="22"/>
+        </w:rPr>
+        <w:t xml:space="preserve"> </w:t>
+      </w:r>
+      <w:proofErr w:type="spellStart"/>
+      <w:r>
+        <w:rPr>
+          <w:sz w:val="22"/>
+          <w:szCs w:val="22"/>
+        </w:rPr>
+        <w:t>effect</w:t>
+      </w:r>
+      <w:proofErr w:type="spellEnd"/>
+      <w:r>
+        <w:rPr>
+          <w:sz w:val="22"/>
+          <w:szCs w:val="22"/>
+        </w:rPr>
+        <w:t xml:space="preserve"> </w:t>
+      </w:r>
+      <w:proofErr w:type="spellStart"/>
+      <w:r>
+        <w:rPr>
+          <w:sz w:val="22"/>
+          <w:szCs w:val="22"/>
+        </w:rPr>
+        <w:t>may</w:t>
+      </w:r>
+      <w:proofErr w:type="spellEnd"/>
+      <w:r>
+        <w:rPr>
+          <w:sz w:val="22"/>
+          <w:szCs w:val="22"/>
+        </w:rPr>
+        <w:t xml:space="preserve"> </w:t>
+      </w:r>
+      <w:proofErr w:type="spellStart"/>
+      <w:r>
+        <w:rPr>
+          <w:sz w:val="22"/>
+          <w:szCs w:val="22"/>
+        </w:rPr>
+        <w:t>be</w:t>
+      </w:r>
+      <w:proofErr w:type="spellEnd"/>
+      <w:r>
+        <w:rPr>
+          <w:sz w:val="22"/>
+          <w:szCs w:val="22"/>
+        </w:rPr>
+        <w:t xml:space="preserve"> </w:t>
+      </w:r>
+      <w:proofErr w:type="spellStart"/>
+      <w:r>
+        <w:rPr>
+          <w:sz w:val="22"/>
+          <w:szCs w:val="22"/>
+        </w:rPr>
+        <w:t>detectable</w:t>
+      </w:r>
+      <w:proofErr w:type="spellEnd"/>
       <w:r>
         <w:rPr>
           <w:sz w:val="28"/>
@@ -799,13 +3432,23 @@
         </w:rPr>
         <w:t>(</w:t>
       </w:r>
+      <w:proofErr w:type="spellStart"/>
       <w:r>
         <w:rPr>
           <w:color w:val="C00000"/>
           <w:sz w:val="28"/>
           <w:szCs w:val="28"/>
         </w:rPr>
-        <w:t>Apr/2026</w:t>
+        <w:t>Apr</w:t>
+      </w:r>
+      <w:proofErr w:type="spellEnd"/>
+      <w:r>
+        <w:rPr>
+          <w:color w:val="C00000"/>
+          <w:sz w:val="28"/>
+          <w:szCs w:val="28"/>
+        </w:rPr>
+        <w:t>/2026</w:t>
       </w:r>
       <w:r>
         <w:rPr>
@@ -816,7 +3459,7 @@
       </w:r>
     </w:p>
     <w:p>
-      <w:hyperlink r:id="rId14" w:history="1">
+      <w:hyperlink r:id="rId15" w:history="1">
         <w:r>
           <w:rPr>
             <w:rStyle w:val="Hyperlink"/>
@@ -871,45 +3514,846 @@
           <w:szCs w:val="28"/>
         </w:rPr>
         <w:lastRenderedPageBreak/>
-        <w:t>The Age of Galaxies as a Determining Factor for Redshift:</w:t>
-      </w:r>
-      <w:r>
-        <w:rPr>
-          <w:b/>
-          <w:bCs/>
-          <w:color w:val="0070C0"/>
-          <w:sz w:val="28"/>
-          <w:szCs w:val="28"/>
-        </w:rPr>
-        <w:t xml:space="preserve"> </w:t>
-      </w:r>
-      <w:r>
-        <w:rPr>
-          <w:b/>
-          <w:bCs/>
-          <w:color w:val="0070C0"/>
-          <w:sz w:val="28"/>
-          <w:szCs w:val="28"/>
-        </w:rPr>
-        <w:t>An Analysis from the Perspective of the Decreasing Universe Theory</w:t>
-      </w:r>
+        <w:t xml:space="preserve">The Age </w:t>
+      </w:r>
+      <w:proofErr w:type="spellStart"/>
+      <w:r>
+        <w:rPr>
+          <w:b/>
+          <w:bCs/>
+          <w:color w:val="0070C0"/>
+          <w:sz w:val="28"/>
+          <w:szCs w:val="28"/>
+        </w:rPr>
+        <w:t>of</w:t>
+      </w:r>
+      <w:proofErr w:type="spellEnd"/>
+      <w:r>
+        <w:rPr>
+          <w:b/>
+          <w:bCs/>
+          <w:color w:val="0070C0"/>
+          <w:sz w:val="28"/>
+          <w:szCs w:val="28"/>
+        </w:rPr>
+        <w:t xml:space="preserve"> </w:t>
+      </w:r>
+      <w:proofErr w:type="spellStart"/>
+      <w:r>
+        <w:rPr>
+          <w:b/>
+          <w:bCs/>
+          <w:color w:val="0070C0"/>
+          <w:sz w:val="28"/>
+          <w:szCs w:val="28"/>
+        </w:rPr>
+        <w:t>Galaxies</w:t>
+      </w:r>
+      <w:proofErr w:type="spellEnd"/>
+      <w:r>
+        <w:rPr>
+          <w:b/>
+          <w:bCs/>
+          <w:color w:val="0070C0"/>
+          <w:sz w:val="28"/>
+          <w:szCs w:val="28"/>
+        </w:rPr>
+        <w:t xml:space="preserve"> as a </w:t>
+      </w:r>
+      <w:proofErr w:type="spellStart"/>
+      <w:r>
+        <w:rPr>
+          <w:b/>
+          <w:bCs/>
+          <w:color w:val="0070C0"/>
+          <w:sz w:val="28"/>
+          <w:szCs w:val="28"/>
+        </w:rPr>
+        <w:t>Determining</w:t>
+      </w:r>
+      <w:proofErr w:type="spellEnd"/>
+      <w:r>
+        <w:rPr>
+          <w:b/>
+          <w:bCs/>
+          <w:color w:val="0070C0"/>
+          <w:sz w:val="28"/>
+          <w:szCs w:val="28"/>
+        </w:rPr>
+        <w:t xml:space="preserve"> Factor for </w:t>
+      </w:r>
+      <w:proofErr w:type="spellStart"/>
+      <w:r>
+        <w:rPr>
+          <w:b/>
+          <w:bCs/>
+          <w:color w:val="0070C0"/>
+          <w:sz w:val="28"/>
+          <w:szCs w:val="28"/>
+        </w:rPr>
+        <w:t>Redshift</w:t>
+      </w:r>
+      <w:proofErr w:type="spellEnd"/>
+      <w:r>
+        <w:rPr>
+          <w:b/>
+          <w:bCs/>
+          <w:color w:val="0070C0"/>
+          <w:sz w:val="28"/>
+          <w:szCs w:val="28"/>
+        </w:rPr>
+        <w:t>:</w:t>
+      </w:r>
+      <w:r>
+        <w:rPr>
+          <w:b/>
+          <w:bCs/>
+          <w:color w:val="0070C0"/>
+          <w:sz w:val="28"/>
+          <w:szCs w:val="28"/>
+        </w:rPr>
+        <w:t xml:space="preserve"> </w:t>
+      </w:r>
+      <w:proofErr w:type="spellStart"/>
+      <w:r>
+        <w:rPr>
+          <w:b/>
+          <w:bCs/>
+          <w:color w:val="0070C0"/>
+          <w:sz w:val="28"/>
+          <w:szCs w:val="28"/>
+        </w:rPr>
+        <w:t>An</w:t>
+      </w:r>
+      <w:proofErr w:type="spellEnd"/>
+      <w:r>
+        <w:rPr>
+          <w:b/>
+          <w:bCs/>
+          <w:color w:val="0070C0"/>
+          <w:sz w:val="28"/>
+          <w:szCs w:val="28"/>
+        </w:rPr>
+        <w:t xml:space="preserve"> </w:t>
+      </w:r>
+      <w:proofErr w:type="spellStart"/>
+      <w:r>
+        <w:rPr>
+          <w:b/>
+          <w:bCs/>
+          <w:color w:val="0070C0"/>
+          <w:sz w:val="28"/>
+          <w:szCs w:val="28"/>
+        </w:rPr>
+        <w:t>Analysis</w:t>
+      </w:r>
+      <w:proofErr w:type="spellEnd"/>
+      <w:r>
+        <w:rPr>
+          <w:b/>
+          <w:bCs/>
+          <w:color w:val="0070C0"/>
+          <w:sz w:val="28"/>
+          <w:szCs w:val="28"/>
+        </w:rPr>
+        <w:t xml:space="preserve"> </w:t>
+      </w:r>
+      <w:proofErr w:type="spellStart"/>
+      <w:r>
+        <w:rPr>
+          <w:b/>
+          <w:bCs/>
+          <w:color w:val="0070C0"/>
+          <w:sz w:val="28"/>
+          <w:szCs w:val="28"/>
+        </w:rPr>
+        <w:t>from</w:t>
+      </w:r>
+      <w:proofErr w:type="spellEnd"/>
+      <w:r>
+        <w:rPr>
+          <w:b/>
+          <w:bCs/>
+          <w:color w:val="0070C0"/>
+          <w:sz w:val="28"/>
+          <w:szCs w:val="28"/>
+        </w:rPr>
+        <w:t xml:space="preserve"> </w:t>
+      </w:r>
+      <w:proofErr w:type="spellStart"/>
+      <w:r>
+        <w:rPr>
+          <w:b/>
+          <w:bCs/>
+          <w:color w:val="0070C0"/>
+          <w:sz w:val="28"/>
+          <w:szCs w:val="28"/>
+        </w:rPr>
+        <w:t>the</w:t>
+      </w:r>
+      <w:proofErr w:type="spellEnd"/>
+      <w:r>
+        <w:rPr>
+          <w:b/>
+          <w:bCs/>
+          <w:color w:val="0070C0"/>
+          <w:sz w:val="28"/>
+          <w:szCs w:val="28"/>
+        </w:rPr>
+        <w:t xml:space="preserve"> Perspective </w:t>
+      </w:r>
+      <w:proofErr w:type="spellStart"/>
+      <w:r>
+        <w:rPr>
+          <w:b/>
+          <w:bCs/>
+          <w:color w:val="0070C0"/>
+          <w:sz w:val="28"/>
+          <w:szCs w:val="28"/>
+        </w:rPr>
+        <w:t>of</w:t>
+      </w:r>
+      <w:proofErr w:type="spellEnd"/>
+      <w:r>
+        <w:rPr>
+          <w:b/>
+          <w:bCs/>
+          <w:color w:val="0070C0"/>
+          <w:sz w:val="28"/>
+          <w:szCs w:val="28"/>
+        </w:rPr>
+        <w:t xml:space="preserve"> </w:t>
+      </w:r>
+      <w:proofErr w:type="spellStart"/>
+      <w:r>
+        <w:rPr>
+          <w:b/>
+          <w:bCs/>
+          <w:color w:val="0070C0"/>
+          <w:sz w:val="28"/>
+          <w:szCs w:val="28"/>
+        </w:rPr>
+        <w:t>the</w:t>
+      </w:r>
+      <w:proofErr w:type="spellEnd"/>
+      <w:r>
+        <w:rPr>
+          <w:b/>
+          <w:bCs/>
+          <w:color w:val="0070C0"/>
+          <w:sz w:val="28"/>
+          <w:szCs w:val="28"/>
+        </w:rPr>
+        <w:t xml:space="preserve"> </w:t>
+      </w:r>
+      <w:proofErr w:type="spellStart"/>
+      <w:r>
+        <w:rPr>
+          <w:b/>
+          <w:bCs/>
+          <w:color w:val="0070C0"/>
+          <w:sz w:val="28"/>
+          <w:szCs w:val="28"/>
+        </w:rPr>
+        <w:t>Decreasing</w:t>
+      </w:r>
+      <w:proofErr w:type="spellEnd"/>
+      <w:r>
+        <w:rPr>
+          <w:b/>
+          <w:bCs/>
+          <w:color w:val="0070C0"/>
+          <w:sz w:val="28"/>
+          <w:szCs w:val="28"/>
+        </w:rPr>
+        <w:t xml:space="preserve"> Universe </w:t>
+      </w:r>
+      <w:proofErr w:type="spellStart"/>
+      <w:r>
+        <w:rPr>
+          <w:b/>
+          <w:bCs/>
+          <w:color w:val="0070C0"/>
+          <w:sz w:val="28"/>
+          <w:szCs w:val="28"/>
+        </w:rPr>
+        <w:t>Theory</w:t>
+      </w:r>
+      <w:proofErr w:type="spellEnd"/>
     </w:p>
     <w:p/>
     <w:p>
       <w:r>
-        <w:t xml:space="preserve">"The Decreasing Universe (D.U.) theory proposes that the gravitational field induces a continuous contraction of space, offering an alternative explanation for cosmological redshift. </w:t>
-      </w:r>
-      <w:r>
-        <w:t xml:space="preserve"> </w:t>
-      </w:r>
-      <w:r>
-        <w:t>A crucial and logical deduction from this theory is that a galaxy's time of exposure to the gravitational field, i.e., its age, should directly influence the observed redshift. Older galaxies,having accumulated more time under spatial contraction, should exhibit a smaller redshift.</w:t>
-      </w:r>
-      <w:r>
-        <w:t xml:space="preserve"> </w:t>
-      </w:r>
-      <w:r>
-        <w:t>This article examines this prediction, using the observed redshift difference between old (elliptical) and young (spiral) galaxies in clusters as a primary observational test for the D.U. theory."</w:t>
+        <w:t xml:space="preserve">"The </w:t>
+      </w:r>
+      <w:proofErr w:type="spellStart"/>
+      <w:r>
+        <w:t>Decreasing</w:t>
+      </w:r>
+      <w:proofErr w:type="spellEnd"/>
+      <w:r>
+        <w:t xml:space="preserve"> Universe (D.U.) </w:t>
+      </w:r>
+      <w:proofErr w:type="spellStart"/>
+      <w:r>
+        <w:t>theory</w:t>
+      </w:r>
+      <w:proofErr w:type="spellEnd"/>
+      <w:r>
+        <w:t xml:space="preserve"> </w:t>
+      </w:r>
+      <w:proofErr w:type="spellStart"/>
+      <w:r>
+        <w:t>proposes</w:t>
+      </w:r>
+      <w:proofErr w:type="spellEnd"/>
+      <w:r>
+        <w:t xml:space="preserve"> </w:t>
+      </w:r>
+      <w:proofErr w:type="spellStart"/>
+      <w:r>
+        <w:t>that</w:t>
+      </w:r>
+      <w:proofErr w:type="spellEnd"/>
+      <w:r>
+        <w:t xml:space="preserve"> </w:t>
+      </w:r>
+      <w:proofErr w:type="spellStart"/>
+      <w:r>
+        <w:t>the</w:t>
+      </w:r>
+      <w:proofErr w:type="spellEnd"/>
+      <w:r>
+        <w:t xml:space="preserve"> </w:t>
+      </w:r>
+      <w:proofErr w:type="spellStart"/>
+      <w:r>
+        <w:t>gravitational</w:t>
+      </w:r>
+      <w:proofErr w:type="spellEnd"/>
+      <w:r>
+        <w:t xml:space="preserve"> </w:t>
+      </w:r>
+      <w:proofErr w:type="spellStart"/>
+      <w:r>
+        <w:t>field</w:t>
+      </w:r>
+      <w:proofErr w:type="spellEnd"/>
+      <w:r>
+        <w:t xml:space="preserve"> </w:t>
+      </w:r>
+      <w:proofErr w:type="spellStart"/>
+      <w:r>
+        <w:t>induces</w:t>
+      </w:r>
+      <w:proofErr w:type="spellEnd"/>
+      <w:r>
+        <w:t xml:space="preserve"> a </w:t>
+      </w:r>
+      <w:proofErr w:type="spellStart"/>
+      <w:r>
+        <w:t>continuous</w:t>
+      </w:r>
+      <w:proofErr w:type="spellEnd"/>
+      <w:r>
+        <w:t xml:space="preserve"> </w:t>
+      </w:r>
+      <w:proofErr w:type="spellStart"/>
+      <w:r>
+        <w:t>contraction</w:t>
+      </w:r>
+      <w:proofErr w:type="spellEnd"/>
+      <w:r>
+        <w:t xml:space="preserve"> </w:t>
+      </w:r>
+      <w:proofErr w:type="spellStart"/>
+      <w:r>
+        <w:t>of</w:t>
+      </w:r>
+      <w:proofErr w:type="spellEnd"/>
+      <w:r>
+        <w:t xml:space="preserve"> </w:t>
+      </w:r>
+      <w:proofErr w:type="spellStart"/>
+      <w:r>
+        <w:t>space</w:t>
+      </w:r>
+      <w:proofErr w:type="spellEnd"/>
+      <w:r>
+        <w:t xml:space="preserve">, </w:t>
+      </w:r>
+      <w:proofErr w:type="spellStart"/>
+      <w:r>
+        <w:t>offering</w:t>
+      </w:r>
+      <w:proofErr w:type="spellEnd"/>
+      <w:r>
+        <w:t xml:space="preserve"> </w:t>
+      </w:r>
+      <w:proofErr w:type="spellStart"/>
+      <w:r>
+        <w:t>an</w:t>
+      </w:r>
+      <w:proofErr w:type="spellEnd"/>
+      <w:r>
+        <w:t xml:space="preserve"> </w:t>
+      </w:r>
+      <w:proofErr w:type="spellStart"/>
+      <w:r>
+        <w:t>alternative</w:t>
+      </w:r>
+      <w:proofErr w:type="spellEnd"/>
+      <w:r>
+        <w:t xml:space="preserve"> </w:t>
+      </w:r>
+      <w:proofErr w:type="spellStart"/>
+      <w:r>
+        <w:t>explanation</w:t>
+      </w:r>
+      <w:proofErr w:type="spellEnd"/>
+      <w:r>
+        <w:t xml:space="preserve"> for </w:t>
+      </w:r>
+      <w:proofErr w:type="spellStart"/>
+      <w:r>
+        <w:t>cosmological</w:t>
+      </w:r>
+      <w:proofErr w:type="spellEnd"/>
+      <w:r>
+        <w:t xml:space="preserve"> </w:t>
+      </w:r>
+      <w:proofErr w:type="spellStart"/>
+      <w:r>
+        <w:t>redshift</w:t>
+      </w:r>
+      <w:proofErr w:type="spellEnd"/>
+      <w:r>
+        <w:t xml:space="preserve">. </w:t>
+      </w:r>
+      <w:r>
+        <w:t xml:space="preserve"> </w:t>
+      </w:r>
+      <w:r>
+        <w:t xml:space="preserve">A crucial </w:t>
+      </w:r>
+      <w:proofErr w:type="spellStart"/>
+      <w:r>
+        <w:t>and</w:t>
+      </w:r>
+      <w:proofErr w:type="spellEnd"/>
+      <w:r>
+        <w:t xml:space="preserve"> </w:t>
+      </w:r>
+      <w:proofErr w:type="spellStart"/>
+      <w:r>
+        <w:t>logical</w:t>
+      </w:r>
+      <w:proofErr w:type="spellEnd"/>
+      <w:r>
+        <w:t xml:space="preserve"> </w:t>
+      </w:r>
+      <w:proofErr w:type="spellStart"/>
+      <w:r>
+        <w:t>deduction</w:t>
+      </w:r>
+      <w:proofErr w:type="spellEnd"/>
+      <w:r>
+        <w:t xml:space="preserve"> </w:t>
+      </w:r>
+      <w:proofErr w:type="spellStart"/>
+      <w:r>
+        <w:t>from</w:t>
+      </w:r>
+      <w:proofErr w:type="spellEnd"/>
+      <w:r>
+        <w:t xml:space="preserve"> </w:t>
+      </w:r>
+      <w:proofErr w:type="spellStart"/>
+      <w:r>
+        <w:t>this</w:t>
+      </w:r>
+      <w:proofErr w:type="spellEnd"/>
+      <w:r>
+        <w:t xml:space="preserve"> </w:t>
+      </w:r>
+      <w:proofErr w:type="spellStart"/>
+      <w:r>
+        <w:t>theory</w:t>
+      </w:r>
+      <w:proofErr w:type="spellEnd"/>
+      <w:r>
+        <w:t xml:space="preserve"> </w:t>
+      </w:r>
+      <w:proofErr w:type="spellStart"/>
+      <w:r>
+        <w:t>is</w:t>
+      </w:r>
+      <w:proofErr w:type="spellEnd"/>
+      <w:r>
+        <w:t xml:space="preserve"> </w:t>
+      </w:r>
+      <w:proofErr w:type="spellStart"/>
+      <w:r>
+        <w:t>that</w:t>
+      </w:r>
+      <w:proofErr w:type="spellEnd"/>
+      <w:r>
+        <w:t xml:space="preserve"> a </w:t>
+      </w:r>
+      <w:proofErr w:type="spellStart"/>
+      <w:r>
+        <w:t>galaxy's</w:t>
+      </w:r>
+      <w:proofErr w:type="spellEnd"/>
+      <w:r>
+        <w:t xml:space="preserve"> time </w:t>
+      </w:r>
+      <w:proofErr w:type="spellStart"/>
+      <w:r>
+        <w:t>of</w:t>
+      </w:r>
+      <w:proofErr w:type="spellEnd"/>
+      <w:r>
+        <w:t xml:space="preserve"> </w:t>
+      </w:r>
+      <w:proofErr w:type="spellStart"/>
+      <w:r>
+        <w:t>exposure</w:t>
+      </w:r>
+      <w:proofErr w:type="spellEnd"/>
+      <w:r>
+        <w:t xml:space="preserve"> </w:t>
+      </w:r>
+      <w:proofErr w:type="spellStart"/>
+      <w:r>
+        <w:t>to</w:t>
+      </w:r>
+      <w:proofErr w:type="spellEnd"/>
+      <w:r>
+        <w:t xml:space="preserve"> </w:t>
+      </w:r>
+      <w:proofErr w:type="spellStart"/>
+      <w:r>
+        <w:t>the</w:t>
+      </w:r>
+      <w:proofErr w:type="spellEnd"/>
+      <w:r>
+        <w:t xml:space="preserve"> </w:t>
+      </w:r>
+      <w:proofErr w:type="spellStart"/>
+      <w:r>
+        <w:t>gravitational</w:t>
+      </w:r>
+      <w:proofErr w:type="spellEnd"/>
+      <w:r>
+        <w:t xml:space="preserve"> </w:t>
+      </w:r>
+      <w:proofErr w:type="spellStart"/>
+      <w:r>
+        <w:t>field</w:t>
+      </w:r>
+      <w:proofErr w:type="spellEnd"/>
+      <w:r>
+        <w:t xml:space="preserve">, i.e., its age, </w:t>
+      </w:r>
+      <w:proofErr w:type="spellStart"/>
+      <w:r>
+        <w:t>should</w:t>
+      </w:r>
+      <w:proofErr w:type="spellEnd"/>
+      <w:r>
+        <w:t xml:space="preserve"> </w:t>
+      </w:r>
+      <w:proofErr w:type="spellStart"/>
+      <w:r>
+        <w:t>directly</w:t>
+      </w:r>
+      <w:proofErr w:type="spellEnd"/>
+      <w:r>
+        <w:t xml:space="preserve"> </w:t>
+      </w:r>
+      <w:proofErr w:type="spellStart"/>
+      <w:r>
+        <w:t>influence</w:t>
+      </w:r>
+      <w:proofErr w:type="spellEnd"/>
+      <w:r>
+        <w:t xml:space="preserve"> </w:t>
+      </w:r>
+      <w:proofErr w:type="spellStart"/>
+      <w:r>
+        <w:t>the</w:t>
+      </w:r>
+      <w:proofErr w:type="spellEnd"/>
+      <w:r>
+        <w:t xml:space="preserve"> </w:t>
+      </w:r>
+      <w:proofErr w:type="spellStart"/>
+      <w:r>
+        <w:t>observed</w:t>
+      </w:r>
+      <w:proofErr w:type="spellEnd"/>
+      <w:r>
+        <w:t xml:space="preserve"> </w:t>
+      </w:r>
+      <w:proofErr w:type="spellStart"/>
+      <w:r>
+        <w:t>redshift</w:t>
+      </w:r>
+      <w:proofErr w:type="spellEnd"/>
+      <w:r>
+        <w:t xml:space="preserve">. </w:t>
+      </w:r>
+      <w:proofErr w:type="spellStart"/>
+      <w:r>
+        <w:t>Older</w:t>
+      </w:r>
+      <w:proofErr w:type="spellEnd"/>
+      <w:r>
+        <w:t xml:space="preserve"> </w:t>
+      </w:r>
+      <w:proofErr w:type="spellStart"/>
+      <w:r>
+        <w:t>galaxies,having</w:t>
+      </w:r>
+      <w:proofErr w:type="spellEnd"/>
+      <w:r>
+        <w:t xml:space="preserve"> </w:t>
+      </w:r>
+      <w:proofErr w:type="spellStart"/>
+      <w:r>
+        <w:t>accumulated</w:t>
+      </w:r>
+      <w:proofErr w:type="spellEnd"/>
+      <w:r>
+        <w:t xml:space="preserve"> more time </w:t>
+      </w:r>
+      <w:proofErr w:type="spellStart"/>
+      <w:r>
+        <w:t>under</w:t>
+      </w:r>
+      <w:proofErr w:type="spellEnd"/>
+      <w:r>
+        <w:t xml:space="preserve"> </w:t>
+      </w:r>
+      <w:proofErr w:type="spellStart"/>
+      <w:r>
+        <w:t>spatial</w:t>
+      </w:r>
+      <w:proofErr w:type="spellEnd"/>
+      <w:r>
+        <w:t xml:space="preserve"> </w:t>
+      </w:r>
+      <w:proofErr w:type="spellStart"/>
+      <w:r>
+        <w:t>contraction</w:t>
+      </w:r>
+      <w:proofErr w:type="spellEnd"/>
+      <w:r>
+        <w:t xml:space="preserve">, </w:t>
+      </w:r>
+      <w:proofErr w:type="spellStart"/>
+      <w:r>
+        <w:t>should</w:t>
+      </w:r>
+      <w:proofErr w:type="spellEnd"/>
+      <w:r>
+        <w:t xml:space="preserve"> </w:t>
+      </w:r>
+      <w:proofErr w:type="spellStart"/>
+      <w:r>
+        <w:t>exhibit</w:t>
+      </w:r>
+      <w:proofErr w:type="spellEnd"/>
+      <w:r>
+        <w:t xml:space="preserve"> a </w:t>
+      </w:r>
+      <w:proofErr w:type="spellStart"/>
+      <w:r>
+        <w:t>smaller</w:t>
+      </w:r>
+      <w:proofErr w:type="spellEnd"/>
+      <w:r>
+        <w:t xml:space="preserve"> </w:t>
+      </w:r>
+      <w:proofErr w:type="spellStart"/>
+      <w:r>
+        <w:t>redshift</w:t>
+      </w:r>
+      <w:proofErr w:type="spellEnd"/>
+      <w:r>
+        <w:t>.</w:t>
+      </w:r>
+      <w:r>
+        <w:t xml:space="preserve"> </w:t>
+      </w:r>
+      <w:proofErr w:type="spellStart"/>
+      <w:r>
+        <w:t>This</w:t>
+      </w:r>
+      <w:proofErr w:type="spellEnd"/>
+      <w:r>
+        <w:t xml:space="preserve"> </w:t>
+      </w:r>
+      <w:proofErr w:type="spellStart"/>
+      <w:r>
+        <w:t>article</w:t>
+      </w:r>
+      <w:proofErr w:type="spellEnd"/>
+      <w:r>
+        <w:t xml:space="preserve"> examines </w:t>
+      </w:r>
+      <w:proofErr w:type="spellStart"/>
+      <w:r>
+        <w:t>this</w:t>
+      </w:r>
+      <w:proofErr w:type="spellEnd"/>
+      <w:r>
+        <w:t xml:space="preserve"> </w:t>
+      </w:r>
+      <w:proofErr w:type="spellStart"/>
+      <w:r>
+        <w:t>prediction</w:t>
+      </w:r>
+      <w:proofErr w:type="spellEnd"/>
+      <w:r>
+        <w:t xml:space="preserve">, </w:t>
+      </w:r>
+      <w:proofErr w:type="spellStart"/>
+      <w:r>
+        <w:t>using</w:t>
+      </w:r>
+      <w:proofErr w:type="spellEnd"/>
+      <w:r>
+        <w:t xml:space="preserve"> </w:t>
+      </w:r>
+      <w:proofErr w:type="spellStart"/>
+      <w:r>
+        <w:t>the</w:t>
+      </w:r>
+      <w:proofErr w:type="spellEnd"/>
+      <w:r>
+        <w:t xml:space="preserve"> </w:t>
+      </w:r>
+      <w:proofErr w:type="spellStart"/>
+      <w:r>
+        <w:t>observed</w:t>
+      </w:r>
+      <w:proofErr w:type="spellEnd"/>
+      <w:r>
+        <w:t xml:space="preserve"> </w:t>
+      </w:r>
+      <w:proofErr w:type="spellStart"/>
+      <w:r>
+        <w:t>redshift</w:t>
+      </w:r>
+      <w:proofErr w:type="spellEnd"/>
+      <w:r>
+        <w:t xml:space="preserve"> </w:t>
+      </w:r>
+      <w:proofErr w:type="spellStart"/>
+      <w:r>
+        <w:t>difference</w:t>
+      </w:r>
+      <w:proofErr w:type="spellEnd"/>
+      <w:r>
+        <w:t xml:space="preserve"> </w:t>
+      </w:r>
+      <w:proofErr w:type="spellStart"/>
+      <w:r>
+        <w:t>between</w:t>
+      </w:r>
+      <w:proofErr w:type="spellEnd"/>
+      <w:r>
+        <w:t xml:space="preserve"> </w:t>
+      </w:r>
+      <w:proofErr w:type="spellStart"/>
+      <w:r>
+        <w:t>old</w:t>
+      </w:r>
+      <w:proofErr w:type="spellEnd"/>
+      <w:r>
+        <w:t xml:space="preserve"> (</w:t>
+      </w:r>
+      <w:proofErr w:type="spellStart"/>
+      <w:r>
+        <w:t>elliptical</w:t>
+      </w:r>
+      <w:proofErr w:type="spellEnd"/>
+      <w:r>
+        <w:t xml:space="preserve">) </w:t>
+      </w:r>
+      <w:proofErr w:type="spellStart"/>
+      <w:r>
+        <w:t>and</w:t>
+      </w:r>
+      <w:proofErr w:type="spellEnd"/>
+      <w:r>
+        <w:t xml:space="preserve"> </w:t>
+      </w:r>
+      <w:proofErr w:type="spellStart"/>
+      <w:r>
+        <w:t>young</w:t>
+      </w:r>
+      <w:proofErr w:type="spellEnd"/>
+      <w:r>
+        <w:t xml:space="preserve"> (</w:t>
+      </w:r>
+      <w:proofErr w:type="spellStart"/>
+      <w:r>
+        <w:t>spiral</w:t>
+      </w:r>
+      <w:proofErr w:type="spellEnd"/>
+      <w:r>
+        <w:t xml:space="preserve">) </w:t>
+      </w:r>
+      <w:proofErr w:type="spellStart"/>
+      <w:r>
+        <w:t>galaxies</w:t>
+      </w:r>
+      <w:proofErr w:type="spellEnd"/>
+      <w:r>
+        <w:t xml:space="preserve"> in clusters as a </w:t>
+      </w:r>
+      <w:proofErr w:type="spellStart"/>
+      <w:r>
+        <w:t>primary</w:t>
+      </w:r>
+      <w:proofErr w:type="spellEnd"/>
+      <w:r>
+        <w:t xml:space="preserve"> </w:t>
+      </w:r>
+      <w:proofErr w:type="spellStart"/>
+      <w:r>
+        <w:t>observational</w:t>
+      </w:r>
+      <w:proofErr w:type="spellEnd"/>
+      <w:r>
+        <w:t xml:space="preserve"> </w:t>
+      </w:r>
+      <w:proofErr w:type="spellStart"/>
+      <w:r>
+        <w:t>test</w:t>
+      </w:r>
+      <w:proofErr w:type="spellEnd"/>
+      <w:r>
+        <w:t xml:space="preserve"> for </w:t>
+      </w:r>
+      <w:proofErr w:type="spellStart"/>
+      <w:r>
+        <w:t>the</w:t>
+      </w:r>
+      <w:proofErr w:type="spellEnd"/>
+      <w:r>
+        <w:t xml:space="preserve"> D.U. </w:t>
+      </w:r>
+      <w:proofErr w:type="spellStart"/>
+      <w:r>
+        <w:t>theory</w:t>
+      </w:r>
+      <w:proofErr w:type="spellEnd"/>
+      <w:r>
+        <w:t>."</w:t>
       </w:r>
       <w:r>
         <w:t>(</w:t>
@@ -925,7 +4369,7 @@
       </w:r>
     </w:p>
     <w:p>
-      <w:hyperlink r:id="rId15" w:history="1">
+      <w:hyperlink r:id="rId16" w:history="1">
         <w:r>
           <w:rPr>
             <w:rStyle w:val="Hyperlink"/>
@@ -975,8 +4419,130 @@
           <w:sz w:val="28"/>
           <w:szCs w:val="28"/>
         </w:rPr>
-        <w:t>The “Decreasing Universe” model: an alternative perspective to accelerated expansion</w:t>
-      </w:r>
+        <w:t>The “</w:t>
+      </w:r>
+      <w:proofErr w:type="spellStart"/>
+      <w:r>
+        <w:rPr>
+          <w:b/>
+          <w:bCs/>
+          <w:color w:val="0070C0"/>
+          <w:sz w:val="28"/>
+          <w:szCs w:val="28"/>
+        </w:rPr>
+        <w:t>Decreasing</w:t>
+      </w:r>
+      <w:proofErr w:type="spellEnd"/>
+      <w:r>
+        <w:rPr>
+          <w:b/>
+          <w:bCs/>
+          <w:color w:val="0070C0"/>
+          <w:sz w:val="28"/>
+          <w:szCs w:val="28"/>
+        </w:rPr>
+        <w:t xml:space="preserve"> Universe” model: </w:t>
+      </w:r>
+      <w:proofErr w:type="spellStart"/>
+      <w:r>
+        <w:rPr>
+          <w:b/>
+          <w:bCs/>
+          <w:color w:val="0070C0"/>
+          <w:sz w:val="28"/>
+          <w:szCs w:val="28"/>
+        </w:rPr>
+        <w:t>an</w:t>
+      </w:r>
+      <w:proofErr w:type="spellEnd"/>
+      <w:r>
+        <w:rPr>
+          <w:b/>
+          <w:bCs/>
+          <w:color w:val="0070C0"/>
+          <w:sz w:val="28"/>
+          <w:szCs w:val="28"/>
+        </w:rPr>
+        <w:t xml:space="preserve"> </w:t>
+      </w:r>
+      <w:proofErr w:type="spellStart"/>
+      <w:r>
+        <w:rPr>
+          <w:b/>
+          <w:bCs/>
+          <w:color w:val="0070C0"/>
+          <w:sz w:val="28"/>
+          <w:szCs w:val="28"/>
+        </w:rPr>
+        <w:t>alternative</w:t>
+      </w:r>
+      <w:proofErr w:type="spellEnd"/>
+      <w:r>
+        <w:rPr>
+          <w:b/>
+          <w:bCs/>
+          <w:color w:val="0070C0"/>
+          <w:sz w:val="28"/>
+          <w:szCs w:val="28"/>
+        </w:rPr>
+        <w:t xml:space="preserve"> perspective </w:t>
+      </w:r>
+      <w:proofErr w:type="spellStart"/>
+      <w:r>
+        <w:rPr>
+          <w:b/>
+          <w:bCs/>
+          <w:color w:val="0070C0"/>
+          <w:sz w:val="28"/>
+          <w:szCs w:val="28"/>
+        </w:rPr>
+        <w:t>to</w:t>
+      </w:r>
+      <w:proofErr w:type="spellEnd"/>
+      <w:r>
+        <w:rPr>
+          <w:b/>
+          <w:bCs/>
+          <w:color w:val="0070C0"/>
+          <w:sz w:val="28"/>
+          <w:szCs w:val="28"/>
+        </w:rPr>
+        <w:t xml:space="preserve"> </w:t>
+      </w:r>
+      <w:proofErr w:type="spellStart"/>
+      <w:r>
+        <w:rPr>
+          <w:b/>
+          <w:bCs/>
+          <w:color w:val="0070C0"/>
+          <w:sz w:val="28"/>
+          <w:szCs w:val="28"/>
+        </w:rPr>
+        <w:t>accelerated</w:t>
+      </w:r>
+      <w:proofErr w:type="spellEnd"/>
+      <w:r>
+        <w:rPr>
+          <w:b/>
+          <w:bCs/>
+          <w:color w:val="0070C0"/>
+          <w:sz w:val="28"/>
+          <w:szCs w:val="28"/>
+        </w:rPr>
+        <w:t xml:space="preserve"> </w:t>
+      </w:r>
+      <w:proofErr w:type="spellStart"/>
+      <w:r>
+        <w:rPr>
+          <w:b/>
+          <w:bCs/>
+          <w:color w:val="0070C0"/>
+          <w:sz w:val="28"/>
+          <w:szCs w:val="28"/>
+        </w:rPr>
+        <w:t>expansion</w:t>
+      </w:r>
+      <w:proofErr w:type="spellEnd"/>
       <w:r>
         <w:rPr>
           <w:color w:val="0070C0"/>
@@ -989,25 +4555,197 @@
     <w:p/>
     <w:p>
       <w:r>
-        <w:t>"The understanding of the universe’s evolution has been dominated</w:t>
-      </w:r>
+        <w:t xml:space="preserve">"The </w:t>
+      </w:r>
+      <w:proofErr w:type="spellStart"/>
+      <w:r>
+        <w:t>understanding</w:t>
+      </w:r>
+      <w:proofErr w:type="spellEnd"/>
+      <w:r>
+        <w:t xml:space="preserve"> </w:t>
+      </w:r>
+      <w:proofErr w:type="spellStart"/>
+      <w:r>
+        <w:t>of</w:t>
+      </w:r>
+      <w:proofErr w:type="spellEnd"/>
+      <w:r>
+        <w:t xml:space="preserve"> </w:t>
+      </w:r>
+      <w:proofErr w:type="spellStart"/>
+      <w:r>
+        <w:t>the</w:t>
+      </w:r>
+      <w:proofErr w:type="spellEnd"/>
+      <w:r>
+        <w:t xml:space="preserve"> </w:t>
+      </w:r>
+      <w:proofErr w:type="spellStart"/>
+      <w:r>
+        <w:t>universe’s</w:t>
+      </w:r>
+      <w:proofErr w:type="spellEnd"/>
+      <w:r>
+        <w:t xml:space="preserve"> </w:t>
+      </w:r>
+      <w:proofErr w:type="spellStart"/>
+      <w:r>
+        <w:t>evolution</w:t>
+      </w:r>
+      <w:proofErr w:type="spellEnd"/>
+      <w:r>
+        <w:t xml:space="preserve"> </w:t>
+      </w:r>
+      <w:proofErr w:type="spellStart"/>
+      <w:r>
+        <w:t>has</w:t>
+      </w:r>
+      <w:proofErr w:type="spellEnd"/>
+      <w:r>
+        <w:t xml:space="preserve"> </w:t>
+      </w:r>
+      <w:proofErr w:type="spellStart"/>
+      <w:r>
+        <w:t>been</w:t>
+      </w:r>
+      <w:proofErr w:type="spellEnd"/>
+      <w:r>
+        <w:t xml:space="preserve"> </w:t>
+      </w:r>
+      <w:proofErr w:type="spellStart"/>
+      <w:r>
+        <w:t>dominated</w:t>
+      </w:r>
+      <w:proofErr w:type="spellEnd"/>
       <w:r>
         <w:t xml:space="preserve"> </w:t>
       </w:r>
       <w:r>
         <w:br/>
       </w:r>
-      <w:r>
-        <w:t>by the Standard Cosmological Model, known as ?-CDM. This widely</w:t>
-      </w:r>
+      <w:proofErr w:type="spellStart"/>
+      <w:r>
+        <w:t>by</w:t>
+      </w:r>
+      <w:proofErr w:type="spellEnd"/>
+      <w:r>
+        <w:t xml:space="preserve"> </w:t>
+      </w:r>
+      <w:proofErr w:type="spellStart"/>
+      <w:r>
+        <w:t>the</w:t>
+      </w:r>
+      <w:proofErr w:type="spellEnd"/>
+      <w:r>
+        <w:t xml:space="preserve"> Standard </w:t>
+      </w:r>
+      <w:proofErr w:type="spellStart"/>
+      <w:r>
+        <w:t>Cosmological</w:t>
+      </w:r>
+      <w:proofErr w:type="spellEnd"/>
+      <w:r>
+        <w:t xml:space="preserve"> Model, </w:t>
+      </w:r>
+      <w:proofErr w:type="spellStart"/>
+      <w:r>
+        <w:t>known</w:t>
+      </w:r>
+      <w:proofErr w:type="spellEnd"/>
+      <w:r>
+        <w:t xml:space="preserve"> as ?-CDM. </w:t>
+      </w:r>
+      <w:proofErr w:type="spellStart"/>
+      <w:r>
+        <w:t>This</w:t>
+      </w:r>
+      <w:proofErr w:type="spellEnd"/>
+      <w:r>
+        <w:t xml:space="preserve"> </w:t>
+      </w:r>
+      <w:proofErr w:type="spellStart"/>
+      <w:r>
+        <w:t>widely</w:t>
+      </w:r>
+      <w:proofErr w:type="spellEnd"/>
       <w:r>
         <w:t xml:space="preserve"> </w:t>
       </w:r>
       <w:r>
         <w:br/>
       </w:r>
-      <w:r>
-        <w:t>accepted model postulates the existence of dark matter and, crucially,</w:t>
+      <w:proofErr w:type="spellStart"/>
+      <w:r>
+        <w:t>accepted</w:t>
+      </w:r>
+      <w:proofErr w:type="spellEnd"/>
+      <w:r>
+        <w:t xml:space="preserve"> model </w:t>
+      </w:r>
+      <w:proofErr w:type="spellStart"/>
+      <w:r>
+        <w:t>postulates</w:t>
+      </w:r>
+      <w:proofErr w:type="spellEnd"/>
+      <w:r>
+        <w:t xml:space="preserve"> </w:t>
+      </w:r>
+      <w:proofErr w:type="spellStart"/>
+      <w:r>
+        <w:t>the</w:t>
+      </w:r>
+      <w:proofErr w:type="spellEnd"/>
+      <w:r>
+        <w:t xml:space="preserve"> </w:t>
+      </w:r>
+      <w:proofErr w:type="spellStart"/>
+      <w:r>
+        <w:t>existence</w:t>
+      </w:r>
+      <w:proofErr w:type="spellEnd"/>
+      <w:r>
+        <w:t xml:space="preserve"> </w:t>
+      </w:r>
+      <w:proofErr w:type="spellStart"/>
+      <w:r>
+        <w:t>of</w:t>
+      </w:r>
+      <w:proofErr w:type="spellEnd"/>
+      <w:r>
+        <w:t xml:space="preserve"> </w:t>
+      </w:r>
+      <w:proofErr w:type="spellStart"/>
+      <w:r>
+        <w:t>dark</w:t>
+      </w:r>
+      <w:proofErr w:type="spellEnd"/>
+      <w:r>
+        <w:t xml:space="preserve"> </w:t>
+      </w:r>
+      <w:proofErr w:type="spellStart"/>
+      <w:r>
+        <w:t>matter</w:t>
+      </w:r>
+      <w:proofErr w:type="spellEnd"/>
+      <w:r>
+        <w:t xml:space="preserve"> </w:t>
+      </w:r>
+      <w:proofErr w:type="spellStart"/>
+      <w:r>
+        <w:t>and</w:t>
+      </w:r>
+      <w:proofErr w:type="spellEnd"/>
+      <w:r>
+        <w:t xml:space="preserve">, </w:t>
+      </w:r>
+      <w:proofErr w:type="spellStart"/>
+      <w:r>
+        <w:t>crucially</w:t>
+      </w:r>
+      <w:proofErr w:type="spellEnd"/>
+      <w:r>
+        <w:t>,</w:t>
       </w:r>
       <w:r>
         <w:t xml:space="preserve"> </w:t>
@@ -1015,9 +4753,83 @@
       <w:r>
         <w:br/>
       </w:r>
-      <w:r>
-        <w:t>dark energy to explain the observed accelerated expansion of the</w:t>
-      </w:r>
+      <w:proofErr w:type="spellStart"/>
+      <w:r>
+        <w:t>dark</w:t>
+      </w:r>
+      <w:proofErr w:type="spellEnd"/>
+      <w:r>
+        <w:t xml:space="preserve"> </w:t>
+      </w:r>
+      <w:proofErr w:type="spellStart"/>
+      <w:r>
+        <w:t>energy</w:t>
+      </w:r>
+      <w:proofErr w:type="spellEnd"/>
+      <w:r>
+        <w:t xml:space="preserve"> </w:t>
+      </w:r>
+      <w:proofErr w:type="spellStart"/>
+      <w:r>
+        <w:t>to</w:t>
+      </w:r>
+      <w:proofErr w:type="spellEnd"/>
+      <w:r>
+        <w:t xml:space="preserve"> </w:t>
+      </w:r>
+      <w:proofErr w:type="spellStart"/>
+      <w:r>
+        <w:t>explain</w:t>
+      </w:r>
+      <w:proofErr w:type="spellEnd"/>
+      <w:r>
+        <w:t xml:space="preserve"> </w:t>
+      </w:r>
+      <w:proofErr w:type="spellStart"/>
+      <w:r>
+        <w:t>the</w:t>
+      </w:r>
+      <w:proofErr w:type="spellEnd"/>
+      <w:r>
+        <w:t xml:space="preserve"> </w:t>
+      </w:r>
+      <w:proofErr w:type="spellStart"/>
+      <w:r>
+        <w:t>observed</w:t>
+      </w:r>
+      <w:proofErr w:type="spellEnd"/>
+      <w:r>
+        <w:t xml:space="preserve"> </w:t>
+      </w:r>
+      <w:proofErr w:type="spellStart"/>
+      <w:r>
+        <w:t>accelerated</w:t>
+      </w:r>
+      <w:proofErr w:type="spellEnd"/>
+      <w:r>
+        <w:t xml:space="preserve"> </w:t>
+      </w:r>
+      <w:proofErr w:type="spellStart"/>
+      <w:r>
+        <w:t>expansion</w:t>
+      </w:r>
+      <w:proofErr w:type="spellEnd"/>
+      <w:r>
+        <w:t xml:space="preserve"> </w:t>
+      </w:r>
+      <w:proofErr w:type="spellStart"/>
+      <w:r>
+        <w:t>of</w:t>
+      </w:r>
+      <w:proofErr w:type="spellEnd"/>
+      <w:r>
+        <w:t xml:space="preserve"> </w:t>
+      </w:r>
+      <w:proofErr w:type="spellStart"/>
+      <w:r>
+        <w:t>the</w:t>
+      </w:r>
+      <w:proofErr w:type="spellEnd"/>
       <w:r>
         <w:t xml:space="preserve"> </w:t>
       </w:r>
@@ -1025,32 +4837,146 @@
         <w:br/>
       </w:r>
       <w:r>
-        <w:t>universe.1 However, dark energy remains an entity of unknown and</w:t>
-      </w:r>
+        <w:t xml:space="preserve">universe.1 </w:t>
+      </w:r>
+      <w:proofErr w:type="spellStart"/>
+      <w:r>
+        <w:t>However</w:t>
+      </w:r>
+      <w:proofErr w:type="spellEnd"/>
+      <w:r>
+        <w:t xml:space="preserve">, </w:t>
+      </w:r>
+      <w:proofErr w:type="spellStart"/>
+      <w:r>
+        <w:t>dark</w:t>
+      </w:r>
+      <w:proofErr w:type="spellEnd"/>
+      <w:r>
+        <w:t xml:space="preserve"> </w:t>
+      </w:r>
+      <w:proofErr w:type="spellStart"/>
+      <w:r>
+        <w:t>energy</w:t>
+      </w:r>
+      <w:proofErr w:type="spellEnd"/>
+      <w:r>
+        <w:t xml:space="preserve"> </w:t>
+      </w:r>
+      <w:proofErr w:type="spellStart"/>
+      <w:r>
+        <w:t>remains</w:t>
+      </w:r>
+      <w:proofErr w:type="spellEnd"/>
+      <w:r>
+        <w:t xml:space="preserve"> </w:t>
+      </w:r>
+      <w:proofErr w:type="spellStart"/>
+      <w:r>
+        <w:t>an</w:t>
+      </w:r>
+      <w:proofErr w:type="spellEnd"/>
+      <w:r>
+        <w:t xml:space="preserve"> </w:t>
+      </w:r>
+      <w:proofErr w:type="spellStart"/>
+      <w:r>
+        <w:t>entity</w:t>
+      </w:r>
+      <w:proofErr w:type="spellEnd"/>
+      <w:r>
+        <w:t xml:space="preserve"> </w:t>
+      </w:r>
+      <w:proofErr w:type="spellStart"/>
+      <w:r>
+        <w:t>of</w:t>
+      </w:r>
+      <w:proofErr w:type="spellEnd"/>
+      <w:r>
+        <w:t xml:space="preserve"> </w:t>
+      </w:r>
+      <w:proofErr w:type="spellStart"/>
+      <w:r>
+        <w:t>unknown</w:t>
+      </w:r>
+      <w:proofErr w:type="spellEnd"/>
+      <w:r>
+        <w:t xml:space="preserve"> </w:t>
+      </w:r>
+      <w:proofErr w:type="spellStart"/>
+      <w:r>
+        <w:t>and</w:t>
+      </w:r>
+      <w:proofErr w:type="spellEnd"/>
       <w:r>
         <w:t xml:space="preserve"> </w:t>
       </w:r>
       <w:r>
         <w:br/>
       </w:r>
-      <w:r>
-        <w:t>undetectable origin, presenting a significant theoretical challenge.2..."</w:t>
+      <w:proofErr w:type="spellStart"/>
+      <w:r>
+        <w:t>undetectable</w:t>
+      </w:r>
+      <w:proofErr w:type="spellEnd"/>
+      <w:r>
+        <w:t xml:space="preserve"> </w:t>
+      </w:r>
+      <w:proofErr w:type="spellStart"/>
+      <w:r>
+        <w:t>origin</w:t>
+      </w:r>
+      <w:proofErr w:type="spellEnd"/>
+      <w:r>
+        <w:t xml:space="preserve">, </w:t>
+      </w:r>
+      <w:proofErr w:type="spellStart"/>
+      <w:r>
+        <w:t>presenting</w:t>
+      </w:r>
+      <w:proofErr w:type="spellEnd"/>
+      <w:r>
+        <w:t xml:space="preserve"> a </w:t>
+      </w:r>
+      <w:proofErr w:type="spellStart"/>
+      <w:r>
+        <w:t>significant</w:t>
+      </w:r>
+      <w:proofErr w:type="spellEnd"/>
+      <w:r>
+        <w:t xml:space="preserve"> </w:t>
+      </w:r>
+      <w:proofErr w:type="spellStart"/>
+      <w:r>
+        <w:t>theoretical</w:t>
+      </w:r>
+      <w:proofErr w:type="spellEnd"/>
+      <w:r>
+        <w:t xml:space="preserve"> challenge.2..."</w:t>
       </w:r>
       <w:r>
         <w:t>(</w:t>
       </w:r>
+      <w:proofErr w:type="spellStart"/>
       <w:r>
         <w:rPr>
           <w:color w:val="C00000"/>
         </w:rPr>
-        <w:t>Jun/2025</w:t>
+        <w:t>Jun</w:t>
+      </w:r>
+      <w:proofErr w:type="spellEnd"/>
+      <w:r>
+        <w:rPr>
+          <w:color w:val="C00000"/>
+        </w:rPr>
+        <w:t>/2025</w:t>
       </w:r>
       <w:r>
         <w:t>)</w:t>
       </w:r>
     </w:p>
     <w:p>
-      <w:hyperlink r:id="rId16" w:history="1">
+      <w:hyperlink r:id="rId17" w:history="1">
         <w:r>
           <w:rPr>
             <w:rStyle w:val="Hyperlink"/>
@@ -1127,28 +5053,366 @@
           <w:sz w:val="28"/>
           <w:szCs w:val="28"/>
         </w:rPr>
-        <w:t>´Decreasing Universe: The 'Dark Matter' Effect'</w:t>
+        <w:t>´</w:t>
+      </w:r>
+      <w:proofErr w:type="spellStart"/>
+      <w:r>
+        <w:rPr>
+          <w:b/>
+          <w:bCs/>
+          <w:color w:val="0070C0"/>
+          <w:sz w:val="28"/>
+          <w:szCs w:val="28"/>
+        </w:rPr>
+        <w:t>Decreasing</w:t>
+      </w:r>
+      <w:proofErr w:type="spellEnd"/>
+      <w:r>
+        <w:rPr>
+          <w:b/>
+          <w:bCs/>
+          <w:color w:val="0070C0"/>
+          <w:sz w:val="28"/>
+          <w:szCs w:val="28"/>
+        </w:rPr>
+        <w:t xml:space="preserve"> Universe: The '</w:t>
+      </w:r>
+      <w:proofErr w:type="spellStart"/>
+      <w:r>
+        <w:rPr>
+          <w:b/>
+          <w:bCs/>
+          <w:color w:val="0070C0"/>
+          <w:sz w:val="28"/>
+          <w:szCs w:val="28"/>
+        </w:rPr>
+        <w:t>Dark</w:t>
+      </w:r>
+      <w:proofErr w:type="spellEnd"/>
+      <w:r>
+        <w:rPr>
+          <w:b/>
+          <w:bCs/>
+          <w:color w:val="0070C0"/>
+          <w:sz w:val="28"/>
+          <w:szCs w:val="28"/>
+        </w:rPr>
+        <w:t xml:space="preserve"> Matter' </w:t>
+      </w:r>
+      <w:proofErr w:type="spellStart"/>
+      <w:r>
+        <w:rPr>
+          <w:b/>
+          <w:bCs/>
+          <w:color w:val="0070C0"/>
+          <w:sz w:val="28"/>
+          <w:szCs w:val="28"/>
+        </w:rPr>
+        <w:t>Effect</w:t>
+      </w:r>
+      <w:proofErr w:type="spellEnd"/>
+      <w:r>
+        <w:rPr>
+          <w:b/>
+          <w:bCs/>
+          <w:color w:val="0070C0"/>
+          <w:sz w:val="28"/>
+          <w:szCs w:val="28"/>
+        </w:rPr>
+        <w:t>'</w:t>
       </w:r>
     </w:p>
     <w:p>
       <w:r>
-        <w:t>"After a brief review of the Decreasing Universe (D.U.) model, we will derive a formula and the graph for the apparent velocity of stars (of a Messier_33 galaxy) as a function of their radial distance from the galactic center. This formula reproduces the same velocity curve traditionally attributed to dark matter. "</w:t>
+        <w:t>"</w:t>
+      </w:r>
+      <w:proofErr w:type="spellStart"/>
+      <w:r>
+        <w:t>After</w:t>
+      </w:r>
+      <w:proofErr w:type="spellEnd"/>
+      <w:r>
+        <w:t xml:space="preserve"> a </w:t>
+      </w:r>
+      <w:proofErr w:type="spellStart"/>
+      <w:r>
+        <w:t>brief</w:t>
+      </w:r>
+      <w:proofErr w:type="spellEnd"/>
+      <w:r>
+        <w:t xml:space="preserve"> review </w:t>
+      </w:r>
+      <w:proofErr w:type="spellStart"/>
+      <w:r>
+        <w:t>of</w:t>
+      </w:r>
+      <w:proofErr w:type="spellEnd"/>
+      <w:r>
+        <w:t xml:space="preserve"> </w:t>
+      </w:r>
+      <w:proofErr w:type="spellStart"/>
+      <w:r>
+        <w:t>the</w:t>
+      </w:r>
+      <w:proofErr w:type="spellEnd"/>
+      <w:r>
+        <w:t xml:space="preserve"> </w:t>
+      </w:r>
+      <w:proofErr w:type="spellStart"/>
+      <w:r>
+        <w:t>Decreasing</w:t>
+      </w:r>
+      <w:proofErr w:type="spellEnd"/>
+      <w:r>
+        <w:t xml:space="preserve"> Universe (D.U.) model, </w:t>
+      </w:r>
+      <w:proofErr w:type="spellStart"/>
+      <w:r>
+        <w:t>we</w:t>
+      </w:r>
+      <w:proofErr w:type="spellEnd"/>
+      <w:r>
+        <w:t xml:space="preserve"> </w:t>
+      </w:r>
+      <w:proofErr w:type="spellStart"/>
+      <w:r>
+        <w:t>will</w:t>
+      </w:r>
+      <w:proofErr w:type="spellEnd"/>
+      <w:r>
+        <w:t xml:space="preserve"> derive a formula </w:t>
+      </w:r>
+      <w:proofErr w:type="spellStart"/>
+      <w:r>
+        <w:t>and</w:t>
+      </w:r>
+      <w:proofErr w:type="spellEnd"/>
+      <w:r>
+        <w:t xml:space="preserve"> </w:t>
+      </w:r>
+      <w:proofErr w:type="spellStart"/>
+      <w:r>
+        <w:t>the</w:t>
+      </w:r>
+      <w:proofErr w:type="spellEnd"/>
+      <w:r>
+        <w:t xml:space="preserve"> </w:t>
+      </w:r>
+      <w:proofErr w:type="spellStart"/>
+      <w:r>
+        <w:t>graph</w:t>
+      </w:r>
+      <w:proofErr w:type="spellEnd"/>
+      <w:r>
+        <w:t xml:space="preserve"> for </w:t>
+      </w:r>
+      <w:proofErr w:type="spellStart"/>
+      <w:r>
+        <w:t>the</w:t>
+      </w:r>
+      <w:proofErr w:type="spellEnd"/>
+      <w:r>
+        <w:t xml:space="preserve"> </w:t>
+      </w:r>
+      <w:proofErr w:type="spellStart"/>
+      <w:r>
+        <w:t>apparent</w:t>
+      </w:r>
+      <w:proofErr w:type="spellEnd"/>
+      <w:r>
+        <w:t xml:space="preserve"> </w:t>
+      </w:r>
+      <w:proofErr w:type="spellStart"/>
+      <w:r>
+        <w:t>velocity</w:t>
+      </w:r>
+      <w:proofErr w:type="spellEnd"/>
+      <w:r>
+        <w:t xml:space="preserve"> </w:t>
+      </w:r>
+      <w:proofErr w:type="spellStart"/>
+      <w:r>
+        <w:t>of</w:t>
+      </w:r>
+      <w:proofErr w:type="spellEnd"/>
+      <w:r>
+        <w:t xml:space="preserve"> stars (</w:t>
+      </w:r>
+      <w:proofErr w:type="spellStart"/>
+      <w:r>
+        <w:t>of</w:t>
+      </w:r>
+      <w:proofErr w:type="spellEnd"/>
+      <w:r>
+        <w:t xml:space="preserve"> a Messier_33 </w:t>
+      </w:r>
+      <w:proofErr w:type="spellStart"/>
+      <w:r>
+        <w:t>galaxy</w:t>
+      </w:r>
+      <w:proofErr w:type="spellEnd"/>
+      <w:r>
+        <w:t xml:space="preserve">) as a </w:t>
+      </w:r>
+      <w:proofErr w:type="spellStart"/>
+      <w:r>
+        <w:t>function</w:t>
+      </w:r>
+      <w:proofErr w:type="spellEnd"/>
+      <w:r>
+        <w:t xml:space="preserve"> </w:t>
+      </w:r>
+      <w:proofErr w:type="spellStart"/>
+      <w:r>
+        <w:t>of</w:t>
+      </w:r>
+      <w:proofErr w:type="spellEnd"/>
+      <w:r>
+        <w:t xml:space="preserve"> </w:t>
+      </w:r>
+      <w:proofErr w:type="spellStart"/>
+      <w:r>
+        <w:t>their</w:t>
+      </w:r>
+      <w:proofErr w:type="spellEnd"/>
+      <w:r>
+        <w:t xml:space="preserve"> radial </w:t>
+      </w:r>
+      <w:proofErr w:type="spellStart"/>
+      <w:r>
+        <w:t>distance</w:t>
+      </w:r>
+      <w:proofErr w:type="spellEnd"/>
+      <w:r>
+        <w:t xml:space="preserve"> </w:t>
+      </w:r>
+      <w:proofErr w:type="spellStart"/>
+      <w:r>
+        <w:t>from</w:t>
+      </w:r>
+      <w:proofErr w:type="spellEnd"/>
+      <w:r>
+        <w:t xml:space="preserve"> </w:t>
+      </w:r>
+      <w:proofErr w:type="spellStart"/>
+      <w:r>
+        <w:t>the</w:t>
+      </w:r>
+      <w:proofErr w:type="spellEnd"/>
+      <w:r>
+        <w:t xml:space="preserve"> </w:t>
+      </w:r>
+      <w:proofErr w:type="spellStart"/>
+      <w:r>
+        <w:t>galactic</w:t>
+      </w:r>
+      <w:proofErr w:type="spellEnd"/>
+      <w:r>
+        <w:t xml:space="preserve"> center. </w:t>
+      </w:r>
+      <w:proofErr w:type="spellStart"/>
+      <w:r>
+        <w:t>This</w:t>
+      </w:r>
+      <w:proofErr w:type="spellEnd"/>
+      <w:r>
+        <w:t xml:space="preserve"> formula </w:t>
+      </w:r>
+      <w:proofErr w:type="spellStart"/>
+      <w:r>
+        <w:t>reproduces</w:t>
+      </w:r>
+      <w:proofErr w:type="spellEnd"/>
+      <w:r>
+        <w:t xml:space="preserve"> </w:t>
+      </w:r>
+      <w:proofErr w:type="spellStart"/>
+      <w:r>
+        <w:t>the</w:t>
+      </w:r>
+      <w:proofErr w:type="spellEnd"/>
+      <w:r>
+        <w:t xml:space="preserve"> </w:t>
+      </w:r>
+      <w:proofErr w:type="spellStart"/>
+      <w:r>
+        <w:t>same</w:t>
+      </w:r>
+      <w:proofErr w:type="spellEnd"/>
+      <w:r>
+        <w:t xml:space="preserve"> </w:t>
+      </w:r>
+      <w:proofErr w:type="spellStart"/>
+      <w:r>
+        <w:t>velocity</w:t>
+      </w:r>
+      <w:proofErr w:type="spellEnd"/>
+      <w:r>
+        <w:t xml:space="preserve"> curve </w:t>
+      </w:r>
+      <w:proofErr w:type="spellStart"/>
+      <w:r>
+        <w:t>traditionally</w:t>
+      </w:r>
+      <w:proofErr w:type="spellEnd"/>
+      <w:r>
+        <w:t xml:space="preserve"> </w:t>
+      </w:r>
+      <w:proofErr w:type="spellStart"/>
+      <w:r>
+        <w:t>attributed</w:t>
+      </w:r>
+      <w:proofErr w:type="spellEnd"/>
+      <w:r>
+        <w:t xml:space="preserve"> </w:t>
+      </w:r>
+      <w:proofErr w:type="spellStart"/>
+      <w:r>
+        <w:t>to</w:t>
+      </w:r>
+      <w:proofErr w:type="spellEnd"/>
+      <w:r>
+        <w:t xml:space="preserve"> </w:t>
+      </w:r>
+      <w:proofErr w:type="spellStart"/>
+      <w:r>
+        <w:t>dark</w:t>
+      </w:r>
+      <w:proofErr w:type="spellEnd"/>
+      <w:r>
+        <w:t xml:space="preserve"> </w:t>
+      </w:r>
+      <w:proofErr w:type="spellStart"/>
+      <w:r>
+        <w:t>matter</w:t>
+      </w:r>
+      <w:proofErr w:type="spellEnd"/>
+      <w:r>
+        <w:t>. "</w:t>
       </w:r>
       <w:r>
         <w:t>(</w:t>
       </w:r>
+      <w:proofErr w:type="spellStart"/>
       <w:r>
         <w:rPr>
           <w:color w:val="C00000"/>
         </w:rPr>
-        <w:t>Apr/2025</w:t>
+        <w:t>Apr</w:t>
+      </w:r>
+      <w:proofErr w:type="spellEnd"/>
+      <w:r>
+        <w:rPr>
+          <w:color w:val="C00000"/>
+        </w:rPr>
+        <w:t>/2025</w:t>
       </w:r>
       <w:r>
         <w:t>)</w:t>
       </w:r>
     </w:p>
     <w:p>
-      <w:hyperlink r:id="rId17" w:history="1">
+      <w:hyperlink r:id="rId18" w:history="1">
         <w:r>
           <w:rPr>
             <w:rStyle w:val="Hyperlink"/>
@@ -1183,18 +5447,282 @@
           <w:sz w:val="28"/>
           <w:szCs w:val="28"/>
         </w:rPr>
-        <w:t>´Decreasing Universe: The CMB and the Age of the Universe'</w:t>
+        <w:t>´</w:t>
+      </w:r>
+      <w:proofErr w:type="spellStart"/>
+      <w:r>
+        <w:rPr>
+          <w:b/>
+          <w:bCs/>
+          <w:color w:val="0070C0"/>
+          <w:sz w:val="28"/>
+          <w:szCs w:val="28"/>
+        </w:rPr>
+        <w:t>Decreasing</w:t>
+      </w:r>
+      <w:proofErr w:type="spellEnd"/>
+      <w:r>
+        <w:rPr>
+          <w:b/>
+          <w:bCs/>
+          <w:color w:val="0070C0"/>
+          <w:sz w:val="28"/>
+          <w:szCs w:val="28"/>
+        </w:rPr>
+        <w:t xml:space="preserve"> Universe: The CMB </w:t>
+      </w:r>
+      <w:proofErr w:type="spellStart"/>
+      <w:r>
+        <w:rPr>
+          <w:b/>
+          <w:bCs/>
+          <w:color w:val="0070C0"/>
+          <w:sz w:val="28"/>
+          <w:szCs w:val="28"/>
+        </w:rPr>
+        <w:t>and</w:t>
+      </w:r>
+      <w:proofErr w:type="spellEnd"/>
+      <w:r>
+        <w:rPr>
+          <w:b/>
+          <w:bCs/>
+          <w:color w:val="0070C0"/>
+          <w:sz w:val="28"/>
+          <w:szCs w:val="28"/>
+        </w:rPr>
+        <w:t xml:space="preserve"> </w:t>
+      </w:r>
+      <w:proofErr w:type="spellStart"/>
+      <w:r>
+        <w:rPr>
+          <w:b/>
+          <w:bCs/>
+          <w:color w:val="0070C0"/>
+          <w:sz w:val="28"/>
+          <w:szCs w:val="28"/>
+        </w:rPr>
+        <w:t>the</w:t>
+      </w:r>
+      <w:proofErr w:type="spellEnd"/>
+      <w:r>
+        <w:rPr>
+          <w:b/>
+          <w:bCs/>
+          <w:color w:val="0070C0"/>
+          <w:sz w:val="28"/>
+          <w:szCs w:val="28"/>
+        </w:rPr>
+        <w:t xml:space="preserve"> Age </w:t>
+      </w:r>
+      <w:proofErr w:type="spellStart"/>
+      <w:r>
+        <w:rPr>
+          <w:b/>
+          <w:bCs/>
+          <w:color w:val="0070C0"/>
+          <w:sz w:val="28"/>
+          <w:szCs w:val="28"/>
+        </w:rPr>
+        <w:t>of</w:t>
+      </w:r>
+      <w:proofErr w:type="spellEnd"/>
+      <w:r>
+        <w:rPr>
+          <w:b/>
+          <w:bCs/>
+          <w:color w:val="0070C0"/>
+          <w:sz w:val="28"/>
+          <w:szCs w:val="28"/>
+        </w:rPr>
+        <w:t xml:space="preserve"> </w:t>
+      </w:r>
+      <w:proofErr w:type="spellStart"/>
+      <w:r>
+        <w:rPr>
+          <w:b/>
+          <w:bCs/>
+          <w:color w:val="0070C0"/>
+          <w:sz w:val="28"/>
+          <w:szCs w:val="28"/>
+        </w:rPr>
+        <w:t>the</w:t>
+      </w:r>
+      <w:proofErr w:type="spellEnd"/>
+      <w:r>
+        <w:rPr>
+          <w:b/>
+          <w:bCs/>
+          <w:color w:val="0070C0"/>
+          <w:sz w:val="28"/>
+          <w:szCs w:val="28"/>
+        </w:rPr>
+        <w:t xml:space="preserve"> Universe'</w:t>
       </w:r>
     </w:p>
     <w:p>
       <w:r>
-        <w:t>" We will use the “Decreasing Universe” (D.U.) theory to estimate the age of the Universe based on</w:t>
-      </w:r>
-      <w:r>
-        <w:t xml:space="preserve"> </w:t>
-      </w:r>
-      <w:r>
-        <w:t>the average wavelength of the Cosmic Microwave Background (CMB) radiation.</w:t>
+        <w:t xml:space="preserve">" </w:t>
+      </w:r>
+      <w:proofErr w:type="spellStart"/>
+      <w:r>
+        <w:t>We</w:t>
+      </w:r>
+      <w:proofErr w:type="spellEnd"/>
+      <w:r>
+        <w:t xml:space="preserve"> </w:t>
+      </w:r>
+      <w:proofErr w:type="spellStart"/>
+      <w:r>
+        <w:t>will</w:t>
+      </w:r>
+      <w:proofErr w:type="spellEnd"/>
+      <w:r>
+        <w:t xml:space="preserve"> use </w:t>
+      </w:r>
+      <w:proofErr w:type="spellStart"/>
+      <w:r>
+        <w:t>the</w:t>
+      </w:r>
+      <w:proofErr w:type="spellEnd"/>
+      <w:r>
+        <w:t xml:space="preserve"> “</w:t>
+      </w:r>
+      <w:proofErr w:type="spellStart"/>
+      <w:r>
+        <w:t>Decreasing</w:t>
+      </w:r>
+      <w:proofErr w:type="spellEnd"/>
+      <w:r>
+        <w:t xml:space="preserve"> Universe” (D.U.) </w:t>
+      </w:r>
+      <w:proofErr w:type="spellStart"/>
+      <w:r>
+        <w:t>theory</w:t>
+      </w:r>
+      <w:proofErr w:type="spellEnd"/>
+      <w:r>
+        <w:t xml:space="preserve"> </w:t>
+      </w:r>
+      <w:proofErr w:type="spellStart"/>
+      <w:r>
+        <w:t>to</w:t>
+      </w:r>
+      <w:proofErr w:type="spellEnd"/>
+      <w:r>
+        <w:t xml:space="preserve"> </w:t>
+      </w:r>
+      <w:proofErr w:type="spellStart"/>
+      <w:r>
+        <w:t>estimate</w:t>
+      </w:r>
+      <w:proofErr w:type="spellEnd"/>
+      <w:r>
+        <w:t xml:space="preserve"> </w:t>
+      </w:r>
+      <w:proofErr w:type="spellStart"/>
+      <w:r>
+        <w:t>the</w:t>
+      </w:r>
+      <w:proofErr w:type="spellEnd"/>
+      <w:r>
+        <w:t xml:space="preserve"> age </w:t>
+      </w:r>
+      <w:proofErr w:type="spellStart"/>
+      <w:r>
+        <w:t>of</w:t>
+      </w:r>
+      <w:proofErr w:type="spellEnd"/>
+      <w:r>
+        <w:t xml:space="preserve"> </w:t>
+      </w:r>
+      <w:proofErr w:type="spellStart"/>
+      <w:r>
+        <w:t>the</w:t>
+      </w:r>
+      <w:proofErr w:type="spellEnd"/>
+      <w:r>
+        <w:t xml:space="preserve"> Universe </w:t>
+      </w:r>
+      <w:proofErr w:type="spellStart"/>
+      <w:r>
+        <w:t>based</w:t>
+      </w:r>
+      <w:proofErr w:type="spellEnd"/>
+      <w:r>
+        <w:t xml:space="preserve"> </w:t>
+      </w:r>
+      <w:proofErr w:type="spellStart"/>
+      <w:r>
+        <w:t>on</w:t>
+      </w:r>
+      <w:proofErr w:type="spellEnd"/>
+      <w:r>
+        <w:t xml:space="preserve"> </w:t>
+      </w:r>
+      <w:proofErr w:type="spellStart"/>
+      <w:r>
+        <w:t>the</w:t>
+      </w:r>
+      <w:proofErr w:type="spellEnd"/>
+      <w:r>
+        <w:t xml:space="preserve"> </w:t>
+      </w:r>
+      <w:proofErr w:type="spellStart"/>
+      <w:r>
+        <w:t>average</w:t>
+      </w:r>
+      <w:proofErr w:type="spellEnd"/>
+      <w:r>
+        <w:t xml:space="preserve"> </w:t>
+      </w:r>
+      <w:proofErr w:type="spellStart"/>
+      <w:r>
+        <w:t>wavelength</w:t>
+      </w:r>
+      <w:proofErr w:type="spellEnd"/>
+      <w:r>
+        <w:t xml:space="preserve"> </w:t>
+      </w:r>
+      <w:proofErr w:type="spellStart"/>
+      <w:r>
+        <w:t>of</w:t>
+      </w:r>
+      <w:proofErr w:type="spellEnd"/>
+      <w:r>
+        <w:t xml:space="preserve"> </w:t>
+      </w:r>
+      <w:proofErr w:type="spellStart"/>
+      <w:r>
+        <w:t>the</w:t>
+      </w:r>
+      <w:proofErr w:type="spellEnd"/>
+      <w:r>
+        <w:t xml:space="preserve"> </w:t>
+      </w:r>
+      <w:proofErr w:type="spellStart"/>
+      <w:r>
+        <w:t>Cosmic</w:t>
+      </w:r>
+      <w:proofErr w:type="spellEnd"/>
+      <w:r>
+        <w:t xml:space="preserve"> </w:t>
+      </w:r>
+      <w:proofErr w:type="spellStart"/>
+      <w:r>
+        <w:t>Microwave</w:t>
+      </w:r>
+      <w:proofErr w:type="spellEnd"/>
+      <w:r>
+        <w:t xml:space="preserve"> Background (CMB) </w:t>
+      </w:r>
+      <w:proofErr w:type="spellStart"/>
+      <w:r>
+        <w:t>radiation</w:t>
+      </w:r>
+      <w:proofErr w:type="spellEnd"/>
+      <w:r>
+        <w:t>.</w:t>
       </w:r>
       <w:r>
         <w:t>(</w:t>
@@ -1210,7 +5738,7 @@
       </w:r>
     </w:p>
     <w:p>
-      <w:hyperlink r:id="rId18" w:history="1">
+      <w:hyperlink r:id="rId19" w:history="1">
         <w:r>
           <w:rPr>
             <w:rStyle w:val="Hyperlink"/>
@@ -1253,18 +5781,266 @@
           <w:sz w:val="28"/>
           <w:szCs w:val="28"/>
         </w:rPr>
-        <w:t>´Decreasing Universe: Redshifts and Distance Data Refute the L-CDM Mode'</w:t>
+        <w:t>´</w:t>
+      </w:r>
+      <w:proofErr w:type="spellStart"/>
+      <w:r>
+        <w:rPr>
+          <w:b/>
+          <w:bCs/>
+          <w:color w:val="0070C0"/>
+          <w:sz w:val="28"/>
+          <w:szCs w:val="28"/>
+        </w:rPr>
+        <w:t>Decreasing</w:t>
+      </w:r>
+      <w:proofErr w:type="spellEnd"/>
+      <w:r>
+        <w:rPr>
+          <w:b/>
+          <w:bCs/>
+          <w:color w:val="0070C0"/>
+          <w:sz w:val="28"/>
+          <w:szCs w:val="28"/>
+        </w:rPr>
+        <w:t xml:space="preserve"> Universe: </w:t>
+      </w:r>
+      <w:proofErr w:type="spellStart"/>
+      <w:r>
+        <w:rPr>
+          <w:b/>
+          <w:bCs/>
+          <w:color w:val="0070C0"/>
+          <w:sz w:val="28"/>
+          <w:szCs w:val="28"/>
+        </w:rPr>
+        <w:t>Redshifts</w:t>
+      </w:r>
+      <w:proofErr w:type="spellEnd"/>
+      <w:r>
+        <w:rPr>
+          <w:b/>
+          <w:bCs/>
+          <w:color w:val="0070C0"/>
+          <w:sz w:val="28"/>
+          <w:szCs w:val="28"/>
+        </w:rPr>
+        <w:t xml:space="preserve"> </w:t>
+      </w:r>
+      <w:proofErr w:type="spellStart"/>
+      <w:r>
+        <w:rPr>
+          <w:b/>
+          <w:bCs/>
+          <w:color w:val="0070C0"/>
+          <w:sz w:val="28"/>
+          <w:szCs w:val="28"/>
+        </w:rPr>
+        <w:t>and</w:t>
+      </w:r>
+      <w:proofErr w:type="spellEnd"/>
+      <w:r>
+        <w:rPr>
+          <w:b/>
+          <w:bCs/>
+          <w:color w:val="0070C0"/>
+          <w:sz w:val="28"/>
+          <w:szCs w:val="28"/>
+        </w:rPr>
+        <w:t xml:space="preserve"> Distance Data Refute </w:t>
+      </w:r>
+      <w:proofErr w:type="spellStart"/>
+      <w:r>
+        <w:rPr>
+          <w:b/>
+          <w:bCs/>
+          <w:color w:val="0070C0"/>
+          <w:sz w:val="28"/>
+          <w:szCs w:val="28"/>
+        </w:rPr>
+        <w:t>the</w:t>
+      </w:r>
+      <w:proofErr w:type="spellEnd"/>
+      <w:r>
+        <w:rPr>
+          <w:b/>
+          <w:bCs/>
+          <w:color w:val="0070C0"/>
+          <w:sz w:val="28"/>
+          <w:szCs w:val="28"/>
+        </w:rPr>
+        <w:t xml:space="preserve"> L-CDM </w:t>
+      </w:r>
+      <w:proofErr w:type="spellStart"/>
+      <w:r>
+        <w:rPr>
+          <w:b/>
+          <w:bCs/>
+          <w:color w:val="0070C0"/>
+          <w:sz w:val="28"/>
+          <w:szCs w:val="28"/>
+        </w:rPr>
+        <w:t>Mode</w:t>
+      </w:r>
+      <w:proofErr w:type="spellEnd"/>
+      <w:r>
+        <w:rPr>
+          <w:b/>
+          <w:bCs/>
+          <w:color w:val="0070C0"/>
+          <w:sz w:val="28"/>
+          <w:szCs w:val="28"/>
+        </w:rPr>
+        <w:t>'</w:t>
       </w:r>
     </w:p>
     <w:p>
       <w:r>
-        <w:t>"To evaluate and compare the “Decreasing Universe theory” with the LCDM model, I created a potentially falsifiable prediction</w:t>
-      </w:r>
-      <w:r>
-        <w:t xml:space="preserve"> </w:t>
-      </w:r>
-      <w:r>
-        <w:t>and the data was extracted and analyzed."</w:t>
+        <w:t>"</w:t>
+      </w:r>
+      <w:proofErr w:type="spellStart"/>
+      <w:r>
+        <w:t>To</w:t>
+      </w:r>
+      <w:proofErr w:type="spellEnd"/>
+      <w:r>
+        <w:t xml:space="preserve"> </w:t>
+      </w:r>
+      <w:proofErr w:type="spellStart"/>
+      <w:r>
+        <w:t>evaluate</w:t>
+      </w:r>
+      <w:proofErr w:type="spellEnd"/>
+      <w:r>
+        <w:t xml:space="preserve"> </w:t>
+      </w:r>
+      <w:proofErr w:type="spellStart"/>
+      <w:r>
+        <w:t>and</w:t>
+      </w:r>
+      <w:proofErr w:type="spellEnd"/>
+      <w:r>
+        <w:t xml:space="preserve"> compare </w:t>
+      </w:r>
+      <w:proofErr w:type="spellStart"/>
+      <w:r>
+        <w:t>the</w:t>
+      </w:r>
+      <w:proofErr w:type="spellEnd"/>
+      <w:r>
+        <w:t xml:space="preserve"> “</w:t>
+      </w:r>
+      <w:proofErr w:type="spellStart"/>
+      <w:r>
+        <w:t>Decreasing</w:t>
+      </w:r>
+      <w:proofErr w:type="spellEnd"/>
+      <w:r>
+        <w:t xml:space="preserve"> Universe </w:t>
+      </w:r>
+      <w:proofErr w:type="spellStart"/>
+      <w:r>
+        <w:t>theory</w:t>
+      </w:r>
+      <w:proofErr w:type="spellEnd"/>
+      <w:r>
+        <w:t xml:space="preserve">” </w:t>
+      </w:r>
+      <w:proofErr w:type="spellStart"/>
+      <w:r>
+        <w:t>with</w:t>
+      </w:r>
+      <w:proofErr w:type="spellEnd"/>
+      <w:r>
+        <w:t xml:space="preserve"> </w:t>
+      </w:r>
+      <w:proofErr w:type="spellStart"/>
+      <w:r>
+        <w:t>the</w:t>
+      </w:r>
+      <w:proofErr w:type="spellEnd"/>
+      <w:r>
+        <w:t xml:space="preserve"> LCDM model, I </w:t>
+      </w:r>
+      <w:proofErr w:type="spellStart"/>
+      <w:r>
+        <w:t>created</w:t>
+      </w:r>
+      <w:proofErr w:type="spellEnd"/>
+      <w:r>
+        <w:t xml:space="preserve"> a </w:t>
+      </w:r>
+      <w:proofErr w:type="spellStart"/>
+      <w:r>
+        <w:t>potentially</w:t>
+      </w:r>
+      <w:proofErr w:type="spellEnd"/>
+      <w:r>
+        <w:t xml:space="preserve"> </w:t>
+      </w:r>
+      <w:proofErr w:type="spellStart"/>
+      <w:r>
+        <w:t>falsifiable</w:t>
+      </w:r>
+      <w:proofErr w:type="spellEnd"/>
+      <w:r>
+        <w:t xml:space="preserve"> </w:t>
+      </w:r>
+      <w:proofErr w:type="spellStart"/>
+      <w:r>
+        <w:t>prediction</w:t>
+      </w:r>
+      <w:proofErr w:type="spellEnd"/>
+      <w:r>
+        <w:t xml:space="preserve"> </w:t>
+      </w:r>
+      <w:proofErr w:type="spellStart"/>
+      <w:r>
+        <w:t>and</w:t>
+      </w:r>
+      <w:proofErr w:type="spellEnd"/>
+      <w:r>
+        <w:t xml:space="preserve"> </w:t>
+      </w:r>
+      <w:proofErr w:type="spellStart"/>
+      <w:r>
+        <w:t>the</w:t>
+      </w:r>
+      <w:proofErr w:type="spellEnd"/>
+      <w:r>
+        <w:t xml:space="preserve"> data </w:t>
+      </w:r>
+      <w:proofErr w:type="spellStart"/>
+      <w:r>
+        <w:t>was</w:t>
+      </w:r>
+      <w:proofErr w:type="spellEnd"/>
+      <w:r>
+        <w:t xml:space="preserve"> </w:t>
+      </w:r>
+      <w:proofErr w:type="spellStart"/>
+      <w:r>
+        <w:t>extracted</w:t>
+      </w:r>
+      <w:proofErr w:type="spellEnd"/>
+      <w:r>
+        <w:t xml:space="preserve"> </w:t>
+      </w:r>
+      <w:proofErr w:type="spellStart"/>
+      <w:r>
+        <w:t>and</w:t>
+      </w:r>
+      <w:proofErr w:type="spellEnd"/>
+      <w:r>
+        <w:t xml:space="preserve"> </w:t>
+      </w:r>
+      <w:proofErr w:type="spellStart"/>
+      <w:r>
+        <w:t>analyzed</w:t>
+      </w:r>
+      <w:proofErr w:type="spellEnd"/>
+      <w:r>
+        <w:t>."</w:t>
       </w:r>
       <w:r>
         <w:t>(</w:t>
@@ -1285,7 +6061,7 @@
           <w:bottom w:val="single" w:sz="6" w:space="1" w:color="auto"/>
         </w:pBdr>
       </w:pPr>
-      <w:hyperlink r:id="rId19" w:history="1">
+      <w:hyperlink r:id="rId20" w:history="1">
         <w:r>
           <w:rPr>
             <w:rStyle w:val="Hyperlink"/>
@@ -1346,18 +6122,329 @@
           <w:sz w:val="28"/>
           <w:szCs w:val="28"/>
         </w:rPr>
-        <w:t>´Decreasing universe: the distance as a function of redshift'</w:t>
+        <w:t>´</w:t>
+      </w:r>
+      <w:proofErr w:type="spellStart"/>
+      <w:r>
+        <w:rPr>
+          <w:b/>
+          <w:bCs/>
+          <w:color w:val="0070C0"/>
+          <w:sz w:val="28"/>
+          <w:szCs w:val="28"/>
+        </w:rPr>
+        <w:t>Decreasing</w:t>
+      </w:r>
+      <w:proofErr w:type="spellEnd"/>
+      <w:r>
+        <w:rPr>
+          <w:b/>
+          <w:bCs/>
+          <w:color w:val="0070C0"/>
+          <w:sz w:val="28"/>
+          <w:szCs w:val="28"/>
+        </w:rPr>
+        <w:t xml:space="preserve"> </w:t>
+      </w:r>
+      <w:proofErr w:type="spellStart"/>
+      <w:r>
+        <w:rPr>
+          <w:b/>
+          <w:bCs/>
+          <w:color w:val="0070C0"/>
+          <w:sz w:val="28"/>
+          <w:szCs w:val="28"/>
+        </w:rPr>
+        <w:t>universe</w:t>
+      </w:r>
+      <w:proofErr w:type="spellEnd"/>
+      <w:r>
+        <w:rPr>
+          <w:b/>
+          <w:bCs/>
+          <w:color w:val="0070C0"/>
+          <w:sz w:val="28"/>
+          <w:szCs w:val="28"/>
+        </w:rPr>
+        <w:t xml:space="preserve">: </w:t>
+      </w:r>
+      <w:proofErr w:type="spellStart"/>
+      <w:r>
+        <w:rPr>
+          <w:b/>
+          <w:bCs/>
+          <w:color w:val="0070C0"/>
+          <w:sz w:val="28"/>
+          <w:szCs w:val="28"/>
+        </w:rPr>
+        <w:t>the</w:t>
+      </w:r>
+      <w:proofErr w:type="spellEnd"/>
+      <w:r>
+        <w:rPr>
+          <w:b/>
+          <w:bCs/>
+          <w:color w:val="0070C0"/>
+          <w:sz w:val="28"/>
+          <w:szCs w:val="28"/>
+        </w:rPr>
+        <w:t xml:space="preserve"> </w:t>
+      </w:r>
+      <w:proofErr w:type="spellStart"/>
+      <w:r>
+        <w:rPr>
+          <w:b/>
+          <w:bCs/>
+          <w:color w:val="0070C0"/>
+          <w:sz w:val="28"/>
+          <w:szCs w:val="28"/>
+        </w:rPr>
+        <w:t>distance</w:t>
+      </w:r>
+      <w:proofErr w:type="spellEnd"/>
+      <w:r>
+        <w:rPr>
+          <w:b/>
+          <w:bCs/>
+          <w:color w:val="0070C0"/>
+          <w:sz w:val="28"/>
+          <w:szCs w:val="28"/>
+        </w:rPr>
+        <w:t xml:space="preserve"> as a </w:t>
+      </w:r>
+      <w:proofErr w:type="spellStart"/>
+      <w:r>
+        <w:rPr>
+          <w:b/>
+          <w:bCs/>
+          <w:color w:val="0070C0"/>
+          <w:sz w:val="28"/>
+          <w:szCs w:val="28"/>
+        </w:rPr>
+        <w:t>function</w:t>
+      </w:r>
+      <w:proofErr w:type="spellEnd"/>
+      <w:r>
+        <w:rPr>
+          <w:b/>
+          <w:bCs/>
+          <w:color w:val="0070C0"/>
+          <w:sz w:val="28"/>
+          <w:szCs w:val="28"/>
+        </w:rPr>
+        <w:t xml:space="preserve"> </w:t>
+      </w:r>
+      <w:proofErr w:type="spellStart"/>
+      <w:r>
+        <w:rPr>
+          <w:b/>
+          <w:bCs/>
+          <w:color w:val="0070C0"/>
+          <w:sz w:val="28"/>
+          <w:szCs w:val="28"/>
+        </w:rPr>
+        <w:t>of</w:t>
+      </w:r>
+      <w:proofErr w:type="spellEnd"/>
+      <w:r>
+        <w:rPr>
+          <w:b/>
+          <w:bCs/>
+          <w:color w:val="0070C0"/>
+          <w:sz w:val="28"/>
+          <w:szCs w:val="28"/>
+        </w:rPr>
+        <w:t xml:space="preserve"> </w:t>
+      </w:r>
+      <w:proofErr w:type="spellStart"/>
+      <w:r>
+        <w:rPr>
+          <w:b/>
+          <w:bCs/>
+          <w:color w:val="0070C0"/>
+          <w:sz w:val="28"/>
+          <w:szCs w:val="28"/>
+        </w:rPr>
+        <w:t>redshift</w:t>
+      </w:r>
+      <w:proofErr w:type="spellEnd"/>
+      <w:r>
+        <w:rPr>
+          <w:b/>
+          <w:bCs/>
+          <w:color w:val="0070C0"/>
+          <w:sz w:val="28"/>
+          <w:szCs w:val="28"/>
+        </w:rPr>
+        <w:t>'</w:t>
       </w:r>
     </w:p>
     <w:p>
       <w:r>
-        <w:t>"Using the “Decreasing Universe” model1 we will show evidence that this new model of the</w:t>
-      </w:r>
-      <w:r>
-        <w:t xml:space="preserve"> </w:t>
-      </w:r>
-      <w:r>
-        <w:t xml:space="preserve">dynamics of the Universe is less disruptive and more adequate than the traditional </w:t>
+        <w:t>"</w:t>
+      </w:r>
+      <w:proofErr w:type="spellStart"/>
+      <w:r>
+        <w:t>Using</w:t>
+      </w:r>
+      <w:proofErr w:type="spellEnd"/>
+      <w:r>
+        <w:t xml:space="preserve"> </w:t>
+      </w:r>
+      <w:proofErr w:type="spellStart"/>
+      <w:r>
+        <w:t>the</w:t>
+      </w:r>
+      <w:proofErr w:type="spellEnd"/>
+      <w:r>
+        <w:t xml:space="preserve"> “</w:t>
+      </w:r>
+      <w:proofErr w:type="spellStart"/>
+      <w:r>
+        <w:t>Decreasing</w:t>
+      </w:r>
+      <w:proofErr w:type="spellEnd"/>
+      <w:r>
+        <w:t xml:space="preserve"> Universe” model1 </w:t>
+      </w:r>
+      <w:proofErr w:type="spellStart"/>
+      <w:r>
+        <w:t>we</w:t>
+      </w:r>
+      <w:proofErr w:type="spellEnd"/>
+      <w:r>
+        <w:t xml:space="preserve"> </w:t>
+      </w:r>
+      <w:proofErr w:type="spellStart"/>
+      <w:r>
+        <w:t>will</w:t>
+      </w:r>
+      <w:proofErr w:type="spellEnd"/>
+      <w:r>
+        <w:t xml:space="preserve"> show </w:t>
+      </w:r>
+      <w:proofErr w:type="spellStart"/>
+      <w:r>
+        <w:t>evidence</w:t>
+      </w:r>
+      <w:proofErr w:type="spellEnd"/>
+      <w:r>
+        <w:t xml:space="preserve"> </w:t>
+      </w:r>
+      <w:proofErr w:type="spellStart"/>
+      <w:r>
+        <w:t>that</w:t>
+      </w:r>
+      <w:proofErr w:type="spellEnd"/>
+      <w:r>
+        <w:t xml:space="preserve"> </w:t>
+      </w:r>
+      <w:proofErr w:type="spellStart"/>
+      <w:r>
+        <w:t>this</w:t>
+      </w:r>
+      <w:proofErr w:type="spellEnd"/>
+      <w:r>
+        <w:t xml:space="preserve"> new model </w:t>
+      </w:r>
+      <w:proofErr w:type="spellStart"/>
+      <w:r>
+        <w:t>of</w:t>
+      </w:r>
+      <w:proofErr w:type="spellEnd"/>
+      <w:r>
+        <w:t xml:space="preserve"> </w:t>
+      </w:r>
+      <w:proofErr w:type="spellStart"/>
+      <w:r>
+        <w:t>the</w:t>
+      </w:r>
+      <w:proofErr w:type="spellEnd"/>
+      <w:r>
+        <w:t xml:space="preserve"> </w:t>
+      </w:r>
+      <w:r>
+        <w:t xml:space="preserve">dynamics </w:t>
+      </w:r>
+      <w:proofErr w:type="spellStart"/>
+      <w:r>
+        <w:t>of</w:t>
+      </w:r>
+      <w:proofErr w:type="spellEnd"/>
+      <w:r>
+        <w:t xml:space="preserve"> </w:t>
+      </w:r>
+      <w:proofErr w:type="spellStart"/>
+      <w:r>
+        <w:t>the</w:t>
+      </w:r>
+      <w:proofErr w:type="spellEnd"/>
+      <w:r>
+        <w:t xml:space="preserve"> Universe </w:t>
+      </w:r>
+      <w:proofErr w:type="spellStart"/>
+      <w:r>
+        <w:t>is</w:t>
+      </w:r>
+      <w:proofErr w:type="spellEnd"/>
+      <w:r>
+        <w:t xml:space="preserve"> </w:t>
+      </w:r>
+      <w:proofErr w:type="spellStart"/>
+      <w:r>
+        <w:t>less</w:t>
+      </w:r>
+      <w:proofErr w:type="spellEnd"/>
+      <w:r>
+        <w:t xml:space="preserve"> </w:t>
+      </w:r>
+      <w:proofErr w:type="spellStart"/>
+      <w:r>
+        <w:t>disruptive</w:t>
+      </w:r>
+      <w:proofErr w:type="spellEnd"/>
+      <w:r>
+        <w:t xml:space="preserve"> </w:t>
+      </w:r>
+      <w:proofErr w:type="spellStart"/>
+      <w:r>
+        <w:t>and</w:t>
+      </w:r>
+      <w:proofErr w:type="spellEnd"/>
+      <w:r>
+        <w:t xml:space="preserve"> more </w:t>
+      </w:r>
+      <w:proofErr w:type="spellStart"/>
+      <w:r>
+        <w:t>adequate</w:t>
+      </w:r>
+      <w:proofErr w:type="spellEnd"/>
+      <w:r>
+        <w:t xml:space="preserve"> </w:t>
+      </w:r>
+      <w:proofErr w:type="spellStart"/>
+      <w:r>
+        <w:t>than</w:t>
+      </w:r>
+      <w:proofErr w:type="spellEnd"/>
+      <w:r>
+        <w:t xml:space="preserve"> </w:t>
+      </w:r>
+      <w:proofErr w:type="spellStart"/>
+      <w:r>
+        <w:t>the</w:t>
+      </w:r>
+      <w:proofErr w:type="spellEnd"/>
+      <w:r>
+        <w:t xml:space="preserve"> </w:t>
+      </w:r>
+      <w:proofErr w:type="spellStart"/>
+      <w:r>
+        <w:t>traditional</w:t>
+      </w:r>
+      <w:proofErr w:type="spellEnd"/>
+      <w:r>
+        <w:t xml:space="preserve"> </w:t>
       </w:r>
       <w:r>
         <w:t>L</w:t>
@@ -1369,35 +6456,253 @@
         <w:t xml:space="preserve"> </w:t>
       </w:r>
       <w:r>
-        <w:t>model that postulates the existence of Dark Energy.</w:t>
+        <w:t xml:space="preserve">model </w:t>
+      </w:r>
+      <w:proofErr w:type="spellStart"/>
+      <w:r>
+        <w:t>that</w:t>
+      </w:r>
+      <w:proofErr w:type="spellEnd"/>
+      <w:r>
+        <w:t xml:space="preserve"> </w:t>
+      </w:r>
+      <w:proofErr w:type="spellStart"/>
+      <w:r>
+        <w:t>postulates</w:t>
+      </w:r>
+      <w:proofErr w:type="spellEnd"/>
+      <w:r>
+        <w:t xml:space="preserve"> </w:t>
+      </w:r>
+      <w:proofErr w:type="spellStart"/>
+      <w:r>
+        <w:t>the</w:t>
+      </w:r>
+      <w:proofErr w:type="spellEnd"/>
+      <w:r>
+        <w:t xml:space="preserve"> </w:t>
+      </w:r>
+      <w:proofErr w:type="spellStart"/>
+      <w:r>
+        <w:t>existence</w:t>
+      </w:r>
+      <w:proofErr w:type="spellEnd"/>
+      <w:r>
+        <w:t xml:space="preserve"> </w:t>
+      </w:r>
+      <w:proofErr w:type="spellStart"/>
+      <w:r>
+        <w:t>of</w:t>
+      </w:r>
+      <w:proofErr w:type="spellEnd"/>
+      <w:r>
+        <w:t xml:space="preserve"> </w:t>
+      </w:r>
+      <w:proofErr w:type="spellStart"/>
+      <w:r>
+        <w:t>Dark</w:t>
+      </w:r>
+      <w:proofErr w:type="spellEnd"/>
+      <w:r>
+        <w:t xml:space="preserve"> Energy.</w:t>
       </w:r>
       <w:r>
         <w:br/>
       </w:r>
-      <w:r>
-        <w:t>We will also develop, from this new theory, a simple and straightforward mathematical</w:t>
-      </w:r>
-      <w:r>
-        <w:t xml:space="preserve"> </w:t>
-      </w:r>
-      <w:r>
-        <w:t>formula that provides the distance of the galaxy as a function of its redshift."</w:t>
+      <w:proofErr w:type="spellStart"/>
+      <w:r>
+        <w:t>We</w:t>
+      </w:r>
+      <w:proofErr w:type="spellEnd"/>
+      <w:r>
+        <w:t xml:space="preserve"> </w:t>
+      </w:r>
+      <w:proofErr w:type="spellStart"/>
+      <w:r>
+        <w:t>will</w:t>
+      </w:r>
+      <w:proofErr w:type="spellEnd"/>
+      <w:r>
+        <w:t xml:space="preserve"> </w:t>
+      </w:r>
+      <w:proofErr w:type="spellStart"/>
+      <w:r>
+        <w:t>also</w:t>
+      </w:r>
+      <w:proofErr w:type="spellEnd"/>
+      <w:r>
+        <w:t xml:space="preserve"> </w:t>
+      </w:r>
+      <w:proofErr w:type="spellStart"/>
+      <w:r>
+        <w:t>develop</w:t>
+      </w:r>
+      <w:proofErr w:type="spellEnd"/>
+      <w:r>
+        <w:t xml:space="preserve">, </w:t>
+      </w:r>
+      <w:proofErr w:type="spellStart"/>
+      <w:r>
+        <w:t>from</w:t>
+      </w:r>
+      <w:proofErr w:type="spellEnd"/>
+      <w:r>
+        <w:t xml:space="preserve"> </w:t>
+      </w:r>
+      <w:proofErr w:type="spellStart"/>
+      <w:r>
+        <w:t>this</w:t>
+      </w:r>
+      <w:proofErr w:type="spellEnd"/>
+      <w:r>
+        <w:t xml:space="preserve"> new </w:t>
+      </w:r>
+      <w:proofErr w:type="spellStart"/>
+      <w:r>
+        <w:t>theory</w:t>
+      </w:r>
+      <w:proofErr w:type="spellEnd"/>
+      <w:r>
+        <w:t xml:space="preserve">, a </w:t>
+      </w:r>
+      <w:proofErr w:type="spellStart"/>
+      <w:r>
+        <w:t>simple</w:t>
+      </w:r>
+      <w:proofErr w:type="spellEnd"/>
+      <w:r>
+        <w:t xml:space="preserve"> </w:t>
+      </w:r>
+      <w:proofErr w:type="spellStart"/>
+      <w:r>
+        <w:t>and</w:t>
+      </w:r>
+      <w:proofErr w:type="spellEnd"/>
+      <w:r>
+        <w:t xml:space="preserve"> </w:t>
+      </w:r>
+      <w:proofErr w:type="spellStart"/>
+      <w:r>
+        <w:t>straightforward</w:t>
+      </w:r>
+      <w:proofErr w:type="spellEnd"/>
+      <w:r>
+        <w:t xml:space="preserve"> </w:t>
+      </w:r>
+      <w:proofErr w:type="spellStart"/>
+      <w:r>
+        <w:t>mathematical</w:t>
+      </w:r>
+      <w:proofErr w:type="spellEnd"/>
+      <w:r>
+        <w:t xml:space="preserve"> </w:t>
+      </w:r>
+      <w:r>
+        <w:t xml:space="preserve">formula </w:t>
+      </w:r>
+      <w:proofErr w:type="spellStart"/>
+      <w:r>
+        <w:t>that</w:t>
+      </w:r>
+      <w:proofErr w:type="spellEnd"/>
+      <w:r>
+        <w:t xml:space="preserve"> </w:t>
+      </w:r>
+      <w:proofErr w:type="spellStart"/>
+      <w:r>
+        <w:t>provides</w:t>
+      </w:r>
+      <w:proofErr w:type="spellEnd"/>
+      <w:r>
+        <w:t xml:space="preserve"> </w:t>
+      </w:r>
+      <w:proofErr w:type="spellStart"/>
+      <w:r>
+        <w:t>the</w:t>
+      </w:r>
+      <w:proofErr w:type="spellEnd"/>
+      <w:r>
+        <w:t xml:space="preserve"> </w:t>
+      </w:r>
+      <w:proofErr w:type="spellStart"/>
+      <w:r>
+        <w:t>distance</w:t>
+      </w:r>
+      <w:proofErr w:type="spellEnd"/>
+      <w:r>
+        <w:t xml:space="preserve"> </w:t>
+      </w:r>
+      <w:proofErr w:type="spellStart"/>
+      <w:r>
+        <w:t>of</w:t>
+      </w:r>
+      <w:proofErr w:type="spellEnd"/>
+      <w:r>
+        <w:t xml:space="preserve"> </w:t>
+      </w:r>
+      <w:proofErr w:type="spellStart"/>
+      <w:r>
+        <w:t>the</w:t>
+      </w:r>
+      <w:proofErr w:type="spellEnd"/>
+      <w:r>
+        <w:t xml:space="preserve"> </w:t>
+      </w:r>
+      <w:proofErr w:type="spellStart"/>
+      <w:r>
+        <w:t>galaxy</w:t>
+      </w:r>
+      <w:proofErr w:type="spellEnd"/>
+      <w:r>
+        <w:t xml:space="preserve"> as a </w:t>
+      </w:r>
+      <w:proofErr w:type="spellStart"/>
+      <w:r>
+        <w:t>function</w:t>
+      </w:r>
+      <w:proofErr w:type="spellEnd"/>
+      <w:r>
+        <w:t xml:space="preserve"> </w:t>
+      </w:r>
+      <w:proofErr w:type="spellStart"/>
+      <w:r>
+        <w:t>of</w:t>
+      </w:r>
+      <w:proofErr w:type="spellEnd"/>
+      <w:r>
+        <w:t xml:space="preserve"> its </w:t>
+      </w:r>
+      <w:proofErr w:type="spellStart"/>
+      <w:r>
+        <w:t>redshift</w:t>
+      </w:r>
+      <w:proofErr w:type="spellEnd"/>
+      <w:r>
+        <w:t>."</w:t>
       </w:r>
       <w:r>
         <w:t>(</w:t>
       </w:r>
+      <w:proofErr w:type="spellStart"/>
       <w:r>
         <w:rPr>
           <w:color w:val="C00000"/>
         </w:rPr>
-        <w:t>Fev/2025</w:t>
+        <w:t>Fev</w:t>
+      </w:r>
+      <w:proofErr w:type="spellEnd"/>
+      <w:r>
+        <w:rPr>
+          <w:color w:val="C00000"/>
+        </w:rPr>
+        <w:t>/2025</w:t>
       </w:r>
       <w:r>
         <w:t>)</w:t>
       </w:r>
     </w:p>
     <w:p>
-      <w:hyperlink r:id="rId20" w:history="1">
+      <w:hyperlink r:id="rId21" w:history="1">
         <w:r>
           <w:rPr>
             <w:rStyle w:val="Hyperlink"/>
@@ -1464,24 +6769,449 @@
           <w:sz w:val="28"/>
           <w:szCs w:val="28"/>
         </w:rPr>
-        <w:t>´Derivation of Hubble’s Law and its relation to dark energy and dark matter'</w:t>
+        <w:t>´</w:t>
+      </w:r>
+      <w:proofErr w:type="spellStart"/>
+      <w:r>
+        <w:rPr>
+          <w:b/>
+          <w:bCs/>
+          <w:color w:val="0070C0"/>
+          <w:sz w:val="28"/>
+          <w:szCs w:val="28"/>
+        </w:rPr>
+        <w:t>Derivation</w:t>
+      </w:r>
+      <w:proofErr w:type="spellEnd"/>
+      <w:r>
+        <w:rPr>
+          <w:b/>
+          <w:bCs/>
+          <w:color w:val="0070C0"/>
+          <w:sz w:val="28"/>
+          <w:szCs w:val="28"/>
+        </w:rPr>
+        <w:t xml:space="preserve"> </w:t>
+      </w:r>
+      <w:proofErr w:type="spellStart"/>
+      <w:r>
+        <w:rPr>
+          <w:b/>
+          <w:bCs/>
+          <w:color w:val="0070C0"/>
+          <w:sz w:val="28"/>
+          <w:szCs w:val="28"/>
+        </w:rPr>
+        <w:t>of</w:t>
+      </w:r>
+      <w:proofErr w:type="spellEnd"/>
+      <w:r>
+        <w:rPr>
+          <w:b/>
+          <w:bCs/>
+          <w:color w:val="0070C0"/>
+          <w:sz w:val="28"/>
+          <w:szCs w:val="28"/>
+        </w:rPr>
+        <w:t xml:space="preserve"> </w:t>
+      </w:r>
+      <w:proofErr w:type="spellStart"/>
+      <w:r>
+        <w:rPr>
+          <w:b/>
+          <w:bCs/>
+          <w:color w:val="0070C0"/>
+          <w:sz w:val="28"/>
+          <w:szCs w:val="28"/>
+        </w:rPr>
+        <w:t>Hubble’s</w:t>
+      </w:r>
+      <w:proofErr w:type="spellEnd"/>
+      <w:r>
+        <w:rPr>
+          <w:b/>
+          <w:bCs/>
+          <w:color w:val="0070C0"/>
+          <w:sz w:val="28"/>
+          <w:szCs w:val="28"/>
+        </w:rPr>
+        <w:t xml:space="preserve"> Law </w:t>
+      </w:r>
+      <w:proofErr w:type="spellStart"/>
+      <w:r>
+        <w:rPr>
+          <w:b/>
+          <w:bCs/>
+          <w:color w:val="0070C0"/>
+          <w:sz w:val="28"/>
+          <w:szCs w:val="28"/>
+        </w:rPr>
+        <w:t>and</w:t>
+      </w:r>
+      <w:proofErr w:type="spellEnd"/>
+      <w:r>
+        <w:rPr>
+          <w:b/>
+          <w:bCs/>
+          <w:color w:val="0070C0"/>
+          <w:sz w:val="28"/>
+          <w:szCs w:val="28"/>
+        </w:rPr>
+        <w:t xml:space="preserve"> its </w:t>
+      </w:r>
+      <w:proofErr w:type="spellStart"/>
+      <w:r>
+        <w:rPr>
+          <w:b/>
+          <w:bCs/>
+          <w:color w:val="0070C0"/>
+          <w:sz w:val="28"/>
+          <w:szCs w:val="28"/>
+        </w:rPr>
+        <w:t>relation</w:t>
+      </w:r>
+      <w:proofErr w:type="spellEnd"/>
+      <w:r>
+        <w:rPr>
+          <w:b/>
+          <w:bCs/>
+          <w:color w:val="0070C0"/>
+          <w:sz w:val="28"/>
+          <w:szCs w:val="28"/>
+        </w:rPr>
+        <w:t xml:space="preserve"> </w:t>
+      </w:r>
+      <w:proofErr w:type="spellStart"/>
+      <w:r>
+        <w:rPr>
+          <w:b/>
+          <w:bCs/>
+          <w:color w:val="0070C0"/>
+          <w:sz w:val="28"/>
+          <w:szCs w:val="28"/>
+        </w:rPr>
+        <w:t>to</w:t>
+      </w:r>
+      <w:proofErr w:type="spellEnd"/>
+      <w:r>
+        <w:rPr>
+          <w:b/>
+          <w:bCs/>
+          <w:color w:val="0070C0"/>
+          <w:sz w:val="28"/>
+          <w:szCs w:val="28"/>
+        </w:rPr>
+        <w:t xml:space="preserve"> </w:t>
+      </w:r>
+      <w:proofErr w:type="spellStart"/>
+      <w:r>
+        <w:rPr>
+          <w:b/>
+          <w:bCs/>
+          <w:color w:val="0070C0"/>
+          <w:sz w:val="28"/>
+          <w:szCs w:val="28"/>
+        </w:rPr>
+        <w:t>dark</w:t>
+      </w:r>
+      <w:proofErr w:type="spellEnd"/>
+      <w:r>
+        <w:rPr>
+          <w:b/>
+          <w:bCs/>
+          <w:color w:val="0070C0"/>
+          <w:sz w:val="28"/>
+          <w:szCs w:val="28"/>
+        </w:rPr>
+        <w:t xml:space="preserve"> </w:t>
+      </w:r>
+      <w:proofErr w:type="spellStart"/>
+      <w:r>
+        <w:rPr>
+          <w:b/>
+          <w:bCs/>
+          <w:color w:val="0070C0"/>
+          <w:sz w:val="28"/>
+          <w:szCs w:val="28"/>
+        </w:rPr>
+        <w:t>energy</w:t>
+      </w:r>
+      <w:proofErr w:type="spellEnd"/>
+      <w:r>
+        <w:rPr>
+          <w:b/>
+          <w:bCs/>
+          <w:color w:val="0070C0"/>
+          <w:sz w:val="28"/>
+          <w:szCs w:val="28"/>
+        </w:rPr>
+        <w:t xml:space="preserve"> </w:t>
+      </w:r>
+      <w:proofErr w:type="spellStart"/>
+      <w:r>
+        <w:rPr>
+          <w:b/>
+          <w:bCs/>
+          <w:color w:val="0070C0"/>
+          <w:sz w:val="28"/>
+          <w:szCs w:val="28"/>
+        </w:rPr>
+        <w:t>and</w:t>
+      </w:r>
+      <w:proofErr w:type="spellEnd"/>
+      <w:r>
+        <w:rPr>
+          <w:b/>
+          <w:bCs/>
+          <w:color w:val="0070C0"/>
+          <w:sz w:val="28"/>
+          <w:szCs w:val="28"/>
+        </w:rPr>
+        <w:t xml:space="preserve"> </w:t>
+      </w:r>
+      <w:proofErr w:type="spellStart"/>
+      <w:r>
+        <w:rPr>
+          <w:b/>
+          <w:bCs/>
+          <w:color w:val="0070C0"/>
+          <w:sz w:val="28"/>
+          <w:szCs w:val="28"/>
+        </w:rPr>
+        <w:t>dark</w:t>
+      </w:r>
+      <w:proofErr w:type="spellEnd"/>
+      <w:r>
+        <w:rPr>
+          <w:b/>
+          <w:bCs/>
+          <w:color w:val="0070C0"/>
+          <w:sz w:val="28"/>
+          <w:szCs w:val="28"/>
+        </w:rPr>
+        <w:t xml:space="preserve"> </w:t>
+      </w:r>
+      <w:proofErr w:type="spellStart"/>
+      <w:r>
+        <w:rPr>
+          <w:b/>
+          <w:bCs/>
+          <w:color w:val="0070C0"/>
+          <w:sz w:val="28"/>
+          <w:szCs w:val="28"/>
+        </w:rPr>
+        <w:t>matter</w:t>
+      </w:r>
+      <w:proofErr w:type="spellEnd"/>
+      <w:r>
+        <w:rPr>
+          <w:b/>
+          <w:bCs/>
+          <w:color w:val="0070C0"/>
+          <w:sz w:val="28"/>
+          <w:szCs w:val="28"/>
+        </w:rPr>
+        <w:t>'</w:t>
       </w:r>
     </w:p>
     <w:p>
       <w:r>
-        <w:t xml:space="preserve">"From the “Decreasing Universe” model,1,2 establishing the contraction of space tissue </w:t>
+        <w:t>"</w:t>
+      </w:r>
+      <w:proofErr w:type="spellStart"/>
+      <w:r>
+        <w:t>From</w:t>
+      </w:r>
+      <w:proofErr w:type="spellEnd"/>
+      <w:r>
+        <w:t xml:space="preserve"> </w:t>
+      </w:r>
+      <w:proofErr w:type="spellStart"/>
+      <w:r>
+        <w:t>the</w:t>
+      </w:r>
+      <w:proofErr w:type="spellEnd"/>
+      <w:r>
+        <w:t xml:space="preserve"> “</w:t>
+      </w:r>
+      <w:proofErr w:type="spellStart"/>
+      <w:r>
+        <w:t>Decreasing</w:t>
+      </w:r>
+      <w:proofErr w:type="spellEnd"/>
+      <w:r>
+        <w:t xml:space="preserve"> Universe” model,1,2 </w:t>
+      </w:r>
+      <w:proofErr w:type="spellStart"/>
+      <w:r>
+        <w:t>establishing</w:t>
+      </w:r>
+      <w:proofErr w:type="spellEnd"/>
+      <w:r>
+        <w:t xml:space="preserve"> </w:t>
+      </w:r>
+      <w:proofErr w:type="spellStart"/>
+      <w:r>
+        <w:t>the</w:t>
+      </w:r>
+      <w:proofErr w:type="spellEnd"/>
+      <w:r>
+        <w:t xml:space="preserve"> </w:t>
+      </w:r>
+      <w:proofErr w:type="spellStart"/>
+      <w:r>
+        <w:t>contraction</w:t>
+      </w:r>
+      <w:proofErr w:type="spellEnd"/>
+      <w:r>
+        <w:t xml:space="preserve"> </w:t>
+      </w:r>
+      <w:proofErr w:type="spellStart"/>
+      <w:r>
+        <w:t>of</w:t>
+      </w:r>
+      <w:proofErr w:type="spellEnd"/>
+      <w:r>
+        <w:t xml:space="preserve"> </w:t>
+      </w:r>
+      <w:proofErr w:type="spellStart"/>
+      <w:r>
+        <w:t>space</w:t>
+      </w:r>
+      <w:proofErr w:type="spellEnd"/>
+      <w:r>
+        <w:t xml:space="preserve"> </w:t>
+      </w:r>
+      <w:proofErr w:type="spellStart"/>
+      <w:r>
+        <w:t>tissue</w:t>
+      </w:r>
+      <w:proofErr w:type="spellEnd"/>
+      <w:r>
+        <w:t xml:space="preserve"> </w:t>
       </w:r>
       <w:r>
         <w:t xml:space="preserve">When </w:t>
       </w:r>
-      <w:r>
-        <w:t>exposed to a gravitational field, we derive the Hubble Law and, from there, we will explain</w:t>
-      </w:r>
-      <w:r>
-        <w:t xml:space="preserve"> </w:t>
-      </w:r>
-      <w:r>
-        <w:t>the effect “Dark Energy” ".</w:t>
+      <w:proofErr w:type="spellStart"/>
+      <w:r>
+        <w:t>exposed</w:t>
+      </w:r>
+      <w:proofErr w:type="spellEnd"/>
+      <w:r>
+        <w:t xml:space="preserve"> </w:t>
+      </w:r>
+      <w:proofErr w:type="spellStart"/>
+      <w:r>
+        <w:t>to</w:t>
+      </w:r>
+      <w:proofErr w:type="spellEnd"/>
+      <w:r>
+        <w:t xml:space="preserve"> a </w:t>
+      </w:r>
+      <w:proofErr w:type="spellStart"/>
+      <w:r>
+        <w:t>gravitational</w:t>
+      </w:r>
+      <w:proofErr w:type="spellEnd"/>
+      <w:r>
+        <w:t xml:space="preserve"> </w:t>
+      </w:r>
+      <w:proofErr w:type="spellStart"/>
+      <w:r>
+        <w:t>field</w:t>
+      </w:r>
+      <w:proofErr w:type="spellEnd"/>
+      <w:r>
+        <w:t xml:space="preserve">, </w:t>
+      </w:r>
+      <w:proofErr w:type="spellStart"/>
+      <w:r>
+        <w:t>we</w:t>
+      </w:r>
+      <w:proofErr w:type="spellEnd"/>
+      <w:r>
+        <w:t xml:space="preserve"> derive </w:t>
+      </w:r>
+      <w:proofErr w:type="spellStart"/>
+      <w:r>
+        <w:t>the</w:t>
+      </w:r>
+      <w:proofErr w:type="spellEnd"/>
+      <w:r>
+        <w:t xml:space="preserve"> Hubble Law </w:t>
+      </w:r>
+      <w:proofErr w:type="spellStart"/>
+      <w:r>
+        <w:t>and</w:t>
+      </w:r>
+      <w:proofErr w:type="spellEnd"/>
+      <w:r>
+        <w:t xml:space="preserve">, </w:t>
+      </w:r>
+      <w:proofErr w:type="spellStart"/>
+      <w:r>
+        <w:t>from</w:t>
+      </w:r>
+      <w:proofErr w:type="spellEnd"/>
+      <w:r>
+        <w:t xml:space="preserve"> </w:t>
+      </w:r>
+      <w:proofErr w:type="spellStart"/>
+      <w:r>
+        <w:t>there</w:t>
+      </w:r>
+      <w:proofErr w:type="spellEnd"/>
+      <w:r>
+        <w:t xml:space="preserve">, </w:t>
+      </w:r>
+      <w:proofErr w:type="spellStart"/>
+      <w:r>
+        <w:t>we</w:t>
+      </w:r>
+      <w:proofErr w:type="spellEnd"/>
+      <w:r>
+        <w:t xml:space="preserve"> </w:t>
+      </w:r>
+      <w:proofErr w:type="spellStart"/>
+      <w:r>
+        <w:t>will</w:t>
+      </w:r>
+      <w:proofErr w:type="spellEnd"/>
+      <w:r>
+        <w:t xml:space="preserve"> </w:t>
+      </w:r>
+      <w:proofErr w:type="spellStart"/>
+      <w:r>
+        <w:t>explain</w:t>
+      </w:r>
+      <w:proofErr w:type="spellEnd"/>
+      <w:r>
+        <w:t xml:space="preserve"> </w:t>
+      </w:r>
+      <w:proofErr w:type="spellStart"/>
+      <w:r>
+        <w:t>the</w:t>
+      </w:r>
+      <w:proofErr w:type="spellEnd"/>
+      <w:r>
+        <w:t xml:space="preserve"> </w:t>
+      </w:r>
+      <w:proofErr w:type="spellStart"/>
+      <w:r>
+        <w:t>effect</w:t>
+      </w:r>
+      <w:proofErr w:type="spellEnd"/>
+      <w:r>
+        <w:t xml:space="preserve"> “</w:t>
+      </w:r>
+      <w:proofErr w:type="spellStart"/>
+      <w:r>
+        <w:t>Dark</w:t>
+      </w:r>
+      <w:proofErr w:type="spellEnd"/>
+      <w:r>
+        <w:t xml:space="preserve"> Energy” ".</w:t>
       </w:r>
       <w:r>
         <w:t>(</w:t>
@@ -1501,7 +7231,7 @@
       <w:r>
         <w:br/>
       </w:r>
-      <w:hyperlink r:id="rId21" w:history="1">
+      <w:hyperlink r:id="rId22" w:history="1">
         <w:r>
           <w:rPr>
             <w:rStyle w:val="Hyperlink"/>
@@ -1526,33 +7256,457 @@
           <w:szCs w:val="28"/>
         </w:rPr>
       </w:pPr>
-      <w:r>
-        <w:rPr>
-          <w:b/>
-          <w:bCs/>
-          <w:color w:val="0070C0"/>
-          <w:sz w:val="28"/>
-          <w:szCs w:val="28"/>
-        </w:rPr>
-        <w:t>Derivation of Hubble's Law and the End of the Darks Elements</w:t>
-      </w:r>
+      <w:proofErr w:type="spellStart"/>
+      <w:r>
+        <w:rPr>
+          <w:b/>
+          <w:bCs/>
+          <w:color w:val="0070C0"/>
+          <w:sz w:val="28"/>
+          <w:szCs w:val="28"/>
+        </w:rPr>
+        <w:t>Derivation</w:t>
+      </w:r>
+      <w:proofErr w:type="spellEnd"/>
+      <w:r>
+        <w:rPr>
+          <w:b/>
+          <w:bCs/>
+          <w:color w:val="0070C0"/>
+          <w:sz w:val="28"/>
+          <w:szCs w:val="28"/>
+        </w:rPr>
+        <w:t xml:space="preserve"> </w:t>
+      </w:r>
+      <w:proofErr w:type="spellStart"/>
+      <w:r>
+        <w:rPr>
+          <w:b/>
+          <w:bCs/>
+          <w:color w:val="0070C0"/>
+          <w:sz w:val="28"/>
+          <w:szCs w:val="28"/>
+        </w:rPr>
+        <w:t>of</w:t>
+      </w:r>
+      <w:proofErr w:type="spellEnd"/>
+      <w:r>
+        <w:rPr>
+          <w:b/>
+          <w:bCs/>
+          <w:color w:val="0070C0"/>
+          <w:sz w:val="28"/>
+          <w:szCs w:val="28"/>
+        </w:rPr>
+        <w:t xml:space="preserve"> </w:t>
+      </w:r>
+      <w:proofErr w:type="spellStart"/>
+      <w:r>
+        <w:rPr>
+          <w:b/>
+          <w:bCs/>
+          <w:color w:val="0070C0"/>
+          <w:sz w:val="28"/>
+          <w:szCs w:val="28"/>
+        </w:rPr>
+        <w:t>Hubble's</w:t>
+      </w:r>
+      <w:proofErr w:type="spellEnd"/>
+      <w:r>
+        <w:rPr>
+          <w:b/>
+          <w:bCs/>
+          <w:color w:val="0070C0"/>
+          <w:sz w:val="28"/>
+          <w:szCs w:val="28"/>
+        </w:rPr>
+        <w:t xml:space="preserve"> Law </w:t>
+      </w:r>
+      <w:proofErr w:type="spellStart"/>
+      <w:r>
+        <w:rPr>
+          <w:b/>
+          <w:bCs/>
+          <w:color w:val="0070C0"/>
+          <w:sz w:val="28"/>
+          <w:szCs w:val="28"/>
+        </w:rPr>
+        <w:t>and</w:t>
+      </w:r>
+      <w:proofErr w:type="spellEnd"/>
+      <w:r>
+        <w:rPr>
+          <w:b/>
+          <w:bCs/>
+          <w:color w:val="0070C0"/>
+          <w:sz w:val="28"/>
+          <w:szCs w:val="28"/>
+        </w:rPr>
+        <w:t xml:space="preserve"> </w:t>
+      </w:r>
+      <w:proofErr w:type="spellStart"/>
+      <w:r>
+        <w:rPr>
+          <w:b/>
+          <w:bCs/>
+          <w:color w:val="0070C0"/>
+          <w:sz w:val="28"/>
+          <w:szCs w:val="28"/>
+        </w:rPr>
+        <w:t>the</w:t>
+      </w:r>
+      <w:proofErr w:type="spellEnd"/>
+      <w:r>
+        <w:rPr>
+          <w:b/>
+          <w:bCs/>
+          <w:color w:val="0070C0"/>
+          <w:sz w:val="28"/>
+          <w:szCs w:val="28"/>
+        </w:rPr>
+        <w:t xml:space="preserve"> </w:t>
+      </w:r>
+      <w:proofErr w:type="spellStart"/>
+      <w:r>
+        <w:rPr>
+          <w:b/>
+          <w:bCs/>
+          <w:color w:val="0070C0"/>
+          <w:sz w:val="28"/>
+          <w:szCs w:val="28"/>
+        </w:rPr>
+        <w:t>End</w:t>
+      </w:r>
+      <w:proofErr w:type="spellEnd"/>
+      <w:r>
+        <w:rPr>
+          <w:b/>
+          <w:bCs/>
+          <w:color w:val="0070C0"/>
+          <w:sz w:val="28"/>
+          <w:szCs w:val="28"/>
+        </w:rPr>
+        <w:t xml:space="preserve"> </w:t>
+      </w:r>
+      <w:proofErr w:type="spellStart"/>
+      <w:r>
+        <w:rPr>
+          <w:b/>
+          <w:bCs/>
+          <w:color w:val="0070C0"/>
+          <w:sz w:val="28"/>
+          <w:szCs w:val="28"/>
+        </w:rPr>
+        <w:t>of</w:t>
+      </w:r>
+      <w:proofErr w:type="spellEnd"/>
+      <w:r>
+        <w:rPr>
+          <w:b/>
+          <w:bCs/>
+          <w:color w:val="0070C0"/>
+          <w:sz w:val="28"/>
+          <w:szCs w:val="28"/>
+        </w:rPr>
+        <w:t xml:space="preserve"> </w:t>
+      </w:r>
+      <w:proofErr w:type="spellStart"/>
+      <w:r>
+        <w:rPr>
+          <w:b/>
+          <w:bCs/>
+          <w:color w:val="0070C0"/>
+          <w:sz w:val="28"/>
+          <w:szCs w:val="28"/>
+        </w:rPr>
+        <w:t>the</w:t>
+      </w:r>
+      <w:proofErr w:type="spellEnd"/>
+      <w:r>
+        <w:rPr>
+          <w:b/>
+          <w:bCs/>
+          <w:color w:val="0070C0"/>
+          <w:sz w:val="28"/>
+          <w:szCs w:val="28"/>
+        </w:rPr>
+        <w:t xml:space="preserve"> </w:t>
+      </w:r>
+      <w:proofErr w:type="spellStart"/>
+      <w:r>
+        <w:rPr>
+          <w:b/>
+          <w:bCs/>
+          <w:color w:val="0070C0"/>
+          <w:sz w:val="28"/>
+          <w:szCs w:val="28"/>
+        </w:rPr>
+        <w:t>Darks</w:t>
+      </w:r>
+      <w:proofErr w:type="spellEnd"/>
+      <w:r>
+        <w:rPr>
+          <w:b/>
+          <w:bCs/>
+          <w:color w:val="0070C0"/>
+          <w:sz w:val="28"/>
+          <w:szCs w:val="28"/>
+        </w:rPr>
+        <w:t xml:space="preserve"> </w:t>
+      </w:r>
+      <w:proofErr w:type="spellStart"/>
+      <w:r>
+        <w:rPr>
+          <w:b/>
+          <w:bCs/>
+          <w:color w:val="0070C0"/>
+          <w:sz w:val="28"/>
+          <w:szCs w:val="28"/>
+        </w:rPr>
+        <w:t>Elements</w:t>
+      </w:r>
+      <w:proofErr w:type="spellEnd"/>
     </w:p>
     <w:p>
       <w:r>
-        <w:t>'From the “Decreasing Universe” model, establishing the contraction of space tissue when exposed to a gravitational field, we derive the Hubble Law and, from there, we will explain the effects “Dark Energy” and “Dark Matter”.'(</w:t>
-      </w:r>
+        <w:t>'</w:t>
+      </w:r>
+      <w:proofErr w:type="spellStart"/>
+      <w:r>
+        <w:t>From</w:t>
+      </w:r>
+      <w:proofErr w:type="spellEnd"/>
+      <w:r>
+        <w:t xml:space="preserve"> </w:t>
+      </w:r>
+      <w:proofErr w:type="spellStart"/>
+      <w:r>
+        <w:t>the</w:t>
+      </w:r>
+      <w:proofErr w:type="spellEnd"/>
+      <w:r>
+        <w:t xml:space="preserve"> “</w:t>
+      </w:r>
+      <w:proofErr w:type="spellStart"/>
+      <w:r>
+        <w:t>Decreasing</w:t>
+      </w:r>
+      <w:proofErr w:type="spellEnd"/>
+      <w:r>
+        <w:t xml:space="preserve"> Universe” model, </w:t>
+      </w:r>
+      <w:proofErr w:type="spellStart"/>
+      <w:r>
+        <w:t>establishing</w:t>
+      </w:r>
+      <w:proofErr w:type="spellEnd"/>
+      <w:r>
+        <w:t xml:space="preserve"> </w:t>
+      </w:r>
+      <w:proofErr w:type="spellStart"/>
+      <w:r>
+        <w:t>the</w:t>
+      </w:r>
+      <w:proofErr w:type="spellEnd"/>
+      <w:r>
+        <w:t xml:space="preserve"> </w:t>
+      </w:r>
+      <w:proofErr w:type="spellStart"/>
+      <w:r>
+        <w:t>contraction</w:t>
+      </w:r>
+      <w:proofErr w:type="spellEnd"/>
+      <w:r>
+        <w:t xml:space="preserve"> </w:t>
+      </w:r>
+      <w:proofErr w:type="spellStart"/>
+      <w:r>
+        <w:t>of</w:t>
+      </w:r>
+      <w:proofErr w:type="spellEnd"/>
+      <w:r>
+        <w:t xml:space="preserve"> </w:t>
+      </w:r>
+      <w:proofErr w:type="spellStart"/>
+      <w:r>
+        <w:t>space</w:t>
+      </w:r>
+      <w:proofErr w:type="spellEnd"/>
+      <w:r>
+        <w:t xml:space="preserve"> </w:t>
+      </w:r>
+      <w:proofErr w:type="spellStart"/>
+      <w:r>
+        <w:t>tissue</w:t>
+      </w:r>
+      <w:proofErr w:type="spellEnd"/>
+      <w:r>
+        <w:t xml:space="preserve"> </w:t>
+      </w:r>
+      <w:proofErr w:type="spellStart"/>
+      <w:r>
+        <w:t>when</w:t>
+      </w:r>
+      <w:proofErr w:type="spellEnd"/>
+      <w:r>
+        <w:t xml:space="preserve"> </w:t>
+      </w:r>
+      <w:proofErr w:type="spellStart"/>
+      <w:r>
+        <w:t>exposed</w:t>
+      </w:r>
+      <w:proofErr w:type="spellEnd"/>
+      <w:r>
+        <w:t xml:space="preserve"> </w:t>
+      </w:r>
+      <w:proofErr w:type="spellStart"/>
+      <w:r>
+        <w:t>to</w:t>
+      </w:r>
+      <w:proofErr w:type="spellEnd"/>
+      <w:r>
+        <w:t xml:space="preserve"> a </w:t>
+      </w:r>
+      <w:proofErr w:type="spellStart"/>
+      <w:r>
+        <w:t>gravitational</w:t>
+      </w:r>
+      <w:proofErr w:type="spellEnd"/>
+      <w:r>
+        <w:t xml:space="preserve"> </w:t>
+      </w:r>
+      <w:proofErr w:type="spellStart"/>
+      <w:r>
+        <w:t>field</w:t>
+      </w:r>
+      <w:proofErr w:type="spellEnd"/>
+      <w:r>
+        <w:t xml:space="preserve">, </w:t>
+      </w:r>
+      <w:proofErr w:type="spellStart"/>
+      <w:r>
+        <w:t>we</w:t>
+      </w:r>
+      <w:proofErr w:type="spellEnd"/>
+      <w:r>
+        <w:t xml:space="preserve"> derive </w:t>
+      </w:r>
+      <w:proofErr w:type="spellStart"/>
+      <w:r>
+        <w:t>the</w:t>
+      </w:r>
+      <w:proofErr w:type="spellEnd"/>
+      <w:r>
+        <w:t xml:space="preserve"> Hubble Law </w:t>
+      </w:r>
+      <w:proofErr w:type="spellStart"/>
+      <w:r>
+        <w:t>and</w:t>
+      </w:r>
+      <w:proofErr w:type="spellEnd"/>
+      <w:r>
+        <w:t xml:space="preserve">, </w:t>
+      </w:r>
+      <w:proofErr w:type="spellStart"/>
+      <w:r>
+        <w:t>from</w:t>
+      </w:r>
+      <w:proofErr w:type="spellEnd"/>
+      <w:r>
+        <w:t xml:space="preserve"> </w:t>
+      </w:r>
+      <w:proofErr w:type="spellStart"/>
+      <w:r>
+        <w:t>there</w:t>
+      </w:r>
+      <w:proofErr w:type="spellEnd"/>
+      <w:r>
+        <w:t xml:space="preserve">, </w:t>
+      </w:r>
+      <w:proofErr w:type="spellStart"/>
+      <w:r>
+        <w:t>we</w:t>
+      </w:r>
+      <w:proofErr w:type="spellEnd"/>
+      <w:r>
+        <w:t xml:space="preserve"> </w:t>
+      </w:r>
+      <w:proofErr w:type="spellStart"/>
+      <w:r>
+        <w:t>will</w:t>
+      </w:r>
+      <w:proofErr w:type="spellEnd"/>
+      <w:r>
+        <w:t xml:space="preserve"> </w:t>
+      </w:r>
+      <w:proofErr w:type="spellStart"/>
+      <w:r>
+        <w:t>explain</w:t>
+      </w:r>
+      <w:proofErr w:type="spellEnd"/>
+      <w:r>
+        <w:t xml:space="preserve"> </w:t>
+      </w:r>
+      <w:proofErr w:type="spellStart"/>
+      <w:r>
+        <w:t>the</w:t>
+      </w:r>
+      <w:proofErr w:type="spellEnd"/>
+      <w:r>
+        <w:t xml:space="preserve"> </w:t>
+      </w:r>
+      <w:proofErr w:type="spellStart"/>
+      <w:r>
+        <w:t>effects</w:t>
+      </w:r>
+      <w:proofErr w:type="spellEnd"/>
+      <w:r>
+        <w:t xml:space="preserve"> “</w:t>
+      </w:r>
+      <w:proofErr w:type="spellStart"/>
+      <w:r>
+        <w:t>Dark</w:t>
+      </w:r>
+      <w:proofErr w:type="spellEnd"/>
+      <w:r>
+        <w:t xml:space="preserve"> Energy” </w:t>
+      </w:r>
+      <w:proofErr w:type="spellStart"/>
+      <w:r>
+        <w:t>and</w:t>
+      </w:r>
+      <w:proofErr w:type="spellEnd"/>
+      <w:r>
+        <w:t xml:space="preserve"> “</w:t>
+      </w:r>
+      <w:proofErr w:type="spellStart"/>
+      <w:r>
+        <w:t>Dark</w:t>
+      </w:r>
+      <w:proofErr w:type="spellEnd"/>
+      <w:r>
+        <w:t xml:space="preserve"> Matter”.'(</w:t>
+      </w:r>
+      <w:proofErr w:type="spellStart"/>
       <w:r>
         <w:rPr>
           <w:color w:val="C00000"/>
         </w:rPr>
-        <w:t>Apr/2019</w:t>
+        <w:t>Apr</w:t>
+      </w:r>
+      <w:proofErr w:type="spellEnd"/>
+      <w:r>
+        <w:rPr>
+          <w:color w:val="C00000"/>
+        </w:rPr>
+        <w:t>/2019</w:t>
       </w:r>
       <w:r>
         <w:t>)</w:t>
       </w:r>
     </w:p>
     <w:p>
-      <w:hyperlink r:id="rId22" w:history="1">
+      <w:hyperlink r:id="rId23" w:history="1">
         <w:r>
           <w:rPr>
             <w:rStyle w:val="Hyperlink"/>
@@ -1588,12 +7742,668 @@
           <w:sz w:val="28"/>
           <w:szCs w:val="28"/>
         </w:rPr>
-        <w:t>´The Equivalence Principle and the End of the Dark Energy'</w:t>
+        <w:t xml:space="preserve">´The </w:t>
+      </w:r>
+      <w:proofErr w:type="spellStart"/>
+      <w:r>
+        <w:rPr>
+          <w:b/>
+          <w:bCs/>
+          <w:color w:val="0070C0"/>
+          <w:sz w:val="28"/>
+          <w:szCs w:val="28"/>
+        </w:rPr>
+        <w:t>Equivalence</w:t>
+      </w:r>
+      <w:proofErr w:type="spellEnd"/>
+      <w:r>
+        <w:rPr>
+          <w:b/>
+          <w:bCs/>
+          <w:color w:val="0070C0"/>
+          <w:sz w:val="28"/>
+          <w:szCs w:val="28"/>
+        </w:rPr>
+        <w:t xml:space="preserve"> </w:t>
+      </w:r>
+      <w:proofErr w:type="spellStart"/>
+      <w:r>
+        <w:rPr>
+          <w:b/>
+          <w:bCs/>
+          <w:color w:val="0070C0"/>
+          <w:sz w:val="28"/>
+          <w:szCs w:val="28"/>
+        </w:rPr>
+        <w:t>Principle</w:t>
+      </w:r>
+      <w:proofErr w:type="spellEnd"/>
+      <w:r>
+        <w:rPr>
+          <w:b/>
+          <w:bCs/>
+          <w:color w:val="0070C0"/>
+          <w:sz w:val="28"/>
+          <w:szCs w:val="28"/>
+        </w:rPr>
+        <w:t xml:space="preserve"> </w:t>
+      </w:r>
+      <w:proofErr w:type="spellStart"/>
+      <w:r>
+        <w:rPr>
+          <w:b/>
+          <w:bCs/>
+          <w:color w:val="0070C0"/>
+          <w:sz w:val="28"/>
+          <w:szCs w:val="28"/>
+        </w:rPr>
+        <w:t>and</w:t>
+      </w:r>
+      <w:proofErr w:type="spellEnd"/>
+      <w:r>
+        <w:rPr>
+          <w:b/>
+          <w:bCs/>
+          <w:color w:val="0070C0"/>
+          <w:sz w:val="28"/>
+          <w:szCs w:val="28"/>
+        </w:rPr>
+        <w:t xml:space="preserve"> </w:t>
+      </w:r>
+      <w:proofErr w:type="spellStart"/>
+      <w:r>
+        <w:rPr>
+          <w:b/>
+          <w:bCs/>
+          <w:color w:val="0070C0"/>
+          <w:sz w:val="28"/>
+          <w:szCs w:val="28"/>
+        </w:rPr>
+        <w:t>the</w:t>
+      </w:r>
+      <w:proofErr w:type="spellEnd"/>
+      <w:r>
+        <w:rPr>
+          <w:b/>
+          <w:bCs/>
+          <w:color w:val="0070C0"/>
+          <w:sz w:val="28"/>
+          <w:szCs w:val="28"/>
+        </w:rPr>
+        <w:t xml:space="preserve"> </w:t>
+      </w:r>
+      <w:proofErr w:type="spellStart"/>
+      <w:r>
+        <w:rPr>
+          <w:b/>
+          <w:bCs/>
+          <w:color w:val="0070C0"/>
+          <w:sz w:val="28"/>
+          <w:szCs w:val="28"/>
+        </w:rPr>
+        <w:t>End</w:t>
+      </w:r>
+      <w:proofErr w:type="spellEnd"/>
+      <w:r>
+        <w:rPr>
+          <w:b/>
+          <w:bCs/>
+          <w:color w:val="0070C0"/>
+          <w:sz w:val="28"/>
+          <w:szCs w:val="28"/>
+        </w:rPr>
+        <w:t xml:space="preserve"> </w:t>
+      </w:r>
+      <w:proofErr w:type="spellStart"/>
+      <w:r>
+        <w:rPr>
+          <w:b/>
+          <w:bCs/>
+          <w:color w:val="0070C0"/>
+          <w:sz w:val="28"/>
+          <w:szCs w:val="28"/>
+        </w:rPr>
+        <w:t>of</w:t>
+      </w:r>
+      <w:proofErr w:type="spellEnd"/>
+      <w:r>
+        <w:rPr>
+          <w:b/>
+          <w:bCs/>
+          <w:color w:val="0070C0"/>
+          <w:sz w:val="28"/>
+          <w:szCs w:val="28"/>
+        </w:rPr>
+        <w:t xml:space="preserve"> </w:t>
+      </w:r>
+      <w:proofErr w:type="spellStart"/>
+      <w:r>
+        <w:rPr>
+          <w:b/>
+          <w:bCs/>
+          <w:color w:val="0070C0"/>
+          <w:sz w:val="28"/>
+          <w:szCs w:val="28"/>
+        </w:rPr>
+        <w:t>the</w:t>
+      </w:r>
+      <w:proofErr w:type="spellEnd"/>
+      <w:r>
+        <w:rPr>
+          <w:b/>
+          <w:bCs/>
+          <w:color w:val="0070C0"/>
+          <w:sz w:val="28"/>
+          <w:szCs w:val="28"/>
+        </w:rPr>
+        <w:t xml:space="preserve"> </w:t>
+      </w:r>
+      <w:proofErr w:type="spellStart"/>
+      <w:r>
+        <w:rPr>
+          <w:b/>
+          <w:bCs/>
+          <w:color w:val="0070C0"/>
+          <w:sz w:val="28"/>
+          <w:szCs w:val="28"/>
+        </w:rPr>
+        <w:t>Dark</w:t>
+      </w:r>
+      <w:proofErr w:type="spellEnd"/>
+      <w:r>
+        <w:rPr>
+          <w:b/>
+          <w:bCs/>
+          <w:color w:val="0070C0"/>
+          <w:sz w:val="28"/>
+          <w:szCs w:val="28"/>
+        </w:rPr>
+        <w:t xml:space="preserve"> Energy'</w:t>
       </w:r>
     </w:p>
     <w:p>
       <w:r>
-        <w:t>"We will make a new approach for an effect known as “Dark Energy” by an effect on gravitatio nal field.[1] In an accelerated rocket, the dimensions of space towards movement due to „Lorentz Contraction" are on continuous reduction.Using the equivalence principle, we presume that in the gravitational field, the same thing would happen.In this implicates in „dark energy effect". The calculi show that in a 7%-contraction for each billion years would explain our observation of galaxies in accelerated separation."</w:t>
+        <w:t>"</w:t>
+      </w:r>
+      <w:proofErr w:type="spellStart"/>
+      <w:r>
+        <w:t>We</w:t>
+      </w:r>
+      <w:proofErr w:type="spellEnd"/>
+      <w:r>
+        <w:t xml:space="preserve"> </w:t>
+      </w:r>
+      <w:proofErr w:type="spellStart"/>
+      <w:r>
+        <w:t>will</w:t>
+      </w:r>
+      <w:proofErr w:type="spellEnd"/>
+      <w:r>
+        <w:t xml:space="preserve"> make a new approach for </w:t>
+      </w:r>
+      <w:proofErr w:type="spellStart"/>
+      <w:r>
+        <w:t>an</w:t>
+      </w:r>
+      <w:proofErr w:type="spellEnd"/>
+      <w:r>
+        <w:t xml:space="preserve"> </w:t>
+      </w:r>
+      <w:proofErr w:type="spellStart"/>
+      <w:r>
+        <w:t>effect</w:t>
+      </w:r>
+      <w:proofErr w:type="spellEnd"/>
+      <w:r>
+        <w:t xml:space="preserve"> </w:t>
+      </w:r>
+      <w:proofErr w:type="spellStart"/>
+      <w:r>
+        <w:t>known</w:t>
+      </w:r>
+      <w:proofErr w:type="spellEnd"/>
+      <w:r>
+        <w:t xml:space="preserve"> as “</w:t>
+      </w:r>
+      <w:proofErr w:type="spellStart"/>
+      <w:r>
+        <w:t>Dark</w:t>
+      </w:r>
+      <w:proofErr w:type="spellEnd"/>
+      <w:r>
+        <w:t xml:space="preserve"> Energy” </w:t>
+      </w:r>
+      <w:proofErr w:type="spellStart"/>
+      <w:r>
+        <w:t>by</w:t>
+      </w:r>
+      <w:proofErr w:type="spellEnd"/>
+      <w:r>
+        <w:t xml:space="preserve"> </w:t>
+      </w:r>
+      <w:proofErr w:type="spellStart"/>
+      <w:r>
+        <w:t>an</w:t>
+      </w:r>
+      <w:proofErr w:type="spellEnd"/>
+      <w:r>
+        <w:t xml:space="preserve"> </w:t>
+      </w:r>
+      <w:proofErr w:type="spellStart"/>
+      <w:r>
+        <w:t>effect</w:t>
+      </w:r>
+      <w:proofErr w:type="spellEnd"/>
+      <w:r>
+        <w:t xml:space="preserve"> </w:t>
+      </w:r>
+      <w:proofErr w:type="spellStart"/>
+      <w:r>
+        <w:t>on</w:t>
+      </w:r>
+      <w:proofErr w:type="spellEnd"/>
+      <w:r>
+        <w:t xml:space="preserve"> </w:t>
+      </w:r>
+      <w:proofErr w:type="spellStart"/>
+      <w:r>
+        <w:t>gravitatio</w:t>
+      </w:r>
+      <w:proofErr w:type="spellEnd"/>
+      <w:r>
+        <w:t xml:space="preserve"> </w:t>
+      </w:r>
+      <w:proofErr w:type="spellStart"/>
+      <w:r>
+        <w:t>nal</w:t>
+      </w:r>
+      <w:proofErr w:type="spellEnd"/>
+      <w:r>
+        <w:t xml:space="preserve"> </w:t>
+      </w:r>
+      <w:proofErr w:type="spellStart"/>
+      <w:r>
+        <w:t>field</w:t>
+      </w:r>
+      <w:proofErr w:type="spellEnd"/>
+      <w:r>
+        <w:t xml:space="preserve">.[1] In </w:t>
+      </w:r>
+      <w:proofErr w:type="spellStart"/>
+      <w:r>
+        <w:t>an</w:t>
+      </w:r>
+      <w:proofErr w:type="spellEnd"/>
+      <w:r>
+        <w:t xml:space="preserve"> </w:t>
+      </w:r>
+      <w:proofErr w:type="spellStart"/>
+      <w:r>
+        <w:t>accelerated</w:t>
+      </w:r>
+      <w:proofErr w:type="spellEnd"/>
+      <w:r>
+        <w:t xml:space="preserve"> </w:t>
+      </w:r>
+      <w:proofErr w:type="spellStart"/>
+      <w:r>
+        <w:t>rocket</w:t>
+      </w:r>
+      <w:proofErr w:type="spellEnd"/>
+      <w:r>
+        <w:t xml:space="preserve">, </w:t>
+      </w:r>
+      <w:proofErr w:type="spellStart"/>
+      <w:r>
+        <w:t>the</w:t>
+      </w:r>
+      <w:proofErr w:type="spellEnd"/>
+      <w:r>
+        <w:t xml:space="preserve"> </w:t>
+      </w:r>
+      <w:proofErr w:type="spellStart"/>
+      <w:r>
+        <w:t>dimensions</w:t>
+      </w:r>
+      <w:proofErr w:type="spellEnd"/>
+      <w:r>
+        <w:t xml:space="preserve"> </w:t>
+      </w:r>
+      <w:proofErr w:type="spellStart"/>
+      <w:r>
+        <w:t>of</w:t>
+      </w:r>
+      <w:proofErr w:type="spellEnd"/>
+      <w:r>
+        <w:t xml:space="preserve"> </w:t>
+      </w:r>
+      <w:proofErr w:type="spellStart"/>
+      <w:r>
+        <w:t>space</w:t>
+      </w:r>
+      <w:proofErr w:type="spellEnd"/>
+      <w:r>
+        <w:t xml:space="preserve"> </w:t>
+      </w:r>
+      <w:proofErr w:type="spellStart"/>
+      <w:r>
+        <w:t>towards</w:t>
+      </w:r>
+      <w:proofErr w:type="spellEnd"/>
+      <w:r>
+        <w:t xml:space="preserve"> </w:t>
+      </w:r>
+      <w:proofErr w:type="spellStart"/>
+      <w:r>
+        <w:t>movement</w:t>
+      </w:r>
+      <w:proofErr w:type="spellEnd"/>
+      <w:r>
+        <w:t xml:space="preserve"> </w:t>
+      </w:r>
+      <w:proofErr w:type="spellStart"/>
+      <w:r>
+        <w:t>due</w:t>
+      </w:r>
+      <w:proofErr w:type="spellEnd"/>
+      <w:r>
+        <w:t xml:space="preserve"> </w:t>
+      </w:r>
+      <w:proofErr w:type="spellStart"/>
+      <w:r>
+        <w:t>to</w:t>
+      </w:r>
+      <w:proofErr w:type="spellEnd"/>
+      <w:r>
+        <w:t xml:space="preserve"> „Lorentz </w:t>
+      </w:r>
+      <w:proofErr w:type="spellStart"/>
+      <w:r>
+        <w:t>Contraction</w:t>
+      </w:r>
+      <w:proofErr w:type="spellEnd"/>
+      <w:r>
+        <w:t xml:space="preserve">" are </w:t>
+      </w:r>
+      <w:proofErr w:type="spellStart"/>
+      <w:r>
+        <w:t>on</w:t>
+      </w:r>
+      <w:proofErr w:type="spellEnd"/>
+      <w:r>
+        <w:t xml:space="preserve"> </w:t>
+      </w:r>
+      <w:proofErr w:type="spellStart"/>
+      <w:r>
+        <w:t>continuous</w:t>
+      </w:r>
+      <w:proofErr w:type="spellEnd"/>
+      <w:r>
+        <w:t xml:space="preserve"> </w:t>
+      </w:r>
+      <w:proofErr w:type="spellStart"/>
+      <w:r>
+        <w:t>reduction.Using</w:t>
+      </w:r>
+      <w:proofErr w:type="spellEnd"/>
+      <w:r>
+        <w:t xml:space="preserve"> </w:t>
+      </w:r>
+      <w:proofErr w:type="spellStart"/>
+      <w:r>
+        <w:t>the</w:t>
+      </w:r>
+      <w:proofErr w:type="spellEnd"/>
+      <w:r>
+        <w:t xml:space="preserve"> </w:t>
+      </w:r>
+      <w:proofErr w:type="spellStart"/>
+      <w:r>
+        <w:t>equivalence</w:t>
+      </w:r>
+      <w:proofErr w:type="spellEnd"/>
+      <w:r>
+        <w:t xml:space="preserve"> </w:t>
+      </w:r>
+      <w:proofErr w:type="spellStart"/>
+      <w:r>
+        <w:t>principle</w:t>
+      </w:r>
+      <w:proofErr w:type="spellEnd"/>
+      <w:r>
+        <w:t xml:space="preserve">, </w:t>
+      </w:r>
+      <w:proofErr w:type="spellStart"/>
+      <w:r>
+        <w:t>we</w:t>
+      </w:r>
+      <w:proofErr w:type="spellEnd"/>
+      <w:r>
+        <w:t xml:space="preserve"> presume </w:t>
+      </w:r>
+      <w:proofErr w:type="spellStart"/>
+      <w:r>
+        <w:t>that</w:t>
+      </w:r>
+      <w:proofErr w:type="spellEnd"/>
+      <w:r>
+        <w:t xml:space="preserve"> in </w:t>
+      </w:r>
+      <w:proofErr w:type="spellStart"/>
+      <w:r>
+        <w:t>the</w:t>
+      </w:r>
+      <w:proofErr w:type="spellEnd"/>
+      <w:r>
+        <w:t xml:space="preserve"> </w:t>
+      </w:r>
+      <w:proofErr w:type="spellStart"/>
+      <w:r>
+        <w:t>gravitational</w:t>
+      </w:r>
+      <w:proofErr w:type="spellEnd"/>
+      <w:r>
+        <w:t xml:space="preserve"> </w:t>
+      </w:r>
+      <w:proofErr w:type="spellStart"/>
+      <w:r>
+        <w:t>field</w:t>
+      </w:r>
+      <w:proofErr w:type="spellEnd"/>
+      <w:r>
+        <w:t xml:space="preserve">, </w:t>
+      </w:r>
+      <w:proofErr w:type="spellStart"/>
+      <w:r>
+        <w:t>the</w:t>
+      </w:r>
+      <w:proofErr w:type="spellEnd"/>
+      <w:r>
+        <w:t xml:space="preserve"> </w:t>
+      </w:r>
+      <w:proofErr w:type="spellStart"/>
+      <w:r>
+        <w:t>same</w:t>
+      </w:r>
+      <w:proofErr w:type="spellEnd"/>
+      <w:r>
+        <w:t xml:space="preserve"> </w:t>
+      </w:r>
+      <w:proofErr w:type="spellStart"/>
+      <w:r>
+        <w:t>thing</w:t>
+      </w:r>
+      <w:proofErr w:type="spellEnd"/>
+      <w:r>
+        <w:t xml:space="preserve"> </w:t>
+      </w:r>
+      <w:proofErr w:type="spellStart"/>
+      <w:r>
+        <w:t>would</w:t>
+      </w:r>
+      <w:proofErr w:type="spellEnd"/>
+      <w:r>
+        <w:t xml:space="preserve"> </w:t>
+      </w:r>
+      <w:proofErr w:type="spellStart"/>
+      <w:r>
+        <w:t>happen.In</w:t>
+      </w:r>
+      <w:proofErr w:type="spellEnd"/>
+      <w:r>
+        <w:t xml:space="preserve"> </w:t>
+      </w:r>
+      <w:proofErr w:type="spellStart"/>
+      <w:r>
+        <w:t>this</w:t>
+      </w:r>
+      <w:proofErr w:type="spellEnd"/>
+      <w:r>
+        <w:t xml:space="preserve"> </w:t>
+      </w:r>
+      <w:proofErr w:type="spellStart"/>
+      <w:r>
+        <w:t>implicates</w:t>
+      </w:r>
+      <w:proofErr w:type="spellEnd"/>
+      <w:r>
+        <w:t xml:space="preserve"> in „</w:t>
+      </w:r>
+      <w:proofErr w:type="spellStart"/>
+      <w:r>
+        <w:t>dark</w:t>
+      </w:r>
+      <w:proofErr w:type="spellEnd"/>
+      <w:r>
+        <w:t xml:space="preserve"> </w:t>
+      </w:r>
+      <w:proofErr w:type="spellStart"/>
+      <w:r>
+        <w:t>energy</w:t>
+      </w:r>
+      <w:proofErr w:type="spellEnd"/>
+      <w:r>
+        <w:t xml:space="preserve"> </w:t>
+      </w:r>
+      <w:proofErr w:type="spellStart"/>
+      <w:r>
+        <w:t>effect</w:t>
+      </w:r>
+      <w:proofErr w:type="spellEnd"/>
+      <w:r>
+        <w:t xml:space="preserve">". The </w:t>
+      </w:r>
+      <w:proofErr w:type="spellStart"/>
+      <w:r>
+        <w:t>calculi</w:t>
+      </w:r>
+      <w:proofErr w:type="spellEnd"/>
+      <w:r>
+        <w:t xml:space="preserve"> show </w:t>
+      </w:r>
+      <w:proofErr w:type="spellStart"/>
+      <w:r>
+        <w:t>that</w:t>
+      </w:r>
+      <w:proofErr w:type="spellEnd"/>
+      <w:r>
+        <w:t xml:space="preserve"> in a 7%-</w:t>
+      </w:r>
+      <w:proofErr w:type="spellStart"/>
+      <w:r>
+        <w:t>contraction</w:t>
+      </w:r>
+      <w:proofErr w:type="spellEnd"/>
+      <w:r>
+        <w:t xml:space="preserve"> for </w:t>
+      </w:r>
+      <w:proofErr w:type="spellStart"/>
+      <w:r>
+        <w:t>each</w:t>
+      </w:r>
+      <w:proofErr w:type="spellEnd"/>
+      <w:r>
+        <w:t xml:space="preserve"> </w:t>
+      </w:r>
+      <w:proofErr w:type="spellStart"/>
+      <w:r>
+        <w:t>billion</w:t>
+      </w:r>
+      <w:proofErr w:type="spellEnd"/>
+      <w:r>
+        <w:t xml:space="preserve"> </w:t>
+      </w:r>
+      <w:proofErr w:type="spellStart"/>
+      <w:r>
+        <w:t>years</w:t>
+      </w:r>
+      <w:proofErr w:type="spellEnd"/>
+      <w:r>
+        <w:t xml:space="preserve"> </w:t>
+      </w:r>
+      <w:proofErr w:type="spellStart"/>
+      <w:r>
+        <w:t>would</w:t>
+      </w:r>
+      <w:proofErr w:type="spellEnd"/>
+      <w:r>
+        <w:t xml:space="preserve"> </w:t>
+      </w:r>
+      <w:proofErr w:type="spellStart"/>
+      <w:r>
+        <w:t>explain</w:t>
+      </w:r>
+      <w:proofErr w:type="spellEnd"/>
+      <w:r>
+        <w:t xml:space="preserve"> </w:t>
+      </w:r>
+      <w:proofErr w:type="spellStart"/>
+      <w:r>
+        <w:t>our</w:t>
+      </w:r>
+      <w:proofErr w:type="spellEnd"/>
+      <w:r>
+        <w:t xml:space="preserve"> </w:t>
+      </w:r>
+      <w:proofErr w:type="spellStart"/>
+      <w:r>
+        <w:t>observation</w:t>
+      </w:r>
+      <w:proofErr w:type="spellEnd"/>
+      <w:r>
+        <w:t xml:space="preserve"> </w:t>
+      </w:r>
+      <w:proofErr w:type="spellStart"/>
+      <w:r>
+        <w:t>of</w:t>
+      </w:r>
+      <w:proofErr w:type="spellEnd"/>
+      <w:r>
+        <w:t xml:space="preserve"> </w:t>
+      </w:r>
+      <w:proofErr w:type="spellStart"/>
+      <w:r>
+        <w:t>galaxies</w:t>
+      </w:r>
+      <w:proofErr w:type="spellEnd"/>
+      <w:r>
+        <w:t xml:space="preserve"> in </w:t>
+      </w:r>
+      <w:proofErr w:type="spellStart"/>
+      <w:r>
+        <w:t>accelerated</w:t>
+      </w:r>
+      <w:proofErr w:type="spellEnd"/>
+      <w:r>
+        <w:t xml:space="preserve"> </w:t>
+      </w:r>
+      <w:proofErr w:type="spellStart"/>
+      <w:r>
+        <w:t>separation</w:t>
+      </w:r>
+      <w:proofErr w:type="spellEnd"/>
+      <w:r>
+        <w:t>."</w:t>
       </w:r>
       <w:r>
         <w:t>(</w:t>
@@ -1609,7 +8419,7 @@
       </w:r>
     </w:p>
     <w:p>
-      <w:hyperlink r:id="rId23" w:history="1">
+      <w:hyperlink r:id="rId24" w:history="1">
         <w:r>
           <w:rPr>
             <w:rStyle w:val="Hyperlink"/>
@@ -1640,12 +8450,276 @@
           <w:sz w:val="28"/>
           <w:szCs w:val="28"/>
         </w:rPr>
-        <w:t>´The Gravitational Field and the Dark Energy'</w:t>
+        <w:t xml:space="preserve">´The </w:t>
+      </w:r>
+      <w:proofErr w:type="spellStart"/>
+      <w:r>
+        <w:rPr>
+          <w:b/>
+          <w:bCs/>
+          <w:color w:val="0070C0"/>
+          <w:sz w:val="28"/>
+          <w:szCs w:val="28"/>
+        </w:rPr>
+        <w:t>Gravitational</w:t>
+      </w:r>
+      <w:proofErr w:type="spellEnd"/>
+      <w:r>
+        <w:rPr>
+          <w:b/>
+          <w:bCs/>
+          <w:color w:val="0070C0"/>
+          <w:sz w:val="28"/>
+          <w:szCs w:val="28"/>
+        </w:rPr>
+        <w:t xml:space="preserve"> Field </w:t>
+      </w:r>
+      <w:proofErr w:type="spellStart"/>
+      <w:r>
+        <w:rPr>
+          <w:b/>
+          <w:bCs/>
+          <w:color w:val="0070C0"/>
+          <w:sz w:val="28"/>
+          <w:szCs w:val="28"/>
+        </w:rPr>
+        <w:t>and</w:t>
+      </w:r>
+      <w:proofErr w:type="spellEnd"/>
+      <w:r>
+        <w:rPr>
+          <w:b/>
+          <w:bCs/>
+          <w:color w:val="0070C0"/>
+          <w:sz w:val="28"/>
+          <w:szCs w:val="28"/>
+        </w:rPr>
+        <w:t xml:space="preserve"> </w:t>
+      </w:r>
+      <w:proofErr w:type="spellStart"/>
+      <w:r>
+        <w:rPr>
+          <w:b/>
+          <w:bCs/>
+          <w:color w:val="0070C0"/>
+          <w:sz w:val="28"/>
+          <w:szCs w:val="28"/>
+        </w:rPr>
+        <w:t>the</w:t>
+      </w:r>
+      <w:proofErr w:type="spellEnd"/>
+      <w:r>
+        <w:rPr>
+          <w:b/>
+          <w:bCs/>
+          <w:color w:val="0070C0"/>
+          <w:sz w:val="28"/>
+          <w:szCs w:val="28"/>
+        </w:rPr>
+        <w:t xml:space="preserve"> </w:t>
+      </w:r>
+      <w:proofErr w:type="spellStart"/>
+      <w:r>
+        <w:rPr>
+          <w:b/>
+          <w:bCs/>
+          <w:color w:val="0070C0"/>
+          <w:sz w:val="28"/>
+          <w:szCs w:val="28"/>
+        </w:rPr>
+        <w:t>Dark</w:t>
+      </w:r>
+      <w:proofErr w:type="spellEnd"/>
+      <w:r>
+        <w:rPr>
+          <w:b/>
+          <w:bCs/>
+          <w:color w:val="0070C0"/>
+          <w:sz w:val="28"/>
+          <w:szCs w:val="28"/>
+        </w:rPr>
+        <w:t xml:space="preserve"> Energy'</w:t>
       </w:r>
     </w:p>
     <w:p>
       <w:r>
-        <w:t xml:space="preserve">"I herein write on a new idea about cosmology that seeks to solve the dark energy and darkmatter problem by eliminating the need to postulate its existence. </w:t>
+        <w:t xml:space="preserve">"I </w:t>
+      </w:r>
+      <w:proofErr w:type="spellStart"/>
+      <w:r>
+        <w:t>herein</w:t>
+      </w:r>
+      <w:proofErr w:type="spellEnd"/>
+      <w:r>
+        <w:t xml:space="preserve"> </w:t>
+      </w:r>
+      <w:proofErr w:type="spellStart"/>
+      <w:r>
+        <w:t>write</w:t>
+      </w:r>
+      <w:proofErr w:type="spellEnd"/>
+      <w:r>
+        <w:t xml:space="preserve"> </w:t>
+      </w:r>
+      <w:proofErr w:type="spellStart"/>
+      <w:r>
+        <w:t>on</w:t>
+      </w:r>
+      <w:proofErr w:type="spellEnd"/>
+      <w:r>
+        <w:t xml:space="preserve"> a new </w:t>
+      </w:r>
+      <w:proofErr w:type="spellStart"/>
+      <w:r>
+        <w:t>idea</w:t>
+      </w:r>
+      <w:proofErr w:type="spellEnd"/>
+      <w:r>
+        <w:t xml:space="preserve"> </w:t>
+      </w:r>
+      <w:proofErr w:type="spellStart"/>
+      <w:r>
+        <w:t>about</w:t>
+      </w:r>
+      <w:proofErr w:type="spellEnd"/>
+      <w:r>
+        <w:t xml:space="preserve"> </w:t>
+      </w:r>
+      <w:proofErr w:type="spellStart"/>
+      <w:r>
+        <w:t>cosmology</w:t>
+      </w:r>
+      <w:proofErr w:type="spellEnd"/>
+      <w:r>
+        <w:t xml:space="preserve"> </w:t>
+      </w:r>
+      <w:proofErr w:type="spellStart"/>
+      <w:r>
+        <w:t>that</w:t>
+      </w:r>
+      <w:proofErr w:type="spellEnd"/>
+      <w:r>
+        <w:t xml:space="preserve"> </w:t>
+      </w:r>
+      <w:proofErr w:type="spellStart"/>
+      <w:r>
+        <w:t>seeks</w:t>
+      </w:r>
+      <w:proofErr w:type="spellEnd"/>
+      <w:r>
+        <w:t xml:space="preserve"> </w:t>
+      </w:r>
+      <w:proofErr w:type="spellStart"/>
+      <w:r>
+        <w:t>to</w:t>
+      </w:r>
+      <w:proofErr w:type="spellEnd"/>
+      <w:r>
+        <w:t xml:space="preserve"> solve </w:t>
+      </w:r>
+      <w:proofErr w:type="spellStart"/>
+      <w:r>
+        <w:t>the</w:t>
+      </w:r>
+      <w:proofErr w:type="spellEnd"/>
+      <w:r>
+        <w:t xml:space="preserve"> </w:t>
+      </w:r>
+      <w:proofErr w:type="spellStart"/>
+      <w:r>
+        <w:t>dark</w:t>
+      </w:r>
+      <w:proofErr w:type="spellEnd"/>
+      <w:r>
+        <w:t xml:space="preserve"> </w:t>
+      </w:r>
+      <w:proofErr w:type="spellStart"/>
+      <w:r>
+        <w:t>energy</w:t>
+      </w:r>
+      <w:proofErr w:type="spellEnd"/>
+      <w:r>
+        <w:t xml:space="preserve"> </w:t>
+      </w:r>
+      <w:proofErr w:type="spellStart"/>
+      <w:r>
+        <w:t>and</w:t>
+      </w:r>
+      <w:proofErr w:type="spellEnd"/>
+      <w:r>
+        <w:t xml:space="preserve"> </w:t>
+      </w:r>
+      <w:proofErr w:type="spellStart"/>
+      <w:r>
+        <w:t>darkmatter</w:t>
+      </w:r>
+      <w:proofErr w:type="spellEnd"/>
+      <w:r>
+        <w:t xml:space="preserve"> </w:t>
+      </w:r>
+      <w:proofErr w:type="spellStart"/>
+      <w:r>
+        <w:t>problem</w:t>
+      </w:r>
+      <w:proofErr w:type="spellEnd"/>
+      <w:r>
+        <w:t xml:space="preserve"> </w:t>
+      </w:r>
+      <w:proofErr w:type="spellStart"/>
+      <w:r>
+        <w:t>by</w:t>
+      </w:r>
+      <w:proofErr w:type="spellEnd"/>
+      <w:r>
+        <w:t xml:space="preserve"> </w:t>
+      </w:r>
+      <w:proofErr w:type="spellStart"/>
+      <w:r>
+        <w:t>eliminating</w:t>
+      </w:r>
+      <w:proofErr w:type="spellEnd"/>
+      <w:r>
+        <w:t xml:space="preserve"> </w:t>
+      </w:r>
+      <w:proofErr w:type="spellStart"/>
+      <w:r>
+        <w:t>the</w:t>
+      </w:r>
+      <w:proofErr w:type="spellEnd"/>
+      <w:r>
+        <w:t xml:space="preserve"> </w:t>
+      </w:r>
+      <w:proofErr w:type="spellStart"/>
+      <w:r>
+        <w:t>need</w:t>
+      </w:r>
+      <w:proofErr w:type="spellEnd"/>
+      <w:r>
+        <w:t xml:space="preserve"> </w:t>
+      </w:r>
+      <w:proofErr w:type="spellStart"/>
+      <w:r>
+        <w:t>to</w:t>
+      </w:r>
+      <w:proofErr w:type="spellEnd"/>
+      <w:r>
+        <w:t xml:space="preserve"> </w:t>
+      </w:r>
+      <w:proofErr w:type="spellStart"/>
+      <w:r>
+        <w:t>postulate</w:t>
+      </w:r>
+      <w:proofErr w:type="spellEnd"/>
+      <w:r>
+        <w:t xml:space="preserve"> its </w:t>
+      </w:r>
+      <w:proofErr w:type="spellStart"/>
+      <w:r>
+        <w:t>existence</w:t>
+      </w:r>
+      <w:proofErr w:type="spellEnd"/>
+      <w:r>
+        <w:t xml:space="preserve">. </w:t>
       </w:r>
       <w:r>
         <w:rPr>
@@ -1661,7 +8735,7 @@
       <w:r>
         <w:br/>
       </w:r>
-      <w:hyperlink r:id="rId24" w:history="1">
+      <w:hyperlink r:id="rId25" w:history="1">
         <w:r>
           <w:rPr>
             <w:rStyle w:val="Hyperlink"/>
@@ -1675,7 +8749,7 @@
       <w:r>
         <w:br/>
       </w:r>
-      <w:hyperlink r:id="rId25" w:history="1">
+      <w:hyperlink r:id="rId26" w:history="1">
         <w:r>
           <w:rPr>
             <w:rStyle w:val="Hyperlink"/>
@@ -1706,12 +8780,278 @@
           <w:sz w:val="28"/>
           <w:szCs w:val="28"/>
         </w:rPr>
-        <w:t>´The Universe, According to Jocax'</w:t>
+        <w:t xml:space="preserve">´The Universe, </w:t>
+      </w:r>
+      <w:proofErr w:type="spellStart"/>
+      <w:r>
+        <w:rPr>
+          <w:b/>
+          <w:bCs/>
+          <w:color w:val="0070C0"/>
+          <w:sz w:val="28"/>
+          <w:szCs w:val="28"/>
+        </w:rPr>
+        <w:t>According</w:t>
+      </w:r>
+      <w:proofErr w:type="spellEnd"/>
+      <w:r>
+        <w:rPr>
+          <w:b/>
+          <w:bCs/>
+          <w:color w:val="0070C0"/>
+          <w:sz w:val="28"/>
+          <w:szCs w:val="28"/>
+        </w:rPr>
+        <w:t xml:space="preserve"> </w:t>
+      </w:r>
+      <w:proofErr w:type="spellStart"/>
+      <w:r>
+        <w:rPr>
+          <w:b/>
+          <w:bCs/>
+          <w:color w:val="0070C0"/>
+          <w:sz w:val="28"/>
+          <w:szCs w:val="28"/>
+        </w:rPr>
+        <w:t>to</w:t>
+      </w:r>
+      <w:proofErr w:type="spellEnd"/>
+      <w:r>
+        <w:rPr>
+          <w:b/>
+          <w:bCs/>
+          <w:color w:val="0070C0"/>
+          <w:sz w:val="28"/>
+          <w:szCs w:val="28"/>
+        </w:rPr>
+        <w:t xml:space="preserve"> </w:t>
+      </w:r>
+      <w:proofErr w:type="spellStart"/>
+      <w:r>
+        <w:rPr>
+          <w:b/>
+          <w:bCs/>
+          <w:color w:val="0070C0"/>
+          <w:sz w:val="28"/>
+          <w:szCs w:val="28"/>
+        </w:rPr>
+        <w:t>Jocax</w:t>
+      </w:r>
+      <w:proofErr w:type="spellEnd"/>
+      <w:r>
+        <w:rPr>
+          <w:b/>
+          <w:bCs/>
+          <w:color w:val="0070C0"/>
+          <w:sz w:val="28"/>
+          <w:szCs w:val="28"/>
+        </w:rPr>
+        <w:t>'</w:t>
       </w:r>
     </w:p>
     <w:p>
       <w:r>
-        <w:t>"We will address some of the main questions regarding our Universe, such as theories about its origins, types of Universes (Virtual Universe, Parallel Universes), and questions about its finiteness, purpose, eternity, and its end."</w:t>
+        <w:t>"</w:t>
+      </w:r>
+      <w:proofErr w:type="spellStart"/>
+      <w:r>
+        <w:t>We</w:t>
+      </w:r>
+      <w:proofErr w:type="spellEnd"/>
+      <w:r>
+        <w:t xml:space="preserve"> </w:t>
+      </w:r>
+      <w:proofErr w:type="spellStart"/>
+      <w:r>
+        <w:t>will</w:t>
+      </w:r>
+      <w:proofErr w:type="spellEnd"/>
+      <w:r>
+        <w:t xml:space="preserve"> </w:t>
+      </w:r>
+      <w:proofErr w:type="spellStart"/>
+      <w:r>
+        <w:t>address</w:t>
+      </w:r>
+      <w:proofErr w:type="spellEnd"/>
+      <w:r>
+        <w:t xml:space="preserve"> some </w:t>
+      </w:r>
+      <w:proofErr w:type="spellStart"/>
+      <w:r>
+        <w:t>of</w:t>
+      </w:r>
+      <w:proofErr w:type="spellEnd"/>
+      <w:r>
+        <w:t xml:space="preserve"> </w:t>
+      </w:r>
+      <w:proofErr w:type="spellStart"/>
+      <w:r>
+        <w:t>the</w:t>
+      </w:r>
+      <w:proofErr w:type="spellEnd"/>
+      <w:r>
+        <w:t xml:space="preserve"> </w:t>
+      </w:r>
+      <w:proofErr w:type="spellStart"/>
+      <w:r>
+        <w:t>main</w:t>
+      </w:r>
+      <w:proofErr w:type="spellEnd"/>
+      <w:r>
+        <w:t xml:space="preserve"> </w:t>
+      </w:r>
+      <w:proofErr w:type="spellStart"/>
+      <w:r>
+        <w:t>questions</w:t>
+      </w:r>
+      <w:proofErr w:type="spellEnd"/>
+      <w:r>
+        <w:t xml:space="preserve"> </w:t>
+      </w:r>
+      <w:proofErr w:type="spellStart"/>
+      <w:r>
+        <w:t>regarding</w:t>
+      </w:r>
+      <w:proofErr w:type="spellEnd"/>
+      <w:r>
+        <w:t xml:space="preserve"> </w:t>
+      </w:r>
+      <w:proofErr w:type="spellStart"/>
+      <w:r>
+        <w:t>our</w:t>
+      </w:r>
+      <w:proofErr w:type="spellEnd"/>
+      <w:r>
+        <w:t xml:space="preserve"> Universe, </w:t>
+      </w:r>
+      <w:proofErr w:type="spellStart"/>
+      <w:r>
+        <w:t>such</w:t>
+      </w:r>
+      <w:proofErr w:type="spellEnd"/>
+      <w:r>
+        <w:t xml:space="preserve"> as </w:t>
+      </w:r>
+      <w:proofErr w:type="spellStart"/>
+      <w:r>
+        <w:t>theories</w:t>
+      </w:r>
+      <w:proofErr w:type="spellEnd"/>
+      <w:r>
+        <w:t xml:space="preserve"> </w:t>
+      </w:r>
+      <w:proofErr w:type="spellStart"/>
+      <w:r>
+        <w:t>about</w:t>
+      </w:r>
+      <w:proofErr w:type="spellEnd"/>
+      <w:r>
+        <w:t xml:space="preserve"> its </w:t>
+      </w:r>
+      <w:proofErr w:type="spellStart"/>
+      <w:r>
+        <w:t>origins</w:t>
+      </w:r>
+      <w:proofErr w:type="spellEnd"/>
+      <w:r>
+        <w:t xml:space="preserve">, </w:t>
+      </w:r>
+      <w:proofErr w:type="spellStart"/>
+      <w:r>
+        <w:t>types</w:t>
+      </w:r>
+      <w:proofErr w:type="spellEnd"/>
+      <w:r>
+        <w:t xml:space="preserve"> </w:t>
+      </w:r>
+      <w:proofErr w:type="spellStart"/>
+      <w:r>
+        <w:t>of</w:t>
+      </w:r>
+      <w:proofErr w:type="spellEnd"/>
+      <w:r>
+        <w:t xml:space="preserve"> </w:t>
+      </w:r>
+      <w:proofErr w:type="spellStart"/>
+      <w:r>
+        <w:t>Universes</w:t>
+      </w:r>
+      <w:proofErr w:type="spellEnd"/>
+      <w:r>
+        <w:t xml:space="preserve"> (Virtual Universe, </w:t>
+      </w:r>
+      <w:proofErr w:type="spellStart"/>
+      <w:r>
+        <w:t>Parallel</w:t>
+      </w:r>
+      <w:proofErr w:type="spellEnd"/>
+      <w:r>
+        <w:t xml:space="preserve"> </w:t>
+      </w:r>
+      <w:proofErr w:type="spellStart"/>
+      <w:r>
+        <w:t>Universes</w:t>
+      </w:r>
+      <w:proofErr w:type="spellEnd"/>
+      <w:r>
+        <w:t xml:space="preserve">), </w:t>
+      </w:r>
+      <w:proofErr w:type="spellStart"/>
+      <w:r>
+        <w:t>and</w:t>
+      </w:r>
+      <w:proofErr w:type="spellEnd"/>
+      <w:r>
+        <w:t xml:space="preserve"> </w:t>
+      </w:r>
+      <w:proofErr w:type="spellStart"/>
+      <w:r>
+        <w:t>questions</w:t>
+      </w:r>
+      <w:proofErr w:type="spellEnd"/>
+      <w:r>
+        <w:t xml:space="preserve"> </w:t>
+      </w:r>
+      <w:proofErr w:type="spellStart"/>
+      <w:r>
+        <w:t>about</w:t>
+      </w:r>
+      <w:proofErr w:type="spellEnd"/>
+      <w:r>
+        <w:t xml:space="preserve"> its </w:t>
+      </w:r>
+      <w:proofErr w:type="spellStart"/>
+      <w:r>
+        <w:t>finiteness</w:t>
+      </w:r>
+      <w:proofErr w:type="spellEnd"/>
+      <w:r>
+        <w:t xml:space="preserve">, </w:t>
+      </w:r>
+      <w:proofErr w:type="spellStart"/>
+      <w:r>
+        <w:t>purpose</w:t>
+      </w:r>
+      <w:proofErr w:type="spellEnd"/>
+      <w:r>
+        <w:t xml:space="preserve">, </w:t>
+      </w:r>
+      <w:proofErr w:type="spellStart"/>
+      <w:r>
+        <w:t>eternity</w:t>
+      </w:r>
+      <w:proofErr w:type="spellEnd"/>
+      <w:r>
+        <w:t xml:space="preserve">, </w:t>
+      </w:r>
+      <w:proofErr w:type="spellStart"/>
+      <w:r>
+        <w:t>and</w:t>
+      </w:r>
+      <w:proofErr w:type="spellEnd"/>
+      <w:r>
+        <w:t xml:space="preserve"> its end."</w:t>
       </w:r>
       <w:r>
         <w:t>(</w:t>
@@ -1727,7 +9067,7 @@
       </w:r>
     </w:p>
     <w:p>
-      <w:hyperlink r:id="rId26" w:history="1">
+      <w:hyperlink r:id="rId27" w:history="1">
         <w:r>
           <w:rPr>
             <w:rStyle w:val="Hyperlink"/>
@@ -1761,36 +9101,300 @@
           <w:sz w:val="28"/>
           <w:szCs w:val="28"/>
         </w:rPr>
-        <w:t>´Jocaxian’s Train'</w:t>
+        <w:t>´</w:t>
+      </w:r>
+      <w:proofErr w:type="spellStart"/>
+      <w:r>
+        <w:rPr>
+          <w:b/>
+          <w:bCs/>
+          <w:color w:val="0070C0"/>
+          <w:sz w:val="28"/>
+          <w:szCs w:val="28"/>
+        </w:rPr>
+        <w:t>Jocaxian’s</w:t>
+      </w:r>
+      <w:proofErr w:type="spellEnd"/>
+      <w:r>
+        <w:rPr>
+          <w:b/>
+          <w:bCs/>
+          <w:color w:val="0070C0"/>
+          <w:sz w:val="28"/>
+          <w:szCs w:val="28"/>
+        </w:rPr>
+        <w:t xml:space="preserve"> </w:t>
+      </w:r>
+      <w:proofErr w:type="spellStart"/>
+      <w:r>
+        <w:rPr>
+          <w:b/>
+          <w:bCs/>
+          <w:color w:val="0070C0"/>
+          <w:sz w:val="28"/>
+          <w:szCs w:val="28"/>
+        </w:rPr>
+        <w:t>Train</w:t>
+      </w:r>
+      <w:proofErr w:type="spellEnd"/>
+      <w:r>
+        <w:rPr>
+          <w:b/>
+          <w:bCs/>
+          <w:color w:val="0070C0"/>
+          <w:sz w:val="28"/>
+          <w:szCs w:val="28"/>
+        </w:rPr>
+        <w:t>'</w:t>
       </w:r>
     </w:p>
     <w:p>
       <w:r>
-        <w:t>"This article presents two simple and analog situations related to</w:t>
-      </w:r>
-      <w:r>
-        <w:t xml:space="preserve"> </w:t>
-      </w:r>
-      <w:r>
-        <w:t>classic mental experience known as “Einstein’s Train”, which explains</w:t>
-      </w:r>
-      <w:r>
-        <w:t xml:space="preserve"> </w:t>
-      </w:r>
-      <w:r>
-        <w:t xml:space="preserve">the temporal dilatation </w:t>
-      </w:r>
-      <w:r>
-        <w:t xml:space="preserve"> r</w:t>
-      </w:r>
-      <w:r>
-        <w:t>egarding special relativity theory, and then it</w:t>
-      </w:r>
-      <w:r>
-        <w:t xml:space="preserve"> </w:t>
-      </w:r>
-      <w:r>
-        <w:t>points a logical contradiction between them."</w:t>
+        <w:t>"</w:t>
+      </w:r>
+      <w:proofErr w:type="spellStart"/>
+      <w:r>
+        <w:t>This</w:t>
+      </w:r>
+      <w:proofErr w:type="spellEnd"/>
+      <w:r>
+        <w:t xml:space="preserve"> </w:t>
+      </w:r>
+      <w:proofErr w:type="spellStart"/>
+      <w:r>
+        <w:t>article</w:t>
+      </w:r>
+      <w:proofErr w:type="spellEnd"/>
+      <w:r>
+        <w:t xml:space="preserve"> </w:t>
+      </w:r>
+      <w:proofErr w:type="spellStart"/>
+      <w:r>
+        <w:t>presents</w:t>
+      </w:r>
+      <w:proofErr w:type="spellEnd"/>
+      <w:r>
+        <w:t xml:space="preserve"> </w:t>
+      </w:r>
+      <w:proofErr w:type="spellStart"/>
+      <w:r>
+        <w:t>two</w:t>
+      </w:r>
+      <w:proofErr w:type="spellEnd"/>
+      <w:r>
+        <w:t xml:space="preserve"> </w:t>
+      </w:r>
+      <w:proofErr w:type="spellStart"/>
+      <w:r>
+        <w:t>simple</w:t>
+      </w:r>
+      <w:proofErr w:type="spellEnd"/>
+      <w:r>
+        <w:t xml:space="preserve"> </w:t>
+      </w:r>
+      <w:proofErr w:type="spellStart"/>
+      <w:r>
+        <w:t>and</w:t>
+      </w:r>
+      <w:proofErr w:type="spellEnd"/>
+      <w:r>
+        <w:t xml:space="preserve"> </w:t>
+      </w:r>
+      <w:proofErr w:type="spellStart"/>
+      <w:r>
+        <w:t>analog</w:t>
+      </w:r>
+      <w:proofErr w:type="spellEnd"/>
+      <w:r>
+        <w:t xml:space="preserve"> </w:t>
+      </w:r>
+      <w:proofErr w:type="spellStart"/>
+      <w:r>
+        <w:t>situations</w:t>
+      </w:r>
+      <w:proofErr w:type="spellEnd"/>
+      <w:r>
+        <w:t xml:space="preserve"> </w:t>
+      </w:r>
+      <w:proofErr w:type="spellStart"/>
+      <w:r>
+        <w:t>related</w:t>
+      </w:r>
+      <w:proofErr w:type="spellEnd"/>
+      <w:r>
+        <w:t xml:space="preserve"> </w:t>
+      </w:r>
+      <w:proofErr w:type="spellStart"/>
+      <w:r>
+        <w:t>to</w:t>
+      </w:r>
+      <w:proofErr w:type="spellEnd"/>
+      <w:r>
+        <w:t xml:space="preserve"> </w:t>
+      </w:r>
+      <w:proofErr w:type="spellStart"/>
+      <w:r>
+        <w:t>classic</w:t>
+      </w:r>
+      <w:proofErr w:type="spellEnd"/>
+      <w:r>
+        <w:t xml:space="preserve"> mental </w:t>
+      </w:r>
+      <w:proofErr w:type="spellStart"/>
+      <w:r>
+        <w:t>experience</w:t>
+      </w:r>
+      <w:proofErr w:type="spellEnd"/>
+      <w:r>
+        <w:t xml:space="preserve"> </w:t>
+      </w:r>
+      <w:proofErr w:type="spellStart"/>
+      <w:r>
+        <w:t>known</w:t>
+      </w:r>
+      <w:proofErr w:type="spellEnd"/>
+      <w:r>
+        <w:t xml:space="preserve"> as “</w:t>
+      </w:r>
+      <w:proofErr w:type="spellStart"/>
+      <w:r>
+        <w:t>Einstein’s</w:t>
+      </w:r>
+      <w:proofErr w:type="spellEnd"/>
+      <w:r>
+        <w:t xml:space="preserve"> </w:t>
+      </w:r>
+      <w:proofErr w:type="spellStart"/>
+      <w:r>
+        <w:t>Train</w:t>
+      </w:r>
+      <w:proofErr w:type="spellEnd"/>
+      <w:r>
+        <w:t xml:space="preserve">”, </w:t>
+      </w:r>
+      <w:proofErr w:type="spellStart"/>
+      <w:r>
+        <w:t>which</w:t>
+      </w:r>
+      <w:proofErr w:type="spellEnd"/>
+      <w:r>
+        <w:t xml:space="preserve"> </w:t>
+      </w:r>
+      <w:proofErr w:type="spellStart"/>
+      <w:r>
+        <w:t>explains</w:t>
+      </w:r>
+      <w:proofErr w:type="spellEnd"/>
+      <w:r>
+        <w:t xml:space="preserve"> </w:t>
+      </w:r>
+      <w:proofErr w:type="spellStart"/>
+      <w:r>
+        <w:t>the</w:t>
+      </w:r>
+      <w:proofErr w:type="spellEnd"/>
+      <w:r>
+        <w:t xml:space="preserve"> temporal </w:t>
+      </w:r>
+      <w:proofErr w:type="spellStart"/>
+      <w:r>
+        <w:t>dilatation</w:t>
+      </w:r>
+      <w:proofErr w:type="spellEnd"/>
+      <w:r>
+        <w:t xml:space="preserve"> </w:t>
+      </w:r>
+      <w:r>
+        <w:t xml:space="preserve"> </w:t>
+      </w:r>
+      <w:proofErr w:type="spellStart"/>
+      <w:r>
+        <w:t>r</w:t>
+      </w:r>
+      <w:r>
+        <w:t>egarding</w:t>
+      </w:r>
+      <w:proofErr w:type="spellEnd"/>
+      <w:r>
+        <w:t xml:space="preserve"> </w:t>
+      </w:r>
+      <w:proofErr w:type="spellStart"/>
+      <w:r>
+        <w:t>special</w:t>
+      </w:r>
+      <w:proofErr w:type="spellEnd"/>
+      <w:r>
+        <w:t xml:space="preserve"> </w:t>
+      </w:r>
+      <w:proofErr w:type="spellStart"/>
+      <w:r>
+        <w:t>relativity</w:t>
+      </w:r>
+      <w:proofErr w:type="spellEnd"/>
+      <w:r>
+        <w:t xml:space="preserve"> </w:t>
+      </w:r>
+      <w:proofErr w:type="spellStart"/>
+      <w:r>
+        <w:t>theory</w:t>
+      </w:r>
+      <w:proofErr w:type="spellEnd"/>
+      <w:r>
+        <w:t xml:space="preserve">, </w:t>
+      </w:r>
+      <w:proofErr w:type="spellStart"/>
+      <w:r>
+        <w:t>and</w:t>
+      </w:r>
+      <w:proofErr w:type="spellEnd"/>
+      <w:r>
+        <w:t xml:space="preserve"> </w:t>
+      </w:r>
+      <w:proofErr w:type="spellStart"/>
+      <w:r>
+        <w:t>then</w:t>
+      </w:r>
+      <w:proofErr w:type="spellEnd"/>
+      <w:r>
+        <w:t xml:space="preserve"> it</w:t>
+      </w:r>
+      <w:r>
+        <w:t xml:space="preserve"> </w:t>
+      </w:r>
+      <w:r>
+        <w:t xml:space="preserve">points a </w:t>
+      </w:r>
+      <w:proofErr w:type="spellStart"/>
+      <w:r>
+        <w:t>logical</w:t>
+      </w:r>
+      <w:proofErr w:type="spellEnd"/>
+      <w:r>
+        <w:t xml:space="preserve"> </w:t>
+      </w:r>
+      <w:proofErr w:type="spellStart"/>
+      <w:r>
+        <w:t>contradiction</w:t>
+      </w:r>
+      <w:proofErr w:type="spellEnd"/>
+      <w:r>
+        <w:t xml:space="preserve"> </w:t>
+      </w:r>
+      <w:proofErr w:type="spellStart"/>
+      <w:r>
+        <w:t>between</w:t>
+      </w:r>
+      <w:proofErr w:type="spellEnd"/>
+      <w:r>
+        <w:t xml:space="preserve"> </w:t>
+      </w:r>
+      <w:proofErr w:type="spellStart"/>
+      <w:r>
+        <w:t>them</w:t>
+      </w:r>
+      <w:proofErr w:type="spellEnd"/>
+      <w:r>
+        <w:t>."</w:t>
       </w:r>
       <w:r>
         <w:t>(</w:t>
@@ -1806,7 +9410,7 @@
       </w:r>
     </w:p>
     <w:p>
-      <w:hyperlink r:id="rId27" w:history="1">
+      <w:hyperlink r:id="rId28" w:history="1">
         <w:r>
           <w:rPr>
             <w:rStyle w:val="Hyperlink"/>
@@ -1836,24 +9440,275 @@
           <w:sz w:val="28"/>
           <w:szCs w:val="28"/>
         </w:rPr>
-        <w:t>´Jocaxian’s time definition'</w:t>
+        <w:t>´</w:t>
+      </w:r>
+      <w:proofErr w:type="spellStart"/>
+      <w:r>
+        <w:rPr>
+          <w:b/>
+          <w:bCs/>
+          <w:color w:val="0070C0"/>
+          <w:sz w:val="28"/>
+          <w:szCs w:val="28"/>
+        </w:rPr>
+        <w:t>Jocaxian’s</w:t>
+      </w:r>
+      <w:proofErr w:type="spellEnd"/>
+      <w:r>
+        <w:rPr>
+          <w:b/>
+          <w:bCs/>
+          <w:color w:val="0070C0"/>
+          <w:sz w:val="28"/>
+          <w:szCs w:val="28"/>
+        </w:rPr>
+        <w:t xml:space="preserve"> time </w:t>
+      </w:r>
+      <w:proofErr w:type="spellStart"/>
+      <w:r>
+        <w:rPr>
+          <w:b/>
+          <w:bCs/>
+          <w:color w:val="0070C0"/>
+          <w:sz w:val="28"/>
+          <w:szCs w:val="28"/>
+        </w:rPr>
+        <w:t>definition</w:t>
+      </w:r>
+      <w:proofErr w:type="spellEnd"/>
+      <w:r>
+        <w:rPr>
+          <w:b/>
+          <w:bCs/>
+          <w:color w:val="0070C0"/>
+          <w:sz w:val="28"/>
+          <w:szCs w:val="28"/>
+        </w:rPr>
+        <w:t>'</w:t>
       </w:r>
     </w:p>
     <w:p>
       <w:r>
-        <w:t>"Time has always been a mystery of philosophy and physics since its beginnings. We propose</w:t>
-      </w:r>
-      <w:r>
-        <w:t xml:space="preserve"> </w:t>
-      </w:r>
-      <w:r>
-        <w:t>a new definition of time that, in addition to being objective, promotes a better understanding</w:t>
-      </w:r>
-      <w:r>
-        <w:t xml:space="preserve"> </w:t>
-      </w:r>
-      <w:r>
-        <w:t>of this very important concept."</w:t>
+        <w:t xml:space="preserve">"Time </w:t>
+      </w:r>
+      <w:proofErr w:type="spellStart"/>
+      <w:r>
+        <w:t>has</w:t>
+      </w:r>
+      <w:proofErr w:type="spellEnd"/>
+      <w:r>
+        <w:t xml:space="preserve"> </w:t>
+      </w:r>
+      <w:proofErr w:type="spellStart"/>
+      <w:r>
+        <w:t>always</w:t>
+      </w:r>
+      <w:proofErr w:type="spellEnd"/>
+      <w:r>
+        <w:t xml:space="preserve"> </w:t>
+      </w:r>
+      <w:proofErr w:type="spellStart"/>
+      <w:r>
+        <w:t>been</w:t>
+      </w:r>
+      <w:proofErr w:type="spellEnd"/>
+      <w:r>
+        <w:t xml:space="preserve"> a </w:t>
+      </w:r>
+      <w:proofErr w:type="spellStart"/>
+      <w:r>
+        <w:t>mystery</w:t>
+      </w:r>
+      <w:proofErr w:type="spellEnd"/>
+      <w:r>
+        <w:t xml:space="preserve"> </w:t>
+      </w:r>
+      <w:proofErr w:type="spellStart"/>
+      <w:r>
+        <w:t>of</w:t>
+      </w:r>
+      <w:proofErr w:type="spellEnd"/>
+      <w:r>
+        <w:t xml:space="preserve"> </w:t>
+      </w:r>
+      <w:proofErr w:type="spellStart"/>
+      <w:r>
+        <w:t>philosophy</w:t>
+      </w:r>
+      <w:proofErr w:type="spellEnd"/>
+      <w:r>
+        <w:t xml:space="preserve"> </w:t>
+      </w:r>
+      <w:proofErr w:type="spellStart"/>
+      <w:r>
+        <w:t>and</w:t>
+      </w:r>
+      <w:proofErr w:type="spellEnd"/>
+      <w:r>
+        <w:t xml:space="preserve"> </w:t>
+      </w:r>
+      <w:proofErr w:type="spellStart"/>
+      <w:r>
+        <w:t>physics</w:t>
+      </w:r>
+      <w:proofErr w:type="spellEnd"/>
+      <w:r>
+        <w:t xml:space="preserve"> </w:t>
+      </w:r>
+      <w:proofErr w:type="spellStart"/>
+      <w:r>
+        <w:t>since</w:t>
+      </w:r>
+      <w:proofErr w:type="spellEnd"/>
+      <w:r>
+        <w:t xml:space="preserve"> its </w:t>
+      </w:r>
+      <w:proofErr w:type="spellStart"/>
+      <w:r>
+        <w:t>beginnings</w:t>
+      </w:r>
+      <w:proofErr w:type="spellEnd"/>
+      <w:r>
+        <w:t xml:space="preserve">. </w:t>
+      </w:r>
+      <w:proofErr w:type="spellStart"/>
+      <w:r>
+        <w:t>We</w:t>
+      </w:r>
+      <w:proofErr w:type="spellEnd"/>
+      <w:r>
+        <w:t xml:space="preserve"> </w:t>
+      </w:r>
+      <w:proofErr w:type="spellStart"/>
+      <w:r>
+        <w:t>propose</w:t>
+      </w:r>
+      <w:proofErr w:type="spellEnd"/>
+      <w:r>
+        <w:t xml:space="preserve"> </w:t>
+      </w:r>
+      <w:r>
+        <w:t xml:space="preserve">a new </w:t>
+      </w:r>
+      <w:proofErr w:type="spellStart"/>
+      <w:r>
+        <w:t>definition</w:t>
+      </w:r>
+      <w:proofErr w:type="spellEnd"/>
+      <w:r>
+        <w:t xml:space="preserve"> </w:t>
+      </w:r>
+      <w:proofErr w:type="spellStart"/>
+      <w:r>
+        <w:t>of</w:t>
+      </w:r>
+      <w:proofErr w:type="spellEnd"/>
+      <w:r>
+        <w:t xml:space="preserve"> time </w:t>
+      </w:r>
+      <w:proofErr w:type="spellStart"/>
+      <w:r>
+        <w:t>that</w:t>
+      </w:r>
+      <w:proofErr w:type="spellEnd"/>
+      <w:r>
+        <w:t xml:space="preserve">, in </w:t>
+      </w:r>
+      <w:proofErr w:type="spellStart"/>
+      <w:r>
+        <w:t>addition</w:t>
+      </w:r>
+      <w:proofErr w:type="spellEnd"/>
+      <w:r>
+        <w:t xml:space="preserve"> </w:t>
+      </w:r>
+      <w:proofErr w:type="spellStart"/>
+      <w:r>
+        <w:t>to</w:t>
+      </w:r>
+      <w:proofErr w:type="spellEnd"/>
+      <w:r>
+        <w:t xml:space="preserve"> </w:t>
+      </w:r>
+      <w:proofErr w:type="spellStart"/>
+      <w:r>
+        <w:t>being</w:t>
+      </w:r>
+      <w:proofErr w:type="spellEnd"/>
+      <w:r>
+        <w:t xml:space="preserve"> </w:t>
+      </w:r>
+      <w:proofErr w:type="spellStart"/>
+      <w:r>
+        <w:t>objective</w:t>
+      </w:r>
+      <w:proofErr w:type="spellEnd"/>
+      <w:r>
+        <w:t xml:space="preserve">, </w:t>
+      </w:r>
+      <w:proofErr w:type="spellStart"/>
+      <w:r>
+        <w:t>promotes</w:t>
+      </w:r>
+      <w:proofErr w:type="spellEnd"/>
+      <w:r>
+        <w:t xml:space="preserve"> a </w:t>
+      </w:r>
+      <w:proofErr w:type="spellStart"/>
+      <w:r>
+        <w:t>better</w:t>
+      </w:r>
+      <w:proofErr w:type="spellEnd"/>
+      <w:r>
+        <w:t xml:space="preserve"> </w:t>
+      </w:r>
+      <w:proofErr w:type="spellStart"/>
+      <w:r>
+        <w:t>understanding</w:t>
+      </w:r>
+      <w:proofErr w:type="spellEnd"/>
+      <w:r>
+        <w:t xml:space="preserve"> </w:t>
+      </w:r>
+      <w:proofErr w:type="spellStart"/>
+      <w:r>
+        <w:t>of</w:t>
+      </w:r>
+      <w:proofErr w:type="spellEnd"/>
+      <w:r>
+        <w:t xml:space="preserve"> </w:t>
+      </w:r>
+      <w:proofErr w:type="spellStart"/>
+      <w:r>
+        <w:t>this</w:t>
+      </w:r>
+      <w:proofErr w:type="spellEnd"/>
+      <w:r>
+        <w:t xml:space="preserve"> </w:t>
+      </w:r>
+      <w:proofErr w:type="spellStart"/>
+      <w:r>
+        <w:t>very</w:t>
+      </w:r>
+      <w:proofErr w:type="spellEnd"/>
+      <w:r>
+        <w:t xml:space="preserve"> </w:t>
+      </w:r>
+      <w:proofErr w:type="spellStart"/>
+      <w:r>
+        <w:t>important</w:t>
+      </w:r>
+      <w:proofErr w:type="spellEnd"/>
+      <w:r>
+        <w:t xml:space="preserve"> </w:t>
+      </w:r>
+      <w:proofErr w:type="spellStart"/>
+      <w:r>
+        <w:t>concept</w:t>
+      </w:r>
+      <w:proofErr w:type="spellEnd"/>
+      <w:r>
+        <w:t>."</w:t>
       </w:r>
       <w:r>
         <w:t>(</w:t>
@@ -1869,7 +9724,7 @@
       </w:r>
     </w:p>
     <w:p>
-      <w:hyperlink r:id="rId28" w:history="1">
+      <w:hyperlink r:id="rId29" w:history="1">
         <w:r>
           <w:rPr>
             <w:rStyle w:val="Hyperlink"/>
@@ -1912,11 +9767,55 @@
           <w:sz w:val="28"/>
           <w:szCs w:val="28"/>
         </w:rPr>
-        <w:t>´Jocaxian’s Theorems’</w:t>
+        <w:t>´</w:t>
+      </w:r>
+      <w:proofErr w:type="spellStart"/>
+      <w:r>
+        <w:rPr>
+          <w:b/>
+          <w:bCs/>
+          <w:color w:val="0070C0"/>
+          <w:sz w:val="28"/>
+          <w:szCs w:val="28"/>
+        </w:rPr>
+        <w:t>Jocaxian’s</w:t>
+      </w:r>
+      <w:proofErr w:type="spellEnd"/>
+      <w:r>
+        <w:rPr>
+          <w:b/>
+          <w:bCs/>
+          <w:color w:val="0070C0"/>
+          <w:sz w:val="28"/>
+          <w:szCs w:val="28"/>
+        </w:rPr>
+        <w:t xml:space="preserve"> </w:t>
+      </w:r>
+      <w:proofErr w:type="spellStart"/>
+      <w:r>
+        <w:rPr>
+          <w:b/>
+          <w:bCs/>
+          <w:color w:val="0070C0"/>
+          <w:sz w:val="28"/>
+          <w:szCs w:val="28"/>
+        </w:rPr>
+        <w:t>Theorems</w:t>
+      </w:r>
+      <w:proofErr w:type="spellEnd"/>
+      <w:r>
+        <w:rPr>
+          <w:b/>
+          <w:bCs/>
+          <w:color w:val="0070C0"/>
+          <w:sz w:val="28"/>
+          <w:szCs w:val="28"/>
+        </w:rPr>
+        <w:t>’</w:t>
       </w:r>
     </w:p>
     <w:p>
-      <w:hyperlink r:id="rId29" w:history="1">
+      <w:hyperlink r:id="rId30" w:history="1">
         <w:r>
           <w:rPr>
             <w:rStyle w:val="Hyperlink"/>
@@ -1978,16 +9877,172 @@
           <w:sz w:val="28"/>
           <w:szCs w:val="28"/>
         </w:rPr>
-        <w:t>´The Jocaxian’s nothingness'</w:t>
+        <w:t xml:space="preserve">´The </w:t>
+      </w:r>
+      <w:proofErr w:type="spellStart"/>
+      <w:r>
+        <w:rPr>
+          <w:b/>
+          <w:bCs/>
+          <w:color w:val="0070C0"/>
+          <w:sz w:val="28"/>
+          <w:szCs w:val="28"/>
+        </w:rPr>
+        <w:t>Jocaxian’s</w:t>
+      </w:r>
+      <w:proofErr w:type="spellEnd"/>
+      <w:r>
+        <w:rPr>
+          <w:b/>
+          <w:bCs/>
+          <w:color w:val="0070C0"/>
+          <w:sz w:val="28"/>
+          <w:szCs w:val="28"/>
+        </w:rPr>
+        <w:t xml:space="preserve"> </w:t>
+      </w:r>
+      <w:proofErr w:type="spellStart"/>
+      <w:r>
+        <w:rPr>
+          <w:b/>
+          <w:bCs/>
+          <w:color w:val="0070C0"/>
+          <w:sz w:val="28"/>
+          <w:szCs w:val="28"/>
+        </w:rPr>
+        <w:t>nothingness</w:t>
+      </w:r>
+      <w:proofErr w:type="spellEnd"/>
+      <w:r>
+        <w:rPr>
+          <w:b/>
+          <w:bCs/>
+          <w:color w:val="0070C0"/>
+          <w:sz w:val="28"/>
+          <w:szCs w:val="28"/>
+        </w:rPr>
+        <w:t>'</w:t>
       </w:r>
     </w:p>
     <w:p>
       <w:r>
-        <w:t>"This article explains a theory about the origin of the laws of physics and the Universe"</w:t>
+        <w:t>"</w:t>
+      </w:r>
+      <w:proofErr w:type="spellStart"/>
+      <w:r>
+        <w:t>This</w:t>
+      </w:r>
+      <w:proofErr w:type="spellEnd"/>
+      <w:r>
+        <w:t xml:space="preserve"> </w:t>
+      </w:r>
+      <w:proofErr w:type="spellStart"/>
+      <w:r>
+        <w:t>article</w:t>
+      </w:r>
+      <w:proofErr w:type="spellEnd"/>
+      <w:r>
+        <w:t xml:space="preserve"> </w:t>
+      </w:r>
+      <w:proofErr w:type="spellStart"/>
+      <w:r>
+        <w:t>explains</w:t>
+      </w:r>
+      <w:proofErr w:type="spellEnd"/>
+      <w:r>
+        <w:t xml:space="preserve"> a </w:t>
+      </w:r>
+      <w:proofErr w:type="spellStart"/>
+      <w:r>
+        <w:t>theory</w:t>
+      </w:r>
+      <w:proofErr w:type="spellEnd"/>
+      <w:r>
+        <w:t xml:space="preserve"> </w:t>
+      </w:r>
+      <w:proofErr w:type="spellStart"/>
+      <w:r>
+        <w:t>about</w:t>
+      </w:r>
+      <w:proofErr w:type="spellEnd"/>
+      <w:r>
+        <w:t xml:space="preserve"> </w:t>
+      </w:r>
+      <w:proofErr w:type="spellStart"/>
+      <w:r>
+        <w:t>the</w:t>
+      </w:r>
+      <w:proofErr w:type="spellEnd"/>
+      <w:r>
+        <w:t xml:space="preserve"> </w:t>
+      </w:r>
+      <w:proofErr w:type="spellStart"/>
+      <w:r>
+        <w:t>origin</w:t>
+      </w:r>
+      <w:proofErr w:type="spellEnd"/>
+      <w:r>
+        <w:t xml:space="preserve"> </w:t>
+      </w:r>
+      <w:proofErr w:type="spellStart"/>
+      <w:r>
+        <w:t>of</w:t>
+      </w:r>
+      <w:proofErr w:type="spellEnd"/>
+      <w:r>
+        <w:t xml:space="preserve"> </w:t>
+      </w:r>
+      <w:proofErr w:type="spellStart"/>
+      <w:r>
+        <w:t>the</w:t>
+      </w:r>
+      <w:proofErr w:type="spellEnd"/>
+      <w:r>
+        <w:t xml:space="preserve"> </w:t>
+      </w:r>
+      <w:proofErr w:type="spellStart"/>
+      <w:r>
+        <w:t>laws</w:t>
+      </w:r>
+      <w:proofErr w:type="spellEnd"/>
+      <w:r>
+        <w:t xml:space="preserve"> </w:t>
+      </w:r>
+      <w:proofErr w:type="spellStart"/>
+      <w:r>
+        <w:t>of</w:t>
+      </w:r>
+      <w:proofErr w:type="spellEnd"/>
+      <w:r>
+        <w:t xml:space="preserve"> </w:t>
+      </w:r>
+      <w:proofErr w:type="spellStart"/>
+      <w:r>
+        <w:t>physics</w:t>
+      </w:r>
+      <w:proofErr w:type="spellEnd"/>
+      <w:r>
+        <w:t xml:space="preserve"> </w:t>
+      </w:r>
+      <w:proofErr w:type="spellStart"/>
+      <w:r>
+        <w:t>and</w:t>
+      </w:r>
+      <w:proofErr w:type="spellEnd"/>
+      <w:r>
+        <w:t xml:space="preserve"> </w:t>
+      </w:r>
+      <w:proofErr w:type="spellStart"/>
+      <w:r>
+        <w:t>the</w:t>
+      </w:r>
+      <w:proofErr w:type="spellEnd"/>
+      <w:r>
+        <w:t xml:space="preserve"> Universe"</w:t>
       </w:r>
     </w:p>
     <w:p>
-      <w:hyperlink r:id="rId30" w:history="1">
+      <w:hyperlink r:id="rId31" w:history="1">
         <w:r>
           <w:rPr>
             <w:rStyle w:val="Hyperlink"/>
@@ -2001,7 +10056,15 @@
     </w:p>
     <w:p>
       <w:r>
-        <w:t>---- End ----</w:t>
+        <w:t xml:space="preserve">---- </w:t>
+      </w:r>
+      <w:proofErr w:type="spellStart"/>
+      <w:r>
+        <w:t>End</w:t>
+      </w:r>
+      <w:proofErr w:type="spellEnd"/>
+      <w:r>
+        <w:t xml:space="preserve"> ----</w:t>
       </w:r>
     </w:p>
     <w:p/>
@@ -2028,6 +10091,7 @@
       <w:pPr>
         <w:jc w:val="center"/>
       </w:pPr>
+      <w:proofErr w:type="spellStart"/>
       <w:r>
         <w:rPr>
           <w:b/>
@@ -2036,12 +10100,42 @@
           <w:iCs/>
         </w:rPr>
         <w:lastRenderedPageBreak/>
-        <w:t>Another Articles:</w:t>
+        <w:t>Another</w:t>
+      </w:r>
+      <w:proofErr w:type="spellEnd"/>
+      <w:r>
+        <w:rPr>
+          <w:b/>
+          <w:bCs/>
+          <w:i/>
+          <w:iCs/>
+        </w:rPr>
+        <w:t xml:space="preserve"> </w:t>
+      </w:r>
+      <w:proofErr w:type="spellStart"/>
+      <w:r>
+        <w:rPr>
+          <w:b/>
+          <w:bCs/>
+          <w:i/>
+          <w:iCs/>
+        </w:rPr>
+        <w:t>Articles</w:t>
+      </w:r>
+      <w:proofErr w:type="spellEnd"/>
+      <w:r>
+        <w:rPr>
+          <w:b/>
+          <w:bCs/>
+          <w:i/>
+          <w:iCs/>
+        </w:rPr>
+        <w:t>:</w:t>
       </w:r>
       <w:r>
         <w:br/>
       </w:r>
-      <w:hyperlink r:id="rId31" w:history="1">
+      <w:hyperlink r:id="rId32" w:history="1">
         <w:r>
           <w:rPr>
             <w:rStyle w:val="Hyperlink"/>
@@ -2052,6 +10146,7 @@
     </w:p>
     <w:p/>
     <w:p>
+      <w:proofErr w:type="spellStart"/>
       <w:r>
         <w:rPr>
           <w:b/>
@@ -2059,7 +10154,17 @@
           <w:sz w:val="36"/>
           <w:szCs w:val="36"/>
         </w:rPr>
-        <w:t>Oldest D.U.T.</w:t>
+        <w:t>Oldest</w:t>
+      </w:r>
+      <w:proofErr w:type="spellEnd"/>
+      <w:r>
+        <w:rPr>
+          <w:b/>
+          <w:bCs/>
+          <w:sz w:val="36"/>
+          <w:szCs w:val="36"/>
+        </w:rPr>
+        <w:t xml:space="preserve"> D.U.T.</w:t>
       </w:r>
       <w:r>
         <w:t xml:space="preserve"> :</w:t>
@@ -2067,25 +10172,106 @@
     </w:p>
     <w:p>
       <w:r>
-        <w:t>The END Of The DARK ENERGY</w:t>
+        <w:t xml:space="preserve">The END </w:t>
+      </w:r>
+      <w:proofErr w:type="spellStart"/>
+      <w:r>
+        <w:t>Of</w:t>
+      </w:r>
+      <w:proofErr w:type="spellEnd"/>
+      <w:r>
+        <w:t xml:space="preserve"> The DARK ENERGY</w:t>
       </w:r>
     </w:p>
     <w:p>
-      <w:r>
-        <w:t>Forum List | Follow Ups | Post Message | Back to Thread Topics</w:t>
-      </w:r>
+      <w:proofErr w:type="spellStart"/>
+      <w:r>
+        <w:t>Forum</w:t>
+      </w:r>
+      <w:proofErr w:type="spellEnd"/>
+      <w:r>
+        <w:t xml:space="preserve"> </w:t>
+      </w:r>
+      <w:proofErr w:type="spellStart"/>
+      <w:r>
+        <w:t>List</w:t>
+      </w:r>
+      <w:proofErr w:type="spellEnd"/>
+      <w:r>
+        <w:t xml:space="preserve"> | Follow </w:t>
+      </w:r>
+      <w:proofErr w:type="spellStart"/>
+      <w:r>
+        <w:t>Ups</w:t>
+      </w:r>
+      <w:proofErr w:type="spellEnd"/>
+      <w:r>
+        <w:t xml:space="preserve"> | Post </w:t>
+      </w:r>
+      <w:proofErr w:type="spellStart"/>
+      <w:r>
+        <w:t>Message</w:t>
+      </w:r>
+      <w:proofErr w:type="spellEnd"/>
+      <w:r>
+        <w:t xml:space="preserve"> | Back </w:t>
+      </w:r>
+      <w:proofErr w:type="spellStart"/>
+      <w:r>
+        <w:t>to</w:t>
+      </w:r>
+      <w:proofErr w:type="spellEnd"/>
+      <w:r>
+        <w:t xml:space="preserve"> Thread </w:t>
+      </w:r>
+      <w:proofErr w:type="spellStart"/>
+      <w:r>
+        <w:t>Topics</w:t>
+      </w:r>
+      <w:proofErr w:type="spellEnd"/>
     </w:p>
     <w:p>
-      <w:r>
-        <w:t xml:space="preserve">Posted by Joao Carlos Holland De Barcellos on </w:t>
-      </w:r>
+      <w:proofErr w:type="spellStart"/>
+      <w:r>
+        <w:t>Posted</w:t>
+      </w:r>
+      <w:proofErr w:type="spellEnd"/>
+      <w:r>
+        <w:t xml:space="preserve"> </w:t>
+      </w:r>
+      <w:proofErr w:type="spellStart"/>
+      <w:r>
+        <w:t>by</w:t>
+      </w:r>
+      <w:proofErr w:type="spellEnd"/>
+      <w:r>
+        <w:t xml:space="preserve"> Joao Carlos Holland De Barcellos </w:t>
+      </w:r>
+      <w:proofErr w:type="spellStart"/>
+      <w:r>
+        <w:t>on</w:t>
+      </w:r>
+      <w:proofErr w:type="spellEnd"/>
+      <w:r>
+        <w:t xml:space="preserve"> </w:t>
+      </w:r>
+      <w:proofErr w:type="spellStart"/>
       <w:r>
         <w:rPr>
           <w:b/>
           <w:bCs/>
           <w:color w:val="C00000"/>
         </w:rPr>
-        <w:t>June 19, 2011</w:t>
+        <w:t>June</w:t>
+      </w:r>
+      <w:proofErr w:type="spellEnd"/>
+      <w:r>
+        <w:rPr>
+          <w:b/>
+          <w:bCs/>
+          <w:color w:val="C00000"/>
+        </w:rPr>
+        <w:t xml:space="preserve"> 19, 2011</w:t>
       </w:r>
       <w:r>
         <w:rPr>
@@ -2098,7 +10284,7 @@
       </w:r>
     </w:p>
     <w:p>
-      <w:hyperlink r:id="rId32" w:history="1">
+      <w:hyperlink r:id="rId33" w:history="1">
         <w:r>
           <w:rPr>
             <w:rStyle w:val="Hyperlink"/>
@@ -2114,7 +10300,7 @@
       <w:r>
         <w:br/>
       </w:r>
-      <w:hyperlink r:id="rId33" w:history="1">
+      <w:hyperlink r:id="rId34" w:history="1">
         <w:r>
           <w:rPr>
             <w:rStyle w:val="Hyperlink"/>
@@ -2126,9 +10312,17 @@
     <w:p/>
     <w:p>
       <w:r>
-        <w:t xml:space="preserve">(All files : </w:t>
-      </w:r>
-      <w:hyperlink r:id="rId34" w:history="1">
+        <w:t>(</w:t>
+      </w:r>
+      <w:proofErr w:type="spellStart"/>
+      <w:r>
+        <w:t>All</w:t>
+      </w:r>
+      <w:proofErr w:type="spellEnd"/>
+      <w:r>
+        <w:t xml:space="preserve"> files : </w:t>
+      </w:r>
+      <w:hyperlink r:id="rId35" w:history="1">
         <w:r>
           <w:rPr>
             <w:rStyle w:val="Hyperlink"/>
@@ -2149,7 +10343,15 @@
     </w:p>
     <w:p>
       <w:r>
-        <w:t xml:space="preserve">Se você quiser me apoiar nesse estudo pode mandar um PIX de qqr valor para </w:t>
+        <w:t xml:space="preserve">Se você quiser me apoiar nesse estudo pode mandar um PIX de </w:t>
+      </w:r>
+      <w:proofErr w:type="spellStart"/>
+      <w:r>
+        <w:t>qqr</w:t>
+      </w:r>
+      <w:proofErr w:type="spellEnd"/>
+      <w:r>
+        <w:t xml:space="preserve"> valor para </w:t>
       </w:r>
       <w:r>
         <w:t>chave</w:t>
@@ -2195,7 +10397,7 @@
       <w:r>
         <w:t xml:space="preserve">: </w:t>
       </w:r>
-      <w:hyperlink r:id="rId35" w:history="1">
+      <w:hyperlink r:id="rId36" w:history="1">
         <w:r>
           <w:rPr>
             <w:rStyle w:val="Hyperlink"/>

--- a/Articles.docx
+++ b/Articles.docx
@@ -754,13 +754,7 @@
       </w:r>
       <w:proofErr w:type="spellEnd"/>
       <w:r>
-        <w:t xml:space="preserve">:    </w:t>
-      </w:r>
-      <w:r>
-        <w:t>(26min)</w:t>
-      </w:r>
-      <w:r>
-        <w:t xml:space="preserve">   </w:t>
+        <w:t xml:space="preserve">:    (26min)   </w:t>
       </w:r>
       <w:hyperlink r:id="rId10" w:history="1">
         <w:r>
@@ -772,41 +766,14 @@
       </w:hyperlink>
       <w:r>
         <w:br/>
-        <w:t xml:space="preserve">  </w:t>
-      </w:r>
-      <w:r>
-        <w:t xml:space="preserve">            </w:t>
-      </w:r>
-      <w:r>
-        <w:t xml:space="preserve">    </w:t>
-      </w:r>
-      <w:r>
-        <w:t>(34min)</w:t>
-      </w:r>
-      <w:r>
-        <w:t xml:space="preserve">  </w:t>
-      </w:r>
-      <w:r>
-        <w:t xml:space="preserve"> </w:t>
+        <w:t xml:space="preserve">                  (34min)   </w:t>
       </w:r>
       <w:hyperlink r:id="rId11" w:history="1">
         <w:r>
           <w:rPr>
             <w:rStyle w:val="Hyperlink"/>
           </w:rPr>
-          <w:t>https://jocaxx.github.io/DUniverse/Abstract/DUT_POR_</w:t>
-        </w:r>
-        <w:r>
-          <w:rPr>
-            <w:rStyle w:val="Hyperlink"/>
-          </w:rPr>
-          <w:t>3</w:t>
-        </w:r>
-        <w:r>
-          <w:rPr>
-            <w:rStyle w:val="Hyperlink"/>
-          </w:rPr>
-          <w:t>.m4a</w:t>
+          <w:t>https://jocaxx.github.io/DUniverse/Abstract/DUT_POR_3.m4a</w:t>
         </w:r>
       </w:hyperlink>
       <w:r>
@@ -821,7 +788,13 @@
       </w:r>
       <w:proofErr w:type="spellEnd"/>
       <w:r>
-        <w:t xml:space="preserve">:                     </w:t>
+        <w:t xml:space="preserve">:     </w:t>
+      </w:r>
+      <w:r>
+        <w:t>(10min)</w:t>
+      </w:r>
+      <w:r>
+        <w:t xml:space="preserve">   </w:t>
       </w:r>
       <w:hyperlink r:id="rId12" w:history="1">
         <w:r>

--- a/Articles.docx
+++ b/Articles.docx
@@ -428,8 +428,17 @@
           <w:i/>
           <w:iCs/>
         </w:rPr>
-        <w:t xml:space="preserve"> "AI" :</w:t>
-      </w:r>
+        <w:t xml:space="preserve"> "AI</w:t>
+      </w:r>
+      <w:proofErr w:type="gramStart"/>
+      <w:r>
+        <w:rPr>
+          <w:i/>
+          <w:iCs/>
+        </w:rPr>
+        <w:t>" :</w:t>
+      </w:r>
+      <w:proofErr w:type="gramEnd"/>
     </w:p>
     <w:p>
       <w:r>
@@ -586,10 +595,18 @@
         <w:t xml:space="preserve">Short </w:t>
       </w:r>
       <w:r>
-        <w:t xml:space="preserve">     </w:t>
-      </w:r>
-      <w:r>
-        <w:t xml:space="preserve">(6min):    </w:t>
+        <w:t xml:space="preserve">  </w:t>
+      </w:r>
+      <w:proofErr w:type="gramStart"/>
+      <w:r>
+        <w:t xml:space="preserve">   </w:t>
+      </w:r>
+      <w:r>
+        <w:t>(</w:t>
+      </w:r>
+      <w:proofErr w:type="gramEnd"/>
+      <w:r>
+        <w:t xml:space="preserve">6min):    </w:t>
       </w:r>
       <w:hyperlink r:id="rId6" w:history="1">
         <w:r>
@@ -630,10 +647,18 @@
         <w:t xml:space="preserve"> </w:t>
       </w:r>
       <w:r>
-        <w:t xml:space="preserve">      </w:t>
-      </w:r>
-      <w:r>
-        <w:t xml:space="preserve">(51min):  </w:t>
+        <w:t xml:space="preserve">   </w:t>
+      </w:r>
+      <w:proofErr w:type="gramStart"/>
+      <w:r>
+        <w:t xml:space="preserve">   </w:t>
+      </w:r>
+      <w:r>
+        <w:t>(</w:t>
+      </w:r>
+      <w:proofErr w:type="gramEnd"/>
+      <w:r>
+        <w:t xml:space="preserve">51min):  </w:t>
       </w:r>
       <w:hyperlink r:id="rId8" w:history="1">
         <w:r>
@@ -725,27 +750,48 @@
           <w:t>https://jocaxx.github.io/DUniverse/Abstract/DUT_ENG_VIDEO.mp4</w:t>
         </w:r>
       </w:hyperlink>
+      <w:r>
+        <w:br/>
+        <w:t xml:space="preserve">                     </w:t>
+      </w:r>
+      <w:proofErr w:type="spellStart"/>
+      <w:r>
+        <w:t>or</w:t>
+      </w:r>
+      <w:proofErr w:type="spellEnd"/>
+      <w:r>
+        <w:t xml:space="preserve">        </w:t>
+      </w:r>
+      <w:hyperlink r:id="rId10" w:history="1">
+        <w:r>
+          <w:rPr>
+            <w:rStyle w:val="Hyperlink"/>
+          </w:rPr>
+          <w:t>https://www.youtube.com/watch?v=gcmEemWJnDc</w:t>
+        </w:r>
+      </w:hyperlink>
+      <w:r>
+        <w:br/>
+      </w:r>
+      <w:r>
+        <w:br/>
+      </w:r>
     </w:p>
     <w:p>
       <w:r>
-        <w:br/>
+        <w:t>(</w:t>
+      </w:r>
+      <w:proofErr w:type="spellStart"/>
+      <w:r>
+        <w:t>Portuguese</w:t>
+      </w:r>
+      <w:proofErr w:type="spellEnd"/>
+      <w:r>
+        <w:t>):</w:t>
       </w:r>
     </w:p>
     <w:p>
       <w:r>
-        <w:t>(</w:t>
-      </w:r>
-      <w:proofErr w:type="spellStart"/>
-      <w:r>
-        <w:t>Portuguese</w:t>
-      </w:r>
-      <w:proofErr w:type="spellEnd"/>
-      <w:r>
-        <w:t>):</w:t>
-      </w:r>
-    </w:p>
-    <w:p>
-      <w:r>
         <w:t xml:space="preserve">  </w:t>
       </w:r>
       <w:proofErr w:type="spellStart"/>
@@ -756,7 +802,7 @@
       <w:r>
         <w:t xml:space="preserve">:    (26min)   </w:t>
       </w:r>
-      <w:hyperlink r:id="rId10" w:history="1">
+      <w:hyperlink r:id="rId11" w:history="1">
         <w:r>
           <w:rPr>
             <w:rStyle w:val="Hyperlink"/>
@@ -768,7 +814,7 @@
         <w:br/>
         <w:t xml:space="preserve">                  (34min)   </w:t>
       </w:r>
-      <w:hyperlink r:id="rId11" w:history="1">
+      <w:hyperlink r:id="rId12" w:history="1">
         <w:r>
           <w:rPr>
             <w:rStyle w:val="Hyperlink"/>
@@ -780,6 +826,9 @@
         <w:br/>
       </w:r>
       <w:r>
+        <w:br/>
+      </w:r>
+      <w:r>
         <w:t xml:space="preserve">  </w:t>
       </w:r>
       <w:proofErr w:type="spellStart"/>
@@ -796,7 +845,7 @@
       <w:r>
         <w:t xml:space="preserve">   </w:t>
       </w:r>
-      <w:hyperlink r:id="rId12" w:history="1">
+      <w:hyperlink r:id="rId13" w:history="1">
         <w:r>
           <w:rPr>
             <w:rStyle w:val="Hyperlink"/>
@@ -804,6 +853,29 @@
           <w:t>https://jocaxx.github.io/DUniverse/Abstract/DUT_POR.mp4</w:t>
         </w:r>
       </w:hyperlink>
+      <w:r>
+        <w:br/>
+        <w:t xml:space="preserve">                        </w:t>
+      </w:r>
+      <w:proofErr w:type="spellStart"/>
+      <w:r>
+        <w:t>or</w:t>
+      </w:r>
+      <w:proofErr w:type="spellEnd"/>
+      <w:r>
+        <w:t xml:space="preserve">        </w:t>
+      </w:r>
+      <w:hyperlink r:id="rId14" w:history="1">
+        <w:r>
+          <w:rPr>
+            <w:rStyle w:val="Hyperlink"/>
+          </w:rPr>
+          <w:t>https://www.youtube.com/watch?v=T1xxj9hOgOU</w:t>
+        </w:r>
+      </w:hyperlink>
+      <w:r>
+        <w:br/>
+      </w:r>
       <w:r>
         <w:br/>
       </w:r>
@@ -887,8 +959,10 @@
           <w:sz w:val="28"/>
           <w:szCs w:val="28"/>
         </w:rPr>
+        <w:lastRenderedPageBreak/>
         <w:t>(</w:t>
       </w:r>
+      <w:proofErr w:type="gramStart"/>
       <w:r>
         <w:rPr>
           <w:b/>
@@ -921,6 +995,7 @@
         <w:t>Decreasing</w:t>
       </w:r>
       <w:proofErr w:type="spellEnd"/>
+      <w:proofErr w:type="gramEnd"/>
       <w:r>
         <w:rPr>
           <w:b/>
@@ -1060,7 +1135,6 @@
         </w:pBdr>
       </w:pPr>
       <w:r>
-        <w:lastRenderedPageBreak/>
         <w:t>“</w:t>
       </w:r>
       <w:proofErr w:type="spellStart"/>
@@ -1388,12 +1462,14 @@
         <w:t>explosions</w:t>
       </w:r>
       <w:proofErr w:type="spellEnd"/>
+      <w:proofErr w:type="gramStart"/>
       <w:r>
         <w:t>.”</w:t>
       </w:r>
       <w:r>
         <w:t>(</w:t>
       </w:r>
+      <w:proofErr w:type="gramEnd"/>
       <w:r>
         <w:rPr>
           <w:color w:val="C00000"/>
@@ -1411,7 +1487,7 @@
           <w:bottom w:val="single" w:sz="6" w:space="1" w:color="auto"/>
         </w:pBdr>
       </w:pPr>
-      <w:hyperlink r:id="rId13" w:history="1">
+      <w:hyperlink r:id="rId15" w:history="1">
         <w:r>
           <w:rPr>
             <w:rStyle w:val="Hyperlink"/>
@@ -1693,6 +1769,7 @@
         <w:t xml:space="preserve"> for </w:t>
       </w:r>
       <w:proofErr w:type="spellStart"/>
+      <w:proofErr w:type="gramStart"/>
       <w:r>
         <w:t>spiral</w:t>
       </w:r>
@@ -1711,6 +1788,7 @@
       <w:r>
         <w:t>(</w:t>
       </w:r>
+      <w:proofErr w:type="gramEnd"/>
       <w:r>
         <w:rPr>
           <w:color w:val="C00000"/>
@@ -1726,7 +1804,7 @@
       <w:r>
         <w:br/>
       </w:r>
-      <w:hyperlink r:id="rId14" w:history="1">
+      <w:hyperlink r:id="rId16" w:history="1">
         <w:r>
           <w:rPr>
             <w:rStyle w:val="Hyperlink"/>
@@ -3432,7 +3510,7 @@
       </w:r>
     </w:p>
     <w:p>
-      <w:hyperlink r:id="rId15" w:history="1">
+      <w:hyperlink r:id="rId17" w:history="1">
         <w:r>
           <w:rPr>
             <w:rStyle w:val="Hyperlink"/>
@@ -3457,6 +3535,7 @@
           <w:sz w:val="28"/>
           <w:szCs w:val="28"/>
         </w:rPr>
+        <w:lastRenderedPageBreak/>
         <w:t>---------------------</w:t>
       </w:r>
     </w:p>
@@ -3486,7 +3565,6 @@
           <w:sz w:val="28"/>
           <w:szCs w:val="28"/>
         </w:rPr>
-        <w:lastRenderedPageBreak/>
         <w:t xml:space="preserve">The Age </w:t>
       </w:r>
       <w:proofErr w:type="spellStart"/>
@@ -3654,6 +3732,7 @@
         <w:t xml:space="preserve"> </w:t>
       </w:r>
       <w:proofErr w:type="spellStart"/>
+      <w:proofErr w:type="gramStart"/>
       <w:r>
         <w:rPr>
           <w:b/>
@@ -3673,7 +3752,18 @@
           <w:sz w:val="28"/>
           <w:szCs w:val="28"/>
         </w:rPr>
-        <w:t xml:space="preserve"> Perspective </w:t>
+        <w:t xml:space="preserve"> Perspective</w:t>
+      </w:r>
+      <w:proofErr w:type="gramEnd"/>
+      <w:r>
+        <w:rPr>
+          <w:b/>
+          <w:bCs/>
+          <w:color w:val="0070C0"/>
+          <w:sz w:val="28"/>
+          <w:szCs w:val="28"/>
+        </w:rPr>
+        <w:t xml:space="preserve"> </w:t>
       </w:r>
       <w:proofErr w:type="spellStart"/>
       <w:r>
@@ -4086,10 +4176,12 @@
         <w:t xml:space="preserve"> </w:t>
       </w:r>
       <w:proofErr w:type="spellStart"/>
+      <w:proofErr w:type="gramStart"/>
       <w:r>
         <w:t>galaxies,having</w:t>
       </w:r>
       <w:proofErr w:type="spellEnd"/>
+      <w:proofErr w:type="gramEnd"/>
       <w:r>
         <w:t xml:space="preserve"> </w:t>
       </w:r>
@@ -4342,7 +4434,7 @@
       </w:r>
     </w:p>
     <w:p>
-      <w:hyperlink r:id="rId16" w:history="1">
+      <w:hyperlink r:id="rId18" w:history="1">
         <w:r>
           <w:rPr>
             <w:rStyle w:val="Hyperlink"/>
@@ -4627,7 +4719,15 @@
       </w:r>
       <w:proofErr w:type="spellEnd"/>
       <w:r>
-        <w:t xml:space="preserve"> as ?-CDM. </w:t>
+        <w:t xml:space="preserve"> </w:t>
+      </w:r>
+      <w:proofErr w:type="gramStart"/>
+      <w:r>
+        <w:t>as ?</w:t>
+      </w:r>
+      <w:proofErr w:type="gramEnd"/>
+      <w:r>
+        <w:t xml:space="preserve">-CDM. </w:t>
       </w:r>
       <w:proofErr w:type="spellStart"/>
       <w:r>
@@ -4949,7 +5049,7 @@
       </w:r>
     </w:p>
     <w:p>
-      <w:hyperlink r:id="rId17" w:history="1">
+      <w:hyperlink r:id="rId19" w:history="1">
         <w:r>
           <w:rPr>
             <w:rStyle w:val="Hyperlink"/>
@@ -4964,6 +5064,7 @@
     <w:p/>
     <w:p>
       <w:r>
+        <w:lastRenderedPageBreak/>
         <w:t>-------------</w:t>
       </w:r>
     </w:p>
@@ -4995,9 +5096,9 @@
           <w:sz w:val="28"/>
           <w:szCs w:val="28"/>
         </w:rPr>
-        <w:lastRenderedPageBreak/>
         <w:t>(</w:t>
       </w:r>
+      <w:proofErr w:type="gramStart"/>
       <w:r>
         <w:rPr>
           <w:b/>
@@ -5029,6 +5130,7 @@
         <w:t>´</w:t>
       </w:r>
       <w:proofErr w:type="spellStart"/>
+      <w:proofErr w:type="gramEnd"/>
       <w:r>
         <w:rPr>
           <w:b/>
@@ -5385,7 +5487,7 @@
       </w:r>
     </w:p>
     <w:p>
-      <w:hyperlink r:id="rId18" w:history="1">
+      <w:hyperlink r:id="rId20" w:history="1">
         <w:r>
           <w:rPr>
             <w:rStyle w:val="Hyperlink"/>
@@ -5467,6 +5569,7 @@
         <w:t xml:space="preserve"> </w:t>
       </w:r>
       <w:proofErr w:type="spellStart"/>
+      <w:proofErr w:type="gramStart"/>
       <w:r>
         <w:rPr>
           <w:b/>
@@ -5486,7 +5589,18 @@
           <w:sz w:val="28"/>
           <w:szCs w:val="28"/>
         </w:rPr>
-        <w:t xml:space="preserve"> Age </w:t>
+        <w:t xml:space="preserve"> Age</w:t>
+      </w:r>
+      <w:proofErr w:type="gramEnd"/>
+      <w:r>
+        <w:rPr>
+          <w:b/>
+          <w:bCs/>
+          <w:color w:val="0070C0"/>
+          <w:sz w:val="28"/>
+          <w:szCs w:val="28"/>
+        </w:rPr>
+        <w:t xml:space="preserve"> </w:t>
       </w:r>
       <w:proofErr w:type="spellStart"/>
       <w:r>
@@ -5690,6 +5804,7 @@
         <w:t xml:space="preserve"> Background (CMB) </w:t>
       </w:r>
       <w:proofErr w:type="spellStart"/>
+      <w:proofErr w:type="gramStart"/>
       <w:r>
         <w:t>radiation</w:t>
       </w:r>
@@ -5700,6 +5815,7 @@
       <w:r>
         <w:t>(</w:t>
       </w:r>
+      <w:proofErr w:type="gramEnd"/>
       <w:r>
         <w:rPr>
           <w:color w:val="C00000"/>
@@ -5711,7 +5827,7 @@
       </w:r>
     </w:p>
     <w:p>
-      <w:hyperlink r:id="rId19" w:history="1">
+      <w:hyperlink r:id="rId21" w:history="1">
         <w:r>
           <w:rPr>
             <w:rStyle w:val="Hyperlink"/>
@@ -6034,7 +6150,7 @@
           <w:bottom w:val="single" w:sz="6" w:space="1" w:color="auto"/>
         </w:pBdr>
       </w:pPr>
-      <w:hyperlink r:id="rId20" w:history="1">
+      <w:hyperlink r:id="rId22" w:history="1">
         <w:r>
           <w:rPr>
             <w:rStyle w:val="Hyperlink"/>
@@ -6067,6 +6183,7 @@
         </w:rPr>
         <w:t>(</w:t>
       </w:r>
+      <w:proofErr w:type="gramStart"/>
       <w:r>
         <w:rPr>
           <w:b/>
@@ -6098,6 +6215,7 @@
         <w:t>´</w:t>
       </w:r>
       <w:proofErr w:type="spellStart"/>
+      <w:proofErr w:type="gramEnd"/>
       <w:r>
         <w:rPr>
           <w:b/>
@@ -6675,7 +6793,7 @@
       </w:r>
     </w:p>
     <w:p>
-      <w:hyperlink r:id="rId21" w:history="1">
+      <w:hyperlink r:id="rId23" w:history="1">
         <w:r>
           <w:rPr>
             <w:rStyle w:val="Hyperlink"/>
@@ -6711,9 +6829,9 @@
           <w:sz w:val="28"/>
           <w:szCs w:val="28"/>
         </w:rPr>
-        <w:lastRenderedPageBreak/>
         <w:t>(</w:t>
       </w:r>
+      <w:proofErr w:type="gramStart"/>
       <w:r>
         <w:rPr>
           <w:b/>
@@ -6745,6 +6863,7 @@
         <w:t>´</w:t>
       </w:r>
       <w:proofErr w:type="spellStart"/>
+      <w:proofErr w:type="gramEnd"/>
       <w:r>
         <w:rPr>
           <w:b/>
@@ -7184,11 +7303,16 @@
       </w:r>
       <w:proofErr w:type="spellEnd"/>
       <w:r>
-        <w:t xml:space="preserve"> Energy” ".</w:t>
+        <w:t xml:space="preserve"> Energy” </w:t>
+      </w:r>
+      <w:proofErr w:type="gramStart"/>
+      <w:r>
+        <w:t>".</w:t>
       </w:r>
       <w:r>
         <w:t>(</w:t>
       </w:r>
+      <w:proofErr w:type="gramEnd"/>
       <w:r>
         <w:rPr>
           <w:color w:val="C00000"/>
@@ -7204,7 +7328,7 @@
       <w:r>
         <w:br/>
       </w:r>
-      <w:hyperlink r:id="rId22" w:history="1">
+      <w:hyperlink r:id="rId24" w:history="1">
         <w:r>
           <w:rPr>
             <w:rStyle w:val="Hyperlink"/>
@@ -7679,7 +7803,7 @@
       </w:r>
     </w:p>
     <w:p>
-      <w:hyperlink r:id="rId23" w:history="1">
+      <w:hyperlink r:id="rId25" w:history="1">
         <w:r>
           <w:rPr>
             <w:rStyle w:val="Hyperlink"/>
@@ -8115,10 +8239,12 @@
         <w:t xml:space="preserve"> </w:t>
       </w:r>
       <w:proofErr w:type="spellStart"/>
+      <w:proofErr w:type="gramStart"/>
       <w:r>
         <w:t>reduction.Using</w:t>
       </w:r>
       <w:proofErr w:type="spellEnd"/>
+      <w:proofErr w:type="gramEnd"/>
       <w:r>
         <w:t xml:space="preserve"> </w:t>
       </w:r>
@@ -8219,10 +8345,12 @@
         <w:t xml:space="preserve"> </w:t>
       </w:r>
       <w:proofErr w:type="spellStart"/>
+      <w:proofErr w:type="gramStart"/>
       <w:r>
         <w:t>happen.In</w:t>
       </w:r>
       <w:proofErr w:type="spellEnd"/>
+      <w:proofErr w:type="gramEnd"/>
       <w:r>
         <w:t xml:space="preserve"> </w:t>
       </w:r>
@@ -8392,7 +8520,7 @@
       </w:r>
     </w:p>
     <w:p>
-      <w:hyperlink r:id="rId24" w:history="1">
+      <w:hyperlink r:id="rId26" w:history="1">
         <w:r>
           <w:rPr>
             <w:rStyle w:val="Hyperlink"/>
@@ -8708,12 +8836,19 @@
       <w:r>
         <w:br/>
       </w:r>
-      <w:hyperlink r:id="rId25" w:history="1">
+      <w:hyperlink r:id="rId27" w:history="1">
         <w:r>
           <w:rPr>
             <w:rStyle w:val="Hyperlink"/>
           </w:rPr>
-          <w:t>https://www.researchgate.net/publication/357878234_The_Gravitational_Field_and_the_Dark_Energy</w:t>
+          <w:t>https://www.researchgate.net/publication/357878234_The_Gravitational_Field_and_t</w:t>
+        </w:r>
+        <w:r>
+          <w:rPr>
+            <w:rStyle w:val="Hyperlink"/>
+          </w:rPr>
+          <w:lastRenderedPageBreak/>
+          <w:t>he_Dark_Energy</w:t>
         </w:r>
       </w:hyperlink>
       <w:r>
@@ -8722,7 +8857,7 @@
       <w:r>
         <w:br/>
       </w:r>
-      <w:hyperlink r:id="rId26" w:history="1">
+      <w:hyperlink r:id="rId28" w:history="1">
         <w:r>
           <w:rPr>
             <w:rStyle w:val="Hyperlink"/>
@@ -9040,7 +9175,7 @@
       </w:r>
     </w:p>
     <w:p>
-      <w:hyperlink r:id="rId27" w:history="1">
+      <w:hyperlink r:id="rId29" w:history="1">
         <w:r>
           <w:rPr>
             <w:rStyle w:val="Hyperlink"/>
@@ -9270,6 +9405,7 @@
         <w:t xml:space="preserve"> temporal </w:t>
       </w:r>
       <w:proofErr w:type="spellStart"/>
+      <w:proofErr w:type="gramStart"/>
       <w:r>
         <w:t>dilatation</w:t>
       </w:r>
@@ -9288,6 +9424,7 @@
         <w:t>egarding</w:t>
       </w:r>
       <w:proofErr w:type="spellEnd"/>
+      <w:proofErr w:type="gramEnd"/>
       <w:r>
         <w:t xml:space="preserve"> </w:t>
       </w:r>
@@ -9383,7 +9520,7 @@
       </w:r>
     </w:p>
     <w:p>
-      <w:hyperlink r:id="rId28" w:history="1">
+      <w:hyperlink r:id="rId30" w:history="1">
         <w:r>
           <w:rPr>
             <w:rStyle w:val="Hyperlink"/>
@@ -9697,7 +9834,7 @@
       </w:r>
     </w:p>
     <w:p>
-      <w:hyperlink r:id="rId29" w:history="1">
+      <w:hyperlink r:id="rId31" w:history="1">
         <w:r>
           <w:rPr>
             <w:rStyle w:val="Hyperlink"/>
@@ -9788,7 +9925,7 @@
       </w:r>
     </w:p>
     <w:p>
-      <w:hyperlink r:id="rId30" w:history="1">
+      <w:hyperlink r:id="rId32" w:history="1">
         <w:r>
           <w:rPr>
             <w:rStyle w:val="Hyperlink"/>
@@ -9822,6 +9959,7 @@
         </w:rPr>
         <w:t>(</w:t>
       </w:r>
+      <w:proofErr w:type="gramStart"/>
       <w:r>
         <w:rPr>
           <w:b/>
@@ -9850,7 +9988,18 @@
           <w:sz w:val="28"/>
           <w:szCs w:val="28"/>
         </w:rPr>
-        <w:t xml:space="preserve">´The </w:t>
+        <w:t>´</w:t>
+      </w:r>
+      <w:proofErr w:type="gramEnd"/>
+      <w:r>
+        <w:rPr>
+          <w:b/>
+          <w:bCs/>
+          <w:color w:val="0070C0"/>
+          <w:sz w:val="28"/>
+          <w:szCs w:val="28"/>
+        </w:rPr>
+        <w:t xml:space="preserve">The </w:t>
       </w:r>
       <w:proofErr w:type="spellStart"/>
       <w:r>
@@ -10015,7 +10164,7 @@
       </w:r>
     </w:p>
     <w:p>
-      <w:hyperlink r:id="rId31" w:history="1">
+      <w:hyperlink r:id="rId33" w:history="1">
         <w:r>
           <w:rPr>
             <w:rStyle w:val="Hyperlink"/>
@@ -10108,7 +10257,7 @@
       <w:r>
         <w:br/>
       </w:r>
-      <w:hyperlink r:id="rId32" w:history="1">
+      <w:hyperlink r:id="rId34" w:history="1">
         <w:r>
           <w:rPr>
             <w:rStyle w:val="Hyperlink"/>
@@ -10137,11 +10286,22 @@
           <w:sz w:val="36"/>
           <w:szCs w:val="36"/>
         </w:rPr>
-        <w:t xml:space="preserve"> D.U.T.</w:t>
+        <w:t xml:space="preserve"> </w:t>
+      </w:r>
+      <w:proofErr w:type="gramStart"/>
+      <w:r>
+        <w:rPr>
+          <w:b/>
+          <w:bCs/>
+          <w:sz w:val="36"/>
+          <w:szCs w:val="36"/>
+        </w:rPr>
+        <w:t>D.U.T.</w:t>
       </w:r>
       <w:r>
         <w:t xml:space="preserve"> :</w:t>
       </w:r>
+      <w:proofErr w:type="gramEnd"/>
     </w:p>
     <w:p>
       <w:r>
@@ -10257,7 +10417,7 @@
       </w:r>
     </w:p>
     <w:p>
-      <w:hyperlink r:id="rId33" w:history="1">
+      <w:hyperlink r:id="rId35" w:history="1">
         <w:r>
           <w:rPr>
             <w:rStyle w:val="Hyperlink"/>
@@ -10273,7 +10433,7 @@
       <w:r>
         <w:br/>
       </w:r>
-      <w:hyperlink r:id="rId34" w:history="1">
+      <w:hyperlink r:id="rId36" w:history="1">
         <w:r>
           <w:rPr>
             <w:rStyle w:val="Hyperlink"/>
@@ -10293,9 +10453,17 @@
       </w:r>
       <w:proofErr w:type="spellEnd"/>
       <w:r>
-        <w:t xml:space="preserve"> files : </w:t>
-      </w:r>
-      <w:hyperlink r:id="rId35" w:history="1">
+        <w:t xml:space="preserve"> </w:t>
+      </w:r>
+      <w:proofErr w:type="gramStart"/>
+      <w:r>
+        <w:t>files :</w:t>
+      </w:r>
+      <w:proofErr w:type="gramEnd"/>
+      <w:r>
+        <w:t xml:space="preserve"> </w:t>
+      </w:r>
+      <w:hyperlink r:id="rId37" w:history="1">
         <w:r>
           <w:rPr>
             <w:rStyle w:val="Hyperlink"/>
@@ -10370,7 +10538,7 @@
       <w:r>
         <w:t xml:space="preserve">: </w:t>
       </w:r>
-      <w:hyperlink r:id="rId36" w:history="1">
+      <w:hyperlink r:id="rId38" w:history="1">
         <w:r>
           <w:rPr>
             <w:rStyle w:val="Hyperlink"/>

--- a/Articles.docx
+++ b/Articles.docx
@@ -484,17 +484,8 @@
           <w:i/>
           <w:iCs/>
         </w:rPr>
-        <w:t xml:space="preserve"> "AI</w:t>
-      </w:r>
-      <w:proofErr w:type="gramStart"/>
-      <w:r>
-        <w:rPr>
-          <w:i/>
-          <w:iCs/>
-        </w:rPr>
-        <w:t>" :</w:t>
-      </w:r>
-      <w:proofErr w:type="gramEnd"/>
+        <w:t xml:space="preserve"> "AI":</w:t>
+      </w:r>
     </w:p>
     <w:p>
       <w:r>
@@ -1628,12 +1619,12 @@
         </w:pBdr>
       </w:pPr>
     </w:p>
-    <w:p/>
-    <w:p/>
-    <w:p/>
-    <w:p/>
     <w:p>
-      <w:pPr>
+      <w:r>
+        <w:t xml:space="preserve"> </w:t>
+      </w:r>
+      <w:proofErr w:type="spellStart"/>
+      <w:r>
         <w:rPr>
           <w:b/>
           <w:bCs/>
@@ -1641,8 +1632,9 @@
           <w:sz w:val="32"/>
           <w:szCs w:val="32"/>
         </w:rPr>
-      </w:pPr>
-      <w:proofErr w:type="spellStart"/>
+        <w:t>Observational</w:t>
+      </w:r>
+      <w:proofErr w:type="spellEnd"/>
       <w:r>
         <w:rPr>
           <w:b/>
@@ -1651,10 +1643,9 @@
           <w:sz w:val="32"/>
           <w:szCs w:val="32"/>
         </w:rPr>
-        <w:lastRenderedPageBreak/>
-        <w:t>Decreasing</w:t>
-      </w:r>
-      <w:proofErr w:type="spellEnd"/>
+        <w:t xml:space="preserve"> </w:t>
+      </w:r>
+      <w:proofErr w:type="spellStart"/>
       <w:r>
         <w:rPr>
           <w:b/>
@@ -1663,9 +1654,9 @@
           <w:sz w:val="32"/>
           <w:szCs w:val="32"/>
         </w:rPr>
-        <w:t xml:space="preserve"> Universe </w:t>
-      </w:r>
-      <w:proofErr w:type="spellStart"/>
+        <w:t>Evidence</w:t>
+      </w:r>
+      <w:proofErr w:type="spellEnd"/>
       <w:r>
         <w:rPr>
           <w:b/>
@@ -1674,9 +1665,9 @@
           <w:sz w:val="32"/>
           <w:szCs w:val="32"/>
         </w:rPr>
-        <w:t>Theory</w:t>
-      </w:r>
-      <w:proofErr w:type="spellEnd"/>
+        <w:t xml:space="preserve"> </w:t>
+      </w:r>
+      <w:proofErr w:type="spellStart"/>
       <w:r>
         <w:rPr>
           <w:b/>
@@ -1685,9 +1676,9 @@
           <w:sz w:val="32"/>
           <w:szCs w:val="32"/>
         </w:rPr>
-        <w:t xml:space="preserve">: The </w:t>
-      </w:r>
-      <w:proofErr w:type="spellStart"/>
+        <w:t>of</w:t>
+      </w:r>
+      <w:proofErr w:type="spellEnd"/>
       <w:r>
         <w:rPr>
           <w:b/>
@@ -1696,9 +1687,9 @@
           <w:sz w:val="32"/>
           <w:szCs w:val="32"/>
         </w:rPr>
-        <w:t>Tully</w:t>
-      </w:r>
-      <w:proofErr w:type="spellEnd"/>
+        <w:t xml:space="preserve"> </w:t>
+      </w:r>
+      <w:proofErr w:type="spellStart"/>
       <w:r>
         <w:rPr>
           <w:b/>
@@ -1707,9 +1698,9 @@
           <w:sz w:val="32"/>
           <w:szCs w:val="32"/>
         </w:rPr>
-        <w:t xml:space="preserve">-Fisher </w:t>
-      </w:r>
-      <w:proofErr w:type="spellStart"/>
+        <w:t>Intrinsic</w:t>
+      </w:r>
+      <w:proofErr w:type="spellEnd"/>
       <w:r>
         <w:rPr>
           <w:b/>
@@ -1718,9 +1709,590 @@
           <w:sz w:val="32"/>
           <w:szCs w:val="32"/>
         </w:rPr>
-        <w:t>Relation</w:t>
-      </w:r>
-      <w:proofErr w:type="spellEnd"/>
+        <w:t xml:space="preserve"> </w:t>
+      </w:r>
+      <w:proofErr w:type="spellStart"/>
+      <w:r>
+        <w:rPr>
+          <w:b/>
+          <w:bCs/>
+          <w:color w:val="0070C0"/>
+          <w:sz w:val="32"/>
+          <w:szCs w:val="32"/>
+        </w:rPr>
+        <w:t>Differential</w:t>
+      </w:r>
+      <w:proofErr w:type="spellEnd"/>
+      <w:r>
+        <w:rPr>
+          <w:b/>
+          <w:bCs/>
+          <w:color w:val="0070C0"/>
+          <w:sz w:val="32"/>
+          <w:szCs w:val="32"/>
+        </w:rPr>
+        <w:t xml:space="preserve"> </w:t>
+      </w:r>
+      <w:proofErr w:type="spellStart"/>
+      <w:r>
+        <w:rPr>
+          <w:b/>
+          <w:bCs/>
+          <w:color w:val="0070C0"/>
+          <w:sz w:val="32"/>
+          <w:szCs w:val="32"/>
+        </w:rPr>
+        <w:t>Redshifts</w:t>
+      </w:r>
+      <w:proofErr w:type="spellEnd"/>
+      <w:r>
+        <w:rPr>
+          <w:b/>
+          <w:bCs/>
+          <w:color w:val="0070C0"/>
+          <w:sz w:val="32"/>
+          <w:szCs w:val="32"/>
+        </w:rPr>
+        <w:t xml:space="preserve"> in Galaxy </w:t>
+      </w:r>
+      <w:proofErr w:type="spellStart"/>
+      <w:r>
+        <w:rPr>
+          <w:b/>
+          <w:bCs/>
+          <w:color w:val="0070C0"/>
+          <w:sz w:val="32"/>
+          <w:szCs w:val="32"/>
+        </w:rPr>
+        <w:t>Pairs</w:t>
+      </w:r>
+      <w:proofErr w:type="spellEnd"/>
+      <w:r>
+        <w:rPr>
+          <w:b/>
+          <w:bCs/>
+          <w:color w:val="0070C0"/>
+          <w:sz w:val="32"/>
+          <w:szCs w:val="32"/>
+        </w:rPr>
+        <w:t xml:space="preserve">: A Test </w:t>
+      </w:r>
+      <w:proofErr w:type="spellStart"/>
+      <w:r>
+        <w:rPr>
+          <w:b/>
+          <w:bCs/>
+          <w:color w:val="0070C0"/>
+          <w:sz w:val="32"/>
+          <w:szCs w:val="32"/>
+        </w:rPr>
+        <w:t>of</w:t>
+      </w:r>
+      <w:proofErr w:type="spellEnd"/>
+      <w:r>
+        <w:rPr>
+          <w:b/>
+          <w:bCs/>
+          <w:color w:val="0070C0"/>
+          <w:sz w:val="32"/>
+          <w:szCs w:val="32"/>
+        </w:rPr>
+        <w:t xml:space="preserve"> </w:t>
+      </w:r>
+      <w:proofErr w:type="spellStart"/>
+      <w:r>
+        <w:rPr>
+          <w:b/>
+          <w:bCs/>
+          <w:color w:val="0070C0"/>
+          <w:sz w:val="32"/>
+          <w:szCs w:val="32"/>
+        </w:rPr>
+        <w:t>the</w:t>
+      </w:r>
+      <w:proofErr w:type="spellEnd"/>
+      <w:r>
+        <w:rPr>
+          <w:b/>
+          <w:bCs/>
+          <w:color w:val="0070C0"/>
+          <w:sz w:val="32"/>
+          <w:szCs w:val="32"/>
+        </w:rPr>
+        <w:t xml:space="preserve"> </w:t>
+      </w:r>
+      <w:proofErr w:type="spellStart"/>
+      <w:r>
+        <w:rPr>
+          <w:b/>
+          <w:bCs/>
+          <w:color w:val="0070C0"/>
+          <w:sz w:val="32"/>
+          <w:szCs w:val="32"/>
+        </w:rPr>
+        <w:t>Decreasing</w:t>
+      </w:r>
+      <w:proofErr w:type="spellEnd"/>
+      <w:r>
+        <w:rPr>
+          <w:b/>
+          <w:bCs/>
+          <w:color w:val="0070C0"/>
+          <w:sz w:val="32"/>
+          <w:szCs w:val="32"/>
+        </w:rPr>
+        <w:t xml:space="preserve"> Universe </w:t>
+      </w:r>
+      <w:proofErr w:type="spellStart"/>
+      <w:r>
+        <w:rPr>
+          <w:b/>
+          <w:bCs/>
+          <w:color w:val="0070C0"/>
+          <w:sz w:val="32"/>
+          <w:szCs w:val="32"/>
+        </w:rPr>
+        <w:t>Theory</w:t>
+      </w:r>
+      <w:proofErr w:type="spellEnd"/>
+      <w:r>
+        <w:rPr>
+          <w:b/>
+          <w:bCs/>
+          <w:color w:val="0070C0"/>
+          <w:sz w:val="32"/>
+          <w:szCs w:val="32"/>
+        </w:rPr>
+        <w:t xml:space="preserve"> (DUT)</w:t>
+      </w:r>
+      <w:r>
+        <w:rPr>
+          <w:b/>
+          <w:bCs/>
+          <w:color w:val="0070C0"/>
+          <w:sz w:val="32"/>
+          <w:szCs w:val="32"/>
+        </w:rPr>
+        <w:t xml:space="preserve"> </w:t>
+      </w:r>
+    </w:p>
+    <w:p>
+      <w:r>
+        <w:t>“</w:t>
+      </w:r>
+      <w:r>
+        <w:t xml:space="preserve">In </w:t>
+      </w:r>
+      <w:proofErr w:type="spellStart"/>
+      <w:r>
+        <w:t>this</w:t>
+      </w:r>
+      <w:proofErr w:type="spellEnd"/>
+      <w:r>
+        <w:t xml:space="preserve"> </w:t>
+      </w:r>
+      <w:proofErr w:type="spellStart"/>
+      <w:r>
+        <w:t>work</w:t>
+      </w:r>
+      <w:proofErr w:type="spellEnd"/>
+      <w:r>
+        <w:t xml:space="preserve">, </w:t>
+      </w:r>
+      <w:proofErr w:type="spellStart"/>
+      <w:r>
+        <w:t>we</w:t>
+      </w:r>
+      <w:proofErr w:type="spellEnd"/>
+      <w:r>
+        <w:t xml:space="preserve"> </w:t>
+      </w:r>
+      <w:proofErr w:type="spellStart"/>
+      <w:r>
+        <w:t>analyze</w:t>
+      </w:r>
+      <w:proofErr w:type="spellEnd"/>
+      <w:r>
+        <w:t xml:space="preserve"> a </w:t>
+      </w:r>
+      <w:proofErr w:type="spellStart"/>
+      <w:r>
+        <w:t>highly</w:t>
+      </w:r>
+      <w:proofErr w:type="spellEnd"/>
+      <w:r>
+        <w:t xml:space="preserve"> </w:t>
+      </w:r>
+      <w:proofErr w:type="spellStart"/>
+      <w:r>
+        <w:t>controlled</w:t>
+      </w:r>
+      <w:proofErr w:type="spellEnd"/>
+      <w:r>
+        <w:t xml:space="preserve"> sample </w:t>
+      </w:r>
+      <w:proofErr w:type="spellStart"/>
+      <w:r>
+        <w:t>of</w:t>
+      </w:r>
+      <w:proofErr w:type="spellEnd"/>
+      <w:r>
+        <w:t xml:space="preserve"> </w:t>
+      </w:r>
+      <w:r>
+        <w:rPr>
+          <w:rFonts w:ascii="Cambria Math" w:hAnsi="Cambria Math" w:cs="Cambria Math"/>
+        </w:rPr>
+        <w:t>𝑛</w:t>
+      </w:r>
+      <w:r>
+        <w:t xml:space="preserve"> = 700 </w:t>
+      </w:r>
+      <w:proofErr w:type="spellStart"/>
+      <w:r>
+        <w:t>galaxy</w:t>
+      </w:r>
+      <w:proofErr w:type="spellEnd"/>
+      <w:r>
+        <w:t xml:space="preserve"> </w:t>
+      </w:r>
+      <w:proofErr w:type="spellStart"/>
+      <w:r>
+        <w:t>pairs</w:t>
+      </w:r>
+      <w:proofErr w:type="spellEnd"/>
+      <w:r>
+        <w:t xml:space="preserve"> in </w:t>
+      </w:r>
+      <w:proofErr w:type="spellStart"/>
+      <w:r>
+        <w:t>dense</w:t>
+      </w:r>
+      <w:proofErr w:type="spellEnd"/>
+      <w:r>
+        <w:t xml:space="preserve"> </w:t>
+      </w:r>
+      <w:proofErr w:type="spellStart"/>
+      <w:r>
+        <w:t>environments</w:t>
+      </w:r>
+      <w:proofErr w:type="spellEnd"/>
+      <w:r>
+        <w:t xml:space="preserve"> (</w:t>
+      </w:r>
+      <w:proofErr w:type="spellStart"/>
+      <w:r>
+        <w:t>including</w:t>
+      </w:r>
+      <w:proofErr w:type="spellEnd"/>
+      <w:r>
+        <w:t xml:space="preserve"> </w:t>
+      </w:r>
+      <w:proofErr w:type="spellStart"/>
+      <w:r>
+        <w:t>the</w:t>
+      </w:r>
+      <w:proofErr w:type="spellEnd"/>
+      <w:r>
+        <w:t xml:space="preserve"> Virgo, </w:t>
+      </w:r>
+      <w:proofErr w:type="spellStart"/>
+      <w:r>
+        <w:t>Fornax</w:t>
+      </w:r>
+      <w:proofErr w:type="spellEnd"/>
+      <w:r>
+        <w:t xml:space="preserve">, </w:t>
+      </w:r>
+      <w:proofErr w:type="spellStart"/>
+      <w:r>
+        <w:t>and</w:t>
+      </w:r>
+      <w:proofErr w:type="spellEnd"/>
+      <w:r>
+        <w:t xml:space="preserve"> </w:t>
+      </w:r>
+      <w:proofErr w:type="spellStart"/>
+      <w:r>
+        <w:t>Hydra</w:t>
+      </w:r>
+      <w:proofErr w:type="spellEnd"/>
+      <w:r>
+        <w:t xml:space="preserve"> clusters). The data </w:t>
+      </w:r>
+      <w:proofErr w:type="spellStart"/>
+      <w:r>
+        <w:t>reveal</w:t>
+      </w:r>
+      <w:proofErr w:type="spellEnd"/>
+      <w:r>
+        <w:t xml:space="preserve"> a </w:t>
+      </w:r>
+      <w:proofErr w:type="spellStart"/>
+      <w:r>
+        <w:lastRenderedPageBreak/>
+        <w:t>persistent</w:t>
+      </w:r>
+      <w:proofErr w:type="spellEnd"/>
+      <w:r>
+        <w:t xml:space="preserve"> </w:t>
+      </w:r>
+      <w:proofErr w:type="spellStart"/>
+      <w:r>
+        <w:t>systematic</w:t>
+      </w:r>
+      <w:proofErr w:type="spellEnd"/>
+      <w:r>
+        <w:t xml:space="preserve"> </w:t>
+      </w:r>
+      <w:proofErr w:type="spellStart"/>
+      <w:r>
+        <w:t>asymmetry</w:t>
+      </w:r>
+      <w:proofErr w:type="spellEnd"/>
+      <w:r>
+        <w:t xml:space="preserve">, </w:t>
+      </w:r>
+      <w:proofErr w:type="spellStart"/>
+      <w:r>
+        <w:t>where</w:t>
+      </w:r>
+      <w:proofErr w:type="spellEnd"/>
+      <w:r>
+        <w:t xml:space="preserve"> </w:t>
+      </w:r>
+      <w:proofErr w:type="spellStart"/>
+      <w:r>
+        <w:t>the</w:t>
+      </w:r>
+      <w:proofErr w:type="spellEnd"/>
+      <w:r>
+        <w:t xml:space="preserve"> </w:t>
+      </w:r>
+      <w:proofErr w:type="spellStart"/>
+      <w:r>
+        <w:t>massive</w:t>
+      </w:r>
+      <w:proofErr w:type="spellEnd"/>
+      <w:r>
+        <w:t xml:space="preserve"> </w:t>
+      </w:r>
+      <w:proofErr w:type="spellStart"/>
+      <w:r>
+        <w:t>primary</w:t>
+      </w:r>
+      <w:proofErr w:type="spellEnd"/>
+      <w:r>
+        <w:t xml:space="preserve"> </w:t>
+      </w:r>
+      <w:proofErr w:type="spellStart"/>
+      <w:r>
+        <w:t>component</w:t>
+      </w:r>
+      <w:proofErr w:type="spellEnd"/>
+      <w:r>
+        <w:t xml:space="preserve"> </w:t>
+      </w:r>
+      <w:proofErr w:type="spellStart"/>
+      <w:r>
+        <w:t>exhibits</w:t>
+      </w:r>
+      <w:proofErr w:type="spellEnd"/>
+      <w:r>
+        <w:t xml:space="preserve"> a </w:t>
+      </w:r>
+      <w:proofErr w:type="spellStart"/>
+      <w:r>
+        <w:t>lower</w:t>
+      </w:r>
+      <w:proofErr w:type="spellEnd"/>
+      <w:r>
+        <w:t xml:space="preserve"> </w:t>
+      </w:r>
+      <w:proofErr w:type="spellStart"/>
+      <w:r>
+        <w:t>redshift</w:t>
+      </w:r>
+      <w:proofErr w:type="spellEnd"/>
+      <w:r>
+        <w:t xml:space="preserve"> </w:t>
+      </w:r>
+      <w:proofErr w:type="spellStart"/>
+      <w:r>
+        <w:t>than</w:t>
+      </w:r>
+      <w:proofErr w:type="spellEnd"/>
+      <w:r>
+        <w:t xml:space="preserve"> </w:t>
+      </w:r>
+      <w:proofErr w:type="spellStart"/>
+      <w:r>
+        <w:t>predicted</w:t>
+      </w:r>
+      <w:proofErr w:type="spellEnd"/>
+      <w:r>
+        <w:t xml:space="preserve"> in 56.28% </w:t>
+      </w:r>
+      <w:proofErr w:type="spellStart"/>
+      <w:r>
+        <w:t>of</w:t>
+      </w:r>
+      <w:proofErr w:type="spellEnd"/>
+      <w:r>
+        <w:t xml:space="preserve"> </w:t>
+      </w:r>
+      <w:proofErr w:type="spellStart"/>
+      <w:r>
+        <w:t>the</w:t>
+      </w:r>
+      <w:proofErr w:type="spellEnd"/>
+      <w:r>
+        <w:t xml:space="preserve"> cases. The </w:t>
+      </w:r>
+      <w:proofErr w:type="spellStart"/>
+      <w:r>
+        <w:t>statistical</w:t>
+      </w:r>
+      <w:proofErr w:type="spellEnd"/>
+      <w:r>
+        <w:t xml:space="preserve"> </w:t>
+      </w:r>
+      <w:proofErr w:type="spellStart"/>
+      <w:r>
+        <w:t>hypothesis</w:t>
+      </w:r>
+      <w:proofErr w:type="spellEnd"/>
+      <w:r>
+        <w:t xml:space="preserve"> </w:t>
+      </w:r>
+      <w:proofErr w:type="spellStart"/>
+      <w:r>
+        <w:t>test</w:t>
+      </w:r>
+      <w:proofErr w:type="spellEnd"/>
+      <w:r>
+        <w:t xml:space="preserve"> </w:t>
+      </w:r>
+      <w:proofErr w:type="spellStart"/>
+      <w:r>
+        <w:t>rejects</w:t>
+      </w:r>
+      <w:proofErr w:type="spellEnd"/>
+      <w:r>
+        <w:t xml:space="preserve"> </w:t>
+      </w:r>
+      <w:proofErr w:type="spellStart"/>
+      <w:r>
+        <w:t>random</w:t>
+      </w:r>
+      <w:proofErr w:type="spellEnd"/>
+      <w:r>
+        <w:t xml:space="preserve"> </w:t>
+      </w:r>
+      <w:proofErr w:type="spellStart"/>
+      <w:r>
+        <w:t>symmetry</w:t>
+      </w:r>
+      <w:proofErr w:type="spellEnd"/>
+      <w:r>
+        <w:t xml:space="preserve"> </w:t>
+      </w:r>
+      <w:proofErr w:type="spellStart"/>
+      <w:r>
+        <w:t>with</w:t>
+      </w:r>
+      <w:proofErr w:type="spellEnd"/>
+      <w:r>
+        <w:t xml:space="preserve"> a Z-score </w:t>
+      </w:r>
+      <w:proofErr w:type="spellStart"/>
+      <w:r>
+        <w:t>of</w:t>
+      </w:r>
+      <w:proofErr w:type="spellEnd"/>
+      <w:r>
+        <w:t xml:space="preserve"> 3.33 </w:t>
+      </w:r>
+      <w:proofErr w:type="spellStart"/>
+      <w:r>
+        <w:t>and</w:t>
+      </w:r>
+      <w:proofErr w:type="spellEnd"/>
+      <w:r>
+        <w:t xml:space="preserve"> a p-</w:t>
+      </w:r>
+      <w:proofErr w:type="spellStart"/>
+      <w:r>
+        <w:t>value</w:t>
+      </w:r>
+      <w:proofErr w:type="spellEnd"/>
+      <w:r>
+        <w:t xml:space="preserve"> </w:t>
+      </w:r>
+      <w:proofErr w:type="spellStart"/>
+      <w:r>
+        <w:t>of</w:t>
+      </w:r>
+      <w:proofErr w:type="spellEnd"/>
+      <w:r>
+        <w:t xml:space="preserve"> 0.00043 (</w:t>
+      </w:r>
+      <w:r>
+        <w:rPr>
+          <w:b/>
+          <w:bCs/>
+        </w:rPr>
+        <w:t>99.957%</w:t>
+      </w:r>
+      <w:r>
+        <w:t xml:space="preserve"> </w:t>
+      </w:r>
+      <w:proofErr w:type="spellStart"/>
+      <w:r>
+        <w:t>confidence</w:t>
+      </w:r>
+      <w:proofErr w:type="spellEnd"/>
+      <w:r>
+        <w:t xml:space="preserve"> </w:t>
+      </w:r>
+      <w:proofErr w:type="spellStart"/>
+      <w:r>
+        <w:t>level</w:t>
+      </w:r>
+      <w:proofErr w:type="spellEnd"/>
+      <w:r>
+        <w:t>)</w:t>
+      </w:r>
+      <w:r>
+        <w:t>.” (</w:t>
+      </w:r>
+      <w:proofErr w:type="spellStart"/>
+      <w:r>
+        <w:rPr>
+          <w:color w:val="EE0000"/>
+        </w:rPr>
+        <w:t>Jun</w:t>
+      </w:r>
+      <w:proofErr w:type="spellEnd"/>
+      <w:r>
+        <w:rPr>
+          <w:color w:val="EE0000"/>
+        </w:rPr>
+        <w:t>/2026</w:t>
+      </w:r>
+      <w:r>
+        <w:t>)</w:t>
+      </w:r>
+    </w:p>
+    <w:p>
+      <w:hyperlink r:id="rId19" w:history="1">
+        <w:r>
+          <w:rPr>
+            <w:rStyle w:val="Hyperlink"/>
+          </w:rPr>
+          <w:t>https://jocaxx.github.io/DUniverse/Todos/DUT_GAL_Eng.pdf</w:t>
+        </w:r>
+      </w:hyperlink>
     </w:p>
     <w:p>
       <w:pPr>
@@ -1728,6 +2300,104 @@
           <w:bottom w:val="single" w:sz="6" w:space="1" w:color="auto"/>
         </w:pBdr>
       </w:pPr>
+    </w:p>
+    <w:p/>
+    <w:p/>
+    <w:p>
+      <w:pPr>
+        <w:rPr>
+          <w:b/>
+          <w:bCs/>
+          <w:color w:val="0070C0"/>
+          <w:sz w:val="32"/>
+          <w:szCs w:val="32"/>
+        </w:rPr>
+      </w:pPr>
+      <w:proofErr w:type="spellStart"/>
+      <w:r>
+        <w:rPr>
+          <w:b/>
+          <w:bCs/>
+          <w:color w:val="0070C0"/>
+          <w:sz w:val="32"/>
+          <w:szCs w:val="32"/>
+        </w:rPr>
+        <w:t>Decreasing</w:t>
+      </w:r>
+      <w:proofErr w:type="spellEnd"/>
+      <w:r>
+        <w:rPr>
+          <w:b/>
+          <w:bCs/>
+          <w:color w:val="0070C0"/>
+          <w:sz w:val="32"/>
+          <w:szCs w:val="32"/>
+        </w:rPr>
+        <w:t xml:space="preserve"> Universe </w:t>
+      </w:r>
+      <w:proofErr w:type="spellStart"/>
+      <w:r>
+        <w:rPr>
+          <w:b/>
+          <w:bCs/>
+          <w:color w:val="0070C0"/>
+          <w:sz w:val="32"/>
+          <w:szCs w:val="32"/>
+        </w:rPr>
+        <w:t>Theory</w:t>
+      </w:r>
+      <w:proofErr w:type="spellEnd"/>
+      <w:r>
+        <w:rPr>
+          <w:b/>
+          <w:bCs/>
+          <w:color w:val="0070C0"/>
+          <w:sz w:val="32"/>
+          <w:szCs w:val="32"/>
+        </w:rPr>
+        <w:t xml:space="preserve">: The </w:t>
+      </w:r>
+      <w:proofErr w:type="spellStart"/>
+      <w:r>
+        <w:rPr>
+          <w:b/>
+          <w:bCs/>
+          <w:color w:val="0070C0"/>
+          <w:sz w:val="32"/>
+          <w:szCs w:val="32"/>
+        </w:rPr>
+        <w:t>Tully</w:t>
+      </w:r>
+      <w:proofErr w:type="spellEnd"/>
+      <w:r>
+        <w:rPr>
+          <w:b/>
+          <w:bCs/>
+          <w:color w:val="0070C0"/>
+          <w:sz w:val="32"/>
+          <w:szCs w:val="32"/>
+        </w:rPr>
+        <w:t xml:space="preserve">-Fisher </w:t>
+      </w:r>
+      <w:proofErr w:type="spellStart"/>
+      <w:r>
+        <w:rPr>
+          <w:b/>
+          <w:bCs/>
+          <w:color w:val="0070C0"/>
+          <w:sz w:val="32"/>
+          <w:szCs w:val="32"/>
+        </w:rPr>
+        <w:t>Relation</w:t>
+      </w:r>
+      <w:proofErr w:type="spellEnd"/>
+    </w:p>
+    <w:p>
+      <w:pPr>
+        <w:pBdr>
+          <w:bottom w:val="single" w:sz="6" w:space="1" w:color="auto"/>
+        </w:pBdr>
+      </w:pPr>
       <w:r>
         <w:t xml:space="preserve"> “</w:t>
       </w:r>
@@ -1919,7 +2589,7 @@
       <w:r>
         <w:br/>
       </w:r>
-      <w:hyperlink r:id="rId19" w:history="1">
+      <w:hyperlink r:id="rId20" w:history="1">
         <w:r>
           <w:rPr>
             <w:rStyle w:val="Hyperlink"/>
@@ -3617,7 +4287,7 @@
       </w:r>
     </w:p>
     <w:p>
-      <w:hyperlink r:id="rId20" w:history="1">
+      <w:hyperlink r:id="rId21" w:history="1">
         <w:r>
           <w:rPr>
             <w:rStyle w:val="Hyperlink"/>
@@ -3943,6 +4613,7 @@
     <w:p/>
     <w:p>
       <w:r>
+        <w:lastRenderedPageBreak/>
         <w:t xml:space="preserve">"The </w:t>
       </w:r>
       <w:proofErr w:type="spellStart"/>
@@ -4530,7 +5201,7 @@
       </w:r>
     </w:p>
     <w:p>
-      <w:hyperlink r:id="rId21" w:history="1">
+      <w:hyperlink r:id="rId22" w:history="1">
         <w:r>
           <w:rPr>
             <w:rStyle w:val="Hyperlink"/>
@@ -4560,7 +5231,6 @@
           <w:sz w:val="28"/>
           <w:szCs w:val="28"/>
         </w:rPr>
-        <w:lastRenderedPageBreak/>
         <w:t>´</w:t>
       </w:r>
       <w:r>
@@ -5136,7 +5806,7 @@
       </w:r>
     </w:p>
     <w:p>
-      <w:hyperlink r:id="rId22" w:history="1">
+      <w:hyperlink r:id="rId23" w:history="1">
         <w:r>
           <w:rPr>
             <w:rStyle w:val="Hyperlink"/>
@@ -5573,7 +6243,7 @@
       </w:r>
     </w:p>
     <w:p>
-      <w:hyperlink r:id="rId23" w:history="1">
+      <w:hyperlink r:id="rId24" w:history="1">
         <w:r>
           <w:rPr>
             <w:rStyle w:val="Hyperlink"/>
@@ -5608,6 +6278,7 @@
           <w:sz w:val="28"/>
           <w:szCs w:val="28"/>
         </w:rPr>
+        <w:lastRenderedPageBreak/>
         <w:t>´</w:t>
       </w:r>
       <w:proofErr w:type="spellStart"/>
@@ -5913,7 +6584,7 @@
       </w:r>
     </w:p>
     <w:p>
-      <w:hyperlink r:id="rId24" w:history="1">
+      <w:hyperlink r:id="rId25" w:history="1">
         <w:r>
           <w:rPr>
             <w:rStyle w:val="Hyperlink"/>
@@ -5966,7 +6637,6 @@
           <w:sz w:val="28"/>
           <w:szCs w:val="28"/>
         </w:rPr>
-        <w:lastRenderedPageBreak/>
         <w:t>´</w:t>
       </w:r>
       <w:proofErr w:type="spellStart"/>
@@ -6247,7 +6917,7 @@
           <w:bottom w:val="single" w:sz="6" w:space="1" w:color="auto"/>
         </w:pBdr>
       </w:pPr>
-      <w:hyperlink r:id="rId25" w:history="1">
+      <w:hyperlink r:id="rId26" w:history="1">
         <w:r>
           <w:rPr>
             <w:rStyle w:val="Hyperlink"/>
@@ -6890,7 +7560,7 @@
       </w:r>
     </w:p>
     <w:p>
-      <w:hyperlink r:id="rId26" w:history="1">
+      <w:hyperlink r:id="rId27" w:history="1">
         <w:r>
           <w:rPr>
             <w:rStyle w:val="Hyperlink"/>
@@ -7425,7 +8095,7 @@
       <w:r>
         <w:br/>
       </w:r>
-      <w:hyperlink r:id="rId27" w:history="1">
+      <w:hyperlink r:id="rId28" w:history="1">
         <w:r>
           <w:rPr>
             <w:rStyle w:val="Hyperlink"/>
@@ -7459,6 +8129,7 @@
           <w:sz w:val="28"/>
           <w:szCs w:val="28"/>
         </w:rPr>
+        <w:lastRenderedPageBreak/>
         <w:t>Derivation</w:t>
       </w:r>
       <w:proofErr w:type="spellEnd"/>
@@ -7900,7 +8571,7 @@
       </w:r>
     </w:p>
     <w:p>
-      <w:hyperlink r:id="rId28" w:history="1">
+      <w:hyperlink r:id="rId29" w:history="1">
         <w:r>
           <w:rPr>
             <w:rStyle w:val="Hyperlink"/>
@@ -7936,7 +8607,6 @@
           <w:sz w:val="28"/>
           <w:szCs w:val="28"/>
         </w:rPr>
-        <w:lastRenderedPageBreak/>
         <w:t xml:space="preserve">´The </w:t>
       </w:r>
       <w:proofErr w:type="spellStart"/>
@@ -8618,7 +9288,7 @@
       </w:r>
     </w:p>
     <w:p>
-      <w:hyperlink r:id="rId29" w:history="1">
+      <w:hyperlink r:id="rId30" w:history="1">
         <w:r>
           <w:rPr>
             <w:rStyle w:val="Hyperlink"/>
@@ -8934,7 +9604,7 @@
       <w:r>
         <w:br/>
       </w:r>
-      <w:hyperlink r:id="rId30" w:history="1">
+      <w:hyperlink r:id="rId31" w:history="1">
         <w:r>
           <w:rPr>
             <w:rStyle w:val="Hyperlink"/>
@@ -8948,7 +9618,7 @@
       <w:r>
         <w:br/>
       </w:r>
-      <w:hyperlink r:id="rId31" w:history="1">
+      <w:hyperlink r:id="rId32" w:history="1">
         <w:r>
           <w:rPr>
             <w:rStyle w:val="Hyperlink"/>
@@ -9266,7 +9936,7 @@
       </w:r>
     </w:p>
     <w:p>
-      <w:hyperlink r:id="rId32" w:history="1">
+      <w:hyperlink r:id="rId33" w:history="1">
         <w:r>
           <w:rPr>
             <w:rStyle w:val="Hyperlink"/>
@@ -9611,7 +10281,7 @@
       </w:r>
     </w:p>
     <w:p>
-      <w:hyperlink r:id="rId33" w:history="1">
+      <w:hyperlink r:id="rId34" w:history="1">
         <w:r>
           <w:rPr>
             <w:rStyle w:val="Hyperlink"/>
@@ -9641,7 +10311,6 @@
           <w:sz w:val="28"/>
           <w:szCs w:val="28"/>
         </w:rPr>
-        <w:lastRenderedPageBreak/>
         <w:t>´</w:t>
       </w:r>
       <w:proofErr w:type="spellStart"/>
@@ -9926,7 +10595,7 @@
       </w:r>
     </w:p>
     <w:p>
-      <w:hyperlink r:id="rId34" w:history="1">
+      <w:hyperlink r:id="rId35" w:history="1">
         <w:r>
           <w:rPr>
             <w:rStyle w:val="Hyperlink"/>
@@ -10017,7 +10686,7 @@
       </w:r>
     </w:p>
     <w:p>
-      <w:hyperlink r:id="rId35" w:history="1">
+      <w:hyperlink r:id="rId36" w:history="1">
         <w:r>
           <w:rPr>
             <w:rStyle w:val="Hyperlink"/>
@@ -10256,7 +10925,7 @@
       </w:r>
     </w:p>
     <w:p>
-      <w:hyperlink r:id="rId36" w:history="1">
+      <w:hyperlink r:id="rId37" w:history="1">
         <w:r>
           <w:rPr>
             <w:rStyle w:val="Hyperlink"/>
@@ -10349,7 +11018,7 @@
       <w:r>
         <w:br/>
       </w:r>
-      <w:hyperlink r:id="rId37" w:history="1">
+      <w:hyperlink r:id="rId38" w:history="1">
         <w:r>
           <w:rPr>
             <w:rStyle w:val="Hyperlink"/>
@@ -10509,7 +11178,7 @@
       </w:r>
     </w:p>
     <w:p>
-      <w:hyperlink r:id="rId38" w:history="1">
+      <w:hyperlink r:id="rId39" w:history="1">
         <w:r>
           <w:rPr>
             <w:rStyle w:val="Hyperlink"/>
@@ -10525,7 +11194,7 @@
       <w:r>
         <w:br/>
       </w:r>
-      <w:hyperlink r:id="rId39" w:history="1">
+      <w:hyperlink r:id="rId40" w:history="1">
         <w:r>
           <w:rPr>
             <w:rStyle w:val="Hyperlink"/>
@@ -10555,7 +11224,7 @@
       <w:r>
         <w:t xml:space="preserve"> </w:t>
       </w:r>
-      <w:hyperlink r:id="rId40" w:history="1">
+      <w:hyperlink r:id="rId41" w:history="1">
         <w:r>
           <w:rPr>
             <w:rStyle w:val="Hyperlink"/>
@@ -10630,7 +11299,7 @@
       <w:r>
         <w:t xml:space="preserve">: </w:t>
       </w:r>
-      <w:hyperlink r:id="rId41" w:history="1">
+      <w:hyperlink r:id="rId42" w:history="1">
         <w:r>
           <w:rPr>
             <w:rStyle w:val="Hyperlink"/>
@@ -11354,7 +12023,6 @@
   <w:style w:type="character" w:default="1" w:styleId="Fontepargpadro">
     <w:name w:val="Default Paragraph Font"/>
     <w:uiPriority w:val="1"/>
-    <w:semiHidden/>
     <w:unhideWhenUsed/>
   </w:style>
   <w:style w:type="table" w:default="1" w:styleId="Tabelanormal">

--- a/Articles.docx
+++ b/Articles.docx
@@ -781,6 +781,10 @@
       </w:r>
       <w:proofErr w:type="spellStart"/>
       <w:r>
+        <w:rPr>
+          <w:b/>
+          <w:bCs/>
+        </w:rPr>
         <w:t>English</w:t>
       </w:r>
       <w:proofErr w:type="spellEnd"/>
@@ -796,32 +800,18 @@
         <w:t xml:space="preserve">(9min):     </w:t>
       </w:r>
       <w:r>
-        <w:t xml:space="preserve">           </w:t>
+        <w:t xml:space="preserve"> </w:t>
+      </w:r>
+      <w:r>
+        <w:t>V1:</w:t>
+      </w:r>
+      <w:r>
+        <w:t xml:space="preserve">     </w:t>
       </w:r>
       <w:r>
         <w:t xml:space="preserve">    </w:t>
       </w:r>
       <w:hyperlink r:id="rId10" w:history="1">
-        <w:r>
-          <w:rPr>
-            <w:rStyle w:val="Hyperlink"/>
-          </w:rPr>
-          <w:t>https://jocaxx.github.io/DUniverse/Abstract/DUT_ENG_VIDEO.mp4</w:t>
-        </w:r>
-      </w:hyperlink>
-      <w:r>
-        <w:br/>
-        <w:t xml:space="preserve">                     </w:t>
-      </w:r>
-      <w:proofErr w:type="spellStart"/>
-      <w:r>
-        <w:t>or</w:t>
-      </w:r>
-      <w:proofErr w:type="spellEnd"/>
-      <w:r>
-        <w:t xml:space="preserve">        </w:t>
-      </w:r>
-      <w:hyperlink r:id="rId11" w:history="1">
         <w:r>
           <w:rPr>
             <w:rStyle w:val="Hyperlink"/>
@@ -829,6 +819,29 @@
           <w:t>https://www.youtube.com/watch?v=gcmEemWJnDc</w:t>
         </w:r>
       </w:hyperlink>
+      <w:r>
+        <w:br/>
+      </w:r>
+      <w:r>
+        <w:t xml:space="preserve">                   </w:t>
+      </w:r>
+      <w:r>
+        <w:t xml:space="preserve">V2: </w:t>
+      </w:r>
+      <w:r>
+        <w:t xml:space="preserve">        </w:t>
+      </w:r>
+      <w:hyperlink r:id="rId11" w:history="1">
+        <w:r>
+          <w:rPr>
+            <w:rStyle w:val="Hyperlink"/>
+          </w:rPr>
+          <w:t>https://www.youtube.com/watch?v=qy9lzkGobX0</w:t>
+        </w:r>
+      </w:hyperlink>
+      <w:r>
+        <w:br/>
+      </w:r>
       <w:r>
         <w:br/>
       </w:r>
@@ -909,15 +922,13 @@
       </w:hyperlink>
       <w:r>
         <w:br/>
-        <w:t xml:space="preserve">                        </w:t>
-      </w:r>
-      <w:proofErr w:type="spellStart"/>
-      <w:r>
-        <w:t>or</w:t>
-      </w:r>
-      <w:proofErr w:type="spellEnd"/>
-      <w:r>
-        <w:t xml:space="preserve">        </w:t>
+        <w:t xml:space="preserve">                          </w:t>
+      </w:r>
+      <w:r>
+        <w:t>V1:</w:t>
+      </w:r>
+      <w:r>
+        <w:t xml:space="preserve">    </w:t>
       </w:r>
       <w:hyperlink r:id="rId15" w:history="1">
         <w:r>
@@ -929,6 +940,18 @@
       </w:hyperlink>
       <w:r>
         <w:br/>
+        <w:t xml:space="preserve">                          V2:    </w:t>
+      </w:r>
+      <w:hyperlink r:id="rId16" w:history="1">
+        <w:r>
+          <w:rPr>
+            <w:rStyle w:val="Hyperlink"/>
+          </w:rPr>
+          <w:t>https://www.youtube.com/watch?v=EhpLsV_0Q6U</w:t>
+        </w:r>
+      </w:hyperlink>
+      <w:r>
+        <w:br/>
       </w:r>
       <w:r>
         <w:br/>
@@ -948,7 +971,7 @@
       <w:r>
         <w:t xml:space="preserve">:                       </w:t>
       </w:r>
-      <w:hyperlink r:id="rId16" w:history="1">
+      <w:hyperlink r:id="rId17" w:history="1">
         <w:r>
           <w:rPr>
             <w:rStyle w:val="Hyperlink"/>
@@ -976,7 +999,7 @@
       <w:r>
         <w:t xml:space="preserve">:                      </w:t>
       </w:r>
-      <w:hyperlink r:id="rId17" w:history="1">
+      <w:hyperlink r:id="rId18" w:history="1">
         <w:r>
           <w:rPr>
             <w:rStyle w:val="Hyperlink"/>
@@ -990,6 +1013,18 @@
     </w:p>
     <w:p/>
     <w:p>
+      <w:pPr>
+        <w:pBdr>
+          <w:top w:val="single" w:sz="6" w:space="1" w:color="auto"/>
+          <w:bottom w:val="single" w:sz="6" w:space="1" w:color="auto"/>
+        </w:pBdr>
+        <w:rPr>
+          <w:b/>
+          <w:bCs/>
+          <w:sz w:val="28"/>
+          <w:szCs w:val="28"/>
+        </w:rPr>
+      </w:pPr>
       <w:r>
         <w:rPr>
           <w:b/>
@@ -1027,9 +1062,728 @@
       </w:r>
       <w:proofErr w:type="spellStart"/>
       <w:r>
-        <w:t>Important</w:t>
-      </w:r>
-      <w:proofErr w:type="spellEnd"/>
+        <w:t>Impor</w:t>
+      </w:r>
+      <w:r>
+        <w:t>ant</w:t>
+      </w:r>
+      <w:proofErr w:type="spellEnd"/>
+    </w:p>
+    <w:p>
+      <w:pPr>
+        <w:rPr>
+          <w:b/>
+          <w:bCs/>
+          <w:color w:val="0070C0"/>
+          <w:sz w:val="28"/>
+          <w:szCs w:val="28"/>
+        </w:rPr>
+      </w:pPr>
+    </w:p>
+    <w:p>
+      <w:r>
+        <w:rPr>
+          <w:b/>
+          <w:bCs/>
+          <w:color w:val="0070C0"/>
+          <w:sz w:val="28"/>
+          <w:szCs w:val="28"/>
+        </w:rPr>
+        <w:t>(</w:t>
+      </w:r>
+      <w:proofErr w:type="gramStart"/>
+      <w:r>
+        <w:rPr>
+          <w:b/>
+          <w:bCs/>
+          <w:color w:val="EE0000"/>
+          <w:sz w:val="28"/>
+          <w:szCs w:val="28"/>
+        </w:rPr>
+        <w:t>*</w:t>
+      </w:r>
+      <w:r>
+        <w:rPr>
+          <w:b/>
+          <w:bCs/>
+          <w:color w:val="0070C0"/>
+          <w:sz w:val="28"/>
+          <w:szCs w:val="28"/>
+        </w:rPr>
+        <w:t>)</w:t>
+      </w:r>
+      <w:proofErr w:type="spellStart"/>
+      <w:r>
+        <w:rPr>
+          <w:b/>
+          <w:bCs/>
+          <w:color w:val="0070C0"/>
+          <w:sz w:val="32"/>
+          <w:szCs w:val="32"/>
+        </w:rPr>
+        <w:t>Observational</w:t>
+      </w:r>
+      <w:proofErr w:type="spellEnd"/>
+      <w:proofErr w:type="gramEnd"/>
+      <w:r>
+        <w:rPr>
+          <w:b/>
+          <w:bCs/>
+          <w:color w:val="0070C0"/>
+          <w:sz w:val="32"/>
+          <w:szCs w:val="32"/>
+        </w:rPr>
+        <w:t xml:space="preserve"> </w:t>
+      </w:r>
+      <w:proofErr w:type="spellStart"/>
+      <w:r>
+        <w:rPr>
+          <w:b/>
+          <w:bCs/>
+          <w:color w:val="0070C0"/>
+          <w:sz w:val="32"/>
+          <w:szCs w:val="32"/>
+        </w:rPr>
+        <w:t>Evidence</w:t>
+      </w:r>
+      <w:proofErr w:type="spellEnd"/>
+      <w:r>
+        <w:rPr>
+          <w:b/>
+          <w:bCs/>
+          <w:color w:val="0070C0"/>
+          <w:sz w:val="32"/>
+          <w:szCs w:val="32"/>
+        </w:rPr>
+        <w:t xml:space="preserve"> </w:t>
+      </w:r>
+      <w:proofErr w:type="spellStart"/>
+      <w:r>
+        <w:rPr>
+          <w:b/>
+          <w:bCs/>
+          <w:color w:val="0070C0"/>
+          <w:sz w:val="32"/>
+          <w:szCs w:val="32"/>
+        </w:rPr>
+        <w:t>of</w:t>
+      </w:r>
+      <w:proofErr w:type="spellEnd"/>
+      <w:r>
+        <w:rPr>
+          <w:b/>
+          <w:bCs/>
+          <w:color w:val="0070C0"/>
+          <w:sz w:val="32"/>
+          <w:szCs w:val="32"/>
+        </w:rPr>
+        <w:t xml:space="preserve"> </w:t>
+      </w:r>
+      <w:proofErr w:type="spellStart"/>
+      <w:r>
+        <w:rPr>
+          <w:b/>
+          <w:bCs/>
+          <w:color w:val="0070C0"/>
+          <w:sz w:val="32"/>
+          <w:szCs w:val="32"/>
+        </w:rPr>
+        <w:t>Intrinsic</w:t>
+      </w:r>
+      <w:proofErr w:type="spellEnd"/>
+      <w:r>
+        <w:rPr>
+          <w:b/>
+          <w:bCs/>
+          <w:color w:val="0070C0"/>
+          <w:sz w:val="32"/>
+          <w:szCs w:val="32"/>
+        </w:rPr>
+        <w:t xml:space="preserve"> </w:t>
+      </w:r>
+      <w:proofErr w:type="spellStart"/>
+      <w:r>
+        <w:rPr>
+          <w:b/>
+          <w:bCs/>
+          <w:color w:val="0070C0"/>
+          <w:sz w:val="32"/>
+          <w:szCs w:val="32"/>
+        </w:rPr>
+        <w:t>Differential</w:t>
+      </w:r>
+      <w:proofErr w:type="spellEnd"/>
+      <w:r>
+        <w:rPr>
+          <w:b/>
+          <w:bCs/>
+          <w:color w:val="0070C0"/>
+          <w:sz w:val="32"/>
+          <w:szCs w:val="32"/>
+        </w:rPr>
+        <w:t xml:space="preserve"> </w:t>
+      </w:r>
+      <w:proofErr w:type="spellStart"/>
+      <w:r>
+        <w:rPr>
+          <w:b/>
+          <w:bCs/>
+          <w:color w:val="0070C0"/>
+          <w:sz w:val="32"/>
+          <w:szCs w:val="32"/>
+        </w:rPr>
+        <w:t>Redshifts</w:t>
+      </w:r>
+      <w:proofErr w:type="spellEnd"/>
+      <w:r>
+        <w:rPr>
+          <w:b/>
+          <w:bCs/>
+          <w:color w:val="0070C0"/>
+          <w:sz w:val="32"/>
+          <w:szCs w:val="32"/>
+        </w:rPr>
+        <w:t xml:space="preserve"> in Galaxy </w:t>
+      </w:r>
+      <w:proofErr w:type="spellStart"/>
+      <w:r>
+        <w:rPr>
+          <w:b/>
+          <w:bCs/>
+          <w:color w:val="0070C0"/>
+          <w:sz w:val="32"/>
+          <w:szCs w:val="32"/>
+        </w:rPr>
+        <w:t>Pairs</w:t>
+      </w:r>
+      <w:proofErr w:type="spellEnd"/>
+      <w:r>
+        <w:rPr>
+          <w:b/>
+          <w:bCs/>
+          <w:color w:val="0070C0"/>
+          <w:sz w:val="32"/>
+          <w:szCs w:val="32"/>
+        </w:rPr>
+        <w:t xml:space="preserve">: A Test </w:t>
+      </w:r>
+      <w:proofErr w:type="spellStart"/>
+      <w:r>
+        <w:rPr>
+          <w:b/>
+          <w:bCs/>
+          <w:color w:val="0070C0"/>
+          <w:sz w:val="32"/>
+          <w:szCs w:val="32"/>
+        </w:rPr>
+        <w:t>of</w:t>
+      </w:r>
+      <w:proofErr w:type="spellEnd"/>
+      <w:r>
+        <w:rPr>
+          <w:b/>
+          <w:bCs/>
+          <w:color w:val="0070C0"/>
+          <w:sz w:val="32"/>
+          <w:szCs w:val="32"/>
+        </w:rPr>
+        <w:t xml:space="preserve"> </w:t>
+      </w:r>
+      <w:proofErr w:type="spellStart"/>
+      <w:r>
+        <w:rPr>
+          <w:b/>
+          <w:bCs/>
+          <w:color w:val="0070C0"/>
+          <w:sz w:val="32"/>
+          <w:szCs w:val="32"/>
+        </w:rPr>
+        <w:t>the</w:t>
+      </w:r>
+      <w:proofErr w:type="spellEnd"/>
+      <w:r>
+        <w:rPr>
+          <w:b/>
+          <w:bCs/>
+          <w:color w:val="0070C0"/>
+          <w:sz w:val="32"/>
+          <w:szCs w:val="32"/>
+        </w:rPr>
+        <w:t xml:space="preserve"> </w:t>
+      </w:r>
+      <w:proofErr w:type="spellStart"/>
+      <w:r>
+        <w:rPr>
+          <w:b/>
+          <w:bCs/>
+          <w:color w:val="0070C0"/>
+          <w:sz w:val="32"/>
+          <w:szCs w:val="32"/>
+        </w:rPr>
+        <w:t>Decreasing</w:t>
+      </w:r>
+      <w:proofErr w:type="spellEnd"/>
+      <w:r>
+        <w:rPr>
+          <w:b/>
+          <w:bCs/>
+          <w:color w:val="0070C0"/>
+          <w:sz w:val="32"/>
+          <w:szCs w:val="32"/>
+        </w:rPr>
+        <w:t xml:space="preserve"> Universe </w:t>
+      </w:r>
+      <w:proofErr w:type="spellStart"/>
+      <w:r>
+        <w:rPr>
+          <w:b/>
+          <w:bCs/>
+          <w:color w:val="0070C0"/>
+          <w:sz w:val="32"/>
+          <w:szCs w:val="32"/>
+        </w:rPr>
+        <w:t>Theory</w:t>
+      </w:r>
+      <w:proofErr w:type="spellEnd"/>
+      <w:r>
+        <w:rPr>
+          <w:b/>
+          <w:bCs/>
+          <w:color w:val="0070C0"/>
+          <w:sz w:val="32"/>
+          <w:szCs w:val="32"/>
+        </w:rPr>
+        <w:t xml:space="preserve"> (DUT) </w:t>
+      </w:r>
+    </w:p>
+    <w:p>
+      <w:r>
+        <w:t>“</w:t>
+      </w:r>
+      <w:r>
+        <w:t xml:space="preserve">In </w:t>
+      </w:r>
+      <w:proofErr w:type="spellStart"/>
+      <w:r>
+        <w:t>this</w:t>
+      </w:r>
+      <w:proofErr w:type="spellEnd"/>
+      <w:r>
+        <w:t xml:space="preserve"> </w:t>
+      </w:r>
+      <w:proofErr w:type="spellStart"/>
+      <w:r>
+        <w:t>work</w:t>
+      </w:r>
+      <w:proofErr w:type="spellEnd"/>
+      <w:r>
+        <w:t xml:space="preserve">, </w:t>
+      </w:r>
+      <w:proofErr w:type="spellStart"/>
+      <w:r>
+        <w:t>we</w:t>
+      </w:r>
+      <w:proofErr w:type="spellEnd"/>
+      <w:r>
+        <w:t xml:space="preserve"> </w:t>
+      </w:r>
+      <w:proofErr w:type="spellStart"/>
+      <w:r>
+        <w:t>analyze</w:t>
+      </w:r>
+      <w:proofErr w:type="spellEnd"/>
+      <w:r>
+        <w:t xml:space="preserve"> a </w:t>
+      </w:r>
+      <w:proofErr w:type="spellStart"/>
+      <w:r>
+        <w:t>highly</w:t>
+      </w:r>
+      <w:proofErr w:type="spellEnd"/>
+      <w:r>
+        <w:t xml:space="preserve"> </w:t>
+      </w:r>
+      <w:proofErr w:type="spellStart"/>
+      <w:r>
+        <w:t>controlled</w:t>
+      </w:r>
+      <w:proofErr w:type="spellEnd"/>
+      <w:r>
+        <w:t xml:space="preserve"> sample </w:t>
+      </w:r>
+      <w:proofErr w:type="spellStart"/>
+      <w:r>
+        <w:t>of</w:t>
+      </w:r>
+      <w:proofErr w:type="spellEnd"/>
+      <w:r>
+        <w:t xml:space="preserve"> </w:t>
+      </w:r>
+      <w:r>
+        <w:rPr>
+          <w:rFonts w:ascii="Cambria Math" w:hAnsi="Cambria Math" w:cs="Cambria Math"/>
+        </w:rPr>
+        <w:t>𝑛</w:t>
+      </w:r>
+      <w:r>
+        <w:t xml:space="preserve"> = 700 </w:t>
+      </w:r>
+      <w:proofErr w:type="spellStart"/>
+      <w:r>
+        <w:t>galaxy</w:t>
+      </w:r>
+      <w:proofErr w:type="spellEnd"/>
+      <w:r>
+        <w:t xml:space="preserve"> </w:t>
+      </w:r>
+      <w:proofErr w:type="spellStart"/>
+      <w:r>
+        <w:t>pairs</w:t>
+      </w:r>
+      <w:proofErr w:type="spellEnd"/>
+      <w:r>
+        <w:t xml:space="preserve"> in </w:t>
+      </w:r>
+      <w:proofErr w:type="spellStart"/>
+      <w:r>
+        <w:t>dense</w:t>
+      </w:r>
+      <w:proofErr w:type="spellEnd"/>
+      <w:r>
+        <w:t xml:space="preserve"> </w:t>
+      </w:r>
+      <w:proofErr w:type="spellStart"/>
+      <w:r>
+        <w:t>environments</w:t>
+      </w:r>
+      <w:proofErr w:type="spellEnd"/>
+      <w:r>
+        <w:t xml:space="preserve"> (</w:t>
+      </w:r>
+      <w:proofErr w:type="spellStart"/>
+      <w:r>
+        <w:t>including</w:t>
+      </w:r>
+      <w:proofErr w:type="spellEnd"/>
+      <w:r>
+        <w:t xml:space="preserve"> </w:t>
+      </w:r>
+      <w:proofErr w:type="spellStart"/>
+      <w:r>
+        <w:t>the</w:t>
+      </w:r>
+      <w:proofErr w:type="spellEnd"/>
+      <w:r>
+        <w:t xml:space="preserve"> Virgo, </w:t>
+      </w:r>
+      <w:proofErr w:type="spellStart"/>
+      <w:r>
+        <w:t>Fornax</w:t>
+      </w:r>
+      <w:proofErr w:type="spellEnd"/>
+      <w:r>
+        <w:t xml:space="preserve">, </w:t>
+      </w:r>
+      <w:proofErr w:type="spellStart"/>
+      <w:r>
+        <w:t>and</w:t>
+      </w:r>
+      <w:proofErr w:type="spellEnd"/>
+      <w:r>
+        <w:t xml:space="preserve"> </w:t>
+      </w:r>
+      <w:proofErr w:type="spellStart"/>
+      <w:r>
+        <w:t>Hydra</w:t>
+      </w:r>
+      <w:proofErr w:type="spellEnd"/>
+      <w:r>
+        <w:t xml:space="preserve"> clusters). The data </w:t>
+      </w:r>
+      <w:proofErr w:type="spellStart"/>
+      <w:r>
+        <w:t>reveal</w:t>
+      </w:r>
+      <w:proofErr w:type="spellEnd"/>
+      <w:r>
+        <w:t xml:space="preserve"> a </w:t>
+      </w:r>
+      <w:proofErr w:type="spellStart"/>
+      <w:r>
+        <w:t>persistent</w:t>
+      </w:r>
+      <w:proofErr w:type="spellEnd"/>
+      <w:r>
+        <w:t xml:space="preserve"> </w:t>
+      </w:r>
+      <w:proofErr w:type="spellStart"/>
+      <w:r>
+        <w:t>systematic</w:t>
+      </w:r>
+      <w:proofErr w:type="spellEnd"/>
+      <w:r>
+        <w:t xml:space="preserve"> </w:t>
+      </w:r>
+      <w:proofErr w:type="spellStart"/>
+      <w:r>
+        <w:t>asymmetry</w:t>
+      </w:r>
+      <w:proofErr w:type="spellEnd"/>
+      <w:r>
+        <w:t xml:space="preserve">, </w:t>
+      </w:r>
+      <w:proofErr w:type="spellStart"/>
+      <w:r>
+        <w:t>where</w:t>
+      </w:r>
+      <w:proofErr w:type="spellEnd"/>
+      <w:r>
+        <w:t xml:space="preserve"> </w:t>
+      </w:r>
+      <w:proofErr w:type="spellStart"/>
+      <w:r>
+        <w:t>the</w:t>
+      </w:r>
+      <w:proofErr w:type="spellEnd"/>
+      <w:r>
+        <w:t xml:space="preserve"> </w:t>
+      </w:r>
+      <w:proofErr w:type="spellStart"/>
+      <w:r>
+        <w:t>massive</w:t>
+      </w:r>
+      <w:proofErr w:type="spellEnd"/>
+      <w:r>
+        <w:t xml:space="preserve"> </w:t>
+      </w:r>
+      <w:proofErr w:type="spellStart"/>
+      <w:r>
+        <w:t>primary</w:t>
+      </w:r>
+      <w:proofErr w:type="spellEnd"/>
+      <w:r>
+        <w:t xml:space="preserve"> </w:t>
+      </w:r>
+      <w:proofErr w:type="spellStart"/>
+      <w:r>
+        <w:t>component</w:t>
+      </w:r>
+      <w:proofErr w:type="spellEnd"/>
+      <w:r>
+        <w:t xml:space="preserve"> </w:t>
+      </w:r>
+      <w:proofErr w:type="spellStart"/>
+      <w:r>
+        <w:t>exhibits</w:t>
+      </w:r>
+      <w:proofErr w:type="spellEnd"/>
+      <w:r>
+        <w:t xml:space="preserve"> a </w:t>
+      </w:r>
+      <w:proofErr w:type="spellStart"/>
+      <w:r>
+        <w:t>lower</w:t>
+      </w:r>
+      <w:proofErr w:type="spellEnd"/>
+      <w:r>
+        <w:t xml:space="preserve"> </w:t>
+      </w:r>
+      <w:proofErr w:type="spellStart"/>
+      <w:r>
+        <w:t>redshift</w:t>
+      </w:r>
+      <w:proofErr w:type="spellEnd"/>
+      <w:r>
+        <w:t xml:space="preserve"> </w:t>
+      </w:r>
+      <w:proofErr w:type="spellStart"/>
+      <w:r>
+        <w:t>than</w:t>
+      </w:r>
+      <w:proofErr w:type="spellEnd"/>
+      <w:r>
+        <w:t xml:space="preserve"> </w:t>
+      </w:r>
+      <w:proofErr w:type="spellStart"/>
+      <w:r>
+        <w:t>predicted</w:t>
+      </w:r>
+      <w:proofErr w:type="spellEnd"/>
+      <w:r>
+        <w:t xml:space="preserve"> in 56.28% </w:t>
+      </w:r>
+      <w:proofErr w:type="spellStart"/>
+      <w:r>
+        <w:t>of</w:t>
+      </w:r>
+      <w:proofErr w:type="spellEnd"/>
+      <w:r>
+        <w:t xml:space="preserve"> </w:t>
+      </w:r>
+      <w:proofErr w:type="spellStart"/>
+      <w:r>
+        <w:t>the</w:t>
+      </w:r>
+      <w:proofErr w:type="spellEnd"/>
+      <w:r>
+        <w:t xml:space="preserve"> cases. The </w:t>
+      </w:r>
+      <w:proofErr w:type="spellStart"/>
+      <w:r>
+        <w:t>statistical</w:t>
+      </w:r>
+      <w:proofErr w:type="spellEnd"/>
+      <w:r>
+        <w:t xml:space="preserve"> </w:t>
+      </w:r>
+      <w:proofErr w:type="spellStart"/>
+      <w:r>
+        <w:t>hypothesis</w:t>
+      </w:r>
+      <w:proofErr w:type="spellEnd"/>
+      <w:r>
+        <w:t xml:space="preserve"> </w:t>
+      </w:r>
+      <w:proofErr w:type="spellStart"/>
+      <w:r>
+        <w:t>test</w:t>
+      </w:r>
+      <w:proofErr w:type="spellEnd"/>
+      <w:r>
+        <w:t xml:space="preserve"> </w:t>
+      </w:r>
+      <w:proofErr w:type="spellStart"/>
+      <w:r>
+        <w:t>rejects</w:t>
+      </w:r>
+      <w:proofErr w:type="spellEnd"/>
+      <w:r>
+        <w:t xml:space="preserve"> </w:t>
+      </w:r>
+      <w:proofErr w:type="spellStart"/>
+      <w:r>
+        <w:t>random</w:t>
+      </w:r>
+      <w:proofErr w:type="spellEnd"/>
+      <w:r>
+        <w:t xml:space="preserve"> </w:t>
+      </w:r>
+      <w:proofErr w:type="spellStart"/>
+      <w:r>
+        <w:t>symmetry</w:t>
+      </w:r>
+      <w:proofErr w:type="spellEnd"/>
+      <w:r>
+        <w:t xml:space="preserve"> </w:t>
+      </w:r>
+      <w:proofErr w:type="spellStart"/>
+      <w:r>
+        <w:t>with</w:t>
+      </w:r>
+      <w:proofErr w:type="spellEnd"/>
+      <w:r>
+        <w:t xml:space="preserve"> a Z-score </w:t>
+      </w:r>
+      <w:proofErr w:type="spellStart"/>
+      <w:r>
+        <w:t>of</w:t>
+      </w:r>
+      <w:proofErr w:type="spellEnd"/>
+      <w:r>
+        <w:t xml:space="preserve"> 3.33 </w:t>
+      </w:r>
+      <w:proofErr w:type="spellStart"/>
+      <w:r>
+        <w:t>and</w:t>
+      </w:r>
+      <w:proofErr w:type="spellEnd"/>
+      <w:r>
+        <w:t xml:space="preserve"> a p-</w:t>
+      </w:r>
+      <w:proofErr w:type="spellStart"/>
+      <w:r>
+        <w:t>value</w:t>
+      </w:r>
+      <w:proofErr w:type="spellEnd"/>
+      <w:r>
+        <w:t xml:space="preserve"> </w:t>
+      </w:r>
+      <w:proofErr w:type="spellStart"/>
+      <w:r>
+        <w:t>of</w:t>
+      </w:r>
+      <w:proofErr w:type="spellEnd"/>
+      <w:r>
+        <w:t xml:space="preserve"> 0.00043 (</w:t>
+      </w:r>
+      <w:r>
+        <w:rPr>
+          <w:b/>
+          <w:bCs/>
+        </w:rPr>
+        <w:t>99.957%</w:t>
+      </w:r>
+      <w:r>
+        <w:t xml:space="preserve"> </w:t>
+      </w:r>
+      <w:proofErr w:type="spellStart"/>
+      <w:r>
+        <w:rPr>
+          <w:b/>
+          <w:bCs/>
+        </w:rPr>
+        <w:t>confidence</w:t>
+      </w:r>
+      <w:proofErr w:type="spellEnd"/>
+      <w:r>
+        <w:rPr>
+          <w:b/>
+          <w:bCs/>
+        </w:rPr>
+        <w:t xml:space="preserve"> </w:t>
+      </w:r>
+      <w:proofErr w:type="spellStart"/>
+      <w:r>
+        <w:rPr>
+          <w:b/>
+          <w:bCs/>
+        </w:rPr>
+        <w:t>level</w:t>
+      </w:r>
+      <w:proofErr w:type="spellEnd"/>
+      <w:r>
+        <w:t>)</w:t>
+      </w:r>
+      <w:r>
+        <w:t>.” (</w:t>
+      </w:r>
+      <w:proofErr w:type="spellStart"/>
+      <w:r>
+        <w:rPr>
+          <w:color w:val="EE0000"/>
+        </w:rPr>
+        <w:t>Jun</w:t>
+      </w:r>
+      <w:proofErr w:type="spellEnd"/>
+      <w:r>
+        <w:rPr>
+          <w:color w:val="EE0000"/>
+        </w:rPr>
+        <w:t>/2026</w:t>
+      </w:r>
+      <w:r>
+        <w:t>)</w:t>
+      </w:r>
+    </w:p>
+    <w:p>
+      <w:hyperlink r:id="rId19" w:history="1">
+        <w:r>
+          <w:rPr>
+            <w:rStyle w:val="Hyperlink"/>
+          </w:rPr>
+          <w:t>https://jocaxx.github.io/DUniverse/Todos/DUT_GAL_Eng.pdf</w:t>
+        </w:r>
+      </w:hyperlink>
     </w:p>
     <w:p>
       <w:pPr>
@@ -1054,6 +1808,20 @@
         <w:rPr>
           <w:b/>
           <w:bCs/>
+          <w:sz w:val="28"/>
+          <w:szCs w:val="28"/>
+        </w:rPr>
+      </w:pPr>
+    </w:p>
+    <w:p>
+      <w:pPr>
+        <w:pBdr>
+          <w:top w:val="single" w:sz="6" w:space="1" w:color="auto"/>
+          <w:bottom w:val="single" w:sz="6" w:space="1" w:color="auto"/>
+        </w:pBdr>
+        <w:rPr>
+          <w:b/>
+          <w:bCs/>
           <w:color w:val="00B0F0"/>
           <w:sz w:val="28"/>
           <w:szCs w:val="28"/>
@@ -1067,6 +1835,7 @@
           <w:sz w:val="28"/>
           <w:szCs w:val="28"/>
         </w:rPr>
+        <w:lastRenderedPageBreak/>
         <w:t>(</w:t>
       </w:r>
       <w:proofErr w:type="gramStart"/>
@@ -1594,7 +2363,7 @@
           <w:bottom w:val="single" w:sz="6" w:space="1" w:color="auto"/>
         </w:pBdr>
       </w:pPr>
-      <w:hyperlink r:id="rId18" w:history="1">
+      <w:hyperlink r:id="rId20" w:history="1">
         <w:r>
           <w:rPr>
             <w:rStyle w:val="Hyperlink"/>
@@ -1623,8 +2392,10 @@
       <w:r>
         <w:t xml:space="preserve"> </w:t>
       </w:r>
-      <w:proofErr w:type="spellStart"/>
-      <w:r>
+    </w:p>
+    <w:p/>
+    <w:p>
+      <w:pPr>
         <w:rPr>
           <w:b/>
           <w:bCs/>
@@ -1632,9 +2403,8 @@
           <w:sz w:val="32"/>
           <w:szCs w:val="32"/>
         </w:rPr>
-        <w:t>Observational</w:t>
-      </w:r>
-      <w:proofErr w:type="spellEnd"/>
+      </w:pPr>
+      <w:proofErr w:type="spellStart"/>
       <w:r>
         <w:rPr>
           <w:b/>
@@ -1643,9 +2413,9 @@
           <w:sz w:val="32"/>
           <w:szCs w:val="32"/>
         </w:rPr>
-        <w:t xml:space="preserve"> </w:t>
-      </w:r>
-      <w:proofErr w:type="spellStart"/>
+        <w:t>Decreasing</w:t>
+      </w:r>
+      <w:proofErr w:type="spellEnd"/>
       <w:r>
         <w:rPr>
           <w:b/>
@@ -1654,9 +2424,9 @@
           <w:sz w:val="32"/>
           <w:szCs w:val="32"/>
         </w:rPr>
-        <w:t>Evidence</w:t>
-      </w:r>
-      <w:proofErr w:type="spellEnd"/>
+        <w:t xml:space="preserve"> Universe </w:t>
+      </w:r>
+      <w:proofErr w:type="spellStart"/>
       <w:r>
         <w:rPr>
           <w:b/>
@@ -1665,9 +2435,9 @@
           <w:sz w:val="32"/>
           <w:szCs w:val="32"/>
         </w:rPr>
-        <w:t xml:space="preserve"> </w:t>
-      </w:r>
-      <w:proofErr w:type="spellStart"/>
+        <w:t>Theory</w:t>
+      </w:r>
+      <w:proofErr w:type="spellEnd"/>
       <w:r>
         <w:rPr>
           <w:b/>
@@ -1676,9 +2446,9 @@
           <w:sz w:val="32"/>
           <w:szCs w:val="32"/>
         </w:rPr>
-        <w:t>of</w:t>
-      </w:r>
-      <w:proofErr w:type="spellEnd"/>
+        <w:t xml:space="preserve">: The </w:t>
+      </w:r>
+      <w:proofErr w:type="spellStart"/>
       <w:r>
         <w:rPr>
           <w:b/>
@@ -1687,9 +2457,9 @@
           <w:sz w:val="32"/>
           <w:szCs w:val="32"/>
         </w:rPr>
-        <w:t xml:space="preserve"> </w:t>
-      </w:r>
-      <w:proofErr w:type="spellStart"/>
+        <w:t>Tully</w:t>
+      </w:r>
+      <w:proofErr w:type="spellEnd"/>
       <w:r>
         <w:rPr>
           <w:b/>
@@ -1698,9 +2468,9 @@
           <w:sz w:val="32"/>
           <w:szCs w:val="32"/>
         </w:rPr>
-        <w:t>Intrinsic</w:t>
-      </w:r>
-      <w:proofErr w:type="spellEnd"/>
+        <w:t xml:space="preserve">-Fisher </w:t>
+      </w:r>
+      <w:proofErr w:type="spellStart"/>
       <w:r>
         <w:rPr>
           <w:b/>
@@ -1709,590 +2479,9 @@
           <w:sz w:val="32"/>
           <w:szCs w:val="32"/>
         </w:rPr>
-        <w:t xml:space="preserve"> </w:t>
-      </w:r>
-      <w:proofErr w:type="spellStart"/>
-      <w:r>
-        <w:rPr>
-          <w:b/>
-          <w:bCs/>
-          <w:color w:val="0070C0"/>
-          <w:sz w:val="32"/>
-          <w:szCs w:val="32"/>
-        </w:rPr>
-        <w:t>Differential</w:t>
-      </w:r>
-      <w:proofErr w:type="spellEnd"/>
-      <w:r>
-        <w:rPr>
-          <w:b/>
-          <w:bCs/>
-          <w:color w:val="0070C0"/>
-          <w:sz w:val="32"/>
-          <w:szCs w:val="32"/>
-        </w:rPr>
-        <w:t xml:space="preserve"> </w:t>
-      </w:r>
-      <w:proofErr w:type="spellStart"/>
-      <w:r>
-        <w:rPr>
-          <w:b/>
-          <w:bCs/>
-          <w:color w:val="0070C0"/>
-          <w:sz w:val="32"/>
-          <w:szCs w:val="32"/>
-        </w:rPr>
-        <w:t>Redshifts</w:t>
-      </w:r>
-      <w:proofErr w:type="spellEnd"/>
-      <w:r>
-        <w:rPr>
-          <w:b/>
-          <w:bCs/>
-          <w:color w:val="0070C0"/>
-          <w:sz w:val="32"/>
-          <w:szCs w:val="32"/>
-        </w:rPr>
-        <w:t xml:space="preserve"> in Galaxy </w:t>
-      </w:r>
-      <w:proofErr w:type="spellStart"/>
-      <w:r>
-        <w:rPr>
-          <w:b/>
-          <w:bCs/>
-          <w:color w:val="0070C0"/>
-          <w:sz w:val="32"/>
-          <w:szCs w:val="32"/>
-        </w:rPr>
-        <w:t>Pairs</w:t>
-      </w:r>
-      <w:proofErr w:type="spellEnd"/>
-      <w:r>
-        <w:rPr>
-          <w:b/>
-          <w:bCs/>
-          <w:color w:val="0070C0"/>
-          <w:sz w:val="32"/>
-          <w:szCs w:val="32"/>
-        </w:rPr>
-        <w:t xml:space="preserve">: A Test </w:t>
-      </w:r>
-      <w:proofErr w:type="spellStart"/>
-      <w:r>
-        <w:rPr>
-          <w:b/>
-          <w:bCs/>
-          <w:color w:val="0070C0"/>
-          <w:sz w:val="32"/>
-          <w:szCs w:val="32"/>
-        </w:rPr>
-        <w:t>of</w:t>
-      </w:r>
-      <w:proofErr w:type="spellEnd"/>
-      <w:r>
-        <w:rPr>
-          <w:b/>
-          <w:bCs/>
-          <w:color w:val="0070C0"/>
-          <w:sz w:val="32"/>
-          <w:szCs w:val="32"/>
-        </w:rPr>
-        <w:t xml:space="preserve"> </w:t>
-      </w:r>
-      <w:proofErr w:type="spellStart"/>
-      <w:r>
-        <w:rPr>
-          <w:b/>
-          <w:bCs/>
-          <w:color w:val="0070C0"/>
-          <w:sz w:val="32"/>
-          <w:szCs w:val="32"/>
-        </w:rPr>
-        <w:t>the</w:t>
-      </w:r>
-      <w:proofErr w:type="spellEnd"/>
-      <w:r>
-        <w:rPr>
-          <w:b/>
-          <w:bCs/>
-          <w:color w:val="0070C0"/>
-          <w:sz w:val="32"/>
-          <w:szCs w:val="32"/>
-        </w:rPr>
-        <w:t xml:space="preserve"> </w:t>
-      </w:r>
-      <w:proofErr w:type="spellStart"/>
-      <w:r>
-        <w:rPr>
-          <w:b/>
-          <w:bCs/>
-          <w:color w:val="0070C0"/>
-          <w:sz w:val="32"/>
-          <w:szCs w:val="32"/>
-        </w:rPr>
-        <w:t>Decreasing</w:t>
-      </w:r>
-      <w:proofErr w:type="spellEnd"/>
-      <w:r>
-        <w:rPr>
-          <w:b/>
-          <w:bCs/>
-          <w:color w:val="0070C0"/>
-          <w:sz w:val="32"/>
-          <w:szCs w:val="32"/>
-        </w:rPr>
-        <w:t xml:space="preserve"> Universe </w:t>
-      </w:r>
-      <w:proofErr w:type="spellStart"/>
-      <w:r>
-        <w:rPr>
-          <w:b/>
-          <w:bCs/>
-          <w:color w:val="0070C0"/>
-          <w:sz w:val="32"/>
-          <w:szCs w:val="32"/>
-        </w:rPr>
-        <w:t>Theory</w:t>
-      </w:r>
-      <w:proofErr w:type="spellEnd"/>
-      <w:r>
-        <w:rPr>
-          <w:b/>
-          <w:bCs/>
-          <w:color w:val="0070C0"/>
-          <w:sz w:val="32"/>
-          <w:szCs w:val="32"/>
-        </w:rPr>
-        <w:t xml:space="preserve"> (DUT)</w:t>
-      </w:r>
-      <w:r>
-        <w:rPr>
-          <w:b/>
-          <w:bCs/>
-          <w:color w:val="0070C0"/>
-          <w:sz w:val="32"/>
-          <w:szCs w:val="32"/>
-        </w:rPr>
-        <w:t xml:space="preserve"> </w:t>
-      </w:r>
-    </w:p>
-    <w:p>
-      <w:r>
-        <w:t>“</w:t>
-      </w:r>
-      <w:r>
-        <w:t xml:space="preserve">In </w:t>
-      </w:r>
-      <w:proofErr w:type="spellStart"/>
-      <w:r>
-        <w:t>this</w:t>
-      </w:r>
-      <w:proofErr w:type="spellEnd"/>
-      <w:r>
-        <w:t xml:space="preserve"> </w:t>
-      </w:r>
-      <w:proofErr w:type="spellStart"/>
-      <w:r>
-        <w:t>work</w:t>
-      </w:r>
-      <w:proofErr w:type="spellEnd"/>
-      <w:r>
-        <w:t xml:space="preserve">, </w:t>
-      </w:r>
-      <w:proofErr w:type="spellStart"/>
-      <w:r>
-        <w:t>we</w:t>
-      </w:r>
-      <w:proofErr w:type="spellEnd"/>
-      <w:r>
-        <w:t xml:space="preserve"> </w:t>
-      </w:r>
-      <w:proofErr w:type="spellStart"/>
-      <w:r>
-        <w:t>analyze</w:t>
-      </w:r>
-      <w:proofErr w:type="spellEnd"/>
-      <w:r>
-        <w:t xml:space="preserve"> a </w:t>
-      </w:r>
-      <w:proofErr w:type="spellStart"/>
-      <w:r>
-        <w:t>highly</w:t>
-      </w:r>
-      <w:proofErr w:type="spellEnd"/>
-      <w:r>
-        <w:t xml:space="preserve"> </w:t>
-      </w:r>
-      <w:proofErr w:type="spellStart"/>
-      <w:r>
-        <w:t>controlled</w:t>
-      </w:r>
-      <w:proofErr w:type="spellEnd"/>
-      <w:r>
-        <w:t xml:space="preserve"> sample </w:t>
-      </w:r>
-      <w:proofErr w:type="spellStart"/>
-      <w:r>
-        <w:t>of</w:t>
-      </w:r>
-      <w:proofErr w:type="spellEnd"/>
-      <w:r>
-        <w:t xml:space="preserve"> </w:t>
-      </w:r>
-      <w:r>
-        <w:rPr>
-          <w:rFonts w:ascii="Cambria Math" w:hAnsi="Cambria Math" w:cs="Cambria Math"/>
-        </w:rPr>
-        <w:t>𝑛</w:t>
-      </w:r>
-      <w:r>
-        <w:t xml:space="preserve"> = 700 </w:t>
-      </w:r>
-      <w:proofErr w:type="spellStart"/>
-      <w:r>
-        <w:t>galaxy</w:t>
-      </w:r>
-      <w:proofErr w:type="spellEnd"/>
-      <w:r>
-        <w:t xml:space="preserve"> </w:t>
-      </w:r>
-      <w:proofErr w:type="spellStart"/>
-      <w:r>
-        <w:t>pairs</w:t>
-      </w:r>
-      <w:proofErr w:type="spellEnd"/>
-      <w:r>
-        <w:t xml:space="preserve"> in </w:t>
-      </w:r>
-      <w:proofErr w:type="spellStart"/>
-      <w:r>
-        <w:t>dense</w:t>
-      </w:r>
-      <w:proofErr w:type="spellEnd"/>
-      <w:r>
-        <w:t xml:space="preserve"> </w:t>
-      </w:r>
-      <w:proofErr w:type="spellStart"/>
-      <w:r>
-        <w:t>environments</w:t>
-      </w:r>
-      <w:proofErr w:type="spellEnd"/>
-      <w:r>
-        <w:t xml:space="preserve"> (</w:t>
-      </w:r>
-      <w:proofErr w:type="spellStart"/>
-      <w:r>
-        <w:t>including</w:t>
-      </w:r>
-      <w:proofErr w:type="spellEnd"/>
-      <w:r>
-        <w:t xml:space="preserve"> </w:t>
-      </w:r>
-      <w:proofErr w:type="spellStart"/>
-      <w:r>
-        <w:t>the</w:t>
-      </w:r>
-      <w:proofErr w:type="spellEnd"/>
-      <w:r>
-        <w:t xml:space="preserve"> Virgo, </w:t>
-      </w:r>
-      <w:proofErr w:type="spellStart"/>
-      <w:r>
-        <w:t>Fornax</w:t>
-      </w:r>
-      <w:proofErr w:type="spellEnd"/>
-      <w:r>
-        <w:t xml:space="preserve">, </w:t>
-      </w:r>
-      <w:proofErr w:type="spellStart"/>
-      <w:r>
-        <w:t>and</w:t>
-      </w:r>
-      <w:proofErr w:type="spellEnd"/>
-      <w:r>
-        <w:t xml:space="preserve"> </w:t>
-      </w:r>
-      <w:proofErr w:type="spellStart"/>
-      <w:r>
-        <w:t>Hydra</w:t>
-      </w:r>
-      <w:proofErr w:type="spellEnd"/>
-      <w:r>
-        <w:t xml:space="preserve"> clusters). The data </w:t>
-      </w:r>
-      <w:proofErr w:type="spellStart"/>
-      <w:r>
-        <w:t>reveal</w:t>
-      </w:r>
-      <w:proofErr w:type="spellEnd"/>
-      <w:r>
-        <w:t xml:space="preserve"> a </w:t>
-      </w:r>
-      <w:proofErr w:type="spellStart"/>
-      <w:r>
-        <w:lastRenderedPageBreak/>
-        <w:t>persistent</w:t>
-      </w:r>
-      <w:proofErr w:type="spellEnd"/>
-      <w:r>
-        <w:t xml:space="preserve"> </w:t>
-      </w:r>
-      <w:proofErr w:type="spellStart"/>
-      <w:r>
-        <w:t>systematic</w:t>
-      </w:r>
-      <w:proofErr w:type="spellEnd"/>
-      <w:r>
-        <w:t xml:space="preserve"> </w:t>
-      </w:r>
-      <w:proofErr w:type="spellStart"/>
-      <w:r>
-        <w:t>asymmetry</w:t>
-      </w:r>
-      <w:proofErr w:type="spellEnd"/>
-      <w:r>
-        <w:t xml:space="preserve">, </w:t>
-      </w:r>
-      <w:proofErr w:type="spellStart"/>
-      <w:r>
-        <w:t>where</w:t>
-      </w:r>
-      <w:proofErr w:type="spellEnd"/>
-      <w:r>
-        <w:t xml:space="preserve"> </w:t>
-      </w:r>
-      <w:proofErr w:type="spellStart"/>
-      <w:r>
-        <w:t>the</w:t>
-      </w:r>
-      <w:proofErr w:type="spellEnd"/>
-      <w:r>
-        <w:t xml:space="preserve"> </w:t>
-      </w:r>
-      <w:proofErr w:type="spellStart"/>
-      <w:r>
-        <w:t>massive</w:t>
-      </w:r>
-      <w:proofErr w:type="spellEnd"/>
-      <w:r>
-        <w:t xml:space="preserve"> </w:t>
-      </w:r>
-      <w:proofErr w:type="spellStart"/>
-      <w:r>
-        <w:t>primary</w:t>
-      </w:r>
-      <w:proofErr w:type="spellEnd"/>
-      <w:r>
-        <w:t xml:space="preserve"> </w:t>
-      </w:r>
-      <w:proofErr w:type="spellStart"/>
-      <w:r>
-        <w:t>component</w:t>
-      </w:r>
-      <w:proofErr w:type="spellEnd"/>
-      <w:r>
-        <w:t xml:space="preserve"> </w:t>
-      </w:r>
-      <w:proofErr w:type="spellStart"/>
-      <w:r>
-        <w:t>exhibits</w:t>
-      </w:r>
-      <w:proofErr w:type="spellEnd"/>
-      <w:r>
-        <w:t xml:space="preserve"> a </w:t>
-      </w:r>
-      <w:proofErr w:type="spellStart"/>
-      <w:r>
-        <w:t>lower</w:t>
-      </w:r>
-      <w:proofErr w:type="spellEnd"/>
-      <w:r>
-        <w:t xml:space="preserve"> </w:t>
-      </w:r>
-      <w:proofErr w:type="spellStart"/>
-      <w:r>
-        <w:t>redshift</w:t>
-      </w:r>
-      <w:proofErr w:type="spellEnd"/>
-      <w:r>
-        <w:t xml:space="preserve"> </w:t>
-      </w:r>
-      <w:proofErr w:type="spellStart"/>
-      <w:r>
-        <w:t>than</w:t>
-      </w:r>
-      <w:proofErr w:type="spellEnd"/>
-      <w:r>
-        <w:t xml:space="preserve"> </w:t>
-      </w:r>
-      <w:proofErr w:type="spellStart"/>
-      <w:r>
-        <w:t>predicted</w:t>
-      </w:r>
-      <w:proofErr w:type="spellEnd"/>
-      <w:r>
-        <w:t xml:space="preserve"> in 56.28% </w:t>
-      </w:r>
-      <w:proofErr w:type="spellStart"/>
-      <w:r>
-        <w:t>of</w:t>
-      </w:r>
-      <w:proofErr w:type="spellEnd"/>
-      <w:r>
-        <w:t xml:space="preserve"> </w:t>
-      </w:r>
-      <w:proofErr w:type="spellStart"/>
-      <w:r>
-        <w:t>the</w:t>
-      </w:r>
-      <w:proofErr w:type="spellEnd"/>
-      <w:r>
-        <w:t xml:space="preserve"> cases. The </w:t>
-      </w:r>
-      <w:proofErr w:type="spellStart"/>
-      <w:r>
-        <w:t>statistical</w:t>
-      </w:r>
-      <w:proofErr w:type="spellEnd"/>
-      <w:r>
-        <w:t xml:space="preserve"> </w:t>
-      </w:r>
-      <w:proofErr w:type="spellStart"/>
-      <w:r>
-        <w:t>hypothesis</w:t>
-      </w:r>
-      <w:proofErr w:type="spellEnd"/>
-      <w:r>
-        <w:t xml:space="preserve"> </w:t>
-      </w:r>
-      <w:proofErr w:type="spellStart"/>
-      <w:r>
-        <w:t>test</w:t>
-      </w:r>
-      <w:proofErr w:type="spellEnd"/>
-      <w:r>
-        <w:t xml:space="preserve"> </w:t>
-      </w:r>
-      <w:proofErr w:type="spellStart"/>
-      <w:r>
-        <w:t>rejects</w:t>
-      </w:r>
-      <w:proofErr w:type="spellEnd"/>
-      <w:r>
-        <w:t xml:space="preserve"> </w:t>
-      </w:r>
-      <w:proofErr w:type="spellStart"/>
-      <w:r>
-        <w:t>random</w:t>
-      </w:r>
-      <w:proofErr w:type="spellEnd"/>
-      <w:r>
-        <w:t xml:space="preserve"> </w:t>
-      </w:r>
-      <w:proofErr w:type="spellStart"/>
-      <w:r>
-        <w:t>symmetry</w:t>
-      </w:r>
-      <w:proofErr w:type="spellEnd"/>
-      <w:r>
-        <w:t xml:space="preserve"> </w:t>
-      </w:r>
-      <w:proofErr w:type="spellStart"/>
-      <w:r>
-        <w:t>with</w:t>
-      </w:r>
-      <w:proofErr w:type="spellEnd"/>
-      <w:r>
-        <w:t xml:space="preserve"> a Z-score </w:t>
-      </w:r>
-      <w:proofErr w:type="spellStart"/>
-      <w:r>
-        <w:t>of</w:t>
-      </w:r>
-      <w:proofErr w:type="spellEnd"/>
-      <w:r>
-        <w:t xml:space="preserve"> 3.33 </w:t>
-      </w:r>
-      <w:proofErr w:type="spellStart"/>
-      <w:r>
-        <w:t>and</w:t>
-      </w:r>
-      <w:proofErr w:type="spellEnd"/>
-      <w:r>
-        <w:t xml:space="preserve"> a p-</w:t>
-      </w:r>
-      <w:proofErr w:type="spellStart"/>
-      <w:r>
-        <w:t>value</w:t>
-      </w:r>
-      <w:proofErr w:type="spellEnd"/>
-      <w:r>
-        <w:t xml:space="preserve"> </w:t>
-      </w:r>
-      <w:proofErr w:type="spellStart"/>
-      <w:r>
-        <w:t>of</w:t>
-      </w:r>
-      <w:proofErr w:type="spellEnd"/>
-      <w:r>
-        <w:t xml:space="preserve"> 0.00043 (</w:t>
-      </w:r>
-      <w:r>
-        <w:rPr>
-          <w:b/>
-          <w:bCs/>
-        </w:rPr>
-        <w:t>99.957%</w:t>
-      </w:r>
-      <w:r>
-        <w:t xml:space="preserve"> </w:t>
-      </w:r>
-      <w:proofErr w:type="spellStart"/>
-      <w:r>
-        <w:t>confidence</w:t>
-      </w:r>
-      <w:proofErr w:type="spellEnd"/>
-      <w:r>
-        <w:t xml:space="preserve"> </w:t>
-      </w:r>
-      <w:proofErr w:type="spellStart"/>
-      <w:r>
-        <w:t>level</w:t>
-      </w:r>
-      <w:proofErr w:type="spellEnd"/>
-      <w:r>
-        <w:t>)</w:t>
-      </w:r>
-      <w:r>
-        <w:t>.” (</w:t>
-      </w:r>
-      <w:proofErr w:type="spellStart"/>
-      <w:r>
-        <w:rPr>
-          <w:color w:val="EE0000"/>
-        </w:rPr>
-        <w:t>Jun</w:t>
-      </w:r>
-      <w:proofErr w:type="spellEnd"/>
-      <w:r>
-        <w:rPr>
-          <w:color w:val="EE0000"/>
-        </w:rPr>
-        <w:t>/2026</w:t>
-      </w:r>
-      <w:r>
-        <w:t>)</w:t>
-      </w:r>
-    </w:p>
-    <w:p>
-      <w:hyperlink r:id="rId19" w:history="1">
-        <w:r>
-          <w:rPr>
-            <w:rStyle w:val="Hyperlink"/>
-          </w:rPr>
-          <w:t>https://jocaxx.github.io/DUniverse/Todos/DUT_GAL_Eng.pdf</w:t>
-        </w:r>
-      </w:hyperlink>
+        <w:t>Relation</w:t>
+      </w:r>
+      <w:proofErr w:type="spellEnd"/>
     </w:p>
     <w:p>
       <w:pPr>
@@ -2300,253 +2489,155 @@
           <w:bottom w:val="single" w:sz="6" w:space="1" w:color="auto"/>
         </w:pBdr>
       </w:pPr>
-    </w:p>
-    <w:p/>
-    <w:p/>
-    <w:p>
-      <w:pPr>
-        <w:rPr>
-          <w:b/>
-          <w:bCs/>
-          <w:color w:val="0070C0"/>
-          <w:sz w:val="32"/>
-          <w:szCs w:val="32"/>
-        </w:rPr>
-      </w:pPr>
-      <w:proofErr w:type="spellStart"/>
-      <w:r>
-        <w:rPr>
-          <w:b/>
-          <w:bCs/>
-          <w:color w:val="0070C0"/>
-          <w:sz w:val="32"/>
-          <w:szCs w:val="32"/>
-        </w:rPr>
+      <w:r>
+        <w:t xml:space="preserve"> “</w:t>
+      </w:r>
+      <w:proofErr w:type="spellStart"/>
+      <w:r>
+        <w:t>Starting</w:t>
+      </w:r>
+      <w:proofErr w:type="spellEnd"/>
+      <w:r>
+        <w:t xml:space="preserve"> </w:t>
+      </w:r>
+      <w:proofErr w:type="spellStart"/>
+      <w:r>
+        <w:t>from</w:t>
+      </w:r>
+      <w:proofErr w:type="spellEnd"/>
+      <w:r>
+        <w:t xml:space="preserve"> </w:t>
+      </w:r>
+      <w:proofErr w:type="spellStart"/>
+      <w:r>
+        <w:t>the</w:t>
+      </w:r>
+      <w:proofErr w:type="spellEnd"/>
+      <w:r>
+        <w:t xml:space="preserve"> '</w:t>
+      </w:r>
+      <w:proofErr w:type="spellStart"/>
+      <w:r>
         <w:t>Decreasing</w:t>
       </w:r>
       <w:proofErr w:type="spellEnd"/>
       <w:r>
-        <w:rPr>
-          <w:b/>
-          <w:bCs/>
-          <w:color w:val="0070C0"/>
-          <w:sz w:val="32"/>
-          <w:szCs w:val="32"/>
-        </w:rPr>
         <w:t xml:space="preserve"> Universe </w:t>
       </w:r>
       <w:proofErr w:type="spellStart"/>
       <w:r>
-        <w:rPr>
-          <w:b/>
-          <w:bCs/>
-          <w:color w:val="0070C0"/>
-          <w:sz w:val="32"/>
-          <w:szCs w:val="32"/>
-        </w:rPr>
         <w:t>Theory</w:t>
       </w:r>
       <w:proofErr w:type="spellEnd"/>
       <w:r>
-        <w:rPr>
-          <w:b/>
-          <w:bCs/>
-          <w:color w:val="0070C0"/>
-          <w:sz w:val="32"/>
-          <w:szCs w:val="32"/>
-        </w:rPr>
-        <w:t xml:space="preserve">: The </w:t>
-      </w:r>
-      <w:proofErr w:type="spellStart"/>
-      <w:r>
-        <w:rPr>
-          <w:b/>
-          <w:bCs/>
-          <w:color w:val="0070C0"/>
-          <w:sz w:val="32"/>
-          <w:szCs w:val="32"/>
-        </w:rPr>
+        <w:t xml:space="preserve">' (DUT), </w:t>
+      </w:r>
+      <w:proofErr w:type="spellStart"/>
+      <w:r>
+        <w:t>particularly</w:t>
+      </w:r>
+      <w:proofErr w:type="spellEnd"/>
+      <w:r>
+        <w:t xml:space="preserve"> </w:t>
+      </w:r>
+      <w:proofErr w:type="spellStart"/>
+      <w:r>
+        <w:t>from</w:t>
+      </w:r>
+      <w:proofErr w:type="spellEnd"/>
+      <w:r>
+        <w:t xml:space="preserve"> </w:t>
+      </w:r>
+      <w:proofErr w:type="spellStart"/>
+      <w:r>
+        <w:t>the</w:t>
+      </w:r>
+      <w:proofErr w:type="spellEnd"/>
+      <w:r>
+        <w:t xml:space="preserve"> formula </w:t>
+      </w:r>
+      <w:proofErr w:type="spellStart"/>
+      <w:r>
+        <w:t>that</w:t>
+      </w:r>
+      <w:proofErr w:type="spellEnd"/>
+      <w:r>
+        <w:t xml:space="preserve"> </w:t>
+      </w:r>
+      <w:proofErr w:type="spellStart"/>
+      <w:r>
+        <w:t>explains</w:t>
+      </w:r>
+      <w:proofErr w:type="spellEnd"/>
+      <w:r>
+        <w:t xml:space="preserve"> </w:t>
+      </w:r>
+      <w:proofErr w:type="spellStart"/>
+      <w:r>
+        <w:t>the</w:t>
+      </w:r>
+      <w:proofErr w:type="spellEnd"/>
+      <w:r>
+        <w:t xml:space="preserve"> </w:t>
+      </w:r>
+      <w:proofErr w:type="spellStart"/>
+      <w:r>
+        <w:t>dark</w:t>
+      </w:r>
+      <w:proofErr w:type="spellEnd"/>
+      <w:r>
+        <w:t xml:space="preserve"> </w:t>
+      </w:r>
+      <w:proofErr w:type="spellStart"/>
+      <w:r>
+        <w:t>matter</w:t>
+      </w:r>
+      <w:proofErr w:type="spellEnd"/>
+      <w:r>
+        <w:t xml:space="preserve"> </w:t>
+      </w:r>
+      <w:proofErr w:type="spellStart"/>
+      <w:r>
+        <w:t>illusion</w:t>
+      </w:r>
+      <w:proofErr w:type="spellEnd"/>
+      <w:r>
+        <w:t xml:space="preserve">, </w:t>
+      </w:r>
+      <w:proofErr w:type="spellStart"/>
+      <w:r>
+        <w:t>we</w:t>
+      </w:r>
+      <w:proofErr w:type="spellEnd"/>
+      <w:r>
+        <w:t xml:space="preserve"> </w:t>
+      </w:r>
+      <w:proofErr w:type="spellStart"/>
+      <w:r>
+        <w:t>will</w:t>
+      </w:r>
+      <w:proofErr w:type="spellEnd"/>
+      <w:r>
+        <w:t xml:space="preserve"> derive </w:t>
+      </w:r>
+      <w:proofErr w:type="spellStart"/>
+      <w:r>
+        <w:t>the</w:t>
+      </w:r>
+      <w:proofErr w:type="spellEnd"/>
+      <w:r>
+        <w:t xml:space="preserve"> </w:t>
+      </w:r>
+      <w:proofErr w:type="spellStart"/>
+      <w:r>
         <w:t>Tully</w:t>
       </w:r>
       <w:proofErr w:type="spellEnd"/>
       <w:r>
-        <w:rPr>
-          <w:b/>
-          <w:bCs/>
-          <w:color w:val="0070C0"/>
-          <w:sz w:val="32"/>
-          <w:szCs w:val="32"/>
-        </w:rPr>
         <w:t xml:space="preserve">-Fisher </w:t>
       </w:r>
       <w:proofErr w:type="spellStart"/>
       <w:r>
-        <w:rPr>
-          <w:b/>
-          <w:bCs/>
-          <w:color w:val="0070C0"/>
-          <w:sz w:val="32"/>
-          <w:szCs w:val="32"/>
-        </w:rPr>
-        <w:t>Relation</w:t>
-      </w:r>
-      <w:proofErr w:type="spellEnd"/>
-    </w:p>
-    <w:p>
-      <w:pPr>
-        <w:pBdr>
-          <w:bottom w:val="single" w:sz="6" w:space="1" w:color="auto"/>
-        </w:pBdr>
-      </w:pPr>
-      <w:r>
-        <w:t xml:space="preserve"> “</w:t>
-      </w:r>
-      <w:proofErr w:type="spellStart"/>
-      <w:r>
-        <w:t>Starting</w:t>
-      </w:r>
-      <w:proofErr w:type="spellEnd"/>
-      <w:r>
-        <w:t xml:space="preserve"> </w:t>
-      </w:r>
-      <w:proofErr w:type="spellStart"/>
-      <w:r>
-        <w:t>from</w:t>
-      </w:r>
-      <w:proofErr w:type="spellEnd"/>
-      <w:r>
-        <w:t xml:space="preserve"> </w:t>
-      </w:r>
-      <w:proofErr w:type="spellStart"/>
-      <w:r>
-        <w:t>the</w:t>
-      </w:r>
-      <w:proofErr w:type="spellEnd"/>
-      <w:r>
-        <w:t xml:space="preserve"> '</w:t>
-      </w:r>
-      <w:proofErr w:type="spellStart"/>
-      <w:r>
-        <w:t>Decreasing</w:t>
-      </w:r>
-      <w:proofErr w:type="spellEnd"/>
-      <w:r>
-        <w:t xml:space="preserve"> Universe </w:t>
-      </w:r>
-      <w:proofErr w:type="spellStart"/>
-      <w:r>
-        <w:t>Theory</w:t>
-      </w:r>
-      <w:proofErr w:type="spellEnd"/>
-      <w:r>
-        <w:t xml:space="preserve">' (DUT), </w:t>
-      </w:r>
-      <w:proofErr w:type="spellStart"/>
-      <w:r>
-        <w:t>particularly</w:t>
-      </w:r>
-      <w:proofErr w:type="spellEnd"/>
-      <w:r>
-        <w:t xml:space="preserve"> </w:t>
-      </w:r>
-      <w:proofErr w:type="spellStart"/>
-      <w:r>
-        <w:t>from</w:t>
-      </w:r>
-      <w:proofErr w:type="spellEnd"/>
-      <w:r>
-        <w:t xml:space="preserve"> </w:t>
-      </w:r>
-      <w:proofErr w:type="spellStart"/>
-      <w:r>
-        <w:t>the</w:t>
-      </w:r>
-      <w:proofErr w:type="spellEnd"/>
-      <w:r>
-        <w:t xml:space="preserve"> formula </w:t>
-      </w:r>
-      <w:proofErr w:type="spellStart"/>
-      <w:r>
-        <w:t>that</w:t>
-      </w:r>
-      <w:proofErr w:type="spellEnd"/>
-      <w:r>
-        <w:t xml:space="preserve"> </w:t>
-      </w:r>
-      <w:proofErr w:type="spellStart"/>
-      <w:r>
-        <w:t>explains</w:t>
-      </w:r>
-      <w:proofErr w:type="spellEnd"/>
-      <w:r>
-        <w:t xml:space="preserve"> </w:t>
-      </w:r>
-      <w:proofErr w:type="spellStart"/>
-      <w:r>
-        <w:t>the</w:t>
-      </w:r>
-      <w:proofErr w:type="spellEnd"/>
-      <w:r>
-        <w:t xml:space="preserve"> </w:t>
-      </w:r>
-      <w:proofErr w:type="spellStart"/>
-      <w:r>
-        <w:t>dark</w:t>
-      </w:r>
-      <w:proofErr w:type="spellEnd"/>
-      <w:r>
-        <w:t xml:space="preserve"> </w:t>
-      </w:r>
-      <w:proofErr w:type="spellStart"/>
-      <w:r>
-        <w:t>matter</w:t>
-      </w:r>
-      <w:proofErr w:type="spellEnd"/>
-      <w:r>
-        <w:t xml:space="preserve"> </w:t>
-      </w:r>
-      <w:proofErr w:type="spellStart"/>
-      <w:r>
-        <w:t>illusion</w:t>
-      </w:r>
-      <w:proofErr w:type="spellEnd"/>
-      <w:r>
-        <w:t xml:space="preserve">, </w:t>
-      </w:r>
-      <w:proofErr w:type="spellStart"/>
-      <w:r>
-        <w:t>we</w:t>
-      </w:r>
-      <w:proofErr w:type="spellEnd"/>
-      <w:r>
-        <w:t xml:space="preserve"> </w:t>
-      </w:r>
-      <w:proofErr w:type="spellStart"/>
-      <w:r>
-        <w:t>will</w:t>
-      </w:r>
-      <w:proofErr w:type="spellEnd"/>
-      <w:r>
-        <w:t xml:space="preserve"> derive </w:t>
-      </w:r>
-      <w:proofErr w:type="spellStart"/>
-      <w:r>
-        <w:t>the</w:t>
-      </w:r>
-      <w:proofErr w:type="spellEnd"/>
-      <w:r>
-        <w:t xml:space="preserve"> </w:t>
-      </w:r>
-      <w:proofErr w:type="spellStart"/>
-      <w:r>
-        <w:t>Tully</w:t>
-      </w:r>
-      <w:proofErr w:type="spellEnd"/>
-      <w:r>
-        <w:t xml:space="preserve">-Fisher </w:t>
-      </w:r>
-      <w:proofErr w:type="spellStart"/>
-      <w:r>
         <w:t>relation</w:t>
       </w:r>
       <w:proofErr w:type="spellEnd"/>
@@ -2589,7 +2680,7 @@
       <w:r>
         <w:br/>
       </w:r>
-      <w:hyperlink r:id="rId20" w:history="1">
+      <w:hyperlink r:id="rId21" w:history="1">
         <w:r>
           <w:rPr>
             <w:rStyle w:val="Hyperlink"/>
@@ -4287,7 +4378,7 @@
       </w:r>
     </w:p>
     <w:p>
-      <w:hyperlink r:id="rId21" w:history="1">
+      <w:hyperlink r:id="rId22" w:history="1">
         <w:r>
           <w:rPr>
             <w:rStyle w:val="Hyperlink"/>
@@ -4331,6 +4422,7 @@
           <w:sz w:val="28"/>
           <w:szCs w:val="28"/>
         </w:rPr>
+        <w:lastRenderedPageBreak/>
         <w:t xml:space="preserve">The Age </w:t>
       </w:r>
       <w:proofErr w:type="spellStart"/>
@@ -4613,7 +4705,6 @@
     <w:p/>
     <w:p>
       <w:r>
-        <w:lastRenderedPageBreak/>
         <w:t xml:space="preserve">"The </w:t>
       </w:r>
       <w:proofErr w:type="spellStart"/>
@@ -5201,7 +5292,7 @@
       </w:r>
     </w:p>
     <w:p>
-      <w:hyperlink r:id="rId22" w:history="1">
+      <w:hyperlink r:id="rId23" w:history="1">
         <w:r>
           <w:rPr>
             <w:rStyle w:val="Hyperlink"/>
@@ -5806,7 +5897,7 @@
       </w:r>
     </w:p>
     <w:p>
-      <w:hyperlink r:id="rId23" w:history="1">
+      <w:hyperlink r:id="rId24" w:history="1">
         <w:r>
           <w:rPr>
             <w:rStyle w:val="Hyperlink"/>
@@ -6243,7 +6334,7 @@
       </w:r>
     </w:p>
     <w:p>
-      <w:hyperlink r:id="rId24" w:history="1">
+      <w:hyperlink r:id="rId25" w:history="1">
         <w:r>
           <w:rPr>
             <w:rStyle w:val="Hyperlink"/>
@@ -6278,7 +6369,6 @@
           <w:sz w:val="28"/>
           <w:szCs w:val="28"/>
         </w:rPr>
-        <w:lastRenderedPageBreak/>
         <w:t>´</w:t>
       </w:r>
       <w:proofErr w:type="spellStart"/>
@@ -6584,7 +6674,7 @@
       </w:r>
     </w:p>
     <w:p>
-      <w:hyperlink r:id="rId25" w:history="1">
+      <w:hyperlink r:id="rId26" w:history="1">
         <w:r>
           <w:rPr>
             <w:rStyle w:val="Hyperlink"/>
@@ -6917,7 +7007,7 @@
           <w:bottom w:val="single" w:sz="6" w:space="1" w:color="auto"/>
         </w:pBdr>
       </w:pPr>
-      <w:hyperlink r:id="rId26" w:history="1">
+      <w:hyperlink r:id="rId27" w:history="1">
         <w:r>
           <w:rPr>
             <w:rStyle w:val="Hyperlink"/>
@@ -7560,7 +7650,7 @@
       </w:r>
     </w:p>
     <w:p>
-      <w:hyperlink r:id="rId27" w:history="1">
+      <w:hyperlink r:id="rId28" w:history="1">
         <w:r>
           <w:rPr>
             <w:rStyle w:val="Hyperlink"/>
@@ -7875,6 +7965,7 @@
     </w:p>
     <w:p>
       <w:r>
+        <w:lastRenderedPageBreak/>
         <w:t>"</w:t>
       </w:r>
       <w:proofErr w:type="spellStart"/>
@@ -8095,7 +8186,7 @@
       <w:r>
         <w:br/>
       </w:r>
-      <w:hyperlink r:id="rId28" w:history="1">
+      <w:hyperlink r:id="rId29" w:history="1">
         <w:r>
           <w:rPr>
             <w:rStyle w:val="Hyperlink"/>
@@ -8129,7 +8220,6 @@
           <w:sz w:val="28"/>
           <w:szCs w:val="28"/>
         </w:rPr>
-        <w:lastRenderedPageBreak/>
         <w:t>Derivation</w:t>
       </w:r>
       <w:proofErr w:type="spellEnd"/>
@@ -8571,7 +8661,7 @@
       </w:r>
     </w:p>
     <w:p>
-      <w:hyperlink r:id="rId29" w:history="1">
+      <w:hyperlink r:id="rId30" w:history="1">
         <w:r>
           <w:rPr>
             <w:rStyle w:val="Hyperlink"/>
@@ -9288,7 +9378,7 @@
       </w:r>
     </w:p>
     <w:p>
-      <w:hyperlink r:id="rId30" w:history="1">
+      <w:hyperlink r:id="rId31" w:history="1">
         <w:r>
           <w:rPr>
             <w:rStyle w:val="Hyperlink"/>
@@ -9604,7 +9694,7 @@
       <w:r>
         <w:br/>
       </w:r>
-      <w:hyperlink r:id="rId31" w:history="1">
+      <w:hyperlink r:id="rId32" w:history="1">
         <w:r>
           <w:rPr>
             <w:rStyle w:val="Hyperlink"/>
@@ -9618,7 +9708,7 @@
       <w:r>
         <w:br/>
       </w:r>
-      <w:hyperlink r:id="rId32" w:history="1">
+      <w:hyperlink r:id="rId33" w:history="1">
         <w:r>
           <w:rPr>
             <w:rStyle w:val="Hyperlink"/>
@@ -9720,6 +9810,7 @@
     </w:p>
     <w:p>
       <w:r>
+        <w:lastRenderedPageBreak/>
         <w:t>"</w:t>
       </w:r>
       <w:proofErr w:type="spellStart"/>
@@ -9936,7 +10027,7 @@
       </w:r>
     </w:p>
     <w:p>
-      <w:hyperlink r:id="rId33" w:history="1">
+      <w:hyperlink r:id="rId34" w:history="1">
         <w:r>
           <w:rPr>
             <w:rStyle w:val="Hyperlink"/>
@@ -10281,7 +10372,7 @@
       </w:r>
     </w:p>
     <w:p>
-      <w:hyperlink r:id="rId34" w:history="1">
+      <w:hyperlink r:id="rId35" w:history="1">
         <w:r>
           <w:rPr>
             <w:rStyle w:val="Hyperlink"/>
@@ -10595,7 +10686,7 @@
       </w:r>
     </w:p>
     <w:p>
-      <w:hyperlink r:id="rId35" w:history="1">
+      <w:hyperlink r:id="rId36" w:history="1">
         <w:r>
           <w:rPr>
             <w:rStyle w:val="Hyperlink"/>
@@ -10686,7 +10777,7 @@
       </w:r>
     </w:p>
     <w:p>
-      <w:hyperlink r:id="rId36" w:history="1">
+      <w:hyperlink r:id="rId37" w:history="1">
         <w:r>
           <w:rPr>
             <w:rStyle w:val="Hyperlink"/>
@@ -10925,7 +11016,7 @@
       </w:r>
     </w:p>
     <w:p>
-      <w:hyperlink r:id="rId37" w:history="1">
+      <w:hyperlink r:id="rId38" w:history="1">
         <w:r>
           <w:rPr>
             <w:rStyle w:val="Hyperlink"/>
@@ -11018,7 +11109,7 @@
       <w:r>
         <w:br/>
       </w:r>
-      <w:hyperlink r:id="rId38" w:history="1">
+      <w:hyperlink r:id="rId39" w:history="1">
         <w:r>
           <w:rPr>
             <w:rStyle w:val="Hyperlink"/>
@@ -11178,7 +11269,7 @@
       </w:r>
     </w:p>
     <w:p>
-      <w:hyperlink r:id="rId39" w:history="1">
+      <w:hyperlink r:id="rId40" w:history="1">
         <w:r>
           <w:rPr>
             <w:rStyle w:val="Hyperlink"/>
@@ -11194,7 +11285,7 @@
       <w:r>
         <w:br/>
       </w:r>
-      <w:hyperlink r:id="rId40" w:history="1">
+      <w:hyperlink r:id="rId41" w:history="1">
         <w:r>
           <w:rPr>
             <w:rStyle w:val="Hyperlink"/>
@@ -11224,7 +11315,7 @@
       <w:r>
         <w:t xml:space="preserve"> </w:t>
       </w:r>
-      <w:hyperlink r:id="rId41" w:history="1">
+      <w:hyperlink r:id="rId42" w:history="1">
         <w:r>
           <w:rPr>
             <w:rStyle w:val="Hyperlink"/>
@@ -11299,7 +11390,7 @@
       <w:r>
         <w:t xml:space="preserve">: </w:t>
       </w:r>
-      <w:hyperlink r:id="rId42" w:history="1">
+      <w:hyperlink r:id="rId43" w:history="1">
         <w:r>
           <w:rPr>
             <w:rStyle w:val="Hyperlink"/>
@@ -12023,6 +12114,7 @@
   <w:style w:type="character" w:default="1" w:styleId="Fontepargpadro">
     <w:name w:val="Default Paragraph Font"/>
     <w:uiPriority w:val="1"/>
+    <w:semiHidden/>
     <w:unhideWhenUsed/>
   </w:style>
   <w:style w:type="table" w:default="1" w:styleId="Tabelanormal">

--- a/Articles.docx
+++ b/Articles.docx
@@ -642,18 +642,10 @@
         <w:t xml:space="preserve">Short </w:t>
       </w:r>
       <w:r>
-        <w:t xml:space="preserve">  </w:t>
-      </w:r>
-      <w:proofErr w:type="gramStart"/>
-      <w:r>
-        <w:t xml:space="preserve">   </w:t>
-      </w:r>
-      <w:r>
-        <w:t>(</w:t>
-      </w:r>
-      <w:proofErr w:type="gramEnd"/>
-      <w:r>
-        <w:t xml:space="preserve">6min):    </w:t>
+        <w:t xml:space="preserve">     </w:t>
+      </w:r>
+      <w:r>
+        <w:t xml:space="preserve">(6min):    </w:t>
       </w:r>
       <w:hyperlink r:id="rId7" w:history="1">
         <w:r>
@@ -694,18 +686,10 @@
         <w:t xml:space="preserve"> </w:t>
       </w:r>
       <w:r>
-        <w:t xml:space="preserve">   </w:t>
-      </w:r>
-      <w:proofErr w:type="gramStart"/>
-      <w:r>
-        <w:t xml:space="preserve">   </w:t>
-      </w:r>
-      <w:r>
-        <w:t>(</w:t>
-      </w:r>
-      <w:proofErr w:type="gramEnd"/>
-      <w:r>
-        <w:t xml:space="preserve">51min):  </w:t>
+        <w:t xml:space="preserve">      </w:t>
+      </w:r>
+      <w:r>
+        <w:t xml:space="preserve">(51min):  </w:t>
       </w:r>
       <w:hyperlink r:id="rId9" w:history="1">
         <w:r>
@@ -772,7 +756,6 @@
         <w:t xml:space="preserve"> </w:t>
       </w:r>
       <w:proofErr w:type="spellStart"/>
-      <w:proofErr w:type="gramStart"/>
       <w:r>
         <w:t>summary</w:t>
       </w:r>
@@ -783,7 +766,6 @@
       <w:r>
         <w:t>:</w:t>
       </w:r>
-      <w:proofErr w:type="gramEnd"/>
     </w:p>
     <w:p>
       <w:r>
@@ -815,8 +797,6 @@
       </w:r>
       <w:r>
         <w:br/>
-      </w:r>
-      <w:r>
         <w:t xml:space="preserve">VID2: </w:t>
       </w:r>
       <w:proofErr w:type="spellStart"/>
@@ -834,8 +814,6 @@
       <w:proofErr w:type="spellEnd"/>
       <w:r>
         <w:br/>
-      </w:r>
-      <w:r>
         <w:t xml:space="preserve">VID3: </w:t>
       </w:r>
       <w:proofErr w:type="spellStart"/>
@@ -855,6 +833,56 @@
         <w:br/>
       </w:r>
       <w:r>
+        <w:t>VID4: A Review</w:t>
+      </w:r>
+      <w:r>
+        <w:br/>
+      </w:r>
+      <w:r>
+        <w:t xml:space="preserve">VID5: DUT + </w:t>
+      </w:r>
+      <w:proofErr w:type="spellStart"/>
+      <w:r>
+        <w:t>Jocaxian</w:t>
+      </w:r>
+      <w:proofErr w:type="spellEnd"/>
+      <w:r>
+        <w:t xml:space="preserve"> </w:t>
+      </w:r>
+      <w:proofErr w:type="spellStart"/>
+      <w:r>
+        <w:t>Nothingness</w:t>
+      </w:r>
+      <w:proofErr w:type="spellEnd"/>
+      <w:r>
+        <w:br/>
+      </w:r>
+      <w:r>
+        <w:t xml:space="preserve">VID6: FAQ - </w:t>
+      </w:r>
+      <w:proofErr w:type="spellStart"/>
+      <w:r>
+        <w:t>Frequent</w:t>
+      </w:r>
+      <w:proofErr w:type="spellEnd"/>
+      <w:r>
+        <w:t xml:space="preserve"> </w:t>
+      </w:r>
+      <w:proofErr w:type="spellStart"/>
+      <w:r>
+        <w:t>Asked</w:t>
+      </w:r>
+      <w:proofErr w:type="spellEnd"/>
+      <w:r>
+        <w:t xml:space="preserve"> </w:t>
+      </w:r>
+      <w:proofErr w:type="spellStart"/>
+      <w:r>
+        <w:t>Question</w:t>
+      </w:r>
+      <w:proofErr w:type="spellEnd"/>
+      <w:r>
+        <w:br/>
         <w:t>--------------------------</w:t>
       </w:r>
     </w:p>
@@ -869,8 +897,6 @@
       </w:r>
       <w:r>
         <w:br/>
-      </w:r>
-      <w:r>
         <w:t>VID1:</w:t>
       </w:r>
       <w:hyperlink r:id="rId10" w:history="1">
@@ -905,8 +931,6 @@
       </w:hyperlink>
       <w:r>
         <w:br/>
-      </w:r>
-      <w:r>
         <w:t>VID2:</w:t>
       </w:r>
       <w:hyperlink r:id="rId11" w:history="1">
@@ -933,8 +957,6 @@
       </w:hyperlink>
       <w:r>
         <w:br/>
-      </w:r>
-      <w:r>
         <w:t>VID3:</w:t>
       </w:r>
       <w:hyperlink r:id="rId12" w:history="1">
@@ -971,6 +993,96 @@
         <w:br/>
       </w:r>
       <w:r>
+        <w:t>VID4:</w:t>
+      </w:r>
+      <w:hyperlink r:id="rId13" w:history="1">
+        <w:r>
+          <w:rPr>
+            <w:rStyle w:val="Hyperlink"/>
+          </w:rPr>
+          <w:t>youtube.com/</w:t>
+        </w:r>
+        <w:proofErr w:type="spellStart"/>
+        <w:r>
+          <w:rPr>
+            <w:rStyle w:val="Hyperlink"/>
+          </w:rPr>
+          <w:t>watch?v</w:t>
+        </w:r>
+        <w:proofErr w:type="spellEnd"/>
+        <w:r>
+          <w:rPr>
+            <w:rStyle w:val="Hyperlink"/>
+          </w:rPr>
+          <w:t>=O5qmpoyv-oo</w:t>
+        </w:r>
+      </w:hyperlink>
+      <w:r>
+        <w:br/>
+      </w:r>
+      <w:r>
+        <w:t>VID5:</w:t>
+      </w:r>
+      <w:hyperlink r:id="rId14" w:history="1">
+        <w:r>
+          <w:rPr>
+            <w:rStyle w:val="Hyperlink"/>
+          </w:rPr>
+          <w:t>youtube.com/</w:t>
+        </w:r>
+        <w:proofErr w:type="spellStart"/>
+        <w:r>
+          <w:rPr>
+            <w:rStyle w:val="Hyperlink"/>
+          </w:rPr>
+          <w:t>watch?v</w:t>
+        </w:r>
+        <w:proofErr w:type="spellEnd"/>
+        <w:r>
+          <w:rPr>
+            <w:rStyle w:val="Hyperlink"/>
+          </w:rPr>
+          <w:t>=</w:t>
+        </w:r>
+        <w:proofErr w:type="spellStart"/>
+        <w:r>
+          <w:rPr>
+            <w:rStyle w:val="Hyperlink"/>
+          </w:rPr>
+          <w:t>qESWYMFfxOc</w:t>
+        </w:r>
+        <w:proofErr w:type="spellEnd"/>
+      </w:hyperlink>
+      <w:r>
+        <w:br/>
+      </w:r>
+      <w:r>
+        <w:t>VID6:</w:t>
+      </w:r>
+      <w:hyperlink r:id="rId15" w:history="1">
+        <w:r>
+          <w:rPr>
+            <w:rStyle w:val="Hyperlink"/>
+          </w:rPr>
+          <w:t>youtube.com/</w:t>
+        </w:r>
+        <w:proofErr w:type="spellStart"/>
+        <w:r>
+          <w:rPr>
+            <w:rStyle w:val="Hyperlink"/>
+          </w:rPr>
+          <w:t>watch?v</w:t>
+        </w:r>
+        <w:proofErr w:type="spellEnd"/>
+        <w:r>
+          <w:rPr>
+            <w:rStyle w:val="Hyperlink"/>
+          </w:rPr>
+          <w:t>=z8fweGEfaVI</w:t>
+        </w:r>
+      </w:hyperlink>
+      <w:r>
+        <w:br/>
         <w:t>--------------------------</w:t>
       </w:r>
       <w:r>
@@ -983,11 +1095,9 @@
       <w:proofErr w:type="spellEnd"/>
       <w:r>
         <w:br/>
-      </w:r>
-      <w:r>
         <w:t>VID1:</w:t>
       </w:r>
-      <w:hyperlink r:id="rId13" w:history="1">
+      <w:hyperlink r:id="rId16" w:history="1">
         <w:r>
           <w:rPr>
             <w:rStyle w:val="Hyperlink"/>
@@ -1011,11 +1121,9 @@
       </w:hyperlink>
       <w:r>
         <w:br/>
-      </w:r>
-      <w:r>
         <w:t>VID2:</w:t>
       </w:r>
-      <w:hyperlink r:id="rId14" w:history="1">
+      <w:hyperlink r:id="rId17" w:history="1">
         <w:r>
           <w:rPr>
             <w:rStyle w:val="Hyperlink"/>
@@ -1039,11 +1147,9 @@
       </w:hyperlink>
       <w:r>
         <w:br/>
-      </w:r>
-      <w:r>
         <w:t>VID3:</w:t>
       </w:r>
-      <w:hyperlink r:id="rId15" w:history="1">
+      <w:hyperlink r:id="rId18" w:history="1">
         <w:r>
           <w:rPr>
             <w:rStyle w:val="Hyperlink"/>
@@ -1069,21 +1175,107 @@
         <w:br/>
       </w:r>
       <w:r>
+        <w:t>VID4:</w:t>
+      </w:r>
+      <w:hyperlink r:id="rId19" w:history="1">
+        <w:r>
+          <w:rPr>
+            <w:rStyle w:val="Hyperlink"/>
+          </w:rPr>
+          <w:t>youtube.com/</w:t>
+        </w:r>
+        <w:proofErr w:type="spellStart"/>
+        <w:r>
+          <w:rPr>
+            <w:rStyle w:val="Hyperlink"/>
+          </w:rPr>
+          <w:t>watch?v</w:t>
+        </w:r>
+        <w:proofErr w:type="spellEnd"/>
+        <w:r>
+          <w:rPr>
+            <w:rStyle w:val="Hyperlink"/>
+          </w:rPr>
+          <w:t>=</w:t>
+        </w:r>
+        <w:proofErr w:type="spellStart"/>
+        <w:r>
+          <w:rPr>
+            <w:rStyle w:val="Hyperlink"/>
+          </w:rPr>
+          <w:t>HvehECmmtTw</w:t>
+        </w:r>
+        <w:proofErr w:type="spellEnd"/>
+      </w:hyperlink>
+      <w:r>
+        <w:br/>
+      </w:r>
+      <w:r>
+        <w:t>VID5:</w:t>
+      </w:r>
+      <w:hyperlink r:id="rId20" w:history="1">
+        <w:r>
+          <w:rPr>
+            <w:rStyle w:val="Hyperlink"/>
+          </w:rPr>
+          <w:t>youtube.com/</w:t>
+        </w:r>
+        <w:proofErr w:type="spellStart"/>
+        <w:r>
+          <w:rPr>
+            <w:rStyle w:val="Hyperlink"/>
+          </w:rPr>
+          <w:t>watch?v</w:t>
+        </w:r>
+        <w:proofErr w:type="spellEnd"/>
+        <w:r>
+          <w:rPr>
+            <w:rStyle w:val="Hyperlink"/>
+          </w:rPr>
+          <w:t>=Y3B8us7zdUw</w:t>
+        </w:r>
+      </w:hyperlink>
+      <w:r>
+        <w:br/>
+      </w:r>
+      <w:r>
+        <w:t>VID6:</w:t>
+      </w:r>
+      <w:hyperlink r:id="rId21" w:history="1">
+        <w:r>
+          <w:rPr>
+            <w:rStyle w:val="Hyperlink"/>
+          </w:rPr>
+          <w:t>youtube.com/</w:t>
+        </w:r>
+        <w:proofErr w:type="spellStart"/>
+        <w:r>
+          <w:rPr>
+            <w:rStyle w:val="Hyperlink"/>
+          </w:rPr>
+          <w:t>watch?v</w:t>
+        </w:r>
+        <w:proofErr w:type="spellEnd"/>
+        <w:r>
+          <w:rPr>
+            <w:rStyle w:val="Hyperlink"/>
+          </w:rPr>
+          <w:t>=_k8xsKss1wg</w:t>
+        </w:r>
+      </w:hyperlink>
+      <w:r>
+        <w:br/>
         <w:t>---------------------------</w:t>
       </w:r>
       <w:r>
         <w:br/>
-      </w:r>
-      <w:r>
         <w:t>Espanhol</w:t>
       </w:r>
       <w:r>
         <w:br/>
-      </w:r>
-      <w:r>
         <w:t>VID1:</w:t>
       </w:r>
-      <w:hyperlink r:id="rId16" w:history="1">
+      <w:hyperlink r:id="rId22" w:history="1">
         <w:r>
           <w:rPr>
             <w:rStyle w:val="Hyperlink"/>
@@ -1115,11 +1307,9 @@
       </w:hyperlink>
       <w:r>
         <w:br/>
-      </w:r>
-      <w:r>
         <w:t>VID2:</w:t>
       </w:r>
-      <w:hyperlink r:id="rId17" w:history="1">
+      <w:hyperlink r:id="rId23" w:history="1">
         <w:r>
           <w:rPr>
             <w:rStyle w:val="Hyperlink"/>
@@ -1143,11 +1333,9 @@
       </w:hyperlink>
       <w:r>
         <w:br/>
-      </w:r>
-      <w:r>
         <w:t>VID3:</w:t>
       </w:r>
-      <w:hyperlink r:id="rId18" w:history="1">
+      <w:hyperlink r:id="rId24" w:history="1">
         <w:r>
           <w:rPr>
             <w:rStyle w:val="Hyperlink"/>
@@ -1171,23 +1359,17 @@
       </w:hyperlink>
       <w:r>
         <w:br/>
-      </w:r>
-      <w:r>
         <w:t>---------------------------</w:t>
       </w:r>
       <w:r>
         <w:br/>
-      </w:r>
-      <w:r>
         <w:t>Frances</w:t>
       </w:r>
       <w:r>
         <w:br/>
-      </w:r>
-      <w:r>
         <w:t>VID1:</w:t>
       </w:r>
-      <w:hyperlink r:id="rId19" w:history="1">
+      <w:hyperlink r:id="rId25" w:history="1">
         <w:r>
           <w:rPr>
             <w:rStyle w:val="Hyperlink"/>
@@ -1211,11 +1393,9 @@
       </w:hyperlink>
       <w:r>
         <w:br/>
-      </w:r>
-      <w:r>
         <w:t>VID2:</w:t>
       </w:r>
-      <w:hyperlink r:id="rId20" w:history="1">
+      <w:hyperlink r:id="rId26" w:history="1">
         <w:r>
           <w:rPr>
             <w:rStyle w:val="Hyperlink"/>
@@ -1239,11 +1419,9 @@
       </w:hyperlink>
       <w:r>
         <w:br/>
-      </w:r>
-      <w:r>
         <w:t>VID3:</w:t>
       </w:r>
-      <w:hyperlink r:id="rId21" w:history="1">
+      <w:hyperlink r:id="rId27" w:history="1">
         <w:r>
           <w:rPr>
             <w:rStyle w:val="Hyperlink"/>
@@ -1269,6 +1447,7 @@
         <w:br/>
       </w:r>
     </w:p>
+    <w:p/>
     <w:p>
       <w:pPr>
         <w:pBdr>
@@ -1343,9 +1522,9 @@
           <w:sz w:val="28"/>
           <w:szCs w:val="28"/>
         </w:rPr>
+        <w:lastRenderedPageBreak/>
         <w:t>(</w:t>
       </w:r>
-      <w:proofErr w:type="gramStart"/>
       <w:r>
         <w:rPr>
           <w:b/>
@@ -1378,7 +1557,6 @@
         <w:t>Observational</w:t>
       </w:r>
       <w:proofErr w:type="spellEnd"/>
-      <w:proofErr w:type="gramEnd"/>
       <w:r>
         <w:rPr>
           <w:b/>
@@ -2030,7 +2208,7 @@
       </w:r>
     </w:p>
     <w:p>
-      <w:hyperlink r:id="rId22" w:history="1">
+      <w:hyperlink r:id="rId28" w:history="1">
         <w:r>
           <w:rPr>
             <w:rStyle w:val="Hyperlink"/>
@@ -2062,25 +2240,11 @@
         <w:rPr>
           <w:b/>
           <w:bCs/>
+          <w:color w:val="00B0F0"/>
           <w:sz w:val="28"/>
           <w:szCs w:val="28"/>
         </w:rPr>
       </w:pPr>
-    </w:p>
-    <w:p>
-      <w:pPr>
-        <w:pBdr>
-          <w:top w:val="single" w:sz="6" w:space="1" w:color="auto"/>
-          <w:bottom w:val="single" w:sz="6" w:space="1" w:color="auto"/>
-        </w:pBdr>
-        <w:rPr>
-          <w:b/>
-          <w:bCs/>
-          <w:color w:val="00B0F0"/>
-          <w:sz w:val="28"/>
-          <w:szCs w:val="28"/>
-        </w:rPr>
-      </w:pPr>
       <w:r>
         <w:rPr>
           <w:b/>
@@ -2091,7 +2255,6 @@
         </w:rPr>
         <w:t>(</w:t>
       </w:r>
-      <w:proofErr w:type="gramStart"/>
       <w:r>
         <w:rPr>
           <w:b/>
@@ -2124,7 +2287,6 @@
         <w:t>Decreasing</w:t>
       </w:r>
       <w:proofErr w:type="spellEnd"/>
-      <w:proofErr w:type="gramEnd"/>
       <w:r>
         <w:rPr>
           <w:b/>
@@ -2591,14 +2753,12 @@
         <w:t>explosions</w:t>
       </w:r>
       <w:proofErr w:type="spellEnd"/>
-      <w:proofErr w:type="gramStart"/>
       <w:r>
         <w:t>.”</w:t>
       </w:r>
       <w:r>
         <w:t>(</w:t>
       </w:r>
-      <w:proofErr w:type="gramEnd"/>
       <w:r>
         <w:rPr>
           <w:color w:val="C00000"/>
@@ -2616,7 +2776,7 @@
           <w:bottom w:val="single" w:sz="6" w:space="1" w:color="auto"/>
         </w:pBdr>
       </w:pPr>
-      <w:hyperlink r:id="rId23" w:history="1">
+      <w:hyperlink r:id="rId29" w:history="1">
         <w:r>
           <w:rPr>
             <w:rStyle w:val="Hyperlink"/>
@@ -2632,7 +2792,7 @@
           <w:bottom w:val="single" w:sz="6" w:space="1" w:color="auto"/>
         </w:pBdr>
       </w:pPr>
-      <w:hyperlink r:id="rId24" w:history="1">
+      <w:hyperlink r:id="rId30" w:history="1">
         <w:r>
           <w:rPr>
             <w:rStyle w:val="Hyperlink"/>
@@ -2650,6 +2810,942 @@
       </w:pPr>
     </w:p>
     <w:p>
+      <w:pPr>
+        <w:pBdr>
+          <w:top w:val="single" w:sz="6" w:space="1" w:color="auto"/>
+          <w:bottom w:val="single" w:sz="6" w:space="1" w:color="auto"/>
+        </w:pBdr>
+        <w:rPr>
+          <w:b/>
+          <w:bCs/>
+          <w:color w:val="0070C0"/>
+        </w:rPr>
+      </w:pPr>
+      <w:r>
+        <w:rPr>
+          <w:b/>
+          <w:bCs/>
+          <w:color w:val="0070C0"/>
+          <w:sz w:val="28"/>
+          <w:szCs w:val="28"/>
+        </w:rPr>
+        <w:t xml:space="preserve">DUT FAQ: </w:t>
+      </w:r>
+      <w:proofErr w:type="spellStart"/>
+      <w:r>
+        <w:rPr>
+          <w:b/>
+          <w:bCs/>
+          <w:color w:val="0070C0"/>
+          <w:sz w:val="28"/>
+          <w:szCs w:val="28"/>
+        </w:rPr>
+        <w:t>Frequently</w:t>
+      </w:r>
+      <w:proofErr w:type="spellEnd"/>
+      <w:r>
+        <w:rPr>
+          <w:b/>
+          <w:bCs/>
+          <w:color w:val="0070C0"/>
+          <w:sz w:val="28"/>
+          <w:szCs w:val="28"/>
+        </w:rPr>
+        <w:t xml:space="preserve"> </w:t>
+      </w:r>
+      <w:proofErr w:type="spellStart"/>
+      <w:r>
+        <w:rPr>
+          <w:b/>
+          <w:bCs/>
+          <w:color w:val="0070C0"/>
+          <w:sz w:val="28"/>
+          <w:szCs w:val="28"/>
+        </w:rPr>
+        <w:t>Asked</w:t>
+      </w:r>
+      <w:proofErr w:type="spellEnd"/>
+      <w:r>
+        <w:rPr>
+          <w:b/>
+          <w:bCs/>
+          <w:color w:val="0070C0"/>
+          <w:sz w:val="28"/>
+          <w:szCs w:val="28"/>
+        </w:rPr>
+        <w:t xml:space="preserve"> </w:t>
+      </w:r>
+      <w:proofErr w:type="spellStart"/>
+      <w:r>
+        <w:rPr>
+          <w:b/>
+          <w:bCs/>
+          <w:color w:val="0070C0"/>
+          <w:sz w:val="28"/>
+          <w:szCs w:val="28"/>
+        </w:rPr>
+        <w:t>Questions</w:t>
+      </w:r>
+      <w:proofErr w:type="spellEnd"/>
+      <w:r>
+        <w:rPr>
+          <w:b/>
+          <w:bCs/>
+          <w:color w:val="0070C0"/>
+          <w:sz w:val="28"/>
+          <w:szCs w:val="28"/>
+        </w:rPr>
+        <w:t xml:space="preserve"> </w:t>
+      </w:r>
+      <w:proofErr w:type="spellStart"/>
+      <w:r>
+        <w:rPr>
+          <w:b/>
+          <w:bCs/>
+          <w:color w:val="0070C0"/>
+          <w:sz w:val="28"/>
+          <w:szCs w:val="28"/>
+        </w:rPr>
+        <w:t>about</w:t>
+      </w:r>
+      <w:proofErr w:type="spellEnd"/>
+      <w:r>
+        <w:rPr>
+          <w:b/>
+          <w:bCs/>
+          <w:color w:val="0070C0"/>
+          <w:sz w:val="28"/>
+          <w:szCs w:val="28"/>
+        </w:rPr>
+        <w:t xml:space="preserve"> </w:t>
+      </w:r>
+      <w:proofErr w:type="spellStart"/>
+      <w:r>
+        <w:rPr>
+          <w:b/>
+          <w:bCs/>
+          <w:color w:val="0070C0"/>
+          <w:sz w:val="28"/>
+          <w:szCs w:val="28"/>
+        </w:rPr>
+        <w:t>the</w:t>
+      </w:r>
+      <w:proofErr w:type="spellEnd"/>
+      <w:r>
+        <w:rPr>
+          <w:b/>
+          <w:bCs/>
+          <w:color w:val="0070C0"/>
+          <w:sz w:val="28"/>
+          <w:szCs w:val="28"/>
+        </w:rPr>
+        <w:t xml:space="preserve"> "</w:t>
+      </w:r>
+      <w:proofErr w:type="spellStart"/>
+      <w:r>
+        <w:rPr>
+          <w:b/>
+          <w:bCs/>
+          <w:color w:val="0070C0"/>
+          <w:sz w:val="28"/>
+          <w:szCs w:val="28"/>
+        </w:rPr>
+        <w:t>Decreasing</w:t>
+      </w:r>
+      <w:proofErr w:type="spellEnd"/>
+      <w:r>
+        <w:rPr>
+          <w:b/>
+          <w:bCs/>
+          <w:color w:val="0070C0"/>
+          <w:sz w:val="28"/>
+          <w:szCs w:val="28"/>
+        </w:rPr>
+        <w:t xml:space="preserve"> Universe </w:t>
+      </w:r>
+      <w:proofErr w:type="spellStart"/>
+      <w:r>
+        <w:rPr>
+          <w:b/>
+          <w:bCs/>
+          <w:color w:val="0070C0"/>
+          <w:sz w:val="28"/>
+          <w:szCs w:val="28"/>
+        </w:rPr>
+        <w:t>Theory</w:t>
+      </w:r>
+      <w:proofErr w:type="spellEnd"/>
+      <w:r>
+        <w:rPr>
+          <w:b/>
+          <w:bCs/>
+          <w:color w:val="0070C0"/>
+          <w:sz w:val="28"/>
+          <w:szCs w:val="28"/>
+        </w:rPr>
+        <w:t>"</w:t>
+      </w:r>
+    </w:p>
+    <w:p>
+      <w:pPr>
+        <w:pBdr>
+          <w:top w:val="single" w:sz="6" w:space="1" w:color="auto"/>
+          <w:bottom w:val="single" w:sz="6" w:space="1" w:color="auto"/>
+        </w:pBdr>
+      </w:pPr>
+      <w:r>
+        <w:t>“</w:t>
+      </w:r>
+      <w:proofErr w:type="spellStart"/>
+      <w:r>
+        <w:t>This</w:t>
+      </w:r>
+      <w:proofErr w:type="spellEnd"/>
+      <w:r>
+        <w:t xml:space="preserve"> </w:t>
+      </w:r>
+      <w:proofErr w:type="spellStart"/>
+      <w:r>
+        <w:t>document</w:t>
+      </w:r>
+      <w:proofErr w:type="spellEnd"/>
+      <w:r>
+        <w:t xml:space="preserve"> </w:t>
+      </w:r>
+      <w:proofErr w:type="spellStart"/>
+      <w:r>
+        <w:t>presents</w:t>
+      </w:r>
+      <w:proofErr w:type="spellEnd"/>
+      <w:r>
+        <w:t xml:space="preserve"> </w:t>
+      </w:r>
+      <w:proofErr w:type="spellStart"/>
+      <w:r>
+        <w:t>the</w:t>
+      </w:r>
+      <w:proofErr w:type="spellEnd"/>
+      <w:r>
+        <w:t xml:space="preserve"> </w:t>
+      </w:r>
+      <w:proofErr w:type="spellStart"/>
+      <w:r>
+        <w:t>fundamentals</w:t>
+      </w:r>
+      <w:proofErr w:type="spellEnd"/>
+      <w:r>
+        <w:t xml:space="preserve"> </w:t>
+      </w:r>
+      <w:proofErr w:type="spellStart"/>
+      <w:r>
+        <w:t>of</w:t>
+      </w:r>
+      <w:proofErr w:type="spellEnd"/>
+      <w:r>
+        <w:t xml:space="preserve"> </w:t>
+      </w:r>
+      <w:proofErr w:type="spellStart"/>
+      <w:r>
+        <w:t>the</w:t>
+      </w:r>
+      <w:proofErr w:type="spellEnd"/>
+      <w:r>
+        <w:t xml:space="preserve"> </w:t>
+      </w:r>
+      <w:proofErr w:type="spellStart"/>
+      <w:r>
+        <w:t>Decreasing</w:t>
+      </w:r>
+      <w:proofErr w:type="spellEnd"/>
+      <w:r>
+        <w:t xml:space="preserve"> Universe </w:t>
+      </w:r>
+      <w:proofErr w:type="spellStart"/>
+      <w:r>
+        <w:t>Theory</w:t>
+      </w:r>
+      <w:proofErr w:type="spellEnd"/>
+      <w:r>
+        <w:t xml:space="preserve"> (DUT), </w:t>
+      </w:r>
+      <w:proofErr w:type="spellStart"/>
+      <w:r>
+        <w:t>proposing</w:t>
+      </w:r>
+      <w:proofErr w:type="spellEnd"/>
+      <w:r>
+        <w:t xml:space="preserve"> </w:t>
+      </w:r>
+      <w:proofErr w:type="spellStart"/>
+      <w:r>
+        <w:t>that</w:t>
+      </w:r>
+      <w:proofErr w:type="spellEnd"/>
+      <w:r>
+        <w:t xml:space="preserve"> </w:t>
+      </w:r>
+      <w:proofErr w:type="spellStart"/>
+      <w:r>
+        <w:t>the</w:t>
+      </w:r>
+      <w:proofErr w:type="spellEnd"/>
+      <w:r>
+        <w:t xml:space="preserve"> </w:t>
+      </w:r>
+      <w:proofErr w:type="spellStart"/>
+      <w:r>
+        <w:t>origin</w:t>
+      </w:r>
+      <w:proofErr w:type="spellEnd"/>
+      <w:r>
+        <w:t xml:space="preserve"> </w:t>
+      </w:r>
+      <w:proofErr w:type="spellStart"/>
+      <w:r>
+        <w:t>of</w:t>
+      </w:r>
+      <w:proofErr w:type="spellEnd"/>
+      <w:r>
+        <w:t xml:space="preserve"> </w:t>
+      </w:r>
+      <w:proofErr w:type="spellStart"/>
+      <w:r>
+        <w:t>everything</w:t>
+      </w:r>
+      <w:proofErr w:type="spellEnd"/>
+      <w:r>
+        <w:t xml:space="preserve"> lies in </w:t>
+      </w:r>
+      <w:proofErr w:type="spellStart"/>
+      <w:r>
+        <w:t>the</w:t>
+      </w:r>
+      <w:proofErr w:type="spellEnd"/>
+      <w:r>
+        <w:t xml:space="preserve"> </w:t>
+      </w:r>
+      <w:proofErr w:type="spellStart"/>
+      <w:r>
+        <w:t>concept</w:t>
+      </w:r>
+      <w:proofErr w:type="spellEnd"/>
+      <w:r>
+        <w:t xml:space="preserve"> </w:t>
+      </w:r>
+      <w:proofErr w:type="spellStart"/>
+      <w:r>
+        <w:t>of</w:t>
+      </w:r>
+      <w:proofErr w:type="spellEnd"/>
+      <w:r>
+        <w:t xml:space="preserve"> "</w:t>
+      </w:r>
+      <w:proofErr w:type="spellStart"/>
+      <w:r>
+        <w:t>Jocaxian</w:t>
+      </w:r>
+      <w:proofErr w:type="spellEnd"/>
+      <w:r>
+        <w:t xml:space="preserve"> </w:t>
+      </w:r>
+      <w:proofErr w:type="spellStart"/>
+      <w:r>
+        <w:t>Nothingness</w:t>
+      </w:r>
+      <w:proofErr w:type="spellEnd"/>
+      <w:r>
+        <w:t xml:space="preserve">" </w:t>
+      </w:r>
+      <w:proofErr w:type="spellStart"/>
+      <w:r>
+        <w:t>rather</w:t>
+      </w:r>
+      <w:proofErr w:type="spellEnd"/>
+      <w:r>
+        <w:t xml:space="preserve"> </w:t>
+      </w:r>
+      <w:proofErr w:type="spellStart"/>
+      <w:r>
+        <w:t>than</w:t>
+      </w:r>
+      <w:proofErr w:type="spellEnd"/>
+      <w:r>
+        <w:t xml:space="preserve"> </w:t>
+      </w:r>
+      <w:proofErr w:type="spellStart"/>
+      <w:r>
+        <w:t>the</w:t>
+      </w:r>
+      <w:proofErr w:type="spellEnd"/>
+      <w:r>
+        <w:t xml:space="preserve"> </w:t>
+      </w:r>
+      <w:proofErr w:type="spellStart"/>
+      <w:r>
+        <w:t>traditional</w:t>
+      </w:r>
+      <w:proofErr w:type="spellEnd"/>
+      <w:r>
+        <w:t xml:space="preserve"> Big </w:t>
+      </w:r>
+      <w:proofErr w:type="spellStart"/>
+      <w:r>
+        <w:t>Bang</w:t>
+      </w:r>
+      <w:proofErr w:type="spellEnd"/>
+      <w:r>
+        <w:t xml:space="preserve">. The central </w:t>
+      </w:r>
+      <w:proofErr w:type="spellStart"/>
+      <w:r>
+        <w:t>premise</w:t>
+      </w:r>
+      <w:proofErr w:type="spellEnd"/>
+      <w:r>
+        <w:t xml:space="preserve"> </w:t>
+      </w:r>
+      <w:proofErr w:type="spellStart"/>
+      <w:r>
+        <w:t>suggests</w:t>
+      </w:r>
+      <w:proofErr w:type="spellEnd"/>
+      <w:r>
+        <w:t xml:space="preserve"> </w:t>
+      </w:r>
+      <w:proofErr w:type="spellStart"/>
+      <w:r>
+        <w:t>that</w:t>
+      </w:r>
+      <w:proofErr w:type="spellEnd"/>
+      <w:r>
+        <w:t xml:space="preserve"> </w:t>
+      </w:r>
+      <w:proofErr w:type="spellStart"/>
+      <w:r>
+        <w:t>gravity</w:t>
+      </w:r>
+      <w:proofErr w:type="spellEnd"/>
+      <w:r>
+        <w:t xml:space="preserve"> causes a </w:t>
+      </w:r>
+      <w:proofErr w:type="spellStart"/>
+      <w:r>
+        <w:t>continuous</w:t>
+      </w:r>
+      <w:proofErr w:type="spellEnd"/>
+      <w:r>
+        <w:t xml:space="preserve"> </w:t>
+      </w:r>
+      <w:proofErr w:type="spellStart"/>
+      <w:r>
+        <w:t>contraction</w:t>
+      </w:r>
+      <w:proofErr w:type="spellEnd"/>
+      <w:r>
+        <w:t xml:space="preserve"> </w:t>
+      </w:r>
+      <w:proofErr w:type="spellStart"/>
+      <w:r>
+        <w:t>of</w:t>
+      </w:r>
+      <w:proofErr w:type="spellEnd"/>
+      <w:r>
+        <w:t xml:space="preserve"> </w:t>
+      </w:r>
+      <w:proofErr w:type="spellStart"/>
+      <w:r>
+        <w:t>matter</w:t>
+      </w:r>
+      <w:proofErr w:type="spellEnd"/>
+      <w:r>
+        <w:t xml:space="preserve"> </w:t>
+      </w:r>
+      <w:proofErr w:type="spellStart"/>
+      <w:r>
+        <w:t>and</w:t>
+      </w:r>
+      <w:proofErr w:type="spellEnd"/>
+      <w:r>
+        <w:t xml:space="preserve"> </w:t>
+      </w:r>
+      <w:proofErr w:type="spellStart"/>
+      <w:r>
+        <w:t>physical</w:t>
+      </w:r>
+      <w:proofErr w:type="spellEnd"/>
+      <w:r>
+        <w:t xml:space="preserve"> systems, </w:t>
+      </w:r>
+      <w:proofErr w:type="spellStart"/>
+      <w:r>
+        <w:t>challenging</w:t>
+      </w:r>
+      <w:proofErr w:type="spellEnd"/>
+      <w:r>
+        <w:t xml:space="preserve"> </w:t>
+      </w:r>
+      <w:proofErr w:type="spellStart"/>
+      <w:r>
+        <w:t>the</w:t>
+      </w:r>
+      <w:proofErr w:type="spellEnd"/>
+      <w:r>
+        <w:t xml:space="preserve"> </w:t>
+      </w:r>
+      <w:proofErr w:type="spellStart"/>
+      <w:r>
+        <w:t>perception</w:t>
+      </w:r>
+      <w:proofErr w:type="spellEnd"/>
+      <w:r>
+        <w:t xml:space="preserve"> </w:t>
+      </w:r>
+      <w:proofErr w:type="spellStart"/>
+      <w:r>
+        <w:t>of</w:t>
+      </w:r>
+      <w:proofErr w:type="spellEnd"/>
+      <w:r>
+        <w:t xml:space="preserve"> </w:t>
+      </w:r>
+      <w:proofErr w:type="spellStart"/>
+      <w:r>
+        <w:t>an</w:t>
+      </w:r>
+      <w:proofErr w:type="spellEnd"/>
+      <w:r>
+        <w:t xml:space="preserve"> </w:t>
+      </w:r>
+      <w:proofErr w:type="spellStart"/>
+      <w:r>
+        <w:t>accelerated</w:t>
+      </w:r>
+      <w:proofErr w:type="spellEnd"/>
+      <w:r>
+        <w:t xml:space="preserve"> </w:t>
+      </w:r>
+      <w:proofErr w:type="spellStart"/>
+      <w:r>
+        <w:t>expansion</w:t>
+      </w:r>
+      <w:proofErr w:type="spellEnd"/>
+      <w:r>
+        <w:t xml:space="preserve"> </w:t>
+      </w:r>
+      <w:proofErr w:type="spellStart"/>
+      <w:r>
+        <w:t>of</w:t>
+      </w:r>
+      <w:proofErr w:type="spellEnd"/>
+      <w:r>
+        <w:t xml:space="preserve"> </w:t>
+      </w:r>
+      <w:proofErr w:type="spellStart"/>
+      <w:r>
+        <w:t>the</w:t>
+      </w:r>
+      <w:proofErr w:type="spellEnd"/>
+      <w:r>
+        <w:t xml:space="preserve"> cosmos. </w:t>
+      </w:r>
+      <w:proofErr w:type="spellStart"/>
+      <w:r>
+        <w:t>Unlike</w:t>
+      </w:r>
+      <w:proofErr w:type="spellEnd"/>
+      <w:r>
+        <w:t xml:space="preserve"> </w:t>
+      </w:r>
+      <w:proofErr w:type="spellStart"/>
+      <w:r>
+        <w:t>other</w:t>
+      </w:r>
+      <w:proofErr w:type="spellEnd"/>
+      <w:r>
+        <w:t xml:space="preserve"> models, </w:t>
+      </w:r>
+      <w:proofErr w:type="spellStart"/>
+      <w:r>
+        <w:t>the</w:t>
+      </w:r>
+      <w:proofErr w:type="spellEnd"/>
+      <w:r>
+        <w:t xml:space="preserve"> DUT </w:t>
+      </w:r>
+      <w:proofErr w:type="spellStart"/>
+      <w:r>
+        <w:t>envisions</w:t>
+      </w:r>
+      <w:proofErr w:type="spellEnd"/>
+      <w:r>
+        <w:t xml:space="preserve"> </w:t>
+      </w:r>
+      <w:proofErr w:type="spellStart"/>
+      <w:r>
+        <w:t>space</w:t>
+      </w:r>
+      <w:proofErr w:type="spellEnd"/>
+      <w:r>
+        <w:t xml:space="preserve"> as </w:t>
+      </w:r>
+      <w:proofErr w:type="spellStart"/>
+      <w:r>
+        <w:t>an</w:t>
+      </w:r>
+      <w:proofErr w:type="spellEnd"/>
+      <w:r>
+        <w:t xml:space="preserve"> </w:t>
+      </w:r>
+      <w:proofErr w:type="spellStart"/>
+      <w:r>
+        <w:t>unchanging</w:t>
+      </w:r>
+      <w:proofErr w:type="spellEnd"/>
+      <w:r>
+        <w:t xml:space="preserve"> </w:t>
+      </w:r>
+      <w:proofErr w:type="spellStart"/>
+      <w:r>
+        <w:t>vacuum</w:t>
+      </w:r>
+      <w:proofErr w:type="spellEnd"/>
+      <w:r>
+        <w:t xml:space="preserve"> </w:t>
+      </w:r>
+      <w:proofErr w:type="spellStart"/>
+      <w:r>
+        <w:t>where</w:t>
+      </w:r>
+      <w:proofErr w:type="spellEnd"/>
+      <w:r>
+        <w:t xml:space="preserve"> </w:t>
+      </w:r>
+      <w:proofErr w:type="spellStart"/>
+      <w:r>
+        <w:t>only</w:t>
+      </w:r>
+      <w:proofErr w:type="spellEnd"/>
+      <w:r>
+        <w:t xml:space="preserve"> material </w:t>
+      </w:r>
+      <w:proofErr w:type="spellStart"/>
+      <w:r>
+        <w:t>elements</w:t>
+      </w:r>
+      <w:proofErr w:type="spellEnd"/>
+      <w:r>
+        <w:t xml:space="preserve"> </w:t>
+      </w:r>
+      <w:proofErr w:type="spellStart"/>
+      <w:r>
+        <w:t>decrease</w:t>
+      </w:r>
+      <w:proofErr w:type="spellEnd"/>
+      <w:r>
+        <w:t xml:space="preserve"> in </w:t>
+      </w:r>
+      <w:proofErr w:type="spellStart"/>
+      <w:r>
+        <w:t>scale</w:t>
+      </w:r>
+      <w:proofErr w:type="spellEnd"/>
+      <w:r>
+        <w:t xml:space="preserve"> over time. The </w:t>
+      </w:r>
+      <w:proofErr w:type="spellStart"/>
+      <w:r>
+        <w:t>text</w:t>
+      </w:r>
+      <w:proofErr w:type="spellEnd"/>
+      <w:r>
+        <w:t xml:space="preserve"> </w:t>
+      </w:r>
+      <w:proofErr w:type="spellStart"/>
+      <w:r>
+        <w:t>argues</w:t>
+      </w:r>
+      <w:proofErr w:type="spellEnd"/>
+      <w:r>
+        <w:t xml:space="preserve"> </w:t>
+      </w:r>
+      <w:proofErr w:type="spellStart"/>
+      <w:r>
+        <w:t>that</w:t>
+      </w:r>
+      <w:proofErr w:type="spellEnd"/>
+      <w:r>
+        <w:t xml:space="preserve"> </w:t>
+      </w:r>
+      <w:proofErr w:type="spellStart"/>
+      <w:r>
+        <w:t>this</w:t>
+      </w:r>
+      <w:proofErr w:type="spellEnd"/>
+      <w:r>
+        <w:t xml:space="preserve"> new perspective requires a </w:t>
+      </w:r>
+      <w:proofErr w:type="spellStart"/>
+      <w:r>
+        <w:t>revision</w:t>
+      </w:r>
+      <w:proofErr w:type="spellEnd"/>
+      <w:r>
+        <w:t xml:space="preserve"> </w:t>
+      </w:r>
+      <w:proofErr w:type="spellStart"/>
+      <w:r>
+        <w:t>of</w:t>
+      </w:r>
+      <w:proofErr w:type="spellEnd"/>
+      <w:r>
+        <w:t xml:space="preserve"> General </w:t>
+      </w:r>
+      <w:proofErr w:type="spellStart"/>
+      <w:r>
+        <w:t>Relativity</w:t>
+      </w:r>
+      <w:proofErr w:type="spellEnd"/>
+      <w:r>
+        <w:t xml:space="preserve">, </w:t>
+      </w:r>
+      <w:proofErr w:type="spellStart"/>
+      <w:r>
+        <w:t>while</w:t>
+      </w:r>
+      <w:proofErr w:type="spellEnd"/>
+      <w:r>
+        <w:t xml:space="preserve"> </w:t>
+      </w:r>
+      <w:proofErr w:type="spellStart"/>
+      <w:r>
+        <w:t>remaining</w:t>
+      </w:r>
+      <w:proofErr w:type="spellEnd"/>
+      <w:r>
+        <w:t xml:space="preserve"> </w:t>
+      </w:r>
+      <w:proofErr w:type="spellStart"/>
+      <w:r>
+        <w:t>compatible</w:t>
+      </w:r>
+      <w:proofErr w:type="spellEnd"/>
+      <w:r>
+        <w:t xml:space="preserve"> </w:t>
+      </w:r>
+      <w:proofErr w:type="spellStart"/>
+      <w:r>
+        <w:t>with</w:t>
+      </w:r>
+      <w:proofErr w:type="spellEnd"/>
+      <w:r>
+        <w:t xml:space="preserve"> </w:t>
+      </w:r>
+      <w:proofErr w:type="spellStart"/>
+      <w:r>
+        <w:t>the</w:t>
+      </w:r>
+      <w:proofErr w:type="spellEnd"/>
+      <w:r>
+        <w:t xml:space="preserve"> </w:t>
+      </w:r>
+      <w:proofErr w:type="spellStart"/>
+      <w:r>
+        <w:t>principles</w:t>
+      </w:r>
+      <w:proofErr w:type="spellEnd"/>
+      <w:r>
+        <w:t xml:space="preserve"> </w:t>
+      </w:r>
+      <w:proofErr w:type="spellStart"/>
+      <w:r>
+        <w:t>of</w:t>
+      </w:r>
+      <w:proofErr w:type="spellEnd"/>
+      <w:r>
+        <w:t xml:space="preserve"> Quantum </w:t>
+      </w:r>
+      <w:proofErr w:type="spellStart"/>
+      <w:r>
+        <w:t>Mechanics</w:t>
+      </w:r>
+      <w:proofErr w:type="spellEnd"/>
+      <w:r>
+        <w:t xml:space="preserve">. </w:t>
+      </w:r>
+      <w:proofErr w:type="spellStart"/>
+      <w:r>
+        <w:t>Finally</w:t>
+      </w:r>
+      <w:proofErr w:type="spellEnd"/>
+      <w:r>
+        <w:t xml:space="preserve">, </w:t>
+      </w:r>
+      <w:proofErr w:type="spellStart"/>
+      <w:r>
+        <w:t>the</w:t>
+      </w:r>
+      <w:proofErr w:type="spellEnd"/>
+      <w:r>
+        <w:t xml:space="preserve"> </w:t>
+      </w:r>
+      <w:proofErr w:type="spellStart"/>
+      <w:r>
+        <w:t>author</w:t>
+      </w:r>
+      <w:proofErr w:type="spellEnd"/>
+      <w:r>
+        <w:t xml:space="preserve"> </w:t>
+      </w:r>
+      <w:proofErr w:type="spellStart"/>
+      <w:r>
+        <w:t>clarifies</w:t>
+      </w:r>
+      <w:proofErr w:type="spellEnd"/>
+      <w:r>
+        <w:t xml:space="preserve"> </w:t>
+      </w:r>
+      <w:proofErr w:type="spellStart"/>
+      <w:r>
+        <w:t>frequently</w:t>
+      </w:r>
+      <w:proofErr w:type="spellEnd"/>
+      <w:r>
+        <w:t xml:space="preserve"> </w:t>
+      </w:r>
+      <w:proofErr w:type="spellStart"/>
+      <w:r>
+        <w:t>asked</w:t>
+      </w:r>
+      <w:proofErr w:type="spellEnd"/>
+      <w:r>
+        <w:t xml:space="preserve"> </w:t>
+      </w:r>
+      <w:proofErr w:type="spellStart"/>
+      <w:r>
+        <w:t>questions</w:t>
+      </w:r>
+      <w:proofErr w:type="spellEnd"/>
+      <w:r>
+        <w:t xml:space="preserve"> </w:t>
+      </w:r>
+      <w:proofErr w:type="spellStart"/>
+      <w:r>
+        <w:t>to</w:t>
+      </w:r>
+      <w:proofErr w:type="spellEnd"/>
+      <w:r>
+        <w:t xml:space="preserve"> </w:t>
+      </w:r>
+      <w:proofErr w:type="spellStart"/>
+      <w:r>
+        <w:t>establish</w:t>
+      </w:r>
+      <w:proofErr w:type="spellEnd"/>
+      <w:r>
+        <w:t xml:space="preserve"> </w:t>
+      </w:r>
+      <w:proofErr w:type="spellStart"/>
+      <w:r>
+        <w:t>the</w:t>
+      </w:r>
+      <w:proofErr w:type="spellEnd"/>
+      <w:r>
+        <w:t xml:space="preserve"> DUT as </w:t>
+      </w:r>
+      <w:proofErr w:type="spellStart"/>
+      <w:r>
+        <w:t>an</w:t>
+      </w:r>
+      <w:proofErr w:type="spellEnd"/>
+      <w:r>
+        <w:t xml:space="preserve"> </w:t>
+      </w:r>
+      <w:proofErr w:type="spellStart"/>
+      <w:r>
+        <w:t>alternative</w:t>
+      </w:r>
+      <w:proofErr w:type="spellEnd"/>
+      <w:r>
+        <w:t xml:space="preserve"> </w:t>
+      </w:r>
+      <w:proofErr w:type="spellStart"/>
+      <w:r>
+        <w:t>and</w:t>
+      </w:r>
+      <w:proofErr w:type="spellEnd"/>
+      <w:r>
+        <w:t xml:space="preserve"> </w:t>
+      </w:r>
+      <w:proofErr w:type="spellStart"/>
+      <w:r>
+        <w:t>comprehensive</w:t>
+      </w:r>
+      <w:proofErr w:type="spellEnd"/>
+      <w:r>
+        <w:t xml:space="preserve"> </w:t>
+      </w:r>
+      <w:proofErr w:type="spellStart"/>
+      <w:r>
+        <w:t>theoretical</w:t>
+      </w:r>
+      <w:proofErr w:type="spellEnd"/>
+      <w:r>
+        <w:t xml:space="preserve"> framework for </w:t>
+      </w:r>
+      <w:proofErr w:type="spellStart"/>
+      <w:r>
+        <w:t>modern</w:t>
+      </w:r>
+      <w:proofErr w:type="spellEnd"/>
+      <w:r>
+        <w:t xml:space="preserve"> </w:t>
+      </w:r>
+      <w:proofErr w:type="spellStart"/>
+      <w:r>
+        <w:t>cosmology</w:t>
+      </w:r>
+      <w:proofErr w:type="spellEnd"/>
+      <w:r>
+        <w:t>.</w:t>
+      </w:r>
+      <w:r>
+        <w:t xml:space="preserve"> ”(</w:t>
+      </w:r>
+      <w:r>
+        <w:rPr>
+          <w:color w:val="EE0000"/>
+        </w:rPr>
+        <w:t>JUN/2026</w:t>
+      </w:r>
+      <w:r>
+        <w:t>)</w:t>
+      </w:r>
+    </w:p>
+    <w:p>
+      <w:pPr>
+        <w:pBdr>
+          <w:top w:val="single" w:sz="6" w:space="1" w:color="auto"/>
+          <w:bottom w:val="single" w:sz="6" w:space="1" w:color="auto"/>
+        </w:pBdr>
+      </w:pPr>
+      <w:hyperlink r:id="rId31" w:history="1">
+        <w:r>
+          <w:rPr>
+            <w:rStyle w:val="Hyperlink"/>
+          </w:rPr>
+          <w:t>https://jocaxx.github.io/DUniverse/Todos/FAQ_DUT_ENG.pdf</w:t>
+        </w:r>
+      </w:hyperlink>
+    </w:p>
+    <w:p>
+      <w:pPr>
+        <w:pBdr>
+          <w:top w:val="single" w:sz="6" w:space="1" w:color="auto"/>
+          <w:bottom w:val="single" w:sz="6" w:space="1" w:color="auto"/>
+        </w:pBdr>
+      </w:pPr>
+    </w:p>
+    <w:p>
       <w:r>
         <w:t xml:space="preserve"> </w:t>
       </w:r>
@@ -2905,7 +4001,6 @@
         <w:t xml:space="preserve"> for </w:t>
       </w:r>
       <w:proofErr w:type="spellStart"/>
-      <w:proofErr w:type="gramStart"/>
       <w:r>
         <w:t>spiral</w:t>
       </w:r>
@@ -2924,7 +4019,6 @@
       <w:r>
         <w:t>(</w:t>
       </w:r>
-      <w:proofErr w:type="gramEnd"/>
       <w:r>
         <w:rPr>
           <w:color w:val="C00000"/>
@@ -2940,7 +4034,7 @@
       <w:r>
         <w:br/>
       </w:r>
-      <w:hyperlink r:id="rId25" w:history="1">
+      <w:hyperlink r:id="rId32" w:history="1">
         <w:r>
           <w:rPr>
             <w:rStyle w:val="Hyperlink"/>
@@ -2949,1696 +4043,1691 @@
         </w:r>
       </w:hyperlink>
     </w:p>
+    <w:p/>
+    <w:p/>
     <w:p>
       <w:pPr>
-        <w:pBdr>
-          <w:bottom w:val="single" w:sz="6" w:space="1" w:color="auto"/>
-        </w:pBdr>
+        <w:rPr>
+          <w:b/>
+          <w:bCs/>
+          <w:color w:val="0070C0"/>
+          <w:sz w:val="28"/>
+          <w:szCs w:val="28"/>
+        </w:rPr>
       </w:pPr>
+      <w:proofErr w:type="spellStart"/>
+      <w:r>
+        <w:rPr>
+          <w:b/>
+          <w:bCs/>
+          <w:color w:val="0070C0"/>
+          <w:sz w:val="28"/>
+          <w:szCs w:val="28"/>
+        </w:rPr>
+        <w:t>Analysis</w:t>
+      </w:r>
+      <w:proofErr w:type="spellEnd"/>
+      <w:r>
+        <w:rPr>
+          <w:b/>
+          <w:bCs/>
+          <w:color w:val="0070C0"/>
+          <w:sz w:val="28"/>
+          <w:szCs w:val="28"/>
+        </w:rPr>
+        <w:t xml:space="preserve"> </w:t>
+      </w:r>
+      <w:proofErr w:type="spellStart"/>
+      <w:r>
+        <w:rPr>
+          <w:b/>
+          <w:bCs/>
+          <w:color w:val="0070C0"/>
+          <w:sz w:val="28"/>
+          <w:szCs w:val="28"/>
+        </w:rPr>
+        <w:t>of</w:t>
+      </w:r>
+      <w:proofErr w:type="spellEnd"/>
+      <w:r>
+        <w:rPr>
+          <w:b/>
+          <w:bCs/>
+          <w:color w:val="0070C0"/>
+          <w:sz w:val="28"/>
+          <w:szCs w:val="28"/>
+        </w:rPr>
+        <w:t xml:space="preserve"> Mass-</w:t>
+      </w:r>
+      <w:proofErr w:type="spellStart"/>
+      <w:r>
+        <w:rPr>
+          <w:b/>
+          <w:bCs/>
+          <w:color w:val="0070C0"/>
+          <w:sz w:val="28"/>
+          <w:szCs w:val="28"/>
+        </w:rPr>
+        <w:t>Redshift</w:t>
+      </w:r>
+      <w:proofErr w:type="spellEnd"/>
+      <w:r>
+        <w:rPr>
+          <w:b/>
+          <w:bCs/>
+          <w:color w:val="0070C0"/>
+          <w:sz w:val="28"/>
+          <w:szCs w:val="28"/>
+        </w:rPr>
+        <w:t xml:space="preserve"> </w:t>
+      </w:r>
+      <w:proofErr w:type="spellStart"/>
+      <w:r>
+        <w:rPr>
+          <w:b/>
+          <w:bCs/>
+          <w:color w:val="0070C0"/>
+          <w:sz w:val="28"/>
+          <w:szCs w:val="28"/>
+        </w:rPr>
+        <w:t>Correlation</w:t>
+      </w:r>
+      <w:proofErr w:type="spellEnd"/>
+      <w:r>
+        <w:rPr>
+          <w:b/>
+          <w:bCs/>
+          <w:color w:val="0070C0"/>
+          <w:sz w:val="28"/>
+          <w:szCs w:val="28"/>
+        </w:rPr>
+        <w:t xml:space="preserve"> in </w:t>
+      </w:r>
+      <w:proofErr w:type="spellStart"/>
+      <w:r>
+        <w:rPr>
+          <w:b/>
+          <w:bCs/>
+          <w:color w:val="0070C0"/>
+          <w:sz w:val="28"/>
+          <w:szCs w:val="28"/>
+        </w:rPr>
+        <w:t>Velocity-Matched</w:t>
+      </w:r>
+      <w:proofErr w:type="spellEnd"/>
+      <w:r>
+        <w:rPr>
+          <w:b/>
+          <w:bCs/>
+          <w:color w:val="0070C0"/>
+          <w:sz w:val="28"/>
+          <w:szCs w:val="28"/>
+        </w:rPr>
+        <w:t xml:space="preserve"> </w:t>
+      </w:r>
+      <w:proofErr w:type="spellStart"/>
+      <w:r>
+        <w:rPr>
+          <w:b/>
+          <w:bCs/>
+          <w:color w:val="0070C0"/>
+          <w:sz w:val="28"/>
+          <w:szCs w:val="28"/>
+        </w:rPr>
+        <w:t>Subgroups</w:t>
+      </w:r>
+      <w:proofErr w:type="spellEnd"/>
+      <w:r>
+        <w:rPr>
+          <w:b/>
+          <w:bCs/>
+          <w:color w:val="0070C0"/>
+          <w:sz w:val="28"/>
+          <w:szCs w:val="28"/>
+        </w:rPr>
+        <w:t xml:space="preserve">: A </w:t>
+      </w:r>
+      <w:proofErr w:type="spellStart"/>
+      <w:r>
+        <w:rPr>
+          <w:b/>
+          <w:bCs/>
+          <w:color w:val="0070C0"/>
+          <w:sz w:val="28"/>
+          <w:szCs w:val="28"/>
+        </w:rPr>
+        <w:t>Rigorous</w:t>
+      </w:r>
+      <w:proofErr w:type="spellEnd"/>
+      <w:r>
+        <w:rPr>
+          <w:b/>
+          <w:bCs/>
+          <w:color w:val="0070C0"/>
+          <w:sz w:val="28"/>
+          <w:szCs w:val="28"/>
+        </w:rPr>
+        <w:t xml:space="preserve"> Test for </w:t>
+      </w:r>
+      <w:proofErr w:type="spellStart"/>
+      <w:r>
+        <w:rPr>
+          <w:b/>
+          <w:bCs/>
+          <w:color w:val="0070C0"/>
+          <w:sz w:val="28"/>
+          <w:szCs w:val="28"/>
+        </w:rPr>
+        <w:t>the</w:t>
+      </w:r>
+      <w:proofErr w:type="spellEnd"/>
+      <w:r>
+        <w:rPr>
+          <w:b/>
+          <w:bCs/>
+          <w:color w:val="0070C0"/>
+          <w:sz w:val="28"/>
+          <w:szCs w:val="28"/>
+        </w:rPr>
+        <w:t xml:space="preserve"> </w:t>
+      </w:r>
+      <w:proofErr w:type="spellStart"/>
+      <w:r>
+        <w:rPr>
+          <w:b/>
+          <w:bCs/>
+          <w:color w:val="0070C0"/>
+          <w:sz w:val="28"/>
+          <w:szCs w:val="28"/>
+        </w:rPr>
+        <w:t>Decreasing</w:t>
+      </w:r>
+      <w:proofErr w:type="spellEnd"/>
+      <w:r>
+        <w:rPr>
+          <w:b/>
+          <w:bCs/>
+          <w:color w:val="0070C0"/>
+          <w:sz w:val="28"/>
+          <w:szCs w:val="28"/>
+        </w:rPr>
+        <w:t xml:space="preserve"> Universe </w:t>
+      </w:r>
+      <w:proofErr w:type="spellStart"/>
+      <w:r>
+        <w:rPr>
+          <w:b/>
+          <w:bCs/>
+          <w:color w:val="0070C0"/>
+          <w:sz w:val="28"/>
+          <w:szCs w:val="28"/>
+        </w:rPr>
+        <w:t>Theory</w:t>
+      </w:r>
+      <w:proofErr w:type="spellEnd"/>
     </w:p>
     <w:p>
       <w:pPr>
         <w:rPr>
-          <w:b/>
-          <w:bCs/>
-          <w:color w:val="0070C0"/>
           <w:sz w:val="28"/>
           <w:szCs w:val="28"/>
         </w:rPr>
       </w:pPr>
-      <w:proofErr w:type="spellStart"/>
-      <w:r>
-        <w:rPr>
-          <w:b/>
-          <w:bCs/>
-          <w:color w:val="0070C0"/>
-          <w:sz w:val="28"/>
-          <w:szCs w:val="28"/>
-        </w:rPr>
-        <w:t>Analysis</w:t>
-      </w:r>
-      <w:proofErr w:type="spellEnd"/>
-      <w:r>
-        <w:rPr>
-          <w:b/>
-          <w:bCs/>
-          <w:color w:val="0070C0"/>
-          <w:sz w:val="28"/>
-          <w:szCs w:val="28"/>
-        </w:rPr>
-        <w:t xml:space="preserve"> </w:t>
-      </w:r>
-      <w:proofErr w:type="spellStart"/>
-      <w:r>
-        <w:rPr>
-          <w:b/>
-          <w:bCs/>
-          <w:color w:val="0070C0"/>
-          <w:sz w:val="28"/>
-          <w:szCs w:val="28"/>
+      <w:r>
+        <w:rPr>
+          <w:sz w:val="28"/>
+          <w:szCs w:val="28"/>
+        </w:rPr>
+        <w:t>"</w:t>
+      </w:r>
+      <w:r>
+        <w:rPr>
+          <w:sz w:val="22"/>
+          <w:szCs w:val="22"/>
+        </w:rPr>
+        <w:t xml:space="preserve">The </w:t>
+      </w:r>
+      <w:proofErr w:type="spellStart"/>
+      <w:r>
+        <w:rPr>
+          <w:sz w:val="22"/>
+          <w:szCs w:val="22"/>
+        </w:rPr>
+        <w:t>Decreasing</w:t>
+      </w:r>
+      <w:proofErr w:type="spellEnd"/>
+      <w:r>
+        <w:rPr>
+          <w:sz w:val="22"/>
+          <w:szCs w:val="22"/>
+        </w:rPr>
+        <w:t xml:space="preserve"> Universe (D.U.) </w:t>
+      </w:r>
+      <w:proofErr w:type="spellStart"/>
+      <w:r>
+        <w:rPr>
+          <w:sz w:val="22"/>
+          <w:szCs w:val="22"/>
+        </w:rPr>
+        <w:t>theory</w:t>
+      </w:r>
+      <w:proofErr w:type="spellEnd"/>
+      <w:r>
+        <w:rPr>
+          <w:sz w:val="22"/>
+          <w:szCs w:val="22"/>
+        </w:rPr>
+        <w:t xml:space="preserve"> </w:t>
+      </w:r>
+      <w:proofErr w:type="spellStart"/>
+      <w:r>
+        <w:rPr>
+          <w:sz w:val="22"/>
+          <w:szCs w:val="22"/>
+        </w:rPr>
+        <w:t>proposes</w:t>
+      </w:r>
+      <w:proofErr w:type="spellEnd"/>
+      <w:r>
+        <w:rPr>
+          <w:sz w:val="22"/>
+          <w:szCs w:val="22"/>
+        </w:rPr>
+        <w:t xml:space="preserve"> </w:t>
+      </w:r>
+      <w:proofErr w:type="spellStart"/>
+      <w:r>
+        <w:rPr>
+          <w:sz w:val="22"/>
+          <w:szCs w:val="22"/>
+        </w:rPr>
+        <w:t>that</w:t>
+      </w:r>
+      <w:proofErr w:type="spellEnd"/>
+      <w:r>
+        <w:rPr>
+          <w:sz w:val="22"/>
+          <w:szCs w:val="22"/>
+        </w:rPr>
+        <w:t xml:space="preserve"> </w:t>
+      </w:r>
+      <w:proofErr w:type="spellStart"/>
+      <w:r>
+        <w:rPr>
+          <w:sz w:val="22"/>
+          <w:szCs w:val="22"/>
+        </w:rPr>
+        <w:t>the</w:t>
+      </w:r>
+      <w:proofErr w:type="spellEnd"/>
+      <w:r>
+        <w:rPr>
+          <w:sz w:val="22"/>
+          <w:szCs w:val="22"/>
+        </w:rPr>
+        <w:t xml:space="preserve"> </w:t>
+      </w:r>
+      <w:proofErr w:type="spellStart"/>
+      <w:r>
+        <w:rPr>
+          <w:sz w:val="22"/>
+          <w:szCs w:val="22"/>
+        </w:rPr>
+        <w:t>gravitational</w:t>
+      </w:r>
+      <w:proofErr w:type="spellEnd"/>
+      <w:r>
+        <w:rPr>
+          <w:sz w:val="22"/>
+          <w:szCs w:val="22"/>
+        </w:rPr>
+        <w:t xml:space="preserve"> </w:t>
+      </w:r>
+      <w:proofErr w:type="spellStart"/>
+      <w:r>
+        <w:rPr>
+          <w:sz w:val="22"/>
+          <w:szCs w:val="22"/>
+        </w:rPr>
+        <w:t>field</w:t>
+      </w:r>
+      <w:proofErr w:type="spellEnd"/>
+      <w:r>
+        <w:rPr>
+          <w:sz w:val="22"/>
+          <w:szCs w:val="22"/>
+        </w:rPr>
+        <w:t xml:space="preserve"> </w:t>
+      </w:r>
+      <w:proofErr w:type="spellStart"/>
+      <w:r>
+        <w:rPr>
+          <w:sz w:val="22"/>
+          <w:szCs w:val="22"/>
+        </w:rPr>
+        <w:t>induces</w:t>
+      </w:r>
+      <w:proofErr w:type="spellEnd"/>
+      <w:r>
+        <w:rPr>
+          <w:sz w:val="22"/>
+          <w:szCs w:val="22"/>
+        </w:rPr>
+        <w:t xml:space="preserve"> a </w:t>
+      </w:r>
+      <w:proofErr w:type="spellStart"/>
+      <w:r>
+        <w:rPr>
+          <w:sz w:val="22"/>
+          <w:szCs w:val="22"/>
+        </w:rPr>
+        <w:t>continuous</w:t>
+      </w:r>
+      <w:proofErr w:type="spellEnd"/>
+      <w:r>
+        <w:rPr>
+          <w:sz w:val="22"/>
+          <w:szCs w:val="22"/>
+        </w:rPr>
+        <w:t xml:space="preserve"> </w:t>
+      </w:r>
+      <w:proofErr w:type="spellStart"/>
+      <w:r>
+        <w:rPr>
+          <w:sz w:val="22"/>
+          <w:szCs w:val="22"/>
+        </w:rPr>
+        <w:t>spatial</w:t>
+      </w:r>
+      <w:proofErr w:type="spellEnd"/>
+      <w:r>
+        <w:rPr>
+          <w:sz w:val="22"/>
+          <w:szCs w:val="22"/>
+        </w:rPr>
+        <w:t xml:space="preserve"> </w:t>
+      </w:r>
+      <w:proofErr w:type="spellStart"/>
+      <w:r>
+        <w:rPr>
+          <w:sz w:val="22"/>
+          <w:szCs w:val="22"/>
+        </w:rPr>
+        <w:t>contraction</w:t>
+      </w:r>
+      <w:proofErr w:type="spellEnd"/>
+      <w:r>
+        <w:rPr>
+          <w:sz w:val="22"/>
+          <w:szCs w:val="22"/>
+        </w:rPr>
+        <w:t xml:space="preserve">, </w:t>
+      </w:r>
+      <w:proofErr w:type="spellStart"/>
+      <w:r>
+        <w:rPr>
+          <w:sz w:val="22"/>
+          <w:szCs w:val="22"/>
+        </w:rPr>
+        <w:t>predicting</w:t>
+      </w:r>
+      <w:proofErr w:type="spellEnd"/>
+      <w:r>
+        <w:rPr>
+          <w:sz w:val="22"/>
+          <w:szCs w:val="22"/>
+        </w:rPr>
+        <w:t xml:space="preserve"> </w:t>
+      </w:r>
+      <w:proofErr w:type="spellStart"/>
+      <w:r>
+        <w:rPr>
+          <w:sz w:val="22"/>
+          <w:szCs w:val="22"/>
+        </w:rPr>
+        <w:t>that</w:t>
+      </w:r>
+      <w:proofErr w:type="spellEnd"/>
+      <w:r>
+        <w:rPr>
+          <w:sz w:val="22"/>
+          <w:szCs w:val="22"/>
+        </w:rPr>
+        <w:t xml:space="preserve"> </w:t>
+      </w:r>
+      <w:r>
+        <w:rPr>
+          <w:sz w:val="22"/>
+          <w:szCs w:val="22"/>
+        </w:rPr>
+        <w:t xml:space="preserve">more </w:t>
+      </w:r>
+      <w:proofErr w:type="spellStart"/>
+      <w:r>
+        <w:rPr>
+          <w:sz w:val="22"/>
+          <w:szCs w:val="22"/>
+        </w:rPr>
+        <w:t>massive</w:t>
+      </w:r>
+      <w:proofErr w:type="spellEnd"/>
+      <w:r>
+        <w:rPr>
+          <w:sz w:val="22"/>
+          <w:szCs w:val="22"/>
+        </w:rPr>
+        <w:t xml:space="preserve"> </w:t>
+      </w:r>
+      <w:proofErr w:type="spellStart"/>
+      <w:r>
+        <w:rPr>
+          <w:sz w:val="22"/>
+          <w:szCs w:val="22"/>
+        </w:rPr>
+        <w:t>galaxies</w:t>
+      </w:r>
+      <w:proofErr w:type="spellEnd"/>
+      <w:r>
+        <w:rPr>
+          <w:sz w:val="22"/>
+          <w:szCs w:val="22"/>
+        </w:rPr>
+        <w:t xml:space="preserve"> </w:t>
+      </w:r>
+      <w:proofErr w:type="spellStart"/>
+      <w:r>
+        <w:rPr>
+          <w:sz w:val="22"/>
+          <w:szCs w:val="22"/>
+        </w:rPr>
+        <w:t>should</w:t>
+      </w:r>
+      <w:proofErr w:type="spellEnd"/>
+      <w:r>
+        <w:rPr>
+          <w:sz w:val="22"/>
+          <w:szCs w:val="22"/>
+        </w:rPr>
+        <w:t xml:space="preserve"> </w:t>
+      </w:r>
+      <w:proofErr w:type="spellStart"/>
+      <w:r>
+        <w:rPr>
+          <w:sz w:val="22"/>
+          <w:szCs w:val="22"/>
+        </w:rPr>
+        <w:t>exhibit</w:t>
+      </w:r>
+      <w:proofErr w:type="spellEnd"/>
+      <w:r>
+        <w:rPr>
+          <w:sz w:val="22"/>
+          <w:szCs w:val="22"/>
+        </w:rPr>
+        <w:t xml:space="preserve"> a </w:t>
+      </w:r>
+      <w:proofErr w:type="spellStart"/>
+      <w:r>
+        <w:rPr>
+          <w:sz w:val="22"/>
+          <w:szCs w:val="22"/>
+        </w:rPr>
+        <w:t>smaller</w:t>
+      </w:r>
+      <w:proofErr w:type="spellEnd"/>
+      <w:r>
+        <w:rPr>
+          <w:sz w:val="22"/>
+          <w:szCs w:val="22"/>
+        </w:rPr>
+        <w:t xml:space="preserve"> </w:t>
+      </w:r>
+      <w:proofErr w:type="spellStart"/>
+      <w:r>
+        <w:rPr>
+          <w:sz w:val="22"/>
+          <w:szCs w:val="22"/>
+        </w:rPr>
+        <w:t>redshift</w:t>
+      </w:r>
+      <w:proofErr w:type="spellEnd"/>
+      <w:r>
+        <w:rPr>
+          <w:sz w:val="22"/>
+          <w:szCs w:val="22"/>
+        </w:rPr>
+        <w:t xml:space="preserve"> </w:t>
+      </w:r>
+      <w:proofErr w:type="spellStart"/>
+      <w:r>
+        <w:rPr>
+          <w:sz w:val="22"/>
+          <w:szCs w:val="22"/>
+        </w:rPr>
+        <w:t>at</w:t>
+      </w:r>
+      <w:proofErr w:type="spellEnd"/>
+      <w:r>
+        <w:rPr>
+          <w:sz w:val="22"/>
+          <w:szCs w:val="22"/>
+        </w:rPr>
+        <w:t xml:space="preserve"> </w:t>
+      </w:r>
+      <w:proofErr w:type="spellStart"/>
+      <w:r>
+        <w:rPr>
+          <w:sz w:val="22"/>
+          <w:szCs w:val="22"/>
+        </w:rPr>
+        <w:t>the</w:t>
+      </w:r>
+      <w:proofErr w:type="spellEnd"/>
+      <w:r>
+        <w:rPr>
+          <w:sz w:val="22"/>
+          <w:szCs w:val="22"/>
+        </w:rPr>
+        <w:t xml:space="preserve"> </w:t>
+      </w:r>
+      <w:proofErr w:type="spellStart"/>
+      <w:r>
+        <w:rPr>
+          <w:sz w:val="22"/>
+          <w:szCs w:val="22"/>
+        </w:rPr>
+        <w:t>same</w:t>
+      </w:r>
+      <w:proofErr w:type="spellEnd"/>
+      <w:r>
+        <w:rPr>
+          <w:sz w:val="22"/>
+          <w:szCs w:val="22"/>
+        </w:rPr>
+        <w:t xml:space="preserve"> </w:t>
+      </w:r>
+      <w:proofErr w:type="spellStart"/>
+      <w:r>
+        <w:rPr>
+          <w:sz w:val="22"/>
+          <w:szCs w:val="22"/>
+        </w:rPr>
+        <w:t>distance</w:t>
+      </w:r>
+      <w:proofErr w:type="spellEnd"/>
+      <w:r>
+        <w:rPr>
+          <w:sz w:val="22"/>
+          <w:szCs w:val="22"/>
+        </w:rPr>
+        <w:t xml:space="preserve"> [1]. The </w:t>
+      </w:r>
+      <w:proofErr w:type="spellStart"/>
+      <w:r>
+        <w:rPr>
+          <w:sz w:val="22"/>
+          <w:szCs w:val="22"/>
+        </w:rPr>
+        <w:t>main</w:t>
+      </w:r>
+      <w:proofErr w:type="spellEnd"/>
+      <w:r>
+        <w:rPr>
+          <w:sz w:val="22"/>
+          <w:szCs w:val="22"/>
+        </w:rPr>
+        <w:t xml:space="preserve"> </w:t>
+      </w:r>
+      <w:proofErr w:type="spellStart"/>
+      <w:r>
+        <w:rPr>
+          <w:sz w:val="22"/>
+          <w:szCs w:val="22"/>
+        </w:rPr>
+        <w:t>obstacle</w:t>
+      </w:r>
+      <w:proofErr w:type="spellEnd"/>
+      <w:r>
+        <w:rPr>
+          <w:sz w:val="22"/>
+          <w:szCs w:val="22"/>
+        </w:rPr>
+        <w:t xml:space="preserve"> </w:t>
+      </w:r>
+      <w:proofErr w:type="spellStart"/>
+      <w:r>
+        <w:rPr>
+          <w:sz w:val="22"/>
+          <w:szCs w:val="22"/>
+        </w:rPr>
+        <w:t>to</w:t>
+      </w:r>
+      <w:proofErr w:type="spellEnd"/>
+      <w:r>
+        <w:rPr>
+          <w:sz w:val="22"/>
+          <w:szCs w:val="22"/>
+        </w:rPr>
+        <w:t xml:space="preserve"> </w:t>
+      </w:r>
+      <w:proofErr w:type="spellStart"/>
+      <w:r>
+        <w:rPr>
+          <w:sz w:val="22"/>
+          <w:szCs w:val="22"/>
+        </w:rPr>
+        <w:t>testing</w:t>
+      </w:r>
+      <w:proofErr w:type="spellEnd"/>
+      <w:r>
+        <w:rPr>
+          <w:sz w:val="22"/>
+          <w:szCs w:val="22"/>
+        </w:rPr>
+        <w:t xml:space="preserve"> </w:t>
+      </w:r>
+      <w:proofErr w:type="spellStart"/>
+      <w:r>
+        <w:rPr>
+          <w:sz w:val="22"/>
+          <w:szCs w:val="22"/>
+        </w:rPr>
+        <w:t>this</w:t>
+      </w:r>
+      <w:proofErr w:type="spellEnd"/>
+      <w:r>
+        <w:rPr>
+          <w:sz w:val="22"/>
+          <w:szCs w:val="22"/>
+        </w:rPr>
+        <w:t xml:space="preserve"> </w:t>
+      </w:r>
+      <w:proofErr w:type="spellStart"/>
+      <w:r>
+        <w:rPr>
+          <w:sz w:val="22"/>
+          <w:szCs w:val="22"/>
+        </w:rPr>
+        <w:t>prediction</w:t>
+      </w:r>
+      <w:proofErr w:type="spellEnd"/>
+      <w:r>
+        <w:rPr>
+          <w:sz w:val="22"/>
+          <w:szCs w:val="22"/>
+        </w:rPr>
+        <w:t xml:space="preserve"> </w:t>
+      </w:r>
+      <w:proofErr w:type="spellStart"/>
+      <w:r>
+        <w:rPr>
+          <w:sz w:val="22"/>
+          <w:szCs w:val="22"/>
+        </w:rPr>
+        <w:t>is</w:t>
+      </w:r>
+      <w:proofErr w:type="spellEnd"/>
+      <w:r>
+        <w:rPr>
+          <w:sz w:val="22"/>
+          <w:szCs w:val="22"/>
+        </w:rPr>
+        <w:t xml:space="preserve"> </w:t>
+      </w:r>
+      <w:proofErr w:type="spellStart"/>
+      <w:r>
+        <w:rPr>
+          <w:sz w:val="22"/>
+          <w:szCs w:val="22"/>
+        </w:rPr>
+        <w:t>the</w:t>
+      </w:r>
+      <w:proofErr w:type="spellEnd"/>
+      <w:r>
+        <w:rPr>
+          <w:sz w:val="22"/>
+          <w:szCs w:val="22"/>
+        </w:rPr>
+        <w:t xml:space="preserve"> </w:t>
+      </w:r>
+      <w:proofErr w:type="spellStart"/>
+      <w:r>
+        <w:rPr>
+          <w:sz w:val="22"/>
+          <w:szCs w:val="22"/>
+        </w:rPr>
+        <w:t>noise</w:t>
+      </w:r>
+      <w:proofErr w:type="spellEnd"/>
+      <w:r>
+        <w:rPr>
+          <w:sz w:val="22"/>
+          <w:szCs w:val="22"/>
+        </w:rPr>
+        <w:t xml:space="preserve"> </w:t>
+      </w:r>
+      <w:proofErr w:type="spellStart"/>
+      <w:r>
+        <w:rPr>
+          <w:sz w:val="22"/>
+          <w:szCs w:val="22"/>
+        </w:rPr>
+        <w:t>introduced</w:t>
+      </w:r>
+      <w:proofErr w:type="spellEnd"/>
+      <w:r>
+        <w:rPr>
+          <w:sz w:val="22"/>
+          <w:szCs w:val="22"/>
+        </w:rPr>
+        <w:t xml:space="preserve"> </w:t>
+      </w:r>
+      <w:proofErr w:type="spellStart"/>
+      <w:r>
+        <w:rPr>
+          <w:sz w:val="22"/>
+          <w:szCs w:val="22"/>
+        </w:rPr>
+        <w:t>by</w:t>
+      </w:r>
+      <w:proofErr w:type="spellEnd"/>
+      <w:r>
+        <w:rPr>
+          <w:sz w:val="22"/>
+          <w:szCs w:val="22"/>
+        </w:rPr>
+        <w:t xml:space="preserve"> </w:t>
+      </w:r>
+      <w:proofErr w:type="spellStart"/>
+      <w:r>
+        <w:rPr>
+          <w:sz w:val="22"/>
+          <w:szCs w:val="22"/>
+        </w:rPr>
+        <w:t>the</w:t>
+      </w:r>
+      <w:proofErr w:type="spellEnd"/>
+      <w:r>
+        <w:rPr>
+          <w:sz w:val="22"/>
+          <w:szCs w:val="22"/>
+        </w:rPr>
+        <w:t xml:space="preserve"> </w:t>
+      </w:r>
+      <w:proofErr w:type="spellStart"/>
+      <w:r>
+        <w:rPr>
+          <w:sz w:val="22"/>
+          <w:szCs w:val="22"/>
+        </w:rPr>
+        <w:t>galaxies</w:t>
+      </w:r>
+      <w:proofErr w:type="spellEnd"/>
+      <w:r>
+        <w:rPr>
+          <w:sz w:val="22"/>
+          <w:szCs w:val="22"/>
+        </w:rPr>
+        <w:t xml:space="preserve">' peculiar </w:t>
+      </w:r>
+      <w:proofErr w:type="spellStart"/>
+      <w:r>
+        <w:rPr>
+          <w:sz w:val="22"/>
+          <w:szCs w:val="22"/>
+        </w:rPr>
+        <w:t>velocities</w:t>
+      </w:r>
+      <w:proofErr w:type="spellEnd"/>
+      <w:r>
+        <w:rPr>
+          <w:sz w:val="22"/>
+          <w:szCs w:val="22"/>
+        </w:rPr>
+        <w:t xml:space="preserve">. </w:t>
+      </w:r>
+      <w:proofErr w:type="spellStart"/>
+      <w:r>
+        <w:rPr>
+          <w:sz w:val="22"/>
+          <w:szCs w:val="22"/>
+        </w:rPr>
+        <w:t>This</w:t>
+      </w:r>
+      <w:proofErr w:type="spellEnd"/>
+      <w:r>
+        <w:rPr>
+          <w:sz w:val="22"/>
+          <w:szCs w:val="22"/>
+        </w:rPr>
+        <w:t xml:space="preserve"> </w:t>
+      </w:r>
+      <w:proofErr w:type="spellStart"/>
+      <w:r>
+        <w:rPr>
+          <w:sz w:val="22"/>
+          <w:szCs w:val="22"/>
+        </w:rPr>
+        <w:t>study</w:t>
+      </w:r>
+      <w:proofErr w:type="spellEnd"/>
+      <w:r>
+        <w:rPr>
+          <w:sz w:val="22"/>
+          <w:szCs w:val="22"/>
+        </w:rPr>
+        <w:t xml:space="preserve"> </w:t>
+      </w:r>
+      <w:proofErr w:type="spellStart"/>
+      <w:r>
+        <w:rPr>
+          <w:sz w:val="22"/>
+          <w:szCs w:val="22"/>
+        </w:rPr>
+        <w:t>applies</w:t>
+      </w:r>
+      <w:proofErr w:type="spellEnd"/>
+      <w:r>
+        <w:rPr>
+          <w:sz w:val="22"/>
+          <w:szCs w:val="22"/>
+        </w:rPr>
+        <w:t xml:space="preserve"> a </w:t>
+      </w:r>
+      <w:proofErr w:type="spellStart"/>
+      <w:r>
+        <w:rPr>
+          <w:sz w:val="22"/>
+          <w:szCs w:val="22"/>
+        </w:rPr>
+        <w:t>rigorous</w:t>
+      </w:r>
+      <w:proofErr w:type="spellEnd"/>
+      <w:r>
+        <w:rPr>
+          <w:sz w:val="22"/>
+          <w:szCs w:val="22"/>
+        </w:rPr>
+        <w:t xml:space="preserve"> </w:t>
+      </w:r>
+      <w:proofErr w:type="spellStart"/>
+      <w:r>
+        <w:rPr>
+          <w:sz w:val="22"/>
+          <w:szCs w:val="22"/>
+        </w:rPr>
+        <w:t>methodology</w:t>
+      </w:r>
+      <w:proofErr w:type="spellEnd"/>
+      <w:r>
+        <w:rPr>
+          <w:sz w:val="22"/>
+          <w:szCs w:val="22"/>
+        </w:rPr>
+        <w:t xml:space="preserve"> </w:t>
+      </w:r>
+      <w:proofErr w:type="spellStart"/>
+      <w:r>
+        <w:rPr>
+          <w:sz w:val="22"/>
+          <w:szCs w:val="22"/>
+        </w:rPr>
+        <w:t>to</w:t>
+      </w:r>
+      <w:proofErr w:type="spellEnd"/>
+      <w:r>
+        <w:rPr>
+          <w:sz w:val="22"/>
+          <w:szCs w:val="22"/>
+        </w:rPr>
+        <w:t xml:space="preserve"> </w:t>
+      </w:r>
+      <w:proofErr w:type="spellStart"/>
+      <w:r>
+        <w:rPr>
+          <w:sz w:val="22"/>
+          <w:szCs w:val="22"/>
+        </w:rPr>
+        <w:t>isolate</w:t>
+      </w:r>
+      <w:proofErr w:type="spellEnd"/>
+      <w:r>
+        <w:rPr>
+          <w:sz w:val="22"/>
+          <w:szCs w:val="22"/>
+        </w:rPr>
+        <w:t xml:space="preserve"> </w:t>
+      </w:r>
+      <w:proofErr w:type="spellStart"/>
+      <w:r>
+        <w:rPr>
+          <w:sz w:val="22"/>
+          <w:szCs w:val="22"/>
+        </w:rPr>
+        <w:t>the</w:t>
+      </w:r>
+      <w:proofErr w:type="spellEnd"/>
+      <w:r>
+        <w:rPr>
+          <w:sz w:val="22"/>
+          <w:szCs w:val="22"/>
+        </w:rPr>
+        <w:t xml:space="preserve"> </w:t>
+      </w:r>
+      <w:proofErr w:type="spellStart"/>
+      <w:r>
+        <w:rPr>
+          <w:sz w:val="22"/>
+          <w:szCs w:val="22"/>
+        </w:rPr>
+        <w:t>effect</w:t>
+      </w:r>
+      <w:proofErr w:type="spellEnd"/>
+      <w:r>
+        <w:rPr>
+          <w:sz w:val="22"/>
+          <w:szCs w:val="22"/>
+        </w:rPr>
+        <w:t xml:space="preserve"> </w:t>
+      </w:r>
+      <w:proofErr w:type="spellStart"/>
+      <w:r>
+        <w:rPr>
+          <w:sz w:val="22"/>
+          <w:szCs w:val="22"/>
         </w:rPr>
         <w:t>of</w:t>
       </w:r>
       <w:proofErr w:type="spellEnd"/>
       <w:r>
         <w:rPr>
-          <w:b/>
-          <w:bCs/>
-          <w:color w:val="0070C0"/>
-          <w:sz w:val="28"/>
-          <w:szCs w:val="28"/>
-        </w:rPr>
-        <w:t xml:space="preserve"> Mass-</w:t>
-      </w:r>
-      <w:proofErr w:type="spellStart"/>
-      <w:r>
-        <w:rPr>
-          <w:b/>
-          <w:bCs/>
-          <w:color w:val="0070C0"/>
-          <w:sz w:val="28"/>
-          <w:szCs w:val="28"/>
-        </w:rPr>
-        <w:t>Redshift</w:t>
-      </w:r>
-      <w:proofErr w:type="spellEnd"/>
-      <w:r>
-        <w:rPr>
-          <w:b/>
-          <w:bCs/>
-          <w:color w:val="0070C0"/>
-          <w:sz w:val="28"/>
-          <w:szCs w:val="28"/>
-        </w:rPr>
-        <w:t xml:space="preserve"> </w:t>
-      </w:r>
-      <w:proofErr w:type="spellStart"/>
-      <w:r>
-        <w:rPr>
-          <w:b/>
-          <w:bCs/>
-          <w:color w:val="0070C0"/>
-          <w:sz w:val="28"/>
-          <w:szCs w:val="28"/>
-        </w:rPr>
-        <w:t>Correlation</w:t>
-      </w:r>
-      <w:proofErr w:type="spellEnd"/>
-      <w:r>
-        <w:rPr>
-          <w:b/>
-          <w:bCs/>
-          <w:color w:val="0070C0"/>
-          <w:sz w:val="28"/>
-          <w:szCs w:val="28"/>
+          <w:sz w:val="22"/>
+          <w:szCs w:val="22"/>
+        </w:rPr>
+        <w:t xml:space="preserve"> </w:t>
+      </w:r>
+      <w:proofErr w:type="spellStart"/>
+      <w:r>
+        <w:rPr>
+          <w:sz w:val="22"/>
+          <w:szCs w:val="22"/>
+        </w:rPr>
+        <w:t>mass</w:t>
+      </w:r>
+      <w:proofErr w:type="spellEnd"/>
+      <w:r>
+        <w:rPr>
+          <w:sz w:val="22"/>
+          <w:szCs w:val="22"/>
+        </w:rPr>
+        <w:t xml:space="preserve"> </w:t>
+      </w:r>
+      <w:proofErr w:type="spellStart"/>
+      <w:r>
+        <w:rPr>
+          <w:sz w:val="22"/>
+          <w:szCs w:val="22"/>
+        </w:rPr>
+        <w:t>by</w:t>
+      </w:r>
+      <w:proofErr w:type="spellEnd"/>
+      <w:r>
+        <w:rPr>
+          <w:sz w:val="22"/>
+          <w:szCs w:val="22"/>
+        </w:rPr>
+        <w:t xml:space="preserve"> </w:t>
+      </w:r>
+      <w:proofErr w:type="spellStart"/>
+      <w:r>
+        <w:rPr>
+          <w:sz w:val="22"/>
+          <w:szCs w:val="22"/>
+        </w:rPr>
+        <w:t>analyzing</w:t>
+      </w:r>
+      <w:proofErr w:type="spellEnd"/>
+      <w:r>
+        <w:rPr>
+          <w:sz w:val="22"/>
+          <w:szCs w:val="22"/>
+        </w:rPr>
+        <w:t xml:space="preserve"> </w:t>
+      </w:r>
+      <w:proofErr w:type="spellStart"/>
+      <w:r>
+        <w:rPr>
+          <w:sz w:val="22"/>
+          <w:szCs w:val="22"/>
+        </w:rPr>
+        <w:t>the</w:t>
+      </w:r>
+      <w:proofErr w:type="spellEnd"/>
+      <w:r>
+        <w:rPr>
+          <w:sz w:val="22"/>
+          <w:szCs w:val="22"/>
+        </w:rPr>
+        <w:t xml:space="preserve"> </w:t>
+      </w:r>
+      <w:proofErr w:type="spellStart"/>
+      <w:r>
+        <w:rPr>
+          <w:sz w:val="22"/>
+          <w:szCs w:val="22"/>
+        </w:rPr>
+        <w:t>correlation</w:t>
+      </w:r>
+      <w:proofErr w:type="spellEnd"/>
+      <w:r>
+        <w:rPr>
+          <w:sz w:val="22"/>
+          <w:szCs w:val="22"/>
+        </w:rPr>
+        <w:t xml:space="preserve"> </w:t>
+      </w:r>
+      <w:proofErr w:type="spellStart"/>
+      <w:r>
+        <w:rPr>
+          <w:sz w:val="22"/>
+          <w:szCs w:val="22"/>
+        </w:rPr>
+        <w:t>between</w:t>
+      </w:r>
+      <w:proofErr w:type="spellEnd"/>
+      <w:r>
+        <w:rPr>
+          <w:sz w:val="22"/>
+          <w:szCs w:val="22"/>
+        </w:rPr>
+        <w:t xml:space="preserve"> </w:t>
+      </w:r>
+      <w:proofErr w:type="spellStart"/>
+      <w:r>
+        <w:rPr>
+          <w:sz w:val="22"/>
+          <w:szCs w:val="22"/>
+        </w:rPr>
+        <w:t>stellar</w:t>
+      </w:r>
+      <w:proofErr w:type="spellEnd"/>
+      <w:r>
+        <w:rPr>
+          <w:sz w:val="22"/>
+          <w:szCs w:val="22"/>
+        </w:rPr>
+        <w:t xml:space="preserve"> </w:t>
+      </w:r>
+      <w:proofErr w:type="spellStart"/>
+      <w:r>
+        <w:rPr>
+          <w:sz w:val="22"/>
+          <w:szCs w:val="22"/>
+        </w:rPr>
+        <w:t>mass</w:t>
+      </w:r>
+      <w:proofErr w:type="spellEnd"/>
+      <w:r>
+        <w:rPr>
+          <w:sz w:val="22"/>
+          <w:szCs w:val="22"/>
+        </w:rPr>
+        <w:t xml:space="preserve"> </w:t>
+      </w:r>
+      <w:proofErr w:type="spellStart"/>
+      <w:r>
+        <w:rPr>
+          <w:sz w:val="22"/>
+          <w:szCs w:val="22"/>
+        </w:rPr>
+        <w:t>and</w:t>
+      </w:r>
+      <w:proofErr w:type="spellEnd"/>
+      <w:r>
+        <w:rPr>
+          <w:sz w:val="22"/>
+          <w:szCs w:val="22"/>
+        </w:rPr>
+        <w:t xml:space="preserve"> </w:t>
+      </w:r>
+      <w:proofErr w:type="spellStart"/>
+      <w:r>
+        <w:rPr>
+          <w:sz w:val="22"/>
+          <w:szCs w:val="22"/>
+        </w:rPr>
+        <w:t>redshift</w:t>
+      </w:r>
+      <w:proofErr w:type="spellEnd"/>
+      <w:r>
+        <w:rPr>
+          <w:sz w:val="22"/>
+          <w:szCs w:val="22"/>
         </w:rPr>
         <w:t xml:space="preserve"> in </w:t>
       </w:r>
       <w:proofErr w:type="spellStart"/>
       <w:r>
         <w:rPr>
-          <w:b/>
-          <w:bCs/>
-          <w:color w:val="0070C0"/>
-          <w:sz w:val="28"/>
-          <w:szCs w:val="28"/>
-        </w:rPr>
-        <w:t>Velocity-Matched</w:t>
-      </w:r>
-      <w:proofErr w:type="spellEnd"/>
-      <w:r>
-        <w:rPr>
-          <w:b/>
-          <w:bCs/>
-          <w:color w:val="0070C0"/>
-          <w:sz w:val="28"/>
-          <w:szCs w:val="28"/>
-        </w:rPr>
-        <w:t xml:space="preserve"> </w:t>
-      </w:r>
-      <w:proofErr w:type="spellStart"/>
-      <w:r>
-        <w:rPr>
-          <w:b/>
-          <w:bCs/>
-          <w:color w:val="0070C0"/>
-          <w:sz w:val="28"/>
-          <w:szCs w:val="28"/>
-        </w:rPr>
-        <w:t>Subgroups</w:t>
-      </w:r>
-      <w:proofErr w:type="spellEnd"/>
-      <w:r>
-        <w:rPr>
-          <w:b/>
-          <w:bCs/>
-          <w:color w:val="0070C0"/>
-          <w:sz w:val="28"/>
-          <w:szCs w:val="28"/>
-        </w:rPr>
-        <w:t xml:space="preserve">: A </w:t>
-      </w:r>
-      <w:proofErr w:type="spellStart"/>
-      <w:r>
-        <w:rPr>
-          <w:b/>
-          <w:bCs/>
-          <w:color w:val="0070C0"/>
-          <w:sz w:val="28"/>
-          <w:szCs w:val="28"/>
-        </w:rPr>
-        <w:t>Rigorous</w:t>
-      </w:r>
-      <w:proofErr w:type="spellEnd"/>
-      <w:r>
-        <w:rPr>
-          <w:b/>
-          <w:bCs/>
-          <w:color w:val="0070C0"/>
-          <w:sz w:val="28"/>
-          <w:szCs w:val="28"/>
-        </w:rPr>
-        <w:t xml:space="preserve"> Test for </w:t>
-      </w:r>
-      <w:proofErr w:type="spellStart"/>
-      <w:r>
-        <w:rPr>
-          <w:b/>
-          <w:bCs/>
-          <w:color w:val="0070C0"/>
-          <w:sz w:val="28"/>
-          <w:szCs w:val="28"/>
+          <w:sz w:val="22"/>
+          <w:szCs w:val="22"/>
+        </w:rPr>
+        <w:t>galaxy</w:t>
+      </w:r>
+      <w:proofErr w:type="spellEnd"/>
+      <w:r>
+        <w:rPr>
+          <w:sz w:val="22"/>
+          <w:szCs w:val="22"/>
+        </w:rPr>
+        <w:t xml:space="preserve"> </w:t>
+      </w:r>
+      <w:proofErr w:type="spellStart"/>
+      <w:r>
+        <w:rPr>
+          <w:sz w:val="22"/>
+          <w:szCs w:val="22"/>
+        </w:rPr>
+        <w:t>subgroups</w:t>
+      </w:r>
+      <w:proofErr w:type="spellEnd"/>
+      <w:r>
+        <w:rPr>
+          <w:sz w:val="22"/>
+          <w:szCs w:val="22"/>
+        </w:rPr>
+        <w:t xml:space="preserve"> </w:t>
+      </w:r>
+      <w:proofErr w:type="spellStart"/>
+      <w:r>
+        <w:rPr>
+          <w:sz w:val="22"/>
+          <w:szCs w:val="22"/>
+        </w:rPr>
+        <w:t>with</w:t>
+      </w:r>
+      <w:proofErr w:type="spellEnd"/>
+      <w:r>
+        <w:rPr>
+          <w:sz w:val="22"/>
+          <w:szCs w:val="22"/>
+        </w:rPr>
+        <w:t xml:space="preserve"> </w:t>
+      </w:r>
+      <w:proofErr w:type="spellStart"/>
+      <w:r>
+        <w:rPr>
+          <w:sz w:val="22"/>
+          <w:szCs w:val="22"/>
+        </w:rPr>
+        <w:t>controlled</w:t>
+      </w:r>
+      <w:proofErr w:type="spellEnd"/>
+      <w:r>
+        <w:rPr>
+          <w:sz w:val="22"/>
+          <w:szCs w:val="22"/>
+        </w:rPr>
+        <w:t xml:space="preserve"> </w:t>
+      </w:r>
+      <w:proofErr w:type="spellStart"/>
+      <w:r>
+        <w:rPr>
+          <w:sz w:val="22"/>
+          <w:szCs w:val="22"/>
+        </w:rPr>
+        <w:t>distance</w:t>
+      </w:r>
+      <w:proofErr w:type="spellEnd"/>
+      <w:r>
+        <w:rPr>
+          <w:sz w:val="22"/>
+          <w:szCs w:val="22"/>
+        </w:rPr>
+        <w:t xml:space="preserve">, age, </w:t>
+      </w:r>
+      <w:proofErr w:type="spellStart"/>
+      <w:r>
+        <w:rPr>
+          <w:sz w:val="22"/>
+          <w:szCs w:val="22"/>
+        </w:rPr>
+        <w:t>and</w:t>
+      </w:r>
+      <w:proofErr w:type="spellEnd"/>
+      <w:r>
+        <w:rPr>
+          <w:sz w:val="22"/>
+          <w:szCs w:val="22"/>
+        </w:rPr>
+        <w:t xml:space="preserve"> radial </w:t>
+      </w:r>
+      <w:proofErr w:type="spellStart"/>
+      <w:r>
+        <w:rPr>
+          <w:sz w:val="22"/>
+          <w:szCs w:val="22"/>
+        </w:rPr>
+        <w:t>velocity</w:t>
+      </w:r>
+      <w:proofErr w:type="spellEnd"/>
+      <w:r>
+        <w:rPr>
+          <w:sz w:val="22"/>
+          <w:szCs w:val="22"/>
+        </w:rPr>
+        <w:t xml:space="preserve">. The </w:t>
+      </w:r>
+      <w:proofErr w:type="spellStart"/>
+      <w:r>
+        <w:rPr>
+          <w:sz w:val="22"/>
+          <w:szCs w:val="22"/>
+        </w:rPr>
+        <w:t>results</w:t>
+      </w:r>
+      <w:proofErr w:type="spellEnd"/>
+      <w:r>
+        <w:rPr>
+          <w:sz w:val="22"/>
+          <w:szCs w:val="22"/>
+        </w:rPr>
+        <w:t xml:space="preserve"> show </w:t>
+      </w:r>
+      <w:proofErr w:type="spellStart"/>
+      <w:r>
+        <w:rPr>
+          <w:sz w:val="22"/>
+          <w:szCs w:val="22"/>
+        </w:rPr>
+        <w:t>that</w:t>
+      </w:r>
+      <w:proofErr w:type="spellEnd"/>
+      <w:r>
+        <w:rPr>
+          <w:sz w:val="22"/>
+          <w:szCs w:val="22"/>
+        </w:rPr>
+        <w:t>,</w:t>
+      </w:r>
+      <w:r>
+        <w:rPr>
+          <w:sz w:val="22"/>
+          <w:szCs w:val="22"/>
+        </w:rPr>
+        <w:t xml:space="preserve"> </w:t>
+      </w:r>
+      <w:proofErr w:type="spellStart"/>
+      <w:r>
+        <w:rPr>
+          <w:sz w:val="22"/>
+          <w:szCs w:val="22"/>
+        </w:rPr>
+        <w:t>by</w:t>
+      </w:r>
+      <w:proofErr w:type="spellEnd"/>
+      <w:r>
+        <w:rPr>
+          <w:sz w:val="22"/>
+          <w:szCs w:val="22"/>
+        </w:rPr>
+        <w:t xml:space="preserve"> </w:t>
+      </w:r>
+      <w:proofErr w:type="spellStart"/>
+      <w:r>
+        <w:rPr>
+          <w:sz w:val="22"/>
+          <w:szCs w:val="22"/>
+        </w:rPr>
+        <w:t>minimizing</w:t>
+      </w:r>
+      <w:proofErr w:type="spellEnd"/>
+      <w:r>
+        <w:rPr>
+          <w:sz w:val="22"/>
+          <w:szCs w:val="22"/>
+        </w:rPr>
+        <w:t xml:space="preserve"> </w:t>
+      </w:r>
+      <w:proofErr w:type="spellStart"/>
+      <w:r>
+        <w:rPr>
+          <w:sz w:val="22"/>
+          <w:szCs w:val="22"/>
+        </w:rPr>
+        <w:t>dynamical</w:t>
+      </w:r>
+      <w:proofErr w:type="spellEnd"/>
+      <w:r>
+        <w:rPr>
+          <w:sz w:val="22"/>
+          <w:szCs w:val="22"/>
+        </w:rPr>
+        <w:t xml:space="preserve"> </w:t>
+      </w:r>
+      <w:proofErr w:type="spellStart"/>
+      <w:r>
+        <w:rPr>
+          <w:sz w:val="22"/>
+          <w:szCs w:val="22"/>
+        </w:rPr>
+        <w:t>noise</w:t>
+      </w:r>
+      <w:proofErr w:type="spellEnd"/>
+      <w:r>
+        <w:rPr>
+          <w:sz w:val="22"/>
+          <w:szCs w:val="22"/>
+        </w:rPr>
+        <w:t xml:space="preserve">, </w:t>
+      </w:r>
+      <w:proofErr w:type="spellStart"/>
+      <w:r>
+        <w:rPr>
+          <w:sz w:val="22"/>
+          <w:szCs w:val="22"/>
         </w:rPr>
         <w:t>the</w:t>
       </w:r>
       <w:proofErr w:type="spellEnd"/>
       <w:r>
         <w:rPr>
-          <w:b/>
-          <w:bCs/>
-          <w:color w:val="0070C0"/>
-          <w:sz w:val="28"/>
-          <w:szCs w:val="28"/>
-        </w:rPr>
-        <w:t xml:space="preserve"> </w:t>
-      </w:r>
-      <w:proofErr w:type="spellStart"/>
-      <w:r>
-        <w:rPr>
-          <w:b/>
-          <w:bCs/>
-          <w:color w:val="0070C0"/>
-          <w:sz w:val="28"/>
-          <w:szCs w:val="28"/>
-        </w:rPr>
-        <w:t>Decreasing</w:t>
-      </w:r>
-      <w:proofErr w:type="spellEnd"/>
-      <w:r>
-        <w:rPr>
-          <w:b/>
-          <w:bCs/>
-          <w:color w:val="0070C0"/>
-          <w:sz w:val="28"/>
-          <w:szCs w:val="28"/>
-        </w:rPr>
-        <w:t xml:space="preserve"> Universe </w:t>
-      </w:r>
-      <w:proofErr w:type="spellStart"/>
-      <w:r>
-        <w:rPr>
-          <w:b/>
-          <w:bCs/>
-          <w:color w:val="0070C0"/>
-          <w:sz w:val="28"/>
-          <w:szCs w:val="28"/>
-        </w:rPr>
-        <w:t>Theory</w:t>
-      </w:r>
-      <w:proofErr w:type="spellEnd"/>
+          <w:sz w:val="22"/>
+          <w:szCs w:val="22"/>
+        </w:rPr>
+        <w:t xml:space="preserve"> negative </w:t>
+      </w:r>
+      <w:proofErr w:type="spellStart"/>
+      <w:r>
+        <w:rPr>
+          <w:sz w:val="22"/>
+          <w:szCs w:val="22"/>
+        </w:rPr>
+        <w:t>correlation</w:t>
+      </w:r>
+      <w:proofErr w:type="spellEnd"/>
+      <w:r>
+        <w:rPr>
+          <w:sz w:val="22"/>
+          <w:szCs w:val="22"/>
+        </w:rPr>
+        <w:t xml:space="preserve"> </w:t>
+      </w:r>
+      <w:proofErr w:type="spellStart"/>
+      <w:r>
+        <w:rPr>
+          <w:sz w:val="22"/>
+          <w:szCs w:val="22"/>
+        </w:rPr>
+        <w:t>predicted</w:t>
+      </w:r>
+      <w:proofErr w:type="spellEnd"/>
+      <w:r>
+        <w:rPr>
+          <w:sz w:val="22"/>
+          <w:szCs w:val="22"/>
+        </w:rPr>
+        <w:t xml:space="preserve"> </w:t>
+      </w:r>
+      <w:proofErr w:type="spellStart"/>
+      <w:r>
+        <w:rPr>
+          <w:sz w:val="22"/>
+          <w:szCs w:val="22"/>
+        </w:rPr>
+        <w:t>by</w:t>
+      </w:r>
+      <w:proofErr w:type="spellEnd"/>
+      <w:r>
+        <w:rPr>
+          <w:sz w:val="22"/>
+          <w:szCs w:val="22"/>
+        </w:rPr>
+        <w:t xml:space="preserve"> </w:t>
+      </w:r>
+      <w:proofErr w:type="spellStart"/>
+      <w:r>
+        <w:rPr>
+          <w:sz w:val="22"/>
+          <w:szCs w:val="22"/>
+        </w:rPr>
+        <w:t>the</w:t>
+      </w:r>
+      <w:proofErr w:type="spellEnd"/>
+      <w:r>
+        <w:rPr>
+          <w:sz w:val="22"/>
+          <w:szCs w:val="22"/>
+        </w:rPr>
+        <w:t xml:space="preserve"> D.U. </w:t>
+      </w:r>
+      <w:proofErr w:type="spellStart"/>
+      <w:r>
+        <w:rPr>
+          <w:sz w:val="22"/>
+          <w:szCs w:val="22"/>
+        </w:rPr>
+        <w:t>theory</w:t>
+      </w:r>
+      <w:proofErr w:type="spellEnd"/>
+      <w:r>
+        <w:rPr>
+          <w:sz w:val="22"/>
+          <w:szCs w:val="22"/>
+        </w:rPr>
+        <w:t xml:space="preserve"> emerges in </w:t>
+      </w:r>
+      <w:proofErr w:type="spellStart"/>
+      <w:r>
+        <w:rPr>
+          <w:sz w:val="22"/>
+          <w:szCs w:val="22"/>
+        </w:rPr>
+        <w:t>specific</w:t>
+      </w:r>
+      <w:proofErr w:type="spellEnd"/>
+      <w:r>
+        <w:rPr>
+          <w:sz w:val="22"/>
+          <w:szCs w:val="22"/>
+        </w:rPr>
+        <w:t xml:space="preserve"> </w:t>
+      </w:r>
+      <w:proofErr w:type="spellStart"/>
+      <w:r>
+        <w:rPr>
+          <w:sz w:val="22"/>
+          <w:szCs w:val="22"/>
+        </w:rPr>
+        <w:t>subsamples</w:t>
+      </w:r>
+      <w:proofErr w:type="spellEnd"/>
+      <w:r>
+        <w:rPr>
+          <w:sz w:val="22"/>
+          <w:szCs w:val="22"/>
+        </w:rPr>
+        <w:t xml:space="preserve">, </w:t>
+      </w:r>
+      <w:proofErr w:type="spellStart"/>
+      <w:r>
+        <w:rPr>
+          <w:sz w:val="22"/>
+          <w:szCs w:val="22"/>
+        </w:rPr>
+        <w:t>suggesting</w:t>
+      </w:r>
+      <w:proofErr w:type="spellEnd"/>
+      <w:r>
+        <w:rPr>
+          <w:sz w:val="22"/>
+          <w:szCs w:val="22"/>
+        </w:rPr>
+        <w:t xml:space="preserve"> </w:t>
+      </w:r>
+      <w:proofErr w:type="spellStart"/>
+      <w:r>
+        <w:rPr>
+          <w:sz w:val="22"/>
+          <w:szCs w:val="22"/>
+        </w:rPr>
+        <w:t>that</w:t>
+      </w:r>
+      <w:proofErr w:type="spellEnd"/>
+      <w:r>
+        <w:rPr>
+          <w:sz w:val="22"/>
+          <w:szCs w:val="22"/>
+        </w:rPr>
+        <w:t xml:space="preserve"> </w:t>
+      </w:r>
+      <w:proofErr w:type="spellStart"/>
+      <w:r>
+        <w:rPr>
+          <w:sz w:val="22"/>
+          <w:szCs w:val="22"/>
+        </w:rPr>
+        <w:t>the</w:t>
+      </w:r>
+      <w:proofErr w:type="spellEnd"/>
+      <w:r>
+        <w:rPr>
+          <w:sz w:val="22"/>
+          <w:szCs w:val="22"/>
+        </w:rPr>
+        <w:t xml:space="preserve"> </w:t>
+      </w:r>
+      <w:proofErr w:type="spellStart"/>
+      <w:r>
+        <w:rPr>
+          <w:sz w:val="22"/>
+          <w:szCs w:val="22"/>
+        </w:rPr>
+        <w:t>intrinsic</w:t>
+      </w:r>
+      <w:proofErr w:type="spellEnd"/>
+      <w:r>
+        <w:rPr>
+          <w:sz w:val="22"/>
+          <w:szCs w:val="22"/>
+        </w:rPr>
+        <w:t xml:space="preserve"> </w:t>
+      </w:r>
+      <w:proofErr w:type="spellStart"/>
+      <w:r>
+        <w:rPr>
+          <w:sz w:val="22"/>
+          <w:szCs w:val="22"/>
+        </w:rPr>
+        <w:t>gravitational</w:t>
+      </w:r>
+      <w:proofErr w:type="spellEnd"/>
+      <w:r>
+        <w:rPr>
+          <w:sz w:val="22"/>
+          <w:szCs w:val="22"/>
+        </w:rPr>
+        <w:t xml:space="preserve"> </w:t>
+      </w:r>
+      <w:proofErr w:type="spellStart"/>
+      <w:r>
+        <w:rPr>
+          <w:sz w:val="22"/>
+          <w:szCs w:val="22"/>
+        </w:rPr>
+        <w:t>effect</w:t>
+      </w:r>
+      <w:proofErr w:type="spellEnd"/>
+      <w:r>
+        <w:rPr>
+          <w:sz w:val="22"/>
+          <w:szCs w:val="22"/>
+        </w:rPr>
+        <w:t xml:space="preserve"> </w:t>
+      </w:r>
+      <w:proofErr w:type="spellStart"/>
+      <w:r>
+        <w:rPr>
+          <w:sz w:val="22"/>
+          <w:szCs w:val="22"/>
+        </w:rPr>
+        <w:t>may</w:t>
+      </w:r>
+      <w:proofErr w:type="spellEnd"/>
+      <w:r>
+        <w:rPr>
+          <w:sz w:val="22"/>
+          <w:szCs w:val="22"/>
+        </w:rPr>
+        <w:t xml:space="preserve"> </w:t>
+      </w:r>
+      <w:proofErr w:type="spellStart"/>
+      <w:r>
+        <w:rPr>
+          <w:sz w:val="22"/>
+          <w:szCs w:val="22"/>
+        </w:rPr>
+        <w:t>be</w:t>
+      </w:r>
+      <w:proofErr w:type="spellEnd"/>
+      <w:r>
+        <w:rPr>
+          <w:sz w:val="22"/>
+          <w:szCs w:val="22"/>
+        </w:rPr>
+        <w:t xml:space="preserve"> </w:t>
+      </w:r>
+      <w:proofErr w:type="spellStart"/>
+      <w:r>
+        <w:rPr>
+          <w:sz w:val="22"/>
+          <w:szCs w:val="22"/>
+        </w:rPr>
+        <w:t>detectable</w:t>
+      </w:r>
+      <w:proofErr w:type="spellEnd"/>
+      <w:r>
+        <w:rPr>
+          <w:sz w:val="28"/>
+          <w:szCs w:val="28"/>
+        </w:rPr>
+        <w:t>"</w:t>
+      </w:r>
+      <w:r>
+        <w:rPr>
+          <w:sz w:val="28"/>
+          <w:szCs w:val="28"/>
+        </w:rPr>
+        <w:t>(</w:t>
+      </w:r>
+      <w:proofErr w:type="spellStart"/>
+      <w:r>
+        <w:rPr>
+          <w:color w:val="C00000"/>
+          <w:sz w:val="28"/>
+          <w:szCs w:val="28"/>
+        </w:rPr>
+        <w:t>Apr</w:t>
+      </w:r>
+      <w:proofErr w:type="spellEnd"/>
+      <w:r>
+        <w:rPr>
+          <w:color w:val="C00000"/>
+          <w:sz w:val="28"/>
+          <w:szCs w:val="28"/>
+        </w:rPr>
+        <w:t>/2026</w:t>
+      </w:r>
+      <w:r>
+        <w:rPr>
+          <w:sz w:val="28"/>
+          <w:szCs w:val="28"/>
+        </w:rPr>
+        <w:t>)</w:t>
+      </w:r>
     </w:p>
     <w:p>
-      <w:pPr>
-        <w:rPr>
-          <w:sz w:val="28"/>
-          <w:szCs w:val="28"/>
-        </w:rPr>
-      </w:pPr>
-      <w:r>
-        <w:rPr>
-          <w:sz w:val="28"/>
-          <w:szCs w:val="28"/>
-        </w:rPr>
-        <w:t>"</w:t>
-      </w:r>
-      <w:r>
-        <w:rPr>
-          <w:sz w:val="22"/>
-          <w:szCs w:val="22"/>
-        </w:rPr>
-        <w:t xml:space="preserve">The </w:t>
-      </w:r>
-      <w:proofErr w:type="spellStart"/>
-      <w:r>
-        <w:rPr>
-          <w:sz w:val="22"/>
-          <w:szCs w:val="22"/>
-        </w:rPr>
-        <w:t>Decreasing</w:t>
-      </w:r>
-      <w:proofErr w:type="spellEnd"/>
-      <w:r>
-        <w:rPr>
-          <w:sz w:val="22"/>
-          <w:szCs w:val="22"/>
-        </w:rPr>
-        <w:t xml:space="preserve"> Universe (D.U.) </w:t>
-      </w:r>
-      <w:proofErr w:type="spellStart"/>
-      <w:r>
-        <w:rPr>
-          <w:sz w:val="22"/>
-          <w:szCs w:val="22"/>
-        </w:rPr>
-        <w:t>theory</w:t>
-      </w:r>
-      <w:proofErr w:type="spellEnd"/>
-      <w:r>
-        <w:rPr>
-          <w:sz w:val="22"/>
-          <w:szCs w:val="22"/>
-        </w:rPr>
-        <w:t xml:space="preserve"> </w:t>
-      </w:r>
-      <w:proofErr w:type="spellStart"/>
-      <w:r>
-        <w:rPr>
-          <w:sz w:val="22"/>
-          <w:szCs w:val="22"/>
-        </w:rPr>
-        <w:t>proposes</w:t>
-      </w:r>
-      <w:proofErr w:type="spellEnd"/>
-      <w:r>
-        <w:rPr>
-          <w:sz w:val="22"/>
-          <w:szCs w:val="22"/>
-        </w:rPr>
-        <w:t xml:space="preserve"> </w:t>
-      </w:r>
-      <w:proofErr w:type="spellStart"/>
-      <w:r>
-        <w:rPr>
-          <w:sz w:val="22"/>
-          <w:szCs w:val="22"/>
-        </w:rPr>
-        <w:t>that</w:t>
-      </w:r>
-      <w:proofErr w:type="spellEnd"/>
-      <w:r>
-        <w:rPr>
-          <w:sz w:val="22"/>
-          <w:szCs w:val="22"/>
-        </w:rPr>
-        <w:t xml:space="preserve"> </w:t>
-      </w:r>
-      <w:proofErr w:type="spellStart"/>
-      <w:r>
-        <w:rPr>
-          <w:sz w:val="22"/>
-          <w:szCs w:val="22"/>
-        </w:rPr>
-        <w:t>the</w:t>
-      </w:r>
-      <w:proofErr w:type="spellEnd"/>
-      <w:r>
-        <w:rPr>
-          <w:sz w:val="22"/>
-          <w:szCs w:val="22"/>
-        </w:rPr>
-        <w:t xml:space="preserve"> </w:t>
-      </w:r>
-      <w:proofErr w:type="spellStart"/>
-      <w:r>
-        <w:rPr>
-          <w:sz w:val="22"/>
-          <w:szCs w:val="22"/>
-        </w:rPr>
-        <w:t>gravitational</w:t>
-      </w:r>
-      <w:proofErr w:type="spellEnd"/>
-      <w:r>
-        <w:rPr>
-          <w:sz w:val="22"/>
-          <w:szCs w:val="22"/>
-        </w:rPr>
-        <w:t xml:space="preserve"> </w:t>
-      </w:r>
-      <w:proofErr w:type="spellStart"/>
-      <w:r>
-        <w:rPr>
-          <w:sz w:val="22"/>
-          <w:szCs w:val="22"/>
-        </w:rPr>
-        <w:t>field</w:t>
-      </w:r>
-      <w:proofErr w:type="spellEnd"/>
-      <w:r>
-        <w:rPr>
-          <w:sz w:val="22"/>
-          <w:szCs w:val="22"/>
-        </w:rPr>
-        <w:t xml:space="preserve"> </w:t>
-      </w:r>
-      <w:proofErr w:type="spellStart"/>
-      <w:r>
-        <w:rPr>
-          <w:sz w:val="22"/>
-          <w:szCs w:val="22"/>
-        </w:rPr>
-        <w:t>induces</w:t>
-      </w:r>
-      <w:proofErr w:type="spellEnd"/>
-      <w:r>
-        <w:rPr>
-          <w:sz w:val="22"/>
-          <w:szCs w:val="22"/>
-        </w:rPr>
-        <w:t xml:space="preserve"> a </w:t>
-      </w:r>
-      <w:proofErr w:type="spellStart"/>
-      <w:r>
-        <w:rPr>
-          <w:sz w:val="22"/>
-          <w:szCs w:val="22"/>
-        </w:rPr>
-        <w:t>continuous</w:t>
-      </w:r>
-      <w:proofErr w:type="spellEnd"/>
-      <w:r>
-        <w:rPr>
-          <w:sz w:val="22"/>
-          <w:szCs w:val="22"/>
-        </w:rPr>
-        <w:t xml:space="preserve"> </w:t>
-      </w:r>
-      <w:proofErr w:type="spellStart"/>
-      <w:r>
-        <w:rPr>
-          <w:sz w:val="22"/>
-          <w:szCs w:val="22"/>
-        </w:rPr>
-        <w:t>spatial</w:t>
-      </w:r>
-      <w:proofErr w:type="spellEnd"/>
-      <w:r>
-        <w:rPr>
-          <w:sz w:val="22"/>
-          <w:szCs w:val="22"/>
-        </w:rPr>
-        <w:t xml:space="preserve"> </w:t>
-      </w:r>
-      <w:proofErr w:type="spellStart"/>
-      <w:r>
-        <w:rPr>
-          <w:sz w:val="22"/>
-          <w:szCs w:val="22"/>
-        </w:rPr>
-        <w:t>contraction</w:t>
-      </w:r>
-      <w:proofErr w:type="spellEnd"/>
-      <w:r>
-        <w:rPr>
-          <w:sz w:val="22"/>
-          <w:szCs w:val="22"/>
-        </w:rPr>
-        <w:t xml:space="preserve">, </w:t>
-      </w:r>
-      <w:proofErr w:type="spellStart"/>
-      <w:r>
-        <w:rPr>
-          <w:sz w:val="22"/>
-          <w:szCs w:val="22"/>
-        </w:rPr>
-        <w:t>predicting</w:t>
-      </w:r>
-      <w:proofErr w:type="spellEnd"/>
-      <w:r>
-        <w:rPr>
-          <w:sz w:val="22"/>
-          <w:szCs w:val="22"/>
-        </w:rPr>
-        <w:t xml:space="preserve"> </w:t>
-      </w:r>
-      <w:proofErr w:type="spellStart"/>
-      <w:r>
-        <w:rPr>
-          <w:sz w:val="22"/>
-          <w:szCs w:val="22"/>
-        </w:rPr>
-        <w:t>that</w:t>
-      </w:r>
-      <w:proofErr w:type="spellEnd"/>
-      <w:r>
-        <w:rPr>
-          <w:sz w:val="22"/>
-          <w:szCs w:val="22"/>
-        </w:rPr>
-        <w:t xml:space="preserve"> </w:t>
-      </w:r>
-      <w:r>
-        <w:rPr>
-          <w:sz w:val="22"/>
-          <w:szCs w:val="22"/>
-        </w:rPr>
-        <w:t xml:space="preserve">more </w:t>
-      </w:r>
-      <w:proofErr w:type="spellStart"/>
-      <w:r>
-        <w:rPr>
-          <w:sz w:val="22"/>
-          <w:szCs w:val="22"/>
-        </w:rPr>
-        <w:t>massive</w:t>
-      </w:r>
-      <w:proofErr w:type="spellEnd"/>
-      <w:r>
-        <w:rPr>
-          <w:sz w:val="22"/>
-          <w:szCs w:val="22"/>
-        </w:rPr>
-        <w:t xml:space="preserve"> </w:t>
-      </w:r>
-      <w:proofErr w:type="spellStart"/>
-      <w:r>
-        <w:rPr>
-          <w:sz w:val="22"/>
-          <w:szCs w:val="22"/>
-        </w:rPr>
-        <w:t>galaxies</w:t>
-      </w:r>
-      <w:proofErr w:type="spellEnd"/>
-      <w:r>
-        <w:rPr>
-          <w:sz w:val="22"/>
-          <w:szCs w:val="22"/>
-        </w:rPr>
-        <w:t xml:space="preserve"> </w:t>
-      </w:r>
-      <w:proofErr w:type="spellStart"/>
-      <w:r>
-        <w:rPr>
-          <w:sz w:val="22"/>
-          <w:szCs w:val="22"/>
-        </w:rPr>
-        <w:t>should</w:t>
-      </w:r>
-      <w:proofErr w:type="spellEnd"/>
-      <w:r>
-        <w:rPr>
-          <w:sz w:val="22"/>
-          <w:szCs w:val="22"/>
-        </w:rPr>
-        <w:t xml:space="preserve"> </w:t>
-      </w:r>
-      <w:proofErr w:type="spellStart"/>
-      <w:r>
-        <w:rPr>
-          <w:sz w:val="22"/>
-          <w:szCs w:val="22"/>
-        </w:rPr>
-        <w:t>exhibit</w:t>
-      </w:r>
-      <w:proofErr w:type="spellEnd"/>
-      <w:r>
-        <w:rPr>
-          <w:sz w:val="22"/>
-          <w:szCs w:val="22"/>
-        </w:rPr>
-        <w:t xml:space="preserve"> a </w:t>
-      </w:r>
-      <w:proofErr w:type="spellStart"/>
-      <w:r>
-        <w:rPr>
-          <w:sz w:val="22"/>
-          <w:szCs w:val="22"/>
-        </w:rPr>
-        <w:t>smaller</w:t>
-      </w:r>
-      <w:proofErr w:type="spellEnd"/>
-      <w:r>
-        <w:rPr>
-          <w:sz w:val="22"/>
-          <w:szCs w:val="22"/>
-        </w:rPr>
-        <w:t xml:space="preserve"> </w:t>
-      </w:r>
-      <w:proofErr w:type="spellStart"/>
-      <w:r>
-        <w:rPr>
-          <w:sz w:val="22"/>
-          <w:szCs w:val="22"/>
-        </w:rPr>
-        <w:t>redshift</w:t>
-      </w:r>
-      <w:proofErr w:type="spellEnd"/>
-      <w:r>
-        <w:rPr>
-          <w:sz w:val="22"/>
-          <w:szCs w:val="22"/>
-        </w:rPr>
-        <w:t xml:space="preserve"> </w:t>
-      </w:r>
-      <w:proofErr w:type="spellStart"/>
-      <w:r>
-        <w:rPr>
-          <w:sz w:val="22"/>
-          <w:szCs w:val="22"/>
-        </w:rPr>
-        <w:t>at</w:t>
-      </w:r>
-      <w:proofErr w:type="spellEnd"/>
-      <w:r>
-        <w:rPr>
-          <w:sz w:val="22"/>
-          <w:szCs w:val="22"/>
-        </w:rPr>
-        <w:t xml:space="preserve"> </w:t>
-      </w:r>
-      <w:proofErr w:type="spellStart"/>
-      <w:r>
-        <w:rPr>
-          <w:sz w:val="22"/>
-          <w:szCs w:val="22"/>
-        </w:rPr>
-        <w:t>the</w:t>
-      </w:r>
-      <w:proofErr w:type="spellEnd"/>
-      <w:r>
-        <w:rPr>
-          <w:sz w:val="22"/>
-          <w:szCs w:val="22"/>
-        </w:rPr>
-        <w:t xml:space="preserve"> </w:t>
-      </w:r>
-      <w:proofErr w:type="spellStart"/>
-      <w:r>
-        <w:rPr>
-          <w:sz w:val="22"/>
-          <w:szCs w:val="22"/>
-        </w:rPr>
-        <w:t>same</w:t>
-      </w:r>
-      <w:proofErr w:type="spellEnd"/>
-      <w:r>
-        <w:rPr>
-          <w:sz w:val="22"/>
-          <w:szCs w:val="22"/>
-        </w:rPr>
-        <w:t xml:space="preserve"> </w:t>
-      </w:r>
-      <w:proofErr w:type="spellStart"/>
-      <w:r>
-        <w:rPr>
-          <w:sz w:val="22"/>
-          <w:szCs w:val="22"/>
-        </w:rPr>
-        <w:t>distance</w:t>
-      </w:r>
-      <w:proofErr w:type="spellEnd"/>
-      <w:r>
-        <w:rPr>
-          <w:sz w:val="22"/>
-          <w:szCs w:val="22"/>
-        </w:rPr>
-        <w:t xml:space="preserve"> [1]. The </w:t>
-      </w:r>
-      <w:proofErr w:type="spellStart"/>
-      <w:r>
-        <w:rPr>
-          <w:sz w:val="22"/>
-          <w:szCs w:val="22"/>
-        </w:rPr>
-        <w:t>main</w:t>
-      </w:r>
-      <w:proofErr w:type="spellEnd"/>
-      <w:r>
-        <w:rPr>
-          <w:sz w:val="22"/>
-          <w:szCs w:val="22"/>
-        </w:rPr>
-        <w:t xml:space="preserve"> </w:t>
-      </w:r>
-      <w:proofErr w:type="spellStart"/>
-      <w:r>
-        <w:rPr>
-          <w:sz w:val="22"/>
-          <w:szCs w:val="22"/>
-        </w:rPr>
-        <w:t>obstacle</w:t>
-      </w:r>
-      <w:proofErr w:type="spellEnd"/>
-      <w:r>
-        <w:rPr>
-          <w:sz w:val="22"/>
-          <w:szCs w:val="22"/>
-        </w:rPr>
-        <w:t xml:space="preserve"> </w:t>
-      </w:r>
-      <w:proofErr w:type="spellStart"/>
-      <w:r>
-        <w:rPr>
-          <w:sz w:val="22"/>
-          <w:szCs w:val="22"/>
-        </w:rPr>
-        <w:t>to</w:t>
-      </w:r>
-      <w:proofErr w:type="spellEnd"/>
-      <w:r>
-        <w:rPr>
-          <w:sz w:val="22"/>
-          <w:szCs w:val="22"/>
-        </w:rPr>
-        <w:t xml:space="preserve"> </w:t>
-      </w:r>
-      <w:proofErr w:type="spellStart"/>
-      <w:r>
-        <w:rPr>
-          <w:sz w:val="22"/>
-          <w:szCs w:val="22"/>
-        </w:rPr>
-        <w:t>testing</w:t>
-      </w:r>
-      <w:proofErr w:type="spellEnd"/>
-      <w:r>
-        <w:rPr>
-          <w:sz w:val="22"/>
-          <w:szCs w:val="22"/>
-        </w:rPr>
-        <w:t xml:space="preserve"> </w:t>
-      </w:r>
-      <w:proofErr w:type="spellStart"/>
-      <w:r>
-        <w:rPr>
-          <w:sz w:val="22"/>
-          <w:szCs w:val="22"/>
-        </w:rPr>
-        <w:t>this</w:t>
-      </w:r>
-      <w:proofErr w:type="spellEnd"/>
-      <w:r>
-        <w:rPr>
-          <w:sz w:val="22"/>
-          <w:szCs w:val="22"/>
-        </w:rPr>
-        <w:t xml:space="preserve"> </w:t>
-      </w:r>
-      <w:proofErr w:type="spellStart"/>
-      <w:r>
-        <w:rPr>
-          <w:sz w:val="22"/>
-          <w:szCs w:val="22"/>
-        </w:rPr>
-        <w:t>prediction</w:t>
-      </w:r>
-      <w:proofErr w:type="spellEnd"/>
-      <w:r>
-        <w:rPr>
-          <w:sz w:val="22"/>
-          <w:szCs w:val="22"/>
-        </w:rPr>
-        <w:t xml:space="preserve"> </w:t>
-      </w:r>
-      <w:proofErr w:type="spellStart"/>
-      <w:r>
-        <w:rPr>
-          <w:sz w:val="22"/>
-          <w:szCs w:val="22"/>
-        </w:rPr>
-        <w:t>is</w:t>
-      </w:r>
-      <w:proofErr w:type="spellEnd"/>
-      <w:r>
-        <w:rPr>
-          <w:sz w:val="22"/>
-          <w:szCs w:val="22"/>
-        </w:rPr>
-        <w:t xml:space="preserve"> </w:t>
-      </w:r>
-      <w:proofErr w:type="spellStart"/>
-      <w:r>
-        <w:rPr>
-          <w:sz w:val="22"/>
-          <w:szCs w:val="22"/>
-        </w:rPr>
-        <w:t>the</w:t>
-      </w:r>
-      <w:proofErr w:type="spellEnd"/>
-      <w:r>
-        <w:rPr>
-          <w:sz w:val="22"/>
-          <w:szCs w:val="22"/>
-        </w:rPr>
-        <w:t xml:space="preserve"> </w:t>
-      </w:r>
-      <w:proofErr w:type="spellStart"/>
-      <w:r>
-        <w:rPr>
-          <w:sz w:val="22"/>
-          <w:szCs w:val="22"/>
-        </w:rPr>
-        <w:t>noise</w:t>
-      </w:r>
-      <w:proofErr w:type="spellEnd"/>
-      <w:r>
-        <w:rPr>
-          <w:sz w:val="22"/>
-          <w:szCs w:val="22"/>
-        </w:rPr>
-        <w:t xml:space="preserve"> </w:t>
-      </w:r>
-      <w:proofErr w:type="spellStart"/>
-      <w:r>
-        <w:rPr>
-          <w:sz w:val="22"/>
-          <w:szCs w:val="22"/>
-        </w:rPr>
-        <w:t>introduced</w:t>
-      </w:r>
-      <w:proofErr w:type="spellEnd"/>
-      <w:r>
-        <w:rPr>
-          <w:sz w:val="22"/>
-          <w:szCs w:val="22"/>
-        </w:rPr>
-        <w:t xml:space="preserve"> </w:t>
-      </w:r>
-      <w:proofErr w:type="spellStart"/>
-      <w:r>
-        <w:rPr>
-          <w:sz w:val="22"/>
-          <w:szCs w:val="22"/>
-        </w:rPr>
-        <w:t>by</w:t>
-      </w:r>
-      <w:proofErr w:type="spellEnd"/>
-      <w:r>
-        <w:rPr>
-          <w:sz w:val="22"/>
-          <w:szCs w:val="22"/>
-        </w:rPr>
-        <w:t xml:space="preserve"> </w:t>
-      </w:r>
-      <w:proofErr w:type="spellStart"/>
-      <w:r>
-        <w:rPr>
-          <w:sz w:val="22"/>
-          <w:szCs w:val="22"/>
-        </w:rPr>
-        <w:t>the</w:t>
-      </w:r>
-      <w:proofErr w:type="spellEnd"/>
-      <w:r>
-        <w:rPr>
-          <w:sz w:val="22"/>
-          <w:szCs w:val="22"/>
-        </w:rPr>
-        <w:t xml:space="preserve"> </w:t>
-      </w:r>
-      <w:proofErr w:type="spellStart"/>
-      <w:r>
-        <w:rPr>
-          <w:sz w:val="22"/>
-          <w:szCs w:val="22"/>
-        </w:rPr>
-        <w:t>galaxies</w:t>
-      </w:r>
-      <w:proofErr w:type="spellEnd"/>
-      <w:r>
-        <w:rPr>
-          <w:sz w:val="22"/>
-          <w:szCs w:val="22"/>
-        </w:rPr>
-        <w:t xml:space="preserve">' peculiar </w:t>
-      </w:r>
-      <w:proofErr w:type="spellStart"/>
-      <w:r>
-        <w:rPr>
-          <w:sz w:val="22"/>
-          <w:szCs w:val="22"/>
-        </w:rPr>
-        <w:t>velocities</w:t>
-      </w:r>
-      <w:proofErr w:type="spellEnd"/>
-      <w:r>
-        <w:rPr>
-          <w:sz w:val="22"/>
-          <w:szCs w:val="22"/>
-        </w:rPr>
-        <w:t xml:space="preserve">. </w:t>
-      </w:r>
-      <w:proofErr w:type="spellStart"/>
-      <w:r>
-        <w:rPr>
-          <w:sz w:val="22"/>
-          <w:szCs w:val="22"/>
-        </w:rPr>
-        <w:t>This</w:t>
-      </w:r>
-      <w:proofErr w:type="spellEnd"/>
-      <w:r>
-        <w:rPr>
-          <w:sz w:val="22"/>
-          <w:szCs w:val="22"/>
-        </w:rPr>
-        <w:t xml:space="preserve"> </w:t>
-      </w:r>
-      <w:proofErr w:type="spellStart"/>
-      <w:r>
-        <w:rPr>
-          <w:sz w:val="22"/>
-          <w:szCs w:val="22"/>
-        </w:rPr>
-        <w:t>study</w:t>
-      </w:r>
-      <w:proofErr w:type="spellEnd"/>
-      <w:r>
-        <w:rPr>
-          <w:sz w:val="22"/>
-          <w:szCs w:val="22"/>
-        </w:rPr>
-        <w:t xml:space="preserve"> </w:t>
-      </w:r>
-      <w:proofErr w:type="spellStart"/>
-      <w:r>
-        <w:rPr>
-          <w:sz w:val="22"/>
-          <w:szCs w:val="22"/>
-        </w:rPr>
-        <w:t>applies</w:t>
-      </w:r>
-      <w:proofErr w:type="spellEnd"/>
-      <w:r>
-        <w:rPr>
-          <w:sz w:val="22"/>
-          <w:szCs w:val="22"/>
-        </w:rPr>
-        <w:t xml:space="preserve"> a </w:t>
-      </w:r>
-      <w:proofErr w:type="spellStart"/>
-      <w:r>
-        <w:rPr>
-          <w:sz w:val="22"/>
-          <w:szCs w:val="22"/>
-        </w:rPr>
-        <w:t>rigorous</w:t>
-      </w:r>
-      <w:proofErr w:type="spellEnd"/>
-      <w:r>
-        <w:rPr>
-          <w:sz w:val="22"/>
-          <w:szCs w:val="22"/>
-        </w:rPr>
-        <w:t xml:space="preserve"> </w:t>
-      </w:r>
-      <w:proofErr w:type="spellStart"/>
-      <w:r>
-        <w:rPr>
-          <w:sz w:val="22"/>
-          <w:szCs w:val="22"/>
-        </w:rPr>
-        <w:t>methodology</w:t>
-      </w:r>
-      <w:proofErr w:type="spellEnd"/>
-      <w:r>
-        <w:rPr>
-          <w:sz w:val="22"/>
-          <w:szCs w:val="22"/>
-        </w:rPr>
-        <w:t xml:space="preserve"> </w:t>
-      </w:r>
-      <w:proofErr w:type="spellStart"/>
-      <w:r>
-        <w:rPr>
-          <w:sz w:val="22"/>
-          <w:szCs w:val="22"/>
-        </w:rPr>
-        <w:t>to</w:t>
-      </w:r>
-      <w:proofErr w:type="spellEnd"/>
-      <w:r>
-        <w:rPr>
-          <w:sz w:val="22"/>
-          <w:szCs w:val="22"/>
-        </w:rPr>
-        <w:t xml:space="preserve"> </w:t>
-      </w:r>
-      <w:proofErr w:type="spellStart"/>
-      <w:r>
-        <w:rPr>
-          <w:sz w:val="22"/>
-          <w:szCs w:val="22"/>
-        </w:rPr>
-        <w:t>isolate</w:t>
-      </w:r>
-      <w:proofErr w:type="spellEnd"/>
-      <w:r>
-        <w:rPr>
-          <w:sz w:val="22"/>
-          <w:szCs w:val="22"/>
-        </w:rPr>
-        <w:t xml:space="preserve"> </w:t>
-      </w:r>
-      <w:proofErr w:type="spellStart"/>
-      <w:r>
-        <w:rPr>
-          <w:sz w:val="22"/>
-          <w:szCs w:val="22"/>
-        </w:rPr>
-        <w:t>the</w:t>
-      </w:r>
-      <w:proofErr w:type="spellEnd"/>
-      <w:r>
-        <w:rPr>
-          <w:sz w:val="22"/>
-          <w:szCs w:val="22"/>
-        </w:rPr>
-        <w:t xml:space="preserve"> </w:t>
-      </w:r>
-      <w:proofErr w:type="spellStart"/>
-      <w:r>
-        <w:rPr>
-          <w:sz w:val="22"/>
-          <w:szCs w:val="22"/>
-        </w:rPr>
-        <w:t>effect</w:t>
-      </w:r>
-      <w:proofErr w:type="spellEnd"/>
-      <w:r>
-        <w:rPr>
-          <w:sz w:val="22"/>
-          <w:szCs w:val="22"/>
-        </w:rPr>
-        <w:t xml:space="preserve"> </w:t>
-      </w:r>
-      <w:proofErr w:type="spellStart"/>
-      <w:r>
-        <w:rPr>
-          <w:sz w:val="22"/>
-          <w:szCs w:val="22"/>
-        </w:rPr>
-        <w:t>of</w:t>
-      </w:r>
-      <w:proofErr w:type="spellEnd"/>
-      <w:r>
-        <w:rPr>
-          <w:sz w:val="22"/>
-          <w:szCs w:val="22"/>
-        </w:rPr>
-        <w:t xml:space="preserve"> </w:t>
-      </w:r>
-      <w:proofErr w:type="spellStart"/>
-      <w:r>
-        <w:rPr>
-          <w:sz w:val="22"/>
-          <w:szCs w:val="22"/>
-        </w:rPr>
-        <w:t>mass</w:t>
-      </w:r>
-      <w:proofErr w:type="spellEnd"/>
-      <w:r>
-        <w:rPr>
-          <w:sz w:val="22"/>
-          <w:szCs w:val="22"/>
-        </w:rPr>
-        <w:t xml:space="preserve"> </w:t>
-      </w:r>
-      <w:proofErr w:type="spellStart"/>
-      <w:r>
-        <w:rPr>
-          <w:sz w:val="22"/>
-          <w:szCs w:val="22"/>
-        </w:rPr>
-        <w:t>by</w:t>
-      </w:r>
-      <w:proofErr w:type="spellEnd"/>
-      <w:r>
-        <w:rPr>
-          <w:sz w:val="22"/>
-          <w:szCs w:val="22"/>
-        </w:rPr>
-        <w:t xml:space="preserve"> </w:t>
-      </w:r>
-      <w:proofErr w:type="spellStart"/>
-      <w:r>
-        <w:rPr>
-          <w:sz w:val="22"/>
-          <w:szCs w:val="22"/>
-        </w:rPr>
-        <w:t>analyzing</w:t>
-      </w:r>
-      <w:proofErr w:type="spellEnd"/>
-      <w:r>
-        <w:rPr>
-          <w:sz w:val="22"/>
-          <w:szCs w:val="22"/>
-        </w:rPr>
-        <w:t xml:space="preserve"> </w:t>
-      </w:r>
-      <w:proofErr w:type="spellStart"/>
-      <w:r>
-        <w:rPr>
-          <w:sz w:val="22"/>
-          <w:szCs w:val="22"/>
-        </w:rPr>
-        <w:t>the</w:t>
-      </w:r>
-      <w:proofErr w:type="spellEnd"/>
-      <w:r>
-        <w:rPr>
-          <w:sz w:val="22"/>
-          <w:szCs w:val="22"/>
-        </w:rPr>
-        <w:t xml:space="preserve"> </w:t>
-      </w:r>
-      <w:proofErr w:type="spellStart"/>
-      <w:r>
-        <w:rPr>
-          <w:sz w:val="22"/>
-          <w:szCs w:val="22"/>
-        </w:rPr>
-        <w:t>correlation</w:t>
-      </w:r>
-      <w:proofErr w:type="spellEnd"/>
-      <w:r>
-        <w:rPr>
-          <w:sz w:val="22"/>
-          <w:szCs w:val="22"/>
-        </w:rPr>
-        <w:t xml:space="preserve"> </w:t>
-      </w:r>
-      <w:proofErr w:type="spellStart"/>
-      <w:r>
-        <w:rPr>
-          <w:sz w:val="22"/>
-          <w:szCs w:val="22"/>
-        </w:rPr>
-        <w:t>between</w:t>
-      </w:r>
-      <w:proofErr w:type="spellEnd"/>
-      <w:r>
-        <w:rPr>
-          <w:sz w:val="22"/>
-          <w:szCs w:val="22"/>
-        </w:rPr>
-        <w:t xml:space="preserve"> </w:t>
-      </w:r>
-      <w:proofErr w:type="spellStart"/>
-      <w:r>
-        <w:rPr>
-          <w:sz w:val="22"/>
-          <w:szCs w:val="22"/>
-        </w:rPr>
-        <w:t>stellar</w:t>
-      </w:r>
-      <w:proofErr w:type="spellEnd"/>
-      <w:r>
-        <w:rPr>
-          <w:sz w:val="22"/>
-          <w:szCs w:val="22"/>
-        </w:rPr>
-        <w:t xml:space="preserve"> </w:t>
-      </w:r>
-      <w:proofErr w:type="spellStart"/>
-      <w:r>
-        <w:rPr>
-          <w:sz w:val="22"/>
-          <w:szCs w:val="22"/>
-        </w:rPr>
-        <w:t>mass</w:t>
-      </w:r>
-      <w:proofErr w:type="spellEnd"/>
-      <w:r>
-        <w:rPr>
-          <w:sz w:val="22"/>
-          <w:szCs w:val="22"/>
-        </w:rPr>
-        <w:t xml:space="preserve"> </w:t>
-      </w:r>
-      <w:proofErr w:type="spellStart"/>
-      <w:r>
-        <w:rPr>
-          <w:sz w:val="22"/>
-          <w:szCs w:val="22"/>
-        </w:rPr>
-        <w:t>and</w:t>
-      </w:r>
-      <w:proofErr w:type="spellEnd"/>
-      <w:r>
-        <w:rPr>
-          <w:sz w:val="22"/>
-          <w:szCs w:val="22"/>
-        </w:rPr>
-        <w:t xml:space="preserve"> </w:t>
-      </w:r>
-      <w:proofErr w:type="spellStart"/>
-      <w:r>
-        <w:rPr>
-          <w:sz w:val="22"/>
-          <w:szCs w:val="22"/>
-        </w:rPr>
-        <w:t>redshift</w:t>
-      </w:r>
-      <w:proofErr w:type="spellEnd"/>
-      <w:r>
-        <w:rPr>
-          <w:sz w:val="22"/>
-          <w:szCs w:val="22"/>
-        </w:rPr>
-        <w:t xml:space="preserve"> in </w:t>
-      </w:r>
-      <w:proofErr w:type="spellStart"/>
-      <w:r>
-        <w:rPr>
-          <w:sz w:val="22"/>
-          <w:szCs w:val="22"/>
-        </w:rPr>
-        <w:t>galaxy</w:t>
-      </w:r>
-      <w:proofErr w:type="spellEnd"/>
-      <w:r>
-        <w:rPr>
-          <w:sz w:val="22"/>
-          <w:szCs w:val="22"/>
-        </w:rPr>
-        <w:t xml:space="preserve"> </w:t>
-      </w:r>
-      <w:proofErr w:type="spellStart"/>
-      <w:r>
-        <w:rPr>
-          <w:sz w:val="22"/>
-          <w:szCs w:val="22"/>
-        </w:rPr>
-        <w:t>subgroups</w:t>
-      </w:r>
-      <w:proofErr w:type="spellEnd"/>
-      <w:r>
-        <w:rPr>
-          <w:sz w:val="22"/>
-          <w:szCs w:val="22"/>
-        </w:rPr>
-        <w:t xml:space="preserve"> </w:t>
-      </w:r>
-      <w:proofErr w:type="spellStart"/>
-      <w:r>
-        <w:rPr>
-          <w:sz w:val="22"/>
-          <w:szCs w:val="22"/>
-        </w:rPr>
-        <w:t>with</w:t>
-      </w:r>
-      <w:proofErr w:type="spellEnd"/>
-      <w:r>
-        <w:rPr>
-          <w:sz w:val="22"/>
-          <w:szCs w:val="22"/>
-        </w:rPr>
-        <w:t xml:space="preserve"> </w:t>
-      </w:r>
-      <w:proofErr w:type="spellStart"/>
-      <w:r>
-        <w:rPr>
-          <w:sz w:val="22"/>
-          <w:szCs w:val="22"/>
-        </w:rPr>
-        <w:t>controlled</w:t>
-      </w:r>
-      <w:proofErr w:type="spellEnd"/>
-      <w:r>
-        <w:rPr>
-          <w:sz w:val="22"/>
-          <w:szCs w:val="22"/>
-        </w:rPr>
-        <w:t xml:space="preserve"> </w:t>
-      </w:r>
-      <w:proofErr w:type="spellStart"/>
-      <w:r>
-        <w:rPr>
-          <w:sz w:val="22"/>
-          <w:szCs w:val="22"/>
-        </w:rPr>
-        <w:t>distance</w:t>
-      </w:r>
-      <w:proofErr w:type="spellEnd"/>
-      <w:r>
-        <w:rPr>
-          <w:sz w:val="22"/>
-          <w:szCs w:val="22"/>
-        </w:rPr>
-        <w:t xml:space="preserve">, age, </w:t>
-      </w:r>
-      <w:proofErr w:type="spellStart"/>
-      <w:r>
-        <w:rPr>
-          <w:sz w:val="22"/>
-          <w:szCs w:val="22"/>
-        </w:rPr>
-        <w:t>and</w:t>
-      </w:r>
-      <w:proofErr w:type="spellEnd"/>
-      <w:r>
-        <w:rPr>
-          <w:sz w:val="22"/>
-          <w:szCs w:val="22"/>
-        </w:rPr>
-        <w:t xml:space="preserve"> radial </w:t>
-      </w:r>
-      <w:proofErr w:type="spellStart"/>
-      <w:r>
-        <w:rPr>
-          <w:sz w:val="22"/>
-          <w:szCs w:val="22"/>
-        </w:rPr>
-        <w:t>velocity</w:t>
-      </w:r>
-      <w:proofErr w:type="spellEnd"/>
-      <w:r>
-        <w:rPr>
-          <w:sz w:val="22"/>
-          <w:szCs w:val="22"/>
-        </w:rPr>
-        <w:t xml:space="preserve">. The </w:t>
-      </w:r>
-      <w:proofErr w:type="spellStart"/>
-      <w:r>
-        <w:rPr>
-          <w:sz w:val="22"/>
-          <w:szCs w:val="22"/>
-        </w:rPr>
-        <w:t>results</w:t>
-      </w:r>
-      <w:proofErr w:type="spellEnd"/>
-      <w:r>
-        <w:rPr>
-          <w:sz w:val="22"/>
-          <w:szCs w:val="22"/>
-        </w:rPr>
-        <w:t xml:space="preserve"> show </w:t>
-      </w:r>
-      <w:proofErr w:type="spellStart"/>
-      <w:r>
-        <w:rPr>
-          <w:sz w:val="22"/>
-          <w:szCs w:val="22"/>
-        </w:rPr>
-        <w:t>that</w:t>
-      </w:r>
-      <w:proofErr w:type="spellEnd"/>
-      <w:r>
-        <w:rPr>
-          <w:sz w:val="22"/>
-          <w:szCs w:val="22"/>
-        </w:rPr>
-        <w:t>,</w:t>
-      </w:r>
-      <w:r>
-        <w:rPr>
-          <w:sz w:val="22"/>
-          <w:szCs w:val="22"/>
-        </w:rPr>
-        <w:t xml:space="preserve"> </w:t>
-      </w:r>
-      <w:proofErr w:type="spellStart"/>
-      <w:r>
-        <w:rPr>
-          <w:sz w:val="22"/>
-          <w:szCs w:val="22"/>
-        </w:rPr>
-        <w:t>by</w:t>
-      </w:r>
-      <w:proofErr w:type="spellEnd"/>
-      <w:r>
-        <w:rPr>
-          <w:sz w:val="22"/>
-          <w:szCs w:val="22"/>
-        </w:rPr>
-        <w:t xml:space="preserve"> </w:t>
-      </w:r>
-      <w:proofErr w:type="spellStart"/>
-      <w:r>
-        <w:rPr>
-          <w:sz w:val="22"/>
-          <w:szCs w:val="22"/>
-        </w:rPr>
-        <w:t>minimizing</w:t>
-      </w:r>
-      <w:proofErr w:type="spellEnd"/>
-      <w:r>
-        <w:rPr>
-          <w:sz w:val="22"/>
-          <w:szCs w:val="22"/>
-        </w:rPr>
-        <w:t xml:space="preserve"> </w:t>
-      </w:r>
-      <w:proofErr w:type="spellStart"/>
-      <w:r>
-        <w:rPr>
-          <w:sz w:val="22"/>
-          <w:szCs w:val="22"/>
-        </w:rPr>
-        <w:t>dynamical</w:t>
-      </w:r>
-      <w:proofErr w:type="spellEnd"/>
-      <w:r>
-        <w:rPr>
-          <w:sz w:val="22"/>
-          <w:szCs w:val="22"/>
-        </w:rPr>
-        <w:t xml:space="preserve"> </w:t>
-      </w:r>
-      <w:proofErr w:type="spellStart"/>
-      <w:r>
-        <w:rPr>
-          <w:sz w:val="22"/>
-          <w:szCs w:val="22"/>
-        </w:rPr>
-        <w:t>noise</w:t>
-      </w:r>
-      <w:proofErr w:type="spellEnd"/>
-      <w:r>
-        <w:rPr>
-          <w:sz w:val="22"/>
-          <w:szCs w:val="22"/>
-        </w:rPr>
-        <w:t xml:space="preserve">, </w:t>
-      </w:r>
-      <w:proofErr w:type="spellStart"/>
-      <w:r>
-        <w:rPr>
-          <w:sz w:val="22"/>
-          <w:szCs w:val="22"/>
-        </w:rPr>
-        <w:t>the</w:t>
-      </w:r>
-      <w:proofErr w:type="spellEnd"/>
-      <w:r>
-        <w:rPr>
-          <w:sz w:val="22"/>
-          <w:szCs w:val="22"/>
-        </w:rPr>
-        <w:t xml:space="preserve"> negative </w:t>
-      </w:r>
-      <w:proofErr w:type="spellStart"/>
-      <w:r>
-        <w:rPr>
-          <w:sz w:val="22"/>
-          <w:szCs w:val="22"/>
-        </w:rPr>
-        <w:t>correlation</w:t>
-      </w:r>
-      <w:proofErr w:type="spellEnd"/>
-      <w:r>
-        <w:rPr>
-          <w:sz w:val="22"/>
-          <w:szCs w:val="22"/>
-        </w:rPr>
-        <w:t xml:space="preserve"> </w:t>
-      </w:r>
-      <w:proofErr w:type="spellStart"/>
-      <w:r>
-        <w:rPr>
-          <w:sz w:val="22"/>
-          <w:szCs w:val="22"/>
-        </w:rPr>
-        <w:t>predicted</w:t>
-      </w:r>
-      <w:proofErr w:type="spellEnd"/>
-      <w:r>
-        <w:rPr>
-          <w:sz w:val="22"/>
-          <w:szCs w:val="22"/>
-        </w:rPr>
-        <w:t xml:space="preserve"> </w:t>
-      </w:r>
-      <w:proofErr w:type="spellStart"/>
-      <w:r>
-        <w:rPr>
-          <w:sz w:val="22"/>
-          <w:szCs w:val="22"/>
-        </w:rPr>
-        <w:t>by</w:t>
-      </w:r>
-      <w:proofErr w:type="spellEnd"/>
-      <w:r>
-        <w:rPr>
-          <w:sz w:val="22"/>
-          <w:szCs w:val="22"/>
-        </w:rPr>
-        <w:t xml:space="preserve"> </w:t>
-      </w:r>
-      <w:proofErr w:type="spellStart"/>
-      <w:r>
-        <w:rPr>
-          <w:sz w:val="22"/>
-          <w:szCs w:val="22"/>
-        </w:rPr>
-        <w:t>the</w:t>
-      </w:r>
-      <w:proofErr w:type="spellEnd"/>
-      <w:r>
-        <w:rPr>
-          <w:sz w:val="22"/>
-          <w:szCs w:val="22"/>
-        </w:rPr>
-        <w:t xml:space="preserve"> D.U. </w:t>
-      </w:r>
-      <w:proofErr w:type="spellStart"/>
-      <w:r>
-        <w:rPr>
-          <w:sz w:val="22"/>
-          <w:szCs w:val="22"/>
-        </w:rPr>
-        <w:t>theory</w:t>
-      </w:r>
-      <w:proofErr w:type="spellEnd"/>
-      <w:r>
-        <w:rPr>
-          <w:sz w:val="22"/>
-          <w:szCs w:val="22"/>
-        </w:rPr>
-        <w:t xml:space="preserve"> emerges in </w:t>
-      </w:r>
-      <w:proofErr w:type="spellStart"/>
-      <w:r>
-        <w:rPr>
-          <w:sz w:val="22"/>
-          <w:szCs w:val="22"/>
-        </w:rPr>
-        <w:t>specific</w:t>
-      </w:r>
-      <w:proofErr w:type="spellEnd"/>
-      <w:r>
-        <w:rPr>
-          <w:sz w:val="22"/>
-          <w:szCs w:val="22"/>
-        </w:rPr>
-        <w:t xml:space="preserve"> </w:t>
-      </w:r>
-      <w:proofErr w:type="spellStart"/>
-      <w:r>
-        <w:rPr>
-          <w:sz w:val="22"/>
-          <w:szCs w:val="22"/>
-        </w:rPr>
-        <w:t>subsamples</w:t>
-      </w:r>
-      <w:proofErr w:type="spellEnd"/>
-      <w:r>
-        <w:rPr>
-          <w:sz w:val="22"/>
-          <w:szCs w:val="22"/>
-        </w:rPr>
-        <w:t xml:space="preserve">, </w:t>
-      </w:r>
-      <w:proofErr w:type="spellStart"/>
-      <w:r>
-        <w:rPr>
-          <w:sz w:val="22"/>
-          <w:szCs w:val="22"/>
-        </w:rPr>
-        <w:t>suggesting</w:t>
-      </w:r>
-      <w:proofErr w:type="spellEnd"/>
-      <w:r>
-        <w:rPr>
-          <w:sz w:val="22"/>
-          <w:szCs w:val="22"/>
-        </w:rPr>
-        <w:t xml:space="preserve"> </w:t>
-      </w:r>
-      <w:proofErr w:type="spellStart"/>
-      <w:r>
-        <w:rPr>
-          <w:sz w:val="22"/>
-          <w:szCs w:val="22"/>
-        </w:rPr>
-        <w:t>that</w:t>
-      </w:r>
-      <w:proofErr w:type="spellEnd"/>
-      <w:r>
-        <w:rPr>
-          <w:sz w:val="22"/>
-          <w:szCs w:val="22"/>
-        </w:rPr>
-        <w:t xml:space="preserve"> </w:t>
-      </w:r>
-      <w:proofErr w:type="spellStart"/>
-      <w:r>
-        <w:rPr>
-          <w:sz w:val="22"/>
-          <w:szCs w:val="22"/>
-        </w:rPr>
-        <w:t>the</w:t>
-      </w:r>
-      <w:proofErr w:type="spellEnd"/>
-      <w:r>
-        <w:rPr>
-          <w:sz w:val="22"/>
-          <w:szCs w:val="22"/>
-        </w:rPr>
-        <w:t xml:space="preserve"> </w:t>
-      </w:r>
-      <w:proofErr w:type="spellStart"/>
-      <w:r>
-        <w:rPr>
-          <w:sz w:val="22"/>
-          <w:szCs w:val="22"/>
-        </w:rPr>
-        <w:t>intrinsic</w:t>
-      </w:r>
-      <w:proofErr w:type="spellEnd"/>
-      <w:r>
-        <w:rPr>
-          <w:sz w:val="22"/>
-          <w:szCs w:val="22"/>
-        </w:rPr>
-        <w:t xml:space="preserve"> </w:t>
-      </w:r>
-      <w:proofErr w:type="spellStart"/>
-      <w:r>
-        <w:rPr>
-          <w:sz w:val="22"/>
-          <w:szCs w:val="22"/>
-        </w:rPr>
-        <w:t>gravitational</w:t>
-      </w:r>
-      <w:proofErr w:type="spellEnd"/>
-      <w:r>
-        <w:rPr>
-          <w:sz w:val="22"/>
-          <w:szCs w:val="22"/>
-        </w:rPr>
-        <w:t xml:space="preserve"> </w:t>
-      </w:r>
-      <w:proofErr w:type="spellStart"/>
-      <w:r>
-        <w:rPr>
-          <w:sz w:val="22"/>
-          <w:szCs w:val="22"/>
-        </w:rPr>
-        <w:t>effect</w:t>
-      </w:r>
-      <w:proofErr w:type="spellEnd"/>
-      <w:r>
-        <w:rPr>
-          <w:sz w:val="22"/>
-          <w:szCs w:val="22"/>
-        </w:rPr>
-        <w:t xml:space="preserve"> </w:t>
-      </w:r>
-      <w:proofErr w:type="spellStart"/>
-      <w:r>
-        <w:rPr>
-          <w:sz w:val="22"/>
-          <w:szCs w:val="22"/>
-        </w:rPr>
-        <w:t>may</w:t>
-      </w:r>
-      <w:proofErr w:type="spellEnd"/>
-      <w:r>
-        <w:rPr>
-          <w:sz w:val="22"/>
-          <w:szCs w:val="22"/>
-        </w:rPr>
-        <w:t xml:space="preserve"> </w:t>
-      </w:r>
-      <w:proofErr w:type="spellStart"/>
-      <w:r>
-        <w:rPr>
-          <w:sz w:val="22"/>
-          <w:szCs w:val="22"/>
-        </w:rPr>
-        <w:t>be</w:t>
-      </w:r>
-      <w:proofErr w:type="spellEnd"/>
-      <w:r>
-        <w:rPr>
-          <w:sz w:val="22"/>
-          <w:szCs w:val="22"/>
-        </w:rPr>
-        <w:t xml:space="preserve"> </w:t>
-      </w:r>
-      <w:proofErr w:type="spellStart"/>
-      <w:r>
-        <w:rPr>
-          <w:sz w:val="22"/>
-          <w:szCs w:val="22"/>
-        </w:rPr>
-        <w:t>detectable</w:t>
-      </w:r>
-      <w:proofErr w:type="spellEnd"/>
-      <w:r>
-        <w:rPr>
-          <w:sz w:val="28"/>
-          <w:szCs w:val="28"/>
-        </w:rPr>
-        <w:t>"</w:t>
-      </w:r>
-      <w:r>
-        <w:rPr>
-          <w:sz w:val="28"/>
-          <w:szCs w:val="28"/>
-        </w:rPr>
-        <w:t>(</w:t>
-      </w:r>
-      <w:proofErr w:type="spellStart"/>
-      <w:r>
-        <w:rPr>
-          <w:color w:val="C00000"/>
-          <w:sz w:val="28"/>
-          <w:szCs w:val="28"/>
-        </w:rPr>
-        <w:t>Apr</w:t>
-      </w:r>
-      <w:proofErr w:type="spellEnd"/>
-      <w:r>
-        <w:rPr>
-          <w:color w:val="C00000"/>
-          <w:sz w:val="28"/>
-          <w:szCs w:val="28"/>
-        </w:rPr>
-        <w:t>/2026</w:t>
-      </w:r>
-      <w:r>
-        <w:rPr>
-          <w:sz w:val="28"/>
-          <w:szCs w:val="28"/>
-        </w:rPr>
-        <w:t>)</w:t>
-      </w:r>
-    </w:p>
-    <w:p>
-      <w:hyperlink r:id="rId26" w:history="1">
+      <w:hyperlink r:id="rId33" w:history="1">
         <w:r>
           <w:rPr>
             <w:rStyle w:val="Hyperlink"/>
@@ -4849,7 +5938,6 @@
         <w:t xml:space="preserve"> </w:t>
       </w:r>
       <w:proofErr w:type="spellStart"/>
-      <w:proofErr w:type="gramStart"/>
       <w:r>
         <w:rPr>
           <w:b/>
@@ -4869,18 +5957,7 @@
           <w:sz w:val="28"/>
           <w:szCs w:val="28"/>
         </w:rPr>
-        <w:t xml:space="preserve"> Perspective</w:t>
-      </w:r>
-      <w:proofErr w:type="gramEnd"/>
-      <w:r>
-        <w:rPr>
-          <w:b/>
-          <w:bCs/>
-          <w:color w:val="0070C0"/>
-          <w:sz w:val="28"/>
-          <w:szCs w:val="28"/>
-        </w:rPr>
-        <w:t xml:space="preserve"> </w:t>
+        <w:t xml:space="preserve"> Perspective </w:t>
       </w:r>
       <w:proofErr w:type="spellStart"/>
       <w:r>
@@ -5293,12 +6370,10 @@
         <w:t xml:space="preserve"> </w:t>
       </w:r>
       <w:proofErr w:type="spellStart"/>
-      <w:proofErr w:type="gramStart"/>
       <w:r>
         <w:t>galaxies,having</w:t>
       </w:r>
       <w:proofErr w:type="spellEnd"/>
-      <w:proofErr w:type="gramEnd"/>
       <w:r>
         <w:t xml:space="preserve"> </w:t>
       </w:r>
@@ -5419,6 +6494,7 @@
       </w:r>
       <w:proofErr w:type="spellStart"/>
       <w:r>
+        <w:lastRenderedPageBreak/>
         <w:t>observed</w:t>
       </w:r>
       <w:proofErr w:type="spellEnd"/>
@@ -5551,7 +6627,7 @@
       </w:r>
     </w:p>
     <w:p>
-      <w:hyperlink r:id="rId27" w:history="1">
+      <w:hyperlink r:id="rId34" w:history="1">
         <w:r>
           <w:rPr>
             <w:rStyle w:val="Hyperlink"/>
@@ -5826,15 +6902,7 @@
       </w:r>
       <w:proofErr w:type="spellEnd"/>
       <w:r>
-        <w:t xml:space="preserve"> </w:t>
-      </w:r>
-      <w:proofErr w:type="gramStart"/>
-      <w:r>
-        <w:t>as ?</w:t>
-      </w:r>
-      <w:proofErr w:type="gramEnd"/>
-      <w:r>
-        <w:t xml:space="preserve">-CDM. </w:t>
+        <w:t xml:space="preserve"> as ?-CDM. </w:t>
       </w:r>
       <w:proofErr w:type="spellStart"/>
       <w:r>
@@ -6156,7 +7224,7 @@
       </w:r>
     </w:p>
     <w:p>
-      <w:hyperlink r:id="rId28" w:history="1">
+      <w:hyperlink r:id="rId35" w:history="1">
         <w:r>
           <w:rPr>
             <w:rStyle w:val="Hyperlink"/>
@@ -6203,7 +7271,6 @@
         </w:rPr>
         <w:t>(</w:t>
       </w:r>
-      <w:proofErr w:type="gramStart"/>
       <w:r>
         <w:rPr>
           <w:b/>
@@ -6235,7 +7302,6 @@
         <w:t>´</w:t>
       </w:r>
       <w:proofErr w:type="spellStart"/>
-      <w:proofErr w:type="gramEnd"/>
       <w:r>
         <w:rPr>
           <w:b/>
@@ -6444,7 +7510,6 @@
       </w:r>
       <w:proofErr w:type="spellStart"/>
       <w:r>
-        <w:lastRenderedPageBreak/>
         <w:t>of</w:t>
       </w:r>
       <w:proofErr w:type="spellEnd"/>
@@ -6593,7 +7658,7 @@
       </w:r>
     </w:p>
     <w:p>
-      <w:hyperlink r:id="rId29" w:history="1">
+      <w:hyperlink r:id="rId36" w:history="1">
         <w:r>
           <w:rPr>
             <w:rStyle w:val="Hyperlink"/>
@@ -6675,7 +7740,6 @@
         <w:t xml:space="preserve"> </w:t>
       </w:r>
       <w:proofErr w:type="spellStart"/>
-      <w:p